--- a/data/outputs/v2/Physics/SS3.1_Radioactivity_and_Stability_of_Isotopes/Physics_Radioactivity_and_Stability_of_Isotopes_CBE_LessonSequence.docx
+++ b/data/outputs/v2/Physics/SS3.1_Radioactivity_and_Stability_of_Isotopes/Physics_Radioactivity_and_Stability_of_Isotopes_CBE_LessonSequence.docx
@@ -3537,7 +3537,7 @@
             <w:pPr>
               <w:spacing w:after="20" w:before="0"/>
             </w:pPr>
-            <w:hyperlink w:history="1" r:id="rIdbukpoo3vbxxxyzxta96-c">
+            <w:hyperlink w:history="1" r:id="rIdw9cvhiqknmpbirmkuaawm">
               <w:r>
                 <w:rPr>
                   <w:rFonts w:ascii="Arial" w:cs="Arial" w:eastAsia="Arial" w:hAnsi="Arial"/>
@@ -3546,7 +3546,7 @@
                   <w:szCs w:val="16"/>
                   <w:u w:val="single" w:color="2E75B6"/>
                 </w:rPr>
-                <w:t xml:space="preserve">Chronometric revolution</w:t>
+                <w:t xml:space="preserve">Atomic number, mass number, and isotopes</w:t>
               </w:r>
             </w:hyperlink>
           </w:p>
@@ -3570,7 +3570,7 @@
               <w:spacing w:after="10" w:before="0"/>
               <w:ind w:left="120"/>
             </w:pPr>
-            <w:hyperlink w:history="1" r:id="rIdkaqjsy-eudpntyd3ciato">
+            <w:hyperlink w:history="1" r:id="rIdvwgmdypaf_if5iu4eokja">
               <w:r>
                 <w:rPr>
                   <w:rFonts w:ascii="Arial" w:cs="Arial" w:eastAsia="Arial" w:hAnsi="Arial"/>
@@ -3608,14 +3608,14 @@
                 <w:sz w:val="16"/>
                 <w:szCs w:val="16"/>
               </w:rPr>
-              <w:t xml:space="preserve">📖 HTML:</w:t>
+              <w:t xml:space="preserve">📖 EXERCISE:</w:t>
             </w:r>
           </w:p>
           <w:p>
             <w:pPr>
               <w:spacing w:after="20" w:before="0"/>
             </w:pPr>
-            <w:hyperlink w:history="1" r:id="rIdkz-2wfdeqkwj7csszaeli">
+            <w:hyperlink w:history="1" r:id="rId-2tsr15eciievg9uwjssy">
               <w:r>
                 <w:rPr>
                   <w:rFonts w:ascii="Arial" w:cs="Arial" w:eastAsia="Arial" w:hAnsi="Arial"/>
@@ -3624,7 +3624,7 @@
                   <w:szCs w:val="16"/>
                   <w:u w:val="single" w:color="2E75B6"/>
                 </w:rPr>
-                <w:t xml:space="preserve">Radioactivity (Flexbook)</w:t>
+                <w:t xml:space="preserve">Isotopes and Nuclear Stability Practice</w:t>
               </w:r>
             </w:hyperlink>
           </w:p>
@@ -3648,7 +3648,7 @@
               <w:spacing w:after="10" w:before="0"/>
               <w:ind w:left="120"/>
             </w:pPr>
-            <w:hyperlink w:history="1" r:id="rIdztiinxrcyvigxpvzcnfwj">
+            <w:hyperlink w:history="1" r:id="rIdmdif_w9ktu7ahh9yqviit">
               <w:r>
                 <w:rPr>
                   <w:rFonts w:ascii="Arial" w:cs="Arial" w:eastAsia="Arial" w:hAnsi="Arial"/>
@@ -3843,7 +3843,7 @@
             <w:pPr>
               <w:spacing w:after="20" w:before="0"/>
             </w:pPr>
-            <w:hyperlink w:history="1" r:id="rId3fqva-pv_offwha2htntw">
+            <w:hyperlink w:history="1" r:id="rIdssa0vefhvuqucccixzymn">
               <w:r>
                 <w:rPr>
                   <w:rFonts w:ascii="Arial" w:cs="Arial" w:eastAsia="Arial" w:hAnsi="Arial"/>
@@ -3852,7 +3852,7 @@
                   <w:szCs w:val="16"/>
                   <w:u w:val="single" w:color="2E75B6"/>
                 </w:rPr>
-                <w:t xml:space="preserve">Chronometric revolution</w:t>
+                <w:t xml:space="preserve">Nuclear stability and nuclear equations</w:t>
               </w:r>
             </w:hyperlink>
           </w:p>
@@ -3876,7 +3876,7 @@
               <w:spacing w:after="10" w:before="0"/>
               <w:ind w:left="120"/>
             </w:pPr>
-            <w:hyperlink w:history="1" r:id="rIdo9whdt5lay2nno9chnsjf">
+            <w:hyperlink w:history="1" r:id="rIdjuj1oo0ksbzjzrq6rbhve">
               <w:r>
                 <w:rPr>
                   <w:rFonts w:ascii="Arial" w:cs="Arial" w:eastAsia="Arial" w:hAnsi="Arial"/>
@@ -3914,14 +3914,14 @@
                 <w:sz w:val="16"/>
                 <w:szCs w:val="16"/>
               </w:rPr>
-              <w:t xml:space="preserve">📖 HTML:</w:t>
+              <w:t xml:space="preserve">📖 EXERCISE:</w:t>
             </w:r>
           </w:p>
           <w:p>
             <w:pPr>
               <w:spacing w:after="20" w:before="0"/>
             </w:pPr>
-            <w:hyperlink w:history="1" r:id="rIdf_x7j44tj22r_effeh1z3">
+            <w:hyperlink w:history="1" r:id="rId7ws17pcmv8orpkdr91kdh">
               <w:r>
                 <w:rPr>
                   <w:rFonts w:ascii="Arial" w:cs="Arial" w:eastAsia="Arial" w:hAnsi="Arial"/>
@@ -3930,7 +3930,7 @@
                   <w:szCs w:val="16"/>
                   <w:u w:val="single" w:color="2E75B6"/>
                 </w:rPr>
-                <w:t xml:space="preserve">Radioactivity (Flexbook)</w:t>
+                <w:t xml:space="preserve">Isotopes and Nuclear Stability Practice</w:t>
               </w:r>
             </w:hyperlink>
           </w:p>
@@ -3954,7 +3954,7 @@
               <w:spacing w:after="10" w:before="0"/>
               <w:ind w:left="120"/>
             </w:pPr>
-            <w:hyperlink w:history="1" r:id="rIdmk-ews0vpw8csedxqqdny">
+            <w:hyperlink w:history="1" r:id="rId7ixj928viznma6rh22xzg">
               <w:r>
                 <w:rPr>
                   <w:rFonts w:ascii="Arial" w:cs="Arial" w:eastAsia="Arial" w:hAnsi="Arial"/>
@@ -4149,7 +4149,7 @@
             <w:pPr>
               <w:spacing w:after="20" w:before="0"/>
             </w:pPr>
-            <w:hyperlink w:history="1" r:id="rId_72vjsgy5kcf7tvcnr22i">
+            <w:hyperlink w:history="1" r:id="rIdfxmzcsy7u_ev2gtexzpou">
               <w:r>
                 <w:rPr>
                   <w:rFonts w:ascii="Arial" w:cs="Arial" w:eastAsia="Arial" w:hAnsi="Arial"/>
@@ -4158,7 +4158,7 @@
                   <w:szCs w:val="16"/>
                   <w:u w:val="single" w:color="2E75B6"/>
                 </w:rPr>
-                <w:t xml:space="preserve">Chronometric revolution</w:t>
+                <w:t xml:space="preserve">Introduction to the atom</w:t>
               </w:r>
             </w:hyperlink>
           </w:p>
@@ -4182,7 +4182,7 @@
               <w:spacing w:after="10" w:before="0"/>
               <w:ind w:left="120"/>
             </w:pPr>
-            <w:hyperlink w:history="1" r:id="rIdhwufru6uvcwnmnb-zky9t">
+            <w:hyperlink w:history="1" r:id="rIdetl0iu09wfcvlorjaddn4">
               <w:r>
                 <w:rPr>
                   <w:rFonts w:ascii="Arial" w:cs="Arial" w:eastAsia="Arial" w:hAnsi="Arial"/>
@@ -4220,14 +4220,14 @@
                 <w:sz w:val="16"/>
                 <w:szCs w:val="16"/>
               </w:rPr>
-              <w:t xml:space="preserve">📖 HTML:</w:t>
+              <w:t xml:space="preserve">📖 EXERCISE:</w:t>
             </w:r>
           </w:p>
           <w:p>
             <w:pPr>
               <w:spacing w:after="20" w:before="0"/>
             </w:pPr>
-            <w:hyperlink w:history="1" r:id="rIdqpmhaqootexudzap8giug">
+            <w:hyperlink w:history="1" r:id="rIdsjjjm1gfgmqrejash2q48">
               <w:r>
                 <w:rPr>
                   <w:rFonts w:ascii="Arial" w:cs="Arial" w:eastAsia="Arial" w:hAnsi="Arial"/>
@@ -4236,7 +4236,7 @@
                   <w:szCs w:val="16"/>
                   <w:u w:val="single" w:color="2E75B6"/>
                 </w:rPr>
-                <w:t xml:space="preserve">Radioactivity (Flexbook)</w:t>
+                <w:t xml:space="preserve">Isotopes and Nuclear Stability Practice</w:t>
               </w:r>
             </w:hyperlink>
           </w:p>
@@ -4260,7 +4260,7 @@
               <w:spacing w:after="10" w:before="0"/>
               <w:ind w:left="120"/>
             </w:pPr>
-            <w:hyperlink w:history="1" r:id="rIdab0a6ziavlqoxv2ro5kvc">
+            <w:hyperlink w:history="1" r:id="rIdc1doy7zqnqdyisi-foltu">
               <w:r>
                 <w:rPr>
                   <w:rFonts w:ascii="Arial" w:cs="Arial" w:eastAsia="Arial" w:hAnsi="Arial"/>
@@ -4455,7 +4455,7 @@
             <w:pPr>
               <w:spacing w:after="20" w:before="0"/>
             </w:pPr>
-            <w:hyperlink w:history="1" r:id="rIditi-gnew80fqo8ctk7udw">
+            <w:hyperlink w:history="1" r:id="rIdblczeybrskgjrylg5_xp4">
               <w:r>
                 <w:rPr>
                   <w:rFonts w:ascii="Arial" w:cs="Arial" w:eastAsia="Arial" w:hAnsi="Arial"/>
@@ -4464,7 +4464,7 @@
                   <w:szCs w:val="16"/>
                   <w:u w:val="single" w:color="2E75B6"/>
                 </w:rPr>
-                <w:t xml:space="preserve">Chronometric revolution</w:t>
+                <w:t xml:space="preserve">Atomic number, mass number, and isotopes</w:t>
               </w:r>
             </w:hyperlink>
           </w:p>
@@ -4488,7 +4488,7 @@
               <w:spacing w:after="10" w:before="0"/>
               <w:ind w:left="120"/>
             </w:pPr>
-            <w:hyperlink w:history="1" r:id="rIdshva2sarl_orzsegkzfj0">
+            <w:hyperlink w:history="1" r:id="rIdvebpmfwsy5kka1q0yhfio">
               <w:r>
                 <w:rPr>
                   <w:rFonts w:ascii="Arial" w:cs="Arial" w:eastAsia="Arial" w:hAnsi="Arial"/>
@@ -4526,14 +4526,14 @@
                 <w:sz w:val="16"/>
                 <w:szCs w:val="16"/>
               </w:rPr>
-              <w:t xml:space="preserve">📖 HTML:</w:t>
+              <w:t xml:space="preserve">📖 EXERCISE:</w:t>
             </w:r>
           </w:p>
           <w:p>
             <w:pPr>
               <w:spacing w:after="20" w:before="0"/>
             </w:pPr>
-            <w:hyperlink w:history="1" r:id="rIdexeguaeh-xmtaoeb5h6fr">
+            <w:hyperlink w:history="1" r:id="rId1zfjv8-dc-mwl1uig-ldw">
               <w:r>
                 <w:rPr>
                   <w:rFonts w:ascii="Arial" w:cs="Arial" w:eastAsia="Arial" w:hAnsi="Arial"/>
@@ -4542,7 +4542,7 @@
                   <w:szCs w:val="16"/>
                   <w:u w:val="single" w:color="2E75B6"/>
                 </w:rPr>
-                <w:t xml:space="preserve">Radioactivity (Flexbook)</w:t>
+                <w:t xml:space="preserve">Isotopes and Nuclear Stability Practice</w:t>
               </w:r>
             </w:hyperlink>
           </w:p>
@@ -4566,7 +4566,7 @@
               <w:spacing w:after="10" w:before="0"/>
               <w:ind w:left="120"/>
             </w:pPr>
-            <w:hyperlink w:history="1" r:id="rIdyqvdczw1eg5f5gsgriys2">
+            <w:hyperlink w:history="1" r:id="rIdg4dr3qab4wcywgthns7qn">
               <w:r>
                 <w:rPr>
                   <w:rFonts w:ascii="Arial" w:cs="Arial" w:eastAsia="Arial" w:hAnsi="Arial"/>
@@ -4761,7 +4761,7 @@
             <w:pPr>
               <w:spacing w:after="20" w:before="0"/>
             </w:pPr>
-            <w:hyperlink w:history="1" r:id="rIdjrimg2fxooxvkd9oaeuu9">
+            <w:hyperlink w:history="1" r:id="rIdxce2fmn981zhi3pqcu5ki">
               <w:r>
                 <w:rPr>
                   <w:rFonts w:ascii="Arial" w:cs="Arial" w:eastAsia="Arial" w:hAnsi="Arial"/>
@@ -4770,7 +4770,7 @@
                   <w:szCs w:val="16"/>
                   <w:u w:val="single" w:color="2E75B6"/>
                 </w:rPr>
-                <w:t xml:space="preserve">Chronometric revolution</w:t>
+                <w:t xml:space="preserve">Atomic number, mass number, and isotopes</w:t>
               </w:r>
             </w:hyperlink>
           </w:p>
@@ -4794,7 +4794,7 @@
               <w:spacing w:after="10" w:before="0"/>
               <w:ind w:left="120"/>
             </w:pPr>
-            <w:hyperlink w:history="1" r:id="rId5h8kj6k3ha4vr8xevm_um">
+            <w:hyperlink w:history="1" r:id="rId3cjkv0kd5ukftrqeasz4o">
               <w:r>
                 <w:rPr>
                   <w:rFonts w:ascii="Arial" w:cs="Arial" w:eastAsia="Arial" w:hAnsi="Arial"/>
@@ -4832,14 +4832,14 @@
                 <w:sz w:val="16"/>
                 <w:szCs w:val="16"/>
               </w:rPr>
-              <w:t xml:space="preserve">📖 HTML:</w:t>
+              <w:t xml:space="preserve">📖 EXERCISE:</w:t>
             </w:r>
           </w:p>
           <w:p>
             <w:pPr>
               <w:spacing w:after="20" w:before="0"/>
             </w:pPr>
-            <w:hyperlink w:history="1" r:id="rIdyfdo8a7accm4trkcrrfef">
+            <w:hyperlink w:history="1" r:id="rIdnu01gbtacxq4w9kjm7xxt">
               <w:r>
                 <w:rPr>
                   <w:rFonts w:ascii="Arial" w:cs="Arial" w:eastAsia="Arial" w:hAnsi="Arial"/>
@@ -4848,7 +4848,7 @@
                   <w:szCs w:val="16"/>
                   <w:u w:val="single" w:color="2E75B6"/>
                 </w:rPr>
-                <w:t xml:space="preserve">Radioactivity (Flexbook)</w:t>
+                <w:t xml:space="preserve">Isotopes and Nuclear Stability Practice</w:t>
               </w:r>
             </w:hyperlink>
           </w:p>
@@ -4872,7 +4872,7 @@
               <w:spacing w:after="10" w:before="0"/>
               <w:ind w:left="120"/>
             </w:pPr>
-            <w:hyperlink w:history="1" r:id="rIdbeqkoz6nsjjqbpwujivwh">
+            <w:hyperlink w:history="1" r:id="rIdugo6-fv4zwh5lytjeuwo2">
               <w:r>
                 <w:rPr>
                   <w:rFonts w:ascii="Arial" w:cs="Arial" w:eastAsia="Arial" w:hAnsi="Arial"/>
@@ -6473,7 +6473,7 @@
             <w:pPr>
               <w:spacing w:after="20" w:before="0"/>
             </w:pPr>
-            <w:hyperlink w:history="1" r:id="rId5lehgyvis2y0_obkfdtnb">
+            <w:hyperlink w:history="1" r:id="rIdamqilatri8l6vs1jano_e">
               <w:r>
                 <w:rPr>
                   <w:rFonts w:ascii="Arial" w:cs="Arial" w:eastAsia="Arial" w:hAnsi="Arial"/>
@@ -6482,7 +6482,7 @@
                   <w:szCs w:val="16"/>
                   <w:u w:val="single" w:color="2E75B6"/>
                 </w:rPr>
-                <w:t xml:space="preserve">More on Normal force (shoe on floor)</w:t>
+                <w:t xml:space="preserve">Writing nuclear equations for alpha, beta, and gamma decay</w:t>
               </w:r>
             </w:hyperlink>
           </w:p>
@@ -6506,7 +6506,7 @@
               <w:spacing w:after="10" w:before="0"/>
               <w:ind w:left="120"/>
             </w:pPr>
-            <w:hyperlink w:history="1" r:id="rId7cvkp-ypaghkkcntzpvkw">
+            <w:hyperlink w:history="1" r:id="rIdsluhuenhudmbeqyrhvx_s">
               <w:r>
                 <w:rPr>
                   <w:rFonts w:ascii="Arial" w:cs="Arial" w:eastAsia="Arial" w:hAnsi="Arial"/>
@@ -6544,14 +6544,14 @@
                 <w:sz w:val="16"/>
                 <w:szCs w:val="16"/>
               </w:rPr>
-              <w:t xml:space="preserve">📖 HTML:</w:t>
+              <w:t xml:space="preserve">📖 EXERCISE:</w:t>
             </w:r>
           </w:p>
           <w:p>
             <w:pPr>
               <w:spacing w:after="20" w:before="0"/>
             </w:pPr>
-            <w:hyperlink w:history="1" r:id="rIdl4wuwc8oxwszgaobi-8un">
+            <w:hyperlink w:history="1" r:id="rIdk0h5tjmq-2xl-xozrbipz">
               <w:r>
                 <w:rPr>
                   <w:rFonts w:ascii="Arial" w:cs="Arial" w:eastAsia="Arial" w:hAnsi="Arial"/>
@@ -6560,7 +6560,7 @@
                   <w:szCs w:val="16"/>
                   <w:u w:val="single" w:color="2E75B6"/>
                 </w:rPr>
-                <w:t xml:space="preserve">Raising a Product or Quotient to a Power (Flexbook)</w:t>
+                <w:t xml:space="preserve">Isotopes and Nuclear Stability Practice</w:t>
               </w:r>
             </w:hyperlink>
           </w:p>
@@ -6584,7 +6584,7 @@
               <w:spacing w:after="10" w:before="0"/>
               <w:ind w:left="120"/>
             </w:pPr>
-            <w:hyperlink w:history="1" r:id="rIdv-e1_v1joypqlocdzyxmd">
+            <w:hyperlink w:history="1" r:id="rIdqidfre7v6240ajwzk4z8z">
               <w:r>
                 <w:rPr>
                   <w:rFonts w:ascii="Arial" w:cs="Arial" w:eastAsia="Arial" w:hAnsi="Arial"/>
@@ -6779,7 +6779,7 @@
             <w:pPr>
               <w:spacing w:after="20" w:before="0"/>
             </w:pPr>
-            <w:hyperlink w:history="1" r:id="rId7vwq_sxbm4mwyur6u-qrr">
+            <w:hyperlink w:history="1" r:id="rIdfzjapjiiucknoy9jo8rpj">
               <w:r>
                 <w:rPr>
                   <w:rFonts w:ascii="Arial" w:cs="Arial" w:eastAsia="Arial" w:hAnsi="Arial"/>
@@ -6788,7 +6788,7 @@
                   <w:szCs w:val="16"/>
                   <w:u w:val="single" w:color="2E75B6"/>
                 </w:rPr>
-                <w:t xml:space="preserve">More on Normal force (shoe on floor)</w:t>
+                <w:t xml:space="preserve">Writing nuclear equations for alpha, beta, and gamma decay</w:t>
               </w:r>
             </w:hyperlink>
           </w:p>
@@ -6812,7 +6812,7 @@
               <w:spacing w:after="10" w:before="0"/>
               <w:ind w:left="120"/>
             </w:pPr>
-            <w:hyperlink w:history="1" r:id="rIdlfolkwsv4s_oe9p6xmxu2">
+            <w:hyperlink w:history="1" r:id="rIdhlmptn5iwry0s75ii52pf">
               <w:r>
                 <w:rPr>
                   <w:rFonts w:ascii="Arial" w:cs="Arial" w:eastAsia="Arial" w:hAnsi="Arial"/>
@@ -6850,14 +6850,14 @@
                 <w:sz w:val="16"/>
                 <w:szCs w:val="16"/>
               </w:rPr>
-              <w:t xml:space="preserve">📖 HTML:</w:t>
+              <w:t xml:space="preserve">📖 EXERCISE:</w:t>
             </w:r>
           </w:p>
           <w:p>
             <w:pPr>
               <w:spacing w:after="20" w:before="0"/>
             </w:pPr>
-            <w:hyperlink w:history="1" r:id="rIds2idw76hqbou7bmk5iwoi">
+            <w:hyperlink w:history="1" r:id="rIdowqrctxx26htwtrcno_8b">
               <w:r>
                 <w:rPr>
                   <w:rFonts w:ascii="Arial" w:cs="Arial" w:eastAsia="Arial" w:hAnsi="Arial"/>
@@ -6866,7 +6866,7 @@
                   <w:szCs w:val="16"/>
                   <w:u w:val="single" w:color="2E75B6"/>
                 </w:rPr>
-                <w:t xml:space="preserve">Raising a Product or Quotient to a Power (Flexbook)</w:t>
+                <w:t xml:space="preserve">Isotopes and Nuclear Stability Practice</w:t>
               </w:r>
             </w:hyperlink>
           </w:p>
@@ -6890,7 +6890,7 @@
               <w:spacing w:after="10" w:before="0"/>
               <w:ind w:left="120"/>
             </w:pPr>
-            <w:hyperlink w:history="1" r:id="rIdpthmjycsvpasge8sgmlrm">
+            <w:hyperlink w:history="1" r:id="rIdjgzodz_fcmafkjg1csylr">
               <w:r>
                 <w:rPr>
                   <w:rFonts w:ascii="Arial" w:cs="Arial" w:eastAsia="Arial" w:hAnsi="Arial"/>
@@ -7085,7 +7085,7 @@
             <w:pPr>
               <w:spacing w:after="20" w:before="0"/>
             </w:pPr>
-            <w:hyperlink w:history="1" r:id="rIddl-4bq_dsypv2ccabjb41">
+            <w:hyperlink w:history="1" r:id="rIdx3qchx5xjd84lrhw56jld">
               <w:r>
                 <w:rPr>
                   <w:rFonts w:ascii="Arial" w:cs="Arial" w:eastAsia="Arial" w:hAnsi="Arial"/>
@@ -7094,7 +7094,7 @@
                   <w:szCs w:val="16"/>
                   <w:u w:val="single" w:color="2E75B6"/>
                 </w:rPr>
-                <w:t xml:space="preserve">More on Normal force (shoe on floor)</w:t>
+                <w:t xml:space="preserve">Writing nuclear equations for alpha, beta, and gamma decay</w:t>
               </w:r>
             </w:hyperlink>
           </w:p>
@@ -7118,7 +7118,7 @@
               <w:spacing w:after="10" w:before="0"/>
               <w:ind w:left="120"/>
             </w:pPr>
-            <w:hyperlink w:history="1" r:id="rIdfgag8yokaa9u76pvwycy1">
+            <w:hyperlink w:history="1" r:id="rIdjn8j5jzq3chvtq60l36iy">
               <w:r>
                 <w:rPr>
                   <w:rFonts w:ascii="Arial" w:cs="Arial" w:eastAsia="Arial" w:hAnsi="Arial"/>
@@ -7156,14 +7156,14 @@
                 <w:sz w:val="16"/>
                 <w:szCs w:val="16"/>
               </w:rPr>
-              <w:t xml:space="preserve">📖 HTML:</w:t>
+              <w:t xml:space="preserve">📖 EXERCISE:</w:t>
             </w:r>
           </w:p>
           <w:p>
             <w:pPr>
               <w:spacing w:after="20" w:before="0"/>
             </w:pPr>
-            <w:hyperlink w:history="1" r:id="rIdsn3ocugttdnpyvvqhbyg2">
+            <w:hyperlink w:history="1" r:id="rId3bimg0ttlkiw0nztbc2im">
               <w:r>
                 <w:rPr>
                   <w:rFonts w:ascii="Arial" w:cs="Arial" w:eastAsia="Arial" w:hAnsi="Arial"/>
@@ -7172,7 +7172,7 @@
                   <w:szCs w:val="16"/>
                   <w:u w:val="single" w:color="2E75B6"/>
                 </w:rPr>
-                <w:t xml:space="preserve">Raising a Product or Quotient to a Power (Flexbook)</w:t>
+                <w:t xml:space="preserve">Isotopes and Nuclear Stability Practice</w:t>
               </w:r>
             </w:hyperlink>
           </w:p>
@@ -7196,7 +7196,7 @@
               <w:spacing w:after="10" w:before="0"/>
               <w:ind w:left="120"/>
             </w:pPr>
-            <w:hyperlink w:history="1" r:id="rId9up5cfp7nqgo1wbs0seef">
+            <w:hyperlink w:history="1" r:id="rIdrqp-5q43xlazr21wn-1w6">
               <w:r>
                 <w:rPr>
                   <w:rFonts w:ascii="Arial" w:cs="Arial" w:eastAsia="Arial" w:hAnsi="Arial"/>
@@ -7391,7 +7391,7 @@
             <w:pPr>
               <w:spacing w:after="20" w:before="0"/>
             </w:pPr>
-            <w:hyperlink w:history="1" r:id="rIdz1evtzjox29b8wudbqiqm">
+            <w:hyperlink w:history="1" r:id="rIdvegcf9tcxusoyaj3o6uy4">
               <w:r>
                 <w:rPr>
                   <w:rFonts w:ascii="Arial" w:cs="Arial" w:eastAsia="Arial" w:hAnsi="Arial"/>
@@ -7400,7 +7400,7 @@
                   <w:szCs w:val="16"/>
                   <w:u w:val="single" w:color="2E75B6"/>
                 </w:rPr>
-                <w:t xml:space="preserve">More on Normal force (shoe on floor)</w:t>
+                <w:t xml:space="preserve">Writing nuclear equations for alpha, beta, and gamma decay</w:t>
               </w:r>
             </w:hyperlink>
           </w:p>
@@ -7424,7 +7424,7 @@
               <w:spacing w:after="10" w:before="0"/>
               <w:ind w:left="120"/>
             </w:pPr>
-            <w:hyperlink w:history="1" r:id="rIdxk8tun5h5c5jmm86uifhi">
+            <w:hyperlink w:history="1" r:id="rIdjpothclarj6nhptvopux4">
               <w:r>
                 <w:rPr>
                   <w:rFonts w:ascii="Arial" w:cs="Arial" w:eastAsia="Arial" w:hAnsi="Arial"/>
@@ -7462,14 +7462,14 @@
                 <w:sz w:val="16"/>
                 <w:szCs w:val="16"/>
               </w:rPr>
-              <w:t xml:space="preserve">📖 HTML:</w:t>
+              <w:t xml:space="preserve">📖 EXERCISE:</w:t>
             </w:r>
           </w:p>
           <w:p>
             <w:pPr>
               <w:spacing w:after="20" w:before="0"/>
             </w:pPr>
-            <w:hyperlink w:history="1" r:id="rIdebz7etmcdshwu8y7mgaxw">
+            <w:hyperlink w:history="1" r:id="rIdxqzvnpjiglxt246208rg7">
               <w:r>
                 <w:rPr>
                   <w:rFonts w:ascii="Arial" w:cs="Arial" w:eastAsia="Arial" w:hAnsi="Arial"/>
@@ -7478,7 +7478,7 @@
                   <w:szCs w:val="16"/>
                   <w:u w:val="single" w:color="2E75B6"/>
                 </w:rPr>
-                <w:t xml:space="preserve">Raising a Product or Quotient to a Power (Flexbook)</w:t>
+                <w:t xml:space="preserve">Isotopes and Nuclear Stability Practice</w:t>
               </w:r>
             </w:hyperlink>
           </w:p>
@@ -7502,7 +7502,7 @@
               <w:spacing w:after="10" w:before="0"/>
               <w:ind w:left="120"/>
             </w:pPr>
-            <w:hyperlink w:history="1" r:id="rIdac_y7hqk41_ipre_tejvy">
+            <w:hyperlink w:history="1" r:id="rIdclbm-uzoqi_8unvfzqnh9">
               <w:r>
                 <w:rPr>
                   <w:rFonts w:ascii="Arial" w:cs="Arial" w:eastAsia="Arial" w:hAnsi="Arial"/>
@@ -7697,7 +7697,7 @@
             <w:pPr>
               <w:spacing w:after="20" w:before="0"/>
             </w:pPr>
-            <w:hyperlink w:history="1" r:id="rIdoazzzfutzqj18kq7ihwj9">
+            <w:hyperlink w:history="1" r:id="rIdm1uie_npfqiujs0lxhos6">
               <w:r>
                 <w:rPr>
                   <w:rFonts w:ascii="Arial" w:cs="Arial" w:eastAsia="Arial" w:hAnsi="Arial"/>
@@ -7706,7 +7706,7 @@
                   <w:szCs w:val="16"/>
                   <w:u w:val="single" w:color="2E75B6"/>
                 </w:rPr>
-                <w:t xml:space="preserve">More on Normal force (shoe on floor)</w:t>
+                <w:t xml:space="preserve">Writing nuclear equations for alpha, beta, and gamma decay</w:t>
               </w:r>
             </w:hyperlink>
           </w:p>
@@ -7730,7 +7730,7 @@
               <w:spacing w:after="10" w:before="0"/>
               <w:ind w:left="120"/>
             </w:pPr>
-            <w:hyperlink w:history="1" r:id="rId1qpltsnacestcrgvo7hpw">
+            <w:hyperlink w:history="1" r:id="rIdmxabhsfk709u-aqqnp7og">
               <w:r>
                 <w:rPr>
                   <w:rFonts w:ascii="Arial" w:cs="Arial" w:eastAsia="Arial" w:hAnsi="Arial"/>
@@ -7768,14 +7768,14 @@
                 <w:sz w:val="16"/>
                 <w:szCs w:val="16"/>
               </w:rPr>
-              <w:t xml:space="preserve">📖 HTML:</w:t>
+              <w:t xml:space="preserve">📖 EXERCISE:</w:t>
             </w:r>
           </w:p>
           <w:p>
             <w:pPr>
               <w:spacing w:after="20" w:before="0"/>
             </w:pPr>
-            <w:hyperlink w:history="1" r:id="rId562mvfxfzbft1ibx_s7l9">
+            <w:hyperlink w:history="1" r:id="rIdiqk_bzul1mchnzombdy4_">
               <w:r>
                 <w:rPr>
                   <w:rFonts w:ascii="Arial" w:cs="Arial" w:eastAsia="Arial" w:hAnsi="Arial"/>
@@ -7784,7 +7784,7 @@
                   <w:szCs w:val="16"/>
                   <w:u w:val="single" w:color="2E75B6"/>
                 </w:rPr>
-                <w:t xml:space="preserve">Raising a Product or Quotient to a Power (Flexbook)</w:t>
+                <w:t xml:space="preserve">Isotopes and Nuclear Stability Practice</w:t>
               </w:r>
             </w:hyperlink>
           </w:p>
@@ -7808,7 +7808,7 @@
               <w:spacing w:after="10" w:before="0"/>
               <w:ind w:left="120"/>
             </w:pPr>
-            <w:hyperlink w:history="1" r:id="rIdbxyzdhmwyz7oclf-atspe">
+            <w:hyperlink w:history="1" r:id="rIdlng9o7mesgr-7coipuxk6">
               <w:r>
                 <w:rPr>
                   <w:rFonts w:ascii="Arial" w:cs="Arial" w:eastAsia="Arial" w:hAnsi="Arial"/>
@@ -9295,7 +9295,7 @@
             <w:pPr>
               <w:spacing w:after="20" w:before="0"/>
             </w:pPr>
-            <w:hyperlink w:history="1" r:id="rId-hwsi0kilpo0ayt7_pklk">
+            <w:hyperlink w:history="1" r:id="rIdvzg-aiykig0hirfxpzj4d">
               <w:r>
                 <w:rPr>
                   <w:rFonts w:ascii="Arial" w:cs="Arial" w:eastAsia="Arial" w:hAnsi="Arial"/>
@@ -9304,7 +9304,7 @@
                   <w:szCs w:val="16"/>
                   <w:u w:val="single" w:color="2E75B6"/>
                 </w:rPr>
-                <w:t xml:space="preserve">Video: Energy Skate Park: Basics</w:t>
+                <w:t xml:space="preserve">Cosmic background radiation</w:t>
               </w:r>
             </w:hyperlink>
           </w:p>
@@ -9320,7 +9320,7 @@
                 <w:sz w:val="14"/>
                 <w:szCs w:val="14"/>
               </w:rPr>
-              <w:t xml:space="preserve">Source: PhET Interactive Simulations (English)</w:t>
+              <w:t xml:space="preserve">Source: Khan Academy (English - US curriculum)</w:t>
             </w:r>
           </w:p>
           <w:p>
@@ -9328,7 +9328,7 @@
               <w:spacing w:after="10" w:before="0"/>
               <w:ind w:left="120"/>
             </w:pPr>
-            <w:hyperlink w:history="1" r:id="rIdu0uolxn4od5rwjdg4f9cw">
+            <w:hyperlink w:history="1" r:id="rIdqzyaht4ebvy246mmrqhhf">
               <w:r>
                 <w:rPr>
                   <w:rFonts w:ascii="Arial" w:cs="Arial" w:eastAsia="Arial" w:hAnsi="Arial"/>
@@ -9373,7 +9373,1037 @@
             <w:pPr>
               <w:spacing w:after="20" w:before="0"/>
             </w:pPr>
-            <w:hyperlink w:history="1" r:id="rIdks-03fya7jiqwmuliy3wg">
+            <w:hyperlink w:history="1" r:id="rIdfzhphm2sdutqvxujqx5xr">
+              <w:r>
+                <w:rPr>
+                  <w:rFonts w:ascii="Arial" w:cs="Arial" w:eastAsia="Arial" w:hAnsi="Arial"/>
+                  <w:color w:val="2E75B6"/>
+                  <w:sz w:val="16"/>
+                  <w:szCs w:val="16"/>
+                  <w:u w:val="single" w:color="2E75B6"/>
+                </w:rPr>
+                <w:t xml:space="preserve">Background Radiation (Flexbook)</w:t>
+              </w:r>
+            </w:hyperlink>
+          </w:p>
+          <w:p>
+            <w:pPr>
+              <w:spacing w:after="10" w:before="0"/>
+              <w:ind w:left="120"/>
+            </w:pPr>
+            <w:r>
+              <w:rPr>
+                <w:rFonts w:ascii="Arial" w:cs="Arial" w:eastAsia="Arial" w:hAnsi="Arial"/>
+                <w:color w:val="595959"/>
+                <w:sz w:val="14"/>
+                <w:szCs w:val="14"/>
+              </w:rPr>
+              <w:t xml:space="preserve">Source: CK-12</w:t>
+            </w:r>
+          </w:p>
+          <w:p>
+            <w:pPr>
+              <w:spacing w:after="10" w:before="0"/>
+              <w:ind w:left="120"/>
+            </w:pPr>
+            <w:hyperlink w:history="1" r:id="rIdjyxrvowet7qg1fd6lotje">
+              <w:r>
+                <w:rPr>
+                  <w:rFonts w:ascii="Arial" w:cs="Arial" w:eastAsia="Arial" w:hAnsi="Arial"/>
+                  <w:color w:val="595959"/>
+                  <w:sz w:val="14"/>
+                  <w:szCs w:val="14"/>
+                  <w:u w:val="single" w:color="595959"/>
+                </w:rPr>
+                <w:t xml:space="preserve">🔍 Search ARES for similar readings</w:t>
+              </w:r>
+            </w:hyperlink>
+          </w:p>
+        </w:tc>
+        <w:tc>
+          <w:tcPr>
+            <w:tcW w:type="dxa" w:w="3040"/>
+            <w:shd w:fill="FFFFFF" w:color="auto" w:val="clear"/>
+            <w:tcMar>
+              <w:top w:type="dxa" w:w="60"/>
+              <w:left w:type="dxa" w:w="120"/>
+              <w:bottom w:type="dxa" w:w="60"/>
+              <w:right w:type="dxa" w:w="120"/>
+            </w:tcMar>
+            <w:vAlign w:val="top"/>
+          </w:tcPr>
+          <w:p>
+            <w:pPr>
+              <w:spacing w:after="40" w:before="0"/>
+              <w:jc w:val="left"/>
+            </w:pPr>
+            <w:r>
+              <w:rPr>
+                <w:rFonts w:ascii="Arial" w:cs="Arial" w:eastAsia="Arial" w:hAnsi="Arial"/>
+                <w:b w:val="false"/>
+                <w:bCs w:val="false"/>
+                <w:i w:val="false"/>
+                <w:iCs w:val="false"/>
+                <w:color w:val="000000"/>
+                <w:sz w:val="18"/>
+                <w:szCs w:val="18"/>
+              </w:rPr>
+              <w:t xml:space="preserve">Learners are shown a photograph of a Geiger-Müller counter (physical device) and a still image of a cloud chamber with white radiation tracks. Without any prior instruction, they individually write responses to two prompts in their science notebooks: (1) 'How do you think this device knows that radiation is passing through it — remember, radiation is invisible?' and (2) 'What do you think the white streaks in the cloud chamber photograph are made of — and why do they look different from each other?' After 3 minutes of individual writing, learners share predictions with an elbow partner (1 minute). The teacher then cold-calls 4 pairs — two for each prompt — to share predictions with the class. All predictions are recorded (without correction) on a shared 'Prediction Parking Lot' on the board. The teacher explicitly connects back: 'In our pitchblende rock, something invisible left a mark on photographic film. Today we are asking: what other ways can we catch that invisible something in the act?'</w:t>
+            </w:r>
+          </w:p>
+        </w:tc>
+        <w:tc>
+          <w:tcPr>
+            <w:tcW w:type="dxa" w:w="3040"/>
+            <w:shd w:fill="F2F2F2" w:color="auto" w:val="clear"/>
+            <w:tcMar>
+              <w:top w:type="dxa" w:w="60"/>
+              <w:left w:type="dxa" w:w="120"/>
+              <w:bottom w:type="dxa" w:w="60"/>
+              <w:right w:type="dxa" w:w="120"/>
+            </w:tcMar>
+            <w:vAlign w:val="top"/>
+          </w:tcPr>
+          <w:p>
+            <w:pPr>
+              <w:spacing w:after="40" w:before="0"/>
+              <w:jc w:val="left"/>
+            </w:pPr>
+            <w:r>
+              <w:rPr>
+                <w:rFonts w:ascii="Arial" w:cs="Arial" w:eastAsia="Arial" w:hAnsi="Arial"/>
+                <w:b w:val="false"/>
+                <w:bCs w:val="false"/>
+                <w:i w:val="false"/>
+                <w:iCs w:val="false"/>
+                <w:color w:val="000000"/>
+                <w:sz w:val="18"/>
+                <w:szCs w:val="18"/>
+              </w:rPr>
+              <w:t xml:space="preserve">1. Display the two images side by side on the projector. Say verbatim: 'Look carefully at both images. Do not tell me what you already know — tell me what you genuinely think is happening. Write your own ideas first.' Allow 3 minutes of silent individual writing. </w:t>
+            </w:r>
+          </w:p>
+          <w:p>
+            <w:pPr>
+              <w:spacing w:after="40" w:before="0"/>
+              <w:jc w:val="left"/>
+            </w:pPr>
+            <w:r>
+              <w:rPr>
+                <w:rFonts w:ascii="Arial" w:cs="Arial" w:eastAsia="Arial" w:hAnsi="Arial"/>
+                <w:b w:val="false"/>
+                <w:bCs w:val="false"/>
+                <w:i w:val="false"/>
+                <w:iCs w:val="false"/>
+                <w:color w:val="000000"/>
+                <w:sz w:val="18"/>
+                <w:szCs w:val="18"/>
+              </w:rPr>
+              <w:t xml:space="preserve">2. Say: 'Now share with your elbow partner. You each have 30 seconds.' </w:t>
+            </w:r>
+          </w:p>
+          <w:p>
+            <w:pPr>
+              <w:spacing w:after="40" w:before="0"/>
+              <w:jc w:val="left"/>
+            </w:pPr>
+            <w:r>
+              <w:rPr>
+                <w:rFonts w:ascii="Arial" w:cs="Arial" w:eastAsia="Arial" w:hAnsi="Arial"/>
+                <w:b w:val="false"/>
+                <w:bCs w:val="false"/>
+                <w:i w:val="false"/>
+                <w:iCs w:val="false"/>
+                <w:color w:val="000000"/>
+                <w:sz w:val="18"/>
+                <w:szCs w:val="18"/>
+              </w:rPr>
+              <w:t xml:space="preserve">3. After sharing, cold-call exactly 4 pairs using a random name stick. For each pair, probe with: 'What in the image made you think that?' </w:t>
+            </w:r>
+          </w:p>
+          <w:p>
+            <w:pPr>
+              <w:spacing w:after="40" w:before="0"/>
+              <w:jc w:val="left"/>
+            </w:pPr>
+            <w:r>
+              <w:rPr>
+                <w:rFonts w:ascii="Arial" w:cs="Arial" w:eastAsia="Arial" w:hAnsi="Arial"/>
+                <w:b w:val="false"/>
+                <w:bCs w:val="false"/>
+                <w:i w:val="false"/>
+                <w:iCs w:val="false"/>
+                <w:color w:val="000000"/>
+                <w:sz w:val="18"/>
+                <w:szCs w:val="18"/>
+              </w:rPr>
+              <w:t xml:space="preserve">4. Record all predictions on the board under 'Our Predictions' without affirming or correcting any. </w:t>
+            </w:r>
+          </w:p>
+          <w:p>
+            <w:pPr>
+              <w:spacing w:after="40" w:before="0"/>
+              <w:jc w:val="left"/>
+            </w:pPr>
+            <w:r>
+              <w:rPr>
+                <w:rFonts w:ascii="Arial" w:cs="Arial" w:eastAsia="Arial" w:hAnsi="Arial"/>
+                <w:b w:val="false"/>
+                <w:bCs w:val="false"/>
+                <w:i w:val="false"/>
+                <w:iCs w:val="false"/>
+                <w:color w:val="000000"/>
+                <w:sz w:val="18"/>
+                <w:szCs w:val="18"/>
+              </w:rPr>
+              <w:t xml:space="preserve">5. Say: 'We will come back to these predictions at the end of class. Some of you will be surprised.' </w:t>
+            </w:r>
+          </w:p>
+          <w:p>
+            <w:pPr>
+              <w:spacing w:after="40" w:before="0"/>
+              <w:jc w:val="left"/>
+            </w:pPr>
+            <w:r>
+              <w:rPr>
+                <w:rFonts w:ascii="Arial" w:cs="Arial" w:eastAsia="Arial" w:hAnsi="Arial"/>
+                <w:b w:val="false"/>
+                <w:bCs w:val="false"/>
+                <w:i w:val="false"/>
+                <w:iCs w:val="false"/>
+                <w:color w:val="000000"/>
+                <w:sz w:val="18"/>
+                <w:szCs w:val="18"/>
+              </w:rPr>
+              <w:t xml:space="preserve">6. Apply 10–15 seconds of WAIT TIME after each cold-call question before accepting answers. </w:t>
+            </w:r>
+          </w:p>
+          <w:p>
+            <w:pPr>
+              <w:spacing w:after="40" w:before="0"/>
+              <w:jc w:val="left"/>
+            </w:pPr>
+            <w:r>
+              <w:rPr>
+                <w:rFonts w:ascii="Arial" w:cs="Arial" w:eastAsia="Arial" w:hAnsi="Arial"/>
+                <w:b w:val="false"/>
+                <w:bCs w:val="false"/>
+                <w:i w:val="false"/>
+                <w:iCs w:val="false"/>
+                <w:color w:val="000000"/>
+                <w:sz w:val="18"/>
+                <w:szCs w:val="18"/>
+              </w:rPr>
+              <w:t xml:space="preserve">7. Explicitly connect to the phenomenon: 'The pitchblende rock in our opening story exposed film in the dark. The same invisible radiation that did that is what these instruments are designed to catch. Hold that thought.'</w:t>
+            </w:r>
+          </w:p>
+        </w:tc>
+        <w:tc>
+          <w:tcPr>
+            <w:tcW w:type="dxa" w:w="3040"/>
+            <w:shd w:fill="FFFFFF" w:color="auto" w:val="clear"/>
+            <w:tcMar>
+              <w:top w:type="dxa" w:w="60"/>
+              <w:left w:type="dxa" w:w="120"/>
+              <w:bottom w:type="dxa" w:w="60"/>
+              <w:right w:type="dxa" w:w="120"/>
+            </w:tcMar>
+            <w:vAlign w:val="top"/>
+          </w:tcPr>
+          <w:p>
+            <w:pPr>
+              <w:spacing w:after="40" w:before="0"/>
+              <w:jc w:val="left"/>
+            </w:pPr>
+            <w:r>
+              <w:rPr>
+                <w:rFonts w:ascii="Arial" w:cs="Arial" w:eastAsia="Arial" w:hAnsi="Arial"/>
+                <w:b w:val="false"/>
+                <w:bCs w:val="false"/>
+                <w:i w:val="false"/>
+                <w:iCs w:val="false"/>
+                <w:color w:val="000000"/>
+                <w:sz w:val="18"/>
+                <w:szCs w:val="18"/>
+              </w:rPr>
+              <w:t xml:space="preserve">Prediction Parking Lot — A visible, public record of pre-instruction ideas. This strategy activates prior knowledge, creates cognitive dissonance when predictions are later tested, and gives the teacher diagnostic data about misconceptions (e.g. 'the device must glow because radiation glows'). It also creates accountability — learners know they will revisit their predictions.</w:t>
+            </w:r>
+          </w:p>
+        </w:tc>
+        <w:tc>
+          <w:tcPr>
+            <w:tcW w:type="dxa" w:w="3040"/>
+            <w:shd w:fill="F2F2F2" w:color="auto" w:val="clear"/>
+            <w:tcMar>
+              <w:top w:type="dxa" w:w="60"/>
+              <w:left w:type="dxa" w:w="120"/>
+              <w:bottom w:type="dxa" w:w="60"/>
+              <w:right w:type="dxa" w:w="120"/>
+            </w:tcMar>
+            <w:vAlign w:val="top"/>
+          </w:tcPr>
+          <w:p>
+            <w:pPr>
+              <w:spacing w:after="40" w:before="0"/>
+              <w:jc w:val="left"/>
+            </w:pPr>
+            <w:r>
+              <w:rPr>
+                <w:rFonts w:ascii="Arial" w:cs="Arial" w:eastAsia="Arial" w:hAnsi="Arial"/>
+                <w:b w:val="false"/>
+                <w:bCs w:val="false"/>
+                <w:i w:val="false"/>
+                <w:iCs w:val="false"/>
+                <w:color w:val="000000"/>
+                <w:sz w:val="18"/>
+                <w:szCs w:val="18"/>
+              </w:rPr>
+              <w:t xml:space="preserve">Observable indicator: All learners produce at least two written sentences per prompt before partner share. Teacher circulates during the 3-minute writing window and notes (without correcting): (a) learners who reference electricity/ionisation in the GM tube (building block present); (b) learners who conflate radiation tracks with light beams (misconception to address in Phase 2); (c) learners who leave prompts blank (flag for targeted questioning during Phase 2). Cold-call responses reveal the range of prior understanding across the class.</w:t>
+            </w:r>
+          </w:p>
+        </w:tc>
+      </w:tr>
+      <w:tr>
+        <w:tc>
+          <w:tcPr>
+            <w:tcW w:type="dxa" w:w="1520"/>
+            <w:shd w:fill="D9EEF1" w:color="auto" w:val="clear"/>
+            <w:tcMar>
+              <w:top w:type="dxa" w:w="60"/>
+              <w:left w:type="dxa" w:w="120"/>
+              <w:bottom w:type="dxa" w:w="60"/>
+              <w:right w:type="dxa" w:w="120"/>
+            </w:tcMar>
+            <w:vAlign w:val="top"/>
+          </w:tcPr>
+          <w:p>
+            <w:pPr>
+              <w:spacing w:after="40" w:before="0"/>
+              <w:jc w:val="left"/>
+            </w:pPr>
+            <w:r>
+              <w:rPr>
+                <w:rFonts w:ascii="Arial" w:cs="Arial" w:eastAsia="Arial" w:hAnsi="Arial"/>
+                <w:b/>
+                <w:bCs/>
+                <w:i w:val="false"/>
+                <w:iCs w:val="false"/>
+                <w:color w:val="000000"/>
+                <w:sz w:val="18"/>
+                <w:szCs w:val="18"/>
+              </w:rPr>
+              <w:t xml:space="preserve">Observe Phase</w:t>
+            </w:r>
+          </w:p>
+          <w:p>
+            <w:pPr>
+              <w:spacing w:after="20" w:before="0"/>
+            </w:pPr>
+            <w:r>
+              <w:rPr>
+                <w:rFonts w:ascii="Arial" w:cs="Arial" w:eastAsia="Arial" w:hAnsi="Arial"/>
+                <w:b/>
+                <w:bCs/>
+                <w:color w:val="1F3864"/>
+                <w:sz w:val="16"/>
+                <w:szCs w:val="16"/>
+              </w:rPr>
+              <w:t xml:space="preserve">📹 VIDEO:</w:t>
+            </w:r>
+          </w:p>
+          <w:p>
+            <w:pPr>
+              <w:spacing w:after="20" w:before="0"/>
+            </w:pPr>
+            <w:hyperlink w:history="1" r:id="rIdupja_pirry69dbfot_9m9">
+              <w:r>
+                <w:rPr>
+                  <w:rFonts w:ascii="Arial" w:cs="Arial" w:eastAsia="Arial" w:hAnsi="Arial"/>
+                  <w:color w:val="2E75B6"/>
+                  <w:sz w:val="16"/>
+                  <w:szCs w:val="16"/>
+                  <w:u w:val="single" w:color="2E75B6"/>
+                </w:rPr>
+                <w:t xml:space="preserve">Cosmic background radiation 2</w:t>
+              </w:r>
+            </w:hyperlink>
+          </w:p>
+          <w:p>
+            <w:pPr>
+              <w:spacing w:after="10" w:before="0"/>
+              <w:ind w:left="120"/>
+            </w:pPr>
+            <w:r>
+              <w:rPr>
+                <w:rFonts w:ascii="Arial" w:cs="Arial" w:eastAsia="Arial" w:hAnsi="Arial"/>
+                <w:color w:val="595959"/>
+                <w:sz w:val="14"/>
+                <w:szCs w:val="14"/>
+              </w:rPr>
+              <w:t xml:space="preserve">Source: Khan Academy (English - US curriculum)</w:t>
+            </w:r>
+          </w:p>
+          <w:p>
+            <w:pPr>
+              <w:spacing w:after="10" w:before="0"/>
+              <w:ind w:left="120"/>
+            </w:pPr>
+            <w:hyperlink w:history="1" r:id="rIdxo8eemkxqe2dg8u7wwrgl">
+              <w:r>
+                <w:rPr>
+                  <w:rFonts w:ascii="Arial" w:cs="Arial" w:eastAsia="Arial" w:hAnsi="Arial"/>
+                  <w:color w:val="595959"/>
+                  <w:sz w:val="14"/>
+                  <w:szCs w:val="14"/>
+                  <w:u w:val="single" w:color="595959"/>
+                </w:rPr>
+                <w:t xml:space="preserve">🔍 Search ARES for similar videos</w:t>
+              </w:r>
+            </w:hyperlink>
+          </w:p>
+          <w:p>
+            <w:pPr>
+              <w:spacing w:after="40" w:before="0"/>
+            </w:pPr>
+            <w:r>
+              <w:rPr>
+                <w:sz w:val="14"/>
+                <w:szCs w:val="14"/>
+              </w:rPr>
+              <w:t xml:space="preserve"/>
+            </w:r>
+          </w:p>
+          <w:p>
+            <w:pPr>
+              <w:spacing w:after="20" w:before="0"/>
+            </w:pPr>
+            <w:r>
+              <w:rPr>
+                <w:rFonts w:ascii="Arial" w:cs="Arial" w:eastAsia="Arial" w:hAnsi="Arial"/>
+                <w:b/>
+                <w:bCs/>
+                <w:color w:val="1F3864"/>
+                <w:sz w:val="16"/>
+                <w:szCs w:val="16"/>
+              </w:rPr>
+              <w:t xml:space="preserve">📖 EXERCISE:</w:t>
+            </w:r>
+          </w:p>
+          <w:p>
+            <w:pPr>
+              <w:spacing w:after="20" w:before="0"/>
+            </w:pPr>
+            <w:hyperlink w:history="1" r:id="rIdvgk7zcjnoxpxul4um2bx9">
+              <w:r>
+                <w:rPr>
+                  <w:rFonts w:ascii="Arial" w:cs="Arial" w:eastAsia="Arial" w:hAnsi="Arial"/>
+                  <w:color w:val="2E75B6"/>
+                  <w:sz w:val="16"/>
+                  <w:szCs w:val="16"/>
+                  <w:u w:val="single" w:color="2E75B6"/>
+                </w:rPr>
+                <w:t xml:space="preserve">Background Radiation Practice</w:t>
+              </w:r>
+            </w:hyperlink>
+          </w:p>
+          <w:p>
+            <w:pPr>
+              <w:spacing w:after="10" w:before="0"/>
+              <w:ind w:left="120"/>
+            </w:pPr>
+            <w:r>
+              <w:rPr>
+                <w:rFonts w:ascii="Arial" w:cs="Arial" w:eastAsia="Arial" w:hAnsi="Arial"/>
+                <w:color w:val="595959"/>
+                <w:sz w:val="14"/>
+                <w:szCs w:val="14"/>
+              </w:rPr>
+              <w:t xml:space="preserve">Source: CK-12</w:t>
+            </w:r>
+          </w:p>
+          <w:p>
+            <w:pPr>
+              <w:spacing w:after="10" w:before="0"/>
+              <w:ind w:left="120"/>
+            </w:pPr>
+            <w:hyperlink w:history="1" r:id="rId_2m6t8la2xuuk1irgjhbc">
+              <w:r>
+                <w:rPr>
+                  <w:rFonts w:ascii="Arial" w:cs="Arial" w:eastAsia="Arial" w:hAnsi="Arial"/>
+                  <w:color w:val="595959"/>
+                  <w:sz w:val="14"/>
+                  <w:szCs w:val="14"/>
+                  <w:u w:val="single" w:color="595959"/>
+                </w:rPr>
+                <w:t xml:space="preserve">🔍 Search ARES for similar readings</w:t>
+              </w:r>
+            </w:hyperlink>
+          </w:p>
+        </w:tc>
+        <w:tc>
+          <w:tcPr>
+            <w:tcW w:type="dxa" w:w="3040"/>
+            <w:shd w:fill="FFFFFF" w:color="auto" w:val="clear"/>
+            <w:tcMar>
+              <w:top w:type="dxa" w:w="60"/>
+              <w:left w:type="dxa" w:w="120"/>
+              <w:bottom w:type="dxa" w:w="60"/>
+              <w:right w:type="dxa" w:w="120"/>
+            </w:tcMar>
+            <w:vAlign w:val="top"/>
+          </w:tcPr>
+          <w:p>
+            <w:pPr>
+              <w:spacing w:after="40" w:before="0"/>
+              <w:jc w:val="left"/>
+            </w:pPr>
+            <w:r>
+              <w:rPr>
+                <w:rFonts w:ascii="Arial" w:cs="Arial" w:eastAsia="Arial" w:hAnsi="Arial"/>
+                <w:b w:val="false"/>
+                <w:bCs w:val="false"/>
+                <w:i w:val="false"/>
+                <w:iCs w:val="false"/>
+                <w:color w:val="000000"/>
+                <w:sz w:val="18"/>
+                <w:szCs w:val="18"/>
+              </w:rPr>
+              <w:t xml:space="preserve">PART A — Virtual GM Counter (25 minutes): Learners open the curated GM counter simulation on their ARES offline tablets (pre-loaded PhET 'Radioactive Dating Game' or a curated YouTube offline video of a working GM tube). Working in groups of 3, they complete a structured observation guide: </w:t>
+            </w:r>
+          </w:p>
+          <w:p>
+            <w:pPr>
+              <w:spacing w:after="40" w:before="0"/>
+              <w:jc w:val="left"/>
+            </w:pPr>
+            <w:r>
+              <w:rPr>
+                <w:rFonts w:ascii="Arial" w:cs="Arial" w:eastAsia="Arial" w:hAnsi="Arial"/>
+                <w:b w:val="false"/>
+                <w:bCs w:val="false"/>
+                <w:i w:val="false"/>
+                <w:iCs w:val="false"/>
+                <w:color w:val="000000"/>
+                <w:sz w:val="18"/>
+                <w:szCs w:val="18"/>
+              </w:rPr>
+              <w:t xml:space="preserve">(i) BACKGROUND RADIATION: With no source present, they count GM tube clicks for 30 seconds (or note the count rate on the simulation). They record: 'Clicks with NO source = ___.' </w:t>
+            </w:r>
+          </w:p>
+          <w:p>
+            <w:pPr>
+              <w:spacing w:after="40" w:before="0"/>
+              <w:jc w:val="left"/>
+            </w:pPr>
+            <w:r>
+              <w:rPr>
+                <w:rFonts w:ascii="Arial" w:cs="Arial" w:eastAsia="Arial" w:hAnsi="Arial"/>
+                <w:b w:val="false"/>
+                <w:bCs w:val="false"/>
+                <w:i w:val="false"/>
+                <w:iCs w:val="false"/>
+                <w:color w:val="000000"/>
+                <w:sz w:val="18"/>
+                <w:szCs w:val="18"/>
+              </w:rPr>
+              <w:t xml:space="preserve">(ii) SOURCE ADDED: A virtual alpha source is brought near. They record the new count rate. Then a beta source. Then a gamma source. They record each. </w:t>
+            </w:r>
+          </w:p>
+          <w:p>
+            <w:pPr>
+              <w:spacing w:after="40" w:before="0"/>
+              <w:jc w:val="left"/>
+            </w:pPr>
+            <w:r>
+              <w:rPr>
+                <w:rFonts w:ascii="Arial" w:cs="Arial" w:eastAsia="Arial" w:hAnsi="Arial"/>
+                <w:b w:val="false"/>
+                <w:bCs w:val="false"/>
+                <w:i w:val="false"/>
+                <w:iCs w:val="false"/>
+                <w:color w:val="000000"/>
+                <w:sz w:val="18"/>
+                <w:szCs w:val="18"/>
+              </w:rPr>
+              <w:t xml:space="preserve">(iii) SHIELDING TEST: They insert a virtual sheet of paper, then aluminium foil, then lead between the source and the GM tube, noting how count rates change for each radiation type. </w:t>
+            </w:r>
+          </w:p>
+          <w:p>
+            <w:pPr>
+              <w:spacing w:after="40" w:before="0"/>
+              <w:jc w:val="left"/>
+            </w:pPr>
+            <w:r>
+              <w:rPr>
+                <w:rFonts w:ascii="Arial" w:cs="Arial" w:eastAsia="Arial" w:hAnsi="Arial"/>
+                <w:b w:val="false"/>
+                <w:bCs w:val="false"/>
+                <w:i w:val="false"/>
+                <w:iCs w:val="false"/>
+                <w:color w:val="000000"/>
+                <w:sz w:val="18"/>
+                <w:szCs w:val="18"/>
+              </w:rPr>
+              <w:t xml:space="preserve">Learners sketch and label a diagram of the GM tube cross-section (cylindrical tube, central electrode, argon gas filling, thin mica window, electrical circuit) as shown in the simulation or video. </w:t>
+            </w:r>
+          </w:p>
+          <w:p>
+            <w:pPr>
+              <w:spacing w:after="40" w:before="0"/>
+              <w:jc w:val="left"/>
+            </w:pPr>
+            <w:r>
+              <w:rPr>
+                <w:rFonts w:ascii="Arial" w:cs="Arial" w:eastAsia="Arial" w:hAnsi="Arial"/>
+                <w:b w:val="false"/>
+                <w:bCs w:val="false"/>
+                <w:i w:val="false"/>
+                <w:iCs w:val="false"/>
+                <w:color w:val="000000"/>
+                <w:sz w:val="18"/>
+                <w:szCs w:val="18"/>
+              </w:rPr>
+              <w:t xml:space="preserve"/>
+            </w:r>
+          </w:p>
+          <w:p>
+            <w:pPr>
+              <w:spacing w:after="40" w:before="0"/>
+              <w:jc w:val="left"/>
+            </w:pPr>
+            <w:r>
+              <w:rPr>
+                <w:rFonts w:ascii="Arial" w:cs="Arial" w:eastAsia="Arial" w:hAnsi="Arial"/>
+                <w:b w:val="false"/>
+                <w:bCs w:val="false"/>
+                <w:i w:val="false"/>
+                <w:iCs w:val="false"/>
+                <w:color w:val="000000"/>
+                <w:sz w:val="18"/>
+                <w:szCs w:val="18"/>
+              </w:rPr>
+              <w:t xml:space="preserve">PART B — Cloud Chamber Simulation (10 minutes): Learners watch a 4-minute offline cloud chamber video (pre-loaded) showing alpha tracks (thick, straight), beta tracks (thin, curved), and gamma tracks (faint, scattered). They sketch the three track types and annotate: why is the alpha track thick? (high ionisation, heavy particle) Why is the beta track curved? (lighter, deflected by magnetic field if present). </w:t>
+            </w:r>
+          </w:p>
+          <w:p>
+            <w:pPr>
+              <w:spacing w:after="40" w:before="0"/>
+              <w:jc w:val="left"/>
+            </w:pPr>
+            <w:r>
+              <w:rPr>
+                <w:rFonts w:ascii="Arial" w:cs="Arial" w:eastAsia="Arial" w:hAnsi="Arial"/>
+                <w:b w:val="false"/>
+                <w:bCs w:val="false"/>
+                <w:i w:val="false"/>
+                <w:iCs w:val="false"/>
+                <w:color w:val="000000"/>
+                <w:sz w:val="18"/>
+                <w:szCs w:val="18"/>
+              </w:rPr>
+              <w:t xml:space="preserve"/>
+            </w:r>
+          </w:p>
+          <w:p>
+            <w:pPr>
+              <w:spacing w:after="40" w:before="0"/>
+              <w:jc w:val="left"/>
+            </w:pPr>
+            <w:r>
+              <w:rPr>
+                <w:rFonts w:ascii="Arial" w:cs="Arial" w:eastAsia="Arial" w:hAnsi="Arial"/>
+                <w:b w:val="false"/>
+                <w:bCs w:val="false"/>
+                <w:i w:val="false"/>
+                <w:iCs w:val="false"/>
+                <w:color w:val="000000"/>
+                <w:sz w:val="18"/>
+                <w:szCs w:val="18"/>
+              </w:rPr>
+              <w:t xml:space="preserve">PART C — Kenya Connection Reading (5 minutes): Learners read a 150-word teacher-prepared card: 'At Kenyatta National Hospital (KNH) in Nairobi, radiographers use GM-type detectors and dosimeters to monitor how much radiation staff and patients receive during X-ray and radiotherapy procedures. The Kenya Nuclear Regulatory Authority (KNRA) operates environmental monitoring stations in Nairobi, Mombasa, and near the Mrima Hill mineral deposits in Kwale County — measuring background radiation levels in soil, water, and air to protect Kenyan communities. Farmers at the Kenya Agricultural and Livestock Research Organisation (KALRO) in Kisumu use radiation-based techniques to study nutrient uptake in maize and beans.'</w:t>
+            </w:r>
+          </w:p>
+        </w:tc>
+        <w:tc>
+          <w:tcPr>
+            <w:tcW w:type="dxa" w:w="3040"/>
+            <w:shd w:fill="F2F2F2" w:color="auto" w:val="clear"/>
+            <w:tcMar>
+              <w:top w:type="dxa" w:w="60"/>
+              <w:left w:type="dxa" w:w="120"/>
+              <w:bottom w:type="dxa" w:w="60"/>
+              <w:right w:type="dxa" w:w="120"/>
+            </w:tcMar>
+            <w:vAlign w:val="top"/>
+          </w:tcPr>
+          <w:p>
+            <w:pPr>
+              <w:spacing w:after="40" w:before="0"/>
+              <w:jc w:val="left"/>
+            </w:pPr>
+            <w:r>
+              <w:rPr>
+                <w:rFonts w:ascii="Arial" w:cs="Arial" w:eastAsia="Arial" w:hAnsi="Arial"/>
+                <w:b w:val="false"/>
+                <w:bCs w:val="false"/>
+                <w:i w:val="false"/>
+                <w:iCs w:val="false"/>
+                <w:color w:val="000000"/>
+                <w:sz w:val="18"/>
+                <w:szCs w:val="18"/>
+              </w:rPr>
+              <w:t xml:space="preserve">1. Before launching the simulation, say: 'Before we begin, remember our pitchblende rock. The radiation coming from that rock is what would trigger this GM tube. Your job is to be a detective — collect evidence, not just watch.' </w:t>
+            </w:r>
+          </w:p>
+          <w:p>
+            <w:pPr>
+              <w:spacing w:after="40" w:before="0"/>
+              <w:jc w:val="left"/>
+            </w:pPr>
+            <w:r>
+              <w:rPr>
+                <w:rFonts w:ascii="Arial" w:cs="Arial" w:eastAsia="Arial" w:hAnsi="Arial"/>
+                <w:b w:val="false"/>
+                <w:bCs w:val="false"/>
+                <w:i w:val="false"/>
+                <w:iCs w:val="false"/>
+                <w:color w:val="000000"/>
+                <w:sz w:val="18"/>
+                <w:szCs w:val="18"/>
+              </w:rPr>
+              <w:t xml:space="preserve">2. Distribute the structured observation guide. Set a 25-minute timer visible to all groups. </w:t>
+            </w:r>
+          </w:p>
+          <w:p>
+            <w:pPr>
+              <w:spacing w:after="40" w:before="0"/>
+              <w:jc w:val="left"/>
+            </w:pPr>
+            <w:r>
+              <w:rPr>
+                <w:rFonts w:ascii="Arial" w:cs="Arial" w:eastAsia="Arial" w:hAnsi="Arial"/>
+                <w:b w:val="false"/>
+                <w:bCs w:val="false"/>
+                <w:i w:val="false"/>
+                <w:iCs w:val="false"/>
+                <w:color w:val="000000"/>
+                <w:sz w:val="18"/>
+                <w:szCs w:val="18"/>
+              </w:rPr>
+              <w:t xml:space="preserve">3. Circulate every 4–5 minutes. At each group, ask one targeted question from this list (rotate questions across groups): </w:t>
+            </w:r>
+          </w:p>
+          <w:p>
+            <w:pPr>
+              <w:spacing w:after="40" w:before="0"/>
+              <w:jc w:val="left"/>
+            </w:pPr>
+            <w:r>
+              <w:rPr>
+                <w:rFonts w:ascii="Arial" w:cs="Arial" w:eastAsia="Arial" w:hAnsi="Arial"/>
+                <w:b w:val="false"/>
+                <w:bCs w:val="false"/>
+                <w:i w:val="false"/>
+                <w:iCs w:val="false"/>
+                <w:color w:val="000000"/>
+                <w:sz w:val="18"/>
+                <w:szCs w:val="18"/>
+              </w:rPr>
+              <w:t xml:space="preserve">   — 'Why do you think the GM tube still clicks even when there is no source in the room?' </w:t>
+            </w:r>
+          </w:p>
+          <w:p>
+            <w:pPr>
+              <w:spacing w:after="40" w:before="0"/>
+              <w:jc w:val="left"/>
+            </w:pPr>
+            <w:r>
+              <w:rPr>
+                <w:rFonts w:ascii="Arial" w:cs="Arial" w:eastAsia="Arial" w:hAnsi="Arial"/>
+                <w:b w:val="false"/>
+                <w:bCs w:val="false"/>
+                <w:i w:val="false"/>
+                <w:iCs w:val="false"/>
+                <w:color w:val="000000"/>
+                <w:sz w:val="18"/>
+                <w:szCs w:val="18"/>
+              </w:rPr>
+              <w:t xml:space="preserve">   — 'What does it tell you that paper blocks alpha but not gamma?' </w:t>
+            </w:r>
+          </w:p>
+          <w:p>
+            <w:pPr>
+              <w:spacing w:after="40" w:before="0"/>
+              <w:jc w:val="left"/>
+            </w:pPr>
+            <w:r>
+              <w:rPr>
+                <w:rFonts w:ascii="Arial" w:cs="Arial" w:eastAsia="Arial" w:hAnsi="Arial"/>
+                <w:b w:val="false"/>
+                <w:bCs w:val="false"/>
+                <w:i w:val="false"/>
+                <w:iCs w:val="false"/>
+                <w:color w:val="000000"/>
+                <w:sz w:val="18"/>
+                <w:szCs w:val="18"/>
+              </w:rPr>
+              <w:t xml:space="preserve">   — 'If you were a radiographer at KNH, which radiation type would worry you most — and why?' </w:t>
+            </w:r>
+          </w:p>
+          <w:p>
+            <w:pPr>
+              <w:spacing w:after="40" w:before="0"/>
+              <w:jc w:val="left"/>
+            </w:pPr>
+            <w:r>
+              <w:rPr>
+                <w:rFonts w:ascii="Arial" w:cs="Arial" w:eastAsia="Arial" w:hAnsi="Arial"/>
+                <w:b w:val="false"/>
+                <w:bCs w:val="false"/>
+                <w:i w:val="false"/>
+                <w:iCs w:val="false"/>
+                <w:color w:val="000000"/>
+                <w:sz w:val="18"/>
+                <w:szCs w:val="18"/>
+              </w:rPr>
+              <w:t xml:space="preserve">4. Apply 10–15 seconds WAIT TIME after each question. Cold-call at least 3 different groups during the cloud chamber segment to narrate what they see: 'Group near the window — describe the alpha track. Use shape, thickness, and direction.' </w:t>
+            </w:r>
+          </w:p>
+          <w:p>
+            <w:pPr>
+              <w:spacing w:after="40" w:before="0"/>
+              <w:jc w:val="left"/>
+            </w:pPr>
+            <w:r>
+              <w:rPr>
+                <w:rFonts w:ascii="Arial" w:cs="Arial" w:eastAsia="Arial" w:hAnsi="Arial"/>
+                <w:b w:val="false"/>
+                <w:bCs w:val="false"/>
+                <w:i w:val="false"/>
+                <w:iCs w:val="false"/>
+                <w:color w:val="000000"/>
+                <w:sz w:val="18"/>
+                <w:szCs w:val="18"/>
+              </w:rPr>
+              <w:t xml:space="preserve">5. During the Kenya Connection reading, say: 'As you read, underline one fact that surprises you. You will share it in Phase 3.' </w:t>
+            </w:r>
+          </w:p>
+          <w:p>
+            <w:pPr>
+              <w:spacing w:after="40" w:before="0"/>
+              <w:jc w:val="left"/>
+            </w:pPr>
+            <w:r>
+              <w:rPr>
+                <w:rFonts w:ascii="Arial" w:cs="Arial" w:eastAsia="Arial" w:hAnsi="Arial"/>
+                <w:b w:val="false"/>
+                <w:bCs w:val="false"/>
+                <w:i w:val="false"/>
+                <w:iCs w:val="false"/>
+                <w:color w:val="000000"/>
+                <w:sz w:val="18"/>
+                <w:szCs w:val="18"/>
+              </w:rPr>
+              <w:t xml:space="preserve">6. After all three parts, bring the class together and say: 'Let's return to the Prediction Parking Lot. Without me telling you the answers — which predictions are you now ready to revise, and why?'</w:t>
+            </w:r>
+          </w:p>
+        </w:tc>
+        <w:tc>
+          <w:tcPr>
+            <w:tcW w:type="dxa" w:w="3040"/>
+            <w:shd w:fill="FFFFFF" w:color="auto" w:val="clear"/>
+            <w:tcMar>
+              <w:top w:type="dxa" w:w="60"/>
+              <w:left w:type="dxa" w:w="120"/>
+              <w:bottom w:type="dxa" w:w="60"/>
+              <w:right w:type="dxa" w:w="120"/>
+            </w:tcMar>
+            <w:vAlign w:val="top"/>
+          </w:tcPr>
+          <w:p>
+            <w:pPr>
+              <w:spacing w:after="40" w:before="0"/>
+              <w:jc w:val="left"/>
+            </w:pPr>
+            <w:r>
+              <w:rPr>
+                <w:rFonts w:ascii="Arial" w:cs="Arial" w:eastAsia="Arial" w:hAnsi="Arial"/>
+                <w:b w:val="false"/>
+                <w:bCs w:val="false"/>
+                <w:i w:val="false"/>
+                <w:iCs w:val="false"/>
+                <w:color w:val="000000"/>
+                <w:sz w:val="18"/>
+                <w:szCs w:val="18"/>
+              </w:rPr>
+              <w:t xml:space="preserve">Structured Observation Guide with Data Recording — Rather than open-ended watching, learners follow a scaffolded protocol that mirrors real scientific measurement practice (control condition → variable introduction → shielding test). This strategy ensures learners collect comparable data across groups, experience the concept of background radiation empirically (rather than being told about it), and build the evidence base needed for Phase 3 explanation. The sketch-and-label task encodes the GM tube mechanism into long-term memory through dual coding (visual + verbal).</w:t>
+            </w:r>
+          </w:p>
+        </w:tc>
+        <w:tc>
+          <w:tcPr>
+            <w:tcW w:type="dxa" w:w="3040"/>
+            <w:shd w:fill="F2F2F2" w:color="auto" w:val="clear"/>
+            <w:tcMar>
+              <w:top w:type="dxa" w:w="60"/>
+              <w:left w:type="dxa" w:w="120"/>
+              <w:bottom w:type="dxa" w:w="60"/>
+              <w:right w:type="dxa" w:w="120"/>
+            </w:tcMar>
+            <w:vAlign w:val="top"/>
+          </w:tcPr>
+          <w:p>
+            <w:pPr>
+              <w:spacing w:after="40" w:before="0"/>
+              <w:jc w:val="left"/>
+            </w:pPr>
+            <w:r>
+              <w:rPr>
+                <w:rFonts w:ascii="Arial" w:cs="Arial" w:eastAsia="Arial" w:hAnsi="Arial"/>
+                <w:b w:val="false"/>
+                <w:bCs w:val="false"/>
+                <w:i w:val="false"/>
+                <w:iCs w:val="false"/>
+                <w:color w:val="000000"/>
+                <w:sz w:val="18"/>
+                <w:szCs w:val="18"/>
+              </w:rPr>
+              <w:t xml:space="preserve">Observable indicators: (a) Each group's observation guide shows three distinct count rates (background, source present, source + shielding) — groups with identical numbers across conditions have not engaged with the simulation and need redirection. (b) GM tube diagrams include at least 4 labelled components (window, gas, central electrode, circuit). (c) Cloud chamber sketches show visibly different track types for α, β, γ. (d) During circulating questions, learners can articulate WHY paper blocks alpha (not just that it does) — responses mentioning 'ionisation,' 'heavy,' or 'short range' indicate readiness to move to Phase 3.</w:t>
+            </w:r>
+          </w:p>
+        </w:tc>
+      </w:tr>
+      <w:tr>
+        <w:tc>
+          <w:tcPr>
+            <w:tcW w:type="dxa" w:w="1520"/>
+            <w:shd w:fill="E2EFDA" w:color="auto" w:val="clear"/>
+            <w:tcMar>
+              <w:top w:type="dxa" w:w="60"/>
+              <w:left w:type="dxa" w:w="120"/>
+              <w:bottom w:type="dxa" w:w="60"/>
+              <w:right w:type="dxa" w:w="120"/>
+            </w:tcMar>
+            <w:vAlign w:val="top"/>
+          </w:tcPr>
+          <w:p>
+            <w:pPr>
+              <w:spacing w:after="40" w:before="0"/>
+              <w:jc w:val="left"/>
+            </w:pPr>
+            <w:r>
+              <w:rPr>
+                <w:rFonts w:ascii="Arial" w:cs="Arial" w:eastAsia="Arial" w:hAnsi="Arial"/>
+                <w:b/>
+                <w:bCs/>
+                <w:i w:val="false"/>
+                <w:iCs w:val="false"/>
+                <w:color w:val="000000"/>
+                <w:sz w:val="18"/>
+                <w:szCs w:val="18"/>
+              </w:rPr>
+              <w:t xml:space="preserve">Explain Phase</w:t>
+            </w:r>
+          </w:p>
+          <w:p>
+            <w:pPr>
+              <w:spacing w:after="20" w:before="0"/>
+            </w:pPr>
+            <w:r>
+              <w:rPr>
+                <w:rFonts w:ascii="Arial" w:cs="Arial" w:eastAsia="Arial" w:hAnsi="Arial"/>
+                <w:b/>
+                <w:bCs/>
+                <w:color w:val="1F3864"/>
+                <w:sz w:val="16"/>
+                <w:szCs w:val="16"/>
+              </w:rPr>
+              <w:t xml:space="preserve">📹 VIDEO:</w:t>
+            </w:r>
+          </w:p>
+          <w:p>
+            <w:pPr>
+              <w:spacing w:after="20" w:before="0"/>
+            </w:pPr>
+            <w:hyperlink w:history="1" r:id="rIdkhnfapcypk5iodtv_vaup">
+              <w:r>
+                <w:rPr>
+                  <w:rFonts w:ascii="Arial" w:cs="Arial" w:eastAsia="Arial" w:hAnsi="Arial"/>
+                  <w:color w:val="2E75B6"/>
+                  <w:sz w:val="16"/>
+                  <w:szCs w:val="16"/>
+                  <w:u w:val="single" w:color="2E75B6"/>
+                </w:rPr>
+                <w:t xml:space="preserve">Cosmic background radiation</w:t>
+              </w:r>
+            </w:hyperlink>
+          </w:p>
+          <w:p>
+            <w:pPr>
+              <w:spacing w:after="10" w:before="0"/>
+              <w:ind w:left="120"/>
+            </w:pPr>
+            <w:r>
+              <w:rPr>
+                <w:rFonts w:ascii="Arial" w:cs="Arial" w:eastAsia="Arial" w:hAnsi="Arial"/>
+                <w:color w:val="595959"/>
+                <w:sz w:val="14"/>
+                <w:szCs w:val="14"/>
+              </w:rPr>
+              <w:t xml:space="preserve">Source: Khan Academy (English - US curriculum)</w:t>
+            </w:r>
+          </w:p>
+          <w:p>
+            <w:pPr>
+              <w:spacing w:after="10" w:before="0"/>
+              <w:ind w:left="120"/>
+            </w:pPr>
+            <w:hyperlink w:history="1" r:id="rId3mjiz-u9zhhwo_c6y3trq">
+              <w:r>
+                <w:rPr>
+                  <w:rFonts w:ascii="Arial" w:cs="Arial" w:eastAsia="Arial" w:hAnsi="Arial"/>
+                  <w:color w:val="595959"/>
+                  <w:sz w:val="14"/>
+                  <w:szCs w:val="14"/>
+                  <w:u w:val="single" w:color="595959"/>
+                </w:rPr>
+                <w:t xml:space="preserve">🔍 Search ARES for similar videos</w:t>
+              </w:r>
+            </w:hyperlink>
+          </w:p>
+          <w:p>
+            <w:pPr>
+              <w:spacing w:after="40" w:before="0"/>
+            </w:pPr>
+            <w:r>
+              <w:rPr>
+                <w:sz w:val="14"/>
+                <w:szCs w:val="14"/>
+              </w:rPr>
+              <w:t xml:space="preserve"/>
+            </w:r>
+          </w:p>
+          <w:p>
+            <w:pPr>
+              <w:spacing w:after="20" w:before="0"/>
+            </w:pPr>
+            <w:r>
+              <w:rPr>
+                <w:rFonts w:ascii="Arial" w:cs="Arial" w:eastAsia="Arial" w:hAnsi="Arial"/>
+                <w:b/>
+                <w:bCs/>
+                <w:color w:val="1F3864"/>
+                <w:sz w:val="16"/>
+                <w:szCs w:val="16"/>
+              </w:rPr>
+              <w:t xml:space="preserve">📖 HTML:</w:t>
+            </w:r>
+          </w:p>
+          <w:p>
+            <w:pPr>
+              <w:spacing w:after="20" w:before="0"/>
+            </w:pPr>
+            <w:hyperlink w:history="1" r:id="rId6gpwgmkzfewrima33jekb">
               <w:r>
                 <w:rPr>
                   <w:rFonts w:ascii="Arial" w:cs="Arial" w:eastAsia="Arial" w:hAnsi="Arial"/>
@@ -9406,7 +10436,7 @@
               <w:spacing w:after="10" w:before="0"/>
               <w:ind w:left="120"/>
             </w:pPr>
-            <w:hyperlink w:history="1" r:id="rIdu9diqnlkpudg0jdhimedw">
+            <w:hyperlink w:history="1" r:id="rIdimpiikcw1scpm1ozrov4k">
               <w:r>
                 <w:rPr>
                   <w:rFonts w:ascii="Arial" w:cs="Arial" w:eastAsia="Arial" w:hAnsi="Arial"/>
@@ -9448,7 +10478,83 @@
                 <w:sz w:val="18"/>
                 <w:szCs w:val="18"/>
               </w:rPr>
-              <w:t xml:space="preserve">Learners are shown a photograph of a Geiger-Müller counter (physical device) and a still image of a cloud chamber with white radiation tracks. Without any prior instruction, they individually write responses to two prompts in their science notebooks: (1) 'How do you think this device knows that radiation is passing through it — remember, radiation is invisible?' and (2) 'What do you think the white streaks in the cloud chamber photograph are made of — and why do they look different from each other?' After 3 minutes of individual writing, learners share predictions with an elbow partner (1 minute). The teacher then cold-calls 4 pairs — two for each prompt — to share predictions with the class. All predictions are recorded (without correction) on a shared 'Prediction Parking Lot' on the board. The teacher explicitly connects back: 'In our pitchblende rock, something invisible left a mark on photographic film. Today we are asking: what other ways can we catch that invisible something in the act?'</w:t>
+              <w:t xml:space="preserve">PART A — GM Tube Working Principle (class discussion, 10 minutes): Starting from their sketched diagrams, learners co-construct an explanation of how the GM tube works. The teacher facilitates a 'claim–evidence–reasoning' (CER) structure: learners write one sentence for each: Claim ('The GM tube detects radiation because…'), Evidence ('In our simulation, we observed…'), Reasoning ('This works because radiation causes…'). Groups share; the class converges on the key mechanism: ionising radiation enters the thin mica window → ionises the argon gas atoms → freed electrons accelerate toward the central anode under high voltage → avalanche of electrons produces a measurable electrical pulse → the counter registers one 'click.' </w:t>
+            </w:r>
+          </w:p>
+          <w:p>
+            <w:pPr>
+              <w:spacing w:after="40" w:before="0"/>
+              <w:jc w:val="left"/>
+            </w:pPr>
+            <w:r>
+              <w:rPr>
+                <w:rFonts w:ascii="Arial" w:cs="Arial" w:eastAsia="Arial" w:hAnsi="Arial"/>
+                <w:b w:val="false"/>
+                <w:bCs w:val="false"/>
+                <w:i w:val="false"/>
+                <w:iCs w:val="false"/>
+                <w:color w:val="000000"/>
+                <w:sz w:val="18"/>
+                <w:szCs w:val="18"/>
+              </w:rPr>
+              <w:t xml:space="preserve"/>
+            </w:r>
+          </w:p>
+          <w:p>
+            <w:pPr>
+              <w:spacing w:after="40" w:before="0"/>
+              <w:jc w:val="left"/>
+            </w:pPr>
+            <w:r>
+              <w:rPr>
+                <w:rFonts w:ascii="Arial" w:cs="Arial" w:eastAsia="Arial" w:hAnsi="Arial"/>
+                <w:b w:val="false"/>
+                <w:bCs w:val="false"/>
+                <w:i w:val="false"/>
+                <w:iCs w:val="false"/>
+                <w:color w:val="000000"/>
+                <w:sz w:val="18"/>
+                <w:szCs w:val="18"/>
+              </w:rPr>
+              <w:t xml:space="preserve">PART B — Background Radiation Explanation (8 minutes): Learners revisit their 'clicks with no source' data. The teacher poses: 'Where is the radiation coming from if there is no source in the room?' Learners brainstorm in pairs (2 minutes), then share. The class identifies: cosmic rays from space, naturally occurring radioactive isotopes in building materials (concrete, granite — like the Rift Valley granite used in many Nairobi buildings), radon gas from soil, and trace radioactive isotopes in food (potassium-40 in sukuma wiki and githeri). </w:t>
+            </w:r>
+          </w:p>
+          <w:p>
+            <w:pPr>
+              <w:spacing w:after="40" w:before="0"/>
+              <w:jc w:val="left"/>
+            </w:pPr>
+            <w:r>
+              <w:rPr>
+                <w:rFonts w:ascii="Arial" w:cs="Arial" w:eastAsia="Arial" w:hAnsi="Arial"/>
+                <w:b w:val="false"/>
+                <w:bCs w:val="false"/>
+                <w:i w:val="false"/>
+                <w:iCs w:val="false"/>
+                <w:color w:val="000000"/>
+                <w:sz w:val="18"/>
+                <w:szCs w:val="18"/>
+              </w:rPr>
+              <w:t xml:space="preserve"/>
+            </w:r>
+          </w:p>
+          <w:p>
+            <w:pPr>
+              <w:spacing w:after="40" w:before="0"/>
+              <w:jc w:val="left"/>
+            </w:pPr>
+            <w:r>
+              <w:rPr>
+                <w:rFonts w:ascii="Arial" w:cs="Arial" w:eastAsia="Arial" w:hAnsi="Arial"/>
+                <w:b w:val="false"/>
+                <w:bCs w:val="false"/>
+                <w:i w:val="false"/>
+                <w:iCs w:val="false"/>
+                <w:color w:val="000000"/>
+                <w:sz w:val="18"/>
+                <w:szCs w:val="18"/>
+              </w:rPr>
+              <w:t xml:space="preserve">PART C — Kenya Application Synthesis (7 minutes): Using the Kenya Connection card from Phase 2, learners individually complete a 3-sentence synthesis: 'At KNH, GM-type detectors are used to… This matters because… Without detection devices, we would not know…' Three learners read their syntheses aloud. Teacher connects explicitly back to the phenomenon: 'The pitchblende ore that exposed that photographic film in the dark — if that rock were sitting in a Kenyan home, a GM tube would tell us exactly how dangerous it is. Detection turns invisible risk into actionable numbers.'</w:t>
             </w:r>
           </w:p>
         </w:tc>
@@ -9480,121 +10586,102 @@
                 <w:sz w:val="18"/>
                 <w:szCs w:val="18"/>
               </w:rPr>
-              <w:t xml:space="preserve">1. Display the two images side by side on the projector. Say verbatim: 'Look carefully at both images. Do not tell me what you already know — tell me what you genuinely think is happening. Write your own ideas first.' Allow 3 minutes of silent individual writing. </w:t>
-            </w:r>
-          </w:p>
-          <w:p>
-            <w:pPr>
-              <w:spacing w:after="40" w:before="0"/>
-              <w:jc w:val="left"/>
-            </w:pPr>
-            <w:r>
-              <w:rPr>
-                <w:rFonts w:ascii="Arial" w:cs="Arial" w:eastAsia="Arial" w:hAnsi="Arial"/>
-                <w:b w:val="false"/>
-                <w:bCs w:val="false"/>
-                <w:i w:val="false"/>
-                <w:iCs w:val="false"/>
-                <w:color w:val="000000"/>
-                <w:sz w:val="18"/>
-                <w:szCs w:val="18"/>
-              </w:rPr>
-              <w:t xml:space="preserve">2. Say: 'Now share with your elbow partner. You each have 30 seconds.' </w:t>
-            </w:r>
-          </w:p>
-          <w:p>
-            <w:pPr>
-              <w:spacing w:after="40" w:before="0"/>
-              <w:jc w:val="left"/>
-            </w:pPr>
-            <w:r>
-              <w:rPr>
-                <w:rFonts w:ascii="Arial" w:cs="Arial" w:eastAsia="Arial" w:hAnsi="Arial"/>
-                <w:b w:val="false"/>
-                <w:bCs w:val="false"/>
-                <w:i w:val="false"/>
-                <w:iCs w:val="false"/>
-                <w:color w:val="000000"/>
-                <w:sz w:val="18"/>
-                <w:szCs w:val="18"/>
-              </w:rPr>
-              <w:t xml:space="preserve">3. After sharing, cold-call exactly 4 pairs using a random name stick. For each pair, probe with: 'What in the image made you think that?' </w:t>
-            </w:r>
-          </w:p>
-          <w:p>
-            <w:pPr>
-              <w:spacing w:after="40" w:before="0"/>
-              <w:jc w:val="left"/>
-            </w:pPr>
-            <w:r>
-              <w:rPr>
-                <w:rFonts w:ascii="Arial" w:cs="Arial" w:eastAsia="Arial" w:hAnsi="Arial"/>
-                <w:b w:val="false"/>
-                <w:bCs w:val="false"/>
-                <w:i w:val="false"/>
-                <w:iCs w:val="false"/>
-                <w:color w:val="000000"/>
-                <w:sz w:val="18"/>
-                <w:szCs w:val="18"/>
-              </w:rPr>
-              <w:t xml:space="preserve">4. Record all predictions on the board under 'Our Predictions' without affirming or correcting any. </w:t>
-            </w:r>
-          </w:p>
-          <w:p>
-            <w:pPr>
-              <w:spacing w:after="40" w:before="0"/>
-              <w:jc w:val="left"/>
-            </w:pPr>
-            <w:r>
-              <w:rPr>
-                <w:rFonts w:ascii="Arial" w:cs="Arial" w:eastAsia="Arial" w:hAnsi="Arial"/>
-                <w:b w:val="false"/>
-                <w:bCs w:val="false"/>
-                <w:i w:val="false"/>
-                <w:iCs w:val="false"/>
-                <w:color w:val="000000"/>
-                <w:sz w:val="18"/>
-                <w:szCs w:val="18"/>
-              </w:rPr>
-              <w:t xml:space="preserve">5. Say: 'We will come back to these predictions at the end of class. Some of you will be surprised.' </w:t>
-            </w:r>
-          </w:p>
-          <w:p>
-            <w:pPr>
-              <w:spacing w:after="40" w:before="0"/>
-              <w:jc w:val="left"/>
-            </w:pPr>
-            <w:r>
-              <w:rPr>
-                <w:rFonts w:ascii="Arial" w:cs="Arial" w:eastAsia="Arial" w:hAnsi="Arial"/>
-                <w:b w:val="false"/>
-                <w:bCs w:val="false"/>
-                <w:i w:val="false"/>
-                <w:iCs w:val="false"/>
-                <w:color w:val="000000"/>
-                <w:sz w:val="18"/>
-                <w:szCs w:val="18"/>
-              </w:rPr>
-              <w:t xml:space="preserve">6. Apply 10–15 seconds of WAIT TIME after each cold-call question before accepting answers. </w:t>
-            </w:r>
-          </w:p>
-          <w:p>
-            <w:pPr>
-              <w:spacing w:after="40" w:before="0"/>
-              <w:jc w:val="left"/>
-            </w:pPr>
-            <w:r>
-              <w:rPr>
-                <w:rFonts w:ascii="Arial" w:cs="Arial" w:eastAsia="Arial" w:hAnsi="Arial"/>
-                <w:b w:val="false"/>
-                <w:bCs w:val="false"/>
-                <w:i w:val="false"/>
-                <w:iCs w:val="false"/>
-                <w:color w:val="000000"/>
-                <w:sz w:val="18"/>
-                <w:szCs w:val="18"/>
-              </w:rPr>
-              <w:t xml:space="preserve">7. Explicitly connect to the phenomenon: 'The pitchblende rock in our opening story exposed film in the dark. The same invisible radiation that did that is what these instruments are designed to catch. Hold that thought.'</w:t>
+              <w:t xml:space="preserve">1. Open Phase 3 by returning to the Prediction Parking Lot: 'Let's check our predictions. [Read one prediction aloud]. Now that you have evidence — who wants to revise this? Use your data to explain.' Cold-call 2 learners. Apply 15 seconds WAIT TIME before accepting. </w:t>
+            </w:r>
+          </w:p>
+          <w:p>
+            <w:pPr>
+              <w:spacing w:after="40" w:before="0"/>
+              <w:jc w:val="left"/>
+            </w:pPr>
+            <w:r>
+              <w:rPr>
+                <w:rFonts w:ascii="Arial" w:cs="Arial" w:eastAsia="Arial" w:hAnsi="Arial"/>
+                <w:b w:val="false"/>
+                <w:bCs w:val="false"/>
+                <w:i w:val="false"/>
+                <w:iCs w:val="false"/>
+                <w:color w:val="000000"/>
+                <w:sz w:val="18"/>
+                <w:szCs w:val="18"/>
+              </w:rPr>
+              <w:t xml:space="preserve">2. For the CER activity, say: 'Do not just describe what you saw. Explain WHY it works. Your claim needs a mechanism, not just a description.' </w:t>
+            </w:r>
+          </w:p>
+          <w:p>
+            <w:pPr>
+              <w:spacing w:after="40" w:before="0"/>
+              <w:jc w:val="left"/>
+            </w:pPr>
+            <w:r>
+              <w:rPr>
+                <w:rFonts w:ascii="Arial" w:cs="Arial" w:eastAsia="Arial" w:hAnsi="Arial"/>
+                <w:b w:val="false"/>
+                <w:bCs w:val="false"/>
+                <w:i w:val="false"/>
+                <w:iCs w:val="false"/>
+                <w:color w:val="000000"/>
+                <w:sz w:val="18"/>
+                <w:szCs w:val="18"/>
+              </w:rPr>
+              <w:t xml:space="preserve">3. During background radiation brainstorm, if learners are stuck, give a Kenya-specific prompt: 'Think about what Nairobi buildings are made of. Or think about what nutrients are in sukuma wiki. Could any of those contain naturally radioactive atoms?' </w:t>
+            </w:r>
+          </w:p>
+          <w:p>
+            <w:pPr>
+              <w:spacing w:after="40" w:before="0"/>
+              <w:jc w:val="left"/>
+            </w:pPr>
+            <w:r>
+              <w:rPr>
+                <w:rFonts w:ascii="Arial" w:cs="Arial" w:eastAsia="Arial" w:hAnsi="Arial"/>
+                <w:b w:val="false"/>
+                <w:bCs w:val="false"/>
+                <w:i w:val="false"/>
+                <w:iCs w:val="false"/>
+                <w:color w:val="000000"/>
+                <w:sz w:val="18"/>
+                <w:szCs w:val="18"/>
+              </w:rPr>
+              <w:t xml:space="preserve">4. Cold-call 3 different learners (those not yet called on today) to share background radiation sources. </w:t>
+            </w:r>
+          </w:p>
+          <w:p>
+            <w:pPr>
+              <w:spacing w:after="40" w:before="0"/>
+              <w:jc w:val="left"/>
+            </w:pPr>
+            <w:r>
+              <w:rPr>
+                <w:rFonts w:ascii="Arial" w:cs="Arial" w:eastAsia="Arial" w:hAnsi="Arial"/>
+                <w:b w:val="false"/>
+                <w:bCs w:val="false"/>
+                <w:i w:val="false"/>
+                <w:iCs w:val="false"/>
+                <w:color w:val="000000"/>
+                <w:sz w:val="18"/>
+                <w:szCs w:val="18"/>
+              </w:rPr>
+              <w:t xml:space="preserve">5. After KNH synthesis sharing, say: 'I want to push your thinking: if KNRA monitors radiation near Mrima Hill in Kwale, what are they trying to find out — and what would a dangerously high count rate tell them?' Apply 10 seconds WAIT TIME. Accept 2 responses. </w:t>
+            </w:r>
+          </w:p>
+          <w:p>
+            <w:pPr>
+              <w:spacing w:after="40" w:before="0"/>
+              <w:jc w:val="left"/>
+            </w:pPr>
+            <w:r>
+              <w:rPr>
+                <w:rFonts w:ascii="Arial" w:cs="Arial" w:eastAsia="Arial" w:hAnsi="Arial"/>
+                <w:b w:val="false"/>
+                <w:bCs w:val="false"/>
+                <w:i w:val="false"/>
+                <w:iCs w:val="false"/>
+                <w:color w:val="000000"/>
+                <w:sz w:val="18"/>
+                <w:szCs w:val="18"/>
+              </w:rPr>
+              <w:t xml:space="preserve">6. Explicitly connect to the driving question: 'We now have evidence for the second part of our driving question — how can we protect ourselves? Detection is the first step. You cannot protect yourself from what you cannot measure.'</w:t>
             </w:r>
           </w:p>
         </w:tc>
@@ -9626,7 +10713,7 @@
                 <w:sz w:val="18"/>
                 <w:szCs w:val="18"/>
               </w:rPr>
-              <w:t xml:space="preserve">Prediction Parking Lot — A visible, public record of pre-instruction ideas. This strategy activates prior knowledge, creates cognitive dissonance when predictions are later tested, and gives the teacher diagnostic data about misconceptions (e.g. 'the device must glow because radiation glows'). It also creates accountability — learners know they will revisit their predictions.</w:t>
+              <w:t xml:space="preserve">Claim–Evidence–Reasoning (CER) Framework — CER is a structured sensemaking strategy that prevents learners from stopping at description ('the counter clicked more') and pushes them toward mechanistic explanation ('the radiation ionised the gas, causing an electrical pulse'). By requiring three distinct components in writing before class discussion, CER ensures all learners engage in scientific reasoning — not just the most vocal students. The Kenya application synthesis extends CER into a real-world context, reinforcing that physics concepts are tools for solving Kenyan problems.</w:t>
             </w:r>
           </w:p>
         </w:tc>
@@ -9658,7 +10745,7 @@
                 <w:sz w:val="18"/>
                 <w:szCs w:val="18"/>
               </w:rPr>
-              <w:t xml:space="preserve">Observable indicator: All learners produce at least two written sentences per prompt before partner share. Teacher circulates during the 3-minute writing window and notes (without correcting): (a) learners who reference electricity/ionisation in the GM tube (building block present); (b) learners who conflate radiation tracks with light beams (misconception to address in Phase 2); (c) learners who leave prompts blank (flag for targeted questioning during Phase 2). Cold-call responses reveal the range of prior understanding across the class.</w:t>
+              <w:t xml:space="preserve">Observable indicators: (a) Written CER statements — teacher spot-checks 6 notebooks during the synthesis task; acceptable CER must include the word 'ionise' or 'ionisation' in the Reasoning component. (b) Background radiation brainstorm — groups should generate at least 2 distinct sources; groups naming only 'the rock' or 'the sun' (without specifics) need a follow-up probe. (c) KNH synthesis sentences — the phrase 'without detection devices' should lead to a consequence related to health or safety, not a trivial observation. (d) Exit check: teacher poses orally — 'In one word, what does a GM tube measure?' (Acceptable: radiation / ionisation / counts / clicks) before moving to Phase 4.</w:t>
             </w:r>
           </w:p>
         </w:tc>
@@ -9667,32 +10754,32 @@
         <w:tc>
           <w:tcPr>
             <w:tcW w:type="dxa" w:w="1520"/>
-            <w:shd w:fill="D9EEF1" w:color="auto" w:val="clear"/>
-            <w:tcMar>
-              <w:top w:type="dxa" w:w="60"/>
-              <w:left w:type="dxa" w:w="120"/>
-              <w:bottom w:type="dxa" w:w="60"/>
-              <w:right w:type="dxa" w:w="120"/>
-            </w:tcMar>
-            <w:vAlign w:val="top"/>
-          </w:tcPr>
-          <w:p>
-            <w:pPr>
-              <w:spacing w:after="40" w:before="0"/>
-              <w:jc w:val="left"/>
-            </w:pPr>
-            <w:r>
-              <w:rPr>
-                <w:rFonts w:ascii="Arial" w:cs="Arial" w:eastAsia="Arial" w:hAnsi="Arial"/>
-                <w:b/>
-                <w:bCs/>
-                <w:i w:val="false"/>
-                <w:iCs w:val="false"/>
-                <w:color w:val="000000"/>
-                <w:sz w:val="18"/>
-                <w:szCs w:val="18"/>
-              </w:rPr>
-              <w:t xml:space="preserve">Observe Phase</w:t>
+            <w:shd w:fill="FCE4D6" w:color="auto" w:val="clear"/>
+            <w:tcMar>
+              <w:top w:type="dxa" w:w="60"/>
+              <w:left w:type="dxa" w:w="120"/>
+              <w:bottom w:type="dxa" w:w="60"/>
+              <w:right w:type="dxa" w:w="120"/>
+            </w:tcMar>
+            <w:vAlign w:val="top"/>
+          </w:tcPr>
+          <w:p>
+            <w:pPr>
+              <w:spacing w:after="40" w:before="0"/>
+              <w:jc w:val="left"/>
+            </w:pPr>
+            <w:r>
+              <w:rPr>
+                <w:rFonts w:ascii="Arial" w:cs="Arial" w:eastAsia="Arial" w:hAnsi="Arial"/>
+                <w:b/>
+                <w:bCs/>
+                <w:i w:val="false"/>
+                <w:iCs w:val="false"/>
+                <w:color w:val="000000"/>
+                <w:sz w:val="18"/>
+                <w:szCs w:val="18"/>
+              </w:rPr>
+              <w:t xml:space="preserve">Driving Question Board (DQB) Creation</w:t>
             </w:r>
           </w:p>
           <w:p>
@@ -9715,7 +10802,7 @@
             <w:pPr>
               <w:spacing w:after="20" w:before="0"/>
             </w:pPr>
-            <w:hyperlink w:history="1" r:id="rIdvjojquehwaoo7ipuy1tg_">
+            <w:hyperlink w:history="1" r:id="rIdhsuh9hcipw9ovpeafu76a">
               <w:r>
                 <w:rPr>
                   <w:rFonts w:ascii="Arial" w:cs="Arial" w:eastAsia="Arial" w:hAnsi="Arial"/>
@@ -9724,7 +10811,7 @@
                   <w:szCs w:val="16"/>
                   <w:u w:val="single" w:color="2E75B6"/>
                 </w:rPr>
-                <w:t xml:space="preserve">Video: Energy Skate Park: Basics</w:t>
+                <w:t xml:space="preserve">Cosmic background radiation</w:t>
               </w:r>
             </w:hyperlink>
           </w:p>
@@ -9740,7 +10827,7 @@
                 <w:sz w:val="14"/>
                 <w:szCs w:val="14"/>
               </w:rPr>
-              <w:t xml:space="preserve">Source: PhET Interactive Simulations (English)</w:t>
+              <w:t xml:space="preserve">Source: Khan Academy (English - US curriculum)</w:t>
             </w:r>
           </w:p>
           <w:p>
@@ -9748,7 +10835,7 @@
               <w:spacing w:after="10" w:before="0"/>
               <w:ind w:left="120"/>
             </w:pPr>
-            <w:hyperlink w:history="1" r:id="rIdr_1oite8tjcbfkzjtkret">
+            <w:hyperlink w:history="1" r:id="rIdtsgsfnfygbfmw28z2acjo">
               <w:r>
                 <w:rPr>
                   <w:rFonts w:ascii="Arial" w:cs="Arial" w:eastAsia="Arial" w:hAnsi="Arial"/>
@@ -9786,14 +10873,14 @@
                 <w:sz w:val="16"/>
                 <w:szCs w:val="16"/>
               </w:rPr>
-              <w:t xml:space="preserve">📖 HTML:</w:t>
+              <w:t xml:space="preserve">📖 EXERCISE:</w:t>
             </w:r>
           </w:p>
           <w:p>
             <w:pPr>
               <w:spacing w:after="20" w:before="0"/>
             </w:pPr>
-            <w:hyperlink w:history="1" r:id="rIdxkzwnwgx7tlp9cd4aop-_">
+            <w:hyperlink w:history="1" r:id="rIdfep6jbktv16fcxw1w4xaa">
               <w:r>
                 <w:rPr>
                   <w:rFonts w:ascii="Arial" w:cs="Arial" w:eastAsia="Arial" w:hAnsi="Arial"/>
@@ -9802,7 +10889,7 @@
                   <w:szCs w:val="16"/>
                   <w:u w:val="single" w:color="2E75B6"/>
                 </w:rPr>
-                <w:t xml:space="preserve">Detection of Radioactivity (Flexbook)</w:t>
+                <w:t xml:space="preserve">Detection of Radioactivity Practice</w:t>
               </w:r>
             </w:hyperlink>
           </w:p>
@@ -9826,7 +10913,7 @@
               <w:spacing w:after="10" w:before="0"/>
               <w:ind w:left="120"/>
             </w:pPr>
-            <w:hyperlink w:history="1" r:id="rIdgkbhpfdg94a-rtsi2hpvj">
+            <w:hyperlink w:history="1" r:id="rId-ftyt157rwvcoe1o9zuob">
               <w:r>
                 <w:rPr>
                   <w:rFonts w:ascii="Arial" w:cs="Arial" w:eastAsia="Arial" w:hAnsi="Arial"/>
@@ -9868,83 +10955,7 @@
                 <w:sz w:val="18"/>
                 <w:szCs w:val="18"/>
               </w:rPr>
-              <w:t xml:space="preserve">PART A — Virtual GM Counter (25 minutes): Learners open the curated GM counter simulation on their ARES offline tablets (pre-loaded PhET 'Radioactive Dating Game' or a curated YouTube offline video of a working GM tube). Working in groups of 3, they complete a structured observation guide: </w:t>
-            </w:r>
-          </w:p>
-          <w:p>
-            <w:pPr>
-              <w:spacing w:after="40" w:before="0"/>
-              <w:jc w:val="left"/>
-            </w:pPr>
-            <w:r>
-              <w:rPr>
-                <w:rFonts w:ascii="Arial" w:cs="Arial" w:eastAsia="Arial" w:hAnsi="Arial"/>
-                <w:b w:val="false"/>
-                <w:bCs w:val="false"/>
-                <w:i w:val="false"/>
-                <w:iCs w:val="false"/>
-                <w:color w:val="000000"/>
-                <w:sz w:val="18"/>
-                <w:szCs w:val="18"/>
-              </w:rPr>
-              <w:t xml:space="preserve">(i) BACKGROUND RADIATION: With no source present, they count GM tube clicks for 30 seconds (or note the count rate on the simulation). They record: 'Clicks with NO source = ___.' </w:t>
-            </w:r>
-          </w:p>
-          <w:p>
-            <w:pPr>
-              <w:spacing w:after="40" w:before="0"/>
-              <w:jc w:val="left"/>
-            </w:pPr>
-            <w:r>
-              <w:rPr>
-                <w:rFonts w:ascii="Arial" w:cs="Arial" w:eastAsia="Arial" w:hAnsi="Arial"/>
-                <w:b w:val="false"/>
-                <w:bCs w:val="false"/>
-                <w:i w:val="false"/>
-                <w:iCs w:val="false"/>
-                <w:color w:val="000000"/>
-                <w:sz w:val="18"/>
-                <w:szCs w:val="18"/>
-              </w:rPr>
-              <w:t xml:space="preserve">(ii) SOURCE ADDED: A virtual alpha source is brought near. They record the new count rate. Then a beta source. Then a gamma source. They record each. </w:t>
-            </w:r>
-          </w:p>
-          <w:p>
-            <w:pPr>
-              <w:spacing w:after="40" w:before="0"/>
-              <w:jc w:val="left"/>
-            </w:pPr>
-            <w:r>
-              <w:rPr>
-                <w:rFonts w:ascii="Arial" w:cs="Arial" w:eastAsia="Arial" w:hAnsi="Arial"/>
-                <w:b w:val="false"/>
-                <w:bCs w:val="false"/>
-                <w:i w:val="false"/>
-                <w:iCs w:val="false"/>
-                <w:color w:val="000000"/>
-                <w:sz w:val="18"/>
-                <w:szCs w:val="18"/>
-              </w:rPr>
-              <w:t xml:space="preserve">(iii) SHIELDING TEST: They insert a virtual sheet of paper, then aluminium foil, then lead between the source and the GM tube, noting how count rates change for each radiation type. </w:t>
-            </w:r>
-          </w:p>
-          <w:p>
-            <w:pPr>
-              <w:spacing w:after="40" w:before="0"/>
-              <w:jc w:val="left"/>
-            </w:pPr>
-            <w:r>
-              <w:rPr>
-                <w:rFonts w:ascii="Arial" w:cs="Arial" w:eastAsia="Arial" w:hAnsi="Arial"/>
-                <w:b w:val="false"/>
-                <w:bCs w:val="false"/>
-                <w:i w:val="false"/>
-                <w:iCs w:val="false"/>
-                <w:color w:val="000000"/>
-                <w:sz w:val="18"/>
-                <w:szCs w:val="18"/>
-              </w:rPr>
-              <w:t xml:space="preserve">Learners sketch and label a diagram of the GM tube cross-section (cylindrical tube, central electrode, argon gas filling, thin mica window, electrical circuit) as shown in the simulation or video. </w:t>
+              <w:t xml:space="preserve">Learners return to the class Driving Question Board, which has been visible since Lesson 1. Working in their groups, they receive three types of sticky notes: GREEN ('We can now answer this'), YELLOW ('We have partial evidence'), and ORANGE ('New question this lesson raised'). </w:t>
             </w:r>
           </w:p>
           <w:p>
@@ -9982,7 +10993,7 @@
                 <w:sz w:val="18"/>
                 <w:szCs w:val="18"/>
               </w:rPr>
-              <w:t xml:space="preserve">PART B — Cloud Chamber Simulation (10 minutes): Learners watch a 4-minute offline cloud chamber video (pre-loaded) showing alpha tracks (thick, straight), beta tracks (thin, curved), and gamma tracks (faint, scattered). They sketch the three track types and annotate: why is the alpha track thick? (high ionisation, heavy particle) Why is the beta track curved? (lighter, deflected by magnetic field if present). </w:t>
+              <w:t xml:space="preserve">Groups spend 6 minutes reviewing the DQB and placing their sticky notes. Expected GREEN moves: 'How do we know radiation is there if we can't see it?' (answered: GM tube, cloud chamber, photographic film). Expected YELLOW moves: 'How do we know how much radiation is safe?' (partial: we know detection gives counts, but we haven't yet linked counts to dose or safety thresholds — that comes in Lesson 6). Expected ORANGE additions: 'How many clicks per second is dangerous?', 'Does the rock ever stop emitting radiation?', 'Can radiation from Mrima Hill reach Nairobi?', 'If potassium-40 is in sukuma wiki and we eat it, does that hurt us?' </w:t>
             </w:r>
           </w:p>
           <w:p>
@@ -10020,7 +11031,7 @@
                 <w:sz w:val="18"/>
                 <w:szCs w:val="18"/>
               </w:rPr>
-              <w:t xml:space="preserve">PART C — Kenya Connection Reading (5 minutes): Learners read a 150-word teacher-prepared card: 'At Kenyatta National Hospital (KNH) in Nairobi, radiographers use GM-type detectors and dosimeters to monitor how much radiation staff and patients receive during X-ray and radiotherapy procedures. The Kenya Nuclear Regulatory Authority (KNRA) operates environmental monitoring stations in Nairobi, Mombasa, and near the Mrima Hill mineral deposits in Kwale County — measuring background radiation levels in soil, water, and air to protect Kenyan communities. Farmers at the Kenya Agricultural and Livestock Research Organisation (KALRO) in Kisumu use radiation-based techniques to study nutrient uptake in maize and beans.'</w:t>
+              <w:t xml:space="preserve">The teacher facilitates a 4-minute whole-class gallery walk of the new additions. Two groups briefly narrate their most interesting ORANGE question and explain why it arose from today's evidence.</w:t>
             </w:r>
           </w:p>
         </w:tc>
@@ -10052,159 +11063,102 @@
                 <w:sz w:val="18"/>
                 <w:szCs w:val="18"/>
               </w:rPr>
-              <w:t xml:space="preserve">1. Before launching the simulation, say: 'Before we begin, remember our pitchblende rock. The radiation coming from that rock is what would trigger this GM tube. Your job is to be a detective — collect evidence, not just watch.' </w:t>
-            </w:r>
-          </w:p>
-          <w:p>
-            <w:pPr>
-              <w:spacing w:after="40" w:before="0"/>
-              <w:jc w:val="left"/>
-            </w:pPr>
-            <w:r>
-              <w:rPr>
-                <w:rFonts w:ascii="Arial" w:cs="Arial" w:eastAsia="Arial" w:hAnsi="Arial"/>
-                <w:b w:val="false"/>
-                <w:bCs w:val="false"/>
-                <w:i w:val="false"/>
-                <w:iCs w:val="false"/>
-                <w:color w:val="000000"/>
-                <w:sz w:val="18"/>
-                <w:szCs w:val="18"/>
-              </w:rPr>
-              <w:t xml:space="preserve">2. Distribute the structured observation guide. Set a 25-minute timer visible to all groups. </w:t>
-            </w:r>
-          </w:p>
-          <w:p>
-            <w:pPr>
-              <w:spacing w:after="40" w:before="0"/>
-              <w:jc w:val="left"/>
-            </w:pPr>
-            <w:r>
-              <w:rPr>
-                <w:rFonts w:ascii="Arial" w:cs="Arial" w:eastAsia="Arial" w:hAnsi="Arial"/>
-                <w:b w:val="false"/>
-                <w:bCs w:val="false"/>
-                <w:i w:val="false"/>
-                <w:iCs w:val="false"/>
-                <w:color w:val="000000"/>
-                <w:sz w:val="18"/>
-                <w:szCs w:val="18"/>
-              </w:rPr>
-              <w:t xml:space="preserve">3. Circulate every 4–5 minutes. At each group, ask one targeted question from this list (rotate questions across groups): </w:t>
-            </w:r>
-          </w:p>
-          <w:p>
-            <w:pPr>
-              <w:spacing w:after="40" w:before="0"/>
-              <w:jc w:val="left"/>
-            </w:pPr>
-            <w:r>
-              <w:rPr>
-                <w:rFonts w:ascii="Arial" w:cs="Arial" w:eastAsia="Arial" w:hAnsi="Arial"/>
-                <w:b w:val="false"/>
-                <w:bCs w:val="false"/>
-                <w:i w:val="false"/>
-                <w:iCs w:val="false"/>
-                <w:color w:val="000000"/>
-                <w:sz w:val="18"/>
-                <w:szCs w:val="18"/>
-              </w:rPr>
-              <w:t xml:space="preserve">   — 'Why do you think the GM tube still clicks even when there is no source in the room?' </w:t>
-            </w:r>
-          </w:p>
-          <w:p>
-            <w:pPr>
-              <w:spacing w:after="40" w:before="0"/>
-              <w:jc w:val="left"/>
-            </w:pPr>
-            <w:r>
-              <w:rPr>
-                <w:rFonts w:ascii="Arial" w:cs="Arial" w:eastAsia="Arial" w:hAnsi="Arial"/>
-                <w:b w:val="false"/>
-                <w:bCs w:val="false"/>
-                <w:i w:val="false"/>
-                <w:iCs w:val="false"/>
-                <w:color w:val="000000"/>
-                <w:sz w:val="18"/>
-                <w:szCs w:val="18"/>
-              </w:rPr>
-              <w:t xml:space="preserve">   — 'What does it tell you that paper blocks alpha but not gamma?' </w:t>
-            </w:r>
-          </w:p>
-          <w:p>
-            <w:pPr>
-              <w:spacing w:after="40" w:before="0"/>
-              <w:jc w:val="left"/>
-            </w:pPr>
-            <w:r>
-              <w:rPr>
-                <w:rFonts w:ascii="Arial" w:cs="Arial" w:eastAsia="Arial" w:hAnsi="Arial"/>
-                <w:b w:val="false"/>
-                <w:bCs w:val="false"/>
-                <w:i w:val="false"/>
-                <w:iCs w:val="false"/>
-                <w:color w:val="000000"/>
-                <w:sz w:val="18"/>
-                <w:szCs w:val="18"/>
-              </w:rPr>
-              <w:t xml:space="preserve">   — 'If you were a radiographer at KNH, which radiation type would worry you most — and why?' </w:t>
-            </w:r>
-          </w:p>
-          <w:p>
-            <w:pPr>
-              <w:spacing w:after="40" w:before="0"/>
-              <w:jc w:val="left"/>
-            </w:pPr>
-            <w:r>
-              <w:rPr>
-                <w:rFonts w:ascii="Arial" w:cs="Arial" w:eastAsia="Arial" w:hAnsi="Arial"/>
-                <w:b w:val="false"/>
-                <w:bCs w:val="false"/>
-                <w:i w:val="false"/>
-                <w:iCs w:val="false"/>
-                <w:color w:val="000000"/>
-                <w:sz w:val="18"/>
-                <w:szCs w:val="18"/>
-              </w:rPr>
-              <w:t xml:space="preserve">4. Apply 10–15 seconds WAIT TIME after each question. Cold-call at least 3 different groups during the cloud chamber segment to narrate what they see: 'Group near the window — describe the alpha track. Use shape, thickness, and direction.' </w:t>
-            </w:r>
-          </w:p>
-          <w:p>
-            <w:pPr>
-              <w:spacing w:after="40" w:before="0"/>
-              <w:jc w:val="left"/>
-            </w:pPr>
-            <w:r>
-              <w:rPr>
-                <w:rFonts w:ascii="Arial" w:cs="Arial" w:eastAsia="Arial" w:hAnsi="Arial"/>
-                <w:b w:val="false"/>
-                <w:bCs w:val="false"/>
-                <w:i w:val="false"/>
-                <w:iCs w:val="false"/>
-                <w:color w:val="000000"/>
-                <w:sz w:val="18"/>
-                <w:szCs w:val="18"/>
-              </w:rPr>
-              <w:t xml:space="preserve">5. During the Kenya Connection reading, say: 'As you read, underline one fact that surprises you. You will share it in Phase 3.' </w:t>
-            </w:r>
-          </w:p>
-          <w:p>
-            <w:pPr>
-              <w:spacing w:after="40" w:before="0"/>
-              <w:jc w:val="left"/>
-            </w:pPr>
-            <w:r>
-              <w:rPr>
-                <w:rFonts w:ascii="Arial" w:cs="Arial" w:eastAsia="Arial" w:hAnsi="Arial"/>
-                <w:b w:val="false"/>
-                <w:bCs w:val="false"/>
-                <w:i w:val="false"/>
-                <w:iCs w:val="false"/>
-                <w:color w:val="000000"/>
-                <w:sz w:val="18"/>
-                <w:szCs w:val="18"/>
-              </w:rPr>
-              <w:t xml:space="preserve">6. After all three parts, bring the class together and say: 'Let's return to the Prediction Parking Lot. Without me telling you the answers — which predictions are you now ready to revise, and why?'</w:t>
+              <w:t xml:space="preserve">1. Reintroduce the DQB: 'Every lesson, we are building a more complete answer to our driving question. Today was about detection — seeing the invisible. Let's see how that changes our board.' </w:t>
+            </w:r>
+          </w:p>
+          <w:p>
+            <w:pPr>
+              <w:spacing w:after="40" w:before="0"/>
+              <w:jc w:val="left"/>
+            </w:pPr>
+            <w:r>
+              <w:rPr>
+                <w:rFonts w:ascii="Arial" w:cs="Arial" w:eastAsia="Arial" w:hAnsi="Arial"/>
+                <w:b w:val="false"/>
+                <w:bCs w:val="false"/>
+                <w:i w:val="false"/>
+                <w:iCs w:val="false"/>
+                <w:color w:val="000000"/>
+                <w:sz w:val="18"/>
+                <w:szCs w:val="18"/>
+              </w:rPr>
+              <w:t xml:space="preserve">2. Distribute sticky notes and say: 'Be honest. Green only goes up if you can actually explain the answer using today's evidence — not just because we discussed it. Can you explain the mechanism? Then it's green.' </w:t>
+            </w:r>
+          </w:p>
+          <w:p>
+            <w:pPr>
+              <w:spacing w:after="40" w:before="0"/>
+              <w:jc w:val="left"/>
+            </w:pPr>
+            <w:r>
+              <w:rPr>
+                <w:rFonts w:ascii="Arial" w:cs="Arial" w:eastAsia="Arial" w:hAnsi="Arial"/>
+                <w:b w:val="false"/>
+                <w:bCs w:val="false"/>
+                <w:i w:val="false"/>
+                <w:iCs w:val="false"/>
+                <w:color w:val="000000"/>
+                <w:sz w:val="18"/>
+                <w:szCs w:val="18"/>
+              </w:rPr>
+              <w:t xml:space="preserve">3. During the 6-minute group work, circulate and listen for productive ORANGE questions. Privately encourage specific learners: 'That question about sukuma wiki and potassium-40 is excellent — put it on the board. That is exactly what scientists at KALRO Kisumu are studying.' </w:t>
+            </w:r>
+          </w:p>
+          <w:p>
+            <w:pPr>
+              <w:spacing w:after="40" w:before="0"/>
+              <w:jc w:val="left"/>
+            </w:pPr>
+            <w:r>
+              <w:rPr>
+                <w:rFonts w:ascii="Arial" w:cs="Arial" w:eastAsia="Arial" w:hAnsi="Arial"/>
+                <w:b w:val="false"/>
+                <w:bCs w:val="false"/>
+                <w:i w:val="false"/>
+                <w:iCs w:val="false"/>
+                <w:color w:val="000000"/>
+                <w:sz w:val="18"/>
+                <w:szCs w:val="18"/>
+              </w:rPr>
+              <w:t xml:space="preserve">4. During gallery walk, cold-call 2 groups to narrate their ORANGE question. Ask: 'What evidence from today made you wonder about that?' Apply 10 seconds WAIT TIME. </w:t>
+            </w:r>
+          </w:p>
+          <w:p>
+            <w:pPr>
+              <w:spacing w:after="40" w:before="0"/>
+              <w:jc w:val="left"/>
+            </w:pPr>
+            <w:r>
+              <w:rPr>
+                <w:rFonts w:ascii="Arial" w:cs="Arial" w:eastAsia="Arial" w:hAnsi="Arial"/>
+                <w:b w:val="false"/>
+                <w:bCs w:val="false"/>
+                <w:i w:val="false"/>
+                <w:iCs w:val="false"/>
+                <w:color w:val="000000"/>
+                <w:sz w:val="18"/>
+                <w:szCs w:val="18"/>
+              </w:rPr>
+              <w:t xml:space="preserve">5. Close DQB phase by pointing to the driving question banner: 'We are getting closer. We know what radiation is (Lesson 1), what types exist (Lesson 2), and now how to detect it (Lesson 3). What do we still not know?' Pause 15 seconds. Accept 2–3 whole-class responses. </w:t>
+            </w:r>
+          </w:p>
+          <w:p>
+            <w:pPr>
+              <w:spacing w:after="40" w:before="0"/>
+              <w:jc w:val="left"/>
+            </w:pPr>
+            <w:r>
+              <w:rPr>
+                <w:rFonts w:ascii="Arial" w:cs="Arial" w:eastAsia="Arial" w:hAnsi="Arial"/>
+                <w:b w:val="false"/>
+                <w:bCs w:val="false"/>
+                <w:i w:val="false"/>
+                <w:iCs w:val="false"/>
+                <w:color w:val="000000"/>
+                <w:sz w:val="18"/>
+                <w:szCs w:val="18"/>
+              </w:rPr>
+              <w:t xml:space="preserve">6. Say: 'Next lesson, we will tackle one of the orange questions that many of you wrote: does the rock ever stop? That will take us into half-life.'</w:t>
             </w:r>
           </w:p>
         </w:tc>
@@ -10236,7 +11190,7 @@
                 <w:sz w:val="18"/>
                 <w:szCs w:val="18"/>
               </w:rPr>
-              <w:t xml:space="preserve">Structured Observation Guide with Data Recording — Rather than open-ended watching, learners follow a scaffolded protocol that mirrors real scientific measurement practice (control condition → variable introduction → shielding test). This strategy ensures learners collect comparable data across groups, experience the concept of background radiation empirically (rather than being told about it), and build the evidence base needed for Phase 3 explanation. The sketch-and-label task encodes the GM tube mechanism into long-term memory through dual coding (visual + verbal).</w:t>
+              <w:t xml:space="preserve">Colour-Coded DQB Annotation — Using three visually distinct sticky note colours (green/yellow/orange) transforms the DQB from a passive display into an active evidence-tracking tool. The colour system requires learners to metacognitively evaluate their own understanding (green vs. yellow) rather than defaulting to 'we learned this so we know it.' Orange notes are particularly powerful: they document productive confusion, model scientific curiosity, and directly seed the inquiry questions for subsequent lessons — making the storyline feel student-driven rather than teacher-imposed.</w:t>
             </w:r>
           </w:p>
         </w:tc>
@@ -10268,7 +11222,7 @@
                 <w:sz w:val="18"/>
                 <w:szCs w:val="18"/>
               </w:rPr>
-              <w:t xml:space="preserve">Observable indicators: (a) Each group's observation guide shows three distinct count rates (background, source present, source + shielding) — groups with identical numbers across conditions have not engaged with the simulation and need redirection. (b) GM tube diagrams include at least 4 labelled components (window, gas, central electrode, circuit). (c) Cloud chamber sketches show visibly different track types for α, β, γ. (d) During circulating questions, learners can articulate WHY paper blocks alpha (not just that it does) — responses mentioning 'ionisation,' 'heavy,' or 'short range' indicate readiness to move to Phase 3.</w:t>
+              <w:t xml:space="preserve">Observable indicators: (a) Each group places at least 1 green and 1 orange sticky note — groups with no green notes may not have connected Phase 3 explanations to DQB questions; intervene with a prompt: 'Look at the question about seeing radiation — can you answer that now?' (b) Orange questions should be mechanistic or quantitative (e.g. 'How many counts is dangerous?') rather than purely factual (e.g. 'What is a GM tube?') — quality of orange questions indicates depth of engagement. (c) Narrating groups can justify their green classification with a causal explanation, not just a topic label.</w:t>
             </w:r>
           </w:p>
         </w:tc>
@@ -10277,32 +11231,32 @@
         <w:tc>
           <w:tcPr>
             <w:tcW w:type="dxa" w:w="1520"/>
-            <w:shd w:fill="E2EFDA" w:color="auto" w:val="clear"/>
-            <w:tcMar>
-              <w:top w:type="dxa" w:w="60"/>
-              <w:left w:type="dxa" w:w="120"/>
-              <w:bottom w:type="dxa" w:w="60"/>
-              <w:right w:type="dxa" w:w="120"/>
-            </w:tcMar>
-            <w:vAlign w:val="top"/>
-          </w:tcPr>
-          <w:p>
-            <w:pPr>
-              <w:spacing w:after="40" w:before="0"/>
-              <w:jc w:val="left"/>
-            </w:pPr>
-            <w:r>
-              <w:rPr>
-                <w:rFonts w:ascii="Arial" w:cs="Arial" w:eastAsia="Arial" w:hAnsi="Arial"/>
-                <w:b/>
-                <w:bCs/>
-                <w:i w:val="false"/>
-                <w:iCs w:val="false"/>
-                <w:color w:val="000000"/>
-                <w:sz w:val="18"/>
-                <w:szCs w:val="18"/>
-              </w:rPr>
-              <w:t xml:space="preserve">Explain Phase</w:t>
+            <w:shd w:fill="D5E8F0" w:color="auto" w:val="clear"/>
+            <w:tcMar>
+              <w:top w:type="dxa" w:w="60"/>
+              <w:left w:type="dxa" w:w="120"/>
+              <w:bottom w:type="dxa" w:w="60"/>
+              <w:right w:type="dxa" w:w="120"/>
+            </w:tcMar>
+            <w:vAlign w:val="top"/>
+          </w:tcPr>
+          <w:p>
+            <w:pPr>
+              <w:spacing w:after="40" w:before="0"/>
+              <w:jc w:val="left"/>
+            </w:pPr>
+            <w:r>
+              <w:rPr>
+                <w:rFonts w:ascii="Arial" w:cs="Arial" w:eastAsia="Arial" w:hAnsi="Arial"/>
+                <w:b/>
+                <w:bCs/>
+                <w:i w:val="false"/>
+                <w:iCs w:val="false"/>
+                <w:color w:val="000000"/>
+                <w:sz w:val="18"/>
+                <w:szCs w:val="18"/>
+              </w:rPr>
+              <w:t xml:space="preserve">Model Building Phase</w:t>
             </w:r>
           </w:p>
           <w:p>
@@ -10325,7 +11279,7 @@
             <w:pPr>
               <w:spacing w:after="20" w:before="0"/>
             </w:pPr>
-            <w:hyperlink w:history="1" r:id="rIdos8oveplqa9-h-rdbsw8y">
+            <w:hyperlink w:history="1" r:id="rId5x_4auklq-uqur_9l7xh8">
               <w:r>
                 <w:rPr>
                   <w:rFonts w:ascii="Arial" w:cs="Arial" w:eastAsia="Arial" w:hAnsi="Arial"/>
@@ -10334,7 +11288,7 @@
                   <w:szCs w:val="16"/>
                   <w:u w:val="single" w:color="2E75B6"/>
                 </w:rPr>
-                <w:t xml:space="preserve">Video: Energy Skate Park: Basics</w:t>
+                <w:t xml:space="preserve">Cosmic background radiation</w:t>
               </w:r>
             </w:hyperlink>
           </w:p>
@@ -10350,7 +11304,7 @@
                 <w:sz w:val="14"/>
                 <w:szCs w:val="14"/>
               </w:rPr>
-              <w:t xml:space="preserve">Source: PhET Interactive Simulations (English)</w:t>
+              <w:t xml:space="preserve">Source: Khan Academy (English - US curriculum)</w:t>
             </w:r>
           </w:p>
           <w:p>
@@ -10358,7 +11312,7 @@
               <w:spacing w:after="10" w:before="0"/>
               <w:ind w:left="120"/>
             </w:pPr>
-            <w:hyperlink w:history="1" r:id="rId4kxdrqplpdnozuxk4c0qa">
+            <w:hyperlink w:history="1" r:id="rId_l1ycnpfdibrun2eedsal">
               <w:r>
                 <w:rPr>
                   <w:rFonts w:ascii="Arial" w:cs="Arial" w:eastAsia="Arial" w:hAnsi="Arial"/>
@@ -10403,7 +11357,7 @@
             <w:pPr>
               <w:spacing w:after="20" w:before="0"/>
             </w:pPr>
-            <w:hyperlink w:history="1" r:id="rIdmxk75yl3jry0xod_qdc-e">
+            <w:hyperlink w:history="1" r:id="rIdykjwn9pnayzffl04ly4_u">
               <w:r>
                 <w:rPr>
                   <w:rFonts w:ascii="Arial" w:cs="Arial" w:eastAsia="Arial" w:hAnsi="Arial"/>
@@ -10412,7 +11366,7 @@
                   <w:szCs w:val="16"/>
                   <w:u w:val="single" w:color="2E75B6"/>
                 </w:rPr>
-                <w:t xml:space="preserve">Detection of Radioactivity (Flexbook)</w:t>
+                <w:t xml:space="preserve">Background Radiation (Flexbook)</w:t>
               </w:r>
             </w:hyperlink>
           </w:p>
@@ -10436,961 +11390,7 @@
               <w:spacing w:after="10" w:before="0"/>
               <w:ind w:left="120"/>
             </w:pPr>
-            <w:hyperlink w:history="1" r:id="rIduy0sq4_o-sgtin4lbwrk5">
-              <w:r>
-                <w:rPr>
-                  <w:rFonts w:ascii="Arial" w:cs="Arial" w:eastAsia="Arial" w:hAnsi="Arial"/>
-                  <w:color w:val="595959"/>
-                  <w:sz w:val="14"/>
-                  <w:szCs w:val="14"/>
-                  <w:u w:val="single" w:color="595959"/>
-                </w:rPr>
-                <w:t xml:space="preserve">🔍 Search ARES for similar readings</w:t>
-              </w:r>
-            </w:hyperlink>
-          </w:p>
-        </w:tc>
-        <w:tc>
-          <w:tcPr>
-            <w:tcW w:type="dxa" w:w="3040"/>
-            <w:shd w:fill="FFFFFF" w:color="auto" w:val="clear"/>
-            <w:tcMar>
-              <w:top w:type="dxa" w:w="60"/>
-              <w:left w:type="dxa" w:w="120"/>
-              <w:bottom w:type="dxa" w:w="60"/>
-              <w:right w:type="dxa" w:w="120"/>
-            </w:tcMar>
-            <w:vAlign w:val="top"/>
-          </w:tcPr>
-          <w:p>
-            <w:pPr>
-              <w:spacing w:after="40" w:before="0"/>
-              <w:jc w:val="left"/>
-            </w:pPr>
-            <w:r>
-              <w:rPr>
-                <w:rFonts w:ascii="Arial" w:cs="Arial" w:eastAsia="Arial" w:hAnsi="Arial"/>
-                <w:b w:val="false"/>
-                <w:bCs w:val="false"/>
-                <w:i w:val="false"/>
-                <w:iCs w:val="false"/>
-                <w:color w:val="000000"/>
-                <w:sz w:val="18"/>
-                <w:szCs w:val="18"/>
-              </w:rPr>
-              <w:t xml:space="preserve">PART A — GM Tube Working Principle (class discussion, 10 minutes): Starting from their sketched diagrams, learners co-construct an explanation of how the GM tube works. The teacher facilitates a 'claim–evidence–reasoning' (CER) structure: learners write one sentence for each: Claim ('The GM tube detects radiation because…'), Evidence ('In our simulation, we observed…'), Reasoning ('This works because radiation causes…'). Groups share; the class converges on the key mechanism: ionising radiation enters the thin mica window → ionises the argon gas atoms → freed electrons accelerate toward the central anode under high voltage → avalanche of electrons produces a measurable electrical pulse → the counter registers one 'click.' </w:t>
-            </w:r>
-          </w:p>
-          <w:p>
-            <w:pPr>
-              <w:spacing w:after="40" w:before="0"/>
-              <w:jc w:val="left"/>
-            </w:pPr>
-            <w:r>
-              <w:rPr>
-                <w:rFonts w:ascii="Arial" w:cs="Arial" w:eastAsia="Arial" w:hAnsi="Arial"/>
-                <w:b w:val="false"/>
-                <w:bCs w:val="false"/>
-                <w:i w:val="false"/>
-                <w:iCs w:val="false"/>
-                <w:color w:val="000000"/>
-                <w:sz w:val="18"/>
-                <w:szCs w:val="18"/>
-              </w:rPr>
-              <w:t xml:space="preserve"/>
-            </w:r>
-          </w:p>
-          <w:p>
-            <w:pPr>
-              <w:spacing w:after="40" w:before="0"/>
-              <w:jc w:val="left"/>
-            </w:pPr>
-            <w:r>
-              <w:rPr>
-                <w:rFonts w:ascii="Arial" w:cs="Arial" w:eastAsia="Arial" w:hAnsi="Arial"/>
-                <w:b w:val="false"/>
-                <w:bCs w:val="false"/>
-                <w:i w:val="false"/>
-                <w:iCs w:val="false"/>
-                <w:color w:val="000000"/>
-                <w:sz w:val="18"/>
-                <w:szCs w:val="18"/>
-              </w:rPr>
-              <w:t xml:space="preserve">PART B — Background Radiation Explanation (8 minutes): Learners revisit their 'clicks with no source' data. The teacher poses: 'Where is the radiation coming from if there is no source in the room?' Learners brainstorm in pairs (2 minutes), then share. The class identifies: cosmic rays from space, naturally occurring radioactive isotopes in building materials (concrete, granite — like the Rift Valley granite used in many Nairobi buildings), radon gas from soil, and trace radioactive isotopes in food (potassium-40 in sukuma wiki and githeri). </w:t>
-            </w:r>
-          </w:p>
-          <w:p>
-            <w:pPr>
-              <w:spacing w:after="40" w:before="0"/>
-              <w:jc w:val="left"/>
-            </w:pPr>
-            <w:r>
-              <w:rPr>
-                <w:rFonts w:ascii="Arial" w:cs="Arial" w:eastAsia="Arial" w:hAnsi="Arial"/>
-                <w:b w:val="false"/>
-                <w:bCs w:val="false"/>
-                <w:i w:val="false"/>
-                <w:iCs w:val="false"/>
-                <w:color w:val="000000"/>
-                <w:sz w:val="18"/>
-                <w:szCs w:val="18"/>
-              </w:rPr>
-              <w:t xml:space="preserve"/>
-            </w:r>
-          </w:p>
-          <w:p>
-            <w:pPr>
-              <w:spacing w:after="40" w:before="0"/>
-              <w:jc w:val="left"/>
-            </w:pPr>
-            <w:r>
-              <w:rPr>
-                <w:rFonts w:ascii="Arial" w:cs="Arial" w:eastAsia="Arial" w:hAnsi="Arial"/>
-                <w:b w:val="false"/>
-                <w:bCs w:val="false"/>
-                <w:i w:val="false"/>
-                <w:iCs w:val="false"/>
-                <w:color w:val="000000"/>
-                <w:sz w:val="18"/>
-                <w:szCs w:val="18"/>
-              </w:rPr>
-              <w:t xml:space="preserve">PART C — Kenya Application Synthesis (7 minutes): Using the Kenya Connection card from Phase 2, learners individually complete a 3-sentence synthesis: 'At KNH, GM-type detectors are used to… This matters because… Without detection devices, we would not know…' Three learners read their syntheses aloud. Teacher connects explicitly back to the phenomenon: 'The pitchblende ore that exposed that photographic film in the dark — if that rock were sitting in a Kenyan home, a GM tube would tell us exactly how dangerous it is. Detection turns invisible risk into actionable numbers.'</w:t>
-            </w:r>
-          </w:p>
-        </w:tc>
-        <w:tc>
-          <w:tcPr>
-            <w:tcW w:type="dxa" w:w="3040"/>
-            <w:shd w:fill="F2F2F2" w:color="auto" w:val="clear"/>
-            <w:tcMar>
-              <w:top w:type="dxa" w:w="60"/>
-              <w:left w:type="dxa" w:w="120"/>
-              <w:bottom w:type="dxa" w:w="60"/>
-              <w:right w:type="dxa" w:w="120"/>
-            </w:tcMar>
-            <w:vAlign w:val="top"/>
-          </w:tcPr>
-          <w:p>
-            <w:pPr>
-              <w:spacing w:after="40" w:before="0"/>
-              <w:jc w:val="left"/>
-            </w:pPr>
-            <w:r>
-              <w:rPr>
-                <w:rFonts w:ascii="Arial" w:cs="Arial" w:eastAsia="Arial" w:hAnsi="Arial"/>
-                <w:b w:val="false"/>
-                <w:bCs w:val="false"/>
-                <w:i w:val="false"/>
-                <w:iCs w:val="false"/>
-                <w:color w:val="000000"/>
-                <w:sz w:val="18"/>
-                <w:szCs w:val="18"/>
-              </w:rPr>
-              <w:t xml:space="preserve">1. Open Phase 3 by returning to the Prediction Parking Lot: 'Let's check our predictions. [Read one prediction aloud]. Now that you have evidence — who wants to revise this? Use your data to explain.' Cold-call 2 learners. Apply 15 seconds WAIT TIME before accepting. </w:t>
-            </w:r>
-          </w:p>
-          <w:p>
-            <w:pPr>
-              <w:spacing w:after="40" w:before="0"/>
-              <w:jc w:val="left"/>
-            </w:pPr>
-            <w:r>
-              <w:rPr>
-                <w:rFonts w:ascii="Arial" w:cs="Arial" w:eastAsia="Arial" w:hAnsi="Arial"/>
-                <w:b w:val="false"/>
-                <w:bCs w:val="false"/>
-                <w:i w:val="false"/>
-                <w:iCs w:val="false"/>
-                <w:color w:val="000000"/>
-                <w:sz w:val="18"/>
-                <w:szCs w:val="18"/>
-              </w:rPr>
-              <w:t xml:space="preserve">2. For the CER activity, say: 'Do not just describe what you saw. Explain WHY it works. Your claim needs a mechanism, not just a description.' </w:t>
-            </w:r>
-          </w:p>
-          <w:p>
-            <w:pPr>
-              <w:spacing w:after="40" w:before="0"/>
-              <w:jc w:val="left"/>
-            </w:pPr>
-            <w:r>
-              <w:rPr>
-                <w:rFonts w:ascii="Arial" w:cs="Arial" w:eastAsia="Arial" w:hAnsi="Arial"/>
-                <w:b w:val="false"/>
-                <w:bCs w:val="false"/>
-                <w:i w:val="false"/>
-                <w:iCs w:val="false"/>
-                <w:color w:val="000000"/>
-                <w:sz w:val="18"/>
-                <w:szCs w:val="18"/>
-              </w:rPr>
-              <w:t xml:space="preserve">3. During background radiation brainstorm, if learners are stuck, give a Kenya-specific prompt: 'Think about what Nairobi buildings are made of. Or think about what nutrients are in sukuma wiki. Could any of those contain naturally radioactive atoms?' </w:t>
-            </w:r>
-          </w:p>
-          <w:p>
-            <w:pPr>
-              <w:spacing w:after="40" w:before="0"/>
-              <w:jc w:val="left"/>
-            </w:pPr>
-            <w:r>
-              <w:rPr>
-                <w:rFonts w:ascii="Arial" w:cs="Arial" w:eastAsia="Arial" w:hAnsi="Arial"/>
-                <w:b w:val="false"/>
-                <w:bCs w:val="false"/>
-                <w:i w:val="false"/>
-                <w:iCs w:val="false"/>
-                <w:color w:val="000000"/>
-                <w:sz w:val="18"/>
-                <w:szCs w:val="18"/>
-              </w:rPr>
-              <w:t xml:space="preserve">4. Cold-call 3 different learners (those not yet called on today) to share background radiation sources. </w:t>
-            </w:r>
-          </w:p>
-          <w:p>
-            <w:pPr>
-              <w:spacing w:after="40" w:before="0"/>
-              <w:jc w:val="left"/>
-            </w:pPr>
-            <w:r>
-              <w:rPr>
-                <w:rFonts w:ascii="Arial" w:cs="Arial" w:eastAsia="Arial" w:hAnsi="Arial"/>
-                <w:b w:val="false"/>
-                <w:bCs w:val="false"/>
-                <w:i w:val="false"/>
-                <w:iCs w:val="false"/>
-                <w:color w:val="000000"/>
-                <w:sz w:val="18"/>
-                <w:szCs w:val="18"/>
-              </w:rPr>
-              <w:t xml:space="preserve">5. After KNH synthesis sharing, say: 'I want to push your thinking: if KNRA monitors radiation near Mrima Hill in Kwale, what are they trying to find out — and what would a dangerously high count rate tell them?' Apply 10 seconds WAIT TIME. Accept 2 responses. </w:t>
-            </w:r>
-          </w:p>
-          <w:p>
-            <w:pPr>
-              <w:spacing w:after="40" w:before="0"/>
-              <w:jc w:val="left"/>
-            </w:pPr>
-            <w:r>
-              <w:rPr>
-                <w:rFonts w:ascii="Arial" w:cs="Arial" w:eastAsia="Arial" w:hAnsi="Arial"/>
-                <w:b w:val="false"/>
-                <w:bCs w:val="false"/>
-                <w:i w:val="false"/>
-                <w:iCs w:val="false"/>
-                <w:color w:val="000000"/>
-                <w:sz w:val="18"/>
-                <w:szCs w:val="18"/>
-              </w:rPr>
-              <w:t xml:space="preserve">6. Explicitly connect to the driving question: 'We now have evidence for the second part of our driving question — how can we protect ourselves? Detection is the first step. You cannot protect yourself from what you cannot measure.'</w:t>
-            </w:r>
-          </w:p>
-        </w:tc>
-        <w:tc>
-          <w:tcPr>
-            <w:tcW w:type="dxa" w:w="3040"/>
-            <w:shd w:fill="FFFFFF" w:color="auto" w:val="clear"/>
-            <w:tcMar>
-              <w:top w:type="dxa" w:w="60"/>
-              <w:left w:type="dxa" w:w="120"/>
-              <w:bottom w:type="dxa" w:w="60"/>
-              <w:right w:type="dxa" w:w="120"/>
-            </w:tcMar>
-            <w:vAlign w:val="top"/>
-          </w:tcPr>
-          <w:p>
-            <w:pPr>
-              <w:spacing w:after="40" w:before="0"/>
-              <w:jc w:val="left"/>
-            </w:pPr>
-            <w:r>
-              <w:rPr>
-                <w:rFonts w:ascii="Arial" w:cs="Arial" w:eastAsia="Arial" w:hAnsi="Arial"/>
-                <w:b w:val="false"/>
-                <w:bCs w:val="false"/>
-                <w:i w:val="false"/>
-                <w:iCs w:val="false"/>
-                <w:color w:val="000000"/>
-                <w:sz w:val="18"/>
-                <w:szCs w:val="18"/>
-              </w:rPr>
-              <w:t xml:space="preserve">Claim–Evidence–Reasoning (CER) Framework — CER is a structured sensemaking strategy that prevents learners from stopping at description ('the counter clicked more') and pushes them toward mechanistic explanation ('the radiation ionised the gas, causing an electrical pulse'). By requiring three distinct components in writing before class discussion, CER ensures all learners engage in scientific reasoning — not just the most vocal students. The Kenya application synthesis extends CER into a real-world context, reinforcing that physics concepts are tools for solving Kenyan problems.</w:t>
-            </w:r>
-          </w:p>
-        </w:tc>
-        <w:tc>
-          <w:tcPr>
-            <w:tcW w:type="dxa" w:w="3040"/>
-            <w:shd w:fill="F2F2F2" w:color="auto" w:val="clear"/>
-            <w:tcMar>
-              <w:top w:type="dxa" w:w="60"/>
-              <w:left w:type="dxa" w:w="120"/>
-              <w:bottom w:type="dxa" w:w="60"/>
-              <w:right w:type="dxa" w:w="120"/>
-            </w:tcMar>
-            <w:vAlign w:val="top"/>
-          </w:tcPr>
-          <w:p>
-            <w:pPr>
-              <w:spacing w:after="40" w:before="0"/>
-              <w:jc w:val="left"/>
-            </w:pPr>
-            <w:r>
-              <w:rPr>
-                <w:rFonts w:ascii="Arial" w:cs="Arial" w:eastAsia="Arial" w:hAnsi="Arial"/>
-                <w:b w:val="false"/>
-                <w:bCs w:val="false"/>
-                <w:i w:val="false"/>
-                <w:iCs w:val="false"/>
-                <w:color w:val="000000"/>
-                <w:sz w:val="18"/>
-                <w:szCs w:val="18"/>
-              </w:rPr>
-              <w:t xml:space="preserve">Observable indicators: (a) Written CER statements — teacher spot-checks 6 notebooks during the synthesis task; acceptable CER must include the word 'ionise' or 'ionisation' in the Reasoning component. (b) Background radiation brainstorm — groups should generate at least 2 distinct sources; groups naming only 'the rock' or 'the sun' (without specifics) need a follow-up probe. (c) KNH synthesis sentences — the phrase 'without detection devices' should lead to a consequence related to health or safety, not a trivial observation. (d) Exit check: teacher poses orally — 'In one word, what does a GM tube measure?' (Acceptable: radiation / ionisation / counts / clicks) before moving to Phase 4.</w:t>
-            </w:r>
-          </w:p>
-        </w:tc>
-      </w:tr>
-      <w:tr>
-        <w:tc>
-          <w:tcPr>
-            <w:tcW w:type="dxa" w:w="1520"/>
-            <w:shd w:fill="FCE4D6" w:color="auto" w:val="clear"/>
-            <w:tcMar>
-              <w:top w:type="dxa" w:w="60"/>
-              <w:left w:type="dxa" w:w="120"/>
-              <w:bottom w:type="dxa" w:w="60"/>
-              <w:right w:type="dxa" w:w="120"/>
-            </w:tcMar>
-            <w:vAlign w:val="top"/>
-          </w:tcPr>
-          <w:p>
-            <w:pPr>
-              <w:spacing w:after="40" w:before="0"/>
-              <w:jc w:val="left"/>
-            </w:pPr>
-            <w:r>
-              <w:rPr>
-                <w:rFonts w:ascii="Arial" w:cs="Arial" w:eastAsia="Arial" w:hAnsi="Arial"/>
-                <w:b/>
-                <w:bCs/>
-                <w:i w:val="false"/>
-                <w:iCs w:val="false"/>
-                <w:color w:val="000000"/>
-                <w:sz w:val="18"/>
-                <w:szCs w:val="18"/>
-              </w:rPr>
-              <w:t xml:space="preserve">Driving Question Board (DQB) Creation</w:t>
-            </w:r>
-          </w:p>
-          <w:p>
-            <w:pPr>
-              <w:spacing w:after="20" w:before="0"/>
-            </w:pPr>
-            <w:r>
-              <w:rPr>
-                <w:rFonts w:ascii="Arial" w:cs="Arial" w:eastAsia="Arial" w:hAnsi="Arial"/>
-                <w:b/>
-                <w:bCs/>
-                <w:color w:val="1F3864"/>
-                <w:sz w:val="16"/>
-                <w:szCs w:val="16"/>
-              </w:rPr>
-              <w:t xml:space="preserve">📹 VIDEO:</w:t>
-            </w:r>
-          </w:p>
-          <w:p>
-            <w:pPr>
-              <w:spacing w:after="20" w:before="0"/>
-            </w:pPr>
-            <w:hyperlink w:history="1" r:id="rIdfpxfd6u3mt_4v7f6yfp6l">
-              <w:r>
-                <w:rPr>
-                  <w:rFonts w:ascii="Arial" w:cs="Arial" w:eastAsia="Arial" w:hAnsi="Arial"/>
-                  <w:color w:val="2E75B6"/>
-                  <w:sz w:val="16"/>
-                  <w:szCs w:val="16"/>
-                  <w:u w:val="single" w:color="2E75B6"/>
-                </w:rPr>
-                <w:t xml:space="preserve">Video: Energy Skate Park: Basics</w:t>
-              </w:r>
-            </w:hyperlink>
-          </w:p>
-          <w:p>
-            <w:pPr>
-              <w:spacing w:after="10" w:before="0"/>
-              <w:ind w:left="120"/>
-            </w:pPr>
-            <w:r>
-              <w:rPr>
-                <w:rFonts w:ascii="Arial" w:cs="Arial" w:eastAsia="Arial" w:hAnsi="Arial"/>
-                <w:color w:val="595959"/>
-                <w:sz w:val="14"/>
-                <w:szCs w:val="14"/>
-              </w:rPr>
-              <w:t xml:space="preserve">Source: PhET Interactive Simulations (English)</w:t>
-            </w:r>
-          </w:p>
-          <w:p>
-            <w:pPr>
-              <w:spacing w:after="10" w:before="0"/>
-              <w:ind w:left="120"/>
-            </w:pPr>
-            <w:hyperlink w:history="1" r:id="rIdths8yr_g0cyuf9k_eslq2">
-              <w:r>
-                <w:rPr>
-                  <w:rFonts w:ascii="Arial" w:cs="Arial" w:eastAsia="Arial" w:hAnsi="Arial"/>
-                  <w:color w:val="595959"/>
-                  <w:sz w:val="14"/>
-                  <w:szCs w:val="14"/>
-                  <w:u w:val="single" w:color="595959"/>
-                </w:rPr>
-                <w:t xml:space="preserve">🔍 Search ARES for similar videos</w:t>
-              </w:r>
-            </w:hyperlink>
-          </w:p>
-          <w:p>
-            <w:pPr>
-              <w:spacing w:after="40" w:before="0"/>
-            </w:pPr>
-            <w:r>
-              <w:rPr>
-                <w:sz w:val="14"/>
-                <w:szCs w:val="14"/>
-              </w:rPr>
-              <w:t xml:space="preserve"/>
-            </w:r>
-          </w:p>
-          <w:p>
-            <w:pPr>
-              <w:spacing w:after="20" w:before="0"/>
-            </w:pPr>
-            <w:r>
-              <w:rPr>
-                <w:rFonts w:ascii="Arial" w:cs="Arial" w:eastAsia="Arial" w:hAnsi="Arial"/>
-                <w:b/>
-                <w:bCs/>
-                <w:color w:val="1F3864"/>
-                <w:sz w:val="16"/>
-                <w:szCs w:val="16"/>
-              </w:rPr>
-              <w:t xml:space="preserve">📖 HTML:</w:t>
-            </w:r>
-          </w:p>
-          <w:p>
-            <w:pPr>
-              <w:spacing w:after="20" w:before="0"/>
-            </w:pPr>
-            <w:hyperlink w:history="1" r:id="rIdj2jgoybehyxmqndmuz0a6">
-              <w:r>
-                <w:rPr>
-                  <w:rFonts w:ascii="Arial" w:cs="Arial" w:eastAsia="Arial" w:hAnsi="Arial"/>
-                  <w:color w:val="2E75B6"/>
-                  <w:sz w:val="16"/>
-                  <w:szCs w:val="16"/>
-                  <w:u w:val="single" w:color="2E75B6"/>
-                </w:rPr>
-                <w:t xml:space="preserve">Detection of Radioactivity (Flexbook)</w:t>
-              </w:r>
-            </w:hyperlink>
-          </w:p>
-          <w:p>
-            <w:pPr>
-              <w:spacing w:after="10" w:before="0"/>
-              <w:ind w:left="120"/>
-            </w:pPr>
-            <w:r>
-              <w:rPr>
-                <w:rFonts w:ascii="Arial" w:cs="Arial" w:eastAsia="Arial" w:hAnsi="Arial"/>
-                <w:color w:val="595959"/>
-                <w:sz w:val="14"/>
-                <w:szCs w:val="14"/>
-              </w:rPr>
-              <w:t xml:space="preserve">Source: CK-12</w:t>
-            </w:r>
-          </w:p>
-          <w:p>
-            <w:pPr>
-              <w:spacing w:after="10" w:before="0"/>
-              <w:ind w:left="120"/>
-            </w:pPr>
-            <w:hyperlink w:history="1" r:id="rIdu5znngauc9a3k83edhcda">
-              <w:r>
-                <w:rPr>
-                  <w:rFonts w:ascii="Arial" w:cs="Arial" w:eastAsia="Arial" w:hAnsi="Arial"/>
-                  <w:color w:val="595959"/>
-                  <w:sz w:val="14"/>
-                  <w:szCs w:val="14"/>
-                  <w:u w:val="single" w:color="595959"/>
-                </w:rPr>
-                <w:t xml:space="preserve">🔍 Search ARES for similar readings</w:t>
-              </w:r>
-            </w:hyperlink>
-          </w:p>
-        </w:tc>
-        <w:tc>
-          <w:tcPr>
-            <w:tcW w:type="dxa" w:w="3040"/>
-            <w:shd w:fill="FFFFFF" w:color="auto" w:val="clear"/>
-            <w:tcMar>
-              <w:top w:type="dxa" w:w="60"/>
-              <w:left w:type="dxa" w:w="120"/>
-              <w:bottom w:type="dxa" w:w="60"/>
-              <w:right w:type="dxa" w:w="120"/>
-            </w:tcMar>
-            <w:vAlign w:val="top"/>
-          </w:tcPr>
-          <w:p>
-            <w:pPr>
-              <w:spacing w:after="40" w:before="0"/>
-              <w:jc w:val="left"/>
-            </w:pPr>
-            <w:r>
-              <w:rPr>
-                <w:rFonts w:ascii="Arial" w:cs="Arial" w:eastAsia="Arial" w:hAnsi="Arial"/>
-                <w:b w:val="false"/>
-                <w:bCs w:val="false"/>
-                <w:i w:val="false"/>
-                <w:iCs w:val="false"/>
-                <w:color w:val="000000"/>
-                <w:sz w:val="18"/>
-                <w:szCs w:val="18"/>
-              </w:rPr>
-              <w:t xml:space="preserve">Learners return to the class Driving Question Board, which has been visible since Lesson 1. Working in their groups, they receive three types of sticky notes: GREEN ('We can now answer this'), YELLOW ('We have partial evidence'), and ORANGE ('New question this lesson raised'). </w:t>
-            </w:r>
-          </w:p>
-          <w:p>
-            <w:pPr>
-              <w:spacing w:after="40" w:before="0"/>
-              <w:jc w:val="left"/>
-            </w:pPr>
-            <w:r>
-              <w:rPr>
-                <w:rFonts w:ascii="Arial" w:cs="Arial" w:eastAsia="Arial" w:hAnsi="Arial"/>
-                <w:b w:val="false"/>
-                <w:bCs w:val="false"/>
-                <w:i w:val="false"/>
-                <w:iCs w:val="false"/>
-                <w:color w:val="000000"/>
-                <w:sz w:val="18"/>
-                <w:szCs w:val="18"/>
-              </w:rPr>
-              <w:t xml:space="preserve"/>
-            </w:r>
-          </w:p>
-          <w:p>
-            <w:pPr>
-              <w:spacing w:after="40" w:before="0"/>
-              <w:jc w:val="left"/>
-            </w:pPr>
-            <w:r>
-              <w:rPr>
-                <w:rFonts w:ascii="Arial" w:cs="Arial" w:eastAsia="Arial" w:hAnsi="Arial"/>
-                <w:b w:val="false"/>
-                <w:bCs w:val="false"/>
-                <w:i w:val="false"/>
-                <w:iCs w:val="false"/>
-                <w:color w:val="000000"/>
-                <w:sz w:val="18"/>
-                <w:szCs w:val="18"/>
-              </w:rPr>
-              <w:t xml:space="preserve">Groups spend 6 minutes reviewing the DQB and placing their sticky notes. Expected GREEN moves: 'How do we know radiation is there if we can't see it?' (answered: GM tube, cloud chamber, photographic film). Expected YELLOW moves: 'How do we know how much radiation is safe?' (partial: we know detection gives counts, but we haven't yet linked counts to dose or safety thresholds — that comes in Lesson 6). Expected ORANGE additions: 'How many clicks per second is dangerous?', 'Does the rock ever stop emitting radiation?', 'Can radiation from Mrima Hill reach Nairobi?', 'If potassium-40 is in sukuma wiki and we eat it, does that hurt us?' </w:t>
-            </w:r>
-          </w:p>
-          <w:p>
-            <w:pPr>
-              <w:spacing w:after="40" w:before="0"/>
-              <w:jc w:val="left"/>
-            </w:pPr>
-            <w:r>
-              <w:rPr>
-                <w:rFonts w:ascii="Arial" w:cs="Arial" w:eastAsia="Arial" w:hAnsi="Arial"/>
-                <w:b w:val="false"/>
-                <w:bCs w:val="false"/>
-                <w:i w:val="false"/>
-                <w:iCs w:val="false"/>
-                <w:color w:val="000000"/>
-                <w:sz w:val="18"/>
-                <w:szCs w:val="18"/>
-              </w:rPr>
-              <w:t xml:space="preserve"/>
-            </w:r>
-          </w:p>
-          <w:p>
-            <w:pPr>
-              <w:spacing w:after="40" w:before="0"/>
-              <w:jc w:val="left"/>
-            </w:pPr>
-            <w:r>
-              <w:rPr>
-                <w:rFonts w:ascii="Arial" w:cs="Arial" w:eastAsia="Arial" w:hAnsi="Arial"/>
-                <w:b w:val="false"/>
-                <w:bCs w:val="false"/>
-                <w:i w:val="false"/>
-                <w:iCs w:val="false"/>
-                <w:color w:val="000000"/>
-                <w:sz w:val="18"/>
-                <w:szCs w:val="18"/>
-              </w:rPr>
-              <w:t xml:space="preserve">The teacher facilitates a 4-minute whole-class gallery walk of the new additions. Two groups briefly narrate their most interesting ORANGE question and explain why it arose from today's evidence.</w:t>
-            </w:r>
-          </w:p>
-        </w:tc>
-        <w:tc>
-          <w:tcPr>
-            <w:tcW w:type="dxa" w:w="3040"/>
-            <w:shd w:fill="F2F2F2" w:color="auto" w:val="clear"/>
-            <w:tcMar>
-              <w:top w:type="dxa" w:w="60"/>
-              <w:left w:type="dxa" w:w="120"/>
-              <w:bottom w:type="dxa" w:w="60"/>
-              <w:right w:type="dxa" w:w="120"/>
-            </w:tcMar>
-            <w:vAlign w:val="top"/>
-          </w:tcPr>
-          <w:p>
-            <w:pPr>
-              <w:spacing w:after="40" w:before="0"/>
-              <w:jc w:val="left"/>
-            </w:pPr>
-            <w:r>
-              <w:rPr>
-                <w:rFonts w:ascii="Arial" w:cs="Arial" w:eastAsia="Arial" w:hAnsi="Arial"/>
-                <w:b w:val="false"/>
-                <w:bCs w:val="false"/>
-                <w:i w:val="false"/>
-                <w:iCs w:val="false"/>
-                <w:color w:val="000000"/>
-                <w:sz w:val="18"/>
-                <w:szCs w:val="18"/>
-              </w:rPr>
-              <w:t xml:space="preserve">1. Reintroduce the DQB: 'Every lesson, we are building a more complete answer to our driving question. Today was about detection — seeing the invisible. Let's see how that changes our board.' </w:t>
-            </w:r>
-          </w:p>
-          <w:p>
-            <w:pPr>
-              <w:spacing w:after="40" w:before="0"/>
-              <w:jc w:val="left"/>
-            </w:pPr>
-            <w:r>
-              <w:rPr>
-                <w:rFonts w:ascii="Arial" w:cs="Arial" w:eastAsia="Arial" w:hAnsi="Arial"/>
-                <w:b w:val="false"/>
-                <w:bCs w:val="false"/>
-                <w:i w:val="false"/>
-                <w:iCs w:val="false"/>
-                <w:color w:val="000000"/>
-                <w:sz w:val="18"/>
-                <w:szCs w:val="18"/>
-              </w:rPr>
-              <w:t xml:space="preserve">2. Distribute sticky notes and say: 'Be honest. Green only goes up if you can actually explain the answer using today's evidence — not just because we discussed it. Can you explain the mechanism? Then it's green.' </w:t>
-            </w:r>
-          </w:p>
-          <w:p>
-            <w:pPr>
-              <w:spacing w:after="40" w:before="0"/>
-              <w:jc w:val="left"/>
-            </w:pPr>
-            <w:r>
-              <w:rPr>
-                <w:rFonts w:ascii="Arial" w:cs="Arial" w:eastAsia="Arial" w:hAnsi="Arial"/>
-                <w:b w:val="false"/>
-                <w:bCs w:val="false"/>
-                <w:i w:val="false"/>
-                <w:iCs w:val="false"/>
-                <w:color w:val="000000"/>
-                <w:sz w:val="18"/>
-                <w:szCs w:val="18"/>
-              </w:rPr>
-              <w:t xml:space="preserve">3. During the 6-minute group work, circulate and listen for productive ORANGE questions. Privately encourage specific learners: 'That question about sukuma wiki and potassium-40 is excellent — put it on the board. That is exactly what scientists at KALRO Kisumu are studying.' </w:t>
-            </w:r>
-          </w:p>
-          <w:p>
-            <w:pPr>
-              <w:spacing w:after="40" w:before="0"/>
-              <w:jc w:val="left"/>
-            </w:pPr>
-            <w:r>
-              <w:rPr>
-                <w:rFonts w:ascii="Arial" w:cs="Arial" w:eastAsia="Arial" w:hAnsi="Arial"/>
-                <w:b w:val="false"/>
-                <w:bCs w:val="false"/>
-                <w:i w:val="false"/>
-                <w:iCs w:val="false"/>
-                <w:color w:val="000000"/>
-                <w:sz w:val="18"/>
-                <w:szCs w:val="18"/>
-              </w:rPr>
-              <w:t xml:space="preserve">4. During gallery walk, cold-call 2 groups to narrate their ORANGE question. Ask: 'What evidence from today made you wonder about that?' Apply 10 seconds WAIT TIME. </w:t>
-            </w:r>
-          </w:p>
-          <w:p>
-            <w:pPr>
-              <w:spacing w:after="40" w:before="0"/>
-              <w:jc w:val="left"/>
-            </w:pPr>
-            <w:r>
-              <w:rPr>
-                <w:rFonts w:ascii="Arial" w:cs="Arial" w:eastAsia="Arial" w:hAnsi="Arial"/>
-                <w:b w:val="false"/>
-                <w:bCs w:val="false"/>
-                <w:i w:val="false"/>
-                <w:iCs w:val="false"/>
-                <w:color w:val="000000"/>
-                <w:sz w:val="18"/>
-                <w:szCs w:val="18"/>
-              </w:rPr>
-              <w:t xml:space="preserve">5. Close DQB phase by pointing to the driving question banner: 'We are getting closer. We know what radiation is (Lesson 1), what types exist (Lesson 2), and now how to detect it (Lesson 3). What do we still not know?' Pause 15 seconds. Accept 2–3 whole-class responses. </w:t>
-            </w:r>
-          </w:p>
-          <w:p>
-            <w:pPr>
-              <w:spacing w:after="40" w:before="0"/>
-              <w:jc w:val="left"/>
-            </w:pPr>
-            <w:r>
-              <w:rPr>
-                <w:rFonts w:ascii="Arial" w:cs="Arial" w:eastAsia="Arial" w:hAnsi="Arial"/>
-                <w:b w:val="false"/>
-                <w:bCs w:val="false"/>
-                <w:i w:val="false"/>
-                <w:iCs w:val="false"/>
-                <w:color w:val="000000"/>
-                <w:sz w:val="18"/>
-                <w:szCs w:val="18"/>
-              </w:rPr>
-              <w:t xml:space="preserve">6. Say: 'Next lesson, we will tackle one of the orange questions that many of you wrote: does the rock ever stop? That will take us into half-life.'</w:t>
-            </w:r>
-          </w:p>
-        </w:tc>
-        <w:tc>
-          <w:tcPr>
-            <w:tcW w:type="dxa" w:w="3040"/>
-            <w:shd w:fill="FFFFFF" w:color="auto" w:val="clear"/>
-            <w:tcMar>
-              <w:top w:type="dxa" w:w="60"/>
-              <w:left w:type="dxa" w:w="120"/>
-              <w:bottom w:type="dxa" w:w="60"/>
-              <w:right w:type="dxa" w:w="120"/>
-            </w:tcMar>
-            <w:vAlign w:val="top"/>
-          </w:tcPr>
-          <w:p>
-            <w:pPr>
-              <w:spacing w:after="40" w:before="0"/>
-              <w:jc w:val="left"/>
-            </w:pPr>
-            <w:r>
-              <w:rPr>
-                <w:rFonts w:ascii="Arial" w:cs="Arial" w:eastAsia="Arial" w:hAnsi="Arial"/>
-                <w:b w:val="false"/>
-                <w:bCs w:val="false"/>
-                <w:i w:val="false"/>
-                <w:iCs w:val="false"/>
-                <w:color w:val="000000"/>
-                <w:sz w:val="18"/>
-                <w:szCs w:val="18"/>
-              </w:rPr>
-              <w:t xml:space="preserve">Colour-Coded DQB Annotation — Using three visually distinct sticky note colours (green/yellow/orange) transforms the DQB from a passive display into an active evidence-tracking tool. The colour system requires learners to metacognitively evaluate their own understanding (green vs. yellow) rather than defaulting to 'we learned this so we know it.' Orange notes are particularly powerful: they document productive confusion, model scientific curiosity, and directly seed the inquiry questions for subsequent lessons — making the storyline feel student-driven rather than teacher-imposed.</w:t>
-            </w:r>
-          </w:p>
-        </w:tc>
-        <w:tc>
-          <w:tcPr>
-            <w:tcW w:type="dxa" w:w="3040"/>
-            <w:shd w:fill="F2F2F2" w:color="auto" w:val="clear"/>
-            <w:tcMar>
-              <w:top w:type="dxa" w:w="60"/>
-              <w:left w:type="dxa" w:w="120"/>
-              <w:bottom w:type="dxa" w:w="60"/>
-              <w:right w:type="dxa" w:w="120"/>
-            </w:tcMar>
-            <w:vAlign w:val="top"/>
-          </w:tcPr>
-          <w:p>
-            <w:pPr>
-              <w:spacing w:after="40" w:before="0"/>
-              <w:jc w:val="left"/>
-            </w:pPr>
-            <w:r>
-              <w:rPr>
-                <w:rFonts w:ascii="Arial" w:cs="Arial" w:eastAsia="Arial" w:hAnsi="Arial"/>
-                <w:b w:val="false"/>
-                <w:bCs w:val="false"/>
-                <w:i w:val="false"/>
-                <w:iCs w:val="false"/>
-                <w:color w:val="000000"/>
-                <w:sz w:val="18"/>
-                <w:szCs w:val="18"/>
-              </w:rPr>
-              <w:t xml:space="preserve">Observable indicators: (a) Each group places at least 1 green and 1 orange sticky note — groups with no green notes may not have connected Phase 3 explanations to DQB questions; intervene with a prompt: 'Look at the question about seeing radiation — can you answer that now?' (b) Orange questions should be mechanistic or quantitative (e.g. 'How many counts is dangerous?') rather than purely factual (e.g. 'What is a GM tube?') — quality of orange questions indicates depth of engagement. (c) Narrating groups can justify their green classification with a causal explanation, not just a topic label.</w:t>
-            </w:r>
-          </w:p>
-        </w:tc>
-      </w:tr>
-      <w:tr>
-        <w:tc>
-          <w:tcPr>
-            <w:tcW w:type="dxa" w:w="1520"/>
-            <w:shd w:fill="D5E8F0" w:color="auto" w:val="clear"/>
-            <w:tcMar>
-              <w:top w:type="dxa" w:w="60"/>
-              <w:left w:type="dxa" w:w="120"/>
-              <w:bottom w:type="dxa" w:w="60"/>
-              <w:right w:type="dxa" w:w="120"/>
-            </w:tcMar>
-            <w:vAlign w:val="top"/>
-          </w:tcPr>
-          <w:p>
-            <w:pPr>
-              <w:spacing w:after="40" w:before="0"/>
-              <w:jc w:val="left"/>
-            </w:pPr>
-            <w:r>
-              <w:rPr>
-                <w:rFonts w:ascii="Arial" w:cs="Arial" w:eastAsia="Arial" w:hAnsi="Arial"/>
-                <w:b/>
-                <w:bCs/>
-                <w:i w:val="false"/>
-                <w:iCs w:val="false"/>
-                <w:color w:val="000000"/>
-                <w:sz w:val="18"/>
-                <w:szCs w:val="18"/>
-              </w:rPr>
-              <w:t xml:space="preserve">Model Building Phase</w:t>
-            </w:r>
-          </w:p>
-          <w:p>
-            <w:pPr>
-              <w:spacing w:after="20" w:before="0"/>
-            </w:pPr>
-            <w:r>
-              <w:rPr>
-                <w:rFonts w:ascii="Arial" w:cs="Arial" w:eastAsia="Arial" w:hAnsi="Arial"/>
-                <w:b/>
-                <w:bCs/>
-                <w:color w:val="1F3864"/>
-                <w:sz w:val="16"/>
-                <w:szCs w:val="16"/>
-              </w:rPr>
-              <w:t xml:space="preserve">📹 VIDEO:</w:t>
-            </w:r>
-          </w:p>
-          <w:p>
-            <w:pPr>
-              <w:spacing w:after="20" w:before="0"/>
-            </w:pPr>
-            <w:hyperlink w:history="1" r:id="rIdbdntkcnuicgek9qlbjrqu">
-              <w:r>
-                <w:rPr>
-                  <w:rFonts w:ascii="Arial" w:cs="Arial" w:eastAsia="Arial" w:hAnsi="Arial"/>
-                  <w:color w:val="2E75B6"/>
-                  <w:sz w:val="16"/>
-                  <w:szCs w:val="16"/>
-                  <w:u w:val="single" w:color="2E75B6"/>
-                </w:rPr>
-                <w:t xml:space="preserve">Video: Energy Skate Park: Basics</w:t>
-              </w:r>
-            </w:hyperlink>
-          </w:p>
-          <w:p>
-            <w:pPr>
-              <w:spacing w:after="10" w:before="0"/>
-              <w:ind w:left="120"/>
-            </w:pPr>
-            <w:r>
-              <w:rPr>
-                <w:rFonts w:ascii="Arial" w:cs="Arial" w:eastAsia="Arial" w:hAnsi="Arial"/>
-                <w:color w:val="595959"/>
-                <w:sz w:val="14"/>
-                <w:szCs w:val="14"/>
-              </w:rPr>
-              <w:t xml:space="preserve">Source: PhET Interactive Simulations (English)</w:t>
-            </w:r>
-          </w:p>
-          <w:p>
-            <w:pPr>
-              <w:spacing w:after="10" w:before="0"/>
-              <w:ind w:left="120"/>
-            </w:pPr>
-            <w:hyperlink w:history="1" r:id="rIdpymfiz5il8yd1y53cmzox">
-              <w:r>
-                <w:rPr>
-                  <w:rFonts w:ascii="Arial" w:cs="Arial" w:eastAsia="Arial" w:hAnsi="Arial"/>
-                  <w:color w:val="595959"/>
-                  <w:sz w:val="14"/>
-                  <w:szCs w:val="14"/>
-                  <w:u w:val="single" w:color="595959"/>
-                </w:rPr>
-                <w:t xml:space="preserve">🔍 Search ARES for similar videos</w:t>
-              </w:r>
-            </w:hyperlink>
-          </w:p>
-          <w:p>
-            <w:pPr>
-              <w:spacing w:after="40" w:before="0"/>
-            </w:pPr>
-            <w:r>
-              <w:rPr>
-                <w:sz w:val="14"/>
-                <w:szCs w:val="14"/>
-              </w:rPr>
-              <w:t xml:space="preserve"/>
-            </w:r>
-          </w:p>
-          <w:p>
-            <w:pPr>
-              <w:spacing w:after="20" w:before="0"/>
-            </w:pPr>
-            <w:r>
-              <w:rPr>
-                <w:rFonts w:ascii="Arial" w:cs="Arial" w:eastAsia="Arial" w:hAnsi="Arial"/>
-                <w:b/>
-                <w:bCs/>
-                <w:color w:val="1F3864"/>
-                <w:sz w:val="16"/>
-                <w:szCs w:val="16"/>
-              </w:rPr>
-              <w:t xml:space="preserve">📖 HTML:</w:t>
-            </w:r>
-          </w:p>
-          <w:p>
-            <w:pPr>
-              <w:spacing w:after="20" w:before="0"/>
-            </w:pPr>
-            <w:hyperlink w:history="1" r:id="rIdfx0-b949cb2bg-yxvuikt">
-              <w:r>
-                <w:rPr>
-                  <w:rFonts w:ascii="Arial" w:cs="Arial" w:eastAsia="Arial" w:hAnsi="Arial"/>
-                  <w:color w:val="2E75B6"/>
-                  <w:sz w:val="16"/>
-                  <w:szCs w:val="16"/>
-                  <w:u w:val="single" w:color="2E75B6"/>
-                </w:rPr>
-                <w:t xml:space="preserve">Detection of Radioactivity (Flexbook)</w:t>
-              </w:r>
-            </w:hyperlink>
-          </w:p>
-          <w:p>
-            <w:pPr>
-              <w:spacing w:after="10" w:before="0"/>
-              <w:ind w:left="120"/>
-            </w:pPr>
-            <w:r>
-              <w:rPr>
-                <w:rFonts w:ascii="Arial" w:cs="Arial" w:eastAsia="Arial" w:hAnsi="Arial"/>
-                <w:color w:val="595959"/>
-                <w:sz w:val="14"/>
-                <w:szCs w:val="14"/>
-              </w:rPr>
-              <w:t xml:space="preserve">Source: CK-12</w:t>
-            </w:r>
-          </w:p>
-          <w:p>
-            <w:pPr>
-              <w:spacing w:after="10" w:before="0"/>
-              <w:ind w:left="120"/>
-            </w:pPr>
-            <w:hyperlink w:history="1" r:id="rIdeiyymdvqpc6gnkja013xd">
+            <w:hyperlink w:history="1" r:id="rIdmnoxdsqcysw1iqywj6pez">
               <w:r>
                 <w:rPr>
                   <w:rFonts w:ascii="Arial" w:cs="Arial" w:eastAsia="Arial" w:hAnsi="Arial"/>
@@ -13352,7 +13352,7 @@
             <w:pPr>
               <w:spacing w:after="20" w:before="0"/>
             </w:pPr>
-            <w:hyperlink w:history="1" r:id="rIdruztsd00etrm2j1gwosli">
+            <w:hyperlink w:history="1" r:id="rIdbge7sulmd1ao3slhw7xht">
               <w:r>
                 <w:rPr>
                   <w:rFonts w:ascii="Arial" w:cs="Arial" w:eastAsia="Arial" w:hAnsi="Arial"/>
@@ -13361,7 +13361,7 @@
                   <w:szCs w:val="16"/>
                   <w:u w:val="single" w:color="2E75B6"/>
                 </w:rPr>
-                <w:t xml:space="preserve">Worked example: Using oxidation numbers to identify oxidation and reduction</w:t>
+                <w:t xml:space="preserve">Half-life and carbon dating</w:t>
               </w:r>
             </w:hyperlink>
           </w:p>
@@ -13385,7 +13385,7 @@
               <w:spacing w:after="10" w:before="0"/>
               <w:ind w:left="120"/>
             </w:pPr>
-            <w:hyperlink w:history="1" r:id="rIdsl464tmhf2-xfacsrfivi">
+            <w:hyperlink w:history="1" r:id="rIde7aylsu35vc3hwdfzj2xd">
               <w:r>
                 <w:rPr>
                   <w:rFonts w:ascii="Arial" w:cs="Arial" w:eastAsia="Arial" w:hAnsi="Arial"/>
@@ -13430,7 +13430,7 @@
             <w:pPr>
               <w:spacing w:after="20" w:before="0"/>
             </w:pPr>
-            <w:hyperlink w:history="1" r:id="rIdsaf3vfgnugkoungecxcux">
+            <w:hyperlink w:history="1" r:id="rId_sq5xuoxmzywdz6rmk30p">
               <w:r>
                 <w:rPr>
                   <w:rFonts w:ascii="Arial" w:cs="Arial" w:eastAsia="Arial" w:hAnsi="Arial"/>
@@ -13439,7 +13439,7 @@
                   <w:szCs w:val="16"/>
                   <w:u w:val="single" w:color="2E75B6"/>
                 </w:rPr>
-                <w:t xml:space="preserve">Nuclear Decay Processes (Flexbook)</w:t>
+                <w:t xml:space="preserve">Half-life and Radioactive Dating (Flexbook)</w:t>
               </w:r>
             </w:hyperlink>
           </w:p>
@@ -13463,7 +13463,7 @@
               <w:spacing w:after="10" w:before="0"/>
               <w:ind w:left="120"/>
             </w:pPr>
-            <w:hyperlink w:history="1" r:id="rIdtxrejbearmcpah1vngggh">
+            <w:hyperlink w:history="1" r:id="rIdj04_wy5pelmwxobw2lwwo">
               <w:r>
                 <w:rPr>
                   <w:rFonts w:ascii="Arial" w:cs="Arial" w:eastAsia="Arial" w:hAnsi="Arial"/>
@@ -13658,7 +13658,7 @@
             <w:pPr>
               <w:spacing w:after="20" w:before="0"/>
             </w:pPr>
-            <w:hyperlink w:history="1" r:id="rIdvkhsn7vnqscznjwqk-9dw">
+            <w:hyperlink w:history="1" r:id="rIdhloevjgc3o3sfsfi9qayp">
               <w:r>
                 <w:rPr>
                   <w:rFonts w:ascii="Arial" w:cs="Arial" w:eastAsia="Arial" w:hAnsi="Arial"/>
@@ -13667,7 +13667,7 @@
                   <w:szCs w:val="16"/>
                   <w:u w:val="single" w:color="2E75B6"/>
                 </w:rPr>
-                <w:t xml:space="preserve">Worked example: Using oxidation numbers to identify oxidation and reduction</w:t>
+                <w:t xml:space="preserve">Half-life and carbon dating -dubbed(KY)</w:t>
               </w:r>
             </w:hyperlink>
           </w:p>
@@ -13683,7 +13683,7 @@
                 <w:sz w:val="14"/>
                 <w:szCs w:val="14"/>
               </w:rPr>
-              <w:t xml:space="preserve">Source: Khan Academy (English - US curriculum)</w:t>
+              <w:t xml:space="preserve">Source: Khan Academy (Kiswahili)</w:t>
             </w:r>
           </w:p>
           <w:p>
@@ -13691,7 +13691,7 @@
               <w:spacing w:after="10" w:before="0"/>
               <w:ind w:left="120"/>
             </w:pPr>
-            <w:hyperlink w:history="1" r:id="rIdlpe083rul__jfdtlycnba">
+            <w:hyperlink w:history="1" r:id="rIdfc8unju7wznfpom5sbx8a">
               <w:r>
                 <w:rPr>
                   <w:rFonts w:ascii="Arial" w:cs="Arial" w:eastAsia="Arial" w:hAnsi="Arial"/>
@@ -13736,7 +13736,7 @@
             <w:pPr>
               <w:spacing w:after="20" w:before="0"/>
             </w:pPr>
-            <w:hyperlink w:history="1" r:id="rId3kn7diodudbqgq9isveak">
+            <w:hyperlink w:history="1" r:id="rId0rbfsscaafrvxgxvnkxmm">
               <w:r>
                 <w:rPr>
                   <w:rFonts w:ascii="Arial" w:cs="Arial" w:eastAsia="Arial" w:hAnsi="Arial"/>
@@ -13745,7 +13745,7 @@
                   <w:szCs w:val="16"/>
                   <w:u w:val="single" w:color="2E75B6"/>
                 </w:rPr>
-                <w:t xml:space="preserve">Nuclear Decay Processes (Flexbook)</w:t>
+                <w:t xml:space="preserve">Radioactive Half-life (Flexbook)</w:t>
               </w:r>
             </w:hyperlink>
           </w:p>
@@ -13769,7 +13769,7 @@
               <w:spacing w:after="10" w:before="0"/>
               <w:ind w:left="120"/>
             </w:pPr>
-            <w:hyperlink w:history="1" r:id="rIdlim44uopr8rhc1izm5_vj">
+            <w:hyperlink w:history="1" r:id="rIdwpswhrz_hswy6ycqsyghd">
               <w:r>
                 <w:rPr>
                   <w:rFonts w:ascii="Arial" w:cs="Arial" w:eastAsia="Arial" w:hAnsi="Arial"/>
@@ -13964,7 +13964,7 @@
             <w:pPr>
               <w:spacing w:after="20" w:before="0"/>
             </w:pPr>
-            <w:hyperlink w:history="1" r:id="rIdgilqe0xxisjh6rk9do5mi">
+            <w:hyperlink w:history="1" r:id="rId-exm91qitwulwou9laj61">
               <w:r>
                 <w:rPr>
                   <w:rFonts w:ascii="Arial" w:cs="Arial" w:eastAsia="Arial" w:hAnsi="Arial"/>
@@ -13973,7 +13973,7 @@
                   <w:szCs w:val="16"/>
                   <w:u w:val="single" w:color="2E75B6"/>
                 </w:rPr>
-                <w:t xml:space="preserve">Worked example: Using oxidation numbers to identify oxidation and reduction</w:t>
+                <w:t xml:space="preserve">More exponential decay examples</w:t>
               </w:r>
             </w:hyperlink>
           </w:p>
@@ -13997,7 +13997,7 @@
               <w:spacing w:after="10" w:before="0"/>
               <w:ind w:left="120"/>
             </w:pPr>
-            <w:hyperlink w:history="1" r:id="rIdtebj0kqvwlmgx7iq5pfnx">
+            <w:hyperlink w:history="1" r:id="rIdpqmdxg0ueo4cp_uv0a8pj">
               <w:r>
                 <w:rPr>
                   <w:rFonts w:ascii="Arial" w:cs="Arial" w:eastAsia="Arial" w:hAnsi="Arial"/>
@@ -14035,14 +14035,14 @@
                 <w:sz w:val="16"/>
                 <w:szCs w:val="16"/>
               </w:rPr>
-              <w:t xml:space="preserve">📖 HTML:</w:t>
+              <w:t xml:space="preserve">📖 EXERCISE:</w:t>
             </w:r>
           </w:p>
           <w:p>
             <w:pPr>
               <w:spacing w:after="20" w:before="0"/>
             </w:pPr>
-            <w:hyperlink w:history="1" r:id="rId7jg8l3_qis9hbhv9u6fof">
+            <w:hyperlink w:history="1" r:id="rIdjtmnjvffbejevjrpuk9ap">
               <w:r>
                 <w:rPr>
                   <w:rFonts w:ascii="Arial" w:cs="Arial" w:eastAsia="Arial" w:hAnsi="Arial"/>
@@ -14051,7 +14051,7 @@
                   <w:szCs w:val="16"/>
                   <w:u w:val="single" w:color="2E75B6"/>
                 </w:rPr>
-                <w:t xml:space="preserve">Nuclear Decay Processes (Flexbook)</w:t>
+                <w:t xml:space="preserve">Radioactive Half-life Practice</w:t>
               </w:r>
             </w:hyperlink>
           </w:p>
@@ -14075,7 +14075,7 @@
               <w:spacing w:after="10" w:before="0"/>
               <w:ind w:left="120"/>
             </w:pPr>
-            <w:hyperlink w:history="1" r:id="rIde2r-vhn084fghm3jljguf">
+            <w:hyperlink w:history="1" r:id="rIdrnrkgjgikpwyknr0r8z1e">
               <w:r>
                 <w:rPr>
                   <w:rFonts w:ascii="Arial" w:cs="Arial" w:eastAsia="Arial" w:hAnsi="Arial"/>
@@ -14270,7 +14270,7 @@
             <w:pPr>
               <w:spacing w:after="20" w:before="0"/>
             </w:pPr>
-            <w:hyperlink w:history="1" r:id="rIdlb2bzo_yx_d5gs9mz0fzg">
+            <w:hyperlink w:history="1" r:id="rId8-7nodkiquwor8ihnu7qd">
               <w:r>
                 <w:rPr>
                   <w:rFonts w:ascii="Arial" w:cs="Arial" w:eastAsia="Arial" w:hAnsi="Arial"/>
@@ -14279,7 +14279,7 @@
                   <w:szCs w:val="16"/>
                   <w:u w:val="single" w:color="2E75B6"/>
                 </w:rPr>
-                <w:t xml:space="preserve">Worked example: Using oxidation numbers to identify oxidation and reduction</w:t>
+                <w:t xml:space="preserve">More exponential decay examples -dubbed(KY)</w:t>
               </w:r>
             </w:hyperlink>
           </w:p>
@@ -14295,7 +14295,7 @@
                 <w:sz w:val="14"/>
                 <w:szCs w:val="14"/>
               </w:rPr>
-              <w:t xml:space="preserve">Source: Khan Academy (English - US curriculum)</w:t>
+              <w:t xml:space="preserve">Source: Khan Academy (Kiswahili)</w:t>
             </w:r>
           </w:p>
           <w:p>
@@ -14303,7 +14303,7 @@
               <w:spacing w:after="10" w:before="0"/>
               <w:ind w:left="120"/>
             </w:pPr>
-            <w:hyperlink w:history="1" r:id="rIdxm0fqy7foenkxnkfwhdeo">
+            <w:hyperlink w:history="1" r:id="rIdi9hy6hsabbitwet-koi6z">
               <w:r>
                 <w:rPr>
                   <w:rFonts w:ascii="Arial" w:cs="Arial" w:eastAsia="Arial" w:hAnsi="Arial"/>
@@ -14348,7 +14348,7 @@
             <w:pPr>
               <w:spacing w:after="20" w:before="0"/>
             </w:pPr>
-            <w:hyperlink w:history="1" r:id="rIdnnrjpfqnzsapl77et0v-g">
+            <w:hyperlink w:history="1" r:id="rIdvo9x7fglpxdpdfzfzmbgj">
               <w:r>
                 <w:rPr>
                   <w:rFonts w:ascii="Arial" w:cs="Arial" w:eastAsia="Arial" w:hAnsi="Arial"/>
@@ -14357,7 +14357,7 @@
                   <w:szCs w:val="16"/>
                   <w:u w:val="single" w:color="2E75B6"/>
                 </w:rPr>
-                <w:t xml:space="preserve">Nuclear Decay Processes (Flexbook)</w:t>
+                <w:t xml:space="preserve">Radioactive Decay (Flexbook)</w:t>
               </w:r>
             </w:hyperlink>
           </w:p>
@@ -14381,7 +14381,7 @@
               <w:spacing w:after="10" w:before="0"/>
               <w:ind w:left="120"/>
             </w:pPr>
-            <w:hyperlink w:history="1" r:id="rIdqv_legwlspjxhzt7jlo7m">
+            <w:hyperlink w:history="1" r:id="rIdzoz9-tmm2d10_y0czsf26">
               <w:r>
                 <w:rPr>
                   <w:rFonts w:ascii="Arial" w:cs="Arial" w:eastAsia="Arial" w:hAnsi="Arial"/>
@@ -14576,7 +14576,7 @@
             <w:pPr>
               <w:spacing w:after="20" w:before="0"/>
             </w:pPr>
-            <w:hyperlink w:history="1" r:id="rIds1nj_hiskmp1s2mhcrd2j">
+            <w:hyperlink w:history="1" r:id="rId_o2axccls7nw8v2knnziz">
               <w:r>
                 <w:rPr>
                   <w:rFonts w:ascii="Arial" w:cs="Arial" w:eastAsia="Arial" w:hAnsi="Arial"/>
@@ -14585,7 +14585,7 @@
                   <w:szCs w:val="16"/>
                   <w:u w:val="single" w:color="2E75B6"/>
                 </w:rPr>
-                <w:t xml:space="preserve">Worked example: Using oxidation numbers to identify oxidation and reduction</w:t>
+                <w:t xml:space="preserve">Exponential decay formula proof (can skip, involves calculus)</w:t>
               </w:r>
             </w:hyperlink>
           </w:p>
@@ -14609,7 +14609,7 @@
               <w:spacing w:after="10" w:before="0"/>
               <w:ind w:left="120"/>
             </w:pPr>
-            <w:hyperlink w:history="1" r:id="rIdazfq1arjqsko4h-ch7ayd">
+            <w:hyperlink w:history="1" r:id="rIdbanr92jdhwwdmnej6i9za">
               <w:r>
                 <w:rPr>
                   <w:rFonts w:ascii="Arial" w:cs="Arial" w:eastAsia="Arial" w:hAnsi="Arial"/>
@@ -14647,14 +14647,14 @@
                 <w:sz w:val="16"/>
                 <w:szCs w:val="16"/>
               </w:rPr>
-              <w:t xml:space="preserve">📖 HTML:</w:t>
+              <w:t xml:space="preserve">📖 EXERCISE:</w:t>
             </w:r>
           </w:p>
           <w:p>
             <w:pPr>
               <w:spacing w:after="20" w:before="0"/>
             </w:pPr>
-            <w:hyperlink w:history="1" r:id="rId538qfvvamwta7mxswb_87">
+            <w:hyperlink w:history="1" r:id="rIduinpzu8kfkmg-tgy9ookw">
               <w:r>
                 <w:rPr>
                   <w:rFonts w:ascii="Arial" w:cs="Arial" w:eastAsia="Arial" w:hAnsi="Arial"/>
@@ -14663,7 +14663,7 @@
                   <w:szCs w:val="16"/>
                   <w:u w:val="single" w:color="2E75B6"/>
                 </w:rPr>
-                <w:t xml:space="preserve">Nuclear Decay Processes (Flexbook)</w:t>
+                <w:t xml:space="preserve">Radioactive Decay Practice</w:t>
               </w:r>
             </w:hyperlink>
           </w:p>
@@ -14687,7 +14687,7 @@
               <w:spacing w:after="10" w:before="0"/>
               <w:ind w:left="120"/>
             </w:pPr>
-            <w:hyperlink w:history="1" r:id="rIdwtximomri70vw-yhi17hs">
+            <w:hyperlink w:history="1" r:id="rIdxgnhgdajhbvdnzumzi0ho">
               <w:r>
                 <w:rPr>
                   <w:rFonts w:ascii="Arial" w:cs="Arial" w:eastAsia="Arial" w:hAnsi="Arial"/>
@@ -16174,7 +16174,7 @@
             <w:pPr>
               <w:spacing w:after="20" w:before="0"/>
             </w:pPr>
-            <w:hyperlink w:history="1" r:id="rIdxonrx3wuauw9llqwnkic4">
+            <w:hyperlink w:history="1" r:id="rIdiricn6uzztkqrxxbeza7b">
               <w:r>
                 <w:rPr>
                   <w:rFonts w:ascii="Arial" w:cs="Arial" w:eastAsia="Arial" w:hAnsi="Arial"/>
@@ -16207,7 +16207,7 @@
               <w:spacing w:after="10" w:before="0"/>
               <w:ind w:left="120"/>
             </w:pPr>
-            <w:hyperlink w:history="1" r:id="rIdiuujilg3pvbfzljd6mssa">
+            <w:hyperlink w:history="1" r:id="rIdpq02vpbae4o5mr4_0mxbc">
               <w:r>
                 <w:rPr>
                   <w:rFonts w:ascii="Arial" w:cs="Arial" w:eastAsia="Arial" w:hAnsi="Arial"/>
@@ -16245,14 +16245,14 @@
                 <w:sz w:val="16"/>
                 <w:szCs w:val="16"/>
               </w:rPr>
-              <w:t xml:space="preserve">📖 HTML:</w:t>
+              <w:t xml:space="preserve">📖 EXERCISE:</w:t>
             </w:r>
           </w:p>
           <w:p>
             <w:pPr>
               <w:spacing w:after="20" w:before="0"/>
             </w:pPr>
-            <w:hyperlink w:history="1" r:id="rIdcijdkcxe_9j9wlgufgd73">
+            <w:hyperlink w:history="1" r:id="rIdxplnhrq7pnzcrbfpqzbt3">
               <w:r>
                 <w:rPr>
                   <w:rFonts w:ascii="Arial" w:cs="Arial" w:eastAsia="Arial" w:hAnsi="Arial"/>
@@ -16261,7 +16261,7 @@
                   <w:szCs w:val="16"/>
                   <w:u w:val="single" w:color="2E75B6"/>
                 </w:rPr>
-                <w:t xml:space="preserve">Conservation of Mass and Energy in Nuclear Reactions (Flexbook)</w:t>
+                <w:t xml:space="preserve">Isotopes and Nuclear Stability Practice</w:t>
               </w:r>
             </w:hyperlink>
           </w:p>
@@ -16285,7 +16285,7 @@
               <w:spacing w:after="10" w:before="0"/>
               <w:ind w:left="120"/>
             </w:pPr>
-            <w:hyperlink w:history="1" r:id="rIdpbetr7sekv3y-p3hjqlmx">
+            <w:hyperlink w:history="1" r:id="rIdudjcrn1aewkknnln0o0in">
               <w:r>
                 <w:rPr>
                   <w:rFonts w:ascii="Arial" w:cs="Arial" w:eastAsia="Arial" w:hAnsi="Arial"/>
@@ -16480,7 +16480,619 @@
             <w:pPr>
               <w:spacing w:after="20" w:before="0"/>
             </w:pPr>
-            <w:hyperlink w:history="1" r:id="rId0q0lyw4wvtcz3z64tn4bs">
+            <w:hyperlink w:history="1" r:id="rIdb8ccslj1n4kguye4bmzpq">
+              <w:r>
+                <w:rPr>
+                  <w:rFonts w:ascii="Arial" w:cs="Arial" w:eastAsia="Arial" w:hAnsi="Arial"/>
+                  <w:color w:val="2E75B6"/>
+                  <w:sz w:val="16"/>
+                  <w:szCs w:val="16"/>
+                  <w:u w:val="single" w:color="2E75B6"/>
+                </w:rPr>
+                <w:t xml:space="preserve">Types of decay</w:t>
+              </w:r>
+            </w:hyperlink>
+          </w:p>
+          <w:p>
+            <w:pPr>
+              <w:spacing w:after="10" w:before="0"/>
+              <w:ind w:left="120"/>
+            </w:pPr>
+            <w:r>
+              <w:rPr>
+                <w:rFonts w:ascii="Arial" w:cs="Arial" w:eastAsia="Arial" w:hAnsi="Arial"/>
+                <w:color w:val="595959"/>
+                <w:sz w:val="14"/>
+                <w:szCs w:val="14"/>
+              </w:rPr>
+              <w:t xml:space="preserve">Source: Khan Academy (English - US curriculum)</w:t>
+            </w:r>
+          </w:p>
+          <w:p>
+            <w:pPr>
+              <w:spacing w:after="10" w:before="0"/>
+              <w:ind w:left="120"/>
+            </w:pPr>
+            <w:hyperlink w:history="1" r:id="rIdnvvpcc59afqahz2udslwx">
+              <w:r>
+                <w:rPr>
+                  <w:rFonts w:ascii="Arial" w:cs="Arial" w:eastAsia="Arial" w:hAnsi="Arial"/>
+                  <w:color w:val="595959"/>
+                  <w:sz w:val="14"/>
+                  <w:szCs w:val="14"/>
+                  <w:u w:val="single" w:color="595959"/>
+                </w:rPr>
+                <w:t xml:space="preserve">🔍 Search ARES for similar videos</w:t>
+              </w:r>
+            </w:hyperlink>
+          </w:p>
+          <w:p>
+            <w:pPr>
+              <w:spacing w:after="40" w:before="0"/>
+            </w:pPr>
+            <w:r>
+              <w:rPr>
+                <w:sz w:val="14"/>
+                <w:szCs w:val="14"/>
+              </w:rPr>
+              <w:t xml:space="preserve"/>
+            </w:r>
+          </w:p>
+          <w:p>
+            <w:pPr>
+              <w:spacing w:after="20" w:before="0"/>
+            </w:pPr>
+            <w:r>
+              <w:rPr>
+                <w:rFonts w:ascii="Arial" w:cs="Arial" w:eastAsia="Arial" w:hAnsi="Arial"/>
+                <w:b/>
+                <w:bCs/>
+                <w:color w:val="1F3864"/>
+                <w:sz w:val="16"/>
+                <w:szCs w:val="16"/>
+              </w:rPr>
+              <w:t xml:space="preserve">📖 HTML:</w:t>
+            </w:r>
+          </w:p>
+          <w:p>
+            <w:pPr>
+              <w:spacing w:after="20" w:before="0"/>
+            </w:pPr>
+            <w:hyperlink w:history="1" r:id="rIda0uqrapmvicffi8zjmxy6">
+              <w:r>
+                <w:rPr>
+                  <w:rFonts w:ascii="Arial" w:cs="Arial" w:eastAsia="Arial" w:hAnsi="Arial"/>
+                  <w:color w:val="2E75B6"/>
+                  <w:sz w:val="16"/>
+                  <w:szCs w:val="16"/>
+                  <w:u w:val="single" w:color="2E75B6"/>
+                </w:rPr>
+                <w:t xml:space="preserve">Radioactive Decay (Flexbook)</w:t>
+              </w:r>
+            </w:hyperlink>
+          </w:p>
+          <w:p>
+            <w:pPr>
+              <w:spacing w:after="10" w:before="0"/>
+              <w:ind w:left="120"/>
+            </w:pPr>
+            <w:r>
+              <w:rPr>
+                <w:rFonts w:ascii="Arial" w:cs="Arial" w:eastAsia="Arial" w:hAnsi="Arial"/>
+                <w:color w:val="595959"/>
+                <w:sz w:val="14"/>
+                <w:szCs w:val="14"/>
+              </w:rPr>
+              <w:t xml:space="preserve">Source: CK-12</w:t>
+            </w:r>
+          </w:p>
+          <w:p>
+            <w:pPr>
+              <w:spacing w:after="10" w:before="0"/>
+              <w:ind w:left="120"/>
+            </w:pPr>
+            <w:hyperlink w:history="1" r:id="rId_mxavunj8hj3ubsagoflt">
+              <w:r>
+                <w:rPr>
+                  <w:rFonts w:ascii="Arial" w:cs="Arial" w:eastAsia="Arial" w:hAnsi="Arial"/>
+                  <w:color w:val="595959"/>
+                  <w:sz w:val="14"/>
+                  <w:szCs w:val="14"/>
+                  <w:u w:val="single" w:color="595959"/>
+                </w:rPr>
+                <w:t xml:space="preserve">🔍 Search ARES for similar readings</w:t>
+              </w:r>
+            </w:hyperlink>
+          </w:p>
+        </w:tc>
+        <w:tc>
+          <w:tcPr>
+            <w:tcW w:type="dxa" w:w="3040"/>
+            <w:shd w:fill="FFFFFF" w:color="auto" w:val="clear"/>
+            <w:tcMar>
+              <w:top w:type="dxa" w:w="60"/>
+              <w:left w:type="dxa" w:w="120"/>
+              <w:bottom w:type="dxa" w:w="60"/>
+              <w:right w:type="dxa" w:w="120"/>
+            </w:tcMar>
+            <w:vAlign w:val="top"/>
+          </w:tcPr>
+          <w:p>
+            <w:pPr>
+              <w:spacing w:after="40" w:before="0"/>
+              <w:jc w:val="left"/>
+            </w:pPr>
+            <w:r>
+              <w:rPr>
+                <w:rFonts w:ascii="Arial" w:cs="Arial" w:eastAsia="Arial" w:hAnsi="Arial"/>
+                <w:b w:val="false"/>
+                <w:bCs w:val="false"/>
+                <w:i w:val="false"/>
+                <w:iCs w:val="false"/>
+                <w:color w:val="000000"/>
+                <w:sz w:val="18"/>
+                <w:szCs w:val="18"/>
+              </w:rPr>
+              <w:t xml:space="preserve">Evidence Activity 1 — Conservation Law Demonstration (15 min): The teacher writes a fully worked α-decay equation on the board step by step, narrating each move aloud. Learners copy into notebooks and annotate each number with its meaning (top number = nucleon/mass number A; bottom number = proton/atomic number Z). They check: does A balance? Does Z balance? They confirm using a periodic table strip (provided) that Z=90 is Thorium. Evidence Activity 2 — Guided Trio Practice (15 min): In groups of three, learners receive three equation cards: Card A (α-decay: ²²⁶₈₈Ra → ??? + ⁴₂He, Radium found in pitchblende ore alongside Uranium), Card B (β-minus decay: ¹⁴₆C → ??? + ⁰₋₁e, Carbon-14 used in dating Kenyan archaeological sites at Fort Jesus, Mombasa), Card C (γ-emission: ⁶⁰₂₇Co → ⁶⁰₂₇Co* + γ, Cobalt-60 used in Kenya's cancer treatment machines at KNH Nairobi). Each group must: (i) fill in the missing daughter nucleus symbol, (ii) verify conservation on both sides, (iii) use a periodic table to name the daughter element. Evidence Activity 3 — ARES Simulation / Offline Interactive (10 min): Learners use the ARES offline simulation module (or a pre-downloaded PhET-equivalent) in which they input a parent nucleus and observe the daughter nucleus and emitted particle. They record three decay observations in a table: Parent → Daughter | ΔA | ΔZ | Decay type. This provides direct visual and interactive evidence of how numbers change.</w:t>
+            </w:r>
+          </w:p>
+        </w:tc>
+        <w:tc>
+          <w:tcPr>
+            <w:tcW w:type="dxa" w:w="3040"/>
+            <w:shd w:fill="F2F2F2" w:color="auto" w:val="clear"/>
+            <w:tcMar>
+              <w:top w:type="dxa" w:w="60"/>
+              <w:left w:type="dxa" w:w="120"/>
+              <w:bottom w:type="dxa" w:w="60"/>
+              <w:right w:type="dxa" w:w="120"/>
+            </w:tcMar>
+            <w:vAlign w:val="top"/>
+          </w:tcPr>
+          <w:p>
+            <w:pPr>
+              <w:spacing w:after="40" w:before="0"/>
+              <w:jc w:val="left"/>
+            </w:pPr>
+            <w:r>
+              <w:rPr>
+                <w:rFonts w:ascii="Arial" w:cs="Arial" w:eastAsia="Arial" w:hAnsi="Arial"/>
+                <w:b w:val="false"/>
+                <w:bCs w:val="false"/>
+                <w:i w:val="false"/>
+                <w:iCs w:val="false"/>
+                <w:color w:val="000000"/>
+                <w:sz w:val="18"/>
+                <w:szCs w:val="18"/>
+              </w:rPr>
+              <w:t xml:space="preserve">Evidence Activity 1: Write ²³⁸₉₂U → ²³⁴₉₀Th + ⁴₂He on the board slowly, narrating: 'Watch the top numbers — nucleon numbers — on both sides. On the left: 238. On the right: 234 plus 4. What is 234 plus 4?' [Wait 8 seconds, then take choral response.] 'Exactly — 238. The top numbers balance. Now watch the bottom numbers — proton numbers. Left: 92. Right: 90 plus 2. Does that balance?' [Wait 8 seconds, choral response.] 'So the rule is: the SUM of nucleon numbers on the right must equal the nucleon number on the left. Same for proton numbers. This is called conservation of nucleon number and conservation of proton number. Write that rule in a box in your notebook.' Circulate during trio practice — spend no more than 90 seconds per group. Use prompting questions: 'What does the top number on the alpha particle tell you?' / 'What Z number does your answer give you — look it up on the periodic table strip.' For Card C (gamma): SAY to the class: 'Gamma emission is the special case — check your numbers. What changes?' [Wait 10 seconds.] Cold-call one group: 'Chebet's group — what did you find changes in gamma emission?' [Wait 10 seconds.] During the simulation phase, circulate and ask: 'What happens to the neutron number — N — when alpha decay occurs? Is the daughter above or below the parent on the N vs Z grid?'</w:t>
+            </w:r>
+          </w:p>
+        </w:tc>
+        <w:tc>
+          <w:tcPr>
+            <w:tcW w:type="dxa" w:w="3040"/>
+            <w:shd w:fill="FFFFFF" w:color="auto" w:val="clear"/>
+            <w:tcMar>
+              <w:top w:type="dxa" w:w="60"/>
+              <w:left w:type="dxa" w:w="120"/>
+              <w:bottom w:type="dxa" w:w="60"/>
+              <w:right w:type="dxa" w:w="120"/>
+            </w:tcMar>
+            <w:vAlign w:val="top"/>
+          </w:tcPr>
+          <w:p>
+            <w:pPr>
+              <w:spacing w:after="40" w:before="0"/>
+              <w:jc w:val="left"/>
+            </w:pPr>
+            <w:r>
+              <w:rPr>
+                <w:rFonts w:ascii="Arial" w:cs="Arial" w:eastAsia="Arial" w:hAnsi="Arial"/>
+                <w:b w:val="false"/>
+                <w:bCs w:val="false"/>
+                <w:i w:val="false"/>
+                <w:iCs w:val="false"/>
+                <w:color w:val="000000"/>
+                <w:sz w:val="18"/>
+                <w:szCs w:val="18"/>
+              </w:rPr>
+              <w:t xml:space="preserve">Worked Example → Guided Practice → Independent Simulation (I Do / We Do / You Do): This scaffolded sequence progressively transfers ownership of nuclear equation balancing from teacher to learner. The three equation cards use Kenya-relevant contexts (pitchblende ore, Fort Jesus carbon dating, KNH cancer treatment) so each example is simultaneously a piece of evidence about the anchoring phenomenon and real-world nuclear science. The simulation provides dynamic, visual evidence that numbers change predictably — turning an abstract rule into an observable pattern.</w:t>
+            </w:r>
+          </w:p>
+        </w:tc>
+        <w:tc>
+          <w:tcPr>
+            <w:tcW w:type="dxa" w:w="3040"/>
+            <w:shd w:fill="F2F2F2" w:color="auto" w:val="clear"/>
+            <w:tcMar>
+              <w:top w:type="dxa" w:w="60"/>
+              <w:left w:type="dxa" w:w="120"/>
+              <w:bottom w:type="dxa" w:w="60"/>
+              <w:right w:type="dxa" w:w="120"/>
+            </w:tcMar>
+            <w:vAlign w:val="top"/>
+          </w:tcPr>
+          <w:p>
+            <w:pPr>
+              <w:spacing w:after="40" w:before="0"/>
+              <w:jc w:val="left"/>
+            </w:pPr>
+            <w:r>
+              <w:rPr>
+                <w:rFonts w:ascii="Arial" w:cs="Arial" w:eastAsia="Arial" w:hAnsi="Arial"/>
+                <w:b w:val="false"/>
+                <w:bCs w:val="false"/>
+                <w:i w:val="false"/>
+                <w:iCs w:val="false"/>
+                <w:color w:val="000000"/>
+                <w:sz w:val="18"/>
+                <w:szCs w:val="18"/>
+              </w:rPr>
+              <w:t xml:space="preserve">Observable indicators: (1) During trio work, check whether all three numbers (A, Z, and element symbol) are correctly filled in on all three cards — collect one card per group at the end as an exit check. (2) During simulation, learners' recorded tables should show consistent ΔA = −4, ΔZ = −2 for α-decay and ΔA = 0, ΔZ = +1 for β-decay. Spot-check three tables mid-simulation. (3) Listen for the response to 'What changes in gamma emission?' — the correct answer (nothing changes in A or Z) reveals conceptual understanding beyond rote rule application.</w:t>
+            </w:r>
+          </w:p>
+        </w:tc>
+      </w:tr>
+      <w:tr>
+        <w:tc>
+          <w:tcPr>
+            <w:tcW w:type="dxa" w:w="1520"/>
+            <w:shd w:fill="E2EFDA" w:color="auto" w:val="clear"/>
+            <w:tcMar>
+              <w:top w:type="dxa" w:w="60"/>
+              <w:left w:type="dxa" w:w="120"/>
+              <w:bottom w:type="dxa" w:w="60"/>
+              <w:right w:type="dxa" w:w="120"/>
+            </w:tcMar>
+            <w:vAlign w:val="top"/>
+          </w:tcPr>
+          <w:p>
+            <w:pPr>
+              <w:spacing w:after="40" w:before="0"/>
+              <w:jc w:val="left"/>
+            </w:pPr>
+            <w:r>
+              <w:rPr>
+                <w:rFonts w:ascii="Arial" w:cs="Arial" w:eastAsia="Arial" w:hAnsi="Arial"/>
+                <w:b/>
+                <w:bCs/>
+                <w:i w:val="false"/>
+                <w:iCs w:val="false"/>
+                <w:color w:val="000000"/>
+                <w:sz w:val="18"/>
+                <w:szCs w:val="18"/>
+              </w:rPr>
+              <w:t xml:space="preserve">Explain Phase</w:t>
+            </w:r>
+          </w:p>
+          <w:p>
+            <w:pPr>
+              <w:spacing w:after="20" w:before="0"/>
+            </w:pPr>
+            <w:r>
+              <w:rPr>
+                <w:rFonts w:ascii="Arial" w:cs="Arial" w:eastAsia="Arial" w:hAnsi="Arial"/>
+                <w:b/>
+                <w:bCs/>
+                <w:color w:val="1F3864"/>
+                <w:sz w:val="16"/>
+                <w:szCs w:val="16"/>
+              </w:rPr>
+              <w:t xml:space="preserve">📹 VIDEO:</w:t>
+            </w:r>
+          </w:p>
+          <w:p>
+            <w:pPr>
+              <w:spacing w:after="20" w:before="0"/>
+            </w:pPr>
+            <w:hyperlink w:history="1" r:id="rIdspf8qhebvdjn4dbyo0jm3">
+              <w:r>
+                <w:rPr>
+                  <w:rFonts w:ascii="Arial" w:cs="Arial" w:eastAsia="Arial" w:hAnsi="Arial"/>
+                  <w:color w:val="2E75B6"/>
+                  <w:sz w:val="16"/>
+                  <w:szCs w:val="16"/>
+                  <w:u w:val="single" w:color="2E75B6"/>
+                </w:rPr>
+                <w:t xml:space="preserve">Nuclear stability and nuclear equations</w:t>
+              </w:r>
+            </w:hyperlink>
+          </w:p>
+          <w:p>
+            <w:pPr>
+              <w:spacing w:after="10" w:before="0"/>
+              <w:ind w:left="120"/>
+            </w:pPr>
+            <w:r>
+              <w:rPr>
+                <w:rFonts w:ascii="Arial" w:cs="Arial" w:eastAsia="Arial" w:hAnsi="Arial"/>
+                <w:color w:val="595959"/>
+                <w:sz w:val="14"/>
+                <w:szCs w:val="14"/>
+              </w:rPr>
+              <w:t xml:space="preserve">Source: Khan Academy (English - US curriculum)</w:t>
+            </w:r>
+          </w:p>
+          <w:p>
+            <w:pPr>
+              <w:spacing w:after="10" w:before="0"/>
+              <w:ind w:left="120"/>
+            </w:pPr>
+            <w:hyperlink w:history="1" r:id="rIdshibkyc1rsqjro-yizj-d">
+              <w:r>
+                <w:rPr>
+                  <w:rFonts w:ascii="Arial" w:cs="Arial" w:eastAsia="Arial" w:hAnsi="Arial"/>
+                  <w:color w:val="595959"/>
+                  <w:sz w:val="14"/>
+                  <w:szCs w:val="14"/>
+                  <w:u w:val="single" w:color="595959"/>
+                </w:rPr>
+                <w:t xml:space="preserve">🔍 Search ARES for similar videos</w:t>
+              </w:r>
+            </w:hyperlink>
+          </w:p>
+          <w:p>
+            <w:pPr>
+              <w:spacing w:after="40" w:before="0"/>
+            </w:pPr>
+            <w:r>
+              <w:rPr>
+                <w:sz w:val="14"/>
+                <w:szCs w:val="14"/>
+              </w:rPr>
+              <w:t xml:space="preserve"/>
+            </w:r>
+          </w:p>
+          <w:p>
+            <w:pPr>
+              <w:spacing w:after="20" w:before="0"/>
+            </w:pPr>
+            <w:r>
+              <w:rPr>
+                <w:rFonts w:ascii="Arial" w:cs="Arial" w:eastAsia="Arial" w:hAnsi="Arial"/>
+                <w:b/>
+                <w:bCs/>
+                <w:color w:val="1F3864"/>
+                <w:sz w:val="16"/>
+                <w:szCs w:val="16"/>
+              </w:rPr>
+              <w:t xml:space="preserve">📖 EXERCISE:</w:t>
+            </w:r>
+          </w:p>
+          <w:p>
+            <w:pPr>
+              <w:spacing w:after="20" w:before="0"/>
+            </w:pPr>
+            <w:hyperlink w:history="1" r:id="rIdxdfj4bzoaf4qjmj5wulc3">
+              <w:r>
+                <w:rPr>
+                  <w:rFonts w:ascii="Arial" w:cs="Arial" w:eastAsia="Arial" w:hAnsi="Arial"/>
+                  <w:color w:val="2E75B6"/>
+                  <w:sz w:val="16"/>
+                  <w:szCs w:val="16"/>
+                  <w:u w:val="single" w:color="2E75B6"/>
+                </w:rPr>
+                <w:t xml:space="preserve">Radioactive Decay Practice</w:t>
+              </w:r>
+            </w:hyperlink>
+          </w:p>
+          <w:p>
+            <w:pPr>
+              <w:spacing w:after="10" w:before="0"/>
+              <w:ind w:left="120"/>
+            </w:pPr>
+            <w:r>
+              <w:rPr>
+                <w:rFonts w:ascii="Arial" w:cs="Arial" w:eastAsia="Arial" w:hAnsi="Arial"/>
+                <w:color w:val="595959"/>
+                <w:sz w:val="14"/>
+                <w:szCs w:val="14"/>
+              </w:rPr>
+              <w:t xml:space="preserve">Source: CK-12</w:t>
+            </w:r>
+          </w:p>
+          <w:p>
+            <w:pPr>
+              <w:spacing w:after="10" w:before="0"/>
+              <w:ind w:left="120"/>
+            </w:pPr>
+            <w:hyperlink w:history="1" r:id="rId6bsmztvbo10yhzqah7yq4">
+              <w:r>
+                <w:rPr>
+                  <w:rFonts w:ascii="Arial" w:cs="Arial" w:eastAsia="Arial" w:hAnsi="Arial"/>
+                  <w:color w:val="595959"/>
+                  <w:sz w:val="14"/>
+                  <w:szCs w:val="14"/>
+                  <w:u w:val="single" w:color="595959"/>
+                </w:rPr>
+                <w:t xml:space="preserve">🔍 Search ARES for similar readings</w:t>
+              </w:r>
+            </w:hyperlink>
+          </w:p>
+        </w:tc>
+        <w:tc>
+          <w:tcPr>
+            <w:tcW w:type="dxa" w:w="3040"/>
+            <w:shd w:fill="FFFFFF" w:color="auto" w:val="clear"/>
+            <w:tcMar>
+              <w:top w:type="dxa" w:w="60"/>
+              <w:left w:type="dxa" w:w="120"/>
+              <w:bottom w:type="dxa" w:w="60"/>
+              <w:right w:type="dxa" w:w="120"/>
+            </w:tcMar>
+            <w:vAlign w:val="top"/>
+          </w:tcPr>
+          <w:p>
+            <w:pPr>
+              <w:spacing w:after="40" w:before="0"/>
+              <w:jc w:val="left"/>
+            </w:pPr>
+            <w:r>
+              <w:rPr>
+                <w:rFonts w:ascii="Arial" w:cs="Arial" w:eastAsia="Arial" w:hAnsi="Arial"/>
+                <w:b w:val="false"/>
+                <w:bCs w:val="false"/>
+                <w:i w:val="false"/>
+                <w:iCs w:val="false"/>
+                <w:color w:val="000000"/>
+                <w:sz w:val="18"/>
+                <w:szCs w:val="18"/>
+              </w:rPr>
+              <w:t xml:space="preserve">Learners return individually to the N vs Z stability plot printed on their worksheet. They have already plotted ²³⁸₉₂U (from the phenomenon) in Lesson 1. Now they: (1) Plot the daughter nucleus ²³⁴₉₀Th after α-decay and draw an arrow from parent to daughter, labelling it 'α-decay.' (2) Assume ²³⁴₉₀Th then undergoes β-minus decay — they write the balanced equation in their notebook (²³⁴₉₀Th → ²³⁴₉₁Pa + ⁰₋₁e), plot ²³⁴₉₁Pa, and draw a second arrow labelled 'β-decay.' (3) They annotate each arrow: 'Moves toward the belt of stability because...' completing the sentence in their own words. (4) They answer a connecting question in writing: 'Using your nuclear equations, explain in 3–4 sentences exactly what is happening inside the pitchblende ore that caused the photographic film to be exposed in complete darkness.' Learners share their written explanations with a new partner (not their trio partner) and give each other one piece of feedback using the sentence stem: 'Your explanation would be stronger if you also mentioned...'</w:t>
+            </w:r>
+          </w:p>
+        </w:tc>
+        <w:tc>
+          <w:tcPr>
+            <w:tcW w:type="dxa" w:w="3040"/>
+            <w:shd w:fill="F2F2F2" w:color="auto" w:val="clear"/>
+            <w:tcMar>
+              <w:top w:type="dxa" w:w="60"/>
+              <w:left w:type="dxa" w:w="120"/>
+              <w:bottom w:type="dxa" w:w="60"/>
+              <w:right w:type="dxa" w:w="120"/>
+            </w:tcMar>
+            <w:vAlign w:val="top"/>
+          </w:tcPr>
+          <w:p>
+            <w:pPr>
+              <w:spacing w:after="40" w:before="0"/>
+              <w:jc w:val="left"/>
+            </w:pPr>
+            <w:r>
+              <w:rPr>
+                <w:rFonts w:ascii="Arial" w:cs="Arial" w:eastAsia="Arial" w:hAnsi="Arial"/>
+                <w:b w:val="false"/>
+                <w:bCs w:val="false"/>
+                <w:i w:val="false"/>
+                <w:iCs w:val="false"/>
+                <w:color w:val="000000"/>
+                <w:sz w:val="18"/>
+                <w:szCs w:val="18"/>
+              </w:rPr>
+              <w:t xml:space="preserve">SAY: 'You have now gathered enough evidence to explain the phenomenon at the nuclear arithmetic level. Pull out the N vs Z grid on your worksheet. You have 12 minutes to complete steps 1 through 4 individually — this is your sensemaking time, work in silence.' [Set a visible 12-minute timer.] Circulate purposefully — target learners flagged during Phase 1 as lacking conservation reasoning. Use the prompting question: 'Your arrow for alpha decay — which direction does it go on the grid? Is the daughter nucleus closer to or farther from the belt of stability?' After 12 minutes: 'Find a partner who is NOT from your trio group. Read each other's written explanation for the phenomenon. Give one piece of feedback using the sentence stem on the board: Your explanation would be stronger if you also mentioned...' [Allow 5 minutes for peer feedback.] Cold-call 2 learners to read their revised explanations aloud: 'Njoroge — read us your explanation of what is happening inside the pitchblende ore.' [Wait 10 seconds.] 'Achieng — what did your partner suggest you add, and do you agree?' [Wait 12 seconds.] Affirm correct use of: nucleon number, proton number, conservation, daughter nucleus, belt of stability. Correct misconceptions immediately: if a learner says 'the atom loses energy' redirect: 'Be more precise — which specific particles or energy does the nucleus eject, and what are the exact numbers?'</w:t>
+            </w:r>
+          </w:p>
+        </w:tc>
+        <w:tc>
+          <w:tcPr>
+            <w:tcW w:type="dxa" w:w="3040"/>
+            <w:shd w:fill="FFFFFF" w:color="auto" w:val="clear"/>
+            <w:tcMar>
+              <w:top w:type="dxa" w:w="60"/>
+              <w:left w:type="dxa" w:w="120"/>
+              <w:bottom w:type="dxa" w:w="60"/>
+              <w:right w:type="dxa" w:w="120"/>
+            </w:tcMar>
+            <w:vAlign w:val="top"/>
+          </w:tcPr>
+          <w:p>
+            <w:pPr>
+              <w:spacing w:after="40" w:before="0"/>
+              <w:jc w:val="left"/>
+            </w:pPr>
+            <w:r>
+              <w:rPr>
+                <w:rFonts w:ascii="Arial" w:cs="Arial" w:eastAsia="Arial" w:hAnsi="Arial"/>
+                <w:b w:val="false"/>
+                <w:bCs w:val="false"/>
+                <w:i w:val="false"/>
+                <w:iCs w:val="false"/>
+                <w:color w:val="000000"/>
+                <w:sz w:val="18"/>
+                <w:szCs w:val="18"/>
+              </w:rPr>
+              <w:t xml:space="preserve">Claim–Evidence–Reasoning (CER) Writing + N vs Z Visual Mapping: Learners construct a written CER explanation (Claim: the ore exposes film because uranium nuclei decay; Evidence: balanced nuclear equations showing specific particle ejection; Reasoning: conservation laws confirm the identity of emitted particles and daughter nuclei). Simultaneously, plotting decay arrows on the N vs Z grid makes the abstract equation geometrically meaningful — learners see stability-seeking as a physical journey on the graph, not just an algebraic exercise. Peer feedback builds scientific communication skills.</w:t>
+            </w:r>
+          </w:p>
+        </w:tc>
+        <w:tc>
+          <w:tcPr>
+            <w:tcW w:type="dxa" w:w="3040"/>
+            <w:shd w:fill="F2F2F2" w:color="auto" w:val="clear"/>
+            <w:tcMar>
+              <w:top w:type="dxa" w:w="60"/>
+              <w:left w:type="dxa" w:w="120"/>
+              <w:bottom w:type="dxa" w:w="60"/>
+              <w:right w:type="dxa" w:w="120"/>
+            </w:tcMar>
+            <w:vAlign w:val="top"/>
+          </w:tcPr>
+          <w:p>
+            <w:pPr>
+              <w:spacing w:after="40" w:before="0"/>
+              <w:jc w:val="left"/>
+            </w:pPr>
+            <w:r>
+              <w:rPr>
+                <w:rFonts w:ascii="Arial" w:cs="Arial" w:eastAsia="Arial" w:hAnsi="Arial"/>
+                <w:b w:val="false"/>
+                <w:bCs w:val="false"/>
+                <w:i w:val="false"/>
+                <w:iCs w:val="false"/>
+                <w:color w:val="000000"/>
+                <w:sz w:val="18"/>
+                <w:szCs w:val="18"/>
+              </w:rPr>
+              <w:t xml:space="preserve">Observable indicators: (1) N vs Z arrows must point in the correct direction — α-decay arrow goes down-left (ΔA=−4, ΔZ=−2); β-decay arrow goes right (ΔZ=+1, ΔA=0). Incorrect arrow direction reveals a conceptual gap. (2) Written phenomenon explanations must mention: unstable nucleus, specific emitted particle (alpha or beta), conservation of nucleon and proton numbers, daughter nucleus moving toward belt of stability. Collect written explanations as an embedded assessment artifact. (3) Peer feedback quality — listen for whether learners are offering substantive scientific feedback vs generic comments.</w:t>
+            </w:r>
+          </w:p>
+        </w:tc>
+      </w:tr>
+      <w:tr>
+        <w:tc>
+          <w:tcPr>
+            <w:tcW w:type="dxa" w:w="1520"/>
+            <w:shd w:fill="FCE4D6" w:color="auto" w:val="clear"/>
+            <w:tcMar>
+              <w:top w:type="dxa" w:w="60"/>
+              <w:left w:type="dxa" w:w="120"/>
+              <w:bottom w:type="dxa" w:w="60"/>
+              <w:right w:type="dxa" w:w="120"/>
+            </w:tcMar>
+            <w:vAlign w:val="top"/>
+          </w:tcPr>
+          <w:p>
+            <w:pPr>
+              <w:spacing w:after="40" w:before="0"/>
+              <w:jc w:val="left"/>
+            </w:pPr>
+            <w:r>
+              <w:rPr>
+                <w:rFonts w:ascii="Arial" w:cs="Arial" w:eastAsia="Arial" w:hAnsi="Arial"/>
+                <w:b/>
+                <w:bCs/>
+                <w:i w:val="false"/>
+                <w:iCs w:val="false"/>
+                <w:color w:val="000000"/>
+                <w:sz w:val="18"/>
+                <w:szCs w:val="18"/>
+              </w:rPr>
+              <w:t xml:space="preserve">Driving Question Board (DQB) Creation</w:t>
+            </w:r>
+          </w:p>
+          <w:p>
+            <w:pPr>
+              <w:spacing w:after="20" w:before="0"/>
+            </w:pPr>
+            <w:r>
+              <w:rPr>
+                <w:rFonts w:ascii="Arial" w:cs="Arial" w:eastAsia="Arial" w:hAnsi="Arial"/>
+                <w:b/>
+                <w:bCs/>
+                <w:color w:val="1F3864"/>
+                <w:sz w:val="16"/>
+                <w:szCs w:val="16"/>
+              </w:rPr>
+              <w:t xml:space="preserve">📹 VIDEO:</w:t>
+            </w:r>
+          </w:p>
+          <w:p>
+            <w:pPr>
+              <w:spacing w:after="20" w:before="0"/>
+            </w:pPr>
+            <w:hyperlink w:history="1" r:id="rIdrqjuzwecyguuszugsmblt">
               <w:r>
                 <w:rPr>
                   <w:rFonts w:ascii="Arial" w:cs="Arial" w:eastAsia="Arial" w:hAnsi="Arial"/>
@@ -16513,7 +17125,7 @@
               <w:spacing w:after="10" w:before="0"/>
               <w:ind w:left="120"/>
             </w:pPr>
-            <w:hyperlink w:history="1" r:id="rIdeejbcj9lexcro0ensj6qe">
+            <w:hyperlink w:history="1" r:id="rIdcas8cy8gtukcy1l48gr3f">
               <w:r>
                 <w:rPr>
                   <w:rFonts w:ascii="Arial" w:cs="Arial" w:eastAsia="Arial" w:hAnsi="Arial"/>
@@ -16558,7 +17170,7 @@
             <w:pPr>
               <w:spacing w:after="20" w:before="0"/>
             </w:pPr>
-            <w:hyperlink w:history="1" r:id="rIdzcm9gxpxzq1j_hhfnnwvm">
+            <w:hyperlink w:history="1" r:id="rIdx2fpprm62i1kfd2qo-5nm">
               <w:r>
                 <w:rPr>
                   <w:rFonts w:ascii="Arial" w:cs="Arial" w:eastAsia="Arial" w:hAnsi="Arial"/>
@@ -16567,7 +17179,7 @@
                   <w:szCs w:val="16"/>
                   <w:u w:val="single" w:color="2E75B6"/>
                 </w:rPr>
-                <w:t xml:space="preserve">Conservation of Mass and Energy in Nuclear Reactions (Flexbook)</w:t>
+                <w:t xml:space="preserve">Radioactive Decay as a Measure of Age (Flexbook)</w:t>
               </w:r>
             </w:hyperlink>
           </w:p>
@@ -16591,7 +17203,7 @@
               <w:spacing w:after="10" w:before="0"/>
               <w:ind w:left="120"/>
             </w:pPr>
-            <w:hyperlink w:history="1" r:id="rIdx3mvyvz4hqxky_ztghd_i">
+            <w:hyperlink w:history="1" r:id="rIdqvewbsi3mbq6sxtqbnlnc">
               <w:r>
                 <w:rPr>
                   <w:rFonts w:ascii="Arial" w:cs="Arial" w:eastAsia="Arial" w:hAnsi="Arial"/>
@@ -16633,7 +17245,7 @@
                 <w:sz w:val="18"/>
                 <w:szCs w:val="18"/>
               </w:rPr>
-              <w:t xml:space="preserve">Evidence Activity 1 — Conservation Law Demonstration (15 min): The teacher writes a fully worked α-decay equation on the board step by step, narrating each move aloud. Learners copy into notebooks and annotate each number with its meaning (top number = nucleon/mass number A; bottom number = proton/atomic number Z). They check: does A balance? Does Z balance? They confirm using a periodic table strip (provided) that Z=90 is Thorium. Evidence Activity 2 — Guided Trio Practice (15 min): In groups of three, learners receive three equation cards: Card A (α-decay: ²²⁶₈₈Ra → ??? + ⁴₂He, Radium found in pitchblende ore alongside Uranium), Card B (β-minus decay: ¹⁴₆C → ??? + ⁰₋₁e, Carbon-14 used in dating Kenyan archaeological sites at Fort Jesus, Mombasa), Card C (γ-emission: ⁶⁰₂₇Co → ⁶⁰₂₇Co* + γ, Cobalt-60 used in Kenya's cancer treatment machines at KNH Nairobi). Each group must: (i) fill in the missing daughter nucleus symbol, (ii) verify conservation on both sides, (iii) use a periodic table to name the daughter element. Evidence Activity 3 — ARES Simulation / Offline Interactive (10 min): Learners use the ARES offline simulation module (or a pre-downloaded PhET-equivalent) in which they input a parent nucleus and observe the daughter nucleus and emitted particle. They record three decay observations in a table: Parent → Daughter | ΔA | ΔZ | Decay type. This provides direct visual and interactive evidence of how numbers change.</w:t>
+              <w:t xml:space="preserve">Each learner receives two sticky notes. On Note 1 (green): they write one thing their nuclear equations now allow them to answer from the Driving Question Board — 'Why do some atoms in Kenyan rocks spontaneously release invisible energy?' — using specific language from today's lesson (nucleon number, proton number, conservation, daughter nucleus). On Note 2 (orange): they write one new question that today's lesson has raised for them — for example, about what happens after many successive decays, or how fast these decays occur. Learners post both notes on the class DQB. The teacher facilitates a 5-minute whole-class gallery walk where learners read three peers' green notes and give a silent thumbs-up to one they find most complete and precise. The teacher then selects 2 green notes and 2 orange notes to read aloud, highlighting the language of conservation and stability.</w:t>
             </w:r>
           </w:p>
         </w:tc>
@@ -16665,7 +17277,7 @@
                 <w:sz w:val="18"/>
                 <w:szCs w:val="18"/>
               </w:rPr>
-              <w:t xml:space="preserve">Evidence Activity 1: Write ²³⁸₉₂U → ²³⁴₉₀Th + ⁴₂He on the board slowly, narrating: 'Watch the top numbers — nucleon numbers — on both sides. On the left: 238. On the right: 234 plus 4. What is 234 plus 4?' [Wait 8 seconds, then take choral response.] 'Exactly — 238. The top numbers balance. Now watch the bottom numbers — proton numbers. Left: 92. Right: 90 plus 2. Does that balance?' [Wait 8 seconds, choral response.] 'So the rule is: the SUM of nucleon numbers on the right must equal the nucleon number on the left. Same for proton numbers. This is called conservation of nucleon number and conservation of proton number. Write that rule in a box in your notebook.' Circulate during trio practice — spend no more than 90 seconds per group. Use prompting questions: 'What does the top number on the alpha particle tell you?' / 'What Z number does your answer give you — look it up on the periodic table strip.' For Card C (gamma): SAY to the class: 'Gamma emission is the special case — check your numbers. What changes?' [Wait 10 seconds.] Cold-call one group: 'Chebet's group — what did you find changes in gamma emission?' [Wait 10 seconds.] During the simulation phase, circulate and ask: 'What happens to the neutron number — N — when alpha decay occurs? Is the daughter above or below the parent on the N vs Z grid?'</w:t>
+              <w:t xml:space="preserve">Distribute sticky notes. SAY: 'You have 4 minutes to write your two notes. Green note: what can you now answer about the driving question, using today's specific vocabulary? Orange note: what new question has nuclear equations raised for you?' [Set 4-minute timer. Circulate silently.] After posting: 'Stand up. Do a silent gallery walk — read at least three green notes from people who are NOT in your trio group. Give a silent thumbs-up to the one you think is most scientifically complete. You have 3 minutes.' [After gallery walk:] Read two green notes aloud — choose one strong example and one partial example. For the partial example: 'This note says the uranium atom releases energy. That is true — but using today's lesson, how could we make this more precise?' [Wait 10 seconds, cold-call: 'Kamau — how would you improve this note?'] [Wait 10 seconds.] Then read two orange notes: 'These are excellent new questions — notice that Lesson 6 will begin to answer this one about rate of decay. Keep these questions in mind as we go forward.' Update the DQB column labelled 'Lesson 5 — Nuclear Equations' with selected notes.</w:t>
             </w:r>
           </w:p>
         </w:tc>
@@ -16697,7 +17309,7 @@
                 <w:sz w:val="18"/>
                 <w:szCs w:val="18"/>
               </w:rPr>
-              <w:t xml:space="preserve">Worked Example → Guided Practice → Independent Simulation (I Do / We Do / You Do): This scaffolded sequence progressively transfers ownership of nuclear equation balancing from teacher to learner. The three equation cards use Kenya-relevant contexts (pitchblende ore, Fort Jesus carbon dating, KNH cancer treatment) so each example is simultaneously a piece of evidence about the anchoring phenomenon and real-world nuclear science. The simulation provides dynamic, visual evidence that numbers change predictably — turning an abstract rule into an observable pattern.</w:t>
+              <w:t xml:space="preserve">Driving Question Board Curation: The DQB functions as a public, cumulative record of the class's growing explanatory model. Green notes make learners articulate what the lesson has resolved; orange notes maintain productive intellectual tension by surfacing what remains unexplained. The gallery walk creates a low-stakes peer-assessment environment where learners calibrate their own understanding against their classmates'. Teacher selection of notes for public reading models the scientific norm of precise, evidence-based language.</w:t>
             </w:r>
           </w:p>
         </w:tc>
@@ -16729,7 +17341,7 @@
                 <w:sz w:val="18"/>
                 <w:szCs w:val="18"/>
               </w:rPr>
-              <w:t xml:space="preserve">Observable indicators: (1) During trio work, check whether all three numbers (A, Z, and element symbol) are correctly filled in on all three cards — collect one card per group at the end as an exit check. (2) During simulation, learners' recorded tables should show consistent ΔA = −4, ΔZ = −2 for α-decay and ΔA = 0, ΔZ = +1 for β-decay. Spot-check three tables mid-simulation. (3) Listen for the response to 'What changes in gamma emission?' — the correct answer (nothing changes in A or Z) reveals conceptual understanding beyond rote rule application.</w:t>
+              <w:t xml:space="preserve">Observable indicators: (1) Green notes should reference specific nuclear vocabulary from today — any note that only says 'radiation' without mentioning conservation, nucleon number, or daughter nucleus indicates surface-level understanding. (2) Orange notes reveal anticipatory thinking — questions about decay rate, decay chains, or energy released suggest readiness for Lessons 6 (half-life) and 7 (applications/fission/fusion). (3) The thumbs-up distribution reveals class consensus on what a strong explanation looks like — if thumbs cluster on vague notes, a brief whole-class norm-setting moment is needed.</w:t>
             </w:r>
           </w:p>
         </w:tc>
@@ -16738,32 +17350,32 @@
         <w:tc>
           <w:tcPr>
             <w:tcW w:type="dxa" w:w="1520"/>
-            <w:shd w:fill="E2EFDA" w:color="auto" w:val="clear"/>
-            <w:tcMar>
-              <w:top w:type="dxa" w:w="60"/>
-              <w:left w:type="dxa" w:w="120"/>
-              <w:bottom w:type="dxa" w:w="60"/>
-              <w:right w:type="dxa" w:w="120"/>
-            </w:tcMar>
-            <w:vAlign w:val="top"/>
-          </w:tcPr>
-          <w:p>
-            <w:pPr>
-              <w:spacing w:after="40" w:before="0"/>
-              <w:jc w:val="left"/>
-            </w:pPr>
-            <w:r>
-              <w:rPr>
-                <w:rFonts w:ascii="Arial" w:cs="Arial" w:eastAsia="Arial" w:hAnsi="Arial"/>
-                <w:b/>
-                <w:bCs/>
-                <w:i w:val="false"/>
-                <w:iCs w:val="false"/>
-                <w:color w:val="000000"/>
-                <w:sz w:val="18"/>
-                <w:szCs w:val="18"/>
-              </w:rPr>
-              <w:t xml:space="preserve">Explain Phase</w:t>
+            <w:shd w:fill="D5E8F0" w:color="auto" w:val="clear"/>
+            <w:tcMar>
+              <w:top w:type="dxa" w:w="60"/>
+              <w:left w:type="dxa" w:w="120"/>
+              <w:bottom w:type="dxa" w:w="60"/>
+              <w:right w:type="dxa" w:w="120"/>
+            </w:tcMar>
+            <w:vAlign w:val="top"/>
+          </w:tcPr>
+          <w:p>
+            <w:pPr>
+              <w:spacing w:after="40" w:before="0"/>
+              <w:jc w:val="left"/>
+            </w:pPr>
+            <w:r>
+              <w:rPr>
+                <w:rFonts w:ascii="Arial" w:cs="Arial" w:eastAsia="Arial" w:hAnsi="Arial"/>
+                <w:b/>
+                <w:bCs/>
+                <w:i w:val="false"/>
+                <w:iCs w:val="false"/>
+                <w:color w:val="000000"/>
+                <w:sz w:val="18"/>
+                <w:szCs w:val="18"/>
+              </w:rPr>
+              <w:t xml:space="preserve">Model Building Phase</w:t>
             </w:r>
           </w:p>
           <w:p>
@@ -16786,7 +17398,7 @@
             <w:pPr>
               <w:spacing w:after="20" w:before="0"/>
             </w:pPr>
-            <w:hyperlink w:history="1" r:id="rIdpxnxveflvnwvmzkwgnxxt">
+            <w:hyperlink w:history="1" r:id="rIdmjxyeyigoqjusmfbsfep7">
               <w:r>
                 <w:rPr>
                   <w:rFonts w:ascii="Arial" w:cs="Arial" w:eastAsia="Arial" w:hAnsi="Arial"/>
@@ -16819,7 +17431,7 @@
               <w:spacing w:after="10" w:before="0"/>
               <w:ind w:left="120"/>
             </w:pPr>
-            <w:hyperlink w:history="1" r:id="rIdm7avib8mw0eyfdzsacf6t">
+            <w:hyperlink w:history="1" r:id="rIdx-0u2wu0gxh0ica4-jwjq">
               <w:r>
                 <w:rPr>
                   <w:rFonts w:ascii="Arial" w:cs="Arial" w:eastAsia="Arial" w:hAnsi="Arial"/>
@@ -16857,14 +17469,14 @@
                 <w:sz w:val="16"/>
                 <w:szCs w:val="16"/>
               </w:rPr>
-              <w:t xml:space="preserve">📖 HTML:</w:t>
+              <w:t xml:space="preserve">📖 EXERCISE:</w:t>
             </w:r>
           </w:p>
           <w:p>
             <w:pPr>
               <w:spacing w:after="20" w:before="0"/>
             </w:pPr>
-            <w:hyperlink w:history="1" r:id="rIdenddiqnynch3m3-xn7t0x">
+            <w:hyperlink w:history="1" r:id="rIdcgeszpqbvjdyuqahpr1bx">
               <w:r>
                 <w:rPr>
                   <w:rFonts w:ascii="Arial" w:cs="Arial" w:eastAsia="Arial" w:hAnsi="Arial"/>
@@ -16873,7 +17485,7 @@
                   <w:szCs w:val="16"/>
                   <w:u w:val="single" w:color="2E75B6"/>
                 </w:rPr>
-                <w:t xml:space="preserve">Conservation of Mass and Energy in Nuclear Reactions (Flexbook)</w:t>
+                <w:t xml:space="preserve">Radioactive Decay as a Measure of Age Practice</w:t>
               </w:r>
             </w:hyperlink>
           </w:p>
@@ -16897,619 +17509,7 @@
               <w:spacing w:after="10" w:before="0"/>
               <w:ind w:left="120"/>
             </w:pPr>
-            <w:hyperlink w:history="1" r:id="rIdcut3xgdk0o6oymz-4d5rg">
-              <w:r>
-                <w:rPr>
-                  <w:rFonts w:ascii="Arial" w:cs="Arial" w:eastAsia="Arial" w:hAnsi="Arial"/>
-                  <w:color w:val="595959"/>
-                  <w:sz w:val="14"/>
-                  <w:szCs w:val="14"/>
-                  <w:u w:val="single" w:color="595959"/>
-                </w:rPr>
-                <w:t xml:space="preserve">🔍 Search ARES for similar readings</w:t>
-              </w:r>
-            </w:hyperlink>
-          </w:p>
-        </w:tc>
-        <w:tc>
-          <w:tcPr>
-            <w:tcW w:type="dxa" w:w="3040"/>
-            <w:shd w:fill="FFFFFF" w:color="auto" w:val="clear"/>
-            <w:tcMar>
-              <w:top w:type="dxa" w:w="60"/>
-              <w:left w:type="dxa" w:w="120"/>
-              <w:bottom w:type="dxa" w:w="60"/>
-              <w:right w:type="dxa" w:w="120"/>
-            </w:tcMar>
-            <w:vAlign w:val="top"/>
-          </w:tcPr>
-          <w:p>
-            <w:pPr>
-              <w:spacing w:after="40" w:before="0"/>
-              <w:jc w:val="left"/>
-            </w:pPr>
-            <w:r>
-              <w:rPr>
-                <w:rFonts w:ascii="Arial" w:cs="Arial" w:eastAsia="Arial" w:hAnsi="Arial"/>
-                <w:b w:val="false"/>
-                <w:bCs w:val="false"/>
-                <w:i w:val="false"/>
-                <w:iCs w:val="false"/>
-                <w:color w:val="000000"/>
-                <w:sz w:val="18"/>
-                <w:szCs w:val="18"/>
-              </w:rPr>
-              <w:t xml:space="preserve">Learners return individually to the N vs Z stability plot printed on their worksheet. They have already plotted ²³⁸₉₂U (from the phenomenon) in Lesson 1. Now they: (1) Plot the daughter nucleus ²³⁴₉₀Th after α-decay and draw an arrow from parent to daughter, labelling it 'α-decay.' (2) Assume ²³⁴₉₀Th then undergoes β-minus decay — they write the balanced equation in their notebook (²³⁴₉₀Th → ²³⁴₉₁Pa + ⁰₋₁e), plot ²³⁴₉₁Pa, and draw a second arrow labelled 'β-decay.' (3) They annotate each arrow: 'Moves toward the belt of stability because...' completing the sentence in their own words. (4) They answer a connecting question in writing: 'Using your nuclear equations, explain in 3–4 sentences exactly what is happening inside the pitchblende ore that caused the photographic film to be exposed in complete darkness.' Learners share their written explanations with a new partner (not their trio partner) and give each other one piece of feedback using the sentence stem: 'Your explanation would be stronger if you also mentioned...'</w:t>
-            </w:r>
-          </w:p>
-        </w:tc>
-        <w:tc>
-          <w:tcPr>
-            <w:tcW w:type="dxa" w:w="3040"/>
-            <w:shd w:fill="F2F2F2" w:color="auto" w:val="clear"/>
-            <w:tcMar>
-              <w:top w:type="dxa" w:w="60"/>
-              <w:left w:type="dxa" w:w="120"/>
-              <w:bottom w:type="dxa" w:w="60"/>
-              <w:right w:type="dxa" w:w="120"/>
-            </w:tcMar>
-            <w:vAlign w:val="top"/>
-          </w:tcPr>
-          <w:p>
-            <w:pPr>
-              <w:spacing w:after="40" w:before="0"/>
-              <w:jc w:val="left"/>
-            </w:pPr>
-            <w:r>
-              <w:rPr>
-                <w:rFonts w:ascii="Arial" w:cs="Arial" w:eastAsia="Arial" w:hAnsi="Arial"/>
-                <w:b w:val="false"/>
-                <w:bCs w:val="false"/>
-                <w:i w:val="false"/>
-                <w:iCs w:val="false"/>
-                <w:color w:val="000000"/>
-                <w:sz w:val="18"/>
-                <w:szCs w:val="18"/>
-              </w:rPr>
-              <w:t xml:space="preserve">SAY: 'You have now gathered enough evidence to explain the phenomenon at the nuclear arithmetic level. Pull out the N vs Z grid on your worksheet. You have 12 minutes to complete steps 1 through 4 individually — this is your sensemaking time, work in silence.' [Set a visible 12-minute timer.] Circulate purposefully — target learners flagged during Phase 1 as lacking conservation reasoning. Use the prompting question: 'Your arrow for alpha decay — which direction does it go on the grid? Is the daughter nucleus closer to or farther from the belt of stability?' After 12 minutes: 'Find a partner who is NOT from your trio group. Read each other's written explanation for the phenomenon. Give one piece of feedback using the sentence stem on the board: Your explanation would be stronger if you also mentioned...' [Allow 5 minutes for peer feedback.] Cold-call 2 learners to read their revised explanations aloud: 'Njoroge — read us your explanation of what is happening inside the pitchblende ore.' [Wait 10 seconds.] 'Achieng — what did your partner suggest you add, and do you agree?' [Wait 12 seconds.] Affirm correct use of: nucleon number, proton number, conservation, daughter nucleus, belt of stability. Correct misconceptions immediately: if a learner says 'the atom loses energy' redirect: 'Be more precise — which specific particles or energy does the nucleus eject, and what are the exact numbers?'</w:t>
-            </w:r>
-          </w:p>
-        </w:tc>
-        <w:tc>
-          <w:tcPr>
-            <w:tcW w:type="dxa" w:w="3040"/>
-            <w:shd w:fill="FFFFFF" w:color="auto" w:val="clear"/>
-            <w:tcMar>
-              <w:top w:type="dxa" w:w="60"/>
-              <w:left w:type="dxa" w:w="120"/>
-              <w:bottom w:type="dxa" w:w="60"/>
-              <w:right w:type="dxa" w:w="120"/>
-            </w:tcMar>
-            <w:vAlign w:val="top"/>
-          </w:tcPr>
-          <w:p>
-            <w:pPr>
-              <w:spacing w:after="40" w:before="0"/>
-              <w:jc w:val="left"/>
-            </w:pPr>
-            <w:r>
-              <w:rPr>
-                <w:rFonts w:ascii="Arial" w:cs="Arial" w:eastAsia="Arial" w:hAnsi="Arial"/>
-                <w:b w:val="false"/>
-                <w:bCs w:val="false"/>
-                <w:i w:val="false"/>
-                <w:iCs w:val="false"/>
-                <w:color w:val="000000"/>
-                <w:sz w:val="18"/>
-                <w:szCs w:val="18"/>
-              </w:rPr>
-              <w:t xml:space="preserve">Claim–Evidence–Reasoning (CER) Writing + N vs Z Visual Mapping: Learners construct a written CER explanation (Claim: the ore exposes film because uranium nuclei decay; Evidence: balanced nuclear equations showing specific particle ejection; Reasoning: conservation laws confirm the identity of emitted particles and daughter nuclei). Simultaneously, plotting decay arrows on the N vs Z grid makes the abstract equation geometrically meaningful — learners see stability-seeking as a physical journey on the graph, not just an algebraic exercise. Peer feedback builds scientific communication skills.</w:t>
-            </w:r>
-          </w:p>
-        </w:tc>
-        <w:tc>
-          <w:tcPr>
-            <w:tcW w:type="dxa" w:w="3040"/>
-            <w:shd w:fill="F2F2F2" w:color="auto" w:val="clear"/>
-            <w:tcMar>
-              <w:top w:type="dxa" w:w="60"/>
-              <w:left w:type="dxa" w:w="120"/>
-              <w:bottom w:type="dxa" w:w="60"/>
-              <w:right w:type="dxa" w:w="120"/>
-            </w:tcMar>
-            <w:vAlign w:val="top"/>
-          </w:tcPr>
-          <w:p>
-            <w:pPr>
-              <w:spacing w:after="40" w:before="0"/>
-              <w:jc w:val="left"/>
-            </w:pPr>
-            <w:r>
-              <w:rPr>
-                <w:rFonts w:ascii="Arial" w:cs="Arial" w:eastAsia="Arial" w:hAnsi="Arial"/>
-                <w:b w:val="false"/>
-                <w:bCs w:val="false"/>
-                <w:i w:val="false"/>
-                <w:iCs w:val="false"/>
-                <w:color w:val="000000"/>
-                <w:sz w:val="18"/>
-                <w:szCs w:val="18"/>
-              </w:rPr>
-              <w:t xml:space="preserve">Observable indicators: (1) N vs Z arrows must point in the correct direction — α-decay arrow goes down-left (ΔA=−4, ΔZ=−2); β-decay arrow goes right (ΔZ=+1, ΔA=0). Incorrect arrow direction reveals a conceptual gap. (2) Written phenomenon explanations must mention: unstable nucleus, specific emitted particle (alpha or beta), conservation of nucleon and proton numbers, daughter nucleus moving toward belt of stability. Collect written explanations as an embedded assessment artifact. (3) Peer feedback quality — listen for whether learners are offering substantive scientific feedback vs generic comments.</w:t>
-            </w:r>
-          </w:p>
-        </w:tc>
-      </w:tr>
-      <w:tr>
-        <w:tc>
-          <w:tcPr>
-            <w:tcW w:type="dxa" w:w="1520"/>
-            <w:shd w:fill="FCE4D6" w:color="auto" w:val="clear"/>
-            <w:tcMar>
-              <w:top w:type="dxa" w:w="60"/>
-              <w:left w:type="dxa" w:w="120"/>
-              <w:bottom w:type="dxa" w:w="60"/>
-              <w:right w:type="dxa" w:w="120"/>
-            </w:tcMar>
-            <w:vAlign w:val="top"/>
-          </w:tcPr>
-          <w:p>
-            <w:pPr>
-              <w:spacing w:after="40" w:before="0"/>
-              <w:jc w:val="left"/>
-            </w:pPr>
-            <w:r>
-              <w:rPr>
-                <w:rFonts w:ascii="Arial" w:cs="Arial" w:eastAsia="Arial" w:hAnsi="Arial"/>
-                <w:b/>
-                <w:bCs/>
-                <w:i w:val="false"/>
-                <w:iCs w:val="false"/>
-                <w:color w:val="000000"/>
-                <w:sz w:val="18"/>
-                <w:szCs w:val="18"/>
-              </w:rPr>
-              <w:t xml:space="preserve">Driving Question Board (DQB) Creation</w:t>
-            </w:r>
-          </w:p>
-          <w:p>
-            <w:pPr>
-              <w:spacing w:after="20" w:before="0"/>
-            </w:pPr>
-            <w:r>
-              <w:rPr>
-                <w:rFonts w:ascii="Arial" w:cs="Arial" w:eastAsia="Arial" w:hAnsi="Arial"/>
-                <w:b/>
-                <w:bCs/>
-                <w:color w:val="1F3864"/>
-                <w:sz w:val="16"/>
-                <w:szCs w:val="16"/>
-              </w:rPr>
-              <w:t xml:space="preserve">📹 VIDEO:</w:t>
-            </w:r>
-          </w:p>
-          <w:p>
-            <w:pPr>
-              <w:spacing w:after="20" w:before="0"/>
-            </w:pPr>
-            <w:hyperlink w:history="1" r:id="rId7x8ig3jvyfqaji4tvfvve">
-              <w:r>
-                <w:rPr>
-                  <w:rFonts w:ascii="Arial" w:cs="Arial" w:eastAsia="Arial" w:hAnsi="Arial"/>
-                  <w:color w:val="2E75B6"/>
-                  <w:sz w:val="16"/>
-                  <w:szCs w:val="16"/>
-                  <w:u w:val="single" w:color="2E75B6"/>
-                </w:rPr>
-                <w:t xml:space="preserve">Writing nuclear equations for alpha, beta, and gamma decay</w:t>
-              </w:r>
-            </w:hyperlink>
-          </w:p>
-          <w:p>
-            <w:pPr>
-              <w:spacing w:after="10" w:before="0"/>
-              <w:ind w:left="120"/>
-            </w:pPr>
-            <w:r>
-              <w:rPr>
-                <w:rFonts w:ascii="Arial" w:cs="Arial" w:eastAsia="Arial" w:hAnsi="Arial"/>
-                <w:color w:val="595959"/>
-                <w:sz w:val="14"/>
-                <w:szCs w:val="14"/>
-              </w:rPr>
-              <w:t xml:space="preserve">Source: Khan Academy (English - US curriculum)</w:t>
-            </w:r>
-          </w:p>
-          <w:p>
-            <w:pPr>
-              <w:spacing w:after="10" w:before="0"/>
-              <w:ind w:left="120"/>
-            </w:pPr>
-            <w:hyperlink w:history="1" r:id="rIdsazubr2fifprf5yzyni5r">
-              <w:r>
-                <w:rPr>
-                  <w:rFonts w:ascii="Arial" w:cs="Arial" w:eastAsia="Arial" w:hAnsi="Arial"/>
-                  <w:color w:val="595959"/>
-                  <w:sz w:val="14"/>
-                  <w:szCs w:val="14"/>
-                  <w:u w:val="single" w:color="595959"/>
-                </w:rPr>
-                <w:t xml:space="preserve">🔍 Search ARES for similar videos</w:t>
-              </w:r>
-            </w:hyperlink>
-          </w:p>
-          <w:p>
-            <w:pPr>
-              <w:spacing w:after="40" w:before="0"/>
-            </w:pPr>
-            <w:r>
-              <w:rPr>
-                <w:sz w:val="14"/>
-                <w:szCs w:val="14"/>
-              </w:rPr>
-              <w:t xml:space="preserve"/>
-            </w:r>
-          </w:p>
-          <w:p>
-            <w:pPr>
-              <w:spacing w:after="20" w:before="0"/>
-            </w:pPr>
-            <w:r>
-              <w:rPr>
-                <w:rFonts w:ascii="Arial" w:cs="Arial" w:eastAsia="Arial" w:hAnsi="Arial"/>
-                <w:b/>
-                <w:bCs/>
-                <w:color w:val="1F3864"/>
-                <w:sz w:val="16"/>
-                <w:szCs w:val="16"/>
-              </w:rPr>
-              <w:t xml:space="preserve">📖 HTML:</w:t>
-            </w:r>
-          </w:p>
-          <w:p>
-            <w:pPr>
-              <w:spacing w:after="20" w:before="0"/>
-            </w:pPr>
-            <w:hyperlink w:history="1" r:id="rIdgmknjanhv2g7jsq-mg-3o">
-              <w:r>
-                <w:rPr>
-                  <w:rFonts w:ascii="Arial" w:cs="Arial" w:eastAsia="Arial" w:hAnsi="Arial"/>
-                  <w:color w:val="2E75B6"/>
-                  <w:sz w:val="16"/>
-                  <w:szCs w:val="16"/>
-                  <w:u w:val="single" w:color="2E75B6"/>
-                </w:rPr>
-                <w:t xml:space="preserve">Conservation of Mass and Energy in Nuclear Reactions (Flexbook)</w:t>
-              </w:r>
-            </w:hyperlink>
-          </w:p>
-          <w:p>
-            <w:pPr>
-              <w:spacing w:after="10" w:before="0"/>
-              <w:ind w:left="120"/>
-            </w:pPr>
-            <w:r>
-              <w:rPr>
-                <w:rFonts w:ascii="Arial" w:cs="Arial" w:eastAsia="Arial" w:hAnsi="Arial"/>
-                <w:color w:val="595959"/>
-                <w:sz w:val="14"/>
-                <w:szCs w:val="14"/>
-              </w:rPr>
-              <w:t xml:space="preserve">Source: CK-12</w:t>
-            </w:r>
-          </w:p>
-          <w:p>
-            <w:pPr>
-              <w:spacing w:after="10" w:before="0"/>
-              <w:ind w:left="120"/>
-            </w:pPr>
-            <w:hyperlink w:history="1" r:id="rIdg8ub-k7ad2li1dhkkkylf">
-              <w:r>
-                <w:rPr>
-                  <w:rFonts w:ascii="Arial" w:cs="Arial" w:eastAsia="Arial" w:hAnsi="Arial"/>
-                  <w:color w:val="595959"/>
-                  <w:sz w:val="14"/>
-                  <w:szCs w:val="14"/>
-                  <w:u w:val="single" w:color="595959"/>
-                </w:rPr>
-                <w:t xml:space="preserve">🔍 Search ARES for similar readings</w:t>
-              </w:r>
-            </w:hyperlink>
-          </w:p>
-        </w:tc>
-        <w:tc>
-          <w:tcPr>
-            <w:tcW w:type="dxa" w:w="3040"/>
-            <w:shd w:fill="FFFFFF" w:color="auto" w:val="clear"/>
-            <w:tcMar>
-              <w:top w:type="dxa" w:w="60"/>
-              <w:left w:type="dxa" w:w="120"/>
-              <w:bottom w:type="dxa" w:w="60"/>
-              <w:right w:type="dxa" w:w="120"/>
-            </w:tcMar>
-            <w:vAlign w:val="top"/>
-          </w:tcPr>
-          <w:p>
-            <w:pPr>
-              <w:spacing w:after="40" w:before="0"/>
-              <w:jc w:val="left"/>
-            </w:pPr>
-            <w:r>
-              <w:rPr>
-                <w:rFonts w:ascii="Arial" w:cs="Arial" w:eastAsia="Arial" w:hAnsi="Arial"/>
-                <w:b w:val="false"/>
-                <w:bCs w:val="false"/>
-                <w:i w:val="false"/>
-                <w:iCs w:val="false"/>
-                <w:color w:val="000000"/>
-                <w:sz w:val="18"/>
-                <w:szCs w:val="18"/>
-              </w:rPr>
-              <w:t xml:space="preserve">Each learner receives two sticky notes. On Note 1 (green): they write one thing their nuclear equations now allow them to answer from the Driving Question Board — 'Why do some atoms in Kenyan rocks spontaneously release invisible energy?' — using specific language from today's lesson (nucleon number, proton number, conservation, daughter nucleus). On Note 2 (orange): they write one new question that today's lesson has raised for them — for example, about what happens after many successive decays, or how fast these decays occur. Learners post both notes on the class DQB. The teacher facilitates a 5-minute whole-class gallery walk where learners read three peers' green notes and give a silent thumbs-up to one they find most complete and precise. The teacher then selects 2 green notes and 2 orange notes to read aloud, highlighting the language of conservation and stability.</w:t>
-            </w:r>
-          </w:p>
-        </w:tc>
-        <w:tc>
-          <w:tcPr>
-            <w:tcW w:type="dxa" w:w="3040"/>
-            <w:shd w:fill="F2F2F2" w:color="auto" w:val="clear"/>
-            <w:tcMar>
-              <w:top w:type="dxa" w:w="60"/>
-              <w:left w:type="dxa" w:w="120"/>
-              <w:bottom w:type="dxa" w:w="60"/>
-              <w:right w:type="dxa" w:w="120"/>
-            </w:tcMar>
-            <w:vAlign w:val="top"/>
-          </w:tcPr>
-          <w:p>
-            <w:pPr>
-              <w:spacing w:after="40" w:before="0"/>
-              <w:jc w:val="left"/>
-            </w:pPr>
-            <w:r>
-              <w:rPr>
-                <w:rFonts w:ascii="Arial" w:cs="Arial" w:eastAsia="Arial" w:hAnsi="Arial"/>
-                <w:b w:val="false"/>
-                <w:bCs w:val="false"/>
-                <w:i w:val="false"/>
-                <w:iCs w:val="false"/>
-                <w:color w:val="000000"/>
-                <w:sz w:val="18"/>
-                <w:szCs w:val="18"/>
-              </w:rPr>
-              <w:t xml:space="preserve">Distribute sticky notes. SAY: 'You have 4 minutes to write your two notes. Green note: what can you now answer about the driving question, using today's specific vocabulary? Orange note: what new question has nuclear equations raised for you?' [Set 4-minute timer. Circulate silently.] After posting: 'Stand up. Do a silent gallery walk — read at least three green notes from people who are NOT in your trio group. Give a silent thumbs-up to the one you think is most scientifically complete. You have 3 minutes.' [After gallery walk:] Read two green notes aloud — choose one strong example and one partial example. For the partial example: 'This note says the uranium atom releases energy. That is true — but using today's lesson, how could we make this more precise?' [Wait 10 seconds, cold-call: 'Kamau — how would you improve this note?'] [Wait 10 seconds.] Then read two orange notes: 'These are excellent new questions — notice that Lesson 6 will begin to answer this one about rate of decay. Keep these questions in mind as we go forward.' Update the DQB column labelled 'Lesson 5 — Nuclear Equations' with selected notes.</w:t>
-            </w:r>
-          </w:p>
-        </w:tc>
-        <w:tc>
-          <w:tcPr>
-            <w:tcW w:type="dxa" w:w="3040"/>
-            <w:shd w:fill="FFFFFF" w:color="auto" w:val="clear"/>
-            <w:tcMar>
-              <w:top w:type="dxa" w:w="60"/>
-              <w:left w:type="dxa" w:w="120"/>
-              <w:bottom w:type="dxa" w:w="60"/>
-              <w:right w:type="dxa" w:w="120"/>
-            </w:tcMar>
-            <w:vAlign w:val="top"/>
-          </w:tcPr>
-          <w:p>
-            <w:pPr>
-              <w:spacing w:after="40" w:before="0"/>
-              <w:jc w:val="left"/>
-            </w:pPr>
-            <w:r>
-              <w:rPr>
-                <w:rFonts w:ascii="Arial" w:cs="Arial" w:eastAsia="Arial" w:hAnsi="Arial"/>
-                <w:b w:val="false"/>
-                <w:bCs w:val="false"/>
-                <w:i w:val="false"/>
-                <w:iCs w:val="false"/>
-                <w:color w:val="000000"/>
-                <w:sz w:val="18"/>
-                <w:szCs w:val="18"/>
-              </w:rPr>
-              <w:t xml:space="preserve">Driving Question Board Curation: The DQB functions as a public, cumulative record of the class's growing explanatory model. Green notes make learners articulate what the lesson has resolved; orange notes maintain productive intellectual tension by surfacing what remains unexplained. The gallery walk creates a low-stakes peer-assessment environment where learners calibrate their own understanding against their classmates'. Teacher selection of notes for public reading models the scientific norm of precise, evidence-based language.</w:t>
-            </w:r>
-          </w:p>
-        </w:tc>
-        <w:tc>
-          <w:tcPr>
-            <w:tcW w:type="dxa" w:w="3040"/>
-            <w:shd w:fill="F2F2F2" w:color="auto" w:val="clear"/>
-            <w:tcMar>
-              <w:top w:type="dxa" w:w="60"/>
-              <w:left w:type="dxa" w:w="120"/>
-              <w:bottom w:type="dxa" w:w="60"/>
-              <w:right w:type="dxa" w:w="120"/>
-            </w:tcMar>
-            <w:vAlign w:val="top"/>
-          </w:tcPr>
-          <w:p>
-            <w:pPr>
-              <w:spacing w:after="40" w:before="0"/>
-              <w:jc w:val="left"/>
-            </w:pPr>
-            <w:r>
-              <w:rPr>
-                <w:rFonts w:ascii="Arial" w:cs="Arial" w:eastAsia="Arial" w:hAnsi="Arial"/>
-                <w:b w:val="false"/>
-                <w:bCs w:val="false"/>
-                <w:i w:val="false"/>
-                <w:iCs w:val="false"/>
-                <w:color w:val="000000"/>
-                <w:sz w:val="18"/>
-                <w:szCs w:val="18"/>
-              </w:rPr>
-              <w:t xml:space="preserve">Observable indicators: (1) Green notes should reference specific nuclear vocabulary from today — any note that only says 'radiation' without mentioning conservation, nucleon number, or daughter nucleus indicates surface-level understanding. (2) Orange notes reveal anticipatory thinking — questions about decay rate, decay chains, or energy released suggest readiness for Lessons 6 (half-life) and 7 (applications/fission/fusion). (3) The thumbs-up distribution reveals class consensus on what a strong explanation looks like — if thumbs cluster on vague notes, a brief whole-class norm-setting moment is needed.</w:t>
-            </w:r>
-          </w:p>
-        </w:tc>
-      </w:tr>
-      <w:tr>
-        <w:tc>
-          <w:tcPr>
-            <w:tcW w:type="dxa" w:w="1520"/>
-            <w:shd w:fill="D5E8F0" w:color="auto" w:val="clear"/>
-            <w:tcMar>
-              <w:top w:type="dxa" w:w="60"/>
-              <w:left w:type="dxa" w:w="120"/>
-              <w:bottom w:type="dxa" w:w="60"/>
-              <w:right w:type="dxa" w:w="120"/>
-            </w:tcMar>
-            <w:vAlign w:val="top"/>
-          </w:tcPr>
-          <w:p>
-            <w:pPr>
-              <w:spacing w:after="40" w:before="0"/>
-              <w:jc w:val="left"/>
-            </w:pPr>
-            <w:r>
-              <w:rPr>
-                <w:rFonts w:ascii="Arial" w:cs="Arial" w:eastAsia="Arial" w:hAnsi="Arial"/>
-                <w:b/>
-                <w:bCs/>
-                <w:i w:val="false"/>
-                <w:iCs w:val="false"/>
-                <w:color w:val="000000"/>
-                <w:sz w:val="18"/>
-                <w:szCs w:val="18"/>
-              </w:rPr>
-              <w:t xml:space="preserve">Model Building Phase</w:t>
-            </w:r>
-          </w:p>
-          <w:p>
-            <w:pPr>
-              <w:spacing w:after="20" w:before="0"/>
-            </w:pPr>
-            <w:r>
-              <w:rPr>
-                <w:rFonts w:ascii="Arial" w:cs="Arial" w:eastAsia="Arial" w:hAnsi="Arial"/>
-                <w:b/>
-                <w:bCs/>
-                <w:color w:val="1F3864"/>
-                <w:sz w:val="16"/>
-                <w:szCs w:val="16"/>
-              </w:rPr>
-              <w:t xml:space="preserve">📹 VIDEO:</w:t>
-            </w:r>
-          </w:p>
-          <w:p>
-            <w:pPr>
-              <w:spacing w:after="20" w:before="0"/>
-            </w:pPr>
-            <w:hyperlink w:history="1" r:id="rIdnv4nbftg1f6sea9bgfavf">
-              <w:r>
-                <w:rPr>
-                  <w:rFonts w:ascii="Arial" w:cs="Arial" w:eastAsia="Arial" w:hAnsi="Arial"/>
-                  <w:color w:val="2E75B6"/>
-                  <w:sz w:val="16"/>
-                  <w:szCs w:val="16"/>
-                  <w:u w:val="single" w:color="2E75B6"/>
-                </w:rPr>
-                <w:t xml:space="preserve">Writing nuclear equations for alpha, beta, and gamma decay</w:t>
-              </w:r>
-            </w:hyperlink>
-          </w:p>
-          <w:p>
-            <w:pPr>
-              <w:spacing w:after="10" w:before="0"/>
-              <w:ind w:left="120"/>
-            </w:pPr>
-            <w:r>
-              <w:rPr>
-                <w:rFonts w:ascii="Arial" w:cs="Arial" w:eastAsia="Arial" w:hAnsi="Arial"/>
-                <w:color w:val="595959"/>
-                <w:sz w:val="14"/>
-                <w:szCs w:val="14"/>
-              </w:rPr>
-              <w:t xml:space="preserve">Source: Khan Academy (English - US curriculum)</w:t>
-            </w:r>
-          </w:p>
-          <w:p>
-            <w:pPr>
-              <w:spacing w:after="10" w:before="0"/>
-              <w:ind w:left="120"/>
-            </w:pPr>
-            <w:hyperlink w:history="1" r:id="rIds_he3cupblslz4ndxfrvf">
-              <w:r>
-                <w:rPr>
-                  <w:rFonts w:ascii="Arial" w:cs="Arial" w:eastAsia="Arial" w:hAnsi="Arial"/>
-                  <w:color w:val="595959"/>
-                  <w:sz w:val="14"/>
-                  <w:szCs w:val="14"/>
-                  <w:u w:val="single" w:color="595959"/>
-                </w:rPr>
-                <w:t xml:space="preserve">🔍 Search ARES for similar videos</w:t>
-              </w:r>
-            </w:hyperlink>
-          </w:p>
-          <w:p>
-            <w:pPr>
-              <w:spacing w:after="40" w:before="0"/>
-            </w:pPr>
-            <w:r>
-              <w:rPr>
-                <w:sz w:val="14"/>
-                <w:szCs w:val="14"/>
-              </w:rPr>
-              <w:t xml:space="preserve"/>
-            </w:r>
-          </w:p>
-          <w:p>
-            <w:pPr>
-              <w:spacing w:after="20" w:before="0"/>
-            </w:pPr>
-            <w:r>
-              <w:rPr>
-                <w:rFonts w:ascii="Arial" w:cs="Arial" w:eastAsia="Arial" w:hAnsi="Arial"/>
-                <w:b/>
-                <w:bCs/>
-                <w:color w:val="1F3864"/>
-                <w:sz w:val="16"/>
-                <w:szCs w:val="16"/>
-              </w:rPr>
-              <w:t xml:space="preserve">📖 HTML:</w:t>
-            </w:r>
-          </w:p>
-          <w:p>
-            <w:pPr>
-              <w:spacing w:after="20" w:before="0"/>
-            </w:pPr>
-            <w:hyperlink w:history="1" r:id="rIde8azgg-pbcvgxct51kplj">
-              <w:r>
-                <w:rPr>
-                  <w:rFonts w:ascii="Arial" w:cs="Arial" w:eastAsia="Arial" w:hAnsi="Arial"/>
-                  <w:color w:val="2E75B6"/>
-                  <w:sz w:val="16"/>
-                  <w:szCs w:val="16"/>
-                  <w:u w:val="single" w:color="2E75B6"/>
-                </w:rPr>
-                <w:t xml:space="preserve">Conservation of Mass and Energy in Nuclear Reactions (Flexbook)</w:t>
-              </w:r>
-            </w:hyperlink>
-          </w:p>
-          <w:p>
-            <w:pPr>
-              <w:spacing w:after="10" w:before="0"/>
-              <w:ind w:left="120"/>
-            </w:pPr>
-            <w:r>
-              <w:rPr>
-                <w:rFonts w:ascii="Arial" w:cs="Arial" w:eastAsia="Arial" w:hAnsi="Arial"/>
-                <w:color w:val="595959"/>
-                <w:sz w:val="14"/>
-                <w:szCs w:val="14"/>
-              </w:rPr>
-              <w:t xml:space="preserve">Source: CK-12</w:t>
-            </w:r>
-          </w:p>
-          <w:p>
-            <w:pPr>
-              <w:spacing w:after="10" w:before="0"/>
-              <w:ind w:left="120"/>
-            </w:pPr>
-            <w:hyperlink w:history="1" r:id="rId6aviiy4dczolroamoqdkc">
+            <w:hyperlink w:history="1" r:id="rIdxc_xf4ghlwzjshdtdt-v1">
               <w:r>
                 <w:rPr>
                   <w:rFonts w:ascii="Arial" w:cs="Arial" w:eastAsia="Arial" w:hAnsi="Arial"/>
@@ -19129,7 +19129,7 @@
             <w:pPr>
               <w:spacing w:after="20" w:before="0"/>
             </w:pPr>
-            <w:hyperlink w:history="1" r:id="rIdmniaxisnpmshnk8rf8m9j">
+            <w:hyperlink w:history="1" r:id="rId5nuf1bvmp9hv6tmfgxwsy">
               <w:r>
                 <w:rPr>
                   <w:rFonts w:ascii="Arial" w:cs="Arial" w:eastAsia="Arial" w:hAnsi="Arial"/>
@@ -19138,7 +19138,7 @@
                   <w:szCs w:val="16"/>
                   <w:u w:val="single" w:color="2E75B6"/>
                 </w:rPr>
-                <w:t xml:space="preserve">Bacteria</w:t>
+                <w:t xml:space="preserve">Mass defect and binding energy</w:t>
               </w:r>
             </w:hyperlink>
           </w:p>
@@ -19162,7 +19162,7 @@
               <w:spacing w:after="10" w:before="0"/>
               <w:ind w:left="120"/>
             </w:pPr>
-            <w:hyperlink w:history="1" r:id="rIdp2c13wh2zoeytxl_xvndi">
+            <w:hyperlink w:history="1" r:id="rIdqe6lu5b3o94cezwuvtaat">
               <w:r>
                 <w:rPr>
                   <w:rFonts w:ascii="Arial" w:cs="Arial" w:eastAsia="Arial" w:hAnsi="Arial"/>
@@ -19207,7 +19207,7 @@
             <w:pPr>
               <w:spacing w:after="20" w:before="0"/>
             </w:pPr>
-            <w:hyperlink w:history="1" r:id="rIdqjk7layooq-_y7_nroij0">
+            <w:hyperlink w:history="1" r:id="rIdzbqwpae7xgl7h1yjukn4b">
               <w:r>
                 <w:rPr>
                   <w:rFonts w:ascii="Arial" w:cs="Arial" w:eastAsia="Arial" w:hAnsi="Arial"/>
@@ -19216,7 +19216,7 @@
                   <w:szCs w:val="16"/>
                   <w:u w:val="single" w:color="2E75B6"/>
                 </w:rPr>
-                <w:t xml:space="preserve">Conservation of Mass and Energy in Nuclear Reactions (Flexbook)</w:t>
+                <w:t xml:space="preserve">Nuclear Fission (Flexbook)</w:t>
               </w:r>
             </w:hyperlink>
           </w:p>
@@ -19240,7 +19240,7 @@
               <w:spacing w:after="10" w:before="0"/>
               <w:ind w:left="120"/>
             </w:pPr>
-            <w:hyperlink w:history="1" r:id="rIdw1prrcify4mavgrl-sry-">
+            <w:hyperlink w:history="1" r:id="rIdme2guxk8wfhwd__dcct1i">
               <w:r>
                 <w:rPr>
                   <w:rFonts w:ascii="Arial" w:cs="Arial" w:eastAsia="Arial" w:hAnsi="Arial"/>
@@ -19511,7 +19511,7 @@
             <w:pPr>
               <w:spacing w:after="20" w:before="0"/>
             </w:pPr>
-            <w:hyperlink w:history="1" r:id="rIda6mrqtkqtl1pwwj60jx0l">
+            <w:hyperlink w:history="1" r:id="rIdrfstkw2k4-sdoy7phmbca">
               <w:r>
                 <w:rPr>
                   <w:rFonts w:ascii="Arial" w:cs="Arial" w:eastAsia="Arial" w:hAnsi="Arial"/>
@@ -19520,7 +19520,7 @@
                   <w:szCs w:val="16"/>
                   <w:u w:val="single" w:color="2E75B6"/>
                 </w:rPr>
-                <w:t xml:space="preserve">Bacteria</w:t>
+                <w:t xml:space="preserve">Mass defect and binding energy</w:t>
               </w:r>
             </w:hyperlink>
           </w:p>
@@ -19544,7 +19544,7 @@
               <w:spacing w:after="10" w:before="0"/>
               <w:ind w:left="120"/>
             </w:pPr>
-            <w:hyperlink w:history="1" r:id="rIdb1jgzs7trbvzjl5r8nn9d">
+            <w:hyperlink w:history="1" r:id="rIdacoqpxkn_nqtr4wlljbep">
               <w:r>
                 <w:rPr>
                   <w:rFonts w:ascii="Arial" w:cs="Arial" w:eastAsia="Arial" w:hAnsi="Arial"/>
@@ -19582,14 +19582,14 @@
                 <w:sz w:val="16"/>
                 <w:szCs w:val="16"/>
               </w:rPr>
-              <w:t xml:space="preserve">📖 HTML:</w:t>
+              <w:t xml:space="preserve">📖 EXERCISE:</w:t>
             </w:r>
           </w:p>
           <w:p>
             <w:pPr>
               <w:spacing w:after="20" w:before="0"/>
             </w:pPr>
-            <w:hyperlink w:history="1" r:id="rIdwl20w86w82jaq0fbq8vye">
+            <w:hyperlink w:history="1" r:id="rIdfck14cxds1gxzvzrdfbya">
               <w:r>
                 <w:rPr>
                   <w:rFonts w:ascii="Arial" w:cs="Arial" w:eastAsia="Arial" w:hAnsi="Arial"/>
@@ -19598,7 +19598,7 @@
                   <w:szCs w:val="16"/>
                   <w:u w:val="single" w:color="2E75B6"/>
                 </w:rPr>
-                <w:t xml:space="preserve">Conservation of Mass and Energy in Nuclear Reactions (Flexbook)</w:t>
+                <w:t xml:space="preserve">Nuclear Fission Practice</w:t>
               </w:r>
             </w:hyperlink>
           </w:p>
@@ -19622,7 +19622,7 @@
               <w:spacing w:after="10" w:before="0"/>
               <w:ind w:left="120"/>
             </w:pPr>
-            <w:hyperlink w:history="1" r:id="rIdwui_ruw0ipy2nbptqbk-o">
+            <w:hyperlink w:history="1" r:id="rId9q0580kf3q4wwnxpbx0up">
               <w:r>
                 <w:rPr>
                   <w:rFonts w:ascii="Arial" w:cs="Arial" w:eastAsia="Arial" w:hAnsi="Arial"/>
@@ -20140,7 +20140,7 @@
             <w:pPr>
               <w:spacing w:after="20" w:before="0"/>
             </w:pPr>
-            <w:hyperlink w:history="1" r:id="rIdcgi9oe6vzlsilbvlirm06">
+            <w:hyperlink w:history="1" r:id="rIdyfd4prwoldxttewf_tt-1">
               <w:r>
                 <w:rPr>
                   <w:rFonts w:ascii="Arial" w:cs="Arial" w:eastAsia="Arial" w:hAnsi="Arial"/>
@@ -20149,7 +20149,7 @@
                   <w:szCs w:val="16"/>
                   <w:u w:val="single" w:color="2E75B6"/>
                 </w:rPr>
-                <w:t xml:space="preserve">Bacteria</w:t>
+                <w:t xml:space="preserve">Mass defect and binding energy</w:t>
               </w:r>
             </w:hyperlink>
           </w:p>
@@ -20173,7 +20173,7 @@
               <w:spacing w:after="10" w:before="0"/>
               <w:ind w:left="120"/>
             </w:pPr>
-            <w:hyperlink w:history="1" r:id="rIdnv20okymnpfxg78amn7eq">
+            <w:hyperlink w:history="1" r:id="rIdu7myk6v2tc2kmuthl4kzb">
               <w:r>
                 <w:rPr>
                   <w:rFonts w:ascii="Arial" w:cs="Arial" w:eastAsia="Arial" w:hAnsi="Arial"/>
@@ -20218,7 +20218,7 @@
             <w:pPr>
               <w:spacing w:after="20" w:before="0"/>
             </w:pPr>
-            <w:hyperlink w:history="1" r:id="rIdp-4nfo2tmieqgorp5nefz">
+            <w:hyperlink w:history="1" r:id="rIdfms1jzcqup3otlnotjnhk">
               <w:r>
                 <w:rPr>
                   <w:rFonts w:ascii="Arial" w:cs="Arial" w:eastAsia="Arial" w:hAnsi="Arial"/>
@@ -20227,7 +20227,7 @@
                   <w:szCs w:val="16"/>
                   <w:u w:val="single" w:color="2E75B6"/>
                 </w:rPr>
-                <w:t xml:space="preserve">Conservation of Mass and Energy in Nuclear Reactions (Flexbook)</w:t>
+                <w:t xml:space="preserve">Nuclear Fission Processes (Flexbook)</w:t>
               </w:r>
             </w:hyperlink>
           </w:p>
@@ -20251,7 +20251,7 @@
               <w:spacing w:after="10" w:before="0"/>
               <w:ind w:left="120"/>
             </w:pPr>
-            <w:hyperlink w:history="1" r:id="rIdzm0eb7vpway0fmd9_26wu">
+            <w:hyperlink w:history="1" r:id="rIdccu_tiuh55fdw3dtpzmfc">
               <w:r>
                 <w:rPr>
                   <w:rFonts w:ascii="Arial" w:cs="Arial" w:eastAsia="Arial" w:hAnsi="Arial"/>
@@ -20788,7 +20788,7 @@
             <w:pPr>
               <w:spacing w:after="20" w:before="0"/>
             </w:pPr>
-            <w:hyperlink w:history="1" r:id="rId_fsrhmvcqjrcfmsj7cd8o">
+            <w:hyperlink w:history="1" r:id="rId_cob1-82gwqfmmoxflpjy">
               <w:r>
                 <w:rPr>
                   <w:rFonts w:ascii="Arial" w:cs="Arial" w:eastAsia="Arial" w:hAnsi="Arial"/>
@@ -20797,7 +20797,7 @@
                   <w:szCs w:val="16"/>
                   <w:u w:val="single" w:color="2E75B6"/>
                 </w:rPr>
-                <w:t xml:space="preserve">Bacteria</w:t>
+                <w:t xml:space="preserve">Mass defect and binding energy</w:t>
               </w:r>
             </w:hyperlink>
           </w:p>
@@ -20821,7 +20821,7 @@
               <w:spacing w:after="10" w:before="0"/>
               <w:ind w:left="120"/>
             </w:pPr>
-            <w:hyperlink w:history="1" r:id="rIdrrcojdwsf2gbpwmvbixvm">
+            <w:hyperlink w:history="1" r:id="rIdi-oeq_jofkyttlv-4ei7t">
               <w:r>
                 <w:rPr>
                   <w:rFonts w:ascii="Arial" w:cs="Arial" w:eastAsia="Arial" w:hAnsi="Arial"/>
@@ -20866,7 +20866,7 @@
             <w:pPr>
               <w:spacing w:after="20" w:before="0"/>
             </w:pPr>
-            <w:hyperlink w:history="1" r:id="rIdd-wufxt2fy2dqpgma11v7">
+            <w:hyperlink w:history="1" r:id="rIdy2mnxlay2pboytvnsfuu2">
               <w:r>
                 <w:rPr>
                   <w:rFonts w:ascii="Arial" w:cs="Arial" w:eastAsia="Arial" w:hAnsi="Arial"/>
@@ -20875,7 +20875,7 @@
                   <w:szCs w:val="16"/>
                   <w:u w:val="single" w:color="2E75B6"/>
                 </w:rPr>
-                <w:t xml:space="preserve">Conservation of Mass and Energy in Nuclear Reactions (Flexbook)</w:t>
+                <w:t xml:space="preserve">Nuclear Fission Processes (PLIX)</w:t>
               </w:r>
             </w:hyperlink>
           </w:p>
@@ -20899,7 +20899,7 @@
               <w:spacing w:after="10" w:before="0"/>
               <w:ind w:left="120"/>
             </w:pPr>
-            <w:hyperlink w:history="1" r:id="rIdedk-ipbo8padnlrmosuxu">
+            <w:hyperlink w:history="1" r:id="rIdsl9ic3e4-ccgyqwx5tzrj">
               <w:r>
                 <w:rPr>
                   <w:rFonts w:ascii="Arial" w:cs="Arial" w:eastAsia="Arial" w:hAnsi="Arial"/>
@@ -21151,7 +21151,7 @@
             <w:pPr>
               <w:spacing w:after="20" w:before="0"/>
             </w:pPr>
-            <w:hyperlink w:history="1" r:id="rIdcv9coikc-huylbvxfapjo">
+            <w:hyperlink w:history="1" r:id="rIdaprdvwtcle8nuwi5mly69">
               <w:r>
                 <w:rPr>
                   <w:rFonts w:ascii="Arial" w:cs="Arial" w:eastAsia="Arial" w:hAnsi="Arial"/>
@@ -21160,7 +21160,7 @@
                   <w:szCs w:val="16"/>
                   <w:u w:val="single" w:color="2E75B6"/>
                 </w:rPr>
-                <w:t xml:space="preserve">Bacteria</w:t>
+                <w:t xml:space="preserve">Mass defect and binding energy</w:t>
               </w:r>
             </w:hyperlink>
           </w:p>
@@ -21184,7 +21184,7 @@
               <w:spacing w:after="10" w:before="0"/>
               <w:ind w:left="120"/>
             </w:pPr>
-            <w:hyperlink w:history="1" r:id="rIdaa3ayss35umubeu0hmjs3">
+            <w:hyperlink w:history="1" r:id="rIdrh0kvhprk9rv0k136oxeg">
               <w:r>
                 <w:rPr>
                   <w:rFonts w:ascii="Arial" w:cs="Arial" w:eastAsia="Arial" w:hAnsi="Arial"/>
@@ -21229,7 +21229,7 @@
             <w:pPr>
               <w:spacing w:after="20" w:before="0"/>
             </w:pPr>
-            <w:hyperlink w:history="1" r:id="rIdrvlh2gvkmhgn8g-uvxwyv">
+            <w:hyperlink w:history="1" r:id="rIdeg7wnmu5tk4sn__wyee8c">
               <w:r>
                 <w:rPr>
                   <w:rFonts w:ascii="Arial" w:cs="Arial" w:eastAsia="Arial" w:hAnsi="Arial"/>
@@ -21238,7 +21238,7 @@
                   <w:szCs w:val="16"/>
                   <w:u w:val="single" w:color="2E75B6"/>
                 </w:rPr>
-                <w:t xml:space="preserve">Conservation of Mass and Energy in Nuclear Reactions (Flexbook)</w:t>
+                <w:t xml:space="preserve">Nuclear Fission</w:t>
               </w:r>
             </w:hyperlink>
           </w:p>
@@ -21254,7 +21254,7 @@
                 <w:sz w:val="14"/>
                 <w:szCs w:val="14"/>
               </w:rPr>
-              <w:t xml:space="preserve">Source: CK-12</w:t>
+              <w:t xml:space="preserve">Source: PhET</w:t>
             </w:r>
           </w:p>
           <w:p>
@@ -21262,7 +21262,7 @@
               <w:spacing w:after="10" w:before="0"/>
               <w:ind w:left="120"/>
             </w:pPr>
-            <w:hyperlink w:history="1" r:id="rIdzccbzdoyb0k8jega7cucm">
+            <w:hyperlink w:history="1" r:id="rIdvwvzzaish2yck2qakflax">
               <w:r>
                 <w:rPr>
                   <w:rFonts w:ascii="Arial" w:cs="Arial" w:eastAsia="Arial" w:hAnsi="Arial"/>
@@ -22863,7 +22863,7 @@
             <w:pPr>
               <w:spacing w:after="20" w:before="0"/>
             </w:pPr>
-            <w:hyperlink w:history="1" r:id="rIdu_zs6f6q8og8zqv_giq-w">
+            <w:hyperlink w:history="1" r:id="rIdrd-a-zubzqelsjlwljvuu">
               <w:r>
                 <w:rPr>
                   <w:rFonts w:ascii="Arial" w:cs="Arial" w:eastAsia="Arial" w:hAnsi="Arial"/>
@@ -22872,7 +22872,7 @@
                   <w:szCs w:val="16"/>
                   <w:u w:val="single" w:color="2E75B6"/>
                 </w:rPr>
-                <w:t xml:space="preserve">Chronometric revolution</w:t>
+                <w:t xml:space="preserve">Nuclear stability and nuclear equations</w:t>
               </w:r>
             </w:hyperlink>
           </w:p>
@@ -22896,7 +22896,7 @@
               <w:spacing w:after="10" w:before="0"/>
               <w:ind w:left="120"/>
             </w:pPr>
-            <w:hyperlink w:history="1" r:id="rIddg21xrduszjxwdrmd3icf">
+            <w:hyperlink w:history="1" r:id="rIdcvk2tz_irdsngevtzdwi1">
               <w:r>
                 <w:rPr>
                   <w:rFonts w:ascii="Arial" w:cs="Arial" w:eastAsia="Arial" w:hAnsi="Arial"/>
@@ -22934,14 +22934,14 @@
                 <w:sz w:val="16"/>
                 <w:szCs w:val="16"/>
               </w:rPr>
-              <w:t xml:space="preserve">📖 HTML:</w:t>
+              <w:t xml:space="preserve">📖 EXERCISE:</w:t>
             </w:r>
           </w:p>
           <w:p>
             <w:pPr>
               <w:spacing w:after="20" w:before="0"/>
             </w:pPr>
-            <w:hyperlink w:history="1" r:id="rIddnyurwscd96_0herg7goo">
+            <w:hyperlink w:history="1" r:id="rIdco_5pi8qgknkophl1dmyt">
               <w:r>
                 <w:rPr>
                   <w:rFonts w:ascii="Arial" w:cs="Arial" w:eastAsia="Arial" w:hAnsi="Arial"/>
@@ -22950,7 +22950,7 @@
                   <w:szCs w:val="16"/>
                   <w:u w:val="single" w:color="2E75B6"/>
                 </w:rPr>
-                <w:t xml:space="preserve">Radioactivity (Flexbook)</w:t>
+                <w:t xml:space="preserve">Isotopes and Nuclear Stability Practice</w:t>
               </w:r>
             </w:hyperlink>
           </w:p>
@@ -22974,7 +22974,7 @@
               <w:spacing w:after="10" w:before="0"/>
               <w:ind w:left="120"/>
             </w:pPr>
-            <w:hyperlink w:history="1" r:id="rIdbgxsasktztqbplrymhicb">
+            <w:hyperlink w:history="1" r:id="rId1z_uru7_deq5o7gwrhczr">
               <w:r>
                 <w:rPr>
                   <w:rFonts w:ascii="Arial" w:cs="Arial" w:eastAsia="Arial" w:hAnsi="Arial"/>
@@ -23169,7 +23169,7 @@
             <w:pPr>
               <w:spacing w:after="20" w:before="0"/>
             </w:pPr>
-            <w:hyperlink w:history="1" r:id="rIdvtsn8ebzxhzqvja_ltloq">
+            <w:hyperlink w:history="1" r:id="rIdf98saxgvrt4icgsumju5w">
               <w:r>
                 <w:rPr>
                   <w:rFonts w:ascii="Arial" w:cs="Arial" w:eastAsia="Arial" w:hAnsi="Arial"/>
@@ -23178,7 +23178,7 @@
                   <w:szCs w:val="16"/>
                   <w:u w:val="single" w:color="2E75B6"/>
                 </w:rPr>
-                <w:t xml:space="preserve">Chronometric revolution</w:t>
+                <w:t xml:space="preserve">Writing nuclear equations for alpha, beta, and gamma decay</w:t>
               </w:r>
             </w:hyperlink>
           </w:p>
@@ -23202,7 +23202,7 @@
               <w:spacing w:after="10" w:before="0"/>
               <w:ind w:left="120"/>
             </w:pPr>
-            <w:hyperlink w:history="1" r:id="rIdmxk7okin5hghfrmvgpvux">
+            <w:hyperlink w:history="1" r:id="rIdsc8lwwyb_leoc3cneckkv">
               <w:r>
                 <w:rPr>
                   <w:rFonts w:ascii="Arial" w:cs="Arial" w:eastAsia="Arial" w:hAnsi="Arial"/>
@@ -23240,14 +23240,14 @@
                 <w:sz w:val="16"/>
                 <w:szCs w:val="16"/>
               </w:rPr>
-              <w:t xml:space="preserve">📖 HTML:</w:t>
+              <w:t xml:space="preserve">📖 EXERCISE:</w:t>
             </w:r>
           </w:p>
           <w:p>
             <w:pPr>
               <w:spacing w:after="20" w:before="0"/>
             </w:pPr>
-            <w:hyperlink w:history="1" r:id="rIdsfxp0ni9sg5k3znklnnjz">
+            <w:hyperlink w:history="1" r:id="rIdmmh6ulu2qsh2wal5wbda8">
               <w:r>
                 <w:rPr>
                   <w:rFonts w:ascii="Arial" w:cs="Arial" w:eastAsia="Arial" w:hAnsi="Arial"/>
@@ -23256,7 +23256,7 @@
                   <w:szCs w:val="16"/>
                   <w:u w:val="single" w:color="2E75B6"/>
                 </w:rPr>
-                <w:t xml:space="preserve">Radioactivity (Flexbook)</w:t>
+                <w:t xml:space="preserve">Isotopes and Nuclear Stability Practice</w:t>
               </w:r>
             </w:hyperlink>
           </w:p>
@@ -23280,7 +23280,7 @@
               <w:spacing w:after="10" w:before="0"/>
               <w:ind w:left="120"/>
             </w:pPr>
-            <w:hyperlink w:history="1" r:id="rIdpzn_ezh64shccknw2xq1b">
+            <w:hyperlink w:history="1" r:id="rId95uh5a-lkikuio9cbxz1l">
               <w:r>
                 <w:rPr>
                   <w:rFonts w:ascii="Arial" w:cs="Arial" w:eastAsia="Arial" w:hAnsi="Arial"/>
@@ -23475,7 +23475,7 @@
             <w:pPr>
               <w:spacing w:after="20" w:before="0"/>
             </w:pPr>
-            <w:hyperlink w:history="1" r:id="rIddakpcsfevkw4a7xlikwt9">
+            <w:hyperlink w:history="1" r:id="rIdawrxlp76qaevjnnzit0tm">
               <w:r>
                 <w:rPr>
                   <w:rFonts w:ascii="Arial" w:cs="Arial" w:eastAsia="Arial" w:hAnsi="Arial"/>
@@ -23484,7 +23484,7 @@
                   <w:szCs w:val="16"/>
                   <w:u w:val="single" w:color="2E75B6"/>
                 </w:rPr>
-                <w:t xml:space="preserve">Chronometric revolution</w:t>
+                <w:t xml:space="preserve">Types of decay</w:t>
               </w:r>
             </w:hyperlink>
           </w:p>
@@ -23508,7 +23508,7 @@
               <w:spacing w:after="10" w:before="0"/>
               <w:ind w:left="120"/>
             </w:pPr>
-            <w:hyperlink w:history="1" r:id="rIdsusbp3lgiot8bumhrca48">
+            <w:hyperlink w:history="1" r:id="rIdpy9nscigvhb0dwynqdla8">
               <w:r>
                 <w:rPr>
                   <w:rFonts w:ascii="Arial" w:cs="Arial" w:eastAsia="Arial" w:hAnsi="Arial"/>
@@ -23546,14 +23546,14 @@
                 <w:sz w:val="16"/>
                 <w:szCs w:val="16"/>
               </w:rPr>
-              <w:t xml:space="preserve">📖 HTML:</w:t>
+              <w:t xml:space="preserve">📖 EXERCISE:</w:t>
             </w:r>
           </w:p>
           <w:p>
             <w:pPr>
               <w:spacing w:after="20" w:before="0"/>
             </w:pPr>
-            <w:hyperlink w:history="1" r:id="rIdeb9j9mwedxnypn4vdluf_">
+            <w:hyperlink w:history="1" r:id="rId-y7ki1lqldslsungzrhn5">
               <w:r>
                 <w:rPr>
                   <w:rFonts w:ascii="Arial" w:cs="Arial" w:eastAsia="Arial" w:hAnsi="Arial"/>
@@ -23562,7 +23562,7 @@
                   <w:szCs w:val="16"/>
                   <w:u w:val="single" w:color="2E75B6"/>
                 </w:rPr>
-                <w:t xml:space="preserve">Radioactivity (Flexbook)</w:t>
+                <w:t xml:space="preserve">Isotopes and Nuclear Stability Practice</w:t>
               </w:r>
             </w:hyperlink>
           </w:p>
@@ -23586,7 +23586,7 @@
               <w:spacing w:after="10" w:before="0"/>
               <w:ind w:left="120"/>
             </w:pPr>
-            <w:hyperlink w:history="1" r:id="rIdnmbzyhena6l9fsvkilqau">
+            <w:hyperlink w:history="1" r:id="rId2nccihmrhdwerafswuvp4">
               <w:r>
                 <w:rPr>
                   <w:rFonts w:ascii="Arial" w:cs="Arial" w:eastAsia="Arial" w:hAnsi="Arial"/>
@@ -23781,7 +23781,7 @@
             <w:pPr>
               <w:spacing w:after="20" w:before="0"/>
             </w:pPr>
-            <w:hyperlink w:history="1" r:id="rIdpfwjhpbct4tj092qvi8do">
+            <w:hyperlink w:history="1" r:id="rId2htftzi-sllvbvdgnrx1q">
               <w:r>
                 <w:rPr>
                   <w:rFonts w:ascii="Arial" w:cs="Arial" w:eastAsia="Arial" w:hAnsi="Arial"/>
@@ -23790,7 +23790,7 @@
                   <w:szCs w:val="16"/>
                   <w:u w:val="single" w:color="2E75B6"/>
                 </w:rPr>
-                <w:t xml:space="preserve">Chronometric revolution</w:t>
+                <w:t xml:space="preserve">Half-life and carbon dating</w:t>
               </w:r>
             </w:hyperlink>
           </w:p>
@@ -23814,7 +23814,7 @@
               <w:spacing w:after="10" w:before="0"/>
               <w:ind w:left="120"/>
             </w:pPr>
-            <w:hyperlink w:history="1" r:id="rId_cm6valsd59t1v6lveuk4">
+            <w:hyperlink w:history="1" r:id="rIdu_zefrjbr5fthk_kmskx3">
               <w:r>
                 <w:rPr>
                   <w:rFonts w:ascii="Arial" w:cs="Arial" w:eastAsia="Arial" w:hAnsi="Arial"/>
@@ -23852,14 +23852,14 @@
                 <w:sz w:val="16"/>
                 <w:szCs w:val="16"/>
               </w:rPr>
-              <w:t xml:space="preserve">📖 HTML:</w:t>
+              <w:t xml:space="preserve">📖 EXERCISE:</w:t>
             </w:r>
           </w:p>
           <w:p>
             <w:pPr>
               <w:spacing w:after="20" w:before="0"/>
             </w:pPr>
-            <w:hyperlink w:history="1" r:id="rId8a4cq83jqmsfdsiljutkg">
+            <w:hyperlink w:history="1" r:id="rIdix2zlbe3_krtrrkhhwial">
               <w:r>
                 <w:rPr>
                   <w:rFonts w:ascii="Arial" w:cs="Arial" w:eastAsia="Arial" w:hAnsi="Arial"/>
@@ -23868,7 +23868,7 @@
                   <w:szCs w:val="16"/>
                   <w:u w:val="single" w:color="2E75B6"/>
                 </w:rPr>
-                <w:t xml:space="preserve">Radioactivity (Flexbook)</w:t>
+                <w:t xml:space="preserve">Isotopes and Nuclear Stability Practice</w:t>
               </w:r>
             </w:hyperlink>
           </w:p>
@@ -23892,7 +23892,7 @@
               <w:spacing w:after="10" w:before="0"/>
               <w:ind w:left="120"/>
             </w:pPr>
-            <w:hyperlink w:history="1" r:id="rIdeiaig2fdud-at1xjrhwd-">
+            <w:hyperlink w:history="1" r:id="rIdtp5fy7micl5kfjq3-yujg">
               <w:r>
                 <w:rPr>
                   <w:rFonts w:ascii="Arial" w:cs="Arial" w:eastAsia="Arial" w:hAnsi="Arial"/>
@@ -24087,7 +24087,7 @@
             <w:pPr>
               <w:spacing w:after="20" w:before="0"/>
             </w:pPr>
-            <w:hyperlink w:history="1" r:id="rIdxzth5nitmtmdid0sffgfk">
+            <w:hyperlink w:history="1" r:id="rIdpdyk56z9aaapfqu6eqb6t">
               <w:r>
                 <w:rPr>
                   <w:rFonts w:ascii="Arial" w:cs="Arial" w:eastAsia="Arial" w:hAnsi="Arial"/>
@@ -24096,7 +24096,7 @@
                   <w:szCs w:val="16"/>
                   <w:u w:val="single" w:color="2E75B6"/>
                 </w:rPr>
-                <w:t xml:space="preserve">Chronometric revolution</w:t>
+                <w:t xml:space="preserve">Nuclear stability and nuclear equations</w:t>
               </w:r>
             </w:hyperlink>
           </w:p>
@@ -24120,7 +24120,7 @@
               <w:spacing w:after="10" w:before="0"/>
               <w:ind w:left="120"/>
             </w:pPr>
-            <w:hyperlink w:history="1" r:id="rIdfbba4txrycbfgdmm90n6t">
+            <w:hyperlink w:history="1" r:id="rIdklmgptlheqwa0fk2mnb3x">
               <w:r>
                 <w:rPr>
                   <w:rFonts w:ascii="Arial" w:cs="Arial" w:eastAsia="Arial" w:hAnsi="Arial"/>
@@ -24158,14 +24158,14 @@
                 <w:sz w:val="16"/>
                 <w:szCs w:val="16"/>
               </w:rPr>
-              <w:t xml:space="preserve">📖 HTML:</w:t>
+              <w:t xml:space="preserve">📖 EXERCISE:</w:t>
             </w:r>
           </w:p>
           <w:p>
             <w:pPr>
               <w:spacing w:after="20" w:before="0"/>
             </w:pPr>
-            <w:hyperlink w:history="1" r:id="rIdibvdqqpqsao-13yvrj1ui">
+            <w:hyperlink w:history="1" r:id="rIdgk8l-gur0ksrk1pu2xaom">
               <w:r>
                 <w:rPr>
                   <w:rFonts w:ascii="Arial" w:cs="Arial" w:eastAsia="Arial" w:hAnsi="Arial"/>
@@ -24174,7 +24174,7 @@
                   <w:szCs w:val="16"/>
                   <w:u w:val="single" w:color="2E75B6"/>
                 </w:rPr>
-                <w:t xml:space="preserve">Radioactivity (Flexbook)</w:t>
+                <w:t xml:space="preserve">Isotopes and Nuclear Stability Practice</w:t>
               </w:r>
             </w:hyperlink>
           </w:p>
@@ -24198,7 +24198,7 @@
               <w:spacing w:after="10" w:before="0"/>
               <w:ind w:left="120"/>
             </w:pPr>
-            <w:hyperlink w:history="1" r:id="rId-jzloovkn_gpf8lama5ev">
+            <w:hyperlink w:history="1" r:id="rId8qgp2tadpickjldayexjh">
               <w:r>
                 <w:rPr>
                   <w:rFonts w:ascii="Arial" w:cs="Arial" w:eastAsia="Arial" w:hAnsi="Arial"/>

--- a/data/outputs/v2/Physics/SS3.1_Radioactivity_and_Stability_of_Isotopes/Physics_Radioactivity_and_Stability_of_Isotopes_CBE_LessonSequence.docx
+++ b/data/outputs/v2/Physics/SS3.1_Radioactivity_and_Stability_of_Isotopes/Physics_Radioactivity_and_Stability_of_Isotopes_CBE_LessonSequence.docx
@@ -3537,7 +3537,7 @@
             <w:pPr>
               <w:spacing w:after="20" w:before="0"/>
             </w:pPr>
-            <w:hyperlink w:history="1" r:id="rIdw9cvhiqknmpbirmkuaawm">
+            <w:hyperlink w:history="1" r:id="rIdxahdgfnqjsrku6q121yng">
               <w:r>
                 <w:rPr>
                   <w:rFonts w:ascii="Arial" w:cs="Arial" w:eastAsia="Arial" w:hAnsi="Arial"/>
@@ -3570,7 +3570,7 @@
               <w:spacing w:after="10" w:before="0"/>
               <w:ind w:left="120"/>
             </w:pPr>
-            <w:hyperlink w:history="1" r:id="rIdvwgmdypaf_if5iu4eokja">
+            <w:hyperlink w:history="1" r:id="rId-qn5rxfwawbf08dc-27hl">
               <w:r>
                 <w:rPr>
                   <w:rFonts w:ascii="Arial" w:cs="Arial" w:eastAsia="Arial" w:hAnsi="Arial"/>
@@ -3608,6 +3608,312 @@
                 <w:sz w:val="16"/>
                 <w:szCs w:val="16"/>
               </w:rPr>
+              <w:t xml:space="preserve">📖 HTML:</w:t>
+            </w:r>
+          </w:p>
+          <w:p>
+            <w:pPr>
+              <w:spacing w:after="20" w:before="0"/>
+            </w:pPr>
+            <w:hyperlink w:history="1" r:id="rIdn8q9skuq2pjc8q5snsozu">
+              <w:r>
+                <w:rPr>
+                  <w:rFonts w:ascii="Arial" w:cs="Arial" w:eastAsia="Arial" w:hAnsi="Arial"/>
+                  <w:color w:val="2E75B6"/>
+                  <w:sz w:val="16"/>
+                  <w:szCs w:val="16"/>
+                  <w:u w:val="single" w:color="2E75B6"/>
+                </w:rPr>
+                <w:t xml:space="preserve">Radioactive Decay (Flexbook)</w:t>
+              </w:r>
+            </w:hyperlink>
+          </w:p>
+          <w:p>
+            <w:pPr>
+              <w:spacing w:after="10" w:before="0"/>
+              <w:ind w:left="120"/>
+            </w:pPr>
+            <w:r>
+              <w:rPr>
+                <w:rFonts w:ascii="Arial" w:cs="Arial" w:eastAsia="Arial" w:hAnsi="Arial"/>
+                <w:color w:val="595959"/>
+                <w:sz w:val="14"/>
+                <w:szCs w:val="14"/>
+              </w:rPr>
+              <w:t xml:space="preserve">Source: CK-12</w:t>
+            </w:r>
+          </w:p>
+          <w:p>
+            <w:pPr>
+              <w:spacing w:after="10" w:before="0"/>
+              <w:ind w:left="120"/>
+            </w:pPr>
+            <w:hyperlink w:history="1" r:id="rIdehg1dr6urziyyly_edxdj">
+              <w:r>
+                <w:rPr>
+                  <w:rFonts w:ascii="Arial" w:cs="Arial" w:eastAsia="Arial" w:hAnsi="Arial"/>
+                  <w:color w:val="595959"/>
+                  <w:sz w:val="14"/>
+                  <w:szCs w:val="14"/>
+                  <w:u w:val="single" w:color="595959"/>
+                </w:rPr>
+                <w:t xml:space="preserve">🔍 Search ARES for similar readings</w:t>
+              </w:r>
+            </w:hyperlink>
+          </w:p>
+        </w:tc>
+        <w:tc>
+          <w:tcPr>
+            <w:tcW w:type="dxa" w:w="3040"/>
+            <w:shd w:fill="FFFFFF" w:color="auto" w:val="clear"/>
+            <w:tcMar>
+              <w:top w:type="dxa" w:w="60"/>
+              <w:left w:type="dxa" w:w="120"/>
+              <w:bottom w:type="dxa" w:w="60"/>
+              <w:right w:type="dxa" w:w="120"/>
+            </w:tcMar>
+            <w:vAlign w:val="top"/>
+          </w:tcPr>
+          <w:p>
+            <w:pPr>
+              <w:spacing w:after="40" w:before="0"/>
+              <w:jc w:val="left"/>
+            </w:pPr>
+            <w:r>
+              <w:rPr>
+                <w:rFonts w:ascii="Arial" w:cs="Arial" w:eastAsia="Arial" w:hAnsi="Arial"/>
+                <w:b w:val="false"/>
+                <w:bCs w:val="false"/>
+                <w:i w:val="false"/>
+                <w:iCs w:val="false"/>
+                <w:color w:val="000000"/>
+                <w:sz w:val="18"/>
+                <w:szCs w:val="18"/>
+              </w:rPr>
+              <w:t xml:space="preserve">Learners enter to find a large photograph on the board: a photographic film showing a dark, rock-shaped silhouette — the classic Becquerel pitchblende image, contextualised as 'found in a geology lab in Nairobi'. On each desk is a sealed envelope labelled 'DO NOT OPEN'. The teacher narrates the scenario: the film was locked in a lightproof box next to a sample of Kenyan pitchblende ore; when developed, it showed this image. Learners individually write a 3-sentence prediction in their notebooks answering: (1) What do you think came out of the rock? (2) Where did that 'something' get its energy? (3) Why do you think only some rocks might do this? They then share predictions with a shoulder partner (Think-Pair-Share) before 4–5 cold-calls bring ideas to the whole class. Predictions are written verbatim on a 'Before' column of a class anchor chart — they will not be erased; they will be revisited every lesson.</w:t>
+            </w:r>
+          </w:p>
+        </w:tc>
+        <w:tc>
+          <w:tcPr>
+            <w:tcW w:type="dxa" w:w="3040"/>
+            <w:shd w:fill="F2F2F2" w:color="auto" w:val="clear"/>
+            <w:tcMar>
+              <w:top w:type="dxa" w:w="60"/>
+              <w:left w:type="dxa" w:w="120"/>
+              <w:bottom w:type="dxa" w:w="60"/>
+              <w:right w:type="dxa" w:w="120"/>
+            </w:tcMar>
+            <w:vAlign w:val="top"/>
+          </w:tcPr>
+          <w:p>
+            <w:pPr>
+              <w:spacing w:after="40" w:before="0"/>
+              <w:jc w:val="left"/>
+            </w:pPr>
+            <w:r>
+              <w:rPr>
+                <w:rFonts w:ascii="Arial" w:cs="Arial" w:eastAsia="Arial" w:hAnsi="Arial"/>
+                <w:b w:val="false"/>
+                <w:bCs w:val="false"/>
+                <w:i w:val="false"/>
+                <w:iCs w:val="false"/>
+                <w:color w:val="000000"/>
+                <w:sz w:val="18"/>
+                <w:szCs w:val="18"/>
+              </w:rPr>
+              <w:t xml:space="preserve">Teacher narrates slowly and theatrically: 'This film was locked — no light could get in. No heat lamp, no torch, no phone screen. Just a rock. And yet… the film was exposed. Something came out of that rock.' [Pause 10 seconds — allow silence to build curiosity.] Teacher then says: 'In your notebook, I want THREE sentences. Sentence one: what do you think came out of the rock? Sentence two: where did that something get its energy? Sentence three: why might only SOME rocks do this?' [Allow 4 minutes of silent individual writing.] Teacher circulates, noting 3–4 interesting or misconception-revealing predictions to cold-call. After pair sharing (90 seconds), teacher cold-calls exactly 5 learners by name — aiming for gender balance and geographic diversity of seating. Teacher scribes each prediction word-for-word on the anchor chart without correcting. Teacher closes with: 'None of us needs to be right yet. Science starts exactly here — with a good puzzle and an honest guess. We will come back to YOUR predictions at the end of every single lesson this term.'</w:t>
+            </w:r>
+          </w:p>
+        </w:tc>
+        <w:tc>
+          <w:tcPr>
+            <w:tcW w:type="dxa" w:w="3040"/>
+            <w:shd w:fill="FFFFFF" w:color="auto" w:val="clear"/>
+            <w:tcMar>
+              <w:top w:type="dxa" w:w="60"/>
+              <w:left w:type="dxa" w:w="120"/>
+              <w:bottom w:type="dxa" w:w="60"/>
+              <w:right w:type="dxa" w:w="120"/>
+            </w:tcMar>
+            <w:vAlign w:val="top"/>
+          </w:tcPr>
+          <w:p>
+            <w:pPr>
+              <w:spacing w:after="40" w:before="0"/>
+              <w:jc w:val="left"/>
+            </w:pPr>
+            <w:r>
+              <w:rPr>
+                <w:rFonts w:ascii="Arial" w:cs="Arial" w:eastAsia="Arial" w:hAnsi="Arial"/>
+                <w:b w:val="false"/>
+                <w:bCs w:val="false"/>
+                <w:i w:val="false"/>
+                <w:iCs w:val="false"/>
+                <w:color w:val="000000"/>
+                <w:sz w:val="18"/>
+                <w:szCs w:val="18"/>
+              </w:rPr>
+              <w:t xml:space="preserve">Think-Pair-Share with Anchor Chart Documentation. This strategy externalises prior knowledge and makes misconceptions visible and discussable. By committing predictions to paper before instruction, learners create a cognitive 'stake in the ground' that makes subsequent revision meaningful. The anchor chart becomes a living artefact of the class's growing understanding across all 7 lessons.</w:t>
+            </w:r>
+          </w:p>
+        </w:tc>
+        <w:tc>
+          <w:tcPr>
+            <w:tcW w:type="dxa" w:w="3040"/>
+            <w:shd w:fill="F2F2F2" w:color="auto" w:val="clear"/>
+            <w:tcMar>
+              <w:top w:type="dxa" w:w="60"/>
+              <w:left w:type="dxa" w:w="120"/>
+              <w:bottom w:type="dxa" w:w="60"/>
+              <w:right w:type="dxa" w:w="120"/>
+            </w:tcMar>
+            <w:vAlign w:val="top"/>
+          </w:tcPr>
+          <w:p>
+            <w:pPr>
+              <w:spacing w:after="40" w:before="0"/>
+              <w:jc w:val="left"/>
+            </w:pPr>
+            <w:r>
+              <w:rPr>
+                <w:rFonts w:ascii="Arial" w:cs="Arial" w:eastAsia="Arial" w:hAnsi="Arial"/>
+                <w:b w:val="false"/>
+                <w:bCs w:val="false"/>
+                <w:i w:val="false"/>
+                <w:iCs w:val="false"/>
+                <w:color w:val="000000"/>
+                <w:sz w:val="18"/>
+                <w:szCs w:val="18"/>
+              </w:rPr>
+              <w:t xml:space="preserve">Teacher scans written predictions during circulation. Observable indicator of readiness: learner predictions reference at least one of — energy, particles, waves, atoms, or the rock's composition. A learner who writes only 'I don't know' needs immediate quiet prompting: 'Think about what we know makes things glow or give off energy — light, heat, sound… could there be something else?' Teacher notes which learners conflate radiation with heat or light — these misconceptions are flagged for targeted questioning in Phase 3.</w:t>
+            </w:r>
+          </w:p>
+        </w:tc>
+      </w:tr>
+      <w:tr>
+        <w:tc>
+          <w:tcPr>
+            <w:tcW w:type="dxa" w:w="1520"/>
+            <w:shd w:fill="D9EEF1" w:color="auto" w:val="clear"/>
+            <w:tcMar>
+              <w:top w:type="dxa" w:w="60"/>
+              <w:left w:type="dxa" w:w="120"/>
+              <w:bottom w:type="dxa" w:w="60"/>
+              <w:right w:type="dxa" w:w="120"/>
+            </w:tcMar>
+            <w:vAlign w:val="top"/>
+          </w:tcPr>
+          <w:p>
+            <w:pPr>
+              <w:spacing w:after="40" w:before="0"/>
+              <w:jc w:val="left"/>
+            </w:pPr>
+            <w:r>
+              <w:rPr>
+                <w:rFonts w:ascii="Arial" w:cs="Arial" w:eastAsia="Arial" w:hAnsi="Arial"/>
+                <w:b/>
+                <w:bCs/>
+                <w:i w:val="false"/>
+                <w:iCs w:val="false"/>
+                <w:color w:val="000000"/>
+                <w:sz w:val="18"/>
+                <w:szCs w:val="18"/>
+              </w:rPr>
+              <w:t xml:space="preserve">Observe Phase</w:t>
+            </w:r>
+          </w:p>
+          <w:p>
+            <w:pPr>
+              <w:spacing w:after="20" w:before="0"/>
+            </w:pPr>
+            <w:r>
+              <w:rPr>
+                <w:rFonts w:ascii="Arial" w:cs="Arial" w:eastAsia="Arial" w:hAnsi="Arial"/>
+                <w:b/>
+                <w:bCs/>
+                <w:color w:val="1F3864"/>
+                <w:sz w:val="16"/>
+                <w:szCs w:val="16"/>
+              </w:rPr>
+              <w:t xml:space="preserve">📹 VIDEO:</w:t>
+            </w:r>
+          </w:p>
+          <w:p>
+            <w:pPr>
+              <w:spacing w:after="20" w:before="0"/>
+            </w:pPr>
+            <w:hyperlink w:history="1" r:id="rIdzhm84g2szqusxjsw4sj9c">
+              <w:r>
+                <w:rPr>
+                  <w:rFonts w:ascii="Arial" w:cs="Arial" w:eastAsia="Arial" w:hAnsi="Arial"/>
+                  <w:color w:val="2E75B6"/>
+                  <w:sz w:val="16"/>
+                  <w:szCs w:val="16"/>
+                  <w:u w:val="single" w:color="2E75B6"/>
+                </w:rPr>
+                <w:t xml:space="preserve">Nuclear stability and nuclear equations</w:t>
+              </w:r>
+            </w:hyperlink>
+          </w:p>
+          <w:p>
+            <w:pPr>
+              <w:spacing w:after="10" w:before="0"/>
+              <w:ind w:left="120"/>
+            </w:pPr>
+            <w:r>
+              <w:rPr>
+                <w:rFonts w:ascii="Arial" w:cs="Arial" w:eastAsia="Arial" w:hAnsi="Arial"/>
+                <w:color w:val="595959"/>
+                <w:sz w:val="14"/>
+                <w:szCs w:val="14"/>
+              </w:rPr>
+              <w:t xml:space="preserve">Source: Khan Academy (English - US curriculum)</w:t>
+            </w:r>
+          </w:p>
+          <w:p>
+            <w:pPr>
+              <w:spacing w:after="10" w:before="0"/>
+              <w:ind w:left="120"/>
+            </w:pPr>
+            <w:hyperlink w:history="1" r:id="rIdak--knyigjcmlb7ft5c1j">
+              <w:r>
+                <w:rPr>
+                  <w:rFonts w:ascii="Arial" w:cs="Arial" w:eastAsia="Arial" w:hAnsi="Arial"/>
+                  <w:color w:val="595959"/>
+                  <w:sz w:val="14"/>
+                  <w:szCs w:val="14"/>
+                  <w:u w:val="single" w:color="595959"/>
+                </w:rPr>
+                <w:t xml:space="preserve">🔍 Search ARES for similar videos</w:t>
+              </w:r>
+            </w:hyperlink>
+          </w:p>
+          <w:p>
+            <w:pPr>
+              <w:spacing w:after="40" w:before="0"/>
+            </w:pPr>
+            <w:r>
+              <w:rPr>
+                <w:sz w:val="14"/>
+                <w:szCs w:val="14"/>
+              </w:rPr>
+              <w:t xml:space="preserve"/>
+            </w:r>
+          </w:p>
+          <w:p>
+            <w:pPr>
+              <w:spacing w:after="20" w:before="0"/>
+            </w:pPr>
+            <w:r>
+              <w:rPr>
+                <w:rFonts w:ascii="Arial" w:cs="Arial" w:eastAsia="Arial" w:hAnsi="Arial"/>
+                <w:b/>
+                <w:bCs/>
+                <w:color w:val="1F3864"/>
+                <w:sz w:val="16"/>
+                <w:szCs w:val="16"/>
+              </w:rPr>
               <w:t xml:space="preserve">📖 EXERCISE:</w:t>
             </w:r>
           </w:p>
@@ -3615,7 +3921,313 @@
             <w:pPr>
               <w:spacing w:after="20" w:before="0"/>
             </w:pPr>
-            <w:hyperlink w:history="1" r:id="rId-2tsr15eciievg9uwjssy">
+            <w:hyperlink w:history="1" r:id="rIdnexckgsevoexrgpqrx3ec">
+              <w:r>
+                <w:rPr>
+                  <w:rFonts w:ascii="Arial" w:cs="Arial" w:eastAsia="Arial" w:hAnsi="Arial"/>
+                  <w:color w:val="2E75B6"/>
+                  <w:sz w:val="16"/>
+                  <w:szCs w:val="16"/>
+                  <w:u w:val="single" w:color="2E75B6"/>
+                </w:rPr>
+                <w:t xml:space="preserve">Radioactive Decay Practice</w:t>
+              </w:r>
+            </w:hyperlink>
+          </w:p>
+          <w:p>
+            <w:pPr>
+              <w:spacing w:after="10" w:before="0"/>
+              <w:ind w:left="120"/>
+            </w:pPr>
+            <w:r>
+              <w:rPr>
+                <w:rFonts w:ascii="Arial" w:cs="Arial" w:eastAsia="Arial" w:hAnsi="Arial"/>
+                <w:color w:val="595959"/>
+                <w:sz w:val="14"/>
+                <w:szCs w:val="14"/>
+              </w:rPr>
+              <w:t xml:space="preserve">Source: CK-12</w:t>
+            </w:r>
+          </w:p>
+          <w:p>
+            <w:pPr>
+              <w:spacing w:after="10" w:before="0"/>
+              <w:ind w:left="120"/>
+            </w:pPr>
+            <w:hyperlink w:history="1" r:id="rIdygh6o-thj_hkeugcofxmw">
+              <w:r>
+                <w:rPr>
+                  <w:rFonts w:ascii="Arial" w:cs="Arial" w:eastAsia="Arial" w:hAnsi="Arial"/>
+                  <w:color w:val="595959"/>
+                  <w:sz w:val="14"/>
+                  <w:szCs w:val="14"/>
+                  <w:u w:val="single" w:color="595959"/>
+                </w:rPr>
+                <w:t xml:space="preserve">🔍 Search ARES for similar readings</w:t>
+              </w:r>
+            </w:hyperlink>
+          </w:p>
+        </w:tc>
+        <w:tc>
+          <w:tcPr>
+            <w:tcW w:type="dxa" w:w="3040"/>
+            <w:shd w:fill="FFFFFF" w:color="auto" w:val="clear"/>
+            <w:tcMar>
+              <w:top w:type="dxa" w:w="60"/>
+              <w:left w:type="dxa" w:w="120"/>
+              <w:bottom w:type="dxa" w:w="60"/>
+              <w:right w:type="dxa" w:w="120"/>
+            </w:tcMar>
+            <w:vAlign w:val="top"/>
+          </w:tcPr>
+          <w:p>
+            <w:pPr>
+              <w:spacing w:after="40" w:before="0"/>
+              <w:jc w:val="left"/>
+            </w:pPr>
+            <w:r>
+              <w:rPr>
+                <w:rFonts w:ascii="Arial" w:cs="Arial" w:eastAsia="Arial" w:hAnsi="Arial"/>
+                <w:b w:val="false"/>
+                <w:bCs w:val="false"/>
+                <w:i w:val="false"/>
+                <w:iCs w:val="false"/>
+                <w:color w:val="000000"/>
+                <w:sz w:val="18"/>
+                <w:szCs w:val="18"/>
+              </w:rPr>
+              <w:t xml:space="preserve">Learners open the sealed envelope on their desks to find a one-page structured reading: 'Inside the Rock — A Story of Nuclei' (teacher-authored, Kenya-contextualised). The reading covers: atomic structure review (protons, neutrons, electrons); definitions of nucleon, nuclide, atomic number Z, mass number A, neutron number N; standard nuclide notation AZX with worked examples (Carbon-12, Carbon-14, Uranium-238, Potassium-40 — the last two found in Kenyan geology). A second section introduces the concept of isotopes using the analogy of two Kenyan runners from Kericho — same name, same village, same training diet (ugali and sukuma wiki), but one carries an extra weight in their backpack. They look identical on the registration form, but one tires before the finish line. A data table lists 10 nuclides (including isotopes of Carbon, Potassium, Uranium, and Radium) with Z and A values. Learners calculate N for each, complete the table, and then plot each nuclide as a dot on a pre-printed N vs Z graph (N on y-axis, Z on x-axis). A reference line N = Z is pre-drawn. Groups shade the region where stable nuclides cluster — the belt of stability — and circle the outsiders. A brief embedded video clip (2 minutes, teacher-curated or described if offline) shows Marie Curie's pitchblende experiments alongside footage of Kenyan geologists at Mrima Hill in Kwale County, where monazite (a radioactive mineral) is found.</w:t>
+            </w:r>
+          </w:p>
+        </w:tc>
+        <w:tc>
+          <w:tcPr>
+            <w:tcW w:type="dxa" w:w="3040"/>
+            <w:shd w:fill="F2F2F2" w:color="auto" w:val="clear"/>
+            <w:tcMar>
+              <w:top w:type="dxa" w:w="60"/>
+              <w:left w:type="dxa" w:w="120"/>
+              <w:bottom w:type="dxa" w:w="60"/>
+              <w:right w:type="dxa" w:w="120"/>
+            </w:tcMar>
+            <w:vAlign w:val="top"/>
+          </w:tcPr>
+          <w:p>
+            <w:pPr>
+              <w:spacing w:after="40" w:before="0"/>
+              <w:jc w:val="left"/>
+            </w:pPr>
+            <w:r>
+              <w:rPr>
+                <w:rFonts w:ascii="Arial" w:cs="Arial" w:eastAsia="Arial" w:hAnsi="Arial"/>
+                <w:b w:val="false"/>
+                <w:bCs w:val="false"/>
+                <w:i w:val="false"/>
+                <w:iCs w:val="false"/>
+                <w:color w:val="000000"/>
+                <w:sz w:val="18"/>
+                <w:szCs w:val="18"/>
+              </w:rPr>
+              <w:t xml:space="preserve">Teacher says: 'Before we can explain the rock, we need a shared language. Open your envelope — you have 8 minutes to read and complete the table. Work silently first, then check with your group.' [8 minutes silent reading and table completion.] Teacher circulates to 4–5 groups, asking: 'Show me how you calculated N for Uranium-238' and 'What do you notice about the N:Z ratio as Z gets larger?' [Allow 10 seconds wait time after each question before accepting responses.] After table completion, teacher models plotting the first two nuclides on the projected N vs Z graph, narrating: 'Carbon-12: Z = 6, N = 6. I plot it here, right on the N = Z line. Carbon-14: Z = 6, N = 8. I plot it here — above the line. Now you plot the remaining 8.' [4 minutes group plotting.] Teacher then asks the whole class: 'Groups, look at your graphs. Where do most stable nuclides sit? Where do the unstable ones sit?' Cold-calls 3 groups to share observations. Teacher annotates the projected graph as groups report, drawing and labelling the belt of stability. Teacher then says: 'Now look back at the rock in the photograph. Uranium-238 is outside the belt of stability. What does your graph suggest is happening inside that rock?' [Wait 12 seconds.]</w:t>
+            </w:r>
+          </w:p>
+        </w:tc>
+        <w:tc>
+          <w:tcPr>
+            <w:tcW w:type="dxa" w:w="3040"/>
+            <w:shd w:fill="FFFFFF" w:color="auto" w:val="clear"/>
+            <w:tcMar>
+              <w:top w:type="dxa" w:w="60"/>
+              <w:left w:type="dxa" w:w="120"/>
+              <w:bottom w:type="dxa" w:w="60"/>
+              <w:right w:type="dxa" w:w="120"/>
+            </w:tcMar>
+            <w:vAlign w:val="top"/>
+          </w:tcPr>
+          <w:p>
+            <w:pPr>
+              <w:spacing w:after="40" w:before="0"/>
+              <w:jc w:val="left"/>
+            </w:pPr>
+            <w:r>
+              <w:rPr>
+                <w:rFonts w:ascii="Arial" w:cs="Arial" w:eastAsia="Arial" w:hAnsi="Arial"/>
+                <w:b w:val="false"/>
+                <w:bCs w:val="false"/>
+                <w:i w:val="false"/>
+                <w:iCs w:val="false"/>
+                <w:color w:val="000000"/>
+                <w:sz w:val="18"/>
+                <w:szCs w:val="18"/>
+              </w:rPr>
+              <w:t xml:space="preserve">Data Table Completion + N vs Z Graph Construction (NGSS Science and Engineering Practice 4: Analysing and Interpreting Data; Practice 5: Using Mathematics and Computational Thinking). Learners construct the visual pattern (belt of stability) from raw data rather than receiving it as a diagram. This transforms the belt of stability from an abstract textbook concept into a pattern they discovered themselves — directly linking to the phenomenon by placing Uranium-238 visibly outside the belt.</w:t>
+            </w:r>
+          </w:p>
+        </w:tc>
+        <w:tc>
+          <w:tcPr>
+            <w:tcW w:type="dxa" w:w="3040"/>
+            <w:shd w:fill="F2F2F2" w:color="auto" w:val="clear"/>
+            <w:tcMar>
+              <w:top w:type="dxa" w:w="60"/>
+              <w:left w:type="dxa" w:w="120"/>
+              <w:bottom w:type="dxa" w:w="60"/>
+              <w:right w:type="dxa" w:w="120"/>
+            </w:tcMar>
+            <w:vAlign w:val="top"/>
+          </w:tcPr>
+          <w:p>
+            <w:pPr>
+              <w:spacing w:after="40" w:before="0"/>
+              <w:jc w:val="left"/>
+            </w:pPr>
+            <w:r>
+              <w:rPr>
+                <w:rFonts w:ascii="Arial" w:cs="Arial" w:eastAsia="Arial" w:hAnsi="Arial"/>
+                <w:b w:val="false"/>
+                <w:bCs w:val="false"/>
+                <w:i w:val="false"/>
+                <w:iCs w:val="false"/>
+                <w:color w:val="000000"/>
+                <w:sz w:val="18"/>
+                <w:szCs w:val="18"/>
+              </w:rPr>
+              <w:t xml:space="preserve">Teacher checks completed N vs Z tables for two key indicators: (1) correct calculation of N = A − Z for all 10 nuclides (target: ≥ 8/10 correct before moving on); (2) correct identification that stable nuclides cluster in a band and that the band curves above the N = Z line for heavier elements. Groups that have Uranium-238 plotted inside the belt of stability have made an error and need immediate redirection. Exit check: teacher asks one member from each group to point to where their group plotted Carbon-14 and explain in one sentence why it is or is not in the belt of stability.</w:t>
+            </w:r>
+          </w:p>
+        </w:tc>
+      </w:tr>
+      <w:tr>
+        <w:tc>
+          <w:tcPr>
+            <w:tcW w:type="dxa" w:w="1520"/>
+            <w:shd w:fill="E2EFDA" w:color="auto" w:val="clear"/>
+            <w:tcMar>
+              <w:top w:type="dxa" w:w="60"/>
+              <w:left w:type="dxa" w:w="120"/>
+              <w:bottom w:type="dxa" w:w="60"/>
+              <w:right w:type="dxa" w:w="120"/>
+            </w:tcMar>
+            <w:vAlign w:val="top"/>
+          </w:tcPr>
+          <w:p>
+            <w:pPr>
+              <w:spacing w:after="40" w:before="0"/>
+              <w:jc w:val="left"/>
+            </w:pPr>
+            <w:r>
+              <w:rPr>
+                <w:rFonts w:ascii="Arial" w:cs="Arial" w:eastAsia="Arial" w:hAnsi="Arial"/>
+                <w:b/>
+                <w:bCs/>
+                <w:i w:val="false"/>
+                <w:iCs w:val="false"/>
+                <w:color w:val="000000"/>
+                <w:sz w:val="18"/>
+                <w:szCs w:val="18"/>
+              </w:rPr>
+              <w:t xml:space="preserve">Explain Phase</w:t>
+            </w:r>
+          </w:p>
+          <w:p>
+            <w:pPr>
+              <w:spacing w:after="20" w:before="0"/>
+            </w:pPr>
+            <w:r>
+              <w:rPr>
+                <w:rFonts w:ascii="Arial" w:cs="Arial" w:eastAsia="Arial" w:hAnsi="Arial"/>
+                <w:b/>
+                <w:bCs/>
+                <w:color w:val="1F3864"/>
+                <w:sz w:val="16"/>
+                <w:szCs w:val="16"/>
+              </w:rPr>
+              <w:t xml:space="preserve">📹 VIDEO:</w:t>
+            </w:r>
+          </w:p>
+          <w:p>
+            <w:pPr>
+              <w:spacing w:after="20" w:before="0"/>
+            </w:pPr>
+            <w:hyperlink w:history="1" r:id="rId6hm_97lufvvtnkwnvvkl5">
+              <w:r>
+                <w:rPr>
+                  <w:rFonts w:ascii="Arial" w:cs="Arial" w:eastAsia="Arial" w:hAnsi="Arial"/>
+                  <w:color w:val="2E75B6"/>
+                  <w:sz w:val="16"/>
+                  <w:szCs w:val="16"/>
+                  <w:u w:val="single" w:color="2E75B6"/>
+                </w:rPr>
+                <w:t xml:space="preserve">Introduction to the atom</w:t>
+              </w:r>
+            </w:hyperlink>
+          </w:p>
+          <w:p>
+            <w:pPr>
+              <w:spacing w:after="10" w:before="0"/>
+              <w:ind w:left="120"/>
+            </w:pPr>
+            <w:r>
+              <w:rPr>
+                <w:rFonts w:ascii="Arial" w:cs="Arial" w:eastAsia="Arial" w:hAnsi="Arial"/>
+                <w:color w:val="595959"/>
+                <w:sz w:val="14"/>
+                <w:szCs w:val="14"/>
+              </w:rPr>
+              <w:t xml:space="preserve">Source: Khan Academy (English - US curriculum)</w:t>
+            </w:r>
+          </w:p>
+          <w:p>
+            <w:pPr>
+              <w:spacing w:after="10" w:before="0"/>
+              <w:ind w:left="120"/>
+            </w:pPr>
+            <w:hyperlink w:history="1" r:id="rIdjhi-tluzcjz8_x9r8fyd-">
+              <w:r>
+                <w:rPr>
+                  <w:rFonts w:ascii="Arial" w:cs="Arial" w:eastAsia="Arial" w:hAnsi="Arial"/>
+                  <w:color w:val="595959"/>
+                  <w:sz w:val="14"/>
+                  <w:szCs w:val="14"/>
+                  <w:u w:val="single" w:color="595959"/>
+                </w:rPr>
+                <w:t xml:space="preserve">🔍 Search ARES for similar videos</w:t>
+              </w:r>
+            </w:hyperlink>
+          </w:p>
+          <w:p>
+            <w:pPr>
+              <w:spacing w:after="40" w:before="0"/>
+            </w:pPr>
+            <w:r>
+              <w:rPr>
+                <w:sz w:val="14"/>
+                <w:szCs w:val="14"/>
+              </w:rPr>
+              <w:t xml:space="preserve"/>
+            </w:r>
+          </w:p>
+          <w:p>
+            <w:pPr>
+              <w:spacing w:after="20" w:before="0"/>
+            </w:pPr>
+            <w:r>
+              <w:rPr>
+                <w:rFonts w:ascii="Arial" w:cs="Arial" w:eastAsia="Arial" w:hAnsi="Arial"/>
+                <w:b/>
+                <w:bCs/>
+                <w:color w:val="1F3864"/>
+                <w:sz w:val="16"/>
+                <w:szCs w:val="16"/>
+              </w:rPr>
+              <w:t xml:space="preserve">📖 EXERCISE:</w:t>
+            </w:r>
+          </w:p>
+          <w:p>
+            <w:pPr>
+              <w:spacing w:after="20" w:before="0"/>
+            </w:pPr>
+            <w:hyperlink w:history="1" r:id="rIdt2twthwtl0cxbxn0b0hhp">
               <w:r>
                 <w:rPr>
                   <w:rFonts w:ascii="Arial" w:cs="Arial" w:eastAsia="Arial" w:hAnsi="Arial"/>
@@ -3648,7 +4260,7 @@
               <w:spacing w:after="10" w:before="0"/>
               <w:ind w:left="120"/>
             </w:pPr>
-            <w:hyperlink w:history="1" r:id="rIdmdif_w9ktu7ahh9yqviit">
+            <w:hyperlink w:history="1" r:id="rIdkxwj0drjhnmvooceaj4f3">
               <w:r>
                 <w:rPr>
                   <w:rFonts w:ascii="Arial" w:cs="Arial" w:eastAsia="Arial" w:hAnsi="Arial"/>
@@ -3690,7 +4302,7 @@
                 <w:sz w:val="18"/>
                 <w:szCs w:val="18"/>
               </w:rPr>
-              <w:t xml:space="preserve">Learners enter to find a large photograph on the board: a photographic film showing a dark, rock-shaped silhouette — the classic Becquerel pitchblende image, contextualised as 'found in a geology lab in Nairobi'. On each desk is a sealed envelope labelled 'DO NOT OPEN'. The teacher narrates the scenario: the film was locked in a lightproof box next to a sample of Kenyan pitchblende ore; when developed, it showed this image. Learners individually write a 3-sentence prediction in their notebooks answering: (1) What do you think came out of the rock? (2) Where did that 'something' get its energy? (3) Why do you think only some rocks might do this? They then share predictions with a shoulder partner (Think-Pair-Share) before 4–5 cold-calls bring ideas to the whole class. Predictions are written verbatim on a 'Before' column of a class anchor chart — they will not be erased; they will be revisited every lesson.</w:t>
+              <w:t xml:space="preserve">Learners engage in a Jigsaw Expert Group activity. Four expert topics are assigned (one per group of 4): (A) What is radioactivity? — definition, spontaneous vs induced, who first described it (Marie Curie, Henri Becquerel); (B) Why does nuclear instability occur? — the role of the strong nuclear force vs electrostatic repulsion among protons, and why extra neutrons help stabilise up to a point; (C) Isotopes in Kenya's context — Potassium-40 in Kenyan soil and food (ugali, beans), Carbon-14 in dating ancient Kenyan artefacts found at sites like Olorgesailie; (D) The nuclide notation system — practice writing and reading AZX notation for 6 nuclides, converting between notation and descriptive language. Expert groups read, discuss, and prepare a 90-second verbal summary. Learners then regroup into mixed groups (one expert from each topic per group) and teach each other their expert content. Each mixed group then answers a synthesis question on a mini-whiteboard: 'Using what all four experts have shared, write two sentences explaining what is happening inside the pitchblende rock in the photograph — use the words: nucleus, neutron-to-proton ratio, belt of stability, unstable, and radioactivity.' Mini-whiteboards are held up simultaneously for teacher scan.</w:t>
             </w:r>
           </w:p>
         </w:tc>
@@ -3722,7 +4334,7 @@
                 <w:sz w:val="18"/>
                 <w:szCs w:val="18"/>
               </w:rPr>
-              <w:t xml:space="preserve">Teacher narrates slowly and theatrically: 'This film was locked — no light could get in. No heat lamp, no torch, no phone screen. Just a rock. And yet… the film was exposed. Something came out of that rock.' [Pause 10 seconds — allow silence to build curiosity.] Teacher then says: 'In your notebook, I want THREE sentences. Sentence one: what do you think came out of the rock? Sentence two: where did that something get its energy? Sentence three: why might only SOME rocks do this?' [Allow 4 minutes of silent individual writing.] Teacher circulates, noting 3–4 interesting or misconception-revealing predictions to cold-call. After pair sharing (90 seconds), teacher cold-calls exactly 5 learners by name — aiming for gender balance and geographic diversity of seating. Teacher scribes each prediction word-for-word on the anchor chart without correcting. Teacher closes with: 'None of us needs to be right yet. Science starts exactly here — with a good puzzle and an honest guess. We will come back to YOUR predictions at the end of every single lesson this term.'</w:t>
+              <w:t xml:space="preserve">Teacher introduces the Jigsaw: 'Each group becomes an expert in one piece of the puzzle. You have 7 minutes in your expert groups. Your job is to understand your topic well enough to teach it.' [7 minutes expert group work — teacher circulates and listens, intervening only to ask clarifying questions, not to give answers: 'Can you say that in a way your classmate who missed yesterday would understand?' and 'How does your topic connect back to the rock?'] Teacher then calls time and directs regrouping: 'Now move to your mixed groups — seats A, B, C, D. You have 8 minutes. Every expert teaches their piece. Then, as a group, answer the synthesis question on your mini-whiteboard.' [8 minutes mixed group work.] After whiteboards are raised, teacher selects 2 boards that correctly use all 5 required terms and reads them aloud, then selects 1 board with a partial answer and asks: 'This group is almost there — what is the one word or idea missing?' [Cold-call to a different group to complete it.] Teacher then delivers a 5-minute direct instruction consolidation: 'Let me sharpen what you've discovered…' — clarifying that radioactivity is spontaneous (the rock needs no outside energy input), that it is a nuclear — not a chemical — process, and that this is why it cannot be stopped by heating, cooling, or reacting the rock with acids.</w:t>
             </w:r>
           </w:p>
         </w:tc>
@@ -3754,7 +4366,7 @@
                 <w:sz w:val="18"/>
                 <w:szCs w:val="18"/>
               </w:rPr>
-              <w:t xml:space="preserve">Think-Pair-Share with Anchor Chart Documentation. This strategy externalises prior knowledge and makes misconceptions visible and discussable. By committing predictions to paper before instruction, learners create a cognitive 'stake in the ground' that makes subsequent revision meaningful. The anchor chart becomes a living artefact of the class's growing understanding across all 7 lessons.</w:t>
+              <w:t xml:space="preserve">Jigsaw Cooperative Learning followed by Synthesis Mini-Whiteboard Check (NGSS Practice 6: Constructing Explanations; Practice 8: Obtaining, Evaluating, and Communicating Information). The Jigsaw ensures every learner is both teacher and student, deepening retention. The mandatory use of 5 specific vocabulary terms in the synthesis question forces learners to operationalise definitions in the context of the phenomenon rather than reproduce them in isolation.</w:t>
             </w:r>
           </w:p>
         </w:tc>
@@ -3786,7 +4398,7 @@
                 <w:sz w:val="18"/>
                 <w:szCs w:val="18"/>
               </w:rPr>
-              <w:t xml:space="preserve">Teacher scans written predictions during circulation. Observable indicator of readiness: learner predictions reference at least one of — energy, particles, waves, atoms, or the rock's composition. A learner who writes only 'I don't know' needs immediate quiet prompting: 'Think about what we know makes things glow or give off energy — light, heat, sound… could there be something else?' Teacher notes which learners conflate radiation with heat or light — these misconceptions are flagged for targeted questioning in Phase 3.</w:t>
+              <w:t xml:space="preserve">Mini-whiteboard simultaneous reveal allows teacher to scan all groups in under 30 seconds. Success criteria: (1) the word 'nucleus' or 'nuclear' is used (not 'atom' alone); (2) 'neutron-to-proton ratio' or 'N:Z' appears; (3) 'belt of stability' is referenced; (4) 'unstable' is applied to the uranium nucleus specifically; (5) 'radioactivity' is described as spontaneous. Groups missing 2 or more criteria are seated next to a stronger group for the DQB phase and receive a targeted follow-up question at the start of Lesson 2.</w:t>
             </w:r>
           </w:p>
         </w:tc>
@@ -3795,32 +4407,32 @@
         <w:tc>
           <w:tcPr>
             <w:tcW w:type="dxa" w:w="1520"/>
-            <w:shd w:fill="D9EEF1" w:color="auto" w:val="clear"/>
-            <w:tcMar>
-              <w:top w:type="dxa" w:w="60"/>
-              <w:left w:type="dxa" w:w="120"/>
-              <w:bottom w:type="dxa" w:w="60"/>
-              <w:right w:type="dxa" w:w="120"/>
-            </w:tcMar>
-            <w:vAlign w:val="top"/>
-          </w:tcPr>
-          <w:p>
-            <w:pPr>
-              <w:spacing w:after="40" w:before="0"/>
-              <w:jc w:val="left"/>
-            </w:pPr>
-            <w:r>
-              <w:rPr>
-                <w:rFonts w:ascii="Arial" w:cs="Arial" w:eastAsia="Arial" w:hAnsi="Arial"/>
-                <w:b/>
-                <w:bCs/>
-                <w:i w:val="false"/>
-                <w:iCs w:val="false"/>
-                <w:color w:val="000000"/>
-                <w:sz w:val="18"/>
-                <w:szCs w:val="18"/>
-              </w:rPr>
-              <w:t xml:space="preserve">Observe Phase</w:t>
+            <w:shd w:fill="FCE4D6" w:color="auto" w:val="clear"/>
+            <w:tcMar>
+              <w:top w:type="dxa" w:w="60"/>
+              <w:left w:type="dxa" w:w="120"/>
+              <w:bottom w:type="dxa" w:w="60"/>
+              <w:right w:type="dxa" w:w="120"/>
+            </w:tcMar>
+            <w:vAlign w:val="top"/>
+          </w:tcPr>
+          <w:p>
+            <w:pPr>
+              <w:spacing w:after="40" w:before="0"/>
+              <w:jc w:val="left"/>
+            </w:pPr>
+            <w:r>
+              <w:rPr>
+                <w:rFonts w:ascii="Arial" w:cs="Arial" w:eastAsia="Arial" w:hAnsi="Arial"/>
+                <w:b/>
+                <w:bCs/>
+                <w:i w:val="false"/>
+                <w:iCs w:val="false"/>
+                <w:color w:val="000000"/>
+                <w:sz w:val="18"/>
+                <w:szCs w:val="18"/>
+              </w:rPr>
+              <w:t xml:space="preserve">Driving Question Board (DQB) Creation</w:t>
             </w:r>
           </w:p>
           <w:p>
@@ -3843,7 +4455,7 @@
             <w:pPr>
               <w:spacing w:after="20" w:before="0"/>
             </w:pPr>
-            <w:hyperlink w:history="1" r:id="rIdssa0vefhvuqucccixzymn">
+            <w:hyperlink w:history="1" r:id="rIdcgb_1e5deizvpre-rjze1">
               <w:r>
                 <w:rPr>
                   <w:rFonts w:ascii="Arial" w:cs="Arial" w:eastAsia="Arial" w:hAnsi="Arial"/>
@@ -3852,7 +4464,7 @@
                   <w:szCs w:val="16"/>
                   <w:u w:val="single" w:color="2E75B6"/>
                 </w:rPr>
-                <w:t xml:space="preserve">Nuclear stability and nuclear equations</w:t>
+                <w:t xml:space="preserve">Atomic number, mass number, and isotopes</w:t>
               </w:r>
             </w:hyperlink>
           </w:p>
@@ -3876,7 +4488,7 @@
               <w:spacing w:after="10" w:before="0"/>
               <w:ind w:left="120"/>
             </w:pPr>
-            <w:hyperlink w:history="1" r:id="rIdjuj1oo0ksbzjzrq6rbhve">
+            <w:hyperlink w:history="1" r:id="rIdpnbkrfgfvtjqkfqovp1zw">
               <w:r>
                 <w:rPr>
                   <w:rFonts w:ascii="Arial" w:cs="Arial" w:eastAsia="Arial" w:hAnsi="Arial"/>
@@ -3914,14 +4526,14 @@
                 <w:sz w:val="16"/>
                 <w:szCs w:val="16"/>
               </w:rPr>
-              <w:t xml:space="preserve">📖 EXERCISE:</w:t>
+              <w:t xml:space="preserve">📖 HTML:</w:t>
             </w:r>
           </w:p>
           <w:p>
             <w:pPr>
               <w:spacing w:after="20" w:before="0"/>
             </w:pPr>
-            <w:hyperlink w:history="1" r:id="rId7ws17pcmv8orpkdr91kdh">
+            <w:hyperlink w:history="1" r:id="rIdyxeboyffkrgnxth3kyvob">
               <w:r>
                 <w:rPr>
                   <w:rFonts w:ascii="Arial" w:cs="Arial" w:eastAsia="Arial" w:hAnsi="Arial"/>
@@ -3930,7 +4542,7 @@
                   <w:szCs w:val="16"/>
                   <w:u w:val="single" w:color="2E75B6"/>
                 </w:rPr>
-                <w:t xml:space="preserve">Isotopes and Nuclear Stability Practice</w:t>
+                <w:t xml:space="preserve">Radioactive Decay as a Measure of Age (Flexbook)</w:t>
               </w:r>
             </w:hyperlink>
           </w:p>
@@ -3954,7 +4566,7 @@
               <w:spacing w:after="10" w:before="0"/>
               <w:ind w:left="120"/>
             </w:pPr>
-            <w:hyperlink w:history="1" r:id="rId7ixj928viznma6rh22xzg">
+            <w:hyperlink w:history="1" r:id="rIdpwtd0opb6rafh0ezvwkns">
               <w:r>
                 <w:rPr>
                   <w:rFonts w:ascii="Arial" w:cs="Arial" w:eastAsia="Arial" w:hAnsi="Arial"/>
@@ -3996,7 +4608,7 @@
                 <w:sz w:val="18"/>
                 <w:szCs w:val="18"/>
               </w:rPr>
-              <w:t xml:space="preserve">Learners open the sealed envelope on their desks to find a one-page structured reading: 'Inside the Rock — A Story of Nuclei' (teacher-authored, Kenya-contextualised). The reading covers: atomic structure review (protons, neutrons, electrons); definitions of nucleon, nuclide, atomic number Z, mass number A, neutron number N; standard nuclide notation AZX with worked examples (Carbon-12, Carbon-14, Uranium-238, Potassium-40 — the last two found in Kenyan geology). A second section introduces the concept of isotopes using the analogy of two Kenyan runners from Kericho — same name, same village, same training diet (ugali and sukuma wiki), but one carries an extra weight in their backpack. They look identical on the registration form, but one tires before the finish line. A data table lists 10 nuclides (including isotopes of Carbon, Potassium, Uranium, and Radium) with Z and A values. Learners calculate N for each, complete the table, and then plot each nuclide as a dot on a pre-printed N vs Z graph (N on y-axis, Z on x-axis). A reference line N = Z is pre-drawn. Groups shade the region where stable nuclides cluster — the belt of stability — and circle the outsiders. A brief embedded video clip (2 minutes, teacher-curated or described if offline) shows Marie Curie's pitchblende experiments alongside footage of Kenyan geologists at Mrima Hill in Kwale County, where monazite (a radioactive mineral) is found.</w:t>
+              <w:t xml:space="preserve">Each learner receives three sticky notes (or small paper squares if sticky notes are unavailable). They write one question per note — questions they genuinely cannot yet answer about the phenomenon or about radioactivity in Kenya. Sentence starters are offered on the board: 'I wonder why…', 'I want to know how…', 'I am confused about…', 'I wonder if Kenya…'. Learners post their questions on the class DQB (a large sheet of paper or section of the classroom wall divided into columns: Nuclear Structure / Types of Radiation / Detection / Half-Life / Nuclear Equations / Applications in Kenya / Dangers and Protection). The teacher reads 6–8 questions aloud, grouping them into columns. The class votes (show of hands) on the top 3 'most burning' questions that they want to be sure this sub-strand answers. These three are starred and placed at the top of the DQB. One question from a learner that is particularly insightful or surprising is designated the 'Question of the Week' and displayed prominently.</w:t>
             </w:r>
           </w:p>
         </w:tc>
@@ -4028,7 +4640,7 @@
                 <w:sz w:val="18"/>
                 <w:szCs w:val="18"/>
               </w:rPr>
-              <w:t xml:space="preserve">Teacher says: 'Before we can explain the rock, we need a shared language. Open your envelope — you have 8 minutes to read and complete the table. Work silently first, then check with your group.' [8 minutes silent reading and table completion.] Teacher circulates to 4–5 groups, asking: 'Show me how you calculated N for Uranium-238' and 'What do you notice about the N:Z ratio as Z gets larger?' [Allow 10 seconds wait time after each question before accepting responses.] After table completion, teacher models plotting the first two nuclides on the projected N vs Z graph, narrating: 'Carbon-12: Z = 6, N = 6. I plot it here, right on the N = Z line. Carbon-14: Z = 6, N = 8. I plot it here — above the line. Now you plot the remaining 8.' [4 minutes group plotting.] Teacher then asks the whole class: 'Groups, look at your graphs. Where do most stable nuclides sit? Where do the unstable ones sit?' Cold-calls 3 groups to share observations. Teacher annotates the projected graph as groups report, drawing and labelling the belt of stability. Teacher then says: 'Now look back at the rock in the photograph. Uranium-238 is outside the belt of stability. What does your graph suggest is happening inside that rock?' [Wait 12 seconds.]</w:t>
+              <w:t xml:space="preserve">Teacher says: 'You have 3 minutes. Three sticky notes. Three genuine questions — things you actually want to know, not things you think I want to hear. There are no wrong questions here. If you are wondering it, write it.' [3 minutes silent individual writing — teacher writes their own question on a sticky note to model that even the teacher has questions.] Teacher then says: 'Come up and place your questions in the column where you think they belong. If you're not sure which column, put it in the middle — we'll sort it together.' [2 minutes posting.] Teacher reads questions aloud, grouping and occasionally asking the question's author: 'Can you say a little more about what you mean here?' Teacher narrates: 'Look at this board. These are YOUR questions. Every lesson we come in, we will ask: what new evidence have we gathered to answer these questions? By the end of this sub-strand, we are going to be able to answer every single one.' Teacher designates the 'Question of the Week' — ideally one that connects to Kenya (e.g., 'Does the soil in Kwale near Mrima Hill make people sick?') — and says: 'This question is going to stay with us. Keep thinking about it.'</w:t>
             </w:r>
           </w:p>
         </w:tc>
@@ -4060,7 +4672,7 @@
                 <w:sz w:val="18"/>
                 <w:szCs w:val="18"/>
               </w:rPr>
-              <w:t xml:space="preserve">Data Table Completion + N vs Z Graph Construction (NGSS Science and Engineering Practice 4: Analysing and Interpreting Data; Practice 5: Using Mathematics and Computational Thinking). Learners construct the visual pattern (belt of stability) from raw data rather than receiving it as a diagram. This transforms the belt of stability from an abstract textbook concept into a pattern they discovered themselves — directly linking to the phenomenon by placing Uranium-238 visibly outside the belt.</w:t>
+              <w:t xml:space="preserve">Driving Question Board Construction (NGSS Practice 1: Asking Questions and Defining Problems). The DQB makes the class's collective curiosity visible and persistent. By categorising questions into sub-strand topics before instruction, learners create their own advance organiser. The voting and 'Question of the Week' rituals build ownership and accountability — learners return to the DQB each lesson as scientists tracking what they now know vs what remains unresolved.</w:t>
             </w:r>
           </w:p>
         </w:tc>
@@ -4092,7 +4704,7 @@
                 <w:sz w:val="18"/>
                 <w:szCs w:val="18"/>
               </w:rPr>
-              <w:t xml:space="preserve">Teacher checks completed N vs Z tables for two key indicators: (1) correct calculation of N = A − Z for all 10 nuclides (target: ≥ 8/10 correct before moving on); (2) correct identification that stable nuclides cluster in a band and that the band curves above the N = Z line for heavier elements. Groups that have Uranium-238 plotted inside the belt of stability have made an error and need immediate redirection. Exit check: teacher asks one member from each group to point to where their group plotted Carbon-14 and explain in one sentence why it is or is not in the belt of stability.</w:t>
+              <w:t xml:space="preserve">Teacher reads all posted questions before the next lesson. Observable indicators: (1) at least 70% of questions are genuinely investigable (not Google-answerable in one sentence) — if fewer, teacher adds 2–3 model questions to the board; (2) questions span at least 3 of the 7 DQB columns — if they cluster only in one area, teacher notes this as a gap in learners' mental model of the sub-strand's scope; (3) absence of questions from specific learners is noted — teacher follows up quietly at the start of Lesson 2.</w:t>
             </w:r>
           </w:p>
         </w:tc>
@@ -4101,32 +4713,32 @@
         <w:tc>
           <w:tcPr>
             <w:tcW w:type="dxa" w:w="1520"/>
-            <w:shd w:fill="E2EFDA" w:color="auto" w:val="clear"/>
-            <w:tcMar>
-              <w:top w:type="dxa" w:w="60"/>
-              <w:left w:type="dxa" w:w="120"/>
-              <w:bottom w:type="dxa" w:w="60"/>
-              <w:right w:type="dxa" w:w="120"/>
-            </w:tcMar>
-            <w:vAlign w:val="top"/>
-          </w:tcPr>
-          <w:p>
-            <w:pPr>
-              <w:spacing w:after="40" w:before="0"/>
-              <w:jc w:val="left"/>
-            </w:pPr>
-            <w:r>
-              <w:rPr>
-                <w:rFonts w:ascii="Arial" w:cs="Arial" w:eastAsia="Arial" w:hAnsi="Arial"/>
-                <w:b/>
-                <w:bCs/>
-                <w:i w:val="false"/>
-                <w:iCs w:val="false"/>
-                <w:color w:val="000000"/>
-                <w:sz w:val="18"/>
-                <w:szCs w:val="18"/>
-              </w:rPr>
-              <w:t xml:space="preserve">Explain Phase</w:t>
+            <w:shd w:fill="D5E8F0" w:color="auto" w:val="clear"/>
+            <w:tcMar>
+              <w:top w:type="dxa" w:w="60"/>
+              <w:left w:type="dxa" w:w="120"/>
+              <w:bottom w:type="dxa" w:w="60"/>
+              <w:right w:type="dxa" w:w="120"/>
+            </w:tcMar>
+            <w:vAlign w:val="top"/>
+          </w:tcPr>
+          <w:p>
+            <w:pPr>
+              <w:spacing w:after="40" w:before="0"/>
+              <w:jc w:val="left"/>
+            </w:pPr>
+            <w:r>
+              <w:rPr>
+                <w:rFonts w:ascii="Arial" w:cs="Arial" w:eastAsia="Arial" w:hAnsi="Arial"/>
+                <w:b/>
+                <w:bCs/>
+                <w:i w:val="false"/>
+                <w:iCs w:val="false"/>
+                <w:color w:val="000000"/>
+                <w:sz w:val="18"/>
+                <w:szCs w:val="18"/>
+              </w:rPr>
+              <w:t xml:space="preserve">Model Building Phase</w:t>
             </w:r>
           </w:p>
           <w:p>
@@ -4149,7 +4761,7 @@
             <w:pPr>
               <w:spacing w:after="20" w:before="0"/>
             </w:pPr>
-            <w:hyperlink w:history="1" r:id="rIdfxmzcsy7u_ev2gtexzpou">
+            <w:hyperlink w:history="1" r:id="rId1zk6w0hnc5l9mgjzrm1lf">
               <w:r>
                 <w:rPr>
                   <w:rFonts w:ascii="Arial" w:cs="Arial" w:eastAsia="Arial" w:hAnsi="Arial"/>
@@ -4158,7 +4770,7 @@
                   <w:szCs w:val="16"/>
                   <w:u w:val="single" w:color="2E75B6"/>
                 </w:rPr>
-                <w:t xml:space="preserve">Introduction to the atom</w:t>
+                <w:t xml:space="preserve">Atomic number, mass number, and isotopes</w:t>
               </w:r>
             </w:hyperlink>
           </w:p>
@@ -4182,7 +4794,7 @@
               <w:spacing w:after="10" w:before="0"/>
               <w:ind w:left="120"/>
             </w:pPr>
-            <w:hyperlink w:history="1" r:id="rIdetl0iu09wfcvlorjaddn4">
+            <w:hyperlink w:history="1" r:id="rIdfsztac33roshqufvl5x62">
               <w:r>
                 <w:rPr>
                   <w:rFonts w:ascii="Arial" w:cs="Arial" w:eastAsia="Arial" w:hAnsi="Arial"/>
@@ -4227,7 +4839,7 @@
             <w:pPr>
               <w:spacing w:after="20" w:before="0"/>
             </w:pPr>
-            <w:hyperlink w:history="1" r:id="rIdsjjjm1gfgmqrejash2q48">
+            <w:hyperlink w:history="1" r:id="rIdhc-ik2eabjltu_vvgjiso">
               <w:r>
                 <w:rPr>
                   <w:rFonts w:ascii="Arial" w:cs="Arial" w:eastAsia="Arial" w:hAnsi="Arial"/>
@@ -4236,7 +4848,7 @@
                   <w:szCs w:val="16"/>
                   <w:u w:val="single" w:color="2E75B6"/>
                 </w:rPr>
-                <w:t xml:space="preserve">Isotopes and Nuclear Stability Practice</w:t>
+                <w:t xml:space="preserve">Radioactive Decay as a Measure of Age Practice</w:t>
               </w:r>
             </w:hyperlink>
           </w:p>
@@ -4260,619 +4872,7 @@
               <w:spacing w:after="10" w:before="0"/>
               <w:ind w:left="120"/>
             </w:pPr>
-            <w:hyperlink w:history="1" r:id="rIdc1doy7zqnqdyisi-foltu">
-              <w:r>
-                <w:rPr>
-                  <w:rFonts w:ascii="Arial" w:cs="Arial" w:eastAsia="Arial" w:hAnsi="Arial"/>
-                  <w:color w:val="595959"/>
-                  <w:sz w:val="14"/>
-                  <w:szCs w:val="14"/>
-                  <w:u w:val="single" w:color="595959"/>
-                </w:rPr>
-                <w:t xml:space="preserve">🔍 Search ARES for similar readings</w:t>
-              </w:r>
-            </w:hyperlink>
-          </w:p>
-        </w:tc>
-        <w:tc>
-          <w:tcPr>
-            <w:tcW w:type="dxa" w:w="3040"/>
-            <w:shd w:fill="FFFFFF" w:color="auto" w:val="clear"/>
-            <w:tcMar>
-              <w:top w:type="dxa" w:w="60"/>
-              <w:left w:type="dxa" w:w="120"/>
-              <w:bottom w:type="dxa" w:w="60"/>
-              <w:right w:type="dxa" w:w="120"/>
-            </w:tcMar>
-            <w:vAlign w:val="top"/>
-          </w:tcPr>
-          <w:p>
-            <w:pPr>
-              <w:spacing w:after="40" w:before="0"/>
-              <w:jc w:val="left"/>
-            </w:pPr>
-            <w:r>
-              <w:rPr>
-                <w:rFonts w:ascii="Arial" w:cs="Arial" w:eastAsia="Arial" w:hAnsi="Arial"/>
-                <w:b w:val="false"/>
-                <w:bCs w:val="false"/>
-                <w:i w:val="false"/>
-                <w:iCs w:val="false"/>
-                <w:color w:val="000000"/>
-                <w:sz w:val="18"/>
-                <w:szCs w:val="18"/>
-              </w:rPr>
-              <w:t xml:space="preserve">Learners engage in a Jigsaw Expert Group activity. Four expert topics are assigned (one per group of 4): (A) What is radioactivity? — definition, spontaneous vs induced, who first described it (Marie Curie, Henri Becquerel); (B) Why does nuclear instability occur? — the role of the strong nuclear force vs electrostatic repulsion among protons, and why extra neutrons help stabilise up to a point; (C) Isotopes in Kenya's context — Potassium-40 in Kenyan soil and food (ugali, beans), Carbon-14 in dating ancient Kenyan artefacts found at sites like Olorgesailie; (D) The nuclide notation system — practice writing and reading AZX notation for 6 nuclides, converting between notation and descriptive language. Expert groups read, discuss, and prepare a 90-second verbal summary. Learners then regroup into mixed groups (one expert from each topic per group) and teach each other their expert content. Each mixed group then answers a synthesis question on a mini-whiteboard: 'Using what all four experts have shared, write two sentences explaining what is happening inside the pitchblende rock in the photograph — use the words: nucleus, neutron-to-proton ratio, belt of stability, unstable, and radioactivity.' Mini-whiteboards are held up simultaneously for teacher scan.</w:t>
-            </w:r>
-          </w:p>
-        </w:tc>
-        <w:tc>
-          <w:tcPr>
-            <w:tcW w:type="dxa" w:w="3040"/>
-            <w:shd w:fill="F2F2F2" w:color="auto" w:val="clear"/>
-            <w:tcMar>
-              <w:top w:type="dxa" w:w="60"/>
-              <w:left w:type="dxa" w:w="120"/>
-              <w:bottom w:type="dxa" w:w="60"/>
-              <w:right w:type="dxa" w:w="120"/>
-            </w:tcMar>
-            <w:vAlign w:val="top"/>
-          </w:tcPr>
-          <w:p>
-            <w:pPr>
-              <w:spacing w:after="40" w:before="0"/>
-              <w:jc w:val="left"/>
-            </w:pPr>
-            <w:r>
-              <w:rPr>
-                <w:rFonts w:ascii="Arial" w:cs="Arial" w:eastAsia="Arial" w:hAnsi="Arial"/>
-                <w:b w:val="false"/>
-                <w:bCs w:val="false"/>
-                <w:i w:val="false"/>
-                <w:iCs w:val="false"/>
-                <w:color w:val="000000"/>
-                <w:sz w:val="18"/>
-                <w:szCs w:val="18"/>
-              </w:rPr>
-              <w:t xml:space="preserve">Teacher introduces the Jigsaw: 'Each group becomes an expert in one piece of the puzzle. You have 7 minutes in your expert groups. Your job is to understand your topic well enough to teach it.' [7 minutes expert group work — teacher circulates and listens, intervening only to ask clarifying questions, not to give answers: 'Can you say that in a way your classmate who missed yesterday would understand?' and 'How does your topic connect back to the rock?'] Teacher then calls time and directs regrouping: 'Now move to your mixed groups — seats A, B, C, D. You have 8 minutes. Every expert teaches their piece. Then, as a group, answer the synthesis question on your mini-whiteboard.' [8 minutes mixed group work.] After whiteboards are raised, teacher selects 2 boards that correctly use all 5 required terms and reads them aloud, then selects 1 board with a partial answer and asks: 'This group is almost there — what is the one word or idea missing?' [Cold-call to a different group to complete it.] Teacher then delivers a 5-minute direct instruction consolidation: 'Let me sharpen what you've discovered…' — clarifying that radioactivity is spontaneous (the rock needs no outside energy input), that it is a nuclear — not a chemical — process, and that this is why it cannot be stopped by heating, cooling, or reacting the rock with acids.</w:t>
-            </w:r>
-          </w:p>
-        </w:tc>
-        <w:tc>
-          <w:tcPr>
-            <w:tcW w:type="dxa" w:w="3040"/>
-            <w:shd w:fill="FFFFFF" w:color="auto" w:val="clear"/>
-            <w:tcMar>
-              <w:top w:type="dxa" w:w="60"/>
-              <w:left w:type="dxa" w:w="120"/>
-              <w:bottom w:type="dxa" w:w="60"/>
-              <w:right w:type="dxa" w:w="120"/>
-            </w:tcMar>
-            <w:vAlign w:val="top"/>
-          </w:tcPr>
-          <w:p>
-            <w:pPr>
-              <w:spacing w:after="40" w:before="0"/>
-              <w:jc w:val="left"/>
-            </w:pPr>
-            <w:r>
-              <w:rPr>
-                <w:rFonts w:ascii="Arial" w:cs="Arial" w:eastAsia="Arial" w:hAnsi="Arial"/>
-                <w:b w:val="false"/>
-                <w:bCs w:val="false"/>
-                <w:i w:val="false"/>
-                <w:iCs w:val="false"/>
-                <w:color w:val="000000"/>
-                <w:sz w:val="18"/>
-                <w:szCs w:val="18"/>
-              </w:rPr>
-              <w:t xml:space="preserve">Jigsaw Cooperative Learning followed by Synthesis Mini-Whiteboard Check (NGSS Practice 6: Constructing Explanations; Practice 8: Obtaining, Evaluating, and Communicating Information). The Jigsaw ensures every learner is both teacher and student, deepening retention. The mandatory use of 5 specific vocabulary terms in the synthesis question forces learners to operationalise definitions in the context of the phenomenon rather than reproduce them in isolation.</w:t>
-            </w:r>
-          </w:p>
-        </w:tc>
-        <w:tc>
-          <w:tcPr>
-            <w:tcW w:type="dxa" w:w="3040"/>
-            <w:shd w:fill="F2F2F2" w:color="auto" w:val="clear"/>
-            <w:tcMar>
-              <w:top w:type="dxa" w:w="60"/>
-              <w:left w:type="dxa" w:w="120"/>
-              <w:bottom w:type="dxa" w:w="60"/>
-              <w:right w:type="dxa" w:w="120"/>
-            </w:tcMar>
-            <w:vAlign w:val="top"/>
-          </w:tcPr>
-          <w:p>
-            <w:pPr>
-              <w:spacing w:after="40" w:before="0"/>
-              <w:jc w:val="left"/>
-            </w:pPr>
-            <w:r>
-              <w:rPr>
-                <w:rFonts w:ascii="Arial" w:cs="Arial" w:eastAsia="Arial" w:hAnsi="Arial"/>
-                <w:b w:val="false"/>
-                <w:bCs w:val="false"/>
-                <w:i w:val="false"/>
-                <w:iCs w:val="false"/>
-                <w:color w:val="000000"/>
-                <w:sz w:val="18"/>
-                <w:szCs w:val="18"/>
-              </w:rPr>
-              <w:t xml:space="preserve">Mini-whiteboard simultaneous reveal allows teacher to scan all groups in under 30 seconds. Success criteria: (1) the word 'nucleus' or 'nuclear' is used (not 'atom' alone); (2) 'neutron-to-proton ratio' or 'N:Z' appears; (3) 'belt of stability' is referenced; (4) 'unstable' is applied to the uranium nucleus specifically; (5) 'radioactivity' is described as spontaneous. Groups missing 2 or more criteria are seated next to a stronger group for the DQB phase and receive a targeted follow-up question at the start of Lesson 2.</w:t>
-            </w:r>
-          </w:p>
-        </w:tc>
-      </w:tr>
-      <w:tr>
-        <w:tc>
-          <w:tcPr>
-            <w:tcW w:type="dxa" w:w="1520"/>
-            <w:shd w:fill="FCE4D6" w:color="auto" w:val="clear"/>
-            <w:tcMar>
-              <w:top w:type="dxa" w:w="60"/>
-              <w:left w:type="dxa" w:w="120"/>
-              <w:bottom w:type="dxa" w:w="60"/>
-              <w:right w:type="dxa" w:w="120"/>
-            </w:tcMar>
-            <w:vAlign w:val="top"/>
-          </w:tcPr>
-          <w:p>
-            <w:pPr>
-              <w:spacing w:after="40" w:before="0"/>
-              <w:jc w:val="left"/>
-            </w:pPr>
-            <w:r>
-              <w:rPr>
-                <w:rFonts w:ascii="Arial" w:cs="Arial" w:eastAsia="Arial" w:hAnsi="Arial"/>
-                <w:b/>
-                <w:bCs/>
-                <w:i w:val="false"/>
-                <w:iCs w:val="false"/>
-                <w:color w:val="000000"/>
-                <w:sz w:val="18"/>
-                <w:szCs w:val="18"/>
-              </w:rPr>
-              <w:t xml:space="preserve">Driving Question Board (DQB) Creation</w:t>
-            </w:r>
-          </w:p>
-          <w:p>
-            <w:pPr>
-              <w:spacing w:after="20" w:before="0"/>
-            </w:pPr>
-            <w:r>
-              <w:rPr>
-                <w:rFonts w:ascii="Arial" w:cs="Arial" w:eastAsia="Arial" w:hAnsi="Arial"/>
-                <w:b/>
-                <w:bCs/>
-                <w:color w:val="1F3864"/>
-                <w:sz w:val="16"/>
-                <w:szCs w:val="16"/>
-              </w:rPr>
-              <w:t xml:space="preserve">📹 VIDEO:</w:t>
-            </w:r>
-          </w:p>
-          <w:p>
-            <w:pPr>
-              <w:spacing w:after="20" w:before="0"/>
-            </w:pPr>
-            <w:hyperlink w:history="1" r:id="rIdblczeybrskgjrylg5_xp4">
-              <w:r>
-                <w:rPr>
-                  <w:rFonts w:ascii="Arial" w:cs="Arial" w:eastAsia="Arial" w:hAnsi="Arial"/>
-                  <w:color w:val="2E75B6"/>
-                  <w:sz w:val="16"/>
-                  <w:szCs w:val="16"/>
-                  <w:u w:val="single" w:color="2E75B6"/>
-                </w:rPr>
-                <w:t xml:space="preserve">Atomic number, mass number, and isotopes</w:t>
-              </w:r>
-            </w:hyperlink>
-          </w:p>
-          <w:p>
-            <w:pPr>
-              <w:spacing w:after="10" w:before="0"/>
-              <w:ind w:left="120"/>
-            </w:pPr>
-            <w:r>
-              <w:rPr>
-                <w:rFonts w:ascii="Arial" w:cs="Arial" w:eastAsia="Arial" w:hAnsi="Arial"/>
-                <w:color w:val="595959"/>
-                <w:sz w:val="14"/>
-                <w:szCs w:val="14"/>
-              </w:rPr>
-              <w:t xml:space="preserve">Source: Khan Academy (English - US curriculum)</w:t>
-            </w:r>
-          </w:p>
-          <w:p>
-            <w:pPr>
-              <w:spacing w:after="10" w:before="0"/>
-              <w:ind w:left="120"/>
-            </w:pPr>
-            <w:hyperlink w:history="1" r:id="rIdvebpmfwsy5kka1q0yhfio">
-              <w:r>
-                <w:rPr>
-                  <w:rFonts w:ascii="Arial" w:cs="Arial" w:eastAsia="Arial" w:hAnsi="Arial"/>
-                  <w:color w:val="595959"/>
-                  <w:sz w:val="14"/>
-                  <w:szCs w:val="14"/>
-                  <w:u w:val="single" w:color="595959"/>
-                </w:rPr>
-                <w:t xml:space="preserve">🔍 Search ARES for similar videos</w:t>
-              </w:r>
-            </w:hyperlink>
-          </w:p>
-          <w:p>
-            <w:pPr>
-              <w:spacing w:after="40" w:before="0"/>
-            </w:pPr>
-            <w:r>
-              <w:rPr>
-                <w:sz w:val="14"/>
-                <w:szCs w:val="14"/>
-              </w:rPr>
-              <w:t xml:space="preserve"/>
-            </w:r>
-          </w:p>
-          <w:p>
-            <w:pPr>
-              <w:spacing w:after="20" w:before="0"/>
-            </w:pPr>
-            <w:r>
-              <w:rPr>
-                <w:rFonts w:ascii="Arial" w:cs="Arial" w:eastAsia="Arial" w:hAnsi="Arial"/>
-                <w:b/>
-                <w:bCs/>
-                <w:color w:val="1F3864"/>
-                <w:sz w:val="16"/>
-                <w:szCs w:val="16"/>
-              </w:rPr>
-              <w:t xml:space="preserve">📖 EXERCISE:</w:t>
-            </w:r>
-          </w:p>
-          <w:p>
-            <w:pPr>
-              <w:spacing w:after="20" w:before="0"/>
-            </w:pPr>
-            <w:hyperlink w:history="1" r:id="rId1zfjv8-dc-mwl1uig-ldw">
-              <w:r>
-                <w:rPr>
-                  <w:rFonts w:ascii="Arial" w:cs="Arial" w:eastAsia="Arial" w:hAnsi="Arial"/>
-                  <w:color w:val="2E75B6"/>
-                  <w:sz w:val="16"/>
-                  <w:szCs w:val="16"/>
-                  <w:u w:val="single" w:color="2E75B6"/>
-                </w:rPr>
-                <w:t xml:space="preserve">Isotopes and Nuclear Stability Practice</w:t>
-              </w:r>
-            </w:hyperlink>
-          </w:p>
-          <w:p>
-            <w:pPr>
-              <w:spacing w:after="10" w:before="0"/>
-              <w:ind w:left="120"/>
-            </w:pPr>
-            <w:r>
-              <w:rPr>
-                <w:rFonts w:ascii="Arial" w:cs="Arial" w:eastAsia="Arial" w:hAnsi="Arial"/>
-                <w:color w:val="595959"/>
-                <w:sz w:val="14"/>
-                <w:szCs w:val="14"/>
-              </w:rPr>
-              <w:t xml:space="preserve">Source: CK-12</w:t>
-            </w:r>
-          </w:p>
-          <w:p>
-            <w:pPr>
-              <w:spacing w:after="10" w:before="0"/>
-              <w:ind w:left="120"/>
-            </w:pPr>
-            <w:hyperlink w:history="1" r:id="rIdg4dr3qab4wcywgthns7qn">
-              <w:r>
-                <w:rPr>
-                  <w:rFonts w:ascii="Arial" w:cs="Arial" w:eastAsia="Arial" w:hAnsi="Arial"/>
-                  <w:color w:val="595959"/>
-                  <w:sz w:val="14"/>
-                  <w:szCs w:val="14"/>
-                  <w:u w:val="single" w:color="595959"/>
-                </w:rPr>
-                <w:t xml:space="preserve">🔍 Search ARES for similar readings</w:t>
-              </w:r>
-            </w:hyperlink>
-          </w:p>
-        </w:tc>
-        <w:tc>
-          <w:tcPr>
-            <w:tcW w:type="dxa" w:w="3040"/>
-            <w:shd w:fill="FFFFFF" w:color="auto" w:val="clear"/>
-            <w:tcMar>
-              <w:top w:type="dxa" w:w="60"/>
-              <w:left w:type="dxa" w:w="120"/>
-              <w:bottom w:type="dxa" w:w="60"/>
-              <w:right w:type="dxa" w:w="120"/>
-            </w:tcMar>
-            <w:vAlign w:val="top"/>
-          </w:tcPr>
-          <w:p>
-            <w:pPr>
-              <w:spacing w:after="40" w:before="0"/>
-              <w:jc w:val="left"/>
-            </w:pPr>
-            <w:r>
-              <w:rPr>
-                <w:rFonts w:ascii="Arial" w:cs="Arial" w:eastAsia="Arial" w:hAnsi="Arial"/>
-                <w:b w:val="false"/>
-                <w:bCs w:val="false"/>
-                <w:i w:val="false"/>
-                <w:iCs w:val="false"/>
-                <w:color w:val="000000"/>
-                <w:sz w:val="18"/>
-                <w:szCs w:val="18"/>
-              </w:rPr>
-              <w:t xml:space="preserve">Each learner receives three sticky notes (or small paper squares if sticky notes are unavailable). They write one question per note — questions they genuinely cannot yet answer about the phenomenon or about radioactivity in Kenya. Sentence starters are offered on the board: 'I wonder why…', 'I want to know how…', 'I am confused about…', 'I wonder if Kenya…'. Learners post their questions on the class DQB (a large sheet of paper or section of the classroom wall divided into columns: Nuclear Structure / Types of Radiation / Detection / Half-Life / Nuclear Equations / Applications in Kenya / Dangers and Protection). The teacher reads 6–8 questions aloud, grouping them into columns. The class votes (show of hands) on the top 3 'most burning' questions that they want to be sure this sub-strand answers. These three are starred and placed at the top of the DQB. One question from a learner that is particularly insightful or surprising is designated the 'Question of the Week' and displayed prominently.</w:t>
-            </w:r>
-          </w:p>
-        </w:tc>
-        <w:tc>
-          <w:tcPr>
-            <w:tcW w:type="dxa" w:w="3040"/>
-            <w:shd w:fill="F2F2F2" w:color="auto" w:val="clear"/>
-            <w:tcMar>
-              <w:top w:type="dxa" w:w="60"/>
-              <w:left w:type="dxa" w:w="120"/>
-              <w:bottom w:type="dxa" w:w="60"/>
-              <w:right w:type="dxa" w:w="120"/>
-            </w:tcMar>
-            <w:vAlign w:val="top"/>
-          </w:tcPr>
-          <w:p>
-            <w:pPr>
-              <w:spacing w:after="40" w:before="0"/>
-              <w:jc w:val="left"/>
-            </w:pPr>
-            <w:r>
-              <w:rPr>
-                <w:rFonts w:ascii="Arial" w:cs="Arial" w:eastAsia="Arial" w:hAnsi="Arial"/>
-                <w:b w:val="false"/>
-                <w:bCs w:val="false"/>
-                <w:i w:val="false"/>
-                <w:iCs w:val="false"/>
-                <w:color w:val="000000"/>
-                <w:sz w:val="18"/>
-                <w:szCs w:val="18"/>
-              </w:rPr>
-              <w:t xml:space="preserve">Teacher says: 'You have 3 minutes. Three sticky notes. Three genuine questions — things you actually want to know, not things you think I want to hear. There are no wrong questions here. If you are wondering it, write it.' [3 minutes silent individual writing — teacher writes their own question on a sticky note to model that even the teacher has questions.] Teacher then says: 'Come up and place your questions in the column where you think they belong. If you're not sure which column, put it in the middle — we'll sort it together.' [2 minutes posting.] Teacher reads questions aloud, grouping and occasionally asking the question's author: 'Can you say a little more about what you mean here?' Teacher narrates: 'Look at this board. These are YOUR questions. Every lesson we come in, we will ask: what new evidence have we gathered to answer these questions? By the end of this sub-strand, we are going to be able to answer every single one.' Teacher designates the 'Question of the Week' — ideally one that connects to Kenya (e.g., 'Does the soil in Kwale near Mrima Hill make people sick?') — and says: 'This question is going to stay with us. Keep thinking about it.'</w:t>
-            </w:r>
-          </w:p>
-        </w:tc>
-        <w:tc>
-          <w:tcPr>
-            <w:tcW w:type="dxa" w:w="3040"/>
-            <w:shd w:fill="FFFFFF" w:color="auto" w:val="clear"/>
-            <w:tcMar>
-              <w:top w:type="dxa" w:w="60"/>
-              <w:left w:type="dxa" w:w="120"/>
-              <w:bottom w:type="dxa" w:w="60"/>
-              <w:right w:type="dxa" w:w="120"/>
-            </w:tcMar>
-            <w:vAlign w:val="top"/>
-          </w:tcPr>
-          <w:p>
-            <w:pPr>
-              <w:spacing w:after="40" w:before="0"/>
-              <w:jc w:val="left"/>
-            </w:pPr>
-            <w:r>
-              <w:rPr>
-                <w:rFonts w:ascii="Arial" w:cs="Arial" w:eastAsia="Arial" w:hAnsi="Arial"/>
-                <w:b w:val="false"/>
-                <w:bCs w:val="false"/>
-                <w:i w:val="false"/>
-                <w:iCs w:val="false"/>
-                <w:color w:val="000000"/>
-                <w:sz w:val="18"/>
-                <w:szCs w:val="18"/>
-              </w:rPr>
-              <w:t xml:space="preserve">Driving Question Board Construction (NGSS Practice 1: Asking Questions and Defining Problems). The DQB makes the class's collective curiosity visible and persistent. By categorising questions into sub-strand topics before instruction, learners create their own advance organiser. The voting and 'Question of the Week' rituals build ownership and accountability — learners return to the DQB each lesson as scientists tracking what they now know vs what remains unresolved.</w:t>
-            </w:r>
-          </w:p>
-        </w:tc>
-        <w:tc>
-          <w:tcPr>
-            <w:tcW w:type="dxa" w:w="3040"/>
-            <w:shd w:fill="F2F2F2" w:color="auto" w:val="clear"/>
-            <w:tcMar>
-              <w:top w:type="dxa" w:w="60"/>
-              <w:left w:type="dxa" w:w="120"/>
-              <w:bottom w:type="dxa" w:w="60"/>
-              <w:right w:type="dxa" w:w="120"/>
-            </w:tcMar>
-            <w:vAlign w:val="top"/>
-          </w:tcPr>
-          <w:p>
-            <w:pPr>
-              <w:spacing w:after="40" w:before="0"/>
-              <w:jc w:val="left"/>
-            </w:pPr>
-            <w:r>
-              <w:rPr>
-                <w:rFonts w:ascii="Arial" w:cs="Arial" w:eastAsia="Arial" w:hAnsi="Arial"/>
-                <w:b w:val="false"/>
-                <w:bCs w:val="false"/>
-                <w:i w:val="false"/>
-                <w:iCs w:val="false"/>
-                <w:color w:val="000000"/>
-                <w:sz w:val="18"/>
-                <w:szCs w:val="18"/>
-              </w:rPr>
-              <w:t xml:space="preserve">Teacher reads all posted questions before the next lesson. Observable indicators: (1) at least 70% of questions are genuinely investigable (not Google-answerable in one sentence) — if fewer, teacher adds 2–3 model questions to the board; (2) questions span at least 3 of the 7 DQB columns — if they cluster only in one area, teacher notes this as a gap in learners' mental model of the sub-strand's scope; (3) absence of questions from specific learners is noted — teacher follows up quietly at the start of Lesson 2.</w:t>
-            </w:r>
-          </w:p>
-        </w:tc>
-      </w:tr>
-      <w:tr>
-        <w:tc>
-          <w:tcPr>
-            <w:tcW w:type="dxa" w:w="1520"/>
-            <w:shd w:fill="D5E8F0" w:color="auto" w:val="clear"/>
-            <w:tcMar>
-              <w:top w:type="dxa" w:w="60"/>
-              <w:left w:type="dxa" w:w="120"/>
-              <w:bottom w:type="dxa" w:w="60"/>
-              <w:right w:type="dxa" w:w="120"/>
-            </w:tcMar>
-            <w:vAlign w:val="top"/>
-          </w:tcPr>
-          <w:p>
-            <w:pPr>
-              <w:spacing w:after="40" w:before="0"/>
-              <w:jc w:val="left"/>
-            </w:pPr>
-            <w:r>
-              <w:rPr>
-                <w:rFonts w:ascii="Arial" w:cs="Arial" w:eastAsia="Arial" w:hAnsi="Arial"/>
-                <w:b/>
-                <w:bCs/>
-                <w:i w:val="false"/>
-                <w:iCs w:val="false"/>
-                <w:color w:val="000000"/>
-                <w:sz w:val="18"/>
-                <w:szCs w:val="18"/>
-              </w:rPr>
-              <w:t xml:space="preserve">Model Building Phase</w:t>
-            </w:r>
-          </w:p>
-          <w:p>
-            <w:pPr>
-              <w:spacing w:after="20" w:before="0"/>
-            </w:pPr>
-            <w:r>
-              <w:rPr>
-                <w:rFonts w:ascii="Arial" w:cs="Arial" w:eastAsia="Arial" w:hAnsi="Arial"/>
-                <w:b/>
-                <w:bCs/>
-                <w:color w:val="1F3864"/>
-                <w:sz w:val="16"/>
-                <w:szCs w:val="16"/>
-              </w:rPr>
-              <w:t xml:space="preserve">📹 VIDEO:</w:t>
-            </w:r>
-          </w:p>
-          <w:p>
-            <w:pPr>
-              <w:spacing w:after="20" w:before="0"/>
-            </w:pPr>
-            <w:hyperlink w:history="1" r:id="rIdxce2fmn981zhi3pqcu5ki">
-              <w:r>
-                <w:rPr>
-                  <w:rFonts w:ascii="Arial" w:cs="Arial" w:eastAsia="Arial" w:hAnsi="Arial"/>
-                  <w:color w:val="2E75B6"/>
-                  <w:sz w:val="16"/>
-                  <w:szCs w:val="16"/>
-                  <w:u w:val="single" w:color="2E75B6"/>
-                </w:rPr>
-                <w:t xml:space="preserve">Atomic number, mass number, and isotopes</w:t>
-              </w:r>
-            </w:hyperlink>
-          </w:p>
-          <w:p>
-            <w:pPr>
-              <w:spacing w:after="10" w:before="0"/>
-              <w:ind w:left="120"/>
-            </w:pPr>
-            <w:r>
-              <w:rPr>
-                <w:rFonts w:ascii="Arial" w:cs="Arial" w:eastAsia="Arial" w:hAnsi="Arial"/>
-                <w:color w:val="595959"/>
-                <w:sz w:val="14"/>
-                <w:szCs w:val="14"/>
-              </w:rPr>
-              <w:t xml:space="preserve">Source: Khan Academy (English - US curriculum)</w:t>
-            </w:r>
-          </w:p>
-          <w:p>
-            <w:pPr>
-              <w:spacing w:after="10" w:before="0"/>
-              <w:ind w:left="120"/>
-            </w:pPr>
-            <w:hyperlink w:history="1" r:id="rId3cjkv0kd5ukftrqeasz4o">
-              <w:r>
-                <w:rPr>
-                  <w:rFonts w:ascii="Arial" w:cs="Arial" w:eastAsia="Arial" w:hAnsi="Arial"/>
-                  <w:color w:val="595959"/>
-                  <w:sz w:val="14"/>
-                  <w:szCs w:val="14"/>
-                  <w:u w:val="single" w:color="595959"/>
-                </w:rPr>
-                <w:t xml:space="preserve">🔍 Search ARES for similar videos</w:t>
-              </w:r>
-            </w:hyperlink>
-          </w:p>
-          <w:p>
-            <w:pPr>
-              <w:spacing w:after="40" w:before="0"/>
-            </w:pPr>
-            <w:r>
-              <w:rPr>
-                <w:sz w:val="14"/>
-                <w:szCs w:val="14"/>
-              </w:rPr>
-              <w:t xml:space="preserve"/>
-            </w:r>
-          </w:p>
-          <w:p>
-            <w:pPr>
-              <w:spacing w:after="20" w:before="0"/>
-            </w:pPr>
-            <w:r>
-              <w:rPr>
-                <w:rFonts w:ascii="Arial" w:cs="Arial" w:eastAsia="Arial" w:hAnsi="Arial"/>
-                <w:b/>
-                <w:bCs/>
-                <w:color w:val="1F3864"/>
-                <w:sz w:val="16"/>
-                <w:szCs w:val="16"/>
-              </w:rPr>
-              <w:t xml:space="preserve">📖 EXERCISE:</w:t>
-            </w:r>
-          </w:p>
-          <w:p>
-            <w:pPr>
-              <w:spacing w:after="20" w:before="0"/>
-            </w:pPr>
-            <w:hyperlink w:history="1" r:id="rIdnu01gbtacxq4w9kjm7xxt">
-              <w:r>
-                <w:rPr>
-                  <w:rFonts w:ascii="Arial" w:cs="Arial" w:eastAsia="Arial" w:hAnsi="Arial"/>
-                  <w:color w:val="2E75B6"/>
-                  <w:sz w:val="16"/>
-                  <w:szCs w:val="16"/>
-                  <w:u w:val="single" w:color="2E75B6"/>
-                </w:rPr>
-                <w:t xml:space="preserve">Isotopes and Nuclear Stability Practice</w:t>
-              </w:r>
-            </w:hyperlink>
-          </w:p>
-          <w:p>
-            <w:pPr>
-              <w:spacing w:after="10" w:before="0"/>
-              <w:ind w:left="120"/>
-            </w:pPr>
-            <w:r>
-              <w:rPr>
-                <w:rFonts w:ascii="Arial" w:cs="Arial" w:eastAsia="Arial" w:hAnsi="Arial"/>
-                <w:color w:val="595959"/>
-                <w:sz w:val="14"/>
-                <w:szCs w:val="14"/>
-              </w:rPr>
-              <w:t xml:space="preserve">Source: CK-12</w:t>
-            </w:r>
-          </w:p>
-          <w:p>
-            <w:pPr>
-              <w:spacing w:after="10" w:before="0"/>
-              <w:ind w:left="120"/>
-            </w:pPr>
-            <w:hyperlink w:history="1" r:id="rIdugo6-fv4zwh5lytjeuwo2">
+            <w:hyperlink w:history="1" r:id="rIdu8tolosv6zu7jngwaef-h">
               <w:r>
                 <w:rPr>
                   <w:rFonts w:ascii="Arial" w:cs="Arial" w:eastAsia="Arial" w:hAnsi="Arial"/>
@@ -6473,7 +6473,313 @@
             <w:pPr>
               <w:spacing w:after="20" w:before="0"/>
             </w:pPr>
-            <w:hyperlink w:history="1" r:id="rIdamqilatri8l6vs1jano_e">
+            <w:hyperlink w:history="1" r:id="rIdqa6woydsnbw97thzpw4gk">
+              <w:r>
+                <w:rPr>
+                  <w:rFonts w:ascii="Arial" w:cs="Arial" w:eastAsia="Arial" w:hAnsi="Arial"/>
+                  <w:color w:val="2E75B6"/>
+                  <w:sz w:val="16"/>
+                  <w:szCs w:val="16"/>
+                  <w:u w:val="single" w:color="2E75B6"/>
+                </w:rPr>
+                <w:t xml:space="preserve">Kinetics of radioactive decay</w:t>
+              </w:r>
+            </w:hyperlink>
+          </w:p>
+          <w:p>
+            <w:pPr>
+              <w:spacing w:after="10" w:before="0"/>
+              <w:ind w:left="120"/>
+            </w:pPr>
+            <w:r>
+              <w:rPr>
+                <w:rFonts w:ascii="Arial" w:cs="Arial" w:eastAsia="Arial" w:hAnsi="Arial"/>
+                <w:color w:val="595959"/>
+                <w:sz w:val="14"/>
+                <w:szCs w:val="14"/>
+              </w:rPr>
+              <w:t xml:space="preserve">Source: Khan Academy (English - US curriculum)</w:t>
+            </w:r>
+          </w:p>
+          <w:p>
+            <w:pPr>
+              <w:spacing w:after="10" w:before="0"/>
+              <w:ind w:left="120"/>
+            </w:pPr>
+            <w:hyperlink w:history="1" r:id="rId4fcphkulyj4t4k5a16slc">
+              <w:r>
+                <w:rPr>
+                  <w:rFonts w:ascii="Arial" w:cs="Arial" w:eastAsia="Arial" w:hAnsi="Arial"/>
+                  <w:color w:val="595959"/>
+                  <w:sz w:val="14"/>
+                  <w:szCs w:val="14"/>
+                  <w:u w:val="single" w:color="595959"/>
+                </w:rPr>
+                <w:t xml:space="preserve">🔍 Search ARES for similar videos</w:t>
+              </w:r>
+            </w:hyperlink>
+          </w:p>
+          <w:p>
+            <w:pPr>
+              <w:spacing w:after="40" w:before="0"/>
+            </w:pPr>
+            <w:r>
+              <w:rPr>
+                <w:sz w:val="14"/>
+                <w:szCs w:val="14"/>
+              </w:rPr>
+              <w:t xml:space="preserve"/>
+            </w:r>
+          </w:p>
+          <w:p>
+            <w:pPr>
+              <w:spacing w:after="20" w:before="0"/>
+            </w:pPr>
+            <w:r>
+              <w:rPr>
+                <w:rFonts w:ascii="Arial" w:cs="Arial" w:eastAsia="Arial" w:hAnsi="Arial"/>
+                <w:b/>
+                <w:bCs/>
+                <w:color w:val="1F3864"/>
+                <w:sz w:val="16"/>
+                <w:szCs w:val="16"/>
+              </w:rPr>
+              <w:t xml:space="preserve">📖 EXERCISE:</w:t>
+            </w:r>
+          </w:p>
+          <w:p>
+            <w:pPr>
+              <w:spacing w:after="20" w:before="0"/>
+            </w:pPr>
+            <w:hyperlink w:history="1" r:id="rIdz3ked16jeijut9z_nevsg">
+              <w:r>
+                <w:rPr>
+                  <w:rFonts w:ascii="Arial" w:cs="Arial" w:eastAsia="Arial" w:hAnsi="Arial"/>
+                  <w:color w:val="2E75B6"/>
+                  <w:sz w:val="16"/>
+                  <w:szCs w:val="16"/>
+                  <w:u w:val="single" w:color="2E75B6"/>
+                </w:rPr>
+                <w:t xml:space="preserve">Isotopes and Nuclear Stability Practice</w:t>
+              </w:r>
+            </w:hyperlink>
+          </w:p>
+          <w:p>
+            <w:pPr>
+              <w:spacing w:after="10" w:before="0"/>
+              <w:ind w:left="120"/>
+            </w:pPr>
+            <w:r>
+              <w:rPr>
+                <w:rFonts w:ascii="Arial" w:cs="Arial" w:eastAsia="Arial" w:hAnsi="Arial"/>
+                <w:color w:val="595959"/>
+                <w:sz w:val="14"/>
+                <w:szCs w:val="14"/>
+              </w:rPr>
+              <w:t xml:space="preserve">Source: CK-12</w:t>
+            </w:r>
+          </w:p>
+          <w:p>
+            <w:pPr>
+              <w:spacing w:after="10" w:before="0"/>
+              <w:ind w:left="120"/>
+            </w:pPr>
+            <w:hyperlink w:history="1" r:id="rIdvew9abgncad3juil8fsfe">
+              <w:r>
+                <w:rPr>
+                  <w:rFonts w:ascii="Arial" w:cs="Arial" w:eastAsia="Arial" w:hAnsi="Arial"/>
+                  <w:color w:val="595959"/>
+                  <w:sz w:val="14"/>
+                  <w:szCs w:val="14"/>
+                  <w:u w:val="single" w:color="595959"/>
+                </w:rPr>
+                <w:t xml:space="preserve">🔍 Search ARES for similar readings</w:t>
+              </w:r>
+            </w:hyperlink>
+          </w:p>
+        </w:tc>
+        <w:tc>
+          <w:tcPr>
+            <w:tcW w:type="dxa" w:w="3040"/>
+            <w:shd w:fill="FFFFFF" w:color="auto" w:val="clear"/>
+            <w:tcMar>
+              <w:top w:type="dxa" w:w="60"/>
+              <w:left w:type="dxa" w:w="120"/>
+              <w:bottom w:type="dxa" w:w="60"/>
+              <w:right w:type="dxa" w:w="120"/>
+            </w:tcMar>
+            <w:vAlign w:val="top"/>
+          </w:tcPr>
+          <w:p>
+            <w:pPr>
+              <w:spacing w:after="40" w:before="0"/>
+              <w:jc w:val="left"/>
+            </w:pPr>
+            <w:r>
+              <w:rPr>
+                <w:rFonts w:ascii="Arial" w:cs="Arial" w:eastAsia="Arial" w:hAnsi="Arial"/>
+                <w:b w:val="false"/>
+                <w:bCs w:val="false"/>
+                <w:i w:val="false"/>
+                <w:iCs w:val="false"/>
+                <w:color w:val="000000"/>
+                <w:sz w:val="18"/>
+                <w:szCs w:val="18"/>
+              </w:rPr>
+              <w:t xml:space="preserve">Learners are shown a projected image of the original pitchblende-and-film setup from Lesson 1. Alongside the image is a new diagram showing three barriers placed between the rock and the film: a sheet of paper, a sheet of aluminium foil, and a thick lead block. Each group receives a 'Prediction Card' with three columns (Paper / Aluminium / Lead) and three rows (Radiation Type A / B / C — types are not yet named). Without any instruction, learners individually predict: 'Which radiation type(s) will be stopped by each barrier? Tick the barrier that you think will block it.' After 3 minutes of silent individual prediction, groups of four share their reasoning and arrive at a consensus group prediction. Groups record their predictions on a class-shared whiteboard grid (physical or digital).</w:t>
+            </w:r>
+          </w:p>
+        </w:tc>
+        <w:tc>
+          <w:tcPr>
+            <w:tcW w:type="dxa" w:w="3040"/>
+            <w:shd w:fill="F2F2F2" w:color="auto" w:val="clear"/>
+            <w:tcMar>
+              <w:top w:type="dxa" w:w="60"/>
+              <w:left w:type="dxa" w:w="120"/>
+              <w:bottom w:type="dxa" w:w="60"/>
+              <w:right w:type="dxa" w:w="120"/>
+            </w:tcMar>
+            <w:vAlign w:val="top"/>
+          </w:tcPr>
+          <w:p>
+            <w:pPr>
+              <w:spacing w:after="40" w:before="0"/>
+              <w:jc w:val="left"/>
+            </w:pPr>
+            <w:r>
+              <w:rPr>
+                <w:rFonts w:ascii="Arial" w:cs="Arial" w:eastAsia="Arial" w:hAnsi="Arial"/>
+                <w:b w:val="false"/>
+                <w:bCs w:val="false"/>
+                <w:i w:val="false"/>
+                <w:iCs w:val="false"/>
+                <w:color w:val="000000"/>
+                <w:sz w:val="18"/>
+                <w:szCs w:val="18"/>
+              </w:rPr>
+              <w:t xml:space="preserve">Display the pitchblende image and say: 'Yesterday we agreed that something invisible is leaving this rock and hitting the film. Today's question is: is it ONE thing, or could there be DIFFERENT types of invisible emission — each behaving differently?' Distribute Prediction Cards. Say: 'Work silently for 3 minutes. Do NOT look anything up. I want your honest best guess based on what you already know about matter and energy.' [WAIT — allow 3 minutes of silence.] After individual work, say: 'Now share with your group. You have 2 minutes to reach a consensus. Be ready to defend your prediction.' Cold-call 3 groups to share their consensus predictions, asking: 'What is your reasoning for why paper would or would not stop something coming out of a nucleus?' [WAIT 10 seconds after each response before probing.] Record all group predictions on the class whiteboard grid without correcting any errors — label them clearly as 'Our Predictions — Before Evidence'.</w:t>
+            </w:r>
+          </w:p>
+        </w:tc>
+        <w:tc>
+          <w:tcPr>
+            <w:tcW w:type="dxa" w:w="3040"/>
+            <w:shd w:fill="FFFFFF" w:color="auto" w:val="clear"/>
+            <w:tcMar>
+              <w:top w:type="dxa" w:w="60"/>
+              <w:left w:type="dxa" w:w="120"/>
+              <w:bottom w:type="dxa" w:w="60"/>
+              <w:right w:type="dxa" w:w="120"/>
+            </w:tcMar>
+            <w:vAlign w:val="top"/>
+          </w:tcPr>
+          <w:p>
+            <w:pPr>
+              <w:spacing w:after="40" w:before="0"/>
+              <w:jc w:val="left"/>
+            </w:pPr>
+            <w:r>
+              <w:rPr>
+                <w:rFonts w:ascii="Arial" w:cs="Arial" w:eastAsia="Arial" w:hAnsi="Arial"/>
+                <w:b w:val="false"/>
+                <w:bCs w:val="false"/>
+                <w:i w:val="false"/>
+                <w:iCs w:val="false"/>
+                <w:color w:val="000000"/>
+                <w:sz w:val="18"/>
+                <w:szCs w:val="18"/>
+              </w:rPr>
+              <w:t xml:space="preserve">Prediction with Justification (Claim-Evidence-Reasoning primer): By committing to a prediction before instruction, learners activate prior knowledge about matter, energy, and penetration (e.g., light, sound, heat). Disagreements between groups create productive cognitive conflict that motivates the observation phase. Recording predictions publicly ensures accountability and makes conceptual change visible later.</w:t>
+            </w:r>
+          </w:p>
+        </w:tc>
+        <w:tc>
+          <w:tcPr>
+            <w:tcW w:type="dxa" w:w="3040"/>
+            <w:shd w:fill="F2F2F2" w:color="auto" w:val="clear"/>
+            <w:tcMar>
+              <w:top w:type="dxa" w:w="60"/>
+              <w:left w:type="dxa" w:w="120"/>
+              <w:bottom w:type="dxa" w:w="60"/>
+              <w:right w:type="dxa" w:w="120"/>
+            </w:tcMar>
+            <w:vAlign w:val="top"/>
+          </w:tcPr>
+          <w:p>
+            <w:pPr>
+              <w:spacing w:after="40" w:before="0"/>
+              <w:jc w:val="left"/>
+            </w:pPr>
+            <w:r>
+              <w:rPr>
+                <w:rFonts w:ascii="Arial" w:cs="Arial" w:eastAsia="Arial" w:hAnsi="Arial"/>
+                <w:b w:val="false"/>
+                <w:bCs w:val="false"/>
+                <w:i w:val="false"/>
+                <w:iCs w:val="false"/>
+                <w:color w:val="000000"/>
+                <w:sz w:val="18"/>
+                <w:szCs w:val="18"/>
+              </w:rPr>
+              <w:t xml:space="preserve">Observable indicator: Can learners articulate a reason — even an incorrect one — for their penetration prediction? Listen for whether learners draw on particle size, energy, or charge as reasoning categories. Flag any group that simply guesses with no reasoning; seat the teacher near that group during the Observe phase. Collect Prediction Cards at the end of the phase to compare with post-lesson explanations.</w:t>
+            </w:r>
+          </w:p>
+        </w:tc>
+      </w:tr>
+      <w:tr>
+        <w:tc>
+          <w:tcPr>
+            <w:tcW w:type="dxa" w:w="1520"/>
+            <w:shd w:fill="D9EEF1" w:color="auto" w:val="clear"/>
+            <w:tcMar>
+              <w:top w:type="dxa" w:w="60"/>
+              <w:left w:type="dxa" w:w="120"/>
+              <w:bottom w:type="dxa" w:w="60"/>
+              <w:right w:type="dxa" w:w="120"/>
+            </w:tcMar>
+            <w:vAlign w:val="top"/>
+          </w:tcPr>
+          <w:p>
+            <w:pPr>
+              <w:spacing w:after="40" w:before="0"/>
+              <w:jc w:val="left"/>
+            </w:pPr>
+            <w:r>
+              <w:rPr>
+                <w:rFonts w:ascii="Arial" w:cs="Arial" w:eastAsia="Arial" w:hAnsi="Arial"/>
+                <w:b/>
+                <w:bCs/>
+                <w:i w:val="false"/>
+                <w:iCs w:val="false"/>
+                <w:color w:val="000000"/>
+                <w:sz w:val="18"/>
+                <w:szCs w:val="18"/>
+              </w:rPr>
+              <w:t xml:space="preserve">Observe Phase</w:t>
+            </w:r>
+          </w:p>
+          <w:p>
+            <w:pPr>
+              <w:spacing w:after="20" w:before="0"/>
+            </w:pPr>
+            <w:r>
+              <w:rPr>
+                <w:rFonts w:ascii="Arial" w:cs="Arial" w:eastAsia="Arial" w:hAnsi="Arial"/>
+                <w:b/>
+                <w:bCs/>
+                <w:color w:val="1F3864"/>
+                <w:sz w:val="16"/>
+                <w:szCs w:val="16"/>
+              </w:rPr>
+              <w:t xml:space="preserve">📹 VIDEO:</w:t>
+            </w:r>
+          </w:p>
+          <w:p>
+            <w:pPr>
+              <w:spacing w:after="20" w:before="0"/>
+            </w:pPr>
+            <w:hyperlink w:history="1" r:id="rIdykldbgzg_dgcoiogm4ra2">
               <w:r>
                 <w:rPr>
                   <w:rFonts w:ascii="Arial" w:cs="Arial" w:eastAsia="Arial" w:hAnsi="Arial"/>
@@ -6506,7 +6812,7 @@
               <w:spacing w:after="10" w:before="0"/>
               <w:ind w:left="120"/>
             </w:pPr>
-            <w:hyperlink w:history="1" r:id="rIdsluhuenhudmbeqyrhvx_s">
+            <w:hyperlink w:history="1" r:id="rIdzfrlmhwmlmflrxc16fwns">
               <w:r>
                 <w:rPr>
                   <w:rFonts w:ascii="Arial" w:cs="Arial" w:eastAsia="Arial" w:hAnsi="Arial"/>
@@ -6544,14 +6850,14 @@
                 <w:sz w:val="16"/>
                 <w:szCs w:val="16"/>
               </w:rPr>
-              <w:t xml:space="preserve">📖 EXERCISE:</w:t>
+              <w:t xml:space="preserve">📖 HTML:</w:t>
             </w:r>
           </w:p>
           <w:p>
             <w:pPr>
               <w:spacing w:after="20" w:before="0"/>
             </w:pPr>
-            <w:hyperlink w:history="1" r:id="rIdk0h5tjmq-2xl-xozrbipz">
+            <w:hyperlink w:history="1" r:id="rIdevnbffk4j3cwkvo-wxt7f">
               <w:r>
                 <w:rPr>
                   <w:rFonts w:ascii="Arial" w:cs="Arial" w:eastAsia="Arial" w:hAnsi="Arial"/>
@@ -6560,7 +6866,7 @@
                   <w:szCs w:val="16"/>
                   <w:u w:val="single" w:color="2E75B6"/>
                 </w:rPr>
-                <w:t xml:space="preserve">Isotopes and Nuclear Stability Practice</w:t>
+                <w:t xml:space="preserve">Radioactive Decay (Flexbook)</w:t>
               </w:r>
             </w:hyperlink>
           </w:p>
@@ -6584,7 +6890,7 @@
               <w:spacing w:after="10" w:before="0"/>
               <w:ind w:left="120"/>
             </w:pPr>
-            <w:hyperlink w:history="1" r:id="rIdqidfre7v6240ajwzk4z8z">
+            <w:hyperlink w:history="1" r:id="rIdvbyam-ytol53_wiijawwx">
               <w:r>
                 <w:rPr>
                   <w:rFonts w:ascii="Arial" w:cs="Arial" w:eastAsia="Arial" w:hAnsi="Arial"/>
@@ -6626,7 +6932,7 @@
                 <w:sz w:val="18"/>
                 <w:szCs w:val="18"/>
               </w:rPr>
-              <w:t xml:space="preserve">Learners are shown a projected image of the original pitchblende-and-film setup from Lesson 1. Alongside the image is a new diagram showing three barriers placed between the rock and the film: a sheet of paper, a sheet of aluminium foil, and a thick lead block. Each group receives a 'Prediction Card' with three columns (Paper / Aluminium / Lead) and three rows (Radiation Type A / B / C — types are not yet named). Without any instruction, learners individually predict: 'Which radiation type(s) will be stopped by each barrier? Tick the barrier that you think will block it.' After 3 minutes of silent individual prediction, groups of four share their reasoning and arrive at a consensus group prediction. Groups record their predictions on a class-shared whiteboard grid (physical or digital).</w:t>
+              <w:t xml:space="preserve">Each group receives: (1) a printed 'Radiation Penetration Diagram Set' — three side-by-side diagrams showing a radiation source, then paper, aluminium, and lead barriers in sequence, with arrows indicating which radiation types pass through each barrier (alpha stopped by paper, beta stopped by aluminium, gamma partially attenuated by lead); (2) a 'Properties of Radiation' data card giving the charge, approximate mass (in atomic mass units), relative speed, ionising ability, and penetrating power of α, β, and γ radiation; (3) a short 'Scientist Spotlight' card describing how Kenyan physicist Prof. Julius Mwangi Nzioka contributed to radiation safety research at the University of Nairobi's Department of Physics. Learners study the diagrams and data card silently for 4 minutes, then work in groups to complete an 'Evidence Table' with columns: Radiation Type | Symbol | Charge | Mass (amu) | Speed | Ionising Ability | Penetrating Power | Stopped By. They then compare their completed Evidence Table against their original Prediction Card and annotate differences in red pen.</w:t>
             </w:r>
           </w:p>
         </w:tc>
@@ -6658,7 +6964,7 @@
                 <w:sz w:val="18"/>
                 <w:szCs w:val="18"/>
               </w:rPr>
-              <w:t xml:space="preserve">Display the pitchblende image and say: 'Yesterday we agreed that something invisible is leaving this rock and hitting the film. Today's question is: is it ONE thing, or could there be DIFFERENT types of invisible emission — each behaving differently?' Distribute Prediction Cards. Say: 'Work silently for 3 minutes. Do NOT look anything up. I want your honest best guess based on what you already know about matter and energy.' [WAIT — allow 3 minutes of silence.] After individual work, say: 'Now share with your group. You have 2 minutes to reach a consensus. Be ready to defend your prediction.' Cold-call 3 groups to share their consensus predictions, asking: 'What is your reasoning for why paper would or would not stop something coming out of a nucleus?' [WAIT 10 seconds after each response before probing.] Record all group predictions on the class whiteboard grid without correcting any errors — label them clearly as 'Our Predictions — Before Evidence'.</w:t>
+              <w:t xml:space="preserve">Distribute materials and say: 'You have 4 minutes to study the diagrams and data card silently — no talking. I want you to notice three things: what is the charge of each radiation? How massive is it? How far does it travel through matter?' [WAIT 4 minutes — circulate, do not answer questions, redirect with 'What does the diagram show you?'] After silent study, say: 'Now work as a group to complete your Evidence Table. Use only the materials I have given you — this is an evidence-gathering phase, not a lecture.' Circulate and cold-call individuals (not group spokespersons) using name cards: 'Amina, what charge did you record for an alpha particle and where in the diagram did you find that evidence?' [WAIT 12 seconds.] After tables are complete, say: 'Now compare your Evidence Table to your Prediction Card. Circle every cell where your prediction was wrong and write one word explaining why you think you were wrong.' Cold-call 2 learners to share a specific prediction error: 'Kamau, which prediction surprised you most and what does the evidence show instead?'</w:t>
             </w:r>
           </w:p>
         </w:tc>
@@ -6690,7 +6996,7 @@
                 <w:sz w:val="18"/>
                 <w:szCs w:val="18"/>
               </w:rPr>
-              <w:t xml:space="preserve">Prediction with Justification (Claim-Evidence-Reasoning primer): By committing to a prediction before instruction, learners activate prior knowledge about matter, energy, and penetration (e.g., light, sound, heat). Disagreements between groups create productive cognitive conflict that motivates the observation phase. Recording predictions publicly ensures accountability and makes conceptual change visible later.</w:t>
+              <w:t xml:space="preserve">Structured Data Table Construction: Learners extract information from multiple representations (diagram + data card) and organise it into a single comparative table. This builds the habit of evidence triangulation — no single source is sufficient. Annotating prediction errors in red pen makes conceptual change a concrete, visible act rather than a passive correction, reinforcing metacognitive awareness of how scientific understanding is revised by evidence.</w:t>
             </w:r>
           </w:p>
         </w:tc>
@@ -6722,7 +7028,7 @@
                 <w:sz w:val="18"/>
                 <w:szCs w:val="18"/>
               </w:rPr>
-              <w:t xml:space="preserve">Observable indicator: Can learners articulate a reason — even an incorrect one — for their penetration prediction? Listen for whether learners draw on particle size, energy, or charge as reasoning categories. Flag any group that simply guesses with no reasoning; seat the teacher near that group during the Observe phase. Collect Prediction Cards at the end of the phase to compare with post-lesson explanations.</w:t>
+              <w:t xml:space="preserve">Observable indicator: Completed Evidence Tables should show correct charge (+2 for α, -1 for β, 0 for γ), correct penetration order (α &lt; β &lt; γ), and correct ionising ability order (α &gt; β &gt; γ). Circulate and check that learners have not reversed ionising ability and penetrating power — this is the most common misconception. If more than 2 groups show this reversal, pause the class and ask: 'If something ionises strongly, does that mean it has more or less energy left to keep moving through matter?' [WAIT 10 seconds.] Use responses to address the misconception before Phase 3.</w:t>
             </w:r>
           </w:p>
         </w:tc>
@@ -6731,32 +7037,32 @@
         <w:tc>
           <w:tcPr>
             <w:tcW w:type="dxa" w:w="1520"/>
-            <w:shd w:fill="D9EEF1" w:color="auto" w:val="clear"/>
-            <w:tcMar>
-              <w:top w:type="dxa" w:w="60"/>
-              <w:left w:type="dxa" w:w="120"/>
-              <w:bottom w:type="dxa" w:w="60"/>
-              <w:right w:type="dxa" w:w="120"/>
-            </w:tcMar>
-            <w:vAlign w:val="top"/>
-          </w:tcPr>
-          <w:p>
-            <w:pPr>
-              <w:spacing w:after="40" w:before="0"/>
-              <w:jc w:val="left"/>
-            </w:pPr>
-            <w:r>
-              <w:rPr>
-                <w:rFonts w:ascii="Arial" w:cs="Arial" w:eastAsia="Arial" w:hAnsi="Arial"/>
-                <w:b/>
-                <w:bCs/>
-                <w:i w:val="false"/>
-                <w:iCs w:val="false"/>
-                <w:color w:val="000000"/>
-                <w:sz w:val="18"/>
-                <w:szCs w:val="18"/>
-              </w:rPr>
-              <w:t xml:space="preserve">Observe Phase</w:t>
+            <w:shd w:fill="E2EFDA" w:color="auto" w:val="clear"/>
+            <w:tcMar>
+              <w:top w:type="dxa" w:w="60"/>
+              <w:left w:type="dxa" w:w="120"/>
+              <w:bottom w:type="dxa" w:w="60"/>
+              <w:right w:type="dxa" w:w="120"/>
+            </w:tcMar>
+            <w:vAlign w:val="top"/>
+          </w:tcPr>
+          <w:p>
+            <w:pPr>
+              <w:spacing w:after="40" w:before="0"/>
+              <w:jc w:val="left"/>
+            </w:pPr>
+            <w:r>
+              <w:rPr>
+                <w:rFonts w:ascii="Arial" w:cs="Arial" w:eastAsia="Arial" w:hAnsi="Arial"/>
+                <w:b/>
+                <w:bCs/>
+                <w:i w:val="false"/>
+                <w:iCs w:val="false"/>
+                <w:color w:val="000000"/>
+                <w:sz w:val="18"/>
+                <w:szCs w:val="18"/>
+              </w:rPr>
+              <w:t xml:space="preserve">Explain Phase</w:t>
             </w:r>
           </w:p>
           <w:p>
@@ -6779,7 +7085,7 @@
             <w:pPr>
               <w:spacing w:after="20" w:before="0"/>
             </w:pPr>
-            <w:hyperlink w:history="1" r:id="rIdfzjapjiiucknoy9jo8rpj">
+            <w:hyperlink w:history="1" r:id="rIdhfvx13htr3vmtrka0owtn">
               <w:r>
                 <w:rPr>
                   <w:rFonts w:ascii="Arial" w:cs="Arial" w:eastAsia="Arial" w:hAnsi="Arial"/>
@@ -6788,7 +7094,7 @@
                   <w:szCs w:val="16"/>
                   <w:u w:val="single" w:color="2E75B6"/>
                 </w:rPr>
-                <w:t xml:space="preserve">Writing nuclear equations for alpha, beta, and gamma decay</w:t>
+                <w:t xml:space="preserve">Nuclear stability and nuclear equations</w:t>
               </w:r>
             </w:hyperlink>
           </w:p>
@@ -6812,7 +7118,7 @@
               <w:spacing w:after="10" w:before="0"/>
               <w:ind w:left="120"/>
             </w:pPr>
-            <w:hyperlink w:history="1" r:id="rIdhlmptn5iwry0s75ii52pf">
+            <w:hyperlink w:history="1" r:id="rId-ngivgmnm7qyqsaxkj0yk">
               <w:r>
                 <w:rPr>
                   <w:rFonts w:ascii="Arial" w:cs="Arial" w:eastAsia="Arial" w:hAnsi="Arial"/>
@@ -6857,7 +7163,7 @@
             <w:pPr>
               <w:spacing w:after="20" w:before="0"/>
             </w:pPr>
-            <w:hyperlink w:history="1" r:id="rIdowqrctxx26htwtrcno_8b">
+            <w:hyperlink w:history="1" r:id="rId-anrm4ewdxc8q8npjqwnp">
               <w:r>
                 <w:rPr>
                   <w:rFonts w:ascii="Arial" w:cs="Arial" w:eastAsia="Arial" w:hAnsi="Arial"/>
@@ -6866,7 +7172,7 @@
                   <w:szCs w:val="16"/>
                   <w:u w:val="single" w:color="2E75B6"/>
                 </w:rPr>
-                <w:t xml:space="preserve">Isotopes and Nuclear Stability Practice</w:t>
+                <w:t xml:space="preserve">Radioactive Decay Practice</w:t>
               </w:r>
             </w:hyperlink>
           </w:p>
@@ -6890,7 +7196,7 @@
               <w:spacing w:after="10" w:before="0"/>
               <w:ind w:left="120"/>
             </w:pPr>
-            <w:hyperlink w:history="1" r:id="rIdjgzodz_fcmafkjg1csylr">
+            <w:hyperlink w:history="1" r:id="rId7oxxxhimx9chrtbj_hdj7">
               <w:r>
                 <w:rPr>
                   <w:rFonts w:ascii="Arial" w:cs="Arial" w:eastAsia="Arial" w:hAnsi="Arial"/>
@@ -6932,7 +7238,7 @@
                 <w:sz w:val="18"/>
                 <w:szCs w:val="18"/>
               </w:rPr>
-              <w:t xml:space="preserve">Each group receives: (1) a printed 'Radiation Penetration Diagram Set' — three side-by-side diagrams showing a radiation source, then paper, aluminium, and lead barriers in sequence, with arrows indicating which radiation types pass through each barrier (alpha stopped by paper, beta stopped by aluminium, gamma partially attenuated by lead); (2) a 'Properties of Radiation' data card giving the charge, approximate mass (in atomic mass units), relative speed, ionising ability, and penetrating power of α, β, and γ radiation; (3) a short 'Scientist Spotlight' card describing how Kenyan physicist Prof. Julius Mwangi Nzioka contributed to radiation safety research at the University of Nairobi's Department of Physics. Learners study the diagrams and data card silently for 4 minutes, then work in groups to complete an 'Evidence Table' with columns: Radiation Type | Symbol | Charge | Mass (amu) | Speed | Ionising Ability | Penetrating Power | Stopped By. They then compare their completed Evidence Table against their original Prediction Card and annotate differences in red pen.</w:t>
+              <w:t xml:space="preserve">Part A — Nuclear Decay Equations (10 min): Each group receives a 'Nuclear Equation Card Set' with three worked examples of decay from uranium-238 and its daughters. Learners use the evidence table from Phase 2 to annotate each equation: 'Why does alpha decay reduce mass number by 4 and atomic number by 2?' and 'Why does beta decay increase atomic number by 1 without changing mass number?' They then attempt two unguided decay equations: (1) Radium-226 undergoes alpha decay — write the daughter nucleus. (2) Carbon-14 undergoes beta decay — write the daughter nucleus. Part B — Connecting Back to the Rock (10 min): Groups return to their N vs Z stability diagram from Lesson 1. Using the decay equations just completed, they draw colour-coded arrows directly onto the N vs Z plot: a red arrow for each alpha decay (moving the nucleus -2 on the Z axis and -2 on the N axis, net diagonal toward stability) and a blue arrow for each beta decay (moving the nucleus +1 on Z, -1 on N — horizontal shift toward the belt). Learners write one sentence beneath the diagram: 'The pitchblende rock releases alpha and beta particles because ___________.'</w:t>
             </w:r>
           </w:p>
         </w:tc>
@@ -6964,7 +7270,7 @@
                 <w:sz w:val="18"/>
                 <w:szCs w:val="18"/>
               </w:rPr>
-              <w:t xml:space="preserve">Distribute materials and say: 'You have 4 minutes to study the diagrams and data card silently — no talking. I want you to notice three things: what is the charge of each radiation? How massive is it? How far does it travel through matter?' [WAIT 4 minutes — circulate, do not answer questions, redirect with 'What does the diagram show you?'] After silent study, say: 'Now work as a group to complete your Evidence Table. Use only the materials I have given you — this is an evidence-gathering phase, not a lecture.' Circulate and cold-call individuals (not group spokespersons) using name cards: 'Amina, what charge did you record for an alpha particle and where in the diagram did you find that evidence?' [WAIT 12 seconds.] After tables are complete, say: 'Now compare your Evidence Table to your Prediction Card. Circle every cell where your prediction was wrong and write one word explaining why you think you were wrong.' Cold-call 2 learners to share a specific prediction error: 'Kamau, which prediction surprised you most and what does the evidence show instead?'</w:t>
+              <w:t xml:space="preserve">Introduce Part A by saying: 'We now know the three types of radiation by their properties. Now we need to understand what is actually happening INSIDE the nucleus when each type is emitted — this is how we explain the pitchblende rock.' Distribute Nuclear Equation Card Sets. Say: 'Read the three worked examples. Then use your Evidence Table to annotate WHY the mass number and atomic number change the way they do. You have 5 minutes.' [WAIT — circulate and listen for explanations.] Cold-call one learner: 'Fatuma, when uranium emits an alpha particle, where does the alpha particle come from — is it created from nothing, or was it already in the nucleus?' [WAIT 12 seconds — accept and build on the response.] After the unguided equations, cold-call two groups to write their answers on the board. For Part B, say: 'Now take out your N vs Z diagram from last lesson. You are going to show on that diagram what alpha and beta decay actually DO to the nucleus — how they move it.' Demonstrate one arrow on the projected class diagram, then say: 'Finish the remaining arrows for your decay chains and write that sentence about the pitchblende rock.' Circulate and prompt: 'Is your arrow pointing toward the belt of stability or away from it? What would it mean if the arrow pointed away?'</w:t>
             </w:r>
           </w:p>
         </w:tc>
@@ -6996,7 +7302,7 @@
                 <w:sz w:val="18"/>
                 <w:szCs w:val="18"/>
               </w:rPr>
-              <w:t xml:space="preserve">Structured Data Table Construction: Learners extract information from multiple representations (diagram + data card) and organise it into a single comparative table. This builds the habit of evidence triangulation — no single source is sufficient. Annotating prediction errors in red pen makes conceptual change a concrete, visible act rather than a passive correction, reinforcing metacognitive awareness of how scientific understanding is revised by evidence.</w:t>
+              <w:t xml:space="preserve">Representation Mapping (Equation ↔ Diagram ↔ Phenomenon): Learners work across three levels of representation simultaneously — symbolic nuclear equations, graphical N vs Z plots, and the anchoring phenomenon of the pitchblende rock. Research shows that fluency in translating between representations is a core indicator of deep conceptual understanding in nuclear physics. Drawing decay arrows on the N vs Z plot makes the abstract equation tangible: learners literally see the nucleus 'moving' toward stability with each decay.</w:t>
             </w:r>
           </w:p>
         </w:tc>
@@ -7028,7 +7334,7 @@
                 <w:sz w:val="18"/>
                 <w:szCs w:val="18"/>
               </w:rPr>
-              <w:t xml:space="preserve">Observable indicator: Completed Evidence Tables should show correct charge (+2 for α, -1 for β, 0 for γ), correct penetration order (α &lt; β &lt; γ), and correct ionising ability order (α &gt; β &gt; γ). Circulate and check that learners have not reversed ionising ability and penetrating power — this is the most common misconception. If more than 2 groups show this reversal, pause the class and ask: 'If something ionises strongly, does that mean it has more or less energy left to keep moving through matter?' [WAIT 10 seconds.] Use responses to address the misconception before Phase 3.</w:t>
+              <w:t xml:space="preserve">Observable indicator: (1) Decay equations — check that learners correctly conserve mass number and atomic number (atomic number of Radium-226 alpha decay daughter should be 86, mass number 222 — Radon-222; Carbon-14 beta decay daughter should be Nitrogen-14). (2) Decay arrows — alpha decay arrows must point diagonally toward the belt (−2N, −2Z); beta-minus decay arrows must point horizontally right (+1Z, −1N). Any arrow pointing away from the belt indicates a fundamental misunderstanding of the direction of nuclear stability — address immediately by asking: 'What is the purpose of the decay? Is the nucleus trying to become more or less stable?'</w:t>
             </w:r>
           </w:p>
         </w:tc>
@@ -7037,32 +7343,32 @@
         <w:tc>
           <w:tcPr>
             <w:tcW w:type="dxa" w:w="1520"/>
-            <w:shd w:fill="E2EFDA" w:color="auto" w:val="clear"/>
-            <w:tcMar>
-              <w:top w:type="dxa" w:w="60"/>
-              <w:left w:type="dxa" w:w="120"/>
-              <w:bottom w:type="dxa" w:w="60"/>
-              <w:right w:type="dxa" w:w="120"/>
-            </w:tcMar>
-            <w:vAlign w:val="top"/>
-          </w:tcPr>
-          <w:p>
-            <w:pPr>
-              <w:spacing w:after="40" w:before="0"/>
-              <w:jc w:val="left"/>
-            </w:pPr>
-            <w:r>
-              <w:rPr>
-                <w:rFonts w:ascii="Arial" w:cs="Arial" w:eastAsia="Arial" w:hAnsi="Arial"/>
-                <w:b/>
-                <w:bCs/>
-                <w:i w:val="false"/>
-                <w:iCs w:val="false"/>
-                <w:color w:val="000000"/>
-                <w:sz w:val="18"/>
-                <w:szCs w:val="18"/>
-              </w:rPr>
-              <w:t xml:space="preserve">Explain Phase</w:t>
+            <w:shd w:fill="FCE4D6" w:color="auto" w:val="clear"/>
+            <w:tcMar>
+              <w:top w:type="dxa" w:w="60"/>
+              <w:left w:type="dxa" w:w="120"/>
+              <w:bottom w:type="dxa" w:w="60"/>
+              <w:right w:type="dxa" w:w="120"/>
+            </w:tcMar>
+            <w:vAlign w:val="top"/>
+          </w:tcPr>
+          <w:p>
+            <w:pPr>
+              <w:spacing w:after="40" w:before="0"/>
+              <w:jc w:val="left"/>
+            </w:pPr>
+            <w:r>
+              <w:rPr>
+                <w:rFonts w:ascii="Arial" w:cs="Arial" w:eastAsia="Arial" w:hAnsi="Arial"/>
+                <w:b/>
+                <w:bCs/>
+                <w:i w:val="false"/>
+                <w:iCs w:val="false"/>
+                <w:color w:val="000000"/>
+                <w:sz w:val="18"/>
+                <w:szCs w:val="18"/>
+              </w:rPr>
+              <w:t xml:space="preserve">Driving Question Board (DQB) Creation</w:t>
             </w:r>
           </w:p>
           <w:p>
@@ -7085,7 +7391,7 @@
             <w:pPr>
               <w:spacing w:after="20" w:before="0"/>
             </w:pPr>
-            <w:hyperlink w:history="1" r:id="rIdx3qchx5xjd84lrhw56jld">
+            <w:hyperlink w:history="1" r:id="rIdq-9lbxkzvqxhiuke21pqs">
               <w:r>
                 <w:rPr>
                   <w:rFonts w:ascii="Arial" w:cs="Arial" w:eastAsia="Arial" w:hAnsi="Arial"/>
@@ -7094,7 +7400,7 @@
                   <w:szCs w:val="16"/>
                   <w:u w:val="single" w:color="2E75B6"/>
                 </w:rPr>
-                <w:t xml:space="preserve">Writing nuclear equations for alpha, beta, and gamma decay</w:t>
+                <w:t xml:space="preserve">Kinetics of radioactive decay</w:t>
               </w:r>
             </w:hyperlink>
           </w:p>
@@ -7118,7 +7424,7 @@
               <w:spacing w:after="10" w:before="0"/>
               <w:ind w:left="120"/>
             </w:pPr>
-            <w:hyperlink w:history="1" r:id="rIdjn8j5jzq3chvtq60l36iy">
+            <w:hyperlink w:history="1" r:id="rIdqg28qrnzhlt5nanlwhwgb">
               <w:r>
                 <w:rPr>
                   <w:rFonts w:ascii="Arial" w:cs="Arial" w:eastAsia="Arial" w:hAnsi="Arial"/>
@@ -7156,14 +7462,14 @@
                 <w:sz w:val="16"/>
                 <w:szCs w:val="16"/>
               </w:rPr>
-              <w:t xml:space="preserve">📖 EXERCISE:</w:t>
+              <w:t xml:space="preserve">📖 HTML:</w:t>
             </w:r>
           </w:p>
           <w:p>
             <w:pPr>
               <w:spacing w:after="20" w:before="0"/>
             </w:pPr>
-            <w:hyperlink w:history="1" r:id="rId3bimg0ttlkiw0nztbc2im">
+            <w:hyperlink w:history="1" r:id="rId1ekvqz06sa_vlgnp6jhbn">
               <w:r>
                 <w:rPr>
                   <w:rFonts w:ascii="Arial" w:cs="Arial" w:eastAsia="Arial" w:hAnsi="Arial"/>
@@ -7172,7 +7478,7 @@
                   <w:szCs w:val="16"/>
                   <w:u w:val="single" w:color="2E75B6"/>
                 </w:rPr>
-                <w:t xml:space="preserve">Isotopes and Nuclear Stability Practice</w:t>
+                <w:t xml:space="preserve">Radioactive Decay as a Measure of Age (Flexbook)</w:t>
               </w:r>
             </w:hyperlink>
           </w:p>
@@ -7196,7 +7502,7 @@
               <w:spacing w:after="10" w:before="0"/>
               <w:ind w:left="120"/>
             </w:pPr>
-            <w:hyperlink w:history="1" r:id="rIdrqp-5q43xlazr21wn-1w6">
+            <w:hyperlink w:history="1" r:id="rId7jrzdtuym2cukqxfyk_w2">
               <w:r>
                 <w:rPr>
                   <w:rFonts w:ascii="Arial" w:cs="Arial" w:eastAsia="Arial" w:hAnsi="Arial"/>
@@ -7238,7 +7544,7 @@
                 <w:sz w:val="18"/>
                 <w:szCs w:val="18"/>
               </w:rPr>
-              <w:t xml:space="preserve">Part A — Nuclear Decay Equations (10 min): Each group receives a 'Nuclear Equation Card Set' with three worked examples of decay from uranium-238 and its daughters. Learners use the evidence table from Phase 2 to annotate each equation: 'Why does alpha decay reduce mass number by 4 and atomic number by 2?' and 'Why does beta decay increase atomic number by 1 without changing mass number?' They then attempt two unguided decay equations: (1) Radium-226 undergoes alpha decay — write the daughter nucleus. (2) Carbon-14 undergoes beta decay — write the daughter nucleus. Part B — Connecting Back to the Rock (10 min): Groups return to their N vs Z stability diagram from Lesson 1. Using the decay equations just completed, they draw colour-coded arrows directly onto the N vs Z plot: a red arrow for each alpha decay (moving the nucleus -2 on the Z axis and -2 on the N axis, net diagonal toward stability) and a blue arrow for each beta decay (moving the nucleus +1 on Z, -1 on N — horizontal shift toward the belt). Learners write one sentence beneath the diagram: 'The pitchblende rock releases alpha and beta particles because ___________.'</w:t>
+              <w:t xml:space="preserve">Each learner writes two sticky notes: (1) a GREEN note answering — 'What can I now explain about the pitchblende rock that I could not explain before today?' (minimum: mention one specific radiation type and one property); (2) an ORANGE note adding a new question that this lesson has raised for them (e.g., 'How do we actually detect these radiations if we can't see them?', 'If uranium keeps decaying, will it ever run out?', 'How do Kenyan hospitals use radiation safely?'). Sticky notes are placed on the class Driving Question Board under the columns 'Now I Can Explain' and 'New Questions'. The class does a 2-minute gallery walk to read peers' orange questions, and each learner silently stars the one question they are most curious about.</w:t>
             </w:r>
           </w:p>
         </w:tc>
@@ -7270,7 +7576,7 @@
                 <w:sz w:val="18"/>
                 <w:szCs w:val="18"/>
               </w:rPr>
-              <w:t xml:space="preserve">Introduce Part A by saying: 'We now know the three types of radiation by their properties. Now we need to understand what is actually happening INSIDE the nucleus when each type is emitted — this is how we explain the pitchblende rock.' Distribute Nuclear Equation Card Sets. Say: 'Read the three worked examples. Then use your Evidence Table to annotate WHY the mass number and atomic number change the way they do. You have 5 minutes.' [WAIT — circulate and listen for explanations.] Cold-call one learner: 'Fatuma, when uranium emits an alpha particle, where does the alpha particle come from — is it created from nothing, or was it already in the nucleus?' [WAIT 12 seconds — accept and build on the response.] After the unguided equations, cold-call two groups to write their answers on the board. For Part B, say: 'Now take out your N vs Z diagram from last lesson. You are going to show on that diagram what alpha and beta decay actually DO to the nucleus — how they move it.' Demonstrate one arrow on the projected class diagram, then say: 'Finish the remaining arrows for your decay chains and write that sentence about the pitchblende rock.' Circulate and prompt: 'Is your arrow pointing toward the belt of stability or away from it? What would it mean if the arrow pointed away?'</w:t>
+              <w:t xml:space="preserve">Say: 'We started this lesson not knowing what type of invisible emission was coming from the pitchblende rock. Take 3 minutes to write your two sticky notes — be specific. Don't just write 'alpha radiation' — write what you can NOW EXPLAIN about alpha radiation and the rock.' [WAIT 3 minutes.] Facilitate placement on the DQB. Then say: 'Do a silent gallery walk — read the orange questions and star the one that you most want answered.' After 2 minutes, tally the stars publicly and say: 'Our top question from today is ___________. Write it in your notebook. We will return to this as our sequence continues.' Preview: 'Lesson 3 will give us tools to actually DETECT these radiations — which will help us answer some of your starred questions.'</w:t>
             </w:r>
           </w:p>
         </w:tc>
@@ -7302,7 +7608,7 @@
                 <w:sz w:val="18"/>
                 <w:szCs w:val="18"/>
               </w:rPr>
-              <w:t xml:space="preserve">Representation Mapping (Equation ↔ Diagram ↔ Phenomenon): Learners work across three levels of representation simultaneously — symbolic nuclear equations, graphical N vs Z plots, and the anchoring phenomenon of the pitchblende rock. Research shows that fluency in translating between representations is a core indicator of deep conceptual understanding in nuclear physics. Drawing decay arrows on the N vs Z plot makes the abstract equation tangible: learners literally see the nucleus 'moving' toward stability with each decay.</w:t>
+              <w:t xml:space="preserve">Driving Question Board — Metacognitive Progress Tracking: The DQB is not a display activity — it is a cumulative epistemic record of the class's evolving understanding. Green notes document knowledge consolidation; orange notes document productive uncertainty. The gallery walk and star-voting process democratises curiosity and ensures that student-generated questions (not only teacher-set objectives) shape the learning trajectory. This directly enacts the NGSS practice of 'Asking Questions and Defining Problems.'</w:t>
             </w:r>
           </w:p>
         </w:tc>
@@ -7334,7 +7640,7 @@
                 <w:sz w:val="18"/>
                 <w:szCs w:val="18"/>
               </w:rPr>
-              <w:t xml:space="preserve">Observable indicator: (1) Decay equations — check that learners correctly conserve mass number and atomic number (atomic number of Radium-226 alpha decay daughter should be 86, mass number 222 — Radon-222; Carbon-14 beta decay daughter should be Nitrogen-14). (2) Decay arrows — alpha decay arrows must point diagonally toward the belt (−2N, −2Z); beta-minus decay arrows must point horizontally right (+1Z, −1N). Any arrow pointing away from the belt indicates a fundamental misunderstanding of the direction of nuclear stability — address immediately by asking: 'What is the purpose of the decay? Is the nucleus trying to become more or less stable?'</w:t>
+              <w:t xml:space="preserve">Observable indicator: Green notes should reference specific properties (e.g., 'I can explain that alpha particles are stopped by paper because they are large, heavy, and highly ionising — they lose energy quickly'). Vague green notes (e.g., 'I learned about radiation') indicate surface-level processing — pull those learners aside at the start of Lesson 3 for a 2-minute retrieval check. Orange notes that connect to real Kenyan contexts (hospitals, mining, agriculture) indicate transfer thinking — celebrate these publicly.</w:t>
             </w:r>
           </w:p>
         </w:tc>
@@ -7343,32 +7649,32 @@
         <w:tc>
           <w:tcPr>
             <w:tcW w:type="dxa" w:w="1520"/>
-            <w:shd w:fill="FCE4D6" w:color="auto" w:val="clear"/>
-            <w:tcMar>
-              <w:top w:type="dxa" w:w="60"/>
-              <w:left w:type="dxa" w:w="120"/>
-              <w:bottom w:type="dxa" w:w="60"/>
-              <w:right w:type="dxa" w:w="120"/>
-            </w:tcMar>
-            <w:vAlign w:val="top"/>
-          </w:tcPr>
-          <w:p>
-            <w:pPr>
-              <w:spacing w:after="40" w:before="0"/>
-              <w:jc w:val="left"/>
-            </w:pPr>
-            <w:r>
-              <w:rPr>
-                <w:rFonts w:ascii="Arial" w:cs="Arial" w:eastAsia="Arial" w:hAnsi="Arial"/>
-                <w:b/>
-                <w:bCs/>
-                <w:i w:val="false"/>
-                <w:iCs w:val="false"/>
-                <w:color w:val="000000"/>
-                <w:sz w:val="18"/>
-                <w:szCs w:val="18"/>
-              </w:rPr>
-              <w:t xml:space="preserve">Driving Question Board (DQB) Creation</w:t>
+            <w:shd w:fill="D5E8F0" w:color="auto" w:val="clear"/>
+            <w:tcMar>
+              <w:top w:type="dxa" w:w="60"/>
+              <w:left w:type="dxa" w:w="120"/>
+              <w:bottom w:type="dxa" w:w="60"/>
+              <w:right w:type="dxa" w:w="120"/>
+            </w:tcMar>
+            <w:vAlign w:val="top"/>
+          </w:tcPr>
+          <w:p>
+            <w:pPr>
+              <w:spacing w:after="40" w:before="0"/>
+              <w:jc w:val="left"/>
+            </w:pPr>
+            <w:r>
+              <w:rPr>
+                <w:rFonts w:ascii="Arial" w:cs="Arial" w:eastAsia="Arial" w:hAnsi="Arial"/>
+                <w:b/>
+                <w:bCs/>
+                <w:i w:val="false"/>
+                <w:iCs w:val="false"/>
+                <w:color w:val="000000"/>
+                <w:sz w:val="18"/>
+                <w:szCs w:val="18"/>
+              </w:rPr>
+              <w:t xml:space="preserve">Model Building Phase</w:t>
             </w:r>
           </w:p>
           <w:p>
@@ -7391,7 +7697,7 @@
             <w:pPr>
               <w:spacing w:after="20" w:before="0"/>
             </w:pPr>
-            <w:hyperlink w:history="1" r:id="rIdvegcf9tcxusoyaj3o6uy4">
+            <w:hyperlink w:history="1" r:id="rIduwnlmm1p031xno99b5rhf">
               <w:r>
                 <w:rPr>
                   <w:rFonts w:ascii="Arial" w:cs="Arial" w:eastAsia="Arial" w:hAnsi="Arial"/>
@@ -7400,7 +7706,7 @@
                   <w:szCs w:val="16"/>
                   <w:u w:val="single" w:color="2E75B6"/>
                 </w:rPr>
-                <w:t xml:space="preserve">Writing nuclear equations for alpha, beta, and gamma decay</w:t>
+                <w:t xml:space="preserve">Kinetics of radioactive decay</w:t>
               </w:r>
             </w:hyperlink>
           </w:p>
@@ -7424,7 +7730,7 @@
               <w:spacing w:after="10" w:before="0"/>
               <w:ind w:left="120"/>
             </w:pPr>
-            <w:hyperlink w:history="1" r:id="rIdjpothclarj6nhptvopux4">
+            <w:hyperlink w:history="1" r:id="rIdma6o7y4paegrr9ahhjjac">
               <w:r>
                 <w:rPr>
                   <w:rFonts w:ascii="Arial" w:cs="Arial" w:eastAsia="Arial" w:hAnsi="Arial"/>
@@ -7469,7 +7775,7 @@
             <w:pPr>
               <w:spacing w:after="20" w:before="0"/>
             </w:pPr>
-            <w:hyperlink w:history="1" r:id="rIdxqzvnpjiglxt246208rg7">
+            <w:hyperlink w:history="1" r:id="rIdl2t8ypeqmpeqwd2h8cvvl">
               <w:r>
                 <w:rPr>
                   <w:rFonts w:ascii="Arial" w:cs="Arial" w:eastAsia="Arial" w:hAnsi="Arial"/>
@@ -7478,7 +7784,7 @@
                   <w:szCs w:val="16"/>
                   <w:u w:val="single" w:color="2E75B6"/>
                 </w:rPr>
-                <w:t xml:space="preserve">Isotopes and Nuclear Stability Practice</w:t>
+                <w:t xml:space="preserve">Radioactive Decay as a Measure of Age Practice</w:t>
               </w:r>
             </w:hyperlink>
           </w:p>
@@ -7502,313 +7808,7 @@
               <w:spacing w:after="10" w:before="0"/>
               <w:ind w:left="120"/>
             </w:pPr>
-            <w:hyperlink w:history="1" r:id="rIdclbm-uzoqi_8unvfzqnh9">
-              <w:r>
-                <w:rPr>
-                  <w:rFonts w:ascii="Arial" w:cs="Arial" w:eastAsia="Arial" w:hAnsi="Arial"/>
-                  <w:color w:val="595959"/>
-                  <w:sz w:val="14"/>
-                  <w:szCs w:val="14"/>
-                  <w:u w:val="single" w:color="595959"/>
-                </w:rPr>
-                <w:t xml:space="preserve">🔍 Search ARES for similar readings</w:t>
-              </w:r>
-            </w:hyperlink>
-          </w:p>
-        </w:tc>
-        <w:tc>
-          <w:tcPr>
-            <w:tcW w:type="dxa" w:w="3040"/>
-            <w:shd w:fill="FFFFFF" w:color="auto" w:val="clear"/>
-            <w:tcMar>
-              <w:top w:type="dxa" w:w="60"/>
-              <w:left w:type="dxa" w:w="120"/>
-              <w:bottom w:type="dxa" w:w="60"/>
-              <w:right w:type="dxa" w:w="120"/>
-            </w:tcMar>
-            <w:vAlign w:val="top"/>
-          </w:tcPr>
-          <w:p>
-            <w:pPr>
-              <w:spacing w:after="40" w:before="0"/>
-              <w:jc w:val="left"/>
-            </w:pPr>
-            <w:r>
-              <w:rPr>
-                <w:rFonts w:ascii="Arial" w:cs="Arial" w:eastAsia="Arial" w:hAnsi="Arial"/>
-                <w:b w:val="false"/>
-                <w:bCs w:val="false"/>
-                <w:i w:val="false"/>
-                <w:iCs w:val="false"/>
-                <w:color w:val="000000"/>
-                <w:sz w:val="18"/>
-                <w:szCs w:val="18"/>
-              </w:rPr>
-              <w:t xml:space="preserve">Each learner writes two sticky notes: (1) a GREEN note answering — 'What can I now explain about the pitchblende rock that I could not explain before today?' (minimum: mention one specific radiation type and one property); (2) an ORANGE note adding a new question that this lesson has raised for them (e.g., 'How do we actually detect these radiations if we can't see them?', 'If uranium keeps decaying, will it ever run out?', 'How do Kenyan hospitals use radiation safely?'). Sticky notes are placed on the class Driving Question Board under the columns 'Now I Can Explain' and 'New Questions'. The class does a 2-minute gallery walk to read peers' orange questions, and each learner silently stars the one question they are most curious about.</w:t>
-            </w:r>
-          </w:p>
-        </w:tc>
-        <w:tc>
-          <w:tcPr>
-            <w:tcW w:type="dxa" w:w="3040"/>
-            <w:shd w:fill="F2F2F2" w:color="auto" w:val="clear"/>
-            <w:tcMar>
-              <w:top w:type="dxa" w:w="60"/>
-              <w:left w:type="dxa" w:w="120"/>
-              <w:bottom w:type="dxa" w:w="60"/>
-              <w:right w:type="dxa" w:w="120"/>
-            </w:tcMar>
-            <w:vAlign w:val="top"/>
-          </w:tcPr>
-          <w:p>
-            <w:pPr>
-              <w:spacing w:after="40" w:before="0"/>
-              <w:jc w:val="left"/>
-            </w:pPr>
-            <w:r>
-              <w:rPr>
-                <w:rFonts w:ascii="Arial" w:cs="Arial" w:eastAsia="Arial" w:hAnsi="Arial"/>
-                <w:b w:val="false"/>
-                <w:bCs w:val="false"/>
-                <w:i w:val="false"/>
-                <w:iCs w:val="false"/>
-                <w:color w:val="000000"/>
-                <w:sz w:val="18"/>
-                <w:szCs w:val="18"/>
-              </w:rPr>
-              <w:t xml:space="preserve">Say: 'We started this lesson not knowing what type of invisible emission was coming from the pitchblende rock. Take 3 minutes to write your two sticky notes — be specific. Don't just write 'alpha radiation' — write what you can NOW EXPLAIN about alpha radiation and the rock.' [WAIT 3 minutes.] Facilitate placement on the DQB. Then say: 'Do a silent gallery walk — read the orange questions and star the one that you most want answered.' After 2 minutes, tally the stars publicly and say: 'Our top question from today is ___________. Write it in your notebook. We will return to this as our sequence continues.' Preview: 'Lesson 3 will give us tools to actually DETECT these radiations — which will help us answer some of your starred questions.'</w:t>
-            </w:r>
-          </w:p>
-        </w:tc>
-        <w:tc>
-          <w:tcPr>
-            <w:tcW w:type="dxa" w:w="3040"/>
-            <w:shd w:fill="FFFFFF" w:color="auto" w:val="clear"/>
-            <w:tcMar>
-              <w:top w:type="dxa" w:w="60"/>
-              <w:left w:type="dxa" w:w="120"/>
-              <w:bottom w:type="dxa" w:w="60"/>
-              <w:right w:type="dxa" w:w="120"/>
-            </w:tcMar>
-            <w:vAlign w:val="top"/>
-          </w:tcPr>
-          <w:p>
-            <w:pPr>
-              <w:spacing w:after="40" w:before="0"/>
-              <w:jc w:val="left"/>
-            </w:pPr>
-            <w:r>
-              <w:rPr>
-                <w:rFonts w:ascii="Arial" w:cs="Arial" w:eastAsia="Arial" w:hAnsi="Arial"/>
-                <w:b w:val="false"/>
-                <w:bCs w:val="false"/>
-                <w:i w:val="false"/>
-                <w:iCs w:val="false"/>
-                <w:color w:val="000000"/>
-                <w:sz w:val="18"/>
-                <w:szCs w:val="18"/>
-              </w:rPr>
-              <w:t xml:space="preserve">Driving Question Board — Metacognitive Progress Tracking: The DQB is not a display activity — it is a cumulative epistemic record of the class's evolving understanding. Green notes document knowledge consolidation; orange notes document productive uncertainty. The gallery walk and star-voting process democratises curiosity and ensures that student-generated questions (not only teacher-set objectives) shape the learning trajectory. This directly enacts the NGSS practice of 'Asking Questions and Defining Problems.'</w:t>
-            </w:r>
-          </w:p>
-        </w:tc>
-        <w:tc>
-          <w:tcPr>
-            <w:tcW w:type="dxa" w:w="3040"/>
-            <w:shd w:fill="F2F2F2" w:color="auto" w:val="clear"/>
-            <w:tcMar>
-              <w:top w:type="dxa" w:w="60"/>
-              <w:left w:type="dxa" w:w="120"/>
-              <w:bottom w:type="dxa" w:w="60"/>
-              <w:right w:type="dxa" w:w="120"/>
-            </w:tcMar>
-            <w:vAlign w:val="top"/>
-          </w:tcPr>
-          <w:p>
-            <w:pPr>
-              <w:spacing w:after="40" w:before="0"/>
-              <w:jc w:val="left"/>
-            </w:pPr>
-            <w:r>
-              <w:rPr>
-                <w:rFonts w:ascii="Arial" w:cs="Arial" w:eastAsia="Arial" w:hAnsi="Arial"/>
-                <w:b w:val="false"/>
-                <w:bCs w:val="false"/>
-                <w:i w:val="false"/>
-                <w:iCs w:val="false"/>
-                <w:color w:val="000000"/>
-                <w:sz w:val="18"/>
-                <w:szCs w:val="18"/>
-              </w:rPr>
-              <w:t xml:space="preserve">Observable indicator: Green notes should reference specific properties (e.g., 'I can explain that alpha particles are stopped by paper because they are large, heavy, and highly ionising — they lose energy quickly'). Vague green notes (e.g., 'I learned about radiation') indicate surface-level processing — pull those learners aside at the start of Lesson 3 for a 2-minute retrieval check. Orange notes that connect to real Kenyan contexts (hospitals, mining, agriculture) indicate transfer thinking — celebrate these publicly.</w:t>
-            </w:r>
-          </w:p>
-        </w:tc>
-      </w:tr>
-      <w:tr>
-        <w:tc>
-          <w:tcPr>
-            <w:tcW w:type="dxa" w:w="1520"/>
-            <w:shd w:fill="D5E8F0" w:color="auto" w:val="clear"/>
-            <w:tcMar>
-              <w:top w:type="dxa" w:w="60"/>
-              <w:left w:type="dxa" w:w="120"/>
-              <w:bottom w:type="dxa" w:w="60"/>
-              <w:right w:type="dxa" w:w="120"/>
-            </w:tcMar>
-            <w:vAlign w:val="top"/>
-          </w:tcPr>
-          <w:p>
-            <w:pPr>
-              <w:spacing w:after="40" w:before="0"/>
-              <w:jc w:val="left"/>
-            </w:pPr>
-            <w:r>
-              <w:rPr>
-                <w:rFonts w:ascii="Arial" w:cs="Arial" w:eastAsia="Arial" w:hAnsi="Arial"/>
-                <w:b/>
-                <w:bCs/>
-                <w:i w:val="false"/>
-                <w:iCs w:val="false"/>
-                <w:color w:val="000000"/>
-                <w:sz w:val="18"/>
-                <w:szCs w:val="18"/>
-              </w:rPr>
-              <w:t xml:space="preserve">Model Building Phase</w:t>
-            </w:r>
-          </w:p>
-          <w:p>
-            <w:pPr>
-              <w:spacing w:after="20" w:before="0"/>
-            </w:pPr>
-            <w:r>
-              <w:rPr>
-                <w:rFonts w:ascii="Arial" w:cs="Arial" w:eastAsia="Arial" w:hAnsi="Arial"/>
-                <w:b/>
-                <w:bCs/>
-                <w:color w:val="1F3864"/>
-                <w:sz w:val="16"/>
-                <w:szCs w:val="16"/>
-              </w:rPr>
-              <w:t xml:space="preserve">📹 VIDEO:</w:t>
-            </w:r>
-          </w:p>
-          <w:p>
-            <w:pPr>
-              <w:spacing w:after="20" w:before="0"/>
-            </w:pPr>
-            <w:hyperlink w:history="1" r:id="rIdm1uie_npfqiujs0lxhos6">
-              <w:r>
-                <w:rPr>
-                  <w:rFonts w:ascii="Arial" w:cs="Arial" w:eastAsia="Arial" w:hAnsi="Arial"/>
-                  <w:color w:val="2E75B6"/>
-                  <w:sz w:val="16"/>
-                  <w:szCs w:val="16"/>
-                  <w:u w:val="single" w:color="2E75B6"/>
-                </w:rPr>
-                <w:t xml:space="preserve">Writing nuclear equations for alpha, beta, and gamma decay</w:t>
-              </w:r>
-            </w:hyperlink>
-          </w:p>
-          <w:p>
-            <w:pPr>
-              <w:spacing w:after="10" w:before="0"/>
-              <w:ind w:left="120"/>
-            </w:pPr>
-            <w:r>
-              <w:rPr>
-                <w:rFonts w:ascii="Arial" w:cs="Arial" w:eastAsia="Arial" w:hAnsi="Arial"/>
-                <w:color w:val="595959"/>
-                <w:sz w:val="14"/>
-                <w:szCs w:val="14"/>
-              </w:rPr>
-              <w:t xml:space="preserve">Source: Khan Academy (English - US curriculum)</w:t>
-            </w:r>
-          </w:p>
-          <w:p>
-            <w:pPr>
-              <w:spacing w:after="10" w:before="0"/>
-              <w:ind w:left="120"/>
-            </w:pPr>
-            <w:hyperlink w:history="1" r:id="rIdmxabhsfk709u-aqqnp7og">
-              <w:r>
-                <w:rPr>
-                  <w:rFonts w:ascii="Arial" w:cs="Arial" w:eastAsia="Arial" w:hAnsi="Arial"/>
-                  <w:color w:val="595959"/>
-                  <w:sz w:val="14"/>
-                  <w:szCs w:val="14"/>
-                  <w:u w:val="single" w:color="595959"/>
-                </w:rPr>
-                <w:t xml:space="preserve">🔍 Search ARES for similar videos</w:t>
-              </w:r>
-            </w:hyperlink>
-          </w:p>
-          <w:p>
-            <w:pPr>
-              <w:spacing w:after="40" w:before="0"/>
-            </w:pPr>
-            <w:r>
-              <w:rPr>
-                <w:sz w:val="14"/>
-                <w:szCs w:val="14"/>
-              </w:rPr>
-              <w:t xml:space="preserve"/>
-            </w:r>
-          </w:p>
-          <w:p>
-            <w:pPr>
-              <w:spacing w:after="20" w:before="0"/>
-            </w:pPr>
-            <w:r>
-              <w:rPr>
-                <w:rFonts w:ascii="Arial" w:cs="Arial" w:eastAsia="Arial" w:hAnsi="Arial"/>
-                <w:b/>
-                <w:bCs/>
-                <w:color w:val="1F3864"/>
-                <w:sz w:val="16"/>
-                <w:szCs w:val="16"/>
-              </w:rPr>
-              <w:t xml:space="preserve">📖 EXERCISE:</w:t>
-            </w:r>
-          </w:p>
-          <w:p>
-            <w:pPr>
-              <w:spacing w:after="20" w:before="0"/>
-            </w:pPr>
-            <w:hyperlink w:history="1" r:id="rIdiqk_bzul1mchnzombdy4_">
-              <w:r>
-                <w:rPr>
-                  <w:rFonts w:ascii="Arial" w:cs="Arial" w:eastAsia="Arial" w:hAnsi="Arial"/>
-                  <w:color w:val="2E75B6"/>
-                  <w:sz w:val="16"/>
-                  <w:szCs w:val="16"/>
-                  <w:u w:val="single" w:color="2E75B6"/>
-                </w:rPr>
-                <w:t xml:space="preserve">Isotopes and Nuclear Stability Practice</w:t>
-              </w:r>
-            </w:hyperlink>
-          </w:p>
-          <w:p>
-            <w:pPr>
-              <w:spacing w:after="10" w:before="0"/>
-              <w:ind w:left="120"/>
-            </w:pPr>
-            <w:r>
-              <w:rPr>
-                <w:rFonts w:ascii="Arial" w:cs="Arial" w:eastAsia="Arial" w:hAnsi="Arial"/>
-                <w:color w:val="595959"/>
-                <w:sz w:val="14"/>
-                <w:szCs w:val="14"/>
-              </w:rPr>
-              <w:t xml:space="preserve">Source: CK-12</w:t>
-            </w:r>
-          </w:p>
-          <w:p>
-            <w:pPr>
-              <w:spacing w:after="10" w:before="0"/>
-              <w:ind w:left="120"/>
-            </w:pPr>
-            <w:hyperlink w:history="1" r:id="rIdlng9o7mesgr-7coipuxk6">
+            <w:hyperlink w:history="1" r:id="rIdualele9oxuq4x1pxtnan-">
               <w:r>
                 <w:rPr>
                   <w:rFonts w:ascii="Arial" w:cs="Arial" w:eastAsia="Arial" w:hAnsi="Arial"/>
@@ -9295,7 +9295,427 @@
             <w:pPr>
               <w:spacing w:after="20" w:before="0"/>
             </w:pPr>
-            <w:hyperlink w:history="1" r:id="rIdvzg-aiykig0hirfxpzj4d">
+            <w:hyperlink w:history="1" r:id="rIddhv7yqsrpgsu9pppuup42">
+              <w:r>
+                <w:rPr>
+                  <w:rFonts w:ascii="Arial" w:cs="Arial" w:eastAsia="Arial" w:hAnsi="Arial"/>
+                  <w:color w:val="2E75B6"/>
+                  <w:sz w:val="16"/>
+                  <w:szCs w:val="16"/>
+                  <w:u w:val="single" w:color="2E75B6"/>
+                </w:rPr>
+                <w:t xml:space="preserve">Kinetics of radioactive decay</w:t>
+              </w:r>
+            </w:hyperlink>
+          </w:p>
+          <w:p>
+            <w:pPr>
+              <w:spacing w:after="10" w:before="0"/>
+              <w:ind w:left="120"/>
+            </w:pPr>
+            <w:r>
+              <w:rPr>
+                <w:rFonts w:ascii="Arial" w:cs="Arial" w:eastAsia="Arial" w:hAnsi="Arial"/>
+                <w:color w:val="595959"/>
+                <w:sz w:val="14"/>
+                <w:szCs w:val="14"/>
+              </w:rPr>
+              <w:t xml:space="preserve">Source: Khan Academy (English - US curriculum)</w:t>
+            </w:r>
+          </w:p>
+          <w:p>
+            <w:pPr>
+              <w:spacing w:after="10" w:before="0"/>
+              <w:ind w:left="120"/>
+            </w:pPr>
+            <w:hyperlink w:history="1" r:id="rIdg36t4jfploilwwgk2istc">
+              <w:r>
+                <w:rPr>
+                  <w:rFonts w:ascii="Arial" w:cs="Arial" w:eastAsia="Arial" w:hAnsi="Arial"/>
+                  <w:color w:val="595959"/>
+                  <w:sz w:val="14"/>
+                  <w:szCs w:val="14"/>
+                  <w:u w:val="single" w:color="595959"/>
+                </w:rPr>
+                <w:t xml:space="preserve">🔍 Search ARES for similar videos</w:t>
+              </w:r>
+            </w:hyperlink>
+          </w:p>
+          <w:p>
+            <w:pPr>
+              <w:spacing w:after="40" w:before="0"/>
+            </w:pPr>
+            <w:r>
+              <w:rPr>
+                <w:sz w:val="14"/>
+                <w:szCs w:val="14"/>
+              </w:rPr>
+              <w:t xml:space="preserve"/>
+            </w:r>
+          </w:p>
+          <w:p>
+            <w:pPr>
+              <w:spacing w:after="20" w:before="0"/>
+            </w:pPr>
+            <w:r>
+              <w:rPr>
+                <w:rFonts w:ascii="Arial" w:cs="Arial" w:eastAsia="Arial" w:hAnsi="Arial"/>
+                <w:b/>
+                <w:bCs/>
+                <w:color w:val="1F3864"/>
+                <w:sz w:val="16"/>
+                <w:szCs w:val="16"/>
+              </w:rPr>
+              <w:t xml:space="preserve">📖 HTML:</w:t>
+            </w:r>
+          </w:p>
+          <w:p>
+            <w:pPr>
+              <w:spacing w:after="20" w:before="0"/>
+            </w:pPr>
+            <w:hyperlink w:history="1" r:id="rIdbj5g7nlsxa_1xlkxju54o">
+              <w:r>
+                <w:rPr>
+                  <w:rFonts w:ascii="Arial" w:cs="Arial" w:eastAsia="Arial" w:hAnsi="Arial"/>
+                  <w:color w:val="2E75B6"/>
+                  <w:sz w:val="16"/>
+                  <w:szCs w:val="16"/>
+                  <w:u w:val="single" w:color="2E75B6"/>
+                </w:rPr>
+                <w:t xml:space="preserve">Radioactive Decay (Flexbook)</w:t>
+              </w:r>
+            </w:hyperlink>
+          </w:p>
+          <w:p>
+            <w:pPr>
+              <w:spacing w:after="10" w:before="0"/>
+              <w:ind w:left="120"/>
+            </w:pPr>
+            <w:r>
+              <w:rPr>
+                <w:rFonts w:ascii="Arial" w:cs="Arial" w:eastAsia="Arial" w:hAnsi="Arial"/>
+                <w:color w:val="595959"/>
+                <w:sz w:val="14"/>
+                <w:szCs w:val="14"/>
+              </w:rPr>
+              <w:t xml:space="preserve">Source: CK-12</w:t>
+            </w:r>
+          </w:p>
+          <w:p>
+            <w:pPr>
+              <w:spacing w:after="10" w:before="0"/>
+              <w:ind w:left="120"/>
+            </w:pPr>
+            <w:hyperlink w:history="1" r:id="rIdlkpwmaqbjs7hbmst0dh9g">
+              <w:r>
+                <w:rPr>
+                  <w:rFonts w:ascii="Arial" w:cs="Arial" w:eastAsia="Arial" w:hAnsi="Arial"/>
+                  <w:color w:val="595959"/>
+                  <w:sz w:val="14"/>
+                  <w:szCs w:val="14"/>
+                  <w:u w:val="single" w:color="595959"/>
+                </w:rPr>
+                <w:t xml:space="preserve">🔍 Search ARES for similar readings</w:t>
+              </w:r>
+            </w:hyperlink>
+          </w:p>
+        </w:tc>
+        <w:tc>
+          <w:tcPr>
+            <w:tcW w:type="dxa" w:w="3040"/>
+            <w:shd w:fill="FFFFFF" w:color="auto" w:val="clear"/>
+            <w:tcMar>
+              <w:top w:type="dxa" w:w="60"/>
+              <w:left w:type="dxa" w:w="120"/>
+              <w:bottom w:type="dxa" w:w="60"/>
+              <w:right w:type="dxa" w:w="120"/>
+            </w:tcMar>
+            <w:vAlign w:val="top"/>
+          </w:tcPr>
+          <w:p>
+            <w:pPr>
+              <w:spacing w:after="40" w:before="0"/>
+              <w:jc w:val="left"/>
+            </w:pPr>
+            <w:r>
+              <w:rPr>
+                <w:rFonts w:ascii="Arial" w:cs="Arial" w:eastAsia="Arial" w:hAnsi="Arial"/>
+                <w:b w:val="false"/>
+                <w:bCs w:val="false"/>
+                <w:i w:val="false"/>
+                <w:iCs w:val="false"/>
+                <w:color w:val="000000"/>
+                <w:sz w:val="18"/>
+                <w:szCs w:val="18"/>
+              </w:rPr>
+              <w:t xml:space="preserve">Learners are shown a photograph of a Geiger-Müller counter (physical device) and a still image of a cloud chamber with white radiation tracks. Without any prior instruction, they individually write responses to two prompts in their science notebooks: (1) 'How do you think this device knows that radiation is passing through it — remember, radiation is invisible?' and (2) 'What do you think the white streaks in the cloud chamber photograph are made of — and why do they look different from each other?' After 3 minutes of individual writing, learners share predictions with an elbow partner (1 minute). The teacher then cold-calls 4 pairs — two for each prompt — to share predictions with the class. All predictions are recorded (without correction) on a shared 'Prediction Parking Lot' on the board. The teacher explicitly connects back: 'In our pitchblende rock, something invisible left a mark on photographic film. Today we are asking: what other ways can we catch that invisible something in the act?'</w:t>
+            </w:r>
+          </w:p>
+        </w:tc>
+        <w:tc>
+          <w:tcPr>
+            <w:tcW w:type="dxa" w:w="3040"/>
+            <w:shd w:fill="F2F2F2" w:color="auto" w:val="clear"/>
+            <w:tcMar>
+              <w:top w:type="dxa" w:w="60"/>
+              <w:left w:type="dxa" w:w="120"/>
+              <w:bottom w:type="dxa" w:w="60"/>
+              <w:right w:type="dxa" w:w="120"/>
+            </w:tcMar>
+            <w:vAlign w:val="top"/>
+          </w:tcPr>
+          <w:p>
+            <w:pPr>
+              <w:spacing w:after="40" w:before="0"/>
+              <w:jc w:val="left"/>
+            </w:pPr>
+            <w:r>
+              <w:rPr>
+                <w:rFonts w:ascii="Arial" w:cs="Arial" w:eastAsia="Arial" w:hAnsi="Arial"/>
+                <w:b w:val="false"/>
+                <w:bCs w:val="false"/>
+                <w:i w:val="false"/>
+                <w:iCs w:val="false"/>
+                <w:color w:val="000000"/>
+                <w:sz w:val="18"/>
+                <w:szCs w:val="18"/>
+              </w:rPr>
+              <w:t xml:space="preserve">1. Display the two images side by side on the projector. Say verbatim: 'Look carefully at both images. Do not tell me what you already know — tell me what you genuinely think is happening. Write your own ideas first.' Allow 3 minutes of silent individual writing. </w:t>
+            </w:r>
+          </w:p>
+          <w:p>
+            <w:pPr>
+              <w:spacing w:after="40" w:before="0"/>
+              <w:jc w:val="left"/>
+            </w:pPr>
+            <w:r>
+              <w:rPr>
+                <w:rFonts w:ascii="Arial" w:cs="Arial" w:eastAsia="Arial" w:hAnsi="Arial"/>
+                <w:b w:val="false"/>
+                <w:bCs w:val="false"/>
+                <w:i w:val="false"/>
+                <w:iCs w:val="false"/>
+                <w:color w:val="000000"/>
+                <w:sz w:val="18"/>
+                <w:szCs w:val="18"/>
+              </w:rPr>
+              <w:t xml:space="preserve">2. Say: 'Now share with your elbow partner. You each have 30 seconds.' </w:t>
+            </w:r>
+          </w:p>
+          <w:p>
+            <w:pPr>
+              <w:spacing w:after="40" w:before="0"/>
+              <w:jc w:val="left"/>
+            </w:pPr>
+            <w:r>
+              <w:rPr>
+                <w:rFonts w:ascii="Arial" w:cs="Arial" w:eastAsia="Arial" w:hAnsi="Arial"/>
+                <w:b w:val="false"/>
+                <w:bCs w:val="false"/>
+                <w:i w:val="false"/>
+                <w:iCs w:val="false"/>
+                <w:color w:val="000000"/>
+                <w:sz w:val="18"/>
+                <w:szCs w:val="18"/>
+              </w:rPr>
+              <w:t xml:space="preserve">3. After sharing, cold-call exactly 4 pairs using a random name stick. For each pair, probe with: 'What in the image made you think that?' </w:t>
+            </w:r>
+          </w:p>
+          <w:p>
+            <w:pPr>
+              <w:spacing w:after="40" w:before="0"/>
+              <w:jc w:val="left"/>
+            </w:pPr>
+            <w:r>
+              <w:rPr>
+                <w:rFonts w:ascii="Arial" w:cs="Arial" w:eastAsia="Arial" w:hAnsi="Arial"/>
+                <w:b w:val="false"/>
+                <w:bCs w:val="false"/>
+                <w:i w:val="false"/>
+                <w:iCs w:val="false"/>
+                <w:color w:val="000000"/>
+                <w:sz w:val="18"/>
+                <w:szCs w:val="18"/>
+              </w:rPr>
+              <w:t xml:space="preserve">4. Record all predictions on the board under 'Our Predictions' without affirming or correcting any. </w:t>
+            </w:r>
+          </w:p>
+          <w:p>
+            <w:pPr>
+              <w:spacing w:after="40" w:before="0"/>
+              <w:jc w:val="left"/>
+            </w:pPr>
+            <w:r>
+              <w:rPr>
+                <w:rFonts w:ascii="Arial" w:cs="Arial" w:eastAsia="Arial" w:hAnsi="Arial"/>
+                <w:b w:val="false"/>
+                <w:bCs w:val="false"/>
+                <w:i w:val="false"/>
+                <w:iCs w:val="false"/>
+                <w:color w:val="000000"/>
+                <w:sz w:val="18"/>
+                <w:szCs w:val="18"/>
+              </w:rPr>
+              <w:t xml:space="preserve">5. Say: 'We will come back to these predictions at the end of class. Some of you will be surprised.' </w:t>
+            </w:r>
+          </w:p>
+          <w:p>
+            <w:pPr>
+              <w:spacing w:after="40" w:before="0"/>
+              <w:jc w:val="left"/>
+            </w:pPr>
+            <w:r>
+              <w:rPr>
+                <w:rFonts w:ascii="Arial" w:cs="Arial" w:eastAsia="Arial" w:hAnsi="Arial"/>
+                <w:b w:val="false"/>
+                <w:bCs w:val="false"/>
+                <w:i w:val="false"/>
+                <w:iCs w:val="false"/>
+                <w:color w:val="000000"/>
+                <w:sz w:val="18"/>
+                <w:szCs w:val="18"/>
+              </w:rPr>
+              <w:t xml:space="preserve">6. Apply 10–15 seconds of WAIT TIME after each cold-call question before accepting answers. </w:t>
+            </w:r>
+          </w:p>
+          <w:p>
+            <w:pPr>
+              <w:spacing w:after="40" w:before="0"/>
+              <w:jc w:val="left"/>
+            </w:pPr>
+            <w:r>
+              <w:rPr>
+                <w:rFonts w:ascii="Arial" w:cs="Arial" w:eastAsia="Arial" w:hAnsi="Arial"/>
+                <w:b w:val="false"/>
+                <w:bCs w:val="false"/>
+                <w:i w:val="false"/>
+                <w:iCs w:val="false"/>
+                <w:color w:val="000000"/>
+                <w:sz w:val="18"/>
+                <w:szCs w:val="18"/>
+              </w:rPr>
+              <w:t xml:space="preserve">7. Explicitly connect to the phenomenon: 'The pitchblende rock in our opening story exposed film in the dark. The same invisible radiation that did that is what these instruments are designed to catch. Hold that thought.'</w:t>
+            </w:r>
+          </w:p>
+        </w:tc>
+        <w:tc>
+          <w:tcPr>
+            <w:tcW w:type="dxa" w:w="3040"/>
+            <w:shd w:fill="FFFFFF" w:color="auto" w:val="clear"/>
+            <w:tcMar>
+              <w:top w:type="dxa" w:w="60"/>
+              <w:left w:type="dxa" w:w="120"/>
+              <w:bottom w:type="dxa" w:w="60"/>
+              <w:right w:type="dxa" w:w="120"/>
+            </w:tcMar>
+            <w:vAlign w:val="top"/>
+          </w:tcPr>
+          <w:p>
+            <w:pPr>
+              <w:spacing w:after="40" w:before="0"/>
+              <w:jc w:val="left"/>
+            </w:pPr>
+            <w:r>
+              <w:rPr>
+                <w:rFonts w:ascii="Arial" w:cs="Arial" w:eastAsia="Arial" w:hAnsi="Arial"/>
+                <w:b w:val="false"/>
+                <w:bCs w:val="false"/>
+                <w:i w:val="false"/>
+                <w:iCs w:val="false"/>
+                <w:color w:val="000000"/>
+                <w:sz w:val="18"/>
+                <w:szCs w:val="18"/>
+              </w:rPr>
+              <w:t xml:space="preserve">Prediction Parking Lot — A visible, public record of pre-instruction ideas. This strategy activates prior knowledge, creates cognitive dissonance when predictions are later tested, and gives the teacher diagnostic data about misconceptions (e.g. 'the device must glow because radiation glows'). It also creates accountability — learners know they will revisit their predictions.</w:t>
+            </w:r>
+          </w:p>
+        </w:tc>
+        <w:tc>
+          <w:tcPr>
+            <w:tcW w:type="dxa" w:w="3040"/>
+            <w:shd w:fill="F2F2F2" w:color="auto" w:val="clear"/>
+            <w:tcMar>
+              <w:top w:type="dxa" w:w="60"/>
+              <w:left w:type="dxa" w:w="120"/>
+              <w:bottom w:type="dxa" w:w="60"/>
+              <w:right w:type="dxa" w:w="120"/>
+            </w:tcMar>
+            <w:vAlign w:val="top"/>
+          </w:tcPr>
+          <w:p>
+            <w:pPr>
+              <w:spacing w:after="40" w:before="0"/>
+              <w:jc w:val="left"/>
+            </w:pPr>
+            <w:r>
+              <w:rPr>
+                <w:rFonts w:ascii="Arial" w:cs="Arial" w:eastAsia="Arial" w:hAnsi="Arial"/>
+                <w:b w:val="false"/>
+                <w:bCs w:val="false"/>
+                <w:i w:val="false"/>
+                <w:iCs w:val="false"/>
+                <w:color w:val="000000"/>
+                <w:sz w:val="18"/>
+                <w:szCs w:val="18"/>
+              </w:rPr>
+              <w:t xml:space="preserve">Observable indicator: All learners produce at least two written sentences per prompt before partner share. Teacher circulates during the 3-minute writing window and notes (without correcting): (a) learners who reference electricity/ionisation in the GM tube (building block present); (b) learners who conflate radiation tracks with light beams (misconception to address in Phase 2); (c) learners who leave prompts blank (flag for targeted questioning during Phase 2). Cold-call responses reveal the range of prior understanding across the class.</w:t>
+            </w:r>
+          </w:p>
+        </w:tc>
+      </w:tr>
+      <w:tr>
+        <w:tc>
+          <w:tcPr>
+            <w:tcW w:type="dxa" w:w="1520"/>
+            <w:shd w:fill="D9EEF1" w:color="auto" w:val="clear"/>
+            <w:tcMar>
+              <w:top w:type="dxa" w:w="60"/>
+              <w:left w:type="dxa" w:w="120"/>
+              <w:bottom w:type="dxa" w:w="60"/>
+              <w:right w:type="dxa" w:w="120"/>
+            </w:tcMar>
+            <w:vAlign w:val="top"/>
+          </w:tcPr>
+          <w:p>
+            <w:pPr>
+              <w:spacing w:after="40" w:before="0"/>
+              <w:jc w:val="left"/>
+            </w:pPr>
+            <w:r>
+              <w:rPr>
+                <w:rFonts w:ascii="Arial" w:cs="Arial" w:eastAsia="Arial" w:hAnsi="Arial"/>
+                <w:b/>
+                <w:bCs/>
+                <w:i w:val="false"/>
+                <w:iCs w:val="false"/>
+                <w:color w:val="000000"/>
+                <w:sz w:val="18"/>
+                <w:szCs w:val="18"/>
+              </w:rPr>
+              <w:t xml:space="preserve">Observe Phase</w:t>
+            </w:r>
+          </w:p>
+          <w:p>
+            <w:pPr>
+              <w:spacing w:after="20" w:before="0"/>
+            </w:pPr>
+            <w:r>
+              <w:rPr>
+                <w:rFonts w:ascii="Arial" w:cs="Arial" w:eastAsia="Arial" w:hAnsi="Arial"/>
+                <w:b/>
+                <w:bCs/>
+                <w:color w:val="1F3864"/>
+                <w:sz w:val="16"/>
+                <w:szCs w:val="16"/>
+              </w:rPr>
+              <w:t xml:space="preserve">📹 VIDEO:</w:t>
+            </w:r>
+          </w:p>
+          <w:p>
+            <w:pPr>
+              <w:spacing w:after="20" w:before="0"/>
+            </w:pPr>
+            <w:hyperlink w:history="1" r:id="rId3luh3rlziitdflexqhgju">
               <w:r>
                 <w:rPr>
                   <w:rFonts w:ascii="Arial" w:cs="Arial" w:eastAsia="Arial" w:hAnsi="Arial"/>
@@ -9328,7 +9748,7 @@
               <w:spacing w:after="10" w:before="0"/>
               <w:ind w:left="120"/>
             </w:pPr>
-            <w:hyperlink w:history="1" r:id="rIdqzyaht4ebvy246mmrqhhf">
+            <w:hyperlink w:history="1" r:id="rIdrrplqmomqvrdfahrqcqpq">
               <w:r>
                 <w:rPr>
                   <w:rFonts w:ascii="Arial" w:cs="Arial" w:eastAsia="Arial" w:hAnsi="Arial"/>
@@ -9366,14 +9786,14 @@
                 <w:sz w:val="16"/>
                 <w:szCs w:val="16"/>
               </w:rPr>
-              <w:t xml:space="preserve">📖 HTML:</w:t>
+              <w:t xml:space="preserve">📖 EXERCISE:</w:t>
             </w:r>
           </w:p>
           <w:p>
             <w:pPr>
               <w:spacing w:after="20" w:before="0"/>
             </w:pPr>
-            <w:hyperlink w:history="1" r:id="rIdfzhphm2sdutqvxujqx5xr">
+            <w:hyperlink w:history="1" r:id="rIdxpiz_fp5ob73jehic-1i8">
               <w:r>
                 <w:rPr>
                   <w:rFonts w:ascii="Arial" w:cs="Arial" w:eastAsia="Arial" w:hAnsi="Arial"/>
@@ -9382,7 +9802,7 @@
                   <w:szCs w:val="16"/>
                   <w:u w:val="single" w:color="2E75B6"/>
                 </w:rPr>
-                <w:t xml:space="preserve">Background Radiation (Flexbook)</w:t>
+                <w:t xml:space="preserve">Radioactive Decay Practice</w:t>
               </w:r>
             </w:hyperlink>
           </w:p>
@@ -9406,7 +9826,7 @@
               <w:spacing w:after="10" w:before="0"/>
               <w:ind w:left="120"/>
             </w:pPr>
-            <w:hyperlink w:history="1" r:id="rIdjyxrvowet7qg1fd6lotje">
+            <w:hyperlink w:history="1" r:id="rIdpjoje7th8ybblnjw_c1dt">
               <w:r>
                 <w:rPr>
                   <w:rFonts w:ascii="Arial" w:cs="Arial" w:eastAsia="Arial" w:hAnsi="Arial"/>
@@ -9448,7 +9868,159 @@
                 <w:sz w:val="18"/>
                 <w:szCs w:val="18"/>
               </w:rPr>
-              <w:t xml:space="preserve">Learners are shown a photograph of a Geiger-Müller counter (physical device) and a still image of a cloud chamber with white radiation tracks. Without any prior instruction, they individually write responses to two prompts in their science notebooks: (1) 'How do you think this device knows that radiation is passing through it — remember, radiation is invisible?' and (2) 'What do you think the white streaks in the cloud chamber photograph are made of — and why do they look different from each other?' After 3 minutes of individual writing, learners share predictions with an elbow partner (1 minute). The teacher then cold-calls 4 pairs — two for each prompt — to share predictions with the class. All predictions are recorded (without correction) on a shared 'Prediction Parking Lot' on the board. The teacher explicitly connects back: 'In our pitchblende rock, something invisible left a mark on photographic film. Today we are asking: what other ways can we catch that invisible something in the act?'</w:t>
+              <w:t xml:space="preserve">PART A — Virtual GM Counter (25 minutes): Learners open the curated GM counter simulation on their ARES offline tablets (pre-loaded PhET 'Radioactive Dating Game' or a curated YouTube offline video of a working GM tube). Working in groups of 3, they complete a structured observation guide: </w:t>
+            </w:r>
+          </w:p>
+          <w:p>
+            <w:pPr>
+              <w:spacing w:after="40" w:before="0"/>
+              <w:jc w:val="left"/>
+            </w:pPr>
+            <w:r>
+              <w:rPr>
+                <w:rFonts w:ascii="Arial" w:cs="Arial" w:eastAsia="Arial" w:hAnsi="Arial"/>
+                <w:b w:val="false"/>
+                <w:bCs w:val="false"/>
+                <w:i w:val="false"/>
+                <w:iCs w:val="false"/>
+                <w:color w:val="000000"/>
+                <w:sz w:val="18"/>
+                <w:szCs w:val="18"/>
+              </w:rPr>
+              <w:t xml:space="preserve">(i) BACKGROUND RADIATION: With no source present, they count GM tube clicks for 30 seconds (or note the count rate on the simulation). They record: 'Clicks with NO source = ___.' </w:t>
+            </w:r>
+          </w:p>
+          <w:p>
+            <w:pPr>
+              <w:spacing w:after="40" w:before="0"/>
+              <w:jc w:val="left"/>
+            </w:pPr>
+            <w:r>
+              <w:rPr>
+                <w:rFonts w:ascii="Arial" w:cs="Arial" w:eastAsia="Arial" w:hAnsi="Arial"/>
+                <w:b w:val="false"/>
+                <w:bCs w:val="false"/>
+                <w:i w:val="false"/>
+                <w:iCs w:val="false"/>
+                <w:color w:val="000000"/>
+                <w:sz w:val="18"/>
+                <w:szCs w:val="18"/>
+              </w:rPr>
+              <w:t xml:space="preserve">(ii) SOURCE ADDED: A virtual alpha source is brought near. They record the new count rate. Then a beta source. Then a gamma source. They record each. </w:t>
+            </w:r>
+          </w:p>
+          <w:p>
+            <w:pPr>
+              <w:spacing w:after="40" w:before="0"/>
+              <w:jc w:val="left"/>
+            </w:pPr>
+            <w:r>
+              <w:rPr>
+                <w:rFonts w:ascii="Arial" w:cs="Arial" w:eastAsia="Arial" w:hAnsi="Arial"/>
+                <w:b w:val="false"/>
+                <w:bCs w:val="false"/>
+                <w:i w:val="false"/>
+                <w:iCs w:val="false"/>
+                <w:color w:val="000000"/>
+                <w:sz w:val="18"/>
+                <w:szCs w:val="18"/>
+              </w:rPr>
+              <w:t xml:space="preserve">(iii) SHIELDING TEST: They insert a virtual sheet of paper, then aluminium foil, then lead between the source and the GM tube, noting how count rates change for each radiation type. </w:t>
+            </w:r>
+          </w:p>
+          <w:p>
+            <w:pPr>
+              <w:spacing w:after="40" w:before="0"/>
+              <w:jc w:val="left"/>
+            </w:pPr>
+            <w:r>
+              <w:rPr>
+                <w:rFonts w:ascii="Arial" w:cs="Arial" w:eastAsia="Arial" w:hAnsi="Arial"/>
+                <w:b w:val="false"/>
+                <w:bCs w:val="false"/>
+                <w:i w:val="false"/>
+                <w:iCs w:val="false"/>
+                <w:color w:val="000000"/>
+                <w:sz w:val="18"/>
+                <w:szCs w:val="18"/>
+              </w:rPr>
+              <w:t xml:space="preserve">Learners sketch and label a diagram of the GM tube cross-section (cylindrical tube, central electrode, argon gas filling, thin mica window, electrical circuit) as shown in the simulation or video. </w:t>
+            </w:r>
+          </w:p>
+          <w:p>
+            <w:pPr>
+              <w:spacing w:after="40" w:before="0"/>
+              <w:jc w:val="left"/>
+            </w:pPr>
+            <w:r>
+              <w:rPr>
+                <w:rFonts w:ascii="Arial" w:cs="Arial" w:eastAsia="Arial" w:hAnsi="Arial"/>
+                <w:b w:val="false"/>
+                <w:bCs w:val="false"/>
+                <w:i w:val="false"/>
+                <w:iCs w:val="false"/>
+                <w:color w:val="000000"/>
+                <w:sz w:val="18"/>
+                <w:szCs w:val="18"/>
+              </w:rPr>
+              <w:t xml:space="preserve"/>
+            </w:r>
+          </w:p>
+          <w:p>
+            <w:pPr>
+              <w:spacing w:after="40" w:before="0"/>
+              <w:jc w:val="left"/>
+            </w:pPr>
+            <w:r>
+              <w:rPr>
+                <w:rFonts w:ascii="Arial" w:cs="Arial" w:eastAsia="Arial" w:hAnsi="Arial"/>
+                <w:b w:val="false"/>
+                <w:bCs w:val="false"/>
+                <w:i w:val="false"/>
+                <w:iCs w:val="false"/>
+                <w:color w:val="000000"/>
+                <w:sz w:val="18"/>
+                <w:szCs w:val="18"/>
+              </w:rPr>
+              <w:t xml:space="preserve">PART B — Cloud Chamber Simulation (10 minutes): Learners watch a 4-minute offline cloud chamber video (pre-loaded) showing alpha tracks (thick, straight), beta tracks (thin, curved), and gamma tracks (faint, scattered). They sketch the three track types and annotate: why is the alpha track thick? (high ionisation, heavy particle) Why is the beta track curved? (lighter, deflected by magnetic field if present). </w:t>
+            </w:r>
+          </w:p>
+          <w:p>
+            <w:pPr>
+              <w:spacing w:after="40" w:before="0"/>
+              <w:jc w:val="left"/>
+            </w:pPr>
+            <w:r>
+              <w:rPr>
+                <w:rFonts w:ascii="Arial" w:cs="Arial" w:eastAsia="Arial" w:hAnsi="Arial"/>
+                <w:b w:val="false"/>
+                <w:bCs w:val="false"/>
+                <w:i w:val="false"/>
+                <w:iCs w:val="false"/>
+                <w:color w:val="000000"/>
+                <w:sz w:val="18"/>
+                <w:szCs w:val="18"/>
+              </w:rPr>
+              <w:t xml:space="preserve"/>
+            </w:r>
+          </w:p>
+          <w:p>
+            <w:pPr>
+              <w:spacing w:after="40" w:before="0"/>
+              <w:jc w:val="left"/>
+            </w:pPr>
+            <w:r>
+              <w:rPr>
+                <w:rFonts w:ascii="Arial" w:cs="Arial" w:eastAsia="Arial" w:hAnsi="Arial"/>
+                <w:b w:val="false"/>
+                <w:bCs w:val="false"/>
+                <w:i w:val="false"/>
+                <w:iCs w:val="false"/>
+                <w:color w:val="000000"/>
+                <w:sz w:val="18"/>
+                <w:szCs w:val="18"/>
+              </w:rPr>
+              <w:t xml:space="preserve">PART C — Kenya Connection Reading (5 minutes): Learners read a 150-word teacher-prepared card: 'At Kenyatta National Hospital (KNH) in Nairobi, radiographers use GM-type detectors and dosimeters to monitor how much radiation staff and patients receive during X-ray and radiotherapy procedures. The Kenya Nuclear Regulatory Authority (KNRA) operates environmental monitoring stations in Nairobi, Mombasa, and near the Mrima Hill mineral deposits in Kwale County — measuring background radiation levels in soil, water, and air to protect Kenyan communities. Farmers at the Kenya Agricultural and Livestock Research Organisation (KALRO) in Kisumu use radiation-based techniques to study nutrient uptake in maize and beans.'</w:t>
             </w:r>
           </w:p>
         </w:tc>
@@ -9480,121 +10052,159 @@
                 <w:sz w:val="18"/>
                 <w:szCs w:val="18"/>
               </w:rPr>
-              <w:t xml:space="preserve">1. Display the two images side by side on the projector. Say verbatim: 'Look carefully at both images. Do not tell me what you already know — tell me what you genuinely think is happening. Write your own ideas first.' Allow 3 minutes of silent individual writing. </w:t>
-            </w:r>
-          </w:p>
-          <w:p>
-            <w:pPr>
-              <w:spacing w:after="40" w:before="0"/>
-              <w:jc w:val="left"/>
-            </w:pPr>
-            <w:r>
-              <w:rPr>
-                <w:rFonts w:ascii="Arial" w:cs="Arial" w:eastAsia="Arial" w:hAnsi="Arial"/>
-                <w:b w:val="false"/>
-                <w:bCs w:val="false"/>
-                <w:i w:val="false"/>
-                <w:iCs w:val="false"/>
-                <w:color w:val="000000"/>
-                <w:sz w:val="18"/>
-                <w:szCs w:val="18"/>
-              </w:rPr>
-              <w:t xml:space="preserve">2. Say: 'Now share with your elbow partner. You each have 30 seconds.' </w:t>
-            </w:r>
-          </w:p>
-          <w:p>
-            <w:pPr>
-              <w:spacing w:after="40" w:before="0"/>
-              <w:jc w:val="left"/>
-            </w:pPr>
-            <w:r>
-              <w:rPr>
-                <w:rFonts w:ascii="Arial" w:cs="Arial" w:eastAsia="Arial" w:hAnsi="Arial"/>
-                <w:b w:val="false"/>
-                <w:bCs w:val="false"/>
-                <w:i w:val="false"/>
-                <w:iCs w:val="false"/>
-                <w:color w:val="000000"/>
-                <w:sz w:val="18"/>
-                <w:szCs w:val="18"/>
-              </w:rPr>
-              <w:t xml:space="preserve">3. After sharing, cold-call exactly 4 pairs using a random name stick. For each pair, probe with: 'What in the image made you think that?' </w:t>
-            </w:r>
-          </w:p>
-          <w:p>
-            <w:pPr>
-              <w:spacing w:after="40" w:before="0"/>
-              <w:jc w:val="left"/>
-            </w:pPr>
-            <w:r>
-              <w:rPr>
-                <w:rFonts w:ascii="Arial" w:cs="Arial" w:eastAsia="Arial" w:hAnsi="Arial"/>
-                <w:b w:val="false"/>
-                <w:bCs w:val="false"/>
-                <w:i w:val="false"/>
-                <w:iCs w:val="false"/>
-                <w:color w:val="000000"/>
-                <w:sz w:val="18"/>
-                <w:szCs w:val="18"/>
-              </w:rPr>
-              <w:t xml:space="preserve">4. Record all predictions on the board under 'Our Predictions' without affirming or correcting any. </w:t>
-            </w:r>
-          </w:p>
-          <w:p>
-            <w:pPr>
-              <w:spacing w:after="40" w:before="0"/>
-              <w:jc w:val="left"/>
-            </w:pPr>
-            <w:r>
-              <w:rPr>
-                <w:rFonts w:ascii="Arial" w:cs="Arial" w:eastAsia="Arial" w:hAnsi="Arial"/>
-                <w:b w:val="false"/>
-                <w:bCs w:val="false"/>
-                <w:i w:val="false"/>
-                <w:iCs w:val="false"/>
-                <w:color w:val="000000"/>
-                <w:sz w:val="18"/>
-                <w:szCs w:val="18"/>
-              </w:rPr>
-              <w:t xml:space="preserve">5. Say: 'We will come back to these predictions at the end of class. Some of you will be surprised.' </w:t>
-            </w:r>
-          </w:p>
-          <w:p>
-            <w:pPr>
-              <w:spacing w:after="40" w:before="0"/>
-              <w:jc w:val="left"/>
-            </w:pPr>
-            <w:r>
-              <w:rPr>
-                <w:rFonts w:ascii="Arial" w:cs="Arial" w:eastAsia="Arial" w:hAnsi="Arial"/>
-                <w:b w:val="false"/>
-                <w:bCs w:val="false"/>
-                <w:i w:val="false"/>
-                <w:iCs w:val="false"/>
-                <w:color w:val="000000"/>
-                <w:sz w:val="18"/>
-                <w:szCs w:val="18"/>
-              </w:rPr>
-              <w:t xml:space="preserve">6. Apply 10–15 seconds of WAIT TIME after each cold-call question before accepting answers. </w:t>
-            </w:r>
-          </w:p>
-          <w:p>
-            <w:pPr>
-              <w:spacing w:after="40" w:before="0"/>
-              <w:jc w:val="left"/>
-            </w:pPr>
-            <w:r>
-              <w:rPr>
-                <w:rFonts w:ascii="Arial" w:cs="Arial" w:eastAsia="Arial" w:hAnsi="Arial"/>
-                <w:b w:val="false"/>
-                <w:bCs w:val="false"/>
-                <w:i w:val="false"/>
-                <w:iCs w:val="false"/>
-                <w:color w:val="000000"/>
-                <w:sz w:val="18"/>
-                <w:szCs w:val="18"/>
-              </w:rPr>
-              <w:t xml:space="preserve">7. Explicitly connect to the phenomenon: 'The pitchblende rock in our opening story exposed film in the dark. The same invisible radiation that did that is what these instruments are designed to catch. Hold that thought.'</w:t>
+              <w:t xml:space="preserve">1. Before launching the simulation, say: 'Before we begin, remember our pitchblende rock. The radiation coming from that rock is what would trigger this GM tube. Your job is to be a detective — collect evidence, not just watch.' </w:t>
+            </w:r>
+          </w:p>
+          <w:p>
+            <w:pPr>
+              <w:spacing w:after="40" w:before="0"/>
+              <w:jc w:val="left"/>
+            </w:pPr>
+            <w:r>
+              <w:rPr>
+                <w:rFonts w:ascii="Arial" w:cs="Arial" w:eastAsia="Arial" w:hAnsi="Arial"/>
+                <w:b w:val="false"/>
+                <w:bCs w:val="false"/>
+                <w:i w:val="false"/>
+                <w:iCs w:val="false"/>
+                <w:color w:val="000000"/>
+                <w:sz w:val="18"/>
+                <w:szCs w:val="18"/>
+              </w:rPr>
+              <w:t xml:space="preserve">2. Distribute the structured observation guide. Set a 25-minute timer visible to all groups. </w:t>
+            </w:r>
+          </w:p>
+          <w:p>
+            <w:pPr>
+              <w:spacing w:after="40" w:before="0"/>
+              <w:jc w:val="left"/>
+            </w:pPr>
+            <w:r>
+              <w:rPr>
+                <w:rFonts w:ascii="Arial" w:cs="Arial" w:eastAsia="Arial" w:hAnsi="Arial"/>
+                <w:b w:val="false"/>
+                <w:bCs w:val="false"/>
+                <w:i w:val="false"/>
+                <w:iCs w:val="false"/>
+                <w:color w:val="000000"/>
+                <w:sz w:val="18"/>
+                <w:szCs w:val="18"/>
+              </w:rPr>
+              <w:t xml:space="preserve">3. Circulate every 4–5 minutes. At each group, ask one targeted question from this list (rotate questions across groups): </w:t>
+            </w:r>
+          </w:p>
+          <w:p>
+            <w:pPr>
+              <w:spacing w:after="40" w:before="0"/>
+              <w:jc w:val="left"/>
+            </w:pPr>
+            <w:r>
+              <w:rPr>
+                <w:rFonts w:ascii="Arial" w:cs="Arial" w:eastAsia="Arial" w:hAnsi="Arial"/>
+                <w:b w:val="false"/>
+                <w:bCs w:val="false"/>
+                <w:i w:val="false"/>
+                <w:iCs w:val="false"/>
+                <w:color w:val="000000"/>
+                <w:sz w:val="18"/>
+                <w:szCs w:val="18"/>
+              </w:rPr>
+              <w:t xml:space="preserve">   — 'Why do you think the GM tube still clicks even when there is no source in the room?' </w:t>
+            </w:r>
+          </w:p>
+          <w:p>
+            <w:pPr>
+              <w:spacing w:after="40" w:before="0"/>
+              <w:jc w:val="left"/>
+            </w:pPr>
+            <w:r>
+              <w:rPr>
+                <w:rFonts w:ascii="Arial" w:cs="Arial" w:eastAsia="Arial" w:hAnsi="Arial"/>
+                <w:b w:val="false"/>
+                <w:bCs w:val="false"/>
+                <w:i w:val="false"/>
+                <w:iCs w:val="false"/>
+                <w:color w:val="000000"/>
+                <w:sz w:val="18"/>
+                <w:szCs w:val="18"/>
+              </w:rPr>
+              <w:t xml:space="preserve">   — 'What does it tell you that paper blocks alpha but not gamma?' </w:t>
+            </w:r>
+          </w:p>
+          <w:p>
+            <w:pPr>
+              <w:spacing w:after="40" w:before="0"/>
+              <w:jc w:val="left"/>
+            </w:pPr>
+            <w:r>
+              <w:rPr>
+                <w:rFonts w:ascii="Arial" w:cs="Arial" w:eastAsia="Arial" w:hAnsi="Arial"/>
+                <w:b w:val="false"/>
+                <w:bCs w:val="false"/>
+                <w:i w:val="false"/>
+                <w:iCs w:val="false"/>
+                <w:color w:val="000000"/>
+                <w:sz w:val="18"/>
+                <w:szCs w:val="18"/>
+              </w:rPr>
+              <w:t xml:space="preserve">   — 'If you were a radiographer at KNH, which radiation type would worry you most — and why?' </w:t>
+            </w:r>
+          </w:p>
+          <w:p>
+            <w:pPr>
+              <w:spacing w:after="40" w:before="0"/>
+              <w:jc w:val="left"/>
+            </w:pPr>
+            <w:r>
+              <w:rPr>
+                <w:rFonts w:ascii="Arial" w:cs="Arial" w:eastAsia="Arial" w:hAnsi="Arial"/>
+                <w:b w:val="false"/>
+                <w:bCs w:val="false"/>
+                <w:i w:val="false"/>
+                <w:iCs w:val="false"/>
+                <w:color w:val="000000"/>
+                <w:sz w:val="18"/>
+                <w:szCs w:val="18"/>
+              </w:rPr>
+              <w:t xml:space="preserve">4. Apply 10–15 seconds WAIT TIME after each question. Cold-call at least 3 different groups during the cloud chamber segment to narrate what they see: 'Group near the window — describe the alpha track. Use shape, thickness, and direction.' </w:t>
+            </w:r>
+          </w:p>
+          <w:p>
+            <w:pPr>
+              <w:spacing w:after="40" w:before="0"/>
+              <w:jc w:val="left"/>
+            </w:pPr>
+            <w:r>
+              <w:rPr>
+                <w:rFonts w:ascii="Arial" w:cs="Arial" w:eastAsia="Arial" w:hAnsi="Arial"/>
+                <w:b w:val="false"/>
+                <w:bCs w:val="false"/>
+                <w:i w:val="false"/>
+                <w:iCs w:val="false"/>
+                <w:color w:val="000000"/>
+                <w:sz w:val="18"/>
+                <w:szCs w:val="18"/>
+              </w:rPr>
+              <w:t xml:space="preserve">5. During the Kenya Connection reading, say: 'As you read, underline one fact that surprises you. You will share it in Phase 3.' </w:t>
+            </w:r>
+          </w:p>
+          <w:p>
+            <w:pPr>
+              <w:spacing w:after="40" w:before="0"/>
+              <w:jc w:val="left"/>
+            </w:pPr>
+            <w:r>
+              <w:rPr>
+                <w:rFonts w:ascii="Arial" w:cs="Arial" w:eastAsia="Arial" w:hAnsi="Arial"/>
+                <w:b w:val="false"/>
+                <w:bCs w:val="false"/>
+                <w:i w:val="false"/>
+                <w:iCs w:val="false"/>
+                <w:color w:val="000000"/>
+                <w:sz w:val="18"/>
+                <w:szCs w:val="18"/>
+              </w:rPr>
+              <w:t xml:space="preserve">6. After all three parts, bring the class together and say: 'Let's return to the Prediction Parking Lot. Without me telling you the answers — which predictions are you now ready to revise, and why?'</w:t>
             </w:r>
           </w:p>
         </w:tc>
@@ -9626,7 +10236,7 @@
                 <w:sz w:val="18"/>
                 <w:szCs w:val="18"/>
               </w:rPr>
-              <w:t xml:space="preserve">Prediction Parking Lot — A visible, public record of pre-instruction ideas. This strategy activates prior knowledge, creates cognitive dissonance when predictions are later tested, and gives the teacher diagnostic data about misconceptions (e.g. 'the device must glow because radiation glows'). It also creates accountability — learners know they will revisit their predictions.</w:t>
+              <w:t xml:space="preserve">Structured Observation Guide with Data Recording — Rather than open-ended watching, learners follow a scaffolded protocol that mirrors real scientific measurement practice (control condition → variable introduction → shielding test). This strategy ensures learners collect comparable data across groups, experience the concept of background radiation empirically (rather than being told about it), and build the evidence base needed for Phase 3 explanation. The sketch-and-label task encodes the GM tube mechanism into long-term memory through dual coding (visual + verbal).</w:t>
             </w:r>
           </w:p>
         </w:tc>
@@ -9658,7 +10268,7 @@
                 <w:sz w:val="18"/>
                 <w:szCs w:val="18"/>
               </w:rPr>
-              <w:t xml:space="preserve">Observable indicator: All learners produce at least two written sentences per prompt before partner share. Teacher circulates during the 3-minute writing window and notes (without correcting): (a) learners who reference electricity/ionisation in the GM tube (building block present); (b) learners who conflate radiation tracks with light beams (misconception to address in Phase 2); (c) learners who leave prompts blank (flag for targeted questioning during Phase 2). Cold-call responses reveal the range of prior understanding across the class.</w:t>
+              <w:t xml:space="preserve">Observable indicators: (a) Each group's observation guide shows three distinct count rates (background, source present, source + shielding) — groups with identical numbers across conditions have not engaged with the simulation and need redirection. (b) GM tube diagrams include at least 4 labelled components (window, gas, central electrode, circuit). (c) Cloud chamber sketches show visibly different track types for α, β, γ. (d) During circulating questions, learners can articulate WHY paper blocks alpha (not just that it does) — responses mentioning 'ionisation,' 'heavy,' or 'short range' indicate readiness to move to Phase 3.</w:t>
             </w:r>
           </w:p>
         </w:tc>
@@ -9667,32 +10277,32 @@
         <w:tc>
           <w:tcPr>
             <w:tcW w:type="dxa" w:w="1520"/>
-            <w:shd w:fill="D9EEF1" w:color="auto" w:val="clear"/>
-            <w:tcMar>
-              <w:top w:type="dxa" w:w="60"/>
-              <w:left w:type="dxa" w:w="120"/>
-              <w:bottom w:type="dxa" w:w="60"/>
-              <w:right w:type="dxa" w:w="120"/>
-            </w:tcMar>
-            <w:vAlign w:val="top"/>
-          </w:tcPr>
-          <w:p>
-            <w:pPr>
-              <w:spacing w:after="40" w:before="0"/>
-              <w:jc w:val="left"/>
-            </w:pPr>
-            <w:r>
-              <w:rPr>
-                <w:rFonts w:ascii="Arial" w:cs="Arial" w:eastAsia="Arial" w:hAnsi="Arial"/>
-                <w:b/>
-                <w:bCs/>
-                <w:i w:val="false"/>
-                <w:iCs w:val="false"/>
-                <w:color w:val="000000"/>
-                <w:sz w:val="18"/>
-                <w:szCs w:val="18"/>
-              </w:rPr>
-              <w:t xml:space="preserve">Observe Phase</w:t>
+            <w:shd w:fill="E2EFDA" w:color="auto" w:val="clear"/>
+            <w:tcMar>
+              <w:top w:type="dxa" w:w="60"/>
+              <w:left w:type="dxa" w:w="120"/>
+              <w:bottom w:type="dxa" w:w="60"/>
+              <w:right w:type="dxa" w:w="120"/>
+            </w:tcMar>
+            <w:vAlign w:val="top"/>
+          </w:tcPr>
+          <w:p>
+            <w:pPr>
+              <w:spacing w:after="40" w:before="0"/>
+              <w:jc w:val="left"/>
+            </w:pPr>
+            <w:r>
+              <w:rPr>
+                <w:rFonts w:ascii="Arial" w:cs="Arial" w:eastAsia="Arial" w:hAnsi="Arial"/>
+                <w:b/>
+                <w:bCs/>
+                <w:i w:val="false"/>
+                <w:iCs w:val="false"/>
+                <w:color w:val="000000"/>
+                <w:sz w:val="18"/>
+                <w:szCs w:val="18"/>
+              </w:rPr>
+              <w:t xml:space="preserve">Explain Phase</w:t>
             </w:r>
           </w:p>
           <w:p>
@@ -9715,7 +10325,7 @@
             <w:pPr>
               <w:spacing w:after="20" w:before="0"/>
             </w:pPr>
-            <w:hyperlink w:history="1" r:id="rIdupja_pirry69dbfot_9m9">
+            <w:hyperlink w:history="1" r:id="rIdtz5g2guk2_wuo6mtsavvg">
               <w:r>
                 <w:rPr>
                   <w:rFonts w:ascii="Arial" w:cs="Arial" w:eastAsia="Arial" w:hAnsi="Arial"/>
@@ -9748,7 +10358,7 @@
               <w:spacing w:after="10" w:before="0"/>
               <w:ind w:left="120"/>
             </w:pPr>
-            <w:hyperlink w:history="1" r:id="rIdxo8eemkxqe2dg8u7wwrgl">
+            <w:hyperlink w:history="1" r:id="rIdwibibnpx23q-vfzhkazj7">
               <w:r>
                 <w:rPr>
                   <w:rFonts w:ascii="Arial" w:cs="Arial" w:eastAsia="Arial" w:hAnsi="Arial"/>
@@ -9786,14 +10396,14 @@
                 <w:sz w:val="16"/>
                 <w:szCs w:val="16"/>
               </w:rPr>
-              <w:t xml:space="preserve">📖 EXERCISE:</w:t>
+              <w:t xml:space="preserve">📖 HTML:</w:t>
             </w:r>
           </w:p>
           <w:p>
             <w:pPr>
               <w:spacing w:after="20" w:before="0"/>
             </w:pPr>
-            <w:hyperlink w:history="1" r:id="rIdvgk7zcjnoxpxul4um2bx9">
+            <w:hyperlink w:history="1" r:id="rId2ckrnmcqqtlqxfgcvvdcz">
               <w:r>
                 <w:rPr>
                   <w:rFonts w:ascii="Arial" w:cs="Arial" w:eastAsia="Arial" w:hAnsi="Arial"/>
@@ -9802,7 +10412,7 @@
                   <w:szCs w:val="16"/>
                   <w:u w:val="single" w:color="2E75B6"/>
                 </w:rPr>
-                <w:t xml:space="preserve">Background Radiation Practice</w:t>
+                <w:t xml:space="preserve">Radioactive Decay as a Measure of Age (Flexbook)</w:t>
               </w:r>
             </w:hyperlink>
           </w:p>
@@ -9826,7 +10436,7 @@
               <w:spacing w:after="10" w:before="0"/>
               <w:ind w:left="120"/>
             </w:pPr>
-            <w:hyperlink w:history="1" r:id="rId_2m6t8la2xuuk1irgjhbc">
+            <w:hyperlink w:history="1" r:id="rId-n0fqvajxxanltc34u5jx">
               <w:r>
                 <w:rPr>
                   <w:rFonts w:ascii="Arial" w:cs="Arial" w:eastAsia="Arial" w:hAnsi="Arial"/>
@@ -9868,83 +10478,7 @@
                 <w:sz w:val="18"/>
                 <w:szCs w:val="18"/>
               </w:rPr>
-              <w:t xml:space="preserve">PART A — Virtual GM Counter (25 minutes): Learners open the curated GM counter simulation on their ARES offline tablets (pre-loaded PhET 'Radioactive Dating Game' or a curated YouTube offline video of a working GM tube). Working in groups of 3, they complete a structured observation guide: </w:t>
-            </w:r>
-          </w:p>
-          <w:p>
-            <w:pPr>
-              <w:spacing w:after="40" w:before="0"/>
-              <w:jc w:val="left"/>
-            </w:pPr>
-            <w:r>
-              <w:rPr>
-                <w:rFonts w:ascii="Arial" w:cs="Arial" w:eastAsia="Arial" w:hAnsi="Arial"/>
-                <w:b w:val="false"/>
-                <w:bCs w:val="false"/>
-                <w:i w:val="false"/>
-                <w:iCs w:val="false"/>
-                <w:color w:val="000000"/>
-                <w:sz w:val="18"/>
-                <w:szCs w:val="18"/>
-              </w:rPr>
-              <w:t xml:space="preserve">(i) BACKGROUND RADIATION: With no source present, they count GM tube clicks for 30 seconds (or note the count rate on the simulation). They record: 'Clicks with NO source = ___.' </w:t>
-            </w:r>
-          </w:p>
-          <w:p>
-            <w:pPr>
-              <w:spacing w:after="40" w:before="0"/>
-              <w:jc w:val="left"/>
-            </w:pPr>
-            <w:r>
-              <w:rPr>
-                <w:rFonts w:ascii="Arial" w:cs="Arial" w:eastAsia="Arial" w:hAnsi="Arial"/>
-                <w:b w:val="false"/>
-                <w:bCs w:val="false"/>
-                <w:i w:val="false"/>
-                <w:iCs w:val="false"/>
-                <w:color w:val="000000"/>
-                <w:sz w:val="18"/>
-                <w:szCs w:val="18"/>
-              </w:rPr>
-              <w:t xml:space="preserve">(ii) SOURCE ADDED: A virtual alpha source is brought near. They record the new count rate. Then a beta source. Then a gamma source. They record each. </w:t>
-            </w:r>
-          </w:p>
-          <w:p>
-            <w:pPr>
-              <w:spacing w:after="40" w:before="0"/>
-              <w:jc w:val="left"/>
-            </w:pPr>
-            <w:r>
-              <w:rPr>
-                <w:rFonts w:ascii="Arial" w:cs="Arial" w:eastAsia="Arial" w:hAnsi="Arial"/>
-                <w:b w:val="false"/>
-                <w:bCs w:val="false"/>
-                <w:i w:val="false"/>
-                <w:iCs w:val="false"/>
-                <w:color w:val="000000"/>
-                <w:sz w:val="18"/>
-                <w:szCs w:val="18"/>
-              </w:rPr>
-              <w:t xml:space="preserve">(iii) SHIELDING TEST: They insert a virtual sheet of paper, then aluminium foil, then lead between the source and the GM tube, noting how count rates change for each radiation type. </w:t>
-            </w:r>
-          </w:p>
-          <w:p>
-            <w:pPr>
-              <w:spacing w:after="40" w:before="0"/>
-              <w:jc w:val="left"/>
-            </w:pPr>
-            <w:r>
-              <w:rPr>
-                <w:rFonts w:ascii="Arial" w:cs="Arial" w:eastAsia="Arial" w:hAnsi="Arial"/>
-                <w:b w:val="false"/>
-                <w:bCs w:val="false"/>
-                <w:i w:val="false"/>
-                <w:iCs w:val="false"/>
-                <w:color w:val="000000"/>
-                <w:sz w:val="18"/>
-                <w:szCs w:val="18"/>
-              </w:rPr>
-              <w:t xml:space="preserve">Learners sketch and label a diagram of the GM tube cross-section (cylindrical tube, central electrode, argon gas filling, thin mica window, electrical circuit) as shown in the simulation or video. </w:t>
+              <w:t xml:space="preserve">PART A — GM Tube Working Principle (class discussion, 10 minutes): Starting from their sketched diagrams, learners co-construct an explanation of how the GM tube works. The teacher facilitates a 'claim–evidence–reasoning' (CER) structure: learners write one sentence for each: Claim ('The GM tube detects radiation because…'), Evidence ('In our simulation, we observed…'), Reasoning ('This works because radiation causes…'). Groups share; the class converges on the key mechanism: ionising radiation enters the thin mica window → ionises the argon gas atoms → freed electrons accelerate toward the central anode under high voltage → avalanche of electrons produces a measurable electrical pulse → the counter registers one 'click.' </w:t>
             </w:r>
           </w:p>
           <w:p>
@@ -9982,7 +10516,7 @@
                 <w:sz w:val="18"/>
                 <w:szCs w:val="18"/>
               </w:rPr>
-              <w:t xml:space="preserve">PART B — Cloud Chamber Simulation (10 minutes): Learners watch a 4-minute offline cloud chamber video (pre-loaded) showing alpha tracks (thick, straight), beta tracks (thin, curved), and gamma tracks (faint, scattered). They sketch the three track types and annotate: why is the alpha track thick? (high ionisation, heavy particle) Why is the beta track curved? (lighter, deflected by magnetic field if present). </w:t>
+              <w:t xml:space="preserve">PART B — Background Radiation Explanation (8 minutes): Learners revisit their 'clicks with no source' data. The teacher poses: 'Where is the radiation coming from if there is no source in the room?' Learners brainstorm in pairs (2 minutes), then share. The class identifies: cosmic rays from space, naturally occurring radioactive isotopes in building materials (concrete, granite — like the Rift Valley granite used in many Nairobi buildings), radon gas from soil, and trace radioactive isotopes in food (potassium-40 in sukuma wiki and githeri). </w:t>
             </w:r>
           </w:p>
           <w:p>
@@ -10020,7 +10554,7 @@
                 <w:sz w:val="18"/>
                 <w:szCs w:val="18"/>
               </w:rPr>
-              <w:t xml:space="preserve">PART C — Kenya Connection Reading (5 minutes): Learners read a 150-word teacher-prepared card: 'At Kenyatta National Hospital (KNH) in Nairobi, radiographers use GM-type detectors and dosimeters to monitor how much radiation staff and patients receive during X-ray and radiotherapy procedures. The Kenya Nuclear Regulatory Authority (KNRA) operates environmental monitoring stations in Nairobi, Mombasa, and near the Mrima Hill mineral deposits in Kwale County — measuring background radiation levels in soil, water, and air to protect Kenyan communities. Farmers at the Kenya Agricultural and Livestock Research Organisation (KALRO) in Kisumu use radiation-based techniques to study nutrient uptake in maize and beans.'</w:t>
+              <w:t xml:space="preserve">PART C — Kenya Application Synthesis (7 minutes): Using the Kenya Connection card from Phase 2, learners individually complete a 3-sentence synthesis: 'At KNH, GM-type detectors are used to… This matters because… Without detection devices, we would not know…' Three learners read their syntheses aloud. Teacher connects explicitly back to the phenomenon: 'The pitchblende ore that exposed that photographic film in the dark — if that rock were sitting in a Kenyan home, a GM tube would tell us exactly how dangerous it is. Detection turns invisible risk into actionable numbers.'</w:t>
             </w:r>
           </w:p>
         </w:tc>
@@ -10052,159 +10586,102 @@
                 <w:sz w:val="18"/>
                 <w:szCs w:val="18"/>
               </w:rPr>
-              <w:t xml:space="preserve">1. Before launching the simulation, say: 'Before we begin, remember our pitchblende rock. The radiation coming from that rock is what would trigger this GM tube. Your job is to be a detective — collect evidence, not just watch.' </w:t>
-            </w:r>
-          </w:p>
-          <w:p>
-            <w:pPr>
-              <w:spacing w:after="40" w:before="0"/>
-              <w:jc w:val="left"/>
-            </w:pPr>
-            <w:r>
-              <w:rPr>
-                <w:rFonts w:ascii="Arial" w:cs="Arial" w:eastAsia="Arial" w:hAnsi="Arial"/>
-                <w:b w:val="false"/>
-                <w:bCs w:val="false"/>
-                <w:i w:val="false"/>
-                <w:iCs w:val="false"/>
-                <w:color w:val="000000"/>
-                <w:sz w:val="18"/>
-                <w:szCs w:val="18"/>
-              </w:rPr>
-              <w:t xml:space="preserve">2. Distribute the structured observation guide. Set a 25-minute timer visible to all groups. </w:t>
-            </w:r>
-          </w:p>
-          <w:p>
-            <w:pPr>
-              <w:spacing w:after="40" w:before="0"/>
-              <w:jc w:val="left"/>
-            </w:pPr>
-            <w:r>
-              <w:rPr>
-                <w:rFonts w:ascii="Arial" w:cs="Arial" w:eastAsia="Arial" w:hAnsi="Arial"/>
-                <w:b w:val="false"/>
-                <w:bCs w:val="false"/>
-                <w:i w:val="false"/>
-                <w:iCs w:val="false"/>
-                <w:color w:val="000000"/>
-                <w:sz w:val="18"/>
-                <w:szCs w:val="18"/>
-              </w:rPr>
-              <w:t xml:space="preserve">3. Circulate every 4–5 minutes. At each group, ask one targeted question from this list (rotate questions across groups): </w:t>
-            </w:r>
-          </w:p>
-          <w:p>
-            <w:pPr>
-              <w:spacing w:after="40" w:before="0"/>
-              <w:jc w:val="left"/>
-            </w:pPr>
-            <w:r>
-              <w:rPr>
-                <w:rFonts w:ascii="Arial" w:cs="Arial" w:eastAsia="Arial" w:hAnsi="Arial"/>
-                <w:b w:val="false"/>
-                <w:bCs w:val="false"/>
-                <w:i w:val="false"/>
-                <w:iCs w:val="false"/>
-                <w:color w:val="000000"/>
-                <w:sz w:val="18"/>
-                <w:szCs w:val="18"/>
-              </w:rPr>
-              <w:t xml:space="preserve">   — 'Why do you think the GM tube still clicks even when there is no source in the room?' </w:t>
-            </w:r>
-          </w:p>
-          <w:p>
-            <w:pPr>
-              <w:spacing w:after="40" w:before="0"/>
-              <w:jc w:val="left"/>
-            </w:pPr>
-            <w:r>
-              <w:rPr>
-                <w:rFonts w:ascii="Arial" w:cs="Arial" w:eastAsia="Arial" w:hAnsi="Arial"/>
-                <w:b w:val="false"/>
-                <w:bCs w:val="false"/>
-                <w:i w:val="false"/>
-                <w:iCs w:val="false"/>
-                <w:color w:val="000000"/>
-                <w:sz w:val="18"/>
-                <w:szCs w:val="18"/>
-              </w:rPr>
-              <w:t xml:space="preserve">   — 'What does it tell you that paper blocks alpha but not gamma?' </w:t>
-            </w:r>
-          </w:p>
-          <w:p>
-            <w:pPr>
-              <w:spacing w:after="40" w:before="0"/>
-              <w:jc w:val="left"/>
-            </w:pPr>
-            <w:r>
-              <w:rPr>
-                <w:rFonts w:ascii="Arial" w:cs="Arial" w:eastAsia="Arial" w:hAnsi="Arial"/>
-                <w:b w:val="false"/>
-                <w:bCs w:val="false"/>
-                <w:i w:val="false"/>
-                <w:iCs w:val="false"/>
-                <w:color w:val="000000"/>
-                <w:sz w:val="18"/>
-                <w:szCs w:val="18"/>
-              </w:rPr>
-              <w:t xml:space="preserve">   — 'If you were a radiographer at KNH, which radiation type would worry you most — and why?' </w:t>
-            </w:r>
-          </w:p>
-          <w:p>
-            <w:pPr>
-              <w:spacing w:after="40" w:before="0"/>
-              <w:jc w:val="left"/>
-            </w:pPr>
-            <w:r>
-              <w:rPr>
-                <w:rFonts w:ascii="Arial" w:cs="Arial" w:eastAsia="Arial" w:hAnsi="Arial"/>
-                <w:b w:val="false"/>
-                <w:bCs w:val="false"/>
-                <w:i w:val="false"/>
-                <w:iCs w:val="false"/>
-                <w:color w:val="000000"/>
-                <w:sz w:val="18"/>
-                <w:szCs w:val="18"/>
-              </w:rPr>
-              <w:t xml:space="preserve">4. Apply 10–15 seconds WAIT TIME after each question. Cold-call at least 3 different groups during the cloud chamber segment to narrate what they see: 'Group near the window — describe the alpha track. Use shape, thickness, and direction.' </w:t>
-            </w:r>
-          </w:p>
-          <w:p>
-            <w:pPr>
-              <w:spacing w:after="40" w:before="0"/>
-              <w:jc w:val="left"/>
-            </w:pPr>
-            <w:r>
-              <w:rPr>
-                <w:rFonts w:ascii="Arial" w:cs="Arial" w:eastAsia="Arial" w:hAnsi="Arial"/>
-                <w:b w:val="false"/>
-                <w:bCs w:val="false"/>
-                <w:i w:val="false"/>
-                <w:iCs w:val="false"/>
-                <w:color w:val="000000"/>
-                <w:sz w:val="18"/>
-                <w:szCs w:val="18"/>
-              </w:rPr>
-              <w:t xml:space="preserve">5. During the Kenya Connection reading, say: 'As you read, underline one fact that surprises you. You will share it in Phase 3.' </w:t>
-            </w:r>
-          </w:p>
-          <w:p>
-            <w:pPr>
-              <w:spacing w:after="40" w:before="0"/>
-              <w:jc w:val="left"/>
-            </w:pPr>
-            <w:r>
-              <w:rPr>
-                <w:rFonts w:ascii="Arial" w:cs="Arial" w:eastAsia="Arial" w:hAnsi="Arial"/>
-                <w:b w:val="false"/>
-                <w:bCs w:val="false"/>
-                <w:i w:val="false"/>
-                <w:iCs w:val="false"/>
-                <w:color w:val="000000"/>
-                <w:sz w:val="18"/>
-                <w:szCs w:val="18"/>
-              </w:rPr>
-              <w:t xml:space="preserve">6. After all three parts, bring the class together and say: 'Let's return to the Prediction Parking Lot. Without me telling you the answers — which predictions are you now ready to revise, and why?'</w:t>
+              <w:t xml:space="preserve">1. Open Phase 3 by returning to the Prediction Parking Lot: 'Let's check our predictions. [Read one prediction aloud]. Now that you have evidence — who wants to revise this? Use your data to explain.' Cold-call 2 learners. Apply 15 seconds WAIT TIME before accepting. </w:t>
+            </w:r>
+          </w:p>
+          <w:p>
+            <w:pPr>
+              <w:spacing w:after="40" w:before="0"/>
+              <w:jc w:val="left"/>
+            </w:pPr>
+            <w:r>
+              <w:rPr>
+                <w:rFonts w:ascii="Arial" w:cs="Arial" w:eastAsia="Arial" w:hAnsi="Arial"/>
+                <w:b w:val="false"/>
+                <w:bCs w:val="false"/>
+                <w:i w:val="false"/>
+                <w:iCs w:val="false"/>
+                <w:color w:val="000000"/>
+                <w:sz w:val="18"/>
+                <w:szCs w:val="18"/>
+              </w:rPr>
+              <w:t xml:space="preserve">2. For the CER activity, say: 'Do not just describe what you saw. Explain WHY it works. Your claim needs a mechanism, not just a description.' </w:t>
+            </w:r>
+          </w:p>
+          <w:p>
+            <w:pPr>
+              <w:spacing w:after="40" w:before="0"/>
+              <w:jc w:val="left"/>
+            </w:pPr>
+            <w:r>
+              <w:rPr>
+                <w:rFonts w:ascii="Arial" w:cs="Arial" w:eastAsia="Arial" w:hAnsi="Arial"/>
+                <w:b w:val="false"/>
+                <w:bCs w:val="false"/>
+                <w:i w:val="false"/>
+                <w:iCs w:val="false"/>
+                <w:color w:val="000000"/>
+                <w:sz w:val="18"/>
+                <w:szCs w:val="18"/>
+              </w:rPr>
+              <w:t xml:space="preserve">3. During background radiation brainstorm, if learners are stuck, give a Kenya-specific prompt: 'Think about what Nairobi buildings are made of. Or think about what nutrients are in sukuma wiki. Could any of those contain naturally radioactive atoms?' </w:t>
+            </w:r>
+          </w:p>
+          <w:p>
+            <w:pPr>
+              <w:spacing w:after="40" w:before="0"/>
+              <w:jc w:val="left"/>
+            </w:pPr>
+            <w:r>
+              <w:rPr>
+                <w:rFonts w:ascii="Arial" w:cs="Arial" w:eastAsia="Arial" w:hAnsi="Arial"/>
+                <w:b w:val="false"/>
+                <w:bCs w:val="false"/>
+                <w:i w:val="false"/>
+                <w:iCs w:val="false"/>
+                <w:color w:val="000000"/>
+                <w:sz w:val="18"/>
+                <w:szCs w:val="18"/>
+              </w:rPr>
+              <w:t xml:space="preserve">4. Cold-call 3 different learners (those not yet called on today) to share background radiation sources. </w:t>
+            </w:r>
+          </w:p>
+          <w:p>
+            <w:pPr>
+              <w:spacing w:after="40" w:before="0"/>
+              <w:jc w:val="left"/>
+            </w:pPr>
+            <w:r>
+              <w:rPr>
+                <w:rFonts w:ascii="Arial" w:cs="Arial" w:eastAsia="Arial" w:hAnsi="Arial"/>
+                <w:b w:val="false"/>
+                <w:bCs w:val="false"/>
+                <w:i w:val="false"/>
+                <w:iCs w:val="false"/>
+                <w:color w:val="000000"/>
+                <w:sz w:val="18"/>
+                <w:szCs w:val="18"/>
+              </w:rPr>
+              <w:t xml:space="preserve">5. After KNH synthesis sharing, say: 'I want to push your thinking: if KNRA monitors radiation near Mrima Hill in Kwale, what are they trying to find out — and what would a dangerously high count rate tell them?' Apply 10 seconds WAIT TIME. Accept 2 responses. </w:t>
+            </w:r>
+          </w:p>
+          <w:p>
+            <w:pPr>
+              <w:spacing w:after="40" w:before="0"/>
+              <w:jc w:val="left"/>
+            </w:pPr>
+            <w:r>
+              <w:rPr>
+                <w:rFonts w:ascii="Arial" w:cs="Arial" w:eastAsia="Arial" w:hAnsi="Arial"/>
+                <w:b w:val="false"/>
+                <w:bCs w:val="false"/>
+                <w:i w:val="false"/>
+                <w:iCs w:val="false"/>
+                <w:color w:val="000000"/>
+                <w:sz w:val="18"/>
+                <w:szCs w:val="18"/>
+              </w:rPr>
+              <w:t xml:space="preserve">6. Explicitly connect to the driving question: 'We now have evidence for the second part of our driving question — how can we protect ourselves? Detection is the first step. You cannot protect yourself from what you cannot measure.'</w:t>
             </w:r>
           </w:p>
         </w:tc>
@@ -10236,7 +10713,7 @@
                 <w:sz w:val="18"/>
                 <w:szCs w:val="18"/>
               </w:rPr>
-              <w:t xml:space="preserve">Structured Observation Guide with Data Recording — Rather than open-ended watching, learners follow a scaffolded protocol that mirrors real scientific measurement practice (control condition → variable introduction → shielding test). This strategy ensures learners collect comparable data across groups, experience the concept of background radiation empirically (rather than being told about it), and build the evidence base needed for Phase 3 explanation. The sketch-and-label task encodes the GM tube mechanism into long-term memory through dual coding (visual + verbal).</w:t>
+              <w:t xml:space="preserve">Claim–Evidence–Reasoning (CER) Framework — CER is a structured sensemaking strategy that prevents learners from stopping at description ('the counter clicked more') and pushes them toward mechanistic explanation ('the radiation ionised the gas, causing an electrical pulse'). By requiring three distinct components in writing before class discussion, CER ensures all learners engage in scientific reasoning — not just the most vocal students. The Kenya application synthesis extends CER into a real-world context, reinforcing that physics concepts are tools for solving Kenyan problems.</w:t>
             </w:r>
           </w:p>
         </w:tc>
@@ -10268,7 +10745,7 @@
                 <w:sz w:val="18"/>
                 <w:szCs w:val="18"/>
               </w:rPr>
-              <w:t xml:space="preserve">Observable indicators: (a) Each group's observation guide shows three distinct count rates (background, source present, source + shielding) — groups with identical numbers across conditions have not engaged with the simulation and need redirection. (b) GM tube diagrams include at least 4 labelled components (window, gas, central electrode, circuit). (c) Cloud chamber sketches show visibly different track types for α, β, γ. (d) During circulating questions, learners can articulate WHY paper blocks alpha (not just that it does) — responses mentioning 'ionisation,' 'heavy,' or 'short range' indicate readiness to move to Phase 3.</w:t>
+              <w:t xml:space="preserve">Observable indicators: (a) Written CER statements — teacher spot-checks 6 notebooks during the synthesis task; acceptable CER must include the word 'ionise' or 'ionisation' in the Reasoning component. (b) Background radiation brainstorm — groups should generate at least 2 distinct sources; groups naming only 'the rock' or 'the sun' (without specifics) need a follow-up probe. (c) KNH synthesis sentences — the phrase 'without detection devices' should lead to a consequence related to health or safety, not a trivial observation. (d) Exit check: teacher poses orally — 'In one word, what does a GM tube measure?' (Acceptable: radiation / ionisation / counts / clicks) before moving to Phase 4.</w:t>
             </w:r>
           </w:p>
         </w:tc>
@@ -10277,32 +10754,32 @@
         <w:tc>
           <w:tcPr>
             <w:tcW w:type="dxa" w:w="1520"/>
-            <w:shd w:fill="E2EFDA" w:color="auto" w:val="clear"/>
-            <w:tcMar>
-              <w:top w:type="dxa" w:w="60"/>
-              <w:left w:type="dxa" w:w="120"/>
-              <w:bottom w:type="dxa" w:w="60"/>
-              <w:right w:type="dxa" w:w="120"/>
-            </w:tcMar>
-            <w:vAlign w:val="top"/>
-          </w:tcPr>
-          <w:p>
-            <w:pPr>
-              <w:spacing w:after="40" w:before="0"/>
-              <w:jc w:val="left"/>
-            </w:pPr>
-            <w:r>
-              <w:rPr>
-                <w:rFonts w:ascii="Arial" w:cs="Arial" w:eastAsia="Arial" w:hAnsi="Arial"/>
-                <w:b/>
-                <w:bCs/>
-                <w:i w:val="false"/>
-                <w:iCs w:val="false"/>
-                <w:color w:val="000000"/>
-                <w:sz w:val="18"/>
-                <w:szCs w:val="18"/>
-              </w:rPr>
-              <w:t xml:space="preserve">Explain Phase</w:t>
+            <w:shd w:fill="FCE4D6" w:color="auto" w:val="clear"/>
+            <w:tcMar>
+              <w:top w:type="dxa" w:w="60"/>
+              <w:left w:type="dxa" w:w="120"/>
+              <w:bottom w:type="dxa" w:w="60"/>
+              <w:right w:type="dxa" w:w="120"/>
+            </w:tcMar>
+            <w:vAlign w:val="top"/>
+          </w:tcPr>
+          <w:p>
+            <w:pPr>
+              <w:spacing w:after="40" w:before="0"/>
+              <w:jc w:val="left"/>
+            </w:pPr>
+            <w:r>
+              <w:rPr>
+                <w:rFonts w:ascii="Arial" w:cs="Arial" w:eastAsia="Arial" w:hAnsi="Arial"/>
+                <w:b/>
+                <w:bCs/>
+                <w:i w:val="false"/>
+                <w:iCs w:val="false"/>
+                <w:color w:val="000000"/>
+                <w:sz w:val="18"/>
+                <w:szCs w:val="18"/>
+              </w:rPr>
+              <w:t xml:space="preserve">Driving Question Board (DQB) Creation</w:t>
             </w:r>
           </w:p>
           <w:p>
@@ -10325,7 +10802,7 @@
             <w:pPr>
               <w:spacing w:after="20" w:before="0"/>
             </w:pPr>
-            <w:hyperlink w:history="1" r:id="rIdkhnfapcypk5iodtv_vaup">
+            <w:hyperlink w:history="1" r:id="rIdz0e35ryqzq3egux7dctil">
               <w:r>
                 <w:rPr>
                   <w:rFonts w:ascii="Arial" w:cs="Arial" w:eastAsia="Arial" w:hAnsi="Arial"/>
@@ -10334,7 +10811,7 @@
                   <w:szCs w:val="16"/>
                   <w:u w:val="single" w:color="2E75B6"/>
                 </w:rPr>
-                <w:t xml:space="preserve">Cosmic background radiation</w:t>
+                <w:t xml:space="preserve">Kinetics of radioactive decay</w:t>
               </w:r>
             </w:hyperlink>
           </w:p>
@@ -10358,7 +10835,7 @@
               <w:spacing w:after="10" w:before="0"/>
               <w:ind w:left="120"/>
             </w:pPr>
-            <w:hyperlink w:history="1" r:id="rId3mjiz-u9zhhwo_c6y3trq">
+            <w:hyperlink w:history="1" r:id="rIddm-nys0xw_2pvvlgzbori">
               <w:r>
                 <w:rPr>
                   <w:rFonts w:ascii="Arial" w:cs="Arial" w:eastAsia="Arial" w:hAnsi="Arial"/>
@@ -10396,14 +10873,14 @@
                 <w:sz w:val="16"/>
                 <w:szCs w:val="16"/>
               </w:rPr>
-              <w:t xml:space="preserve">📖 HTML:</w:t>
+              <w:t xml:space="preserve">📖 EXERCISE:</w:t>
             </w:r>
           </w:p>
           <w:p>
             <w:pPr>
               <w:spacing w:after="20" w:before="0"/>
             </w:pPr>
-            <w:hyperlink w:history="1" r:id="rId6gpwgmkzfewrima33jekb">
+            <w:hyperlink w:history="1" r:id="rIdw-wvtfqwktfv-2kvqby_c">
               <w:r>
                 <w:rPr>
                   <w:rFonts w:ascii="Arial" w:cs="Arial" w:eastAsia="Arial" w:hAnsi="Arial"/>
@@ -10412,7 +10889,7 @@
                   <w:szCs w:val="16"/>
                   <w:u w:val="single" w:color="2E75B6"/>
                 </w:rPr>
-                <w:t xml:space="preserve">Detection of Radioactivity (Flexbook)</w:t>
+                <w:t xml:space="preserve">Radioactive Decay as a Measure of Age Practice</w:t>
               </w:r>
             </w:hyperlink>
           </w:p>
@@ -10436,7 +10913,7 @@
               <w:spacing w:after="10" w:before="0"/>
               <w:ind w:left="120"/>
             </w:pPr>
-            <w:hyperlink w:history="1" r:id="rIdimpiikcw1scpm1ozrov4k">
+            <w:hyperlink w:history="1" r:id="rIdaycx6kepewfdpf5_-pcsg">
               <w:r>
                 <w:rPr>
                   <w:rFonts w:ascii="Arial" w:cs="Arial" w:eastAsia="Arial" w:hAnsi="Arial"/>
@@ -10478,7 +10955,7 @@
                 <w:sz w:val="18"/>
                 <w:szCs w:val="18"/>
               </w:rPr>
-              <w:t xml:space="preserve">PART A — GM Tube Working Principle (class discussion, 10 minutes): Starting from their sketched diagrams, learners co-construct an explanation of how the GM tube works. The teacher facilitates a 'claim–evidence–reasoning' (CER) structure: learners write one sentence for each: Claim ('The GM tube detects radiation because…'), Evidence ('In our simulation, we observed…'), Reasoning ('This works because radiation causes…'). Groups share; the class converges on the key mechanism: ionising radiation enters the thin mica window → ionises the argon gas atoms → freed electrons accelerate toward the central anode under high voltage → avalanche of electrons produces a measurable electrical pulse → the counter registers one 'click.' </w:t>
+              <w:t xml:space="preserve">Learners return to the class Driving Question Board, which has been visible since Lesson 1. Working in their groups, they receive three types of sticky notes: GREEN ('We can now answer this'), YELLOW ('We have partial evidence'), and ORANGE ('New question this lesson raised'). </w:t>
             </w:r>
           </w:p>
           <w:p>
@@ -10516,7 +10993,7 @@
                 <w:sz w:val="18"/>
                 <w:szCs w:val="18"/>
               </w:rPr>
-              <w:t xml:space="preserve">PART B — Background Radiation Explanation (8 minutes): Learners revisit their 'clicks with no source' data. The teacher poses: 'Where is the radiation coming from if there is no source in the room?' Learners brainstorm in pairs (2 minutes), then share. The class identifies: cosmic rays from space, naturally occurring radioactive isotopes in building materials (concrete, granite — like the Rift Valley granite used in many Nairobi buildings), radon gas from soil, and trace radioactive isotopes in food (potassium-40 in sukuma wiki and githeri). </w:t>
+              <w:t xml:space="preserve">Groups spend 6 minutes reviewing the DQB and placing their sticky notes. Expected GREEN moves: 'How do we know radiation is there if we can't see it?' (answered: GM tube, cloud chamber, photographic film). Expected YELLOW moves: 'How do we know how much radiation is safe?' (partial: we know detection gives counts, but we haven't yet linked counts to dose or safety thresholds — that comes in Lesson 6). Expected ORANGE additions: 'How many clicks per second is dangerous?', 'Does the rock ever stop emitting radiation?', 'Can radiation from Mrima Hill reach Nairobi?', 'If potassium-40 is in sukuma wiki and we eat it, does that hurt us?' </w:t>
             </w:r>
           </w:p>
           <w:p>
@@ -10554,7 +11031,7 @@
                 <w:sz w:val="18"/>
                 <w:szCs w:val="18"/>
               </w:rPr>
-              <w:t xml:space="preserve">PART C — Kenya Application Synthesis (7 minutes): Using the Kenya Connection card from Phase 2, learners individually complete a 3-sentence synthesis: 'At KNH, GM-type detectors are used to… This matters because… Without detection devices, we would not know…' Three learners read their syntheses aloud. Teacher connects explicitly back to the phenomenon: 'The pitchblende ore that exposed that photographic film in the dark — if that rock were sitting in a Kenyan home, a GM tube would tell us exactly how dangerous it is. Detection turns invisible risk into actionable numbers.'</w:t>
+              <w:t xml:space="preserve">The teacher facilitates a 4-minute whole-class gallery walk of the new additions. Two groups briefly narrate their most interesting ORANGE question and explain why it arose from today's evidence.</w:t>
             </w:r>
           </w:p>
         </w:tc>
@@ -10586,102 +11063,102 @@
                 <w:sz w:val="18"/>
                 <w:szCs w:val="18"/>
               </w:rPr>
-              <w:t xml:space="preserve">1. Open Phase 3 by returning to the Prediction Parking Lot: 'Let's check our predictions. [Read one prediction aloud]. Now that you have evidence — who wants to revise this? Use your data to explain.' Cold-call 2 learners. Apply 15 seconds WAIT TIME before accepting. </w:t>
-            </w:r>
-          </w:p>
-          <w:p>
-            <w:pPr>
-              <w:spacing w:after="40" w:before="0"/>
-              <w:jc w:val="left"/>
-            </w:pPr>
-            <w:r>
-              <w:rPr>
-                <w:rFonts w:ascii="Arial" w:cs="Arial" w:eastAsia="Arial" w:hAnsi="Arial"/>
-                <w:b w:val="false"/>
-                <w:bCs w:val="false"/>
-                <w:i w:val="false"/>
-                <w:iCs w:val="false"/>
-                <w:color w:val="000000"/>
-                <w:sz w:val="18"/>
-                <w:szCs w:val="18"/>
-              </w:rPr>
-              <w:t xml:space="preserve">2. For the CER activity, say: 'Do not just describe what you saw. Explain WHY it works. Your claim needs a mechanism, not just a description.' </w:t>
-            </w:r>
-          </w:p>
-          <w:p>
-            <w:pPr>
-              <w:spacing w:after="40" w:before="0"/>
-              <w:jc w:val="left"/>
-            </w:pPr>
-            <w:r>
-              <w:rPr>
-                <w:rFonts w:ascii="Arial" w:cs="Arial" w:eastAsia="Arial" w:hAnsi="Arial"/>
-                <w:b w:val="false"/>
-                <w:bCs w:val="false"/>
-                <w:i w:val="false"/>
-                <w:iCs w:val="false"/>
-                <w:color w:val="000000"/>
-                <w:sz w:val="18"/>
-                <w:szCs w:val="18"/>
-              </w:rPr>
-              <w:t xml:space="preserve">3. During background radiation brainstorm, if learners are stuck, give a Kenya-specific prompt: 'Think about what Nairobi buildings are made of. Or think about what nutrients are in sukuma wiki. Could any of those contain naturally radioactive atoms?' </w:t>
-            </w:r>
-          </w:p>
-          <w:p>
-            <w:pPr>
-              <w:spacing w:after="40" w:before="0"/>
-              <w:jc w:val="left"/>
-            </w:pPr>
-            <w:r>
-              <w:rPr>
-                <w:rFonts w:ascii="Arial" w:cs="Arial" w:eastAsia="Arial" w:hAnsi="Arial"/>
-                <w:b w:val="false"/>
-                <w:bCs w:val="false"/>
-                <w:i w:val="false"/>
-                <w:iCs w:val="false"/>
-                <w:color w:val="000000"/>
-                <w:sz w:val="18"/>
-                <w:szCs w:val="18"/>
-              </w:rPr>
-              <w:t xml:space="preserve">4. Cold-call 3 different learners (those not yet called on today) to share background radiation sources. </w:t>
-            </w:r>
-          </w:p>
-          <w:p>
-            <w:pPr>
-              <w:spacing w:after="40" w:before="0"/>
-              <w:jc w:val="left"/>
-            </w:pPr>
-            <w:r>
-              <w:rPr>
-                <w:rFonts w:ascii="Arial" w:cs="Arial" w:eastAsia="Arial" w:hAnsi="Arial"/>
-                <w:b w:val="false"/>
-                <w:bCs w:val="false"/>
-                <w:i w:val="false"/>
-                <w:iCs w:val="false"/>
-                <w:color w:val="000000"/>
-                <w:sz w:val="18"/>
-                <w:szCs w:val="18"/>
-              </w:rPr>
-              <w:t xml:space="preserve">5. After KNH synthesis sharing, say: 'I want to push your thinking: if KNRA monitors radiation near Mrima Hill in Kwale, what are they trying to find out — and what would a dangerously high count rate tell them?' Apply 10 seconds WAIT TIME. Accept 2 responses. </w:t>
-            </w:r>
-          </w:p>
-          <w:p>
-            <w:pPr>
-              <w:spacing w:after="40" w:before="0"/>
-              <w:jc w:val="left"/>
-            </w:pPr>
-            <w:r>
-              <w:rPr>
-                <w:rFonts w:ascii="Arial" w:cs="Arial" w:eastAsia="Arial" w:hAnsi="Arial"/>
-                <w:b w:val="false"/>
-                <w:bCs w:val="false"/>
-                <w:i w:val="false"/>
-                <w:iCs w:val="false"/>
-                <w:color w:val="000000"/>
-                <w:sz w:val="18"/>
-                <w:szCs w:val="18"/>
-              </w:rPr>
-              <w:t xml:space="preserve">6. Explicitly connect to the driving question: 'We now have evidence for the second part of our driving question — how can we protect ourselves? Detection is the first step. You cannot protect yourself from what you cannot measure.'</w:t>
+              <w:t xml:space="preserve">1. Reintroduce the DQB: 'Every lesson, we are building a more complete answer to our driving question. Today was about detection — seeing the invisible. Let's see how that changes our board.' </w:t>
+            </w:r>
+          </w:p>
+          <w:p>
+            <w:pPr>
+              <w:spacing w:after="40" w:before="0"/>
+              <w:jc w:val="left"/>
+            </w:pPr>
+            <w:r>
+              <w:rPr>
+                <w:rFonts w:ascii="Arial" w:cs="Arial" w:eastAsia="Arial" w:hAnsi="Arial"/>
+                <w:b w:val="false"/>
+                <w:bCs w:val="false"/>
+                <w:i w:val="false"/>
+                <w:iCs w:val="false"/>
+                <w:color w:val="000000"/>
+                <w:sz w:val="18"/>
+                <w:szCs w:val="18"/>
+              </w:rPr>
+              <w:t xml:space="preserve">2. Distribute sticky notes and say: 'Be honest. Green only goes up if you can actually explain the answer using today's evidence — not just because we discussed it. Can you explain the mechanism? Then it's green.' </w:t>
+            </w:r>
+          </w:p>
+          <w:p>
+            <w:pPr>
+              <w:spacing w:after="40" w:before="0"/>
+              <w:jc w:val="left"/>
+            </w:pPr>
+            <w:r>
+              <w:rPr>
+                <w:rFonts w:ascii="Arial" w:cs="Arial" w:eastAsia="Arial" w:hAnsi="Arial"/>
+                <w:b w:val="false"/>
+                <w:bCs w:val="false"/>
+                <w:i w:val="false"/>
+                <w:iCs w:val="false"/>
+                <w:color w:val="000000"/>
+                <w:sz w:val="18"/>
+                <w:szCs w:val="18"/>
+              </w:rPr>
+              <w:t xml:space="preserve">3. During the 6-minute group work, circulate and listen for productive ORANGE questions. Privately encourage specific learners: 'That question about sukuma wiki and potassium-40 is excellent — put it on the board. That is exactly what scientists at KALRO Kisumu are studying.' </w:t>
+            </w:r>
+          </w:p>
+          <w:p>
+            <w:pPr>
+              <w:spacing w:after="40" w:before="0"/>
+              <w:jc w:val="left"/>
+            </w:pPr>
+            <w:r>
+              <w:rPr>
+                <w:rFonts w:ascii="Arial" w:cs="Arial" w:eastAsia="Arial" w:hAnsi="Arial"/>
+                <w:b w:val="false"/>
+                <w:bCs w:val="false"/>
+                <w:i w:val="false"/>
+                <w:iCs w:val="false"/>
+                <w:color w:val="000000"/>
+                <w:sz w:val="18"/>
+                <w:szCs w:val="18"/>
+              </w:rPr>
+              <w:t xml:space="preserve">4. During gallery walk, cold-call 2 groups to narrate their ORANGE question. Ask: 'What evidence from today made you wonder about that?' Apply 10 seconds WAIT TIME. </w:t>
+            </w:r>
+          </w:p>
+          <w:p>
+            <w:pPr>
+              <w:spacing w:after="40" w:before="0"/>
+              <w:jc w:val="left"/>
+            </w:pPr>
+            <w:r>
+              <w:rPr>
+                <w:rFonts w:ascii="Arial" w:cs="Arial" w:eastAsia="Arial" w:hAnsi="Arial"/>
+                <w:b w:val="false"/>
+                <w:bCs w:val="false"/>
+                <w:i w:val="false"/>
+                <w:iCs w:val="false"/>
+                <w:color w:val="000000"/>
+                <w:sz w:val="18"/>
+                <w:szCs w:val="18"/>
+              </w:rPr>
+              <w:t xml:space="preserve">5. Close DQB phase by pointing to the driving question banner: 'We are getting closer. We know what radiation is (Lesson 1), what types exist (Lesson 2), and now how to detect it (Lesson 3). What do we still not know?' Pause 15 seconds. Accept 2–3 whole-class responses. </w:t>
+            </w:r>
+          </w:p>
+          <w:p>
+            <w:pPr>
+              <w:spacing w:after="40" w:before="0"/>
+              <w:jc w:val="left"/>
+            </w:pPr>
+            <w:r>
+              <w:rPr>
+                <w:rFonts w:ascii="Arial" w:cs="Arial" w:eastAsia="Arial" w:hAnsi="Arial"/>
+                <w:b w:val="false"/>
+                <w:bCs w:val="false"/>
+                <w:i w:val="false"/>
+                <w:iCs w:val="false"/>
+                <w:color w:val="000000"/>
+                <w:sz w:val="18"/>
+                <w:szCs w:val="18"/>
+              </w:rPr>
+              <w:t xml:space="preserve">6. Say: 'Next lesson, we will tackle one of the orange questions that many of you wrote: does the rock ever stop? That will take us into half-life.'</w:t>
             </w:r>
           </w:p>
         </w:tc>
@@ -10713,7 +11190,7 @@
                 <w:sz w:val="18"/>
                 <w:szCs w:val="18"/>
               </w:rPr>
-              <w:t xml:space="preserve">Claim–Evidence–Reasoning (CER) Framework — CER is a structured sensemaking strategy that prevents learners from stopping at description ('the counter clicked more') and pushes them toward mechanistic explanation ('the radiation ionised the gas, causing an electrical pulse'). By requiring three distinct components in writing before class discussion, CER ensures all learners engage in scientific reasoning — not just the most vocal students. The Kenya application synthesis extends CER into a real-world context, reinforcing that physics concepts are tools for solving Kenyan problems.</w:t>
+              <w:t xml:space="preserve">Colour-Coded DQB Annotation — Using three visually distinct sticky note colours (green/yellow/orange) transforms the DQB from a passive display into an active evidence-tracking tool. The colour system requires learners to metacognitively evaluate their own understanding (green vs. yellow) rather than defaulting to 'we learned this so we know it.' Orange notes are particularly powerful: they document productive confusion, model scientific curiosity, and directly seed the inquiry questions for subsequent lessons — making the storyline feel student-driven rather than teacher-imposed.</w:t>
             </w:r>
           </w:p>
         </w:tc>
@@ -10745,7 +11222,7 @@
                 <w:sz w:val="18"/>
                 <w:szCs w:val="18"/>
               </w:rPr>
-              <w:t xml:space="preserve">Observable indicators: (a) Written CER statements — teacher spot-checks 6 notebooks during the synthesis task; acceptable CER must include the word 'ionise' or 'ionisation' in the Reasoning component. (b) Background radiation brainstorm — groups should generate at least 2 distinct sources; groups naming only 'the rock' or 'the sun' (without specifics) need a follow-up probe. (c) KNH synthesis sentences — the phrase 'without detection devices' should lead to a consequence related to health or safety, not a trivial observation. (d) Exit check: teacher poses orally — 'In one word, what does a GM tube measure?' (Acceptable: radiation / ionisation / counts / clicks) before moving to Phase 4.</w:t>
+              <w:t xml:space="preserve">Observable indicators: (a) Each group places at least 1 green and 1 orange sticky note — groups with no green notes may not have connected Phase 3 explanations to DQB questions; intervene with a prompt: 'Look at the question about seeing radiation — can you answer that now?' (b) Orange questions should be mechanistic or quantitative (e.g. 'How many counts is dangerous?') rather than purely factual (e.g. 'What is a GM tube?') — quality of orange questions indicates depth of engagement. (c) Narrating groups can justify their green classification with a causal explanation, not just a topic label.</w:t>
             </w:r>
           </w:p>
         </w:tc>
@@ -10754,32 +11231,32 @@
         <w:tc>
           <w:tcPr>
             <w:tcW w:type="dxa" w:w="1520"/>
-            <w:shd w:fill="FCE4D6" w:color="auto" w:val="clear"/>
-            <w:tcMar>
-              <w:top w:type="dxa" w:w="60"/>
-              <w:left w:type="dxa" w:w="120"/>
-              <w:bottom w:type="dxa" w:w="60"/>
-              <w:right w:type="dxa" w:w="120"/>
-            </w:tcMar>
-            <w:vAlign w:val="top"/>
-          </w:tcPr>
-          <w:p>
-            <w:pPr>
-              <w:spacing w:after="40" w:before="0"/>
-              <w:jc w:val="left"/>
-            </w:pPr>
-            <w:r>
-              <w:rPr>
-                <w:rFonts w:ascii="Arial" w:cs="Arial" w:eastAsia="Arial" w:hAnsi="Arial"/>
-                <w:b/>
-                <w:bCs/>
-                <w:i w:val="false"/>
-                <w:iCs w:val="false"/>
-                <w:color w:val="000000"/>
-                <w:sz w:val="18"/>
-                <w:szCs w:val="18"/>
-              </w:rPr>
-              <w:t xml:space="preserve">Driving Question Board (DQB) Creation</w:t>
+            <w:shd w:fill="D5E8F0" w:color="auto" w:val="clear"/>
+            <w:tcMar>
+              <w:top w:type="dxa" w:w="60"/>
+              <w:left w:type="dxa" w:w="120"/>
+              <w:bottom w:type="dxa" w:w="60"/>
+              <w:right w:type="dxa" w:w="120"/>
+            </w:tcMar>
+            <w:vAlign w:val="top"/>
+          </w:tcPr>
+          <w:p>
+            <w:pPr>
+              <w:spacing w:after="40" w:before="0"/>
+              <w:jc w:val="left"/>
+            </w:pPr>
+            <w:r>
+              <w:rPr>
+                <w:rFonts w:ascii="Arial" w:cs="Arial" w:eastAsia="Arial" w:hAnsi="Arial"/>
+                <w:b/>
+                <w:bCs/>
+                <w:i w:val="false"/>
+                <w:iCs w:val="false"/>
+                <w:color w:val="000000"/>
+                <w:sz w:val="18"/>
+                <w:szCs w:val="18"/>
+              </w:rPr>
+              <w:t xml:space="preserve">Model Building Phase</w:t>
             </w:r>
           </w:p>
           <w:p>
@@ -10802,7 +11279,7 @@
             <w:pPr>
               <w:spacing w:after="20" w:before="0"/>
             </w:pPr>
-            <w:hyperlink w:history="1" r:id="rIdhsuh9hcipw9ovpeafu76a">
+            <w:hyperlink w:history="1" r:id="rIdmwemb8f8b70uohex3jmlc">
               <w:r>
                 <w:rPr>
                   <w:rFonts w:ascii="Arial" w:cs="Arial" w:eastAsia="Arial" w:hAnsi="Arial"/>
@@ -10811,7 +11288,7 @@
                   <w:szCs w:val="16"/>
                   <w:u w:val="single" w:color="2E75B6"/>
                 </w:rPr>
-                <w:t xml:space="preserve">Cosmic background radiation</w:t>
+                <w:t xml:space="preserve">Kinetics of radioactive decay</w:t>
               </w:r>
             </w:hyperlink>
           </w:p>
@@ -10835,7 +11312,7 @@
               <w:spacing w:after="10" w:before="0"/>
               <w:ind w:left="120"/>
             </w:pPr>
-            <w:hyperlink w:history="1" r:id="rIdtsgsfnfygbfmw28z2acjo">
+            <w:hyperlink w:history="1" r:id="rId8odblpuhydspbshjnwymc">
               <w:r>
                 <w:rPr>
                   <w:rFonts w:ascii="Arial" w:cs="Arial" w:eastAsia="Arial" w:hAnsi="Arial"/>
@@ -10873,14 +11350,14 @@
                 <w:sz w:val="16"/>
                 <w:szCs w:val="16"/>
               </w:rPr>
-              <w:t xml:space="preserve">📖 EXERCISE:</w:t>
+              <w:t xml:space="preserve">📖 HTML:</w:t>
             </w:r>
           </w:p>
           <w:p>
             <w:pPr>
               <w:spacing w:after="20" w:before="0"/>
             </w:pPr>
-            <w:hyperlink w:history="1" r:id="rIdfep6jbktv16fcxw1w4xaa">
+            <w:hyperlink w:history="1" r:id="rIdtkiukzkvlije2jzuvuv61">
               <w:r>
                 <w:rPr>
                   <w:rFonts w:ascii="Arial" w:cs="Arial" w:eastAsia="Arial" w:hAnsi="Arial"/>
@@ -10889,7 +11366,7 @@
                   <w:szCs w:val="16"/>
                   <w:u w:val="single" w:color="2E75B6"/>
                 </w:rPr>
-                <w:t xml:space="preserve">Detection of Radioactivity Practice</w:t>
+                <w:t xml:space="preserve">Radioactive Decay as a Measure of Age (PLIX)</w:t>
               </w:r>
             </w:hyperlink>
           </w:p>
@@ -10913,484 +11390,7 @@
               <w:spacing w:after="10" w:before="0"/>
               <w:ind w:left="120"/>
             </w:pPr>
-            <w:hyperlink w:history="1" r:id="rId-ftyt157rwvcoe1o9zuob">
-              <w:r>
-                <w:rPr>
-                  <w:rFonts w:ascii="Arial" w:cs="Arial" w:eastAsia="Arial" w:hAnsi="Arial"/>
-                  <w:color w:val="595959"/>
-                  <w:sz w:val="14"/>
-                  <w:szCs w:val="14"/>
-                  <w:u w:val="single" w:color="595959"/>
-                </w:rPr>
-                <w:t xml:space="preserve">🔍 Search ARES for similar readings</w:t>
-              </w:r>
-            </w:hyperlink>
-          </w:p>
-        </w:tc>
-        <w:tc>
-          <w:tcPr>
-            <w:tcW w:type="dxa" w:w="3040"/>
-            <w:shd w:fill="FFFFFF" w:color="auto" w:val="clear"/>
-            <w:tcMar>
-              <w:top w:type="dxa" w:w="60"/>
-              <w:left w:type="dxa" w:w="120"/>
-              <w:bottom w:type="dxa" w:w="60"/>
-              <w:right w:type="dxa" w:w="120"/>
-            </w:tcMar>
-            <w:vAlign w:val="top"/>
-          </w:tcPr>
-          <w:p>
-            <w:pPr>
-              <w:spacing w:after="40" w:before="0"/>
-              <w:jc w:val="left"/>
-            </w:pPr>
-            <w:r>
-              <w:rPr>
-                <w:rFonts w:ascii="Arial" w:cs="Arial" w:eastAsia="Arial" w:hAnsi="Arial"/>
-                <w:b w:val="false"/>
-                <w:bCs w:val="false"/>
-                <w:i w:val="false"/>
-                <w:iCs w:val="false"/>
-                <w:color w:val="000000"/>
-                <w:sz w:val="18"/>
-                <w:szCs w:val="18"/>
-              </w:rPr>
-              <w:t xml:space="preserve">Learners return to the class Driving Question Board, which has been visible since Lesson 1. Working in their groups, they receive three types of sticky notes: GREEN ('We can now answer this'), YELLOW ('We have partial evidence'), and ORANGE ('New question this lesson raised'). </w:t>
-            </w:r>
-          </w:p>
-          <w:p>
-            <w:pPr>
-              <w:spacing w:after="40" w:before="0"/>
-              <w:jc w:val="left"/>
-            </w:pPr>
-            <w:r>
-              <w:rPr>
-                <w:rFonts w:ascii="Arial" w:cs="Arial" w:eastAsia="Arial" w:hAnsi="Arial"/>
-                <w:b w:val="false"/>
-                <w:bCs w:val="false"/>
-                <w:i w:val="false"/>
-                <w:iCs w:val="false"/>
-                <w:color w:val="000000"/>
-                <w:sz w:val="18"/>
-                <w:szCs w:val="18"/>
-              </w:rPr>
-              <w:t xml:space="preserve"/>
-            </w:r>
-          </w:p>
-          <w:p>
-            <w:pPr>
-              <w:spacing w:after="40" w:before="0"/>
-              <w:jc w:val="left"/>
-            </w:pPr>
-            <w:r>
-              <w:rPr>
-                <w:rFonts w:ascii="Arial" w:cs="Arial" w:eastAsia="Arial" w:hAnsi="Arial"/>
-                <w:b w:val="false"/>
-                <w:bCs w:val="false"/>
-                <w:i w:val="false"/>
-                <w:iCs w:val="false"/>
-                <w:color w:val="000000"/>
-                <w:sz w:val="18"/>
-                <w:szCs w:val="18"/>
-              </w:rPr>
-              <w:t xml:space="preserve">Groups spend 6 minutes reviewing the DQB and placing their sticky notes. Expected GREEN moves: 'How do we know radiation is there if we can't see it?' (answered: GM tube, cloud chamber, photographic film). Expected YELLOW moves: 'How do we know how much radiation is safe?' (partial: we know detection gives counts, but we haven't yet linked counts to dose or safety thresholds — that comes in Lesson 6). Expected ORANGE additions: 'How many clicks per second is dangerous?', 'Does the rock ever stop emitting radiation?', 'Can radiation from Mrima Hill reach Nairobi?', 'If potassium-40 is in sukuma wiki and we eat it, does that hurt us?' </w:t>
-            </w:r>
-          </w:p>
-          <w:p>
-            <w:pPr>
-              <w:spacing w:after="40" w:before="0"/>
-              <w:jc w:val="left"/>
-            </w:pPr>
-            <w:r>
-              <w:rPr>
-                <w:rFonts w:ascii="Arial" w:cs="Arial" w:eastAsia="Arial" w:hAnsi="Arial"/>
-                <w:b w:val="false"/>
-                <w:bCs w:val="false"/>
-                <w:i w:val="false"/>
-                <w:iCs w:val="false"/>
-                <w:color w:val="000000"/>
-                <w:sz w:val="18"/>
-                <w:szCs w:val="18"/>
-              </w:rPr>
-              <w:t xml:space="preserve"/>
-            </w:r>
-          </w:p>
-          <w:p>
-            <w:pPr>
-              <w:spacing w:after="40" w:before="0"/>
-              <w:jc w:val="left"/>
-            </w:pPr>
-            <w:r>
-              <w:rPr>
-                <w:rFonts w:ascii="Arial" w:cs="Arial" w:eastAsia="Arial" w:hAnsi="Arial"/>
-                <w:b w:val="false"/>
-                <w:bCs w:val="false"/>
-                <w:i w:val="false"/>
-                <w:iCs w:val="false"/>
-                <w:color w:val="000000"/>
-                <w:sz w:val="18"/>
-                <w:szCs w:val="18"/>
-              </w:rPr>
-              <w:t xml:space="preserve">The teacher facilitates a 4-minute whole-class gallery walk of the new additions. Two groups briefly narrate their most interesting ORANGE question and explain why it arose from today's evidence.</w:t>
-            </w:r>
-          </w:p>
-        </w:tc>
-        <w:tc>
-          <w:tcPr>
-            <w:tcW w:type="dxa" w:w="3040"/>
-            <w:shd w:fill="F2F2F2" w:color="auto" w:val="clear"/>
-            <w:tcMar>
-              <w:top w:type="dxa" w:w="60"/>
-              <w:left w:type="dxa" w:w="120"/>
-              <w:bottom w:type="dxa" w:w="60"/>
-              <w:right w:type="dxa" w:w="120"/>
-            </w:tcMar>
-            <w:vAlign w:val="top"/>
-          </w:tcPr>
-          <w:p>
-            <w:pPr>
-              <w:spacing w:after="40" w:before="0"/>
-              <w:jc w:val="left"/>
-            </w:pPr>
-            <w:r>
-              <w:rPr>
-                <w:rFonts w:ascii="Arial" w:cs="Arial" w:eastAsia="Arial" w:hAnsi="Arial"/>
-                <w:b w:val="false"/>
-                <w:bCs w:val="false"/>
-                <w:i w:val="false"/>
-                <w:iCs w:val="false"/>
-                <w:color w:val="000000"/>
-                <w:sz w:val="18"/>
-                <w:szCs w:val="18"/>
-              </w:rPr>
-              <w:t xml:space="preserve">1. Reintroduce the DQB: 'Every lesson, we are building a more complete answer to our driving question. Today was about detection — seeing the invisible. Let's see how that changes our board.' </w:t>
-            </w:r>
-          </w:p>
-          <w:p>
-            <w:pPr>
-              <w:spacing w:after="40" w:before="0"/>
-              <w:jc w:val="left"/>
-            </w:pPr>
-            <w:r>
-              <w:rPr>
-                <w:rFonts w:ascii="Arial" w:cs="Arial" w:eastAsia="Arial" w:hAnsi="Arial"/>
-                <w:b w:val="false"/>
-                <w:bCs w:val="false"/>
-                <w:i w:val="false"/>
-                <w:iCs w:val="false"/>
-                <w:color w:val="000000"/>
-                <w:sz w:val="18"/>
-                <w:szCs w:val="18"/>
-              </w:rPr>
-              <w:t xml:space="preserve">2. Distribute sticky notes and say: 'Be honest. Green only goes up if you can actually explain the answer using today's evidence — not just because we discussed it. Can you explain the mechanism? Then it's green.' </w:t>
-            </w:r>
-          </w:p>
-          <w:p>
-            <w:pPr>
-              <w:spacing w:after="40" w:before="0"/>
-              <w:jc w:val="left"/>
-            </w:pPr>
-            <w:r>
-              <w:rPr>
-                <w:rFonts w:ascii="Arial" w:cs="Arial" w:eastAsia="Arial" w:hAnsi="Arial"/>
-                <w:b w:val="false"/>
-                <w:bCs w:val="false"/>
-                <w:i w:val="false"/>
-                <w:iCs w:val="false"/>
-                <w:color w:val="000000"/>
-                <w:sz w:val="18"/>
-                <w:szCs w:val="18"/>
-              </w:rPr>
-              <w:t xml:space="preserve">3. During the 6-minute group work, circulate and listen for productive ORANGE questions. Privately encourage specific learners: 'That question about sukuma wiki and potassium-40 is excellent — put it on the board. That is exactly what scientists at KALRO Kisumu are studying.' </w:t>
-            </w:r>
-          </w:p>
-          <w:p>
-            <w:pPr>
-              <w:spacing w:after="40" w:before="0"/>
-              <w:jc w:val="left"/>
-            </w:pPr>
-            <w:r>
-              <w:rPr>
-                <w:rFonts w:ascii="Arial" w:cs="Arial" w:eastAsia="Arial" w:hAnsi="Arial"/>
-                <w:b w:val="false"/>
-                <w:bCs w:val="false"/>
-                <w:i w:val="false"/>
-                <w:iCs w:val="false"/>
-                <w:color w:val="000000"/>
-                <w:sz w:val="18"/>
-                <w:szCs w:val="18"/>
-              </w:rPr>
-              <w:t xml:space="preserve">4. During gallery walk, cold-call 2 groups to narrate their ORANGE question. Ask: 'What evidence from today made you wonder about that?' Apply 10 seconds WAIT TIME. </w:t>
-            </w:r>
-          </w:p>
-          <w:p>
-            <w:pPr>
-              <w:spacing w:after="40" w:before="0"/>
-              <w:jc w:val="left"/>
-            </w:pPr>
-            <w:r>
-              <w:rPr>
-                <w:rFonts w:ascii="Arial" w:cs="Arial" w:eastAsia="Arial" w:hAnsi="Arial"/>
-                <w:b w:val="false"/>
-                <w:bCs w:val="false"/>
-                <w:i w:val="false"/>
-                <w:iCs w:val="false"/>
-                <w:color w:val="000000"/>
-                <w:sz w:val="18"/>
-                <w:szCs w:val="18"/>
-              </w:rPr>
-              <w:t xml:space="preserve">5. Close DQB phase by pointing to the driving question banner: 'We are getting closer. We know what radiation is (Lesson 1), what types exist (Lesson 2), and now how to detect it (Lesson 3). What do we still not know?' Pause 15 seconds. Accept 2–3 whole-class responses. </w:t>
-            </w:r>
-          </w:p>
-          <w:p>
-            <w:pPr>
-              <w:spacing w:after="40" w:before="0"/>
-              <w:jc w:val="left"/>
-            </w:pPr>
-            <w:r>
-              <w:rPr>
-                <w:rFonts w:ascii="Arial" w:cs="Arial" w:eastAsia="Arial" w:hAnsi="Arial"/>
-                <w:b w:val="false"/>
-                <w:bCs w:val="false"/>
-                <w:i w:val="false"/>
-                <w:iCs w:val="false"/>
-                <w:color w:val="000000"/>
-                <w:sz w:val="18"/>
-                <w:szCs w:val="18"/>
-              </w:rPr>
-              <w:t xml:space="preserve">6. Say: 'Next lesson, we will tackle one of the orange questions that many of you wrote: does the rock ever stop? That will take us into half-life.'</w:t>
-            </w:r>
-          </w:p>
-        </w:tc>
-        <w:tc>
-          <w:tcPr>
-            <w:tcW w:type="dxa" w:w="3040"/>
-            <w:shd w:fill="FFFFFF" w:color="auto" w:val="clear"/>
-            <w:tcMar>
-              <w:top w:type="dxa" w:w="60"/>
-              <w:left w:type="dxa" w:w="120"/>
-              <w:bottom w:type="dxa" w:w="60"/>
-              <w:right w:type="dxa" w:w="120"/>
-            </w:tcMar>
-            <w:vAlign w:val="top"/>
-          </w:tcPr>
-          <w:p>
-            <w:pPr>
-              <w:spacing w:after="40" w:before="0"/>
-              <w:jc w:val="left"/>
-            </w:pPr>
-            <w:r>
-              <w:rPr>
-                <w:rFonts w:ascii="Arial" w:cs="Arial" w:eastAsia="Arial" w:hAnsi="Arial"/>
-                <w:b w:val="false"/>
-                <w:bCs w:val="false"/>
-                <w:i w:val="false"/>
-                <w:iCs w:val="false"/>
-                <w:color w:val="000000"/>
-                <w:sz w:val="18"/>
-                <w:szCs w:val="18"/>
-              </w:rPr>
-              <w:t xml:space="preserve">Colour-Coded DQB Annotation — Using three visually distinct sticky note colours (green/yellow/orange) transforms the DQB from a passive display into an active evidence-tracking tool. The colour system requires learners to metacognitively evaluate their own understanding (green vs. yellow) rather than defaulting to 'we learned this so we know it.' Orange notes are particularly powerful: they document productive confusion, model scientific curiosity, and directly seed the inquiry questions for subsequent lessons — making the storyline feel student-driven rather than teacher-imposed.</w:t>
-            </w:r>
-          </w:p>
-        </w:tc>
-        <w:tc>
-          <w:tcPr>
-            <w:tcW w:type="dxa" w:w="3040"/>
-            <w:shd w:fill="F2F2F2" w:color="auto" w:val="clear"/>
-            <w:tcMar>
-              <w:top w:type="dxa" w:w="60"/>
-              <w:left w:type="dxa" w:w="120"/>
-              <w:bottom w:type="dxa" w:w="60"/>
-              <w:right w:type="dxa" w:w="120"/>
-            </w:tcMar>
-            <w:vAlign w:val="top"/>
-          </w:tcPr>
-          <w:p>
-            <w:pPr>
-              <w:spacing w:after="40" w:before="0"/>
-              <w:jc w:val="left"/>
-            </w:pPr>
-            <w:r>
-              <w:rPr>
-                <w:rFonts w:ascii="Arial" w:cs="Arial" w:eastAsia="Arial" w:hAnsi="Arial"/>
-                <w:b w:val="false"/>
-                <w:bCs w:val="false"/>
-                <w:i w:val="false"/>
-                <w:iCs w:val="false"/>
-                <w:color w:val="000000"/>
-                <w:sz w:val="18"/>
-                <w:szCs w:val="18"/>
-              </w:rPr>
-              <w:t xml:space="preserve">Observable indicators: (a) Each group places at least 1 green and 1 orange sticky note — groups with no green notes may not have connected Phase 3 explanations to DQB questions; intervene with a prompt: 'Look at the question about seeing radiation — can you answer that now?' (b) Orange questions should be mechanistic or quantitative (e.g. 'How many counts is dangerous?') rather than purely factual (e.g. 'What is a GM tube?') — quality of orange questions indicates depth of engagement. (c) Narrating groups can justify their green classification with a causal explanation, not just a topic label.</w:t>
-            </w:r>
-          </w:p>
-        </w:tc>
-      </w:tr>
-      <w:tr>
-        <w:tc>
-          <w:tcPr>
-            <w:tcW w:type="dxa" w:w="1520"/>
-            <w:shd w:fill="D5E8F0" w:color="auto" w:val="clear"/>
-            <w:tcMar>
-              <w:top w:type="dxa" w:w="60"/>
-              <w:left w:type="dxa" w:w="120"/>
-              <w:bottom w:type="dxa" w:w="60"/>
-              <w:right w:type="dxa" w:w="120"/>
-            </w:tcMar>
-            <w:vAlign w:val="top"/>
-          </w:tcPr>
-          <w:p>
-            <w:pPr>
-              <w:spacing w:after="40" w:before="0"/>
-              <w:jc w:val="left"/>
-            </w:pPr>
-            <w:r>
-              <w:rPr>
-                <w:rFonts w:ascii="Arial" w:cs="Arial" w:eastAsia="Arial" w:hAnsi="Arial"/>
-                <w:b/>
-                <w:bCs/>
-                <w:i w:val="false"/>
-                <w:iCs w:val="false"/>
-                <w:color w:val="000000"/>
-                <w:sz w:val="18"/>
-                <w:szCs w:val="18"/>
-              </w:rPr>
-              <w:t xml:space="preserve">Model Building Phase</w:t>
-            </w:r>
-          </w:p>
-          <w:p>
-            <w:pPr>
-              <w:spacing w:after="20" w:before="0"/>
-            </w:pPr>
-            <w:r>
-              <w:rPr>
-                <w:rFonts w:ascii="Arial" w:cs="Arial" w:eastAsia="Arial" w:hAnsi="Arial"/>
-                <w:b/>
-                <w:bCs/>
-                <w:color w:val="1F3864"/>
-                <w:sz w:val="16"/>
-                <w:szCs w:val="16"/>
-              </w:rPr>
-              <w:t xml:space="preserve">📹 VIDEO:</w:t>
-            </w:r>
-          </w:p>
-          <w:p>
-            <w:pPr>
-              <w:spacing w:after="20" w:before="0"/>
-            </w:pPr>
-            <w:hyperlink w:history="1" r:id="rId5x_4auklq-uqur_9l7xh8">
-              <w:r>
-                <w:rPr>
-                  <w:rFonts w:ascii="Arial" w:cs="Arial" w:eastAsia="Arial" w:hAnsi="Arial"/>
-                  <w:color w:val="2E75B6"/>
-                  <w:sz w:val="16"/>
-                  <w:szCs w:val="16"/>
-                  <w:u w:val="single" w:color="2E75B6"/>
-                </w:rPr>
-                <w:t xml:space="preserve">Cosmic background radiation</w:t>
-              </w:r>
-            </w:hyperlink>
-          </w:p>
-          <w:p>
-            <w:pPr>
-              <w:spacing w:after="10" w:before="0"/>
-              <w:ind w:left="120"/>
-            </w:pPr>
-            <w:r>
-              <w:rPr>
-                <w:rFonts w:ascii="Arial" w:cs="Arial" w:eastAsia="Arial" w:hAnsi="Arial"/>
-                <w:color w:val="595959"/>
-                <w:sz w:val="14"/>
-                <w:szCs w:val="14"/>
-              </w:rPr>
-              <w:t xml:space="preserve">Source: Khan Academy (English - US curriculum)</w:t>
-            </w:r>
-          </w:p>
-          <w:p>
-            <w:pPr>
-              <w:spacing w:after="10" w:before="0"/>
-              <w:ind w:left="120"/>
-            </w:pPr>
-            <w:hyperlink w:history="1" r:id="rId_l1ycnpfdibrun2eedsal">
-              <w:r>
-                <w:rPr>
-                  <w:rFonts w:ascii="Arial" w:cs="Arial" w:eastAsia="Arial" w:hAnsi="Arial"/>
-                  <w:color w:val="595959"/>
-                  <w:sz w:val="14"/>
-                  <w:szCs w:val="14"/>
-                  <w:u w:val="single" w:color="595959"/>
-                </w:rPr>
-                <w:t xml:space="preserve">🔍 Search ARES for similar videos</w:t>
-              </w:r>
-            </w:hyperlink>
-          </w:p>
-          <w:p>
-            <w:pPr>
-              <w:spacing w:after="40" w:before="0"/>
-            </w:pPr>
-            <w:r>
-              <w:rPr>
-                <w:sz w:val="14"/>
-                <w:szCs w:val="14"/>
-              </w:rPr>
-              <w:t xml:space="preserve"/>
-            </w:r>
-          </w:p>
-          <w:p>
-            <w:pPr>
-              <w:spacing w:after="20" w:before="0"/>
-            </w:pPr>
-            <w:r>
-              <w:rPr>
-                <w:rFonts w:ascii="Arial" w:cs="Arial" w:eastAsia="Arial" w:hAnsi="Arial"/>
-                <w:b/>
-                <w:bCs/>
-                <w:color w:val="1F3864"/>
-                <w:sz w:val="16"/>
-                <w:szCs w:val="16"/>
-              </w:rPr>
-              <w:t xml:space="preserve">📖 HTML:</w:t>
-            </w:r>
-          </w:p>
-          <w:p>
-            <w:pPr>
-              <w:spacing w:after="20" w:before="0"/>
-            </w:pPr>
-            <w:hyperlink w:history="1" r:id="rIdykjwn9pnayzffl04ly4_u">
-              <w:r>
-                <w:rPr>
-                  <w:rFonts w:ascii="Arial" w:cs="Arial" w:eastAsia="Arial" w:hAnsi="Arial"/>
-                  <w:color w:val="2E75B6"/>
-                  <w:sz w:val="16"/>
-                  <w:szCs w:val="16"/>
-                  <w:u w:val="single" w:color="2E75B6"/>
-                </w:rPr>
-                <w:t xml:space="preserve">Background Radiation (Flexbook)</w:t>
-              </w:r>
-            </w:hyperlink>
-          </w:p>
-          <w:p>
-            <w:pPr>
-              <w:spacing w:after="10" w:before="0"/>
-              <w:ind w:left="120"/>
-            </w:pPr>
-            <w:r>
-              <w:rPr>
-                <w:rFonts w:ascii="Arial" w:cs="Arial" w:eastAsia="Arial" w:hAnsi="Arial"/>
-                <w:color w:val="595959"/>
-                <w:sz w:val="14"/>
-                <w:szCs w:val="14"/>
-              </w:rPr>
-              <w:t xml:space="preserve">Source: CK-12</w:t>
-            </w:r>
-          </w:p>
-          <w:p>
-            <w:pPr>
-              <w:spacing w:after="10" w:before="0"/>
-              <w:ind w:left="120"/>
-            </w:pPr>
-            <w:hyperlink w:history="1" r:id="rIdmnoxdsqcysw1iqywj6pez">
+            <w:hyperlink w:history="1" r:id="rIdnf-p9gyf5nslji2ues-fy">
               <w:r>
                 <w:rPr>
                   <w:rFonts w:ascii="Arial" w:cs="Arial" w:eastAsia="Arial" w:hAnsi="Arial"/>
@@ -13352,7 +13352,7 @@
             <w:pPr>
               <w:spacing w:after="20" w:before="0"/>
             </w:pPr>
-            <w:hyperlink w:history="1" r:id="rIdbge7sulmd1ao3slhw7xht">
+            <w:hyperlink w:history="1" r:id="rIdysecvktstglcdnbhmfvd3">
               <w:r>
                 <w:rPr>
                   <w:rFonts w:ascii="Arial" w:cs="Arial" w:eastAsia="Arial" w:hAnsi="Arial"/>
@@ -13385,7 +13385,7 @@
               <w:spacing w:after="10" w:before="0"/>
               <w:ind w:left="120"/>
             </w:pPr>
-            <w:hyperlink w:history="1" r:id="rIde7aylsu35vc3hwdfzj2xd">
+            <w:hyperlink w:history="1" r:id="rIde1amg6vqyxuzctkmx5zwf">
               <w:r>
                 <w:rPr>
                   <w:rFonts w:ascii="Arial" w:cs="Arial" w:eastAsia="Arial" w:hAnsi="Arial"/>
@@ -13430,7 +13430,7 @@
             <w:pPr>
               <w:spacing w:after="20" w:before="0"/>
             </w:pPr>
-            <w:hyperlink w:history="1" r:id="rId_sq5xuoxmzywdz6rmk30p">
+            <w:hyperlink w:history="1" r:id="rIdfabqgx7kf6y9cy8xadwli">
               <w:r>
                 <w:rPr>
                   <w:rFonts w:ascii="Arial" w:cs="Arial" w:eastAsia="Arial" w:hAnsi="Arial"/>
@@ -13463,7 +13463,7 @@
               <w:spacing w:after="10" w:before="0"/>
               <w:ind w:left="120"/>
             </w:pPr>
-            <w:hyperlink w:history="1" r:id="rIdj04_wy5pelmwxobw2lwwo">
+            <w:hyperlink w:history="1" r:id="rIdu7ve_dg9epfrmybnkqtwu">
               <w:r>
                 <w:rPr>
                   <w:rFonts w:ascii="Arial" w:cs="Arial" w:eastAsia="Arial" w:hAnsi="Arial"/>
@@ -13658,7 +13658,7 @@
             <w:pPr>
               <w:spacing w:after="20" w:before="0"/>
             </w:pPr>
-            <w:hyperlink w:history="1" r:id="rIdhloevjgc3o3sfsfi9qayp">
+            <w:hyperlink w:history="1" r:id="rId9-milplng_k_myb5ztr5w">
               <w:r>
                 <w:rPr>
                   <w:rFonts w:ascii="Arial" w:cs="Arial" w:eastAsia="Arial" w:hAnsi="Arial"/>
@@ -13691,7 +13691,7 @@
               <w:spacing w:after="10" w:before="0"/>
               <w:ind w:left="120"/>
             </w:pPr>
-            <w:hyperlink w:history="1" r:id="rIdfc8unju7wznfpom5sbx8a">
+            <w:hyperlink w:history="1" r:id="rIdynl3a6_ay4aotlnthgdcw">
               <w:r>
                 <w:rPr>
                   <w:rFonts w:ascii="Arial" w:cs="Arial" w:eastAsia="Arial" w:hAnsi="Arial"/>
@@ -13736,7 +13736,7 @@
             <w:pPr>
               <w:spacing w:after="20" w:before="0"/>
             </w:pPr>
-            <w:hyperlink w:history="1" r:id="rId0rbfsscaafrvxgxvnkxmm">
+            <w:hyperlink w:history="1" r:id="rIdr-vgbl4btxcbzsq_vspv3">
               <w:r>
                 <w:rPr>
                   <w:rFonts w:ascii="Arial" w:cs="Arial" w:eastAsia="Arial" w:hAnsi="Arial"/>
@@ -13769,7 +13769,7 @@
               <w:spacing w:after="10" w:before="0"/>
               <w:ind w:left="120"/>
             </w:pPr>
-            <w:hyperlink w:history="1" r:id="rIdwpswhrz_hswy6ycqsyghd">
+            <w:hyperlink w:history="1" r:id="rIdlur03sapqisky8_k_bdww">
               <w:r>
                 <w:rPr>
                   <w:rFonts w:ascii="Arial" w:cs="Arial" w:eastAsia="Arial" w:hAnsi="Arial"/>
@@ -13964,7 +13964,7 @@
             <w:pPr>
               <w:spacing w:after="20" w:before="0"/>
             </w:pPr>
-            <w:hyperlink w:history="1" r:id="rId-exm91qitwulwou9laj61">
+            <w:hyperlink w:history="1" r:id="rIdygvueafgnwpztn-9oxmhm">
               <w:r>
                 <w:rPr>
                   <w:rFonts w:ascii="Arial" w:cs="Arial" w:eastAsia="Arial" w:hAnsi="Arial"/>
@@ -13973,7 +13973,7 @@
                   <w:szCs w:val="16"/>
                   <w:u w:val="single" w:color="2E75B6"/>
                 </w:rPr>
-                <w:t xml:space="preserve">More exponential decay examples</w:t>
+                <w:t xml:space="preserve">Kinetics of radioactive decay</w:t>
               </w:r>
             </w:hyperlink>
           </w:p>
@@ -13997,7 +13997,7 @@
               <w:spacing w:after="10" w:before="0"/>
               <w:ind w:left="120"/>
             </w:pPr>
-            <w:hyperlink w:history="1" r:id="rIdpqmdxg0ueo4cp_uv0a8pj">
+            <w:hyperlink w:history="1" r:id="rId30fqdk5qhi0zrtwzubfk5">
               <w:r>
                 <w:rPr>
                   <w:rFonts w:ascii="Arial" w:cs="Arial" w:eastAsia="Arial" w:hAnsi="Arial"/>
@@ -14042,7 +14042,7 @@
             <w:pPr>
               <w:spacing w:after="20" w:before="0"/>
             </w:pPr>
-            <w:hyperlink w:history="1" r:id="rIdjtmnjvffbejevjrpuk9ap">
+            <w:hyperlink w:history="1" r:id="rIduylmh4vra1v3talzkoelz">
               <w:r>
                 <w:rPr>
                   <w:rFonts w:ascii="Arial" w:cs="Arial" w:eastAsia="Arial" w:hAnsi="Arial"/>
@@ -14075,7 +14075,7 @@
               <w:spacing w:after="10" w:before="0"/>
               <w:ind w:left="120"/>
             </w:pPr>
-            <w:hyperlink w:history="1" r:id="rIdrnrkgjgikpwyknr0r8z1e">
+            <w:hyperlink w:history="1" r:id="rIdslknu2awrbx8c5yxwckrr">
               <w:r>
                 <w:rPr>
                   <w:rFonts w:ascii="Arial" w:cs="Arial" w:eastAsia="Arial" w:hAnsi="Arial"/>
@@ -14270,7 +14270,7 @@
             <w:pPr>
               <w:spacing w:after="20" w:before="0"/>
             </w:pPr>
-            <w:hyperlink w:history="1" r:id="rId8-7nodkiquwor8ihnu7qd">
+            <w:hyperlink w:history="1" r:id="rIdg_4wnes2aj4mvhatmopaj">
               <w:r>
                 <w:rPr>
                   <w:rFonts w:ascii="Arial" w:cs="Arial" w:eastAsia="Arial" w:hAnsi="Arial"/>
@@ -14279,7 +14279,7 @@
                   <w:szCs w:val="16"/>
                   <w:u w:val="single" w:color="2E75B6"/>
                 </w:rPr>
-                <w:t xml:space="preserve">More exponential decay examples -dubbed(KY)</w:t>
+                <w:t xml:space="preserve">Exponential decay formula proof (can skip, involves calculus)</w:t>
               </w:r>
             </w:hyperlink>
           </w:p>
@@ -14295,7 +14295,7 @@
                 <w:sz w:val="14"/>
                 <w:szCs w:val="14"/>
               </w:rPr>
-              <w:t xml:space="preserve">Source: Khan Academy (Kiswahili)</w:t>
+              <w:t xml:space="preserve">Source: Khan Academy (English - US curriculum)</w:t>
             </w:r>
           </w:p>
           <w:p>
@@ -14303,7 +14303,7 @@
               <w:spacing w:after="10" w:before="0"/>
               <w:ind w:left="120"/>
             </w:pPr>
-            <w:hyperlink w:history="1" r:id="rIdi9hy6hsabbitwet-koi6z">
+            <w:hyperlink w:history="1" r:id="rIdw7kibb1d0kfob8r3epryr">
               <w:r>
                 <w:rPr>
                   <w:rFonts w:ascii="Arial" w:cs="Arial" w:eastAsia="Arial" w:hAnsi="Arial"/>
@@ -14348,7 +14348,7 @@
             <w:pPr>
               <w:spacing w:after="20" w:before="0"/>
             </w:pPr>
-            <w:hyperlink w:history="1" r:id="rIdvo9x7fglpxdpdfzfzmbgj">
+            <w:hyperlink w:history="1" r:id="rIdnvqos3sibhfg_xsj6iuui">
               <w:r>
                 <w:rPr>
                   <w:rFonts w:ascii="Arial" w:cs="Arial" w:eastAsia="Arial" w:hAnsi="Arial"/>
@@ -14381,7 +14381,7 @@
               <w:spacing w:after="10" w:before="0"/>
               <w:ind w:left="120"/>
             </w:pPr>
-            <w:hyperlink w:history="1" r:id="rIdzoz9-tmm2d10_y0czsf26">
+            <w:hyperlink w:history="1" r:id="rId79fh7dp9idfvnlx5ygyoa">
               <w:r>
                 <w:rPr>
                   <w:rFonts w:ascii="Arial" w:cs="Arial" w:eastAsia="Arial" w:hAnsi="Arial"/>
@@ -14576,7 +14576,7 @@
             <w:pPr>
               <w:spacing w:after="20" w:before="0"/>
             </w:pPr>
-            <w:hyperlink w:history="1" r:id="rId_o2axccls7nw8v2knnziz">
+            <w:hyperlink w:history="1" r:id="rIdkookxnxqdasydvy7zzwvt">
               <w:r>
                 <w:rPr>
                   <w:rFonts w:ascii="Arial" w:cs="Arial" w:eastAsia="Arial" w:hAnsi="Arial"/>
@@ -14585,7 +14585,7 @@
                   <w:szCs w:val="16"/>
                   <w:u w:val="single" w:color="2E75B6"/>
                 </w:rPr>
-                <w:t xml:space="preserve">Exponential decay formula proof (can skip, involves calculus)</w:t>
+                <w:t xml:space="preserve">Half-life and carbon dating</w:t>
               </w:r>
             </w:hyperlink>
           </w:p>
@@ -14609,7 +14609,7 @@
               <w:spacing w:after="10" w:before="0"/>
               <w:ind w:left="120"/>
             </w:pPr>
-            <w:hyperlink w:history="1" r:id="rIdbanr92jdhwwdmnej6i9za">
+            <w:hyperlink w:history="1" r:id="rIdofmel1gp70nu7g-zaqm1p">
               <w:r>
                 <w:rPr>
                   <w:rFonts w:ascii="Arial" w:cs="Arial" w:eastAsia="Arial" w:hAnsi="Arial"/>
@@ -14654,7 +14654,7 @@
             <w:pPr>
               <w:spacing w:after="20" w:before="0"/>
             </w:pPr>
-            <w:hyperlink w:history="1" r:id="rIduinpzu8kfkmg-tgy9ookw">
+            <w:hyperlink w:history="1" r:id="rIdxvnlby5msosro-bkyrsrs">
               <w:r>
                 <w:rPr>
                   <w:rFonts w:ascii="Arial" w:cs="Arial" w:eastAsia="Arial" w:hAnsi="Arial"/>
@@ -14687,7 +14687,7 @@
               <w:spacing w:after="10" w:before="0"/>
               <w:ind w:left="120"/>
             </w:pPr>
-            <w:hyperlink w:history="1" r:id="rIdxgnhgdajhbvdnzumzi0ho">
+            <w:hyperlink w:history="1" r:id="rIdoybgu92fult71c_bdvygn">
               <w:r>
                 <w:rPr>
                   <w:rFonts w:ascii="Arial" w:cs="Arial" w:eastAsia="Arial" w:hAnsi="Arial"/>
@@ -16174,7 +16174,7 @@
             <w:pPr>
               <w:spacing w:after="20" w:before="0"/>
             </w:pPr>
-            <w:hyperlink w:history="1" r:id="rIdiricn6uzztkqrxxbeza7b">
+            <w:hyperlink w:history="1" r:id="rId5_hkhdbuiyhp8l-zp2mn1">
               <w:r>
                 <w:rPr>
                   <w:rFonts w:ascii="Arial" w:cs="Arial" w:eastAsia="Arial" w:hAnsi="Arial"/>
@@ -16207,7 +16207,7 @@
               <w:spacing w:after="10" w:before="0"/>
               <w:ind w:left="120"/>
             </w:pPr>
-            <w:hyperlink w:history="1" r:id="rIdpq02vpbae4o5mr4_0mxbc">
+            <w:hyperlink w:history="1" r:id="rIdie1-cummd6qqvapuldrry">
               <w:r>
                 <w:rPr>
                   <w:rFonts w:ascii="Arial" w:cs="Arial" w:eastAsia="Arial" w:hAnsi="Arial"/>
@@ -16252,7 +16252,7 @@
             <w:pPr>
               <w:spacing w:after="20" w:before="0"/>
             </w:pPr>
-            <w:hyperlink w:history="1" r:id="rIdxplnhrq7pnzcrbfpqzbt3">
+            <w:hyperlink w:history="1" r:id="rIdavfps4qp3gdmpqeageuf3">
               <w:r>
                 <w:rPr>
                   <w:rFonts w:ascii="Arial" w:cs="Arial" w:eastAsia="Arial" w:hAnsi="Arial"/>
@@ -16285,7 +16285,7 @@
               <w:spacing w:after="10" w:before="0"/>
               <w:ind w:left="120"/>
             </w:pPr>
-            <w:hyperlink w:history="1" r:id="rIdudjcrn1aewkknnln0o0in">
+            <w:hyperlink w:history="1" r:id="rIdkdw6go3xjgjqqeql1cxhk">
               <w:r>
                 <w:rPr>
                   <w:rFonts w:ascii="Arial" w:cs="Arial" w:eastAsia="Arial" w:hAnsi="Arial"/>
@@ -16480,7 +16480,313 @@
             <w:pPr>
               <w:spacing w:after="20" w:before="0"/>
             </w:pPr>
-            <w:hyperlink w:history="1" r:id="rIdb8ccslj1n4kguye4bmzpq">
+            <w:hyperlink w:history="1" r:id="rIdvvzrl-ialkowtm9zeroyy">
+              <w:r>
+                <w:rPr>
+                  <w:rFonts w:ascii="Arial" w:cs="Arial" w:eastAsia="Arial" w:hAnsi="Arial"/>
+                  <w:color w:val="2E75B6"/>
+                  <w:sz w:val="16"/>
+                  <w:szCs w:val="16"/>
+                  <w:u w:val="single" w:color="2E75B6"/>
+                </w:rPr>
+                <w:t xml:space="preserve">Nuclear stability and nuclear equations</w:t>
+              </w:r>
+            </w:hyperlink>
+          </w:p>
+          <w:p>
+            <w:pPr>
+              <w:spacing w:after="10" w:before="0"/>
+              <w:ind w:left="120"/>
+            </w:pPr>
+            <w:r>
+              <w:rPr>
+                <w:rFonts w:ascii="Arial" w:cs="Arial" w:eastAsia="Arial" w:hAnsi="Arial"/>
+                <w:color w:val="595959"/>
+                <w:sz w:val="14"/>
+                <w:szCs w:val="14"/>
+              </w:rPr>
+              <w:t xml:space="preserve">Source: Khan Academy (English - US curriculum)</w:t>
+            </w:r>
+          </w:p>
+          <w:p>
+            <w:pPr>
+              <w:spacing w:after="10" w:before="0"/>
+              <w:ind w:left="120"/>
+            </w:pPr>
+            <w:hyperlink w:history="1" r:id="rIdxn3dj44vpcdnh7lcacs6z">
+              <w:r>
+                <w:rPr>
+                  <w:rFonts w:ascii="Arial" w:cs="Arial" w:eastAsia="Arial" w:hAnsi="Arial"/>
+                  <w:color w:val="595959"/>
+                  <w:sz w:val="14"/>
+                  <w:szCs w:val="14"/>
+                  <w:u w:val="single" w:color="595959"/>
+                </w:rPr>
+                <w:t xml:space="preserve">🔍 Search ARES for similar videos</w:t>
+              </w:r>
+            </w:hyperlink>
+          </w:p>
+          <w:p>
+            <w:pPr>
+              <w:spacing w:after="40" w:before="0"/>
+            </w:pPr>
+            <w:r>
+              <w:rPr>
+                <w:sz w:val="14"/>
+                <w:szCs w:val="14"/>
+              </w:rPr>
+              <w:t xml:space="preserve"/>
+            </w:r>
+          </w:p>
+          <w:p>
+            <w:pPr>
+              <w:spacing w:after="20" w:before="0"/>
+            </w:pPr>
+            <w:r>
+              <w:rPr>
+                <w:rFonts w:ascii="Arial" w:cs="Arial" w:eastAsia="Arial" w:hAnsi="Arial"/>
+                <w:b/>
+                <w:bCs/>
+                <w:color w:val="1F3864"/>
+                <w:sz w:val="16"/>
+                <w:szCs w:val="16"/>
+              </w:rPr>
+              <w:t xml:space="preserve">📖 HTML:</w:t>
+            </w:r>
+          </w:p>
+          <w:p>
+            <w:pPr>
+              <w:spacing w:after="20" w:before="0"/>
+            </w:pPr>
+            <w:hyperlink w:history="1" r:id="rIdpch7t7f2cvdtzacrmiaes">
+              <w:r>
+                <w:rPr>
+                  <w:rFonts w:ascii="Arial" w:cs="Arial" w:eastAsia="Arial" w:hAnsi="Arial"/>
+                  <w:color w:val="2E75B6"/>
+                  <w:sz w:val="16"/>
+                  <w:szCs w:val="16"/>
+                  <w:u w:val="single" w:color="2E75B6"/>
+                </w:rPr>
+                <w:t xml:space="preserve">Radioactive Decay (Flexbook)</w:t>
+              </w:r>
+            </w:hyperlink>
+          </w:p>
+          <w:p>
+            <w:pPr>
+              <w:spacing w:after="10" w:before="0"/>
+              <w:ind w:left="120"/>
+            </w:pPr>
+            <w:r>
+              <w:rPr>
+                <w:rFonts w:ascii="Arial" w:cs="Arial" w:eastAsia="Arial" w:hAnsi="Arial"/>
+                <w:color w:val="595959"/>
+                <w:sz w:val="14"/>
+                <w:szCs w:val="14"/>
+              </w:rPr>
+              <w:t xml:space="preserve">Source: CK-12</w:t>
+            </w:r>
+          </w:p>
+          <w:p>
+            <w:pPr>
+              <w:spacing w:after="10" w:before="0"/>
+              <w:ind w:left="120"/>
+            </w:pPr>
+            <w:hyperlink w:history="1" r:id="rIdhzonca6qy85zvj1cyhl6y">
+              <w:r>
+                <w:rPr>
+                  <w:rFonts w:ascii="Arial" w:cs="Arial" w:eastAsia="Arial" w:hAnsi="Arial"/>
+                  <w:color w:val="595959"/>
+                  <w:sz w:val="14"/>
+                  <w:szCs w:val="14"/>
+                  <w:u w:val="single" w:color="595959"/>
+                </w:rPr>
+                <w:t xml:space="preserve">🔍 Search ARES for similar readings</w:t>
+              </w:r>
+            </w:hyperlink>
+          </w:p>
+        </w:tc>
+        <w:tc>
+          <w:tcPr>
+            <w:tcW w:type="dxa" w:w="3040"/>
+            <w:shd w:fill="FFFFFF" w:color="auto" w:val="clear"/>
+            <w:tcMar>
+              <w:top w:type="dxa" w:w="60"/>
+              <w:left w:type="dxa" w:w="120"/>
+              <w:bottom w:type="dxa" w:w="60"/>
+              <w:right w:type="dxa" w:w="120"/>
+            </w:tcMar>
+            <w:vAlign w:val="top"/>
+          </w:tcPr>
+          <w:p>
+            <w:pPr>
+              <w:spacing w:after="40" w:before="0"/>
+              <w:jc w:val="left"/>
+            </w:pPr>
+            <w:r>
+              <w:rPr>
+                <w:rFonts w:ascii="Arial" w:cs="Arial" w:eastAsia="Arial" w:hAnsi="Arial"/>
+                <w:b w:val="false"/>
+                <w:bCs w:val="false"/>
+                <w:i w:val="false"/>
+                <w:iCs w:val="false"/>
+                <w:color w:val="000000"/>
+                <w:sz w:val="18"/>
+                <w:szCs w:val="18"/>
+              </w:rPr>
+              <w:t xml:space="preserve">Evidence Activity 1 — Conservation Law Demonstration (15 min): The teacher writes a fully worked α-decay equation on the board step by step, narrating each move aloud. Learners copy into notebooks and annotate each number with its meaning (top number = nucleon/mass number A; bottom number = proton/atomic number Z). They check: does A balance? Does Z balance? They confirm using a periodic table strip (provided) that Z=90 is Thorium. Evidence Activity 2 — Guided Trio Practice (15 min): In groups of three, learners receive three equation cards: Card A (α-decay: ²²⁶₈₈Ra → ??? + ⁴₂He, Radium found in pitchblende ore alongside Uranium), Card B (β-minus decay: ¹⁴₆C → ??? + ⁰₋₁e, Carbon-14 used in dating Kenyan archaeological sites at Fort Jesus, Mombasa), Card C (γ-emission: ⁶⁰₂₇Co → ⁶⁰₂₇Co* + γ, Cobalt-60 used in Kenya's cancer treatment machines at KNH Nairobi). Each group must: (i) fill in the missing daughter nucleus symbol, (ii) verify conservation on both sides, (iii) use a periodic table to name the daughter element. Evidence Activity 3 — ARES Simulation / Offline Interactive (10 min): Learners use the ARES offline simulation module (or a pre-downloaded PhET-equivalent) in which they input a parent nucleus and observe the daughter nucleus and emitted particle. They record three decay observations in a table: Parent → Daughter | ΔA | ΔZ | Decay type. This provides direct visual and interactive evidence of how numbers change.</w:t>
+            </w:r>
+          </w:p>
+        </w:tc>
+        <w:tc>
+          <w:tcPr>
+            <w:tcW w:type="dxa" w:w="3040"/>
+            <w:shd w:fill="F2F2F2" w:color="auto" w:val="clear"/>
+            <w:tcMar>
+              <w:top w:type="dxa" w:w="60"/>
+              <w:left w:type="dxa" w:w="120"/>
+              <w:bottom w:type="dxa" w:w="60"/>
+              <w:right w:type="dxa" w:w="120"/>
+            </w:tcMar>
+            <w:vAlign w:val="top"/>
+          </w:tcPr>
+          <w:p>
+            <w:pPr>
+              <w:spacing w:after="40" w:before="0"/>
+              <w:jc w:val="left"/>
+            </w:pPr>
+            <w:r>
+              <w:rPr>
+                <w:rFonts w:ascii="Arial" w:cs="Arial" w:eastAsia="Arial" w:hAnsi="Arial"/>
+                <w:b w:val="false"/>
+                <w:bCs w:val="false"/>
+                <w:i w:val="false"/>
+                <w:iCs w:val="false"/>
+                <w:color w:val="000000"/>
+                <w:sz w:val="18"/>
+                <w:szCs w:val="18"/>
+              </w:rPr>
+              <w:t xml:space="preserve">Evidence Activity 1: Write ²³⁸₉₂U → ²³⁴₉₀Th + ⁴₂He on the board slowly, narrating: 'Watch the top numbers — nucleon numbers — on both sides. On the left: 238. On the right: 234 plus 4. What is 234 plus 4?' [Wait 8 seconds, then take choral response.] 'Exactly — 238. The top numbers balance. Now watch the bottom numbers — proton numbers. Left: 92. Right: 90 plus 2. Does that balance?' [Wait 8 seconds, choral response.] 'So the rule is: the SUM of nucleon numbers on the right must equal the nucleon number on the left. Same for proton numbers. This is called conservation of nucleon number and conservation of proton number. Write that rule in a box in your notebook.' Circulate during trio practice — spend no more than 90 seconds per group. Use prompting questions: 'What does the top number on the alpha particle tell you?' / 'What Z number does your answer give you — look it up on the periodic table strip.' For Card C (gamma): SAY to the class: 'Gamma emission is the special case — check your numbers. What changes?' [Wait 10 seconds.] Cold-call one group: 'Chebet's group — what did you find changes in gamma emission?' [Wait 10 seconds.] During the simulation phase, circulate and ask: 'What happens to the neutron number — N — when alpha decay occurs? Is the daughter above or below the parent on the N vs Z grid?'</w:t>
+            </w:r>
+          </w:p>
+        </w:tc>
+        <w:tc>
+          <w:tcPr>
+            <w:tcW w:type="dxa" w:w="3040"/>
+            <w:shd w:fill="FFFFFF" w:color="auto" w:val="clear"/>
+            <w:tcMar>
+              <w:top w:type="dxa" w:w="60"/>
+              <w:left w:type="dxa" w:w="120"/>
+              <w:bottom w:type="dxa" w:w="60"/>
+              <w:right w:type="dxa" w:w="120"/>
+            </w:tcMar>
+            <w:vAlign w:val="top"/>
+          </w:tcPr>
+          <w:p>
+            <w:pPr>
+              <w:spacing w:after="40" w:before="0"/>
+              <w:jc w:val="left"/>
+            </w:pPr>
+            <w:r>
+              <w:rPr>
+                <w:rFonts w:ascii="Arial" w:cs="Arial" w:eastAsia="Arial" w:hAnsi="Arial"/>
+                <w:b w:val="false"/>
+                <w:bCs w:val="false"/>
+                <w:i w:val="false"/>
+                <w:iCs w:val="false"/>
+                <w:color w:val="000000"/>
+                <w:sz w:val="18"/>
+                <w:szCs w:val="18"/>
+              </w:rPr>
+              <w:t xml:space="preserve">Worked Example → Guided Practice → Independent Simulation (I Do / We Do / You Do): This scaffolded sequence progressively transfers ownership of nuclear equation balancing from teacher to learner. The three equation cards use Kenya-relevant contexts (pitchblende ore, Fort Jesus carbon dating, KNH cancer treatment) so each example is simultaneously a piece of evidence about the anchoring phenomenon and real-world nuclear science. The simulation provides dynamic, visual evidence that numbers change predictably — turning an abstract rule into an observable pattern.</w:t>
+            </w:r>
+          </w:p>
+        </w:tc>
+        <w:tc>
+          <w:tcPr>
+            <w:tcW w:type="dxa" w:w="3040"/>
+            <w:shd w:fill="F2F2F2" w:color="auto" w:val="clear"/>
+            <w:tcMar>
+              <w:top w:type="dxa" w:w="60"/>
+              <w:left w:type="dxa" w:w="120"/>
+              <w:bottom w:type="dxa" w:w="60"/>
+              <w:right w:type="dxa" w:w="120"/>
+            </w:tcMar>
+            <w:vAlign w:val="top"/>
+          </w:tcPr>
+          <w:p>
+            <w:pPr>
+              <w:spacing w:after="40" w:before="0"/>
+              <w:jc w:val="left"/>
+            </w:pPr>
+            <w:r>
+              <w:rPr>
+                <w:rFonts w:ascii="Arial" w:cs="Arial" w:eastAsia="Arial" w:hAnsi="Arial"/>
+                <w:b w:val="false"/>
+                <w:bCs w:val="false"/>
+                <w:i w:val="false"/>
+                <w:iCs w:val="false"/>
+                <w:color w:val="000000"/>
+                <w:sz w:val="18"/>
+                <w:szCs w:val="18"/>
+              </w:rPr>
+              <w:t xml:space="preserve">Observable indicators: (1) During trio work, check whether all three numbers (A, Z, and element symbol) are correctly filled in on all three cards — collect one card per group at the end as an exit check. (2) During simulation, learners' recorded tables should show consistent ΔA = −4, ΔZ = −2 for α-decay and ΔA = 0, ΔZ = +1 for β-decay. Spot-check three tables mid-simulation. (3) Listen for the response to 'What changes in gamma emission?' — the correct answer (nothing changes in A or Z) reveals conceptual understanding beyond rote rule application.</w:t>
+            </w:r>
+          </w:p>
+        </w:tc>
+      </w:tr>
+      <w:tr>
+        <w:tc>
+          <w:tcPr>
+            <w:tcW w:type="dxa" w:w="1520"/>
+            <w:shd w:fill="E2EFDA" w:color="auto" w:val="clear"/>
+            <w:tcMar>
+              <w:top w:type="dxa" w:w="60"/>
+              <w:left w:type="dxa" w:w="120"/>
+              <w:bottom w:type="dxa" w:w="60"/>
+              <w:right w:type="dxa" w:w="120"/>
+            </w:tcMar>
+            <w:vAlign w:val="top"/>
+          </w:tcPr>
+          <w:p>
+            <w:pPr>
+              <w:spacing w:after="40" w:before="0"/>
+              <w:jc w:val="left"/>
+            </w:pPr>
+            <w:r>
+              <w:rPr>
+                <w:rFonts w:ascii="Arial" w:cs="Arial" w:eastAsia="Arial" w:hAnsi="Arial"/>
+                <w:b/>
+                <w:bCs/>
+                <w:i w:val="false"/>
+                <w:iCs w:val="false"/>
+                <w:color w:val="000000"/>
+                <w:sz w:val="18"/>
+                <w:szCs w:val="18"/>
+              </w:rPr>
+              <w:t xml:space="preserve">Explain Phase</w:t>
+            </w:r>
+          </w:p>
+          <w:p>
+            <w:pPr>
+              <w:spacing w:after="20" w:before="0"/>
+            </w:pPr>
+            <w:r>
+              <w:rPr>
+                <w:rFonts w:ascii="Arial" w:cs="Arial" w:eastAsia="Arial" w:hAnsi="Arial"/>
+                <w:b/>
+                <w:bCs/>
+                <w:color w:val="1F3864"/>
+                <w:sz w:val="16"/>
+                <w:szCs w:val="16"/>
+              </w:rPr>
+              <w:t xml:space="preserve">📹 VIDEO:</w:t>
+            </w:r>
+          </w:p>
+          <w:p>
+            <w:pPr>
+              <w:spacing w:after="20" w:before="0"/>
+            </w:pPr>
+            <w:hyperlink w:history="1" r:id="rIdshizsqgshjgbffkxfeobq">
               <w:r>
                 <w:rPr>
                   <w:rFonts w:ascii="Arial" w:cs="Arial" w:eastAsia="Arial" w:hAnsi="Arial"/>
@@ -16513,7 +16819,7 @@
               <w:spacing w:after="10" w:before="0"/>
               <w:ind w:left="120"/>
             </w:pPr>
-            <w:hyperlink w:history="1" r:id="rIdnvvpcc59afqahz2udslwx">
+            <w:hyperlink w:history="1" r:id="rIdkqc9wnissnymlggmjxcyr">
               <w:r>
                 <w:rPr>
                   <w:rFonts w:ascii="Arial" w:cs="Arial" w:eastAsia="Arial" w:hAnsi="Arial"/>
@@ -16551,14 +16857,14 @@
                 <w:sz w:val="16"/>
                 <w:szCs w:val="16"/>
               </w:rPr>
-              <w:t xml:space="preserve">📖 HTML:</w:t>
+              <w:t xml:space="preserve">📖 EXERCISE:</w:t>
             </w:r>
           </w:p>
           <w:p>
             <w:pPr>
               <w:spacing w:after="20" w:before="0"/>
             </w:pPr>
-            <w:hyperlink w:history="1" r:id="rIda0uqrapmvicffi8zjmxy6">
+            <w:hyperlink w:history="1" r:id="rIdp2akccbaxgllavivagdaa">
               <w:r>
                 <w:rPr>
                   <w:rFonts w:ascii="Arial" w:cs="Arial" w:eastAsia="Arial" w:hAnsi="Arial"/>
@@ -16567,7 +16873,7 @@
                   <w:szCs w:val="16"/>
                   <w:u w:val="single" w:color="2E75B6"/>
                 </w:rPr>
-                <w:t xml:space="preserve">Radioactive Decay (Flexbook)</w:t>
+                <w:t xml:space="preserve">Radioactive Decay Practice</w:t>
               </w:r>
             </w:hyperlink>
           </w:p>
@@ -16591,7 +16897,7 @@
               <w:spacing w:after="10" w:before="0"/>
               <w:ind w:left="120"/>
             </w:pPr>
-            <w:hyperlink w:history="1" r:id="rId_mxavunj8hj3ubsagoflt">
+            <w:hyperlink w:history="1" r:id="rIds4pyazwo74a9kvt12c5cq">
               <w:r>
                 <w:rPr>
                   <w:rFonts w:ascii="Arial" w:cs="Arial" w:eastAsia="Arial" w:hAnsi="Arial"/>
@@ -16633,7 +16939,7 @@
                 <w:sz w:val="18"/>
                 <w:szCs w:val="18"/>
               </w:rPr>
-              <w:t xml:space="preserve">Evidence Activity 1 — Conservation Law Demonstration (15 min): The teacher writes a fully worked α-decay equation on the board step by step, narrating each move aloud. Learners copy into notebooks and annotate each number with its meaning (top number = nucleon/mass number A; bottom number = proton/atomic number Z). They check: does A balance? Does Z balance? They confirm using a periodic table strip (provided) that Z=90 is Thorium. Evidence Activity 2 — Guided Trio Practice (15 min): In groups of three, learners receive three equation cards: Card A (α-decay: ²²⁶₈₈Ra → ??? + ⁴₂He, Radium found in pitchblende ore alongside Uranium), Card B (β-minus decay: ¹⁴₆C → ??? + ⁰₋₁e, Carbon-14 used in dating Kenyan archaeological sites at Fort Jesus, Mombasa), Card C (γ-emission: ⁶⁰₂₇Co → ⁶⁰₂₇Co* + γ, Cobalt-60 used in Kenya's cancer treatment machines at KNH Nairobi). Each group must: (i) fill in the missing daughter nucleus symbol, (ii) verify conservation on both sides, (iii) use a periodic table to name the daughter element. Evidence Activity 3 — ARES Simulation / Offline Interactive (10 min): Learners use the ARES offline simulation module (or a pre-downloaded PhET-equivalent) in which they input a parent nucleus and observe the daughter nucleus and emitted particle. They record three decay observations in a table: Parent → Daughter | ΔA | ΔZ | Decay type. This provides direct visual and interactive evidence of how numbers change.</w:t>
+              <w:t xml:space="preserve">Learners return individually to the N vs Z stability plot printed on their worksheet. They have already plotted ²³⁸₉₂U (from the phenomenon) in Lesson 1. Now they: (1) Plot the daughter nucleus ²³⁴₉₀Th after α-decay and draw an arrow from parent to daughter, labelling it 'α-decay.' (2) Assume ²³⁴₉₀Th then undergoes β-minus decay — they write the balanced equation in their notebook (²³⁴₉₀Th → ²³⁴₉₁Pa + ⁰₋₁e), plot ²³⁴₉₁Pa, and draw a second arrow labelled 'β-decay.' (3) They annotate each arrow: 'Moves toward the belt of stability because...' completing the sentence in their own words. (4) They answer a connecting question in writing: 'Using your nuclear equations, explain in 3–4 sentences exactly what is happening inside the pitchblende ore that caused the photographic film to be exposed in complete darkness.' Learners share their written explanations with a new partner (not their trio partner) and give each other one piece of feedback using the sentence stem: 'Your explanation would be stronger if you also mentioned...'</w:t>
             </w:r>
           </w:p>
         </w:tc>
@@ -16665,7 +16971,7 @@
                 <w:sz w:val="18"/>
                 <w:szCs w:val="18"/>
               </w:rPr>
-              <w:t xml:space="preserve">Evidence Activity 1: Write ²³⁸₉₂U → ²³⁴₉₀Th + ⁴₂He on the board slowly, narrating: 'Watch the top numbers — nucleon numbers — on both sides. On the left: 238. On the right: 234 plus 4. What is 234 plus 4?' [Wait 8 seconds, then take choral response.] 'Exactly — 238. The top numbers balance. Now watch the bottom numbers — proton numbers. Left: 92. Right: 90 plus 2. Does that balance?' [Wait 8 seconds, choral response.] 'So the rule is: the SUM of nucleon numbers on the right must equal the nucleon number on the left. Same for proton numbers. This is called conservation of nucleon number and conservation of proton number. Write that rule in a box in your notebook.' Circulate during trio practice — spend no more than 90 seconds per group. Use prompting questions: 'What does the top number on the alpha particle tell you?' / 'What Z number does your answer give you — look it up on the periodic table strip.' For Card C (gamma): SAY to the class: 'Gamma emission is the special case — check your numbers. What changes?' [Wait 10 seconds.] Cold-call one group: 'Chebet's group — what did you find changes in gamma emission?' [Wait 10 seconds.] During the simulation phase, circulate and ask: 'What happens to the neutron number — N — when alpha decay occurs? Is the daughter above or below the parent on the N vs Z grid?'</w:t>
+              <w:t xml:space="preserve">SAY: 'You have now gathered enough evidence to explain the phenomenon at the nuclear arithmetic level. Pull out the N vs Z grid on your worksheet. You have 12 minutes to complete steps 1 through 4 individually — this is your sensemaking time, work in silence.' [Set a visible 12-minute timer.] Circulate purposefully — target learners flagged during Phase 1 as lacking conservation reasoning. Use the prompting question: 'Your arrow for alpha decay — which direction does it go on the grid? Is the daughter nucleus closer to or farther from the belt of stability?' After 12 minutes: 'Find a partner who is NOT from your trio group. Read each other's written explanation for the phenomenon. Give one piece of feedback using the sentence stem on the board: Your explanation would be stronger if you also mentioned...' [Allow 5 minutes for peer feedback.] Cold-call 2 learners to read their revised explanations aloud: 'Njoroge — read us your explanation of what is happening inside the pitchblende ore.' [Wait 10 seconds.] 'Achieng — what did your partner suggest you add, and do you agree?' [Wait 12 seconds.] Affirm correct use of: nucleon number, proton number, conservation, daughter nucleus, belt of stability. Correct misconceptions immediately: if a learner says 'the atom loses energy' redirect: 'Be more precise — which specific particles or energy does the nucleus eject, and what are the exact numbers?'</w:t>
             </w:r>
           </w:p>
         </w:tc>
@@ -16697,7 +17003,7 @@
                 <w:sz w:val="18"/>
                 <w:szCs w:val="18"/>
               </w:rPr>
-              <w:t xml:space="preserve">Worked Example → Guided Practice → Independent Simulation (I Do / We Do / You Do): This scaffolded sequence progressively transfers ownership of nuclear equation balancing from teacher to learner. The three equation cards use Kenya-relevant contexts (pitchblende ore, Fort Jesus carbon dating, KNH cancer treatment) so each example is simultaneously a piece of evidence about the anchoring phenomenon and real-world nuclear science. The simulation provides dynamic, visual evidence that numbers change predictably — turning an abstract rule into an observable pattern.</w:t>
+              <w:t xml:space="preserve">Claim–Evidence–Reasoning (CER) Writing + N vs Z Visual Mapping: Learners construct a written CER explanation (Claim: the ore exposes film because uranium nuclei decay; Evidence: balanced nuclear equations showing specific particle ejection; Reasoning: conservation laws confirm the identity of emitted particles and daughter nuclei). Simultaneously, plotting decay arrows on the N vs Z grid makes the abstract equation geometrically meaningful — learners see stability-seeking as a physical journey on the graph, not just an algebraic exercise. Peer feedback builds scientific communication skills.</w:t>
             </w:r>
           </w:p>
         </w:tc>
@@ -16729,7 +17035,7 @@
                 <w:sz w:val="18"/>
                 <w:szCs w:val="18"/>
               </w:rPr>
-              <w:t xml:space="preserve">Observable indicators: (1) During trio work, check whether all three numbers (A, Z, and element symbol) are correctly filled in on all three cards — collect one card per group at the end as an exit check. (2) During simulation, learners' recorded tables should show consistent ΔA = −4, ΔZ = −2 for α-decay and ΔA = 0, ΔZ = +1 for β-decay. Spot-check three tables mid-simulation. (3) Listen for the response to 'What changes in gamma emission?' — the correct answer (nothing changes in A or Z) reveals conceptual understanding beyond rote rule application.</w:t>
+              <w:t xml:space="preserve">Observable indicators: (1) N vs Z arrows must point in the correct direction — α-decay arrow goes down-left (ΔA=−4, ΔZ=−2); β-decay arrow goes right (ΔZ=+1, ΔA=0). Incorrect arrow direction reveals a conceptual gap. (2) Written phenomenon explanations must mention: unstable nucleus, specific emitted particle (alpha or beta), conservation of nucleon and proton numbers, daughter nucleus moving toward belt of stability. Collect written explanations as an embedded assessment artifact. (3) Peer feedback quality — listen for whether learners are offering substantive scientific feedback vs generic comments.</w:t>
             </w:r>
           </w:p>
         </w:tc>
@@ -16738,32 +17044,32 @@
         <w:tc>
           <w:tcPr>
             <w:tcW w:type="dxa" w:w="1520"/>
-            <w:shd w:fill="E2EFDA" w:color="auto" w:val="clear"/>
-            <w:tcMar>
-              <w:top w:type="dxa" w:w="60"/>
-              <w:left w:type="dxa" w:w="120"/>
-              <w:bottom w:type="dxa" w:w="60"/>
-              <w:right w:type="dxa" w:w="120"/>
-            </w:tcMar>
-            <w:vAlign w:val="top"/>
-          </w:tcPr>
-          <w:p>
-            <w:pPr>
-              <w:spacing w:after="40" w:before="0"/>
-              <w:jc w:val="left"/>
-            </w:pPr>
-            <w:r>
-              <w:rPr>
-                <w:rFonts w:ascii="Arial" w:cs="Arial" w:eastAsia="Arial" w:hAnsi="Arial"/>
-                <w:b/>
-                <w:bCs/>
-                <w:i w:val="false"/>
-                <w:iCs w:val="false"/>
-                <w:color w:val="000000"/>
-                <w:sz w:val="18"/>
-                <w:szCs w:val="18"/>
-              </w:rPr>
-              <w:t xml:space="preserve">Explain Phase</w:t>
+            <w:shd w:fill="FCE4D6" w:color="auto" w:val="clear"/>
+            <w:tcMar>
+              <w:top w:type="dxa" w:w="60"/>
+              <w:left w:type="dxa" w:w="120"/>
+              <w:bottom w:type="dxa" w:w="60"/>
+              <w:right w:type="dxa" w:w="120"/>
+            </w:tcMar>
+            <w:vAlign w:val="top"/>
+          </w:tcPr>
+          <w:p>
+            <w:pPr>
+              <w:spacing w:after="40" w:before="0"/>
+              <w:jc w:val="left"/>
+            </w:pPr>
+            <w:r>
+              <w:rPr>
+                <w:rFonts w:ascii="Arial" w:cs="Arial" w:eastAsia="Arial" w:hAnsi="Arial"/>
+                <w:b/>
+                <w:bCs/>
+                <w:i w:val="false"/>
+                <w:iCs w:val="false"/>
+                <w:color w:val="000000"/>
+                <w:sz w:val="18"/>
+                <w:szCs w:val="18"/>
+              </w:rPr>
+              <w:t xml:space="preserve">Driving Question Board (DQB) Creation</w:t>
             </w:r>
           </w:p>
           <w:p>
@@ -16786,7 +17092,7 @@
             <w:pPr>
               <w:spacing w:after="20" w:before="0"/>
             </w:pPr>
-            <w:hyperlink w:history="1" r:id="rIdspf8qhebvdjn4dbyo0jm3">
+            <w:hyperlink w:history="1" r:id="rIdc5m4s6qthdgxeyuhk43k3">
               <w:r>
                 <w:rPr>
                   <w:rFonts w:ascii="Arial" w:cs="Arial" w:eastAsia="Arial" w:hAnsi="Arial"/>
@@ -16795,7 +17101,7 @@
                   <w:szCs w:val="16"/>
                   <w:u w:val="single" w:color="2E75B6"/>
                 </w:rPr>
-                <w:t xml:space="preserve">Nuclear stability and nuclear equations</w:t>
+                <w:t xml:space="preserve">Writing nuclear equations for alpha, beta, and gamma decay</w:t>
               </w:r>
             </w:hyperlink>
           </w:p>
@@ -16819,7 +17125,7 @@
               <w:spacing w:after="10" w:before="0"/>
               <w:ind w:left="120"/>
             </w:pPr>
-            <w:hyperlink w:history="1" r:id="rIdshibkyc1rsqjro-yizj-d">
+            <w:hyperlink w:history="1" r:id="rIdnrwtwtrcofvap8m2ym66i">
               <w:r>
                 <w:rPr>
                   <w:rFonts w:ascii="Arial" w:cs="Arial" w:eastAsia="Arial" w:hAnsi="Arial"/>
@@ -16857,14 +17163,14 @@
                 <w:sz w:val="16"/>
                 <w:szCs w:val="16"/>
               </w:rPr>
-              <w:t xml:space="preserve">📖 EXERCISE:</w:t>
+              <w:t xml:space="preserve">📖 HTML:</w:t>
             </w:r>
           </w:p>
           <w:p>
             <w:pPr>
               <w:spacing w:after="20" w:before="0"/>
             </w:pPr>
-            <w:hyperlink w:history="1" r:id="rIdxdfj4bzoaf4qjmj5wulc3">
+            <w:hyperlink w:history="1" r:id="rIdowa8wp9lvchobvor95hpx">
               <w:r>
                 <w:rPr>
                   <w:rFonts w:ascii="Arial" w:cs="Arial" w:eastAsia="Arial" w:hAnsi="Arial"/>
@@ -16873,7 +17179,7 @@
                   <w:szCs w:val="16"/>
                   <w:u w:val="single" w:color="2E75B6"/>
                 </w:rPr>
-                <w:t xml:space="preserve">Radioactive Decay Practice</w:t>
+                <w:t xml:space="preserve">Radioactive Decay as a Measure of Age (Flexbook)</w:t>
               </w:r>
             </w:hyperlink>
           </w:p>
@@ -16897,7 +17203,7 @@
               <w:spacing w:after="10" w:before="0"/>
               <w:ind w:left="120"/>
             </w:pPr>
-            <w:hyperlink w:history="1" r:id="rId6bsmztvbo10yhzqah7yq4">
+            <w:hyperlink w:history="1" r:id="rIdgy6dbrkjy0z1u9cwiyzr6">
               <w:r>
                 <w:rPr>
                   <w:rFonts w:ascii="Arial" w:cs="Arial" w:eastAsia="Arial" w:hAnsi="Arial"/>
@@ -16939,7 +17245,7 @@
                 <w:sz w:val="18"/>
                 <w:szCs w:val="18"/>
               </w:rPr>
-              <w:t xml:space="preserve">Learners return individually to the N vs Z stability plot printed on their worksheet. They have already plotted ²³⁸₉₂U (from the phenomenon) in Lesson 1. Now they: (1) Plot the daughter nucleus ²³⁴₉₀Th after α-decay and draw an arrow from parent to daughter, labelling it 'α-decay.' (2) Assume ²³⁴₉₀Th then undergoes β-minus decay — they write the balanced equation in their notebook (²³⁴₉₀Th → ²³⁴₉₁Pa + ⁰₋₁e), plot ²³⁴₉₁Pa, and draw a second arrow labelled 'β-decay.' (3) They annotate each arrow: 'Moves toward the belt of stability because...' completing the sentence in their own words. (4) They answer a connecting question in writing: 'Using your nuclear equations, explain in 3–4 sentences exactly what is happening inside the pitchblende ore that caused the photographic film to be exposed in complete darkness.' Learners share their written explanations with a new partner (not their trio partner) and give each other one piece of feedback using the sentence stem: 'Your explanation would be stronger if you also mentioned...'</w:t>
+              <w:t xml:space="preserve">Each learner receives two sticky notes. On Note 1 (green): they write one thing their nuclear equations now allow them to answer from the Driving Question Board — 'Why do some atoms in Kenyan rocks spontaneously release invisible energy?' — using specific language from today's lesson (nucleon number, proton number, conservation, daughter nucleus). On Note 2 (orange): they write one new question that today's lesson has raised for them — for example, about what happens after many successive decays, or how fast these decays occur. Learners post both notes on the class DQB. The teacher facilitates a 5-minute whole-class gallery walk where learners read three peers' green notes and give a silent thumbs-up to one they find most complete and precise. The teacher then selects 2 green notes and 2 orange notes to read aloud, highlighting the language of conservation and stability.</w:t>
             </w:r>
           </w:p>
         </w:tc>
@@ -16971,7 +17277,7 @@
                 <w:sz w:val="18"/>
                 <w:szCs w:val="18"/>
               </w:rPr>
-              <w:t xml:space="preserve">SAY: 'You have now gathered enough evidence to explain the phenomenon at the nuclear arithmetic level. Pull out the N vs Z grid on your worksheet. You have 12 minutes to complete steps 1 through 4 individually — this is your sensemaking time, work in silence.' [Set a visible 12-minute timer.] Circulate purposefully — target learners flagged during Phase 1 as lacking conservation reasoning. Use the prompting question: 'Your arrow for alpha decay — which direction does it go on the grid? Is the daughter nucleus closer to or farther from the belt of stability?' After 12 minutes: 'Find a partner who is NOT from your trio group. Read each other's written explanation for the phenomenon. Give one piece of feedback using the sentence stem on the board: Your explanation would be stronger if you also mentioned...' [Allow 5 minutes for peer feedback.] Cold-call 2 learners to read their revised explanations aloud: 'Njoroge — read us your explanation of what is happening inside the pitchblende ore.' [Wait 10 seconds.] 'Achieng — what did your partner suggest you add, and do you agree?' [Wait 12 seconds.] Affirm correct use of: nucleon number, proton number, conservation, daughter nucleus, belt of stability. Correct misconceptions immediately: if a learner says 'the atom loses energy' redirect: 'Be more precise — which specific particles or energy does the nucleus eject, and what are the exact numbers?'</w:t>
+              <w:t xml:space="preserve">Distribute sticky notes. SAY: 'You have 4 minutes to write your two notes. Green note: what can you now answer about the driving question, using today's specific vocabulary? Orange note: what new question has nuclear equations raised for you?' [Set 4-minute timer. Circulate silently.] After posting: 'Stand up. Do a silent gallery walk — read at least three green notes from people who are NOT in your trio group. Give a silent thumbs-up to the one you think is most scientifically complete. You have 3 minutes.' [After gallery walk:] Read two green notes aloud — choose one strong example and one partial example. For the partial example: 'This note says the uranium atom releases energy. That is true — but using today's lesson, how could we make this more precise?' [Wait 10 seconds, cold-call: 'Kamau — how would you improve this note?'] [Wait 10 seconds.] Then read two orange notes: 'These are excellent new questions — notice that Lesson 6 will begin to answer this one about rate of decay. Keep these questions in mind as we go forward.' Update the DQB column labelled 'Lesson 5 — Nuclear Equations' with selected notes.</w:t>
             </w:r>
           </w:p>
         </w:tc>
@@ -17003,7 +17309,7 @@
                 <w:sz w:val="18"/>
                 <w:szCs w:val="18"/>
               </w:rPr>
-              <w:t xml:space="preserve">Claim–Evidence–Reasoning (CER) Writing + N vs Z Visual Mapping: Learners construct a written CER explanation (Claim: the ore exposes film because uranium nuclei decay; Evidence: balanced nuclear equations showing specific particle ejection; Reasoning: conservation laws confirm the identity of emitted particles and daughter nuclei). Simultaneously, plotting decay arrows on the N vs Z grid makes the abstract equation geometrically meaningful — learners see stability-seeking as a physical journey on the graph, not just an algebraic exercise. Peer feedback builds scientific communication skills.</w:t>
+              <w:t xml:space="preserve">Driving Question Board Curation: The DQB functions as a public, cumulative record of the class's growing explanatory model. Green notes make learners articulate what the lesson has resolved; orange notes maintain productive intellectual tension by surfacing what remains unexplained. The gallery walk creates a low-stakes peer-assessment environment where learners calibrate their own understanding against their classmates'. Teacher selection of notes for public reading models the scientific norm of precise, evidence-based language.</w:t>
             </w:r>
           </w:p>
         </w:tc>
@@ -17035,7 +17341,7 @@
                 <w:sz w:val="18"/>
                 <w:szCs w:val="18"/>
               </w:rPr>
-              <w:t xml:space="preserve">Observable indicators: (1) N vs Z arrows must point in the correct direction — α-decay arrow goes down-left (ΔA=−4, ΔZ=−2); β-decay arrow goes right (ΔZ=+1, ΔA=0). Incorrect arrow direction reveals a conceptual gap. (2) Written phenomenon explanations must mention: unstable nucleus, specific emitted particle (alpha or beta), conservation of nucleon and proton numbers, daughter nucleus moving toward belt of stability. Collect written explanations as an embedded assessment artifact. (3) Peer feedback quality — listen for whether learners are offering substantive scientific feedback vs generic comments.</w:t>
+              <w:t xml:space="preserve">Observable indicators: (1) Green notes should reference specific nuclear vocabulary from today — any note that only says 'radiation' without mentioning conservation, nucleon number, or daughter nucleus indicates surface-level understanding. (2) Orange notes reveal anticipatory thinking — questions about decay rate, decay chains, or energy released suggest readiness for Lessons 6 (half-life) and 7 (applications/fission/fusion). (3) The thumbs-up distribution reveals class consensus on what a strong explanation looks like — if thumbs cluster on vague notes, a brief whole-class norm-setting moment is needed.</w:t>
             </w:r>
           </w:p>
         </w:tc>
@@ -17044,32 +17350,32 @@
         <w:tc>
           <w:tcPr>
             <w:tcW w:type="dxa" w:w="1520"/>
-            <w:shd w:fill="FCE4D6" w:color="auto" w:val="clear"/>
-            <w:tcMar>
-              <w:top w:type="dxa" w:w="60"/>
-              <w:left w:type="dxa" w:w="120"/>
-              <w:bottom w:type="dxa" w:w="60"/>
-              <w:right w:type="dxa" w:w="120"/>
-            </w:tcMar>
-            <w:vAlign w:val="top"/>
-          </w:tcPr>
-          <w:p>
-            <w:pPr>
-              <w:spacing w:after="40" w:before="0"/>
-              <w:jc w:val="left"/>
-            </w:pPr>
-            <w:r>
-              <w:rPr>
-                <w:rFonts w:ascii="Arial" w:cs="Arial" w:eastAsia="Arial" w:hAnsi="Arial"/>
-                <w:b/>
-                <w:bCs/>
-                <w:i w:val="false"/>
-                <w:iCs w:val="false"/>
-                <w:color w:val="000000"/>
-                <w:sz w:val="18"/>
-                <w:szCs w:val="18"/>
-              </w:rPr>
-              <w:t xml:space="preserve">Driving Question Board (DQB) Creation</w:t>
+            <w:shd w:fill="D5E8F0" w:color="auto" w:val="clear"/>
+            <w:tcMar>
+              <w:top w:type="dxa" w:w="60"/>
+              <w:left w:type="dxa" w:w="120"/>
+              <w:bottom w:type="dxa" w:w="60"/>
+              <w:right w:type="dxa" w:w="120"/>
+            </w:tcMar>
+            <w:vAlign w:val="top"/>
+          </w:tcPr>
+          <w:p>
+            <w:pPr>
+              <w:spacing w:after="40" w:before="0"/>
+              <w:jc w:val="left"/>
+            </w:pPr>
+            <w:r>
+              <w:rPr>
+                <w:rFonts w:ascii="Arial" w:cs="Arial" w:eastAsia="Arial" w:hAnsi="Arial"/>
+                <w:b/>
+                <w:bCs/>
+                <w:i w:val="false"/>
+                <w:iCs w:val="false"/>
+                <w:color w:val="000000"/>
+                <w:sz w:val="18"/>
+                <w:szCs w:val="18"/>
+              </w:rPr>
+              <w:t xml:space="preserve">Model Building Phase</w:t>
             </w:r>
           </w:p>
           <w:p>
@@ -17092,7 +17398,7 @@
             <w:pPr>
               <w:spacing w:after="20" w:before="0"/>
             </w:pPr>
-            <w:hyperlink w:history="1" r:id="rIdrqjuzwecyguuszugsmblt">
+            <w:hyperlink w:history="1" r:id="rIdozarkmke7-zirhz2n8lim">
               <w:r>
                 <w:rPr>
                   <w:rFonts w:ascii="Arial" w:cs="Arial" w:eastAsia="Arial" w:hAnsi="Arial"/>
@@ -17125,7 +17431,7 @@
               <w:spacing w:after="10" w:before="0"/>
               <w:ind w:left="120"/>
             </w:pPr>
-            <w:hyperlink w:history="1" r:id="rIdcas8cy8gtukcy1l48gr3f">
+            <w:hyperlink w:history="1" r:id="rIdsfc0i4tjt2mj66n_tj7ox">
               <w:r>
                 <w:rPr>
                   <w:rFonts w:ascii="Arial" w:cs="Arial" w:eastAsia="Arial" w:hAnsi="Arial"/>
@@ -17163,320 +17469,14 @@
                 <w:sz w:val="16"/>
                 <w:szCs w:val="16"/>
               </w:rPr>
-              <w:t xml:space="preserve">📖 HTML:</w:t>
+              <w:t xml:space="preserve">📖 EXERCISE:</w:t>
             </w:r>
           </w:p>
           <w:p>
             <w:pPr>
               <w:spacing w:after="20" w:before="0"/>
             </w:pPr>
-            <w:hyperlink w:history="1" r:id="rIdx2fpprm62i1kfd2qo-5nm">
-              <w:r>
-                <w:rPr>
-                  <w:rFonts w:ascii="Arial" w:cs="Arial" w:eastAsia="Arial" w:hAnsi="Arial"/>
-                  <w:color w:val="2E75B6"/>
-                  <w:sz w:val="16"/>
-                  <w:szCs w:val="16"/>
-                  <w:u w:val="single" w:color="2E75B6"/>
-                </w:rPr>
-                <w:t xml:space="preserve">Radioactive Decay as a Measure of Age (Flexbook)</w:t>
-              </w:r>
-            </w:hyperlink>
-          </w:p>
-          <w:p>
-            <w:pPr>
-              <w:spacing w:after="10" w:before="0"/>
-              <w:ind w:left="120"/>
-            </w:pPr>
-            <w:r>
-              <w:rPr>
-                <w:rFonts w:ascii="Arial" w:cs="Arial" w:eastAsia="Arial" w:hAnsi="Arial"/>
-                <w:color w:val="595959"/>
-                <w:sz w:val="14"/>
-                <w:szCs w:val="14"/>
-              </w:rPr>
-              <w:t xml:space="preserve">Source: CK-12</w:t>
-            </w:r>
-          </w:p>
-          <w:p>
-            <w:pPr>
-              <w:spacing w:after="10" w:before="0"/>
-              <w:ind w:left="120"/>
-            </w:pPr>
-            <w:hyperlink w:history="1" r:id="rIdqvewbsi3mbq6sxtqbnlnc">
-              <w:r>
-                <w:rPr>
-                  <w:rFonts w:ascii="Arial" w:cs="Arial" w:eastAsia="Arial" w:hAnsi="Arial"/>
-                  <w:color w:val="595959"/>
-                  <w:sz w:val="14"/>
-                  <w:szCs w:val="14"/>
-                  <w:u w:val="single" w:color="595959"/>
-                </w:rPr>
-                <w:t xml:space="preserve">🔍 Search ARES for similar readings</w:t>
-              </w:r>
-            </w:hyperlink>
-          </w:p>
-        </w:tc>
-        <w:tc>
-          <w:tcPr>
-            <w:tcW w:type="dxa" w:w="3040"/>
-            <w:shd w:fill="FFFFFF" w:color="auto" w:val="clear"/>
-            <w:tcMar>
-              <w:top w:type="dxa" w:w="60"/>
-              <w:left w:type="dxa" w:w="120"/>
-              <w:bottom w:type="dxa" w:w="60"/>
-              <w:right w:type="dxa" w:w="120"/>
-            </w:tcMar>
-            <w:vAlign w:val="top"/>
-          </w:tcPr>
-          <w:p>
-            <w:pPr>
-              <w:spacing w:after="40" w:before="0"/>
-              <w:jc w:val="left"/>
-            </w:pPr>
-            <w:r>
-              <w:rPr>
-                <w:rFonts w:ascii="Arial" w:cs="Arial" w:eastAsia="Arial" w:hAnsi="Arial"/>
-                <w:b w:val="false"/>
-                <w:bCs w:val="false"/>
-                <w:i w:val="false"/>
-                <w:iCs w:val="false"/>
-                <w:color w:val="000000"/>
-                <w:sz w:val="18"/>
-                <w:szCs w:val="18"/>
-              </w:rPr>
-              <w:t xml:space="preserve">Each learner receives two sticky notes. On Note 1 (green): they write one thing their nuclear equations now allow them to answer from the Driving Question Board — 'Why do some atoms in Kenyan rocks spontaneously release invisible energy?' — using specific language from today's lesson (nucleon number, proton number, conservation, daughter nucleus). On Note 2 (orange): they write one new question that today's lesson has raised for them — for example, about what happens after many successive decays, or how fast these decays occur. Learners post both notes on the class DQB. The teacher facilitates a 5-minute whole-class gallery walk where learners read three peers' green notes and give a silent thumbs-up to one they find most complete and precise. The teacher then selects 2 green notes and 2 orange notes to read aloud, highlighting the language of conservation and stability.</w:t>
-            </w:r>
-          </w:p>
-        </w:tc>
-        <w:tc>
-          <w:tcPr>
-            <w:tcW w:type="dxa" w:w="3040"/>
-            <w:shd w:fill="F2F2F2" w:color="auto" w:val="clear"/>
-            <w:tcMar>
-              <w:top w:type="dxa" w:w="60"/>
-              <w:left w:type="dxa" w:w="120"/>
-              <w:bottom w:type="dxa" w:w="60"/>
-              <w:right w:type="dxa" w:w="120"/>
-            </w:tcMar>
-            <w:vAlign w:val="top"/>
-          </w:tcPr>
-          <w:p>
-            <w:pPr>
-              <w:spacing w:after="40" w:before="0"/>
-              <w:jc w:val="left"/>
-            </w:pPr>
-            <w:r>
-              <w:rPr>
-                <w:rFonts w:ascii="Arial" w:cs="Arial" w:eastAsia="Arial" w:hAnsi="Arial"/>
-                <w:b w:val="false"/>
-                <w:bCs w:val="false"/>
-                <w:i w:val="false"/>
-                <w:iCs w:val="false"/>
-                <w:color w:val="000000"/>
-                <w:sz w:val="18"/>
-                <w:szCs w:val="18"/>
-              </w:rPr>
-              <w:t xml:space="preserve">Distribute sticky notes. SAY: 'You have 4 minutes to write your two notes. Green note: what can you now answer about the driving question, using today's specific vocabulary? Orange note: what new question has nuclear equations raised for you?' [Set 4-minute timer. Circulate silently.] After posting: 'Stand up. Do a silent gallery walk — read at least three green notes from people who are NOT in your trio group. Give a silent thumbs-up to the one you think is most scientifically complete. You have 3 minutes.' [After gallery walk:] Read two green notes aloud — choose one strong example and one partial example. For the partial example: 'This note says the uranium atom releases energy. That is true — but using today's lesson, how could we make this more precise?' [Wait 10 seconds, cold-call: 'Kamau — how would you improve this note?'] [Wait 10 seconds.] Then read two orange notes: 'These are excellent new questions — notice that Lesson 6 will begin to answer this one about rate of decay. Keep these questions in mind as we go forward.' Update the DQB column labelled 'Lesson 5 — Nuclear Equations' with selected notes.</w:t>
-            </w:r>
-          </w:p>
-        </w:tc>
-        <w:tc>
-          <w:tcPr>
-            <w:tcW w:type="dxa" w:w="3040"/>
-            <w:shd w:fill="FFFFFF" w:color="auto" w:val="clear"/>
-            <w:tcMar>
-              <w:top w:type="dxa" w:w="60"/>
-              <w:left w:type="dxa" w:w="120"/>
-              <w:bottom w:type="dxa" w:w="60"/>
-              <w:right w:type="dxa" w:w="120"/>
-            </w:tcMar>
-            <w:vAlign w:val="top"/>
-          </w:tcPr>
-          <w:p>
-            <w:pPr>
-              <w:spacing w:after="40" w:before="0"/>
-              <w:jc w:val="left"/>
-            </w:pPr>
-            <w:r>
-              <w:rPr>
-                <w:rFonts w:ascii="Arial" w:cs="Arial" w:eastAsia="Arial" w:hAnsi="Arial"/>
-                <w:b w:val="false"/>
-                <w:bCs w:val="false"/>
-                <w:i w:val="false"/>
-                <w:iCs w:val="false"/>
-                <w:color w:val="000000"/>
-                <w:sz w:val="18"/>
-                <w:szCs w:val="18"/>
-              </w:rPr>
-              <w:t xml:space="preserve">Driving Question Board Curation: The DQB functions as a public, cumulative record of the class's growing explanatory model. Green notes make learners articulate what the lesson has resolved; orange notes maintain productive intellectual tension by surfacing what remains unexplained. The gallery walk creates a low-stakes peer-assessment environment where learners calibrate their own understanding against their classmates'. Teacher selection of notes for public reading models the scientific norm of precise, evidence-based language.</w:t>
-            </w:r>
-          </w:p>
-        </w:tc>
-        <w:tc>
-          <w:tcPr>
-            <w:tcW w:type="dxa" w:w="3040"/>
-            <w:shd w:fill="F2F2F2" w:color="auto" w:val="clear"/>
-            <w:tcMar>
-              <w:top w:type="dxa" w:w="60"/>
-              <w:left w:type="dxa" w:w="120"/>
-              <w:bottom w:type="dxa" w:w="60"/>
-              <w:right w:type="dxa" w:w="120"/>
-            </w:tcMar>
-            <w:vAlign w:val="top"/>
-          </w:tcPr>
-          <w:p>
-            <w:pPr>
-              <w:spacing w:after="40" w:before="0"/>
-              <w:jc w:val="left"/>
-            </w:pPr>
-            <w:r>
-              <w:rPr>
-                <w:rFonts w:ascii="Arial" w:cs="Arial" w:eastAsia="Arial" w:hAnsi="Arial"/>
-                <w:b w:val="false"/>
-                <w:bCs w:val="false"/>
-                <w:i w:val="false"/>
-                <w:iCs w:val="false"/>
-                <w:color w:val="000000"/>
-                <w:sz w:val="18"/>
-                <w:szCs w:val="18"/>
-              </w:rPr>
-              <w:t xml:space="preserve">Observable indicators: (1) Green notes should reference specific nuclear vocabulary from today — any note that only says 'radiation' without mentioning conservation, nucleon number, or daughter nucleus indicates surface-level understanding. (2) Orange notes reveal anticipatory thinking — questions about decay rate, decay chains, or energy released suggest readiness for Lessons 6 (half-life) and 7 (applications/fission/fusion). (3) The thumbs-up distribution reveals class consensus on what a strong explanation looks like — if thumbs cluster on vague notes, a brief whole-class norm-setting moment is needed.</w:t>
-            </w:r>
-          </w:p>
-        </w:tc>
-      </w:tr>
-      <w:tr>
-        <w:tc>
-          <w:tcPr>
-            <w:tcW w:type="dxa" w:w="1520"/>
-            <w:shd w:fill="D5E8F0" w:color="auto" w:val="clear"/>
-            <w:tcMar>
-              <w:top w:type="dxa" w:w="60"/>
-              <w:left w:type="dxa" w:w="120"/>
-              <w:bottom w:type="dxa" w:w="60"/>
-              <w:right w:type="dxa" w:w="120"/>
-            </w:tcMar>
-            <w:vAlign w:val="top"/>
-          </w:tcPr>
-          <w:p>
-            <w:pPr>
-              <w:spacing w:after="40" w:before="0"/>
-              <w:jc w:val="left"/>
-            </w:pPr>
-            <w:r>
-              <w:rPr>
-                <w:rFonts w:ascii="Arial" w:cs="Arial" w:eastAsia="Arial" w:hAnsi="Arial"/>
-                <w:b/>
-                <w:bCs/>
-                <w:i w:val="false"/>
-                <w:iCs w:val="false"/>
-                <w:color w:val="000000"/>
-                <w:sz w:val="18"/>
-                <w:szCs w:val="18"/>
-              </w:rPr>
-              <w:t xml:space="preserve">Model Building Phase</w:t>
-            </w:r>
-          </w:p>
-          <w:p>
-            <w:pPr>
-              <w:spacing w:after="20" w:before="0"/>
-            </w:pPr>
-            <w:r>
-              <w:rPr>
-                <w:rFonts w:ascii="Arial" w:cs="Arial" w:eastAsia="Arial" w:hAnsi="Arial"/>
-                <w:b/>
-                <w:bCs/>
-                <w:color w:val="1F3864"/>
-                <w:sz w:val="16"/>
-                <w:szCs w:val="16"/>
-              </w:rPr>
-              <w:t xml:space="preserve">📹 VIDEO:</w:t>
-            </w:r>
-          </w:p>
-          <w:p>
-            <w:pPr>
-              <w:spacing w:after="20" w:before="0"/>
-            </w:pPr>
-            <w:hyperlink w:history="1" r:id="rIdmjxyeyigoqjusmfbsfep7">
-              <w:r>
-                <w:rPr>
-                  <w:rFonts w:ascii="Arial" w:cs="Arial" w:eastAsia="Arial" w:hAnsi="Arial"/>
-                  <w:color w:val="2E75B6"/>
-                  <w:sz w:val="16"/>
-                  <w:szCs w:val="16"/>
-                  <w:u w:val="single" w:color="2E75B6"/>
-                </w:rPr>
-                <w:t xml:space="preserve">Writing nuclear equations for alpha, beta, and gamma decay</w:t>
-              </w:r>
-            </w:hyperlink>
-          </w:p>
-          <w:p>
-            <w:pPr>
-              <w:spacing w:after="10" w:before="0"/>
-              <w:ind w:left="120"/>
-            </w:pPr>
-            <w:r>
-              <w:rPr>
-                <w:rFonts w:ascii="Arial" w:cs="Arial" w:eastAsia="Arial" w:hAnsi="Arial"/>
-                <w:color w:val="595959"/>
-                <w:sz w:val="14"/>
-                <w:szCs w:val="14"/>
-              </w:rPr>
-              <w:t xml:space="preserve">Source: Khan Academy (English - US curriculum)</w:t>
-            </w:r>
-          </w:p>
-          <w:p>
-            <w:pPr>
-              <w:spacing w:after="10" w:before="0"/>
-              <w:ind w:left="120"/>
-            </w:pPr>
-            <w:hyperlink w:history="1" r:id="rIdx-0u2wu0gxh0ica4-jwjq">
-              <w:r>
-                <w:rPr>
-                  <w:rFonts w:ascii="Arial" w:cs="Arial" w:eastAsia="Arial" w:hAnsi="Arial"/>
-                  <w:color w:val="595959"/>
-                  <w:sz w:val="14"/>
-                  <w:szCs w:val="14"/>
-                  <w:u w:val="single" w:color="595959"/>
-                </w:rPr>
-                <w:t xml:space="preserve">🔍 Search ARES for similar videos</w:t>
-              </w:r>
-            </w:hyperlink>
-          </w:p>
-          <w:p>
-            <w:pPr>
-              <w:spacing w:after="40" w:before="0"/>
-            </w:pPr>
-            <w:r>
-              <w:rPr>
-                <w:sz w:val="14"/>
-                <w:szCs w:val="14"/>
-              </w:rPr>
-              <w:t xml:space="preserve"/>
-            </w:r>
-          </w:p>
-          <w:p>
-            <w:pPr>
-              <w:spacing w:after="20" w:before="0"/>
-            </w:pPr>
-            <w:r>
-              <w:rPr>
-                <w:rFonts w:ascii="Arial" w:cs="Arial" w:eastAsia="Arial" w:hAnsi="Arial"/>
-                <w:b/>
-                <w:bCs/>
-                <w:color w:val="1F3864"/>
-                <w:sz w:val="16"/>
-                <w:szCs w:val="16"/>
-              </w:rPr>
-              <w:t xml:space="preserve">📖 EXERCISE:</w:t>
-            </w:r>
-          </w:p>
-          <w:p>
-            <w:pPr>
-              <w:spacing w:after="20" w:before="0"/>
-            </w:pPr>
-            <w:hyperlink w:history="1" r:id="rIdcgeszpqbvjdyuqahpr1bx">
+            <w:hyperlink w:history="1" r:id="rIdq9-bku3lfbau3qlbq5vzz">
               <w:r>
                 <w:rPr>
                   <w:rFonts w:ascii="Arial" w:cs="Arial" w:eastAsia="Arial" w:hAnsi="Arial"/>
@@ -17509,7 +17509,7 @@
               <w:spacing w:after="10" w:before="0"/>
               <w:ind w:left="120"/>
             </w:pPr>
-            <w:hyperlink w:history="1" r:id="rIdxc_xf4ghlwzjshdtdt-v1">
+            <w:hyperlink w:history="1" r:id="rIdegsx4rx3y7go3otzftmky">
               <w:r>
                 <w:rPr>
                   <w:rFonts w:ascii="Arial" w:cs="Arial" w:eastAsia="Arial" w:hAnsi="Arial"/>
@@ -19129,7 +19129,7 @@
             <w:pPr>
               <w:spacing w:after="20" w:before="0"/>
             </w:pPr>
-            <w:hyperlink w:history="1" r:id="rId5nuf1bvmp9hv6tmfgxwsy">
+            <w:hyperlink w:history="1" r:id="rIdskkha0p4oyezjy6lgcw1z">
               <w:r>
                 <w:rPr>
                   <w:rFonts w:ascii="Arial" w:cs="Arial" w:eastAsia="Arial" w:hAnsi="Arial"/>
@@ -19162,7 +19162,7 @@
               <w:spacing w:after="10" w:before="0"/>
               <w:ind w:left="120"/>
             </w:pPr>
-            <w:hyperlink w:history="1" r:id="rIdqe6lu5b3o94cezwuvtaat">
+            <w:hyperlink w:history="1" r:id="rIde6q1ica5h6t-7rugmhlga">
               <w:r>
                 <w:rPr>
                   <w:rFonts w:ascii="Arial" w:cs="Arial" w:eastAsia="Arial" w:hAnsi="Arial"/>
@@ -19207,7 +19207,7 @@
             <w:pPr>
               <w:spacing w:after="20" w:before="0"/>
             </w:pPr>
-            <w:hyperlink w:history="1" r:id="rIdzbqwpae7xgl7h1yjukn4b">
+            <w:hyperlink w:history="1" r:id="rId01b5kqccxsvbdryduz3dw">
               <w:r>
                 <w:rPr>
                   <w:rFonts w:ascii="Arial" w:cs="Arial" w:eastAsia="Arial" w:hAnsi="Arial"/>
@@ -19240,7 +19240,7 @@
               <w:spacing w:after="10" w:before="0"/>
               <w:ind w:left="120"/>
             </w:pPr>
-            <w:hyperlink w:history="1" r:id="rIdme2guxk8wfhwd__dcct1i">
+            <w:hyperlink w:history="1" r:id="rId91ltbs8sto5imqjzvv9zu">
               <w:r>
                 <w:rPr>
                   <w:rFonts w:ascii="Arial" w:cs="Arial" w:eastAsia="Arial" w:hAnsi="Arial"/>
@@ -19511,7 +19511,7 @@
             <w:pPr>
               <w:spacing w:after="20" w:before="0"/>
             </w:pPr>
-            <w:hyperlink w:history="1" r:id="rIdrfstkw2k4-sdoy7phmbca">
+            <w:hyperlink w:history="1" r:id="rIdhbuwe-sle-hwxn1tig9-y">
               <w:r>
                 <w:rPr>
                   <w:rFonts w:ascii="Arial" w:cs="Arial" w:eastAsia="Arial" w:hAnsi="Arial"/>
@@ -19544,7 +19544,7 @@
               <w:spacing w:after="10" w:before="0"/>
               <w:ind w:left="120"/>
             </w:pPr>
-            <w:hyperlink w:history="1" r:id="rIdacoqpxkn_nqtr4wlljbep">
+            <w:hyperlink w:history="1" r:id="rIdtdzazpxxhqa1xh6x9ub4z">
               <w:r>
                 <w:rPr>
                   <w:rFonts w:ascii="Arial" w:cs="Arial" w:eastAsia="Arial" w:hAnsi="Arial"/>
@@ -19589,7 +19589,7 @@
             <w:pPr>
               <w:spacing w:after="20" w:before="0"/>
             </w:pPr>
-            <w:hyperlink w:history="1" r:id="rIdfck14cxds1gxzvzrdfbya">
+            <w:hyperlink w:history="1" r:id="rIdvjiodvmf_a2yoe9d8lful">
               <w:r>
                 <w:rPr>
                   <w:rFonts w:ascii="Arial" w:cs="Arial" w:eastAsia="Arial" w:hAnsi="Arial"/>
@@ -19622,7 +19622,7 @@
               <w:spacing w:after="10" w:before="0"/>
               <w:ind w:left="120"/>
             </w:pPr>
-            <w:hyperlink w:history="1" r:id="rId9q0580kf3q4wwnxpbx0up">
+            <w:hyperlink w:history="1" r:id="rIdox8pj4p_fpvyqcu4g2uxi">
               <w:r>
                 <w:rPr>
                   <w:rFonts w:ascii="Arial" w:cs="Arial" w:eastAsia="Arial" w:hAnsi="Arial"/>
@@ -20140,7 +20140,7 @@
             <w:pPr>
               <w:spacing w:after="20" w:before="0"/>
             </w:pPr>
-            <w:hyperlink w:history="1" r:id="rIdyfd4prwoldxttewf_tt-1">
+            <w:hyperlink w:history="1" r:id="rIdbicxf9luxfuvsfiduycun">
               <w:r>
                 <w:rPr>
                   <w:rFonts w:ascii="Arial" w:cs="Arial" w:eastAsia="Arial" w:hAnsi="Arial"/>
@@ -20173,7 +20173,7 @@
               <w:spacing w:after="10" w:before="0"/>
               <w:ind w:left="120"/>
             </w:pPr>
-            <w:hyperlink w:history="1" r:id="rIdu7myk6v2tc2kmuthl4kzb">
+            <w:hyperlink w:history="1" r:id="rId3tn04peyzlf8zgk94ttm7">
               <w:r>
                 <w:rPr>
                   <w:rFonts w:ascii="Arial" w:cs="Arial" w:eastAsia="Arial" w:hAnsi="Arial"/>
@@ -20218,7 +20218,7 @@
             <w:pPr>
               <w:spacing w:after="20" w:before="0"/>
             </w:pPr>
-            <w:hyperlink w:history="1" r:id="rIdfms1jzcqup3otlnotjnhk">
+            <w:hyperlink w:history="1" r:id="rIdlqjz8vvlv8t9f-ii9k9kr">
               <w:r>
                 <w:rPr>
                   <w:rFonts w:ascii="Arial" w:cs="Arial" w:eastAsia="Arial" w:hAnsi="Arial"/>
@@ -20251,7 +20251,7 @@
               <w:spacing w:after="10" w:before="0"/>
               <w:ind w:left="120"/>
             </w:pPr>
-            <w:hyperlink w:history="1" r:id="rIdccu_tiuh55fdw3dtpzmfc">
+            <w:hyperlink w:history="1" r:id="rIdb3dwbfc6qaffr2fjakodj">
               <w:r>
                 <w:rPr>
                   <w:rFonts w:ascii="Arial" w:cs="Arial" w:eastAsia="Arial" w:hAnsi="Arial"/>
@@ -20788,7 +20788,7 @@
             <w:pPr>
               <w:spacing w:after="20" w:before="0"/>
             </w:pPr>
-            <w:hyperlink w:history="1" r:id="rId_cob1-82gwqfmmoxflpjy">
+            <w:hyperlink w:history="1" r:id="rIdypv3ntb2jyiqdxu7mhww7">
               <w:r>
                 <w:rPr>
                   <w:rFonts w:ascii="Arial" w:cs="Arial" w:eastAsia="Arial" w:hAnsi="Arial"/>
@@ -20821,7 +20821,7 @@
               <w:spacing w:after="10" w:before="0"/>
               <w:ind w:left="120"/>
             </w:pPr>
-            <w:hyperlink w:history="1" r:id="rIdi-oeq_jofkyttlv-4ei7t">
+            <w:hyperlink w:history="1" r:id="rIddkwvgprhvlly-h13l_tg3">
               <w:r>
                 <w:rPr>
                   <w:rFonts w:ascii="Arial" w:cs="Arial" w:eastAsia="Arial" w:hAnsi="Arial"/>
@@ -20866,7 +20866,7 @@
             <w:pPr>
               <w:spacing w:after="20" w:before="0"/>
             </w:pPr>
-            <w:hyperlink w:history="1" r:id="rIdy2mnxlay2pboytvnsfuu2">
+            <w:hyperlink w:history="1" r:id="rIdodwvpx4s7o9-ljttjrajj">
               <w:r>
                 <w:rPr>
                   <w:rFonts w:ascii="Arial" w:cs="Arial" w:eastAsia="Arial" w:hAnsi="Arial"/>
@@ -20899,7 +20899,7 @@
               <w:spacing w:after="10" w:before="0"/>
               <w:ind w:left="120"/>
             </w:pPr>
-            <w:hyperlink w:history="1" r:id="rIdsl9ic3e4-ccgyqwx5tzrj">
+            <w:hyperlink w:history="1" r:id="rIdojdelg_9wax7usmllyt9m">
               <w:r>
                 <w:rPr>
                   <w:rFonts w:ascii="Arial" w:cs="Arial" w:eastAsia="Arial" w:hAnsi="Arial"/>
@@ -21151,7 +21151,7 @@
             <w:pPr>
               <w:spacing w:after="20" w:before="0"/>
             </w:pPr>
-            <w:hyperlink w:history="1" r:id="rIdaprdvwtcle8nuwi5mly69">
+            <w:hyperlink w:history="1" r:id="rId1z1sw0dsbloey6mteeozr">
               <w:r>
                 <w:rPr>
                   <w:rFonts w:ascii="Arial" w:cs="Arial" w:eastAsia="Arial" w:hAnsi="Arial"/>
@@ -21184,7 +21184,7 @@
               <w:spacing w:after="10" w:before="0"/>
               <w:ind w:left="120"/>
             </w:pPr>
-            <w:hyperlink w:history="1" r:id="rIdrh0kvhprk9rv0k136oxeg">
+            <w:hyperlink w:history="1" r:id="rIdglqoyo5u7k1i-ai1u7wyz">
               <w:r>
                 <w:rPr>
                   <w:rFonts w:ascii="Arial" w:cs="Arial" w:eastAsia="Arial" w:hAnsi="Arial"/>
@@ -21229,7 +21229,7 @@
             <w:pPr>
               <w:spacing w:after="20" w:before="0"/>
             </w:pPr>
-            <w:hyperlink w:history="1" r:id="rIdeg7wnmu5tk4sn__wyee8c">
+            <w:hyperlink w:history="1" r:id="rIdekpejhmlaoauuyj5sktuk">
               <w:r>
                 <w:rPr>
                   <w:rFonts w:ascii="Arial" w:cs="Arial" w:eastAsia="Arial" w:hAnsi="Arial"/>
@@ -21262,7 +21262,7 @@
               <w:spacing w:after="10" w:before="0"/>
               <w:ind w:left="120"/>
             </w:pPr>
-            <w:hyperlink w:history="1" r:id="rIdvwvzzaish2yck2qakflax">
+            <w:hyperlink w:history="1" r:id="rIdrh0ibkjk8r_mxuflwepsl">
               <w:r>
                 <w:rPr>
                   <w:rFonts w:ascii="Arial" w:cs="Arial" w:eastAsia="Arial" w:hAnsi="Arial"/>
@@ -22863,7 +22863,7 @@
             <w:pPr>
               <w:spacing w:after="20" w:before="0"/>
             </w:pPr>
-            <w:hyperlink w:history="1" r:id="rIdrd-a-zubzqelsjlwljvuu">
+            <w:hyperlink w:history="1" r:id="rIdct-iwu25g1r67kygpjsen">
               <w:r>
                 <w:rPr>
                   <w:rFonts w:ascii="Arial" w:cs="Arial" w:eastAsia="Arial" w:hAnsi="Arial"/>
@@ -22896,7 +22896,7 @@
               <w:spacing w:after="10" w:before="0"/>
               <w:ind w:left="120"/>
             </w:pPr>
-            <w:hyperlink w:history="1" r:id="rIdcvk2tz_irdsngevtzdwi1">
+            <w:hyperlink w:history="1" r:id="rIdkfnphmm8zoyjkuutqskw8">
               <w:r>
                 <w:rPr>
                   <w:rFonts w:ascii="Arial" w:cs="Arial" w:eastAsia="Arial" w:hAnsi="Arial"/>
@@ -22941,7 +22941,7 @@
             <w:pPr>
               <w:spacing w:after="20" w:before="0"/>
             </w:pPr>
-            <w:hyperlink w:history="1" r:id="rIdco_5pi8qgknkophl1dmyt">
+            <w:hyperlink w:history="1" r:id="rIdb_e5t5epce1ads5wdoyym">
               <w:r>
                 <w:rPr>
                   <w:rFonts w:ascii="Arial" w:cs="Arial" w:eastAsia="Arial" w:hAnsi="Arial"/>
@@ -22974,7 +22974,7 @@
               <w:spacing w:after="10" w:before="0"/>
               <w:ind w:left="120"/>
             </w:pPr>
-            <w:hyperlink w:history="1" r:id="rId1z_uru7_deq5o7gwrhczr">
+            <w:hyperlink w:history="1" r:id="rId_jk6-jvtn2c8q0vnd1nwu">
               <w:r>
                 <w:rPr>
                   <w:rFonts w:ascii="Arial" w:cs="Arial" w:eastAsia="Arial" w:hAnsi="Arial"/>
@@ -23169,7 +23169,7 @@
             <w:pPr>
               <w:spacing w:after="20" w:before="0"/>
             </w:pPr>
-            <w:hyperlink w:history="1" r:id="rIdf98saxgvrt4icgsumju5w">
+            <w:hyperlink w:history="1" r:id="rIdyjp_jemsdtojs6itwic5n">
               <w:r>
                 <w:rPr>
                   <w:rFonts w:ascii="Arial" w:cs="Arial" w:eastAsia="Arial" w:hAnsi="Arial"/>
@@ -23202,7 +23202,7 @@
               <w:spacing w:after="10" w:before="0"/>
               <w:ind w:left="120"/>
             </w:pPr>
-            <w:hyperlink w:history="1" r:id="rIdsc8lwwyb_leoc3cneckkv">
+            <w:hyperlink w:history="1" r:id="rIdvtqmjuxpyi2fee8zcjbnz">
               <w:r>
                 <w:rPr>
                   <w:rFonts w:ascii="Arial" w:cs="Arial" w:eastAsia="Arial" w:hAnsi="Arial"/>
@@ -23240,6 +23240,618 @@
                 <w:sz w:val="16"/>
                 <w:szCs w:val="16"/>
               </w:rPr>
+              <w:t xml:space="preserve">📖 HTML:</w:t>
+            </w:r>
+          </w:p>
+          <w:p>
+            <w:pPr>
+              <w:spacing w:after="20" w:before="0"/>
+            </w:pPr>
+            <w:hyperlink w:history="1" r:id="rIddm6s_awoxcri31adfk-g8">
+              <w:r>
+                <w:rPr>
+                  <w:rFonts w:ascii="Arial" w:cs="Arial" w:eastAsia="Arial" w:hAnsi="Arial"/>
+                  <w:color w:val="2E75B6"/>
+                  <w:sz w:val="16"/>
+                  <w:szCs w:val="16"/>
+                  <w:u w:val="single" w:color="2E75B6"/>
+                </w:rPr>
+                <w:t xml:space="preserve">Half-life and Radioactive Dating (Flexbook)</w:t>
+              </w:r>
+            </w:hyperlink>
+          </w:p>
+          <w:p>
+            <w:pPr>
+              <w:spacing w:after="10" w:before="0"/>
+              <w:ind w:left="120"/>
+            </w:pPr>
+            <w:r>
+              <w:rPr>
+                <w:rFonts w:ascii="Arial" w:cs="Arial" w:eastAsia="Arial" w:hAnsi="Arial"/>
+                <w:color w:val="595959"/>
+                <w:sz w:val="14"/>
+                <w:szCs w:val="14"/>
+              </w:rPr>
+              <w:t xml:space="preserve">Source: CK-12</w:t>
+            </w:r>
+          </w:p>
+          <w:p>
+            <w:pPr>
+              <w:spacing w:after="10" w:before="0"/>
+              <w:ind w:left="120"/>
+            </w:pPr>
+            <w:hyperlink w:history="1" r:id="rIdvwbukilbzptlsccuwgkxq">
+              <w:r>
+                <w:rPr>
+                  <w:rFonts w:ascii="Arial" w:cs="Arial" w:eastAsia="Arial" w:hAnsi="Arial"/>
+                  <w:color w:val="595959"/>
+                  <w:sz w:val="14"/>
+                  <w:szCs w:val="14"/>
+                  <w:u w:val="single" w:color="595959"/>
+                </w:rPr>
+                <w:t xml:space="preserve">🔍 Search ARES for similar readings</w:t>
+              </w:r>
+            </w:hyperlink>
+          </w:p>
+        </w:tc>
+        <w:tc>
+          <w:tcPr>
+            <w:tcW w:type="dxa" w:w="3040"/>
+            <w:shd w:fill="FFFFFF" w:color="auto" w:val="clear"/>
+            <w:tcMar>
+              <w:top w:type="dxa" w:w="60"/>
+              <w:left w:type="dxa" w:w="120"/>
+              <w:bottom w:type="dxa" w:w="60"/>
+              <w:right w:type="dxa" w:w="120"/>
+            </w:tcMar>
+            <w:vAlign w:val="top"/>
+          </w:tcPr>
+          <w:p>
+            <w:pPr>
+              <w:spacing w:after="40" w:before="0"/>
+              <w:jc w:val="left"/>
+            </w:pPr>
+            <w:r>
+              <w:rPr>
+                <w:rFonts w:ascii="Arial" w:cs="Arial" w:eastAsia="Arial" w:hAnsi="Arial"/>
+                <w:b w:val="false"/>
+                <w:bCs w:val="false"/>
+                <w:i w:val="false"/>
+                <w:iCs w:val="false"/>
+                <w:color w:val="000000"/>
+                <w:sz w:val="18"/>
+                <w:szCs w:val="18"/>
+              </w:rPr>
+              <w:t xml:space="preserve">Four stations are set up around the classroom, each with a printed information card, a photograph, and a task card. Learner groups (4–5 per group) rotate every 4 minutes. Station 1 — KNH Radiotherapy: A case study of a Nairobi patient receiving cobalt-60 (Co-60) radiotherapy for cervical cancer (Kenya's most common cancer in women). Task: Identify the isotope, write its nuclear symbol, explain why gamma radiation is used for treatment, and state one safety measure for the radiographer. Station 2 — KALRO Crop Irradiation: A description of how the Kenya Agricultural and Livestock Research Organisation uses gamma irradiation to sterilise pests in stored maize and beans and to induce beneficial mutations in sorghum varieties for semi-arid counties like Makueni. Task: Explain how radiation affects living cells, identify the benefit vs. risk trade-off, and link to half-life. Station 3 — Industrial Thickness Gauging: A diagram of a paper or aluminium sheet manufacturing plant using a beta-source detector to measure sheet thickness continuously. Task: Explain why beta particles (not alpha or gamma) are used, and how the detector reading relates to thickness. Station 4 — Carbon-14 Dating: A photograph of the Homo habilis fossil discovered at Koobi Fora, Lake Turkana, Kenya. Task: Use the half-life of C-14 (5,730 years) to explain why C-14 dating cannot be used for this fossil (too old), and identify which isotope system (uranium-lead) would be more appropriate and why.</w:t>
+            </w:r>
+          </w:p>
+        </w:tc>
+        <w:tc>
+          <w:tcPr>
+            <w:tcW w:type="dxa" w:w="3040"/>
+            <w:shd w:fill="F2F2F2" w:color="auto" w:val="clear"/>
+            <w:tcMar>
+              <w:top w:type="dxa" w:w="60"/>
+              <w:left w:type="dxa" w:w="120"/>
+              <w:bottom w:type="dxa" w:w="60"/>
+              <w:right w:type="dxa" w:w="120"/>
+            </w:tcMar>
+            <w:vAlign w:val="top"/>
+          </w:tcPr>
+          <w:p>
+            <w:pPr>
+              <w:spacing w:after="40" w:before="0"/>
+              <w:jc w:val="left"/>
+            </w:pPr>
+            <w:r>
+              <w:rPr>
+                <w:rFonts w:ascii="Arial" w:cs="Arial" w:eastAsia="Arial" w:hAnsi="Arial"/>
+                <w:b w:val="false"/>
+                <w:bCs w:val="false"/>
+                <w:i w:val="false"/>
+                <w:iCs w:val="false"/>
+                <w:color w:val="000000"/>
+                <w:sz w:val="18"/>
+                <w:szCs w:val="18"/>
+              </w:rPr>
+              <w:t xml:space="preserve">Before rotation begins, say: 'Each station is a real application of the nuclear physics we have studied. Your job is not just to read — it is to CONNECT each application back to our original rock and our driving question. Every concept we have studied lives inside these four stations.' Distribute station cards. Set a 4-minute rotation timer with an audible signal. Circulate continuously — spend approximately 1 minute per station per rotation cycle. At Station 4, prompt with: 'Why can't we use carbon-14 on a 1.8-million-year-old fossil? What does that tell you about the relationship between half-life and the age of the sample?' Apply 12-second WAIT TIME. At Station 1, prompt: 'Why is the radiographer standing behind a lead screen? What property of gamma radiation makes that necessary?' Cold-call 2 students at the end of the carousel with: 'Tell me one thing from your station that connects directly back to the pitchblende rock in Lesson 1.'</w:t>
+            </w:r>
+          </w:p>
+        </w:tc>
+        <w:tc>
+          <w:tcPr>
+            <w:tcW w:type="dxa" w:w="3040"/>
+            <w:shd w:fill="FFFFFF" w:color="auto" w:val="clear"/>
+            <w:tcMar>
+              <w:top w:type="dxa" w:w="60"/>
+              <w:left w:type="dxa" w:w="120"/>
+              <w:bottom w:type="dxa" w:w="60"/>
+              <w:right w:type="dxa" w:w="120"/>
+            </w:tcMar>
+            <w:vAlign w:val="top"/>
+          </w:tcPr>
+          <w:p>
+            <w:pPr>
+              <w:spacing w:after="40" w:before="0"/>
+              <w:jc w:val="left"/>
+            </w:pPr>
+            <w:r>
+              <w:rPr>
+                <w:rFonts w:ascii="Arial" w:cs="Arial" w:eastAsia="Arial" w:hAnsi="Arial"/>
+                <w:b w:val="false"/>
+                <w:bCs w:val="false"/>
+                <w:i w:val="false"/>
+                <w:iCs w:val="false"/>
+                <w:color w:val="000000"/>
+                <w:sz w:val="18"/>
+                <w:szCs w:val="18"/>
+              </w:rPr>
+              <w:t xml:space="preserve">Application Transfer Carousel: By encountering the same core concepts (decay types, half-life, penetrating power, nuclear equations) deployed across four distinct Kenyan real-world contexts, learners deepen understanding through contextual variation. Each new context requires learners to identify WHICH concept applies and WHY — a higher-order transfer task that consolidates understanding more robustly than re-reading notes. The Koobi Fora fossil station is deliberately chosen to create productive confusion (C-14 doesn't work here) — this 'desirable difficulty' strengthens the learner's ability to reason about the limits of nuclear techniques.</w:t>
+            </w:r>
+          </w:p>
+        </w:tc>
+        <w:tc>
+          <w:tcPr>
+            <w:tcW w:type="dxa" w:w="3040"/>
+            <w:shd w:fill="F2F2F2" w:color="auto" w:val="clear"/>
+            <w:tcMar>
+              <w:top w:type="dxa" w:w="60"/>
+              <w:left w:type="dxa" w:w="120"/>
+              <w:bottom w:type="dxa" w:w="60"/>
+              <w:right w:type="dxa" w:w="120"/>
+            </w:tcMar>
+            <w:vAlign w:val="top"/>
+          </w:tcPr>
+          <w:p>
+            <w:pPr>
+              <w:spacing w:after="40" w:before="0"/>
+              <w:jc w:val="left"/>
+            </w:pPr>
+            <w:r>
+              <w:rPr>
+                <w:rFonts w:ascii="Arial" w:cs="Arial" w:eastAsia="Arial" w:hAnsi="Arial"/>
+                <w:b w:val="false"/>
+                <w:bCs w:val="false"/>
+                <w:i w:val="false"/>
+                <w:iCs w:val="false"/>
+                <w:color w:val="000000"/>
+                <w:sz w:val="18"/>
+                <w:szCs w:val="18"/>
+              </w:rPr>
+              <w:t xml:space="preserve">Observable indicator: Station task cards are collected at the end of the carousel. Teacher scans for three key errors: (1) At Station 3, learners incorrectly choosing alpha or gamma instead of beta for thickness gauging — indicates incomplete understanding of penetrating power; (2) At Station 4, learners attempting to use C-14 for the Homo habilis fossil — indicates incomplete understanding of half-life range applicability; (3) At Station 1, learners unable to explain why gamma is used therapeutically — indicates disconnect between penetrating power and biological application. These errors are addressed in the Explain phase.</w:t>
+            </w:r>
+          </w:p>
+        </w:tc>
+      </w:tr>
+      <w:tr>
+        <w:tc>
+          <w:tcPr>
+            <w:tcW w:type="dxa" w:w="1520"/>
+            <w:shd w:fill="E2EFDA" w:color="auto" w:val="clear"/>
+            <w:tcMar>
+              <w:top w:type="dxa" w:w="60"/>
+              <w:left w:type="dxa" w:w="120"/>
+              <w:bottom w:type="dxa" w:w="60"/>
+              <w:right w:type="dxa" w:w="120"/>
+            </w:tcMar>
+            <w:vAlign w:val="top"/>
+          </w:tcPr>
+          <w:p>
+            <w:pPr>
+              <w:spacing w:after="40" w:before="0"/>
+              <w:jc w:val="left"/>
+            </w:pPr>
+            <w:r>
+              <w:rPr>
+                <w:rFonts w:ascii="Arial" w:cs="Arial" w:eastAsia="Arial" w:hAnsi="Arial"/>
+                <w:b/>
+                <w:bCs/>
+                <w:i w:val="false"/>
+                <w:iCs w:val="false"/>
+                <w:color w:val="000000"/>
+                <w:sz w:val="18"/>
+                <w:szCs w:val="18"/>
+              </w:rPr>
+              <w:t xml:space="preserve">Explain Phase</w:t>
+            </w:r>
+          </w:p>
+          <w:p>
+            <w:pPr>
+              <w:spacing w:after="20" w:before="0"/>
+            </w:pPr>
+            <w:r>
+              <w:rPr>
+                <w:rFonts w:ascii="Arial" w:cs="Arial" w:eastAsia="Arial" w:hAnsi="Arial"/>
+                <w:b/>
+                <w:bCs/>
+                <w:color w:val="1F3864"/>
+                <w:sz w:val="16"/>
+                <w:szCs w:val="16"/>
+              </w:rPr>
+              <w:t xml:space="preserve">📹 VIDEO:</w:t>
+            </w:r>
+          </w:p>
+          <w:p>
+            <w:pPr>
+              <w:spacing w:after="20" w:before="0"/>
+            </w:pPr>
+            <w:hyperlink w:history="1" r:id="rId1joptzqcmfaehskja9utv">
+              <w:r>
+                <w:rPr>
+                  <w:rFonts w:ascii="Arial" w:cs="Arial" w:eastAsia="Arial" w:hAnsi="Arial"/>
+                  <w:color w:val="2E75B6"/>
+                  <w:sz w:val="16"/>
+                  <w:szCs w:val="16"/>
+                  <w:u w:val="single" w:color="2E75B6"/>
+                </w:rPr>
+                <w:t xml:space="preserve">Kinetics of radioactive decay</w:t>
+              </w:r>
+            </w:hyperlink>
+          </w:p>
+          <w:p>
+            <w:pPr>
+              <w:spacing w:after="10" w:before="0"/>
+              <w:ind w:left="120"/>
+            </w:pPr>
+            <w:r>
+              <w:rPr>
+                <w:rFonts w:ascii="Arial" w:cs="Arial" w:eastAsia="Arial" w:hAnsi="Arial"/>
+                <w:color w:val="595959"/>
+                <w:sz w:val="14"/>
+                <w:szCs w:val="14"/>
+              </w:rPr>
+              <w:t xml:space="preserve">Source: Khan Academy (English - US curriculum)</w:t>
+            </w:r>
+          </w:p>
+          <w:p>
+            <w:pPr>
+              <w:spacing w:after="10" w:before="0"/>
+              <w:ind w:left="120"/>
+            </w:pPr>
+            <w:hyperlink w:history="1" r:id="rId5lehs4scvjbuxzobfwndl">
+              <w:r>
+                <w:rPr>
+                  <w:rFonts w:ascii="Arial" w:cs="Arial" w:eastAsia="Arial" w:hAnsi="Arial"/>
+                  <w:color w:val="595959"/>
+                  <w:sz w:val="14"/>
+                  <w:szCs w:val="14"/>
+                  <w:u w:val="single" w:color="595959"/>
+                </w:rPr>
+                <w:t xml:space="preserve">🔍 Search ARES for similar videos</w:t>
+              </w:r>
+            </w:hyperlink>
+          </w:p>
+          <w:p>
+            <w:pPr>
+              <w:spacing w:after="40" w:before="0"/>
+            </w:pPr>
+            <w:r>
+              <w:rPr>
+                <w:sz w:val="14"/>
+                <w:szCs w:val="14"/>
+              </w:rPr>
+              <w:t xml:space="preserve"/>
+            </w:r>
+          </w:p>
+          <w:p>
+            <w:pPr>
+              <w:spacing w:after="20" w:before="0"/>
+            </w:pPr>
+            <w:r>
+              <w:rPr>
+                <w:rFonts w:ascii="Arial" w:cs="Arial" w:eastAsia="Arial" w:hAnsi="Arial"/>
+                <w:b/>
+                <w:bCs/>
+                <w:color w:val="1F3864"/>
+                <w:sz w:val="16"/>
+                <w:szCs w:val="16"/>
+              </w:rPr>
+              <w:t xml:space="preserve">📖 HTML:</w:t>
+            </w:r>
+          </w:p>
+          <w:p>
+            <w:pPr>
+              <w:spacing w:after="20" w:before="0"/>
+            </w:pPr>
+            <w:hyperlink w:history="1" r:id="rIdplormjnvp0iew2vje1_qj">
+              <w:r>
+                <w:rPr>
+                  <w:rFonts w:ascii="Arial" w:cs="Arial" w:eastAsia="Arial" w:hAnsi="Arial"/>
+                  <w:color w:val="2E75B6"/>
+                  <w:sz w:val="16"/>
+                  <w:szCs w:val="16"/>
+                  <w:u w:val="single" w:color="2E75B6"/>
+                </w:rPr>
+                <w:t xml:space="preserve">Radioactive Half-life (Flexbook)</w:t>
+              </w:r>
+            </w:hyperlink>
+          </w:p>
+          <w:p>
+            <w:pPr>
+              <w:spacing w:after="10" w:before="0"/>
+              <w:ind w:left="120"/>
+            </w:pPr>
+            <w:r>
+              <w:rPr>
+                <w:rFonts w:ascii="Arial" w:cs="Arial" w:eastAsia="Arial" w:hAnsi="Arial"/>
+                <w:color w:val="595959"/>
+                <w:sz w:val="14"/>
+                <w:szCs w:val="14"/>
+              </w:rPr>
+              <w:t xml:space="preserve">Source: CK-12</w:t>
+            </w:r>
+          </w:p>
+          <w:p>
+            <w:pPr>
+              <w:spacing w:after="10" w:before="0"/>
+              <w:ind w:left="120"/>
+            </w:pPr>
+            <w:hyperlink w:history="1" r:id="rIdygtay0bes6rfvdpcmsls0">
+              <w:r>
+                <w:rPr>
+                  <w:rFonts w:ascii="Arial" w:cs="Arial" w:eastAsia="Arial" w:hAnsi="Arial"/>
+                  <w:color w:val="595959"/>
+                  <w:sz w:val="14"/>
+                  <w:szCs w:val="14"/>
+                  <w:u w:val="single" w:color="595959"/>
+                </w:rPr>
+                <w:t xml:space="preserve">🔍 Search ARES for similar readings</w:t>
+              </w:r>
+            </w:hyperlink>
+          </w:p>
+        </w:tc>
+        <w:tc>
+          <w:tcPr>
+            <w:tcW w:type="dxa" w:w="3040"/>
+            <w:shd w:fill="FFFFFF" w:color="auto" w:val="clear"/>
+            <w:tcMar>
+              <w:top w:type="dxa" w:w="60"/>
+              <w:left w:type="dxa" w:w="120"/>
+              <w:bottom w:type="dxa" w:w="60"/>
+              <w:right w:type="dxa" w:w="120"/>
+            </w:tcMar>
+            <w:vAlign w:val="top"/>
+          </w:tcPr>
+          <w:p>
+            <w:pPr>
+              <w:spacing w:after="40" w:before="0"/>
+              <w:jc w:val="left"/>
+            </w:pPr>
+            <w:r>
+              <w:rPr>
+                <w:rFonts w:ascii="Arial" w:cs="Arial" w:eastAsia="Arial" w:hAnsi="Arial"/>
+                <w:b w:val="false"/>
+                <w:bCs w:val="false"/>
+                <w:i w:val="false"/>
+                <w:iCs w:val="false"/>
+                <w:color w:val="000000"/>
+                <w:sz w:val="18"/>
+                <w:szCs w:val="18"/>
+              </w:rPr>
+              <w:t xml:space="preserve">Part A — Radiation Safety Design (10 min): Each group receives a scenario card: 'You are advising the Kenya Nuclear Regulatory Authority (KNRA) on safety protocols for a new nuclear medicine unit at Moi Teaching and Referral Hospital in Eldoret. The unit will use iodine-131 (I-131, half-life 8 days) for thyroid cancer treatment. Design a safety plan for (a) the patient, (b) the medical staff, and (c) the hospital waste disposal team, using the ALARA principle — As Low As Reasonably Achievable.' Groups must reference shielding, distance (inverse square law), time limitation, and half-life calculations in their plan. Part B — Final Explanation Synthesis (10 min): Each group returns to their cumulative model poster (carried through all 7 lessons). They make any final additions — specifically: applications arrows showing how the same nuclear instability that exposed the pitchblende film is now being harnessed in hospitals, farms, and factories — and prepare a 2-minute group presentation narrative.</w:t>
+            </w:r>
+          </w:p>
+        </w:tc>
+        <w:tc>
+          <w:tcPr>
+            <w:tcW w:type="dxa" w:w="3040"/>
+            <w:shd w:fill="F2F2F2" w:color="auto" w:val="clear"/>
+            <w:tcMar>
+              <w:top w:type="dxa" w:w="60"/>
+              <w:left w:type="dxa" w:w="120"/>
+              <w:bottom w:type="dxa" w:w="60"/>
+              <w:right w:type="dxa" w:w="120"/>
+            </w:tcMar>
+            <w:vAlign w:val="top"/>
+          </w:tcPr>
+          <w:p>
+            <w:pPr>
+              <w:spacing w:after="40" w:before="0"/>
+              <w:jc w:val="left"/>
+            </w:pPr>
+            <w:r>
+              <w:rPr>
+                <w:rFonts w:ascii="Arial" w:cs="Arial" w:eastAsia="Arial" w:hAnsi="Arial"/>
+                <w:b w:val="false"/>
+                <w:bCs w:val="false"/>
+                <w:i w:val="false"/>
+                <w:iCs w:val="false"/>
+                <w:color w:val="000000"/>
+                <w:sz w:val="18"/>
+                <w:szCs w:val="18"/>
+              </w:rPr>
+              <w:t xml:space="preserve">For Part A, distribute the KNRA scenario card and say: 'The ALARA principle is not just a physics idea — it is a professional and ethical obligation for everyone who works with radioactive materials in Kenya. Your safety plan must be specific: name the shielding material, calculate what happens to the dose when you double the distance, and use the I-131 half-life to advise when waste is safe for disposal.' Circulate and challenge each group with: 'How many half-lives must pass before the I-131 waste activity drops to less than 1% of its original level? Show the calculation.' (Answer: approximately 7 half-lives = 56 days.) Apply 15-second WAIT TIME after posing this question. For Part B, say: 'Your model started as a sketch of a puzzling rock. Today it should be a complete explanatory framework for nuclear physics. Make sure your model tells a STORY — from unstable nucleus to emitted radiation to real-world application.' Cold-call 2 groups to preview one sentence of their narrative before formal presentations.</w:t>
+            </w:r>
+          </w:p>
+        </w:tc>
+        <w:tc>
+          <w:tcPr>
+            <w:tcW w:type="dxa" w:w="3040"/>
+            <w:shd w:fill="FFFFFF" w:color="auto" w:val="clear"/>
+            <w:tcMar>
+              <w:top w:type="dxa" w:w="60"/>
+              <w:left w:type="dxa" w:w="120"/>
+              <w:bottom w:type="dxa" w:w="60"/>
+              <w:right w:type="dxa" w:w="120"/>
+            </w:tcMar>
+            <w:vAlign w:val="top"/>
+          </w:tcPr>
+          <w:p>
+            <w:pPr>
+              <w:spacing w:after="40" w:before="0"/>
+              <w:jc w:val="left"/>
+            </w:pPr>
+            <w:r>
+              <w:rPr>
+                <w:rFonts w:ascii="Arial" w:cs="Arial" w:eastAsia="Arial" w:hAnsi="Arial"/>
+                <w:b w:val="false"/>
+                <w:bCs w:val="false"/>
+                <w:i w:val="false"/>
+                <w:iCs w:val="false"/>
+                <w:color w:val="000000"/>
+                <w:sz w:val="18"/>
+                <w:szCs w:val="18"/>
+              </w:rPr>
+              <w:t xml:space="preserve">Design-Based Sensemaking (Safety Plan as Model Application): Designing a safety protocol requires learners to deploy knowledge as a tool for solving a real problem — the highest level of transfer. By anchoring the design task in a recognisable Kenyan institution (MTRH Eldoret) and a specific isotope (I-131) with a short half-life, learners must integrate penetrating power, inverse square law, ALARA, and half-life decay simultaneously. This integrative application reveals gaps in understanding (particularly around half-life calculation and shielding material selection) while consolidating connections between concepts. The Final Explanation construction directly addresses the NGSS practice of 'Constructing Explanations' — learners articulate a causal mechanism, not just a description.</w:t>
+            </w:r>
+          </w:p>
+        </w:tc>
+        <w:tc>
+          <w:tcPr>
+            <w:tcW w:type="dxa" w:w="3040"/>
+            <w:shd w:fill="F2F2F2" w:color="auto" w:val="clear"/>
+            <w:tcMar>
+              <w:top w:type="dxa" w:w="60"/>
+              <w:left w:type="dxa" w:w="120"/>
+              <w:bottom w:type="dxa" w:w="60"/>
+              <w:right w:type="dxa" w:w="120"/>
+            </w:tcMar>
+            <w:vAlign w:val="top"/>
+          </w:tcPr>
+          <w:p>
+            <w:pPr>
+              <w:spacing w:after="40" w:before="0"/>
+              <w:jc w:val="left"/>
+            </w:pPr>
+            <w:r>
+              <w:rPr>
+                <w:rFonts w:ascii="Arial" w:cs="Arial" w:eastAsia="Arial" w:hAnsi="Arial"/>
+                <w:b w:val="false"/>
+                <w:bCs w:val="false"/>
+                <w:i w:val="false"/>
+                <w:iCs w:val="false"/>
+                <w:color w:val="000000"/>
+                <w:sz w:val="18"/>
+                <w:szCs w:val="18"/>
+              </w:rPr>
+              <w:t xml:space="preserve">Observable indicator: In the safety plan, learners should: (a) correctly identify lead or concrete as shielding for gamma-emitting I-131; (b) state that doubling distance reduces dose to one-quarter (inverse square law); (c) calculate approximately 56 days (7 half-lives) for waste to fall below 1% activity. In the model, learners should explicitly label an 'applications' layer showing the link from nuclear instability → controlled radiation use → societal benefit. Any group unable to perform the half-life calculation is given a worked example prompt card by the teacher before presentations begin.</w:t>
+            </w:r>
+          </w:p>
+        </w:tc>
+      </w:tr>
+      <w:tr>
+        <w:tc>
+          <w:tcPr>
+            <w:tcW w:type="dxa" w:w="1520"/>
+            <w:shd w:fill="FCE4D6" w:color="auto" w:val="clear"/>
+            <w:tcMar>
+              <w:top w:type="dxa" w:w="60"/>
+              <w:left w:type="dxa" w:w="120"/>
+              <w:bottom w:type="dxa" w:w="60"/>
+              <w:right w:type="dxa" w:w="120"/>
+            </w:tcMar>
+            <w:vAlign w:val="top"/>
+          </w:tcPr>
+          <w:p>
+            <w:pPr>
+              <w:spacing w:after="40" w:before="0"/>
+              <w:jc w:val="left"/>
+            </w:pPr>
+            <w:r>
+              <w:rPr>
+                <w:rFonts w:ascii="Arial" w:cs="Arial" w:eastAsia="Arial" w:hAnsi="Arial"/>
+                <w:b/>
+                <w:bCs/>
+                <w:i w:val="false"/>
+                <w:iCs w:val="false"/>
+                <w:color w:val="000000"/>
+                <w:sz w:val="18"/>
+                <w:szCs w:val="18"/>
+              </w:rPr>
+              <w:t xml:space="preserve">Driving Question Board (DQB) Creation</w:t>
+            </w:r>
+          </w:p>
+          <w:p>
+            <w:pPr>
+              <w:spacing w:after="20" w:before="0"/>
+            </w:pPr>
+            <w:r>
+              <w:rPr>
+                <w:rFonts w:ascii="Arial" w:cs="Arial" w:eastAsia="Arial" w:hAnsi="Arial"/>
+                <w:b/>
+                <w:bCs/>
+                <w:color w:val="1F3864"/>
+                <w:sz w:val="16"/>
+                <w:szCs w:val="16"/>
+              </w:rPr>
+              <w:t xml:space="preserve">📹 VIDEO:</w:t>
+            </w:r>
+          </w:p>
+          <w:p>
+            <w:pPr>
+              <w:spacing w:after="20" w:before="0"/>
+            </w:pPr>
+            <w:hyperlink w:history="1" r:id="rIdeqnracqq0nzev_p1khvk1">
+              <w:r>
+                <w:rPr>
+                  <w:rFonts w:ascii="Arial" w:cs="Arial" w:eastAsia="Arial" w:hAnsi="Arial"/>
+                  <w:color w:val="2E75B6"/>
+                  <w:sz w:val="16"/>
+                  <w:szCs w:val="16"/>
+                  <w:u w:val="single" w:color="2E75B6"/>
+                </w:rPr>
+                <w:t xml:space="preserve">Half-life and carbon dating</w:t>
+              </w:r>
+            </w:hyperlink>
+          </w:p>
+          <w:p>
+            <w:pPr>
+              <w:spacing w:after="10" w:before="0"/>
+              <w:ind w:left="120"/>
+            </w:pPr>
+            <w:r>
+              <w:rPr>
+                <w:rFonts w:ascii="Arial" w:cs="Arial" w:eastAsia="Arial" w:hAnsi="Arial"/>
+                <w:color w:val="595959"/>
+                <w:sz w:val="14"/>
+                <w:szCs w:val="14"/>
+              </w:rPr>
+              <w:t xml:space="preserve">Source: Khan Academy (English - US curriculum)</w:t>
+            </w:r>
+          </w:p>
+          <w:p>
+            <w:pPr>
+              <w:spacing w:after="10" w:before="0"/>
+              <w:ind w:left="120"/>
+            </w:pPr>
+            <w:hyperlink w:history="1" r:id="rIdjciewi8frd_6w6fcrwsqt">
+              <w:r>
+                <w:rPr>
+                  <w:rFonts w:ascii="Arial" w:cs="Arial" w:eastAsia="Arial" w:hAnsi="Arial"/>
+                  <w:color w:val="595959"/>
+                  <w:sz w:val="14"/>
+                  <w:szCs w:val="14"/>
+                  <w:u w:val="single" w:color="595959"/>
+                </w:rPr>
+                <w:t xml:space="preserve">🔍 Search ARES for similar videos</w:t>
+              </w:r>
+            </w:hyperlink>
+          </w:p>
+          <w:p>
+            <w:pPr>
+              <w:spacing w:after="40" w:before="0"/>
+            </w:pPr>
+            <w:r>
+              <w:rPr>
+                <w:sz w:val="14"/>
+                <w:szCs w:val="14"/>
+              </w:rPr>
+              <w:t xml:space="preserve"/>
+            </w:r>
+          </w:p>
+          <w:p>
+            <w:pPr>
+              <w:spacing w:after="20" w:before="0"/>
+            </w:pPr>
+            <w:r>
+              <w:rPr>
+                <w:rFonts w:ascii="Arial" w:cs="Arial" w:eastAsia="Arial" w:hAnsi="Arial"/>
+                <w:b/>
+                <w:bCs/>
+                <w:color w:val="1F3864"/>
+                <w:sz w:val="16"/>
+                <w:szCs w:val="16"/>
+              </w:rPr>
               <w:t xml:space="preserve">📖 EXERCISE:</w:t>
             </w:r>
           </w:p>
@@ -23247,7 +23859,313 @@
             <w:pPr>
               <w:spacing w:after="20" w:before="0"/>
             </w:pPr>
-            <w:hyperlink w:history="1" r:id="rIdmmh6ulu2qsh2wal5wbda8">
+            <w:hyperlink w:history="1" r:id="rIdwv7hagot_oyry4pd_ajta">
+              <w:r>
+                <w:rPr>
+                  <w:rFonts w:ascii="Arial" w:cs="Arial" w:eastAsia="Arial" w:hAnsi="Arial"/>
+                  <w:color w:val="2E75B6"/>
+                  <w:sz w:val="16"/>
+                  <w:szCs w:val="16"/>
+                  <w:u w:val="single" w:color="2E75B6"/>
+                </w:rPr>
+                <w:t xml:space="preserve">Radioactive Half-life Practice</w:t>
+              </w:r>
+            </w:hyperlink>
+          </w:p>
+          <w:p>
+            <w:pPr>
+              <w:spacing w:after="10" w:before="0"/>
+              <w:ind w:left="120"/>
+            </w:pPr>
+            <w:r>
+              <w:rPr>
+                <w:rFonts w:ascii="Arial" w:cs="Arial" w:eastAsia="Arial" w:hAnsi="Arial"/>
+                <w:color w:val="595959"/>
+                <w:sz w:val="14"/>
+                <w:szCs w:val="14"/>
+              </w:rPr>
+              <w:t xml:space="preserve">Source: CK-12</w:t>
+            </w:r>
+          </w:p>
+          <w:p>
+            <w:pPr>
+              <w:spacing w:after="10" w:before="0"/>
+              <w:ind w:left="120"/>
+            </w:pPr>
+            <w:hyperlink w:history="1" r:id="rIdohmexnoo13r2k5reuxckc">
+              <w:r>
+                <w:rPr>
+                  <w:rFonts w:ascii="Arial" w:cs="Arial" w:eastAsia="Arial" w:hAnsi="Arial"/>
+                  <w:color w:val="595959"/>
+                  <w:sz w:val="14"/>
+                  <w:szCs w:val="14"/>
+                  <w:u w:val="single" w:color="595959"/>
+                </w:rPr>
+                <w:t xml:space="preserve">🔍 Search ARES for similar readings</w:t>
+              </w:r>
+            </w:hyperlink>
+          </w:p>
+        </w:tc>
+        <w:tc>
+          <w:tcPr>
+            <w:tcW w:type="dxa" w:w="3040"/>
+            <w:shd w:fill="FFFFFF" w:color="auto" w:val="clear"/>
+            <w:tcMar>
+              <w:top w:type="dxa" w:w="60"/>
+              <w:left w:type="dxa" w:w="120"/>
+              <w:bottom w:type="dxa" w:w="60"/>
+              <w:right w:type="dxa" w:w="120"/>
+            </w:tcMar>
+            <w:vAlign w:val="top"/>
+          </w:tcPr>
+          <w:p>
+            <w:pPr>
+              <w:spacing w:after="40" w:before="0"/>
+              <w:jc w:val="left"/>
+            </w:pPr>
+            <w:r>
+              <w:rPr>
+                <w:rFonts w:ascii="Arial" w:cs="Arial" w:eastAsia="Arial" w:hAnsi="Arial"/>
+                <w:b w:val="false"/>
+                <w:bCs w:val="false"/>
+                <w:i w:val="false"/>
+                <w:iCs w:val="false"/>
+                <w:color w:val="000000"/>
+                <w:sz w:val="18"/>
+                <w:szCs w:val="18"/>
+              </w:rPr>
+              <w:t xml:space="preserve">The full Driving Question Board — maintained across all 7 lessons — is displayed at the front of the room. The teacher reads the original driving question aloud: 'Why do some atoms in Kenyan rocks spontaneously release invisible energy — and how can we harness or protect ourselves from that energy?' Each group then presents their 2-minute final model narrative, connecting at least three unit concepts back to the pitchblende phenomenon. After all presentations, the class conducts a formal DQB Closure Ceremony: the teacher reads each posted question card aloud, and learners vote (show of hands or green/yellow/red card signals) to classify it as: GREEN — fully answered by our unit, YELLOW — partially answered, more evidence needed, RED — beyond our current study, flagged for further investigation. A volunteer scribe records the classification on each card. The driving question itself is answered collaboratively as a class, with the teacher scribing a 4–5 sentence consensus answer on the board.</w:t>
+            </w:r>
+          </w:p>
+        </w:tc>
+        <w:tc>
+          <w:tcPr>
+            <w:tcW w:type="dxa" w:w="3040"/>
+            <w:shd w:fill="F2F2F2" w:color="auto" w:val="clear"/>
+            <w:tcMar>
+              <w:top w:type="dxa" w:w="60"/>
+              <w:left w:type="dxa" w:w="120"/>
+              <w:bottom w:type="dxa" w:w="60"/>
+              <w:right w:type="dxa" w:w="120"/>
+            </w:tcMar>
+            <w:vAlign w:val="top"/>
+          </w:tcPr>
+          <w:p>
+            <w:pPr>
+              <w:spacing w:after="40" w:before="0"/>
+              <w:jc w:val="left"/>
+            </w:pPr>
+            <w:r>
+              <w:rPr>
+                <w:rFonts w:ascii="Arial" w:cs="Arial" w:eastAsia="Arial" w:hAnsi="Arial"/>
+                <w:b w:val="false"/>
+                <w:bCs w:val="false"/>
+                <w:i w:val="false"/>
+                <w:iCs w:val="false"/>
+                <w:color w:val="000000"/>
+                <w:sz w:val="18"/>
+                <w:szCs w:val="18"/>
+              </w:rPr>
+              <w:t xml:space="preserve">Begin by saying: 'Seven lessons ago, this board was empty and this rock was a mystery. Today, we close the board. But first — your models.' Allow each group 2 minutes strictly (use a timer). After presentations, move to the DQB Closure Ceremony. For each card, read it aloud and say: 'Green, yellow, or red? Show me your card.' After voting, ask one student to justify the classification with: 'Tell me in one sentence what evidence from our lessons answers this question.' Apply 10-second WAIT TIME. After all cards are classified, say: 'Now — the driving question itself. I am going to write our class answer on the board. I need four volunteers to each contribute one sentence.' Cold-call 4 students who have not yet spoken today. The final written answer must include: unstable nucleus → decay type → penetrating radiation → half-life → applications and safety. End by saying: 'The rock is no longer a mystery. But notice how many yellow and red cards remain. That is not failure — that is the frontier of science. Kenyan scientists at the Kenya Nuclear Regulatory Authority are working on those very questions right now.'</w:t>
+            </w:r>
+          </w:p>
+        </w:tc>
+        <w:tc>
+          <w:tcPr>
+            <w:tcW w:type="dxa" w:w="3040"/>
+            <w:shd w:fill="FFFFFF" w:color="auto" w:val="clear"/>
+            <w:tcMar>
+              <w:top w:type="dxa" w:w="60"/>
+              <w:left w:type="dxa" w:w="120"/>
+              <w:bottom w:type="dxa" w:w="60"/>
+              <w:right w:type="dxa" w:w="120"/>
+            </w:tcMar>
+            <w:vAlign w:val="top"/>
+          </w:tcPr>
+          <w:p>
+            <w:pPr>
+              <w:spacing w:after="40" w:before="0"/>
+              <w:jc w:val="left"/>
+            </w:pPr>
+            <w:r>
+              <w:rPr>
+                <w:rFonts w:ascii="Arial" w:cs="Arial" w:eastAsia="Arial" w:hAnsi="Arial"/>
+                <w:b w:val="false"/>
+                <w:bCs w:val="false"/>
+                <w:i w:val="false"/>
+                <w:iCs w:val="false"/>
+                <w:color w:val="000000"/>
+                <w:sz w:val="18"/>
+                <w:szCs w:val="18"/>
+              </w:rPr>
+              <w:t xml:space="preserve">Consensus Model Building + DQB Closure: The Driving Question Board closure is a structured epistemic ritual that makes the growth of collective knowledge visible. By classifying each question as answered, partial, or open, learners practise the scientific norm of calibrated confidence — distinguishing what is known from what remains uncertain. The group model presentations enact the NGSS practice of 'Obtaining, Evaluating, and Communicating Information,' requiring learners to translate their cumulative understanding into a coherent public narrative. The collaborative construction of the 4–5 sentence consensus answer to the driving question is a high-leverage sensemaking move: it forces the class to agree on a shared, evidence-based explanation rather than holding parallel private understandings.</w:t>
+            </w:r>
+          </w:p>
+        </w:tc>
+        <w:tc>
+          <w:tcPr>
+            <w:tcW w:type="dxa" w:w="3040"/>
+            <w:shd w:fill="F2F2F2" w:color="auto" w:val="clear"/>
+            <w:tcMar>
+              <w:top w:type="dxa" w:w="60"/>
+              <w:left w:type="dxa" w:w="120"/>
+              <w:bottom w:type="dxa" w:w="60"/>
+              <w:right w:type="dxa" w:w="120"/>
+            </w:tcMar>
+            <w:vAlign w:val="top"/>
+          </w:tcPr>
+          <w:p>
+            <w:pPr>
+              <w:spacing w:after="40" w:before="0"/>
+              <w:jc w:val="left"/>
+            </w:pPr>
+            <w:r>
+              <w:rPr>
+                <w:rFonts w:ascii="Arial" w:cs="Arial" w:eastAsia="Arial" w:hAnsi="Arial"/>
+                <w:b w:val="false"/>
+                <w:bCs w:val="false"/>
+                <w:i w:val="false"/>
+                <w:iCs w:val="false"/>
+                <w:color w:val="000000"/>
+                <w:sz w:val="18"/>
+                <w:szCs w:val="18"/>
+              </w:rPr>
+              <w:t xml:space="preserve">Observable indicator: The consensus driving-question answer on the board should include all five required elements (unstable nucleus, decay type, penetrating radiation, half-life, applications/safety). If any element is missing after four student contributions, the teacher prompts with a targeted question: e.g., 'We have described the radiation — but why does the rock NEVER STOP emitting? What concept explains that?' Individual group model presentations are assessed against a 3-point rubric (displayed on the board): 1 = mentions decay type only; 2 = connects decay type + half-life + one application; 3 = full causal chain from nuclear instability through all major unit concepts to Kenyan application and safety. Teacher records each group's score for formative tracking.</w:t>
+            </w:r>
+          </w:p>
+        </w:tc>
+      </w:tr>
+      <w:tr>
+        <w:tc>
+          <w:tcPr>
+            <w:tcW w:type="dxa" w:w="1520"/>
+            <w:shd w:fill="D5E8F0" w:color="auto" w:val="clear"/>
+            <w:tcMar>
+              <w:top w:type="dxa" w:w="60"/>
+              <w:left w:type="dxa" w:w="120"/>
+              <w:bottom w:type="dxa" w:w="60"/>
+              <w:right w:type="dxa" w:w="120"/>
+            </w:tcMar>
+            <w:vAlign w:val="top"/>
+          </w:tcPr>
+          <w:p>
+            <w:pPr>
+              <w:spacing w:after="40" w:before="0"/>
+              <w:jc w:val="left"/>
+            </w:pPr>
+            <w:r>
+              <w:rPr>
+                <w:rFonts w:ascii="Arial" w:cs="Arial" w:eastAsia="Arial" w:hAnsi="Arial"/>
+                <w:b/>
+                <w:bCs/>
+                <w:i w:val="false"/>
+                <w:iCs w:val="false"/>
+                <w:color w:val="000000"/>
+                <w:sz w:val="18"/>
+                <w:szCs w:val="18"/>
+              </w:rPr>
+              <w:t xml:space="preserve">Model Building Phase</w:t>
+            </w:r>
+          </w:p>
+          <w:p>
+            <w:pPr>
+              <w:spacing w:after="20" w:before="0"/>
+            </w:pPr>
+            <w:r>
+              <w:rPr>
+                <w:rFonts w:ascii="Arial" w:cs="Arial" w:eastAsia="Arial" w:hAnsi="Arial"/>
+                <w:b/>
+                <w:bCs/>
+                <w:color w:val="1F3864"/>
+                <w:sz w:val="16"/>
+                <w:szCs w:val="16"/>
+              </w:rPr>
+              <w:t xml:space="preserve">📹 VIDEO:</w:t>
+            </w:r>
+          </w:p>
+          <w:p>
+            <w:pPr>
+              <w:spacing w:after="20" w:before="0"/>
+            </w:pPr>
+            <w:hyperlink w:history="1" r:id="rId3ulie4xzlmnmumt7u4wt5">
+              <w:r>
+                <w:rPr>
+                  <w:rFonts w:ascii="Arial" w:cs="Arial" w:eastAsia="Arial" w:hAnsi="Arial"/>
+                  <w:color w:val="2E75B6"/>
+                  <w:sz w:val="16"/>
+                  <w:szCs w:val="16"/>
+                  <w:u w:val="single" w:color="2E75B6"/>
+                </w:rPr>
+                <w:t xml:space="preserve">Nuclear stability and nuclear equations</w:t>
+              </w:r>
+            </w:hyperlink>
+          </w:p>
+          <w:p>
+            <w:pPr>
+              <w:spacing w:after="10" w:before="0"/>
+              <w:ind w:left="120"/>
+            </w:pPr>
+            <w:r>
+              <w:rPr>
+                <w:rFonts w:ascii="Arial" w:cs="Arial" w:eastAsia="Arial" w:hAnsi="Arial"/>
+                <w:color w:val="595959"/>
+                <w:sz w:val="14"/>
+                <w:szCs w:val="14"/>
+              </w:rPr>
+              <w:t xml:space="preserve">Source: Khan Academy (English - US curriculum)</w:t>
+            </w:r>
+          </w:p>
+          <w:p>
+            <w:pPr>
+              <w:spacing w:after="10" w:before="0"/>
+              <w:ind w:left="120"/>
+            </w:pPr>
+            <w:hyperlink w:history="1" r:id="rIdrre6sj6rc3hfjhs8iz_af">
+              <w:r>
+                <w:rPr>
+                  <w:rFonts w:ascii="Arial" w:cs="Arial" w:eastAsia="Arial" w:hAnsi="Arial"/>
+                  <w:color w:val="595959"/>
+                  <w:sz w:val="14"/>
+                  <w:szCs w:val="14"/>
+                  <w:u w:val="single" w:color="595959"/>
+                </w:rPr>
+                <w:t xml:space="preserve">🔍 Search ARES for similar videos</w:t>
+              </w:r>
+            </w:hyperlink>
+          </w:p>
+          <w:p>
+            <w:pPr>
+              <w:spacing w:after="40" w:before="0"/>
+            </w:pPr>
+            <w:r>
+              <w:rPr>
+                <w:sz w:val="14"/>
+                <w:szCs w:val="14"/>
+              </w:rPr>
+              <w:t xml:space="preserve"/>
+            </w:r>
+          </w:p>
+          <w:p>
+            <w:pPr>
+              <w:spacing w:after="20" w:before="0"/>
+            </w:pPr>
+            <w:r>
+              <w:rPr>
+                <w:rFonts w:ascii="Arial" w:cs="Arial" w:eastAsia="Arial" w:hAnsi="Arial"/>
+                <w:b/>
+                <w:bCs/>
+                <w:color w:val="1F3864"/>
+                <w:sz w:val="16"/>
+                <w:szCs w:val="16"/>
+              </w:rPr>
+              <w:t xml:space="preserve">📖 EXERCISE:</w:t>
+            </w:r>
+          </w:p>
+          <w:p>
+            <w:pPr>
+              <w:spacing w:after="20" w:before="0"/>
+            </w:pPr>
+            <w:hyperlink w:history="1" r:id="rId3bjbgbfvlth2jsgmshwx7">
               <w:r>
                 <w:rPr>
                   <w:rFonts w:ascii="Arial" w:cs="Arial" w:eastAsia="Arial" w:hAnsi="Arial"/>
@@ -23280,925 +24198,7 @@
               <w:spacing w:after="10" w:before="0"/>
               <w:ind w:left="120"/>
             </w:pPr>
-            <w:hyperlink w:history="1" r:id="rId95uh5a-lkikuio9cbxz1l">
-              <w:r>
-                <w:rPr>
-                  <w:rFonts w:ascii="Arial" w:cs="Arial" w:eastAsia="Arial" w:hAnsi="Arial"/>
-                  <w:color w:val="595959"/>
-                  <w:sz w:val="14"/>
-                  <w:szCs w:val="14"/>
-                  <w:u w:val="single" w:color="595959"/>
-                </w:rPr>
-                <w:t xml:space="preserve">🔍 Search ARES for similar readings</w:t>
-              </w:r>
-            </w:hyperlink>
-          </w:p>
-        </w:tc>
-        <w:tc>
-          <w:tcPr>
-            <w:tcW w:type="dxa" w:w="3040"/>
-            <w:shd w:fill="FFFFFF" w:color="auto" w:val="clear"/>
-            <w:tcMar>
-              <w:top w:type="dxa" w:w="60"/>
-              <w:left w:type="dxa" w:w="120"/>
-              <w:bottom w:type="dxa" w:w="60"/>
-              <w:right w:type="dxa" w:w="120"/>
-            </w:tcMar>
-            <w:vAlign w:val="top"/>
-          </w:tcPr>
-          <w:p>
-            <w:pPr>
-              <w:spacing w:after="40" w:before="0"/>
-              <w:jc w:val="left"/>
-            </w:pPr>
-            <w:r>
-              <w:rPr>
-                <w:rFonts w:ascii="Arial" w:cs="Arial" w:eastAsia="Arial" w:hAnsi="Arial"/>
-                <w:b w:val="false"/>
-                <w:bCs w:val="false"/>
-                <w:i w:val="false"/>
-                <w:iCs w:val="false"/>
-                <w:color w:val="000000"/>
-                <w:sz w:val="18"/>
-                <w:szCs w:val="18"/>
-              </w:rPr>
-              <w:t xml:space="preserve">Four stations are set up around the classroom, each with a printed information card, a photograph, and a task card. Learner groups (4–5 per group) rotate every 4 minutes. Station 1 — KNH Radiotherapy: A case study of a Nairobi patient receiving cobalt-60 (Co-60) radiotherapy for cervical cancer (Kenya's most common cancer in women). Task: Identify the isotope, write its nuclear symbol, explain why gamma radiation is used for treatment, and state one safety measure for the radiographer. Station 2 — KALRO Crop Irradiation: A description of how the Kenya Agricultural and Livestock Research Organisation uses gamma irradiation to sterilise pests in stored maize and beans and to induce beneficial mutations in sorghum varieties for semi-arid counties like Makueni. Task: Explain how radiation affects living cells, identify the benefit vs. risk trade-off, and link to half-life. Station 3 — Industrial Thickness Gauging: A diagram of a paper or aluminium sheet manufacturing plant using a beta-source detector to measure sheet thickness continuously. Task: Explain why beta particles (not alpha or gamma) are used, and how the detector reading relates to thickness. Station 4 — Carbon-14 Dating: A photograph of the Homo habilis fossil discovered at Koobi Fora, Lake Turkana, Kenya. Task: Use the half-life of C-14 (5,730 years) to explain why C-14 dating cannot be used for this fossil (too old), and identify which isotope system (uranium-lead) would be more appropriate and why.</w:t>
-            </w:r>
-          </w:p>
-        </w:tc>
-        <w:tc>
-          <w:tcPr>
-            <w:tcW w:type="dxa" w:w="3040"/>
-            <w:shd w:fill="F2F2F2" w:color="auto" w:val="clear"/>
-            <w:tcMar>
-              <w:top w:type="dxa" w:w="60"/>
-              <w:left w:type="dxa" w:w="120"/>
-              <w:bottom w:type="dxa" w:w="60"/>
-              <w:right w:type="dxa" w:w="120"/>
-            </w:tcMar>
-            <w:vAlign w:val="top"/>
-          </w:tcPr>
-          <w:p>
-            <w:pPr>
-              <w:spacing w:after="40" w:before="0"/>
-              <w:jc w:val="left"/>
-            </w:pPr>
-            <w:r>
-              <w:rPr>
-                <w:rFonts w:ascii="Arial" w:cs="Arial" w:eastAsia="Arial" w:hAnsi="Arial"/>
-                <w:b w:val="false"/>
-                <w:bCs w:val="false"/>
-                <w:i w:val="false"/>
-                <w:iCs w:val="false"/>
-                <w:color w:val="000000"/>
-                <w:sz w:val="18"/>
-                <w:szCs w:val="18"/>
-              </w:rPr>
-              <w:t xml:space="preserve">Before rotation begins, say: 'Each station is a real application of the nuclear physics we have studied. Your job is not just to read — it is to CONNECT each application back to our original rock and our driving question. Every concept we have studied lives inside these four stations.' Distribute station cards. Set a 4-minute rotation timer with an audible signal. Circulate continuously — spend approximately 1 minute per station per rotation cycle. At Station 4, prompt with: 'Why can't we use carbon-14 on a 1.8-million-year-old fossil? What does that tell you about the relationship between half-life and the age of the sample?' Apply 12-second WAIT TIME. At Station 1, prompt: 'Why is the radiographer standing behind a lead screen? What property of gamma radiation makes that necessary?' Cold-call 2 students at the end of the carousel with: 'Tell me one thing from your station that connects directly back to the pitchblende rock in Lesson 1.'</w:t>
-            </w:r>
-          </w:p>
-        </w:tc>
-        <w:tc>
-          <w:tcPr>
-            <w:tcW w:type="dxa" w:w="3040"/>
-            <w:shd w:fill="FFFFFF" w:color="auto" w:val="clear"/>
-            <w:tcMar>
-              <w:top w:type="dxa" w:w="60"/>
-              <w:left w:type="dxa" w:w="120"/>
-              <w:bottom w:type="dxa" w:w="60"/>
-              <w:right w:type="dxa" w:w="120"/>
-            </w:tcMar>
-            <w:vAlign w:val="top"/>
-          </w:tcPr>
-          <w:p>
-            <w:pPr>
-              <w:spacing w:after="40" w:before="0"/>
-              <w:jc w:val="left"/>
-            </w:pPr>
-            <w:r>
-              <w:rPr>
-                <w:rFonts w:ascii="Arial" w:cs="Arial" w:eastAsia="Arial" w:hAnsi="Arial"/>
-                <w:b w:val="false"/>
-                <w:bCs w:val="false"/>
-                <w:i w:val="false"/>
-                <w:iCs w:val="false"/>
-                <w:color w:val="000000"/>
-                <w:sz w:val="18"/>
-                <w:szCs w:val="18"/>
-              </w:rPr>
-              <w:t xml:space="preserve">Application Transfer Carousel: By encountering the same core concepts (decay types, half-life, penetrating power, nuclear equations) deployed across four distinct Kenyan real-world contexts, learners deepen understanding through contextual variation. Each new context requires learners to identify WHICH concept applies and WHY — a higher-order transfer task that consolidates understanding more robustly than re-reading notes. The Koobi Fora fossil station is deliberately chosen to create productive confusion (C-14 doesn't work here) — this 'desirable difficulty' strengthens the learner's ability to reason about the limits of nuclear techniques.</w:t>
-            </w:r>
-          </w:p>
-        </w:tc>
-        <w:tc>
-          <w:tcPr>
-            <w:tcW w:type="dxa" w:w="3040"/>
-            <w:shd w:fill="F2F2F2" w:color="auto" w:val="clear"/>
-            <w:tcMar>
-              <w:top w:type="dxa" w:w="60"/>
-              <w:left w:type="dxa" w:w="120"/>
-              <w:bottom w:type="dxa" w:w="60"/>
-              <w:right w:type="dxa" w:w="120"/>
-            </w:tcMar>
-            <w:vAlign w:val="top"/>
-          </w:tcPr>
-          <w:p>
-            <w:pPr>
-              <w:spacing w:after="40" w:before="0"/>
-              <w:jc w:val="left"/>
-            </w:pPr>
-            <w:r>
-              <w:rPr>
-                <w:rFonts w:ascii="Arial" w:cs="Arial" w:eastAsia="Arial" w:hAnsi="Arial"/>
-                <w:b w:val="false"/>
-                <w:bCs w:val="false"/>
-                <w:i w:val="false"/>
-                <w:iCs w:val="false"/>
-                <w:color w:val="000000"/>
-                <w:sz w:val="18"/>
-                <w:szCs w:val="18"/>
-              </w:rPr>
-              <w:t xml:space="preserve">Observable indicator: Station task cards are collected at the end of the carousel. Teacher scans for three key errors: (1) At Station 3, learners incorrectly choosing alpha or gamma instead of beta for thickness gauging — indicates incomplete understanding of penetrating power; (2) At Station 4, learners attempting to use C-14 for the Homo habilis fossil — indicates incomplete understanding of half-life range applicability; (3) At Station 1, learners unable to explain why gamma is used therapeutically — indicates disconnect between penetrating power and biological application. These errors are addressed in the Explain phase.</w:t>
-            </w:r>
-          </w:p>
-        </w:tc>
-      </w:tr>
-      <w:tr>
-        <w:tc>
-          <w:tcPr>
-            <w:tcW w:type="dxa" w:w="1520"/>
-            <w:shd w:fill="E2EFDA" w:color="auto" w:val="clear"/>
-            <w:tcMar>
-              <w:top w:type="dxa" w:w="60"/>
-              <w:left w:type="dxa" w:w="120"/>
-              <w:bottom w:type="dxa" w:w="60"/>
-              <w:right w:type="dxa" w:w="120"/>
-            </w:tcMar>
-            <w:vAlign w:val="top"/>
-          </w:tcPr>
-          <w:p>
-            <w:pPr>
-              <w:spacing w:after="40" w:before="0"/>
-              <w:jc w:val="left"/>
-            </w:pPr>
-            <w:r>
-              <w:rPr>
-                <w:rFonts w:ascii="Arial" w:cs="Arial" w:eastAsia="Arial" w:hAnsi="Arial"/>
-                <w:b/>
-                <w:bCs/>
-                <w:i w:val="false"/>
-                <w:iCs w:val="false"/>
-                <w:color w:val="000000"/>
-                <w:sz w:val="18"/>
-                <w:szCs w:val="18"/>
-              </w:rPr>
-              <w:t xml:space="preserve">Explain Phase</w:t>
-            </w:r>
-          </w:p>
-          <w:p>
-            <w:pPr>
-              <w:spacing w:after="20" w:before="0"/>
-            </w:pPr>
-            <w:r>
-              <w:rPr>
-                <w:rFonts w:ascii="Arial" w:cs="Arial" w:eastAsia="Arial" w:hAnsi="Arial"/>
-                <w:b/>
-                <w:bCs/>
-                <w:color w:val="1F3864"/>
-                <w:sz w:val="16"/>
-                <w:szCs w:val="16"/>
-              </w:rPr>
-              <w:t xml:space="preserve">📹 VIDEO:</w:t>
-            </w:r>
-          </w:p>
-          <w:p>
-            <w:pPr>
-              <w:spacing w:after="20" w:before="0"/>
-            </w:pPr>
-            <w:hyperlink w:history="1" r:id="rIdawrxlp76qaevjnnzit0tm">
-              <w:r>
-                <w:rPr>
-                  <w:rFonts w:ascii="Arial" w:cs="Arial" w:eastAsia="Arial" w:hAnsi="Arial"/>
-                  <w:color w:val="2E75B6"/>
-                  <w:sz w:val="16"/>
-                  <w:szCs w:val="16"/>
-                  <w:u w:val="single" w:color="2E75B6"/>
-                </w:rPr>
-                <w:t xml:space="preserve">Types of decay</w:t>
-              </w:r>
-            </w:hyperlink>
-          </w:p>
-          <w:p>
-            <w:pPr>
-              <w:spacing w:after="10" w:before="0"/>
-              <w:ind w:left="120"/>
-            </w:pPr>
-            <w:r>
-              <w:rPr>
-                <w:rFonts w:ascii="Arial" w:cs="Arial" w:eastAsia="Arial" w:hAnsi="Arial"/>
-                <w:color w:val="595959"/>
-                <w:sz w:val="14"/>
-                <w:szCs w:val="14"/>
-              </w:rPr>
-              <w:t xml:space="preserve">Source: Khan Academy (English - US curriculum)</w:t>
-            </w:r>
-          </w:p>
-          <w:p>
-            <w:pPr>
-              <w:spacing w:after="10" w:before="0"/>
-              <w:ind w:left="120"/>
-            </w:pPr>
-            <w:hyperlink w:history="1" r:id="rIdpy9nscigvhb0dwynqdla8">
-              <w:r>
-                <w:rPr>
-                  <w:rFonts w:ascii="Arial" w:cs="Arial" w:eastAsia="Arial" w:hAnsi="Arial"/>
-                  <w:color w:val="595959"/>
-                  <w:sz w:val="14"/>
-                  <w:szCs w:val="14"/>
-                  <w:u w:val="single" w:color="595959"/>
-                </w:rPr>
-                <w:t xml:space="preserve">🔍 Search ARES for similar videos</w:t>
-              </w:r>
-            </w:hyperlink>
-          </w:p>
-          <w:p>
-            <w:pPr>
-              <w:spacing w:after="40" w:before="0"/>
-            </w:pPr>
-            <w:r>
-              <w:rPr>
-                <w:sz w:val="14"/>
-                <w:szCs w:val="14"/>
-              </w:rPr>
-              <w:t xml:space="preserve"/>
-            </w:r>
-          </w:p>
-          <w:p>
-            <w:pPr>
-              <w:spacing w:after="20" w:before="0"/>
-            </w:pPr>
-            <w:r>
-              <w:rPr>
-                <w:rFonts w:ascii="Arial" w:cs="Arial" w:eastAsia="Arial" w:hAnsi="Arial"/>
-                <w:b/>
-                <w:bCs/>
-                <w:color w:val="1F3864"/>
-                <w:sz w:val="16"/>
-                <w:szCs w:val="16"/>
-              </w:rPr>
-              <w:t xml:space="preserve">📖 EXERCISE:</w:t>
-            </w:r>
-          </w:p>
-          <w:p>
-            <w:pPr>
-              <w:spacing w:after="20" w:before="0"/>
-            </w:pPr>
-            <w:hyperlink w:history="1" r:id="rId-y7ki1lqldslsungzrhn5">
-              <w:r>
-                <w:rPr>
-                  <w:rFonts w:ascii="Arial" w:cs="Arial" w:eastAsia="Arial" w:hAnsi="Arial"/>
-                  <w:color w:val="2E75B6"/>
-                  <w:sz w:val="16"/>
-                  <w:szCs w:val="16"/>
-                  <w:u w:val="single" w:color="2E75B6"/>
-                </w:rPr>
-                <w:t xml:space="preserve">Isotopes and Nuclear Stability Practice</w:t>
-              </w:r>
-            </w:hyperlink>
-          </w:p>
-          <w:p>
-            <w:pPr>
-              <w:spacing w:after="10" w:before="0"/>
-              <w:ind w:left="120"/>
-            </w:pPr>
-            <w:r>
-              <w:rPr>
-                <w:rFonts w:ascii="Arial" w:cs="Arial" w:eastAsia="Arial" w:hAnsi="Arial"/>
-                <w:color w:val="595959"/>
-                <w:sz w:val="14"/>
-                <w:szCs w:val="14"/>
-              </w:rPr>
-              <w:t xml:space="preserve">Source: CK-12</w:t>
-            </w:r>
-          </w:p>
-          <w:p>
-            <w:pPr>
-              <w:spacing w:after="10" w:before="0"/>
-              <w:ind w:left="120"/>
-            </w:pPr>
-            <w:hyperlink w:history="1" r:id="rId2nccihmrhdwerafswuvp4">
-              <w:r>
-                <w:rPr>
-                  <w:rFonts w:ascii="Arial" w:cs="Arial" w:eastAsia="Arial" w:hAnsi="Arial"/>
-                  <w:color w:val="595959"/>
-                  <w:sz w:val="14"/>
-                  <w:szCs w:val="14"/>
-                  <w:u w:val="single" w:color="595959"/>
-                </w:rPr>
-                <w:t xml:space="preserve">🔍 Search ARES for similar readings</w:t>
-              </w:r>
-            </w:hyperlink>
-          </w:p>
-        </w:tc>
-        <w:tc>
-          <w:tcPr>
-            <w:tcW w:type="dxa" w:w="3040"/>
-            <w:shd w:fill="FFFFFF" w:color="auto" w:val="clear"/>
-            <w:tcMar>
-              <w:top w:type="dxa" w:w="60"/>
-              <w:left w:type="dxa" w:w="120"/>
-              <w:bottom w:type="dxa" w:w="60"/>
-              <w:right w:type="dxa" w:w="120"/>
-            </w:tcMar>
-            <w:vAlign w:val="top"/>
-          </w:tcPr>
-          <w:p>
-            <w:pPr>
-              <w:spacing w:after="40" w:before="0"/>
-              <w:jc w:val="left"/>
-            </w:pPr>
-            <w:r>
-              <w:rPr>
-                <w:rFonts w:ascii="Arial" w:cs="Arial" w:eastAsia="Arial" w:hAnsi="Arial"/>
-                <w:b w:val="false"/>
-                <w:bCs w:val="false"/>
-                <w:i w:val="false"/>
-                <w:iCs w:val="false"/>
-                <w:color w:val="000000"/>
-                <w:sz w:val="18"/>
-                <w:szCs w:val="18"/>
-              </w:rPr>
-              <w:t xml:space="preserve">Part A — Radiation Safety Design (10 min): Each group receives a scenario card: 'You are advising the Kenya Nuclear Regulatory Authority (KNRA) on safety protocols for a new nuclear medicine unit at Moi Teaching and Referral Hospital in Eldoret. The unit will use iodine-131 (I-131, half-life 8 days) for thyroid cancer treatment. Design a safety plan for (a) the patient, (b) the medical staff, and (c) the hospital waste disposal team, using the ALARA principle — As Low As Reasonably Achievable.' Groups must reference shielding, distance (inverse square law), time limitation, and half-life calculations in their plan. Part B — Final Explanation Synthesis (10 min): Each group returns to their cumulative model poster (carried through all 7 lessons). They make any final additions — specifically: applications arrows showing how the same nuclear instability that exposed the pitchblende film is now being harnessed in hospitals, farms, and factories — and prepare a 2-minute group presentation narrative.</w:t>
-            </w:r>
-          </w:p>
-        </w:tc>
-        <w:tc>
-          <w:tcPr>
-            <w:tcW w:type="dxa" w:w="3040"/>
-            <w:shd w:fill="F2F2F2" w:color="auto" w:val="clear"/>
-            <w:tcMar>
-              <w:top w:type="dxa" w:w="60"/>
-              <w:left w:type="dxa" w:w="120"/>
-              <w:bottom w:type="dxa" w:w="60"/>
-              <w:right w:type="dxa" w:w="120"/>
-            </w:tcMar>
-            <w:vAlign w:val="top"/>
-          </w:tcPr>
-          <w:p>
-            <w:pPr>
-              <w:spacing w:after="40" w:before="0"/>
-              <w:jc w:val="left"/>
-            </w:pPr>
-            <w:r>
-              <w:rPr>
-                <w:rFonts w:ascii="Arial" w:cs="Arial" w:eastAsia="Arial" w:hAnsi="Arial"/>
-                <w:b w:val="false"/>
-                <w:bCs w:val="false"/>
-                <w:i w:val="false"/>
-                <w:iCs w:val="false"/>
-                <w:color w:val="000000"/>
-                <w:sz w:val="18"/>
-                <w:szCs w:val="18"/>
-              </w:rPr>
-              <w:t xml:space="preserve">For Part A, distribute the KNRA scenario card and say: 'The ALARA principle is not just a physics idea — it is a professional and ethical obligation for everyone who works with radioactive materials in Kenya. Your safety plan must be specific: name the shielding material, calculate what happens to the dose when you double the distance, and use the I-131 half-life to advise when waste is safe for disposal.' Circulate and challenge each group with: 'How many half-lives must pass before the I-131 waste activity drops to less than 1% of its original level? Show the calculation.' (Answer: approximately 7 half-lives = 56 days.) Apply 15-second WAIT TIME after posing this question. For Part B, say: 'Your model started as a sketch of a puzzling rock. Today it should be a complete explanatory framework for nuclear physics. Make sure your model tells a STORY — from unstable nucleus to emitted radiation to real-world application.' Cold-call 2 groups to preview one sentence of their narrative before formal presentations.</w:t>
-            </w:r>
-          </w:p>
-        </w:tc>
-        <w:tc>
-          <w:tcPr>
-            <w:tcW w:type="dxa" w:w="3040"/>
-            <w:shd w:fill="FFFFFF" w:color="auto" w:val="clear"/>
-            <w:tcMar>
-              <w:top w:type="dxa" w:w="60"/>
-              <w:left w:type="dxa" w:w="120"/>
-              <w:bottom w:type="dxa" w:w="60"/>
-              <w:right w:type="dxa" w:w="120"/>
-            </w:tcMar>
-            <w:vAlign w:val="top"/>
-          </w:tcPr>
-          <w:p>
-            <w:pPr>
-              <w:spacing w:after="40" w:before="0"/>
-              <w:jc w:val="left"/>
-            </w:pPr>
-            <w:r>
-              <w:rPr>
-                <w:rFonts w:ascii="Arial" w:cs="Arial" w:eastAsia="Arial" w:hAnsi="Arial"/>
-                <w:b w:val="false"/>
-                <w:bCs w:val="false"/>
-                <w:i w:val="false"/>
-                <w:iCs w:val="false"/>
-                <w:color w:val="000000"/>
-                <w:sz w:val="18"/>
-                <w:szCs w:val="18"/>
-              </w:rPr>
-              <w:t xml:space="preserve">Design-Based Sensemaking (Safety Plan as Model Application): Designing a safety protocol requires learners to deploy knowledge as a tool for solving a real problem — the highest level of transfer. By anchoring the design task in a recognisable Kenyan institution (MTRH Eldoret) and a specific isotope (I-131) with a short half-life, learners must integrate penetrating power, inverse square law, ALARA, and half-life decay simultaneously. This integrative application reveals gaps in understanding (particularly around half-life calculation and shielding material selection) while consolidating connections between concepts. The Final Explanation construction directly addresses the NGSS practice of 'Constructing Explanations' — learners articulate a causal mechanism, not just a description.</w:t>
-            </w:r>
-          </w:p>
-        </w:tc>
-        <w:tc>
-          <w:tcPr>
-            <w:tcW w:type="dxa" w:w="3040"/>
-            <w:shd w:fill="F2F2F2" w:color="auto" w:val="clear"/>
-            <w:tcMar>
-              <w:top w:type="dxa" w:w="60"/>
-              <w:left w:type="dxa" w:w="120"/>
-              <w:bottom w:type="dxa" w:w="60"/>
-              <w:right w:type="dxa" w:w="120"/>
-            </w:tcMar>
-            <w:vAlign w:val="top"/>
-          </w:tcPr>
-          <w:p>
-            <w:pPr>
-              <w:spacing w:after="40" w:before="0"/>
-              <w:jc w:val="left"/>
-            </w:pPr>
-            <w:r>
-              <w:rPr>
-                <w:rFonts w:ascii="Arial" w:cs="Arial" w:eastAsia="Arial" w:hAnsi="Arial"/>
-                <w:b w:val="false"/>
-                <w:bCs w:val="false"/>
-                <w:i w:val="false"/>
-                <w:iCs w:val="false"/>
-                <w:color w:val="000000"/>
-                <w:sz w:val="18"/>
-                <w:szCs w:val="18"/>
-              </w:rPr>
-              <w:t xml:space="preserve">Observable indicator: In the safety plan, learners should: (a) correctly identify lead or concrete as shielding for gamma-emitting I-131; (b) state that doubling distance reduces dose to one-quarter (inverse square law); (c) calculate approximately 56 days (7 half-lives) for waste to fall below 1% activity. In the model, learners should explicitly label an 'applications' layer showing the link from nuclear instability → controlled radiation use → societal benefit. Any group unable to perform the half-life calculation is given a worked example prompt card by the teacher before presentations begin.</w:t>
-            </w:r>
-          </w:p>
-        </w:tc>
-      </w:tr>
-      <w:tr>
-        <w:tc>
-          <w:tcPr>
-            <w:tcW w:type="dxa" w:w="1520"/>
-            <w:shd w:fill="FCE4D6" w:color="auto" w:val="clear"/>
-            <w:tcMar>
-              <w:top w:type="dxa" w:w="60"/>
-              <w:left w:type="dxa" w:w="120"/>
-              <w:bottom w:type="dxa" w:w="60"/>
-              <w:right w:type="dxa" w:w="120"/>
-            </w:tcMar>
-            <w:vAlign w:val="top"/>
-          </w:tcPr>
-          <w:p>
-            <w:pPr>
-              <w:spacing w:after="40" w:before="0"/>
-              <w:jc w:val="left"/>
-            </w:pPr>
-            <w:r>
-              <w:rPr>
-                <w:rFonts w:ascii="Arial" w:cs="Arial" w:eastAsia="Arial" w:hAnsi="Arial"/>
-                <w:b/>
-                <w:bCs/>
-                <w:i w:val="false"/>
-                <w:iCs w:val="false"/>
-                <w:color w:val="000000"/>
-                <w:sz w:val="18"/>
-                <w:szCs w:val="18"/>
-              </w:rPr>
-              <w:t xml:space="preserve">Driving Question Board (DQB) Creation</w:t>
-            </w:r>
-          </w:p>
-          <w:p>
-            <w:pPr>
-              <w:spacing w:after="20" w:before="0"/>
-            </w:pPr>
-            <w:r>
-              <w:rPr>
-                <w:rFonts w:ascii="Arial" w:cs="Arial" w:eastAsia="Arial" w:hAnsi="Arial"/>
-                <w:b/>
-                <w:bCs/>
-                <w:color w:val="1F3864"/>
-                <w:sz w:val="16"/>
-                <w:szCs w:val="16"/>
-              </w:rPr>
-              <w:t xml:space="preserve">📹 VIDEO:</w:t>
-            </w:r>
-          </w:p>
-          <w:p>
-            <w:pPr>
-              <w:spacing w:after="20" w:before="0"/>
-            </w:pPr>
-            <w:hyperlink w:history="1" r:id="rId2htftzi-sllvbvdgnrx1q">
-              <w:r>
-                <w:rPr>
-                  <w:rFonts w:ascii="Arial" w:cs="Arial" w:eastAsia="Arial" w:hAnsi="Arial"/>
-                  <w:color w:val="2E75B6"/>
-                  <w:sz w:val="16"/>
-                  <w:szCs w:val="16"/>
-                  <w:u w:val="single" w:color="2E75B6"/>
-                </w:rPr>
-                <w:t xml:space="preserve">Half-life and carbon dating</w:t>
-              </w:r>
-            </w:hyperlink>
-          </w:p>
-          <w:p>
-            <w:pPr>
-              <w:spacing w:after="10" w:before="0"/>
-              <w:ind w:left="120"/>
-            </w:pPr>
-            <w:r>
-              <w:rPr>
-                <w:rFonts w:ascii="Arial" w:cs="Arial" w:eastAsia="Arial" w:hAnsi="Arial"/>
-                <w:color w:val="595959"/>
-                <w:sz w:val="14"/>
-                <w:szCs w:val="14"/>
-              </w:rPr>
-              <w:t xml:space="preserve">Source: Khan Academy (English - US curriculum)</w:t>
-            </w:r>
-          </w:p>
-          <w:p>
-            <w:pPr>
-              <w:spacing w:after="10" w:before="0"/>
-              <w:ind w:left="120"/>
-            </w:pPr>
-            <w:hyperlink w:history="1" r:id="rIdu_zefrjbr5fthk_kmskx3">
-              <w:r>
-                <w:rPr>
-                  <w:rFonts w:ascii="Arial" w:cs="Arial" w:eastAsia="Arial" w:hAnsi="Arial"/>
-                  <w:color w:val="595959"/>
-                  <w:sz w:val="14"/>
-                  <w:szCs w:val="14"/>
-                  <w:u w:val="single" w:color="595959"/>
-                </w:rPr>
-                <w:t xml:space="preserve">🔍 Search ARES for similar videos</w:t>
-              </w:r>
-            </w:hyperlink>
-          </w:p>
-          <w:p>
-            <w:pPr>
-              <w:spacing w:after="40" w:before="0"/>
-            </w:pPr>
-            <w:r>
-              <w:rPr>
-                <w:sz w:val="14"/>
-                <w:szCs w:val="14"/>
-              </w:rPr>
-              <w:t xml:space="preserve"/>
-            </w:r>
-          </w:p>
-          <w:p>
-            <w:pPr>
-              <w:spacing w:after="20" w:before="0"/>
-            </w:pPr>
-            <w:r>
-              <w:rPr>
-                <w:rFonts w:ascii="Arial" w:cs="Arial" w:eastAsia="Arial" w:hAnsi="Arial"/>
-                <w:b/>
-                <w:bCs/>
-                <w:color w:val="1F3864"/>
-                <w:sz w:val="16"/>
-                <w:szCs w:val="16"/>
-              </w:rPr>
-              <w:t xml:space="preserve">📖 EXERCISE:</w:t>
-            </w:r>
-          </w:p>
-          <w:p>
-            <w:pPr>
-              <w:spacing w:after="20" w:before="0"/>
-            </w:pPr>
-            <w:hyperlink w:history="1" r:id="rIdix2zlbe3_krtrrkhhwial">
-              <w:r>
-                <w:rPr>
-                  <w:rFonts w:ascii="Arial" w:cs="Arial" w:eastAsia="Arial" w:hAnsi="Arial"/>
-                  <w:color w:val="2E75B6"/>
-                  <w:sz w:val="16"/>
-                  <w:szCs w:val="16"/>
-                  <w:u w:val="single" w:color="2E75B6"/>
-                </w:rPr>
-                <w:t xml:space="preserve">Isotopes and Nuclear Stability Practice</w:t>
-              </w:r>
-            </w:hyperlink>
-          </w:p>
-          <w:p>
-            <w:pPr>
-              <w:spacing w:after="10" w:before="0"/>
-              <w:ind w:left="120"/>
-            </w:pPr>
-            <w:r>
-              <w:rPr>
-                <w:rFonts w:ascii="Arial" w:cs="Arial" w:eastAsia="Arial" w:hAnsi="Arial"/>
-                <w:color w:val="595959"/>
-                <w:sz w:val="14"/>
-                <w:szCs w:val="14"/>
-              </w:rPr>
-              <w:t xml:space="preserve">Source: CK-12</w:t>
-            </w:r>
-          </w:p>
-          <w:p>
-            <w:pPr>
-              <w:spacing w:after="10" w:before="0"/>
-              <w:ind w:left="120"/>
-            </w:pPr>
-            <w:hyperlink w:history="1" r:id="rIdtp5fy7micl5kfjq3-yujg">
-              <w:r>
-                <w:rPr>
-                  <w:rFonts w:ascii="Arial" w:cs="Arial" w:eastAsia="Arial" w:hAnsi="Arial"/>
-                  <w:color w:val="595959"/>
-                  <w:sz w:val="14"/>
-                  <w:szCs w:val="14"/>
-                  <w:u w:val="single" w:color="595959"/>
-                </w:rPr>
-                <w:t xml:space="preserve">🔍 Search ARES for similar readings</w:t>
-              </w:r>
-            </w:hyperlink>
-          </w:p>
-        </w:tc>
-        <w:tc>
-          <w:tcPr>
-            <w:tcW w:type="dxa" w:w="3040"/>
-            <w:shd w:fill="FFFFFF" w:color="auto" w:val="clear"/>
-            <w:tcMar>
-              <w:top w:type="dxa" w:w="60"/>
-              <w:left w:type="dxa" w:w="120"/>
-              <w:bottom w:type="dxa" w:w="60"/>
-              <w:right w:type="dxa" w:w="120"/>
-            </w:tcMar>
-            <w:vAlign w:val="top"/>
-          </w:tcPr>
-          <w:p>
-            <w:pPr>
-              <w:spacing w:after="40" w:before="0"/>
-              <w:jc w:val="left"/>
-            </w:pPr>
-            <w:r>
-              <w:rPr>
-                <w:rFonts w:ascii="Arial" w:cs="Arial" w:eastAsia="Arial" w:hAnsi="Arial"/>
-                <w:b w:val="false"/>
-                <w:bCs w:val="false"/>
-                <w:i w:val="false"/>
-                <w:iCs w:val="false"/>
-                <w:color w:val="000000"/>
-                <w:sz w:val="18"/>
-                <w:szCs w:val="18"/>
-              </w:rPr>
-              <w:t xml:space="preserve">The full Driving Question Board — maintained across all 7 lessons — is displayed at the front of the room. The teacher reads the original driving question aloud: 'Why do some atoms in Kenyan rocks spontaneously release invisible energy — and how can we harness or protect ourselves from that energy?' Each group then presents their 2-minute final model narrative, connecting at least three unit concepts back to the pitchblende phenomenon. After all presentations, the class conducts a formal DQB Closure Ceremony: the teacher reads each posted question card aloud, and learners vote (show of hands or green/yellow/red card signals) to classify it as: GREEN — fully answered by our unit, YELLOW — partially answered, more evidence needed, RED — beyond our current study, flagged for further investigation. A volunteer scribe records the classification on each card. The driving question itself is answered collaboratively as a class, with the teacher scribing a 4–5 sentence consensus answer on the board.</w:t>
-            </w:r>
-          </w:p>
-        </w:tc>
-        <w:tc>
-          <w:tcPr>
-            <w:tcW w:type="dxa" w:w="3040"/>
-            <w:shd w:fill="F2F2F2" w:color="auto" w:val="clear"/>
-            <w:tcMar>
-              <w:top w:type="dxa" w:w="60"/>
-              <w:left w:type="dxa" w:w="120"/>
-              <w:bottom w:type="dxa" w:w="60"/>
-              <w:right w:type="dxa" w:w="120"/>
-            </w:tcMar>
-            <w:vAlign w:val="top"/>
-          </w:tcPr>
-          <w:p>
-            <w:pPr>
-              <w:spacing w:after="40" w:before="0"/>
-              <w:jc w:val="left"/>
-            </w:pPr>
-            <w:r>
-              <w:rPr>
-                <w:rFonts w:ascii="Arial" w:cs="Arial" w:eastAsia="Arial" w:hAnsi="Arial"/>
-                <w:b w:val="false"/>
-                <w:bCs w:val="false"/>
-                <w:i w:val="false"/>
-                <w:iCs w:val="false"/>
-                <w:color w:val="000000"/>
-                <w:sz w:val="18"/>
-                <w:szCs w:val="18"/>
-              </w:rPr>
-              <w:t xml:space="preserve">Begin by saying: 'Seven lessons ago, this board was empty and this rock was a mystery. Today, we close the board. But first — your models.' Allow each group 2 minutes strictly (use a timer). After presentations, move to the DQB Closure Ceremony. For each card, read it aloud and say: 'Green, yellow, or red? Show me your card.' After voting, ask one student to justify the classification with: 'Tell me in one sentence what evidence from our lessons answers this question.' Apply 10-second WAIT TIME. After all cards are classified, say: 'Now — the driving question itself. I am going to write our class answer on the board. I need four volunteers to each contribute one sentence.' Cold-call 4 students who have not yet spoken today. The final written answer must include: unstable nucleus → decay type → penetrating radiation → half-life → applications and safety. End by saying: 'The rock is no longer a mystery. But notice how many yellow and red cards remain. That is not failure — that is the frontier of science. Kenyan scientists at the Kenya Nuclear Regulatory Authority are working on those very questions right now.'</w:t>
-            </w:r>
-          </w:p>
-        </w:tc>
-        <w:tc>
-          <w:tcPr>
-            <w:tcW w:type="dxa" w:w="3040"/>
-            <w:shd w:fill="FFFFFF" w:color="auto" w:val="clear"/>
-            <w:tcMar>
-              <w:top w:type="dxa" w:w="60"/>
-              <w:left w:type="dxa" w:w="120"/>
-              <w:bottom w:type="dxa" w:w="60"/>
-              <w:right w:type="dxa" w:w="120"/>
-            </w:tcMar>
-            <w:vAlign w:val="top"/>
-          </w:tcPr>
-          <w:p>
-            <w:pPr>
-              <w:spacing w:after="40" w:before="0"/>
-              <w:jc w:val="left"/>
-            </w:pPr>
-            <w:r>
-              <w:rPr>
-                <w:rFonts w:ascii="Arial" w:cs="Arial" w:eastAsia="Arial" w:hAnsi="Arial"/>
-                <w:b w:val="false"/>
-                <w:bCs w:val="false"/>
-                <w:i w:val="false"/>
-                <w:iCs w:val="false"/>
-                <w:color w:val="000000"/>
-                <w:sz w:val="18"/>
-                <w:szCs w:val="18"/>
-              </w:rPr>
-              <w:t xml:space="preserve">Consensus Model Building + DQB Closure: The Driving Question Board closure is a structured epistemic ritual that makes the growth of collective knowledge visible. By classifying each question as answered, partial, or open, learners practise the scientific norm of calibrated confidence — distinguishing what is known from what remains uncertain. The group model presentations enact the NGSS practice of 'Obtaining, Evaluating, and Communicating Information,' requiring learners to translate their cumulative understanding into a coherent public narrative. The collaborative construction of the 4–5 sentence consensus answer to the driving question is a high-leverage sensemaking move: it forces the class to agree on a shared, evidence-based explanation rather than holding parallel private understandings.</w:t>
-            </w:r>
-          </w:p>
-        </w:tc>
-        <w:tc>
-          <w:tcPr>
-            <w:tcW w:type="dxa" w:w="3040"/>
-            <w:shd w:fill="F2F2F2" w:color="auto" w:val="clear"/>
-            <w:tcMar>
-              <w:top w:type="dxa" w:w="60"/>
-              <w:left w:type="dxa" w:w="120"/>
-              <w:bottom w:type="dxa" w:w="60"/>
-              <w:right w:type="dxa" w:w="120"/>
-            </w:tcMar>
-            <w:vAlign w:val="top"/>
-          </w:tcPr>
-          <w:p>
-            <w:pPr>
-              <w:spacing w:after="40" w:before="0"/>
-              <w:jc w:val="left"/>
-            </w:pPr>
-            <w:r>
-              <w:rPr>
-                <w:rFonts w:ascii="Arial" w:cs="Arial" w:eastAsia="Arial" w:hAnsi="Arial"/>
-                <w:b w:val="false"/>
-                <w:bCs w:val="false"/>
-                <w:i w:val="false"/>
-                <w:iCs w:val="false"/>
-                <w:color w:val="000000"/>
-                <w:sz w:val="18"/>
-                <w:szCs w:val="18"/>
-              </w:rPr>
-              <w:t xml:space="preserve">Observable indicator: The consensus driving-question answer on the board should include all five required elements (unstable nucleus, decay type, penetrating radiation, half-life, applications/safety). If any element is missing after four student contributions, the teacher prompts with a targeted question: e.g., 'We have described the radiation — but why does the rock NEVER STOP emitting? What concept explains that?' Individual group model presentations are assessed against a 3-point rubric (displayed on the board): 1 = mentions decay type only; 2 = connects decay type + half-life + one application; 3 = full causal chain from nuclear instability through all major unit concepts to Kenyan application and safety. Teacher records each group's score for formative tracking.</w:t>
-            </w:r>
-          </w:p>
-        </w:tc>
-      </w:tr>
-      <w:tr>
-        <w:tc>
-          <w:tcPr>
-            <w:tcW w:type="dxa" w:w="1520"/>
-            <w:shd w:fill="D5E8F0" w:color="auto" w:val="clear"/>
-            <w:tcMar>
-              <w:top w:type="dxa" w:w="60"/>
-              <w:left w:type="dxa" w:w="120"/>
-              <w:bottom w:type="dxa" w:w="60"/>
-              <w:right w:type="dxa" w:w="120"/>
-            </w:tcMar>
-            <w:vAlign w:val="top"/>
-          </w:tcPr>
-          <w:p>
-            <w:pPr>
-              <w:spacing w:after="40" w:before="0"/>
-              <w:jc w:val="left"/>
-            </w:pPr>
-            <w:r>
-              <w:rPr>
-                <w:rFonts w:ascii="Arial" w:cs="Arial" w:eastAsia="Arial" w:hAnsi="Arial"/>
-                <w:b/>
-                <w:bCs/>
-                <w:i w:val="false"/>
-                <w:iCs w:val="false"/>
-                <w:color w:val="000000"/>
-                <w:sz w:val="18"/>
-                <w:szCs w:val="18"/>
-              </w:rPr>
-              <w:t xml:space="preserve">Model Building Phase</w:t>
-            </w:r>
-          </w:p>
-          <w:p>
-            <w:pPr>
-              <w:spacing w:after="20" w:before="0"/>
-            </w:pPr>
-            <w:r>
-              <w:rPr>
-                <w:rFonts w:ascii="Arial" w:cs="Arial" w:eastAsia="Arial" w:hAnsi="Arial"/>
-                <w:b/>
-                <w:bCs/>
-                <w:color w:val="1F3864"/>
-                <w:sz w:val="16"/>
-                <w:szCs w:val="16"/>
-              </w:rPr>
-              <w:t xml:space="preserve">📹 VIDEO:</w:t>
-            </w:r>
-          </w:p>
-          <w:p>
-            <w:pPr>
-              <w:spacing w:after="20" w:before="0"/>
-            </w:pPr>
-            <w:hyperlink w:history="1" r:id="rIdpdyk56z9aaapfqu6eqb6t">
-              <w:r>
-                <w:rPr>
-                  <w:rFonts w:ascii="Arial" w:cs="Arial" w:eastAsia="Arial" w:hAnsi="Arial"/>
-                  <w:color w:val="2E75B6"/>
-                  <w:sz w:val="16"/>
-                  <w:szCs w:val="16"/>
-                  <w:u w:val="single" w:color="2E75B6"/>
-                </w:rPr>
-                <w:t xml:space="preserve">Nuclear stability and nuclear equations</w:t>
-              </w:r>
-            </w:hyperlink>
-          </w:p>
-          <w:p>
-            <w:pPr>
-              <w:spacing w:after="10" w:before="0"/>
-              <w:ind w:left="120"/>
-            </w:pPr>
-            <w:r>
-              <w:rPr>
-                <w:rFonts w:ascii="Arial" w:cs="Arial" w:eastAsia="Arial" w:hAnsi="Arial"/>
-                <w:color w:val="595959"/>
-                <w:sz w:val="14"/>
-                <w:szCs w:val="14"/>
-              </w:rPr>
-              <w:t xml:space="preserve">Source: Khan Academy (English - US curriculum)</w:t>
-            </w:r>
-          </w:p>
-          <w:p>
-            <w:pPr>
-              <w:spacing w:after="10" w:before="0"/>
-              <w:ind w:left="120"/>
-            </w:pPr>
-            <w:hyperlink w:history="1" r:id="rIdklmgptlheqwa0fk2mnb3x">
-              <w:r>
-                <w:rPr>
-                  <w:rFonts w:ascii="Arial" w:cs="Arial" w:eastAsia="Arial" w:hAnsi="Arial"/>
-                  <w:color w:val="595959"/>
-                  <w:sz w:val="14"/>
-                  <w:szCs w:val="14"/>
-                  <w:u w:val="single" w:color="595959"/>
-                </w:rPr>
-                <w:t xml:space="preserve">🔍 Search ARES for similar videos</w:t>
-              </w:r>
-            </w:hyperlink>
-          </w:p>
-          <w:p>
-            <w:pPr>
-              <w:spacing w:after="40" w:before="0"/>
-            </w:pPr>
-            <w:r>
-              <w:rPr>
-                <w:sz w:val="14"/>
-                <w:szCs w:val="14"/>
-              </w:rPr>
-              <w:t xml:space="preserve"/>
-            </w:r>
-          </w:p>
-          <w:p>
-            <w:pPr>
-              <w:spacing w:after="20" w:before="0"/>
-            </w:pPr>
-            <w:r>
-              <w:rPr>
-                <w:rFonts w:ascii="Arial" w:cs="Arial" w:eastAsia="Arial" w:hAnsi="Arial"/>
-                <w:b/>
-                <w:bCs/>
-                <w:color w:val="1F3864"/>
-                <w:sz w:val="16"/>
-                <w:szCs w:val="16"/>
-              </w:rPr>
-              <w:t xml:space="preserve">📖 EXERCISE:</w:t>
-            </w:r>
-          </w:p>
-          <w:p>
-            <w:pPr>
-              <w:spacing w:after="20" w:before="0"/>
-            </w:pPr>
-            <w:hyperlink w:history="1" r:id="rIdgk8l-gur0ksrk1pu2xaom">
-              <w:r>
-                <w:rPr>
-                  <w:rFonts w:ascii="Arial" w:cs="Arial" w:eastAsia="Arial" w:hAnsi="Arial"/>
-                  <w:color w:val="2E75B6"/>
-                  <w:sz w:val="16"/>
-                  <w:szCs w:val="16"/>
-                  <w:u w:val="single" w:color="2E75B6"/>
-                </w:rPr>
-                <w:t xml:space="preserve">Isotopes and Nuclear Stability Practice</w:t>
-              </w:r>
-            </w:hyperlink>
-          </w:p>
-          <w:p>
-            <w:pPr>
-              <w:spacing w:after="10" w:before="0"/>
-              <w:ind w:left="120"/>
-            </w:pPr>
-            <w:r>
-              <w:rPr>
-                <w:rFonts w:ascii="Arial" w:cs="Arial" w:eastAsia="Arial" w:hAnsi="Arial"/>
-                <w:color w:val="595959"/>
-                <w:sz w:val="14"/>
-                <w:szCs w:val="14"/>
-              </w:rPr>
-              <w:t xml:space="preserve">Source: CK-12</w:t>
-            </w:r>
-          </w:p>
-          <w:p>
-            <w:pPr>
-              <w:spacing w:after="10" w:before="0"/>
-              <w:ind w:left="120"/>
-            </w:pPr>
-            <w:hyperlink w:history="1" r:id="rId8qgp2tadpickjldayexjh">
+            <w:hyperlink w:history="1" r:id="rIdop-nspymwpqfo2wzpckru">
               <w:r>
                 <w:rPr>
                   <w:rFonts w:ascii="Arial" w:cs="Arial" w:eastAsia="Arial" w:hAnsi="Arial"/>

--- a/data/outputs/v2/Physics/SS3.1_Radioactivity_and_Stability_of_Isotopes/Physics_Radioactivity_and_Stability_of_Isotopes_CBE_LessonSequence.docx
+++ b/data/outputs/v2/Physics/SS3.1_Radioactivity_and_Stability_of_Isotopes/Physics_Radioactivity_and_Stability_of_Isotopes_CBE_LessonSequence.docx
@@ -42,6 +42,177 @@
     </w:p>
     <w:p>
       <w:pPr>
+        <w:spacing w:after="80" w:before="120"/>
+      </w:pPr>
+      <w:r>
+        <w:rPr>
+          <w:rFonts w:ascii="Arial" w:cs="Arial" w:eastAsia="Arial" w:hAnsi="Arial"/>
+          <w:b/>
+          <w:bCs/>
+          <w:color w:val="1F3864"/>
+          <w:sz w:val="20"/>
+          <w:szCs w:val="20"/>
+        </w:rPr>
+        <w:t xml:space="preserve">ATTRIBUTION AND LICENSING</w:t>
+      </w:r>
+    </w:p>
+    <w:p>
+      <w:pPr>
+        <w:spacing w:after="60" w:before="0"/>
+      </w:pPr>
+      <w:r>
+        <w:rPr>
+          <w:rFonts w:ascii="Arial" w:cs="Arial" w:eastAsia="Arial" w:hAnsi="Arial"/>
+          <w:b/>
+          <w:bCs/>
+          <w:sz w:val="17"/>
+          <w:szCs w:val="17"/>
+        </w:rPr>
+        <w:t xml:space="preserve">Curriculum Alignment: </w:t>
+      </w:r>
+      <w:r>
+        <w:rPr>
+          <w:rFonts w:ascii="Arial" w:cs="Arial" w:eastAsia="Arial" w:hAnsi="Arial"/>
+          <w:sz w:val="17"/>
+          <w:szCs w:val="17"/>
+        </w:rPr>
+        <w:t xml:space="preserve">Structured in pedagogical alignment with the competence-based curriculum format and learning outcomes established by the Kenya Institute of Curriculum Development (KICD). This material is independently developed and is not officially endorsed or published by KICD.</w:t>
+      </w:r>
+    </w:p>
+    <w:p>
+      <w:pPr>
+        <w:spacing w:after="60" w:before="0"/>
+      </w:pPr>
+      <w:r>
+        <w:rPr>
+          <w:rFonts w:ascii="Arial" w:cs="Arial" w:eastAsia="Arial" w:hAnsi="Arial"/>
+          <w:b/>
+          <w:bCs/>
+          <w:sz w:val="17"/>
+          <w:szCs w:val="17"/>
+        </w:rPr>
+        <w:t xml:space="preserve">Content &amp; Pedagogy: </w:t>
+      </w:r>
+      <w:r>
+        <w:rPr>
+          <w:rFonts w:ascii="Arial" w:cs="Arial" w:eastAsia="Arial" w:hAnsi="Arial"/>
+          <w:sz w:val="17"/>
+          <w:szCs w:val="17"/>
+        </w:rPr>
+        <w:t xml:space="preserve">Developed and adapted by the educator team at SeaVuria (registered 501(c)(3) in the United States and registered NGO in Kenya, No. 872-850A-BF11), who designed the pedagogical framework, lesson templates and exemplar lessons on which this material is based.</w:t>
+      </w:r>
+    </w:p>
+    <w:p>
+      <w:pPr>
+        <w:spacing w:after="60" w:before="0"/>
+      </w:pPr>
+      <w:r>
+        <w:rPr>
+          <w:rFonts w:ascii="Arial" w:cs="Arial" w:eastAsia="Arial" w:hAnsi="Arial"/>
+          <w:b/>
+          <w:bCs/>
+          <w:sz w:val="17"/>
+          <w:szCs w:val="17"/>
+        </w:rPr>
+        <w:t xml:space="preserve">Production &amp; Layout: </w:t>
+      </w:r>
+      <w:r>
+        <w:rPr>
+          <w:rFonts w:ascii="Arial" w:cs="Arial" w:eastAsia="Arial" w:hAnsi="Arial"/>
+          <w:sz w:val="17"/>
+          <w:szCs w:val="17"/>
+        </w:rPr>
+        <w:t xml:space="preserve">Educational design and curriculum sequencing by SeaVuria. Technical layout, structural formatting, and digital optimization/implementation executed in partnership with ARES Education (registered 501(c)(3) in the United States and Canada (as Afretech Aid) and registered NGO in Kenya), with lesson drafting and compilation assisted by AI (Claude, Anthropic).</w:t>
+      </w:r>
+    </w:p>
+    <w:p>
+      <w:pPr>
+        <w:pBdr>
+          <w:bottom w:val="single" w:color="1F3864" w:sz="6" w:space="6"/>
+        </w:pBdr>
+        <w:spacing w:after="60" w:before="0"/>
+      </w:pPr>
+      <w:r>
+        <w:rPr>
+          <w:rFonts w:ascii="Arial" w:cs="Arial" w:eastAsia="Arial" w:hAnsi="Arial"/>
+          <w:b/>
+          <w:bCs/>
+          <w:sz w:val="17"/>
+          <w:szCs w:val="17"/>
+        </w:rPr>
+        <w:t xml:space="preserve">Licensing &amp; Copyright: </w:t>
+      </w:r>
+      <w:r>
+        <w:rPr>
+          <w:rFonts w:ascii="Arial" w:cs="Arial" w:eastAsia="Arial" w:hAnsi="Arial"/>
+          <w:sz w:val="17"/>
+          <w:szCs w:val="17"/>
+        </w:rPr>
+        <w:t xml:space="preserve">© 2026 SeaVuria and ARES. This work is licensed under a </w:t>
+      </w:r>
+      <w:hyperlink w:history="1" r:id="rIdcrepqsanbx9hwcai4ma60">
+        <w:r>
+          <w:rPr>
+            <w:rFonts w:ascii="Arial" w:cs="Arial" w:eastAsia="Arial" w:hAnsi="Arial"/>
+            <w:color w:val="1F6B75"/>
+            <w:sz w:val="17"/>
+            <w:szCs w:val="17"/>
+            <w:u w:val="single" w:color="1F6B75"/>
+          </w:rPr>
+          <w:t xml:space="preserve">Creative Commons Attribution-NonCommercial 4.0 International License</w:t>
+        </w:r>
+      </w:hyperlink>
+      <w:r>
+        <w:rPr>
+          <w:rFonts w:ascii="Arial" w:cs="Arial" w:eastAsia="Arial" w:hAnsi="Arial"/>
+          <w:sz w:val="17"/>
+          <w:szCs w:val="17"/>
+        </w:rPr>
+        <w:t xml:space="preserve"> (</w:t>
+      </w:r>
+      <w:hyperlink w:history="1" r:id="rId2hokhrhgcko9r3lpxtft6">
+        <w:r>
+          <w:rPr>
+            <w:rFonts w:ascii="Arial" w:cs="Arial" w:eastAsia="Arial" w:hAnsi="Arial"/>
+            <w:color w:val="1F6B75"/>
+            <w:sz w:val="17"/>
+            <w:szCs w:val="17"/>
+            <w:u w:val="single" w:color="1F6B75"/>
+          </w:rPr>
+          <w:t xml:space="preserve">CC BY-NC 4.0</w:t>
+        </w:r>
+      </w:hyperlink>
+      <w:r>
+        <w:rPr>
+          <w:rFonts w:ascii="Arial" w:cs="Arial" w:eastAsia="Arial" w:hAnsi="Arial"/>
+          <w:sz w:val="17"/>
+          <w:szCs w:val="17"/>
+        </w:rPr>
+        <w:t xml:space="preserve">). To view a copy of this license, visit </w:t>
+      </w:r>
+      <w:hyperlink w:history="1" r:id="rIdgykmumhtx_fbeiasxenh6">
+        <w:r>
+          <w:rPr>
+            <w:rFonts w:ascii="Arial" w:cs="Arial" w:eastAsia="Arial" w:hAnsi="Arial"/>
+            <w:color w:val="1F6B75"/>
+            <w:sz w:val="17"/>
+            <w:szCs w:val="17"/>
+            <w:u w:val="single" w:color="1F6B75"/>
+          </w:rPr>
+          <w:t xml:space="preserve">https://creativecommons.org/licenses/by-nc/4.0/</w:t>
+        </w:r>
+      </w:hyperlink>
+      <w:r>
+        <w:rPr>
+          <w:rFonts w:ascii="Arial" w:cs="Arial" w:eastAsia="Arial" w:hAnsi="Arial"/>
+          <w:sz w:val="17"/>
+          <w:szCs w:val="17"/>
+        </w:rPr>
+        <w:t xml:space="preserve">. You are free to copy, redistribute, and adapt this material in any medium or format, provided appropriate credit is given and the material is not used for commercial purposes. KICD learning outcomes and curriculum designations reproduced here for alignment purposes remain the property of KICD and are not covered by this license. Linked external resources (e.g. CK-12, Khan Academy, PhET) are subject to their own licenses.</w:t>
+      </w:r>
+    </w:p>
+    <w:p>
+      <w:pPr>
         <w:spacing w:after="120"/>
       </w:pPr>
       <w:r>
@@ -3537,7 +3708,7 @@
             <w:pPr>
               <w:spacing w:after="20" w:before="0"/>
             </w:pPr>
-            <w:hyperlink w:history="1" r:id="rIdxahdgfnqjsrku6q121yng">
+            <w:hyperlink w:history="1" r:id="rIdj1hb5ky-j_f-iibh4yfju">
               <w:r>
                 <w:rPr>
                   <w:rFonts w:ascii="Arial" w:cs="Arial" w:eastAsia="Arial" w:hAnsi="Arial"/>
@@ -3570,7 +3741,7 @@
               <w:spacing w:after="10" w:before="0"/>
               <w:ind w:left="120"/>
             </w:pPr>
-            <w:hyperlink w:history="1" r:id="rId-qn5rxfwawbf08dc-27hl">
+            <w:hyperlink w:history="1" r:id="rIdlxac6_vtom7tqxryuolfw">
               <w:r>
                 <w:rPr>
                   <w:rFonts w:ascii="Arial" w:cs="Arial" w:eastAsia="Arial" w:hAnsi="Arial"/>
@@ -3615,7 +3786,7 @@
             <w:pPr>
               <w:spacing w:after="20" w:before="0"/>
             </w:pPr>
-            <w:hyperlink w:history="1" r:id="rIdn8q9skuq2pjc8q5snsozu">
+            <w:hyperlink w:history="1" r:id="rIdrkemxae8_gvgjjwucx_gy">
               <w:r>
                 <w:rPr>
                   <w:rFonts w:ascii="Arial" w:cs="Arial" w:eastAsia="Arial" w:hAnsi="Arial"/>
@@ -3648,7 +3819,7 @@
               <w:spacing w:after="10" w:before="0"/>
               <w:ind w:left="120"/>
             </w:pPr>
-            <w:hyperlink w:history="1" r:id="rIdehg1dr6urziyyly_edxdj">
+            <w:hyperlink w:history="1" r:id="rIdazwy86j9vcqiekln4avut">
               <w:r>
                 <w:rPr>
                   <w:rFonts w:ascii="Arial" w:cs="Arial" w:eastAsia="Arial" w:hAnsi="Arial"/>
@@ -3843,7 +4014,7 @@
             <w:pPr>
               <w:spacing w:after="20" w:before="0"/>
             </w:pPr>
-            <w:hyperlink w:history="1" r:id="rIdzhm84g2szqusxjsw4sj9c">
+            <w:hyperlink w:history="1" r:id="rIdneu_ctp3dcs5p7qeva7yj">
               <w:r>
                 <w:rPr>
                   <w:rFonts w:ascii="Arial" w:cs="Arial" w:eastAsia="Arial" w:hAnsi="Arial"/>
@@ -3876,7 +4047,7 @@
               <w:spacing w:after="10" w:before="0"/>
               <w:ind w:left="120"/>
             </w:pPr>
-            <w:hyperlink w:history="1" r:id="rIdak--knyigjcmlb7ft5c1j">
+            <w:hyperlink w:history="1" r:id="rIdlgazdbqeddev_gt-gpn6w">
               <w:r>
                 <w:rPr>
                   <w:rFonts w:ascii="Arial" w:cs="Arial" w:eastAsia="Arial" w:hAnsi="Arial"/>
@@ -3921,7 +4092,7 @@
             <w:pPr>
               <w:spacing w:after="20" w:before="0"/>
             </w:pPr>
-            <w:hyperlink w:history="1" r:id="rIdnexckgsevoexrgpqrx3ec">
+            <w:hyperlink w:history="1" r:id="rIdbmacv8ftparb-nonhlxuh">
               <w:r>
                 <w:rPr>
                   <w:rFonts w:ascii="Arial" w:cs="Arial" w:eastAsia="Arial" w:hAnsi="Arial"/>
@@ -3954,7 +4125,7 @@
               <w:spacing w:after="10" w:before="0"/>
               <w:ind w:left="120"/>
             </w:pPr>
-            <w:hyperlink w:history="1" r:id="rIdygh6o-thj_hkeugcofxmw">
+            <w:hyperlink w:history="1" r:id="rIdc0qtul0l6tyqx367po8e9">
               <w:r>
                 <w:rPr>
                   <w:rFonts w:ascii="Arial" w:cs="Arial" w:eastAsia="Arial" w:hAnsi="Arial"/>
@@ -4149,7 +4320,7 @@
             <w:pPr>
               <w:spacing w:after="20" w:before="0"/>
             </w:pPr>
-            <w:hyperlink w:history="1" r:id="rId6hm_97lufvvtnkwnvvkl5">
+            <w:hyperlink w:history="1" r:id="rIdv6htomk4dv9nv1n72qkt_">
               <w:r>
                 <w:rPr>
                   <w:rFonts w:ascii="Arial" w:cs="Arial" w:eastAsia="Arial" w:hAnsi="Arial"/>
@@ -4182,7 +4353,7 @@
               <w:spacing w:after="10" w:before="0"/>
               <w:ind w:left="120"/>
             </w:pPr>
-            <w:hyperlink w:history="1" r:id="rIdjhi-tluzcjz8_x9r8fyd-">
+            <w:hyperlink w:history="1" r:id="rIdzvtcgzkwixqfo7us9lays">
               <w:r>
                 <w:rPr>
                   <w:rFonts w:ascii="Arial" w:cs="Arial" w:eastAsia="Arial" w:hAnsi="Arial"/>
@@ -4227,7 +4398,7 @@
             <w:pPr>
               <w:spacing w:after="20" w:before="0"/>
             </w:pPr>
-            <w:hyperlink w:history="1" r:id="rIdt2twthwtl0cxbxn0b0hhp">
+            <w:hyperlink w:history="1" r:id="rIdk5npexbpy5dsz9qqx0fs0">
               <w:r>
                 <w:rPr>
                   <w:rFonts w:ascii="Arial" w:cs="Arial" w:eastAsia="Arial" w:hAnsi="Arial"/>
@@ -4260,7 +4431,7 @@
               <w:spacing w:after="10" w:before="0"/>
               <w:ind w:left="120"/>
             </w:pPr>
-            <w:hyperlink w:history="1" r:id="rIdkxwj0drjhnmvooceaj4f3">
+            <w:hyperlink w:history="1" r:id="rIdv6ytp3i5r80gxyivlirzr">
               <w:r>
                 <w:rPr>
                   <w:rFonts w:ascii="Arial" w:cs="Arial" w:eastAsia="Arial" w:hAnsi="Arial"/>
@@ -4455,7 +4626,7 @@
             <w:pPr>
               <w:spacing w:after="20" w:before="0"/>
             </w:pPr>
-            <w:hyperlink w:history="1" r:id="rIdcgb_1e5deizvpre-rjze1">
+            <w:hyperlink w:history="1" r:id="rIdj_md0y3c3kbrfkazrb4_y">
               <w:r>
                 <w:rPr>
                   <w:rFonts w:ascii="Arial" w:cs="Arial" w:eastAsia="Arial" w:hAnsi="Arial"/>
@@ -4488,7 +4659,7 @@
               <w:spacing w:after="10" w:before="0"/>
               <w:ind w:left="120"/>
             </w:pPr>
-            <w:hyperlink w:history="1" r:id="rIdpnbkrfgfvtjqkfqovp1zw">
+            <w:hyperlink w:history="1" r:id="rIdxu6ifklnkh4h9if0hwqhc">
               <w:r>
                 <w:rPr>
                   <w:rFonts w:ascii="Arial" w:cs="Arial" w:eastAsia="Arial" w:hAnsi="Arial"/>
@@ -4533,7 +4704,7 @@
             <w:pPr>
               <w:spacing w:after="20" w:before="0"/>
             </w:pPr>
-            <w:hyperlink w:history="1" r:id="rIdyxeboyffkrgnxth3kyvob">
+            <w:hyperlink w:history="1" r:id="rIdhbdf6gneftlvlssvkrj_u">
               <w:r>
                 <w:rPr>
                   <w:rFonts w:ascii="Arial" w:cs="Arial" w:eastAsia="Arial" w:hAnsi="Arial"/>
@@ -4566,7 +4737,7 @@
               <w:spacing w:after="10" w:before="0"/>
               <w:ind w:left="120"/>
             </w:pPr>
-            <w:hyperlink w:history="1" r:id="rIdpwtd0opb6rafh0ezvwkns">
+            <w:hyperlink w:history="1" r:id="rIdgjhmc2enuuph9e-jc-gpr">
               <w:r>
                 <w:rPr>
                   <w:rFonts w:ascii="Arial" w:cs="Arial" w:eastAsia="Arial" w:hAnsi="Arial"/>
@@ -4761,7 +4932,7 @@
             <w:pPr>
               <w:spacing w:after="20" w:before="0"/>
             </w:pPr>
-            <w:hyperlink w:history="1" r:id="rId1zk6w0hnc5l9mgjzrm1lf">
+            <w:hyperlink w:history="1" r:id="rIdizii6fcpigw7fw4jaopnf">
               <w:r>
                 <w:rPr>
                   <w:rFonts w:ascii="Arial" w:cs="Arial" w:eastAsia="Arial" w:hAnsi="Arial"/>
@@ -4794,7 +4965,7 @@
               <w:spacing w:after="10" w:before="0"/>
               <w:ind w:left="120"/>
             </w:pPr>
-            <w:hyperlink w:history="1" r:id="rIdfsztac33roshqufvl5x62">
+            <w:hyperlink w:history="1" r:id="rId5urkvnza1hjjx2la4z7db">
               <w:r>
                 <w:rPr>
                   <w:rFonts w:ascii="Arial" w:cs="Arial" w:eastAsia="Arial" w:hAnsi="Arial"/>
@@ -4839,7 +5010,7 @@
             <w:pPr>
               <w:spacing w:after="20" w:before="0"/>
             </w:pPr>
-            <w:hyperlink w:history="1" r:id="rIdhc-ik2eabjltu_vvgjiso">
+            <w:hyperlink w:history="1" r:id="rIdsfyso-gykv6ggwehdio8s">
               <w:r>
                 <w:rPr>
                   <w:rFonts w:ascii="Arial" w:cs="Arial" w:eastAsia="Arial" w:hAnsi="Arial"/>
@@ -4872,7 +5043,7 @@
               <w:spacing w:after="10" w:before="0"/>
               <w:ind w:left="120"/>
             </w:pPr>
-            <w:hyperlink w:history="1" r:id="rIdu8tolosv6zu7jngwaef-h">
+            <w:hyperlink w:history="1" r:id="rId3l7i8lmkh6mc7hr0ymhct">
               <w:r>
                 <w:rPr>
                   <w:rFonts w:ascii="Arial" w:cs="Arial" w:eastAsia="Arial" w:hAnsi="Arial"/>
@@ -5482,6 +5653,65 @@
         </w:tc>
       </w:tr>
     </w:tbl>
+    <w:p>
+      <w:pPr>
+        <w:pBdr>
+          <w:top w:val="single" w:color="BBBBBB" w:sz="4" w:space="4"/>
+        </w:pBdr>
+        <w:spacing w:after="0" w:before="160"/>
+      </w:pPr>
+      <w:r>
+        <w:rPr>
+          <w:rFonts w:ascii="Arial" w:cs="Arial" w:eastAsia="Arial" w:hAnsi="Arial"/>
+          <w:color w:val="666666"/>
+          <w:sz w:val="14"/>
+          <w:szCs w:val="14"/>
+        </w:rPr>
+        <w:t xml:space="preserve">© 2026 SeaVuria and ARES. Aligned with KICD objectives. Developed by SeaVuria; technical implementation by ARES (with AI assistance from Claude). Licensed under </w:t>
+      </w:r>
+      <w:hyperlink w:history="1" r:id="rId7_5g6we5vl5b5x-anpev5">
+        <w:r>
+          <w:rPr>
+            <w:rFonts w:ascii="Arial" w:cs="Arial" w:eastAsia="Arial" w:hAnsi="Arial"/>
+            <w:color w:val="1F6B75"/>
+            <w:sz w:val="14"/>
+            <w:szCs w:val="14"/>
+            <w:u w:val="single" w:color="1F6B75"/>
+          </w:rPr>
+          <w:t xml:space="preserve">CC BY-NC 4.0</w:t>
+        </w:r>
+      </w:hyperlink>
+      <w:r>
+        <w:rPr>
+          <w:rFonts w:ascii="Arial" w:cs="Arial" w:eastAsia="Arial" w:hAnsi="Arial"/>
+          <w:color w:val="666666"/>
+          <w:sz w:val="14"/>
+          <w:szCs w:val="14"/>
+        </w:rPr>
+        <w:t xml:space="preserve"> (</w:t>
+      </w:r>
+      <w:hyperlink w:history="1" r:id="rIdrnxmwq4fcwdwuroy7obpa">
+        <w:r>
+          <w:rPr>
+            <w:rFonts w:ascii="Arial" w:cs="Arial" w:eastAsia="Arial" w:hAnsi="Arial"/>
+            <w:color w:val="1F6B75"/>
+            <w:sz w:val="14"/>
+            <w:szCs w:val="14"/>
+            <w:u w:val="single" w:color="1F6B75"/>
+          </w:rPr>
+          <w:t xml:space="preserve">https://creativecommons.org/licenses/by-nc/4.0/</w:t>
+        </w:r>
+      </w:hyperlink>
+      <w:r>
+        <w:rPr>
+          <w:rFonts w:ascii="Arial" w:cs="Arial" w:eastAsia="Arial" w:hAnsi="Arial"/>
+          <w:color w:val="666666"/>
+          <w:sz w:val="14"/>
+          <w:szCs w:val="14"/>
+        </w:rPr>
+        <w:t xml:space="preserve">).</w:t>
+      </w:r>
+    </w:p>
     <w:p>
       <w:r>
         <w:br w:type="page"/>
@@ -6473,7 +6703,7 @@
             <w:pPr>
               <w:spacing w:after="20" w:before="0"/>
             </w:pPr>
-            <w:hyperlink w:history="1" r:id="rIdqa6woydsnbw97thzpw4gk">
+            <w:hyperlink w:history="1" r:id="rIdbyzbytwb-3jtwaxe3tbkz">
               <w:r>
                 <w:rPr>
                   <w:rFonts w:ascii="Arial" w:cs="Arial" w:eastAsia="Arial" w:hAnsi="Arial"/>
@@ -6506,7 +6736,7 @@
               <w:spacing w:after="10" w:before="0"/>
               <w:ind w:left="120"/>
             </w:pPr>
-            <w:hyperlink w:history="1" r:id="rId4fcphkulyj4t4k5a16slc">
+            <w:hyperlink w:history="1" r:id="rIdvis_kjzjofb9arg3lsbp7">
               <w:r>
                 <w:rPr>
                   <w:rFonts w:ascii="Arial" w:cs="Arial" w:eastAsia="Arial" w:hAnsi="Arial"/>
@@ -6551,7 +6781,7 @@
             <w:pPr>
               <w:spacing w:after="20" w:before="0"/>
             </w:pPr>
-            <w:hyperlink w:history="1" r:id="rIdz3ked16jeijut9z_nevsg">
+            <w:hyperlink w:history="1" r:id="rIddgkoov7bqkpqhd0zv-jcu">
               <w:r>
                 <w:rPr>
                   <w:rFonts w:ascii="Arial" w:cs="Arial" w:eastAsia="Arial" w:hAnsi="Arial"/>
@@ -6584,7 +6814,7 @@
               <w:spacing w:after="10" w:before="0"/>
               <w:ind w:left="120"/>
             </w:pPr>
-            <w:hyperlink w:history="1" r:id="rIdvew9abgncad3juil8fsfe">
+            <w:hyperlink w:history="1" r:id="rIduf1qpzyjqddijtl3t1nyx">
               <w:r>
                 <w:rPr>
                   <w:rFonts w:ascii="Arial" w:cs="Arial" w:eastAsia="Arial" w:hAnsi="Arial"/>
@@ -6779,7 +7009,7 @@
             <w:pPr>
               <w:spacing w:after="20" w:before="0"/>
             </w:pPr>
-            <w:hyperlink w:history="1" r:id="rIdykldbgzg_dgcoiogm4ra2">
+            <w:hyperlink w:history="1" r:id="rIdczwenqyn4ahuckmrq81d4">
               <w:r>
                 <w:rPr>
                   <w:rFonts w:ascii="Arial" w:cs="Arial" w:eastAsia="Arial" w:hAnsi="Arial"/>
@@ -6812,7 +7042,7 @@
               <w:spacing w:after="10" w:before="0"/>
               <w:ind w:left="120"/>
             </w:pPr>
-            <w:hyperlink w:history="1" r:id="rIdzfrlmhwmlmflrxc16fwns">
+            <w:hyperlink w:history="1" r:id="rIdvzndvru8qoylipxzwlwnm">
               <w:r>
                 <w:rPr>
                   <w:rFonts w:ascii="Arial" w:cs="Arial" w:eastAsia="Arial" w:hAnsi="Arial"/>
@@ -6857,7 +7087,7 @@
             <w:pPr>
               <w:spacing w:after="20" w:before="0"/>
             </w:pPr>
-            <w:hyperlink w:history="1" r:id="rIdevnbffk4j3cwkvo-wxt7f">
+            <w:hyperlink w:history="1" r:id="rIdgqve4aknqinjtylqvzkmq">
               <w:r>
                 <w:rPr>
                   <w:rFonts w:ascii="Arial" w:cs="Arial" w:eastAsia="Arial" w:hAnsi="Arial"/>
@@ -6890,7 +7120,7 @@
               <w:spacing w:after="10" w:before="0"/>
               <w:ind w:left="120"/>
             </w:pPr>
-            <w:hyperlink w:history="1" r:id="rIdvbyam-ytol53_wiijawwx">
+            <w:hyperlink w:history="1" r:id="rIdwghlbhu-_x5agnvlkimk4">
               <w:r>
                 <w:rPr>
                   <w:rFonts w:ascii="Arial" w:cs="Arial" w:eastAsia="Arial" w:hAnsi="Arial"/>
@@ -7085,7 +7315,7 @@
             <w:pPr>
               <w:spacing w:after="20" w:before="0"/>
             </w:pPr>
-            <w:hyperlink w:history="1" r:id="rIdhfvx13htr3vmtrka0owtn">
+            <w:hyperlink w:history="1" r:id="rIdfc4gkdizk6e7jqtzth6wd">
               <w:r>
                 <w:rPr>
                   <w:rFonts w:ascii="Arial" w:cs="Arial" w:eastAsia="Arial" w:hAnsi="Arial"/>
@@ -7118,7 +7348,7 @@
               <w:spacing w:after="10" w:before="0"/>
               <w:ind w:left="120"/>
             </w:pPr>
-            <w:hyperlink w:history="1" r:id="rId-ngivgmnm7qyqsaxkj0yk">
+            <w:hyperlink w:history="1" r:id="rIduu_et9q0jlq-rjm2feoc6">
               <w:r>
                 <w:rPr>
                   <w:rFonts w:ascii="Arial" w:cs="Arial" w:eastAsia="Arial" w:hAnsi="Arial"/>
@@ -7163,7 +7393,7 @@
             <w:pPr>
               <w:spacing w:after="20" w:before="0"/>
             </w:pPr>
-            <w:hyperlink w:history="1" r:id="rId-anrm4ewdxc8q8npjqwnp">
+            <w:hyperlink w:history="1" r:id="rIdhnk1akjdm3lotpldokazq">
               <w:r>
                 <w:rPr>
                   <w:rFonts w:ascii="Arial" w:cs="Arial" w:eastAsia="Arial" w:hAnsi="Arial"/>
@@ -7196,7 +7426,7 @@
               <w:spacing w:after="10" w:before="0"/>
               <w:ind w:left="120"/>
             </w:pPr>
-            <w:hyperlink w:history="1" r:id="rId7oxxxhimx9chrtbj_hdj7">
+            <w:hyperlink w:history="1" r:id="rId5vtnjpaacof_-wdwspf-p">
               <w:r>
                 <w:rPr>
                   <w:rFonts w:ascii="Arial" w:cs="Arial" w:eastAsia="Arial" w:hAnsi="Arial"/>
@@ -7391,7 +7621,7 @@
             <w:pPr>
               <w:spacing w:after="20" w:before="0"/>
             </w:pPr>
-            <w:hyperlink w:history="1" r:id="rIdq-9lbxkzvqxhiuke21pqs">
+            <w:hyperlink w:history="1" r:id="rIdbltk_ixwpftmfwvb8hlt4">
               <w:r>
                 <w:rPr>
                   <w:rFonts w:ascii="Arial" w:cs="Arial" w:eastAsia="Arial" w:hAnsi="Arial"/>
@@ -7424,7 +7654,7 @@
               <w:spacing w:after="10" w:before="0"/>
               <w:ind w:left="120"/>
             </w:pPr>
-            <w:hyperlink w:history="1" r:id="rIdqg28qrnzhlt5nanlwhwgb">
+            <w:hyperlink w:history="1" r:id="rIdtyrfga4w9_hkl6japuioi">
               <w:r>
                 <w:rPr>
                   <w:rFonts w:ascii="Arial" w:cs="Arial" w:eastAsia="Arial" w:hAnsi="Arial"/>
@@ -7469,7 +7699,7 @@
             <w:pPr>
               <w:spacing w:after="20" w:before="0"/>
             </w:pPr>
-            <w:hyperlink w:history="1" r:id="rId1ekvqz06sa_vlgnp6jhbn">
+            <w:hyperlink w:history="1" r:id="rIdmhmebxaaqxmrrg5piribj">
               <w:r>
                 <w:rPr>
                   <w:rFonts w:ascii="Arial" w:cs="Arial" w:eastAsia="Arial" w:hAnsi="Arial"/>
@@ -7502,7 +7732,7 @@
               <w:spacing w:after="10" w:before="0"/>
               <w:ind w:left="120"/>
             </w:pPr>
-            <w:hyperlink w:history="1" r:id="rId7jrzdtuym2cukqxfyk_w2">
+            <w:hyperlink w:history="1" r:id="rIdmfgl5xhleu_ogmaqnmwty">
               <w:r>
                 <w:rPr>
                   <w:rFonts w:ascii="Arial" w:cs="Arial" w:eastAsia="Arial" w:hAnsi="Arial"/>
@@ -7697,7 +7927,7 @@
             <w:pPr>
               <w:spacing w:after="20" w:before="0"/>
             </w:pPr>
-            <w:hyperlink w:history="1" r:id="rIduwnlmm1p031xno99b5rhf">
+            <w:hyperlink w:history="1" r:id="rId92mvhzqcym69ie7bk4gas">
               <w:r>
                 <w:rPr>
                   <w:rFonts w:ascii="Arial" w:cs="Arial" w:eastAsia="Arial" w:hAnsi="Arial"/>
@@ -7730,7 +7960,7 @@
               <w:spacing w:after="10" w:before="0"/>
               <w:ind w:left="120"/>
             </w:pPr>
-            <w:hyperlink w:history="1" r:id="rIdma6o7y4paegrr9ahhjjac">
+            <w:hyperlink w:history="1" r:id="rId7hflpg0cr71y7lw2j2dhp">
               <w:r>
                 <w:rPr>
                   <w:rFonts w:ascii="Arial" w:cs="Arial" w:eastAsia="Arial" w:hAnsi="Arial"/>
@@ -7775,7 +8005,7 @@
             <w:pPr>
               <w:spacing w:after="20" w:before="0"/>
             </w:pPr>
-            <w:hyperlink w:history="1" r:id="rIdl2t8ypeqmpeqwd2h8cvvl">
+            <w:hyperlink w:history="1" r:id="rId2xegxiumaok2ukhveelmg">
               <w:r>
                 <w:rPr>
                   <w:rFonts w:ascii="Arial" w:cs="Arial" w:eastAsia="Arial" w:hAnsi="Arial"/>
@@ -7808,7 +8038,7 @@
               <w:spacing w:after="10" w:before="0"/>
               <w:ind w:left="120"/>
             </w:pPr>
-            <w:hyperlink w:history="1" r:id="rIdualele9oxuq4x1pxtnan-">
+            <w:hyperlink w:history="1" r:id="rIdxglqbl-ia_anizw-rfy-e">
               <w:r>
                 <w:rPr>
                   <w:rFonts w:ascii="Arial" w:cs="Arial" w:eastAsia="Arial" w:hAnsi="Arial"/>
@@ -8304,6 +8534,65 @@
         </w:tc>
       </w:tr>
     </w:tbl>
+    <w:p>
+      <w:pPr>
+        <w:pBdr>
+          <w:top w:val="single" w:color="BBBBBB" w:sz="4" w:space="4"/>
+        </w:pBdr>
+        <w:spacing w:after="0" w:before="160"/>
+      </w:pPr>
+      <w:r>
+        <w:rPr>
+          <w:rFonts w:ascii="Arial" w:cs="Arial" w:eastAsia="Arial" w:hAnsi="Arial"/>
+          <w:color w:val="666666"/>
+          <w:sz w:val="14"/>
+          <w:szCs w:val="14"/>
+        </w:rPr>
+        <w:t xml:space="preserve">© 2026 SeaVuria and ARES. Aligned with KICD objectives. Developed by SeaVuria; technical implementation by ARES (with AI assistance from Claude). Licensed under </w:t>
+      </w:r>
+      <w:hyperlink w:history="1" r:id="rIdtw2zm8cqdatoize3ypwtb">
+        <w:r>
+          <w:rPr>
+            <w:rFonts w:ascii="Arial" w:cs="Arial" w:eastAsia="Arial" w:hAnsi="Arial"/>
+            <w:color w:val="1F6B75"/>
+            <w:sz w:val="14"/>
+            <w:szCs w:val="14"/>
+            <w:u w:val="single" w:color="1F6B75"/>
+          </w:rPr>
+          <w:t xml:space="preserve">CC BY-NC 4.0</w:t>
+        </w:r>
+      </w:hyperlink>
+      <w:r>
+        <w:rPr>
+          <w:rFonts w:ascii="Arial" w:cs="Arial" w:eastAsia="Arial" w:hAnsi="Arial"/>
+          <w:color w:val="666666"/>
+          <w:sz w:val="14"/>
+          <w:szCs w:val="14"/>
+        </w:rPr>
+        <w:t xml:space="preserve"> (</w:t>
+      </w:r>
+      <w:hyperlink w:history="1" r:id="rIdlpibuct2ka-g_prx32kgk">
+        <w:r>
+          <w:rPr>
+            <w:rFonts w:ascii="Arial" w:cs="Arial" w:eastAsia="Arial" w:hAnsi="Arial"/>
+            <w:color w:val="1F6B75"/>
+            <w:sz w:val="14"/>
+            <w:szCs w:val="14"/>
+            <w:u w:val="single" w:color="1F6B75"/>
+          </w:rPr>
+          <w:t xml:space="preserve">https://creativecommons.org/licenses/by-nc/4.0/</w:t>
+        </w:r>
+      </w:hyperlink>
+      <w:r>
+        <w:rPr>
+          <w:rFonts w:ascii="Arial" w:cs="Arial" w:eastAsia="Arial" w:hAnsi="Arial"/>
+          <w:color w:val="666666"/>
+          <w:sz w:val="14"/>
+          <w:szCs w:val="14"/>
+        </w:rPr>
+        <w:t xml:space="preserve">).</w:t>
+      </w:r>
+    </w:p>
     <w:p>
       <w:r>
         <w:br w:type="page"/>
@@ -9295,7 +9584,7 @@
             <w:pPr>
               <w:spacing w:after="20" w:before="0"/>
             </w:pPr>
-            <w:hyperlink w:history="1" r:id="rIddhv7yqsrpgsu9pppuup42">
+            <w:hyperlink w:history="1" r:id="rIdsomesfl0c51-bta1f1vbd">
               <w:r>
                 <w:rPr>
                   <w:rFonts w:ascii="Arial" w:cs="Arial" w:eastAsia="Arial" w:hAnsi="Arial"/>
@@ -9328,7 +9617,7 @@
               <w:spacing w:after="10" w:before="0"/>
               <w:ind w:left="120"/>
             </w:pPr>
-            <w:hyperlink w:history="1" r:id="rIdg36t4jfploilwwgk2istc">
+            <w:hyperlink w:history="1" r:id="rIdezw3g2cd1tpvvcxv9dgod">
               <w:r>
                 <w:rPr>
                   <w:rFonts w:ascii="Arial" w:cs="Arial" w:eastAsia="Arial" w:hAnsi="Arial"/>
@@ -9373,7 +9662,7 @@
             <w:pPr>
               <w:spacing w:after="20" w:before="0"/>
             </w:pPr>
-            <w:hyperlink w:history="1" r:id="rIdbj5g7nlsxa_1xlkxju54o">
+            <w:hyperlink w:history="1" r:id="rIdj3q2x4lcxhlwvdvagntsr">
               <w:r>
                 <w:rPr>
                   <w:rFonts w:ascii="Arial" w:cs="Arial" w:eastAsia="Arial" w:hAnsi="Arial"/>
@@ -9406,7 +9695,7 @@
               <w:spacing w:after="10" w:before="0"/>
               <w:ind w:left="120"/>
             </w:pPr>
-            <w:hyperlink w:history="1" r:id="rIdlkpwmaqbjs7hbmst0dh9g">
+            <w:hyperlink w:history="1" r:id="rId93rxqrdx9a11fxuq1vzne">
               <w:r>
                 <w:rPr>
                   <w:rFonts w:ascii="Arial" w:cs="Arial" w:eastAsia="Arial" w:hAnsi="Arial"/>
@@ -9715,7 +10004,7 @@
             <w:pPr>
               <w:spacing w:after="20" w:before="0"/>
             </w:pPr>
-            <w:hyperlink w:history="1" r:id="rId3luh3rlziitdflexqhgju">
+            <w:hyperlink w:history="1" r:id="rId2xjebzwanm8hw9hh0wt_n">
               <w:r>
                 <w:rPr>
                   <w:rFonts w:ascii="Arial" w:cs="Arial" w:eastAsia="Arial" w:hAnsi="Arial"/>
@@ -9748,7 +10037,7 @@
               <w:spacing w:after="10" w:before="0"/>
               <w:ind w:left="120"/>
             </w:pPr>
-            <w:hyperlink w:history="1" r:id="rIdrrplqmomqvrdfahrqcqpq">
+            <w:hyperlink w:history="1" r:id="rIdpwc_zlwbmqgtk8rlx8uic">
               <w:r>
                 <w:rPr>
                   <w:rFonts w:ascii="Arial" w:cs="Arial" w:eastAsia="Arial" w:hAnsi="Arial"/>
@@ -9793,7 +10082,7 @@
             <w:pPr>
               <w:spacing w:after="20" w:before="0"/>
             </w:pPr>
-            <w:hyperlink w:history="1" r:id="rIdxpiz_fp5ob73jehic-1i8">
+            <w:hyperlink w:history="1" r:id="rIdlzbpgbjs7h2cemjeclzc0">
               <w:r>
                 <w:rPr>
                   <w:rFonts w:ascii="Arial" w:cs="Arial" w:eastAsia="Arial" w:hAnsi="Arial"/>
@@ -9826,7 +10115,7 @@
               <w:spacing w:after="10" w:before="0"/>
               <w:ind w:left="120"/>
             </w:pPr>
-            <w:hyperlink w:history="1" r:id="rIdpjoje7th8ybblnjw_c1dt">
+            <w:hyperlink w:history="1" r:id="rIdls6krff-tmkmyvld7a7wr">
               <w:r>
                 <w:rPr>
                   <w:rFonts w:ascii="Arial" w:cs="Arial" w:eastAsia="Arial" w:hAnsi="Arial"/>
@@ -10325,7 +10614,7 @@
             <w:pPr>
               <w:spacing w:after="20" w:before="0"/>
             </w:pPr>
-            <w:hyperlink w:history="1" r:id="rIdtz5g2guk2_wuo6mtsavvg">
+            <w:hyperlink w:history="1" r:id="rIddfsbvjbnt1zbvqeb69mmq">
               <w:r>
                 <w:rPr>
                   <w:rFonts w:ascii="Arial" w:cs="Arial" w:eastAsia="Arial" w:hAnsi="Arial"/>
@@ -10358,7 +10647,7 @@
               <w:spacing w:after="10" w:before="0"/>
               <w:ind w:left="120"/>
             </w:pPr>
-            <w:hyperlink w:history="1" r:id="rIdwibibnpx23q-vfzhkazj7">
+            <w:hyperlink w:history="1" r:id="rIdu8xkon58mqnm2sw1_x_hz">
               <w:r>
                 <w:rPr>
                   <w:rFonts w:ascii="Arial" w:cs="Arial" w:eastAsia="Arial" w:hAnsi="Arial"/>
@@ -10403,7 +10692,7 @@
             <w:pPr>
               <w:spacing w:after="20" w:before="0"/>
             </w:pPr>
-            <w:hyperlink w:history="1" r:id="rId2ckrnmcqqtlqxfgcvvdcz">
+            <w:hyperlink w:history="1" r:id="rIdjlvw9e8cd5lj0n59lgmzj">
               <w:r>
                 <w:rPr>
                   <w:rFonts w:ascii="Arial" w:cs="Arial" w:eastAsia="Arial" w:hAnsi="Arial"/>
@@ -10436,7 +10725,7 @@
               <w:spacing w:after="10" w:before="0"/>
               <w:ind w:left="120"/>
             </w:pPr>
-            <w:hyperlink w:history="1" r:id="rId-n0fqvajxxanltc34u5jx">
+            <w:hyperlink w:history="1" r:id="rId4wt6lc0hbuqllqhgez2zk">
               <w:r>
                 <w:rPr>
                   <w:rFonts w:ascii="Arial" w:cs="Arial" w:eastAsia="Arial" w:hAnsi="Arial"/>
@@ -10802,7 +11091,7 @@
             <w:pPr>
               <w:spacing w:after="20" w:before="0"/>
             </w:pPr>
-            <w:hyperlink w:history="1" r:id="rIdz0e35ryqzq3egux7dctil">
+            <w:hyperlink w:history="1" r:id="rIduj9h6vf9th_jfcutcfvev">
               <w:r>
                 <w:rPr>
                   <w:rFonts w:ascii="Arial" w:cs="Arial" w:eastAsia="Arial" w:hAnsi="Arial"/>
@@ -10835,7 +11124,7 @@
               <w:spacing w:after="10" w:before="0"/>
               <w:ind w:left="120"/>
             </w:pPr>
-            <w:hyperlink w:history="1" r:id="rIddm-nys0xw_2pvvlgzbori">
+            <w:hyperlink w:history="1" r:id="rIddohg6iodvgfkknx0ce03-">
               <w:r>
                 <w:rPr>
                   <w:rFonts w:ascii="Arial" w:cs="Arial" w:eastAsia="Arial" w:hAnsi="Arial"/>
@@ -10880,7 +11169,7 @@
             <w:pPr>
               <w:spacing w:after="20" w:before="0"/>
             </w:pPr>
-            <w:hyperlink w:history="1" r:id="rIdw-wvtfqwktfv-2kvqby_c">
+            <w:hyperlink w:history="1" r:id="rIdv8bdta06enr7dhafcijur">
               <w:r>
                 <w:rPr>
                   <w:rFonts w:ascii="Arial" w:cs="Arial" w:eastAsia="Arial" w:hAnsi="Arial"/>
@@ -10913,7 +11202,7 @@
               <w:spacing w:after="10" w:before="0"/>
               <w:ind w:left="120"/>
             </w:pPr>
-            <w:hyperlink w:history="1" r:id="rIdaycx6kepewfdpf5_-pcsg">
+            <w:hyperlink w:history="1" r:id="rIdnye0hovxuwnrpss4zigyn">
               <w:r>
                 <w:rPr>
                   <w:rFonts w:ascii="Arial" w:cs="Arial" w:eastAsia="Arial" w:hAnsi="Arial"/>
@@ -11279,7 +11568,7 @@
             <w:pPr>
               <w:spacing w:after="20" w:before="0"/>
             </w:pPr>
-            <w:hyperlink w:history="1" r:id="rIdmwemb8f8b70uohex3jmlc">
+            <w:hyperlink w:history="1" r:id="rIdbvmodldnfsfnv0h9ualid">
               <w:r>
                 <w:rPr>
                   <w:rFonts w:ascii="Arial" w:cs="Arial" w:eastAsia="Arial" w:hAnsi="Arial"/>
@@ -11312,7 +11601,7 @@
               <w:spacing w:after="10" w:before="0"/>
               <w:ind w:left="120"/>
             </w:pPr>
-            <w:hyperlink w:history="1" r:id="rId8odblpuhydspbshjnwymc">
+            <w:hyperlink w:history="1" r:id="rId-azqrs0wecjj0xl1bp7b1">
               <w:r>
                 <w:rPr>
                   <w:rFonts w:ascii="Arial" w:cs="Arial" w:eastAsia="Arial" w:hAnsi="Arial"/>
@@ -11357,7 +11646,7 @@
             <w:pPr>
               <w:spacing w:after="20" w:before="0"/>
             </w:pPr>
-            <w:hyperlink w:history="1" r:id="rIdtkiukzkvlije2jzuvuv61">
+            <w:hyperlink w:history="1" r:id="rIddzfcgdkxjolyprnc4klok">
               <w:r>
                 <w:rPr>
                   <w:rFonts w:ascii="Arial" w:cs="Arial" w:eastAsia="Arial" w:hAnsi="Arial"/>
@@ -11390,7 +11679,7 @@
               <w:spacing w:after="10" w:before="0"/>
               <w:ind w:left="120"/>
             </w:pPr>
-            <w:hyperlink w:history="1" r:id="rIdnf-p9gyf5nslji2ues-fy">
+            <w:hyperlink w:history="1" r:id="rIdto5p_mkqf2wrltufspckt">
               <w:r>
                 <w:rPr>
                   <w:rFonts w:ascii="Arial" w:cs="Arial" w:eastAsia="Arial" w:hAnsi="Arial"/>
@@ -12361,6 +12650,65 @@
         </w:tc>
       </w:tr>
     </w:tbl>
+    <w:p>
+      <w:pPr>
+        <w:pBdr>
+          <w:top w:val="single" w:color="BBBBBB" w:sz="4" w:space="4"/>
+        </w:pBdr>
+        <w:spacing w:after="0" w:before="160"/>
+      </w:pPr>
+      <w:r>
+        <w:rPr>
+          <w:rFonts w:ascii="Arial" w:cs="Arial" w:eastAsia="Arial" w:hAnsi="Arial"/>
+          <w:color w:val="666666"/>
+          <w:sz w:val="14"/>
+          <w:szCs w:val="14"/>
+        </w:rPr>
+        <w:t xml:space="preserve">© 2026 SeaVuria and ARES. Aligned with KICD objectives. Developed by SeaVuria; technical implementation by ARES (with AI assistance from Claude). Licensed under </w:t>
+      </w:r>
+      <w:hyperlink w:history="1" r:id="rIdivcnbm-lhl63ytm2j-nqw">
+        <w:r>
+          <w:rPr>
+            <w:rFonts w:ascii="Arial" w:cs="Arial" w:eastAsia="Arial" w:hAnsi="Arial"/>
+            <w:color w:val="1F6B75"/>
+            <w:sz w:val="14"/>
+            <w:szCs w:val="14"/>
+            <w:u w:val="single" w:color="1F6B75"/>
+          </w:rPr>
+          <w:t xml:space="preserve">CC BY-NC 4.0</w:t>
+        </w:r>
+      </w:hyperlink>
+      <w:r>
+        <w:rPr>
+          <w:rFonts w:ascii="Arial" w:cs="Arial" w:eastAsia="Arial" w:hAnsi="Arial"/>
+          <w:color w:val="666666"/>
+          <w:sz w:val="14"/>
+          <w:szCs w:val="14"/>
+        </w:rPr>
+        <w:t xml:space="preserve"> (</w:t>
+      </w:r>
+      <w:hyperlink w:history="1" r:id="rIdcbsptqm7hlwigblquawrz">
+        <w:r>
+          <w:rPr>
+            <w:rFonts w:ascii="Arial" w:cs="Arial" w:eastAsia="Arial" w:hAnsi="Arial"/>
+            <w:color w:val="1F6B75"/>
+            <w:sz w:val="14"/>
+            <w:szCs w:val="14"/>
+            <w:u w:val="single" w:color="1F6B75"/>
+          </w:rPr>
+          <w:t xml:space="preserve">https://creativecommons.org/licenses/by-nc/4.0/</w:t>
+        </w:r>
+      </w:hyperlink>
+      <w:r>
+        <w:rPr>
+          <w:rFonts w:ascii="Arial" w:cs="Arial" w:eastAsia="Arial" w:hAnsi="Arial"/>
+          <w:color w:val="666666"/>
+          <w:sz w:val="14"/>
+          <w:szCs w:val="14"/>
+        </w:rPr>
+        <w:t xml:space="preserve">).</w:t>
+      </w:r>
+    </w:p>
     <w:p>
       <w:r>
         <w:br w:type="page"/>
@@ -13352,7 +13700,7 @@
             <w:pPr>
               <w:spacing w:after="20" w:before="0"/>
             </w:pPr>
-            <w:hyperlink w:history="1" r:id="rIdysecvktstglcdnbhmfvd3">
+            <w:hyperlink w:history="1" r:id="rIdovwfyydsgtmuvc7mobmf8">
               <w:r>
                 <w:rPr>
                   <w:rFonts w:ascii="Arial" w:cs="Arial" w:eastAsia="Arial" w:hAnsi="Arial"/>
@@ -13385,7 +13733,7 @@
               <w:spacing w:after="10" w:before="0"/>
               <w:ind w:left="120"/>
             </w:pPr>
-            <w:hyperlink w:history="1" r:id="rIde1amg6vqyxuzctkmx5zwf">
+            <w:hyperlink w:history="1" r:id="rIdfgmyugdwrkyzg2ez5ac4d">
               <w:r>
                 <w:rPr>
                   <w:rFonts w:ascii="Arial" w:cs="Arial" w:eastAsia="Arial" w:hAnsi="Arial"/>
@@ -13430,7 +13778,7 @@
             <w:pPr>
               <w:spacing w:after="20" w:before="0"/>
             </w:pPr>
-            <w:hyperlink w:history="1" r:id="rIdfabqgx7kf6y9cy8xadwli">
+            <w:hyperlink w:history="1" r:id="rIdwev4itc9-jkxizsaul0jg">
               <w:r>
                 <w:rPr>
                   <w:rFonts w:ascii="Arial" w:cs="Arial" w:eastAsia="Arial" w:hAnsi="Arial"/>
@@ -13463,7 +13811,7 @@
               <w:spacing w:after="10" w:before="0"/>
               <w:ind w:left="120"/>
             </w:pPr>
-            <w:hyperlink w:history="1" r:id="rIdu7ve_dg9epfrmybnkqtwu">
+            <w:hyperlink w:history="1" r:id="rIdihzhghqglqi1fgxgs980h">
               <w:r>
                 <w:rPr>
                   <w:rFonts w:ascii="Arial" w:cs="Arial" w:eastAsia="Arial" w:hAnsi="Arial"/>
@@ -13658,7 +14006,7 @@
             <w:pPr>
               <w:spacing w:after="20" w:before="0"/>
             </w:pPr>
-            <w:hyperlink w:history="1" r:id="rId9-milplng_k_myb5ztr5w">
+            <w:hyperlink w:history="1" r:id="rIdobgtcmhbrtz-uyjgjhgtn">
               <w:r>
                 <w:rPr>
                   <w:rFonts w:ascii="Arial" w:cs="Arial" w:eastAsia="Arial" w:hAnsi="Arial"/>
@@ -13691,7 +14039,7 @@
               <w:spacing w:after="10" w:before="0"/>
               <w:ind w:left="120"/>
             </w:pPr>
-            <w:hyperlink w:history="1" r:id="rIdynl3a6_ay4aotlnthgdcw">
+            <w:hyperlink w:history="1" r:id="rId_6vc_yuga4onba0jufus0">
               <w:r>
                 <w:rPr>
                   <w:rFonts w:ascii="Arial" w:cs="Arial" w:eastAsia="Arial" w:hAnsi="Arial"/>
@@ -13736,7 +14084,7 @@
             <w:pPr>
               <w:spacing w:after="20" w:before="0"/>
             </w:pPr>
-            <w:hyperlink w:history="1" r:id="rIdr-vgbl4btxcbzsq_vspv3">
+            <w:hyperlink w:history="1" r:id="rIdyffztgielyqa1htewhw2n">
               <w:r>
                 <w:rPr>
                   <w:rFonts w:ascii="Arial" w:cs="Arial" w:eastAsia="Arial" w:hAnsi="Arial"/>
@@ -13769,7 +14117,7 @@
               <w:spacing w:after="10" w:before="0"/>
               <w:ind w:left="120"/>
             </w:pPr>
-            <w:hyperlink w:history="1" r:id="rIdlur03sapqisky8_k_bdww">
+            <w:hyperlink w:history="1" r:id="rIdcph0krdbntzo7suxhfaou">
               <w:r>
                 <w:rPr>
                   <w:rFonts w:ascii="Arial" w:cs="Arial" w:eastAsia="Arial" w:hAnsi="Arial"/>
@@ -13964,7 +14312,7 @@
             <w:pPr>
               <w:spacing w:after="20" w:before="0"/>
             </w:pPr>
-            <w:hyperlink w:history="1" r:id="rIdygvueafgnwpztn-9oxmhm">
+            <w:hyperlink w:history="1" r:id="rIduhfrz4xip7aslb_zado4g">
               <w:r>
                 <w:rPr>
                   <w:rFonts w:ascii="Arial" w:cs="Arial" w:eastAsia="Arial" w:hAnsi="Arial"/>
@@ -13997,7 +14345,7 @@
               <w:spacing w:after="10" w:before="0"/>
               <w:ind w:left="120"/>
             </w:pPr>
-            <w:hyperlink w:history="1" r:id="rId30fqdk5qhi0zrtwzubfk5">
+            <w:hyperlink w:history="1" r:id="rIdnljcb3k_zzrm6pclmvoes">
               <w:r>
                 <w:rPr>
                   <w:rFonts w:ascii="Arial" w:cs="Arial" w:eastAsia="Arial" w:hAnsi="Arial"/>
@@ -14042,7 +14390,7 @@
             <w:pPr>
               <w:spacing w:after="20" w:before="0"/>
             </w:pPr>
-            <w:hyperlink w:history="1" r:id="rIduylmh4vra1v3talzkoelz">
+            <w:hyperlink w:history="1" r:id="rIdjj0jrbgabwgslgm213cui">
               <w:r>
                 <w:rPr>
                   <w:rFonts w:ascii="Arial" w:cs="Arial" w:eastAsia="Arial" w:hAnsi="Arial"/>
@@ -14075,7 +14423,7 @@
               <w:spacing w:after="10" w:before="0"/>
               <w:ind w:left="120"/>
             </w:pPr>
-            <w:hyperlink w:history="1" r:id="rIdslknu2awrbx8c5yxwckrr">
+            <w:hyperlink w:history="1" r:id="rIdxi4ikehid4aywbeyw2wyr">
               <w:r>
                 <w:rPr>
                   <w:rFonts w:ascii="Arial" w:cs="Arial" w:eastAsia="Arial" w:hAnsi="Arial"/>
@@ -14270,7 +14618,7 @@
             <w:pPr>
               <w:spacing w:after="20" w:before="0"/>
             </w:pPr>
-            <w:hyperlink w:history="1" r:id="rIdg_4wnes2aj4mvhatmopaj">
+            <w:hyperlink w:history="1" r:id="rIdsd0kl6uqadojlh9oviiey">
               <w:r>
                 <w:rPr>
                   <w:rFonts w:ascii="Arial" w:cs="Arial" w:eastAsia="Arial" w:hAnsi="Arial"/>
@@ -14303,7 +14651,7 @@
               <w:spacing w:after="10" w:before="0"/>
               <w:ind w:left="120"/>
             </w:pPr>
-            <w:hyperlink w:history="1" r:id="rIdw7kibb1d0kfob8r3epryr">
+            <w:hyperlink w:history="1" r:id="rIdddc2ztryyag_sg5rtnabg">
               <w:r>
                 <w:rPr>
                   <w:rFonts w:ascii="Arial" w:cs="Arial" w:eastAsia="Arial" w:hAnsi="Arial"/>
@@ -14348,7 +14696,7 @@
             <w:pPr>
               <w:spacing w:after="20" w:before="0"/>
             </w:pPr>
-            <w:hyperlink w:history="1" r:id="rIdnvqos3sibhfg_xsj6iuui">
+            <w:hyperlink w:history="1" r:id="rIde5mq4u1eguzqlmcjbwkk8">
               <w:r>
                 <w:rPr>
                   <w:rFonts w:ascii="Arial" w:cs="Arial" w:eastAsia="Arial" w:hAnsi="Arial"/>
@@ -14381,7 +14729,7 @@
               <w:spacing w:after="10" w:before="0"/>
               <w:ind w:left="120"/>
             </w:pPr>
-            <w:hyperlink w:history="1" r:id="rId79fh7dp9idfvnlx5ygyoa">
+            <w:hyperlink w:history="1" r:id="rIdp_clyfhmn8z8zyazite3n">
               <w:r>
                 <w:rPr>
                   <w:rFonts w:ascii="Arial" w:cs="Arial" w:eastAsia="Arial" w:hAnsi="Arial"/>
@@ -14576,7 +14924,7 @@
             <w:pPr>
               <w:spacing w:after="20" w:before="0"/>
             </w:pPr>
-            <w:hyperlink w:history="1" r:id="rIdkookxnxqdasydvy7zzwvt">
+            <w:hyperlink w:history="1" r:id="rIdymhwavytlxlu5amgbxsyd">
               <w:r>
                 <w:rPr>
                   <w:rFonts w:ascii="Arial" w:cs="Arial" w:eastAsia="Arial" w:hAnsi="Arial"/>
@@ -14609,7 +14957,7 @@
               <w:spacing w:after="10" w:before="0"/>
               <w:ind w:left="120"/>
             </w:pPr>
-            <w:hyperlink w:history="1" r:id="rIdofmel1gp70nu7g-zaqm1p">
+            <w:hyperlink w:history="1" r:id="rIdovimxvmt12ta-4zkv59ot">
               <w:r>
                 <w:rPr>
                   <w:rFonts w:ascii="Arial" w:cs="Arial" w:eastAsia="Arial" w:hAnsi="Arial"/>
@@ -14654,7 +15002,7 @@
             <w:pPr>
               <w:spacing w:after="20" w:before="0"/>
             </w:pPr>
-            <w:hyperlink w:history="1" r:id="rIdxvnlby5msosro-bkyrsrs">
+            <w:hyperlink w:history="1" r:id="rIdj9gzomf3js_zpfgfcgref">
               <w:r>
                 <w:rPr>
                   <w:rFonts w:ascii="Arial" w:cs="Arial" w:eastAsia="Arial" w:hAnsi="Arial"/>
@@ -14687,7 +15035,7 @@
               <w:spacing w:after="10" w:before="0"/>
               <w:ind w:left="120"/>
             </w:pPr>
-            <w:hyperlink w:history="1" r:id="rIdoybgu92fult71c_bdvygn">
+            <w:hyperlink w:history="1" r:id="rIdntb6c8t09yl0fdyibgofa">
               <w:r>
                 <w:rPr>
                   <w:rFonts w:ascii="Arial" w:cs="Arial" w:eastAsia="Arial" w:hAnsi="Arial"/>
@@ -15183,6 +15531,65 @@
         </w:tc>
       </w:tr>
     </w:tbl>
+    <w:p>
+      <w:pPr>
+        <w:pBdr>
+          <w:top w:val="single" w:color="BBBBBB" w:sz="4" w:space="4"/>
+        </w:pBdr>
+        <w:spacing w:after="0" w:before="160"/>
+      </w:pPr>
+      <w:r>
+        <w:rPr>
+          <w:rFonts w:ascii="Arial" w:cs="Arial" w:eastAsia="Arial" w:hAnsi="Arial"/>
+          <w:color w:val="666666"/>
+          <w:sz w:val="14"/>
+          <w:szCs w:val="14"/>
+        </w:rPr>
+        <w:t xml:space="preserve">© 2026 SeaVuria and ARES. Aligned with KICD objectives. Developed by SeaVuria; technical implementation by ARES (with AI assistance from Claude). Licensed under </w:t>
+      </w:r>
+      <w:hyperlink w:history="1" r:id="rIdjzzfbpclskk57c4tshysx">
+        <w:r>
+          <w:rPr>
+            <w:rFonts w:ascii="Arial" w:cs="Arial" w:eastAsia="Arial" w:hAnsi="Arial"/>
+            <w:color w:val="1F6B75"/>
+            <w:sz w:val="14"/>
+            <w:szCs w:val="14"/>
+            <w:u w:val="single" w:color="1F6B75"/>
+          </w:rPr>
+          <w:t xml:space="preserve">CC BY-NC 4.0</w:t>
+        </w:r>
+      </w:hyperlink>
+      <w:r>
+        <w:rPr>
+          <w:rFonts w:ascii="Arial" w:cs="Arial" w:eastAsia="Arial" w:hAnsi="Arial"/>
+          <w:color w:val="666666"/>
+          <w:sz w:val="14"/>
+          <w:szCs w:val="14"/>
+        </w:rPr>
+        <w:t xml:space="preserve"> (</w:t>
+      </w:r>
+      <w:hyperlink w:history="1" r:id="rIdk2nrh-9hg7v05sfuu_qai">
+        <w:r>
+          <w:rPr>
+            <w:rFonts w:ascii="Arial" w:cs="Arial" w:eastAsia="Arial" w:hAnsi="Arial"/>
+            <w:color w:val="1F6B75"/>
+            <w:sz w:val="14"/>
+            <w:szCs w:val="14"/>
+            <w:u w:val="single" w:color="1F6B75"/>
+          </w:rPr>
+          <w:t xml:space="preserve">https://creativecommons.org/licenses/by-nc/4.0/</w:t>
+        </w:r>
+      </w:hyperlink>
+      <w:r>
+        <w:rPr>
+          <w:rFonts w:ascii="Arial" w:cs="Arial" w:eastAsia="Arial" w:hAnsi="Arial"/>
+          <w:color w:val="666666"/>
+          <w:sz w:val="14"/>
+          <w:szCs w:val="14"/>
+        </w:rPr>
+        <w:t xml:space="preserve">).</w:t>
+      </w:r>
+    </w:p>
     <w:p>
       <w:r>
         <w:br w:type="page"/>
@@ -16174,7 +16581,7 @@
             <w:pPr>
               <w:spacing w:after="20" w:before="0"/>
             </w:pPr>
-            <w:hyperlink w:history="1" r:id="rId5_hkhdbuiyhp8l-zp2mn1">
+            <w:hyperlink w:history="1" r:id="rIdnbxlij0rfn0xnjq8jhbvy">
               <w:r>
                 <w:rPr>
                   <w:rFonts w:ascii="Arial" w:cs="Arial" w:eastAsia="Arial" w:hAnsi="Arial"/>
@@ -16207,7 +16614,7 @@
               <w:spacing w:after="10" w:before="0"/>
               <w:ind w:left="120"/>
             </w:pPr>
-            <w:hyperlink w:history="1" r:id="rIdie1-cummd6qqvapuldrry">
+            <w:hyperlink w:history="1" r:id="rIdqghydiuy5wiomilbyqpb1">
               <w:r>
                 <w:rPr>
                   <w:rFonts w:ascii="Arial" w:cs="Arial" w:eastAsia="Arial" w:hAnsi="Arial"/>
@@ -16252,7 +16659,7 @@
             <w:pPr>
               <w:spacing w:after="20" w:before="0"/>
             </w:pPr>
-            <w:hyperlink w:history="1" r:id="rIdavfps4qp3gdmpqeageuf3">
+            <w:hyperlink w:history="1" r:id="rIdjiweeaibv3debjocv04ep">
               <w:r>
                 <w:rPr>
                   <w:rFonts w:ascii="Arial" w:cs="Arial" w:eastAsia="Arial" w:hAnsi="Arial"/>
@@ -16285,7 +16692,7 @@
               <w:spacing w:after="10" w:before="0"/>
               <w:ind w:left="120"/>
             </w:pPr>
-            <w:hyperlink w:history="1" r:id="rIdkdw6go3xjgjqqeql1cxhk">
+            <w:hyperlink w:history="1" r:id="rIddcpaofvcualt1gzouae7z">
               <w:r>
                 <w:rPr>
                   <w:rFonts w:ascii="Arial" w:cs="Arial" w:eastAsia="Arial" w:hAnsi="Arial"/>
@@ -16480,7 +16887,7 @@
             <w:pPr>
               <w:spacing w:after="20" w:before="0"/>
             </w:pPr>
-            <w:hyperlink w:history="1" r:id="rIdvvzrl-ialkowtm9zeroyy">
+            <w:hyperlink w:history="1" r:id="rId7tzogdlnzsidx6m6_ojyq">
               <w:r>
                 <w:rPr>
                   <w:rFonts w:ascii="Arial" w:cs="Arial" w:eastAsia="Arial" w:hAnsi="Arial"/>
@@ -16513,7 +16920,7 @@
               <w:spacing w:after="10" w:before="0"/>
               <w:ind w:left="120"/>
             </w:pPr>
-            <w:hyperlink w:history="1" r:id="rIdxn3dj44vpcdnh7lcacs6z">
+            <w:hyperlink w:history="1" r:id="rIdso8tw7-l8bn3o0mg3r9ot">
               <w:r>
                 <w:rPr>
                   <w:rFonts w:ascii="Arial" w:cs="Arial" w:eastAsia="Arial" w:hAnsi="Arial"/>
@@ -16558,7 +16965,7 @@
             <w:pPr>
               <w:spacing w:after="20" w:before="0"/>
             </w:pPr>
-            <w:hyperlink w:history="1" r:id="rIdpch7t7f2cvdtzacrmiaes">
+            <w:hyperlink w:history="1" r:id="rIdmp7-qp6iso9uyw2rw_pxs">
               <w:r>
                 <w:rPr>
                   <w:rFonts w:ascii="Arial" w:cs="Arial" w:eastAsia="Arial" w:hAnsi="Arial"/>
@@ -16591,7 +16998,7 @@
               <w:spacing w:after="10" w:before="0"/>
               <w:ind w:left="120"/>
             </w:pPr>
-            <w:hyperlink w:history="1" r:id="rIdhzonca6qy85zvj1cyhl6y">
+            <w:hyperlink w:history="1" r:id="rIdugyxpb2ngyij0m--ozifp">
               <w:r>
                 <w:rPr>
                   <w:rFonts w:ascii="Arial" w:cs="Arial" w:eastAsia="Arial" w:hAnsi="Arial"/>
@@ -16786,7 +17193,7 @@
             <w:pPr>
               <w:spacing w:after="20" w:before="0"/>
             </w:pPr>
-            <w:hyperlink w:history="1" r:id="rIdshizsqgshjgbffkxfeobq">
+            <w:hyperlink w:history="1" r:id="rIdttdz6zj2mf7bxd5h4po1c">
               <w:r>
                 <w:rPr>
                   <w:rFonts w:ascii="Arial" w:cs="Arial" w:eastAsia="Arial" w:hAnsi="Arial"/>
@@ -16819,7 +17226,7 @@
               <w:spacing w:after="10" w:before="0"/>
               <w:ind w:left="120"/>
             </w:pPr>
-            <w:hyperlink w:history="1" r:id="rIdkqc9wnissnymlggmjxcyr">
+            <w:hyperlink w:history="1" r:id="rId0k-rezn3sycerhzsmg8df">
               <w:r>
                 <w:rPr>
                   <w:rFonts w:ascii="Arial" w:cs="Arial" w:eastAsia="Arial" w:hAnsi="Arial"/>
@@ -16864,7 +17271,7 @@
             <w:pPr>
               <w:spacing w:after="20" w:before="0"/>
             </w:pPr>
-            <w:hyperlink w:history="1" r:id="rIdp2akccbaxgllavivagdaa">
+            <w:hyperlink w:history="1" r:id="rIdf-mcpt-srl_mmlp4jy_o7">
               <w:r>
                 <w:rPr>
                   <w:rFonts w:ascii="Arial" w:cs="Arial" w:eastAsia="Arial" w:hAnsi="Arial"/>
@@ -16897,7 +17304,7 @@
               <w:spacing w:after="10" w:before="0"/>
               <w:ind w:left="120"/>
             </w:pPr>
-            <w:hyperlink w:history="1" r:id="rIds4pyazwo74a9kvt12c5cq">
+            <w:hyperlink w:history="1" r:id="rId4m1cwizy1g6ukglmp69gs">
               <w:r>
                 <w:rPr>
                   <w:rFonts w:ascii="Arial" w:cs="Arial" w:eastAsia="Arial" w:hAnsi="Arial"/>
@@ -17092,7 +17499,7 @@
             <w:pPr>
               <w:spacing w:after="20" w:before="0"/>
             </w:pPr>
-            <w:hyperlink w:history="1" r:id="rIdc5m4s6qthdgxeyuhk43k3">
+            <w:hyperlink w:history="1" r:id="rIdnvkch5wvwwvm5vq2blo3j">
               <w:r>
                 <w:rPr>
                   <w:rFonts w:ascii="Arial" w:cs="Arial" w:eastAsia="Arial" w:hAnsi="Arial"/>
@@ -17125,7 +17532,7 @@
               <w:spacing w:after="10" w:before="0"/>
               <w:ind w:left="120"/>
             </w:pPr>
-            <w:hyperlink w:history="1" r:id="rIdnrwtwtrcofvap8m2ym66i">
+            <w:hyperlink w:history="1" r:id="rIdtswaidh5bmwrjoqyvxgmv">
               <w:r>
                 <w:rPr>
                   <w:rFonts w:ascii="Arial" w:cs="Arial" w:eastAsia="Arial" w:hAnsi="Arial"/>
@@ -17170,7 +17577,7 @@
             <w:pPr>
               <w:spacing w:after="20" w:before="0"/>
             </w:pPr>
-            <w:hyperlink w:history="1" r:id="rIdowa8wp9lvchobvor95hpx">
+            <w:hyperlink w:history="1" r:id="rIdasxyzlq3dp20obbfpmkaj">
               <w:r>
                 <w:rPr>
                   <w:rFonts w:ascii="Arial" w:cs="Arial" w:eastAsia="Arial" w:hAnsi="Arial"/>
@@ -17203,7 +17610,7 @@
               <w:spacing w:after="10" w:before="0"/>
               <w:ind w:left="120"/>
             </w:pPr>
-            <w:hyperlink w:history="1" r:id="rIdgy6dbrkjy0z1u9cwiyzr6">
+            <w:hyperlink w:history="1" r:id="rId_lu1yqilesfyspym6ci6t">
               <w:r>
                 <w:rPr>
                   <w:rFonts w:ascii="Arial" w:cs="Arial" w:eastAsia="Arial" w:hAnsi="Arial"/>
@@ -17398,7 +17805,7 @@
             <w:pPr>
               <w:spacing w:after="20" w:before="0"/>
             </w:pPr>
-            <w:hyperlink w:history="1" r:id="rIdozarkmke7-zirhz2n8lim">
+            <w:hyperlink w:history="1" r:id="rIdnd5qsb1jqhvsbr6giuzq2">
               <w:r>
                 <w:rPr>
                   <w:rFonts w:ascii="Arial" w:cs="Arial" w:eastAsia="Arial" w:hAnsi="Arial"/>
@@ -17431,7 +17838,7 @@
               <w:spacing w:after="10" w:before="0"/>
               <w:ind w:left="120"/>
             </w:pPr>
-            <w:hyperlink w:history="1" r:id="rIdsfc0i4tjt2mj66n_tj7ox">
+            <w:hyperlink w:history="1" r:id="rIduvqaah3mce5-5a8tlkgfy">
               <w:r>
                 <w:rPr>
                   <w:rFonts w:ascii="Arial" w:cs="Arial" w:eastAsia="Arial" w:hAnsi="Arial"/>
@@ -17476,7 +17883,7 @@
             <w:pPr>
               <w:spacing w:after="20" w:before="0"/>
             </w:pPr>
-            <w:hyperlink w:history="1" r:id="rIdq9-bku3lfbau3qlbq5vzz">
+            <w:hyperlink w:history="1" r:id="rIduqa7uy5bzybsxbe3w7ysp">
               <w:r>
                 <w:rPr>
                   <w:rFonts w:ascii="Arial" w:cs="Arial" w:eastAsia="Arial" w:hAnsi="Arial"/>
@@ -17509,7 +17916,7 @@
               <w:spacing w:after="10" w:before="0"/>
               <w:ind w:left="120"/>
             </w:pPr>
-            <w:hyperlink w:history="1" r:id="rIdegsx4rx3y7go3otzftmky">
+            <w:hyperlink w:history="1" r:id="rIdyx4vshctu78fhzfx3_boc">
               <w:r>
                 <w:rPr>
                   <w:rFonts w:ascii="Arial" w:cs="Arial" w:eastAsia="Arial" w:hAnsi="Arial"/>
@@ -18138,6 +18545,65 @@
         </w:tc>
       </w:tr>
     </w:tbl>
+    <w:p>
+      <w:pPr>
+        <w:pBdr>
+          <w:top w:val="single" w:color="BBBBBB" w:sz="4" w:space="4"/>
+        </w:pBdr>
+        <w:spacing w:after="0" w:before="160"/>
+      </w:pPr>
+      <w:r>
+        <w:rPr>
+          <w:rFonts w:ascii="Arial" w:cs="Arial" w:eastAsia="Arial" w:hAnsi="Arial"/>
+          <w:color w:val="666666"/>
+          <w:sz w:val="14"/>
+          <w:szCs w:val="14"/>
+        </w:rPr>
+        <w:t xml:space="preserve">© 2026 SeaVuria and ARES. Aligned with KICD objectives. Developed by SeaVuria; technical implementation by ARES (with AI assistance from Claude). Licensed under </w:t>
+      </w:r>
+      <w:hyperlink w:history="1" r:id="rIdcnrtals2cp1-um0drlcft">
+        <w:r>
+          <w:rPr>
+            <w:rFonts w:ascii="Arial" w:cs="Arial" w:eastAsia="Arial" w:hAnsi="Arial"/>
+            <w:color w:val="1F6B75"/>
+            <w:sz w:val="14"/>
+            <w:szCs w:val="14"/>
+            <w:u w:val="single" w:color="1F6B75"/>
+          </w:rPr>
+          <w:t xml:space="preserve">CC BY-NC 4.0</w:t>
+        </w:r>
+      </w:hyperlink>
+      <w:r>
+        <w:rPr>
+          <w:rFonts w:ascii="Arial" w:cs="Arial" w:eastAsia="Arial" w:hAnsi="Arial"/>
+          <w:color w:val="666666"/>
+          <w:sz w:val="14"/>
+          <w:szCs w:val="14"/>
+        </w:rPr>
+        <w:t xml:space="preserve"> (</w:t>
+      </w:r>
+      <w:hyperlink w:history="1" r:id="rIdy5cbcn4xo0jvatyismzzb">
+        <w:r>
+          <w:rPr>
+            <w:rFonts w:ascii="Arial" w:cs="Arial" w:eastAsia="Arial" w:hAnsi="Arial"/>
+            <w:color w:val="1F6B75"/>
+            <w:sz w:val="14"/>
+            <w:szCs w:val="14"/>
+            <w:u w:val="single" w:color="1F6B75"/>
+          </w:rPr>
+          <w:t xml:space="preserve">https://creativecommons.org/licenses/by-nc/4.0/</w:t>
+        </w:r>
+      </w:hyperlink>
+      <w:r>
+        <w:rPr>
+          <w:rFonts w:ascii="Arial" w:cs="Arial" w:eastAsia="Arial" w:hAnsi="Arial"/>
+          <w:color w:val="666666"/>
+          <w:sz w:val="14"/>
+          <w:szCs w:val="14"/>
+        </w:rPr>
+        <w:t xml:space="preserve">).</w:t>
+      </w:r>
+    </w:p>
     <w:p>
       <w:r>
         <w:br w:type="page"/>
@@ -19129,7 +19595,7 @@
             <w:pPr>
               <w:spacing w:after="20" w:before="0"/>
             </w:pPr>
-            <w:hyperlink w:history="1" r:id="rIdskkha0p4oyezjy6lgcw1z">
+            <w:hyperlink w:history="1" r:id="rId39vnd3j1eeeximrnz8buf">
               <w:r>
                 <w:rPr>
                   <w:rFonts w:ascii="Arial" w:cs="Arial" w:eastAsia="Arial" w:hAnsi="Arial"/>
@@ -19162,7 +19628,7 @@
               <w:spacing w:after="10" w:before="0"/>
               <w:ind w:left="120"/>
             </w:pPr>
-            <w:hyperlink w:history="1" r:id="rIde6q1ica5h6t-7rugmhlga">
+            <w:hyperlink w:history="1" r:id="rIdvhdu2zq9tb-cdzwxbr9s1">
               <w:r>
                 <w:rPr>
                   <w:rFonts w:ascii="Arial" w:cs="Arial" w:eastAsia="Arial" w:hAnsi="Arial"/>
@@ -19207,7 +19673,7 @@
             <w:pPr>
               <w:spacing w:after="20" w:before="0"/>
             </w:pPr>
-            <w:hyperlink w:history="1" r:id="rId01b5kqccxsvbdryduz3dw">
+            <w:hyperlink w:history="1" r:id="rIdsg7jgypfkrq8z564q3ao4">
               <w:r>
                 <w:rPr>
                   <w:rFonts w:ascii="Arial" w:cs="Arial" w:eastAsia="Arial" w:hAnsi="Arial"/>
@@ -19240,7 +19706,7 @@
               <w:spacing w:after="10" w:before="0"/>
               <w:ind w:left="120"/>
             </w:pPr>
-            <w:hyperlink w:history="1" r:id="rId91ltbs8sto5imqjzvv9zu">
+            <w:hyperlink w:history="1" r:id="rIdqlhchbolrsn-3jheydodb">
               <w:r>
                 <w:rPr>
                   <w:rFonts w:ascii="Arial" w:cs="Arial" w:eastAsia="Arial" w:hAnsi="Arial"/>
@@ -19511,7 +19977,7 @@
             <w:pPr>
               <w:spacing w:after="20" w:before="0"/>
             </w:pPr>
-            <w:hyperlink w:history="1" r:id="rIdhbuwe-sle-hwxn1tig9-y">
+            <w:hyperlink w:history="1" r:id="rIdsiubwp0ucgejy7pymfzre">
               <w:r>
                 <w:rPr>
                   <w:rFonts w:ascii="Arial" w:cs="Arial" w:eastAsia="Arial" w:hAnsi="Arial"/>
@@ -19544,7 +20010,7 @@
               <w:spacing w:after="10" w:before="0"/>
               <w:ind w:left="120"/>
             </w:pPr>
-            <w:hyperlink w:history="1" r:id="rIdtdzazpxxhqa1xh6x9ub4z">
+            <w:hyperlink w:history="1" r:id="rIdrhen9xxzixzodxn_w_nbi">
               <w:r>
                 <w:rPr>
                   <w:rFonts w:ascii="Arial" w:cs="Arial" w:eastAsia="Arial" w:hAnsi="Arial"/>
@@ -19589,7 +20055,7 @@
             <w:pPr>
               <w:spacing w:after="20" w:before="0"/>
             </w:pPr>
-            <w:hyperlink w:history="1" r:id="rIdvjiodvmf_a2yoe9d8lful">
+            <w:hyperlink w:history="1" r:id="rIdr7xidycq7xvc3pchzx1ya">
               <w:r>
                 <w:rPr>
                   <w:rFonts w:ascii="Arial" w:cs="Arial" w:eastAsia="Arial" w:hAnsi="Arial"/>
@@ -19622,7 +20088,7 @@
               <w:spacing w:after="10" w:before="0"/>
               <w:ind w:left="120"/>
             </w:pPr>
-            <w:hyperlink w:history="1" r:id="rIdox8pj4p_fpvyqcu4g2uxi">
+            <w:hyperlink w:history="1" r:id="rIdtduhenoltbxtgwj9xl5rc">
               <w:r>
                 <w:rPr>
                   <w:rFonts w:ascii="Arial" w:cs="Arial" w:eastAsia="Arial" w:hAnsi="Arial"/>
@@ -20140,7 +20606,7 @@
             <w:pPr>
               <w:spacing w:after="20" w:before="0"/>
             </w:pPr>
-            <w:hyperlink w:history="1" r:id="rIdbicxf9luxfuvsfiduycun">
+            <w:hyperlink w:history="1" r:id="rId4ke5ic0x5k-ugton_eop7">
               <w:r>
                 <w:rPr>
                   <w:rFonts w:ascii="Arial" w:cs="Arial" w:eastAsia="Arial" w:hAnsi="Arial"/>
@@ -20173,7 +20639,7 @@
               <w:spacing w:after="10" w:before="0"/>
               <w:ind w:left="120"/>
             </w:pPr>
-            <w:hyperlink w:history="1" r:id="rId3tn04peyzlf8zgk94ttm7">
+            <w:hyperlink w:history="1" r:id="rId-ioagstume71xy3je37rq">
               <w:r>
                 <w:rPr>
                   <w:rFonts w:ascii="Arial" w:cs="Arial" w:eastAsia="Arial" w:hAnsi="Arial"/>
@@ -20218,7 +20684,7 @@
             <w:pPr>
               <w:spacing w:after="20" w:before="0"/>
             </w:pPr>
-            <w:hyperlink w:history="1" r:id="rIdlqjz8vvlv8t9f-ii9k9kr">
+            <w:hyperlink w:history="1" r:id="rId-1aszrotudnrhjwwzbi4t">
               <w:r>
                 <w:rPr>
                   <w:rFonts w:ascii="Arial" w:cs="Arial" w:eastAsia="Arial" w:hAnsi="Arial"/>
@@ -20251,7 +20717,7 @@
               <w:spacing w:after="10" w:before="0"/>
               <w:ind w:left="120"/>
             </w:pPr>
-            <w:hyperlink w:history="1" r:id="rIdb3dwbfc6qaffr2fjakodj">
+            <w:hyperlink w:history="1" r:id="rIdtw6udmvehliq8hzfrdtk1">
               <w:r>
                 <w:rPr>
                   <w:rFonts w:ascii="Arial" w:cs="Arial" w:eastAsia="Arial" w:hAnsi="Arial"/>
@@ -20788,7 +21254,7 @@
             <w:pPr>
               <w:spacing w:after="20" w:before="0"/>
             </w:pPr>
-            <w:hyperlink w:history="1" r:id="rIdypv3ntb2jyiqdxu7mhww7">
+            <w:hyperlink w:history="1" r:id="rIdnf8p7ntk_vuz-guninj5g">
               <w:r>
                 <w:rPr>
                   <w:rFonts w:ascii="Arial" w:cs="Arial" w:eastAsia="Arial" w:hAnsi="Arial"/>
@@ -20821,7 +21287,7 @@
               <w:spacing w:after="10" w:before="0"/>
               <w:ind w:left="120"/>
             </w:pPr>
-            <w:hyperlink w:history="1" r:id="rIddkwvgprhvlly-h13l_tg3">
+            <w:hyperlink w:history="1" r:id="rIdqvtx4lfjg3hunhahoxtjy">
               <w:r>
                 <w:rPr>
                   <w:rFonts w:ascii="Arial" w:cs="Arial" w:eastAsia="Arial" w:hAnsi="Arial"/>
@@ -20866,7 +21332,7 @@
             <w:pPr>
               <w:spacing w:after="20" w:before="0"/>
             </w:pPr>
-            <w:hyperlink w:history="1" r:id="rIdodwvpx4s7o9-ljttjrajj">
+            <w:hyperlink w:history="1" r:id="rIdx_omhacthipbr9rrgfn1l">
               <w:r>
                 <w:rPr>
                   <w:rFonts w:ascii="Arial" w:cs="Arial" w:eastAsia="Arial" w:hAnsi="Arial"/>
@@ -20899,7 +21365,7 @@
               <w:spacing w:after="10" w:before="0"/>
               <w:ind w:left="120"/>
             </w:pPr>
-            <w:hyperlink w:history="1" r:id="rIdojdelg_9wax7usmllyt9m">
+            <w:hyperlink w:history="1" r:id="rIdtdyfqeogilj_m_xbkxtom">
               <w:r>
                 <w:rPr>
                   <w:rFonts w:ascii="Arial" w:cs="Arial" w:eastAsia="Arial" w:hAnsi="Arial"/>
@@ -21151,7 +21617,7 @@
             <w:pPr>
               <w:spacing w:after="20" w:before="0"/>
             </w:pPr>
-            <w:hyperlink w:history="1" r:id="rId1z1sw0dsbloey6mteeozr">
+            <w:hyperlink w:history="1" r:id="rIdy8o-mocyurmdvyxej4qdp">
               <w:r>
                 <w:rPr>
                   <w:rFonts w:ascii="Arial" w:cs="Arial" w:eastAsia="Arial" w:hAnsi="Arial"/>
@@ -21184,7 +21650,7 @@
               <w:spacing w:after="10" w:before="0"/>
               <w:ind w:left="120"/>
             </w:pPr>
-            <w:hyperlink w:history="1" r:id="rIdglqoyo5u7k1i-ai1u7wyz">
+            <w:hyperlink w:history="1" r:id="rIdzf5btlfcprxaz4d2o_ic0">
               <w:r>
                 <w:rPr>
                   <w:rFonts w:ascii="Arial" w:cs="Arial" w:eastAsia="Arial" w:hAnsi="Arial"/>
@@ -21229,7 +21695,7 @@
             <w:pPr>
               <w:spacing w:after="20" w:before="0"/>
             </w:pPr>
-            <w:hyperlink w:history="1" r:id="rIdekpejhmlaoauuyj5sktuk">
+            <w:hyperlink w:history="1" r:id="rIdadyqgpap1eq-d9iq6jnnh">
               <w:r>
                 <w:rPr>
                   <w:rFonts w:ascii="Arial" w:cs="Arial" w:eastAsia="Arial" w:hAnsi="Arial"/>
@@ -21262,7 +21728,7 @@
               <w:spacing w:after="10" w:before="0"/>
               <w:ind w:left="120"/>
             </w:pPr>
-            <w:hyperlink w:history="1" r:id="rIdrh0ibkjk8r_mxuflwepsl">
+            <w:hyperlink w:history="1" r:id="rId-f8elcuc5pa7zi3sof6fx">
               <w:r>
                 <w:rPr>
                   <w:rFonts w:ascii="Arial" w:cs="Arial" w:eastAsia="Arial" w:hAnsi="Arial"/>
@@ -21872,6 +22338,65 @@
         </w:tc>
       </w:tr>
     </w:tbl>
+    <w:p>
+      <w:pPr>
+        <w:pBdr>
+          <w:top w:val="single" w:color="BBBBBB" w:sz="4" w:space="4"/>
+        </w:pBdr>
+        <w:spacing w:after="0" w:before="160"/>
+      </w:pPr>
+      <w:r>
+        <w:rPr>
+          <w:rFonts w:ascii="Arial" w:cs="Arial" w:eastAsia="Arial" w:hAnsi="Arial"/>
+          <w:color w:val="666666"/>
+          <w:sz w:val="14"/>
+          <w:szCs w:val="14"/>
+        </w:rPr>
+        <w:t xml:space="preserve">© 2026 SeaVuria and ARES. Aligned with KICD objectives. Developed by SeaVuria; technical implementation by ARES (with AI assistance from Claude). Licensed under </w:t>
+      </w:r>
+      <w:hyperlink w:history="1" r:id="rIdsp-6ozxavu2-wwganbkkp">
+        <w:r>
+          <w:rPr>
+            <w:rFonts w:ascii="Arial" w:cs="Arial" w:eastAsia="Arial" w:hAnsi="Arial"/>
+            <w:color w:val="1F6B75"/>
+            <w:sz w:val="14"/>
+            <w:szCs w:val="14"/>
+            <w:u w:val="single" w:color="1F6B75"/>
+          </w:rPr>
+          <w:t xml:space="preserve">CC BY-NC 4.0</w:t>
+        </w:r>
+      </w:hyperlink>
+      <w:r>
+        <w:rPr>
+          <w:rFonts w:ascii="Arial" w:cs="Arial" w:eastAsia="Arial" w:hAnsi="Arial"/>
+          <w:color w:val="666666"/>
+          <w:sz w:val="14"/>
+          <w:szCs w:val="14"/>
+        </w:rPr>
+        <w:t xml:space="preserve"> (</w:t>
+      </w:r>
+      <w:hyperlink w:history="1" r:id="rIdruoyxpuq5p0ypw5eycygw">
+        <w:r>
+          <w:rPr>
+            <w:rFonts w:ascii="Arial" w:cs="Arial" w:eastAsia="Arial" w:hAnsi="Arial"/>
+            <w:color w:val="1F6B75"/>
+            <w:sz w:val="14"/>
+            <w:szCs w:val="14"/>
+            <w:u w:val="single" w:color="1F6B75"/>
+          </w:rPr>
+          <w:t xml:space="preserve">https://creativecommons.org/licenses/by-nc/4.0/</w:t>
+        </w:r>
+      </w:hyperlink>
+      <w:r>
+        <w:rPr>
+          <w:rFonts w:ascii="Arial" w:cs="Arial" w:eastAsia="Arial" w:hAnsi="Arial"/>
+          <w:color w:val="666666"/>
+          <w:sz w:val="14"/>
+          <w:szCs w:val="14"/>
+        </w:rPr>
+        <w:t xml:space="preserve">).</w:t>
+      </w:r>
+    </w:p>
     <w:p>
       <w:r>
         <w:br w:type="page"/>
@@ -22863,7 +23388,7 @@
             <w:pPr>
               <w:spacing w:after="20" w:before="0"/>
             </w:pPr>
-            <w:hyperlink w:history="1" r:id="rIdct-iwu25g1r67kygpjsen">
+            <w:hyperlink w:history="1" r:id="rIdbvnkn5-c18obidgw_zbeq">
               <w:r>
                 <w:rPr>
                   <w:rFonts w:ascii="Arial" w:cs="Arial" w:eastAsia="Arial" w:hAnsi="Arial"/>
@@ -22896,7 +23421,7 @@
               <w:spacing w:after="10" w:before="0"/>
               <w:ind w:left="120"/>
             </w:pPr>
-            <w:hyperlink w:history="1" r:id="rIdkfnphmm8zoyjkuutqskw8">
+            <w:hyperlink w:history="1" r:id="rIdu1dvxzx2pufau4lk-c1yh">
               <w:r>
                 <w:rPr>
                   <w:rFonts w:ascii="Arial" w:cs="Arial" w:eastAsia="Arial" w:hAnsi="Arial"/>
@@ -22941,7 +23466,7 @@
             <w:pPr>
               <w:spacing w:after="20" w:before="0"/>
             </w:pPr>
-            <w:hyperlink w:history="1" r:id="rIdb_e5t5epce1ads5wdoyym">
+            <w:hyperlink w:history="1" r:id="rIdtkolswctgspthi9pgigwl">
               <w:r>
                 <w:rPr>
                   <w:rFonts w:ascii="Arial" w:cs="Arial" w:eastAsia="Arial" w:hAnsi="Arial"/>
@@ -22974,7 +23499,7 @@
               <w:spacing w:after="10" w:before="0"/>
               <w:ind w:left="120"/>
             </w:pPr>
-            <w:hyperlink w:history="1" r:id="rId_jk6-jvtn2c8q0vnd1nwu">
+            <w:hyperlink w:history="1" r:id="rIdaxyo9m-4srcssqiykoq7r">
               <w:r>
                 <w:rPr>
                   <w:rFonts w:ascii="Arial" w:cs="Arial" w:eastAsia="Arial" w:hAnsi="Arial"/>
@@ -23169,7 +23694,7 @@
             <w:pPr>
               <w:spacing w:after="20" w:before="0"/>
             </w:pPr>
-            <w:hyperlink w:history="1" r:id="rIdyjp_jemsdtojs6itwic5n">
+            <w:hyperlink w:history="1" r:id="rIdsdftk-7bllqeml-db6ro2">
               <w:r>
                 <w:rPr>
                   <w:rFonts w:ascii="Arial" w:cs="Arial" w:eastAsia="Arial" w:hAnsi="Arial"/>
@@ -23202,7 +23727,7 @@
               <w:spacing w:after="10" w:before="0"/>
               <w:ind w:left="120"/>
             </w:pPr>
-            <w:hyperlink w:history="1" r:id="rIdvtqmjuxpyi2fee8zcjbnz">
+            <w:hyperlink w:history="1" r:id="rIdjyprjdwsh8tn2d0qciyfc">
               <w:r>
                 <w:rPr>
                   <w:rFonts w:ascii="Arial" w:cs="Arial" w:eastAsia="Arial" w:hAnsi="Arial"/>
@@ -23247,7 +23772,7 @@
             <w:pPr>
               <w:spacing w:after="20" w:before="0"/>
             </w:pPr>
-            <w:hyperlink w:history="1" r:id="rIddm6s_awoxcri31adfk-g8">
+            <w:hyperlink w:history="1" r:id="rIddmlkkixnressquoh6kpyd">
               <w:r>
                 <w:rPr>
                   <w:rFonts w:ascii="Arial" w:cs="Arial" w:eastAsia="Arial" w:hAnsi="Arial"/>
@@ -23280,7 +23805,7 @@
               <w:spacing w:after="10" w:before="0"/>
               <w:ind w:left="120"/>
             </w:pPr>
-            <w:hyperlink w:history="1" r:id="rIdvwbukilbzptlsccuwgkxq">
+            <w:hyperlink w:history="1" r:id="rIdzgd1zt9in1ue9mruqwffk">
               <w:r>
                 <w:rPr>
                   <w:rFonts w:ascii="Arial" w:cs="Arial" w:eastAsia="Arial" w:hAnsi="Arial"/>
@@ -23475,7 +24000,7 @@
             <w:pPr>
               <w:spacing w:after="20" w:before="0"/>
             </w:pPr>
-            <w:hyperlink w:history="1" r:id="rId1joptzqcmfaehskja9utv">
+            <w:hyperlink w:history="1" r:id="rIdcf71gimpxjwvnz3s-2opx">
               <w:r>
                 <w:rPr>
                   <w:rFonts w:ascii="Arial" w:cs="Arial" w:eastAsia="Arial" w:hAnsi="Arial"/>
@@ -23508,7 +24033,7 @@
               <w:spacing w:after="10" w:before="0"/>
               <w:ind w:left="120"/>
             </w:pPr>
-            <w:hyperlink w:history="1" r:id="rId5lehs4scvjbuxzobfwndl">
+            <w:hyperlink w:history="1" r:id="rIdvza1psqlitzxgu71mwavm">
               <w:r>
                 <w:rPr>
                   <w:rFonts w:ascii="Arial" w:cs="Arial" w:eastAsia="Arial" w:hAnsi="Arial"/>
@@ -23553,7 +24078,7 @@
             <w:pPr>
               <w:spacing w:after="20" w:before="0"/>
             </w:pPr>
-            <w:hyperlink w:history="1" r:id="rIdplormjnvp0iew2vje1_qj">
+            <w:hyperlink w:history="1" r:id="rIdgaljnluw1htp2vghleukp">
               <w:r>
                 <w:rPr>
                   <w:rFonts w:ascii="Arial" w:cs="Arial" w:eastAsia="Arial" w:hAnsi="Arial"/>
@@ -23586,7 +24111,7 @@
               <w:spacing w:after="10" w:before="0"/>
               <w:ind w:left="120"/>
             </w:pPr>
-            <w:hyperlink w:history="1" r:id="rIdygtay0bes6rfvdpcmsls0">
+            <w:hyperlink w:history="1" r:id="rIdkvs3jg0dxvt0i1rhag1hm">
               <w:r>
                 <w:rPr>
                   <w:rFonts w:ascii="Arial" w:cs="Arial" w:eastAsia="Arial" w:hAnsi="Arial"/>
@@ -23781,7 +24306,7 @@
             <w:pPr>
               <w:spacing w:after="20" w:before="0"/>
             </w:pPr>
-            <w:hyperlink w:history="1" r:id="rIdeqnracqq0nzev_p1khvk1">
+            <w:hyperlink w:history="1" r:id="rIdzxdt3syp2p_bskaocyj36">
               <w:r>
                 <w:rPr>
                   <w:rFonts w:ascii="Arial" w:cs="Arial" w:eastAsia="Arial" w:hAnsi="Arial"/>
@@ -23814,7 +24339,7 @@
               <w:spacing w:after="10" w:before="0"/>
               <w:ind w:left="120"/>
             </w:pPr>
-            <w:hyperlink w:history="1" r:id="rIdjciewi8frd_6w6fcrwsqt">
+            <w:hyperlink w:history="1" r:id="rIdpq-bizytfdv00hh0h4uok">
               <w:r>
                 <w:rPr>
                   <w:rFonts w:ascii="Arial" w:cs="Arial" w:eastAsia="Arial" w:hAnsi="Arial"/>
@@ -23859,7 +24384,7 @@
             <w:pPr>
               <w:spacing w:after="20" w:before="0"/>
             </w:pPr>
-            <w:hyperlink w:history="1" r:id="rIdwv7hagot_oyry4pd_ajta">
+            <w:hyperlink w:history="1" r:id="rIdders_ya_w_vxjsmzjgrmf">
               <w:r>
                 <w:rPr>
                   <w:rFonts w:ascii="Arial" w:cs="Arial" w:eastAsia="Arial" w:hAnsi="Arial"/>
@@ -23892,7 +24417,7 @@
               <w:spacing w:after="10" w:before="0"/>
               <w:ind w:left="120"/>
             </w:pPr>
-            <w:hyperlink w:history="1" r:id="rIdohmexnoo13r2k5reuxckc">
+            <w:hyperlink w:history="1" r:id="rId_zsdwfar5ocxjs6ftdwvd">
               <w:r>
                 <w:rPr>
                   <w:rFonts w:ascii="Arial" w:cs="Arial" w:eastAsia="Arial" w:hAnsi="Arial"/>
@@ -24087,7 +24612,7 @@
             <w:pPr>
               <w:spacing w:after="20" w:before="0"/>
             </w:pPr>
-            <w:hyperlink w:history="1" r:id="rId3ulie4xzlmnmumt7u4wt5">
+            <w:hyperlink w:history="1" r:id="rIdiipk1kaxcxe_rcktgwga8">
               <w:r>
                 <w:rPr>
                   <w:rFonts w:ascii="Arial" w:cs="Arial" w:eastAsia="Arial" w:hAnsi="Arial"/>
@@ -24120,7 +24645,7 @@
               <w:spacing w:after="10" w:before="0"/>
               <w:ind w:left="120"/>
             </w:pPr>
-            <w:hyperlink w:history="1" r:id="rIdrre6sj6rc3hfjhs8iz_af">
+            <w:hyperlink w:history="1" r:id="rId33qylkhxqfs_j3cipjzzx">
               <w:r>
                 <w:rPr>
                   <w:rFonts w:ascii="Arial" w:cs="Arial" w:eastAsia="Arial" w:hAnsi="Arial"/>
@@ -24165,7 +24690,7 @@
             <w:pPr>
               <w:spacing w:after="20" w:before="0"/>
             </w:pPr>
-            <w:hyperlink w:history="1" r:id="rId3bjbgbfvlth2jsgmshwx7">
+            <w:hyperlink w:history="1" r:id="rIddkltqcjao8rbk4cad3l8h">
               <w:r>
                 <w:rPr>
                   <w:rFonts w:ascii="Arial" w:cs="Arial" w:eastAsia="Arial" w:hAnsi="Arial"/>
@@ -24198,7 +24723,7 @@
               <w:spacing w:after="10" w:before="0"/>
               <w:ind w:left="120"/>
             </w:pPr>
-            <w:hyperlink w:history="1" r:id="rIdop-nspymwpqfo2wzpckru">
+            <w:hyperlink w:history="1" r:id="rIdflfevb_ljja_lyvrbsgl0">
               <w:r>
                 <w:rPr>
                   <w:rFonts w:ascii="Arial" w:cs="Arial" w:eastAsia="Arial" w:hAnsi="Arial"/>
@@ -24884,6 +25409,65 @@
         </w:tc>
       </w:tr>
     </w:tbl>
+    <w:p>
+      <w:pPr>
+        <w:pBdr>
+          <w:top w:val="single" w:color="BBBBBB" w:sz="4" w:space="4"/>
+        </w:pBdr>
+        <w:spacing w:after="0" w:before="160"/>
+      </w:pPr>
+      <w:r>
+        <w:rPr>
+          <w:rFonts w:ascii="Arial" w:cs="Arial" w:eastAsia="Arial" w:hAnsi="Arial"/>
+          <w:color w:val="666666"/>
+          <w:sz w:val="14"/>
+          <w:szCs w:val="14"/>
+        </w:rPr>
+        <w:t xml:space="preserve">© 2026 SeaVuria and ARES. Aligned with KICD objectives. Developed by SeaVuria; technical implementation by ARES (with AI assistance from Claude). Licensed under </w:t>
+      </w:r>
+      <w:hyperlink w:history="1" r:id="rIdpq8mhxvxdgqcdupyxdnvm">
+        <w:r>
+          <w:rPr>
+            <w:rFonts w:ascii="Arial" w:cs="Arial" w:eastAsia="Arial" w:hAnsi="Arial"/>
+            <w:color w:val="1F6B75"/>
+            <w:sz w:val="14"/>
+            <w:szCs w:val="14"/>
+            <w:u w:val="single" w:color="1F6B75"/>
+          </w:rPr>
+          <w:t xml:space="preserve">CC BY-NC 4.0</w:t>
+        </w:r>
+      </w:hyperlink>
+      <w:r>
+        <w:rPr>
+          <w:rFonts w:ascii="Arial" w:cs="Arial" w:eastAsia="Arial" w:hAnsi="Arial"/>
+          <w:color w:val="666666"/>
+          <w:sz w:val="14"/>
+          <w:szCs w:val="14"/>
+        </w:rPr>
+        <w:t xml:space="preserve"> (</w:t>
+      </w:r>
+      <w:hyperlink w:history="1" r:id="rIdlinclsak_jouyjgcgwyqg">
+        <w:r>
+          <w:rPr>
+            <w:rFonts w:ascii="Arial" w:cs="Arial" w:eastAsia="Arial" w:hAnsi="Arial"/>
+            <w:color w:val="1F6B75"/>
+            <w:sz w:val="14"/>
+            <w:szCs w:val="14"/>
+            <w:u w:val="single" w:color="1F6B75"/>
+          </w:rPr>
+          <w:t xml:space="preserve">https://creativecommons.org/licenses/by-nc/4.0/</w:t>
+        </w:r>
+      </w:hyperlink>
+      <w:r>
+        <w:rPr>
+          <w:rFonts w:ascii="Arial" w:cs="Arial" w:eastAsia="Arial" w:hAnsi="Arial"/>
+          <w:color w:val="666666"/>
+          <w:sz w:val="14"/>
+          <w:szCs w:val="14"/>
+        </w:rPr>
+        <w:t xml:space="preserve">).</w:t>
+      </w:r>
+    </w:p>
     <w:p>
       <w:r>
         <w:br w:type="page"/>

--- a/data/outputs/v2/Physics/SS3.1_Radioactivity_and_Stability_of_Isotopes/Physics_Radioactivity_and_Stability_of_Isotopes_CBE_LessonSequence.docx
+++ b/data/outputs/v2/Physics/SS3.1_Radioactivity_and_Stability_of_Isotopes/Physics_Radioactivity_and_Stability_of_Isotopes_CBE_LessonSequence.docx
@@ -38,6 +38,2512 @@
           <w:szCs w:val="22"/>
         </w:rPr>
         <w:t xml:space="preserve">CBE Phenomenon-Driven Lesson Sequence — Sub-Strand 3.1 (7 Lessons)</w:t>
+      </w:r>
+    </w:p>
+    <w:p>
+      <w:pPr>
+        <w:spacing w:after="120"/>
+      </w:pPr>
+      <w:r>
+        <w:t xml:space="preserve"/>
+      </w:r>
+    </w:p>
+    <w:tbl>
+      <w:tblPr>
+        <w:tblW w:type="dxa" w:w="13680"/>
+        <w:tblBorders>
+          <w:top w:val="single" w:color="AAAAAA" w:sz="4"/>
+          <w:left w:val="single" w:color="AAAAAA" w:sz="4"/>
+          <w:bottom w:val="single" w:color="AAAAAA" w:sz="4"/>
+          <w:right w:val="single" w:color="AAAAAA" w:sz="4"/>
+          <w:insideH w:val="single" w:color="auto" w:sz="4"/>
+          <w:insideV w:val="single" w:color="auto" w:sz="4"/>
+        </w:tblBorders>
+        <w:tblLayout w:type="fixed"/>
+      </w:tblPr>
+      <w:tblGrid>
+        <w:gridCol w:w="3000"/>
+        <w:gridCol w:w="10680"/>
+      </w:tblGrid>
+      <w:tr>
+        <w:tc>
+          <w:tcPr>
+            <w:tcW w:type="dxa" w:w="13680"/>
+            <w:gridSpan w:val="2"/>
+            <w:shd w:fill="1F3864" w:color="auto" w:val="clear"/>
+            <w:tcMar>
+              <w:top w:type="dxa" w:w="60"/>
+              <w:left w:type="dxa" w:w="120"/>
+              <w:bottom w:type="dxa" w:w="60"/>
+              <w:right w:type="dxa" w:w="120"/>
+            </w:tcMar>
+            <w:vAlign w:val="top"/>
+          </w:tcPr>
+          <w:p>
+            <w:pPr>
+              <w:spacing w:after="40" w:before="0"/>
+              <w:jc w:val="center"/>
+            </w:pPr>
+            <w:r>
+              <w:rPr>
+                <w:rFonts w:ascii="Arial" w:cs="Arial" w:eastAsia="Arial" w:hAnsi="Arial"/>
+                <w:b/>
+                <w:bCs/>
+                <w:i w:val="false"/>
+                <w:iCs w:val="false"/>
+                <w:color w:val="FFFFFF"/>
+                <w:sz w:val="22"/>
+                <w:szCs w:val="22"/>
+              </w:rPr>
+              <w:t xml:space="preserve">SUB-STRAND OVERVIEW</w:t>
+            </w:r>
+          </w:p>
+        </w:tc>
+      </w:tr>
+      <w:tr>
+        <w:tc>
+          <w:tcPr>
+            <w:tcW w:type="dxa" w:w="3000"/>
+            <w:shd w:fill="D5E8F0" w:color="auto" w:val="clear"/>
+            <w:tcMar>
+              <w:top w:type="dxa" w:w="60"/>
+              <w:left w:type="dxa" w:w="120"/>
+              <w:bottom w:type="dxa" w:w="60"/>
+              <w:right w:type="dxa" w:w="120"/>
+            </w:tcMar>
+            <w:vAlign w:val="top"/>
+          </w:tcPr>
+          <w:p>
+            <w:pPr>
+              <w:spacing w:after="40" w:before="0"/>
+              <w:jc w:val="left"/>
+            </w:pPr>
+            <w:r>
+              <w:rPr>
+                <w:rFonts w:ascii="Arial" w:cs="Arial" w:eastAsia="Arial" w:hAnsi="Arial"/>
+                <w:b/>
+                <w:bCs/>
+                <w:i w:val="false"/>
+                <w:iCs w:val="false"/>
+                <w:color w:val="000000"/>
+                <w:sz w:val="18"/>
+                <w:szCs w:val="18"/>
+              </w:rPr>
+              <w:t xml:space="preserve">Grade Level</w:t>
+            </w:r>
+          </w:p>
+        </w:tc>
+        <w:tc>
+          <w:tcPr>
+            <w:tcW w:type="dxa" w:w="10680"/>
+            <w:shd w:fill="FFFFFF" w:color="auto" w:val="clear"/>
+            <w:tcMar>
+              <w:top w:type="dxa" w:w="60"/>
+              <w:left w:type="dxa" w:w="120"/>
+              <w:bottom w:type="dxa" w:w="60"/>
+              <w:right w:type="dxa" w:w="120"/>
+            </w:tcMar>
+            <w:vAlign w:val="top"/>
+          </w:tcPr>
+          <w:p>
+            <w:pPr>
+              <w:spacing w:after="40" w:before="0"/>
+              <w:jc w:val="left"/>
+            </w:pPr>
+            <w:r>
+              <w:rPr>
+                <w:rFonts w:ascii="Arial" w:cs="Arial" w:eastAsia="Arial" w:hAnsi="Arial"/>
+                <w:b w:val="false"/>
+                <w:bCs w:val="false"/>
+                <w:i w:val="false"/>
+                <w:iCs w:val="false"/>
+                <w:color w:val="000000"/>
+                <w:sz w:val="18"/>
+                <w:szCs w:val="18"/>
+              </w:rPr>
+              <w:t xml:space="preserve">10</w:t>
+            </w:r>
+          </w:p>
+        </w:tc>
+      </w:tr>
+      <w:tr>
+        <w:tc>
+          <w:tcPr>
+            <w:tcW w:type="dxa" w:w="3000"/>
+            <w:shd w:fill="D5E8F0" w:color="auto" w:val="clear"/>
+            <w:tcMar>
+              <w:top w:type="dxa" w:w="60"/>
+              <w:left w:type="dxa" w:w="120"/>
+              <w:bottom w:type="dxa" w:w="60"/>
+              <w:right w:type="dxa" w:w="120"/>
+            </w:tcMar>
+            <w:vAlign w:val="top"/>
+          </w:tcPr>
+          <w:p>
+            <w:pPr>
+              <w:spacing w:after="40" w:before="0"/>
+              <w:jc w:val="left"/>
+            </w:pPr>
+            <w:r>
+              <w:rPr>
+                <w:rFonts w:ascii="Arial" w:cs="Arial" w:eastAsia="Arial" w:hAnsi="Arial"/>
+                <w:b/>
+                <w:bCs/>
+                <w:i w:val="false"/>
+                <w:iCs w:val="false"/>
+                <w:color w:val="000000"/>
+                <w:sz w:val="18"/>
+                <w:szCs w:val="18"/>
+              </w:rPr>
+              <w:t xml:space="preserve">Subject</w:t>
+            </w:r>
+          </w:p>
+        </w:tc>
+        <w:tc>
+          <w:tcPr>
+            <w:tcW w:type="dxa" w:w="10680"/>
+            <w:shd w:fill="FFFFFF" w:color="auto" w:val="clear"/>
+            <w:tcMar>
+              <w:top w:type="dxa" w:w="60"/>
+              <w:left w:type="dxa" w:w="120"/>
+              <w:bottom w:type="dxa" w:w="60"/>
+              <w:right w:type="dxa" w:w="120"/>
+            </w:tcMar>
+            <w:vAlign w:val="top"/>
+          </w:tcPr>
+          <w:p>
+            <w:pPr>
+              <w:spacing w:after="40" w:before="0"/>
+              <w:jc w:val="left"/>
+            </w:pPr>
+            <w:r>
+              <w:rPr>
+                <w:rFonts w:ascii="Arial" w:cs="Arial" w:eastAsia="Arial" w:hAnsi="Arial"/>
+                <w:b w:val="false"/>
+                <w:bCs w:val="false"/>
+                <w:i w:val="false"/>
+                <w:iCs w:val="false"/>
+                <w:color w:val="000000"/>
+                <w:sz w:val="18"/>
+                <w:szCs w:val="18"/>
+              </w:rPr>
+              <w:t xml:space="preserve">Physics</w:t>
+            </w:r>
+          </w:p>
+        </w:tc>
+      </w:tr>
+      <w:tr>
+        <w:tc>
+          <w:tcPr>
+            <w:tcW w:type="dxa" w:w="3000"/>
+            <w:shd w:fill="D5E8F0" w:color="auto" w:val="clear"/>
+            <w:tcMar>
+              <w:top w:type="dxa" w:w="60"/>
+              <w:left w:type="dxa" w:w="120"/>
+              <w:bottom w:type="dxa" w:w="60"/>
+              <w:right w:type="dxa" w:w="120"/>
+            </w:tcMar>
+            <w:vAlign w:val="top"/>
+          </w:tcPr>
+          <w:p>
+            <w:pPr>
+              <w:spacing w:after="40" w:before="0"/>
+              <w:jc w:val="left"/>
+            </w:pPr>
+            <w:r>
+              <w:rPr>
+                <w:rFonts w:ascii="Arial" w:cs="Arial" w:eastAsia="Arial" w:hAnsi="Arial"/>
+                <w:b/>
+                <w:bCs/>
+                <w:i w:val="false"/>
+                <w:iCs w:val="false"/>
+                <w:color w:val="000000"/>
+                <w:sz w:val="18"/>
+                <w:szCs w:val="18"/>
+              </w:rPr>
+              <w:t xml:space="preserve">Strand</w:t>
+            </w:r>
+          </w:p>
+        </w:tc>
+        <w:tc>
+          <w:tcPr>
+            <w:tcW w:type="dxa" w:w="10680"/>
+            <w:shd w:fill="FFFFFF" w:color="auto" w:val="clear"/>
+            <w:tcMar>
+              <w:top w:type="dxa" w:w="60"/>
+              <w:left w:type="dxa" w:w="120"/>
+              <w:bottom w:type="dxa" w:w="60"/>
+              <w:right w:type="dxa" w:w="120"/>
+            </w:tcMar>
+            <w:vAlign w:val="top"/>
+          </w:tcPr>
+          <w:p>
+            <w:pPr>
+              <w:spacing w:after="40" w:before="0"/>
+              <w:jc w:val="left"/>
+            </w:pPr>
+            <w:r>
+              <w:rPr>
+                <w:rFonts w:ascii="Arial" w:cs="Arial" w:eastAsia="Arial" w:hAnsi="Arial"/>
+                <w:b w:val="false"/>
+                <w:bCs w:val="false"/>
+                <w:i w:val="false"/>
+                <w:iCs w:val="false"/>
+                <w:color w:val="000000"/>
+                <w:sz w:val="18"/>
+                <w:szCs w:val="18"/>
+              </w:rPr>
+              <w:t xml:space="preserve">Strand 3.0: Electricity and Magnetism</w:t>
+            </w:r>
+          </w:p>
+        </w:tc>
+      </w:tr>
+      <w:tr>
+        <w:tc>
+          <w:tcPr>
+            <w:tcW w:type="dxa" w:w="3000"/>
+            <w:shd w:fill="D5E8F0" w:color="auto" w:val="clear"/>
+            <w:tcMar>
+              <w:top w:type="dxa" w:w="60"/>
+              <w:left w:type="dxa" w:w="120"/>
+              <w:bottom w:type="dxa" w:w="60"/>
+              <w:right w:type="dxa" w:w="120"/>
+            </w:tcMar>
+            <w:vAlign w:val="top"/>
+          </w:tcPr>
+          <w:p>
+            <w:pPr>
+              <w:spacing w:after="40" w:before="0"/>
+              <w:jc w:val="left"/>
+            </w:pPr>
+            <w:r>
+              <w:rPr>
+                <w:rFonts w:ascii="Arial" w:cs="Arial" w:eastAsia="Arial" w:hAnsi="Arial"/>
+                <w:b/>
+                <w:bCs/>
+                <w:i w:val="false"/>
+                <w:iCs w:val="false"/>
+                <w:color w:val="000000"/>
+                <w:sz w:val="18"/>
+                <w:szCs w:val="18"/>
+              </w:rPr>
+              <w:t xml:space="preserve">Sub-Strand</w:t>
+            </w:r>
+          </w:p>
+        </w:tc>
+        <w:tc>
+          <w:tcPr>
+            <w:tcW w:type="dxa" w:w="10680"/>
+            <w:shd w:fill="FFFFFF" w:color="auto" w:val="clear"/>
+            <w:tcMar>
+              <w:top w:type="dxa" w:w="60"/>
+              <w:left w:type="dxa" w:w="120"/>
+              <w:bottom w:type="dxa" w:w="60"/>
+              <w:right w:type="dxa" w:w="120"/>
+            </w:tcMar>
+            <w:vAlign w:val="top"/>
+          </w:tcPr>
+          <w:p>
+            <w:pPr>
+              <w:spacing w:after="40" w:before="0"/>
+              <w:jc w:val="left"/>
+            </w:pPr>
+            <w:r>
+              <w:rPr>
+                <w:rFonts w:ascii="Arial" w:cs="Arial" w:eastAsia="Arial" w:hAnsi="Arial"/>
+                <w:b w:val="false"/>
+                <w:bCs w:val="false"/>
+                <w:i w:val="false"/>
+                <w:iCs w:val="false"/>
+                <w:color w:val="000000"/>
+                <w:sz w:val="18"/>
+                <w:szCs w:val="18"/>
+              </w:rPr>
+              <w:t xml:space="preserve">Sub-Strand 3.1: Radioactivity and Stability of Isotopes</w:t>
+            </w:r>
+          </w:p>
+        </w:tc>
+      </w:tr>
+      <w:tr>
+        <w:tc>
+          <w:tcPr>
+            <w:tcW w:type="dxa" w:w="3000"/>
+            <w:shd w:fill="D5E8F0" w:color="auto" w:val="clear"/>
+            <w:tcMar>
+              <w:top w:type="dxa" w:w="60"/>
+              <w:left w:type="dxa" w:w="120"/>
+              <w:bottom w:type="dxa" w:w="60"/>
+              <w:right w:type="dxa" w:w="120"/>
+            </w:tcMar>
+            <w:vAlign w:val="top"/>
+          </w:tcPr>
+          <w:p>
+            <w:pPr>
+              <w:spacing w:after="40" w:before="0"/>
+              <w:jc w:val="left"/>
+            </w:pPr>
+            <w:r>
+              <w:rPr>
+                <w:rFonts w:ascii="Arial" w:cs="Arial" w:eastAsia="Arial" w:hAnsi="Arial"/>
+                <w:b/>
+                <w:bCs/>
+                <w:i w:val="false"/>
+                <w:iCs w:val="false"/>
+                <w:color w:val="000000"/>
+                <w:sz w:val="18"/>
+                <w:szCs w:val="18"/>
+              </w:rPr>
+              <w:t xml:space="preserve">Total Duration</w:t>
+            </w:r>
+          </w:p>
+        </w:tc>
+        <w:tc>
+          <w:tcPr>
+            <w:tcW w:type="dxa" w:w="10680"/>
+            <w:shd w:fill="FFFFFF" w:color="auto" w:val="clear"/>
+            <w:tcMar>
+              <w:top w:type="dxa" w:w="60"/>
+              <w:left w:type="dxa" w:w="120"/>
+              <w:bottom w:type="dxa" w:w="60"/>
+              <w:right w:type="dxa" w:w="120"/>
+            </w:tcMar>
+            <w:vAlign w:val="top"/>
+          </w:tcPr>
+          <w:p>
+            <w:pPr>
+              <w:spacing w:after="40" w:before="0"/>
+              <w:jc w:val="left"/>
+            </w:pPr>
+            <w:r>
+              <w:rPr>
+                <w:rFonts w:ascii="Arial" w:cs="Arial" w:eastAsia="Arial" w:hAnsi="Arial"/>
+                <w:b w:val="false"/>
+                <w:bCs w:val="false"/>
+                <w:i w:val="false"/>
+                <w:iCs w:val="false"/>
+                <w:color w:val="000000"/>
+                <w:sz w:val="18"/>
+                <w:szCs w:val="18"/>
+              </w:rPr>
+              <w:t xml:space="preserve">7 lessons × 40 minutes = 280 minutes total</w:t>
+            </w:r>
+          </w:p>
+        </w:tc>
+      </w:tr>
+      <w:tr>
+        <w:tc>
+          <w:tcPr>
+            <w:tcW w:type="dxa" w:w="3000"/>
+            <w:shd w:fill="D5E8F0" w:color="auto" w:val="clear"/>
+            <w:tcMar>
+              <w:top w:type="dxa" w:w="60"/>
+              <w:left w:type="dxa" w:w="120"/>
+              <w:bottom w:type="dxa" w:w="60"/>
+              <w:right w:type="dxa" w:w="120"/>
+            </w:tcMar>
+            <w:vAlign w:val="top"/>
+          </w:tcPr>
+          <w:p>
+            <w:pPr>
+              <w:spacing w:after="40" w:before="0"/>
+              <w:jc w:val="left"/>
+            </w:pPr>
+            <w:r>
+              <w:rPr>
+                <w:rFonts w:ascii="Arial" w:cs="Arial" w:eastAsia="Arial" w:hAnsi="Arial"/>
+                <w:b/>
+                <w:bCs/>
+                <w:i w:val="false"/>
+                <w:iCs w:val="false"/>
+                <w:color w:val="000000"/>
+                <w:sz w:val="18"/>
+                <w:szCs w:val="18"/>
+              </w:rPr>
+              <w:t xml:space="preserve">Sub-Strand Content</w:t>
+            </w:r>
+          </w:p>
+        </w:tc>
+        <w:tc>
+          <w:tcPr>
+            <w:tcW w:type="dxa" w:w="10680"/>
+            <w:shd w:fill="FFFFFF" w:color="auto" w:val="clear"/>
+            <w:tcMar>
+              <w:top w:type="dxa" w:w="60"/>
+              <w:left w:type="dxa" w:w="120"/>
+              <w:bottom w:type="dxa" w:w="60"/>
+              <w:right w:type="dxa" w:w="120"/>
+            </w:tcMar>
+            <w:vAlign w:val="top"/>
+          </w:tcPr>
+          <w:p>
+            <w:pPr>
+              <w:spacing w:after="30" w:before="0"/>
+              <w:ind w:left="360" w:hanging="180"/>
+              <w:jc w:val="left"/>
+            </w:pPr>
+            <w:r>
+              <w:rPr>
+                <w:rFonts w:ascii="Arial" w:cs="Arial" w:eastAsia="Arial" w:hAnsi="Arial"/>
+                <w:b w:val="false"/>
+                <w:bCs w:val="false"/>
+                <w:i w:val="false"/>
+                <w:iCs w:val="false"/>
+                <w:color w:val="000000"/>
+                <w:sz w:val="18"/>
+                <w:szCs w:val="18"/>
+              </w:rPr>
+              <w:t xml:space="preserve">–  Meaning of radioactivity and the structure of the nucleus (protons, neutrons, nucleon number, proton number)</w:t>
+            </w:r>
+          </w:p>
+          <w:p>
+            <w:pPr>
+              <w:spacing w:after="30" w:before="0"/>
+              <w:ind w:left="360" w:hanging="180"/>
+              <w:jc w:val="left"/>
+            </w:pPr>
+            <w:r>
+              <w:rPr>
+                <w:rFonts w:ascii="Arial" w:cs="Arial" w:eastAsia="Arial" w:hAnsi="Arial"/>
+                <w:b w:val="false"/>
+                <w:bCs w:val="false"/>
+                <w:i w:val="false"/>
+                <w:iCs w:val="false"/>
+                <w:color w:val="000000"/>
+                <w:sz w:val="18"/>
+                <w:szCs w:val="18"/>
+              </w:rPr>
+              <w:t xml:space="preserve">–  Isotopes: definition, examples (e.g. Carbon-12 and Carbon-14), and the concept of nuclear stability</w:t>
+            </w:r>
+          </w:p>
+          <w:p>
+            <w:pPr>
+              <w:spacing w:after="30" w:before="0"/>
+              <w:ind w:left="360" w:hanging="180"/>
+              <w:jc w:val="left"/>
+            </w:pPr>
+            <w:r>
+              <w:rPr>
+                <w:rFonts w:ascii="Arial" w:cs="Arial" w:eastAsia="Arial" w:hAnsi="Arial"/>
+                <w:b w:val="false"/>
+                <w:bCs w:val="false"/>
+                <w:i w:val="false"/>
+                <w:iCs w:val="false"/>
+                <w:color w:val="000000"/>
+                <w:sz w:val="18"/>
+                <w:szCs w:val="18"/>
+              </w:rPr>
+              <w:t xml:space="preserve">–  Neutron-to-proton (N/Z) ratio and construction of the belt (valley) of stability</w:t>
+            </w:r>
+          </w:p>
+          <w:p>
+            <w:pPr>
+              <w:spacing w:after="30" w:before="0"/>
+              <w:ind w:left="360" w:hanging="180"/>
+              <w:jc w:val="left"/>
+            </w:pPr>
+            <w:r>
+              <w:rPr>
+                <w:rFonts w:ascii="Arial" w:cs="Arial" w:eastAsia="Arial" w:hAnsi="Arial"/>
+                <w:b w:val="false"/>
+                <w:bCs w:val="false"/>
+                <w:i w:val="false"/>
+                <w:iCs w:val="false"/>
+                <w:color w:val="000000"/>
+                <w:sz w:val="18"/>
+                <w:szCs w:val="18"/>
+              </w:rPr>
+              <w:t xml:space="preserve">–  Types of nuclear radiation: alpha (α), beta (β), and gamma (γ) — properties, charge, mass, and penetrating power</w:t>
+            </w:r>
+          </w:p>
+          <w:p>
+            <w:pPr>
+              <w:spacing w:after="30" w:before="0"/>
+              <w:ind w:left="360" w:hanging="180"/>
+              <w:jc w:val="left"/>
+            </w:pPr>
+            <w:r>
+              <w:rPr>
+                <w:rFonts w:ascii="Arial" w:cs="Arial" w:eastAsia="Arial" w:hAnsi="Arial"/>
+                <w:b w:val="false"/>
+                <w:bCs w:val="false"/>
+                <w:i w:val="false"/>
+                <w:iCs w:val="false"/>
+                <w:color w:val="000000"/>
+                <w:sz w:val="18"/>
+                <w:szCs w:val="18"/>
+              </w:rPr>
+              <w:t xml:space="preserve">–  Detection of radiation: Geiger-Müller counter, cloud chamber, and photographic film — working principles and applications</w:t>
+            </w:r>
+          </w:p>
+          <w:p>
+            <w:pPr>
+              <w:spacing w:after="30" w:before="0"/>
+              <w:ind w:left="360" w:hanging="180"/>
+              <w:jc w:val="left"/>
+            </w:pPr>
+            <w:r>
+              <w:rPr>
+                <w:rFonts w:ascii="Arial" w:cs="Arial" w:eastAsia="Arial" w:hAnsi="Arial"/>
+                <w:b w:val="false"/>
+                <w:bCs w:val="false"/>
+                <w:i w:val="false"/>
+                <w:iCs w:val="false"/>
+                <w:color w:val="000000"/>
+                <w:sz w:val="18"/>
+                <w:szCs w:val="18"/>
+              </w:rPr>
+              <w:t xml:space="preserve">–  Radioactive decay and half-life: decay curves, calculations, and real-world significance</w:t>
+            </w:r>
+          </w:p>
+          <w:p>
+            <w:pPr>
+              <w:spacing w:after="30" w:before="0"/>
+              <w:ind w:left="360" w:hanging="180"/>
+              <w:jc w:val="left"/>
+            </w:pPr>
+            <w:r>
+              <w:rPr>
+                <w:rFonts w:ascii="Arial" w:cs="Arial" w:eastAsia="Arial" w:hAnsi="Arial"/>
+                <w:b w:val="false"/>
+                <w:bCs w:val="false"/>
+                <w:i w:val="false"/>
+                <w:iCs w:val="false"/>
+                <w:color w:val="000000"/>
+                <w:sz w:val="18"/>
+                <w:szCs w:val="18"/>
+              </w:rPr>
+              <w:t xml:space="preserve">–  Nuclear equations: writing and balancing equations for α-decay, β-decay, and γ-emission</w:t>
+            </w:r>
+          </w:p>
+          <w:p>
+            <w:pPr>
+              <w:spacing w:after="30" w:before="0"/>
+              <w:ind w:left="360" w:hanging="180"/>
+              <w:jc w:val="left"/>
+            </w:pPr>
+            <w:r>
+              <w:rPr>
+                <w:rFonts w:ascii="Arial" w:cs="Arial" w:eastAsia="Arial" w:hAnsi="Arial"/>
+                <w:b w:val="false"/>
+                <w:bCs w:val="false"/>
+                <w:i w:val="false"/>
+                <w:iCs w:val="false"/>
+                <w:color w:val="000000"/>
+                <w:sz w:val="18"/>
+                <w:szCs w:val="18"/>
+              </w:rPr>
+              <w:t xml:space="preserve">–  Nuclear fission and nuclear fusion: energy release, comparison, and global/Kenyan energy relevance</w:t>
+            </w:r>
+          </w:p>
+          <w:p>
+            <w:pPr>
+              <w:spacing w:after="30" w:before="0"/>
+              <w:ind w:left="360" w:hanging="180"/>
+              <w:jc w:val="left"/>
+            </w:pPr>
+            <w:r>
+              <w:rPr>
+                <w:rFonts w:ascii="Arial" w:cs="Arial" w:eastAsia="Arial" w:hAnsi="Arial"/>
+                <w:b w:val="false"/>
+                <w:bCs w:val="false"/>
+                <w:i w:val="false"/>
+                <w:iCs w:val="false"/>
+                <w:color w:val="000000"/>
+                <w:sz w:val="18"/>
+                <w:szCs w:val="18"/>
+              </w:rPr>
+              <w:t xml:space="preserve">–  Applications of radioactivity: medicine (cancer treatment, PET scans), agriculture (food irradiation, soil tracing), industry, and carbon dating</w:t>
+            </w:r>
+          </w:p>
+          <w:p>
+            <w:pPr>
+              <w:spacing w:after="30" w:before="0"/>
+              <w:ind w:left="360" w:hanging="180"/>
+              <w:jc w:val="left"/>
+            </w:pPr>
+            <w:r>
+              <w:rPr>
+                <w:rFonts w:ascii="Arial" w:cs="Arial" w:eastAsia="Arial" w:hAnsi="Arial"/>
+                <w:b w:val="false"/>
+                <w:bCs w:val="false"/>
+                <w:i w:val="false"/>
+                <w:iCs w:val="false"/>
+                <w:color w:val="000000"/>
+                <w:sz w:val="18"/>
+                <w:szCs w:val="18"/>
+              </w:rPr>
+              <w:t xml:space="preserve">–  Radiation safety: effects of radiation on living tissue, protection measures, and responsible handling of radioactive materials</w:t>
+            </w:r>
+          </w:p>
+        </w:tc>
+      </w:tr>
+      <w:tr>
+        <w:tc>
+          <w:tcPr>
+            <w:tcW w:type="dxa" w:w="3000"/>
+            <w:shd w:fill="D5E8F0" w:color="auto" w:val="clear"/>
+            <w:tcMar>
+              <w:top w:type="dxa" w:w="60"/>
+              <w:left w:type="dxa" w:w="120"/>
+              <w:bottom w:type="dxa" w:w="60"/>
+              <w:right w:type="dxa" w:w="120"/>
+            </w:tcMar>
+            <w:vAlign w:val="top"/>
+          </w:tcPr>
+          <w:p>
+            <w:pPr>
+              <w:spacing w:after="40" w:before="0"/>
+              <w:jc w:val="left"/>
+            </w:pPr>
+            <w:r>
+              <w:rPr>
+                <w:rFonts w:ascii="Arial" w:cs="Arial" w:eastAsia="Arial" w:hAnsi="Arial"/>
+                <w:b/>
+                <w:bCs/>
+                <w:i w:val="false"/>
+                <w:iCs w:val="false"/>
+                <w:color w:val="000000"/>
+                <w:sz w:val="18"/>
+                <w:szCs w:val="18"/>
+              </w:rPr>
+              <w:t xml:space="preserve">Learning Outcomes</w:t>
+            </w:r>
+          </w:p>
+        </w:tc>
+        <w:tc>
+          <w:tcPr>
+            <w:tcW w:type="dxa" w:w="10680"/>
+            <w:shd w:fill="FFFFFF" w:color="auto" w:val="clear"/>
+            <w:tcMar>
+              <w:top w:type="dxa" w:w="60"/>
+              <w:left w:type="dxa" w:w="120"/>
+              <w:bottom w:type="dxa" w:w="60"/>
+              <w:right w:type="dxa" w:w="120"/>
+            </w:tcMar>
+            <w:vAlign w:val="top"/>
+          </w:tcPr>
+          <w:p>
+            <w:pPr>
+              <w:spacing w:after="40" w:before="0"/>
+              <w:jc w:val="left"/>
+            </w:pPr>
+            <w:r>
+              <w:rPr>
+                <w:rFonts w:ascii="Arial" w:cs="Arial" w:eastAsia="Arial" w:hAnsi="Arial"/>
+                <w:b w:val="false"/>
+                <w:bCs w:val="false"/>
+                <w:i w:val="false"/>
+                <w:iCs w:val="false"/>
+                <w:color w:val="000000"/>
+                <w:sz w:val="18"/>
+                <w:szCs w:val="18"/>
+              </w:rPr>
+              <w:t xml:space="preserve">By the end of the sub-strand, the learner should be able to:</w:t>
+            </w:r>
+          </w:p>
+          <w:p>
+            <w:pPr>
+              <w:spacing w:after="40" w:before="0"/>
+              <w:jc w:val="left"/>
+            </w:pPr>
+            <w:r>
+              <w:rPr>
+                <w:rFonts w:ascii="Arial" w:cs="Arial" w:eastAsia="Arial" w:hAnsi="Arial"/>
+                <w:b w:val="false"/>
+                <w:bCs w:val="false"/>
+                <w:i w:val="false"/>
+                <w:iCs w:val="false"/>
+                <w:color w:val="000000"/>
+                <w:sz w:val="18"/>
+                <w:szCs w:val="18"/>
+              </w:rPr>
+              <w:t xml:space="preserve">a) explain the concept of radioactivity and describe the structure of the nucleus in terms of protons and neutrons,</w:t>
+            </w:r>
+          </w:p>
+          <w:p>
+            <w:pPr>
+              <w:spacing w:after="40" w:before="0"/>
+              <w:jc w:val="left"/>
+            </w:pPr>
+            <w:r>
+              <w:rPr>
+                <w:rFonts w:ascii="Arial" w:cs="Arial" w:eastAsia="Arial" w:hAnsi="Arial"/>
+                <w:b w:val="false"/>
+                <w:bCs w:val="false"/>
+                <w:i w:val="false"/>
+                <w:iCs w:val="false"/>
+                <w:color w:val="000000"/>
+                <w:sz w:val="18"/>
+                <w:szCs w:val="18"/>
+              </w:rPr>
+              <w:t xml:space="preserve">b) define isotopes and distinguish between stable and unstable isotopes using the neutron-to-proton (N/Z) ratio and the belt of stability,</w:t>
+            </w:r>
+          </w:p>
+          <w:p>
+            <w:pPr>
+              <w:spacing w:after="40" w:before="0"/>
+              <w:jc w:val="left"/>
+            </w:pPr>
+            <w:r>
+              <w:rPr>
+                <w:rFonts w:ascii="Arial" w:cs="Arial" w:eastAsia="Arial" w:hAnsi="Arial"/>
+                <w:b w:val="false"/>
+                <w:bCs w:val="false"/>
+                <w:i w:val="false"/>
+                <w:iCs w:val="false"/>
+                <w:color w:val="000000"/>
+                <w:sz w:val="18"/>
+                <w:szCs w:val="18"/>
+              </w:rPr>
+              <w:t xml:space="preserve">c) describe the properties of alpha (α), beta (β), and gamma (γ) radiation in terms of charge, mass, speed, and penetrating power,</w:t>
+            </w:r>
+          </w:p>
+          <w:p>
+            <w:pPr>
+              <w:spacing w:after="40" w:before="0"/>
+              <w:jc w:val="left"/>
+            </w:pPr>
+            <w:r>
+              <w:rPr>
+                <w:rFonts w:ascii="Arial" w:cs="Arial" w:eastAsia="Arial" w:hAnsi="Arial"/>
+                <w:b w:val="false"/>
+                <w:bCs w:val="false"/>
+                <w:i w:val="false"/>
+                <w:iCs w:val="false"/>
+                <w:color w:val="000000"/>
+                <w:sz w:val="18"/>
+                <w:szCs w:val="18"/>
+              </w:rPr>
+              <w:t xml:space="preserve">d) explain how radiation detection devices (Geiger-Müller counter, cloud chamber) work and identify their applications in medicine and environmental monitoring in Kenya,</w:t>
+            </w:r>
+          </w:p>
+          <w:p>
+            <w:pPr>
+              <w:spacing w:after="40" w:before="0"/>
+              <w:jc w:val="left"/>
+            </w:pPr>
+            <w:r>
+              <w:rPr>
+                <w:rFonts w:ascii="Arial" w:cs="Arial" w:eastAsia="Arial" w:hAnsi="Arial"/>
+                <w:b w:val="false"/>
+                <w:bCs w:val="false"/>
+                <w:i w:val="false"/>
+                <w:iCs w:val="false"/>
+                <w:color w:val="000000"/>
+                <w:sz w:val="18"/>
+                <w:szCs w:val="18"/>
+              </w:rPr>
+              <w:t xml:space="preserve">e) interpret radioactive decay curves to determine half-life and perform calculations involving half-life,</w:t>
+            </w:r>
+          </w:p>
+          <w:p>
+            <w:pPr>
+              <w:spacing w:after="40" w:before="0"/>
+              <w:jc w:val="left"/>
+            </w:pPr>
+            <w:r>
+              <w:rPr>
+                <w:rFonts w:ascii="Arial" w:cs="Arial" w:eastAsia="Arial" w:hAnsi="Arial"/>
+                <w:b w:val="false"/>
+                <w:bCs w:val="false"/>
+                <w:i w:val="false"/>
+                <w:iCs w:val="false"/>
+                <w:color w:val="000000"/>
+                <w:sz w:val="18"/>
+                <w:szCs w:val="18"/>
+              </w:rPr>
+              <w:t xml:space="preserve">f) write and balance nuclear equations for alpha decay, beta decay, and gamma emission,</w:t>
+            </w:r>
+          </w:p>
+          <w:p>
+            <w:pPr>
+              <w:spacing w:after="40" w:before="0"/>
+              <w:jc w:val="left"/>
+            </w:pPr>
+            <w:r>
+              <w:rPr>
+                <w:rFonts w:ascii="Arial" w:cs="Arial" w:eastAsia="Arial" w:hAnsi="Arial"/>
+                <w:b w:val="false"/>
+                <w:bCs w:val="false"/>
+                <w:i w:val="false"/>
+                <w:iCs w:val="false"/>
+                <w:color w:val="000000"/>
+                <w:sz w:val="18"/>
+                <w:szCs w:val="18"/>
+              </w:rPr>
+              <w:t xml:space="preserve">g) distinguish between nuclear fission and nuclear fusion, explaining the energy changes involved and their relevance to global and Kenyan energy needs,</w:t>
+            </w:r>
+          </w:p>
+          <w:p>
+            <w:pPr>
+              <w:spacing w:after="40" w:before="0"/>
+              <w:jc w:val="left"/>
+            </w:pPr>
+            <w:r>
+              <w:rPr>
+                <w:rFonts w:ascii="Arial" w:cs="Arial" w:eastAsia="Arial" w:hAnsi="Arial"/>
+                <w:b w:val="false"/>
+                <w:bCs w:val="false"/>
+                <w:i w:val="false"/>
+                <w:iCs w:val="false"/>
+                <w:color w:val="000000"/>
+                <w:sz w:val="18"/>
+                <w:szCs w:val="18"/>
+              </w:rPr>
+              <w:t xml:space="preserve">h) evaluate the applications of radioactivity in medicine, agriculture, and industry within the Kenyan context,</w:t>
+            </w:r>
+          </w:p>
+          <w:p>
+            <w:pPr>
+              <w:spacing w:after="40" w:before="0"/>
+              <w:jc w:val="left"/>
+            </w:pPr>
+            <w:r>
+              <w:rPr>
+                <w:rFonts w:ascii="Arial" w:cs="Arial" w:eastAsia="Arial" w:hAnsi="Arial"/>
+                <w:b w:val="false"/>
+                <w:bCs w:val="false"/>
+                <w:i w:val="false"/>
+                <w:iCs w:val="false"/>
+                <w:color w:val="000000"/>
+                <w:sz w:val="18"/>
+                <w:szCs w:val="18"/>
+              </w:rPr>
+              <w:t xml:space="preserve">i) assess the health and safety risks of radiation exposure and propose appropriate protective measures,</w:t>
+            </w:r>
+          </w:p>
+          <w:p>
+            <w:pPr>
+              <w:spacing w:after="40" w:before="0"/>
+              <w:jc w:val="left"/>
+            </w:pPr>
+            <w:r>
+              <w:rPr>
+                <w:rFonts w:ascii="Arial" w:cs="Arial" w:eastAsia="Arial" w:hAnsi="Arial"/>
+                <w:b w:val="false"/>
+                <w:bCs w:val="false"/>
+                <w:i w:val="false"/>
+                <w:iCs w:val="false"/>
+                <w:color w:val="000000"/>
+                <w:sz w:val="18"/>
+                <w:szCs w:val="18"/>
+              </w:rPr>
+              <w:t xml:space="preserve">j) appreciate the role of nuclear science in solving real-world problems in Kenya and beyond.</w:t>
+            </w:r>
+          </w:p>
+        </w:tc>
+      </w:tr>
+      <w:tr>
+        <w:tc>
+          <w:tcPr>
+            <w:tcW w:type="dxa" w:w="3000"/>
+            <w:shd w:fill="D5E8F0" w:color="auto" w:val="clear"/>
+            <w:tcMar>
+              <w:top w:type="dxa" w:w="60"/>
+              <w:left w:type="dxa" w:w="120"/>
+              <w:bottom w:type="dxa" w:w="60"/>
+              <w:right w:type="dxa" w:w="120"/>
+            </w:tcMar>
+            <w:vAlign w:val="top"/>
+          </w:tcPr>
+          <w:p>
+            <w:pPr>
+              <w:spacing w:after="40" w:before="0"/>
+              <w:jc w:val="left"/>
+            </w:pPr>
+            <w:r>
+              <w:rPr>
+                <w:rFonts w:ascii="Arial" w:cs="Arial" w:eastAsia="Arial" w:hAnsi="Arial"/>
+                <w:b/>
+                <w:bCs/>
+                <w:i w:val="false"/>
+                <w:iCs w:val="false"/>
+                <w:color w:val="000000"/>
+                <w:sz w:val="18"/>
+                <w:szCs w:val="18"/>
+              </w:rPr>
+              <w:t xml:space="preserve">Core Competencies</w:t>
+            </w:r>
+          </w:p>
+        </w:tc>
+        <w:tc>
+          <w:tcPr>
+            <w:tcW w:type="dxa" w:w="10680"/>
+            <w:shd w:fill="FFFFFF" w:color="auto" w:val="clear"/>
+            <w:tcMar>
+              <w:top w:type="dxa" w:w="60"/>
+              <w:left w:type="dxa" w:w="120"/>
+              <w:bottom w:type="dxa" w:w="60"/>
+              <w:right w:type="dxa" w:w="120"/>
+            </w:tcMar>
+            <w:vAlign w:val="top"/>
+          </w:tcPr>
+          <w:p>
+            <w:pPr>
+              <w:spacing w:after="30" w:before="0"/>
+              <w:ind w:left="360" w:hanging="180"/>
+              <w:jc w:val="left"/>
+            </w:pPr>
+            <w:r>
+              <w:rPr>
+                <w:rFonts w:ascii="Arial" w:cs="Arial" w:eastAsia="Arial" w:hAnsi="Arial"/>
+                <w:b w:val="false"/>
+                <w:bCs w:val="false"/>
+                <w:i w:val="false"/>
+                <w:iCs w:val="false"/>
+                <w:color w:val="000000"/>
+                <w:sz w:val="18"/>
+                <w:szCs w:val="18"/>
+              </w:rPr>
+              <w:t xml:space="preserve">–  Communication and Collaboration: Learners work in groups to compare α, β, and γ radiation properties, construct the belt of stability, and present findings on radiation applications — embracing teamwork and contributing to shared group decisions.</w:t>
+            </w:r>
+          </w:p>
+          <w:p>
+            <w:pPr>
+              <w:spacing w:after="30" w:before="0"/>
+              <w:ind w:left="360" w:hanging="180"/>
+              <w:jc w:val="left"/>
+            </w:pPr>
+            <w:r>
+              <w:rPr>
+                <w:rFonts w:ascii="Arial" w:cs="Arial" w:eastAsia="Arial" w:hAnsi="Arial"/>
+                <w:b w:val="false"/>
+                <w:bCs w:val="false"/>
+                <w:i w:val="false"/>
+                <w:iCs w:val="false"/>
+                <w:color w:val="000000"/>
+                <w:sz w:val="18"/>
+                <w:szCs w:val="18"/>
+              </w:rPr>
+              <w:t xml:space="preserve">–  Critical Thinking and Problem Solving: Learners analyse neutron-to-proton ratios to predict nuclear stability, interpret decay curves to calculate half-life, and balance nuclear equations — developing logical reasoning and quantitative problem-solving skills.</w:t>
+            </w:r>
+          </w:p>
+          <w:p>
+            <w:pPr>
+              <w:spacing w:after="30" w:before="0"/>
+              <w:ind w:left="360" w:hanging="180"/>
+              <w:jc w:val="left"/>
+            </w:pPr>
+            <w:r>
+              <w:rPr>
+                <w:rFonts w:ascii="Arial" w:cs="Arial" w:eastAsia="Arial" w:hAnsi="Arial"/>
+                <w:b w:val="false"/>
+                <w:bCs w:val="false"/>
+                <w:i w:val="false"/>
+                <w:iCs w:val="false"/>
+                <w:color w:val="000000"/>
+                <w:sz w:val="18"/>
+                <w:szCs w:val="18"/>
+              </w:rPr>
+              <w:t xml:space="preserve">–  Learning to Learn: Learners use PhET simulations, Khan Academy resources, and YouTube videos to independently investigate radioactive decay and half-life, practising self-directed inquiry and knowledge construction.</w:t>
+            </w:r>
+          </w:p>
+          <w:p>
+            <w:pPr>
+              <w:spacing w:after="30" w:before="0"/>
+              <w:ind w:left="360" w:hanging="180"/>
+              <w:jc w:val="left"/>
+            </w:pPr>
+            <w:r>
+              <w:rPr>
+                <w:rFonts w:ascii="Arial" w:cs="Arial" w:eastAsia="Arial" w:hAnsi="Arial"/>
+                <w:b w:val="false"/>
+                <w:bCs w:val="false"/>
+                <w:i w:val="false"/>
+                <w:iCs w:val="false"/>
+                <w:color w:val="000000"/>
+                <w:sz w:val="18"/>
+                <w:szCs w:val="18"/>
+              </w:rPr>
+              <w:t xml:space="preserve">–  Digital Literacy: Learners interact with digital tools (PhET Nuclear Fission simulation, online decay curve plotters) to visualise abstract nuclear processes, building competency in using technology for scientific investigation.</w:t>
+            </w:r>
+          </w:p>
+          <w:p>
+            <w:pPr>
+              <w:spacing w:after="30" w:before="0"/>
+              <w:ind w:left="360" w:hanging="180"/>
+              <w:jc w:val="left"/>
+            </w:pPr>
+            <w:r>
+              <w:rPr>
+                <w:rFonts w:ascii="Arial" w:cs="Arial" w:eastAsia="Arial" w:hAnsi="Arial"/>
+                <w:b w:val="false"/>
+                <w:bCs w:val="false"/>
+                <w:i w:val="false"/>
+                <w:iCs w:val="false"/>
+                <w:color w:val="000000"/>
+                <w:sz w:val="18"/>
+                <w:szCs w:val="18"/>
+              </w:rPr>
+              <w:t xml:space="preserve">–  Citizenship: Learners evaluate radiation safety protocols and the ethical use of nuclear technology in Kenyan hospitals and research institutions, developing informed and responsible civic perspectives on science and society.</w:t>
+            </w:r>
+          </w:p>
+        </w:tc>
+      </w:tr>
+      <w:tr>
+        <w:tc>
+          <w:tcPr>
+            <w:tcW w:type="dxa" w:w="3000"/>
+            <w:shd w:fill="E2EFDA" w:color="auto" w:val="clear"/>
+            <w:tcMar>
+              <w:top w:type="dxa" w:w="60"/>
+              <w:left w:type="dxa" w:w="120"/>
+              <w:bottom w:type="dxa" w:w="60"/>
+              <w:right w:type="dxa" w:w="120"/>
+            </w:tcMar>
+            <w:vAlign w:val="top"/>
+          </w:tcPr>
+          <w:p>
+            <w:pPr>
+              <w:spacing w:after="40" w:before="0"/>
+              <w:jc w:val="left"/>
+            </w:pPr>
+            <w:r>
+              <w:rPr>
+                <w:rFonts w:ascii="Arial" w:cs="Arial" w:eastAsia="Arial" w:hAnsi="Arial"/>
+                <w:b/>
+                <w:bCs/>
+                <w:i w:val="false"/>
+                <w:iCs w:val="false"/>
+                <w:color w:val="000000"/>
+                <w:sz w:val="18"/>
+                <w:szCs w:val="18"/>
+              </w:rPr>
+              <w:t xml:space="preserve">Core Values</w:t>
+            </w:r>
+          </w:p>
+        </w:tc>
+        <w:tc>
+          <w:tcPr>
+            <w:tcW w:type="dxa" w:w="10680"/>
+            <w:shd w:fill="FFFFFF" w:color="auto" w:val="clear"/>
+            <w:tcMar>
+              <w:top w:type="dxa" w:w="60"/>
+              <w:left w:type="dxa" w:w="120"/>
+              <w:bottom w:type="dxa" w:w="60"/>
+              <w:right w:type="dxa" w:w="120"/>
+            </w:tcMar>
+            <w:vAlign w:val="top"/>
+          </w:tcPr>
+          <w:p>
+            <w:pPr>
+              <w:spacing w:after="30" w:before="0"/>
+              <w:ind w:left="360" w:hanging="180"/>
+              <w:jc w:val="left"/>
+            </w:pPr>
+            <w:r>
+              <w:rPr>
+                <w:rFonts w:ascii="Arial" w:cs="Arial" w:eastAsia="Arial" w:hAnsi="Arial"/>
+                <w:b w:val="false"/>
+                <w:bCs w:val="false"/>
+                <w:i w:val="false"/>
+                <w:iCs w:val="false"/>
+                <w:color w:val="000000"/>
+                <w:sz w:val="18"/>
+                <w:szCs w:val="18"/>
+              </w:rPr>
+              <w:t xml:space="preserve">–  Responsibility: Learners demonstrate responsibility by following radiation safety guidelines during simulations and discussions, and by considering the ethical implications of nuclear technology use in Kenyan medical and industrial contexts.</w:t>
+            </w:r>
+          </w:p>
+          <w:p>
+            <w:pPr>
+              <w:spacing w:after="30" w:before="0"/>
+              <w:ind w:left="360" w:hanging="180"/>
+              <w:jc w:val="left"/>
+            </w:pPr>
+            <w:r>
+              <w:rPr>
+                <w:rFonts w:ascii="Arial" w:cs="Arial" w:eastAsia="Arial" w:hAnsi="Arial"/>
+                <w:b w:val="false"/>
+                <w:bCs w:val="false"/>
+                <w:i w:val="false"/>
+                <w:iCs w:val="false"/>
+                <w:color w:val="000000"/>
+                <w:sz w:val="18"/>
+                <w:szCs w:val="18"/>
+              </w:rPr>
+              <w:t xml:space="preserve">–  Respect: Learners show respect for diverse perspectives when discussing the benefits and risks of nuclear energy and radioactive applications, appreciating contributions from peers during group activities.</w:t>
+            </w:r>
+          </w:p>
+          <w:p>
+            <w:pPr>
+              <w:spacing w:after="30" w:before="0"/>
+              <w:ind w:left="360" w:hanging="180"/>
+              <w:jc w:val="left"/>
+            </w:pPr>
+            <w:r>
+              <w:rPr>
+                <w:rFonts w:ascii="Arial" w:cs="Arial" w:eastAsia="Arial" w:hAnsi="Arial"/>
+                <w:b w:val="false"/>
+                <w:bCs w:val="false"/>
+                <w:i w:val="false"/>
+                <w:iCs w:val="false"/>
+                <w:color w:val="000000"/>
+                <w:sz w:val="18"/>
+                <w:szCs w:val="18"/>
+              </w:rPr>
+              <w:t xml:space="preserve">–  Unity: Learners collaborate across ability groups to construct stability belt diagrams and simulate decay curves, fostering a spirit of togetherness and shared learning.</w:t>
+            </w:r>
+          </w:p>
+          <w:p>
+            <w:pPr>
+              <w:spacing w:after="30" w:before="0"/>
+              <w:ind w:left="360" w:hanging="180"/>
+              <w:jc w:val="left"/>
+            </w:pPr>
+            <w:r>
+              <w:rPr>
+                <w:rFonts w:ascii="Arial" w:cs="Arial" w:eastAsia="Arial" w:hAnsi="Arial"/>
+                <w:b w:val="false"/>
+                <w:bCs w:val="false"/>
+                <w:i w:val="false"/>
+                <w:iCs w:val="false"/>
+                <w:color w:val="000000"/>
+                <w:sz w:val="18"/>
+                <w:szCs w:val="18"/>
+              </w:rPr>
+              <w:t xml:space="preserve">–  Social Justice: Learners examine equitable access to nuclear medicine technologies (e.g., cancer treatment via radiotherapy) in Kenyan public hospitals, developing awareness of health inequalities and advocating for fair resource distribution.</w:t>
+            </w:r>
+          </w:p>
+        </w:tc>
+      </w:tr>
+      <w:tr>
+        <w:tc>
+          <w:tcPr>
+            <w:tcW w:type="dxa" w:w="3000"/>
+            <w:shd w:fill="D5E8F0" w:color="auto" w:val="clear"/>
+            <w:tcMar>
+              <w:top w:type="dxa" w:w="60"/>
+              <w:left w:type="dxa" w:w="120"/>
+              <w:bottom w:type="dxa" w:w="60"/>
+              <w:right w:type="dxa" w:w="120"/>
+            </w:tcMar>
+            <w:vAlign w:val="top"/>
+          </w:tcPr>
+          <w:p>
+            <w:pPr>
+              <w:spacing w:after="40" w:before="0"/>
+              <w:jc w:val="left"/>
+            </w:pPr>
+            <w:r>
+              <w:rPr>
+                <w:rFonts w:ascii="Arial" w:cs="Arial" w:eastAsia="Arial" w:hAnsi="Arial"/>
+                <w:b/>
+                <w:bCs/>
+                <w:i w:val="false"/>
+                <w:iCs w:val="false"/>
+                <w:color w:val="000000"/>
+                <w:sz w:val="18"/>
+                <w:szCs w:val="18"/>
+              </w:rPr>
+              <w:t xml:space="preserve">Science &amp; Engineering Practices</w:t>
+            </w:r>
+          </w:p>
+        </w:tc>
+        <w:tc>
+          <w:tcPr>
+            <w:tcW w:type="dxa" w:w="10680"/>
+            <w:shd w:fill="FFFFFF" w:color="auto" w:val="clear"/>
+            <w:tcMar>
+              <w:top w:type="dxa" w:w="60"/>
+              <w:left w:type="dxa" w:w="120"/>
+              <w:bottom w:type="dxa" w:w="60"/>
+              <w:right w:type="dxa" w:w="120"/>
+            </w:tcMar>
+            <w:vAlign w:val="top"/>
+          </w:tcPr>
+          <w:p>
+            <w:pPr>
+              <w:spacing w:after="30" w:before="0"/>
+              <w:ind w:left="360" w:hanging="180"/>
+              <w:jc w:val="left"/>
+            </w:pPr>
+            <w:r>
+              <w:rPr>
+                <w:rFonts w:ascii="Arial" w:cs="Arial" w:eastAsia="Arial" w:hAnsi="Arial"/>
+                <w:b w:val="false"/>
+                <w:bCs w:val="false"/>
+                <w:i w:val="false"/>
+                <w:iCs w:val="false"/>
+                <w:color w:val="000000"/>
+                <w:sz w:val="18"/>
+                <w:szCs w:val="18"/>
+              </w:rPr>
+              <w:t xml:space="preserve">–  Asking Questions and Defining Problems: Learners pose and refine investigable questions about why some nuclei are unstable and what determines the mode of decay, anchored in the puzzling observation that identical elements can behave very differently.</w:t>
+            </w:r>
+          </w:p>
+          <w:p>
+            <w:pPr>
+              <w:spacing w:after="30" w:before="0"/>
+              <w:ind w:left="360" w:hanging="180"/>
+              <w:jc w:val="left"/>
+            </w:pPr>
+            <w:r>
+              <w:rPr>
+                <w:rFonts w:ascii="Arial" w:cs="Arial" w:eastAsia="Arial" w:hAnsi="Arial"/>
+                <w:b w:val="false"/>
+                <w:bCs w:val="false"/>
+                <w:i w:val="false"/>
+                <w:iCs w:val="false"/>
+                <w:color w:val="000000"/>
+                <w:sz w:val="18"/>
+                <w:szCs w:val="18"/>
+              </w:rPr>
+              <w:t xml:space="preserve">–  Developing and Using Models: Learners construct and iteratively revise a visual model of the belt of stability plotting N vs Z, and build cumulative models of nuclear decay processes across lessons.</w:t>
+            </w:r>
+          </w:p>
+          <w:p>
+            <w:pPr>
+              <w:spacing w:after="30" w:before="0"/>
+              <w:ind w:left="360" w:hanging="180"/>
+              <w:jc w:val="left"/>
+            </w:pPr>
+            <w:r>
+              <w:rPr>
+                <w:rFonts w:ascii="Arial" w:cs="Arial" w:eastAsia="Arial" w:hAnsi="Arial"/>
+                <w:b w:val="false"/>
+                <w:bCs w:val="false"/>
+                <w:i w:val="false"/>
+                <w:iCs w:val="false"/>
+                <w:color w:val="000000"/>
+                <w:sz w:val="18"/>
+                <w:szCs w:val="18"/>
+              </w:rPr>
+              <w:t xml:space="preserve">–  Planning and Carrying Out Investigations: Learners design and carry out a simulated radioactive decay experiment (using dice or PhET) to collect data on decay rates and half-life, making decisions about trials and data recording.</w:t>
+            </w:r>
+          </w:p>
+          <w:p>
+            <w:pPr>
+              <w:spacing w:after="30" w:before="0"/>
+              <w:ind w:left="360" w:hanging="180"/>
+              <w:jc w:val="left"/>
+            </w:pPr>
+            <w:r>
+              <w:rPr>
+                <w:rFonts w:ascii="Arial" w:cs="Arial" w:eastAsia="Arial" w:hAnsi="Arial"/>
+                <w:b w:val="false"/>
+                <w:bCs w:val="false"/>
+                <w:i w:val="false"/>
+                <w:iCs w:val="false"/>
+                <w:color w:val="000000"/>
+                <w:sz w:val="18"/>
+                <w:szCs w:val="18"/>
+              </w:rPr>
+              <w:t xml:space="preserve">–  Analysing and Interpreting Data: Learners plot and interpret radioactive decay curves, extracting half-life values and comparing theoretical predictions with simulated data.</w:t>
+            </w:r>
+          </w:p>
+          <w:p>
+            <w:pPr>
+              <w:spacing w:after="30" w:before="0"/>
+              <w:ind w:left="360" w:hanging="180"/>
+              <w:jc w:val="left"/>
+            </w:pPr>
+            <w:r>
+              <w:rPr>
+                <w:rFonts w:ascii="Arial" w:cs="Arial" w:eastAsia="Arial" w:hAnsi="Arial"/>
+                <w:b w:val="false"/>
+                <w:bCs w:val="false"/>
+                <w:i w:val="false"/>
+                <w:iCs w:val="false"/>
+                <w:color w:val="000000"/>
+                <w:sz w:val="18"/>
+                <w:szCs w:val="18"/>
+              </w:rPr>
+              <w:t xml:space="preserve">–  Using Mathematics and Computational Thinking: Learners apply half-life equations (N = N₀(½)^n) and balance nuclear equations, using quantitative reasoning to solve decay problems in Kenyan agricultural and medical contexts.</w:t>
+            </w:r>
+          </w:p>
+          <w:p>
+            <w:pPr>
+              <w:spacing w:after="30" w:before="0"/>
+              <w:ind w:left="360" w:hanging="180"/>
+              <w:jc w:val="left"/>
+            </w:pPr>
+            <w:r>
+              <w:rPr>
+                <w:rFonts w:ascii="Arial" w:cs="Arial" w:eastAsia="Arial" w:hAnsi="Arial"/>
+                <w:b w:val="false"/>
+                <w:bCs w:val="false"/>
+                <w:i w:val="false"/>
+                <w:iCs w:val="false"/>
+                <w:color w:val="000000"/>
+                <w:sz w:val="18"/>
+                <w:szCs w:val="18"/>
+              </w:rPr>
+              <w:t xml:space="preserve">–  Constructing Explanations: Learners use the N/Z ratio and binding energy concepts to construct evidence-based explanations for nuclear stability and the type of decay a nucleus undergoes.</w:t>
+            </w:r>
+          </w:p>
+          <w:p>
+            <w:pPr>
+              <w:spacing w:after="30" w:before="0"/>
+              <w:ind w:left="360" w:hanging="180"/>
+              <w:jc w:val="left"/>
+            </w:pPr>
+            <w:r>
+              <w:rPr>
+                <w:rFonts w:ascii="Arial" w:cs="Arial" w:eastAsia="Arial" w:hAnsi="Arial"/>
+                <w:b w:val="false"/>
+                <w:bCs w:val="false"/>
+                <w:i w:val="false"/>
+                <w:iCs w:val="false"/>
+                <w:color w:val="000000"/>
+                <w:sz w:val="18"/>
+                <w:szCs w:val="18"/>
+              </w:rPr>
+              <w:t xml:space="preserve">–  Engaging in Argument from Evidence: Learners debate the benefits and risks of nuclear technology in Kenya (e.g., proposed nuclear energy, radiotherapy at KNH), supporting their positions with data and scientific reasoning.</w:t>
+            </w:r>
+          </w:p>
+          <w:p>
+            <w:pPr>
+              <w:spacing w:after="30" w:before="0"/>
+              <w:ind w:left="360" w:hanging="180"/>
+              <w:jc w:val="left"/>
+            </w:pPr>
+            <w:r>
+              <w:rPr>
+                <w:rFonts w:ascii="Arial" w:cs="Arial" w:eastAsia="Arial" w:hAnsi="Arial"/>
+                <w:b w:val="false"/>
+                <w:bCs w:val="false"/>
+                <w:i w:val="false"/>
+                <w:iCs w:val="false"/>
+                <w:color w:val="000000"/>
+                <w:sz w:val="18"/>
+                <w:szCs w:val="18"/>
+              </w:rPr>
+              <w:t xml:space="preserve">–  Obtaining, Evaluating, and Communicating Information: Learners research and present on real-world applications of radioactivity in Kenyan medicine, agriculture (e.g., KARI/KALRO use of radiation in crop improvement), and industry, evaluating source credibility.</w:t>
+            </w:r>
+          </w:p>
+        </w:tc>
+      </w:tr>
+      <w:tr>
+        <w:tc>
+          <w:tcPr>
+            <w:tcW w:type="dxa" w:w="3000"/>
+            <w:shd w:fill="FCE4D6" w:color="auto" w:val="clear"/>
+            <w:tcMar>
+              <w:top w:type="dxa" w:w="60"/>
+              <w:left w:type="dxa" w:w="120"/>
+              <w:bottom w:type="dxa" w:w="60"/>
+              <w:right w:type="dxa" w:w="120"/>
+            </w:tcMar>
+            <w:vAlign w:val="top"/>
+          </w:tcPr>
+          <w:p>
+            <w:pPr>
+              <w:spacing w:after="40" w:before="0"/>
+              <w:jc w:val="left"/>
+            </w:pPr>
+            <w:r>
+              <w:rPr>
+                <w:rFonts w:ascii="Arial" w:cs="Arial" w:eastAsia="Arial" w:hAnsi="Arial"/>
+                <w:b/>
+                <w:bCs/>
+                <w:i w:val="false"/>
+                <w:iCs w:val="false"/>
+                <w:color w:val="000000"/>
+                <w:sz w:val="18"/>
+                <w:szCs w:val="18"/>
+              </w:rPr>
+              <w:t xml:space="preserve">Pertinent &amp; Contemporary Issues (PCIs)</w:t>
+            </w:r>
+          </w:p>
+        </w:tc>
+        <w:tc>
+          <w:tcPr>
+            <w:tcW w:type="dxa" w:w="10680"/>
+            <w:shd w:fill="FFFFFF" w:color="auto" w:val="clear"/>
+            <w:tcMar>
+              <w:top w:type="dxa" w:w="60"/>
+              <w:left w:type="dxa" w:w="120"/>
+              <w:bottom w:type="dxa" w:w="60"/>
+              <w:right w:type="dxa" w:w="120"/>
+            </w:tcMar>
+            <w:vAlign w:val="top"/>
+          </w:tcPr>
+          <w:p>
+            <w:pPr>
+              <w:spacing w:after="30" w:before="0"/>
+              <w:ind w:left="360" w:hanging="180"/>
+              <w:jc w:val="left"/>
+            </w:pPr>
+            <w:r>
+              <w:rPr>
+                <w:rFonts w:ascii="Arial" w:cs="Arial" w:eastAsia="Arial" w:hAnsi="Arial"/>
+                <w:b w:val="false"/>
+                <w:bCs w:val="false"/>
+                <w:i w:val="false"/>
+                <w:iCs w:val="false"/>
+                <w:color w:val="000000"/>
+                <w:sz w:val="18"/>
+                <w:szCs w:val="18"/>
+              </w:rPr>
+              <w:t xml:space="preserve">–  Health Education: Learners discuss the biological effects of ionising radiation on human tissue and the importance of radiation safety in medical facilities such as Kenyatta National Hospital (KNH) and Moi Teaching and Referral Hospital, promoting health-conscious decision-making.</w:t>
+            </w:r>
+          </w:p>
+          <w:p>
+            <w:pPr>
+              <w:spacing w:after="30" w:before="0"/>
+              <w:ind w:left="360" w:hanging="180"/>
+              <w:jc w:val="left"/>
+            </w:pPr>
+            <w:r>
+              <w:rPr>
+                <w:rFonts w:ascii="Arial" w:cs="Arial" w:eastAsia="Arial" w:hAnsi="Arial"/>
+                <w:b w:val="false"/>
+                <w:bCs w:val="false"/>
+                <w:i w:val="false"/>
+                <w:iCs w:val="false"/>
+                <w:color w:val="000000"/>
+                <w:sz w:val="18"/>
+                <w:szCs w:val="18"/>
+              </w:rPr>
+              <w:t xml:space="preserve">–  Environmental Education: Learners examine how radioactive contamination can affect ecosystems (e.g., water sources like Lake Victoria and the Tana River) and discuss responsible waste disposal of radioactive materials.</w:t>
+            </w:r>
+          </w:p>
+          <w:p>
+            <w:pPr>
+              <w:spacing w:after="30" w:before="0"/>
+              <w:ind w:left="360" w:hanging="180"/>
+              <w:jc w:val="left"/>
+            </w:pPr>
+            <w:r>
+              <w:rPr>
+                <w:rFonts w:ascii="Arial" w:cs="Arial" w:eastAsia="Arial" w:hAnsi="Arial"/>
+                <w:b w:val="false"/>
+                <w:bCs w:val="false"/>
+                <w:i w:val="false"/>
+                <w:iCs w:val="false"/>
+                <w:color w:val="000000"/>
+                <w:sz w:val="18"/>
+                <w:szCs w:val="18"/>
+              </w:rPr>
+              <w:t xml:space="preserve">–  Life Skills — Critical Thinking and Decision Making: Learners evaluate competing claims about nuclear energy as a solution to Kenya's energy challenges versus its safety and environmental risks, building informed decision-making skills.</w:t>
+            </w:r>
+          </w:p>
+          <w:p>
+            <w:pPr>
+              <w:spacing w:after="30" w:before="0"/>
+              <w:ind w:left="360" w:hanging="180"/>
+              <w:jc w:val="left"/>
+            </w:pPr>
+            <w:r>
+              <w:rPr>
+                <w:rFonts w:ascii="Arial" w:cs="Arial" w:eastAsia="Arial" w:hAnsi="Arial"/>
+                <w:b w:val="false"/>
+                <w:bCs w:val="false"/>
+                <w:i w:val="false"/>
+                <w:iCs w:val="false"/>
+                <w:color w:val="000000"/>
+                <w:sz w:val="18"/>
+                <w:szCs w:val="18"/>
+              </w:rPr>
+              <w:t xml:space="preserve">–  Career Guidance: Learners identify and explore career pathways in nuclear medicine, radiography, radiation protection, and nuclear engineering — including opportunities at the Kenya Nuclear Electricity Board (KNEB) and local universities offering relevant programmes.</w:t>
+            </w:r>
+          </w:p>
+          <w:p>
+            <w:pPr>
+              <w:spacing w:after="30" w:before="0"/>
+              <w:ind w:left="360" w:hanging="180"/>
+              <w:jc w:val="left"/>
+            </w:pPr>
+            <w:r>
+              <w:rPr>
+                <w:rFonts w:ascii="Arial" w:cs="Arial" w:eastAsia="Arial" w:hAnsi="Arial"/>
+                <w:b w:val="false"/>
+                <w:bCs w:val="false"/>
+                <w:i w:val="false"/>
+                <w:iCs w:val="false"/>
+                <w:color w:val="000000"/>
+                <w:sz w:val="18"/>
+                <w:szCs w:val="18"/>
+              </w:rPr>
+              <w:t xml:space="preserve">–  Disaster Risk Reduction: Learners assess the risks of radiation exposure in emergency scenarios and develop awareness of safety protocols, connecting to national disaster preparedness frameworks.</w:t>
+            </w:r>
+          </w:p>
+        </w:tc>
+      </w:tr>
+      <w:tr>
+        <w:tc>
+          <w:tcPr>
+            <w:tcW w:type="dxa" w:w="3000"/>
+            <w:shd w:fill="D9EEF1" w:color="auto" w:val="clear"/>
+            <w:tcMar>
+              <w:top w:type="dxa" w:w="60"/>
+              <w:left w:type="dxa" w:w="120"/>
+              <w:bottom w:type="dxa" w:w="60"/>
+              <w:right w:type="dxa" w:w="120"/>
+            </w:tcMar>
+            <w:vAlign w:val="top"/>
+          </w:tcPr>
+          <w:p>
+            <w:pPr>
+              <w:spacing w:after="40" w:before="0"/>
+              <w:jc w:val="left"/>
+            </w:pPr>
+            <w:r>
+              <w:rPr>
+                <w:rFonts w:ascii="Arial" w:cs="Arial" w:eastAsia="Arial" w:hAnsi="Arial"/>
+                <w:b/>
+                <w:bCs/>
+                <w:i w:val="false"/>
+                <w:iCs w:val="false"/>
+                <w:color w:val="000000"/>
+                <w:sz w:val="18"/>
+                <w:szCs w:val="18"/>
+              </w:rPr>
+              <w:t xml:space="preserve">Career Connections</w:t>
+            </w:r>
+          </w:p>
+        </w:tc>
+        <w:tc>
+          <w:tcPr>
+            <w:tcW w:type="dxa" w:w="10680"/>
+            <w:shd w:fill="FFFFFF" w:color="auto" w:val="clear"/>
+            <w:tcMar>
+              <w:top w:type="dxa" w:w="60"/>
+              <w:left w:type="dxa" w:w="120"/>
+              <w:bottom w:type="dxa" w:w="60"/>
+              <w:right w:type="dxa" w:w="120"/>
+            </w:tcMar>
+            <w:vAlign w:val="top"/>
+          </w:tcPr>
+          <w:p>
+            <w:pPr>
+              <w:spacing w:after="30" w:before="0"/>
+              <w:ind w:left="360" w:hanging="180"/>
+              <w:jc w:val="left"/>
+            </w:pPr>
+            <w:r>
+              <w:rPr>
+                <w:rFonts w:ascii="Arial" w:cs="Arial" w:eastAsia="Arial" w:hAnsi="Arial"/>
+                <w:b w:val="false"/>
+                <w:bCs w:val="false"/>
+                <w:i w:val="false"/>
+                <w:iCs w:val="false"/>
+                <w:color w:val="000000"/>
+                <w:sz w:val="18"/>
+                <w:szCs w:val="18"/>
+              </w:rPr>
+              <w:t xml:space="preserve">–  Radiographer / Radiologist: This sub-strand directly explains the physics of radiation used in X-ray, CT, and PET imaging — equipping learners to pursue radiography training available at Kenyan universities such as University of Nairobi and KMTC.</w:t>
+            </w:r>
+          </w:p>
+          <w:p>
+            <w:pPr>
+              <w:spacing w:after="30" w:before="0"/>
+              <w:ind w:left="360" w:hanging="180"/>
+              <w:jc w:val="left"/>
+            </w:pPr>
+            <w:r>
+              <w:rPr>
+                <w:rFonts w:ascii="Arial" w:cs="Arial" w:eastAsia="Arial" w:hAnsi="Arial"/>
+                <w:b w:val="false"/>
+                <w:bCs w:val="false"/>
+                <w:i w:val="false"/>
+                <w:iCs w:val="false"/>
+                <w:color w:val="000000"/>
+                <w:sz w:val="18"/>
+                <w:szCs w:val="18"/>
+              </w:rPr>
+              <w:t xml:space="preserve">–  Nuclear Medicine Specialist: Learners explore how radioactive isotopes (e.g., Iodine-131, Technetium-99m) are used in diagnosing and treating diseases, providing a foundation for medical careers with a nuclear science component at facilities like KNH.</w:t>
+            </w:r>
+          </w:p>
+          <w:p>
+            <w:pPr>
+              <w:spacing w:after="30" w:before="0"/>
+              <w:ind w:left="360" w:hanging="180"/>
+              <w:jc w:val="left"/>
+            </w:pPr>
+            <w:r>
+              <w:rPr>
+                <w:rFonts w:ascii="Arial" w:cs="Arial" w:eastAsia="Arial" w:hAnsi="Arial"/>
+                <w:b w:val="false"/>
+                <w:bCs w:val="false"/>
+                <w:i w:val="false"/>
+                <w:iCs w:val="false"/>
+                <w:color w:val="000000"/>
+                <w:sz w:val="18"/>
+                <w:szCs w:val="18"/>
+              </w:rPr>
+              <w:t xml:space="preserve">–  Radiation Protection Officer: Understanding radiation types, penetration, and safety measures in this sub-strand prepares learners for roles in monitoring and controlling radiation exposure in hospitals, industries, and research institutions regulated by the Kenya Nuclear Regulatory Authority (KNRA).</w:t>
+            </w:r>
+          </w:p>
+          <w:p>
+            <w:pPr>
+              <w:spacing w:after="30" w:before="0"/>
+              <w:ind w:left="360" w:hanging="180"/>
+              <w:jc w:val="left"/>
+            </w:pPr>
+            <w:r>
+              <w:rPr>
+                <w:rFonts w:ascii="Arial" w:cs="Arial" w:eastAsia="Arial" w:hAnsi="Arial"/>
+                <w:b w:val="false"/>
+                <w:bCs w:val="false"/>
+                <w:i w:val="false"/>
+                <w:iCs w:val="false"/>
+                <w:color w:val="000000"/>
+                <w:sz w:val="18"/>
+                <w:szCs w:val="18"/>
+              </w:rPr>
+              <w:t xml:space="preserve">–  Agricultural Scientist / Researcher: The application of radiation in crop mutation breeding and soil tracing, practiced at KALRO (Kenya Agricultural and Livestock Research Organisation), connects directly to agri-science career pathways.</w:t>
+            </w:r>
+          </w:p>
+          <w:p>
+            <w:pPr>
+              <w:spacing w:after="30" w:before="0"/>
+              <w:ind w:left="360" w:hanging="180"/>
+              <w:jc w:val="left"/>
+            </w:pPr>
+            <w:r>
+              <w:rPr>
+                <w:rFonts w:ascii="Arial" w:cs="Arial" w:eastAsia="Arial" w:hAnsi="Arial"/>
+                <w:b w:val="false"/>
+                <w:bCs w:val="false"/>
+                <w:i w:val="false"/>
+                <w:iCs w:val="false"/>
+                <w:color w:val="000000"/>
+                <w:sz w:val="18"/>
+                <w:szCs w:val="18"/>
+              </w:rPr>
+              <w:t xml:space="preserve">–  Nuclear/Energy Engineer: The fission and fusion lesson connects to Kenya's exploration of nuclear energy through KNEB, inspiring learners to consider engineering careers contributing to Kenya's long-term energy security under Vision 2030.</w:t>
+            </w:r>
+          </w:p>
+          <w:p>
+            <w:pPr>
+              <w:spacing w:after="30" w:before="0"/>
+              <w:ind w:left="360" w:hanging="180"/>
+              <w:jc w:val="left"/>
+            </w:pPr>
+            <w:r>
+              <w:rPr>
+                <w:rFonts w:ascii="Arial" w:cs="Arial" w:eastAsia="Arial" w:hAnsi="Arial"/>
+                <w:b w:val="false"/>
+                <w:bCs w:val="false"/>
+                <w:i w:val="false"/>
+                <w:iCs w:val="false"/>
+                <w:color w:val="000000"/>
+                <w:sz w:val="18"/>
+                <w:szCs w:val="18"/>
+              </w:rPr>
+              <w:t xml:space="preserve">–  Environmental Health Scientist: Learners who study radiation monitoring and contamination pathways are prepared for careers in environmental protection agencies and public health bodies in Kenya.</w:t>
+            </w:r>
+          </w:p>
+        </w:tc>
+      </w:tr>
+      <w:tr>
+        <w:tc>
+          <w:tcPr>
+            <w:tcW w:type="dxa" w:w="3000"/>
+            <w:shd w:fill="D5E8F0" w:color="auto" w:val="clear"/>
+            <w:tcMar>
+              <w:top w:type="dxa" w:w="60"/>
+              <w:left w:type="dxa" w:w="120"/>
+              <w:bottom w:type="dxa" w:w="60"/>
+              <w:right w:type="dxa" w:w="120"/>
+            </w:tcMar>
+            <w:vAlign w:val="top"/>
+          </w:tcPr>
+          <w:p>
+            <w:pPr>
+              <w:spacing w:after="40" w:before="0"/>
+              <w:jc w:val="left"/>
+            </w:pPr>
+            <w:r>
+              <w:rPr>
+                <w:rFonts w:ascii="Arial" w:cs="Arial" w:eastAsia="Arial" w:hAnsi="Arial"/>
+                <w:b/>
+                <w:bCs/>
+                <w:i w:val="false"/>
+                <w:iCs w:val="false"/>
+                <w:color w:val="000000"/>
+                <w:sz w:val="18"/>
+                <w:szCs w:val="18"/>
+              </w:rPr>
+              <w:t xml:space="preserve">Focus for Lessons</w:t>
+            </w:r>
+          </w:p>
+        </w:tc>
+        <w:tc>
+          <w:tcPr>
+            <w:tcW w:type="dxa" w:w="10680"/>
+            <w:shd w:fill="FFFFFF" w:color="auto" w:val="clear"/>
+            <w:tcMar>
+              <w:top w:type="dxa" w:w="60"/>
+              <w:left w:type="dxa" w:w="120"/>
+              <w:bottom w:type="dxa" w:w="60"/>
+              <w:right w:type="dxa" w:w="120"/>
+            </w:tcMar>
+            <w:vAlign w:val="top"/>
+          </w:tcPr>
+          <w:p>
+            <w:pPr>
+              <w:spacing w:after="40" w:before="0"/>
+              <w:jc w:val="left"/>
+            </w:pPr>
+            <w:r>
+              <w:rPr>
+                <w:rFonts w:ascii="Arial" w:cs="Arial" w:eastAsia="Arial" w:hAnsi="Arial"/>
+                <w:b w:val="false"/>
+                <w:bCs w:val="false"/>
+                <w:i w:val="false"/>
+                <w:iCs w:val="false"/>
+                <w:color w:val="000000"/>
+                <w:sz w:val="18"/>
+                <w:szCs w:val="18"/>
+              </w:rPr>
+              <w:t xml:space="preserve">This unit introduces Grade 10 learners to the fascinating and sometimes invisible world of nuclear physics — exploring why some atomic nuclei are inherently unstable, how they release energy through radioactive decay, and how humanity has harnessed this knowledge for medicine, agriculture, and energy. Using a phenomenon-driven, investigation-rich approach, learners move from puzzling over why carbon-14 behaves differently from carbon-12, to constructing the belt of stability, characterising the three types of radiation, simulating half-life decay, and evaluating the real-world applications and risks of nuclear technology in the Kenyan context. The unit is grounded in the NGSS Science and Engineering Practices, emphasising model-building, data analysis, and evidence-based argumentation throughout all seven lessons.</w:t>
+            </w:r>
+          </w:p>
+        </w:tc>
+      </w:tr>
+      <w:tr>
+        <w:tc>
+          <w:tcPr>
+            <w:tcW w:type="dxa" w:w="3000"/>
+            <w:shd w:fill="EAD1F5" w:color="auto" w:val="clear"/>
+            <w:tcMar>
+              <w:top w:type="dxa" w:w="60"/>
+              <w:left w:type="dxa" w:w="120"/>
+              <w:bottom w:type="dxa" w:w="60"/>
+              <w:right w:type="dxa" w:w="120"/>
+            </w:tcMar>
+            <w:vAlign w:val="top"/>
+          </w:tcPr>
+          <w:p>
+            <w:pPr>
+              <w:spacing w:after="40" w:before="0"/>
+              <w:jc w:val="left"/>
+            </w:pPr>
+            <w:r>
+              <w:rPr>
+                <w:rFonts w:ascii="Arial" w:cs="Arial" w:eastAsia="Arial" w:hAnsi="Arial"/>
+                <w:b/>
+                <w:bCs/>
+                <w:i w:val="false"/>
+                <w:iCs w:val="false"/>
+                <w:color w:val="000000"/>
+                <w:sz w:val="18"/>
+                <w:szCs w:val="18"/>
+              </w:rPr>
+              <w:t xml:space="preserve">Driving Question / Key Inquiry Questions</w:t>
+            </w:r>
+          </w:p>
+        </w:tc>
+        <w:tc>
+          <w:tcPr>
+            <w:tcW w:type="dxa" w:w="10680"/>
+            <w:shd w:fill="FFFFFF" w:color="auto" w:val="clear"/>
+            <w:tcMar>
+              <w:top w:type="dxa" w:w="60"/>
+              <w:left w:type="dxa" w:w="120"/>
+              <w:bottom w:type="dxa" w:w="60"/>
+              <w:right w:type="dxa" w:w="120"/>
+            </w:tcMar>
+            <w:vAlign w:val="top"/>
+          </w:tcPr>
+          <w:p>
+            <w:pPr>
+              <w:spacing w:after="40" w:before="0"/>
+              <w:jc w:val="left"/>
+            </w:pPr>
+            <w:r>
+              <w:rPr>
+                <w:rFonts w:ascii="Arial" w:cs="Arial" w:eastAsia="Arial" w:hAnsi="Arial"/>
+                <w:b w:val="false"/>
+                <w:bCs w:val="false"/>
+                <w:i w:val="false"/>
+                <w:iCs w:val="false"/>
+                <w:color w:val="000000"/>
+                <w:sz w:val="18"/>
+                <w:szCs w:val="18"/>
+              </w:rPr>
+              <w:t xml:space="preserve">DRIVING QUESTION: "Why do some atoms in Kenyan rocks spontaneously release invisible energy — and how can we harness or protect ourselves from that energy?"</w:t>
+            </w:r>
+          </w:p>
+          <w:p>
+            <w:pPr>
+              <w:spacing w:after="40" w:before="0"/>
+              <w:jc w:val="left"/>
+            </w:pPr>
+            <w:r>
+              <w:rPr>
+                <w:rFonts w:ascii="Arial" w:cs="Arial" w:eastAsia="Arial" w:hAnsi="Arial"/>
+                <w:b w:val="false"/>
+                <w:bCs w:val="false"/>
+                <w:i w:val="false"/>
+                <w:iCs w:val="false"/>
+                <w:color w:val="000000"/>
+                <w:sz w:val="18"/>
+                <w:szCs w:val="18"/>
+              </w:rPr>
+              <w:t xml:space="preserve"/>
+            </w:r>
+          </w:p>
+          <w:p>
+            <w:pPr>
+              <w:spacing w:after="40" w:before="0"/>
+              <w:jc w:val="left"/>
+            </w:pPr>
+            <w:r>
+              <w:rPr>
+                <w:rFonts w:ascii="Arial" w:cs="Arial" w:eastAsia="Arial" w:hAnsi="Arial"/>
+                <w:b w:val="false"/>
+                <w:bCs w:val="false"/>
+                <w:i w:val="false"/>
+                <w:iCs w:val="false"/>
+                <w:color w:val="000000"/>
+                <w:sz w:val="18"/>
+                <w:szCs w:val="18"/>
+              </w:rPr>
+              <w:t xml:space="preserve">KICD KEY INQUIRY QUESTIONS:</w:t>
+            </w:r>
+          </w:p>
+          <w:p>
+            <w:pPr>
+              <w:spacing w:after="40" w:before="0"/>
+              <w:jc w:val="left"/>
+            </w:pPr>
+            <w:r>
+              <w:rPr>
+                <w:rFonts w:ascii="Arial" w:cs="Arial" w:eastAsia="Arial" w:hAnsi="Arial"/>
+                <w:b w:val="false"/>
+                <w:bCs w:val="false"/>
+                <w:i w:val="false"/>
+                <w:iCs w:val="false"/>
+                <w:color w:val="000000"/>
+                <w:sz w:val="18"/>
+                <w:szCs w:val="18"/>
+              </w:rPr>
+              <w:t xml:space="preserve">1. What makes some atomic nuclei stable while others are unstable and undergo radioactive decay?</w:t>
+            </w:r>
+          </w:p>
+          <w:p>
+            <w:pPr>
+              <w:spacing w:after="40" w:before="0"/>
+              <w:jc w:val="left"/>
+            </w:pPr>
+            <w:r>
+              <w:rPr>
+                <w:rFonts w:ascii="Arial" w:cs="Arial" w:eastAsia="Arial" w:hAnsi="Arial"/>
+                <w:b w:val="false"/>
+                <w:bCs w:val="false"/>
+                <w:i w:val="false"/>
+                <w:iCs w:val="false"/>
+                <w:color w:val="000000"/>
+                <w:sz w:val="18"/>
+                <w:szCs w:val="18"/>
+              </w:rPr>
+              <w:t xml:space="preserve">2. How does knowledge of radioactivity help us solve problems in medicine, agriculture, energy, and environmental monitoring in Kenya?</w:t>
+            </w:r>
+          </w:p>
+        </w:tc>
+      </w:tr>
+      <w:tr>
+        <w:tc>
+          <w:tcPr>
+            <w:tcW w:type="dxa" w:w="3000"/>
+            <w:shd w:fill="EAD1F5" w:color="auto" w:val="clear"/>
+            <w:tcMar>
+              <w:top w:type="dxa" w:w="60"/>
+              <w:left w:type="dxa" w:w="120"/>
+              <w:bottom w:type="dxa" w:w="60"/>
+              <w:right w:type="dxa" w:w="120"/>
+            </w:tcMar>
+            <w:vAlign w:val="top"/>
+          </w:tcPr>
+          <w:p>
+            <w:pPr>
+              <w:spacing w:after="40" w:before="0"/>
+              <w:jc w:val="left"/>
+            </w:pPr>
+            <w:r>
+              <w:rPr>
+                <w:rFonts w:ascii="Arial" w:cs="Arial" w:eastAsia="Arial" w:hAnsi="Arial"/>
+                <w:b/>
+                <w:bCs/>
+                <w:i w:val="false"/>
+                <w:iCs w:val="false"/>
+                <w:color w:val="000000"/>
+                <w:sz w:val="18"/>
+                <w:szCs w:val="18"/>
+              </w:rPr>
+              <w:t xml:space="preserve">Anchoring Phenomenon</w:t>
+            </w:r>
+          </w:p>
+        </w:tc>
+        <w:tc>
+          <w:tcPr>
+            <w:tcW w:type="dxa" w:w="10680"/>
+            <w:shd w:fill="FFFFFF" w:color="auto" w:val="clear"/>
+            <w:tcMar>
+              <w:top w:type="dxa" w:w="60"/>
+              <w:left w:type="dxa" w:w="120"/>
+              <w:bottom w:type="dxa" w:w="60"/>
+              <w:right w:type="dxa" w:w="120"/>
+            </w:tcMar>
+            <w:vAlign w:val="top"/>
+          </w:tcPr>
+          <w:p>
+            <w:pPr>
+              <w:spacing w:after="40" w:before="0"/>
+              <w:jc w:val="left"/>
+            </w:pPr>
+            <w:r>
+              <w:rPr>
+                <w:rFonts w:ascii="Arial" w:cs="Arial" w:eastAsia="Arial" w:hAnsi="Arial"/>
+                <w:b w:val="false"/>
+                <w:bCs w:val="false"/>
+                <w:i w:val="false"/>
+                <w:iCs w:val="false"/>
+                <w:color w:val="000000"/>
+                <w:sz w:val="18"/>
+                <w:szCs w:val="18"/>
+              </w:rPr>
+              <w:t xml:space="preserve">ANCHORING PHENOMENON — "The Invisible Killer in the Rock":</w:t>
+            </w:r>
+          </w:p>
+          <w:p>
+            <w:pPr>
+              <w:spacing w:after="40" w:before="0"/>
+              <w:jc w:val="left"/>
+            </w:pPr>
+            <w:r>
+              <w:rPr>
+                <w:rFonts w:ascii="Arial" w:cs="Arial" w:eastAsia="Arial" w:hAnsi="Arial"/>
+                <w:b w:val="false"/>
+                <w:bCs w:val="false"/>
+                <w:i w:val="false"/>
+                <w:iCs w:val="false"/>
+                <w:color w:val="000000"/>
+                <w:sz w:val="18"/>
+                <w:szCs w:val="18"/>
+              </w:rPr>
+              <w:t xml:space="preserve"/>
+            </w:r>
+          </w:p>
+          <w:p>
+            <w:pPr>
+              <w:spacing w:after="40" w:before="0"/>
+              <w:jc w:val="left"/>
+            </w:pPr>
+            <w:r>
+              <w:rPr>
+                <w:rFonts w:ascii="Arial" w:cs="Arial" w:eastAsia="Arial" w:hAnsi="Arial"/>
+                <w:b w:val="false"/>
+                <w:bCs w:val="false"/>
+                <w:i w:val="false"/>
+                <w:iCs w:val="false"/>
+                <w:color w:val="000000"/>
+                <w:sz w:val="18"/>
+                <w:szCs w:val="18"/>
+              </w:rPr>
+              <w:t xml:space="preserve">A sample of pitchblende ore (uranium ore) is placed near a photographic film in complete darkness. When the film is developed, it shows a clear exposure — something invisible has passed through the dark container and affected the film. No light, no heat, no sound. Yet the rock has left its mark.</w:t>
+            </w:r>
+          </w:p>
+          <w:p>
+            <w:pPr>
+              <w:spacing w:after="40" w:before="0"/>
+              <w:jc w:val="left"/>
+            </w:pPr>
+            <w:r>
+              <w:rPr>
+                <w:rFonts w:ascii="Arial" w:cs="Arial" w:eastAsia="Arial" w:hAnsi="Arial"/>
+                <w:b w:val="false"/>
+                <w:bCs w:val="false"/>
+                <w:i w:val="false"/>
+                <w:iCs w:val="false"/>
+                <w:color w:val="000000"/>
+                <w:sz w:val="18"/>
+                <w:szCs w:val="18"/>
+              </w:rPr>
+              <w:t xml:space="preserve"/>
+            </w:r>
+          </w:p>
+          <w:p>
+            <w:pPr>
+              <w:spacing w:after="40" w:before="0"/>
+              <w:jc w:val="left"/>
+            </w:pPr>
+            <w:r>
+              <w:rPr>
+                <w:rFonts w:ascii="Arial" w:cs="Arial" w:eastAsia="Arial" w:hAnsi="Arial"/>
+                <w:b w:val="false"/>
+                <w:bCs w:val="false"/>
+                <w:i w:val="false"/>
+                <w:iCs w:val="false"/>
+                <w:color w:val="000000"/>
+                <w:sz w:val="18"/>
+                <w:szCs w:val="18"/>
+              </w:rPr>
+              <w:t xml:space="preserve">This is puzzling: rocks are assumed to be inert, stable objects. Why would a rock spontaneously release invisible energy? Where does that energy come from? Why do only some rocks do this? And why does it never seem to stop — the rock keeps emitting radiation day after day without any external energy input?</w:t>
+            </w:r>
+          </w:p>
+          <w:p>
+            <w:pPr>
+              <w:spacing w:after="40" w:before="0"/>
+              <w:jc w:val="left"/>
+            </w:pPr>
+            <w:r>
+              <w:rPr>
+                <w:rFonts w:ascii="Arial" w:cs="Arial" w:eastAsia="Arial" w:hAnsi="Arial"/>
+                <w:b w:val="false"/>
+                <w:bCs w:val="false"/>
+                <w:i w:val="false"/>
+                <w:iCs w:val="false"/>
+                <w:color w:val="000000"/>
+                <w:sz w:val="18"/>
+                <w:szCs w:val="18"/>
+              </w:rPr>
+              <w:t xml:space="preserve"/>
+            </w:r>
+          </w:p>
+          <w:p>
+            <w:pPr>
+              <w:spacing w:after="40" w:before="0"/>
+              <w:jc w:val="left"/>
+            </w:pPr>
+            <w:r>
+              <w:rPr>
+                <w:rFonts w:ascii="Arial" w:cs="Arial" w:eastAsia="Arial" w:hAnsi="Arial"/>
+                <w:b w:val="false"/>
+                <w:bCs w:val="false"/>
+                <w:i w:val="false"/>
+                <w:iCs w:val="false"/>
+                <w:color w:val="000000"/>
+                <w:sz w:val="18"/>
+                <w:szCs w:val="18"/>
+              </w:rPr>
+              <w:t xml:space="preserve">Learners then discover that uranium ore contains atoms whose nuclei are unstable — their neutron-to-proton ratios fall outside the "belt of stability" — and that these nuclei spontaneously reorganise themselves by ejecting particles or energy (α, β, γ radiation) in an effort to reach a more stable configuration. The anchoring phenomenon threads through every lesson: each new concept (isotopes, decay types, detection, half-life, nuclear equations, fission/fusion, applications) is explicitly connected back to explaining what is happening inside that rock, at the nuclear level, and why it matters for Kenya and the world.</w:t>
+            </w:r>
+          </w:p>
+        </w:tc>
+      </w:tr>
+      <w:tr>
+        <w:tc>
+          <w:tcPr>
+            <w:tcW w:type="dxa" w:w="3000"/>
+            <w:shd w:fill="D9EEF1" w:color="auto" w:val="clear"/>
+            <w:tcMar>
+              <w:top w:type="dxa" w:w="60"/>
+              <w:left w:type="dxa" w:w="120"/>
+              <w:bottom w:type="dxa" w:w="60"/>
+              <w:right w:type="dxa" w:w="120"/>
+            </w:tcMar>
+            <w:vAlign w:val="top"/>
+          </w:tcPr>
+          <w:p>
+            <w:pPr>
+              <w:spacing w:after="40" w:before="0"/>
+              <w:jc w:val="left"/>
+            </w:pPr>
+            <w:r>
+              <w:rPr>
+                <w:rFonts w:ascii="Arial" w:cs="Arial" w:eastAsia="Arial" w:hAnsi="Arial"/>
+                <w:b/>
+                <w:bCs/>
+                <w:i w:val="false"/>
+                <w:iCs w:val="false"/>
+                <w:color w:val="000000"/>
+                <w:sz w:val="18"/>
+                <w:szCs w:val="18"/>
+              </w:rPr>
+              <w:t xml:space="preserve">Storyline Thread</w:t>
+            </w:r>
+          </w:p>
+        </w:tc>
+        <w:tc>
+          <w:tcPr>
+            <w:tcW w:type="dxa" w:w="10680"/>
+            <w:shd w:fill="FFFFFF" w:color="auto" w:val="clear"/>
+            <w:tcMar>
+              <w:top w:type="dxa" w:w="60"/>
+              <w:left w:type="dxa" w:w="120"/>
+              <w:bottom w:type="dxa" w:w="60"/>
+              <w:right w:type="dxa" w:w="120"/>
+            </w:tcMar>
+            <w:vAlign w:val="top"/>
+          </w:tcPr>
+          <w:p>
+            <w:pPr>
+              <w:spacing w:after="40" w:before="0"/>
+              <w:jc w:val="left"/>
+            </w:pPr>
+            <w:r>
+              <w:rPr>
+                <w:rFonts w:ascii="Arial" w:cs="Arial" w:eastAsia="Arial" w:hAnsi="Arial"/>
+                <w:b w:val="false"/>
+                <w:bCs w:val="false"/>
+                <w:i w:val="false"/>
+                <w:iCs w:val="false"/>
+                <w:color w:val="000000"/>
+                <w:sz w:val="18"/>
+                <w:szCs w:val="18"/>
+              </w:rPr>
+              <w:t xml:space="preserve">Lesson 1 — Terminologies, Nuclear Structure &amp; Isotopes: Learners are confronted with the anchoring phenomenon (pitchblende film exposure). They predict what could cause it, then investigate the structure of the nucleus, define key terms (nucleon, nuclide, isotope, radioactivity), and examine why Carbon-14 and Carbon-12 — chemically identical — behave so differently. Groups construct N vs Z plots and are introduced to the belt of stability. The Driving Question Board (DQB) is opened and initial questions are posted.</w:t>
+            </w:r>
+          </w:p>
+          <w:p>
+            <w:pPr>
+              <w:spacing w:after="40" w:before="0"/>
+              <w:jc w:val="left"/>
+            </w:pPr>
+            <w:r>
+              <w:rPr>
+                <w:rFonts w:ascii="Arial" w:cs="Arial" w:eastAsia="Arial" w:hAnsi="Arial"/>
+                <w:b w:val="false"/>
+                <w:bCs w:val="false"/>
+                <w:i w:val="false"/>
+                <w:iCs w:val="false"/>
+                <w:color w:val="000000"/>
+                <w:sz w:val="18"/>
+                <w:szCs w:val="18"/>
+              </w:rPr>
+              <w:t xml:space="preserve"/>
+            </w:r>
+          </w:p>
+          <w:p>
+            <w:pPr>
+              <w:spacing w:after="40" w:before="0"/>
+              <w:jc w:val="left"/>
+            </w:pPr>
+            <w:r>
+              <w:rPr>
+                <w:rFonts w:ascii="Arial" w:cs="Arial" w:eastAsia="Arial" w:hAnsi="Arial"/>
+                <w:b w:val="false"/>
+                <w:bCs w:val="false"/>
+                <w:i w:val="false"/>
+                <w:iCs w:val="false"/>
+                <w:color w:val="000000"/>
+                <w:sz w:val="18"/>
+                <w:szCs w:val="18"/>
+              </w:rPr>
+              <w:t xml:space="preserve">Lesson 2 — Types of Radiation (α, β, γ): Learners design a predict-observe-explain activity comparing the penetrating power of the three radiation types using paper, aluminium, and lead analogues (diagrams/simulation). They tabulate properties (charge, mass, speed, ionising ability, penetration) and connect each type back to which unstable nuclei emit it. Groups update their N vs Z stability model with decay arrows showing how α and β emissions shift a nucleus toward the belt of stability.</w:t>
+            </w:r>
+          </w:p>
+          <w:p>
+            <w:pPr>
+              <w:spacing w:after="40" w:before="0"/>
+              <w:jc w:val="left"/>
+            </w:pPr>
+            <w:r>
+              <w:rPr>
+                <w:rFonts w:ascii="Arial" w:cs="Arial" w:eastAsia="Arial" w:hAnsi="Arial"/>
+                <w:b w:val="false"/>
+                <w:bCs w:val="false"/>
+                <w:i w:val="false"/>
+                <w:iCs w:val="false"/>
+                <w:color w:val="000000"/>
+                <w:sz w:val="18"/>
+                <w:szCs w:val="18"/>
+              </w:rPr>
+              <w:t xml:space="preserve"/>
+            </w:r>
+          </w:p>
+          <w:p>
+            <w:pPr>
+              <w:spacing w:after="40" w:before="0"/>
+              <w:jc w:val="left"/>
+            </w:pPr>
+            <w:r>
+              <w:rPr>
+                <w:rFonts w:ascii="Arial" w:cs="Arial" w:eastAsia="Arial" w:hAnsi="Arial"/>
+                <w:b w:val="false"/>
+                <w:bCs w:val="false"/>
+                <w:i w:val="false"/>
+                <w:iCs w:val="false"/>
+                <w:color w:val="000000"/>
+                <w:sz w:val="18"/>
+                <w:szCs w:val="18"/>
+              </w:rPr>
+              <w:t xml:space="preserve">Lesson 3 — Detection of Radiation: Learners observe a virtual Geiger-Müller counter (PhET / YouTube) and a cloud chamber simulation, explaining the working principle of each. They investigate background radiation and discuss how detection devices are used in Kenyan hospitals (KNH radiography) and environmental monitoring (KNRA). Learners revise their DQB — adding answers and new questions about measurement and safety.</w:t>
+            </w:r>
+          </w:p>
+          <w:p>
+            <w:pPr>
+              <w:spacing w:after="40" w:before="0"/>
+              <w:jc w:val="left"/>
+            </w:pPr>
+            <w:r>
+              <w:rPr>
+                <w:rFonts w:ascii="Arial" w:cs="Arial" w:eastAsia="Arial" w:hAnsi="Arial"/>
+                <w:b w:val="false"/>
+                <w:bCs w:val="false"/>
+                <w:i w:val="false"/>
+                <w:iCs w:val="false"/>
+                <w:color w:val="000000"/>
+                <w:sz w:val="18"/>
+                <w:szCs w:val="18"/>
+              </w:rPr>
+              <w:t xml:space="preserve"/>
+            </w:r>
+          </w:p>
+          <w:p>
+            <w:pPr>
+              <w:spacing w:after="40" w:before="0"/>
+              <w:jc w:val="left"/>
+            </w:pPr>
+            <w:r>
+              <w:rPr>
+                <w:rFonts w:ascii="Arial" w:cs="Arial" w:eastAsia="Arial" w:hAnsi="Arial"/>
+                <w:b w:val="false"/>
+                <w:bCs w:val="false"/>
+                <w:i w:val="false"/>
+                <w:iCs w:val="false"/>
+                <w:color w:val="000000"/>
+                <w:sz w:val="18"/>
+                <w:szCs w:val="18"/>
+              </w:rPr>
+              <w:t xml:space="preserve">Lesson 4 — Half-Life and Decay Curves: Learners simulate radioactive decay using 100 six-sided dice (or the PhET "Nuclear Decay" simulation), rolling and removing "decayed" dice each round, plotting a decay curve. They extract the half-life graphically, apply the equation N = N₀(½)^n to solve problems, and connect half-life to carbon dating at Olorgesailie and Iodine-131 dosing at KNH. Decay curves are added to cumulative models.</w:t>
+            </w:r>
+          </w:p>
+          <w:p>
+            <w:pPr>
+              <w:spacing w:after="40" w:before="0"/>
+              <w:jc w:val="left"/>
+            </w:pPr>
+            <w:r>
+              <w:rPr>
+                <w:rFonts w:ascii="Arial" w:cs="Arial" w:eastAsia="Arial" w:hAnsi="Arial"/>
+                <w:b w:val="false"/>
+                <w:bCs w:val="false"/>
+                <w:i w:val="false"/>
+                <w:iCs w:val="false"/>
+                <w:color w:val="000000"/>
+                <w:sz w:val="18"/>
+                <w:szCs w:val="18"/>
+              </w:rPr>
+              <w:t xml:space="preserve"/>
+            </w:r>
+          </w:p>
+          <w:p>
+            <w:pPr>
+              <w:spacing w:after="40" w:before="0"/>
+              <w:jc w:val="left"/>
+            </w:pPr>
+            <w:r>
+              <w:rPr>
+                <w:rFonts w:ascii="Arial" w:cs="Arial" w:eastAsia="Arial" w:hAnsi="Arial"/>
+                <w:b w:val="false"/>
+                <w:bCs w:val="false"/>
+                <w:i w:val="false"/>
+                <w:iCs w:val="false"/>
+                <w:color w:val="000000"/>
+                <w:sz w:val="18"/>
+                <w:szCs w:val="18"/>
+              </w:rPr>
+              <w:t xml:space="preserve">Lesson 5 — Nuclear Equations: Learners write and balance nuclear equations for α-decay (e.g., Uranium-238 → Thorium-234), β-decay (e.g., Carbon-14 → Nitrogen-14), and γ-emission, using conservation of nucleon number and proton number. They verify how each decay shifts the daughter nucleus on the N vs Z plot toward the belt of stability, directly connecting equations back to the anchoring phenomenon and the stability model built in Lesson 1.</w:t>
+            </w:r>
+          </w:p>
+          <w:p>
+            <w:pPr>
+              <w:spacing w:after="40" w:before="0"/>
+              <w:jc w:val="left"/>
+            </w:pPr>
+            <w:r>
+              <w:rPr>
+                <w:rFonts w:ascii="Arial" w:cs="Arial" w:eastAsia="Arial" w:hAnsi="Arial"/>
+                <w:b w:val="false"/>
+                <w:bCs w:val="false"/>
+                <w:i w:val="false"/>
+                <w:iCs w:val="false"/>
+                <w:color w:val="000000"/>
+                <w:sz w:val="18"/>
+                <w:szCs w:val="18"/>
+              </w:rPr>
+              <w:t xml:space="preserve"/>
+            </w:r>
+          </w:p>
+          <w:p>
+            <w:pPr>
+              <w:spacing w:after="40" w:before="0"/>
+              <w:jc w:val="left"/>
+            </w:pPr>
+            <w:r>
+              <w:rPr>
+                <w:rFonts w:ascii="Arial" w:cs="Arial" w:eastAsia="Arial" w:hAnsi="Arial"/>
+                <w:b w:val="false"/>
+                <w:bCs w:val="false"/>
+                <w:i w:val="false"/>
+                <w:iCs w:val="false"/>
+                <w:color w:val="000000"/>
+                <w:sz w:val="18"/>
+                <w:szCs w:val="18"/>
+              </w:rPr>
+              <w:t xml:space="preserve">Lesson 6 — Nuclear Fission and Fusion: Learners use PhET "Nuclear Fission" simulation and a YouTube explainer to investigate how splitting a uranium nucleus (fission) or fusing hydrogen nuclei (fusion) releases enormous energy. They compare mass defect and binding energy conceptually, debate Kenya's nuclear energy prospects (KNEB context), and construct an evidence-based argument about whether Kenya should pursue nuclear power. The DQB is updated with new understanding about energy sources.</w:t>
+            </w:r>
+          </w:p>
+          <w:p>
+            <w:pPr>
+              <w:spacing w:after="40" w:before="0"/>
+              <w:jc w:val="left"/>
+            </w:pPr>
+            <w:r>
+              <w:rPr>
+                <w:rFonts w:ascii="Arial" w:cs="Arial" w:eastAsia="Arial" w:hAnsi="Arial"/>
+                <w:b w:val="false"/>
+                <w:bCs w:val="false"/>
+                <w:i w:val="false"/>
+                <w:iCs w:val="false"/>
+                <w:color w:val="000000"/>
+                <w:sz w:val="18"/>
+                <w:szCs w:val="18"/>
+              </w:rPr>
+              <w:t xml:space="preserve"/>
+            </w:r>
+          </w:p>
+          <w:p>
+            <w:pPr>
+              <w:spacing w:after="40" w:before="0"/>
+              <w:jc w:val="left"/>
+            </w:pPr>
+            <w:r>
+              <w:rPr>
+                <w:rFonts w:ascii="Arial" w:cs="Arial" w:eastAsia="Arial" w:hAnsi="Arial"/>
+                <w:b w:val="false"/>
+                <w:bCs w:val="false"/>
+                <w:i w:val="false"/>
+                <w:iCs w:val="false"/>
+                <w:color w:val="000000"/>
+                <w:sz w:val="18"/>
+                <w:szCs w:val="18"/>
+              </w:rPr>
+              <w:t xml:space="preserve">Lesson 7 — Applications, Safety, and Unit Review: Learners synthesise all prior lessons by exploring applications of radioactivity (radiotherapy at KNH, KALRO crop irradiation, industrial thickness gauging, carbon dating) and evaluating radiation safety measures (ALARA principle, shielding, distance, time). Groups present a final revised cumulative model — from the original puzzling rock phenomenon to a full nuclear physics explanatory framework. The DQB is formally closed, with all opening questions answered or flagged for further study. A structured review consolidates key concepts and learning outcomes.</w:t>
+            </w:r>
+          </w:p>
+        </w:tc>
+      </w:tr>
+      <w:tr>
+        <w:tc>
+          <w:tcPr>
+            <w:tcW w:type="dxa" w:w="3000"/>
+            <w:shd w:fill="EAD1F5" w:color="auto" w:val="clear"/>
+            <w:tcMar>
+              <w:top w:type="dxa" w:w="60"/>
+              <w:left w:type="dxa" w:w="120"/>
+              <w:bottom w:type="dxa" w:w="60"/>
+              <w:right w:type="dxa" w:w="120"/>
+            </w:tcMar>
+            <w:vAlign w:val="top"/>
+          </w:tcPr>
+          <w:p>
+            <w:pPr>
+              <w:spacing w:after="40" w:before="0"/>
+              <w:jc w:val="left"/>
+            </w:pPr>
+            <w:r>
+              <w:rPr>
+                <w:rFonts w:ascii="Arial" w:cs="Arial" w:eastAsia="Arial" w:hAnsi="Arial"/>
+                <w:b/>
+                <w:bCs/>
+                <w:i w:val="false"/>
+                <w:iCs w:val="false"/>
+                <w:color w:val="000000"/>
+                <w:sz w:val="18"/>
+                <w:szCs w:val="18"/>
+              </w:rPr>
+              <w:t xml:space="preserve">Supporting Phenomena</w:t>
+            </w:r>
+          </w:p>
+        </w:tc>
+        <w:tc>
+          <w:tcPr>
+            <w:tcW w:type="dxa" w:w="10680"/>
+            <w:shd w:fill="FFFFFF" w:color="auto" w:val="clear"/>
+            <w:tcMar>
+              <w:top w:type="dxa" w:w="60"/>
+              <w:left w:type="dxa" w:w="120"/>
+              <w:bottom w:type="dxa" w:w="60"/>
+              <w:right w:type="dxa" w:w="120"/>
+            </w:tcMar>
+            <w:vAlign w:val="top"/>
+          </w:tcPr>
+          <w:p>
+            <w:pPr>
+              <w:spacing w:after="30" w:before="0"/>
+              <w:ind w:left="360" w:hanging="180"/>
+              <w:jc w:val="left"/>
+            </w:pPr>
+            <w:r>
+              <w:rPr>
+                <w:rFonts w:ascii="Arial" w:cs="Arial" w:eastAsia="Arial" w:hAnsi="Arial"/>
+                <w:b w:val="false"/>
+                <w:bCs w:val="false"/>
+                <w:i w:val="false"/>
+                <w:iCs w:val="false"/>
+                <w:color w:val="000000"/>
+                <w:sz w:val="18"/>
+                <w:szCs w:val="18"/>
+              </w:rPr>
+              <w:t xml:space="preserve">–  Carbon-14 Dating of Ancient Kenyan Artefacts: Archaeologists at sites like Olorgesailie (Rift Valley) use carbon-14 dating to determine the age of ancient tools and bones. Learners explore: why does carbon-14 decay but carbon-12 remain stable? This supports understanding of isotopes and the belt of stability.</w:t>
+            </w:r>
+          </w:p>
+          <w:p>
+            <w:pPr>
+              <w:spacing w:after="30" w:before="0"/>
+              <w:ind w:left="360" w:hanging="180"/>
+              <w:jc w:val="left"/>
+            </w:pPr>
+            <w:r>
+              <w:rPr>
+                <w:rFonts w:ascii="Arial" w:cs="Arial" w:eastAsia="Arial" w:hAnsi="Arial"/>
+                <w:b w:val="false"/>
+                <w:bCs w:val="false"/>
+                <w:i w:val="false"/>
+                <w:iCs w:val="false"/>
+                <w:color w:val="000000"/>
+                <w:sz w:val="18"/>
+                <w:szCs w:val="18"/>
+              </w:rPr>
+              <w:t xml:space="preserve">–  Radiation Therapy at Kenyatta National Hospital: Cancer patients in Nairobi receive targeted gamma radiation to destroy tumour cells. Learners explore: how can the same radiation that damages DNA in a rock sample be used to save lives? This supports understanding of radiation properties and applications.</w:t>
+            </w:r>
+          </w:p>
+          <w:p>
+            <w:pPr>
+              <w:spacing w:after="30" w:before="0"/>
+              <w:ind w:left="360" w:hanging="180"/>
+              <w:jc w:val="left"/>
+            </w:pPr>
+            <w:r>
+              <w:rPr>
+                <w:rFonts w:ascii="Arial" w:cs="Arial" w:eastAsia="Arial" w:hAnsi="Arial"/>
+                <w:b w:val="false"/>
+                <w:bCs w:val="false"/>
+                <w:i w:val="false"/>
+                <w:iCs w:val="false"/>
+                <w:color w:val="000000"/>
+                <w:sz w:val="18"/>
+                <w:szCs w:val="18"/>
+              </w:rPr>
+              <w:t xml:space="preserve">–  The Half-Life of Iodine-131 in Thyroid Treatment: Doctors prescribe a specific dose of radioactive Iodine-131 knowing it will reduce to safe levels within weeks. Learners explore: how can doctors predict exactly when a substance will become safe? This supports understanding of half-life and decay curves.</w:t>
+            </w:r>
+          </w:p>
+          <w:p>
+            <w:pPr>
+              <w:spacing w:after="30" w:before="0"/>
+              <w:ind w:left="360" w:hanging="180"/>
+              <w:jc w:val="left"/>
+            </w:pPr>
+            <w:r>
+              <w:rPr>
+                <w:rFonts w:ascii="Arial" w:cs="Arial" w:eastAsia="Arial" w:hAnsi="Arial"/>
+                <w:b w:val="false"/>
+                <w:bCs w:val="false"/>
+                <w:i w:val="false"/>
+                <w:iCs w:val="false"/>
+                <w:color w:val="000000"/>
+                <w:sz w:val="18"/>
+                <w:szCs w:val="18"/>
+              </w:rPr>
+              <w:t xml:space="preserve">–  Kenya's Nuclear Energy Debate (KNEB): Kenya's government through the Kenya Nuclear Electricity Board has explored adding nuclear power to the national grid. Learners explore: how does splitting a uranium nucleus release enough energy to power Nairobi? This supports understanding of nuclear fission, energy release, and the societal dimensions of nuclear science.</w:t>
+            </w:r>
+          </w:p>
+        </w:tc>
+      </w:tr>
+    </w:tbl>
+    <w:p>
+      <w:pPr>
+        <w:spacing w:after="120"/>
+      </w:pPr>
+      <w:r>
+        <w:t xml:space="preserve"/>
       </w:r>
     </w:p>
     <w:p>
@@ -150,7 +2656,7 @@
         </w:rPr>
         <w:t xml:space="preserve">© 2026 SeaVuria and ARES. This work is licensed under a </w:t>
       </w:r>
-      <w:hyperlink w:history="1" r:id="rIdcrepqsanbx9hwcai4ma60">
+      <w:hyperlink w:history="1" r:id="rIdlnceqq4c2ikjsdramw3uj">
         <w:r>
           <w:rPr>
             <w:rFonts w:ascii="Arial" w:cs="Arial" w:eastAsia="Arial" w:hAnsi="Arial"/>
@@ -170,7 +2676,7 @@
         </w:rPr>
         <w:t xml:space="preserve"> (</w:t>
       </w:r>
-      <w:hyperlink w:history="1" r:id="rId2hokhrhgcko9r3lpxtft6">
+      <w:hyperlink w:history="1" r:id="rIddrkwp_hippz9v0cxt4szb">
         <w:r>
           <w:rPr>
             <w:rFonts w:ascii="Arial" w:cs="Arial" w:eastAsia="Arial" w:hAnsi="Arial"/>
@@ -190,7 +2696,7 @@
         </w:rPr>
         <w:t xml:space="preserve">). To view a copy of this license, visit </w:t>
       </w:r>
-      <w:hyperlink w:history="1" r:id="rIdgykmumhtx_fbeiasxenh6">
+      <w:hyperlink w:history="1" r:id="rIds5-f1_zcelvmjxytpsunl">
         <w:r>
           <w:rPr>
             <w:rFonts w:ascii="Arial" w:cs="Arial" w:eastAsia="Arial" w:hAnsi="Arial"/>
@@ -209,2512 +2715,6 @@
           <w:szCs w:val="17"/>
         </w:rPr>
         <w:t xml:space="preserve">. You are free to copy, redistribute, and adapt this material in any medium or format, provided appropriate credit is given and the material is not used for commercial purposes. KICD learning outcomes and curriculum designations reproduced here for alignment purposes remain the property of KICD and are not covered by this license. Linked external resources (e.g. CK-12, Khan Academy, PhET) are subject to their own licenses.</w:t>
-      </w:r>
-    </w:p>
-    <w:p>
-      <w:pPr>
-        <w:spacing w:after="120"/>
-      </w:pPr>
-      <w:r>
-        <w:t xml:space="preserve"/>
-      </w:r>
-    </w:p>
-    <w:tbl>
-      <w:tblPr>
-        <w:tblW w:type="dxa" w:w="13680"/>
-        <w:tblBorders>
-          <w:top w:val="single" w:color="AAAAAA" w:sz="4"/>
-          <w:left w:val="single" w:color="AAAAAA" w:sz="4"/>
-          <w:bottom w:val="single" w:color="AAAAAA" w:sz="4"/>
-          <w:right w:val="single" w:color="AAAAAA" w:sz="4"/>
-          <w:insideH w:val="single" w:color="auto" w:sz="4"/>
-          <w:insideV w:val="single" w:color="auto" w:sz="4"/>
-        </w:tblBorders>
-        <w:tblLayout w:type="fixed"/>
-      </w:tblPr>
-      <w:tblGrid>
-        <w:gridCol w:w="3000"/>
-        <w:gridCol w:w="10680"/>
-      </w:tblGrid>
-      <w:tr>
-        <w:tc>
-          <w:tcPr>
-            <w:tcW w:type="dxa" w:w="13680"/>
-            <w:gridSpan w:val="2"/>
-            <w:shd w:fill="1F3864" w:color="auto" w:val="clear"/>
-            <w:tcMar>
-              <w:top w:type="dxa" w:w="60"/>
-              <w:left w:type="dxa" w:w="120"/>
-              <w:bottom w:type="dxa" w:w="60"/>
-              <w:right w:type="dxa" w:w="120"/>
-            </w:tcMar>
-            <w:vAlign w:val="top"/>
-          </w:tcPr>
-          <w:p>
-            <w:pPr>
-              <w:spacing w:after="40" w:before="0"/>
-              <w:jc w:val="center"/>
-            </w:pPr>
-            <w:r>
-              <w:rPr>
-                <w:rFonts w:ascii="Arial" w:cs="Arial" w:eastAsia="Arial" w:hAnsi="Arial"/>
-                <w:b/>
-                <w:bCs/>
-                <w:i w:val="false"/>
-                <w:iCs w:val="false"/>
-                <w:color w:val="FFFFFF"/>
-                <w:sz w:val="22"/>
-                <w:szCs w:val="22"/>
-              </w:rPr>
-              <w:t xml:space="preserve">SUB-STRAND OVERVIEW</w:t>
-            </w:r>
-          </w:p>
-        </w:tc>
-      </w:tr>
-      <w:tr>
-        <w:tc>
-          <w:tcPr>
-            <w:tcW w:type="dxa" w:w="3000"/>
-            <w:shd w:fill="D5E8F0" w:color="auto" w:val="clear"/>
-            <w:tcMar>
-              <w:top w:type="dxa" w:w="60"/>
-              <w:left w:type="dxa" w:w="120"/>
-              <w:bottom w:type="dxa" w:w="60"/>
-              <w:right w:type="dxa" w:w="120"/>
-            </w:tcMar>
-            <w:vAlign w:val="top"/>
-          </w:tcPr>
-          <w:p>
-            <w:pPr>
-              <w:spacing w:after="40" w:before="0"/>
-              <w:jc w:val="left"/>
-            </w:pPr>
-            <w:r>
-              <w:rPr>
-                <w:rFonts w:ascii="Arial" w:cs="Arial" w:eastAsia="Arial" w:hAnsi="Arial"/>
-                <w:b/>
-                <w:bCs/>
-                <w:i w:val="false"/>
-                <w:iCs w:val="false"/>
-                <w:color w:val="000000"/>
-                <w:sz w:val="18"/>
-                <w:szCs w:val="18"/>
-              </w:rPr>
-              <w:t xml:space="preserve">Grade Level</w:t>
-            </w:r>
-          </w:p>
-        </w:tc>
-        <w:tc>
-          <w:tcPr>
-            <w:tcW w:type="dxa" w:w="10680"/>
-            <w:shd w:fill="FFFFFF" w:color="auto" w:val="clear"/>
-            <w:tcMar>
-              <w:top w:type="dxa" w:w="60"/>
-              <w:left w:type="dxa" w:w="120"/>
-              <w:bottom w:type="dxa" w:w="60"/>
-              <w:right w:type="dxa" w:w="120"/>
-            </w:tcMar>
-            <w:vAlign w:val="top"/>
-          </w:tcPr>
-          <w:p>
-            <w:pPr>
-              <w:spacing w:after="40" w:before="0"/>
-              <w:jc w:val="left"/>
-            </w:pPr>
-            <w:r>
-              <w:rPr>
-                <w:rFonts w:ascii="Arial" w:cs="Arial" w:eastAsia="Arial" w:hAnsi="Arial"/>
-                <w:b w:val="false"/>
-                <w:bCs w:val="false"/>
-                <w:i w:val="false"/>
-                <w:iCs w:val="false"/>
-                <w:color w:val="000000"/>
-                <w:sz w:val="18"/>
-                <w:szCs w:val="18"/>
-              </w:rPr>
-              <w:t xml:space="preserve">10</w:t>
-            </w:r>
-          </w:p>
-        </w:tc>
-      </w:tr>
-      <w:tr>
-        <w:tc>
-          <w:tcPr>
-            <w:tcW w:type="dxa" w:w="3000"/>
-            <w:shd w:fill="D5E8F0" w:color="auto" w:val="clear"/>
-            <w:tcMar>
-              <w:top w:type="dxa" w:w="60"/>
-              <w:left w:type="dxa" w:w="120"/>
-              <w:bottom w:type="dxa" w:w="60"/>
-              <w:right w:type="dxa" w:w="120"/>
-            </w:tcMar>
-            <w:vAlign w:val="top"/>
-          </w:tcPr>
-          <w:p>
-            <w:pPr>
-              <w:spacing w:after="40" w:before="0"/>
-              <w:jc w:val="left"/>
-            </w:pPr>
-            <w:r>
-              <w:rPr>
-                <w:rFonts w:ascii="Arial" w:cs="Arial" w:eastAsia="Arial" w:hAnsi="Arial"/>
-                <w:b/>
-                <w:bCs/>
-                <w:i w:val="false"/>
-                <w:iCs w:val="false"/>
-                <w:color w:val="000000"/>
-                <w:sz w:val="18"/>
-                <w:szCs w:val="18"/>
-              </w:rPr>
-              <w:t xml:space="preserve">Subject</w:t>
-            </w:r>
-          </w:p>
-        </w:tc>
-        <w:tc>
-          <w:tcPr>
-            <w:tcW w:type="dxa" w:w="10680"/>
-            <w:shd w:fill="FFFFFF" w:color="auto" w:val="clear"/>
-            <w:tcMar>
-              <w:top w:type="dxa" w:w="60"/>
-              <w:left w:type="dxa" w:w="120"/>
-              <w:bottom w:type="dxa" w:w="60"/>
-              <w:right w:type="dxa" w:w="120"/>
-            </w:tcMar>
-            <w:vAlign w:val="top"/>
-          </w:tcPr>
-          <w:p>
-            <w:pPr>
-              <w:spacing w:after="40" w:before="0"/>
-              <w:jc w:val="left"/>
-            </w:pPr>
-            <w:r>
-              <w:rPr>
-                <w:rFonts w:ascii="Arial" w:cs="Arial" w:eastAsia="Arial" w:hAnsi="Arial"/>
-                <w:b w:val="false"/>
-                <w:bCs w:val="false"/>
-                <w:i w:val="false"/>
-                <w:iCs w:val="false"/>
-                <w:color w:val="000000"/>
-                <w:sz w:val="18"/>
-                <w:szCs w:val="18"/>
-              </w:rPr>
-              <w:t xml:space="preserve">Physics</w:t>
-            </w:r>
-          </w:p>
-        </w:tc>
-      </w:tr>
-      <w:tr>
-        <w:tc>
-          <w:tcPr>
-            <w:tcW w:type="dxa" w:w="3000"/>
-            <w:shd w:fill="D5E8F0" w:color="auto" w:val="clear"/>
-            <w:tcMar>
-              <w:top w:type="dxa" w:w="60"/>
-              <w:left w:type="dxa" w:w="120"/>
-              <w:bottom w:type="dxa" w:w="60"/>
-              <w:right w:type="dxa" w:w="120"/>
-            </w:tcMar>
-            <w:vAlign w:val="top"/>
-          </w:tcPr>
-          <w:p>
-            <w:pPr>
-              <w:spacing w:after="40" w:before="0"/>
-              <w:jc w:val="left"/>
-            </w:pPr>
-            <w:r>
-              <w:rPr>
-                <w:rFonts w:ascii="Arial" w:cs="Arial" w:eastAsia="Arial" w:hAnsi="Arial"/>
-                <w:b/>
-                <w:bCs/>
-                <w:i w:val="false"/>
-                <w:iCs w:val="false"/>
-                <w:color w:val="000000"/>
-                <w:sz w:val="18"/>
-                <w:szCs w:val="18"/>
-              </w:rPr>
-              <w:t xml:space="preserve">Strand</w:t>
-            </w:r>
-          </w:p>
-        </w:tc>
-        <w:tc>
-          <w:tcPr>
-            <w:tcW w:type="dxa" w:w="10680"/>
-            <w:shd w:fill="FFFFFF" w:color="auto" w:val="clear"/>
-            <w:tcMar>
-              <w:top w:type="dxa" w:w="60"/>
-              <w:left w:type="dxa" w:w="120"/>
-              <w:bottom w:type="dxa" w:w="60"/>
-              <w:right w:type="dxa" w:w="120"/>
-            </w:tcMar>
-            <w:vAlign w:val="top"/>
-          </w:tcPr>
-          <w:p>
-            <w:pPr>
-              <w:spacing w:after="40" w:before="0"/>
-              <w:jc w:val="left"/>
-            </w:pPr>
-            <w:r>
-              <w:rPr>
-                <w:rFonts w:ascii="Arial" w:cs="Arial" w:eastAsia="Arial" w:hAnsi="Arial"/>
-                <w:b w:val="false"/>
-                <w:bCs w:val="false"/>
-                <w:i w:val="false"/>
-                <w:iCs w:val="false"/>
-                <w:color w:val="000000"/>
-                <w:sz w:val="18"/>
-                <w:szCs w:val="18"/>
-              </w:rPr>
-              <w:t xml:space="preserve">Strand 3.0: Electricity and Magnetism</w:t>
-            </w:r>
-          </w:p>
-        </w:tc>
-      </w:tr>
-      <w:tr>
-        <w:tc>
-          <w:tcPr>
-            <w:tcW w:type="dxa" w:w="3000"/>
-            <w:shd w:fill="D5E8F0" w:color="auto" w:val="clear"/>
-            <w:tcMar>
-              <w:top w:type="dxa" w:w="60"/>
-              <w:left w:type="dxa" w:w="120"/>
-              <w:bottom w:type="dxa" w:w="60"/>
-              <w:right w:type="dxa" w:w="120"/>
-            </w:tcMar>
-            <w:vAlign w:val="top"/>
-          </w:tcPr>
-          <w:p>
-            <w:pPr>
-              <w:spacing w:after="40" w:before="0"/>
-              <w:jc w:val="left"/>
-            </w:pPr>
-            <w:r>
-              <w:rPr>
-                <w:rFonts w:ascii="Arial" w:cs="Arial" w:eastAsia="Arial" w:hAnsi="Arial"/>
-                <w:b/>
-                <w:bCs/>
-                <w:i w:val="false"/>
-                <w:iCs w:val="false"/>
-                <w:color w:val="000000"/>
-                <w:sz w:val="18"/>
-                <w:szCs w:val="18"/>
-              </w:rPr>
-              <w:t xml:space="preserve">Sub-Strand</w:t>
-            </w:r>
-          </w:p>
-        </w:tc>
-        <w:tc>
-          <w:tcPr>
-            <w:tcW w:type="dxa" w:w="10680"/>
-            <w:shd w:fill="FFFFFF" w:color="auto" w:val="clear"/>
-            <w:tcMar>
-              <w:top w:type="dxa" w:w="60"/>
-              <w:left w:type="dxa" w:w="120"/>
-              <w:bottom w:type="dxa" w:w="60"/>
-              <w:right w:type="dxa" w:w="120"/>
-            </w:tcMar>
-            <w:vAlign w:val="top"/>
-          </w:tcPr>
-          <w:p>
-            <w:pPr>
-              <w:spacing w:after="40" w:before="0"/>
-              <w:jc w:val="left"/>
-            </w:pPr>
-            <w:r>
-              <w:rPr>
-                <w:rFonts w:ascii="Arial" w:cs="Arial" w:eastAsia="Arial" w:hAnsi="Arial"/>
-                <w:b w:val="false"/>
-                <w:bCs w:val="false"/>
-                <w:i w:val="false"/>
-                <w:iCs w:val="false"/>
-                <w:color w:val="000000"/>
-                <w:sz w:val="18"/>
-                <w:szCs w:val="18"/>
-              </w:rPr>
-              <w:t xml:space="preserve">Sub-Strand 3.1: Radioactivity and Stability of Isotopes</w:t>
-            </w:r>
-          </w:p>
-        </w:tc>
-      </w:tr>
-      <w:tr>
-        <w:tc>
-          <w:tcPr>
-            <w:tcW w:type="dxa" w:w="3000"/>
-            <w:shd w:fill="D5E8F0" w:color="auto" w:val="clear"/>
-            <w:tcMar>
-              <w:top w:type="dxa" w:w="60"/>
-              <w:left w:type="dxa" w:w="120"/>
-              <w:bottom w:type="dxa" w:w="60"/>
-              <w:right w:type="dxa" w:w="120"/>
-            </w:tcMar>
-            <w:vAlign w:val="top"/>
-          </w:tcPr>
-          <w:p>
-            <w:pPr>
-              <w:spacing w:after="40" w:before="0"/>
-              <w:jc w:val="left"/>
-            </w:pPr>
-            <w:r>
-              <w:rPr>
-                <w:rFonts w:ascii="Arial" w:cs="Arial" w:eastAsia="Arial" w:hAnsi="Arial"/>
-                <w:b/>
-                <w:bCs/>
-                <w:i w:val="false"/>
-                <w:iCs w:val="false"/>
-                <w:color w:val="000000"/>
-                <w:sz w:val="18"/>
-                <w:szCs w:val="18"/>
-              </w:rPr>
-              <w:t xml:space="preserve">Total Duration</w:t>
-            </w:r>
-          </w:p>
-        </w:tc>
-        <w:tc>
-          <w:tcPr>
-            <w:tcW w:type="dxa" w:w="10680"/>
-            <w:shd w:fill="FFFFFF" w:color="auto" w:val="clear"/>
-            <w:tcMar>
-              <w:top w:type="dxa" w:w="60"/>
-              <w:left w:type="dxa" w:w="120"/>
-              <w:bottom w:type="dxa" w:w="60"/>
-              <w:right w:type="dxa" w:w="120"/>
-            </w:tcMar>
-            <w:vAlign w:val="top"/>
-          </w:tcPr>
-          <w:p>
-            <w:pPr>
-              <w:spacing w:after="40" w:before="0"/>
-              <w:jc w:val="left"/>
-            </w:pPr>
-            <w:r>
-              <w:rPr>
-                <w:rFonts w:ascii="Arial" w:cs="Arial" w:eastAsia="Arial" w:hAnsi="Arial"/>
-                <w:b w:val="false"/>
-                <w:bCs w:val="false"/>
-                <w:i w:val="false"/>
-                <w:iCs w:val="false"/>
-                <w:color w:val="000000"/>
-                <w:sz w:val="18"/>
-                <w:szCs w:val="18"/>
-              </w:rPr>
-              <w:t xml:space="preserve">7 lessons × 40 minutes = 280 minutes total</w:t>
-            </w:r>
-          </w:p>
-        </w:tc>
-      </w:tr>
-      <w:tr>
-        <w:tc>
-          <w:tcPr>
-            <w:tcW w:type="dxa" w:w="3000"/>
-            <w:shd w:fill="D5E8F0" w:color="auto" w:val="clear"/>
-            <w:tcMar>
-              <w:top w:type="dxa" w:w="60"/>
-              <w:left w:type="dxa" w:w="120"/>
-              <w:bottom w:type="dxa" w:w="60"/>
-              <w:right w:type="dxa" w:w="120"/>
-            </w:tcMar>
-            <w:vAlign w:val="top"/>
-          </w:tcPr>
-          <w:p>
-            <w:pPr>
-              <w:spacing w:after="40" w:before="0"/>
-              <w:jc w:val="left"/>
-            </w:pPr>
-            <w:r>
-              <w:rPr>
-                <w:rFonts w:ascii="Arial" w:cs="Arial" w:eastAsia="Arial" w:hAnsi="Arial"/>
-                <w:b/>
-                <w:bCs/>
-                <w:i w:val="false"/>
-                <w:iCs w:val="false"/>
-                <w:color w:val="000000"/>
-                <w:sz w:val="18"/>
-                <w:szCs w:val="18"/>
-              </w:rPr>
-              <w:t xml:space="preserve">Sub-Strand Content</w:t>
-            </w:r>
-          </w:p>
-        </w:tc>
-        <w:tc>
-          <w:tcPr>
-            <w:tcW w:type="dxa" w:w="10680"/>
-            <w:shd w:fill="FFFFFF" w:color="auto" w:val="clear"/>
-            <w:tcMar>
-              <w:top w:type="dxa" w:w="60"/>
-              <w:left w:type="dxa" w:w="120"/>
-              <w:bottom w:type="dxa" w:w="60"/>
-              <w:right w:type="dxa" w:w="120"/>
-            </w:tcMar>
-            <w:vAlign w:val="top"/>
-          </w:tcPr>
-          <w:p>
-            <w:pPr>
-              <w:spacing w:after="30" w:before="0"/>
-              <w:ind w:left="360" w:hanging="180"/>
-              <w:jc w:val="left"/>
-            </w:pPr>
-            <w:r>
-              <w:rPr>
-                <w:rFonts w:ascii="Arial" w:cs="Arial" w:eastAsia="Arial" w:hAnsi="Arial"/>
-                <w:b w:val="false"/>
-                <w:bCs w:val="false"/>
-                <w:i w:val="false"/>
-                <w:iCs w:val="false"/>
-                <w:color w:val="000000"/>
-                <w:sz w:val="18"/>
-                <w:szCs w:val="18"/>
-              </w:rPr>
-              <w:t xml:space="preserve">–  Meaning of radioactivity and the structure of the nucleus (protons, neutrons, nucleon number, proton number)</w:t>
-            </w:r>
-          </w:p>
-          <w:p>
-            <w:pPr>
-              <w:spacing w:after="30" w:before="0"/>
-              <w:ind w:left="360" w:hanging="180"/>
-              <w:jc w:val="left"/>
-            </w:pPr>
-            <w:r>
-              <w:rPr>
-                <w:rFonts w:ascii="Arial" w:cs="Arial" w:eastAsia="Arial" w:hAnsi="Arial"/>
-                <w:b w:val="false"/>
-                <w:bCs w:val="false"/>
-                <w:i w:val="false"/>
-                <w:iCs w:val="false"/>
-                <w:color w:val="000000"/>
-                <w:sz w:val="18"/>
-                <w:szCs w:val="18"/>
-              </w:rPr>
-              <w:t xml:space="preserve">–  Isotopes: definition, examples (e.g. Carbon-12 and Carbon-14), and the concept of nuclear stability</w:t>
-            </w:r>
-          </w:p>
-          <w:p>
-            <w:pPr>
-              <w:spacing w:after="30" w:before="0"/>
-              <w:ind w:left="360" w:hanging="180"/>
-              <w:jc w:val="left"/>
-            </w:pPr>
-            <w:r>
-              <w:rPr>
-                <w:rFonts w:ascii="Arial" w:cs="Arial" w:eastAsia="Arial" w:hAnsi="Arial"/>
-                <w:b w:val="false"/>
-                <w:bCs w:val="false"/>
-                <w:i w:val="false"/>
-                <w:iCs w:val="false"/>
-                <w:color w:val="000000"/>
-                <w:sz w:val="18"/>
-                <w:szCs w:val="18"/>
-              </w:rPr>
-              <w:t xml:space="preserve">–  Neutron-to-proton (N/Z) ratio and construction of the belt (valley) of stability</w:t>
-            </w:r>
-          </w:p>
-          <w:p>
-            <w:pPr>
-              <w:spacing w:after="30" w:before="0"/>
-              <w:ind w:left="360" w:hanging="180"/>
-              <w:jc w:val="left"/>
-            </w:pPr>
-            <w:r>
-              <w:rPr>
-                <w:rFonts w:ascii="Arial" w:cs="Arial" w:eastAsia="Arial" w:hAnsi="Arial"/>
-                <w:b w:val="false"/>
-                <w:bCs w:val="false"/>
-                <w:i w:val="false"/>
-                <w:iCs w:val="false"/>
-                <w:color w:val="000000"/>
-                <w:sz w:val="18"/>
-                <w:szCs w:val="18"/>
-              </w:rPr>
-              <w:t xml:space="preserve">–  Types of nuclear radiation: alpha (α), beta (β), and gamma (γ) — properties, charge, mass, and penetrating power</w:t>
-            </w:r>
-          </w:p>
-          <w:p>
-            <w:pPr>
-              <w:spacing w:after="30" w:before="0"/>
-              <w:ind w:left="360" w:hanging="180"/>
-              <w:jc w:val="left"/>
-            </w:pPr>
-            <w:r>
-              <w:rPr>
-                <w:rFonts w:ascii="Arial" w:cs="Arial" w:eastAsia="Arial" w:hAnsi="Arial"/>
-                <w:b w:val="false"/>
-                <w:bCs w:val="false"/>
-                <w:i w:val="false"/>
-                <w:iCs w:val="false"/>
-                <w:color w:val="000000"/>
-                <w:sz w:val="18"/>
-                <w:szCs w:val="18"/>
-              </w:rPr>
-              <w:t xml:space="preserve">–  Detection of radiation: Geiger-Müller counter, cloud chamber, and photographic film — working principles and applications</w:t>
-            </w:r>
-          </w:p>
-          <w:p>
-            <w:pPr>
-              <w:spacing w:after="30" w:before="0"/>
-              <w:ind w:left="360" w:hanging="180"/>
-              <w:jc w:val="left"/>
-            </w:pPr>
-            <w:r>
-              <w:rPr>
-                <w:rFonts w:ascii="Arial" w:cs="Arial" w:eastAsia="Arial" w:hAnsi="Arial"/>
-                <w:b w:val="false"/>
-                <w:bCs w:val="false"/>
-                <w:i w:val="false"/>
-                <w:iCs w:val="false"/>
-                <w:color w:val="000000"/>
-                <w:sz w:val="18"/>
-                <w:szCs w:val="18"/>
-              </w:rPr>
-              <w:t xml:space="preserve">–  Radioactive decay and half-life: decay curves, calculations, and real-world significance</w:t>
-            </w:r>
-          </w:p>
-          <w:p>
-            <w:pPr>
-              <w:spacing w:after="30" w:before="0"/>
-              <w:ind w:left="360" w:hanging="180"/>
-              <w:jc w:val="left"/>
-            </w:pPr>
-            <w:r>
-              <w:rPr>
-                <w:rFonts w:ascii="Arial" w:cs="Arial" w:eastAsia="Arial" w:hAnsi="Arial"/>
-                <w:b w:val="false"/>
-                <w:bCs w:val="false"/>
-                <w:i w:val="false"/>
-                <w:iCs w:val="false"/>
-                <w:color w:val="000000"/>
-                <w:sz w:val="18"/>
-                <w:szCs w:val="18"/>
-              </w:rPr>
-              <w:t xml:space="preserve">–  Nuclear equations: writing and balancing equations for α-decay, β-decay, and γ-emission</w:t>
-            </w:r>
-          </w:p>
-          <w:p>
-            <w:pPr>
-              <w:spacing w:after="30" w:before="0"/>
-              <w:ind w:left="360" w:hanging="180"/>
-              <w:jc w:val="left"/>
-            </w:pPr>
-            <w:r>
-              <w:rPr>
-                <w:rFonts w:ascii="Arial" w:cs="Arial" w:eastAsia="Arial" w:hAnsi="Arial"/>
-                <w:b w:val="false"/>
-                <w:bCs w:val="false"/>
-                <w:i w:val="false"/>
-                <w:iCs w:val="false"/>
-                <w:color w:val="000000"/>
-                <w:sz w:val="18"/>
-                <w:szCs w:val="18"/>
-              </w:rPr>
-              <w:t xml:space="preserve">–  Nuclear fission and nuclear fusion: energy release, comparison, and global/Kenyan energy relevance</w:t>
-            </w:r>
-          </w:p>
-          <w:p>
-            <w:pPr>
-              <w:spacing w:after="30" w:before="0"/>
-              <w:ind w:left="360" w:hanging="180"/>
-              <w:jc w:val="left"/>
-            </w:pPr>
-            <w:r>
-              <w:rPr>
-                <w:rFonts w:ascii="Arial" w:cs="Arial" w:eastAsia="Arial" w:hAnsi="Arial"/>
-                <w:b w:val="false"/>
-                <w:bCs w:val="false"/>
-                <w:i w:val="false"/>
-                <w:iCs w:val="false"/>
-                <w:color w:val="000000"/>
-                <w:sz w:val="18"/>
-                <w:szCs w:val="18"/>
-              </w:rPr>
-              <w:t xml:space="preserve">–  Applications of radioactivity: medicine (cancer treatment, PET scans), agriculture (food irradiation, soil tracing), industry, and carbon dating</w:t>
-            </w:r>
-          </w:p>
-          <w:p>
-            <w:pPr>
-              <w:spacing w:after="30" w:before="0"/>
-              <w:ind w:left="360" w:hanging="180"/>
-              <w:jc w:val="left"/>
-            </w:pPr>
-            <w:r>
-              <w:rPr>
-                <w:rFonts w:ascii="Arial" w:cs="Arial" w:eastAsia="Arial" w:hAnsi="Arial"/>
-                <w:b w:val="false"/>
-                <w:bCs w:val="false"/>
-                <w:i w:val="false"/>
-                <w:iCs w:val="false"/>
-                <w:color w:val="000000"/>
-                <w:sz w:val="18"/>
-                <w:szCs w:val="18"/>
-              </w:rPr>
-              <w:t xml:space="preserve">–  Radiation safety: effects of radiation on living tissue, protection measures, and responsible handling of radioactive materials</w:t>
-            </w:r>
-          </w:p>
-        </w:tc>
-      </w:tr>
-      <w:tr>
-        <w:tc>
-          <w:tcPr>
-            <w:tcW w:type="dxa" w:w="3000"/>
-            <w:shd w:fill="D5E8F0" w:color="auto" w:val="clear"/>
-            <w:tcMar>
-              <w:top w:type="dxa" w:w="60"/>
-              <w:left w:type="dxa" w:w="120"/>
-              <w:bottom w:type="dxa" w:w="60"/>
-              <w:right w:type="dxa" w:w="120"/>
-            </w:tcMar>
-            <w:vAlign w:val="top"/>
-          </w:tcPr>
-          <w:p>
-            <w:pPr>
-              <w:spacing w:after="40" w:before="0"/>
-              <w:jc w:val="left"/>
-            </w:pPr>
-            <w:r>
-              <w:rPr>
-                <w:rFonts w:ascii="Arial" w:cs="Arial" w:eastAsia="Arial" w:hAnsi="Arial"/>
-                <w:b/>
-                <w:bCs/>
-                <w:i w:val="false"/>
-                <w:iCs w:val="false"/>
-                <w:color w:val="000000"/>
-                <w:sz w:val="18"/>
-                <w:szCs w:val="18"/>
-              </w:rPr>
-              <w:t xml:space="preserve">Learning Outcomes</w:t>
-            </w:r>
-          </w:p>
-        </w:tc>
-        <w:tc>
-          <w:tcPr>
-            <w:tcW w:type="dxa" w:w="10680"/>
-            <w:shd w:fill="FFFFFF" w:color="auto" w:val="clear"/>
-            <w:tcMar>
-              <w:top w:type="dxa" w:w="60"/>
-              <w:left w:type="dxa" w:w="120"/>
-              <w:bottom w:type="dxa" w:w="60"/>
-              <w:right w:type="dxa" w:w="120"/>
-            </w:tcMar>
-            <w:vAlign w:val="top"/>
-          </w:tcPr>
-          <w:p>
-            <w:pPr>
-              <w:spacing w:after="40" w:before="0"/>
-              <w:jc w:val="left"/>
-            </w:pPr>
-            <w:r>
-              <w:rPr>
-                <w:rFonts w:ascii="Arial" w:cs="Arial" w:eastAsia="Arial" w:hAnsi="Arial"/>
-                <w:b w:val="false"/>
-                <w:bCs w:val="false"/>
-                <w:i w:val="false"/>
-                <w:iCs w:val="false"/>
-                <w:color w:val="000000"/>
-                <w:sz w:val="18"/>
-                <w:szCs w:val="18"/>
-              </w:rPr>
-              <w:t xml:space="preserve">By the end of the sub-strand, the learner should be able to:</w:t>
-            </w:r>
-          </w:p>
-          <w:p>
-            <w:pPr>
-              <w:spacing w:after="40" w:before="0"/>
-              <w:jc w:val="left"/>
-            </w:pPr>
-            <w:r>
-              <w:rPr>
-                <w:rFonts w:ascii="Arial" w:cs="Arial" w:eastAsia="Arial" w:hAnsi="Arial"/>
-                <w:b w:val="false"/>
-                <w:bCs w:val="false"/>
-                <w:i w:val="false"/>
-                <w:iCs w:val="false"/>
-                <w:color w:val="000000"/>
-                <w:sz w:val="18"/>
-                <w:szCs w:val="18"/>
-              </w:rPr>
-              <w:t xml:space="preserve">a) explain the concept of radioactivity and describe the structure of the nucleus in terms of protons and neutrons,</w:t>
-            </w:r>
-          </w:p>
-          <w:p>
-            <w:pPr>
-              <w:spacing w:after="40" w:before="0"/>
-              <w:jc w:val="left"/>
-            </w:pPr>
-            <w:r>
-              <w:rPr>
-                <w:rFonts w:ascii="Arial" w:cs="Arial" w:eastAsia="Arial" w:hAnsi="Arial"/>
-                <w:b w:val="false"/>
-                <w:bCs w:val="false"/>
-                <w:i w:val="false"/>
-                <w:iCs w:val="false"/>
-                <w:color w:val="000000"/>
-                <w:sz w:val="18"/>
-                <w:szCs w:val="18"/>
-              </w:rPr>
-              <w:t xml:space="preserve">b) define isotopes and distinguish between stable and unstable isotopes using the neutron-to-proton (N/Z) ratio and the belt of stability,</w:t>
-            </w:r>
-          </w:p>
-          <w:p>
-            <w:pPr>
-              <w:spacing w:after="40" w:before="0"/>
-              <w:jc w:val="left"/>
-            </w:pPr>
-            <w:r>
-              <w:rPr>
-                <w:rFonts w:ascii="Arial" w:cs="Arial" w:eastAsia="Arial" w:hAnsi="Arial"/>
-                <w:b w:val="false"/>
-                <w:bCs w:val="false"/>
-                <w:i w:val="false"/>
-                <w:iCs w:val="false"/>
-                <w:color w:val="000000"/>
-                <w:sz w:val="18"/>
-                <w:szCs w:val="18"/>
-              </w:rPr>
-              <w:t xml:space="preserve">c) describe the properties of alpha (α), beta (β), and gamma (γ) radiation in terms of charge, mass, speed, and penetrating power,</w:t>
-            </w:r>
-          </w:p>
-          <w:p>
-            <w:pPr>
-              <w:spacing w:after="40" w:before="0"/>
-              <w:jc w:val="left"/>
-            </w:pPr>
-            <w:r>
-              <w:rPr>
-                <w:rFonts w:ascii="Arial" w:cs="Arial" w:eastAsia="Arial" w:hAnsi="Arial"/>
-                <w:b w:val="false"/>
-                <w:bCs w:val="false"/>
-                <w:i w:val="false"/>
-                <w:iCs w:val="false"/>
-                <w:color w:val="000000"/>
-                <w:sz w:val="18"/>
-                <w:szCs w:val="18"/>
-              </w:rPr>
-              <w:t xml:space="preserve">d) explain how radiation detection devices (Geiger-Müller counter, cloud chamber) work and identify their applications in medicine and environmental monitoring in Kenya,</w:t>
-            </w:r>
-          </w:p>
-          <w:p>
-            <w:pPr>
-              <w:spacing w:after="40" w:before="0"/>
-              <w:jc w:val="left"/>
-            </w:pPr>
-            <w:r>
-              <w:rPr>
-                <w:rFonts w:ascii="Arial" w:cs="Arial" w:eastAsia="Arial" w:hAnsi="Arial"/>
-                <w:b w:val="false"/>
-                <w:bCs w:val="false"/>
-                <w:i w:val="false"/>
-                <w:iCs w:val="false"/>
-                <w:color w:val="000000"/>
-                <w:sz w:val="18"/>
-                <w:szCs w:val="18"/>
-              </w:rPr>
-              <w:t xml:space="preserve">e) interpret radioactive decay curves to determine half-life and perform calculations involving half-life,</w:t>
-            </w:r>
-          </w:p>
-          <w:p>
-            <w:pPr>
-              <w:spacing w:after="40" w:before="0"/>
-              <w:jc w:val="left"/>
-            </w:pPr>
-            <w:r>
-              <w:rPr>
-                <w:rFonts w:ascii="Arial" w:cs="Arial" w:eastAsia="Arial" w:hAnsi="Arial"/>
-                <w:b w:val="false"/>
-                <w:bCs w:val="false"/>
-                <w:i w:val="false"/>
-                <w:iCs w:val="false"/>
-                <w:color w:val="000000"/>
-                <w:sz w:val="18"/>
-                <w:szCs w:val="18"/>
-              </w:rPr>
-              <w:t xml:space="preserve">f) write and balance nuclear equations for alpha decay, beta decay, and gamma emission,</w:t>
-            </w:r>
-          </w:p>
-          <w:p>
-            <w:pPr>
-              <w:spacing w:after="40" w:before="0"/>
-              <w:jc w:val="left"/>
-            </w:pPr>
-            <w:r>
-              <w:rPr>
-                <w:rFonts w:ascii="Arial" w:cs="Arial" w:eastAsia="Arial" w:hAnsi="Arial"/>
-                <w:b w:val="false"/>
-                <w:bCs w:val="false"/>
-                <w:i w:val="false"/>
-                <w:iCs w:val="false"/>
-                <w:color w:val="000000"/>
-                <w:sz w:val="18"/>
-                <w:szCs w:val="18"/>
-              </w:rPr>
-              <w:t xml:space="preserve">g) distinguish between nuclear fission and nuclear fusion, explaining the energy changes involved and their relevance to global and Kenyan energy needs,</w:t>
-            </w:r>
-          </w:p>
-          <w:p>
-            <w:pPr>
-              <w:spacing w:after="40" w:before="0"/>
-              <w:jc w:val="left"/>
-            </w:pPr>
-            <w:r>
-              <w:rPr>
-                <w:rFonts w:ascii="Arial" w:cs="Arial" w:eastAsia="Arial" w:hAnsi="Arial"/>
-                <w:b w:val="false"/>
-                <w:bCs w:val="false"/>
-                <w:i w:val="false"/>
-                <w:iCs w:val="false"/>
-                <w:color w:val="000000"/>
-                <w:sz w:val="18"/>
-                <w:szCs w:val="18"/>
-              </w:rPr>
-              <w:t xml:space="preserve">h) evaluate the applications of radioactivity in medicine, agriculture, and industry within the Kenyan context,</w:t>
-            </w:r>
-          </w:p>
-          <w:p>
-            <w:pPr>
-              <w:spacing w:after="40" w:before="0"/>
-              <w:jc w:val="left"/>
-            </w:pPr>
-            <w:r>
-              <w:rPr>
-                <w:rFonts w:ascii="Arial" w:cs="Arial" w:eastAsia="Arial" w:hAnsi="Arial"/>
-                <w:b w:val="false"/>
-                <w:bCs w:val="false"/>
-                <w:i w:val="false"/>
-                <w:iCs w:val="false"/>
-                <w:color w:val="000000"/>
-                <w:sz w:val="18"/>
-                <w:szCs w:val="18"/>
-              </w:rPr>
-              <w:t xml:space="preserve">i) assess the health and safety risks of radiation exposure and propose appropriate protective measures,</w:t>
-            </w:r>
-          </w:p>
-          <w:p>
-            <w:pPr>
-              <w:spacing w:after="40" w:before="0"/>
-              <w:jc w:val="left"/>
-            </w:pPr>
-            <w:r>
-              <w:rPr>
-                <w:rFonts w:ascii="Arial" w:cs="Arial" w:eastAsia="Arial" w:hAnsi="Arial"/>
-                <w:b w:val="false"/>
-                <w:bCs w:val="false"/>
-                <w:i w:val="false"/>
-                <w:iCs w:val="false"/>
-                <w:color w:val="000000"/>
-                <w:sz w:val="18"/>
-                <w:szCs w:val="18"/>
-              </w:rPr>
-              <w:t xml:space="preserve">j) appreciate the role of nuclear science in solving real-world problems in Kenya and beyond.</w:t>
-            </w:r>
-          </w:p>
-        </w:tc>
-      </w:tr>
-      <w:tr>
-        <w:tc>
-          <w:tcPr>
-            <w:tcW w:type="dxa" w:w="3000"/>
-            <w:shd w:fill="D5E8F0" w:color="auto" w:val="clear"/>
-            <w:tcMar>
-              <w:top w:type="dxa" w:w="60"/>
-              <w:left w:type="dxa" w:w="120"/>
-              <w:bottom w:type="dxa" w:w="60"/>
-              <w:right w:type="dxa" w:w="120"/>
-            </w:tcMar>
-            <w:vAlign w:val="top"/>
-          </w:tcPr>
-          <w:p>
-            <w:pPr>
-              <w:spacing w:after="40" w:before="0"/>
-              <w:jc w:val="left"/>
-            </w:pPr>
-            <w:r>
-              <w:rPr>
-                <w:rFonts w:ascii="Arial" w:cs="Arial" w:eastAsia="Arial" w:hAnsi="Arial"/>
-                <w:b/>
-                <w:bCs/>
-                <w:i w:val="false"/>
-                <w:iCs w:val="false"/>
-                <w:color w:val="000000"/>
-                <w:sz w:val="18"/>
-                <w:szCs w:val="18"/>
-              </w:rPr>
-              <w:t xml:space="preserve">Core Competencies</w:t>
-            </w:r>
-          </w:p>
-        </w:tc>
-        <w:tc>
-          <w:tcPr>
-            <w:tcW w:type="dxa" w:w="10680"/>
-            <w:shd w:fill="FFFFFF" w:color="auto" w:val="clear"/>
-            <w:tcMar>
-              <w:top w:type="dxa" w:w="60"/>
-              <w:left w:type="dxa" w:w="120"/>
-              <w:bottom w:type="dxa" w:w="60"/>
-              <w:right w:type="dxa" w:w="120"/>
-            </w:tcMar>
-            <w:vAlign w:val="top"/>
-          </w:tcPr>
-          <w:p>
-            <w:pPr>
-              <w:spacing w:after="30" w:before="0"/>
-              <w:ind w:left="360" w:hanging="180"/>
-              <w:jc w:val="left"/>
-            </w:pPr>
-            <w:r>
-              <w:rPr>
-                <w:rFonts w:ascii="Arial" w:cs="Arial" w:eastAsia="Arial" w:hAnsi="Arial"/>
-                <w:b w:val="false"/>
-                <w:bCs w:val="false"/>
-                <w:i w:val="false"/>
-                <w:iCs w:val="false"/>
-                <w:color w:val="000000"/>
-                <w:sz w:val="18"/>
-                <w:szCs w:val="18"/>
-              </w:rPr>
-              <w:t xml:space="preserve">–  Communication and Collaboration: Learners work in groups to compare α, β, and γ radiation properties, construct the belt of stability, and present findings on radiation applications — embracing teamwork and contributing to shared group decisions.</w:t>
-            </w:r>
-          </w:p>
-          <w:p>
-            <w:pPr>
-              <w:spacing w:after="30" w:before="0"/>
-              <w:ind w:left="360" w:hanging="180"/>
-              <w:jc w:val="left"/>
-            </w:pPr>
-            <w:r>
-              <w:rPr>
-                <w:rFonts w:ascii="Arial" w:cs="Arial" w:eastAsia="Arial" w:hAnsi="Arial"/>
-                <w:b w:val="false"/>
-                <w:bCs w:val="false"/>
-                <w:i w:val="false"/>
-                <w:iCs w:val="false"/>
-                <w:color w:val="000000"/>
-                <w:sz w:val="18"/>
-                <w:szCs w:val="18"/>
-              </w:rPr>
-              <w:t xml:space="preserve">–  Critical Thinking and Problem Solving: Learners analyse neutron-to-proton ratios to predict nuclear stability, interpret decay curves to calculate half-life, and balance nuclear equations — developing logical reasoning and quantitative problem-solving skills.</w:t>
-            </w:r>
-          </w:p>
-          <w:p>
-            <w:pPr>
-              <w:spacing w:after="30" w:before="0"/>
-              <w:ind w:left="360" w:hanging="180"/>
-              <w:jc w:val="left"/>
-            </w:pPr>
-            <w:r>
-              <w:rPr>
-                <w:rFonts w:ascii="Arial" w:cs="Arial" w:eastAsia="Arial" w:hAnsi="Arial"/>
-                <w:b w:val="false"/>
-                <w:bCs w:val="false"/>
-                <w:i w:val="false"/>
-                <w:iCs w:val="false"/>
-                <w:color w:val="000000"/>
-                <w:sz w:val="18"/>
-                <w:szCs w:val="18"/>
-              </w:rPr>
-              <w:t xml:space="preserve">–  Learning to Learn: Learners use PhET simulations, Khan Academy resources, and YouTube videos to independently investigate radioactive decay and half-life, practising self-directed inquiry and knowledge construction.</w:t>
-            </w:r>
-          </w:p>
-          <w:p>
-            <w:pPr>
-              <w:spacing w:after="30" w:before="0"/>
-              <w:ind w:left="360" w:hanging="180"/>
-              <w:jc w:val="left"/>
-            </w:pPr>
-            <w:r>
-              <w:rPr>
-                <w:rFonts w:ascii="Arial" w:cs="Arial" w:eastAsia="Arial" w:hAnsi="Arial"/>
-                <w:b w:val="false"/>
-                <w:bCs w:val="false"/>
-                <w:i w:val="false"/>
-                <w:iCs w:val="false"/>
-                <w:color w:val="000000"/>
-                <w:sz w:val="18"/>
-                <w:szCs w:val="18"/>
-              </w:rPr>
-              <w:t xml:space="preserve">–  Digital Literacy: Learners interact with digital tools (PhET Nuclear Fission simulation, online decay curve plotters) to visualise abstract nuclear processes, building competency in using technology for scientific investigation.</w:t>
-            </w:r>
-          </w:p>
-          <w:p>
-            <w:pPr>
-              <w:spacing w:after="30" w:before="0"/>
-              <w:ind w:left="360" w:hanging="180"/>
-              <w:jc w:val="left"/>
-            </w:pPr>
-            <w:r>
-              <w:rPr>
-                <w:rFonts w:ascii="Arial" w:cs="Arial" w:eastAsia="Arial" w:hAnsi="Arial"/>
-                <w:b w:val="false"/>
-                <w:bCs w:val="false"/>
-                <w:i w:val="false"/>
-                <w:iCs w:val="false"/>
-                <w:color w:val="000000"/>
-                <w:sz w:val="18"/>
-                <w:szCs w:val="18"/>
-              </w:rPr>
-              <w:t xml:space="preserve">–  Citizenship: Learners evaluate radiation safety protocols and the ethical use of nuclear technology in Kenyan hospitals and research institutions, developing informed and responsible civic perspectives on science and society.</w:t>
-            </w:r>
-          </w:p>
-        </w:tc>
-      </w:tr>
-      <w:tr>
-        <w:tc>
-          <w:tcPr>
-            <w:tcW w:type="dxa" w:w="3000"/>
-            <w:shd w:fill="E2EFDA" w:color="auto" w:val="clear"/>
-            <w:tcMar>
-              <w:top w:type="dxa" w:w="60"/>
-              <w:left w:type="dxa" w:w="120"/>
-              <w:bottom w:type="dxa" w:w="60"/>
-              <w:right w:type="dxa" w:w="120"/>
-            </w:tcMar>
-            <w:vAlign w:val="top"/>
-          </w:tcPr>
-          <w:p>
-            <w:pPr>
-              <w:spacing w:after="40" w:before="0"/>
-              <w:jc w:val="left"/>
-            </w:pPr>
-            <w:r>
-              <w:rPr>
-                <w:rFonts w:ascii="Arial" w:cs="Arial" w:eastAsia="Arial" w:hAnsi="Arial"/>
-                <w:b/>
-                <w:bCs/>
-                <w:i w:val="false"/>
-                <w:iCs w:val="false"/>
-                <w:color w:val="000000"/>
-                <w:sz w:val="18"/>
-                <w:szCs w:val="18"/>
-              </w:rPr>
-              <w:t xml:space="preserve">Core Values</w:t>
-            </w:r>
-          </w:p>
-        </w:tc>
-        <w:tc>
-          <w:tcPr>
-            <w:tcW w:type="dxa" w:w="10680"/>
-            <w:shd w:fill="FFFFFF" w:color="auto" w:val="clear"/>
-            <w:tcMar>
-              <w:top w:type="dxa" w:w="60"/>
-              <w:left w:type="dxa" w:w="120"/>
-              <w:bottom w:type="dxa" w:w="60"/>
-              <w:right w:type="dxa" w:w="120"/>
-            </w:tcMar>
-            <w:vAlign w:val="top"/>
-          </w:tcPr>
-          <w:p>
-            <w:pPr>
-              <w:spacing w:after="30" w:before="0"/>
-              <w:ind w:left="360" w:hanging="180"/>
-              <w:jc w:val="left"/>
-            </w:pPr>
-            <w:r>
-              <w:rPr>
-                <w:rFonts w:ascii="Arial" w:cs="Arial" w:eastAsia="Arial" w:hAnsi="Arial"/>
-                <w:b w:val="false"/>
-                <w:bCs w:val="false"/>
-                <w:i w:val="false"/>
-                <w:iCs w:val="false"/>
-                <w:color w:val="000000"/>
-                <w:sz w:val="18"/>
-                <w:szCs w:val="18"/>
-              </w:rPr>
-              <w:t xml:space="preserve">–  Responsibility: Learners demonstrate responsibility by following radiation safety guidelines during simulations and discussions, and by considering the ethical implications of nuclear technology use in Kenyan medical and industrial contexts.</w:t>
-            </w:r>
-          </w:p>
-          <w:p>
-            <w:pPr>
-              <w:spacing w:after="30" w:before="0"/>
-              <w:ind w:left="360" w:hanging="180"/>
-              <w:jc w:val="left"/>
-            </w:pPr>
-            <w:r>
-              <w:rPr>
-                <w:rFonts w:ascii="Arial" w:cs="Arial" w:eastAsia="Arial" w:hAnsi="Arial"/>
-                <w:b w:val="false"/>
-                <w:bCs w:val="false"/>
-                <w:i w:val="false"/>
-                <w:iCs w:val="false"/>
-                <w:color w:val="000000"/>
-                <w:sz w:val="18"/>
-                <w:szCs w:val="18"/>
-              </w:rPr>
-              <w:t xml:space="preserve">–  Respect: Learners show respect for diverse perspectives when discussing the benefits and risks of nuclear energy and radioactive applications, appreciating contributions from peers during group activities.</w:t>
-            </w:r>
-          </w:p>
-          <w:p>
-            <w:pPr>
-              <w:spacing w:after="30" w:before="0"/>
-              <w:ind w:left="360" w:hanging="180"/>
-              <w:jc w:val="left"/>
-            </w:pPr>
-            <w:r>
-              <w:rPr>
-                <w:rFonts w:ascii="Arial" w:cs="Arial" w:eastAsia="Arial" w:hAnsi="Arial"/>
-                <w:b w:val="false"/>
-                <w:bCs w:val="false"/>
-                <w:i w:val="false"/>
-                <w:iCs w:val="false"/>
-                <w:color w:val="000000"/>
-                <w:sz w:val="18"/>
-                <w:szCs w:val="18"/>
-              </w:rPr>
-              <w:t xml:space="preserve">–  Unity: Learners collaborate across ability groups to construct stability belt diagrams and simulate decay curves, fostering a spirit of togetherness and shared learning.</w:t>
-            </w:r>
-          </w:p>
-          <w:p>
-            <w:pPr>
-              <w:spacing w:after="30" w:before="0"/>
-              <w:ind w:left="360" w:hanging="180"/>
-              <w:jc w:val="left"/>
-            </w:pPr>
-            <w:r>
-              <w:rPr>
-                <w:rFonts w:ascii="Arial" w:cs="Arial" w:eastAsia="Arial" w:hAnsi="Arial"/>
-                <w:b w:val="false"/>
-                <w:bCs w:val="false"/>
-                <w:i w:val="false"/>
-                <w:iCs w:val="false"/>
-                <w:color w:val="000000"/>
-                <w:sz w:val="18"/>
-                <w:szCs w:val="18"/>
-              </w:rPr>
-              <w:t xml:space="preserve">–  Social Justice: Learners examine equitable access to nuclear medicine technologies (e.g., cancer treatment via radiotherapy) in Kenyan public hospitals, developing awareness of health inequalities and advocating for fair resource distribution.</w:t>
-            </w:r>
-          </w:p>
-        </w:tc>
-      </w:tr>
-      <w:tr>
-        <w:tc>
-          <w:tcPr>
-            <w:tcW w:type="dxa" w:w="3000"/>
-            <w:shd w:fill="D5E8F0" w:color="auto" w:val="clear"/>
-            <w:tcMar>
-              <w:top w:type="dxa" w:w="60"/>
-              <w:left w:type="dxa" w:w="120"/>
-              <w:bottom w:type="dxa" w:w="60"/>
-              <w:right w:type="dxa" w:w="120"/>
-            </w:tcMar>
-            <w:vAlign w:val="top"/>
-          </w:tcPr>
-          <w:p>
-            <w:pPr>
-              <w:spacing w:after="40" w:before="0"/>
-              <w:jc w:val="left"/>
-            </w:pPr>
-            <w:r>
-              <w:rPr>
-                <w:rFonts w:ascii="Arial" w:cs="Arial" w:eastAsia="Arial" w:hAnsi="Arial"/>
-                <w:b/>
-                <w:bCs/>
-                <w:i w:val="false"/>
-                <w:iCs w:val="false"/>
-                <w:color w:val="000000"/>
-                <w:sz w:val="18"/>
-                <w:szCs w:val="18"/>
-              </w:rPr>
-              <w:t xml:space="preserve">Science &amp; Engineering Practices</w:t>
-            </w:r>
-          </w:p>
-        </w:tc>
-        <w:tc>
-          <w:tcPr>
-            <w:tcW w:type="dxa" w:w="10680"/>
-            <w:shd w:fill="FFFFFF" w:color="auto" w:val="clear"/>
-            <w:tcMar>
-              <w:top w:type="dxa" w:w="60"/>
-              <w:left w:type="dxa" w:w="120"/>
-              <w:bottom w:type="dxa" w:w="60"/>
-              <w:right w:type="dxa" w:w="120"/>
-            </w:tcMar>
-            <w:vAlign w:val="top"/>
-          </w:tcPr>
-          <w:p>
-            <w:pPr>
-              <w:spacing w:after="30" w:before="0"/>
-              <w:ind w:left="360" w:hanging="180"/>
-              <w:jc w:val="left"/>
-            </w:pPr>
-            <w:r>
-              <w:rPr>
-                <w:rFonts w:ascii="Arial" w:cs="Arial" w:eastAsia="Arial" w:hAnsi="Arial"/>
-                <w:b w:val="false"/>
-                <w:bCs w:val="false"/>
-                <w:i w:val="false"/>
-                <w:iCs w:val="false"/>
-                <w:color w:val="000000"/>
-                <w:sz w:val="18"/>
-                <w:szCs w:val="18"/>
-              </w:rPr>
-              <w:t xml:space="preserve">–  Asking Questions and Defining Problems: Learners pose and refine investigable questions about why some nuclei are unstable and what determines the mode of decay, anchored in the puzzling observation that identical elements can behave very differently.</w:t>
-            </w:r>
-          </w:p>
-          <w:p>
-            <w:pPr>
-              <w:spacing w:after="30" w:before="0"/>
-              <w:ind w:left="360" w:hanging="180"/>
-              <w:jc w:val="left"/>
-            </w:pPr>
-            <w:r>
-              <w:rPr>
-                <w:rFonts w:ascii="Arial" w:cs="Arial" w:eastAsia="Arial" w:hAnsi="Arial"/>
-                <w:b w:val="false"/>
-                <w:bCs w:val="false"/>
-                <w:i w:val="false"/>
-                <w:iCs w:val="false"/>
-                <w:color w:val="000000"/>
-                <w:sz w:val="18"/>
-                <w:szCs w:val="18"/>
-              </w:rPr>
-              <w:t xml:space="preserve">–  Developing and Using Models: Learners construct and iteratively revise a visual model of the belt of stability plotting N vs Z, and build cumulative models of nuclear decay processes across lessons.</w:t>
-            </w:r>
-          </w:p>
-          <w:p>
-            <w:pPr>
-              <w:spacing w:after="30" w:before="0"/>
-              <w:ind w:left="360" w:hanging="180"/>
-              <w:jc w:val="left"/>
-            </w:pPr>
-            <w:r>
-              <w:rPr>
-                <w:rFonts w:ascii="Arial" w:cs="Arial" w:eastAsia="Arial" w:hAnsi="Arial"/>
-                <w:b w:val="false"/>
-                <w:bCs w:val="false"/>
-                <w:i w:val="false"/>
-                <w:iCs w:val="false"/>
-                <w:color w:val="000000"/>
-                <w:sz w:val="18"/>
-                <w:szCs w:val="18"/>
-              </w:rPr>
-              <w:t xml:space="preserve">–  Planning and Carrying Out Investigations: Learners design and carry out a simulated radioactive decay experiment (using dice or PhET) to collect data on decay rates and half-life, making decisions about trials and data recording.</w:t>
-            </w:r>
-          </w:p>
-          <w:p>
-            <w:pPr>
-              <w:spacing w:after="30" w:before="0"/>
-              <w:ind w:left="360" w:hanging="180"/>
-              <w:jc w:val="left"/>
-            </w:pPr>
-            <w:r>
-              <w:rPr>
-                <w:rFonts w:ascii="Arial" w:cs="Arial" w:eastAsia="Arial" w:hAnsi="Arial"/>
-                <w:b w:val="false"/>
-                <w:bCs w:val="false"/>
-                <w:i w:val="false"/>
-                <w:iCs w:val="false"/>
-                <w:color w:val="000000"/>
-                <w:sz w:val="18"/>
-                <w:szCs w:val="18"/>
-              </w:rPr>
-              <w:t xml:space="preserve">–  Analysing and Interpreting Data: Learners plot and interpret radioactive decay curves, extracting half-life values and comparing theoretical predictions with simulated data.</w:t>
-            </w:r>
-          </w:p>
-          <w:p>
-            <w:pPr>
-              <w:spacing w:after="30" w:before="0"/>
-              <w:ind w:left="360" w:hanging="180"/>
-              <w:jc w:val="left"/>
-            </w:pPr>
-            <w:r>
-              <w:rPr>
-                <w:rFonts w:ascii="Arial" w:cs="Arial" w:eastAsia="Arial" w:hAnsi="Arial"/>
-                <w:b w:val="false"/>
-                <w:bCs w:val="false"/>
-                <w:i w:val="false"/>
-                <w:iCs w:val="false"/>
-                <w:color w:val="000000"/>
-                <w:sz w:val="18"/>
-                <w:szCs w:val="18"/>
-              </w:rPr>
-              <w:t xml:space="preserve">–  Using Mathematics and Computational Thinking: Learners apply half-life equations (N = N₀(½)^n) and balance nuclear equations, using quantitative reasoning to solve decay problems in Kenyan agricultural and medical contexts.</w:t>
-            </w:r>
-          </w:p>
-          <w:p>
-            <w:pPr>
-              <w:spacing w:after="30" w:before="0"/>
-              <w:ind w:left="360" w:hanging="180"/>
-              <w:jc w:val="left"/>
-            </w:pPr>
-            <w:r>
-              <w:rPr>
-                <w:rFonts w:ascii="Arial" w:cs="Arial" w:eastAsia="Arial" w:hAnsi="Arial"/>
-                <w:b w:val="false"/>
-                <w:bCs w:val="false"/>
-                <w:i w:val="false"/>
-                <w:iCs w:val="false"/>
-                <w:color w:val="000000"/>
-                <w:sz w:val="18"/>
-                <w:szCs w:val="18"/>
-              </w:rPr>
-              <w:t xml:space="preserve">–  Constructing Explanations: Learners use the N/Z ratio and binding energy concepts to construct evidence-based explanations for nuclear stability and the type of decay a nucleus undergoes.</w:t>
-            </w:r>
-          </w:p>
-          <w:p>
-            <w:pPr>
-              <w:spacing w:after="30" w:before="0"/>
-              <w:ind w:left="360" w:hanging="180"/>
-              <w:jc w:val="left"/>
-            </w:pPr>
-            <w:r>
-              <w:rPr>
-                <w:rFonts w:ascii="Arial" w:cs="Arial" w:eastAsia="Arial" w:hAnsi="Arial"/>
-                <w:b w:val="false"/>
-                <w:bCs w:val="false"/>
-                <w:i w:val="false"/>
-                <w:iCs w:val="false"/>
-                <w:color w:val="000000"/>
-                <w:sz w:val="18"/>
-                <w:szCs w:val="18"/>
-              </w:rPr>
-              <w:t xml:space="preserve">–  Engaging in Argument from Evidence: Learners debate the benefits and risks of nuclear technology in Kenya (e.g., proposed nuclear energy, radiotherapy at KNH), supporting their positions with data and scientific reasoning.</w:t>
-            </w:r>
-          </w:p>
-          <w:p>
-            <w:pPr>
-              <w:spacing w:after="30" w:before="0"/>
-              <w:ind w:left="360" w:hanging="180"/>
-              <w:jc w:val="left"/>
-            </w:pPr>
-            <w:r>
-              <w:rPr>
-                <w:rFonts w:ascii="Arial" w:cs="Arial" w:eastAsia="Arial" w:hAnsi="Arial"/>
-                <w:b w:val="false"/>
-                <w:bCs w:val="false"/>
-                <w:i w:val="false"/>
-                <w:iCs w:val="false"/>
-                <w:color w:val="000000"/>
-                <w:sz w:val="18"/>
-                <w:szCs w:val="18"/>
-              </w:rPr>
-              <w:t xml:space="preserve">–  Obtaining, Evaluating, and Communicating Information: Learners research and present on real-world applications of radioactivity in Kenyan medicine, agriculture (e.g., KARI/KALRO use of radiation in crop improvement), and industry, evaluating source credibility.</w:t>
-            </w:r>
-          </w:p>
-        </w:tc>
-      </w:tr>
-      <w:tr>
-        <w:tc>
-          <w:tcPr>
-            <w:tcW w:type="dxa" w:w="3000"/>
-            <w:shd w:fill="FCE4D6" w:color="auto" w:val="clear"/>
-            <w:tcMar>
-              <w:top w:type="dxa" w:w="60"/>
-              <w:left w:type="dxa" w:w="120"/>
-              <w:bottom w:type="dxa" w:w="60"/>
-              <w:right w:type="dxa" w:w="120"/>
-            </w:tcMar>
-            <w:vAlign w:val="top"/>
-          </w:tcPr>
-          <w:p>
-            <w:pPr>
-              <w:spacing w:after="40" w:before="0"/>
-              <w:jc w:val="left"/>
-            </w:pPr>
-            <w:r>
-              <w:rPr>
-                <w:rFonts w:ascii="Arial" w:cs="Arial" w:eastAsia="Arial" w:hAnsi="Arial"/>
-                <w:b/>
-                <w:bCs/>
-                <w:i w:val="false"/>
-                <w:iCs w:val="false"/>
-                <w:color w:val="000000"/>
-                <w:sz w:val="18"/>
-                <w:szCs w:val="18"/>
-              </w:rPr>
-              <w:t xml:space="preserve">Pertinent &amp; Contemporary Issues (PCIs)</w:t>
-            </w:r>
-          </w:p>
-        </w:tc>
-        <w:tc>
-          <w:tcPr>
-            <w:tcW w:type="dxa" w:w="10680"/>
-            <w:shd w:fill="FFFFFF" w:color="auto" w:val="clear"/>
-            <w:tcMar>
-              <w:top w:type="dxa" w:w="60"/>
-              <w:left w:type="dxa" w:w="120"/>
-              <w:bottom w:type="dxa" w:w="60"/>
-              <w:right w:type="dxa" w:w="120"/>
-            </w:tcMar>
-            <w:vAlign w:val="top"/>
-          </w:tcPr>
-          <w:p>
-            <w:pPr>
-              <w:spacing w:after="30" w:before="0"/>
-              <w:ind w:left="360" w:hanging="180"/>
-              <w:jc w:val="left"/>
-            </w:pPr>
-            <w:r>
-              <w:rPr>
-                <w:rFonts w:ascii="Arial" w:cs="Arial" w:eastAsia="Arial" w:hAnsi="Arial"/>
-                <w:b w:val="false"/>
-                <w:bCs w:val="false"/>
-                <w:i w:val="false"/>
-                <w:iCs w:val="false"/>
-                <w:color w:val="000000"/>
-                <w:sz w:val="18"/>
-                <w:szCs w:val="18"/>
-              </w:rPr>
-              <w:t xml:space="preserve">–  Health Education: Learners discuss the biological effects of ionising radiation on human tissue and the importance of radiation safety in medical facilities such as Kenyatta National Hospital (KNH) and Moi Teaching and Referral Hospital, promoting health-conscious decision-making.</w:t>
-            </w:r>
-          </w:p>
-          <w:p>
-            <w:pPr>
-              <w:spacing w:after="30" w:before="0"/>
-              <w:ind w:left="360" w:hanging="180"/>
-              <w:jc w:val="left"/>
-            </w:pPr>
-            <w:r>
-              <w:rPr>
-                <w:rFonts w:ascii="Arial" w:cs="Arial" w:eastAsia="Arial" w:hAnsi="Arial"/>
-                <w:b w:val="false"/>
-                <w:bCs w:val="false"/>
-                <w:i w:val="false"/>
-                <w:iCs w:val="false"/>
-                <w:color w:val="000000"/>
-                <w:sz w:val="18"/>
-                <w:szCs w:val="18"/>
-              </w:rPr>
-              <w:t xml:space="preserve">–  Environmental Education: Learners examine how radioactive contamination can affect ecosystems (e.g., water sources like Lake Victoria and the Tana River) and discuss responsible waste disposal of radioactive materials.</w:t>
-            </w:r>
-          </w:p>
-          <w:p>
-            <w:pPr>
-              <w:spacing w:after="30" w:before="0"/>
-              <w:ind w:left="360" w:hanging="180"/>
-              <w:jc w:val="left"/>
-            </w:pPr>
-            <w:r>
-              <w:rPr>
-                <w:rFonts w:ascii="Arial" w:cs="Arial" w:eastAsia="Arial" w:hAnsi="Arial"/>
-                <w:b w:val="false"/>
-                <w:bCs w:val="false"/>
-                <w:i w:val="false"/>
-                <w:iCs w:val="false"/>
-                <w:color w:val="000000"/>
-                <w:sz w:val="18"/>
-                <w:szCs w:val="18"/>
-              </w:rPr>
-              <w:t xml:space="preserve">–  Life Skills — Critical Thinking and Decision Making: Learners evaluate competing claims about nuclear energy as a solution to Kenya's energy challenges versus its safety and environmental risks, building informed decision-making skills.</w:t>
-            </w:r>
-          </w:p>
-          <w:p>
-            <w:pPr>
-              <w:spacing w:after="30" w:before="0"/>
-              <w:ind w:left="360" w:hanging="180"/>
-              <w:jc w:val="left"/>
-            </w:pPr>
-            <w:r>
-              <w:rPr>
-                <w:rFonts w:ascii="Arial" w:cs="Arial" w:eastAsia="Arial" w:hAnsi="Arial"/>
-                <w:b w:val="false"/>
-                <w:bCs w:val="false"/>
-                <w:i w:val="false"/>
-                <w:iCs w:val="false"/>
-                <w:color w:val="000000"/>
-                <w:sz w:val="18"/>
-                <w:szCs w:val="18"/>
-              </w:rPr>
-              <w:t xml:space="preserve">–  Career Guidance: Learners identify and explore career pathways in nuclear medicine, radiography, radiation protection, and nuclear engineering — including opportunities at the Kenya Nuclear Electricity Board (KNEB) and local universities offering relevant programmes.</w:t>
-            </w:r>
-          </w:p>
-          <w:p>
-            <w:pPr>
-              <w:spacing w:after="30" w:before="0"/>
-              <w:ind w:left="360" w:hanging="180"/>
-              <w:jc w:val="left"/>
-            </w:pPr>
-            <w:r>
-              <w:rPr>
-                <w:rFonts w:ascii="Arial" w:cs="Arial" w:eastAsia="Arial" w:hAnsi="Arial"/>
-                <w:b w:val="false"/>
-                <w:bCs w:val="false"/>
-                <w:i w:val="false"/>
-                <w:iCs w:val="false"/>
-                <w:color w:val="000000"/>
-                <w:sz w:val="18"/>
-                <w:szCs w:val="18"/>
-              </w:rPr>
-              <w:t xml:space="preserve">–  Disaster Risk Reduction: Learners assess the risks of radiation exposure in emergency scenarios and develop awareness of safety protocols, connecting to national disaster preparedness frameworks.</w:t>
-            </w:r>
-          </w:p>
-        </w:tc>
-      </w:tr>
-      <w:tr>
-        <w:tc>
-          <w:tcPr>
-            <w:tcW w:type="dxa" w:w="3000"/>
-            <w:shd w:fill="D9EEF1" w:color="auto" w:val="clear"/>
-            <w:tcMar>
-              <w:top w:type="dxa" w:w="60"/>
-              <w:left w:type="dxa" w:w="120"/>
-              <w:bottom w:type="dxa" w:w="60"/>
-              <w:right w:type="dxa" w:w="120"/>
-            </w:tcMar>
-            <w:vAlign w:val="top"/>
-          </w:tcPr>
-          <w:p>
-            <w:pPr>
-              <w:spacing w:after="40" w:before="0"/>
-              <w:jc w:val="left"/>
-            </w:pPr>
-            <w:r>
-              <w:rPr>
-                <w:rFonts w:ascii="Arial" w:cs="Arial" w:eastAsia="Arial" w:hAnsi="Arial"/>
-                <w:b/>
-                <w:bCs/>
-                <w:i w:val="false"/>
-                <w:iCs w:val="false"/>
-                <w:color w:val="000000"/>
-                <w:sz w:val="18"/>
-                <w:szCs w:val="18"/>
-              </w:rPr>
-              <w:t xml:space="preserve">Career Connections</w:t>
-            </w:r>
-          </w:p>
-        </w:tc>
-        <w:tc>
-          <w:tcPr>
-            <w:tcW w:type="dxa" w:w="10680"/>
-            <w:shd w:fill="FFFFFF" w:color="auto" w:val="clear"/>
-            <w:tcMar>
-              <w:top w:type="dxa" w:w="60"/>
-              <w:left w:type="dxa" w:w="120"/>
-              <w:bottom w:type="dxa" w:w="60"/>
-              <w:right w:type="dxa" w:w="120"/>
-            </w:tcMar>
-            <w:vAlign w:val="top"/>
-          </w:tcPr>
-          <w:p>
-            <w:pPr>
-              <w:spacing w:after="30" w:before="0"/>
-              <w:ind w:left="360" w:hanging="180"/>
-              <w:jc w:val="left"/>
-            </w:pPr>
-            <w:r>
-              <w:rPr>
-                <w:rFonts w:ascii="Arial" w:cs="Arial" w:eastAsia="Arial" w:hAnsi="Arial"/>
-                <w:b w:val="false"/>
-                <w:bCs w:val="false"/>
-                <w:i w:val="false"/>
-                <w:iCs w:val="false"/>
-                <w:color w:val="000000"/>
-                <w:sz w:val="18"/>
-                <w:szCs w:val="18"/>
-              </w:rPr>
-              <w:t xml:space="preserve">–  Radiographer / Radiologist: This sub-strand directly explains the physics of radiation used in X-ray, CT, and PET imaging — equipping learners to pursue radiography training available at Kenyan universities such as University of Nairobi and KMTC.</w:t>
-            </w:r>
-          </w:p>
-          <w:p>
-            <w:pPr>
-              <w:spacing w:after="30" w:before="0"/>
-              <w:ind w:left="360" w:hanging="180"/>
-              <w:jc w:val="left"/>
-            </w:pPr>
-            <w:r>
-              <w:rPr>
-                <w:rFonts w:ascii="Arial" w:cs="Arial" w:eastAsia="Arial" w:hAnsi="Arial"/>
-                <w:b w:val="false"/>
-                <w:bCs w:val="false"/>
-                <w:i w:val="false"/>
-                <w:iCs w:val="false"/>
-                <w:color w:val="000000"/>
-                <w:sz w:val="18"/>
-                <w:szCs w:val="18"/>
-              </w:rPr>
-              <w:t xml:space="preserve">–  Nuclear Medicine Specialist: Learners explore how radioactive isotopes (e.g., Iodine-131, Technetium-99m) are used in diagnosing and treating diseases, providing a foundation for medical careers with a nuclear science component at facilities like KNH.</w:t>
-            </w:r>
-          </w:p>
-          <w:p>
-            <w:pPr>
-              <w:spacing w:after="30" w:before="0"/>
-              <w:ind w:left="360" w:hanging="180"/>
-              <w:jc w:val="left"/>
-            </w:pPr>
-            <w:r>
-              <w:rPr>
-                <w:rFonts w:ascii="Arial" w:cs="Arial" w:eastAsia="Arial" w:hAnsi="Arial"/>
-                <w:b w:val="false"/>
-                <w:bCs w:val="false"/>
-                <w:i w:val="false"/>
-                <w:iCs w:val="false"/>
-                <w:color w:val="000000"/>
-                <w:sz w:val="18"/>
-                <w:szCs w:val="18"/>
-              </w:rPr>
-              <w:t xml:space="preserve">–  Radiation Protection Officer: Understanding radiation types, penetration, and safety measures in this sub-strand prepares learners for roles in monitoring and controlling radiation exposure in hospitals, industries, and research institutions regulated by the Kenya Nuclear Regulatory Authority (KNRA).</w:t>
-            </w:r>
-          </w:p>
-          <w:p>
-            <w:pPr>
-              <w:spacing w:after="30" w:before="0"/>
-              <w:ind w:left="360" w:hanging="180"/>
-              <w:jc w:val="left"/>
-            </w:pPr>
-            <w:r>
-              <w:rPr>
-                <w:rFonts w:ascii="Arial" w:cs="Arial" w:eastAsia="Arial" w:hAnsi="Arial"/>
-                <w:b w:val="false"/>
-                <w:bCs w:val="false"/>
-                <w:i w:val="false"/>
-                <w:iCs w:val="false"/>
-                <w:color w:val="000000"/>
-                <w:sz w:val="18"/>
-                <w:szCs w:val="18"/>
-              </w:rPr>
-              <w:t xml:space="preserve">–  Agricultural Scientist / Researcher: The application of radiation in crop mutation breeding and soil tracing, practiced at KALRO (Kenya Agricultural and Livestock Research Organisation), connects directly to agri-science career pathways.</w:t>
-            </w:r>
-          </w:p>
-          <w:p>
-            <w:pPr>
-              <w:spacing w:after="30" w:before="0"/>
-              <w:ind w:left="360" w:hanging="180"/>
-              <w:jc w:val="left"/>
-            </w:pPr>
-            <w:r>
-              <w:rPr>
-                <w:rFonts w:ascii="Arial" w:cs="Arial" w:eastAsia="Arial" w:hAnsi="Arial"/>
-                <w:b w:val="false"/>
-                <w:bCs w:val="false"/>
-                <w:i w:val="false"/>
-                <w:iCs w:val="false"/>
-                <w:color w:val="000000"/>
-                <w:sz w:val="18"/>
-                <w:szCs w:val="18"/>
-              </w:rPr>
-              <w:t xml:space="preserve">–  Nuclear/Energy Engineer: The fission and fusion lesson connects to Kenya's exploration of nuclear energy through KNEB, inspiring learners to consider engineering careers contributing to Kenya's long-term energy security under Vision 2030.</w:t>
-            </w:r>
-          </w:p>
-          <w:p>
-            <w:pPr>
-              <w:spacing w:after="30" w:before="0"/>
-              <w:ind w:left="360" w:hanging="180"/>
-              <w:jc w:val="left"/>
-            </w:pPr>
-            <w:r>
-              <w:rPr>
-                <w:rFonts w:ascii="Arial" w:cs="Arial" w:eastAsia="Arial" w:hAnsi="Arial"/>
-                <w:b w:val="false"/>
-                <w:bCs w:val="false"/>
-                <w:i w:val="false"/>
-                <w:iCs w:val="false"/>
-                <w:color w:val="000000"/>
-                <w:sz w:val="18"/>
-                <w:szCs w:val="18"/>
-              </w:rPr>
-              <w:t xml:space="preserve">–  Environmental Health Scientist: Learners who study radiation monitoring and contamination pathways are prepared for careers in environmental protection agencies and public health bodies in Kenya.</w:t>
-            </w:r>
-          </w:p>
-        </w:tc>
-      </w:tr>
-      <w:tr>
-        <w:tc>
-          <w:tcPr>
-            <w:tcW w:type="dxa" w:w="3000"/>
-            <w:shd w:fill="D5E8F0" w:color="auto" w:val="clear"/>
-            <w:tcMar>
-              <w:top w:type="dxa" w:w="60"/>
-              <w:left w:type="dxa" w:w="120"/>
-              <w:bottom w:type="dxa" w:w="60"/>
-              <w:right w:type="dxa" w:w="120"/>
-            </w:tcMar>
-            <w:vAlign w:val="top"/>
-          </w:tcPr>
-          <w:p>
-            <w:pPr>
-              <w:spacing w:after="40" w:before="0"/>
-              <w:jc w:val="left"/>
-            </w:pPr>
-            <w:r>
-              <w:rPr>
-                <w:rFonts w:ascii="Arial" w:cs="Arial" w:eastAsia="Arial" w:hAnsi="Arial"/>
-                <w:b/>
-                <w:bCs/>
-                <w:i w:val="false"/>
-                <w:iCs w:val="false"/>
-                <w:color w:val="000000"/>
-                <w:sz w:val="18"/>
-                <w:szCs w:val="18"/>
-              </w:rPr>
-              <w:t xml:space="preserve">Focus for Lessons</w:t>
-            </w:r>
-          </w:p>
-        </w:tc>
-        <w:tc>
-          <w:tcPr>
-            <w:tcW w:type="dxa" w:w="10680"/>
-            <w:shd w:fill="FFFFFF" w:color="auto" w:val="clear"/>
-            <w:tcMar>
-              <w:top w:type="dxa" w:w="60"/>
-              <w:left w:type="dxa" w:w="120"/>
-              <w:bottom w:type="dxa" w:w="60"/>
-              <w:right w:type="dxa" w:w="120"/>
-            </w:tcMar>
-            <w:vAlign w:val="top"/>
-          </w:tcPr>
-          <w:p>
-            <w:pPr>
-              <w:spacing w:after="40" w:before="0"/>
-              <w:jc w:val="left"/>
-            </w:pPr>
-            <w:r>
-              <w:rPr>
-                <w:rFonts w:ascii="Arial" w:cs="Arial" w:eastAsia="Arial" w:hAnsi="Arial"/>
-                <w:b w:val="false"/>
-                <w:bCs w:val="false"/>
-                <w:i w:val="false"/>
-                <w:iCs w:val="false"/>
-                <w:color w:val="000000"/>
-                <w:sz w:val="18"/>
-                <w:szCs w:val="18"/>
-              </w:rPr>
-              <w:t xml:space="preserve">This unit introduces Grade 10 learners to the fascinating and sometimes invisible world of nuclear physics — exploring why some atomic nuclei are inherently unstable, how they release energy through radioactive decay, and how humanity has harnessed this knowledge for medicine, agriculture, and energy. Using a phenomenon-driven, investigation-rich approach, learners move from puzzling over why carbon-14 behaves differently from carbon-12, to constructing the belt of stability, characterising the three types of radiation, simulating half-life decay, and evaluating the real-world applications and risks of nuclear technology in the Kenyan context. The unit is grounded in the NGSS Science and Engineering Practices, emphasising model-building, data analysis, and evidence-based argumentation throughout all seven lessons.</w:t>
-            </w:r>
-          </w:p>
-        </w:tc>
-      </w:tr>
-      <w:tr>
-        <w:tc>
-          <w:tcPr>
-            <w:tcW w:type="dxa" w:w="3000"/>
-            <w:shd w:fill="EAD1F5" w:color="auto" w:val="clear"/>
-            <w:tcMar>
-              <w:top w:type="dxa" w:w="60"/>
-              <w:left w:type="dxa" w:w="120"/>
-              <w:bottom w:type="dxa" w:w="60"/>
-              <w:right w:type="dxa" w:w="120"/>
-            </w:tcMar>
-            <w:vAlign w:val="top"/>
-          </w:tcPr>
-          <w:p>
-            <w:pPr>
-              <w:spacing w:after="40" w:before="0"/>
-              <w:jc w:val="left"/>
-            </w:pPr>
-            <w:r>
-              <w:rPr>
-                <w:rFonts w:ascii="Arial" w:cs="Arial" w:eastAsia="Arial" w:hAnsi="Arial"/>
-                <w:b/>
-                <w:bCs/>
-                <w:i w:val="false"/>
-                <w:iCs w:val="false"/>
-                <w:color w:val="000000"/>
-                <w:sz w:val="18"/>
-                <w:szCs w:val="18"/>
-              </w:rPr>
-              <w:t xml:space="preserve">Driving Question / Key Inquiry Questions</w:t>
-            </w:r>
-          </w:p>
-        </w:tc>
-        <w:tc>
-          <w:tcPr>
-            <w:tcW w:type="dxa" w:w="10680"/>
-            <w:shd w:fill="FFFFFF" w:color="auto" w:val="clear"/>
-            <w:tcMar>
-              <w:top w:type="dxa" w:w="60"/>
-              <w:left w:type="dxa" w:w="120"/>
-              <w:bottom w:type="dxa" w:w="60"/>
-              <w:right w:type="dxa" w:w="120"/>
-            </w:tcMar>
-            <w:vAlign w:val="top"/>
-          </w:tcPr>
-          <w:p>
-            <w:pPr>
-              <w:spacing w:after="40" w:before="0"/>
-              <w:jc w:val="left"/>
-            </w:pPr>
-            <w:r>
-              <w:rPr>
-                <w:rFonts w:ascii="Arial" w:cs="Arial" w:eastAsia="Arial" w:hAnsi="Arial"/>
-                <w:b w:val="false"/>
-                <w:bCs w:val="false"/>
-                <w:i w:val="false"/>
-                <w:iCs w:val="false"/>
-                <w:color w:val="000000"/>
-                <w:sz w:val="18"/>
-                <w:szCs w:val="18"/>
-              </w:rPr>
-              <w:t xml:space="preserve">DRIVING QUESTION: "Why do some atoms in Kenyan rocks spontaneously release invisible energy — and how can we harness or protect ourselves from that energy?"</w:t>
-            </w:r>
-          </w:p>
-          <w:p>
-            <w:pPr>
-              <w:spacing w:after="40" w:before="0"/>
-              <w:jc w:val="left"/>
-            </w:pPr>
-            <w:r>
-              <w:rPr>
-                <w:rFonts w:ascii="Arial" w:cs="Arial" w:eastAsia="Arial" w:hAnsi="Arial"/>
-                <w:b w:val="false"/>
-                <w:bCs w:val="false"/>
-                <w:i w:val="false"/>
-                <w:iCs w:val="false"/>
-                <w:color w:val="000000"/>
-                <w:sz w:val="18"/>
-                <w:szCs w:val="18"/>
-              </w:rPr>
-              <w:t xml:space="preserve"/>
-            </w:r>
-          </w:p>
-          <w:p>
-            <w:pPr>
-              <w:spacing w:after="40" w:before="0"/>
-              <w:jc w:val="left"/>
-            </w:pPr>
-            <w:r>
-              <w:rPr>
-                <w:rFonts w:ascii="Arial" w:cs="Arial" w:eastAsia="Arial" w:hAnsi="Arial"/>
-                <w:b w:val="false"/>
-                <w:bCs w:val="false"/>
-                <w:i w:val="false"/>
-                <w:iCs w:val="false"/>
-                <w:color w:val="000000"/>
-                <w:sz w:val="18"/>
-                <w:szCs w:val="18"/>
-              </w:rPr>
-              <w:t xml:space="preserve">KICD KEY INQUIRY QUESTIONS:</w:t>
-            </w:r>
-          </w:p>
-          <w:p>
-            <w:pPr>
-              <w:spacing w:after="40" w:before="0"/>
-              <w:jc w:val="left"/>
-            </w:pPr>
-            <w:r>
-              <w:rPr>
-                <w:rFonts w:ascii="Arial" w:cs="Arial" w:eastAsia="Arial" w:hAnsi="Arial"/>
-                <w:b w:val="false"/>
-                <w:bCs w:val="false"/>
-                <w:i w:val="false"/>
-                <w:iCs w:val="false"/>
-                <w:color w:val="000000"/>
-                <w:sz w:val="18"/>
-                <w:szCs w:val="18"/>
-              </w:rPr>
-              <w:t xml:space="preserve">1. What makes some atomic nuclei stable while others are unstable and undergo radioactive decay?</w:t>
-            </w:r>
-          </w:p>
-          <w:p>
-            <w:pPr>
-              <w:spacing w:after="40" w:before="0"/>
-              <w:jc w:val="left"/>
-            </w:pPr>
-            <w:r>
-              <w:rPr>
-                <w:rFonts w:ascii="Arial" w:cs="Arial" w:eastAsia="Arial" w:hAnsi="Arial"/>
-                <w:b w:val="false"/>
-                <w:bCs w:val="false"/>
-                <w:i w:val="false"/>
-                <w:iCs w:val="false"/>
-                <w:color w:val="000000"/>
-                <w:sz w:val="18"/>
-                <w:szCs w:val="18"/>
-              </w:rPr>
-              <w:t xml:space="preserve">2. How does knowledge of radioactivity help us solve problems in medicine, agriculture, energy, and environmental monitoring in Kenya?</w:t>
-            </w:r>
-          </w:p>
-        </w:tc>
-      </w:tr>
-      <w:tr>
-        <w:tc>
-          <w:tcPr>
-            <w:tcW w:type="dxa" w:w="3000"/>
-            <w:shd w:fill="EAD1F5" w:color="auto" w:val="clear"/>
-            <w:tcMar>
-              <w:top w:type="dxa" w:w="60"/>
-              <w:left w:type="dxa" w:w="120"/>
-              <w:bottom w:type="dxa" w:w="60"/>
-              <w:right w:type="dxa" w:w="120"/>
-            </w:tcMar>
-            <w:vAlign w:val="top"/>
-          </w:tcPr>
-          <w:p>
-            <w:pPr>
-              <w:spacing w:after="40" w:before="0"/>
-              <w:jc w:val="left"/>
-            </w:pPr>
-            <w:r>
-              <w:rPr>
-                <w:rFonts w:ascii="Arial" w:cs="Arial" w:eastAsia="Arial" w:hAnsi="Arial"/>
-                <w:b/>
-                <w:bCs/>
-                <w:i w:val="false"/>
-                <w:iCs w:val="false"/>
-                <w:color w:val="000000"/>
-                <w:sz w:val="18"/>
-                <w:szCs w:val="18"/>
-              </w:rPr>
-              <w:t xml:space="preserve">Anchoring Phenomenon</w:t>
-            </w:r>
-          </w:p>
-        </w:tc>
-        <w:tc>
-          <w:tcPr>
-            <w:tcW w:type="dxa" w:w="10680"/>
-            <w:shd w:fill="FFFFFF" w:color="auto" w:val="clear"/>
-            <w:tcMar>
-              <w:top w:type="dxa" w:w="60"/>
-              <w:left w:type="dxa" w:w="120"/>
-              <w:bottom w:type="dxa" w:w="60"/>
-              <w:right w:type="dxa" w:w="120"/>
-            </w:tcMar>
-            <w:vAlign w:val="top"/>
-          </w:tcPr>
-          <w:p>
-            <w:pPr>
-              <w:spacing w:after="40" w:before="0"/>
-              <w:jc w:val="left"/>
-            </w:pPr>
-            <w:r>
-              <w:rPr>
-                <w:rFonts w:ascii="Arial" w:cs="Arial" w:eastAsia="Arial" w:hAnsi="Arial"/>
-                <w:b w:val="false"/>
-                <w:bCs w:val="false"/>
-                <w:i w:val="false"/>
-                <w:iCs w:val="false"/>
-                <w:color w:val="000000"/>
-                <w:sz w:val="18"/>
-                <w:szCs w:val="18"/>
-              </w:rPr>
-              <w:t xml:space="preserve">ANCHORING PHENOMENON — "The Invisible Killer in the Rock":</w:t>
-            </w:r>
-          </w:p>
-          <w:p>
-            <w:pPr>
-              <w:spacing w:after="40" w:before="0"/>
-              <w:jc w:val="left"/>
-            </w:pPr>
-            <w:r>
-              <w:rPr>
-                <w:rFonts w:ascii="Arial" w:cs="Arial" w:eastAsia="Arial" w:hAnsi="Arial"/>
-                <w:b w:val="false"/>
-                <w:bCs w:val="false"/>
-                <w:i w:val="false"/>
-                <w:iCs w:val="false"/>
-                <w:color w:val="000000"/>
-                <w:sz w:val="18"/>
-                <w:szCs w:val="18"/>
-              </w:rPr>
-              <w:t xml:space="preserve"/>
-            </w:r>
-          </w:p>
-          <w:p>
-            <w:pPr>
-              <w:spacing w:after="40" w:before="0"/>
-              <w:jc w:val="left"/>
-            </w:pPr>
-            <w:r>
-              <w:rPr>
-                <w:rFonts w:ascii="Arial" w:cs="Arial" w:eastAsia="Arial" w:hAnsi="Arial"/>
-                <w:b w:val="false"/>
-                <w:bCs w:val="false"/>
-                <w:i w:val="false"/>
-                <w:iCs w:val="false"/>
-                <w:color w:val="000000"/>
-                <w:sz w:val="18"/>
-                <w:szCs w:val="18"/>
-              </w:rPr>
-              <w:t xml:space="preserve">A sample of pitchblende ore (uranium ore) is placed near a photographic film in complete darkness. When the film is developed, it shows a clear exposure — something invisible has passed through the dark container and affected the film. No light, no heat, no sound. Yet the rock has left its mark.</w:t>
-            </w:r>
-          </w:p>
-          <w:p>
-            <w:pPr>
-              <w:spacing w:after="40" w:before="0"/>
-              <w:jc w:val="left"/>
-            </w:pPr>
-            <w:r>
-              <w:rPr>
-                <w:rFonts w:ascii="Arial" w:cs="Arial" w:eastAsia="Arial" w:hAnsi="Arial"/>
-                <w:b w:val="false"/>
-                <w:bCs w:val="false"/>
-                <w:i w:val="false"/>
-                <w:iCs w:val="false"/>
-                <w:color w:val="000000"/>
-                <w:sz w:val="18"/>
-                <w:szCs w:val="18"/>
-              </w:rPr>
-              <w:t xml:space="preserve"/>
-            </w:r>
-          </w:p>
-          <w:p>
-            <w:pPr>
-              <w:spacing w:after="40" w:before="0"/>
-              <w:jc w:val="left"/>
-            </w:pPr>
-            <w:r>
-              <w:rPr>
-                <w:rFonts w:ascii="Arial" w:cs="Arial" w:eastAsia="Arial" w:hAnsi="Arial"/>
-                <w:b w:val="false"/>
-                <w:bCs w:val="false"/>
-                <w:i w:val="false"/>
-                <w:iCs w:val="false"/>
-                <w:color w:val="000000"/>
-                <w:sz w:val="18"/>
-                <w:szCs w:val="18"/>
-              </w:rPr>
-              <w:t xml:space="preserve">This is puzzling: rocks are assumed to be inert, stable objects. Why would a rock spontaneously release invisible energy? Where does that energy come from? Why do only some rocks do this? And why does it never seem to stop — the rock keeps emitting radiation day after day without any external energy input?</w:t>
-            </w:r>
-          </w:p>
-          <w:p>
-            <w:pPr>
-              <w:spacing w:after="40" w:before="0"/>
-              <w:jc w:val="left"/>
-            </w:pPr>
-            <w:r>
-              <w:rPr>
-                <w:rFonts w:ascii="Arial" w:cs="Arial" w:eastAsia="Arial" w:hAnsi="Arial"/>
-                <w:b w:val="false"/>
-                <w:bCs w:val="false"/>
-                <w:i w:val="false"/>
-                <w:iCs w:val="false"/>
-                <w:color w:val="000000"/>
-                <w:sz w:val="18"/>
-                <w:szCs w:val="18"/>
-              </w:rPr>
-              <w:t xml:space="preserve"/>
-            </w:r>
-          </w:p>
-          <w:p>
-            <w:pPr>
-              <w:spacing w:after="40" w:before="0"/>
-              <w:jc w:val="left"/>
-            </w:pPr>
-            <w:r>
-              <w:rPr>
-                <w:rFonts w:ascii="Arial" w:cs="Arial" w:eastAsia="Arial" w:hAnsi="Arial"/>
-                <w:b w:val="false"/>
-                <w:bCs w:val="false"/>
-                <w:i w:val="false"/>
-                <w:iCs w:val="false"/>
-                <w:color w:val="000000"/>
-                <w:sz w:val="18"/>
-                <w:szCs w:val="18"/>
-              </w:rPr>
-              <w:t xml:space="preserve">Learners then discover that uranium ore contains atoms whose nuclei are unstable — their neutron-to-proton ratios fall outside the "belt of stability" — and that these nuclei spontaneously reorganise themselves by ejecting particles or energy (α, β, γ radiation) in an effort to reach a more stable configuration. The anchoring phenomenon threads through every lesson: each new concept (isotopes, decay types, detection, half-life, nuclear equations, fission/fusion, applications) is explicitly connected back to explaining what is happening inside that rock, at the nuclear level, and why it matters for Kenya and the world.</w:t>
-            </w:r>
-          </w:p>
-        </w:tc>
-      </w:tr>
-      <w:tr>
-        <w:tc>
-          <w:tcPr>
-            <w:tcW w:type="dxa" w:w="3000"/>
-            <w:shd w:fill="D9EEF1" w:color="auto" w:val="clear"/>
-            <w:tcMar>
-              <w:top w:type="dxa" w:w="60"/>
-              <w:left w:type="dxa" w:w="120"/>
-              <w:bottom w:type="dxa" w:w="60"/>
-              <w:right w:type="dxa" w:w="120"/>
-            </w:tcMar>
-            <w:vAlign w:val="top"/>
-          </w:tcPr>
-          <w:p>
-            <w:pPr>
-              <w:spacing w:after="40" w:before="0"/>
-              <w:jc w:val="left"/>
-            </w:pPr>
-            <w:r>
-              <w:rPr>
-                <w:rFonts w:ascii="Arial" w:cs="Arial" w:eastAsia="Arial" w:hAnsi="Arial"/>
-                <w:b/>
-                <w:bCs/>
-                <w:i w:val="false"/>
-                <w:iCs w:val="false"/>
-                <w:color w:val="000000"/>
-                <w:sz w:val="18"/>
-                <w:szCs w:val="18"/>
-              </w:rPr>
-              <w:t xml:space="preserve">Storyline Thread</w:t>
-            </w:r>
-          </w:p>
-        </w:tc>
-        <w:tc>
-          <w:tcPr>
-            <w:tcW w:type="dxa" w:w="10680"/>
-            <w:shd w:fill="FFFFFF" w:color="auto" w:val="clear"/>
-            <w:tcMar>
-              <w:top w:type="dxa" w:w="60"/>
-              <w:left w:type="dxa" w:w="120"/>
-              <w:bottom w:type="dxa" w:w="60"/>
-              <w:right w:type="dxa" w:w="120"/>
-            </w:tcMar>
-            <w:vAlign w:val="top"/>
-          </w:tcPr>
-          <w:p>
-            <w:pPr>
-              <w:spacing w:after="40" w:before="0"/>
-              <w:jc w:val="left"/>
-            </w:pPr>
-            <w:r>
-              <w:rPr>
-                <w:rFonts w:ascii="Arial" w:cs="Arial" w:eastAsia="Arial" w:hAnsi="Arial"/>
-                <w:b w:val="false"/>
-                <w:bCs w:val="false"/>
-                <w:i w:val="false"/>
-                <w:iCs w:val="false"/>
-                <w:color w:val="000000"/>
-                <w:sz w:val="18"/>
-                <w:szCs w:val="18"/>
-              </w:rPr>
-              <w:t xml:space="preserve">Lesson 1 — Terminologies, Nuclear Structure &amp; Isotopes: Learners are confronted with the anchoring phenomenon (pitchblende film exposure). They predict what could cause it, then investigate the structure of the nucleus, define key terms (nucleon, nuclide, isotope, radioactivity), and examine why Carbon-14 and Carbon-12 — chemically identical — behave so differently. Groups construct N vs Z plots and are introduced to the belt of stability. The Driving Question Board (DQB) is opened and initial questions are posted.</w:t>
-            </w:r>
-          </w:p>
-          <w:p>
-            <w:pPr>
-              <w:spacing w:after="40" w:before="0"/>
-              <w:jc w:val="left"/>
-            </w:pPr>
-            <w:r>
-              <w:rPr>
-                <w:rFonts w:ascii="Arial" w:cs="Arial" w:eastAsia="Arial" w:hAnsi="Arial"/>
-                <w:b w:val="false"/>
-                <w:bCs w:val="false"/>
-                <w:i w:val="false"/>
-                <w:iCs w:val="false"/>
-                <w:color w:val="000000"/>
-                <w:sz w:val="18"/>
-                <w:szCs w:val="18"/>
-              </w:rPr>
-              <w:t xml:space="preserve"/>
-            </w:r>
-          </w:p>
-          <w:p>
-            <w:pPr>
-              <w:spacing w:after="40" w:before="0"/>
-              <w:jc w:val="left"/>
-            </w:pPr>
-            <w:r>
-              <w:rPr>
-                <w:rFonts w:ascii="Arial" w:cs="Arial" w:eastAsia="Arial" w:hAnsi="Arial"/>
-                <w:b w:val="false"/>
-                <w:bCs w:val="false"/>
-                <w:i w:val="false"/>
-                <w:iCs w:val="false"/>
-                <w:color w:val="000000"/>
-                <w:sz w:val="18"/>
-                <w:szCs w:val="18"/>
-              </w:rPr>
-              <w:t xml:space="preserve">Lesson 2 — Types of Radiation (α, β, γ): Learners design a predict-observe-explain activity comparing the penetrating power of the three radiation types using paper, aluminium, and lead analogues (diagrams/simulation). They tabulate properties (charge, mass, speed, ionising ability, penetration) and connect each type back to which unstable nuclei emit it. Groups update their N vs Z stability model with decay arrows showing how α and β emissions shift a nucleus toward the belt of stability.</w:t>
-            </w:r>
-          </w:p>
-          <w:p>
-            <w:pPr>
-              <w:spacing w:after="40" w:before="0"/>
-              <w:jc w:val="left"/>
-            </w:pPr>
-            <w:r>
-              <w:rPr>
-                <w:rFonts w:ascii="Arial" w:cs="Arial" w:eastAsia="Arial" w:hAnsi="Arial"/>
-                <w:b w:val="false"/>
-                <w:bCs w:val="false"/>
-                <w:i w:val="false"/>
-                <w:iCs w:val="false"/>
-                <w:color w:val="000000"/>
-                <w:sz w:val="18"/>
-                <w:szCs w:val="18"/>
-              </w:rPr>
-              <w:t xml:space="preserve"/>
-            </w:r>
-          </w:p>
-          <w:p>
-            <w:pPr>
-              <w:spacing w:after="40" w:before="0"/>
-              <w:jc w:val="left"/>
-            </w:pPr>
-            <w:r>
-              <w:rPr>
-                <w:rFonts w:ascii="Arial" w:cs="Arial" w:eastAsia="Arial" w:hAnsi="Arial"/>
-                <w:b w:val="false"/>
-                <w:bCs w:val="false"/>
-                <w:i w:val="false"/>
-                <w:iCs w:val="false"/>
-                <w:color w:val="000000"/>
-                <w:sz w:val="18"/>
-                <w:szCs w:val="18"/>
-              </w:rPr>
-              <w:t xml:space="preserve">Lesson 3 — Detection of Radiation: Learners observe a virtual Geiger-Müller counter (PhET / YouTube) and a cloud chamber simulation, explaining the working principle of each. They investigate background radiation and discuss how detection devices are used in Kenyan hospitals (KNH radiography) and environmental monitoring (KNRA). Learners revise their DQB — adding answers and new questions about measurement and safety.</w:t>
-            </w:r>
-          </w:p>
-          <w:p>
-            <w:pPr>
-              <w:spacing w:after="40" w:before="0"/>
-              <w:jc w:val="left"/>
-            </w:pPr>
-            <w:r>
-              <w:rPr>
-                <w:rFonts w:ascii="Arial" w:cs="Arial" w:eastAsia="Arial" w:hAnsi="Arial"/>
-                <w:b w:val="false"/>
-                <w:bCs w:val="false"/>
-                <w:i w:val="false"/>
-                <w:iCs w:val="false"/>
-                <w:color w:val="000000"/>
-                <w:sz w:val="18"/>
-                <w:szCs w:val="18"/>
-              </w:rPr>
-              <w:t xml:space="preserve"/>
-            </w:r>
-          </w:p>
-          <w:p>
-            <w:pPr>
-              <w:spacing w:after="40" w:before="0"/>
-              <w:jc w:val="left"/>
-            </w:pPr>
-            <w:r>
-              <w:rPr>
-                <w:rFonts w:ascii="Arial" w:cs="Arial" w:eastAsia="Arial" w:hAnsi="Arial"/>
-                <w:b w:val="false"/>
-                <w:bCs w:val="false"/>
-                <w:i w:val="false"/>
-                <w:iCs w:val="false"/>
-                <w:color w:val="000000"/>
-                <w:sz w:val="18"/>
-                <w:szCs w:val="18"/>
-              </w:rPr>
-              <w:t xml:space="preserve">Lesson 4 — Half-Life and Decay Curves: Learners simulate radioactive decay using 100 six-sided dice (or the PhET "Nuclear Decay" simulation), rolling and removing "decayed" dice each round, plotting a decay curve. They extract the half-life graphically, apply the equation N = N₀(½)^n to solve problems, and connect half-life to carbon dating at Olorgesailie and Iodine-131 dosing at KNH. Decay curves are added to cumulative models.</w:t>
-            </w:r>
-          </w:p>
-          <w:p>
-            <w:pPr>
-              <w:spacing w:after="40" w:before="0"/>
-              <w:jc w:val="left"/>
-            </w:pPr>
-            <w:r>
-              <w:rPr>
-                <w:rFonts w:ascii="Arial" w:cs="Arial" w:eastAsia="Arial" w:hAnsi="Arial"/>
-                <w:b w:val="false"/>
-                <w:bCs w:val="false"/>
-                <w:i w:val="false"/>
-                <w:iCs w:val="false"/>
-                <w:color w:val="000000"/>
-                <w:sz w:val="18"/>
-                <w:szCs w:val="18"/>
-              </w:rPr>
-              <w:t xml:space="preserve"/>
-            </w:r>
-          </w:p>
-          <w:p>
-            <w:pPr>
-              <w:spacing w:after="40" w:before="0"/>
-              <w:jc w:val="left"/>
-            </w:pPr>
-            <w:r>
-              <w:rPr>
-                <w:rFonts w:ascii="Arial" w:cs="Arial" w:eastAsia="Arial" w:hAnsi="Arial"/>
-                <w:b w:val="false"/>
-                <w:bCs w:val="false"/>
-                <w:i w:val="false"/>
-                <w:iCs w:val="false"/>
-                <w:color w:val="000000"/>
-                <w:sz w:val="18"/>
-                <w:szCs w:val="18"/>
-              </w:rPr>
-              <w:t xml:space="preserve">Lesson 5 — Nuclear Equations: Learners write and balance nuclear equations for α-decay (e.g., Uranium-238 → Thorium-234), β-decay (e.g., Carbon-14 → Nitrogen-14), and γ-emission, using conservation of nucleon number and proton number. They verify how each decay shifts the daughter nucleus on the N vs Z plot toward the belt of stability, directly connecting equations back to the anchoring phenomenon and the stability model built in Lesson 1.</w:t>
-            </w:r>
-          </w:p>
-          <w:p>
-            <w:pPr>
-              <w:spacing w:after="40" w:before="0"/>
-              <w:jc w:val="left"/>
-            </w:pPr>
-            <w:r>
-              <w:rPr>
-                <w:rFonts w:ascii="Arial" w:cs="Arial" w:eastAsia="Arial" w:hAnsi="Arial"/>
-                <w:b w:val="false"/>
-                <w:bCs w:val="false"/>
-                <w:i w:val="false"/>
-                <w:iCs w:val="false"/>
-                <w:color w:val="000000"/>
-                <w:sz w:val="18"/>
-                <w:szCs w:val="18"/>
-              </w:rPr>
-              <w:t xml:space="preserve"/>
-            </w:r>
-          </w:p>
-          <w:p>
-            <w:pPr>
-              <w:spacing w:after="40" w:before="0"/>
-              <w:jc w:val="left"/>
-            </w:pPr>
-            <w:r>
-              <w:rPr>
-                <w:rFonts w:ascii="Arial" w:cs="Arial" w:eastAsia="Arial" w:hAnsi="Arial"/>
-                <w:b w:val="false"/>
-                <w:bCs w:val="false"/>
-                <w:i w:val="false"/>
-                <w:iCs w:val="false"/>
-                <w:color w:val="000000"/>
-                <w:sz w:val="18"/>
-                <w:szCs w:val="18"/>
-              </w:rPr>
-              <w:t xml:space="preserve">Lesson 6 — Nuclear Fission and Fusion: Learners use PhET "Nuclear Fission" simulation and a YouTube explainer to investigate how splitting a uranium nucleus (fission) or fusing hydrogen nuclei (fusion) releases enormous energy. They compare mass defect and binding energy conceptually, debate Kenya's nuclear energy prospects (KNEB context), and construct an evidence-based argument about whether Kenya should pursue nuclear power. The DQB is updated with new understanding about energy sources.</w:t>
-            </w:r>
-          </w:p>
-          <w:p>
-            <w:pPr>
-              <w:spacing w:after="40" w:before="0"/>
-              <w:jc w:val="left"/>
-            </w:pPr>
-            <w:r>
-              <w:rPr>
-                <w:rFonts w:ascii="Arial" w:cs="Arial" w:eastAsia="Arial" w:hAnsi="Arial"/>
-                <w:b w:val="false"/>
-                <w:bCs w:val="false"/>
-                <w:i w:val="false"/>
-                <w:iCs w:val="false"/>
-                <w:color w:val="000000"/>
-                <w:sz w:val="18"/>
-                <w:szCs w:val="18"/>
-              </w:rPr>
-              <w:t xml:space="preserve"/>
-            </w:r>
-          </w:p>
-          <w:p>
-            <w:pPr>
-              <w:spacing w:after="40" w:before="0"/>
-              <w:jc w:val="left"/>
-            </w:pPr>
-            <w:r>
-              <w:rPr>
-                <w:rFonts w:ascii="Arial" w:cs="Arial" w:eastAsia="Arial" w:hAnsi="Arial"/>
-                <w:b w:val="false"/>
-                <w:bCs w:val="false"/>
-                <w:i w:val="false"/>
-                <w:iCs w:val="false"/>
-                <w:color w:val="000000"/>
-                <w:sz w:val="18"/>
-                <w:szCs w:val="18"/>
-              </w:rPr>
-              <w:t xml:space="preserve">Lesson 7 — Applications, Safety, and Unit Review: Learners synthesise all prior lessons by exploring applications of radioactivity (radiotherapy at KNH, KALRO crop irradiation, industrial thickness gauging, carbon dating) and evaluating radiation safety measures (ALARA principle, shielding, distance, time). Groups present a final revised cumulative model — from the original puzzling rock phenomenon to a full nuclear physics explanatory framework. The DQB is formally closed, with all opening questions answered or flagged for further study. A structured review consolidates key concepts and learning outcomes.</w:t>
-            </w:r>
-          </w:p>
-        </w:tc>
-      </w:tr>
-      <w:tr>
-        <w:tc>
-          <w:tcPr>
-            <w:tcW w:type="dxa" w:w="3000"/>
-            <w:shd w:fill="EAD1F5" w:color="auto" w:val="clear"/>
-            <w:tcMar>
-              <w:top w:type="dxa" w:w="60"/>
-              <w:left w:type="dxa" w:w="120"/>
-              <w:bottom w:type="dxa" w:w="60"/>
-              <w:right w:type="dxa" w:w="120"/>
-            </w:tcMar>
-            <w:vAlign w:val="top"/>
-          </w:tcPr>
-          <w:p>
-            <w:pPr>
-              <w:spacing w:after="40" w:before="0"/>
-              <w:jc w:val="left"/>
-            </w:pPr>
-            <w:r>
-              <w:rPr>
-                <w:rFonts w:ascii="Arial" w:cs="Arial" w:eastAsia="Arial" w:hAnsi="Arial"/>
-                <w:b/>
-                <w:bCs/>
-                <w:i w:val="false"/>
-                <w:iCs w:val="false"/>
-                <w:color w:val="000000"/>
-                <w:sz w:val="18"/>
-                <w:szCs w:val="18"/>
-              </w:rPr>
-              <w:t xml:space="preserve">Supporting Phenomena</w:t>
-            </w:r>
-          </w:p>
-        </w:tc>
-        <w:tc>
-          <w:tcPr>
-            <w:tcW w:type="dxa" w:w="10680"/>
-            <w:shd w:fill="FFFFFF" w:color="auto" w:val="clear"/>
-            <w:tcMar>
-              <w:top w:type="dxa" w:w="60"/>
-              <w:left w:type="dxa" w:w="120"/>
-              <w:bottom w:type="dxa" w:w="60"/>
-              <w:right w:type="dxa" w:w="120"/>
-            </w:tcMar>
-            <w:vAlign w:val="top"/>
-          </w:tcPr>
-          <w:p>
-            <w:pPr>
-              <w:spacing w:after="30" w:before="0"/>
-              <w:ind w:left="360" w:hanging="180"/>
-              <w:jc w:val="left"/>
-            </w:pPr>
-            <w:r>
-              <w:rPr>
-                <w:rFonts w:ascii="Arial" w:cs="Arial" w:eastAsia="Arial" w:hAnsi="Arial"/>
-                <w:b w:val="false"/>
-                <w:bCs w:val="false"/>
-                <w:i w:val="false"/>
-                <w:iCs w:val="false"/>
-                <w:color w:val="000000"/>
-                <w:sz w:val="18"/>
-                <w:szCs w:val="18"/>
-              </w:rPr>
-              <w:t xml:space="preserve">–  Carbon-14 Dating of Ancient Kenyan Artefacts: Archaeologists at sites like Olorgesailie (Rift Valley) use carbon-14 dating to determine the age of ancient tools and bones. Learners explore: why does carbon-14 decay but carbon-12 remain stable? This supports understanding of isotopes and the belt of stability.</w:t>
-            </w:r>
-          </w:p>
-          <w:p>
-            <w:pPr>
-              <w:spacing w:after="30" w:before="0"/>
-              <w:ind w:left="360" w:hanging="180"/>
-              <w:jc w:val="left"/>
-            </w:pPr>
-            <w:r>
-              <w:rPr>
-                <w:rFonts w:ascii="Arial" w:cs="Arial" w:eastAsia="Arial" w:hAnsi="Arial"/>
-                <w:b w:val="false"/>
-                <w:bCs w:val="false"/>
-                <w:i w:val="false"/>
-                <w:iCs w:val="false"/>
-                <w:color w:val="000000"/>
-                <w:sz w:val="18"/>
-                <w:szCs w:val="18"/>
-              </w:rPr>
-              <w:t xml:space="preserve">–  Radiation Therapy at Kenyatta National Hospital: Cancer patients in Nairobi receive targeted gamma radiation to destroy tumour cells. Learners explore: how can the same radiation that damages DNA in a rock sample be used to save lives? This supports understanding of radiation properties and applications.</w:t>
-            </w:r>
-          </w:p>
-          <w:p>
-            <w:pPr>
-              <w:spacing w:after="30" w:before="0"/>
-              <w:ind w:left="360" w:hanging="180"/>
-              <w:jc w:val="left"/>
-            </w:pPr>
-            <w:r>
-              <w:rPr>
-                <w:rFonts w:ascii="Arial" w:cs="Arial" w:eastAsia="Arial" w:hAnsi="Arial"/>
-                <w:b w:val="false"/>
-                <w:bCs w:val="false"/>
-                <w:i w:val="false"/>
-                <w:iCs w:val="false"/>
-                <w:color w:val="000000"/>
-                <w:sz w:val="18"/>
-                <w:szCs w:val="18"/>
-              </w:rPr>
-              <w:t xml:space="preserve">–  The Half-Life of Iodine-131 in Thyroid Treatment: Doctors prescribe a specific dose of radioactive Iodine-131 knowing it will reduce to safe levels within weeks. Learners explore: how can doctors predict exactly when a substance will become safe? This supports understanding of half-life and decay curves.</w:t>
-            </w:r>
-          </w:p>
-          <w:p>
-            <w:pPr>
-              <w:spacing w:after="30" w:before="0"/>
-              <w:ind w:left="360" w:hanging="180"/>
-              <w:jc w:val="left"/>
-            </w:pPr>
-            <w:r>
-              <w:rPr>
-                <w:rFonts w:ascii="Arial" w:cs="Arial" w:eastAsia="Arial" w:hAnsi="Arial"/>
-                <w:b w:val="false"/>
-                <w:bCs w:val="false"/>
-                <w:i w:val="false"/>
-                <w:iCs w:val="false"/>
-                <w:color w:val="000000"/>
-                <w:sz w:val="18"/>
-                <w:szCs w:val="18"/>
-              </w:rPr>
-              <w:t xml:space="preserve">–  Kenya's Nuclear Energy Debate (KNEB): Kenya's government through the Kenya Nuclear Electricity Board has explored adding nuclear power to the national grid. Learners explore: how does splitting a uranium nucleus release enough energy to power Nairobi? This supports understanding of nuclear fission, energy release, and the societal dimensions of nuclear science.</w:t>
-            </w:r>
-          </w:p>
-        </w:tc>
-      </w:tr>
-    </w:tbl>
-    <w:p>
-      <w:pPr>
-        <w:spacing w:after="120"/>
-      </w:pPr>
-      <w:r>
-        <w:t xml:space="preserve"/>
       </w:r>
     </w:p>
     <w:p>
@@ -3708,7 +3708,7 @@
             <w:pPr>
               <w:spacing w:after="20" w:before="0"/>
             </w:pPr>
-            <w:hyperlink w:history="1" r:id="rIdj1hb5ky-j_f-iibh4yfju">
+            <w:hyperlink w:history="1" r:id="rIds5bhkqs0vzvbyytfsa0bf">
               <w:r>
                 <w:rPr>
                   <w:rFonts w:ascii="Arial" w:cs="Arial" w:eastAsia="Arial" w:hAnsi="Arial"/>
@@ -3741,7 +3741,7 @@
               <w:spacing w:after="10" w:before="0"/>
               <w:ind w:left="120"/>
             </w:pPr>
-            <w:hyperlink w:history="1" r:id="rIdlxac6_vtom7tqxryuolfw">
+            <w:hyperlink w:history="1" r:id="rIdnp7mb7kncust6mlgclaht">
               <w:r>
                 <w:rPr>
                   <w:rFonts w:ascii="Arial" w:cs="Arial" w:eastAsia="Arial" w:hAnsi="Arial"/>
@@ -3786,7 +3786,7 @@
             <w:pPr>
               <w:spacing w:after="20" w:before="0"/>
             </w:pPr>
-            <w:hyperlink w:history="1" r:id="rIdrkemxae8_gvgjjwucx_gy">
+            <w:hyperlink w:history="1" r:id="rIduy-pobp5atrqh21nk7xsg">
               <w:r>
                 <w:rPr>
                   <w:rFonts w:ascii="Arial" w:cs="Arial" w:eastAsia="Arial" w:hAnsi="Arial"/>
@@ -3819,7 +3819,7 @@
               <w:spacing w:after="10" w:before="0"/>
               <w:ind w:left="120"/>
             </w:pPr>
-            <w:hyperlink w:history="1" r:id="rIdazwy86j9vcqiekln4avut">
+            <w:hyperlink w:history="1" r:id="rIdqh0dwssgrvcbobaybi1tk">
               <w:r>
                 <w:rPr>
                   <w:rFonts w:ascii="Arial" w:cs="Arial" w:eastAsia="Arial" w:hAnsi="Arial"/>
@@ -4014,7 +4014,7 @@
             <w:pPr>
               <w:spacing w:after="20" w:before="0"/>
             </w:pPr>
-            <w:hyperlink w:history="1" r:id="rIdneu_ctp3dcs5p7qeva7yj">
+            <w:hyperlink w:history="1" r:id="rIdyuxtg0bwkdhwqozkvnmlf">
               <w:r>
                 <w:rPr>
                   <w:rFonts w:ascii="Arial" w:cs="Arial" w:eastAsia="Arial" w:hAnsi="Arial"/>
@@ -4047,7 +4047,7 @@
               <w:spacing w:after="10" w:before="0"/>
               <w:ind w:left="120"/>
             </w:pPr>
-            <w:hyperlink w:history="1" r:id="rIdlgazdbqeddev_gt-gpn6w">
+            <w:hyperlink w:history="1" r:id="rIddy-8lpgyvouuarxleecxx">
               <w:r>
                 <w:rPr>
                   <w:rFonts w:ascii="Arial" w:cs="Arial" w:eastAsia="Arial" w:hAnsi="Arial"/>
@@ -4092,7 +4092,7 @@
             <w:pPr>
               <w:spacing w:after="20" w:before="0"/>
             </w:pPr>
-            <w:hyperlink w:history="1" r:id="rIdbmacv8ftparb-nonhlxuh">
+            <w:hyperlink w:history="1" r:id="rIdg9drk9qo12ocdkwyctl_q">
               <w:r>
                 <w:rPr>
                   <w:rFonts w:ascii="Arial" w:cs="Arial" w:eastAsia="Arial" w:hAnsi="Arial"/>
@@ -4125,7 +4125,7 @@
               <w:spacing w:after="10" w:before="0"/>
               <w:ind w:left="120"/>
             </w:pPr>
-            <w:hyperlink w:history="1" r:id="rIdc0qtul0l6tyqx367po8e9">
+            <w:hyperlink w:history="1" r:id="rIdozuuf6iablmbpvgvrrg-8">
               <w:r>
                 <w:rPr>
                   <w:rFonts w:ascii="Arial" w:cs="Arial" w:eastAsia="Arial" w:hAnsi="Arial"/>
@@ -4320,7 +4320,7 @@
             <w:pPr>
               <w:spacing w:after="20" w:before="0"/>
             </w:pPr>
-            <w:hyperlink w:history="1" r:id="rIdv6htomk4dv9nv1n72qkt_">
+            <w:hyperlink w:history="1" r:id="rIduolimwk4tlswjavuhuwfk">
               <w:r>
                 <w:rPr>
                   <w:rFonts w:ascii="Arial" w:cs="Arial" w:eastAsia="Arial" w:hAnsi="Arial"/>
@@ -4353,7 +4353,7 @@
               <w:spacing w:after="10" w:before="0"/>
               <w:ind w:left="120"/>
             </w:pPr>
-            <w:hyperlink w:history="1" r:id="rIdzvtcgzkwixqfo7us9lays">
+            <w:hyperlink w:history="1" r:id="rId7azfyefcngc-5aamfkfep">
               <w:r>
                 <w:rPr>
                   <w:rFonts w:ascii="Arial" w:cs="Arial" w:eastAsia="Arial" w:hAnsi="Arial"/>
@@ -4398,7 +4398,7 @@
             <w:pPr>
               <w:spacing w:after="20" w:before="0"/>
             </w:pPr>
-            <w:hyperlink w:history="1" r:id="rIdk5npexbpy5dsz9qqx0fs0">
+            <w:hyperlink w:history="1" r:id="rIdzfgx83nkdxtwcfoahayes">
               <w:r>
                 <w:rPr>
                   <w:rFonts w:ascii="Arial" w:cs="Arial" w:eastAsia="Arial" w:hAnsi="Arial"/>
@@ -4431,7 +4431,7 @@
               <w:spacing w:after="10" w:before="0"/>
               <w:ind w:left="120"/>
             </w:pPr>
-            <w:hyperlink w:history="1" r:id="rIdv6ytp3i5r80gxyivlirzr">
+            <w:hyperlink w:history="1" r:id="rIdg7o6w7jvvfdhxhxhpapxw">
               <w:r>
                 <w:rPr>
                   <w:rFonts w:ascii="Arial" w:cs="Arial" w:eastAsia="Arial" w:hAnsi="Arial"/>
@@ -4626,7 +4626,7 @@
             <w:pPr>
               <w:spacing w:after="20" w:before="0"/>
             </w:pPr>
-            <w:hyperlink w:history="1" r:id="rIdj_md0y3c3kbrfkazrb4_y">
+            <w:hyperlink w:history="1" r:id="rIdmgez7gvkkk37shtqs6skx">
               <w:r>
                 <w:rPr>
                   <w:rFonts w:ascii="Arial" w:cs="Arial" w:eastAsia="Arial" w:hAnsi="Arial"/>
@@ -4659,7 +4659,7 @@
               <w:spacing w:after="10" w:before="0"/>
               <w:ind w:left="120"/>
             </w:pPr>
-            <w:hyperlink w:history="1" r:id="rIdxu6ifklnkh4h9if0hwqhc">
+            <w:hyperlink w:history="1" r:id="rIdkc_d-ouquzbnkfchspndt">
               <w:r>
                 <w:rPr>
                   <w:rFonts w:ascii="Arial" w:cs="Arial" w:eastAsia="Arial" w:hAnsi="Arial"/>
@@ -4704,7 +4704,7 @@
             <w:pPr>
               <w:spacing w:after="20" w:before="0"/>
             </w:pPr>
-            <w:hyperlink w:history="1" r:id="rIdhbdf6gneftlvlssvkrj_u">
+            <w:hyperlink w:history="1" r:id="rIdbrd7th-pvxzoddqejw2c1">
               <w:r>
                 <w:rPr>
                   <w:rFonts w:ascii="Arial" w:cs="Arial" w:eastAsia="Arial" w:hAnsi="Arial"/>
@@ -4737,7 +4737,7 @@
               <w:spacing w:after="10" w:before="0"/>
               <w:ind w:left="120"/>
             </w:pPr>
-            <w:hyperlink w:history="1" r:id="rIdgjhmc2enuuph9e-jc-gpr">
+            <w:hyperlink w:history="1" r:id="rIde0adku_b2_g4nzfxerqh7">
               <w:r>
                 <w:rPr>
                   <w:rFonts w:ascii="Arial" w:cs="Arial" w:eastAsia="Arial" w:hAnsi="Arial"/>
@@ -4932,7 +4932,7 @@
             <w:pPr>
               <w:spacing w:after="20" w:before="0"/>
             </w:pPr>
-            <w:hyperlink w:history="1" r:id="rIdizii6fcpigw7fw4jaopnf">
+            <w:hyperlink w:history="1" r:id="rIdku972ews7k0df1c4wpkxb">
               <w:r>
                 <w:rPr>
                   <w:rFonts w:ascii="Arial" w:cs="Arial" w:eastAsia="Arial" w:hAnsi="Arial"/>
@@ -4965,7 +4965,7 @@
               <w:spacing w:after="10" w:before="0"/>
               <w:ind w:left="120"/>
             </w:pPr>
-            <w:hyperlink w:history="1" r:id="rId5urkvnza1hjjx2la4z7db">
+            <w:hyperlink w:history="1" r:id="rIdhykv2y7uxtmqdxs6amoo3">
               <w:r>
                 <w:rPr>
                   <w:rFonts w:ascii="Arial" w:cs="Arial" w:eastAsia="Arial" w:hAnsi="Arial"/>
@@ -5010,7 +5010,7 @@
             <w:pPr>
               <w:spacing w:after="20" w:before="0"/>
             </w:pPr>
-            <w:hyperlink w:history="1" r:id="rIdsfyso-gykv6ggwehdio8s">
+            <w:hyperlink w:history="1" r:id="rIdudkjy0ns_k_rszokdmcni">
               <w:r>
                 <w:rPr>
                   <w:rFonts w:ascii="Arial" w:cs="Arial" w:eastAsia="Arial" w:hAnsi="Arial"/>
@@ -5043,7 +5043,7 @@
               <w:spacing w:after="10" w:before="0"/>
               <w:ind w:left="120"/>
             </w:pPr>
-            <w:hyperlink w:history="1" r:id="rId3l7i8lmkh6mc7hr0ymhct">
+            <w:hyperlink w:history="1" r:id="rId2z7ozjaa9lzgjul0tzins">
               <w:r>
                 <w:rPr>
                   <w:rFonts w:ascii="Arial" w:cs="Arial" w:eastAsia="Arial" w:hAnsi="Arial"/>
@@ -5669,7 +5669,7 @@
         </w:rPr>
         <w:t xml:space="preserve">© 2026 SeaVuria and ARES. Aligned with KICD objectives. Developed by SeaVuria; technical implementation by ARES (with AI assistance from Claude). Licensed under </w:t>
       </w:r>
-      <w:hyperlink w:history="1" r:id="rId7_5g6we5vl5b5x-anpev5">
+      <w:hyperlink w:history="1" r:id="rIdvrxaeczj7-o2hejwgp1sk">
         <w:r>
           <w:rPr>
             <w:rFonts w:ascii="Arial" w:cs="Arial" w:eastAsia="Arial" w:hAnsi="Arial"/>
@@ -5690,7 +5690,7 @@
         </w:rPr>
         <w:t xml:space="preserve"> (</w:t>
       </w:r>
-      <w:hyperlink w:history="1" r:id="rIdrnxmwq4fcwdwuroy7obpa">
+      <w:hyperlink w:history="1" r:id="rIdmkoomu0jj7xh_ixwswnmh">
         <w:r>
           <w:rPr>
             <w:rFonts w:ascii="Arial" w:cs="Arial" w:eastAsia="Arial" w:hAnsi="Arial"/>
@@ -6703,7 +6703,7 @@
             <w:pPr>
               <w:spacing w:after="20" w:before="0"/>
             </w:pPr>
-            <w:hyperlink w:history="1" r:id="rIdbyzbytwb-3jtwaxe3tbkz">
+            <w:hyperlink w:history="1" r:id="rIddegweqekdxifvpff8qr4-">
               <w:r>
                 <w:rPr>
                   <w:rFonts w:ascii="Arial" w:cs="Arial" w:eastAsia="Arial" w:hAnsi="Arial"/>
@@ -6736,7 +6736,7 @@
               <w:spacing w:after="10" w:before="0"/>
               <w:ind w:left="120"/>
             </w:pPr>
-            <w:hyperlink w:history="1" r:id="rIdvis_kjzjofb9arg3lsbp7">
+            <w:hyperlink w:history="1" r:id="rIdiufcznkytkmnztsdwt9jp">
               <w:r>
                 <w:rPr>
                   <w:rFonts w:ascii="Arial" w:cs="Arial" w:eastAsia="Arial" w:hAnsi="Arial"/>
@@ -6781,7 +6781,7 @@
             <w:pPr>
               <w:spacing w:after="20" w:before="0"/>
             </w:pPr>
-            <w:hyperlink w:history="1" r:id="rIddgkoov7bqkpqhd0zv-jcu">
+            <w:hyperlink w:history="1" r:id="rIdq_rkhmwagy9po83iscbat">
               <w:r>
                 <w:rPr>
                   <w:rFonts w:ascii="Arial" w:cs="Arial" w:eastAsia="Arial" w:hAnsi="Arial"/>
@@ -6814,7 +6814,7 @@
               <w:spacing w:after="10" w:before="0"/>
               <w:ind w:left="120"/>
             </w:pPr>
-            <w:hyperlink w:history="1" r:id="rIduf1qpzyjqddijtl3t1nyx">
+            <w:hyperlink w:history="1" r:id="rIdqvxrze1l1m6tyxxntfade">
               <w:r>
                 <w:rPr>
                   <w:rFonts w:ascii="Arial" w:cs="Arial" w:eastAsia="Arial" w:hAnsi="Arial"/>
@@ -7009,7 +7009,7 @@
             <w:pPr>
               <w:spacing w:after="20" w:before="0"/>
             </w:pPr>
-            <w:hyperlink w:history="1" r:id="rIdczwenqyn4ahuckmrq81d4">
+            <w:hyperlink w:history="1" r:id="rIdqegae9zzfr3xdnwixkuc2">
               <w:r>
                 <w:rPr>
                   <w:rFonts w:ascii="Arial" w:cs="Arial" w:eastAsia="Arial" w:hAnsi="Arial"/>
@@ -7042,7 +7042,7 @@
               <w:spacing w:after="10" w:before="0"/>
               <w:ind w:left="120"/>
             </w:pPr>
-            <w:hyperlink w:history="1" r:id="rIdvzndvru8qoylipxzwlwnm">
+            <w:hyperlink w:history="1" r:id="rIdgfpswr9l5byrjfikqej_e">
               <w:r>
                 <w:rPr>
                   <w:rFonts w:ascii="Arial" w:cs="Arial" w:eastAsia="Arial" w:hAnsi="Arial"/>
@@ -7087,7 +7087,7 @@
             <w:pPr>
               <w:spacing w:after="20" w:before="0"/>
             </w:pPr>
-            <w:hyperlink w:history="1" r:id="rIdgqve4aknqinjtylqvzkmq">
+            <w:hyperlink w:history="1" r:id="rIdb28satxllq5ivpoynambe">
               <w:r>
                 <w:rPr>
                   <w:rFonts w:ascii="Arial" w:cs="Arial" w:eastAsia="Arial" w:hAnsi="Arial"/>
@@ -7120,7 +7120,7 @@
               <w:spacing w:after="10" w:before="0"/>
               <w:ind w:left="120"/>
             </w:pPr>
-            <w:hyperlink w:history="1" r:id="rIdwghlbhu-_x5agnvlkimk4">
+            <w:hyperlink w:history="1" r:id="rIdzwpzodkvnn4ctman-m9wr">
               <w:r>
                 <w:rPr>
                   <w:rFonts w:ascii="Arial" w:cs="Arial" w:eastAsia="Arial" w:hAnsi="Arial"/>
@@ -7315,7 +7315,7 @@
             <w:pPr>
               <w:spacing w:after="20" w:before="0"/>
             </w:pPr>
-            <w:hyperlink w:history="1" r:id="rIdfc4gkdizk6e7jqtzth6wd">
+            <w:hyperlink w:history="1" r:id="rIdtl6tz1m4iaci4tvmiyyoe">
               <w:r>
                 <w:rPr>
                   <w:rFonts w:ascii="Arial" w:cs="Arial" w:eastAsia="Arial" w:hAnsi="Arial"/>
@@ -7348,7 +7348,7 @@
               <w:spacing w:after="10" w:before="0"/>
               <w:ind w:left="120"/>
             </w:pPr>
-            <w:hyperlink w:history="1" r:id="rIduu_et9q0jlq-rjm2feoc6">
+            <w:hyperlink w:history="1" r:id="rIdvs_furpkyevmea6bmldnh">
               <w:r>
                 <w:rPr>
                   <w:rFonts w:ascii="Arial" w:cs="Arial" w:eastAsia="Arial" w:hAnsi="Arial"/>
@@ -7393,7 +7393,7 @@
             <w:pPr>
               <w:spacing w:after="20" w:before="0"/>
             </w:pPr>
-            <w:hyperlink w:history="1" r:id="rIdhnk1akjdm3lotpldokazq">
+            <w:hyperlink w:history="1" r:id="rIdesmoe6kzyzep7yotznvto">
               <w:r>
                 <w:rPr>
                   <w:rFonts w:ascii="Arial" w:cs="Arial" w:eastAsia="Arial" w:hAnsi="Arial"/>
@@ -7426,7 +7426,7 @@
               <w:spacing w:after="10" w:before="0"/>
               <w:ind w:left="120"/>
             </w:pPr>
-            <w:hyperlink w:history="1" r:id="rId5vtnjpaacof_-wdwspf-p">
+            <w:hyperlink w:history="1" r:id="rIdruc-hbzufzss7nx-tosvl">
               <w:r>
                 <w:rPr>
                   <w:rFonts w:ascii="Arial" w:cs="Arial" w:eastAsia="Arial" w:hAnsi="Arial"/>
@@ -7621,7 +7621,7 @@
             <w:pPr>
               <w:spacing w:after="20" w:before="0"/>
             </w:pPr>
-            <w:hyperlink w:history="1" r:id="rIdbltk_ixwpftmfwvb8hlt4">
+            <w:hyperlink w:history="1" r:id="rIdjp-tq2jsszirccks4ujnn">
               <w:r>
                 <w:rPr>
                   <w:rFonts w:ascii="Arial" w:cs="Arial" w:eastAsia="Arial" w:hAnsi="Arial"/>
@@ -7654,7 +7654,7 @@
               <w:spacing w:after="10" w:before="0"/>
               <w:ind w:left="120"/>
             </w:pPr>
-            <w:hyperlink w:history="1" r:id="rIdtyrfga4w9_hkl6japuioi">
+            <w:hyperlink w:history="1" r:id="rIdqvuefxpgqxzww_eoz-bq6">
               <w:r>
                 <w:rPr>
                   <w:rFonts w:ascii="Arial" w:cs="Arial" w:eastAsia="Arial" w:hAnsi="Arial"/>
@@ -7699,7 +7699,7 @@
             <w:pPr>
               <w:spacing w:after="20" w:before="0"/>
             </w:pPr>
-            <w:hyperlink w:history="1" r:id="rIdmhmebxaaqxmrrg5piribj">
+            <w:hyperlink w:history="1" r:id="rIdkfuow0ndtqqbrqhym3uiv">
               <w:r>
                 <w:rPr>
                   <w:rFonts w:ascii="Arial" w:cs="Arial" w:eastAsia="Arial" w:hAnsi="Arial"/>
@@ -7732,7 +7732,7 @@
               <w:spacing w:after="10" w:before="0"/>
               <w:ind w:left="120"/>
             </w:pPr>
-            <w:hyperlink w:history="1" r:id="rIdmfgl5xhleu_ogmaqnmwty">
+            <w:hyperlink w:history="1" r:id="rId9kvb2gtuhkgs9qarrvzwb">
               <w:r>
                 <w:rPr>
                   <w:rFonts w:ascii="Arial" w:cs="Arial" w:eastAsia="Arial" w:hAnsi="Arial"/>
@@ -7927,7 +7927,7 @@
             <w:pPr>
               <w:spacing w:after="20" w:before="0"/>
             </w:pPr>
-            <w:hyperlink w:history="1" r:id="rId92mvhzqcym69ie7bk4gas">
+            <w:hyperlink w:history="1" r:id="rIdcc4epy_oqv2rhthbpaqbl">
               <w:r>
                 <w:rPr>
                   <w:rFonts w:ascii="Arial" w:cs="Arial" w:eastAsia="Arial" w:hAnsi="Arial"/>
@@ -7960,7 +7960,7 @@
               <w:spacing w:after="10" w:before="0"/>
               <w:ind w:left="120"/>
             </w:pPr>
-            <w:hyperlink w:history="1" r:id="rId7hflpg0cr71y7lw2j2dhp">
+            <w:hyperlink w:history="1" r:id="rIdxoa6uj3qqxhd1wy0qlddv">
               <w:r>
                 <w:rPr>
                   <w:rFonts w:ascii="Arial" w:cs="Arial" w:eastAsia="Arial" w:hAnsi="Arial"/>
@@ -8005,7 +8005,7 @@
             <w:pPr>
               <w:spacing w:after="20" w:before="0"/>
             </w:pPr>
-            <w:hyperlink w:history="1" r:id="rId2xegxiumaok2ukhveelmg">
+            <w:hyperlink w:history="1" r:id="rIdyoosyrplytj3fqnerhluj">
               <w:r>
                 <w:rPr>
                   <w:rFonts w:ascii="Arial" w:cs="Arial" w:eastAsia="Arial" w:hAnsi="Arial"/>
@@ -8038,7 +8038,7 @@
               <w:spacing w:after="10" w:before="0"/>
               <w:ind w:left="120"/>
             </w:pPr>
-            <w:hyperlink w:history="1" r:id="rIdxglqbl-ia_anizw-rfy-e">
+            <w:hyperlink w:history="1" r:id="rId42fdswnn5b_6quyhplqdw">
               <w:r>
                 <w:rPr>
                   <w:rFonts w:ascii="Arial" w:cs="Arial" w:eastAsia="Arial" w:hAnsi="Arial"/>
@@ -8550,7 +8550,7 @@
         </w:rPr>
         <w:t xml:space="preserve">© 2026 SeaVuria and ARES. Aligned with KICD objectives. Developed by SeaVuria; technical implementation by ARES (with AI assistance from Claude). Licensed under </w:t>
       </w:r>
-      <w:hyperlink w:history="1" r:id="rIdtw2zm8cqdatoize3ypwtb">
+      <w:hyperlink w:history="1" r:id="rIdxlwe0aeiapll3pzccfswr">
         <w:r>
           <w:rPr>
             <w:rFonts w:ascii="Arial" w:cs="Arial" w:eastAsia="Arial" w:hAnsi="Arial"/>
@@ -8571,7 +8571,7 @@
         </w:rPr>
         <w:t xml:space="preserve"> (</w:t>
       </w:r>
-      <w:hyperlink w:history="1" r:id="rIdlpibuct2ka-g_prx32kgk">
+      <w:hyperlink w:history="1" r:id="rId7sxy7yrvmol-hinz7wleq">
         <w:r>
           <w:rPr>
             <w:rFonts w:ascii="Arial" w:cs="Arial" w:eastAsia="Arial" w:hAnsi="Arial"/>
@@ -9584,7 +9584,7 @@
             <w:pPr>
               <w:spacing w:after="20" w:before="0"/>
             </w:pPr>
-            <w:hyperlink w:history="1" r:id="rIdsomesfl0c51-bta1f1vbd">
+            <w:hyperlink w:history="1" r:id="rIdpbxbqqnwduu13we4ghp-z">
               <w:r>
                 <w:rPr>
                   <w:rFonts w:ascii="Arial" w:cs="Arial" w:eastAsia="Arial" w:hAnsi="Arial"/>
@@ -9617,7 +9617,7 @@
               <w:spacing w:after="10" w:before="0"/>
               <w:ind w:left="120"/>
             </w:pPr>
-            <w:hyperlink w:history="1" r:id="rIdezw3g2cd1tpvvcxv9dgod">
+            <w:hyperlink w:history="1" r:id="rIdu8axt1e5onee4dv4vkicc">
               <w:r>
                 <w:rPr>
                   <w:rFonts w:ascii="Arial" w:cs="Arial" w:eastAsia="Arial" w:hAnsi="Arial"/>
@@ -9662,7 +9662,7 @@
             <w:pPr>
               <w:spacing w:after="20" w:before="0"/>
             </w:pPr>
-            <w:hyperlink w:history="1" r:id="rIdj3q2x4lcxhlwvdvagntsr">
+            <w:hyperlink w:history="1" r:id="rIdhv0hbsdkw7kvzqi-c-vxk">
               <w:r>
                 <w:rPr>
                   <w:rFonts w:ascii="Arial" w:cs="Arial" w:eastAsia="Arial" w:hAnsi="Arial"/>
@@ -9695,7 +9695,7 @@
               <w:spacing w:after="10" w:before="0"/>
               <w:ind w:left="120"/>
             </w:pPr>
-            <w:hyperlink w:history="1" r:id="rId93rxqrdx9a11fxuq1vzne">
+            <w:hyperlink w:history="1" r:id="rIdvbjwskczfljyetd2-nzna">
               <w:r>
                 <w:rPr>
                   <w:rFonts w:ascii="Arial" w:cs="Arial" w:eastAsia="Arial" w:hAnsi="Arial"/>
@@ -10004,7 +10004,7 @@
             <w:pPr>
               <w:spacing w:after="20" w:before="0"/>
             </w:pPr>
-            <w:hyperlink w:history="1" r:id="rId2xjebzwanm8hw9hh0wt_n">
+            <w:hyperlink w:history="1" r:id="rId0jq4g_cmlcvbwpbfa7ofa">
               <w:r>
                 <w:rPr>
                   <w:rFonts w:ascii="Arial" w:cs="Arial" w:eastAsia="Arial" w:hAnsi="Arial"/>
@@ -10037,7 +10037,7 @@
               <w:spacing w:after="10" w:before="0"/>
               <w:ind w:left="120"/>
             </w:pPr>
-            <w:hyperlink w:history="1" r:id="rIdpwc_zlwbmqgtk8rlx8uic">
+            <w:hyperlink w:history="1" r:id="rIdrb1p_0tzabbtvhiq_iq-d">
               <w:r>
                 <w:rPr>
                   <w:rFonts w:ascii="Arial" w:cs="Arial" w:eastAsia="Arial" w:hAnsi="Arial"/>
@@ -10082,7 +10082,7 @@
             <w:pPr>
               <w:spacing w:after="20" w:before="0"/>
             </w:pPr>
-            <w:hyperlink w:history="1" r:id="rIdlzbpgbjs7h2cemjeclzc0">
+            <w:hyperlink w:history="1" r:id="rId_cgbntltdwat0yybq2csk">
               <w:r>
                 <w:rPr>
                   <w:rFonts w:ascii="Arial" w:cs="Arial" w:eastAsia="Arial" w:hAnsi="Arial"/>
@@ -10115,7 +10115,7 @@
               <w:spacing w:after="10" w:before="0"/>
               <w:ind w:left="120"/>
             </w:pPr>
-            <w:hyperlink w:history="1" r:id="rIdls6krff-tmkmyvld7a7wr">
+            <w:hyperlink w:history="1" r:id="rIdz_coul8b78pgsjuyzq6xn">
               <w:r>
                 <w:rPr>
                   <w:rFonts w:ascii="Arial" w:cs="Arial" w:eastAsia="Arial" w:hAnsi="Arial"/>
@@ -10614,7 +10614,7 @@
             <w:pPr>
               <w:spacing w:after="20" w:before="0"/>
             </w:pPr>
-            <w:hyperlink w:history="1" r:id="rIddfsbvjbnt1zbvqeb69mmq">
+            <w:hyperlink w:history="1" r:id="rIdbg1be5_ckk7_75ri6fpqt">
               <w:r>
                 <w:rPr>
                   <w:rFonts w:ascii="Arial" w:cs="Arial" w:eastAsia="Arial" w:hAnsi="Arial"/>
@@ -10647,7 +10647,7 @@
               <w:spacing w:after="10" w:before="0"/>
               <w:ind w:left="120"/>
             </w:pPr>
-            <w:hyperlink w:history="1" r:id="rIdu8xkon58mqnm2sw1_x_hz">
+            <w:hyperlink w:history="1" r:id="rId5x-anhxvtamqjsipnpgeb">
               <w:r>
                 <w:rPr>
                   <w:rFonts w:ascii="Arial" w:cs="Arial" w:eastAsia="Arial" w:hAnsi="Arial"/>
@@ -10692,7 +10692,7 @@
             <w:pPr>
               <w:spacing w:after="20" w:before="0"/>
             </w:pPr>
-            <w:hyperlink w:history="1" r:id="rIdjlvw9e8cd5lj0n59lgmzj">
+            <w:hyperlink w:history="1" r:id="rIdoulcaqqyezbois7mwy0ut">
               <w:r>
                 <w:rPr>
                   <w:rFonts w:ascii="Arial" w:cs="Arial" w:eastAsia="Arial" w:hAnsi="Arial"/>
@@ -10725,7 +10725,7 @@
               <w:spacing w:after="10" w:before="0"/>
               <w:ind w:left="120"/>
             </w:pPr>
-            <w:hyperlink w:history="1" r:id="rId4wt6lc0hbuqllqhgez2zk">
+            <w:hyperlink w:history="1" r:id="rId67k3y403x2ma-0fvdxfis">
               <w:r>
                 <w:rPr>
                   <w:rFonts w:ascii="Arial" w:cs="Arial" w:eastAsia="Arial" w:hAnsi="Arial"/>
@@ -11091,7 +11091,7 @@
             <w:pPr>
               <w:spacing w:after="20" w:before="0"/>
             </w:pPr>
-            <w:hyperlink w:history="1" r:id="rIduj9h6vf9th_jfcutcfvev">
+            <w:hyperlink w:history="1" r:id="rIdsfqyk4smxhx9n1gwznfc0">
               <w:r>
                 <w:rPr>
                   <w:rFonts w:ascii="Arial" w:cs="Arial" w:eastAsia="Arial" w:hAnsi="Arial"/>
@@ -11124,7 +11124,7 @@
               <w:spacing w:after="10" w:before="0"/>
               <w:ind w:left="120"/>
             </w:pPr>
-            <w:hyperlink w:history="1" r:id="rIddohg6iodvgfkknx0ce03-">
+            <w:hyperlink w:history="1" r:id="rIdmjca9mljmmdvh0w6rgwo2">
               <w:r>
                 <w:rPr>
                   <w:rFonts w:ascii="Arial" w:cs="Arial" w:eastAsia="Arial" w:hAnsi="Arial"/>
@@ -11169,7 +11169,7 @@
             <w:pPr>
               <w:spacing w:after="20" w:before="0"/>
             </w:pPr>
-            <w:hyperlink w:history="1" r:id="rIdv8bdta06enr7dhafcijur">
+            <w:hyperlink w:history="1" r:id="rIdxswdmbxyzfhdi2vrkpumi">
               <w:r>
                 <w:rPr>
                   <w:rFonts w:ascii="Arial" w:cs="Arial" w:eastAsia="Arial" w:hAnsi="Arial"/>
@@ -11202,7 +11202,7 @@
               <w:spacing w:after="10" w:before="0"/>
               <w:ind w:left="120"/>
             </w:pPr>
-            <w:hyperlink w:history="1" r:id="rIdnye0hovxuwnrpss4zigyn">
+            <w:hyperlink w:history="1" r:id="rIdxqy-p92iv_duqtwqypoaj">
               <w:r>
                 <w:rPr>
                   <w:rFonts w:ascii="Arial" w:cs="Arial" w:eastAsia="Arial" w:hAnsi="Arial"/>
@@ -11568,7 +11568,7 @@
             <w:pPr>
               <w:spacing w:after="20" w:before="0"/>
             </w:pPr>
-            <w:hyperlink w:history="1" r:id="rIdbvmodldnfsfnv0h9ualid">
+            <w:hyperlink w:history="1" r:id="rIdhjmbbfax0q4t8ywlnt1f_">
               <w:r>
                 <w:rPr>
                   <w:rFonts w:ascii="Arial" w:cs="Arial" w:eastAsia="Arial" w:hAnsi="Arial"/>
@@ -11601,7 +11601,7 @@
               <w:spacing w:after="10" w:before="0"/>
               <w:ind w:left="120"/>
             </w:pPr>
-            <w:hyperlink w:history="1" r:id="rId-azqrs0wecjj0xl1bp7b1">
+            <w:hyperlink w:history="1" r:id="rIdkwi7zb0ijtpsvphcp1vxk">
               <w:r>
                 <w:rPr>
                   <w:rFonts w:ascii="Arial" w:cs="Arial" w:eastAsia="Arial" w:hAnsi="Arial"/>
@@ -11646,7 +11646,7 @@
             <w:pPr>
               <w:spacing w:after="20" w:before="0"/>
             </w:pPr>
-            <w:hyperlink w:history="1" r:id="rIddzfcgdkxjolyprnc4klok">
+            <w:hyperlink w:history="1" r:id="rIddf-yzzdssmuzzirtt_tte">
               <w:r>
                 <w:rPr>
                   <w:rFonts w:ascii="Arial" w:cs="Arial" w:eastAsia="Arial" w:hAnsi="Arial"/>
@@ -11679,7 +11679,7 @@
               <w:spacing w:after="10" w:before="0"/>
               <w:ind w:left="120"/>
             </w:pPr>
-            <w:hyperlink w:history="1" r:id="rIdto5p_mkqf2wrltufspckt">
+            <w:hyperlink w:history="1" r:id="rIdmqc7pltbmog4ubszlrrr8">
               <w:r>
                 <w:rPr>
                   <w:rFonts w:ascii="Arial" w:cs="Arial" w:eastAsia="Arial" w:hAnsi="Arial"/>
@@ -12666,7 +12666,7 @@
         </w:rPr>
         <w:t xml:space="preserve">© 2026 SeaVuria and ARES. Aligned with KICD objectives. Developed by SeaVuria; technical implementation by ARES (with AI assistance from Claude). Licensed under </w:t>
       </w:r>
-      <w:hyperlink w:history="1" r:id="rIdivcnbm-lhl63ytm2j-nqw">
+      <w:hyperlink w:history="1" r:id="rId-it5_y3-pkghujitknfbg">
         <w:r>
           <w:rPr>
             <w:rFonts w:ascii="Arial" w:cs="Arial" w:eastAsia="Arial" w:hAnsi="Arial"/>
@@ -12687,7 +12687,7 @@
         </w:rPr>
         <w:t xml:space="preserve"> (</w:t>
       </w:r>
-      <w:hyperlink w:history="1" r:id="rIdcbsptqm7hlwigblquawrz">
+      <w:hyperlink w:history="1" r:id="rIdvmi9vf0cyn0csfaekpqob">
         <w:r>
           <w:rPr>
             <w:rFonts w:ascii="Arial" w:cs="Arial" w:eastAsia="Arial" w:hAnsi="Arial"/>
@@ -13700,7 +13700,7 @@
             <w:pPr>
               <w:spacing w:after="20" w:before="0"/>
             </w:pPr>
-            <w:hyperlink w:history="1" r:id="rIdovwfyydsgtmuvc7mobmf8">
+            <w:hyperlink w:history="1" r:id="rIdvtawe-0c9ianum9ldajw5">
               <w:r>
                 <w:rPr>
                   <w:rFonts w:ascii="Arial" w:cs="Arial" w:eastAsia="Arial" w:hAnsi="Arial"/>
@@ -13733,7 +13733,7 @@
               <w:spacing w:after="10" w:before="0"/>
               <w:ind w:left="120"/>
             </w:pPr>
-            <w:hyperlink w:history="1" r:id="rIdfgmyugdwrkyzg2ez5ac4d">
+            <w:hyperlink w:history="1" r:id="rIdvwb02ulri5clhtgely18w">
               <w:r>
                 <w:rPr>
                   <w:rFonts w:ascii="Arial" w:cs="Arial" w:eastAsia="Arial" w:hAnsi="Arial"/>
@@ -13778,7 +13778,7 @@
             <w:pPr>
               <w:spacing w:after="20" w:before="0"/>
             </w:pPr>
-            <w:hyperlink w:history="1" r:id="rIdwev4itc9-jkxizsaul0jg">
+            <w:hyperlink w:history="1" r:id="rIdvxf9g0w-pkxmkalgvwps7">
               <w:r>
                 <w:rPr>
                   <w:rFonts w:ascii="Arial" w:cs="Arial" w:eastAsia="Arial" w:hAnsi="Arial"/>
@@ -13811,7 +13811,7 @@
               <w:spacing w:after="10" w:before="0"/>
               <w:ind w:left="120"/>
             </w:pPr>
-            <w:hyperlink w:history="1" r:id="rIdihzhghqglqi1fgxgs980h">
+            <w:hyperlink w:history="1" r:id="rIdhzh7jykyz23v6it9eusiy">
               <w:r>
                 <w:rPr>
                   <w:rFonts w:ascii="Arial" w:cs="Arial" w:eastAsia="Arial" w:hAnsi="Arial"/>
@@ -14006,7 +14006,7 @@
             <w:pPr>
               <w:spacing w:after="20" w:before="0"/>
             </w:pPr>
-            <w:hyperlink w:history="1" r:id="rIdobgtcmhbrtz-uyjgjhgtn">
+            <w:hyperlink w:history="1" r:id="rIdzw1g8xm4rfcojsflm07kn">
               <w:r>
                 <w:rPr>
                   <w:rFonts w:ascii="Arial" w:cs="Arial" w:eastAsia="Arial" w:hAnsi="Arial"/>
@@ -14039,7 +14039,7 @@
               <w:spacing w:after="10" w:before="0"/>
               <w:ind w:left="120"/>
             </w:pPr>
-            <w:hyperlink w:history="1" r:id="rId_6vc_yuga4onba0jufus0">
+            <w:hyperlink w:history="1" r:id="rIdouwumqdqmqrppztwvo3qt">
               <w:r>
                 <w:rPr>
                   <w:rFonts w:ascii="Arial" w:cs="Arial" w:eastAsia="Arial" w:hAnsi="Arial"/>
@@ -14084,7 +14084,7 @@
             <w:pPr>
               <w:spacing w:after="20" w:before="0"/>
             </w:pPr>
-            <w:hyperlink w:history="1" r:id="rIdyffztgielyqa1htewhw2n">
+            <w:hyperlink w:history="1" r:id="rId8nmrkhvp5d8x_tzuggwf4">
               <w:r>
                 <w:rPr>
                   <w:rFonts w:ascii="Arial" w:cs="Arial" w:eastAsia="Arial" w:hAnsi="Arial"/>
@@ -14117,7 +14117,7 @@
               <w:spacing w:after="10" w:before="0"/>
               <w:ind w:left="120"/>
             </w:pPr>
-            <w:hyperlink w:history="1" r:id="rIdcph0krdbntzo7suxhfaou">
+            <w:hyperlink w:history="1" r:id="rIdcwqrujt9ek3pmkeqda-xh">
               <w:r>
                 <w:rPr>
                   <w:rFonts w:ascii="Arial" w:cs="Arial" w:eastAsia="Arial" w:hAnsi="Arial"/>
@@ -14312,7 +14312,7 @@
             <w:pPr>
               <w:spacing w:after="20" w:before="0"/>
             </w:pPr>
-            <w:hyperlink w:history="1" r:id="rIduhfrz4xip7aslb_zado4g">
+            <w:hyperlink w:history="1" r:id="rId_24-0uue5pr38kirv6eg0">
               <w:r>
                 <w:rPr>
                   <w:rFonts w:ascii="Arial" w:cs="Arial" w:eastAsia="Arial" w:hAnsi="Arial"/>
@@ -14345,7 +14345,7 @@
               <w:spacing w:after="10" w:before="0"/>
               <w:ind w:left="120"/>
             </w:pPr>
-            <w:hyperlink w:history="1" r:id="rIdnljcb3k_zzrm6pclmvoes">
+            <w:hyperlink w:history="1" r:id="rIdvccjngnmgu0hlzrs2xqga">
               <w:r>
                 <w:rPr>
                   <w:rFonts w:ascii="Arial" w:cs="Arial" w:eastAsia="Arial" w:hAnsi="Arial"/>
@@ -14390,7 +14390,7 @@
             <w:pPr>
               <w:spacing w:after="20" w:before="0"/>
             </w:pPr>
-            <w:hyperlink w:history="1" r:id="rIdjj0jrbgabwgslgm213cui">
+            <w:hyperlink w:history="1" r:id="rIdnbtlt49v7if6-mmxal1nc">
               <w:r>
                 <w:rPr>
                   <w:rFonts w:ascii="Arial" w:cs="Arial" w:eastAsia="Arial" w:hAnsi="Arial"/>
@@ -14423,7 +14423,7 @@
               <w:spacing w:after="10" w:before="0"/>
               <w:ind w:left="120"/>
             </w:pPr>
-            <w:hyperlink w:history="1" r:id="rIdxi4ikehid4aywbeyw2wyr">
+            <w:hyperlink w:history="1" r:id="rIdfqb8rbexv5s-8mdcs0bvc">
               <w:r>
                 <w:rPr>
                   <w:rFonts w:ascii="Arial" w:cs="Arial" w:eastAsia="Arial" w:hAnsi="Arial"/>
@@ -14618,7 +14618,7 @@
             <w:pPr>
               <w:spacing w:after="20" w:before="0"/>
             </w:pPr>
-            <w:hyperlink w:history="1" r:id="rIdsd0kl6uqadojlh9oviiey">
+            <w:hyperlink w:history="1" r:id="rIdnwxpzocmxwnmin22x0px0">
               <w:r>
                 <w:rPr>
                   <w:rFonts w:ascii="Arial" w:cs="Arial" w:eastAsia="Arial" w:hAnsi="Arial"/>
@@ -14651,7 +14651,7 @@
               <w:spacing w:after="10" w:before="0"/>
               <w:ind w:left="120"/>
             </w:pPr>
-            <w:hyperlink w:history="1" r:id="rIdddc2ztryyag_sg5rtnabg">
+            <w:hyperlink w:history="1" r:id="rIdqyh4mdmnkuxp3krdk63y1">
               <w:r>
                 <w:rPr>
                   <w:rFonts w:ascii="Arial" w:cs="Arial" w:eastAsia="Arial" w:hAnsi="Arial"/>
@@ -14696,7 +14696,7 @@
             <w:pPr>
               <w:spacing w:after="20" w:before="0"/>
             </w:pPr>
-            <w:hyperlink w:history="1" r:id="rIde5mq4u1eguzqlmcjbwkk8">
+            <w:hyperlink w:history="1" r:id="rId_cgu_1mkxb3n-4yca0nm0">
               <w:r>
                 <w:rPr>
                   <w:rFonts w:ascii="Arial" w:cs="Arial" w:eastAsia="Arial" w:hAnsi="Arial"/>
@@ -14729,7 +14729,7 @@
               <w:spacing w:after="10" w:before="0"/>
               <w:ind w:left="120"/>
             </w:pPr>
-            <w:hyperlink w:history="1" r:id="rIdp_clyfhmn8z8zyazite3n">
+            <w:hyperlink w:history="1" r:id="rIdavijwbxgnqu1bacc7azup">
               <w:r>
                 <w:rPr>
                   <w:rFonts w:ascii="Arial" w:cs="Arial" w:eastAsia="Arial" w:hAnsi="Arial"/>
@@ -14924,7 +14924,7 @@
             <w:pPr>
               <w:spacing w:after="20" w:before="0"/>
             </w:pPr>
-            <w:hyperlink w:history="1" r:id="rIdymhwavytlxlu5amgbxsyd">
+            <w:hyperlink w:history="1" r:id="rIdapvppwbu_ff6wra6psxjt">
               <w:r>
                 <w:rPr>
                   <w:rFonts w:ascii="Arial" w:cs="Arial" w:eastAsia="Arial" w:hAnsi="Arial"/>
@@ -14957,7 +14957,7 @@
               <w:spacing w:after="10" w:before="0"/>
               <w:ind w:left="120"/>
             </w:pPr>
-            <w:hyperlink w:history="1" r:id="rIdovimxvmt12ta-4zkv59ot">
+            <w:hyperlink w:history="1" r:id="rIdfy_0c_y1hujx8fovulfc-">
               <w:r>
                 <w:rPr>
                   <w:rFonts w:ascii="Arial" w:cs="Arial" w:eastAsia="Arial" w:hAnsi="Arial"/>
@@ -15002,7 +15002,7 @@
             <w:pPr>
               <w:spacing w:after="20" w:before="0"/>
             </w:pPr>
-            <w:hyperlink w:history="1" r:id="rIdj9gzomf3js_zpfgfcgref">
+            <w:hyperlink w:history="1" r:id="rIdghmzaikvolehq70zqotbt">
               <w:r>
                 <w:rPr>
                   <w:rFonts w:ascii="Arial" w:cs="Arial" w:eastAsia="Arial" w:hAnsi="Arial"/>
@@ -15035,7 +15035,7 @@
               <w:spacing w:after="10" w:before="0"/>
               <w:ind w:left="120"/>
             </w:pPr>
-            <w:hyperlink w:history="1" r:id="rIdntb6c8t09yl0fdyibgofa">
+            <w:hyperlink w:history="1" r:id="rIdt12fukapbquu0c9zcbvfj">
               <w:r>
                 <w:rPr>
                   <w:rFonts w:ascii="Arial" w:cs="Arial" w:eastAsia="Arial" w:hAnsi="Arial"/>
@@ -15547,7 +15547,7 @@
         </w:rPr>
         <w:t xml:space="preserve">© 2026 SeaVuria and ARES. Aligned with KICD objectives. Developed by SeaVuria; technical implementation by ARES (with AI assistance from Claude). Licensed under </w:t>
       </w:r>
-      <w:hyperlink w:history="1" r:id="rIdjzzfbpclskk57c4tshysx">
+      <w:hyperlink w:history="1" r:id="rIda4jlpvcm6pqpxifnuelzx">
         <w:r>
           <w:rPr>
             <w:rFonts w:ascii="Arial" w:cs="Arial" w:eastAsia="Arial" w:hAnsi="Arial"/>
@@ -15568,7 +15568,7 @@
         </w:rPr>
         <w:t xml:space="preserve"> (</w:t>
       </w:r>
-      <w:hyperlink w:history="1" r:id="rIdk2nrh-9hg7v05sfuu_qai">
+      <w:hyperlink w:history="1" r:id="rIdak468atgkugujtgmhmrd5">
         <w:r>
           <w:rPr>
             <w:rFonts w:ascii="Arial" w:cs="Arial" w:eastAsia="Arial" w:hAnsi="Arial"/>
@@ -16581,7 +16581,7 @@
             <w:pPr>
               <w:spacing w:after="20" w:before="0"/>
             </w:pPr>
-            <w:hyperlink w:history="1" r:id="rIdnbxlij0rfn0xnjq8jhbvy">
+            <w:hyperlink w:history="1" r:id="rId2a_vldifqebg7sorw11lv">
               <w:r>
                 <w:rPr>
                   <w:rFonts w:ascii="Arial" w:cs="Arial" w:eastAsia="Arial" w:hAnsi="Arial"/>
@@ -16614,7 +16614,7 @@
               <w:spacing w:after="10" w:before="0"/>
               <w:ind w:left="120"/>
             </w:pPr>
-            <w:hyperlink w:history="1" r:id="rIdqghydiuy5wiomilbyqpb1">
+            <w:hyperlink w:history="1" r:id="rId3lwkyu2zzfv580ownzbp-">
               <w:r>
                 <w:rPr>
                   <w:rFonts w:ascii="Arial" w:cs="Arial" w:eastAsia="Arial" w:hAnsi="Arial"/>
@@ -16659,7 +16659,7 @@
             <w:pPr>
               <w:spacing w:after="20" w:before="0"/>
             </w:pPr>
-            <w:hyperlink w:history="1" r:id="rIdjiweeaibv3debjocv04ep">
+            <w:hyperlink w:history="1" r:id="rIdklro26fs5oj1bggyp6aud">
               <w:r>
                 <w:rPr>
                   <w:rFonts w:ascii="Arial" w:cs="Arial" w:eastAsia="Arial" w:hAnsi="Arial"/>
@@ -16692,7 +16692,7 @@
               <w:spacing w:after="10" w:before="0"/>
               <w:ind w:left="120"/>
             </w:pPr>
-            <w:hyperlink w:history="1" r:id="rIddcpaofvcualt1gzouae7z">
+            <w:hyperlink w:history="1" r:id="rIddkuw5ee_yj0zepbmulzlr">
               <w:r>
                 <w:rPr>
                   <w:rFonts w:ascii="Arial" w:cs="Arial" w:eastAsia="Arial" w:hAnsi="Arial"/>
@@ -16887,7 +16887,7 @@
             <w:pPr>
               <w:spacing w:after="20" w:before="0"/>
             </w:pPr>
-            <w:hyperlink w:history="1" r:id="rId7tzogdlnzsidx6m6_ojyq">
+            <w:hyperlink w:history="1" r:id="rIdemlskw6bv3a5qocsklv91">
               <w:r>
                 <w:rPr>
                   <w:rFonts w:ascii="Arial" w:cs="Arial" w:eastAsia="Arial" w:hAnsi="Arial"/>
@@ -16920,7 +16920,7 @@
               <w:spacing w:after="10" w:before="0"/>
               <w:ind w:left="120"/>
             </w:pPr>
-            <w:hyperlink w:history="1" r:id="rIdso8tw7-l8bn3o0mg3r9ot">
+            <w:hyperlink w:history="1" r:id="rIdjaylygg7uz4dzbqikthmp">
               <w:r>
                 <w:rPr>
                   <w:rFonts w:ascii="Arial" w:cs="Arial" w:eastAsia="Arial" w:hAnsi="Arial"/>
@@ -16965,7 +16965,7 @@
             <w:pPr>
               <w:spacing w:after="20" w:before="0"/>
             </w:pPr>
-            <w:hyperlink w:history="1" r:id="rIdmp7-qp6iso9uyw2rw_pxs">
+            <w:hyperlink w:history="1" r:id="rIdqceau1a-wrwgwvgcoxujk">
               <w:r>
                 <w:rPr>
                   <w:rFonts w:ascii="Arial" w:cs="Arial" w:eastAsia="Arial" w:hAnsi="Arial"/>
@@ -16998,7 +16998,7 @@
               <w:spacing w:after="10" w:before="0"/>
               <w:ind w:left="120"/>
             </w:pPr>
-            <w:hyperlink w:history="1" r:id="rIdugyxpb2ngyij0m--ozifp">
+            <w:hyperlink w:history="1" r:id="rId-v_eugx6ghta2goqv0w1b">
               <w:r>
                 <w:rPr>
                   <w:rFonts w:ascii="Arial" w:cs="Arial" w:eastAsia="Arial" w:hAnsi="Arial"/>
@@ -17193,7 +17193,7 @@
             <w:pPr>
               <w:spacing w:after="20" w:before="0"/>
             </w:pPr>
-            <w:hyperlink w:history="1" r:id="rIdttdz6zj2mf7bxd5h4po1c">
+            <w:hyperlink w:history="1" r:id="rId_cvgrradfvxguc0_3ufyi">
               <w:r>
                 <w:rPr>
                   <w:rFonts w:ascii="Arial" w:cs="Arial" w:eastAsia="Arial" w:hAnsi="Arial"/>
@@ -17226,7 +17226,7 @@
               <w:spacing w:after="10" w:before="0"/>
               <w:ind w:left="120"/>
             </w:pPr>
-            <w:hyperlink w:history="1" r:id="rId0k-rezn3sycerhzsmg8df">
+            <w:hyperlink w:history="1" r:id="rIdkzwr8wqgefotbutqmrtjx">
               <w:r>
                 <w:rPr>
                   <w:rFonts w:ascii="Arial" w:cs="Arial" w:eastAsia="Arial" w:hAnsi="Arial"/>
@@ -17271,7 +17271,7 @@
             <w:pPr>
               <w:spacing w:after="20" w:before="0"/>
             </w:pPr>
-            <w:hyperlink w:history="1" r:id="rIdf-mcpt-srl_mmlp4jy_o7">
+            <w:hyperlink w:history="1" r:id="rIdzinlgmm1jqduorkuomu4l">
               <w:r>
                 <w:rPr>
                   <w:rFonts w:ascii="Arial" w:cs="Arial" w:eastAsia="Arial" w:hAnsi="Arial"/>
@@ -17304,7 +17304,7 @@
               <w:spacing w:after="10" w:before="0"/>
               <w:ind w:left="120"/>
             </w:pPr>
-            <w:hyperlink w:history="1" r:id="rId4m1cwizy1g6ukglmp69gs">
+            <w:hyperlink w:history="1" r:id="rIdmxbsydlorcxviw5sw5qhl">
               <w:r>
                 <w:rPr>
                   <w:rFonts w:ascii="Arial" w:cs="Arial" w:eastAsia="Arial" w:hAnsi="Arial"/>
@@ -17499,7 +17499,7 @@
             <w:pPr>
               <w:spacing w:after="20" w:before="0"/>
             </w:pPr>
-            <w:hyperlink w:history="1" r:id="rIdnvkch5wvwwvm5vq2blo3j">
+            <w:hyperlink w:history="1" r:id="rIdd6vcr5kwwi0vigklbtwoa">
               <w:r>
                 <w:rPr>
                   <w:rFonts w:ascii="Arial" w:cs="Arial" w:eastAsia="Arial" w:hAnsi="Arial"/>
@@ -17532,7 +17532,7 @@
               <w:spacing w:after="10" w:before="0"/>
               <w:ind w:left="120"/>
             </w:pPr>
-            <w:hyperlink w:history="1" r:id="rIdtswaidh5bmwrjoqyvxgmv">
+            <w:hyperlink w:history="1" r:id="rIdq4u3nz7bp2idoaicidvwf">
               <w:r>
                 <w:rPr>
                   <w:rFonts w:ascii="Arial" w:cs="Arial" w:eastAsia="Arial" w:hAnsi="Arial"/>
@@ -17577,7 +17577,7 @@
             <w:pPr>
               <w:spacing w:after="20" w:before="0"/>
             </w:pPr>
-            <w:hyperlink w:history="1" r:id="rIdasxyzlq3dp20obbfpmkaj">
+            <w:hyperlink w:history="1" r:id="rIdlvphzy0986kvhad9jc8_j">
               <w:r>
                 <w:rPr>
                   <w:rFonts w:ascii="Arial" w:cs="Arial" w:eastAsia="Arial" w:hAnsi="Arial"/>
@@ -17610,7 +17610,7 @@
               <w:spacing w:after="10" w:before="0"/>
               <w:ind w:left="120"/>
             </w:pPr>
-            <w:hyperlink w:history="1" r:id="rId_lu1yqilesfyspym6ci6t">
+            <w:hyperlink w:history="1" r:id="rIdwvprhcmvxpweksio1gqgz">
               <w:r>
                 <w:rPr>
                   <w:rFonts w:ascii="Arial" w:cs="Arial" w:eastAsia="Arial" w:hAnsi="Arial"/>
@@ -17805,7 +17805,7 @@
             <w:pPr>
               <w:spacing w:after="20" w:before="0"/>
             </w:pPr>
-            <w:hyperlink w:history="1" r:id="rIdnd5qsb1jqhvsbr6giuzq2">
+            <w:hyperlink w:history="1" r:id="rIdbztqdm2hjhpuy9a_eiwag">
               <w:r>
                 <w:rPr>
                   <w:rFonts w:ascii="Arial" w:cs="Arial" w:eastAsia="Arial" w:hAnsi="Arial"/>
@@ -17838,7 +17838,7 @@
               <w:spacing w:after="10" w:before="0"/>
               <w:ind w:left="120"/>
             </w:pPr>
-            <w:hyperlink w:history="1" r:id="rIduvqaah3mce5-5a8tlkgfy">
+            <w:hyperlink w:history="1" r:id="rIdymeaibrta-st1ws15xpwe">
               <w:r>
                 <w:rPr>
                   <w:rFonts w:ascii="Arial" w:cs="Arial" w:eastAsia="Arial" w:hAnsi="Arial"/>
@@ -17883,7 +17883,7 @@
             <w:pPr>
               <w:spacing w:after="20" w:before="0"/>
             </w:pPr>
-            <w:hyperlink w:history="1" r:id="rIduqa7uy5bzybsxbe3w7ysp">
+            <w:hyperlink w:history="1" r:id="rIdpxp-3rdr-bhc0an8zie-j">
               <w:r>
                 <w:rPr>
                   <w:rFonts w:ascii="Arial" w:cs="Arial" w:eastAsia="Arial" w:hAnsi="Arial"/>
@@ -17916,7 +17916,7 @@
               <w:spacing w:after="10" w:before="0"/>
               <w:ind w:left="120"/>
             </w:pPr>
-            <w:hyperlink w:history="1" r:id="rIdyx4vshctu78fhzfx3_boc">
+            <w:hyperlink w:history="1" r:id="rIdcvvgrwhvmov4zo9h_swvy">
               <w:r>
                 <w:rPr>
                   <w:rFonts w:ascii="Arial" w:cs="Arial" w:eastAsia="Arial" w:hAnsi="Arial"/>
@@ -18561,7 +18561,7 @@
         </w:rPr>
         <w:t xml:space="preserve">© 2026 SeaVuria and ARES. Aligned with KICD objectives. Developed by SeaVuria; technical implementation by ARES (with AI assistance from Claude). Licensed under </w:t>
       </w:r>
-      <w:hyperlink w:history="1" r:id="rIdcnrtals2cp1-um0drlcft">
+      <w:hyperlink w:history="1" r:id="rIdwe9iuzifncvtyu4l4qwzk">
         <w:r>
           <w:rPr>
             <w:rFonts w:ascii="Arial" w:cs="Arial" w:eastAsia="Arial" w:hAnsi="Arial"/>
@@ -18582,7 +18582,7 @@
         </w:rPr>
         <w:t xml:space="preserve"> (</w:t>
       </w:r>
-      <w:hyperlink w:history="1" r:id="rIdy5cbcn4xo0jvatyismzzb">
+      <w:hyperlink w:history="1" r:id="rIdxr6nadxqlsbml3vbj2rge">
         <w:r>
           <w:rPr>
             <w:rFonts w:ascii="Arial" w:cs="Arial" w:eastAsia="Arial" w:hAnsi="Arial"/>
@@ -19595,7 +19595,7 @@
             <w:pPr>
               <w:spacing w:after="20" w:before="0"/>
             </w:pPr>
-            <w:hyperlink w:history="1" r:id="rId39vnd3j1eeeximrnz8buf">
+            <w:hyperlink w:history="1" r:id="rIdboykqu_3sk16gcqc5oi7j">
               <w:r>
                 <w:rPr>
                   <w:rFonts w:ascii="Arial" w:cs="Arial" w:eastAsia="Arial" w:hAnsi="Arial"/>
@@ -19628,7 +19628,7 @@
               <w:spacing w:after="10" w:before="0"/>
               <w:ind w:left="120"/>
             </w:pPr>
-            <w:hyperlink w:history="1" r:id="rIdvhdu2zq9tb-cdzwxbr9s1">
+            <w:hyperlink w:history="1" r:id="rIdokmmztncw9ife6ckjsdgr">
               <w:r>
                 <w:rPr>
                   <w:rFonts w:ascii="Arial" w:cs="Arial" w:eastAsia="Arial" w:hAnsi="Arial"/>
@@ -19673,7 +19673,7 @@
             <w:pPr>
               <w:spacing w:after="20" w:before="0"/>
             </w:pPr>
-            <w:hyperlink w:history="1" r:id="rIdsg7jgypfkrq8z564q3ao4">
+            <w:hyperlink w:history="1" r:id="rIdzkehq56yzh23tj4cyvg-f">
               <w:r>
                 <w:rPr>
                   <w:rFonts w:ascii="Arial" w:cs="Arial" w:eastAsia="Arial" w:hAnsi="Arial"/>
@@ -19706,7 +19706,7 @@
               <w:spacing w:after="10" w:before="0"/>
               <w:ind w:left="120"/>
             </w:pPr>
-            <w:hyperlink w:history="1" r:id="rIdqlhchbolrsn-3jheydodb">
+            <w:hyperlink w:history="1" r:id="rIdlsmxkspyifzuk_4zurlja">
               <w:r>
                 <w:rPr>
                   <w:rFonts w:ascii="Arial" w:cs="Arial" w:eastAsia="Arial" w:hAnsi="Arial"/>
@@ -19977,7 +19977,7 @@
             <w:pPr>
               <w:spacing w:after="20" w:before="0"/>
             </w:pPr>
-            <w:hyperlink w:history="1" r:id="rIdsiubwp0ucgejy7pymfzre">
+            <w:hyperlink w:history="1" r:id="rIde6jmamjvjeqzzgym4zp1u">
               <w:r>
                 <w:rPr>
                   <w:rFonts w:ascii="Arial" w:cs="Arial" w:eastAsia="Arial" w:hAnsi="Arial"/>
@@ -20010,7 +20010,7 @@
               <w:spacing w:after="10" w:before="0"/>
               <w:ind w:left="120"/>
             </w:pPr>
-            <w:hyperlink w:history="1" r:id="rIdrhen9xxzixzodxn_w_nbi">
+            <w:hyperlink w:history="1" r:id="rIdm2nh0vb15xv71k5vw9goj">
               <w:r>
                 <w:rPr>
                   <w:rFonts w:ascii="Arial" w:cs="Arial" w:eastAsia="Arial" w:hAnsi="Arial"/>
@@ -20055,7 +20055,7 @@
             <w:pPr>
               <w:spacing w:after="20" w:before="0"/>
             </w:pPr>
-            <w:hyperlink w:history="1" r:id="rIdr7xidycq7xvc3pchzx1ya">
+            <w:hyperlink w:history="1" r:id="rIdtpgz7k0xszuyhtkd6d93b">
               <w:r>
                 <w:rPr>
                   <w:rFonts w:ascii="Arial" w:cs="Arial" w:eastAsia="Arial" w:hAnsi="Arial"/>
@@ -20088,7 +20088,7 @@
               <w:spacing w:after="10" w:before="0"/>
               <w:ind w:left="120"/>
             </w:pPr>
-            <w:hyperlink w:history="1" r:id="rIdtduhenoltbxtgwj9xl5rc">
+            <w:hyperlink w:history="1" r:id="rIdnnuz8pllkxblz4l0wzj0i">
               <w:r>
                 <w:rPr>
                   <w:rFonts w:ascii="Arial" w:cs="Arial" w:eastAsia="Arial" w:hAnsi="Arial"/>
@@ -20606,7 +20606,7 @@
             <w:pPr>
               <w:spacing w:after="20" w:before="0"/>
             </w:pPr>
-            <w:hyperlink w:history="1" r:id="rId4ke5ic0x5k-ugton_eop7">
+            <w:hyperlink w:history="1" r:id="rId4wrnldhpv5mdfblfglbsi">
               <w:r>
                 <w:rPr>
                   <w:rFonts w:ascii="Arial" w:cs="Arial" w:eastAsia="Arial" w:hAnsi="Arial"/>
@@ -20639,7 +20639,7 @@
               <w:spacing w:after="10" w:before="0"/>
               <w:ind w:left="120"/>
             </w:pPr>
-            <w:hyperlink w:history="1" r:id="rId-ioagstume71xy3je37rq">
+            <w:hyperlink w:history="1" r:id="rIdsfytqe2lsh9ansiuyo-ix">
               <w:r>
                 <w:rPr>
                   <w:rFonts w:ascii="Arial" w:cs="Arial" w:eastAsia="Arial" w:hAnsi="Arial"/>
@@ -20684,7 +20684,7 @@
             <w:pPr>
               <w:spacing w:after="20" w:before="0"/>
             </w:pPr>
-            <w:hyperlink w:history="1" r:id="rId-1aszrotudnrhjwwzbi4t">
+            <w:hyperlink w:history="1" r:id="rIdoxdvmigwp8cc6f4nacaae">
               <w:r>
                 <w:rPr>
                   <w:rFonts w:ascii="Arial" w:cs="Arial" w:eastAsia="Arial" w:hAnsi="Arial"/>
@@ -20717,7 +20717,7 @@
               <w:spacing w:after="10" w:before="0"/>
               <w:ind w:left="120"/>
             </w:pPr>
-            <w:hyperlink w:history="1" r:id="rIdtw6udmvehliq8hzfrdtk1">
+            <w:hyperlink w:history="1" r:id="rIdnqzoshajqkgo0kxzkimvh">
               <w:r>
                 <w:rPr>
                   <w:rFonts w:ascii="Arial" w:cs="Arial" w:eastAsia="Arial" w:hAnsi="Arial"/>
@@ -21254,7 +21254,7 @@
             <w:pPr>
               <w:spacing w:after="20" w:before="0"/>
             </w:pPr>
-            <w:hyperlink w:history="1" r:id="rIdnf8p7ntk_vuz-guninj5g">
+            <w:hyperlink w:history="1" r:id="rId4ersbifj2vjl-llpoj9p7">
               <w:r>
                 <w:rPr>
                   <w:rFonts w:ascii="Arial" w:cs="Arial" w:eastAsia="Arial" w:hAnsi="Arial"/>
@@ -21287,7 +21287,7 @@
               <w:spacing w:after="10" w:before="0"/>
               <w:ind w:left="120"/>
             </w:pPr>
-            <w:hyperlink w:history="1" r:id="rIdqvtx4lfjg3hunhahoxtjy">
+            <w:hyperlink w:history="1" r:id="rIdoc7se5hbwro0wdoulw-h1">
               <w:r>
                 <w:rPr>
                   <w:rFonts w:ascii="Arial" w:cs="Arial" w:eastAsia="Arial" w:hAnsi="Arial"/>
@@ -21332,7 +21332,7 @@
             <w:pPr>
               <w:spacing w:after="20" w:before="0"/>
             </w:pPr>
-            <w:hyperlink w:history="1" r:id="rIdx_omhacthipbr9rrgfn1l">
+            <w:hyperlink w:history="1" r:id="rIdpwam5mb2eabqhfevgc3ax">
               <w:r>
                 <w:rPr>
                   <w:rFonts w:ascii="Arial" w:cs="Arial" w:eastAsia="Arial" w:hAnsi="Arial"/>
@@ -21365,7 +21365,7 @@
               <w:spacing w:after="10" w:before="0"/>
               <w:ind w:left="120"/>
             </w:pPr>
-            <w:hyperlink w:history="1" r:id="rIdtdyfqeogilj_m_xbkxtom">
+            <w:hyperlink w:history="1" r:id="rIdioanjftuuuefh_mxoyt7j">
               <w:r>
                 <w:rPr>
                   <w:rFonts w:ascii="Arial" w:cs="Arial" w:eastAsia="Arial" w:hAnsi="Arial"/>
@@ -21617,7 +21617,7 @@
             <w:pPr>
               <w:spacing w:after="20" w:before="0"/>
             </w:pPr>
-            <w:hyperlink w:history="1" r:id="rIdy8o-mocyurmdvyxej4qdp">
+            <w:hyperlink w:history="1" r:id="rId9_-jy4kos140wdsr7xii-">
               <w:r>
                 <w:rPr>
                   <w:rFonts w:ascii="Arial" w:cs="Arial" w:eastAsia="Arial" w:hAnsi="Arial"/>
@@ -21650,7 +21650,7 @@
               <w:spacing w:after="10" w:before="0"/>
               <w:ind w:left="120"/>
             </w:pPr>
-            <w:hyperlink w:history="1" r:id="rIdzf5btlfcprxaz4d2o_ic0">
+            <w:hyperlink w:history="1" r:id="rIdq-vlddat10gc9wxhbzj69">
               <w:r>
                 <w:rPr>
                   <w:rFonts w:ascii="Arial" w:cs="Arial" w:eastAsia="Arial" w:hAnsi="Arial"/>
@@ -21695,7 +21695,7 @@
             <w:pPr>
               <w:spacing w:after="20" w:before="0"/>
             </w:pPr>
-            <w:hyperlink w:history="1" r:id="rIdadyqgpap1eq-d9iq6jnnh">
+            <w:hyperlink w:history="1" r:id="rId1rv0ge2psfdsifh_pb5g-">
               <w:r>
                 <w:rPr>
                   <w:rFonts w:ascii="Arial" w:cs="Arial" w:eastAsia="Arial" w:hAnsi="Arial"/>
@@ -21728,7 +21728,7 @@
               <w:spacing w:after="10" w:before="0"/>
               <w:ind w:left="120"/>
             </w:pPr>
-            <w:hyperlink w:history="1" r:id="rId-f8elcuc5pa7zi3sof6fx">
+            <w:hyperlink w:history="1" r:id="rIdhj-h9luwa0svzbd7qffdt">
               <w:r>
                 <w:rPr>
                   <w:rFonts w:ascii="Arial" w:cs="Arial" w:eastAsia="Arial" w:hAnsi="Arial"/>
@@ -22354,7 +22354,7 @@
         </w:rPr>
         <w:t xml:space="preserve">© 2026 SeaVuria and ARES. Aligned with KICD objectives. Developed by SeaVuria; technical implementation by ARES (with AI assistance from Claude). Licensed under </w:t>
       </w:r>
-      <w:hyperlink w:history="1" r:id="rIdsp-6ozxavu2-wwganbkkp">
+      <w:hyperlink w:history="1" r:id="rIdeqni6nxfhejkttvzdqhu_">
         <w:r>
           <w:rPr>
             <w:rFonts w:ascii="Arial" w:cs="Arial" w:eastAsia="Arial" w:hAnsi="Arial"/>
@@ -22375,7 +22375,7 @@
         </w:rPr>
         <w:t xml:space="preserve"> (</w:t>
       </w:r>
-      <w:hyperlink w:history="1" r:id="rIdruoyxpuq5p0ypw5eycygw">
+      <w:hyperlink w:history="1" r:id="rIdfaw_mnaycecxr-yysbcp9">
         <w:r>
           <w:rPr>
             <w:rFonts w:ascii="Arial" w:cs="Arial" w:eastAsia="Arial" w:hAnsi="Arial"/>
@@ -23388,7 +23388,7 @@
             <w:pPr>
               <w:spacing w:after="20" w:before="0"/>
             </w:pPr>
-            <w:hyperlink w:history="1" r:id="rIdbvnkn5-c18obidgw_zbeq">
+            <w:hyperlink w:history="1" r:id="rId-qnljmnp8auarhtebltv7">
               <w:r>
                 <w:rPr>
                   <w:rFonts w:ascii="Arial" w:cs="Arial" w:eastAsia="Arial" w:hAnsi="Arial"/>
@@ -23421,7 +23421,7 @@
               <w:spacing w:after="10" w:before="0"/>
               <w:ind w:left="120"/>
             </w:pPr>
-            <w:hyperlink w:history="1" r:id="rIdu1dvxzx2pufau4lk-c1yh">
+            <w:hyperlink w:history="1" r:id="rIdhubji7owtc7fzprkqmr2z">
               <w:r>
                 <w:rPr>
                   <w:rFonts w:ascii="Arial" w:cs="Arial" w:eastAsia="Arial" w:hAnsi="Arial"/>
@@ -23466,7 +23466,7 @@
             <w:pPr>
               <w:spacing w:after="20" w:before="0"/>
             </w:pPr>
-            <w:hyperlink w:history="1" r:id="rIdtkolswctgspthi9pgigwl">
+            <w:hyperlink w:history="1" r:id="rIdz-u2fbaoj47to_gtrz1uv">
               <w:r>
                 <w:rPr>
                   <w:rFonts w:ascii="Arial" w:cs="Arial" w:eastAsia="Arial" w:hAnsi="Arial"/>
@@ -23499,7 +23499,7 @@
               <w:spacing w:after="10" w:before="0"/>
               <w:ind w:left="120"/>
             </w:pPr>
-            <w:hyperlink w:history="1" r:id="rIdaxyo9m-4srcssqiykoq7r">
+            <w:hyperlink w:history="1" r:id="rId_faxzprizy94s5s5cuyjf">
               <w:r>
                 <w:rPr>
                   <w:rFonts w:ascii="Arial" w:cs="Arial" w:eastAsia="Arial" w:hAnsi="Arial"/>
@@ -23694,7 +23694,7 @@
             <w:pPr>
               <w:spacing w:after="20" w:before="0"/>
             </w:pPr>
-            <w:hyperlink w:history="1" r:id="rIdsdftk-7bllqeml-db6ro2">
+            <w:hyperlink w:history="1" r:id="rIdeufwhv0h0lfbfuorpruu-">
               <w:r>
                 <w:rPr>
                   <w:rFonts w:ascii="Arial" w:cs="Arial" w:eastAsia="Arial" w:hAnsi="Arial"/>
@@ -23727,7 +23727,7 @@
               <w:spacing w:after="10" w:before="0"/>
               <w:ind w:left="120"/>
             </w:pPr>
-            <w:hyperlink w:history="1" r:id="rIdjyprjdwsh8tn2d0qciyfc">
+            <w:hyperlink w:history="1" r:id="rId-6oouvvfmg-x2muzkoqxz">
               <w:r>
                 <w:rPr>
                   <w:rFonts w:ascii="Arial" w:cs="Arial" w:eastAsia="Arial" w:hAnsi="Arial"/>
@@ -23772,7 +23772,7 @@
             <w:pPr>
               <w:spacing w:after="20" w:before="0"/>
             </w:pPr>
-            <w:hyperlink w:history="1" r:id="rIddmlkkixnressquoh6kpyd">
+            <w:hyperlink w:history="1" r:id="rIdwubshgqjyqcqsyj8kz-k8">
               <w:r>
                 <w:rPr>
                   <w:rFonts w:ascii="Arial" w:cs="Arial" w:eastAsia="Arial" w:hAnsi="Arial"/>
@@ -23805,7 +23805,7 @@
               <w:spacing w:after="10" w:before="0"/>
               <w:ind w:left="120"/>
             </w:pPr>
-            <w:hyperlink w:history="1" r:id="rIdzgd1zt9in1ue9mruqwffk">
+            <w:hyperlink w:history="1" r:id="rIdv6tdtc7gp5xzq9vasejpd">
               <w:r>
                 <w:rPr>
                   <w:rFonts w:ascii="Arial" w:cs="Arial" w:eastAsia="Arial" w:hAnsi="Arial"/>
@@ -24000,7 +24000,7 @@
             <w:pPr>
               <w:spacing w:after="20" w:before="0"/>
             </w:pPr>
-            <w:hyperlink w:history="1" r:id="rIdcf71gimpxjwvnz3s-2opx">
+            <w:hyperlink w:history="1" r:id="rIdeoh_vbgrgvpav2nmfi6pa">
               <w:r>
                 <w:rPr>
                   <w:rFonts w:ascii="Arial" w:cs="Arial" w:eastAsia="Arial" w:hAnsi="Arial"/>
@@ -24033,7 +24033,7 @@
               <w:spacing w:after="10" w:before="0"/>
               <w:ind w:left="120"/>
             </w:pPr>
-            <w:hyperlink w:history="1" r:id="rIdvza1psqlitzxgu71mwavm">
+            <w:hyperlink w:history="1" r:id="rIdmhssixafaw5pkwq_hrs4b">
               <w:r>
                 <w:rPr>
                   <w:rFonts w:ascii="Arial" w:cs="Arial" w:eastAsia="Arial" w:hAnsi="Arial"/>
@@ -24078,7 +24078,7 @@
             <w:pPr>
               <w:spacing w:after="20" w:before="0"/>
             </w:pPr>
-            <w:hyperlink w:history="1" r:id="rIdgaljnluw1htp2vghleukp">
+            <w:hyperlink w:history="1" r:id="rIdci_mn0vkfgtt59k0sryvg">
               <w:r>
                 <w:rPr>
                   <w:rFonts w:ascii="Arial" w:cs="Arial" w:eastAsia="Arial" w:hAnsi="Arial"/>
@@ -24111,7 +24111,7 @@
               <w:spacing w:after="10" w:before="0"/>
               <w:ind w:left="120"/>
             </w:pPr>
-            <w:hyperlink w:history="1" r:id="rIdkvs3jg0dxvt0i1rhag1hm">
+            <w:hyperlink w:history="1" r:id="rIdkf6zu7bx564_mhg8pkv-f">
               <w:r>
                 <w:rPr>
                   <w:rFonts w:ascii="Arial" w:cs="Arial" w:eastAsia="Arial" w:hAnsi="Arial"/>
@@ -24306,7 +24306,7 @@
             <w:pPr>
               <w:spacing w:after="20" w:before="0"/>
             </w:pPr>
-            <w:hyperlink w:history="1" r:id="rIdzxdt3syp2p_bskaocyj36">
+            <w:hyperlink w:history="1" r:id="rId64vgmrydpiyfaxu6oaxnx">
               <w:r>
                 <w:rPr>
                   <w:rFonts w:ascii="Arial" w:cs="Arial" w:eastAsia="Arial" w:hAnsi="Arial"/>
@@ -24339,7 +24339,7 @@
               <w:spacing w:after="10" w:before="0"/>
               <w:ind w:left="120"/>
             </w:pPr>
-            <w:hyperlink w:history="1" r:id="rIdpq-bizytfdv00hh0h4uok">
+            <w:hyperlink w:history="1" r:id="rIdqjyuohu-1gkoupq_kvb4i">
               <w:r>
                 <w:rPr>
                   <w:rFonts w:ascii="Arial" w:cs="Arial" w:eastAsia="Arial" w:hAnsi="Arial"/>
@@ -24384,7 +24384,7 @@
             <w:pPr>
               <w:spacing w:after="20" w:before="0"/>
             </w:pPr>
-            <w:hyperlink w:history="1" r:id="rIdders_ya_w_vxjsmzjgrmf">
+            <w:hyperlink w:history="1" r:id="rIdjfqpoxtwnpjdupjt0lqcq">
               <w:r>
                 <w:rPr>
                   <w:rFonts w:ascii="Arial" w:cs="Arial" w:eastAsia="Arial" w:hAnsi="Arial"/>
@@ -24417,7 +24417,7 @@
               <w:spacing w:after="10" w:before="0"/>
               <w:ind w:left="120"/>
             </w:pPr>
-            <w:hyperlink w:history="1" r:id="rId_zsdwfar5ocxjs6ftdwvd">
+            <w:hyperlink w:history="1" r:id="rId3u0clnyxbnv3c12zuw60g">
               <w:r>
                 <w:rPr>
                   <w:rFonts w:ascii="Arial" w:cs="Arial" w:eastAsia="Arial" w:hAnsi="Arial"/>
@@ -24612,7 +24612,7 @@
             <w:pPr>
               <w:spacing w:after="20" w:before="0"/>
             </w:pPr>
-            <w:hyperlink w:history="1" r:id="rIdiipk1kaxcxe_rcktgwga8">
+            <w:hyperlink w:history="1" r:id="rIdusznefsxevikf16hrgvsi">
               <w:r>
                 <w:rPr>
                   <w:rFonts w:ascii="Arial" w:cs="Arial" w:eastAsia="Arial" w:hAnsi="Arial"/>
@@ -24645,7 +24645,7 @@
               <w:spacing w:after="10" w:before="0"/>
               <w:ind w:left="120"/>
             </w:pPr>
-            <w:hyperlink w:history="1" r:id="rId33qylkhxqfs_j3cipjzzx">
+            <w:hyperlink w:history="1" r:id="rIdymzhjwqohb25ccebrlc6a">
               <w:r>
                 <w:rPr>
                   <w:rFonts w:ascii="Arial" w:cs="Arial" w:eastAsia="Arial" w:hAnsi="Arial"/>
@@ -24690,7 +24690,7 @@
             <w:pPr>
               <w:spacing w:after="20" w:before="0"/>
             </w:pPr>
-            <w:hyperlink w:history="1" r:id="rIddkltqcjao8rbk4cad3l8h">
+            <w:hyperlink w:history="1" r:id="rIdkd6jjjtop5q_oj6h714f9">
               <w:r>
                 <w:rPr>
                   <w:rFonts w:ascii="Arial" w:cs="Arial" w:eastAsia="Arial" w:hAnsi="Arial"/>
@@ -24723,7 +24723,7 @@
               <w:spacing w:after="10" w:before="0"/>
               <w:ind w:left="120"/>
             </w:pPr>
-            <w:hyperlink w:history="1" r:id="rIdflfevb_ljja_lyvrbsgl0">
+            <w:hyperlink w:history="1" r:id="rIdz86ao1rzdufluxwmgygov">
               <w:r>
                 <w:rPr>
                   <w:rFonts w:ascii="Arial" w:cs="Arial" w:eastAsia="Arial" w:hAnsi="Arial"/>
@@ -25425,7 +25425,7 @@
         </w:rPr>
         <w:t xml:space="preserve">© 2026 SeaVuria and ARES. Aligned with KICD objectives. Developed by SeaVuria; technical implementation by ARES (with AI assistance from Claude). Licensed under </w:t>
       </w:r>
-      <w:hyperlink w:history="1" r:id="rIdpq8mhxvxdgqcdupyxdnvm">
+      <w:hyperlink w:history="1" r:id="rIdzmsjoev05x_wfm1bacufl">
         <w:r>
           <w:rPr>
             <w:rFonts w:ascii="Arial" w:cs="Arial" w:eastAsia="Arial" w:hAnsi="Arial"/>
@@ -25446,7 +25446,7 @@
         </w:rPr>
         <w:t xml:space="preserve"> (</w:t>
       </w:r>
-      <w:hyperlink w:history="1" r:id="rIdlinclsak_jouyjgcgwyqg">
+      <w:hyperlink w:history="1" r:id="rIdakvnhp4mujiy5bqtxwkwt">
         <w:r>
           <w:rPr>
             <w:rFonts w:ascii="Arial" w:cs="Arial" w:eastAsia="Arial" w:hAnsi="Arial"/>

--- a/data/outputs/v2/Physics/SS3.1_Radioactivity_and_Stability_of_Isotopes/Physics_Radioactivity_and_Stability_of_Isotopes_CBE_LessonSequence.docx
+++ b/data/outputs/v2/Physics/SS3.1_Radioactivity_and_Stability_of_Isotopes/Physics_Radioactivity_and_Stability_of_Isotopes_CBE_LessonSequence.docx
@@ -2656,7 +2656,7 @@
         </w:rPr>
         <w:t xml:space="preserve">© 2026 SeaVuria and ARES. This work is licensed under a </w:t>
       </w:r>
-      <w:hyperlink w:history="1" r:id="rIdjwpoy5yzo16i1q6hyywwy">
+      <w:hyperlink w:history="1" r:id="rIdlhhwmib5zhmxg6jllyj0f">
         <w:r>
           <w:rPr>
             <w:rFonts w:ascii="Arial" w:cs="Arial" w:eastAsia="Arial" w:hAnsi="Arial"/>
@@ -2676,7 +2676,7 @@
         </w:rPr>
         <w:t xml:space="preserve"> (</w:t>
       </w:r>
-      <w:hyperlink w:history="1" r:id="rId7oucusl4lh5v59h4s4_sc">
+      <w:hyperlink w:history="1" r:id="rIdgpnppn8xktcvr5j6ki59s">
         <w:r>
           <w:rPr>
             <w:rFonts w:ascii="Arial" w:cs="Arial" w:eastAsia="Arial" w:hAnsi="Arial"/>
@@ -2696,7 +2696,7 @@
         </w:rPr>
         <w:t xml:space="preserve">). To view a copy of this license, visit </w:t>
       </w:r>
-      <w:hyperlink w:history="1" r:id="rId0fa_rdjaahtmldemqdqoy">
+      <w:hyperlink w:history="1" r:id="rIdftdr5lz-p3tb_fiy5d6cq">
         <w:r>
           <w:rPr>
             <w:rFonts w:ascii="Arial" w:cs="Arial" w:eastAsia="Arial" w:hAnsi="Arial"/>
@@ -3708,7 +3708,7 @@
             <w:pPr>
               <w:spacing w:after="20" w:before="0"/>
             </w:pPr>
-            <w:hyperlink w:history="1" r:id="rIdo5tzlpmopuglyd6qvwfzl">
+            <w:hyperlink w:history="1" r:id="rIddgmlwege48mmv26fa4lrp">
               <w:r>
                 <w:rPr>
                   <w:rFonts w:ascii="Arial" w:cs="Arial" w:eastAsia="Arial" w:hAnsi="Arial"/>
@@ -3741,7 +3741,7 @@
               <w:spacing w:after="10" w:before="0"/>
               <w:ind w:left="120"/>
             </w:pPr>
-            <w:hyperlink w:history="1" r:id="rIdiduidb8irpohqwx4bmg9h">
+            <w:hyperlink w:history="1" r:id="rIdtwosauwpgnhuwjfprcd7f">
               <w:r>
                 <w:rPr>
                   <w:rFonts w:ascii="Arial" w:cs="Arial" w:eastAsia="Arial" w:hAnsi="Arial"/>
@@ -3786,7 +3786,7 @@
             <w:pPr>
               <w:spacing w:after="20" w:before="0"/>
             </w:pPr>
-            <w:hyperlink w:history="1" r:id="rId2_hthkcauw-wgcivvz0pt">
+            <w:hyperlink w:history="1" r:id="rIdlc47nmgsvqs9lizv_azm7">
               <w:r>
                 <w:rPr>
                   <w:rFonts w:ascii="Arial" w:cs="Arial" w:eastAsia="Arial" w:hAnsi="Arial"/>
@@ -3819,7 +3819,7 @@
               <w:spacing w:after="10" w:before="0"/>
               <w:ind w:left="120"/>
             </w:pPr>
-            <w:hyperlink w:history="1" r:id="rIdko0hudvaheskkam6__e6p">
+            <w:hyperlink w:history="1" r:id="rIdmt0tspewietjos_gz8gal">
               <w:r>
                 <w:rPr>
                   <w:rFonts w:ascii="Arial" w:cs="Arial" w:eastAsia="Arial" w:hAnsi="Arial"/>
@@ -4014,7 +4014,7 @@
             <w:pPr>
               <w:spacing w:after="20" w:before="0"/>
             </w:pPr>
-            <w:hyperlink w:history="1" r:id="rIdc8xfrk8dfwc6hullygqwn">
+            <w:hyperlink w:history="1" r:id="rIdpoewmncc3fzokifjne7m8">
               <w:r>
                 <w:rPr>
                   <w:rFonts w:ascii="Arial" w:cs="Arial" w:eastAsia="Arial" w:hAnsi="Arial"/>
@@ -4047,7 +4047,7 @@
               <w:spacing w:after="10" w:before="0"/>
               <w:ind w:left="120"/>
             </w:pPr>
-            <w:hyperlink w:history="1" r:id="rIdlr5ii5oxkdtnskx6vvpjp">
+            <w:hyperlink w:history="1" r:id="rIdtmn6b1fqkpkz_e8g2yxih">
               <w:r>
                 <w:rPr>
                   <w:rFonts w:ascii="Arial" w:cs="Arial" w:eastAsia="Arial" w:hAnsi="Arial"/>
@@ -4092,7 +4092,7 @@
             <w:pPr>
               <w:spacing w:after="20" w:before="0"/>
             </w:pPr>
-            <w:hyperlink w:history="1" r:id="rIdylujpuittnejqo63aggpc">
+            <w:hyperlink w:history="1" r:id="rId7o7vhkdlg6ho0tgbl1fl3">
               <w:r>
                 <w:rPr>
                   <w:rFonts w:ascii="Arial" w:cs="Arial" w:eastAsia="Arial" w:hAnsi="Arial"/>
@@ -4125,7 +4125,7 @@
               <w:spacing w:after="10" w:before="0"/>
               <w:ind w:left="120"/>
             </w:pPr>
-            <w:hyperlink w:history="1" r:id="rIdkmgxqb4lkzttu9qcrqpmv">
+            <w:hyperlink w:history="1" r:id="rId-ubxqrriu9msd3n9cefje">
               <w:r>
                 <w:rPr>
                   <w:rFonts w:ascii="Arial" w:cs="Arial" w:eastAsia="Arial" w:hAnsi="Arial"/>
@@ -4320,7 +4320,7 @@
             <w:pPr>
               <w:spacing w:after="20" w:before="0"/>
             </w:pPr>
-            <w:hyperlink w:history="1" r:id="rIdag4oizxulncxm8bkdw5sj">
+            <w:hyperlink w:history="1" r:id="rIdfqlvuu0igal6aablliqu-">
               <w:r>
                 <w:rPr>
                   <w:rFonts w:ascii="Arial" w:cs="Arial" w:eastAsia="Arial" w:hAnsi="Arial"/>
@@ -4353,7 +4353,7 @@
               <w:spacing w:after="10" w:before="0"/>
               <w:ind w:left="120"/>
             </w:pPr>
-            <w:hyperlink w:history="1" r:id="rIdxoydgf8gbuf9oxsikyljw">
+            <w:hyperlink w:history="1" r:id="rIdffqghdi50jc4xabvcknhg">
               <w:r>
                 <w:rPr>
                   <w:rFonts w:ascii="Arial" w:cs="Arial" w:eastAsia="Arial" w:hAnsi="Arial"/>
@@ -4398,7 +4398,7 @@
             <w:pPr>
               <w:spacing w:after="20" w:before="0"/>
             </w:pPr>
-            <w:hyperlink w:history="1" r:id="rIdm_rggpwzrlyn_yikc-s6j">
+            <w:hyperlink w:history="1" r:id="rId-_kgvx69qv0fo_kcvqjtr">
               <w:r>
                 <w:rPr>
                   <w:rFonts w:ascii="Arial" w:cs="Arial" w:eastAsia="Arial" w:hAnsi="Arial"/>
@@ -4431,7 +4431,7 @@
               <w:spacing w:after="10" w:before="0"/>
               <w:ind w:left="120"/>
             </w:pPr>
-            <w:hyperlink w:history="1" r:id="rIdnjuzo9b1iqgvgsh3d3zrh">
+            <w:hyperlink w:history="1" r:id="rIdtj_ssx7uwy7svwdnysamm">
               <w:r>
                 <w:rPr>
                   <w:rFonts w:ascii="Arial" w:cs="Arial" w:eastAsia="Arial" w:hAnsi="Arial"/>
@@ -4626,7 +4626,7 @@
             <w:pPr>
               <w:spacing w:after="20" w:before="0"/>
             </w:pPr>
-            <w:hyperlink w:history="1" r:id="rIdloy4zf8a9u1w8ho1cgzd6">
+            <w:hyperlink w:history="1" r:id="rIdvbynvb-p2mnf5s_kkqab5">
               <w:r>
                 <w:rPr>
                   <w:rFonts w:ascii="Arial" w:cs="Arial" w:eastAsia="Arial" w:hAnsi="Arial"/>
@@ -4659,7 +4659,7 @@
               <w:spacing w:after="10" w:before="0"/>
               <w:ind w:left="120"/>
             </w:pPr>
-            <w:hyperlink w:history="1" r:id="rIdlbiexv6kgiwi0ud3czi3u">
+            <w:hyperlink w:history="1" r:id="rId1_y-r3qrofrxgqaksqomp">
               <w:r>
                 <w:rPr>
                   <w:rFonts w:ascii="Arial" w:cs="Arial" w:eastAsia="Arial" w:hAnsi="Arial"/>
@@ -4704,7 +4704,7 @@
             <w:pPr>
               <w:spacing w:after="20" w:before="0"/>
             </w:pPr>
-            <w:hyperlink w:history="1" r:id="rId6fhemvrjhs0okfxelxzar">
+            <w:hyperlink w:history="1" r:id="rIdf_u9mnysotoc7zqntksmf">
               <w:r>
                 <w:rPr>
                   <w:rFonts w:ascii="Arial" w:cs="Arial" w:eastAsia="Arial" w:hAnsi="Arial"/>
@@ -4737,7 +4737,7 @@
               <w:spacing w:after="10" w:before="0"/>
               <w:ind w:left="120"/>
             </w:pPr>
-            <w:hyperlink w:history="1" r:id="rIdhnefgqrc4nhpou6_h5bem">
+            <w:hyperlink w:history="1" r:id="rId8b4b6j9hzpbiahzxxt0jl">
               <w:r>
                 <w:rPr>
                   <w:rFonts w:ascii="Arial" w:cs="Arial" w:eastAsia="Arial" w:hAnsi="Arial"/>
@@ -4932,7 +4932,7 @@
             <w:pPr>
               <w:spacing w:after="20" w:before="0"/>
             </w:pPr>
-            <w:hyperlink w:history="1" r:id="rId4ceodehzshrqricexjjtb">
+            <w:hyperlink w:history="1" r:id="rIdot2uac2dmvs1z0he_srr-">
               <w:r>
                 <w:rPr>
                   <w:rFonts w:ascii="Arial" w:cs="Arial" w:eastAsia="Arial" w:hAnsi="Arial"/>
@@ -4981,7 +4981,7 @@
               <w:spacing w:after="10" w:before="0"/>
               <w:ind w:left="120"/>
             </w:pPr>
-            <w:hyperlink w:history="1" r:id="rIdmm5_a-8st5jfj9fhqr-fu">
+            <w:hyperlink w:history="1" r:id="rIdbeuywb-ptchh7s-r0xgsi">
               <w:r>
                 <w:rPr>
                   <w:rFonts w:ascii="Arial" w:cs="Arial" w:eastAsia="Arial" w:hAnsi="Arial"/>
@@ -5026,7 +5026,7 @@
             <w:pPr>
               <w:spacing w:after="20" w:before="0"/>
             </w:pPr>
-            <w:hyperlink w:history="1" r:id="rIdb5f885hf2el4e4_ifsmgr">
+            <w:hyperlink w:history="1" r:id="rIdj6xea4ldccwxmmwfkq8wp">
               <w:r>
                 <w:rPr>
                   <w:rFonts w:ascii="Arial" w:cs="Arial" w:eastAsia="Arial" w:hAnsi="Arial"/>
@@ -5075,7 +5075,7 @@
               <w:spacing w:after="10" w:before="0"/>
               <w:ind w:left="120"/>
             </w:pPr>
-            <w:hyperlink w:history="1" r:id="rId5gpwmw_rrvneyh3riv33m">
+            <w:hyperlink w:history="1" r:id="rIdr52cozb_x-63y_5rlbmlr">
               <w:r>
                 <w:rPr>
                   <w:rFonts w:ascii="Arial" w:cs="Arial" w:eastAsia="Arial" w:hAnsi="Arial"/>
@@ -5701,7 +5701,7 @@
         </w:rPr>
         <w:t xml:space="preserve">© 2026 SeaVuria and ARES. Aligned with KICD objectives. Developed by SeaVuria; technical implementation by ARES (with AI assistance from Claude). Licensed under </w:t>
       </w:r>
-      <w:hyperlink w:history="1" r:id="rIdp95kxxifansrjbs8whvsq">
+      <w:hyperlink w:history="1" r:id="rIdmgev3yd3kvywmjnzzd6gl">
         <w:r>
           <w:rPr>
             <w:rFonts w:ascii="Arial" w:cs="Arial" w:eastAsia="Arial" w:hAnsi="Arial"/>
@@ -5722,7 +5722,7 @@
         </w:rPr>
         <w:t xml:space="preserve"> (</w:t>
       </w:r>
-      <w:hyperlink w:history="1" r:id="rIdusxfoh6bu1ibfnmynurpd">
+      <w:hyperlink w:history="1" r:id="rIdk1qdb87svalqusrewtyl0">
         <w:r>
           <w:rPr>
             <w:rFonts w:ascii="Arial" w:cs="Arial" w:eastAsia="Arial" w:hAnsi="Arial"/>
@@ -6735,7 +6735,7 @@
             <w:pPr>
               <w:spacing w:after="20" w:before="0"/>
             </w:pPr>
-            <w:hyperlink w:history="1" r:id="rIda5hjuip8o10uo-zsleqey">
+            <w:hyperlink w:history="1" r:id="rId5uqnu2i3wc4qvc-mjhynr">
               <w:r>
                 <w:rPr>
                   <w:rFonts w:ascii="Arial" w:cs="Arial" w:eastAsia="Arial" w:hAnsi="Arial"/>
@@ -6768,7 +6768,7 @@
               <w:spacing w:after="10" w:before="0"/>
               <w:ind w:left="120"/>
             </w:pPr>
-            <w:hyperlink w:history="1" r:id="rIdolvyi_shsxq-ujliyfj7-">
+            <w:hyperlink w:history="1" r:id="rIdoel39a7md695f55_t2nt5">
               <w:r>
                 <w:rPr>
                   <w:rFonts w:ascii="Arial" w:cs="Arial" w:eastAsia="Arial" w:hAnsi="Arial"/>
@@ -6813,7 +6813,7 @@
             <w:pPr>
               <w:spacing w:after="20" w:before="0"/>
             </w:pPr>
-            <w:hyperlink w:history="1" r:id="rIdtewtptddsijo2k5xk82fj">
+            <w:hyperlink w:history="1" r:id="rIdkbnkkdo6qvsgks6r5lqtn">
               <w:r>
                 <w:rPr>
                   <w:rFonts w:ascii="Arial" w:cs="Arial" w:eastAsia="Arial" w:hAnsi="Arial"/>
@@ -6846,7 +6846,7 @@
               <w:spacing w:after="10" w:before="0"/>
               <w:ind w:left="120"/>
             </w:pPr>
-            <w:hyperlink w:history="1" r:id="rIdwiut-mwwxqwbl-hxfptdo">
+            <w:hyperlink w:history="1" r:id="rIdspdehhkkuslctxsnmp_9j">
               <w:r>
                 <w:rPr>
                   <w:rFonts w:ascii="Arial" w:cs="Arial" w:eastAsia="Arial" w:hAnsi="Arial"/>
@@ -7041,7 +7041,7 @@
             <w:pPr>
               <w:spacing w:after="20" w:before="0"/>
             </w:pPr>
-            <w:hyperlink w:history="1" r:id="rIdqbq9cimxiphi3a2ccxttm">
+            <w:hyperlink w:history="1" r:id="rIdbw0v4ejsz7qufpwfjfc3m">
               <w:r>
                 <w:rPr>
                   <w:rFonts w:ascii="Arial" w:cs="Arial" w:eastAsia="Arial" w:hAnsi="Arial"/>
@@ -7074,7 +7074,7 @@
               <w:spacing w:after="10" w:before="0"/>
               <w:ind w:left="120"/>
             </w:pPr>
-            <w:hyperlink w:history="1" r:id="rId-psvgeq3xpv83yults-v0">
+            <w:hyperlink w:history="1" r:id="rIdnssiqgyuoadagghwazfky">
               <w:r>
                 <w:rPr>
                   <w:rFonts w:ascii="Arial" w:cs="Arial" w:eastAsia="Arial" w:hAnsi="Arial"/>
@@ -7119,7 +7119,7 @@
             <w:pPr>
               <w:spacing w:after="20" w:before="0"/>
             </w:pPr>
-            <w:hyperlink w:history="1" r:id="rId1wt3-isb1mvlmaa2yyzkf">
+            <w:hyperlink w:history="1" r:id="rId6o-xdjbyfpkp9fheztrgj">
               <w:r>
                 <w:rPr>
                   <w:rFonts w:ascii="Arial" w:cs="Arial" w:eastAsia="Arial" w:hAnsi="Arial"/>
@@ -7152,7 +7152,7 @@
               <w:spacing w:after="10" w:before="0"/>
               <w:ind w:left="120"/>
             </w:pPr>
-            <w:hyperlink w:history="1" r:id="rIdlpnz2p5fpykhcbnhf1cel">
+            <w:hyperlink w:history="1" r:id="rId0fatwtdimjfayiclg6vx4">
               <w:r>
                 <w:rPr>
                   <w:rFonts w:ascii="Arial" w:cs="Arial" w:eastAsia="Arial" w:hAnsi="Arial"/>
@@ -7347,7 +7347,7 @@
             <w:pPr>
               <w:spacing w:after="20" w:before="0"/>
             </w:pPr>
-            <w:hyperlink w:history="1" r:id="rIdzm-yg4wfelzsk_vrmcf3y">
+            <w:hyperlink w:history="1" r:id="rIdll8kl9gsxbc2_upoa-ajl">
               <w:r>
                 <w:rPr>
                   <w:rFonts w:ascii="Arial" w:cs="Arial" w:eastAsia="Arial" w:hAnsi="Arial"/>
@@ -7380,7 +7380,7 @@
               <w:spacing w:after="10" w:before="0"/>
               <w:ind w:left="120"/>
             </w:pPr>
-            <w:hyperlink w:history="1" r:id="rIdzicxk6acwkdz5raaa6vaa">
+            <w:hyperlink w:history="1" r:id="rIdo7wujwgrbaoh1alo7xi1d">
               <w:r>
                 <w:rPr>
                   <w:rFonts w:ascii="Arial" w:cs="Arial" w:eastAsia="Arial" w:hAnsi="Arial"/>
@@ -7425,7 +7425,7 @@
             <w:pPr>
               <w:spacing w:after="20" w:before="0"/>
             </w:pPr>
-            <w:hyperlink w:history="1" r:id="rIdiic1q71d6qyxrm6rgkq2t">
+            <w:hyperlink w:history="1" r:id="rIdxbamwvmb6uxjqe-pv38oa">
               <w:r>
                 <w:rPr>
                   <w:rFonts w:ascii="Arial" w:cs="Arial" w:eastAsia="Arial" w:hAnsi="Arial"/>
@@ -7458,7 +7458,7 @@
               <w:spacing w:after="10" w:before="0"/>
               <w:ind w:left="120"/>
             </w:pPr>
-            <w:hyperlink w:history="1" r:id="rId0ge3x7cesd9l2uyeltdn8">
+            <w:hyperlink w:history="1" r:id="rIdgfnyfcwlv7oh25yqckohv">
               <w:r>
                 <w:rPr>
                   <w:rFonts w:ascii="Arial" w:cs="Arial" w:eastAsia="Arial" w:hAnsi="Arial"/>
@@ -7653,7 +7653,7 @@
             <w:pPr>
               <w:spacing w:after="20" w:before="0"/>
             </w:pPr>
-            <w:hyperlink w:history="1" r:id="rIdugd4gbtaa-prxwhabqivl">
+            <w:hyperlink w:history="1" r:id="rIdup_am5f_dhegttx3imsrm">
               <w:r>
                 <w:rPr>
                   <w:rFonts w:ascii="Arial" w:cs="Arial" w:eastAsia="Arial" w:hAnsi="Arial"/>
@@ -7686,7 +7686,7 @@
               <w:spacing w:after="10" w:before="0"/>
               <w:ind w:left="120"/>
             </w:pPr>
-            <w:hyperlink w:history="1" r:id="rIdtv4b0ind_3roozfwfg2l0">
+            <w:hyperlink w:history="1" r:id="rIdv5rrxkvfm_hivkmtc-uq_">
               <w:r>
                 <w:rPr>
                   <w:rFonts w:ascii="Arial" w:cs="Arial" w:eastAsia="Arial" w:hAnsi="Arial"/>
@@ -7731,7 +7731,7 @@
             <w:pPr>
               <w:spacing w:after="20" w:before="0"/>
             </w:pPr>
-            <w:hyperlink w:history="1" r:id="rIdwtzaclug9t2jaruulojqb">
+            <w:hyperlink w:history="1" r:id="rIdiuuz3xelwde4exquiyypn">
               <w:r>
                 <w:rPr>
                   <w:rFonts w:ascii="Arial" w:cs="Arial" w:eastAsia="Arial" w:hAnsi="Arial"/>
@@ -7764,7 +7764,7 @@
               <w:spacing w:after="10" w:before="0"/>
               <w:ind w:left="120"/>
             </w:pPr>
-            <w:hyperlink w:history="1" r:id="rIdzuw3t8rxp0hh_9tkazi_j">
+            <w:hyperlink w:history="1" r:id="rId2-20qzbfqi4ft-zm6zgkj">
               <w:r>
                 <w:rPr>
                   <w:rFonts w:ascii="Arial" w:cs="Arial" w:eastAsia="Arial" w:hAnsi="Arial"/>
@@ -7959,7 +7959,7 @@
             <w:pPr>
               <w:spacing w:after="20" w:before="0"/>
             </w:pPr>
-            <w:hyperlink w:history="1" r:id="rIds-wi9z9rpb7rebuin5tpm">
+            <w:hyperlink w:history="1" r:id="rIdhozhhvmhpvmxvb_wqiokk">
               <w:r>
                 <w:rPr>
                   <w:rFonts w:ascii="Arial" w:cs="Arial" w:eastAsia="Arial" w:hAnsi="Arial"/>
@@ -7992,7 +7992,7 @@
               <w:spacing w:after="10" w:before="0"/>
               <w:ind w:left="120"/>
             </w:pPr>
-            <w:hyperlink w:history="1" r:id="rIdujlenbiavufu9kmdyczum">
+            <w:hyperlink w:history="1" r:id="rIdskijogyza3wdd72z0xu1r">
               <w:r>
                 <w:rPr>
                   <w:rFonts w:ascii="Arial" w:cs="Arial" w:eastAsia="Arial" w:hAnsi="Arial"/>
@@ -8037,7 +8037,7 @@
             <w:pPr>
               <w:spacing w:after="20" w:before="0"/>
             </w:pPr>
-            <w:hyperlink w:history="1" r:id="rIdfsy3uoeg8zfhup5vxntfa">
+            <w:hyperlink w:history="1" r:id="rIdsscgscphsa_n0svs7rkpj">
               <w:r>
                 <w:rPr>
                   <w:rFonts w:ascii="Arial" w:cs="Arial" w:eastAsia="Arial" w:hAnsi="Arial"/>
@@ -8086,7 +8086,7 @@
               <w:spacing w:after="10" w:before="0"/>
               <w:ind w:left="120"/>
             </w:pPr>
-            <w:hyperlink w:history="1" r:id="rId2upvjkhcftacc3mdnpi92">
+            <w:hyperlink w:history="1" r:id="rIdhzckpkdjqss-yv1jcr_vd">
               <w:r>
                 <w:rPr>
                   <w:rFonts w:ascii="Arial" w:cs="Arial" w:eastAsia="Arial" w:hAnsi="Arial"/>
@@ -8598,7 +8598,7 @@
         </w:rPr>
         <w:t xml:space="preserve">© 2026 SeaVuria and ARES. Aligned with KICD objectives. Developed by SeaVuria; technical implementation by ARES (with AI assistance from Claude). Licensed under </w:t>
       </w:r>
-      <w:hyperlink w:history="1" r:id="rId95cajgij13tjt237a69m5">
+      <w:hyperlink w:history="1" r:id="rIdqf4xakrj-wttk8oy2m9ev">
         <w:r>
           <w:rPr>
             <w:rFonts w:ascii="Arial" w:cs="Arial" w:eastAsia="Arial" w:hAnsi="Arial"/>
@@ -8619,7 +8619,7 @@
         </w:rPr>
         <w:t xml:space="preserve"> (</w:t>
       </w:r>
-      <w:hyperlink w:history="1" r:id="rIdn5me0oc_shsdpud5n9veh">
+      <w:hyperlink w:history="1" r:id="rIdssixaor1m9aqibzykplcz">
         <w:r>
           <w:rPr>
             <w:rFonts w:ascii="Arial" w:cs="Arial" w:eastAsia="Arial" w:hAnsi="Arial"/>
@@ -9632,7 +9632,7 @@
             <w:pPr>
               <w:spacing w:after="20" w:before="0"/>
             </w:pPr>
-            <w:hyperlink w:history="1" r:id="rIdwosckwjrkaodenp-nvzod">
+            <w:hyperlink w:history="1" r:id="rId93f7u3tv2um6wz95d2m_o">
               <w:r>
                 <w:rPr>
                   <w:rFonts w:ascii="Arial" w:cs="Arial" w:eastAsia="Arial" w:hAnsi="Arial"/>
@@ -9681,7 +9681,7 @@
               <w:spacing w:after="10" w:before="0"/>
               <w:ind w:left="120"/>
             </w:pPr>
-            <w:hyperlink w:history="1" r:id="rId8ec1rddv4ngpffs3_ovda">
+            <w:hyperlink w:history="1" r:id="rIdxvjgytrtnsidpphm6x-zu">
               <w:r>
                 <w:rPr>
                   <w:rFonts w:ascii="Arial" w:cs="Arial" w:eastAsia="Arial" w:hAnsi="Arial"/>
@@ -9726,7 +9726,7 @@
             <w:pPr>
               <w:spacing w:after="20" w:before="0"/>
             </w:pPr>
-            <w:hyperlink w:history="1" r:id="rIdjh5vyxmmpyyiqsbqgru0l">
+            <w:hyperlink w:history="1" r:id="rIdolt5dvk-3vkg9novsxssh">
               <w:r>
                 <w:rPr>
                   <w:rFonts w:ascii="Arial" w:cs="Arial" w:eastAsia="Arial" w:hAnsi="Arial"/>
@@ -9759,7 +9759,7 @@
               <w:spacing w:after="10" w:before="0"/>
               <w:ind w:left="120"/>
             </w:pPr>
-            <w:hyperlink w:history="1" r:id="rId8tofkugdnyncpmbl09kbm">
+            <w:hyperlink w:history="1" r:id="rIdnasbydk-jj_pe6ruq20pm">
               <w:r>
                 <w:rPr>
                   <w:rFonts w:ascii="Arial" w:cs="Arial" w:eastAsia="Arial" w:hAnsi="Arial"/>
@@ -10068,7 +10068,7 @@
             <w:pPr>
               <w:spacing w:after="20" w:before="0"/>
             </w:pPr>
-            <w:hyperlink w:history="1" r:id="rId_fjr6fyy0dl3kxcanxnw1">
+            <w:hyperlink w:history="1" r:id="rIdwd9menipoyqd2y5gdqlkp">
               <w:r>
                 <w:rPr>
                   <w:rFonts w:ascii="Arial" w:cs="Arial" w:eastAsia="Arial" w:hAnsi="Arial"/>
@@ -10117,7 +10117,7 @@
               <w:spacing w:after="10" w:before="0"/>
               <w:ind w:left="120"/>
             </w:pPr>
-            <w:hyperlink w:history="1" r:id="rId19lty0edgsh9qnca_ihks">
+            <w:hyperlink w:history="1" r:id="rIdxfjl0cqq2cybhyib5hesy">
               <w:r>
                 <w:rPr>
                   <w:rFonts w:ascii="Arial" w:cs="Arial" w:eastAsia="Arial" w:hAnsi="Arial"/>
@@ -10162,7 +10162,7 @@
             <w:pPr>
               <w:spacing w:after="20" w:before="0"/>
             </w:pPr>
-            <w:hyperlink w:history="1" r:id="rIdouoq4ell29a6rv58sustx">
+            <w:hyperlink w:history="1" r:id="rIddahyhn4-uwxkpcj5vdepk">
               <w:r>
                 <w:rPr>
                   <w:rFonts w:ascii="Arial" w:cs="Arial" w:eastAsia="Arial" w:hAnsi="Arial"/>
@@ -10195,7 +10195,7 @@
               <w:spacing w:after="10" w:before="0"/>
               <w:ind w:left="120"/>
             </w:pPr>
-            <w:hyperlink w:history="1" r:id="rId9bjgaig8wurm_gxngpf9m">
+            <w:hyperlink w:history="1" r:id="rIdengktalecr6yrdymizhea">
               <w:r>
                 <w:rPr>
                   <w:rFonts w:ascii="Arial" w:cs="Arial" w:eastAsia="Arial" w:hAnsi="Arial"/>
@@ -10694,7 +10694,7 @@
             <w:pPr>
               <w:spacing w:after="20" w:before="0"/>
             </w:pPr>
-            <w:hyperlink w:history="1" r:id="rId6lnqe4rib9vx2b82umi_u">
+            <w:hyperlink w:history="1" r:id="rIdk_lq6ekm4bhsrykz6iusx">
               <w:r>
                 <w:rPr>
                   <w:rFonts w:ascii="Arial" w:cs="Arial" w:eastAsia="Arial" w:hAnsi="Arial"/>
@@ -10743,7 +10743,7 @@
               <w:spacing w:after="10" w:before="0"/>
               <w:ind w:left="120"/>
             </w:pPr>
-            <w:hyperlink w:history="1" r:id="rId8gu9_f1-fjdw6a0ir8w-d">
+            <w:hyperlink w:history="1" r:id="rIdebptshsctlfezib1imyum">
               <w:r>
                 <w:rPr>
                   <w:rFonts w:ascii="Arial" w:cs="Arial" w:eastAsia="Arial" w:hAnsi="Arial"/>
@@ -10788,7 +10788,7 @@
             <w:pPr>
               <w:spacing w:after="20" w:before="0"/>
             </w:pPr>
-            <w:hyperlink w:history="1" r:id="rIdgugj2ig-wdjaidi_l-ss9">
+            <w:hyperlink w:history="1" r:id="rIdhknanxtw4vpf3s0pvxuep">
               <w:r>
                 <w:rPr>
                   <w:rFonts w:ascii="Arial" w:cs="Arial" w:eastAsia="Arial" w:hAnsi="Arial"/>
@@ -10821,7 +10821,7 @@
               <w:spacing w:after="10" w:before="0"/>
               <w:ind w:left="120"/>
             </w:pPr>
-            <w:hyperlink w:history="1" r:id="rIdrcrhk_mo2-yab67goxwrd">
+            <w:hyperlink w:history="1" r:id="rIdkt1md6zfahjwt4jdtd7tv">
               <w:r>
                 <w:rPr>
                   <w:rFonts w:ascii="Arial" w:cs="Arial" w:eastAsia="Arial" w:hAnsi="Arial"/>
@@ -11187,7 +11187,7 @@
             <w:pPr>
               <w:spacing w:after="20" w:before="0"/>
             </w:pPr>
-            <w:hyperlink w:history="1" r:id="rIdudy_qe5nrnan2svcquore">
+            <w:hyperlink w:history="1" r:id="rIdnl5ceoqzzvxe3wzqsxoes">
               <w:r>
                 <w:rPr>
                   <w:rFonts w:ascii="Arial" w:cs="Arial" w:eastAsia="Arial" w:hAnsi="Arial"/>
@@ -11236,7 +11236,7 @@
               <w:spacing w:after="10" w:before="0"/>
               <w:ind w:left="120"/>
             </w:pPr>
-            <w:hyperlink w:history="1" r:id="rIdzvtl35nm_wwvwjdhdfjys">
+            <w:hyperlink w:history="1" r:id="rIde3jqle7qewh4xl9yycxla">
               <w:r>
                 <w:rPr>
                   <w:rFonts w:ascii="Arial" w:cs="Arial" w:eastAsia="Arial" w:hAnsi="Arial"/>
@@ -11281,7 +11281,7 @@
             <w:pPr>
               <w:spacing w:after="20" w:before="0"/>
             </w:pPr>
-            <w:hyperlink w:history="1" r:id="rId8fsrvnv2zreuywmrdaa9x">
+            <w:hyperlink w:history="1" r:id="rIdbteen7vokgp7c66rmaori">
               <w:r>
                 <w:rPr>
                   <w:rFonts w:ascii="Arial" w:cs="Arial" w:eastAsia="Arial" w:hAnsi="Arial"/>
@@ -11314,7 +11314,7 @@
               <w:spacing w:after="10" w:before="0"/>
               <w:ind w:left="120"/>
             </w:pPr>
-            <w:hyperlink w:history="1" r:id="rIdowcc7snahfiehfwtpbqz1">
+            <w:hyperlink w:history="1" r:id="rIdrnjwesohm2fgfx3d5vc8o">
               <w:r>
                 <w:rPr>
                   <w:rFonts w:ascii="Arial" w:cs="Arial" w:eastAsia="Arial" w:hAnsi="Arial"/>
@@ -11394,7 +11394,7 @@
                 <w:sz w:val="18"/>
                 <w:szCs w:val="18"/>
               </w:rPr>
-              <w:t xml:space="preserve">Groups spend 6 minutes reviewing the DQB and placing their sticky notes. Expected GREEN moves: 'How do we know radiation is there if we can't see it?' (answered: GM tube, cloud chamber, photographic film). Expected YELLOW moves: 'How do we know how much radiation is safe?' (partial: we know detection gives counts, but we haven't yet linked counts to dose or safety thresholds — that comes in Lesson 6). Expected ORANGE additions: 'How many clicks per second is dangerous?', 'Does the rock ever stop emitting radiation?', 'Can radiation from Mrima Hill reach Nairobi?', 'If potassium-40 is in sukuma wiki and we eat it, does that hurt us?' </w:t>
+              <w:t xml:space="preserve">Groups spend 6 minutes reviewing the DQB and placing their sticky notes. Expected GREEN moves: 'How do we know radiation is there if we can't see it?' (answered: GM tube, cloud chamber, photographic film). Expected YELLOW moves: 'How do we know how much radiation is safe?' (partial: we know detection gives counts, but we haven't yet linked counts to dose or safety thresholds — that comes in Lesson 7). Expected ORANGE additions: 'How many clicks per second is dangerous?', 'Does the rock ever stop emitting radiation?', 'Can radiation from Mrima Hill reach Nairobi?', 'If potassium-40 is in sukuma wiki and we eat it, does that hurt us?' </w:t>
             </w:r>
           </w:p>
           <w:p>
@@ -11680,7 +11680,7 @@
             <w:pPr>
               <w:spacing w:after="20" w:before="0"/>
             </w:pPr>
-            <w:hyperlink w:history="1" r:id="rIdnlbf_nzlmki7enhai8dbc">
+            <w:hyperlink w:history="1" r:id="rIdndwqqf52gftyavxfnqlgr">
               <w:r>
                 <w:rPr>
                   <w:rFonts w:ascii="Arial" w:cs="Arial" w:eastAsia="Arial" w:hAnsi="Arial"/>
@@ -11729,7 +11729,7 @@
               <w:spacing w:after="10" w:before="0"/>
               <w:ind w:left="120"/>
             </w:pPr>
-            <w:hyperlink w:history="1" r:id="rIdspg3imyzep4qvlvqx0iz3">
+            <w:hyperlink w:history="1" r:id="rId-88qx2e1ybbdhtfn5judh">
               <w:r>
                 <w:rPr>
                   <w:rFonts w:ascii="Arial" w:cs="Arial" w:eastAsia="Arial" w:hAnsi="Arial"/>
@@ -11774,7 +11774,7 @@
             <w:pPr>
               <w:spacing w:after="20" w:before="0"/>
             </w:pPr>
-            <w:hyperlink w:history="1" r:id="rIdrnuckfxv7vcllk-a3rhnp">
+            <w:hyperlink w:history="1" r:id="rIdws3p7qgfgul_t_memrdif">
               <w:r>
                 <w:rPr>
                   <w:rFonts w:ascii="Arial" w:cs="Arial" w:eastAsia="Arial" w:hAnsi="Arial"/>
@@ -11807,7 +11807,7 @@
               <w:spacing w:after="10" w:before="0"/>
               <w:ind w:left="120"/>
             </w:pPr>
-            <w:hyperlink w:history="1" r:id="rId9na1etrl4yjwhltsrdsz0">
+            <w:hyperlink w:history="1" r:id="rIdbtaviwxgtmrekxuw_wcwh">
               <w:r>
                 <w:rPr>
                   <w:rFonts w:ascii="Arial" w:cs="Arial" w:eastAsia="Arial" w:hAnsi="Arial"/>
@@ -11849,7 +11849,7 @@
                 <w:sz w:val="18"/>
                 <w:szCs w:val="18"/>
               </w:rPr>
-              <w:t xml:space="preserve">Learners retrieve their cumulative nuclear model from Lesson 2 (a drawn cross-section of the pitchblende rock showing unstable uranium nuclei emitting α, β, and γ radiation with penetration arrows). They now add a Detection Layer to their model: </w:t>
+              <w:t xml:space="preserve">Learners retrieve their cumulative nuclear model from Lesson 2 (the N vs Z plot with the belt of stability, colour-coded α, β and γ decay arrows and shielding icons). They now add a Detection Layer to their model: </w:t>
             </w:r>
           </w:p>
           <w:p>
@@ -12399,7 +12399,7 @@
                 <w:sz w:val="18"/>
                 <w:szCs w:val="18"/>
               </w:rPr>
-              <w:t xml:space="preserve">2. KENYA CONTEXT UPTAKE: During the KNH/KNRA reading and synthesis, did learners engage meaningfully with the Kenyan applications — or did they treat them as peripheral to the 'real' physics? If the latter, consider inviting a KNRA or KNH radiation safety officer as a virtual guest speaker in Lesson 6 (applications) to make the professional context vivid and credible.</w:t>
+              <w:t xml:space="preserve">2. KENYA CONTEXT UPTAKE: During the KNH/KNRA reading and synthesis, did learners engage meaningfully with the Kenyan applications — or did they treat them as peripheral to the 'real' physics? If the latter, consider inviting a KNRA or KNH radiation safety officer as a virtual guest speaker in Lesson 7 (applications) to make the professional context vivid and credible.</w:t>
             </w:r>
           </w:p>
           <w:p>
@@ -12794,7 +12794,7 @@
         </w:rPr>
         <w:t xml:space="preserve">© 2026 SeaVuria and ARES. Aligned with KICD objectives. Developed by SeaVuria; technical implementation by ARES (with AI assistance from Claude). Licensed under </w:t>
       </w:r>
-      <w:hyperlink w:history="1" r:id="rIdwoa3nzor2ttnx4_i8pmku">
+      <w:hyperlink w:history="1" r:id="rIdfllqizcwsum8ctsd5cawv">
         <w:r>
           <w:rPr>
             <w:rFonts w:ascii="Arial" w:cs="Arial" w:eastAsia="Arial" w:hAnsi="Arial"/>
@@ -12815,7 +12815,7 @@
         </w:rPr>
         <w:t xml:space="preserve"> (</w:t>
       </w:r>
-      <w:hyperlink w:history="1" r:id="rIdw291vnr-njwrvogev2vgp">
+      <w:hyperlink w:history="1" r:id="rIdut97imdnswu0iv2spwp0t">
         <w:r>
           <w:rPr>
             <w:rFonts w:ascii="Arial" w:cs="Arial" w:eastAsia="Arial" w:hAnsi="Arial"/>
@@ -13828,7 +13828,7 @@
             <w:pPr>
               <w:spacing w:after="20" w:before="0"/>
             </w:pPr>
-            <w:hyperlink w:history="1" r:id="rIdn1djkxpouw7eydefro-oe">
+            <w:hyperlink w:history="1" r:id="rIdubbxhxufkij73xl0qd8nk">
               <w:r>
                 <w:rPr>
                   <w:rFonts w:ascii="Arial" w:cs="Arial" w:eastAsia="Arial" w:hAnsi="Arial"/>
@@ -13861,7 +13861,7 @@
               <w:spacing w:after="10" w:before="0"/>
               <w:ind w:left="120"/>
             </w:pPr>
-            <w:hyperlink w:history="1" r:id="rId9zn6z4wpzroxekdbfdolr">
+            <w:hyperlink w:history="1" r:id="rId1c6mttuvgai10hdq4slgw">
               <w:r>
                 <w:rPr>
                   <w:rFonts w:ascii="Arial" w:cs="Arial" w:eastAsia="Arial" w:hAnsi="Arial"/>
@@ -13906,7 +13906,7 @@
             <w:pPr>
               <w:spacing w:after="20" w:before="0"/>
             </w:pPr>
-            <w:hyperlink w:history="1" r:id="rId9kl8etdxl61jx5iezi1uk">
+            <w:hyperlink w:history="1" r:id="rIdr_ogws1v20bbepsswtavg">
               <w:r>
                 <w:rPr>
                   <w:rFonts w:ascii="Arial" w:cs="Arial" w:eastAsia="Arial" w:hAnsi="Arial"/>
@@ -13939,7 +13939,7 @@
               <w:spacing w:after="10" w:before="0"/>
               <w:ind w:left="120"/>
             </w:pPr>
-            <w:hyperlink w:history="1" r:id="rId3rspdqesx0m-i0-q6j7zu">
+            <w:hyperlink w:history="1" r:id="rIdountjamvlbavzf6piumwe">
               <w:r>
                 <w:rPr>
                   <w:rFonts w:ascii="Arial" w:cs="Arial" w:eastAsia="Arial" w:hAnsi="Arial"/>
@@ -14134,7 +14134,7 @@
             <w:pPr>
               <w:spacing w:after="20" w:before="0"/>
             </w:pPr>
-            <w:hyperlink w:history="1" r:id="rIdupofizm9e1y2_pzuuyfca">
+            <w:hyperlink w:history="1" r:id="rIdmvzcjsxm3drhklrpybyiv">
               <w:r>
                 <w:rPr>
                   <w:rFonts w:ascii="Arial" w:cs="Arial" w:eastAsia="Arial" w:hAnsi="Arial"/>
@@ -14167,7 +14167,7 @@
               <w:spacing w:after="10" w:before="0"/>
               <w:ind w:left="120"/>
             </w:pPr>
-            <w:hyperlink w:history="1" r:id="rIdoj7-i-7zgqom6tawclq00">
+            <w:hyperlink w:history="1" r:id="rIdkegaal2ihmqnir5u5lv7i">
               <w:r>
                 <w:rPr>
                   <w:rFonts w:ascii="Arial" w:cs="Arial" w:eastAsia="Arial" w:hAnsi="Arial"/>
@@ -14212,7 +14212,7 @@
             <w:pPr>
               <w:spacing w:after="20" w:before="0"/>
             </w:pPr>
-            <w:hyperlink w:history="1" r:id="rIdat02vf0x3x3s9fagkoox0">
+            <w:hyperlink w:history="1" r:id="rIdwde9oqilorfvlkjo6-hl6">
               <w:r>
                 <w:rPr>
                   <w:rFonts w:ascii="Arial" w:cs="Arial" w:eastAsia="Arial" w:hAnsi="Arial"/>
@@ -14245,7 +14245,7 @@
               <w:spacing w:after="10" w:before="0"/>
               <w:ind w:left="120"/>
             </w:pPr>
-            <w:hyperlink w:history="1" r:id="rIda3i8layexnmccpg6b_qq_">
+            <w:hyperlink w:history="1" r:id="rIdge-8t9poa0pcbzgies6-6">
               <w:r>
                 <w:rPr>
                   <w:rFonts w:ascii="Arial" w:cs="Arial" w:eastAsia="Arial" w:hAnsi="Arial"/>
@@ -14440,7 +14440,7 @@
             <w:pPr>
               <w:spacing w:after="20" w:before="0"/>
             </w:pPr>
-            <w:hyperlink w:history="1" r:id="rIdfi6ulfuahmaiqqf_5hhnc">
+            <w:hyperlink w:history="1" r:id="rIdhiamz8ie95yazyg2jdiry">
               <w:r>
                 <w:rPr>
                   <w:rFonts w:ascii="Arial" w:cs="Arial" w:eastAsia="Arial" w:hAnsi="Arial"/>
@@ -14473,7 +14473,7 @@
               <w:spacing w:after="10" w:before="0"/>
               <w:ind w:left="120"/>
             </w:pPr>
-            <w:hyperlink w:history="1" r:id="rIdh65dlhhljq0agfqte19u9">
+            <w:hyperlink w:history="1" r:id="rIdm-htil5o06kfmb2yvmlv1">
               <w:r>
                 <w:rPr>
                   <w:rFonts w:ascii="Arial" w:cs="Arial" w:eastAsia="Arial" w:hAnsi="Arial"/>
@@ -14518,7 +14518,7 @@
             <w:pPr>
               <w:spacing w:after="20" w:before="0"/>
             </w:pPr>
-            <w:hyperlink w:history="1" r:id="rIdnso13j15p3kagpqbgs9d1">
+            <w:hyperlink w:history="1" r:id="rId5rebukz-fvegzv0c770ff">
               <w:r>
                 <w:rPr>
                   <w:rFonts w:ascii="Arial" w:cs="Arial" w:eastAsia="Arial" w:hAnsi="Arial"/>
@@ -14551,7 +14551,7 @@
               <w:spacing w:after="10" w:before="0"/>
               <w:ind w:left="120"/>
             </w:pPr>
-            <w:hyperlink w:history="1" r:id="rIdlqgzlb2gfx6wvd7z7muvf">
+            <w:hyperlink w:history="1" r:id="rIdakw01uq4qmmuuozrwotcc">
               <w:r>
                 <w:rPr>
                   <w:rFonts w:ascii="Arial" w:cs="Arial" w:eastAsia="Arial" w:hAnsi="Arial"/>
@@ -14746,7 +14746,7 @@
             <w:pPr>
               <w:spacing w:after="20" w:before="0"/>
             </w:pPr>
-            <w:hyperlink w:history="1" r:id="rIdmrsc50g2exz7jzs6hujqo">
+            <w:hyperlink w:history="1" r:id="rIdtpjuybsxb_ptwyt2drld-">
               <w:r>
                 <w:rPr>
                   <w:rFonts w:ascii="Arial" w:cs="Arial" w:eastAsia="Arial" w:hAnsi="Arial"/>
@@ -14779,7 +14779,7 @@
               <w:spacing w:after="10" w:before="0"/>
               <w:ind w:left="120"/>
             </w:pPr>
-            <w:hyperlink w:history="1" r:id="rIdzo5zdqyxrq_cbnimymfvq">
+            <w:hyperlink w:history="1" r:id="rIdf6zytague2mzj0euea6vn">
               <w:r>
                 <w:rPr>
                   <w:rFonts w:ascii="Arial" w:cs="Arial" w:eastAsia="Arial" w:hAnsi="Arial"/>
@@ -14824,7 +14824,7 @@
             <w:pPr>
               <w:spacing w:after="20" w:before="0"/>
             </w:pPr>
-            <w:hyperlink w:history="1" r:id="rIdltae1akwwg9tdkvin26xb">
+            <w:hyperlink w:history="1" r:id="rIdlobr8uafyh6w0kgynyd0k">
               <w:r>
                 <w:rPr>
                   <w:rFonts w:ascii="Arial" w:cs="Arial" w:eastAsia="Arial" w:hAnsi="Arial"/>
@@ -14857,7 +14857,7 @@
               <w:spacing w:after="10" w:before="0"/>
               <w:ind w:left="120"/>
             </w:pPr>
-            <w:hyperlink w:history="1" r:id="rIdwccpguxbin25uwqjod-zy">
+            <w:hyperlink w:history="1" r:id="rIdv7c8te-wvzls9kvyd6lwq">
               <w:r>
                 <w:rPr>
                   <w:rFonts w:ascii="Arial" w:cs="Arial" w:eastAsia="Arial" w:hAnsi="Arial"/>
@@ -15052,7 +15052,7 @@
             <w:pPr>
               <w:spacing w:after="20" w:before="0"/>
             </w:pPr>
-            <w:hyperlink w:history="1" r:id="rIdxupozgei09kfrvveg01g7">
+            <w:hyperlink w:history="1" r:id="rIdjqaikx-admgpsuoped8zc">
               <w:r>
                 <w:rPr>
                   <w:rFonts w:ascii="Arial" w:cs="Arial" w:eastAsia="Arial" w:hAnsi="Arial"/>
@@ -15101,7 +15101,7 @@
               <w:spacing w:after="10" w:before="0"/>
               <w:ind w:left="120"/>
             </w:pPr>
-            <w:hyperlink w:history="1" r:id="rIdgezy9rlka35nyoberrfih">
+            <w:hyperlink w:history="1" r:id="rIdenzfp2qlh9viyifbaqp1y">
               <w:r>
                 <w:rPr>
                   <w:rFonts w:ascii="Arial" w:cs="Arial" w:eastAsia="Arial" w:hAnsi="Arial"/>
@@ -15146,7 +15146,7 @@
             <w:pPr>
               <w:spacing w:after="20" w:before="0"/>
             </w:pPr>
-            <w:hyperlink w:history="1" r:id="rIdo2z-zvj_ttfy5hfsvpcle">
+            <w:hyperlink w:history="1" r:id="rIdcx6wacwfu07evik9jjltt">
               <w:r>
                 <w:rPr>
                   <w:rFonts w:ascii="Arial" w:cs="Arial" w:eastAsia="Arial" w:hAnsi="Arial"/>
@@ -15179,7 +15179,7 @@
               <w:spacing w:after="10" w:before="0"/>
               <w:ind w:left="120"/>
             </w:pPr>
-            <w:hyperlink w:history="1" r:id="rIdm8_xripzneclhpxnxncqh">
+            <w:hyperlink w:history="1" r:id="rIdxxdafp6qtryw4iingj1rd">
               <w:r>
                 <w:rPr>
                   <w:rFonts w:ascii="Arial" w:cs="Arial" w:eastAsia="Arial" w:hAnsi="Arial"/>
@@ -15691,7 +15691,7 @@
         </w:rPr>
         <w:t xml:space="preserve">© 2026 SeaVuria and ARES. Aligned with KICD objectives. Developed by SeaVuria; technical implementation by ARES (with AI assistance from Claude). Licensed under </w:t>
       </w:r>
-      <w:hyperlink w:history="1" r:id="rIdnasrvhwhf88rjx1htwyla">
+      <w:hyperlink w:history="1" r:id="rIdlibfmxkyqxglgsl3org0i">
         <w:r>
           <w:rPr>
             <w:rFonts w:ascii="Arial" w:cs="Arial" w:eastAsia="Arial" w:hAnsi="Arial"/>
@@ -15712,7 +15712,7 @@
         </w:rPr>
         <w:t xml:space="preserve"> (</w:t>
       </w:r>
-      <w:hyperlink w:history="1" r:id="rIdasufhjsrfrxi64d6ajfyl">
+      <w:hyperlink w:history="1" r:id="rIdprhvnb-cjmfep_48gyngg">
         <w:r>
           <w:rPr>
             <w:rFonts w:ascii="Arial" w:cs="Arial" w:eastAsia="Arial" w:hAnsi="Arial"/>
@@ -16725,7 +16725,7 @@
             <w:pPr>
               <w:spacing w:after="20" w:before="0"/>
             </w:pPr>
-            <w:hyperlink w:history="1" r:id="rIdpdtngnw0aufjo0meqqerm">
+            <w:hyperlink w:history="1" r:id="rIdhovznqbllthg_dziuzmxw">
               <w:r>
                 <w:rPr>
                   <w:rFonts w:ascii="Arial" w:cs="Arial" w:eastAsia="Arial" w:hAnsi="Arial"/>
@@ -16758,7 +16758,7 @@
               <w:spacing w:after="10" w:before="0"/>
               <w:ind w:left="120"/>
             </w:pPr>
-            <w:hyperlink w:history="1" r:id="rIdt3kkm6_bweavm-ttplnoc">
+            <w:hyperlink w:history="1" r:id="rIdj5da6xhfzj2fto61h-erj">
               <w:r>
                 <w:rPr>
                   <w:rFonts w:ascii="Arial" w:cs="Arial" w:eastAsia="Arial" w:hAnsi="Arial"/>
@@ -16803,7 +16803,7 @@
             <w:pPr>
               <w:spacing w:after="20" w:before="0"/>
             </w:pPr>
-            <w:hyperlink w:history="1" r:id="rIdktuu4qauencjmamxbfa6u">
+            <w:hyperlink w:history="1" r:id="rId3c92wfgwhgyost3jpq0hb">
               <w:r>
                 <w:rPr>
                   <w:rFonts w:ascii="Arial" w:cs="Arial" w:eastAsia="Arial" w:hAnsi="Arial"/>
@@ -16836,7 +16836,7 @@
               <w:spacing w:after="10" w:before="0"/>
               <w:ind w:left="120"/>
             </w:pPr>
-            <w:hyperlink w:history="1" r:id="rId-lnt8vans2yomokfzgrum">
+            <w:hyperlink w:history="1" r:id="rIdndoxzxj6ov9dotremqeb1">
               <w:r>
                 <w:rPr>
                   <w:rFonts w:ascii="Arial" w:cs="Arial" w:eastAsia="Arial" w:hAnsi="Arial"/>
@@ -17031,7 +17031,7 @@
             <w:pPr>
               <w:spacing w:after="20" w:before="0"/>
             </w:pPr>
-            <w:hyperlink w:history="1" r:id="rIdgytahcjrpwku9l8jmxnvw">
+            <w:hyperlink w:history="1" r:id="rIdz_ayioiiqxu7-taxdnho1">
               <w:r>
                 <w:rPr>
                   <w:rFonts w:ascii="Arial" w:cs="Arial" w:eastAsia="Arial" w:hAnsi="Arial"/>
@@ -17064,7 +17064,7 @@
               <w:spacing w:after="10" w:before="0"/>
               <w:ind w:left="120"/>
             </w:pPr>
-            <w:hyperlink w:history="1" r:id="rIdo_okrodnkbdvh3oazkgg7">
+            <w:hyperlink w:history="1" r:id="rIdkcabjecmzvz07rsmzrtjc">
               <w:r>
                 <w:rPr>
                   <w:rFonts w:ascii="Arial" w:cs="Arial" w:eastAsia="Arial" w:hAnsi="Arial"/>
@@ -17109,7 +17109,7 @@
             <w:pPr>
               <w:spacing w:after="20" w:before="0"/>
             </w:pPr>
-            <w:hyperlink w:history="1" r:id="rIdbu-j6dl3qcarv9p7y89bf">
+            <w:hyperlink w:history="1" r:id="rIdrdyq-n7j0nz22mkyvbffs">
               <w:r>
                 <w:rPr>
                   <w:rFonts w:ascii="Arial" w:cs="Arial" w:eastAsia="Arial" w:hAnsi="Arial"/>
@@ -17142,7 +17142,7 @@
               <w:spacing w:after="10" w:before="0"/>
               <w:ind w:left="120"/>
             </w:pPr>
-            <w:hyperlink w:history="1" r:id="rIdshnixvyjjsaxvr67h0xvg">
+            <w:hyperlink w:history="1" r:id="rIdhujypw41y-s7sz52pe_ef">
               <w:r>
                 <w:rPr>
                   <w:rFonts w:ascii="Arial" w:cs="Arial" w:eastAsia="Arial" w:hAnsi="Arial"/>
@@ -17337,7 +17337,7 @@
             <w:pPr>
               <w:spacing w:after="20" w:before="0"/>
             </w:pPr>
-            <w:hyperlink w:history="1" r:id="rIdvyny35mrxdjo7dddxjbmr">
+            <w:hyperlink w:history="1" r:id="rIdolotyjtvv7tz35_nh03i9">
               <w:r>
                 <w:rPr>
                   <w:rFonts w:ascii="Arial" w:cs="Arial" w:eastAsia="Arial" w:hAnsi="Arial"/>
@@ -17370,7 +17370,7 @@
               <w:spacing w:after="10" w:before="0"/>
               <w:ind w:left="120"/>
             </w:pPr>
-            <w:hyperlink w:history="1" r:id="rIdvrka2qsjqntwxegisqylj">
+            <w:hyperlink w:history="1" r:id="rIdc4ygfvnuicjq6odrihwjz">
               <w:r>
                 <w:rPr>
                   <w:rFonts w:ascii="Arial" w:cs="Arial" w:eastAsia="Arial" w:hAnsi="Arial"/>
@@ -17415,7 +17415,7 @@
             <w:pPr>
               <w:spacing w:after="20" w:before="0"/>
             </w:pPr>
-            <w:hyperlink w:history="1" r:id="rId60f2vvd6izckmjxwiffhz">
+            <w:hyperlink w:history="1" r:id="rIdgpywwu46rnruvwifm4nig">
               <w:r>
                 <w:rPr>
                   <w:rFonts w:ascii="Arial" w:cs="Arial" w:eastAsia="Arial" w:hAnsi="Arial"/>
@@ -17448,7 +17448,7 @@
               <w:spacing w:after="10" w:before="0"/>
               <w:ind w:left="120"/>
             </w:pPr>
-            <w:hyperlink w:history="1" r:id="rIdxzaubnhx1bxhqllp-qpzy">
+            <w:hyperlink w:history="1" r:id="rId53f4elpyo6mrkvsq_pc59">
               <w:r>
                 <w:rPr>
                   <w:rFonts w:ascii="Arial" w:cs="Arial" w:eastAsia="Arial" w:hAnsi="Arial"/>
@@ -17643,7 +17643,7 @@
             <w:pPr>
               <w:spacing w:after="20" w:before="0"/>
             </w:pPr>
-            <w:hyperlink w:history="1" r:id="rIdeu29zjxrcbb5mvo_tvise">
+            <w:hyperlink w:history="1" r:id="rIdvjtz8uwnjekhoeww1b70i">
               <w:r>
                 <w:rPr>
                   <w:rFonts w:ascii="Arial" w:cs="Arial" w:eastAsia="Arial" w:hAnsi="Arial"/>
@@ -17676,7 +17676,7 @@
               <w:spacing w:after="10" w:before="0"/>
               <w:ind w:left="120"/>
             </w:pPr>
-            <w:hyperlink w:history="1" r:id="rIdta82rvt7oapgaiindeceh">
+            <w:hyperlink w:history="1" r:id="rIdl9c7frhj_5zd5nntzbvm3">
               <w:r>
                 <w:rPr>
                   <w:rFonts w:ascii="Arial" w:cs="Arial" w:eastAsia="Arial" w:hAnsi="Arial"/>
@@ -17721,7 +17721,7 @@
             <w:pPr>
               <w:spacing w:after="20" w:before="0"/>
             </w:pPr>
-            <w:hyperlink w:history="1" r:id="rIdcfiswig-de6tsmpyxoybf">
+            <w:hyperlink w:history="1" r:id="rIdjxzqyi8pnwea19txbgqm5">
               <w:r>
                 <w:rPr>
                   <w:rFonts w:ascii="Arial" w:cs="Arial" w:eastAsia="Arial" w:hAnsi="Arial"/>
@@ -17754,7 +17754,7 @@
               <w:spacing w:after="10" w:before="0"/>
               <w:ind w:left="120"/>
             </w:pPr>
-            <w:hyperlink w:history="1" r:id="rIde8v0embefzankfrtcxhqc">
+            <w:hyperlink w:history="1" r:id="rIdtsq58xnqp3vvycq15goca">
               <w:r>
                 <w:rPr>
                   <w:rFonts w:ascii="Arial" w:cs="Arial" w:eastAsia="Arial" w:hAnsi="Arial"/>
@@ -17949,7 +17949,7 @@
             <w:pPr>
               <w:spacing w:after="20" w:before="0"/>
             </w:pPr>
-            <w:hyperlink w:history="1" r:id="rIduy4ik2wfdopph1yu98zoz">
+            <w:hyperlink w:history="1" r:id="rId7a4wafnwvhkqxl-doaewi">
               <w:r>
                 <w:rPr>
                   <w:rFonts w:ascii="Arial" w:cs="Arial" w:eastAsia="Arial" w:hAnsi="Arial"/>
@@ -17998,7 +17998,7 @@
               <w:spacing w:after="10" w:before="0"/>
               <w:ind w:left="120"/>
             </w:pPr>
-            <w:hyperlink w:history="1" r:id="rIdvxxm-bl5q_urc_gyxhjlw">
+            <w:hyperlink w:history="1" r:id="rIdwwmko_yr6bvbkioraj38c">
               <w:r>
                 <w:rPr>
                   <w:rFonts w:ascii="Arial" w:cs="Arial" w:eastAsia="Arial" w:hAnsi="Arial"/>
@@ -18043,7 +18043,7 @@
             <w:pPr>
               <w:spacing w:after="20" w:before="0"/>
             </w:pPr>
-            <w:hyperlink w:history="1" r:id="rIdy1ziuvj0g0ffobgqgixdo">
+            <w:hyperlink w:history="1" r:id="rId_5uua0qlf25mgu3kvu4ut">
               <w:r>
                 <w:rPr>
                   <w:rFonts w:ascii="Arial" w:cs="Arial" w:eastAsia="Arial" w:hAnsi="Arial"/>
@@ -18092,7 +18092,7 @@
               <w:spacing w:after="10" w:before="0"/>
               <w:ind w:left="120"/>
             </w:pPr>
-            <w:hyperlink w:history="1" r:id="rIdlpoh17baiezcgifpnqttt">
+            <w:hyperlink w:history="1" r:id="rIddk1qlf8tjcxjerjyi-vjk">
               <w:r>
                 <w:rPr>
                   <w:rFonts w:ascii="Arial" w:cs="Arial" w:eastAsia="Arial" w:hAnsi="Arial"/>
@@ -18737,7 +18737,7 @@
         </w:rPr>
         <w:t xml:space="preserve">© 2026 SeaVuria and ARES. Aligned with KICD objectives. Developed by SeaVuria; technical implementation by ARES (with AI assistance from Claude). Licensed under </w:t>
       </w:r>
-      <w:hyperlink w:history="1" r:id="rIdb2x8omcdmhyo5x9rfthlt">
+      <w:hyperlink w:history="1" r:id="rId7jl1qy4hthylho8363ord">
         <w:r>
           <w:rPr>
             <w:rFonts w:ascii="Arial" w:cs="Arial" w:eastAsia="Arial" w:hAnsi="Arial"/>
@@ -18758,7 +18758,7 @@
         </w:rPr>
         <w:t xml:space="preserve"> (</w:t>
       </w:r>
-      <w:hyperlink w:history="1" r:id="rIddmtc1_1ahkalpew_gs8cb">
+      <w:hyperlink w:history="1" r:id="rIdvmsnhs8mzxqta5cjyfq8l">
         <w:r>
           <w:rPr>
             <w:rFonts w:ascii="Arial" w:cs="Arial" w:eastAsia="Arial" w:hAnsi="Arial"/>
@@ -19771,7 +19771,7 @@
             <w:pPr>
               <w:spacing w:after="20" w:before="0"/>
             </w:pPr>
-            <w:hyperlink w:history="1" r:id="rIdu9pn2-uzellvcootichxl">
+            <w:hyperlink w:history="1" r:id="rIdgr9qapx2cwihfy4ween6l">
               <w:r>
                 <w:rPr>
                   <w:rFonts w:ascii="Arial" w:cs="Arial" w:eastAsia="Arial" w:hAnsi="Arial"/>
@@ -19804,7 +19804,7 @@
               <w:spacing w:after="10" w:before="0"/>
               <w:ind w:left="120"/>
             </w:pPr>
-            <w:hyperlink w:history="1" r:id="rIdpdpxgcwraeupyn3v9f72m">
+            <w:hyperlink w:history="1" r:id="rIdu463htldmqutpi1uglgyt">
               <w:r>
                 <w:rPr>
                   <w:rFonts w:ascii="Arial" w:cs="Arial" w:eastAsia="Arial" w:hAnsi="Arial"/>
@@ -19849,7 +19849,7 @@
             <w:pPr>
               <w:spacing w:after="20" w:before="0"/>
             </w:pPr>
-            <w:hyperlink w:history="1" r:id="rIdc_xd1mx305moubx40hanq">
+            <w:hyperlink w:history="1" r:id="rIdqyr7jv3x0ugflwnheec3w">
               <w:r>
                 <w:rPr>
                   <w:rFonts w:ascii="Arial" w:cs="Arial" w:eastAsia="Arial" w:hAnsi="Arial"/>
@@ -19882,7 +19882,7 @@
               <w:spacing w:after="10" w:before="0"/>
               <w:ind w:left="120"/>
             </w:pPr>
-            <w:hyperlink w:history="1" r:id="rIduxbj1c7yvzbpmlvb8lbup">
+            <w:hyperlink w:history="1" r:id="rIdxovbcnoyxqnyoh-jsojgb">
               <w:r>
                 <w:rPr>
                   <w:rFonts w:ascii="Arial" w:cs="Arial" w:eastAsia="Arial" w:hAnsi="Arial"/>
@@ -20153,7 +20153,7 @@
             <w:pPr>
               <w:spacing w:after="20" w:before="0"/>
             </w:pPr>
-            <w:hyperlink w:history="1" r:id="rIdat8wyiucn0zbagljdzbwt">
+            <w:hyperlink w:history="1" r:id="rIdozba_egqw0jww0sea4kc3">
               <w:r>
                 <w:rPr>
                   <w:rFonts w:ascii="Arial" w:cs="Arial" w:eastAsia="Arial" w:hAnsi="Arial"/>
@@ -20186,7 +20186,7 @@
               <w:spacing w:after="10" w:before="0"/>
               <w:ind w:left="120"/>
             </w:pPr>
-            <w:hyperlink w:history="1" r:id="rIdueocyttni0jl30ljtwx4g">
+            <w:hyperlink w:history="1" r:id="rIdqgmnt8n5r8fquyhsym9xe">
               <w:r>
                 <w:rPr>
                   <w:rFonts w:ascii="Arial" w:cs="Arial" w:eastAsia="Arial" w:hAnsi="Arial"/>
@@ -20231,7 +20231,7 @@
             <w:pPr>
               <w:spacing w:after="20" w:before="0"/>
             </w:pPr>
-            <w:hyperlink w:history="1" r:id="rIdvhoc_olm9sejphyezkk1j">
+            <w:hyperlink w:history="1" r:id="rIdy2ohg2igalf5bpvnjx3mm">
               <w:r>
                 <w:rPr>
                   <w:rFonts w:ascii="Arial" w:cs="Arial" w:eastAsia="Arial" w:hAnsi="Arial"/>
@@ -20264,7 +20264,7 @@
               <w:spacing w:after="10" w:before="0"/>
               <w:ind w:left="120"/>
             </w:pPr>
-            <w:hyperlink w:history="1" r:id="rId_sakvexloe0girdwkkzxn">
+            <w:hyperlink w:history="1" r:id="rIdkr4r9jomhq2q_87zduzfd">
               <w:r>
                 <w:rPr>
                   <w:rFonts w:ascii="Arial" w:cs="Arial" w:eastAsia="Arial" w:hAnsi="Arial"/>
@@ -20782,7 +20782,7 @@
             <w:pPr>
               <w:spacing w:after="20" w:before="0"/>
             </w:pPr>
-            <w:hyperlink w:history="1" r:id="rIdrqhkxwj-5hrzaelgxedlz">
+            <w:hyperlink w:history="1" r:id="rIdmtesdijwb_1lgvumsucbi">
               <w:r>
                 <w:rPr>
                   <w:rFonts w:ascii="Arial" w:cs="Arial" w:eastAsia="Arial" w:hAnsi="Arial"/>
@@ -20831,7 +20831,7 @@
               <w:spacing w:after="10" w:before="0"/>
               <w:ind w:left="120"/>
             </w:pPr>
-            <w:hyperlink w:history="1" r:id="rIdjtzgubdttvgo6zc-wbwsh">
+            <w:hyperlink w:history="1" r:id="rId1kehxytsvk5gditfmrr5z">
               <w:r>
                 <w:rPr>
                   <w:rFonts w:ascii="Arial" w:cs="Arial" w:eastAsia="Arial" w:hAnsi="Arial"/>
@@ -20876,7 +20876,7 @@
             <w:pPr>
               <w:spacing w:after="20" w:before="0"/>
             </w:pPr>
-            <w:hyperlink w:history="1" r:id="rIdmrjgwzle_cycygzvnshiy">
+            <w:hyperlink w:history="1" r:id="rId9vygqhjb-gfup5wrjrssd">
               <w:r>
                 <w:rPr>
                   <w:rFonts w:ascii="Arial" w:cs="Arial" w:eastAsia="Arial" w:hAnsi="Arial"/>
@@ -20909,7 +20909,7 @@
               <w:spacing w:after="10" w:before="0"/>
               <w:ind w:left="120"/>
             </w:pPr>
-            <w:hyperlink w:history="1" r:id="rIdbocy-wekqgumibvgnfcn4">
+            <w:hyperlink w:history="1" r:id="rIdwb18zjyzd8dwiarc7_y46">
               <w:r>
                 <w:rPr>
                   <w:rFonts w:ascii="Arial" w:cs="Arial" w:eastAsia="Arial" w:hAnsi="Arial"/>
@@ -21446,7 +21446,7 @@
             <w:pPr>
               <w:spacing w:after="20" w:before="0"/>
             </w:pPr>
-            <w:hyperlink w:history="1" r:id="rIdcbvfxudi1rr6hvycpynrx">
+            <w:hyperlink w:history="1" r:id="rIdgpuqeiuplnlaykwugbwhp">
               <w:r>
                 <w:rPr>
                   <w:rFonts w:ascii="Arial" w:cs="Arial" w:eastAsia="Arial" w:hAnsi="Arial"/>
@@ -21479,7 +21479,7 @@
               <w:spacing w:after="10" w:before="0"/>
               <w:ind w:left="120"/>
             </w:pPr>
-            <w:hyperlink w:history="1" r:id="rIdkruw3dmdvdhgdjoi8nkak">
+            <w:hyperlink w:history="1" r:id="rIdwsxip5uaaabwafgxhwiin">
               <w:r>
                 <w:rPr>
                   <w:rFonts w:ascii="Arial" w:cs="Arial" w:eastAsia="Arial" w:hAnsi="Arial"/>
@@ -21524,7 +21524,7 @@
             <w:pPr>
               <w:spacing w:after="20" w:before="0"/>
             </w:pPr>
-            <w:hyperlink w:history="1" r:id="rIdqsmr2iywnctqjbkyr4zdt">
+            <w:hyperlink w:history="1" r:id="rIdaqzb2j5qamptltnjh3ufo">
               <w:r>
                 <w:rPr>
                   <w:rFonts w:ascii="Arial" w:cs="Arial" w:eastAsia="Arial" w:hAnsi="Arial"/>
@@ -21557,7 +21557,7 @@
               <w:spacing w:after="10" w:before="0"/>
               <w:ind w:left="120"/>
             </w:pPr>
-            <w:hyperlink w:history="1" r:id="rIdylvx0qdfhih_gn6_aaowo">
+            <w:hyperlink w:history="1" r:id="rIdmiekdgugpqkgguvzrmmk_">
               <w:r>
                 <w:rPr>
                   <w:rFonts w:ascii="Arial" w:cs="Arial" w:eastAsia="Arial" w:hAnsi="Arial"/>
@@ -21599,7 +21599,7 @@
                 <w:sz w:val="18"/>
                 <w:szCs w:val="18"/>
               </w:rPr>
-              <w:t xml:space="preserve">Learners return to the class Driving Question Board, which has been accumulating sticky notes and string connections since Lesson 1. The DQB displays the central driving question: 'Why do some atoms in Kenyan rocks spontaneously release invisible energy — and how can we harness or protect ourselves from that energy?' Today's DQB update focuses specifically on the word 'HARNESS' in the driving question — for the first time in the sequence, learners have direct evidence for how the energy in rocks like pitchblende can be deliberately harnessed at scale. Each learner writes TWO sticky notes: one GREEN (something they now understand that they did not understand at the start of today) and one YELLOW (a question that today's lesson has opened up or made more complex). Learners physically place their notes on the DQB. The teacher reads 5–6 notes aloud and uses string/arrows to connect new understanding to earlier concepts on the board (e.g., connecting today's 'chain reaction' note to Lesson 3's 'alpha decay releases energy' note, and to Lesson 5's 'half-life of U-235 is 700 million years' note).</w:t>
+              <w:t xml:space="preserve">Learners return to the class Driving Question Board, which has been accumulating sticky notes and string connections since Lesson 1. The DQB displays the central driving question: 'Why do some atoms in Kenyan rocks spontaneously release invisible energy — and how can we harness or protect ourselves from that energy?' Today's DQB update focuses specifically on the word 'HARNESS' in the driving question — for the first time in the sequence, learners have direct evidence for how the energy in rocks like pitchblende can be deliberately harnessed at scale. Each learner writes TWO sticky notes: one GREEN (something they now understand that they did not understand at the start of today) and one YELLOW (a question that today's lesson has opened up or made more complex). Learners physically place their notes on the DQB. The teacher reads 5–6 notes aloud and uses string/arrows to connect new understanding to earlier concepts on the board (e.g., connecting today's 'chain reaction' note to Lesson 2's 'alpha decay releases energy' note, and to Lesson 4's 'half-life of U-235 is 700 million years' note).</w:t>
             </w:r>
           </w:p>
         </w:tc>
@@ -21688,7 +21688,7 @@
                 <w:sz w:val="18"/>
                 <w:szCs w:val="18"/>
               </w:rPr>
-              <w:t xml:space="preserve">4. Use string or a marker line to visibly connect: 'nuclear fission releases energy' → 'mass defect' → 'alpha/beta decay also converts mass to energy (Lesson 2)' → 'half-life of U-235 means fuel lasts a long time (Lesson 5).' Say: 'Look at this web. This is how science works — each piece of evidence connects to others. Our rock is not just a curiosity anymore. It is a window into one of the most powerful forces in nature.'</w:t>
+              <w:t xml:space="preserve">4. Use string or a marker line to visibly connect: 'nuclear fission releases energy' → 'mass defect' → 'alpha/beta decay also converts mass to energy (Lesson 2)' → 'half-life of U-235 means fuel lasts a long time (Lesson 4).' Say: 'Look at this web. This is how science works — each piece of evidence connects to others. Our rock is not just a curiosity anymore. It is a window into one of the most powerful forces in nature.'</w:t>
             </w:r>
           </w:p>
         </w:tc>
@@ -21809,7 +21809,7 @@
             <w:pPr>
               <w:spacing w:after="20" w:before="0"/>
             </w:pPr>
-            <w:hyperlink w:history="1" r:id="rIdllbi4cazkgribvfllahwq">
+            <w:hyperlink w:history="1" r:id="rIdc1_nwi9cmecofis65hrax">
               <w:r>
                 <w:rPr>
                   <w:rFonts w:ascii="Arial" w:cs="Arial" w:eastAsia="Arial" w:hAnsi="Arial"/>
@@ -21842,7 +21842,7 @@
               <w:spacing w:after="10" w:before="0"/>
               <w:ind w:left="120"/>
             </w:pPr>
-            <w:hyperlink w:history="1" r:id="rIdk7kmfxiwnw93yz21bsune">
+            <w:hyperlink w:history="1" r:id="rIdylwvbhetw0_ukdh3ckkte">
               <w:r>
                 <w:rPr>
                   <w:rFonts w:ascii="Arial" w:cs="Arial" w:eastAsia="Arial" w:hAnsi="Arial"/>
@@ -21887,7 +21887,7 @@
             <w:pPr>
               <w:spacing w:after="20" w:before="0"/>
             </w:pPr>
-            <w:hyperlink w:history="1" r:id="rIdbmqtylg7vanxfk34mm8g_">
+            <w:hyperlink w:history="1" r:id="rIdaeaqpo3ox7cwxj8gpqyin">
               <w:r>
                 <w:rPr>
                   <w:rFonts w:ascii="Arial" w:cs="Arial" w:eastAsia="Arial" w:hAnsi="Arial"/>
@@ -21920,7 +21920,7 @@
               <w:spacing w:after="10" w:before="0"/>
               <w:ind w:left="120"/>
             </w:pPr>
-            <w:hyperlink w:history="1" r:id="rIdzyzvasenvy7k8zwiv6qeu">
+            <w:hyperlink w:history="1" r:id="rIdwjfmqocwqvybwcg1yvmy5">
               <w:r>
                 <w:rPr>
                   <w:rFonts w:ascii="Arial" w:cs="Arial" w:eastAsia="Arial" w:hAnsi="Arial"/>
@@ -21962,7 +21962,7 @@
                 <w:sz w:val="18"/>
                 <w:szCs w:val="18"/>
               </w:rPr>
-              <w:t xml:space="preserve">Learners open their cumulative nuclear model — a diagram they have been building and revising since Lesson 1, which currently shows: a uranium nucleus (Lesson 1), the belt of stability and neutron-proton ratio (Lesson 1–2), alpha, beta, and gamma decay pathways with equations (Lessons 2–3), radiation detection symbols (Lesson 4), and a decay curve showing half-life (Lesson 5). Today, learners add a NEW BRANCH to their model specifically for 'deliberate/engineered nuclear reactions.' Using a coloured pen (a different colour from previous lessons — e.g., red for engineered reactions vs. blue for natural decay), they add: (a) a FISSION PATHWAY — a U-235 nucleus struck by a neutron, splitting into two fission fragments + 2–3 neutrons + energy, with an arrow labelled 'chain reaction possible'; (b) a FUSION PATHWAY — two hydrogen isotopes (deuterium + tritium, or two protons) fusing to form helium + a neutron + energy, labelled 'requires extreme heat/pressure'; (c) an E = mc² annotation linking both pathways, with the note 'mass defect → energy'; (d) an 'Applications' branch showing: nuclear power plant (KNEB), nuclear medicine (cancer treatment), and a warning symbol for nuclear weapons. At the bottom of their model, learners write a 2-sentence 'Model Update Statement' explaining what today's lesson added to their understanding of the driving question.</w:t>
+              <w:t xml:space="preserve">Learners open their cumulative nuclear model — a diagram they have been building and revising since Lesson 1, which currently shows: a uranium nucleus (Lesson 1), the belt of stability and neutron-proton ratio (Lesson 1–2), alpha, beta, and gamma decay pathways (Lesson 2), radiation detection symbols (Lesson 3), a decay curve showing half-life (Lesson 4), and nuclear equations (Lesson 5). Today, learners add a NEW BRANCH to their model specifically for 'deliberate/engineered nuclear reactions.' Using a coloured pen (a different colour from previous lessons — e.g., red for engineered reactions vs. blue for natural decay), they add: (a) a FISSION PATHWAY — a U-235 nucleus struck by a neutron, splitting into two fission fragments + 2–3 neutrons + energy, with an arrow labelled 'chain reaction possible'; (b) a FUSION PATHWAY — two hydrogen isotopes (deuterium + tritium, or two protons) fusing to form helium + a neutron + energy, labelled 'requires extreme heat/pressure'; (c) an E = mc² annotation linking both pathways, with the note 'mass defect → energy'; (d) an 'Applications' branch showing: nuclear power plant (KNEB), nuclear medicine (cancer treatment), and a warning symbol for nuclear weapons. At the bottom of their model, learners write a 2-sentence 'Model Update Statement' explaining what today's lesson added to their understanding of the driving question.</w:t>
             </w:r>
           </w:p>
         </w:tc>
@@ -22546,7 +22546,7 @@
         </w:rPr>
         <w:t xml:space="preserve">© 2026 SeaVuria and ARES. Aligned with KICD objectives. Developed by SeaVuria; technical implementation by ARES (with AI assistance from Claude). Licensed under </w:t>
       </w:r>
-      <w:hyperlink w:history="1" r:id="rIdmzu_alrqwr6k8c_9gn6ui">
+      <w:hyperlink w:history="1" r:id="rId1glkyfmbjez-rnmalb5q5">
         <w:r>
           <w:rPr>
             <w:rFonts w:ascii="Arial" w:cs="Arial" w:eastAsia="Arial" w:hAnsi="Arial"/>
@@ -22567,7 +22567,7 @@
         </w:rPr>
         <w:t xml:space="preserve"> (</w:t>
       </w:r>
-      <w:hyperlink w:history="1" r:id="rId4ainqdbj0jfp0bgfeon8l">
+      <w:hyperlink w:history="1" r:id="rIdv4fss6ulx7emukpp7m0-e">
         <w:r>
           <w:rPr>
             <w:rFonts w:ascii="Arial" w:cs="Arial" w:eastAsia="Arial" w:hAnsi="Arial"/>
@@ -23580,7 +23580,7 @@
             <w:pPr>
               <w:spacing w:after="20" w:before="0"/>
             </w:pPr>
-            <w:hyperlink w:history="1" r:id="rIdbc9o47hew45uhd69brle3">
+            <w:hyperlink w:history="1" r:id="rIdckpq1qb15swqidd-zycd1">
               <w:r>
                 <w:rPr>
                   <w:rFonts w:ascii="Arial" w:cs="Arial" w:eastAsia="Arial" w:hAnsi="Arial"/>
@@ -23613,7 +23613,7 @@
               <w:spacing w:after="10" w:before="0"/>
               <w:ind w:left="120"/>
             </w:pPr>
-            <w:hyperlink w:history="1" r:id="rIdupldgrvnqmx3edegpn97i">
+            <w:hyperlink w:history="1" r:id="rIdqrcerzr_-xyva2mwhz1ox">
               <w:r>
                 <w:rPr>
                   <w:rFonts w:ascii="Arial" w:cs="Arial" w:eastAsia="Arial" w:hAnsi="Arial"/>
@@ -23658,7 +23658,7 @@
             <w:pPr>
               <w:spacing w:after="20" w:before="0"/>
             </w:pPr>
-            <w:hyperlink w:history="1" r:id="rId4kjtdd6wbzxknornaxq6n">
+            <w:hyperlink w:history="1" r:id="rIdsdfxndljpmtiw8vtmkja-">
               <w:r>
                 <w:rPr>
                   <w:rFonts w:ascii="Arial" w:cs="Arial" w:eastAsia="Arial" w:hAnsi="Arial"/>
@@ -23691,7 +23691,7 @@
               <w:spacing w:after="10" w:before="0"/>
               <w:ind w:left="120"/>
             </w:pPr>
-            <w:hyperlink w:history="1" r:id="rIdo25_wsqrnr7omu_5pui79">
+            <w:hyperlink w:history="1" r:id="rId5d8sc_on9afn6qxq3ylcs">
               <w:r>
                 <w:rPr>
                   <w:rFonts w:ascii="Arial" w:cs="Arial" w:eastAsia="Arial" w:hAnsi="Arial"/>
@@ -23886,7 +23886,7 @@
             <w:pPr>
               <w:spacing w:after="20" w:before="0"/>
             </w:pPr>
-            <w:hyperlink w:history="1" r:id="rId5qynw4ar1xv8ltoljfje2">
+            <w:hyperlink w:history="1" r:id="rIdw881kw-pwlypbbryjutbq">
               <w:r>
                 <w:rPr>
                   <w:rFonts w:ascii="Arial" w:cs="Arial" w:eastAsia="Arial" w:hAnsi="Arial"/>
@@ -23919,7 +23919,7 @@
               <w:spacing w:after="10" w:before="0"/>
               <w:ind w:left="120"/>
             </w:pPr>
-            <w:hyperlink w:history="1" r:id="rId10jogxtlrv57zxvisj1zs">
+            <w:hyperlink w:history="1" r:id="rIdxvxm6unerhiagcaabtabf">
               <w:r>
                 <w:rPr>
                   <w:rFonts w:ascii="Arial" w:cs="Arial" w:eastAsia="Arial" w:hAnsi="Arial"/>
@@ -23964,7 +23964,7 @@
             <w:pPr>
               <w:spacing w:after="20" w:before="0"/>
             </w:pPr>
-            <w:hyperlink w:history="1" r:id="rIdvxbcxl6ofrwhzrh71wqbh">
+            <w:hyperlink w:history="1" r:id="rIdsc4yqfs8jkwvtaxsegxb1">
               <w:r>
                 <w:rPr>
                   <w:rFonts w:ascii="Arial" w:cs="Arial" w:eastAsia="Arial" w:hAnsi="Arial"/>
@@ -23997,7 +23997,7 @@
               <w:spacing w:after="10" w:before="0"/>
               <w:ind w:left="120"/>
             </w:pPr>
-            <w:hyperlink w:history="1" r:id="rId7guku2juqygn-ikett-h5">
+            <w:hyperlink w:history="1" r:id="rIdji5zo2mjdfaebn9idgs8e">
               <w:r>
                 <w:rPr>
                   <w:rFonts w:ascii="Arial" w:cs="Arial" w:eastAsia="Arial" w:hAnsi="Arial"/>
@@ -24192,7 +24192,7 @@
             <w:pPr>
               <w:spacing w:after="20" w:before="0"/>
             </w:pPr>
-            <w:hyperlink w:history="1" r:id="rIdsdk0dowq8li0axci3qpkm">
+            <w:hyperlink w:history="1" r:id="rIdrz9vz7q7ni9wo8wb0ayex">
               <w:r>
                 <w:rPr>
                   <w:rFonts w:ascii="Arial" w:cs="Arial" w:eastAsia="Arial" w:hAnsi="Arial"/>
@@ -24225,7 +24225,7 @@
               <w:spacing w:after="10" w:before="0"/>
               <w:ind w:left="120"/>
             </w:pPr>
-            <w:hyperlink w:history="1" r:id="rIdbujakgjutzdnw6uc93t3a">
+            <w:hyperlink w:history="1" r:id="rIdn7oyrls6gvryb8mqg04l0">
               <w:r>
                 <w:rPr>
                   <w:rFonts w:ascii="Arial" w:cs="Arial" w:eastAsia="Arial" w:hAnsi="Arial"/>
@@ -24270,7 +24270,7 @@
             <w:pPr>
               <w:spacing w:after="20" w:before="0"/>
             </w:pPr>
-            <w:hyperlink w:history="1" r:id="rId47wrowpmrefzxz2jbl-qu">
+            <w:hyperlink w:history="1" r:id="rIdkxririyxn93lykmdmfya3">
               <w:r>
                 <w:rPr>
                   <w:rFonts w:ascii="Arial" w:cs="Arial" w:eastAsia="Arial" w:hAnsi="Arial"/>
@@ -24319,7 +24319,7 @@
               <w:spacing w:after="10" w:before="0"/>
               <w:ind w:left="120"/>
             </w:pPr>
-            <w:hyperlink w:history="1" r:id="rIdemqusi_yyx3has9pxlta3">
+            <w:hyperlink w:history="1" r:id="rIdlncfkw3b_lo8b5ots77wh">
               <w:r>
                 <w:rPr>
                   <w:rFonts w:ascii="Arial" w:cs="Arial" w:eastAsia="Arial" w:hAnsi="Arial"/>
@@ -24514,7 +24514,7 @@
             <w:pPr>
               <w:spacing w:after="20" w:before="0"/>
             </w:pPr>
-            <w:hyperlink w:history="1" r:id="rIdwj1e_g67kh83jg74u3ytl">
+            <w:hyperlink w:history="1" r:id="rId1g4v8kdo9roq91bt2qiby">
               <w:r>
                 <w:rPr>
                   <w:rFonts w:ascii="Arial" w:cs="Arial" w:eastAsia="Arial" w:hAnsi="Arial"/>
@@ -24547,7 +24547,7 @@
               <w:spacing w:after="10" w:before="0"/>
               <w:ind w:left="120"/>
             </w:pPr>
-            <w:hyperlink w:history="1" r:id="rIdhs60uzfflt8dbxunuxyvy">
+            <w:hyperlink w:history="1" r:id="rIdrayi23yajbp3fpbvqvp4l">
               <w:r>
                 <w:rPr>
                   <w:rFonts w:ascii="Arial" w:cs="Arial" w:eastAsia="Arial" w:hAnsi="Arial"/>
@@ -24592,7 +24592,7 @@
             <w:pPr>
               <w:spacing w:after="20" w:before="0"/>
             </w:pPr>
-            <w:hyperlink w:history="1" r:id="rIdksgz0rm7gb5vdwvwrxa_w">
+            <w:hyperlink w:history="1" r:id="rIdrdfjz-szxwt5wq5fbsr6q">
               <w:r>
                 <w:rPr>
                   <w:rFonts w:ascii="Arial" w:cs="Arial" w:eastAsia="Arial" w:hAnsi="Arial"/>
@@ -24641,7 +24641,7 @@
               <w:spacing w:after="10" w:before="0"/>
               <w:ind w:left="120"/>
             </w:pPr>
-            <w:hyperlink w:history="1" r:id="rIdekveio0w2xe0mwrnsb_iu">
+            <w:hyperlink w:history="1" r:id="rIdlz1lo0zkljswnoebmxktu">
               <w:r>
                 <w:rPr>
                   <w:rFonts w:ascii="Arial" w:cs="Arial" w:eastAsia="Arial" w:hAnsi="Arial"/>
@@ -24836,7 +24836,7 @@
             <w:pPr>
               <w:spacing w:after="20" w:before="0"/>
             </w:pPr>
-            <w:hyperlink w:history="1" r:id="rIdr-a0oq6cz8swgxfozskwj">
+            <w:hyperlink w:history="1" r:id="rIdz-d4rxeas05nlv-tlaqea">
               <w:r>
                 <w:rPr>
                   <w:rFonts w:ascii="Arial" w:cs="Arial" w:eastAsia="Arial" w:hAnsi="Arial"/>
@@ -24885,7 +24885,7 @@
               <w:spacing w:after="10" w:before="0"/>
               <w:ind w:left="120"/>
             </w:pPr>
-            <w:hyperlink w:history="1" r:id="rIdsokjchcg9o12p_mfmsir1">
+            <w:hyperlink w:history="1" r:id="rIdth54ws-nrzuznexazzlhr">
               <w:r>
                 <w:rPr>
                   <w:rFonts w:ascii="Arial" w:cs="Arial" w:eastAsia="Arial" w:hAnsi="Arial"/>
@@ -24930,7 +24930,7 @@
             <w:pPr>
               <w:spacing w:after="20" w:before="0"/>
             </w:pPr>
-            <w:hyperlink w:history="1" r:id="rIdogm5j9ihfxxagbxmeadqc">
+            <w:hyperlink w:history="1" r:id="rId_fqslco567bd9sgg40tkn">
               <w:r>
                 <w:rPr>
                   <w:rFonts w:ascii="Arial" w:cs="Arial" w:eastAsia="Arial" w:hAnsi="Arial"/>
@@ -24979,7 +24979,7 @@
               <w:spacing w:after="10" w:before="0"/>
               <w:ind w:left="120"/>
             </w:pPr>
-            <w:hyperlink w:history="1" r:id="rId52cblrjkalpvhm-9tcz2j">
+            <w:hyperlink w:history="1" r:id="rIdj7nhkk_v76upcqsaf14if">
               <w:r>
                 <w:rPr>
                   <w:rFonts w:ascii="Arial" w:cs="Arial" w:eastAsia="Arial" w:hAnsi="Arial"/>
@@ -25681,7 +25681,7 @@
         </w:rPr>
         <w:t xml:space="preserve">© 2026 SeaVuria and ARES. Aligned with KICD objectives. Developed by SeaVuria; technical implementation by ARES (with AI assistance from Claude). Licensed under </w:t>
       </w:r>
-      <w:hyperlink w:history="1" r:id="rIdanncg-vir50jple1dh4n8">
+      <w:hyperlink w:history="1" r:id="rIdd_r203l60smbdu_bjspnb">
         <w:r>
           <w:rPr>
             <w:rFonts w:ascii="Arial" w:cs="Arial" w:eastAsia="Arial" w:hAnsi="Arial"/>
@@ -25702,7 +25702,7 @@
         </w:rPr>
         <w:t xml:space="preserve"> (</w:t>
       </w:r>
-      <w:hyperlink w:history="1" r:id="rIdzr9re8528fqo9d2gitra1">
+      <w:hyperlink w:history="1" r:id="rIdgzmrptghvvfo80lizxyoh">
         <w:r>
           <w:rPr>
             <w:rFonts w:ascii="Arial" w:cs="Arial" w:eastAsia="Arial" w:hAnsi="Arial"/>

--- a/data/outputs/v2/Physics/SS3.1_Radioactivity_and_Stability_of_Isotopes/Physics_Radioactivity_and_Stability_of_Isotopes_CBE_LessonSequence.docx
+++ b/data/outputs/v2/Physics/SS3.1_Radioactivity_and_Stability_of_Isotopes/Physics_Radioactivity_and_Stability_of_Isotopes_CBE_LessonSequence.docx
@@ -2656,7 +2656,7 @@
         </w:rPr>
         <w:t xml:space="preserve">© 2026 SeaVuria and ARES. This work is licensed under a </w:t>
       </w:r>
-      <w:hyperlink w:history="1" r:id="rIdlhhwmib5zhmxg6jllyj0f">
+      <w:hyperlink w:history="1" r:id="rIdkprbyhiwnyefou4kkbisa">
         <w:r>
           <w:rPr>
             <w:rFonts w:ascii="Arial" w:cs="Arial" w:eastAsia="Arial" w:hAnsi="Arial"/>
@@ -2676,7 +2676,7 @@
         </w:rPr>
         <w:t xml:space="preserve"> (</w:t>
       </w:r>
-      <w:hyperlink w:history="1" r:id="rIdgpnppn8xktcvr5j6ki59s">
+      <w:hyperlink w:history="1" r:id="rIdcrqsbacimkz9nykmzdxdo">
         <w:r>
           <w:rPr>
             <w:rFonts w:ascii="Arial" w:cs="Arial" w:eastAsia="Arial" w:hAnsi="Arial"/>
@@ -2696,7 +2696,7 @@
         </w:rPr>
         <w:t xml:space="preserve">). To view a copy of this license, visit </w:t>
       </w:r>
-      <w:hyperlink w:history="1" r:id="rIdftdr5lz-p3tb_fiy5d6cq">
+      <w:hyperlink w:history="1" r:id="rIdplhtfop41zvx91bzgaa93">
         <w:r>
           <w:rPr>
             <w:rFonts w:ascii="Arial" w:cs="Arial" w:eastAsia="Arial" w:hAnsi="Arial"/>
@@ -3708,7 +3708,7 @@
             <w:pPr>
               <w:spacing w:after="20" w:before="0"/>
             </w:pPr>
-            <w:hyperlink w:history="1" r:id="rIddgmlwege48mmv26fa4lrp">
+            <w:hyperlink w:history="1" r:id="rIdfiu7zvaq0n4lj5pbofrzq">
               <w:r>
                 <w:rPr>
                   <w:rFonts w:ascii="Arial" w:cs="Arial" w:eastAsia="Arial" w:hAnsi="Arial"/>
@@ -3741,7 +3741,7 @@
               <w:spacing w:after="10" w:before="0"/>
               <w:ind w:left="120"/>
             </w:pPr>
-            <w:hyperlink w:history="1" r:id="rIdtwosauwpgnhuwjfprcd7f">
+            <w:hyperlink w:history="1" r:id="rIdxm3kziilgtcjxvhqtbnjd">
               <w:r>
                 <w:rPr>
                   <w:rFonts w:ascii="Arial" w:cs="Arial" w:eastAsia="Arial" w:hAnsi="Arial"/>
@@ -3786,7 +3786,7 @@
             <w:pPr>
               <w:spacing w:after="20" w:before="0"/>
             </w:pPr>
-            <w:hyperlink w:history="1" r:id="rIdlc47nmgsvqs9lizv_azm7">
+            <w:hyperlink w:history="1" r:id="rIdbk3-zqnb32eiksbyrc0yt">
               <w:r>
                 <w:rPr>
                   <w:rFonts w:ascii="Arial" w:cs="Arial" w:eastAsia="Arial" w:hAnsi="Arial"/>
@@ -3819,7 +3819,7 @@
               <w:spacing w:after="10" w:before="0"/>
               <w:ind w:left="120"/>
             </w:pPr>
-            <w:hyperlink w:history="1" r:id="rIdmt0tspewietjos_gz8gal">
+            <w:hyperlink w:history="1" r:id="rIdmshfiqwrzdbi-3jmn0muk">
               <w:r>
                 <w:rPr>
                   <w:rFonts w:ascii="Arial" w:cs="Arial" w:eastAsia="Arial" w:hAnsi="Arial"/>
@@ -4014,7 +4014,7 @@
             <w:pPr>
               <w:spacing w:after="20" w:before="0"/>
             </w:pPr>
-            <w:hyperlink w:history="1" r:id="rIdpoewmncc3fzokifjne7m8">
+            <w:hyperlink w:history="1" r:id="rIdmpbkqss6tsnjoapu9-mco">
               <w:r>
                 <w:rPr>
                   <w:rFonts w:ascii="Arial" w:cs="Arial" w:eastAsia="Arial" w:hAnsi="Arial"/>
@@ -4047,7 +4047,7 @@
               <w:spacing w:after="10" w:before="0"/>
               <w:ind w:left="120"/>
             </w:pPr>
-            <w:hyperlink w:history="1" r:id="rIdtmn6b1fqkpkz_e8g2yxih">
+            <w:hyperlink w:history="1" r:id="rIdpktz-x8zuli6toaocpu5j">
               <w:r>
                 <w:rPr>
                   <w:rFonts w:ascii="Arial" w:cs="Arial" w:eastAsia="Arial" w:hAnsi="Arial"/>
@@ -4092,7 +4092,7 @@
             <w:pPr>
               <w:spacing w:after="20" w:before="0"/>
             </w:pPr>
-            <w:hyperlink w:history="1" r:id="rId7o7vhkdlg6ho0tgbl1fl3">
+            <w:hyperlink w:history="1" r:id="rId9k10vqdn_n7kl-kmeh3-m">
               <w:r>
                 <w:rPr>
                   <w:rFonts w:ascii="Arial" w:cs="Arial" w:eastAsia="Arial" w:hAnsi="Arial"/>
@@ -4125,7 +4125,7 @@
               <w:spacing w:after="10" w:before="0"/>
               <w:ind w:left="120"/>
             </w:pPr>
-            <w:hyperlink w:history="1" r:id="rId-ubxqrriu9msd3n9cefje">
+            <w:hyperlink w:history="1" r:id="rIdmxf7jthkuitktis3fr2bv">
               <w:r>
                 <w:rPr>
                   <w:rFonts w:ascii="Arial" w:cs="Arial" w:eastAsia="Arial" w:hAnsi="Arial"/>
@@ -4320,7 +4320,7 @@
             <w:pPr>
               <w:spacing w:after="20" w:before="0"/>
             </w:pPr>
-            <w:hyperlink w:history="1" r:id="rIdfqlvuu0igal6aablliqu-">
+            <w:hyperlink w:history="1" r:id="rIdrfztevojluc5rog0ngkpq">
               <w:r>
                 <w:rPr>
                   <w:rFonts w:ascii="Arial" w:cs="Arial" w:eastAsia="Arial" w:hAnsi="Arial"/>
@@ -4353,7 +4353,7 @@
               <w:spacing w:after="10" w:before="0"/>
               <w:ind w:left="120"/>
             </w:pPr>
-            <w:hyperlink w:history="1" r:id="rIdffqghdi50jc4xabvcknhg">
+            <w:hyperlink w:history="1" r:id="rIdmsjyvejfn_thuxdit9max">
               <w:r>
                 <w:rPr>
                   <w:rFonts w:ascii="Arial" w:cs="Arial" w:eastAsia="Arial" w:hAnsi="Arial"/>
@@ -4398,7 +4398,7 @@
             <w:pPr>
               <w:spacing w:after="20" w:before="0"/>
             </w:pPr>
-            <w:hyperlink w:history="1" r:id="rId-_kgvx69qv0fo_kcvqjtr">
+            <w:hyperlink w:history="1" r:id="rIdpgypnkgyo-xx-z_fjagcg">
               <w:r>
                 <w:rPr>
                   <w:rFonts w:ascii="Arial" w:cs="Arial" w:eastAsia="Arial" w:hAnsi="Arial"/>
@@ -4431,7 +4431,7 @@
               <w:spacing w:after="10" w:before="0"/>
               <w:ind w:left="120"/>
             </w:pPr>
-            <w:hyperlink w:history="1" r:id="rIdtj_ssx7uwy7svwdnysamm">
+            <w:hyperlink w:history="1" r:id="rIdysrlrftjsjsaqozsnbr0k">
               <w:r>
                 <w:rPr>
                   <w:rFonts w:ascii="Arial" w:cs="Arial" w:eastAsia="Arial" w:hAnsi="Arial"/>
@@ -4626,7 +4626,7 @@
             <w:pPr>
               <w:spacing w:after="20" w:before="0"/>
             </w:pPr>
-            <w:hyperlink w:history="1" r:id="rIdvbynvb-p2mnf5s_kkqab5">
+            <w:hyperlink w:history="1" r:id="rIdk92lw3bdjnbxz0kixlyxz">
               <w:r>
                 <w:rPr>
                   <w:rFonts w:ascii="Arial" w:cs="Arial" w:eastAsia="Arial" w:hAnsi="Arial"/>
@@ -4659,7 +4659,7 @@
               <w:spacing w:after="10" w:before="0"/>
               <w:ind w:left="120"/>
             </w:pPr>
-            <w:hyperlink w:history="1" r:id="rId1_y-r3qrofrxgqaksqomp">
+            <w:hyperlink w:history="1" r:id="rIdtxq8hdtthbxthxmk9qu2y">
               <w:r>
                 <w:rPr>
                   <w:rFonts w:ascii="Arial" w:cs="Arial" w:eastAsia="Arial" w:hAnsi="Arial"/>
@@ -4704,7 +4704,7 @@
             <w:pPr>
               <w:spacing w:after="20" w:before="0"/>
             </w:pPr>
-            <w:hyperlink w:history="1" r:id="rIdf_u9mnysotoc7zqntksmf">
+            <w:hyperlink w:history="1" r:id="rIdoalvm79z9lnmhvobanh61">
               <w:r>
                 <w:rPr>
                   <w:rFonts w:ascii="Arial" w:cs="Arial" w:eastAsia="Arial" w:hAnsi="Arial"/>
@@ -4737,7 +4737,7 @@
               <w:spacing w:after="10" w:before="0"/>
               <w:ind w:left="120"/>
             </w:pPr>
-            <w:hyperlink w:history="1" r:id="rId8b4b6j9hzpbiahzxxt0jl">
+            <w:hyperlink w:history="1" r:id="rIdnx_obj01ciprgcvx6rzq1">
               <w:r>
                 <w:rPr>
                   <w:rFonts w:ascii="Arial" w:cs="Arial" w:eastAsia="Arial" w:hAnsi="Arial"/>
@@ -4932,7 +4932,7 @@
             <w:pPr>
               <w:spacing w:after="20" w:before="0"/>
             </w:pPr>
-            <w:hyperlink w:history="1" r:id="rIdot2uac2dmvs1z0he_srr-">
+            <w:hyperlink w:history="1" r:id="rIdoullkzpxlifeqpuijgncp">
               <w:r>
                 <w:rPr>
                   <w:rFonts w:ascii="Arial" w:cs="Arial" w:eastAsia="Arial" w:hAnsi="Arial"/>
@@ -4981,7 +4981,7 @@
               <w:spacing w:after="10" w:before="0"/>
               <w:ind w:left="120"/>
             </w:pPr>
-            <w:hyperlink w:history="1" r:id="rIdbeuywb-ptchh7s-r0xgsi">
+            <w:hyperlink w:history="1" r:id="rIdtqmmqfbena99fi7sij6_b">
               <w:r>
                 <w:rPr>
                   <w:rFonts w:ascii="Arial" w:cs="Arial" w:eastAsia="Arial" w:hAnsi="Arial"/>
@@ -5026,7 +5026,7 @@
             <w:pPr>
               <w:spacing w:after="20" w:before="0"/>
             </w:pPr>
-            <w:hyperlink w:history="1" r:id="rIdj6xea4ldccwxmmwfkq8wp">
+            <w:hyperlink w:history="1" r:id="rIdl5djul80a14gwgp038tdi">
               <w:r>
                 <w:rPr>
                   <w:rFonts w:ascii="Arial" w:cs="Arial" w:eastAsia="Arial" w:hAnsi="Arial"/>
@@ -5075,7 +5075,7 @@
               <w:spacing w:after="10" w:before="0"/>
               <w:ind w:left="120"/>
             </w:pPr>
-            <w:hyperlink w:history="1" r:id="rIdr52cozb_x-63y_5rlbmlr">
+            <w:hyperlink w:history="1" r:id="rIdrlahkh5ir_kb2howts4dx">
               <w:r>
                 <w:rPr>
                   <w:rFonts w:ascii="Arial" w:cs="Arial" w:eastAsia="Arial" w:hAnsi="Arial"/>
@@ -5701,7 +5701,7 @@
         </w:rPr>
         <w:t xml:space="preserve">© 2026 SeaVuria and ARES. Aligned with KICD objectives. Developed by SeaVuria; technical implementation by ARES (with AI assistance from Claude). Licensed under </w:t>
       </w:r>
-      <w:hyperlink w:history="1" r:id="rIdmgev3yd3kvywmjnzzd6gl">
+      <w:hyperlink w:history="1" r:id="rIdbix-drlvnpxnumopokvyv">
         <w:r>
           <w:rPr>
             <w:rFonts w:ascii="Arial" w:cs="Arial" w:eastAsia="Arial" w:hAnsi="Arial"/>
@@ -5722,7 +5722,7 @@
         </w:rPr>
         <w:t xml:space="preserve"> (</w:t>
       </w:r>
-      <w:hyperlink w:history="1" r:id="rIdk1qdb87svalqusrewtyl0">
+      <w:hyperlink w:history="1" r:id="rIdyi8bs77oyor8_6czt8u3d">
         <w:r>
           <w:rPr>
             <w:rFonts w:ascii="Arial" w:cs="Arial" w:eastAsia="Arial" w:hAnsi="Arial"/>
@@ -6735,7 +6735,7 @@
             <w:pPr>
               <w:spacing w:after="20" w:before="0"/>
             </w:pPr>
-            <w:hyperlink w:history="1" r:id="rId5uqnu2i3wc4qvc-mjhynr">
+            <w:hyperlink w:history="1" r:id="rId_trdo4wn7dr4mt0-xf-l2">
               <w:r>
                 <w:rPr>
                   <w:rFonts w:ascii="Arial" w:cs="Arial" w:eastAsia="Arial" w:hAnsi="Arial"/>
@@ -6768,7 +6768,7 @@
               <w:spacing w:after="10" w:before="0"/>
               <w:ind w:left="120"/>
             </w:pPr>
-            <w:hyperlink w:history="1" r:id="rIdoel39a7md695f55_t2nt5">
+            <w:hyperlink w:history="1" r:id="rIdm5mxonrffjomo4-gmaypb">
               <w:r>
                 <w:rPr>
                   <w:rFonts w:ascii="Arial" w:cs="Arial" w:eastAsia="Arial" w:hAnsi="Arial"/>
@@ -6813,7 +6813,7 @@
             <w:pPr>
               <w:spacing w:after="20" w:before="0"/>
             </w:pPr>
-            <w:hyperlink w:history="1" r:id="rIdkbnkkdo6qvsgks6r5lqtn">
+            <w:hyperlink w:history="1" r:id="rIdbd-agp1ilwjcga1cr_ruu">
               <w:r>
                 <w:rPr>
                   <w:rFonts w:ascii="Arial" w:cs="Arial" w:eastAsia="Arial" w:hAnsi="Arial"/>
@@ -6846,7 +6846,7 @@
               <w:spacing w:after="10" w:before="0"/>
               <w:ind w:left="120"/>
             </w:pPr>
-            <w:hyperlink w:history="1" r:id="rIdspdehhkkuslctxsnmp_9j">
+            <w:hyperlink w:history="1" r:id="rIdnufghus2gy4hicbgpshis">
               <w:r>
                 <w:rPr>
                   <w:rFonts w:ascii="Arial" w:cs="Arial" w:eastAsia="Arial" w:hAnsi="Arial"/>
@@ -7041,7 +7041,7 @@
             <w:pPr>
               <w:spacing w:after="20" w:before="0"/>
             </w:pPr>
-            <w:hyperlink w:history="1" r:id="rIdbw0v4ejsz7qufpwfjfc3m">
+            <w:hyperlink w:history="1" r:id="rId3i8qq_mqt9xjrnfk7-gtj">
               <w:r>
                 <w:rPr>
                   <w:rFonts w:ascii="Arial" w:cs="Arial" w:eastAsia="Arial" w:hAnsi="Arial"/>
@@ -7074,7 +7074,7 @@
               <w:spacing w:after="10" w:before="0"/>
               <w:ind w:left="120"/>
             </w:pPr>
-            <w:hyperlink w:history="1" r:id="rIdnssiqgyuoadagghwazfky">
+            <w:hyperlink w:history="1" r:id="rIdajiflfg3uy-3_n6etcgpi">
               <w:r>
                 <w:rPr>
                   <w:rFonts w:ascii="Arial" w:cs="Arial" w:eastAsia="Arial" w:hAnsi="Arial"/>
@@ -7119,7 +7119,7 @@
             <w:pPr>
               <w:spacing w:after="20" w:before="0"/>
             </w:pPr>
-            <w:hyperlink w:history="1" r:id="rId6o-xdjbyfpkp9fheztrgj">
+            <w:hyperlink w:history="1" r:id="rIdmhqa0likv9-xe_fvqhuih">
               <w:r>
                 <w:rPr>
                   <w:rFonts w:ascii="Arial" w:cs="Arial" w:eastAsia="Arial" w:hAnsi="Arial"/>
@@ -7152,7 +7152,7 @@
               <w:spacing w:after="10" w:before="0"/>
               <w:ind w:left="120"/>
             </w:pPr>
-            <w:hyperlink w:history="1" r:id="rId0fatwtdimjfayiclg6vx4">
+            <w:hyperlink w:history="1" r:id="rIdcc6w1k52a4nvwogqd1fzb">
               <w:r>
                 <w:rPr>
                   <w:rFonts w:ascii="Arial" w:cs="Arial" w:eastAsia="Arial" w:hAnsi="Arial"/>
@@ -7347,7 +7347,7 @@
             <w:pPr>
               <w:spacing w:after="20" w:before="0"/>
             </w:pPr>
-            <w:hyperlink w:history="1" r:id="rIdll8kl9gsxbc2_upoa-ajl">
+            <w:hyperlink w:history="1" r:id="rIdce-ujxxoxjnrld4hxmjmy">
               <w:r>
                 <w:rPr>
                   <w:rFonts w:ascii="Arial" w:cs="Arial" w:eastAsia="Arial" w:hAnsi="Arial"/>
@@ -7380,7 +7380,7 @@
               <w:spacing w:after="10" w:before="0"/>
               <w:ind w:left="120"/>
             </w:pPr>
-            <w:hyperlink w:history="1" r:id="rIdo7wujwgrbaoh1alo7xi1d">
+            <w:hyperlink w:history="1" r:id="rIdtcjmdg2cqpqfsvevbazln">
               <w:r>
                 <w:rPr>
                   <w:rFonts w:ascii="Arial" w:cs="Arial" w:eastAsia="Arial" w:hAnsi="Arial"/>
@@ -7425,7 +7425,7 @@
             <w:pPr>
               <w:spacing w:after="20" w:before="0"/>
             </w:pPr>
-            <w:hyperlink w:history="1" r:id="rIdxbamwvmb6uxjqe-pv38oa">
+            <w:hyperlink w:history="1" r:id="rIdys2w8u67-eymvfcvcw_jx">
               <w:r>
                 <w:rPr>
                   <w:rFonts w:ascii="Arial" w:cs="Arial" w:eastAsia="Arial" w:hAnsi="Arial"/>
@@ -7458,7 +7458,7 @@
               <w:spacing w:after="10" w:before="0"/>
               <w:ind w:left="120"/>
             </w:pPr>
-            <w:hyperlink w:history="1" r:id="rIdgfnyfcwlv7oh25yqckohv">
+            <w:hyperlink w:history="1" r:id="rIdgnkrjmoeoleaxy7oyqtun">
               <w:r>
                 <w:rPr>
                   <w:rFonts w:ascii="Arial" w:cs="Arial" w:eastAsia="Arial" w:hAnsi="Arial"/>
@@ -7653,7 +7653,7 @@
             <w:pPr>
               <w:spacing w:after="20" w:before="0"/>
             </w:pPr>
-            <w:hyperlink w:history="1" r:id="rIdup_am5f_dhegttx3imsrm">
+            <w:hyperlink w:history="1" r:id="rIdmflnfhsdnossrirf9vbzt">
               <w:r>
                 <w:rPr>
                   <w:rFonts w:ascii="Arial" w:cs="Arial" w:eastAsia="Arial" w:hAnsi="Arial"/>
@@ -7686,7 +7686,7 @@
               <w:spacing w:after="10" w:before="0"/>
               <w:ind w:left="120"/>
             </w:pPr>
-            <w:hyperlink w:history="1" r:id="rIdv5rrxkvfm_hivkmtc-uq_">
+            <w:hyperlink w:history="1" r:id="rIdpwxs0kxfrq44r_4mk1e4w">
               <w:r>
                 <w:rPr>
                   <w:rFonts w:ascii="Arial" w:cs="Arial" w:eastAsia="Arial" w:hAnsi="Arial"/>
@@ -7731,7 +7731,7 @@
             <w:pPr>
               <w:spacing w:after="20" w:before="0"/>
             </w:pPr>
-            <w:hyperlink w:history="1" r:id="rIdiuuz3xelwde4exquiyypn">
+            <w:hyperlink w:history="1" r:id="rIdd4lyc4-reugrlvie7txxn">
               <w:r>
                 <w:rPr>
                   <w:rFonts w:ascii="Arial" w:cs="Arial" w:eastAsia="Arial" w:hAnsi="Arial"/>
@@ -7764,7 +7764,7 @@
               <w:spacing w:after="10" w:before="0"/>
               <w:ind w:left="120"/>
             </w:pPr>
-            <w:hyperlink w:history="1" r:id="rId2-20qzbfqi4ft-zm6zgkj">
+            <w:hyperlink w:history="1" r:id="rIdynumtgdxmc2dyupthvtll">
               <w:r>
                 <w:rPr>
                   <w:rFonts w:ascii="Arial" w:cs="Arial" w:eastAsia="Arial" w:hAnsi="Arial"/>
@@ -7959,7 +7959,7 @@
             <w:pPr>
               <w:spacing w:after="20" w:before="0"/>
             </w:pPr>
-            <w:hyperlink w:history="1" r:id="rIdhozhhvmhpvmxvb_wqiokk">
+            <w:hyperlink w:history="1" r:id="rIdhnbapac7atc2dm8welipc">
               <w:r>
                 <w:rPr>
                   <w:rFonts w:ascii="Arial" w:cs="Arial" w:eastAsia="Arial" w:hAnsi="Arial"/>
@@ -7992,7 +7992,7 @@
               <w:spacing w:after="10" w:before="0"/>
               <w:ind w:left="120"/>
             </w:pPr>
-            <w:hyperlink w:history="1" r:id="rIdskijogyza3wdd72z0xu1r">
+            <w:hyperlink w:history="1" r:id="rIdopwd5jb6v5atzxzonztbj">
               <w:r>
                 <w:rPr>
                   <w:rFonts w:ascii="Arial" w:cs="Arial" w:eastAsia="Arial" w:hAnsi="Arial"/>
@@ -8037,7 +8037,7 @@
             <w:pPr>
               <w:spacing w:after="20" w:before="0"/>
             </w:pPr>
-            <w:hyperlink w:history="1" r:id="rIdsscgscphsa_n0svs7rkpj">
+            <w:hyperlink w:history="1" r:id="rId8gf0st0qyuortunxxumsk">
               <w:r>
                 <w:rPr>
                   <w:rFonts w:ascii="Arial" w:cs="Arial" w:eastAsia="Arial" w:hAnsi="Arial"/>
@@ -8086,7 +8086,7 @@
               <w:spacing w:after="10" w:before="0"/>
               <w:ind w:left="120"/>
             </w:pPr>
-            <w:hyperlink w:history="1" r:id="rIdhzckpkdjqss-yv1jcr_vd">
+            <w:hyperlink w:history="1" r:id="rIdwmgw0gcralnxbw78js9p0">
               <w:r>
                 <w:rPr>
                   <w:rFonts w:ascii="Arial" w:cs="Arial" w:eastAsia="Arial" w:hAnsi="Arial"/>
@@ -8598,7 +8598,7 @@
         </w:rPr>
         <w:t xml:space="preserve">© 2026 SeaVuria and ARES. Aligned with KICD objectives. Developed by SeaVuria; technical implementation by ARES (with AI assistance from Claude). Licensed under </w:t>
       </w:r>
-      <w:hyperlink w:history="1" r:id="rIdqf4xakrj-wttk8oy2m9ev">
+      <w:hyperlink w:history="1" r:id="rIdudocg92pytrvhpmp9vfyz">
         <w:r>
           <w:rPr>
             <w:rFonts w:ascii="Arial" w:cs="Arial" w:eastAsia="Arial" w:hAnsi="Arial"/>
@@ -8619,7 +8619,7 @@
         </w:rPr>
         <w:t xml:space="preserve"> (</w:t>
       </w:r>
-      <w:hyperlink w:history="1" r:id="rIdssixaor1m9aqibzykplcz">
+      <w:hyperlink w:history="1" r:id="rIdzfs0wb3urvumv_nsc0luy">
         <w:r>
           <w:rPr>
             <w:rFonts w:ascii="Arial" w:cs="Arial" w:eastAsia="Arial" w:hAnsi="Arial"/>
@@ -9632,7 +9632,7 @@
             <w:pPr>
               <w:spacing w:after="20" w:before="0"/>
             </w:pPr>
-            <w:hyperlink w:history="1" r:id="rId93f7u3tv2um6wz95d2m_o">
+            <w:hyperlink w:history="1" r:id="rIdbz1na_ff3xaam1nqlsac6">
               <w:r>
                 <w:rPr>
                   <w:rFonts w:ascii="Arial" w:cs="Arial" w:eastAsia="Arial" w:hAnsi="Arial"/>
@@ -9681,7 +9681,7 @@
               <w:spacing w:after="10" w:before="0"/>
               <w:ind w:left="120"/>
             </w:pPr>
-            <w:hyperlink w:history="1" r:id="rIdxvjgytrtnsidpphm6x-zu">
+            <w:hyperlink w:history="1" r:id="rId-t7fu7lj577hrylsz4gg9">
               <w:r>
                 <w:rPr>
                   <w:rFonts w:ascii="Arial" w:cs="Arial" w:eastAsia="Arial" w:hAnsi="Arial"/>
@@ -9726,7 +9726,7 @@
             <w:pPr>
               <w:spacing w:after="20" w:before="0"/>
             </w:pPr>
-            <w:hyperlink w:history="1" r:id="rIdolt5dvk-3vkg9novsxssh">
+            <w:hyperlink w:history="1" r:id="rIdqsz8rvc3yecawdiu7o2db">
               <w:r>
                 <w:rPr>
                   <w:rFonts w:ascii="Arial" w:cs="Arial" w:eastAsia="Arial" w:hAnsi="Arial"/>
@@ -9759,7 +9759,7 @@
               <w:spacing w:after="10" w:before="0"/>
               <w:ind w:left="120"/>
             </w:pPr>
-            <w:hyperlink w:history="1" r:id="rIdnasbydk-jj_pe6ruq20pm">
+            <w:hyperlink w:history="1" r:id="rIdekmhjbiggkgrzdd2vaufb">
               <w:r>
                 <w:rPr>
                   <w:rFonts w:ascii="Arial" w:cs="Arial" w:eastAsia="Arial" w:hAnsi="Arial"/>
@@ -10068,7 +10068,7 @@
             <w:pPr>
               <w:spacing w:after="20" w:before="0"/>
             </w:pPr>
-            <w:hyperlink w:history="1" r:id="rIdwd9menipoyqd2y5gdqlkp">
+            <w:hyperlink w:history="1" r:id="rId6xgertog4rvmkz7pcp9fz">
               <w:r>
                 <w:rPr>
                   <w:rFonts w:ascii="Arial" w:cs="Arial" w:eastAsia="Arial" w:hAnsi="Arial"/>
@@ -10117,7 +10117,7 @@
               <w:spacing w:after="10" w:before="0"/>
               <w:ind w:left="120"/>
             </w:pPr>
-            <w:hyperlink w:history="1" r:id="rIdxfjl0cqq2cybhyib5hesy">
+            <w:hyperlink w:history="1" r:id="rIdpfzea4ubddpgcmwjuoxs2">
               <w:r>
                 <w:rPr>
                   <w:rFonts w:ascii="Arial" w:cs="Arial" w:eastAsia="Arial" w:hAnsi="Arial"/>
@@ -10162,7 +10162,7 @@
             <w:pPr>
               <w:spacing w:after="20" w:before="0"/>
             </w:pPr>
-            <w:hyperlink w:history="1" r:id="rIddahyhn4-uwxkpcj5vdepk">
+            <w:hyperlink w:history="1" r:id="rIdh52k7mwgru9mwbn_ftyk9">
               <w:r>
                 <w:rPr>
                   <w:rFonts w:ascii="Arial" w:cs="Arial" w:eastAsia="Arial" w:hAnsi="Arial"/>
@@ -10195,7 +10195,7 @@
               <w:spacing w:after="10" w:before="0"/>
               <w:ind w:left="120"/>
             </w:pPr>
-            <w:hyperlink w:history="1" r:id="rIdengktalecr6yrdymizhea">
+            <w:hyperlink w:history="1" r:id="rIdouddhzt4mr9dyp2rhst_z">
               <w:r>
                 <w:rPr>
                   <w:rFonts w:ascii="Arial" w:cs="Arial" w:eastAsia="Arial" w:hAnsi="Arial"/>
@@ -10694,7 +10694,7 @@
             <w:pPr>
               <w:spacing w:after="20" w:before="0"/>
             </w:pPr>
-            <w:hyperlink w:history="1" r:id="rIdk_lq6ekm4bhsrykz6iusx">
+            <w:hyperlink w:history="1" r:id="rIdbukakmvwrcf12j6vytcnl">
               <w:r>
                 <w:rPr>
                   <w:rFonts w:ascii="Arial" w:cs="Arial" w:eastAsia="Arial" w:hAnsi="Arial"/>
@@ -10743,7 +10743,7 @@
               <w:spacing w:after="10" w:before="0"/>
               <w:ind w:left="120"/>
             </w:pPr>
-            <w:hyperlink w:history="1" r:id="rIdebptshsctlfezib1imyum">
+            <w:hyperlink w:history="1" r:id="rIdvorw8rlossfbrvz3dzsqt">
               <w:r>
                 <w:rPr>
                   <w:rFonts w:ascii="Arial" w:cs="Arial" w:eastAsia="Arial" w:hAnsi="Arial"/>
@@ -10788,7 +10788,7 @@
             <w:pPr>
               <w:spacing w:after="20" w:before="0"/>
             </w:pPr>
-            <w:hyperlink w:history="1" r:id="rIdhknanxtw4vpf3s0pvxuep">
+            <w:hyperlink w:history="1" r:id="rIdzht6v3mzjwd6ja26fy-sc">
               <w:r>
                 <w:rPr>
                   <w:rFonts w:ascii="Arial" w:cs="Arial" w:eastAsia="Arial" w:hAnsi="Arial"/>
@@ -10821,7 +10821,7 @@
               <w:spacing w:after="10" w:before="0"/>
               <w:ind w:left="120"/>
             </w:pPr>
-            <w:hyperlink w:history="1" r:id="rIdkt1md6zfahjwt4jdtd7tv">
+            <w:hyperlink w:history="1" r:id="rIddfhy08kr8bol66-j2uptx">
               <w:r>
                 <w:rPr>
                   <w:rFonts w:ascii="Arial" w:cs="Arial" w:eastAsia="Arial" w:hAnsi="Arial"/>
@@ -11187,7 +11187,7 @@
             <w:pPr>
               <w:spacing w:after="20" w:before="0"/>
             </w:pPr>
-            <w:hyperlink w:history="1" r:id="rIdnl5ceoqzzvxe3wzqsxoes">
+            <w:hyperlink w:history="1" r:id="rIdvxiiwfw_zjxjf0muubtr4">
               <w:r>
                 <w:rPr>
                   <w:rFonts w:ascii="Arial" w:cs="Arial" w:eastAsia="Arial" w:hAnsi="Arial"/>
@@ -11236,7 +11236,7 @@
               <w:spacing w:after="10" w:before="0"/>
               <w:ind w:left="120"/>
             </w:pPr>
-            <w:hyperlink w:history="1" r:id="rIde3jqle7qewh4xl9yycxla">
+            <w:hyperlink w:history="1" r:id="rIdrbgdaqwhblgr2__kzz4gq">
               <w:r>
                 <w:rPr>
                   <w:rFonts w:ascii="Arial" w:cs="Arial" w:eastAsia="Arial" w:hAnsi="Arial"/>
@@ -11281,7 +11281,7 @@
             <w:pPr>
               <w:spacing w:after="20" w:before="0"/>
             </w:pPr>
-            <w:hyperlink w:history="1" r:id="rIdbteen7vokgp7c66rmaori">
+            <w:hyperlink w:history="1" r:id="rIdib5k1ytzeh4m16d4otetf">
               <w:r>
                 <w:rPr>
                   <w:rFonts w:ascii="Arial" w:cs="Arial" w:eastAsia="Arial" w:hAnsi="Arial"/>
@@ -11314,7 +11314,7 @@
               <w:spacing w:after="10" w:before="0"/>
               <w:ind w:left="120"/>
             </w:pPr>
-            <w:hyperlink w:history="1" r:id="rIdrnjwesohm2fgfx3d5vc8o">
+            <w:hyperlink w:history="1" r:id="rIdk5z-inhpb5ja3w-7keh7i">
               <w:r>
                 <w:rPr>
                   <w:rFonts w:ascii="Arial" w:cs="Arial" w:eastAsia="Arial" w:hAnsi="Arial"/>
@@ -11680,7 +11680,7 @@
             <w:pPr>
               <w:spacing w:after="20" w:before="0"/>
             </w:pPr>
-            <w:hyperlink w:history="1" r:id="rIdndwqqf52gftyavxfnqlgr">
+            <w:hyperlink w:history="1" r:id="rId6dethfdpxwcnsmsmmqmy-">
               <w:r>
                 <w:rPr>
                   <w:rFonts w:ascii="Arial" w:cs="Arial" w:eastAsia="Arial" w:hAnsi="Arial"/>
@@ -11729,7 +11729,7 @@
               <w:spacing w:after="10" w:before="0"/>
               <w:ind w:left="120"/>
             </w:pPr>
-            <w:hyperlink w:history="1" r:id="rId-88qx2e1ybbdhtfn5judh">
+            <w:hyperlink w:history="1" r:id="rIdpvgq2d6bdhkhqmno1qnkv">
               <w:r>
                 <w:rPr>
                   <w:rFonts w:ascii="Arial" w:cs="Arial" w:eastAsia="Arial" w:hAnsi="Arial"/>
@@ -11774,7 +11774,7 @@
             <w:pPr>
               <w:spacing w:after="20" w:before="0"/>
             </w:pPr>
-            <w:hyperlink w:history="1" r:id="rIdws3p7qgfgul_t_memrdif">
+            <w:hyperlink w:history="1" r:id="rIdiwaxrbwvtiiatsf9eiieo">
               <w:r>
                 <w:rPr>
                   <w:rFonts w:ascii="Arial" w:cs="Arial" w:eastAsia="Arial" w:hAnsi="Arial"/>
@@ -11807,7 +11807,7 @@
               <w:spacing w:after="10" w:before="0"/>
               <w:ind w:left="120"/>
             </w:pPr>
-            <w:hyperlink w:history="1" r:id="rIdbtaviwxgtmrekxuw_wcwh">
+            <w:hyperlink w:history="1" r:id="rId9wkd2sd-nxmwnccufodwp">
               <w:r>
                 <w:rPr>
                   <w:rFonts w:ascii="Arial" w:cs="Arial" w:eastAsia="Arial" w:hAnsi="Arial"/>
@@ -12794,7 +12794,7 @@
         </w:rPr>
         <w:t xml:space="preserve">© 2026 SeaVuria and ARES. Aligned with KICD objectives. Developed by SeaVuria; technical implementation by ARES (with AI assistance from Claude). Licensed under </w:t>
       </w:r>
-      <w:hyperlink w:history="1" r:id="rIdfllqizcwsum8ctsd5cawv">
+      <w:hyperlink w:history="1" r:id="rIdf24vcfv2ybgeddgm8synb">
         <w:r>
           <w:rPr>
             <w:rFonts w:ascii="Arial" w:cs="Arial" w:eastAsia="Arial" w:hAnsi="Arial"/>
@@ -12815,7 +12815,7 @@
         </w:rPr>
         <w:t xml:space="preserve"> (</w:t>
       </w:r>
-      <w:hyperlink w:history="1" r:id="rIdut97imdnswu0iv2spwp0t">
+      <w:hyperlink w:history="1" r:id="rIdwdfjiui8abokt6pn2h0gc">
         <w:r>
           <w:rPr>
             <w:rFonts w:ascii="Arial" w:cs="Arial" w:eastAsia="Arial" w:hAnsi="Arial"/>
@@ -13828,7 +13828,7 @@
             <w:pPr>
               <w:spacing w:after="20" w:before="0"/>
             </w:pPr>
-            <w:hyperlink w:history="1" r:id="rIdubbxhxufkij73xl0qd8nk">
+            <w:hyperlink w:history="1" r:id="rIduipwkcav1gqrcvjmgolxh">
               <w:r>
                 <w:rPr>
                   <w:rFonts w:ascii="Arial" w:cs="Arial" w:eastAsia="Arial" w:hAnsi="Arial"/>
@@ -13861,7 +13861,7 @@
               <w:spacing w:after="10" w:before="0"/>
               <w:ind w:left="120"/>
             </w:pPr>
-            <w:hyperlink w:history="1" r:id="rId1c6mttuvgai10hdq4slgw">
+            <w:hyperlink w:history="1" r:id="rIdwoprvxkyrob4zkdlv9ld3">
               <w:r>
                 <w:rPr>
                   <w:rFonts w:ascii="Arial" w:cs="Arial" w:eastAsia="Arial" w:hAnsi="Arial"/>
@@ -13906,7 +13906,7 @@
             <w:pPr>
               <w:spacing w:after="20" w:before="0"/>
             </w:pPr>
-            <w:hyperlink w:history="1" r:id="rIdr_ogws1v20bbepsswtavg">
+            <w:hyperlink w:history="1" r:id="rIdl6p2fji6ycwbxr8aw9aza">
               <w:r>
                 <w:rPr>
                   <w:rFonts w:ascii="Arial" w:cs="Arial" w:eastAsia="Arial" w:hAnsi="Arial"/>
@@ -13939,7 +13939,7 @@
               <w:spacing w:after="10" w:before="0"/>
               <w:ind w:left="120"/>
             </w:pPr>
-            <w:hyperlink w:history="1" r:id="rIdountjamvlbavzf6piumwe">
+            <w:hyperlink w:history="1" r:id="rIdk1zb0kn6yirzvwwsi1ejj">
               <w:r>
                 <w:rPr>
                   <w:rFonts w:ascii="Arial" w:cs="Arial" w:eastAsia="Arial" w:hAnsi="Arial"/>
@@ -14134,7 +14134,7 @@
             <w:pPr>
               <w:spacing w:after="20" w:before="0"/>
             </w:pPr>
-            <w:hyperlink w:history="1" r:id="rIdmvzcjsxm3drhklrpybyiv">
+            <w:hyperlink w:history="1" r:id="rIdlgmbg4otzfzndwgqhkjc3">
               <w:r>
                 <w:rPr>
                   <w:rFonts w:ascii="Arial" w:cs="Arial" w:eastAsia="Arial" w:hAnsi="Arial"/>
@@ -14167,7 +14167,7 @@
               <w:spacing w:after="10" w:before="0"/>
               <w:ind w:left="120"/>
             </w:pPr>
-            <w:hyperlink w:history="1" r:id="rIdkegaal2ihmqnir5u5lv7i">
+            <w:hyperlink w:history="1" r:id="rIdwlzpgkkseqs-1hei42w3a">
               <w:r>
                 <w:rPr>
                   <w:rFonts w:ascii="Arial" w:cs="Arial" w:eastAsia="Arial" w:hAnsi="Arial"/>
@@ -14212,7 +14212,7 @@
             <w:pPr>
               <w:spacing w:after="20" w:before="0"/>
             </w:pPr>
-            <w:hyperlink w:history="1" r:id="rIdwde9oqilorfvlkjo6-hl6">
+            <w:hyperlink w:history="1" r:id="rIdlwqkpamsyhfakprsm_0ko">
               <w:r>
                 <w:rPr>
                   <w:rFonts w:ascii="Arial" w:cs="Arial" w:eastAsia="Arial" w:hAnsi="Arial"/>
@@ -14245,7 +14245,7 @@
               <w:spacing w:after="10" w:before="0"/>
               <w:ind w:left="120"/>
             </w:pPr>
-            <w:hyperlink w:history="1" r:id="rIdge-8t9poa0pcbzgies6-6">
+            <w:hyperlink w:history="1" r:id="rIdckbv1qvlk2lnrbsb14bhs">
               <w:r>
                 <w:rPr>
                   <w:rFonts w:ascii="Arial" w:cs="Arial" w:eastAsia="Arial" w:hAnsi="Arial"/>
@@ -14440,7 +14440,7 @@
             <w:pPr>
               <w:spacing w:after="20" w:before="0"/>
             </w:pPr>
-            <w:hyperlink w:history="1" r:id="rIdhiamz8ie95yazyg2jdiry">
+            <w:hyperlink w:history="1" r:id="rIduxtcahrvv7twzwfzijjgt">
               <w:r>
                 <w:rPr>
                   <w:rFonts w:ascii="Arial" w:cs="Arial" w:eastAsia="Arial" w:hAnsi="Arial"/>
@@ -14473,7 +14473,7 @@
               <w:spacing w:after="10" w:before="0"/>
               <w:ind w:left="120"/>
             </w:pPr>
-            <w:hyperlink w:history="1" r:id="rIdm-htil5o06kfmb2yvmlv1">
+            <w:hyperlink w:history="1" r:id="rIdndw0q66wsvsz-geoiq2ga">
               <w:r>
                 <w:rPr>
                   <w:rFonts w:ascii="Arial" w:cs="Arial" w:eastAsia="Arial" w:hAnsi="Arial"/>
@@ -14518,7 +14518,7 @@
             <w:pPr>
               <w:spacing w:after="20" w:before="0"/>
             </w:pPr>
-            <w:hyperlink w:history="1" r:id="rId5rebukz-fvegzv0c770ff">
+            <w:hyperlink w:history="1" r:id="rIdueiagz80vwwkonlffivy3">
               <w:r>
                 <w:rPr>
                   <w:rFonts w:ascii="Arial" w:cs="Arial" w:eastAsia="Arial" w:hAnsi="Arial"/>
@@ -14551,7 +14551,7 @@
               <w:spacing w:after="10" w:before="0"/>
               <w:ind w:left="120"/>
             </w:pPr>
-            <w:hyperlink w:history="1" r:id="rIdakw01uq4qmmuuozrwotcc">
+            <w:hyperlink w:history="1" r:id="rId75bfw8jz1edcuxhtf4tfd">
               <w:r>
                 <w:rPr>
                   <w:rFonts w:ascii="Arial" w:cs="Arial" w:eastAsia="Arial" w:hAnsi="Arial"/>
@@ -14746,7 +14746,7 @@
             <w:pPr>
               <w:spacing w:after="20" w:before="0"/>
             </w:pPr>
-            <w:hyperlink w:history="1" r:id="rIdtpjuybsxb_ptwyt2drld-">
+            <w:hyperlink w:history="1" r:id="rIdlctnnzpsjatk3wezp0avt">
               <w:r>
                 <w:rPr>
                   <w:rFonts w:ascii="Arial" w:cs="Arial" w:eastAsia="Arial" w:hAnsi="Arial"/>
@@ -14779,7 +14779,7 @@
               <w:spacing w:after="10" w:before="0"/>
               <w:ind w:left="120"/>
             </w:pPr>
-            <w:hyperlink w:history="1" r:id="rIdf6zytague2mzj0euea6vn">
+            <w:hyperlink w:history="1" r:id="rIdi3i5unfg76ram27oinvdc">
               <w:r>
                 <w:rPr>
                   <w:rFonts w:ascii="Arial" w:cs="Arial" w:eastAsia="Arial" w:hAnsi="Arial"/>
@@ -14824,7 +14824,7 @@
             <w:pPr>
               <w:spacing w:after="20" w:before="0"/>
             </w:pPr>
-            <w:hyperlink w:history="1" r:id="rIdlobr8uafyh6w0kgynyd0k">
+            <w:hyperlink w:history="1" r:id="rIdkyvh1k_gpqaln5jquxwpl">
               <w:r>
                 <w:rPr>
                   <w:rFonts w:ascii="Arial" w:cs="Arial" w:eastAsia="Arial" w:hAnsi="Arial"/>
@@ -14857,7 +14857,7 @@
               <w:spacing w:after="10" w:before="0"/>
               <w:ind w:left="120"/>
             </w:pPr>
-            <w:hyperlink w:history="1" r:id="rIdv7c8te-wvzls9kvyd6lwq">
+            <w:hyperlink w:history="1" r:id="rIdhimu4sxzzhmnvtrif1hen">
               <w:r>
                 <w:rPr>
                   <w:rFonts w:ascii="Arial" w:cs="Arial" w:eastAsia="Arial" w:hAnsi="Arial"/>
@@ -15052,7 +15052,7 @@
             <w:pPr>
               <w:spacing w:after="20" w:before="0"/>
             </w:pPr>
-            <w:hyperlink w:history="1" r:id="rIdjqaikx-admgpsuoped8zc">
+            <w:hyperlink w:history="1" r:id="rIdszev14zif8p3c2m4z11ec">
               <w:r>
                 <w:rPr>
                   <w:rFonts w:ascii="Arial" w:cs="Arial" w:eastAsia="Arial" w:hAnsi="Arial"/>
@@ -15101,7 +15101,7 @@
               <w:spacing w:after="10" w:before="0"/>
               <w:ind w:left="120"/>
             </w:pPr>
-            <w:hyperlink w:history="1" r:id="rIdenzfp2qlh9viyifbaqp1y">
+            <w:hyperlink w:history="1" r:id="rIdadnf_nwo26lcyduh_lflo">
               <w:r>
                 <w:rPr>
                   <w:rFonts w:ascii="Arial" w:cs="Arial" w:eastAsia="Arial" w:hAnsi="Arial"/>
@@ -15146,7 +15146,7 @@
             <w:pPr>
               <w:spacing w:after="20" w:before="0"/>
             </w:pPr>
-            <w:hyperlink w:history="1" r:id="rIdcx6wacwfu07evik9jjltt">
+            <w:hyperlink w:history="1" r:id="rId9vobddaartc86vvjonfgi">
               <w:r>
                 <w:rPr>
                   <w:rFonts w:ascii="Arial" w:cs="Arial" w:eastAsia="Arial" w:hAnsi="Arial"/>
@@ -15179,7 +15179,7 @@
               <w:spacing w:after="10" w:before="0"/>
               <w:ind w:left="120"/>
             </w:pPr>
-            <w:hyperlink w:history="1" r:id="rIdxxdafp6qtryw4iingj1rd">
+            <w:hyperlink w:history="1" r:id="rIdhauxlgxlmnkk08r4utlpl">
               <w:r>
                 <w:rPr>
                   <w:rFonts w:ascii="Arial" w:cs="Arial" w:eastAsia="Arial" w:hAnsi="Arial"/>
@@ -15691,7 +15691,7 @@
         </w:rPr>
         <w:t xml:space="preserve">© 2026 SeaVuria and ARES. Aligned with KICD objectives. Developed by SeaVuria; technical implementation by ARES (with AI assistance from Claude). Licensed under </w:t>
       </w:r>
-      <w:hyperlink w:history="1" r:id="rIdlibfmxkyqxglgsl3org0i">
+      <w:hyperlink w:history="1" r:id="rIdd5lvtvpbbvc86ii-9yipz">
         <w:r>
           <w:rPr>
             <w:rFonts w:ascii="Arial" w:cs="Arial" w:eastAsia="Arial" w:hAnsi="Arial"/>
@@ -15712,7 +15712,7 @@
         </w:rPr>
         <w:t xml:space="preserve"> (</w:t>
       </w:r>
-      <w:hyperlink w:history="1" r:id="rIdprhvnb-cjmfep_48gyngg">
+      <w:hyperlink w:history="1" r:id="rIdzf8yqyqjrvfsube57ei7q">
         <w:r>
           <w:rPr>
             <w:rFonts w:ascii="Arial" w:cs="Arial" w:eastAsia="Arial" w:hAnsi="Arial"/>
@@ -16725,7 +16725,7 @@
             <w:pPr>
               <w:spacing w:after="20" w:before="0"/>
             </w:pPr>
-            <w:hyperlink w:history="1" r:id="rIdhovznqbllthg_dziuzmxw">
+            <w:hyperlink w:history="1" r:id="rIdirj5xkxbpyg1do7-v8e14">
               <w:r>
                 <w:rPr>
                   <w:rFonts w:ascii="Arial" w:cs="Arial" w:eastAsia="Arial" w:hAnsi="Arial"/>
@@ -16758,7 +16758,7 @@
               <w:spacing w:after="10" w:before="0"/>
               <w:ind w:left="120"/>
             </w:pPr>
-            <w:hyperlink w:history="1" r:id="rIdj5da6xhfzj2fto61h-erj">
+            <w:hyperlink w:history="1" r:id="rIdb2bsdppxyhot6jdw8wv3p">
               <w:r>
                 <w:rPr>
                   <w:rFonts w:ascii="Arial" w:cs="Arial" w:eastAsia="Arial" w:hAnsi="Arial"/>
@@ -16803,7 +16803,7 @@
             <w:pPr>
               <w:spacing w:after="20" w:before="0"/>
             </w:pPr>
-            <w:hyperlink w:history="1" r:id="rId3c92wfgwhgyost3jpq0hb">
+            <w:hyperlink w:history="1" r:id="rIduw1xmggn7hste6zzpltuu">
               <w:r>
                 <w:rPr>
                   <w:rFonts w:ascii="Arial" w:cs="Arial" w:eastAsia="Arial" w:hAnsi="Arial"/>
@@ -16836,7 +16836,7 @@
               <w:spacing w:after="10" w:before="0"/>
               <w:ind w:left="120"/>
             </w:pPr>
-            <w:hyperlink w:history="1" r:id="rIdndoxzxj6ov9dotremqeb1">
+            <w:hyperlink w:history="1" r:id="rIdfoq3ix1j7hd9yexxtq5ig">
               <w:r>
                 <w:rPr>
                   <w:rFonts w:ascii="Arial" w:cs="Arial" w:eastAsia="Arial" w:hAnsi="Arial"/>
@@ -17031,7 +17031,7 @@
             <w:pPr>
               <w:spacing w:after="20" w:before="0"/>
             </w:pPr>
-            <w:hyperlink w:history="1" r:id="rIdz_ayioiiqxu7-taxdnho1">
+            <w:hyperlink w:history="1" r:id="rIdwrqwwq3pjlswcvaxbtaaw">
               <w:r>
                 <w:rPr>
                   <w:rFonts w:ascii="Arial" w:cs="Arial" w:eastAsia="Arial" w:hAnsi="Arial"/>
@@ -17064,7 +17064,7 @@
               <w:spacing w:after="10" w:before="0"/>
               <w:ind w:left="120"/>
             </w:pPr>
-            <w:hyperlink w:history="1" r:id="rIdkcabjecmzvz07rsmzrtjc">
+            <w:hyperlink w:history="1" r:id="rIdr11bhkckz3cegj2ufofqd">
               <w:r>
                 <w:rPr>
                   <w:rFonts w:ascii="Arial" w:cs="Arial" w:eastAsia="Arial" w:hAnsi="Arial"/>
@@ -17109,7 +17109,7 @@
             <w:pPr>
               <w:spacing w:after="20" w:before="0"/>
             </w:pPr>
-            <w:hyperlink w:history="1" r:id="rIdrdyq-n7j0nz22mkyvbffs">
+            <w:hyperlink w:history="1" r:id="rIdofkyyti9agiz4tlq7vexo">
               <w:r>
                 <w:rPr>
                   <w:rFonts w:ascii="Arial" w:cs="Arial" w:eastAsia="Arial" w:hAnsi="Arial"/>
@@ -17142,7 +17142,7 @@
               <w:spacing w:after="10" w:before="0"/>
               <w:ind w:left="120"/>
             </w:pPr>
-            <w:hyperlink w:history="1" r:id="rIdhujypw41y-s7sz52pe_ef">
+            <w:hyperlink w:history="1" r:id="rIdg463xdqhxheoqsogfpjmd">
               <w:r>
                 <w:rPr>
                   <w:rFonts w:ascii="Arial" w:cs="Arial" w:eastAsia="Arial" w:hAnsi="Arial"/>
@@ -17337,7 +17337,7 @@
             <w:pPr>
               <w:spacing w:after="20" w:before="0"/>
             </w:pPr>
-            <w:hyperlink w:history="1" r:id="rIdolotyjtvv7tz35_nh03i9">
+            <w:hyperlink w:history="1" r:id="rId14wkzxdveuf0lqza81r7i">
               <w:r>
                 <w:rPr>
                   <w:rFonts w:ascii="Arial" w:cs="Arial" w:eastAsia="Arial" w:hAnsi="Arial"/>
@@ -17370,7 +17370,7 @@
               <w:spacing w:after="10" w:before="0"/>
               <w:ind w:left="120"/>
             </w:pPr>
-            <w:hyperlink w:history="1" r:id="rIdc4ygfvnuicjq6odrihwjz">
+            <w:hyperlink w:history="1" r:id="rIdxwpbmcdfmyj8jc6cd9laf">
               <w:r>
                 <w:rPr>
                   <w:rFonts w:ascii="Arial" w:cs="Arial" w:eastAsia="Arial" w:hAnsi="Arial"/>
@@ -17415,7 +17415,7 @@
             <w:pPr>
               <w:spacing w:after="20" w:before="0"/>
             </w:pPr>
-            <w:hyperlink w:history="1" r:id="rIdgpywwu46rnruvwifm4nig">
+            <w:hyperlink w:history="1" r:id="rIdwogarnsvbiw8dmydpddxl">
               <w:r>
                 <w:rPr>
                   <w:rFonts w:ascii="Arial" w:cs="Arial" w:eastAsia="Arial" w:hAnsi="Arial"/>
@@ -17448,7 +17448,7 @@
               <w:spacing w:after="10" w:before="0"/>
               <w:ind w:left="120"/>
             </w:pPr>
-            <w:hyperlink w:history="1" r:id="rId53f4elpyo6mrkvsq_pc59">
+            <w:hyperlink w:history="1" r:id="rId1s3-srergbcmffvqnjpeo">
               <w:r>
                 <w:rPr>
                   <w:rFonts w:ascii="Arial" w:cs="Arial" w:eastAsia="Arial" w:hAnsi="Arial"/>
@@ -17643,7 +17643,7 @@
             <w:pPr>
               <w:spacing w:after="20" w:before="0"/>
             </w:pPr>
-            <w:hyperlink w:history="1" r:id="rIdvjtz8uwnjekhoeww1b70i">
+            <w:hyperlink w:history="1" r:id="rIdya0teqkelyjfdztftxhkg">
               <w:r>
                 <w:rPr>
                   <w:rFonts w:ascii="Arial" w:cs="Arial" w:eastAsia="Arial" w:hAnsi="Arial"/>
@@ -17676,7 +17676,7 @@
               <w:spacing w:after="10" w:before="0"/>
               <w:ind w:left="120"/>
             </w:pPr>
-            <w:hyperlink w:history="1" r:id="rIdl9c7frhj_5zd5nntzbvm3">
+            <w:hyperlink w:history="1" r:id="rIdc8bfz4s_ztwuuvx-mibpy">
               <w:r>
                 <w:rPr>
                   <w:rFonts w:ascii="Arial" w:cs="Arial" w:eastAsia="Arial" w:hAnsi="Arial"/>
@@ -17721,7 +17721,7 @@
             <w:pPr>
               <w:spacing w:after="20" w:before="0"/>
             </w:pPr>
-            <w:hyperlink w:history="1" r:id="rIdjxzqyi8pnwea19txbgqm5">
+            <w:hyperlink w:history="1" r:id="rIdqoo08ec1pgqhkipjsgshu">
               <w:r>
                 <w:rPr>
                   <w:rFonts w:ascii="Arial" w:cs="Arial" w:eastAsia="Arial" w:hAnsi="Arial"/>
@@ -17754,7 +17754,7 @@
               <w:spacing w:after="10" w:before="0"/>
               <w:ind w:left="120"/>
             </w:pPr>
-            <w:hyperlink w:history="1" r:id="rIdtsq58xnqp3vvycq15goca">
+            <w:hyperlink w:history="1" r:id="rIdbya17vkoezy5-5dt_dfkg">
               <w:r>
                 <w:rPr>
                   <w:rFonts w:ascii="Arial" w:cs="Arial" w:eastAsia="Arial" w:hAnsi="Arial"/>
@@ -17949,7 +17949,7 @@
             <w:pPr>
               <w:spacing w:after="20" w:before="0"/>
             </w:pPr>
-            <w:hyperlink w:history="1" r:id="rId7a4wafnwvhkqxl-doaewi">
+            <w:hyperlink w:history="1" r:id="rIdnutkjs8z4ko8t-rdtif1r">
               <w:r>
                 <w:rPr>
                   <w:rFonts w:ascii="Arial" w:cs="Arial" w:eastAsia="Arial" w:hAnsi="Arial"/>
@@ -17998,7 +17998,7 @@
               <w:spacing w:after="10" w:before="0"/>
               <w:ind w:left="120"/>
             </w:pPr>
-            <w:hyperlink w:history="1" r:id="rIdwwmko_yr6bvbkioraj38c">
+            <w:hyperlink w:history="1" r:id="rIdn9z-sjhm2cv8fynkjfa7t">
               <w:r>
                 <w:rPr>
                   <w:rFonts w:ascii="Arial" w:cs="Arial" w:eastAsia="Arial" w:hAnsi="Arial"/>
@@ -18043,7 +18043,7 @@
             <w:pPr>
               <w:spacing w:after="20" w:before="0"/>
             </w:pPr>
-            <w:hyperlink w:history="1" r:id="rId_5uua0qlf25mgu3kvu4ut">
+            <w:hyperlink w:history="1" r:id="rId0hgrei2bhyajcbw_ajuao">
               <w:r>
                 <w:rPr>
                   <w:rFonts w:ascii="Arial" w:cs="Arial" w:eastAsia="Arial" w:hAnsi="Arial"/>
@@ -18092,7 +18092,7 @@
               <w:spacing w:after="10" w:before="0"/>
               <w:ind w:left="120"/>
             </w:pPr>
-            <w:hyperlink w:history="1" r:id="rIddk1qlf8tjcxjerjyi-vjk">
+            <w:hyperlink w:history="1" r:id="rIdzfc_h9zroz429dlbakxil">
               <w:r>
                 <w:rPr>
                   <w:rFonts w:ascii="Arial" w:cs="Arial" w:eastAsia="Arial" w:hAnsi="Arial"/>
@@ -18737,7 +18737,7 @@
         </w:rPr>
         <w:t xml:space="preserve">© 2026 SeaVuria and ARES. Aligned with KICD objectives. Developed by SeaVuria; technical implementation by ARES (with AI assistance from Claude). Licensed under </w:t>
       </w:r>
-      <w:hyperlink w:history="1" r:id="rId7jl1qy4hthylho8363ord">
+      <w:hyperlink w:history="1" r:id="rIdkywk5qhxhkm8b-ixjctfi">
         <w:r>
           <w:rPr>
             <w:rFonts w:ascii="Arial" w:cs="Arial" w:eastAsia="Arial" w:hAnsi="Arial"/>
@@ -18758,7 +18758,7 @@
         </w:rPr>
         <w:t xml:space="preserve"> (</w:t>
       </w:r>
-      <w:hyperlink w:history="1" r:id="rIdvmsnhs8mzxqta5cjyfq8l">
+      <w:hyperlink w:history="1" r:id="rIdqljlx0bhv57astqnpt1ji">
         <w:r>
           <w:rPr>
             <w:rFonts w:ascii="Arial" w:cs="Arial" w:eastAsia="Arial" w:hAnsi="Arial"/>
@@ -19771,7 +19771,7 @@
             <w:pPr>
               <w:spacing w:after="20" w:before="0"/>
             </w:pPr>
-            <w:hyperlink w:history="1" r:id="rIdgr9qapx2cwihfy4ween6l">
+            <w:hyperlink w:history="1" r:id="rIdd8shcplsxonnvtmd2cf4b">
               <w:r>
                 <w:rPr>
                   <w:rFonts w:ascii="Arial" w:cs="Arial" w:eastAsia="Arial" w:hAnsi="Arial"/>
@@ -19804,7 +19804,7 @@
               <w:spacing w:after="10" w:before="0"/>
               <w:ind w:left="120"/>
             </w:pPr>
-            <w:hyperlink w:history="1" r:id="rIdu463htldmqutpi1uglgyt">
+            <w:hyperlink w:history="1" r:id="rIdk1l63nvajqp9r9vhmz8ag">
               <w:r>
                 <w:rPr>
                   <w:rFonts w:ascii="Arial" w:cs="Arial" w:eastAsia="Arial" w:hAnsi="Arial"/>
@@ -19849,7 +19849,7 @@
             <w:pPr>
               <w:spacing w:after="20" w:before="0"/>
             </w:pPr>
-            <w:hyperlink w:history="1" r:id="rIdqyr7jv3x0ugflwnheec3w">
+            <w:hyperlink w:history="1" r:id="rId9ngxjdm4vqqytcaycenco">
               <w:r>
                 <w:rPr>
                   <w:rFonts w:ascii="Arial" w:cs="Arial" w:eastAsia="Arial" w:hAnsi="Arial"/>
@@ -19882,7 +19882,7 @@
               <w:spacing w:after="10" w:before="0"/>
               <w:ind w:left="120"/>
             </w:pPr>
-            <w:hyperlink w:history="1" r:id="rIdxovbcnoyxqnyoh-jsojgb">
+            <w:hyperlink w:history="1" r:id="rId2apoyr-7pxauaeyhf5rib">
               <w:r>
                 <w:rPr>
                   <w:rFonts w:ascii="Arial" w:cs="Arial" w:eastAsia="Arial" w:hAnsi="Arial"/>
@@ -20153,7 +20153,7 @@
             <w:pPr>
               <w:spacing w:after="20" w:before="0"/>
             </w:pPr>
-            <w:hyperlink w:history="1" r:id="rIdozba_egqw0jww0sea4kc3">
+            <w:hyperlink w:history="1" r:id="rIdfwlvr-xeyyqkq1mxwm1sz">
               <w:r>
                 <w:rPr>
                   <w:rFonts w:ascii="Arial" w:cs="Arial" w:eastAsia="Arial" w:hAnsi="Arial"/>
@@ -20186,7 +20186,7 @@
               <w:spacing w:after="10" w:before="0"/>
               <w:ind w:left="120"/>
             </w:pPr>
-            <w:hyperlink w:history="1" r:id="rIdqgmnt8n5r8fquyhsym9xe">
+            <w:hyperlink w:history="1" r:id="rIdpcpfgketqrshwoyi1a_eb">
               <w:r>
                 <w:rPr>
                   <w:rFonts w:ascii="Arial" w:cs="Arial" w:eastAsia="Arial" w:hAnsi="Arial"/>
@@ -20231,7 +20231,7 @@
             <w:pPr>
               <w:spacing w:after="20" w:before="0"/>
             </w:pPr>
-            <w:hyperlink w:history="1" r:id="rIdy2ohg2igalf5bpvnjx3mm">
+            <w:hyperlink w:history="1" r:id="rIdzgzf8y_eoilelujihbgrq">
               <w:r>
                 <w:rPr>
                   <w:rFonts w:ascii="Arial" w:cs="Arial" w:eastAsia="Arial" w:hAnsi="Arial"/>
@@ -20264,7 +20264,7 @@
               <w:spacing w:after="10" w:before="0"/>
               <w:ind w:left="120"/>
             </w:pPr>
-            <w:hyperlink w:history="1" r:id="rIdkr4r9jomhq2q_87zduzfd">
+            <w:hyperlink w:history="1" r:id="rIdvzb53jpy2xsmdzqsk6gpt">
               <w:r>
                 <w:rPr>
                   <w:rFonts w:ascii="Arial" w:cs="Arial" w:eastAsia="Arial" w:hAnsi="Arial"/>
@@ -20782,7 +20782,7 @@
             <w:pPr>
               <w:spacing w:after="20" w:before="0"/>
             </w:pPr>
-            <w:hyperlink w:history="1" r:id="rIdmtesdijwb_1lgvumsucbi">
+            <w:hyperlink w:history="1" r:id="rId4arb8xoiluon0aanwmq_6">
               <w:r>
                 <w:rPr>
                   <w:rFonts w:ascii="Arial" w:cs="Arial" w:eastAsia="Arial" w:hAnsi="Arial"/>
@@ -20831,7 +20831,7 @@
               <w:spacing w:after="10" w:before="0"/>
               <w:ind w:left="120"/>
             </w:pPr>
-            <w:hyperlink w:history="1" r:id="rId1kehxytsvk5gditfmrr5z">
+            <w:hyperlink w:history="1" r:id="rIdad5f0f8xarysk268q78b6">
               <w:r>
                 <w:rPr>
                   <w:rFonts w:ascii="Arial" w:cs="Arial" w:eastAsia="Arial" w:hAnsi="Arial"/>
@@ -20876,7 +20876,7 @@
             <w:pPr>
               <w:spacing w:after="20" w:before="0"/>
             </w:pPr>
-            <w:hyperlink w:history="1" r:id="rId9vygqhjb-gfup5wrjrssd">
+            <w:hyperlink w:history="1" r:id="rId7a4frzatwjvb-rxkamtbb">
               <w:r>
                 <w:rPr>
                   <w:rFonts w:ascii="Arial" w:cs="Arial" w:eastAsia="Arial" w:hAnsi="Arial"/>
@@ -20909,7 +20909,7 @@
               <w:spacing w:after="10" w:before="0"/>
               <w:ind w:left="120"/>
             </w:pPr>
-            <w:hyperlink w:history="1" r:id="rIdwb18zjyzd8dwiarc7_y46">
+            <w:hyperlink w:history="1" r:id="rId6t7uditizehn004jlczf7">
               <w:r>
                 <w:rPr>
                   <w:rFonts w:ascii="Arial" w:cs="Arial" w:eastAsia="Arial" w:hAnsi="Arial"/>
@@ -21446,7 +21446,7 @@
             <w:pPr>
               <w:spacing w:after="20" w:before="0"/>
             </w:pPr>
-            <w:hyperlink w:history="1" r:id="rIdgpuqeiuplnlaykwugbwhp">
+            <w:hyperlink w:history="1" r:id="rIda7-1wsehkwiw6kt2z__j1">
               <w:r>
                 <w:rPr>
                   <w:rFonts w:ascii="Arial" w:cs="Arial" w:eastAsia="Arial" w:hAnsi="Arial"/>
@@ -21479,7 +21479,7 @@
               <w:spacing w:after="10" w:before="0"/>
               <w:ind w:left="120"/>
             </w:pPr>
-            <w:hyperlink w:history="1" r:id="rIdwsxip5uaaabwafgxhwiin">
+            <w:hyperlink w:history="1" r:id="rIdge_xsdu-ad_3ncvewdu_e">
               <w:r>
                 <w:rPr>
                   <w:rFonts w:ascii="Arial" w:cs="Arial" w:eastAsia="Arial" w:hAnsi="Arial"/>
@@ -21524,7 +21524,7 @@
             <w:pPr>
               <w:spacing w:after="20" w:before="0"/>
             </w:pPr>
-            <w:hyperlink w:history="1" r:id="rIdaqzb2j5qamptltnjh3ufo">
+            <w:hyperlink w:history="1" r:id="rIdz9zrbx2goohiuy8pejyyj">
               <w:r>
                 <w:rPr>
                   <w:rFonts w:ascii="Arial" w:cs="Arial" w:eastAsia="Arial" w:hAnsi="Arial"/>
@@ -21557,7 +21557,7 @@
               <w:spacing w:after="10" w:before="0"/>
               <w:ind w:left="120"/>
             </w:pPr>
-            <w:hyperlink w:history="1" r:id="rIdmiekdgugpqkgguvzrmmk_">
+            <w:hyperlink w:history="1" r:id="rIduq2qoedziy5qtbtwnpwdf">
               <w:r>
                 <w:rPr>
                   <w:rFonts w:ascii="Arial" w:cs="Arial" w:eastAsia="Arial" w:hAnsi="Arial"/>
@@ -21809,7 +21809,7 @@
             <w:pPr>
               <w:spacing w:after="20" w:before="0"/>
             </w:pPr>
-            <w:hyperlink w:history="1" r:id="rIdc1_nwi9cmecofis65hrax">
+            <w:hyperlink w:history="1" r:id="rIdomhdiqa9or0gobadkknmp">
               <w:r>
                 <w:rPr>
                   <w:rFonts w:ascii="Arial" w:cs="Arial" w:eastAsia="Arial" w:hAnsi="Arial"/>
@@ -21842,7 +21842,7 @@
               <w:spacing w:after="10" w:before="0"/>
               <w:ind w:left="120"/>
             </w:pPr>
-            <w:hyperlink w:history="1" r:id="rIdylwvbhetw0_ukdh3ckkte">
+            <w:hyperlink w:history="1" r:id="rIdhgab3iyiqreljptlue-2q">
               <w:r>
                 <w:rPr>
                   <w:rFonts w:ascii="Arial" w:cs="Arial" w:eastAsia="Arial" w:hAnsi="Arial"/>
@@ -21887,7 +21887,7 @@
             <w:pPr>
               <w:spacing w:after="20" w:before="0"/>
             </w:pPr>
-            <w:hyperlink w:history="1" r:id="rIdaeaqpo3ox7cwxj8gpqyin">
+            <w:hyperlink w:history="1" r:id="rIdxmhkygibepxpgyunxrm1d">
               <w:r>
                 <w:rPr>
                   <w:rFonts w:ascii="Arial" w:cs="Arial" w:eastAsia="Arial" w:hAnsi="Arial"/>
@@ -21920,7 +21920,7 @@
               <w:spacing w:after="10" w:before="0"/>
               <w:ind w:left="120"/>
             </w:pPr>
-            <w:hyperlink w:history="1" r:id="rIdwjfmqocwqvybwcg1yvmy5">
+            <w:hyperlink w:history="1" r:id="rId3jvdviwbbyc_yfzy1zsqd">
               <w:r>
                 <w:rPr>
                   <w:rFonts w:ascii="Arial" w:cs="Arial" w:eastAsia="Arial" w:hAnsi="Arial"/>
@@ -22546,7 +22546,7 @@
         </w:rPr>
         <w:t xml:space="preserve">© 2026 SeaVuria and ARES. Aligned with KICD objectives. Developed by SeaVuria; technical implementation by ARES (with AI assistance from Claude). Licensed under </w:t>
       </w:r>
-      <w:hyperlink w:history="1" r:id="rId1glkyfmbjez-rnmalb5q5">
+      <w:hyperlink w:history="1" r:id="rIdf2kq7njqox94m30o3pit5">
         <w:r>
           <w:rPr>
             <w:rFonts w:ascii="Arial" w:cs="Arial" w:eastAsia="Arial" w:hAnsi="Arial"/>
@@ -22567,7 +22567,7 @@
         </w:rPr>
         <w:t xml:space="preserve"> (</w:t>
       </w:r>
-      <w:hyperlink w:history="1" r:id="rIdv4fss6ulx7emukpp7m0-e">
+      <w:hyperlink w:history="1" r:id="rIdghkqdruyjrrzjt92da8la">
         <w:r>
           <w:rPr>
             <w:rFonts w:ascii="Arial" w:cs="Arial" w:eastAsia="Arial" w:hAnsi="Arial"/>
@@ -23580,7 +23580,7 @@
             <w:pPr>
               <w:spacing w:after="20" w:before="0"/>
             </w:pPr>
-            <w:hyperlink w:history="1" r:id="rIdckpq1qb15swqidd-zycd1">
+            <w:hyperlink w:history="1" r:id="rIdehdtxpn5nhorkzqzscax-">
               <w:r>
                 <w:rPr>
                   <w:rFonts w:ascii="Arial" w:cs="Arial" w:eastAsia="Arial" w:hAnsi="Arial"/>
@@ -23613,7 +23613,7 @@
               <w:spacing w:after="10" w:before="0"/>
               <w:ind w:left="120"/>
             </w:pPr>
-            <w:hyperlink w:history="1" r:id="rIdqrcerzr_-xyva2mwhz1ox">
+            <w:hyperlink w:history="1" r:id="rIduwerswijksow3wf5tpt3g">
               <w:r>
                 <w:rPr>
                   <w:rFonts w:ascii="Arial" w:cs="Arial" w:eastAsia="Arial" w:hAnsi="Arial"/>
@@ -23658,7 +23658,7 @@
             <w:pPr>
               <w:spacing w:after="20" w:before="0"/>
             </w:pPr>
-            <w:hyperlink w:history="1" r:id="rIdsdfxndljpmtiw8vtmkja-">
+            <w:hyperlink w:history="1" r:id="rIdivqubushd_3481ssthoi6">
               <w:r>
                 <w:rPr>
                   <w:rFonts w:ascii="Arial" w:cs="Arial" w:eastAsia="Arial" w:hAnsi="Arial"/>
@@ -23691,7 +23691,7 @@
               <w:spacing w:after="10" w:before="0"/>
               <w:ind w:left="120"/>
             </w:pPr>
-            <w:hyperlink w:history="1" r:id="rId5d8sc_on9afn6qxq3ylcs">
+            <w:hyperlink w:history="1" r:id="rIdaw1ql9kuvug8ptbgh0bve">
               <w:r>
                 <w:rPr>
                   <w:rFonts w:ascii="Arial" w:cs="Arial" w:eastAsia="Arial" w:hAnsi="Arial"/>
@@ -23886,7 +23886,7 @@
             <w:pPr>
               <w:spacing w:after="20" w:before="0"/>
             </w:pPr>
-            <w:hyperlink w:history="1" r:id="rIdw881kw-pwlypbbryjutbq">
+            <w:hyperlink w:history="1" r:id="rIdnsqo2xm4v8swoy9gb0ceh">
               <w:r>
                 <w:rPr>
                   <w:rFonts w:ascii="Arial" w:cs="Arial" w:eastAsia="Arial" w:hAnsi="Arial"/>
@@ -23919,7 +23919,7 @@
               <w:spacing w:after="10" w:before="0"/>
               <w:ind w:left="120"/>
             </w:pPr>
-            <w:hyperlink w:history="1" r:id="rIdxvxm6unerhiagcaabtabf">
+            <w:hyperlink w:history="1" r:id="rIdf43id1szn6qk1mtod02ny">
               <w:r>
                 <w:rPr>
                   <w:rFonts w:ascii="Arial" w:cs="Arial" w:eastAsia="Arial" w:hAnsi="Arial"/>
@@ -23964,7 +23964,7 @@
             <w:pPr>
               <w:spacing w:after="20" w:before="0"/>
             </w:pPr>
-            <w:hyperlink w:history="1" r:id="rIdsc4yqfs8jkwvtaxsegxb1">
+            <w:hyperlink w:history="1" r:id="rIdo3zlwq2ig4eugwp0op18h">
               <w:r>
                 <w:rPr>
                   <w:rFonts w:ascii="Arial" w:cs="Arial" w:eastAsia="Arial" w:hAnsi="Arial"/>
@@ -23997,7 +23997,7 @@
               <w:spacing w:after="10" w:before="0"/>
               <w:ind w:left="120"/>
             </w:pPr>
-            <w:hyperlink w:history="1" r:id="rIdji5zo2mjdfaebn9idgs8e">
+            <w:hyperlink w:history="1" r:id="rId1mqlctqfxumlvm0fwczwr">
               <w:r>
                 <w:rPr>
                   <w:rFonts w:ascii="Arial" w:cs="Arial" w:eastAsia="Arial" w:hAnsi="Arial"/>
@@ -24192,7 +24192,7 @@
             <w:pPr>
               <w:spacing w:after="20" w:before="0"/>
             </w:pPr>
-            <w:hyperlink w:history="1" r:id="rIdrz9vz7q7ni9wo8wb0ayex">
+            <w:hyperlink w:history="1" r:id="rIdudhyw-ky8nvuhyxdbyq_b">
               <w:r>
                 <w:rPr>
                   <w:rFonts w:ascii="Arial" w:cs="Arial" w:eastAsia="Arial" w:hAnsi="Arial"/>
@@ -24225,7 +24225,7 @@
               <w:spacing w:after="10" w:before="0"/>
               <w:ind w:left="120"/>
             </w:pPr>
-            <w:hyperlink w:history="1" r:id="rIdn7oyrls6gvryb8mqg04l0">
+            <w:hyperlink w:history="1" r:id="rIdhlmm_kopitogoq-qfcox2">
               <w:r>
                 <w:rPr>
                   <w:rFonts w:ascii="Arial" w:cs="Arial" w:eastAsia="Arial" w:hAnsi="Arial"/>
@@ -24270,7 +24270,7 @@
             <w:pPr>
               <w:spacing w:after="20" w:before="0"/>
             </w:pPr>
-            <w:hyperlink w:history="1" r:id="rIdkxririyxn93lykmdmfya3">
+            <w:hyperlink w:history="1" r:id="rIdjuocuhcu9puv8amaoofp5">
               <w:r>
                 <w:rPr>
                   <w:rFonts w:ascii="Arial" w:cs="Arial" w:eastAsia="Arial" w:hAnsi="Arial"/>
@@ -24319,7 +24319,7 @@
               <w:spacing w:after="10" w:before="0"/>
               <w:ind w:left="120"/>
             </w:pPr>
-            <w:hyperlink w:history="1" r:id="rIdlncfkw3b_lo8b5ots77wh">
+            <w:hyperlink w:history="1" r:id="rId9v1mehrtvda3rj6tueppa">
               <w:r>
                 <w:rPr>
                   <w:rFonts w:ascii="Arial" w:cs="Arial" w:eastAsia="Arial" w:hAnsi="Arial"/>
@@ -24514,7 +24514,7 @@
             <w:pPr>
               <w:spacing w:after="20" w:before="0"/>
             </w:pPr>
-            <w:hyperlink w:history="1" r:id="rId1g4v8kdo9roq91bt2qiby">
+            <w:hyperlink w:history="1" r:id="rIdek-conna2zvfprhihn4du">
               <w:r>
                 <w:rPr>
                   <w:rFonts w:ascii="Arial" w:cs="Arial" w:eastAsia="Arial" w:hAnsi="Arial"/>
@@ -24547,7 +24547,7 @@
               <w:spacing w:after="10" w:before="0"/>
               <w:ind w:left="120"/>
             </w:pPr>
-            <w:hyperlink w:history="1" r:id="rIdrayi23yajbp3fpbvqvp4l">
+            <w:hyperlink w:history="1" r:id="rIdenb9nf9sanu77lrzq8ywn">
               <w:r>
                 <w:rPr>
                   <w:rFonts w:ascii="Arial" w:cs="Arial" w:eastAsia="Arial" w:hAnsi="Arial"/>
@@ -24592,7 +24592,7 @@
             <w:pPr>
               <w:spacing w:after="20" w:before="0"/>
             </w:pPr>
-            <w:hyperlink w:history="1" r:id="rIdrdfjz-szxwt5wq5fbsr6q">
+            <w:hyperlink w:history="1" r:id="rIdz3mcwyxwboqsx_tgm2tar">
               <w:r>
                 <w:rPr>
                   <w:rFonts w:ascii="Arial" w:cs="Arial" w:eastAsia="Arial" w:hAnsi="Arial"/>
@@ -24641,7 +24641,7 @@
               <w:spacing w:after="10" w:before="0"/>
               <w:ind w:left="120"/>
             </w:pPr>
-            <w:hyperlink w:history="1" r:id="rIdlz1lo0zkljswnoebmxktu">
+            <w:hyperlink w:history="1" r:id="rIde1e5sxvwdqiv5ogkbtkao">
               <w:r>
                 <w:rPr>
                   <w:rFonts w:ascii="Arial" w:cs="Arial" w:eastAsia="Arial" w:hAnsi="Arial"/>
@@ -24836,7 +24836,7 @@
             <w:pPr>
               <w:spacing w:after="20" w:before="0"/>
             </w:pPr>
-            <w:hyperlink w:history="1" r:id="rIdz-d4rxeas05nlv-tlaqea">
+            <w:hyperlink w:history="1" r:id="rId4yf1jdrcmxkgb0-jgiter">
               <w:r>
                 <w:rPr>
                   <w:rFonts w:ascii="Arial" w:cs="Arial" w:eastAsia="Arial" w:hAnsi="Arial"/>
@@ -24885,7 +24885,7 @@
               <w:spacing w:after="10" w:before="0"/>
               <w:ind w:left="120"/>
             </w:pPr>
-            <w:hyperlink w:history="1" r:id="rIdth54ws-nrzuznexazzlhr">
+            <w:hyperlink w:history="1" r:id="rIdauh3sfzgcbqxzrttqymso">
               <w:r>
                 <w:rPr>
                   <w:rFonts w:ascii="Arial" w:cs="Arial" w:eastAsia="Arial" w:hAnsi="Arial"/>
@@ -24930,7 +24930,7 @@
             <w:pPr>
               <w:spacing w:after="20" w:before="0"/>
             </w:pPr>
-            <w:hyperlink w:history="1" r:id="rId_fqslco567bd9sgg40tkn">
+            <w:hyperlink w:history="1" r:id="rIdopvcp0edkmicnmccsf8b5">
               <w:r>
                 <w:rPr>
                   <w:rFonts w:ascii="Arial" w:cs="Arial" w:eastAsia="Arial" w:hAnsi="Arial"/>
@@ -24979,7 +24979,7 @@
               <w:spacing w:after="10" w:before="0"/>
               <w:ind w:left="120"/>
             </w:pPr>
-            <w:hyperlink w:history="1" r:id="rIdj7nhkk_v76upcqsaf14if">
+            <w:hyperlink w:history="1" r:id="rIdhbjzlsichdk8nn_gsl2bl">
               <w:r>
                 <w:rPr>
                   <w:rFonts w:ascii="Arial" w:cs="Arial" w:eastAsia="Arial" w:hAnsi="Arial"/>
@@ -25681,7 +25681,7 @@
         </w:rPr>
         <w:t xml:space="preserve">© 2026 SeaVuria and ARES. Aligned with KICD objectives. Developed by SeaVuria; technical implementation by ARES (with AI assistance from Claude). Licensed under </w:t>
       </w:r>
-      <w:hyperlink w:history="1" r:id="rIdd_r203l60smbdu_bjspnb">
+      <w:hyperlink w:history="1" r:id="rIdyiydfxg_t3utq04midwsh">
         <w:r>
           <w:rPr>
             <w:rFonts w:ascii="Arial" w:cs="Arial" w:eastAsia="Arial" w:hAnsi="Arial"/>
@@ -25702,7 +25702,7 @@
         </w:rPr>
         <w:t xml:space="preserve"> (</w:t>
       </w:r>
-      <w:hyperlink w:history="1" r:id="rIdgzmrptghvvfo80lizxyoh">
+      <w:hyperlink w:history="1" r:id="rIdtyaf-cp_j43wfc62o_bt9">
         <w:r>
           <w:rPr>
             <w:rFonts w:ascii="Arial" w:cs="Arial" w:eastAsia="Arial" w:hAnsi="Arial"/>

--- a/data/outputs/v2/Physics/SS3.1_Radioactivity_and_Stability_of_Isotopes/Physics_Radioactivity_and_Stability_of_Isotopes_CBE_LessonSequence.docx
+++ b/data/outputs/v2/Physics/SS3.1_Radioactivity_and_Stability_of_Isotopes/Physics_Radioactivity_and_Stability_of_Isotopes_CBE_LessonSequence.docx
@@ -2656,7 +2656,7 @@
         </w:rPr>
         <w:t xml:space="preserve">© 2026 SeaVuria and ARES. This work is licensed under a </w:t>
       </w:r>
-      <w:hyperlink w:history="1" r:id="rIdkprbyhiwnyefou4kkbisa">
+      <w:hyperlink w:history="1" r:id="rIdn9rrb-twh_epphb7j8upe">
         <w:r>
           <w:rPr>
             <w:rFonts w:ascii="Arial" w:cs="Arial" w:eastAsia="Arial" w:hAnsi="Arial"/>
@@ -2676,7 +2676,7 @@
         </w:rPr>
         <w:t xml:space="preserve"> (</w:t>
       </w:r>
-      <w:hyperlink w:history="1" r:id="rIdcrqsbacimkz9nykmzdxdo">
+      <w:hyperlink w:history="1" r:id="rId_hvimhsmbh5lptjywxjla">
         <w:r>
           <w:rPr>
             <w:rFonts w:ascii="Arial" w:cs="Arial" w:eastAsia="Arial" w:hAnsi="Arial"/>
@@ -2696,7 +2696,7 @@
         </w:rPr>
         <w:t xml:space="preserve">). To view a copy of this license, visit </w:t>
       </w:r>
-      <w:hyperlink w:history="1" r:id="rIdplhtfop41zvx91bzgaa93">
+      <w:hyperlink w:history="1" r:id="rIdk9ovjatq5daqkq9lodmrx">
         <w:r>
           <w:rPr>
             <w:rFonts w:ascii="Arial" w:cs="Arial" w:eastAsia="Arial" w:hAnsi="Arial"/>
@@ -3708,7 +3708,7 @@
             <w:pPr>
               <w:spacing w:after="20" w:before="0"/>
             </w:pPr>
-            <w:hyperlink w:history="1" r:id="rIdfiu7zvaq0n4lj5pbofrzq">
+            <w:hyperlink w:history="1" r:id="rIdsyl_ohljlv_wkqbg2ti1i">
               <w:r>
                 <w:rPr>
                   <w:rFonts w:ascii="Arial" w:cs="Arial" w:eastAsia="Arial" w:hAnsi="Arial"/>
@@ -3741,7 +3741,7 @@
               <w:spacing w:after="10" w:before="0"/>
               <w:ind w:left="120"/>
             </w:pPr>
-            <w:hyperlink w:history="1" r:id="rIdxm3kziilgtcjxvhqtbnjd">
+            <w:hyperlink w:history="1" r:id="rIdcogtoj_md9g-kma61s1ul">
               <w:r>
                 <w:rPr>
                   <w:rFonts w:ascii="Arial" w:cs="Arial" w:eastAsia="Arial" w:hAnsi="Arial"/>
@@ -3786,7 +3786,7 @@
             <w:pPr>
               <w:spacing w:after="20" w:before="0"/>
             </w:pPr>
-            <w:hyperlink w:history="1" r:id="rIdbk3-zqnb32eiksbyrc0yt">
+            <w:hyperlink w:history="1" r:id="rId5-gghkwkpeqcldfp56jpk">
               <w:r>
                 <w:rPr>
                   <w:rFonts w:ascii="Arial" w:cs="Arial" w:eastAsia="Arial" w:hAnsi="Arial"/>
@@ -3819,7 +3819,7 @@
               <w:spacing w:after="10" w:before="0"/>
               <w:ind w:left="120"/>
             </w:pPr>
-            <w:hyperlink w:history="1" r:id="rIdmshfiqwrzdbi-3jmn0muk">
+            <w:hyperlink w:history="1" r:id="rIdusukfmjvlkcpgmfckfytw">
               <w:r>
                 <w:rPr>
                   <w:rFonts w:ascii="Arial" w:cs="Arial" w:eastAsia="Arial" w:hAnsi="Arial"/>
@@ -4014,7 +4014,7 @@
             <w:pPr>
               <w:spacing w:after="20" w:before="0"/>
             </w:pPr>
-            <w:hyperlink w:history="1" r:id="rIdmpbkqss6tsnjoapu9-mco">
+            <w:hyperlink w:history="1" r:id="rIdu1mcmda7obd-mcmvhjwgz">
               <w:r>
                 <w:rPr>
                   <w:rFonts w:ascii="Arial" w:cs="Arial" w:eastAsia="Arial" w:hAnsi="Arial"/>
@@ -4047,7 +4047,7 @@
               <w:spacing w:after="10" w:before="0"/>
               <w:ind w:left="120"/>
             </w:pPr>
-            <w:hyperlink w:history="1" r:id="rIdpktz-x8zuli6toaocpu5j">
+            <w:hyperlink w:history="1" r:id="rId2zkcjztmwct-m-lhwrqwd">
               <w:r>
                 <w:rPr>
                   <w:rFonts w:ascii="Arial" w:cs="Arial" w:eastAsia="Arial" w:hAnsi="Arial"/>
@@ -4092,7 +4092,7 @@
             <w:pPr>
               <w:spacing w:after="20" w:before="0"/>
             </w:pPr>
-            <w:hyperlink w:history="1" r:id="rId9k10vqdn_n7kl-kmeh3-m">
+            <w:hyperlink w:history="1" r:id="rIdy_nmdbv1-kqyrxeghqoiv">
               <w:r>
                 <w:rPr>
                   <w:rFonts w:ascii="Arial" w:cs="Arial" w:eastAsia="Arial" w:hAnsi="Arial"/>
@@ -4125,7 +4125,7 @@
               <w:spacing w:after="10" w:before="0"/>
               <w:ind w:left="120"/>
             </w:pPr>
-            <w:hyperlink w:history="1" r:id="rIdmxf7jthkuitktis3fr2bv">
+            <w:hyperlink w:history="1" r:id="rIdikfbdny1affn6z51kzy__">
               <w:r>
                 <w:rPr>
                   <w:rFonts w:ascii="Arial" w:cs="Arial" w:eastAsia="Arial" w:hAnsi="Arial"/>
@@ -4320,7 +4320,7 @@
             <w:pPr>
               <w:spacing w:after="20" w:before="0"/>
             </w:pPr>
-            <w:hyperlink w:history="1" r:id="rIdrfztevojluc5rog0ngkpq">
+            <w:hyperlink w:history="1" r:id="rIdvbcbwdahmyllwjy4geyms">
               <w:r>
                 <w:rPr>
                   <w:rFonts w:ascii="Arial" w:cs="Arial" w:eastAsia="Arial" w:hAnsi="Arial"/>
@@ -4353,7 +4353,7 @@
               <w:spacing w:after="10" w:before="0"/>
               <w:ind w:left="120"/>
             </w:pPr>
-            <w:hyperlink w:history="1" r:id="rIdmsjyvejfn_thuxdit9max">
+            <w:hyperlink w:history="1" r:id="rIdhnflwoha4qyi6k07tgdsr">
               <w:r>
                 <w:rPr>
                   <w:rFonts w:ascii="Arial" w:cs="Arial" w:eastAsia="Arial" w:hAnsi="Arial"/>
@@ -4398,7 +4398,7 @@
             <w:pPr>
               <w:spacing w:after="20" w:before="0"/>
             </w:pPr>
-            <w:hyperlink w:history="1" r:id="rIdpgypnkgyo-xx-z_fjagcg">
+            <w:hyperlink w:history="1" r:id="rIdxfuaz52qriwuez8qmwsbq">
               <w:r>
                 <w:rPr>
                   <w:rFonts w:ascii="Arial" w:cs="Arial" w:eastAsia="Arial" w:hAnsi="Arial"/>
@@ -4431,7 +4431,7 @@
               <w:spacing w:after="10" w:before="0"/>
               <w:ind w:left="120"/>
             </w:pPr>
-            <w:hyperlink w:history="1" r:id="rIdysrlrftjsjsaqozsnbr0k">
+            <w:hyperlink w:history="1" r:id="rIdrnpxd8ssmuznvmambemcg">
               <w:r>
                 <w:rPr>
                   <w:rFonts w:ascii="Arial" w:cs="Arial" w:eastAsia="Arial" w:hAnsi="Arial"/>
@@ -4626,7 +4626,7 @@
             <w:pPr>
               <w:spacing w:after="20" w:before="0"/>
             </w:pPr>
-            <w:hyperlink w:history="1" r:id="rIdk92lw3bdjnbxz0kixlyxz">
+            <w:hyperlink w:history="1" r:id="rIdbq5hqvolghnx7dmyuaunq">
               <w:r>
                 <w:rPr>
                   <w:rFonts w:ascii="Arial" w:cs="Arial" w:eastAsia="Arial" w:hAnsi="Arial"/>
@@ -4659,7 +4659,7 @@
               <w:spacing w:after="10" w:before="0"/>
               <w:ind w:left="120"/>
             </w:pPr>
-            <w:hyperlink w:history="1" r:id="rIdtxq8hdtthbxthxmk9qu2y">
+            <w:hyperlink w:history="1" r:id="rIdy3lax8-vovbwc4hbejvi3">
               <w:r>
                 <w:rPr>
                   <w:rFonts w:ascii="Arial" w:cs="Arial" w:eastAsia="Arial" w:hAnsi="Arial"/>
@@ -4704,7 +4704,7 @@
             <w:pPr>
               <w:spacing w:after="20" w:before="0"/>
             </w:pPr>
-            <w:hyperlink w:history="1" r:id="rIdoalvm79z9lnmhvobanh61">
+            <w:hyperlink w:history="1" r:id="rIdjtk3bt7gd8d8ttrtzgkq6">
               <w:r>
                 <w:rPr>
                   <w:rFonts w:ascii="Arial" w:cs="Arial" w:eastAsia="Arial" w:hAnsi="Arial"/>
@@ -4737,7 +4737,7 @@
               <w:spacing w:after="10" w:before="0"/>
               <w:ind w:left="120"/>
             </w:pPr>
-            <w:hyperlink w:history="1" r:id="rIdnx_obj01ciprgcvx6rzq1">
+            <w:hyperlink w:history="1" r:id="rIdm1efoiro_ir6nmwv7knlo">
               <w:r>
                 <w:rPr>
                   <w:rFonts w:ascii="Arial" w:cs="Arial" w:eastAsia="Arial" w:hAnsi="Arial"/>
@@ -4932,7 +4932,7 @@
             <w:pPr>
               <w:spacing w:after="20" w:before="0"/>
             </w:pPr>
-            <w:hyperlink w:history="1" r:id="rIdoullkzpxlifeqpuijgncp">
+            <w:hyperlink w:history="1" r:id="rIdrklrnf7iktlca_qr5alh8">
               <w:r>
                 <w:rPr>
                   <w:rFonts w:ascii="Arial" w:cs="Arial" w:eastAsia="Arial" w:hAnsi="Arial"/>
@@ -4981,7 +4981,7 @@
               <w:spacing w:after="10" w:before="0"/>
               <w:ind w:left="120"/>
             </w:pPr>
-            <w:hyperlink w:history="1" r:id="rIdtqmmqfbena99fi7sij6_b">
+            <w:hyperlink w:history="1" r:id="rId_5vdi7_rruvpxmh5u203i">
               <w:r>
                 <w:rPr>
                   <w:rFonts w:ascii="Arial" w:cs="Arial" w:eastAsia="Arial" w:hAnsi="Arial"/>
@@ -5026,7 +5026,7 @@
             <w:pPr>
               <w:spacing w:after="20" w:before="0"/>
             </w:pPr>
-            <w:hyperlink w:history="1" r:id="rIdl5djul80a14gwgp038tdi">
+            <w:hyperlink w:history="1" r:id="rIdkeumaw-bhb0blouvoayyj">
               <w:r>
                 <w:rPr>
                   <w:rFonts w:ascii="Arial" w:cs="Arial" w:eastAsia="Arial" w:hAnsi="Arial"/>
@@ -5075,7 +5075,7 @@
               <w:spacing w:after="10" w:before="0"/>
               <w:ind w:left="120"/>
             </w:pPr>
-            <w:hyperlink w:history="1" r:id="rIdrlahkh5ir_kb2howts4dx">
+            <w:hyperlink w:history="1" r:id="rIdlzskjiqjmisqnlyoc0t-s">
               <w:r>
                 <w:rPr>
                   <w:rFonts w:ascii="Arial" w:cs="Arial" w:eastAsia="Arial" w:hAnsi="Arial"/>
@@ -5701,7 +5701,7 @@
         </w:rPr>
         <w:t xml:space="preserve">© 2026 SeaVuria and ARES. Aligned with KICD objectives. Developed by SeaVuria; technical implementation by ARES (with AI assistance from Claude). Licensed under </w:t>
       </w:r>
-      <w:hyperlink w:history="1" r:id="rIdbix-drlvnpxnumopokvyv">
+      <w:hyperlink w:history="1" r:id="rIdasmb4yqlswtrflpnwppa1">
         <w:r>
           <w:rPr>
             <w:rFonts w:ascii="Arial" w:cs="Arial" w:eastAsia="Arial" w:hAnsi="Arial"/>
@@ -5722,7 +5722,7 @@
         </w:rPr>
         <w:t xml:space="preserve"> (</w:t>
       </w:r>
-      <w:hyperlink w:history="1" r:id="rIdyi8bs77oyor8_6czt8u3d">
+      <w:hyperlink w:history="1" r:id="rIdz886rf80rq3d5mphh5fej">
         <w:r>
           <w:rPr>
             <w:rFonts w:ascii="Arial" w:cs="Arial" w:eastAsia="Arial" w:hAnsi="Arial"/>
@@ -6735,7 +6735,7 @@
             <w:pPr>
               <w:spacing w:after="20" w:before="0"/>
             </w:pPr>
-            <w:hyperlink w:history="1" r:id="rId_trdo4wn7dr4mt0-xf-l2">
+            <w:hyperlink w:history="1" r:id="rId9kjtty0woazenktbfr2jc">
               <w:r>
                 <w:rPr>
                   <w:rFonts w:ascii="Arial" w:cs="Arial" w:eastAsia="Arial" w:hAnsi="Arial"/>
@@ -6768,7 +6768,7 @@
               <w:spacing w:after="10" w:before="0"/>
               <w:ind w:left="120"/>
             </w:pPr>
-            <w:hyperlink w:history="1" r:id="rIdm5mxonrffjomo4-gmaypb">
+            <w:hyperlink w:history="1" r:id="rId3mi46shm_0hvremkundk8">
               <w:r>
                 <w:rPr>
                   <w:rFonts w:ascii="Arial" w:cs="Arial" w:eastAsia="Arial" w:hAnsi="Arial"/>
@@ -6813,7 +6813,7 @@
             <w:pPr>
               <w:spacing w:after="20" w:before="0"/>
             </w:pPr>
-            <w:hyperlink w:history="1" r:id="rIdbd-agp1ilwjcga1cr_ruu">
+            <w:hyperlink w:history="1" r:id="rIdoytwire6ngioxz5uae8cl">
               <w:r>
                 <w:rPr>
                   <w:rFonts w:ascii="Arial" w:cs="Arial" w:eastAsia="Arial" w:hAnsi="Arial"/>
@@ -6846,7 +6846,7 @@
               <w:spacing w:after="10" w:before="0"/>
               <w:ind w:left="120"/>
             </w:pPr>
-            <w:hyperlink w:history="1" r:id="rIdnufghus2gy4hicbgpshis">
+            <w:hyperlink w:history="1" r:id="rIdnf9lysc_8mj83jltiyhnn">
               <w:r>
                 <w:rPr>
                   <w:rFonts w:ascii="Arial" w:cs="Arial" w:eastAsia="Arial" w:hAnsi="Arial"/>
@@ -7041,7 +7041,7 @@
             <w:pPr>
               <w:spacing w:after="20" w:before="0"/>
             </w:pPr>
-            <w:hyperlink w:history="1" r:id="rId3i8qq_mqt9xjrnfk7-gtj">
+            <w:hyperlink w:history="1" r:id="rIdulwrvyeqywmtvxkmq16zv">
               <w:r>
                 <w:rPr>
                   <w:rFonts w:ascii="Arial" w:cs="Arial" w:eastAsia="Arial" w:hAnsi="Arial"/>
@@ -7074,7 +7074,7 @@
               <w:spacing w:after="10" w:before="0"/>
               <w:ind w:left="120"/>
             </w:pPr>
-            <w:hyperlink w:history="1" r:id="rIdajiflfg3uy-3_n6etcgpi">
+            <w:hyperlink w:history="1" r:id="rIdxqr05_o9por-1ttfgvrhe">
               <w:r>
                 <w:rPr>
                   <w:rFonts w:ascii="Arial" w:cs="Arial" w:eastAsia="Arial" w:hAnsi="Arial"/>
@@ -7119,7 +7119,7 @@
             <w:pPr>
               <w:spacing w:after="20" w:before="0"/>
             </w:pPr>
-            <w:hyperlink w:history="1" r:id="rIdmhqa0likv9-xe_fvqhuih">
+            <w:hyperlink w:history="1" r:id="rIdnbyunpzkpg2nzu3begzfv">
               <w:r>
                 <w:rPr>
                   <w:rFonts w:ascii="Arial" w:cs="Arial" w:eastAsia="Arial" w:hAnsi="Arial"/>
@@ -7152,7 +7152,7 @@
               <w:spacing w:after="10" w:before="0"/>
               <w:ind w:left="120"/>
             </w:pPr>
-            <w:hyperlink w:history="1" r:id="rIdcc6w1k52a4nvwogqd1fzb">
+            <w:hyperlink w:history="1" r:id="rIdqqta7onihx-jzxiskvude">
               <w:r>
                 <w:rPr>
                   <w:rFonts w:ascii="Arial" w:cs="Arial" w:eastAsia="Arial" w:hAnsi="Arial"/>
@@ -7347,7 +7347,7 @@
             <w:pPr>
               <w:spacing w:after="20" w:before="0"/>
             </w:pPr>
-            <w:hyperlink w:history="1" r:id="rIdce-ujxxoxjnrld4hxmjmy">
+            <w:hyperlink w:history="1" r:id="rId8jfcxtp6vjz0l1mk2ezld">
               <w:r>
                 <w:rPr>
                   <w:rFonts w:ascii="Arial" w:cs="Arial" w:eastAsia="Arial" w:hAnsi="Arial"/>
@@ -7380,7 +7380,7 @@
               <w:spacing w:after="10" w:before="0"/>
               <w:ind w:left="120"/>
             </w:pPr>
-            <w:hyperlink w:history="1" r:id="rIdtcjmdg2cqpqfsvevbazln">
+            <w:hyperlink w:history="1" r:id="rIdt6knn4josg1v2sweegklm">
               <w:r>
                 <w:rPr>
                   <w:rFonts w:ascii="Arial" w:cs="Arial" w:eastAsia="Arial" w:hAnsi="Arial"/>
@@ -7425,7 +7425,7 @@
             <w:pPr>
               <w:spacing w:after="20" w:before="0"/>
             </w:pPr>
-            <w:hyperlink w:history="1" r:id="rIdys2w8u67-eymvfcvcw_jx">
+            <w:hyperlink w:history="1" r:id="rIdbjrp9yumcsegmflzlyext">
               <w:r>
                 <w:rPr>
                   <w:rFonts w:ascii="Arial" w:cs="Arial" w:eastAsia="Arial" w:hAnsi="Arial"/>
@@ -7458,7 +7458,7 @@
               <w:spacing w:after="10" w:before="0"/>
               <w:ind w:left="120"/>
             </w:pPr>
-            <w:hyperlink w:history="1" r:id="rIdgnkrjmoeoleaxy7oyqtun">
+            <w:hyperlink w:history="1" r:id="rIdvqfdmk8ihisyffkweokqi">
               <w:r>
                 <w:rPr>
                   <w:rFonts w:ascii="Arial" w:cs="Arial" w:eastAsia="Arial" w:hAnsi="Arial"/>
@@ -7500,7 +7500,7 @@
                 <w:sz w:val="18"/>
                 <w:szCs w:val="18"/>
               </w:rPr>
-              <w:t xml:space="preserve">Part A — Nuclear Decay Equations (10 min): Each group receives a 'Nuclear Equation Card Set' with three worked examples of decay from uranium-238 and its daughters. Learners use the evidence table from Phase 2 to annotate each equation: 'Why does alpha decay reduce mass number by 4 and atomic number by 2?' and 'Why does beta decay increase atomic number by 1 without changing mass number?' They then attempt two unguided decay equations: (1) Radium-226 undergoes alpha decay — write the daughter nucleus. (2) Carbon-14 undergoes beta decay — write the daughter nucleus. Part B — Connecting Back to the Rock (10 min): Groups return to their N vs Z stability diagram from Lesson 1. Using the decay equations just completed, they draw colour-coded arrows directly onto the N vs Z plot: a red arrow for each alpha decay (moving the nucleus -2 on the Z axis and -2 on the N axis, net diagonal toward stability) and a blue arrow for each beta decay (moving the nucleus +1 on Z, -1 on N — horizontal shift toward the belt). Learners write one sentence beneath the diagram: 'The pitchblende rock releases alpha and beta particles because ___________.'</w:t>
+              <w:t xml:space="preserve">Part A — Nuclear Decay Equations (10 min): Each group receives a 'Nuclear Equation Card Set' with three worked examples of decay from uranium-238 and its daughters. Learners use the evidence table from Phase 2 to annotate each equation: 'Why does alpha decay reduce mass number by 4 and atomic number by 2?' and 'Why does beta decay increase atomic number by 1 without changing mass number?' They then attempt two unguided decay equations: (1) Radium-226 undergoes alpha decay — write the daughter nucleus. (2) Carbon-14 undergoes beta decay — write the daughter nucleus. Part B — Connecting Back to the Rock (10 min): Groups return to their N vs Z stability diagram from Lesson 1. Using the decay equations just completed, they draw colour-coded arrows directly onto the N vs Z plot: a red arrow for each alpha decay (moving the nucleus -2 on the Z axis and -2 on the N axis, net diagonal toward stability) and a blue arrow for each beta decay (moving the nucleus +1 on Z, -1 on N — a diagonal step down and to the right toward the belt). Learners write one sentence beneath the diagram: 'The pitchblende rock releases alpha and beta particles because ___________.'</w:t>
             </w:r>
           </w:p>
         </w:tc>
@@ -7596,7 +7596,7 @@
                 <w:sz w:val="18"/>
                 <w:szCs w:val="18"/>
               </w:rPr>
-              <w:t xml:space="preserve">Observable indicator: (1) Decay equations — check that learners correctly conserve mass number and atomic number (atomic number of Radium-226 alpha decay daughter should be 86, mass number 222 — Radon-222; Carbon-14 beta decay daughter should be Nitrogen-14). (2) Decay arrows — alpha decay arrows must point diagonally toward the belt (−2N, −2Z); beta-minus decay arrows must point horizontally right (+1Z, −1N). Any arrow pointing away from the belt indicates a fundamental misunderstanding of the direction of nuclear stability — address immediately by asking: 'What is the purpose of the decay? Is the nucleus trying to become more or less stable?'</w:t>
+              <w:t xml:space="preserve">Observable indicator: (1) Decay equations — check that learners correctly conserve mass number and atomic number (atomic number of Radium-226 alpha decay daughter should be 86, mass number 222 — Radon-222; Carbon-14 beta decay daughter should be Nitrogen-14). (2) Decay arrows — alpha decay arrows must point diagonally toward the belt (−2N, −2Z); beta-minus decay arrows must point diagonally down and to the right (+1Z, −1N). Any arrow pointing away from the belt indicates a fundamental misunderstanding of the direction of nuclear stability — address immediately by asking: 'What is the purpose of the decay? Is the nucleus trying to become more or less stable?'</w:t>
             </w:r>
           </w:p>
         </w:tc>
@@ -7653,7 +7653,7 @@
             <w:pPr>
               <w:spacing w:after="20" w:before="0"/>
             </w:pPr>
-            <w:hyperlink w:history="1" r:id="rIdmflnfhsdnossrirf9vbzt">
+            <w:hyperlink w:history="1" r:id="rIdcuhqajf9gvvocj6ive-cp">
               <w:r>
                 <w:rPr>
                   <w:rFonts w:ascii="Arial" w:cs="Arial" w:eastAsia="Arial" w:hAnsi="Arial"/>
@@ -7686,7 +7686,7 @@
               <w:spacing w:after="10" w:before="0"/>
               <w:ind w:left="120"/>
             </w:pPr>
-            <w:hyperlink w:history="1" r:id="rIdpwxs0kxfrq44r_4mk1e4w">
+            <w:hyperlink w:history="1" r:id="rIdibdgjw1chtmmgv0yjsy7t">
               <w:r>
                 <w:rPr>
                   <w:rFonts w:ascii="Arial" w:cs="Arial" w:eastAsia="Arial" w:hAnsi="Arial"/>
@@ -7731,7 +7731,7 @@
             <w:pPr>
               <w:spacing w:after="20" w:before="0"/>
             </w:pPr>
-            <w:hyperlink w:history="1" r:id="rIdd4lyc4-reugrlvie7txxn">
+            <w:hyperlink w:history="1" r:id="rIduesvd6vgrfk22jzvpwkud">
               <w:r>
                 <w:rPr>
                   <w:rFonts w:ascii="Arial" w:cs="Arial" w:eastAsia="Arial" w:hAnsi="Arial"/>
@@ -7764,7 +7764,7 @@
               <w:spacing w:after="10" w:before="0"/>
               <w:ind w:left="120"/>
             </w:pPr>
-            <w:hyperlink w:history="1" r:id="rIdynumtgdxmc2dyupthvtll">
+            <w:hyperlink w:history="1" r:id="rId2a9yx3wgmwwptv3gxvddh">
               <w:r>
                 <w:rPr>
                   <w:rFonts w:ascii="Arial" w:cs="Arial" w:eastAsia="Arial" w:hAnsi="Arial"/>
@@ -7959,7 +7959,7 @@
             <w:pPr>
               <w:spacing w:after="20" w:before="0"/>
             </w:pPr>
-            <w:hyperlink w:history="1" r:id="rIdhnbapac7atc2dm8welipc">
+            <w:hyperlink w:history="1" r:id="rIdiaungtadrhjyj4qrowkqc">
               <w:r>
                 <w:rPr>
                   <w:rFonts w:ascii="Arial" w:cs="Arial" w:eastAsia="Arial" w:hAnsi="Arial"/>
@@ -7992,7 +7992,7 @@
               <w:spacing w:after="10" w:before="0"/>
               <w:ind w:left="120"/>
             </w:pPr>
-            <w:hyperlink w:history="1" r:id="rIdopwd5jb6v5atzxzonztbj">
+            <w:hyperlink w:history="1" r:id="rIdutxdyydakbcy-d0nbgixx">
               <w:r>
                 <w:rPr>
                   <w:rFonts w:ascii="Arial" w:cs="Arial" w:eastAsia="Arial" w:hAnsi="Arial"/>
@@ -8037,7 +8037,7 @@
             <w:pPr>
               <w:spacing w:after="20" w:before="0"/>
             </w:pPr>
-            <w:hyperlink w:history="1" r:id="rId8gf0st0qyuortunxxumsk">
+            <w:hyperlink w:history="1" r:id="rIddy0mmezfq8svvwp4dyfkn">
               <w:r>
                 <w:rPr>
                   <w:rFonts w:ascii="Arial" w:cs="Arial" w:eastAsia="Arial" w:hAnsi="Arial"/>
@@ -8086,7 +8086,7 @@
               <w:spacing w:after="10" w:before="0"/>
               <w:ind w:left="120"/>
             </w:pPr>
-            <w:hyperlink w:history="1" r:id="rIdwmgw0gcralnxbw78js9p0">
+            <w:hyperlink w:history="1" r:id="rIda7wwkwerdxnjc3olbvebb">
               <w:r>
                 <w:rPr>
                   <w:rFonts w:ascii="Arial" w:cs="Arial" w:eastAsia="Arial" w:hAnsi="Arial"/>
@@ -8510,7 +8510,7 @@
                 <w:sz w:val="18"/>
                 <w:szCs w:val="18"/>
               </w:rPr>
-              <w:t xml:space="preserve">Learners learned that radioactive nuclei emit three types of radiation — alpha (α: charge +2, mass ~4 amu, low penetration, high ionisation), beta (β: charge −1, mass ~0 amu, moderate penetration, moderate ionisation), and gamma (γ: charge 0, mass 0, high penetration, low ionisation). Alpha decay reduces mass number by 4 and atomic number by 2, moving the nucleus diagonally toward the belt of stability on the N vs Z plot. Beta-minus decay increases atomic number by 1 and decreases neutron number by 1, shifting the nucleus horizontally toward the belt. Gamma decay releases energy without changing nuclear composition. These decay types explain what invisible emissions are leaving the pitchblende rock and why.</w:t>
+              <w:t xml:space="preserve">Learners learned that radioactive nuclei emit three types of radiation — alpha (α: charge +2, mass ~4 amu, low penetration, high ionisation), beta (β: charge −1, mass ~0 amu, moderate penetration, moderate ionisation), and gamma (γ: charge 0, mass 0, high penetration, low ionisation). Alpha decay reduces mass number by 4 and atomic number by 2, moving the nucleus diagonally toward the belt of stability on the N vs Z plot. Beta-minus decay increases atomic number by 1 and decreases neutron number by 1, shifting the nucleus diagonally (one step down and to the right) toward the belt. Gamma decay releases energy without changing nuclear composition. These decay types explain what invisible emissions are leaving the pitchblende rock and why.</w:t>
             </w:r>
           </w:p>
         </w:tc>
@@ -8598,7 +8598,7 @@
         </w:rPr>
         <w:t xml:space="preserve">© 2026 SeaVuria and ARES. Aligned with KICD objectives. Developed by SeaVuria; technical implementation by ARES (with AI assistance from Claude). Licensed under </w:t>
       </w:r>
-      <w:hyperlink w:history="1" r:id="rIdudocg92pytrvhpmp9vfyz">
+      <w:hyperlink w:history="1" r:id="rId5oupmqkbd3ilkv_5bakrx">
         <w:r>
           <w:rPr>
             <w:rFonts w:ascii="Arial" w:cs="Arial" w:eastAsia="Arial" w:hAnsi="Arial"/>
@@ -8619,7 +8619,7 @@
         </w:rPr>
         <w:t xml:space="preserve"> (</w:t>
       </w:r>
-      <w:hyperlink w:history="1" r:id="rIdzfs0wb3urvumv_nsc0luy">
+      <w:hyperlink w:history="1" r:id="rIdw2zl3fo69pcqihenl48qc">
         <w:r>
           <w:rPr>
             <w:rFonts w:ascii="Arial" w:cs="Arial" w:eastAsia="Arial" w:hAnsi="Arial"/>
@@ -9632,7 +9632,7 @@
             <w:pPr>
               <w:spacing w:after="20" w:before="0"/>
             </w:pPr>
-            <w:hyperlink w:history="1" r:id="rIdbz1na_ff3xaam1nqlsac6">
+            <w:hyperlink w:history="1" r:id="rId0odfra5ihvi54kphqynd7">
               <w:r>
                 <w:rPr>
                   <w:rFonts w:ascii="Arial" w:cs="Arial" w:eastAsia="Arial" w:hAnsi="Arial"/>
@@ -9681,7 +9681,7 @@
               <w:spacing w:after="10" w:before="0"/>
               <w:ind w:left="120"/>
             </w:pPr>
-            <w:hyperlink w:history="1" r:id="rId-t7fu7lj577hrylsz4gg9">
+            <w:hyperlink w:history="1" r:id="rIdy13amxpxppi_5jh4stl1g">
               <w:r>
                 <w:rPr>
                   <w:rFonts w:ascii="Arial" w:cs="Arial" w:eastAsia="Arial" w:hAnsi="Arial"/>
@@ -9726,7 +9726,7 @@
             <w:pPr>
               <w:spacing w:after="20" w:before="0"/>
             </w:pPr>
-            <w:hyperlink w:history="1" r:id="rIdqsz8rvc3yecawdiu7o2db">
+            <w:hyperlink w:history="1" r:id="rIdrgmkadokqx31x6f84bup7">
               <w:r>
                 <w:rPr>
                   <w:rFonts w:ascii="Arial" w:cs="Arial" w:eastAsia="Arial" w:hAnsi="Arial"/>
@@ -9759,7 +9759,7 @@
               <w:spacing w:after="10" w:before="0"/>
               <w:ind w:left="120"/>
             </w:pPr>
-            <w:hyperlink w:history="1" r:id="rIdekmhjbiggkgrzdd2vaufb">
+            <w:hyperlink w:history="1" r:id="rIdc6wxpdjprkaoqpkqg5z7u">
               <w:r>
                 <w:rPr>
                   <w:rFonts w:ascii="Arial" w:cs="Arial" w:eastAsia="Arial" w:hAnsi="Arial"/>
@@ -10068,7 +10068,7 @@
             <w:pPr>
               <w:spacing w:after="20" w:before="0"/>
             </w:pPr>
-            <w:hyperlink w:history="1" r:id="rId6xgertog4rvmkz7pcp9fz">
+            <w:hyperlink w:history="1" r:id="rIdlxa13yzte9ficawz8vguz">
               <w:r>
                 <w:rPr>
                   <w:rFonts w:ascii="Arial" w:cs="Arial" w:eastAsia="Arial" w:hAnsi="Arial"/>
@@ -10117,7 +10117,7 @@
               <w:spacing w:after="10" w:before="0"/>
               <w:ind w:left="120"/>
             </w:pPr>
-            <w:hyperlink w:history="1" r:id="rIdpfzea4ubddpgcmwjuoxs2">
+            <w:hyperlink w:history="1" r:id="rId_27z33rw00fgl6zlvtkvh">
               <w:r>
                 <w:rPr>
                   <w:rFonts w:ascii="Arial" w:cs="Arial" w:eastAsia="Arial" w:hAnsi="Arial"/>
@@ -10162,7 +10162,7 @@
             <w:pPr>
               <w:spacing w:after="20" w:before="0"/>
             </w:pPr>
-            <w:hyperlink w:history="1" r:id="rIdh52k7mwgru9mwbn_ftyk9">
+            <w:hyperlink w:history="1" r:id="rIdxbcdb9kqtsrjdhmtrffa3">
               <w:r>
                 <w:rPr>
                   <w:rFonts w:ascii="Arial" w:cs="Arial" w:eastAsia="Arial" w:hAnsi="Arial"/>
@@ -10195,7 +10195,7 @@
               <w:spacing w:after="10" w:before="0"/>
               <w:ind w:left="120"/>
             </w:pPr>
-            <w:hyperlink w:history="1" r:id="rIdouddhzt4mr9dyp2rhst_z">
+            <w:hyperlink w:history="1" r:id="rIdgwtyh8uwuy5mdm_dxiio9">
               <w:r>
                 <w:rPr>
                   <w:rFonts w:ascii="Arial" w:cs="Arial" w:eastAsia="Arial" w:hAnsi="Arial"/>
@@ -10694,7 +10694,7 @@
             <w:pPr>
               <w:spacing w:after="20" w:before="0"/>
             </w:pPr>
-            <w:hyperlink w:history="1" r:id="rIdbukakmvwrcf12j6vytcnl">
+            <w:hyperlink w:history="1" r:id="rId9plqha7e_ieefe3hj-6w5">
               <w:r>
                 <w:rPr>
                   <w:rFonts w:ascii="Arial" w:cs="Arial" w:eastAsia="Arial" w:hAnsi="Arial"/>
@@ -10743,7 +10743,7 @@
               <w:spacing w:after="10" w:before="0"/>
               <w:ind w:left="120"/>
             </w:pPr>
-            <w:hyperlink w:history="1" r:id="rIdvorw8rlossfbrvz3dzsqt">
+            <w:hyperlink w:history="1" r:id="rIdvtazyhecup-u2xbczjrhu">
               <w:r>
                 <w:rPr>
                   <w:rFonts w:ascii="Arial" w:cs="Arial" w:eastAsia="Arial" w:hAnsi="Arial"/>
@@ -10788,7 +10788,7 @@
             <w:pPr>
               <w:spacing w:after="20" w:before="0"/>
             </w:pPr>
-            <w:hyperlink w:history="1" r:id="rIdzht6v3mzjwd6ja26fy-sc">
+            <w:hyperlink w:history="1" r:id="rIde7bk9dx44hhkyndixxaju">
               <w:r>
                 <w:rPr>
                   <w:rFonts w:ascii="Arial" w:cs="Arial" w:eastAsia="Arial" w:hAnsi="Arial"/>
@@ -10821,7 +10821,7 @@
               <w:spacing w:after="10" w:before="0"/>
               <w:ind w:left="120"/>
             </w:pPr>
-            <w:hyperlink w:history="1" r:id="rIddfhy08kr8bol66-j2uptx">
+            <w:hyperlink w:history="1" r:id="rIdenqo-zpssrvj6ohjoaoyu">
               <w:r>
                 <w:rPr>
                   <w:rFonts w:ascii="Arial" w:cs="Arial" w:eastAsia="Arial" w:hAnsi="Arial"/>
@@ -11187,7 +11187,7 @@
             <w:pPr>
               <w:spacing w:after="20" w:before="0"/>
             </w:pPr>
-            <w:hyperlink w:history="1" r:id="rIdvxiiwfw_zjxjf0muubtr4">
+            <w:hyperlink w:history="1" r:id="rIdgjbhe3kch_lfwahldjlos">
               <w:r>
                 <w:rPr>
                   <w:rFonts w:ascii="Arial" w:cs="Arial" w:eastAsia="Arial" w:hAnsi="Arial"/>
@@ -11236,7 +11236,7 @@
               <w:spacing w:after="10" w:before="0"/>
               <w:ind w:left="120"/>
             </w:pPr>
-            <w:hyperlink w:history="1" r:id="rIdrbgdaqwhblgr2__kzz4gq">
+            <w:hyperlink w:history="1" r:id="rIdgmj7xozrnvdhbh4kqqea6">
               <w:r>
                 <w:rPr>
                   <w:rFonts w:ascii="Arial" w:cs="Arial" w:eastAsia="Arial" w:hAnsi="Arial"/>
@@ -11281,7 +11281,7 @@
             <w:pPr>
               <w:spacing w:after="20" w:before="0"/>
             </w:pPr>
-            <w:hyperlink w:history="1" r:id="rIdib5k1ytzeh4m16d4otetf">
+            <w:hyperlink w:history="1" r:id="rIdhorys-4plwc8xfzqjwka5">
               <w:r>
                 <w:rPr>
                   <w:rFonts w:ascii="Arial" w:cs="Arial" w:eastAsia="Arial" w:hAnsi="Arial"/>
@@ -11314,7 +11314,7 @@
               <w:spacing w:after="10" w:before="0"/>
               <w:ind w:left="120"/>
             </w:pPr>
-            <w:hyperlink w:history="1" r:id="rIdk5z-inhpb5ja3w-7keh7i">
+            <w:hyperlink w:history="1" r:id="rId9swji7ptz1n2eueaqybez">
               <w:r>
                 <w:rPr>
                   <w:rFonts w:ascii="Arial" w:cs="Arial" w:eastAsia="Arial" w:hAnsi="Arial"/>
@@ -11680,7 +11680,7 @@
             <w:pPr>
               <w:spacing w:after="20" w:before="0"/>
             </w:pPr>
-            <w:hyperlink w:history="1" r:id="rId6dethfdpxwcnsmsmmqmy-">
+            <w:hyperlink w:history="1" r:id="rIdxhczkadnyoztovfnxaazj">
               <w:r>
                 <w:rPr>
                   <w:rFonts w:ascii="Arial" w:cs="Arial" w:eastAsia="Arial" w:hAnsi="Arial"/>
@@ -11729,7 +11729,7 @@
               <w:spacing w:after="10" w:before="0"/>
               <w:ind w:left="120"/>
             </w:pPr>
-            <w:hyperlink w:history="1" r:id="rIdpvgq2d6bdhkhqmno1qnkv">
+            <w:hyperlink w:history="1" r:id="rIdni3x0gu6nyeqitodqzv4z">
               <w:r>
                 <w:rPr>
                   <w:rFonts w:ascii="Arial" w:cs="Arial" w:eastAsia="Arial" w:hAnsi="Arial"/>
@@ -11774,7 +11774,7 @@
             <w:pPr>
               <w:spacing w:after="20" w:before="0"/>
             </w:pPr>
-            <w:hyperlink w:history="1" r:id="rIdiwaxrbwvtiiatsf9eiieo">
+            <w:hyperlink w:history="1" r:id="rIdhvmts82vjzjav6cdp7o7w">
               <w:r>
                 <w:rPr>
                   <w:rFonts w:ascii="Arial" w:cs="Arial" w:eastAsia="Arial" w:hAnsi="Arial"/>
@@ -11807,7 +11807,7 @@
               <w:spacing w:after="10" w:before="0"/>
               <w:ind w:left="120"/>
             </w:pPr>
-            <w:hyperlink w:history="1" r:id="rId9wkd2sd-nxmwnccufodwp">
+            <w:hyperlink w:history="1" r:id="rId_qd9hoksii-nqepspibhv">
               <w:r>
                 <w:rPr>
                   <w:rFonts w:ascii="Arial" w:cs="Arial" w:eastAsia="Arial" w:hAnsi="Arial"/>
@@ -12794,7 +12794,7 @@
         </w:rPr>
         <w:t xml:space="preserve">© 2026 SeaVuria and ARES. Aligned with KICD objectives. Developed by SeaVuria; technical implementation by ARES (with AI assistance from Claude). Licensed under </w:t>
       </w:r>
-      <w:hyperlink w:history="1" r:id="rIdf24vcfv2ybgeddgm8synb">
+      <w:hyperlink w:history="1" r:id="rIdp0wjmdf0krzsxlf3ox_fq">
         <w:r>
           <w:rPr>
             <w:rFonts w:ascii="Arial" w:cs="Arial" w:eastAsia="Arial" w:hAnsi="Arial"/>
@@ -12815,7 +12815,7 @@
         </w:rPr>
         <w:t xml:space="preserve"> (</w:t>
       </w:r>
-      <w:hyperlink w:history="1" r:id="rIdwdfjiui8abokt6pn2h0gc">
+      <w:hyperlink w:history="1" r:id="rIduw2zcaqf2_nmtvk13lqvw">
         <w:r>
           <w:rPr>
             <w:rFonts w:ascii="Arial" w:cs="Arial" w:eastAsia="Arial" w:hAnsi="Arial"/>
@@ -13828,7 +13828,7 @@
             <w:pPr>
               <w:spacing w:after="20" w:before="0"/>
             </w:pPr>
-            <w:hyperlink w:history="1" r:id="rIduipwkcav1gqrcvjmgolxh">
+            <w:hyperlink w:history="1" r:id="rIdod_lrwwkv1odk-2g5ijed">
               <w:r>
                 <w:rPr>
                   <w:rFonts w:ascii="Arial" w:cs="Arial" w:eastAsia="Arial" w:hAnsi="Arial"/>
@@ -13861,7 +13861,7 @@
               <w:spacing w:after="10" w:before="0"/>
               <w:ind w:left="120"/>
             </w:pPr>
-            <w:hyperlink w:history="1" r:id="rIdwoprvxkyrob4zkdlv9ld3">
+            <w:hyperlink w:history="1" r:id="rIdbegyqgm4v_r1ww0jxd8lu">
               <w:r>
                 <w:rPr>
                   <w:rFonts w:ascii="Arial" w:cs="Arial" w:eastAsia="Arial" w:hAnsi="Arial"/>
@@ -13906,7 +13906,7 @@
             <w:pPr>
               <w:spacing w:after="20" w:before="0"/>
             </w:pPr>
-            <w:hyperlink w:history="1" r:id="rIdl6p2fji6ycwbxr8aw9aza">
+            <w:hyperlink w:history="1" r:id="rIdmmjg43hdb-2mipv10llof">
               <w:r>
                 <w:rPr>
                   <w:rFonts w:ascii="Arial" w:cs="Arial" w:eastAsia="Arial" w:hAnsi="Arial"/>
@@ -13939,7 +13939,7 @@
               <w:spacing w:after="10" w:before="0"/>
               <w:ind w:left="120"/>
             </w:pPr>
-            <w:hyperlink w:history="1" r:id="rIdk1zb0kn6yirzvwwsi1ejj">
+            <w:hyperlink w:history="1" r:id="rIdl0qxogkbqpjxnj86dv3iq">
               <w:r>
                 <w:rPr>
                   <w:rFonts w:ascii="Arial" w:cs="Arial" w:eastAsia="Arial" w:hAnsi="Arial"/>
@@ -14134,7 +14134,7 @@
             <w:pPr>
               <w:spacing w:after="20" w:before="0"/>
             </w:pPr>
-            <w:hyperlink w:history="1" r:id="rIdlgmbg4otzfzndwgqhkjc3">
+            <w:hyperlink w:history="1" r:id="rIdjepc-hpnniyhuhilhj9bu">
               <w:r>
                 <w:rPr>
                   <w:rFonts w:ascii="Arial" w:cs="Arial" w:eastAsia="Arial" w:hAnsi="Arial"/>
@@ -14167,7 +14167,7 @@
               <w:spacing w:after="10" w:before="0"/>
               <w:ind w:left="120"/>
             </w:pPr>
-            <w:hyperlink w:history="1" r:id="rIdwlzpgkkseqs-1hei42w3a">
+            <w:hyperlink w:history="1" r:id="rIdcy0dzezsrpbiuwzo7-o9w">
               <w:r>
                 <w:rPr>
                   <w:rFonts w:ascii="Arial" w:cs="Arial" w:eastAsia="Arial" w:hAnsi="Arial"/>
@@ -14212,7 +14212,7 @@
             <w:pPr>
               <w:spacing w:after="20" w:before="0"/>
             </w:pPr>
-            <w:hyperlink w:history="1" r:id="rIdlwqkpamsyhfakprsm_0ko">
+            <w:hyperlink w:history="1" r:id="rIdhsugrzpgswkjvtj5d7b0t">
               <w:r>
                 <w:rPr>
                   <w:rFonts w:ascii="Arial" w:cs="Arial" w:eastAsia="Arial" w:hAnsi="Arial"/>
@@ -14245,7 +14245,7 @@
               <w:spacing w:after="10" w:before="0"/>
               <w:ind w:left="120"/>
             </w:pPr>
-            <w:hyperlink w:history="1" r:id="rIdckbv1qvlk2lnrbsb14bhs">
+            <w:hyperlink w:history="1" r:id="rIdneithyrksz4mwoog9lrbm">
               <w:r>
                 <w:rPr>
                   <w:rFonts w:ascii="Arial" w:cs="Arial" w:eastAsia="Arial" w:hAnsi="Arial"/>
@@ -14440,7 +14440,7 @@
             <w:pPr>
               <w:spacing w:after="20" w:before="0"/>
             </w:pPr>
-            <w:hyperlink w:history="1" r:id="rIduxtcahrvv7twzwfzijjgt">
+            <w:hyperlink w:history="1" r:id="rIdaym0scas6zrhf_jz4wwfk">
               <w:r>
                 <w:rPr>
                   <w:rFonts w:ascii="Arial" w:cs="Arial" w:eastAsia="Arial" w:hAnsi="Arial"/>
@@ -14473,7 +14473,7 @@
               <w:spacing w:after="10" w:before="0"/>
               <w:ind w:left="120"/>
             </w:pPr>
-            <w:hyperlink w:history="1" r:id="rIdndw0q66wsvsz-geoiq2ga">
+            <w:hyperlink w:history="1" r:id="rIdm4inzicw4yyoa8kirzsta">
               <w:r>
                 <w:rPr>
                   <w:rFonts w:ascii="Arial" w:cs="Arial" w:eastAsia="Arial" w:hAnsi="Arial"/>
@@ -14518,7 +14518,7 @@
             <w:pPr>
               <w:spacing w:after="20" w:before="0"/>
             </w:pPr>
-            <w:hyperlink w:history="1" r:id="rIdueiagz80vwwkonlffivy3">
+            <w:hyperlink w:history="1" r:id="rId2vofbeu5gstphklxnzpni">
               <w:r>
                 <w:rPr>
                   <w:rFonts w:ascii="Arial" w:cs="Arial" w:eastAsia="Arial" w:hAnsi="Arial"/>
@@ -14551,7 +14551,7 @@
               <w:spacing w:after="10" w:before="0"/>
               <w:ind w:left="120"/>
             </w:pPr>
-            <w:hyperlink w:history="1" r:id="rId75bfw8jz1edcuxhtf4tfd">
+            <w:hyperlink w:history="1" r:id="rId42qsd9v5maauulljnelds">
               <w:r>
                 <w:rPr>
                   <w:rFonts w:ascii="Arial" w:cs="Arial" w:eastAsia="Arial" w:hAnsi="Arial"/>
@@ -14746,7 +14746,7 @@
             <w:pPr>
               <w:spacing w:after="20" w:before="0"/>
             </w:pPr>
-            <w:hyperlink w:history="1" r:id="rIdlctnnzpsjatk3wezp0avt">
+            <w:hyperlink w:history="1" r:id="rIdoqfjgtyysud__5o_lehiw">
               <w:r>
                 <w:rPr>
                   <w:rFonts w:ascii="Arial" w:cs="Arial" w:eastAsia="Arial" w:hAnsi="Arial"/>
@@ -14779,7 +14779,7 @@
               <w:spacing w:after="10" w:before="0"/>
               <w:ind w:left="120"/>
             </w:pPr>
-            <w:hyperlink w:history="1" r:id="rIdi3i5unfg76ram27oinvdc">
+            <w:hyperlink w:history="1" r:id="rIdskubs-afh8wubfbetua8a">
               <w:r>
                 <w:rPr>
                   <w:rFonts w:ascii="Arial" w:cs="Arial" w:eastAsia="Arial" w:hAnsi="Arial"/>
@@ -14824,7 +14824,7 @@
             <w:pPr>
               <w:spacing w:after="20" w:before="0"/>
             </w:pPr>
-            <w:hyperlink w:history="1" r:id="rIdkyvh1k_gpqaln5jquxwpl">
+            <w:hyperlink w:history="1" r:id="rIdbkujtexuod1rmbz9f2ah3">
               <w:r>
                 <w:rPr>
                   <w:rFonts w:ascii="Arial" w:cs="Arial" w:eastAsia="Arial" w:hAnsi="Arial"/>
@@ -14857,7 +14857,7 @@
               <w:spacing w:after="10" w:before="0"/>
               <w:ind w:left="120"/>
             </w:pPr>
-            <w:hyperlink w:history="1" r:id="rIdhimu4sxzzhmnvtrif1hen">
+            <w:hyperlink w:history="1" r:id="rIdxi9pkr_gsoru2xxwwnd0t">
               <w:r>
                 <w:rPr>
                   <w:rFonts w:ascii="Arial" w:cs="Arial" w:eastAsia="Arial" w:hAnsi="Arial"/>
@@ -15052,7 +15052,7 @@
             <w:pPr>
               <w:spacing w:after="20" w:before="0"/>
             </w:pPr>
-            <w:hyperlink w:history="1" r:id="rIdszev14zif8p3c2m4z11ec">
+            <w:hyperlink w:history="1" r:id="rIdzt9mvukbx0bkmv2nzrchg">
               <w:r>
                 <w:rPr>
                   <w:rFonts w:ascii="Arial" w:cs="Arial" w:eastAsia="Arial" w:hAnsi="Arial"/>
@@ -15101,7 +15101,7 @@
               <w:spacing w:after="10" w:before="0"/>
               <w:ind w:left="120"/>
             </w:pPr>
-            <w:hyperlink w:history="1" r:id="rIdadnf_nwo26lcyduh_lflo">
+            <w:hyperlink w:history="1" r:id="rIdubtelbmpmuvry8hcw7uqj">
               <w:r>
                 <w:rPr>
                   <w:rFonts w:ascii="Arial" w:cs="Arial" w:eastAsia="Arial" w:hAnsi="Arial"/>
@@ -15146,7 +15146,7 @@
             <w:pPr>
               <w:spacing w:after="20" w:before="0"/>
             </w:pPr>
-            <w:hyperlink w:history="1" r:id="rId9vobddaartc86vvjonfgi">
+            <w:hyperlink w:history="1" r:id="rId9b9h63bqdcawk10-zws_i">
               <w:r>
                 <w:rPr>
                   <w:rFonts w:ascii="Arial" w:cs="Arial" w:eastAsia="Arial" w:hAnsi="Arial"/>
@@ -15179,7 +15179,7 @@
               <w:spacing w:after="10" w:before="0"/>
               <w:ind w:left="120"/>
             </w:pPr>
-            <w:hyperlink w:history="1" r:id="rIdhauxlgxlmnkk08r4utlpl">
+            <w:hyperlink w:history="1" r:id="rId0ct0qng-9adc1n4f7fdha">
               <w:r>
                 <w:rPr>
                   <w:rFonts w:ascii="Arial" w:cs="Arial" w:eastAsia="Arial" w:hAnsi="Arial"/>
@@ -15691,7 +15691,7 @@
         </w:rPr>
         <w:t xml:space="preserve">© 2026 SeaVuria and ARES. Aligned with KICD objectives. Developed by SeaVuria; technical implementation by ARES (with AI assistance from Claude). Licensed under </w:t>
       </w:r>
-      <w:hyperlink w:history="1" r:id="rIdd5lvtvpbbvc86ii-9yipz">
+      <w:hyperlink w:history="1" r:id="rIdejqghjvnfvfv7d1xt8dnb">
         <w:r>
           <w:rPr>
             <w:rFonts w:ascii="Arial" w:cs="Arial" w:eastAsia="Arial" w:hAnsi="Arial"/>
@@ -15712,7 +15712,7 @@
         </w:rPr>
         <w:t xml:space="preserve"> (</w:t>
       </w:r>
-      <w:hyperlink w:history="1" r:id="rIdzf8yqyqjrvfsube57ei7q">
+      <w:hyperlink w:history="1" r:id="rId0cwpojz_iebps6he1zj-9">
         <w:r>
           <w:rPr>
             <w:rFonts w:ascii="Arial" w:cs="Arial" w:eastAsia="Arial" w:hAnsi="Arial"/>
@@ -16725,7 +16725,7 @@
             <w:pPr>
               <w:spacing w:after="20" w:before="0"/>
             </w:pPr>
-            <w:hyperlink w:history="1" r:id="rIdirj5xkxbpyg1do7-v8e14">
+            <w:hyperlink w:history="1" r:id="rIdxrsbrebakalibwuvcgsip">
               <w:r>
                 <w:rPr>
                   <w:rFonts w:ascii="Arial" w:cs="Arial" w:eastAsia="Arial" w:hAnsi="Arial"/>
@@ -16758,7 +16758,7 @@
               <w:spacing w:after="10" w:before="0"/>
               <w:ind w:left="120"/>
             </w:pPr>
-            <w:hyperlink w:history="1" r:id="rIdb2bsdppxyhot6jdw8wv3p">
+            <w:hyperlink w:history="1" r:id="rIdwl-eenr5as_dbqen-ukkh">
               <w:r>
                 <w:rPr>
                   <w:rFonts w:ascii="Arial" w:cs="Arial" w:eastAsia="Arial" w:hAnsi="Arial"/>
@@ -16803,7 +16803,7 @@
             <w:pPr>
               <w:spacing w:after="20" w:before="0"/>
             </w:pPr>
-            <w:hyperlink w:history="1" r:id="rIduw1xmggn7hste6zzpltuu">
+            <w:hyperlink w:history="1" r:id="rId7g9pt-jvgfe22oczdkbz0">
               <w:r>
                 <w:rPr>
                   <w:rFonts w:ascii="Arial" w:cs="Arial" w:eastAsia="Arial" w:hAnsi="Arial"/>
@@ -16836,7 +16836,7 @@
               <w:spacing w:after="10" w:before="0"/>
               <w:ind w:left="120"/>
             </w:pPr>
-            <w:hyperlink w:history="1" r:id="rIdfoq3ix1j7hd9yexxtq5ig">
+            <w:hyperlink w:history="1" r:id="rIdqwdhkebvv3pq1fldeaozm">
               <w:r>
                 <w:rPr>
                   <w:rFonts w:ascii="Arial" w:cs="Arial" w:eastAsia="Arial" w:hAnsi="Arial"/>
@@ -17031,7 +17031,7 @@
             <w:pPr>
               <w:spacing w:after="20" w:before="0"/>
             </w:pPr>
-            <w:hyperlink w:history="1" r:id="rIdwrqwwq3pjlswcvaxbtaaw">
+            <w:hyperlink w:history="1" r:id="rIdnz21m5_fqx3cc6n51abus">
               <w:r>
                 <w:rPr>
                   <w:rFonts w:ascii="Arial" w:cs="Arial" w:eastAsia="Arial" w:hAnsi="Arial"/>
@@ -17064,7 +17064,7 @@
               <w:spacing w:after="10" w:before="0"/>
               <w:ind w:left="120"/>
             </w:pPr>
-            <w:hyperlink w:history="1" r:id="rIdr11bhkckz3cegj2ufofqd">
+            <w:hyperlink w:history="1" r:id="rIdjqxvwal8dnx3vbozh39x2">
               <w:r>
                 <w:rPr>
                   <w:rFonts w:ascii="Arial" w:cs="Arial" w:eastAsia="Arial" w:hAnsi="Arial"/>
@@ -17109,7 +17109,7 @@
             <w:pPr>
               <w:spacing w:after="20" w:before="0"/>
             </w:pPr>
-            <w:hyperlink w:history="1" r:id="rIdofkyyti9agiz4tlq7vexo">
+            <w:hyperlink w:history="1" r:id="rIdp8dgpf27dhm6twtqvbt_j">
               <w:r>
                 <w:rPr>
                   <w:rFonts w:ascii="Arial" w:cs="Arial" w:eastAsia="Arial" w:hAnsi="Arial"/>
@@ -17142,7 +17142,7 @@
               <w:spacing w:after="10" w:before="0"/>
               <w:ind w:left="120"/>
             </w:pPr>
-            <w:hyperlink w:history="1" r:id="rIdg463xdqhxheoqsogfpjmd">
+            <w:hyperlink w:history="1" r:id="rIdpud3vjrtuywwy3qci8mxb">
               <w:r>
                 <w:rPr>
                   <w:rFonts w:ascii="Arial" w:cs="Arial" w:eastAsia="Arial" w:hAnsi="Arial"/>
@@ -17337,7 +17337,7 @@
             <w:pPr>
               <w:spacing w:after="20" w:before="0"/>
             </w:pPr>
-            <w:hyperlink w:history="1" r:id="rId14wkzxdveuf0lqza81r7i">
+            <w:hyperlink w:history="1" r:id="rIdundwafunfppa9fjo__0sk">
               <w:r>
                 <w:rPr>
                   <w:rFonts w:ascii="Arial" w:cs="Arial" w:eastAsia="Arial" w:hAnsi="Arial"/>
@@ -17370,7 +17370,7 @@
               <w:spacing w:after="10" w:before="0"/>
               <w:ind w:left="120"/>
             </w:pPr>
-            <w:hyperlink w:history="1" r:id="rIdxwpbmcdfmyj8jc6cd9laf">
+            <w:hyperlink w:history="1" r:id="rIdmvycmpoxtjcqiwexbac6o">
               <w:r>
                 <w:rPr>
                   <w:rFonts w:ascii="Arial" w:cs="Arial" w:eastAsia="Arial" w:hAnsi="Arial"/>
@@ -17415,7 +17415,7 @@
             <w:pPr>
               <w:spacing w:after="20" w:before="0"/>
             </w:pPr>
-            <w:hyperlink w:history="1" r:id="rIdwogarnsvbiw8dmydpddxl">
+            <w:hyperlink w:history="1" r:id="rIdwgrdt6yl9oamisbpkqzu-">
               <w:r>
                 <w:rPr>
                   <w:rFonts w:ascii="Arial" w:cs="Arial" w:eastAsia="Arial" w:hAnsi="Arial"/>
@@ -17448,7 +17448,7 @@
               <w:spacing w:after="10" w:before="0"/>
               <w:ind w:left="120"/>
             </w:pPr>
-            <w:hyperlink w:history="1" r:id="rId1s3-srergbcmffvqnjpeo">
+            <w:hyperlink w:history="1" r:id="rIdoyoinhumm3n2k5j5rqi7w">
               <w:r>
                 <w:rPr>
                   <w:rFonts w:ascii="Arial" w:cs="Arial" w:eastAsia="Arial" w:hAnsi="Arial"/>
@@ -17586,7 +17586,7 @@
                 <w:sz w:val="18"/>
                 <w:szCs w:val="18"/>
               </w:rPr>
-              <w:t xml:space="preserve">Observable indicators: (1) N vs Z arrows must point in the correct direction — α-decay arrow goes down-left (ΔA=−4, ΔZ=−2); β-decay arrow goes right (ΔZ=+1, ΔA=0). Incorrect arrow direction reveals a conceptual gap. (2) Written phenomenon explanations must mention: unstable nucleus, specific emitted particle (alpha or beta), conservation of nucleon and proton numbers, daughter nucleus moving toward belt of stability. Collect written explanations as an embedded assessment artifact. (3) Peer feedback quality — listen for whether learners are offering substantive scientific feedback vs generic comments.</w:t>
+              <w:t xml:space="preserve">Observable indicators: (1) N vs Z arrows must point in the correct direction — α-decay arrow goes down-left (ΔA=−4, ΔZ=−2); β-decay arrow goes diagonally down-right (ΔZ=+1, ΔN=−1, ΔA=0). Incorrect arrow direction reveals a conceptual gap. (2) Written phenomenon explanations must mention: unstable nucleus, specific emitted particle (alpha or beta), conservation of nucleon and proton numbers, daughter nucleus moving toward belt of stability. Collect written explanations as an embedded assessment artifact. (3) Peer feedback quality — listen for whether learners are offering substantive scientific feedback vs generic comments.</w:t>
             </w:r>
           </w:p>
         </w:tc>
@@ -17643,7 +17643,7 @@
             <w:pPr>
               <w:spacing w:after="20" w:before="0"/>
             </w:pPr>
-            <w:hyperlink w:history="1" r:id="rIdya0teqkelyjfdztftxhkg">
+            <w:hyperlink w:history="1" r:id="rIdbeg5h0uz_jjsz3lcrtrhk">
               <w:r>
                 <w:rPr>
                   <w:rFonts w:ascii="Arial" w:cs="Arial" w:eastAsia="Arial" w:hAnsi="Arial"/>
@@ -17676,7 +17676,7 @@
               <w:spacing w:after="10" w:before="0"/>
               <w:ind w:left="120"/>
             </w:pPr>
-            <w:hyperlink w:history="1" r:id="rIdc8bfz4s_ztwuuvx-mibpy">
+            <w:hyperlink w:history="1" r:id="rId1grzfpv3sbanwbiwi_dgg">
               <w:r>
                 <w:rPr>
                   <w:rFonts w:ascii="Arial" w:cs="Arial" w:eastAsia="Arial" w:hAnsi="Arial"/>
@@ -17721,7 +17721,7 @@
             <w:pPr>
               <w:spacing w:after="20" w:before="0"/>
             </w:pPr>
-            <w:hyperlink w:history="1" r:id="rIdqoo08ec1pgqhkipjsgshu">
+            <w:hyperlink w:history="1" r:id="rIdvsqtn6rigxdyztaitum66">
               <w:r>
                 <w:rPr>
                   <w:rFonts w:ascii="Arial" w:cs="Arial" w:eastAsia="Arial" w:hAnsi="Arial"/>
@@ -17754,7 +17754,7 @@
               <w:spacing w:after="10" w:before="0"/>
               <w:ind w:left="120"/>
             </w:pPr>
-            <w:hyperlink w:history="1" r:id="rIdbya17vkoezy5-5dt_dfkg">
+            <w:hyperlink w:history="1" r:id="rIdwmhxfsu8ey1xisg20k_hx">
               <w:r>
                 <w:rPr>
                   <w:rFonts w:ascii="Arial" w:cs="Arial" w:eastAsia="Arial" w:hAnsi="Arial"/>
@@ -17949,7 +17949,7 @@
             <w:pPr>
               <w:spacing w:after="20" w:before="0"/>
             </w:pPr>
-            <w:hyperlink w:history="1" r:id="rIdnutkjs8z4ko8t-rdtif1r">
+            <w:hyperlink w:history="1" r:id="rIdrrri7gftjdt4hxquziyon">
               <w:r>
                 <w:rPr>
                   <w:rFonts w:ascii="Arial" w:cs="Arial" w:eastAsia="Arial" w:hAnsi="Arial"/>
@@ -17998,7 +17998,7 @@
               <w:spacing w:after="10" w:before="0"/>
               <w:ind w:left="120"/>
             </w:pPr>
-            <w:hyperlink w:history="1" r:id="rIdn9z-sjhm2cv8fynkjfa7t">
+            <w:hyperlink w:history="1" r:id="rIderyynmft-dv2dmw_vr7ww">
               <w:r>
                 <w:rPr>
                   <w:rFonts w:ascii="Arial" w:cs="Arial" w:eastAsia="Arial" w:hAnsi="Arial"/>
@@ -18043,7 +18043,7 @@
             <w:pPr>
               <w:spacing w:after="20" w:before="0"/>
             </w:pPr>
-            <w:hyperlink w:history="1" r:id="rId0hgrei2bhyajcbw_ajuao">
+            <w:hyperlink w:history="1" r:id="rIdpmval_-libkynxqmbzdzu">
               <w:r>
                 <w:rPr>
                   <w:rFonts w:ascii="Arial" w:cs="Arial" w:eastAsia="Arial" w:hAnsi="Arial"/>
@@ -18092,7 +18092,7 @@
               <w:spacing w:after="10" w:before="0"/>
               <w:ind w:left="120"/>
             </w:pPr>
-            <w:hyperlink w:history="1" r:id="rIdzfc_h9zroz429dlbakxil">
+            <w:hyperlink w:history="1" r:id="rId6wsw4dah91mh7soqus8mm">
               <w:r>
                 <w:rPr>
                   <w:rFonts w:ascii="Arial" w:cs="Arial" w:eastAsia="Arial" w:hAnsi="Arial"/>
@@ -18737,7 +18737,7 @@
         </w:rPr>
         <w:t xml:space="preserve">© 2026 SeaVuria and ARES. Aligned with KICD objectives. Developed by SeaVuria; technical implementation by ARES (with AI assistance from Claude). Licensed under </w:t>
       </w:r>
-      <w:hyperlink w:history="1" r:id="rIdkywk5qhxhkm8b-ixjctfi">
+      <w:hyperlink w:history="1" r:id="rIdckxxlt2mbyi82oxnz_rgk">
         <w:r>
           <w:rPr>
             <w:rFonts w:ascii="Arial" w:cs="Arial" w:eastAsia="Arial" w:hAnsi="Arial"/>
@@ -18758,7 +18758,7 @@
         </w:rPr>
         <w:t xml:space="preserve"> (</w:t>
       </w:r>
-      <w:hyperlink w:history="1" r:id="rIdqljlx0bhv57astqnpt1ji">
+      <w:hyperlink w:history="1" r:id="rIdv6aifvgwjq8lccg837vua">
         <w:r>
           <w:rPr>
             <w:rFonts w:ascii="Arial" w:cs="Arial" w:eastAsia="Arial" w:hAnsi="Arial"/>
@@ -19771,7 +19771,7 @@
             <w:pPr>
               <w:spacing w:after="20" w:before="0"/>
             </w:pPr>
-            <w:hyperlink w:history="1" r:id="rIdd8shcplsxonnvtmd2cf4b">
+            <w:hyperlink w:history="1" r:id="rIdtaappwynwtbplh8p3gbx_">
               <w:r>
                 <w:rPr>
                   <w:rFonts w:ascii="Arial" w:cs="Arial" w:eastAsia="Arial" w:hAnsi="Arial"/>
@@ -19804,7 +19804,7 @@
               <w:spacing w:after="10" w:before="0"/>
               <w:ind w:left="120"/>
             </w:pPr>
-            <w:hyperlink w:history="1" r:id="rIdk1l63nvajqp9r9vhmz8ag">
+            <w:hyperlink w:history="1" r:id="rIdl-1nxyslhnk4jkv8fg5c7">
               <w:r>
                 <w:rPr>
                   <w:rFonts w:ascii="Arial" w:cs="Arial" w:eastAsia="Arial" w:hAnsi="Arial"/>
@@ -19849,7 +19849,7 @@
             <w:pPr>
               <w:spacing w:after="20" w:before="0"/>
             </w:pPr>
-            <w:hyperlink w:history="1" r:id="rId9ngxjdm4vqqytcaycenco">
+            <w:hyperlink w:history="1" r:id="rIdr0_m_pmuuq6uq2xjzdmzr">
               <w:r>
                 <w:rPr>
                   <w:rFonts w:ascii="Arial" w:cs="Arial" w:eastAsia="Arial" w:hAnsi="Arial"/>
@@ -19882,7 +19882,7 @@
               <w:spacing w:after="10" w:before="0"/>
               <w:ind w:left="120"/>
             </w:pPr>
-            <w:hyperlink w:history="1" r:id="rId2apoyr-7pxauaeyhf5rib">
+            <w:hyperlink w:history="1" r:id="rIdiwovohpvftyjunhl8zouc">
               <w:r>
                 <w:rPr>
                   <w:rFonts w:ascii="Arial" w:cs="Arial" w:eastAsia="Arial" w:hAnsi="Arial"/>
@@ -20153,7 +20153,7 @@
             <w:pPr>
               <w:spacing w:after="20" w:before="0"/>
             </w:pPr>
-            <w:hyperlink w:history="1" r:id="rIdfwlvr-xeyyqkq1mxwm1sz">
+            <w:hyperlink w:history="1" r:id="rIdejxepf0z0lu-qhm4uovjy">
               <w:r>
                 <w:rPr>
                   <w:rFonts w:ascii="Arial" w:cs="Arial" w:eastAsia="Arial" w:hAnsi="Arial"/>
@@ -20186,7 +20186,7 @@
               <w:spacing w:after="10" w:before="0"/>
               <w:ind w:left="120"/>
             </w:pPr>
-            <w:hyperlink w:history="1" r:id="rIdpcpfgketqrshwoyi1a_eb">
+            <w:hyperlink w:history="1" r:id="rId1odjy11wkle7syiy3bwof">
               <w:r>
                 <w:rPr>
                   <w:rFonts w:ascii="Arial" w:cs="Arial" w:eastAsia="Arial" w:hAnsi="Arial"/>
@@ -20231,7 +20231,7 @@
             <w:pPr>
               <w:spacing w:after="20" w:before="0"/>
             </w:pPr>
-            <w:hyperlink w:history="1" r:id="rIdzgzf8y_eoilelujihbgrq">
+            <w:hyperlink w:history="1" r:id="rIdkbb0hxafknj3lrsmsjyjh">
               <w:r>
                 <w:rPr>
                   <w:rFonts w:ascii="Arial" w:cs="Arial" w:eastAsia="Arial" w:hAnsi="Arial"/>
@@ -20264,7 +20264,7 @@
               <w:spacing w:after="10" w:before="0"/>
               <w:ind w:left="120"/>
             </w:pPr>
-            <w:hyperlink w:history="1" r:id="rIdvzb53jpy2xsmdzqsk6gpt">
+            <w:hyperlink w:history="1" r:id="rIddibn5_4kvga8h_qh7fmbu">
               <w:r>
                 <w:rPr>
                   <w:rFonts w:ascii="Arial" w:cs="Arial" w:eastAsia="Arial" w:hAnsi="Arial"/>
@@ -20782,7 +20782,7 @@
             <w:pPr>
               <w:spacing w:after="20" w:before="0"/>
             </w:pPr>
-            <w:hyperlink w:history="1" r:id="rId4arb8xoiluon0aanwmq_6">
+            <w:hyperlink w:history="1" r:id="rIdr2p5hzlg7zuy1cjl2eqbe">
               <w:r>
                 <w:rPr>
                   <w:rFonts w:ascii="Arial" w:cs="Arial" w:eastAsia="Arial" w:hAnsi="Arial"/>
@@ -20831,7 +20831,7 @@
               <w:spacing w:after="10" w:before="0"/>
               <w:ind w:left="120"/>
             </w:pPr>
-            <w:hyperlink w:history="1" r:id="rIdad5f0f8xarysk268q78b6">
+            <w:hyperlink w:history="1" r:id="rIdaoyrkbw_r4nwzxpekna9o">
               <w:r>
                 <w:rPr>
                   <w:rFonts w:ascii="Arial" w:cs="Arial" w:eastAsia="Arial" w:hAnsi="Arial"/>
@@ -20876,7 +20876,7 @@
             <w:pPr>
               <w:spacing w:after="20" w:before="0"/>
             </w:pPr>
-            <w:hyperlink w:history="1" r:id="rId7a4frzatwjvb-rxkamtbb">
+            <w:hyperlink w:history="1" r:id="rIdau9xcquboilzswous13gl">
               <w:r>
                 <w:rPr>
                   <w:rFonts w:ascii="Arial" w:cs="Arial" w:eastAsia="Arial" w:hAnsi="Arial"/>
@@ -20909,7 +20909,7 @@
               <w:spacing w:after="10" w:before="0"/>
               <w:ind w:left="120"/>
             </w:pPr>
-            <w:hyperlink w:history="1" r:id="rId6t7uditizehn004jlczf7">
+            <w:hyperlink w:history="1" r:id="rIdaaw4anirszdw5dr8eiqan">
               <w:r>
                 <w:rPr>
                   <w:rFonts w:ascii="Arial" w:cs="Arial" w:eastAsia="Arial" w:hAnsi="Arial"/>
@@ -21446,7 +21446,7 @@
             <w:pPr>
               <w:spacing w:after="20" w:before="0"/>
             </w:pPr>
-            <w:hyperlink w:history="1" r:id="rIda7-1wsehkwiw6kt2z__j1">
+            <w:hyperlink w:history="1" r:id="rId8ou-liceye6p0yni_oy8z">
               <w:r>
                 <w:rPr>
                   <w:rFonts w:ascii="Arial" w:cs="Arial" w:eastAsia="Arial" w:hAnsi="Arial"/>
@@ -21479,7 +21479,7 @@
               <w:spacing w:after="10" w:before="0"/>
               <w:ind w:left="120"/>
             </w:pPr>
-            <w:hyperlink w:history="1" r:id="rIdge_xsdu-ad_3ncvewdu_e">
+            <w:hyperlink w:history="1" r:id="rIdgam1yzawqid5zbhpggpzc">
               <w:r>
                 <w:rPr>
                   <w:rFonts w:ascii="Arial" w:cs="Arial" w:eastAsia="Arial" w:hAnsi="Arial"/>
@@ -21524,7 +21524,7 @@
             <w:pPr>
               <w:spacing w:after="20" w:before="0"/>
             </w:pPr>
-            <w:hyperlink w:history="1" r:id="rIdz9zrbx2goohiuy8pejyyj">
+            <w:hyperlink w:history="1" r:id="rIdp8ml-h5qiahdrad05v1ii">
               <w:r>
                 <w:rPr>
                   <w:rFonts w:ascii="Arial" w:cs="Arial" w:eastAsia="Arial" w:hAnsi="Arial"/>
@@ -21557,7 +21557,7 @@
               <w:spacing w:after="10" w:before="0"/>
               <w:ind w:left="120"/>
             </w:pPr>
-            <w:hyperlink w:history="1" r:id="rIduq2qoedziy5qtbtwnpwdf">
+            <w:hyperlink w:history="1" r:id="rIdd-dhhl_9ea96tqgnhuaah">
               <w:r>
                 <w:rPr>
                   <w:rFonts w:ascii="Arial" w:cs="Arial" w:eastAsia="Arial" w:hAnsi="Arial"/>
@@ -21809,7 +21809,7 @@
             <w:pPr>
               <w:spacing w:after="20" w:before="0"/>
             </w:pPr>
-            <w:hyperlink w:history="1" r:id="rIdomhdiqa9or0gobadkknmp">
+            <w:hyperlink w:history="1" r:id="rId82eyqhmjsq4n1ucxps6yy">
               <w:r>
                 <w:rPr>
                   <w:rFonts w:ascii="Arial" w:cs="Arial" w:eastAsia="Arial" w:hAnsi="Arial"/>
@@ -21842,7 +21842,7 @@
               <w:spacing w:after="10" w:before="0"/>
               <w:ind w:left="120"/>
             </w:pPr>
-            <w:hyperlink w:history="1" r:id="rIdhgab3iyiqreljptlue-2q">
+            <w:hyperlink w:history="1" r:id="rId6-44h7n21j3zg8dt6cn0z">
               <w:r>
                 <w:rPr>
                   <w:rFonts w:ascii="Arial" w:cs="Arial" w:eastAsia="Arial" w:hAnsi="Arial"/>
@@ -21887,7 +21887,7 @@
             <w:pPr>
               <w:spacing w:after="20" w:before="0"/>
             </w:pPr>
-            <w:hyperlink w:history="1" r:id="rIdxmhkygibepxpgyunxrm1d">
+            <w:hyperlink w:history="1" r:id="rId__3qc9va0dhl-qdarp10j">
               <w:r>
                 <w:rPr>
                   <w:rFonts w:ascii="Arial" w:cs="Arial" w:eastAsia="Arial" w:hAnsi="Arial"/>
@@ -21920,7 +21920,7 @@
               <w:spacing w:after="10" w:before="0"/>
               <w:ind w:left="120"/>
             </w:pPr>
-            <w:hyperlink w:history="1" r:id="rId3jvdviwbbyc_yfzy1zsqd">
+            <w:hyperlink w:history="1" r:id="rIdg8ylqwqvva5e4std3we79">
               <w:r>
                 <w:rPr>
                   <w:rFonts w:ascii="Arial" w:cs="Arial" w:eastAsia="Arial" w:hAnsi="Arial"/>
@@ -22546,7 +22546,7 @@
         </w:rPr>
         <w:t xml:space="preserve">© 2026 SeaVuria and ARES. Aligned with KICD objectives. Developed by SeaVuria; technical implementation by ARES (with AI assistance from Claude). Licensed under </w:t>
       </w:r>
-      <w:hyperlink w:history="1" r:id="rIdf2kq7njqox94m30o3pit5">
+      <w:hyperlink w:history="1" r:id="rIdgstyz_-c9_fq24tcxc5jc">
         <w:r>
           <w:rPr>
             <w:rFonts w:ascii="Arial" w:cs="Arial" w:eastAsia="Arial" w:hAnsi="Arial"/>
@@ -22567,7 +22567,7 @@
         </w:rPr>
         <w:t xml:space="preserve"> (</w:t>
       </w:r>
-      <w:hyperlink w:history="1" r:id="rIdghkqdruyjrrzjt92da8la">
+      <w:hyperlink w:history="1" r:id="rId9kquuojwrl_ggin-65nmz">
         <w:r>
           <w:rPr>
             <w:rFonts w:ascii="Arial" w:cs="Arial" w:eastAsia="Arial" w:hAnsi="Arial"/>
@@ -23580,7 +23580,7 @@
             <w:pPr>
               <w:spacing w:after="20" w:before="0"/>
             </w:pPr>
-            <w:hyperlink w:history="1" r:id="rIdehdtxpn5nhorkzqzscax-">
+            <w:hyperlink w:history="1" r:id="rIdxx-uqcvummsetliidat8n">
               <w:r>
                 <w:rPr>
                   <w:rFonts w:ascii="Arial" w:cs="Arial" w:eastAsia="Arial" w:hAnsi="Arial"/>
@@ -23613,7 +23613,7 @@
               <w:spacing w:after="10" w:before="0"/>
               <w:ind w:left="120"/>
             </w:pPr>
-            <w:hyperlink w:history="1" r:id="rIduwerswijksow3wf5tpt3g">
+            <w:hyperlink w:history="1" r:id="rIdqtndkholdri6fki1xnd_u">
               <w:r>
                 <w:rPr>
                   <w:rFonts w:ascii="Arial" w:cs="Arial" w:eastAsia="Arial" w:hAnsi="Arial"/>
@@ -23658,7 +23658,7 @@
             <w:pPr>
               <w:spacing w:after="20" w:before="0"/>
             </w:pPr>
-            <w:hyperlink w:history="1" r:id="rIdivqubushd_3481ssthoi6">
+            <w:hyperlink w:history="1" r:id="rId5k_6kbfdvzhqtxzng01gb">
               <w:r>
                 <w:rPr>
                   <w:rFonts w:ascii="Arial" w:cs="Arial" w:eastAsia="Arial" w:hAnsi="Arial"/>
@@ -23691,7 +23691,7 @@
               <w:spacing w:after="10" w:before="0"/>
               <w:ind w:left="120"/>
             </w:pPr>
-            <w:hyperlink w:history="1" r:id="rIdaw1ql9kuvug8ptbgh0bve">
+            <w:hyperlink w:history="1" r:id="rIdofxzoeuotvg2qjdml-azd">
               <w:r>
                 <w:rPr>
                   <w:rFonts w:ascii="Arial" w:cs="Arial" w:eastAsia="Arial" w:hAnsi="Arial"/>
@@ -23886,7 +23886,7 @@
             <w:pPr>
               <w:spacing w:after="20" w:before="0"/>
             </w:pPr>
-            <w:hyperlink w:history="1" r:id="rIdnsqo2xm4v8swoy9gb0ceh">
+            <w:hyperlink w:history="1" r:id="rId7qe4qldd4_bu023cpu3rb">
               <w:r>
                 <w:rPr>
                   <w:rFonts w:ascii="Arial" w:cs="Arial" w:eastAsia="Arial" w:hAnsi="Arial"/>
@@ -23919,7 +23919,7 @@
               <w:spacing w:after="10" w:before="0"/>
               <w:ind w:left="120"/>
             </w:pPr>
-            <w:hyperlink w:history="1" r:id="rIdf43id1szn6qk1mtod02ny">
+            <w:hyperlink w:history="1" r:id="rId2s4ibckpogljkmflyp4g-">
               <w:r>
                 <w:rPr>
                   <w:rFonts w:ascii="Arial" w:cs="Arial" w:eastAsia="Arial" w:hAnsi="Arial"/>
@@ -23964,7 +23964,7 @@
             <w:pPr>
               <w:spacing w:after="20" w:before="0"/>
             </w:pPr>
-            <w:hyperlink w:history="1" r:id="rIdo3zlwq2ig4eugwp0op18h">
+            <w:hyperlink w:history="1" r:id="rIdvokbx8yrxtdklshgbim2b">
               <w:r>
                 <w:rPr>
                   <w:rFonts w:ascii="Arial" w:cs="Arial" w:eastAsia="Arial" w:hAnsi="Arial"/>
@@ -23997,7 +23997,7 @@
               <w:spacing w:after="10" w:before="0"/>
               <w:ind w:left="120"/>
             </w:pPr>
-            <w:hyperlink w:history="1" r:id="rId1mqlctqfxumlvm0fwczwr">
+            <w:hyperlink w:history="1" r:id="rIdaljclydqp1esys6phhr4t">
               <w:r>
                 <w:rPr>
                   <w:rFonts w:ascii="Arial" w:cs="Arial" w:eastAsia="Arial" w:hAnsi="Arial"/>
@@ -24192,7 +24192,7 @@
             <w:pPr>
               <w:spacing w:after="20" w:before="0"/>
             </w:pPr>
-            <w:hyperlink w:history="1" r:id="rIdudhyw-ky8nvuhyxdbyq_b">
+            <w:hyperlink w:history="1" r:id="rIdadcl6af4-uhpdlf1lgstr">
               <w:r>
                 <w:rPr>
                   <w:rFonts w:ascii="Arial" w:cs="Arial" w:eastAsia="Arial" w:hAnsi="Arial"/>
@@ -24225,7 +24225,7 @@
               <w:spacing w:after="10" w:before="0"/>
               <w:ind w:left="120"/>
             </w:pPr>
-            <w:hyperlink w:history="1" r:id="rIdhlmm_kopitogoq-qfcox2">
+            <w:hyperlink w:history="1" r:id="rIdzy5vxgx3huzgbj5f1zxas">
               <w:r>
                 <w:rPr>
                   <w:rFonts w:ascii="Arial" w:cs="Arial" w:eastAsia="Arial" w:hAnsi="Arial"/>
@@ -24270,7 +24270,7 @@
             <w:pPr>
               <w:spacing w:after="20" w:before="0"/>
             </w:pPr>
-            <w:hyperlink w:history="1" r:id="rIdjuocuhcu9puv8amaoofp5">
+            <w:hyperlink w:history="1" r:id="rIdtud5yqtecr0izuj7dd_qo">
               <w:r>
                 <w:rPr>
                   <w:rFonts w:ascii="Arial" w:cs="Arial" w:eastAsia="Arial" w:hAnsi="Arial"/>
@@ -24319,7 +24319,7 @@
               <w:spacing w:after="10" w:before="0"/>
               <w:ind w:left="120"/>
             </w:pPr>
-            <w:hyperlink w:history="1" r:id="rId9v1mehrtvda3rj6tueppa">
+            <w:hyperlink w:history="1" r:id="rIdperoptyh4jv0losrkabun">
               <w:r>
                 <w:rPr>
                   <w:rFonts w:ascii="Arial" w:cs="Arial" w:eastAsia="Arial" w:hAnsi="Arial"/>
@@ -24514,7 +24514,7 @@
             <w:pPr>
               <w:spacing w:after="20" w:before="0"/>
             </w:pPr>
-            <w:hyperlink w:history="1" r:id="rIdek-conna2zvfprhihn4du">
+            <w:hyperlink w:history="1" r:id="rIdwmh9btwkrd_hvobsgbux6">
               <w:r>
                 <w:rPr>
                   <w:rFonts w:ascii="Arial" w:cs="Arial" w:eastAsia="Arial" w:hAnsi="Arial"/>
@@ -24547,7 +24547,7 @@
               <w:spacing w:after="10" w:before="0"/>
               <w:ind w:left="120"/>
             </w:pPr>
-            <w:hyperlink w:history="1" r:id="rIdenb9nf9sanu77lrzq8ywn">
+            <w:hyperlink w:history="1" r:id="rIddom-ls4o0dz42zfjnkubs">
               <w:r>
                 <w:rPr>
                   <w:rFonts w:ascii="Arial" w:cs="Arial" w:eastAsia="Arial" w:hAnsi="Arial"/>
@@ -24592,7 +24592,7 @@
             <w:pPr>
               <w:spacing w:after="20" w:before="0"/>
             </w:pPr>
-            <w:hyperlink w:history="1" r:id="rIdz3mcwyxwboqsx_tgm2tar">
+            <w:hyperlink w:history="1" r:id="rIdoedhahioiir86q35alddp">
               <w:r>
                 <w:rPr>
                   <w:rFonts w:ascii="Arial" w:cs="Arial" w:eastAsia="Arial" w:hAnsi="Arial"/>
@@ -24641,7 +24641,7 @@
               <w:spacing w:after="10" w:before="0"/>
               <w:ind w:left="120"/>
             </w:pPr>
-            <w:hyperlink w:history="1" r:id="rIde1e5sxvwdqiv5ogkbtkao">
+            <w:hyperlink w:history="1" r:id="rId2ixcyk-z_podj4o2u-x4g">
               <w:r>
                 <w:rPr>
                   <w:rFonts w:ascii="Arial" w:cs="Arial" w:eastAsia="Arial" w:hAnsi="Arial"/>
@@ -24836,7 +24836,7 @@
             <w:pPr>
               <w:spacing w:after="20" w:before="0"/>
             </w:pPr>
-            <w:hyperlink w:history="1" r:id="rId4yf1jdrcmxkgb0-jgiter">
+            <w:hyperlink w:history="1" r:id="rIdqxbukbbzsovscathmutjx">
               <w:r>
                 <w:rPr>
                   <w:rFonts w:ascii="Arial" w:cs="Arial" w:eastAsia="Arial" w:hAnsi="Arial"/>
@@ -24885,7 +24885,7 @@
               <w:spacing w:after="10" w:before="0"/>
               <w:ind w:left="120"/>
             </w:pPr>
-            <w:hyperlink w:history="1" r:id="rIdauh3sfzgcbqxzrttqymso">
+            <w:hyperlink w:history="1" r:id="rIdaxhyzlv7tfcsz5th1uqjm">
               <w:r>
                 <w:rPr>
                   <w:rFonts w:ascii="Arial" w:cs="Arial" w:eastAsia="Arial" w:hAnsi="Arial"/>
@@ -24930,7 +24930,7 @@
             <w:pPr>
               <w:spacing w:after="20" w:before="0"/>
             </w:pPr>
-            <w:hyperlink w:history="1" r:id="rIdopvcp0edkmicnmccsf8b5">
+            <w:hyperlink w:history="1" r:id="rIdtl8rv1z5nh-wcjjuvaedb">
               <w:r>
                 <w:rPr>
                   <w:rFonts w:ascii="Arial" w:cs="Arial" w:eastAsia="Arial" w:hAnsi="Arial"/>
@@ -24979,7 +24979,7 @@
               <w:spacing w:after="10" w:before="0"/>
               <w:ind w:left="120"/>
             </w:pPr>
-            <w:hyperlink w:history="1" r:id="rIdhbjzlsichdk8nn_gsl2bl">
+            <w:hyperlink w:history="1" r:id="rIdteco8tc1ao9g0v98kmz4p">
               <w:r>
                 <w:rPr>
                   <w:rFonts w:ascii="Arial" w:cs="Arial" w:eastAsia="Arial" w:hAnsi="Arial"/>
@@ -25681,7 +25681,7 @@
         </w:rPr>
         <w:t xml:space="preserve">© 2026 SeaVuria and ARES. Aligned with KICD objectives. Developed by SeaVuria; technical implementation by ARES (with AI assistance from Claude). Licensed under </w:t>
       </w:r>
-      <w:hyperlink w:history="1" r:id="rIdyiydfxg_t3utq04midwsh">
+      <w:hyperlink w:history="1" r:id="rId8b7kimuq9znuiufcheidu">
         <w:r>
           <w:rPr>
             <w:rFonts w:ascii="Arial" w:cs="Arial" w:eastAsia="Arial" w:hAnsi="Arial"/>
@@ -25702,7 +25702,7 @@
         </w:rPr>
         <w:t xml:space="preserve"> (</w:t>
       </w:r>
-      <w:hyperlink w:history="1" r:id="rIdtyaf-cp_j43wfc62o_bt9">
+      <w:hyperlink w:history="1" r:id="rId5i8xkylnv2ph6mb7sne-t">
         <w:r>
           <w:rPr>
             <w:rFonts w:ascii="Arial" w:cs="Arial" w:eastAsia="Arial" w:hAnsi="Arial"/>

--- a/data/outputs/v2/Physics/SS3.1_Radioactivity_and_Stability_of_Isotopes/Physics_Radioactivity_and_Stability_of_Isotopes_CBE_LessonSequence.docx
+++ b/data/outputs/v2/Physics/SS3.1_Radioactivity_and_Stability_of_Isotopes/Physics_Radioactivity_and_Stability_of_Isotopes_CBE_LessonSequence.docx
@@ -2656,7 +2656,7 @@
         </w:rPr>
         <w:t xml:space="preserve">© 2026 SeaVuria and ARES. This work is licensed under a </w:t>
       </w:r>
-      <w:hyperlink w:history="1" r:id="rIdn9rrb-twh_epphb7j8upe">
+      <w:hyperlink w:history="1" r:id="rIdwjhsgb5rbdfkkre8yzxsr">
         <w:r>
           <w:rPr>
             <w:rFonts w:ascii="Arial" w:cs="Arial" w:eastAsia="Arial" w:hAnsi="Arial"/>
@@ -2676,7 +2676,7 @@
         </w:rPr>
         <w:t xml:space="preserve"> (</w:t>
       </w:r>
-      <w:hyperlink w:history="1" r:id="rId_hvimhsmbh5lptjywxjla">
+      <w:hyperlink w:history="1" r:id="rIdenvtbchavpwuccuca0v6l">
         <w:r>
           <w:rPr>
             <w:rFonts w:ascii="Arial" w:cs="Arial" w:eastAsia="Arial" w:hAnsi="Arial"/>
@@ -2696,7 +2696,7 @@
         </w:rPr>
         <w:t xml:space="preserve">). To view a copy of this license, visit </w:t>
       </w:r>
-      <w:hyperlink w:history="1" r:id="rIdk9ovjatq5daqkq9lodmrx">
+      <w:hyperlink w:history="1" r:id="rId4nbl5ptpekllo-samrlbu">
         <w:r>
           <w:rPr>
             <w:rFonts w:ascii="Arial" w:cs="Arial" w:eastAsia="Arial" w:hAnsi="Arial"/>
@@ -3708,7 +3708,7 @@
             <w:pPr>
               <w:spacing w:after="20" w:before="0"/>
             </w:pPr>
-            <w:hyperlink w:history="1" r:id="rIdsyl_ohljlv_wkqbg2ti1i">
+            <w:hyperlink w:history="1" r:id="rIdibyvbkmzssraarutcdrzu">
               <w:r>
                 <w:rPr>
                   <w:rFonts w:ascii="Arial" w:cs="Arial" w:eastAsia="Arial" w:hAnsi="Arial"/>
@@ -3741,7 +3741,7 @@
               <w:spacing w:after="10" w:before="0"/>
               <w:ind w:left="120"/>
             </w:pPr>
-            <w:hyperlink w:history="1" r:id="rIdcogtoj_md9g-kma61s1ul">
+            <w:hyperlink w:history="1" r:id="rId2zdoixqj_j5w1bghu4eju">
               <w:r>
                 <w:rPr>
                   <w:rFonts w:ascii="Arial" w:cs="Arial" w:eastAsia="Arial" w:hAnsi="Arial"/>
@@ -3786,7 +3786,7 @@
             <w:pPr>
               <w:spacing w:after="20" w:before="0"/>
             </w:pPr>
-            <w:hyperlink w:history="1" r:id="rId5-gghkwkpeqcldfp56jpk">
+            <w:hyperlink w:history="1" r:id="rIdliclcruyfzi5yfetvaiy-">
               <w:r>
                 <w:rPr>
                   <w:rFonts w:ascii="Arial" w:cs="Arial" w:eastAsia="Arial" w:hAnsi="Arial"/>
@@ -3819,7 +3819,7 @@
               <w:spacing w:after="10" w:before="0"/>
               <w:ind w:left="120"/>
             </w:pPr>
-            <w:hyperlink w:history="1" r:id="rIdusukfmjvlkcpgmfckfytw">
+            <w:hyperlink w:history="1" r:id="rIdygbhorjsvruruxpafwttj">
               <w:r>
                 <w:rPr>
                   <w:rFonts w:ascii="Arial" w:cs="Arial" w:eastAsia="Arial" w:hAnsi="Arial"/>
@@ -4014,7 +4014,7 @@
             <w:pPr>
               <w:spacing w:after="20" w:before="0"/>
             </w:pPr>
-            <w:hyperlink w:history="1" r:id="rIdu1mcmda7obd-mcmvhjwgz">
+            <w:hyperlink w:history="1" r:id="rIdnwnspyzl3dyzbu_pg__bh">
               <w:r>
                 <w:rPr>
                   <w:rFonts w:ascii="Arial" w:cs="Arial" w:eastAsia="Arial" w:hAnsi="Arial"/>
@@ -4047,7 +4047,7 @@
               <w:spacing w:after="10" w:before="0"/>
               <w:ind w:left="120"/>
             </w:pPr>
-            <w:hyperlink w:history="1" r:id="rId2zkcjztmwct-m-lhwrqwd">
+            <w:hyperlink w:history="1" r:id="rId7twm29q_z_geg1lvvjr-c">
               <w:r>
                 <w:rPr>
                   <w:rFonts w:ascii="Arial" w:cs="Arial" w:eastAsia="Arial" w:hAnsi="Arial"/>
@@ -4092,7 +4092,7 @@
             <w:pPr>
               <w:spacing w:after="20" w:before="0"/>
             </w:pPr>
-            <w:hyperlink w:history="1" r:id="rIdy_nmdbv1-kqyrxeghqoiv">
+            <w:hyperlink w:history="1" r:id="rId0z54hfohe5k1mkoxkom5o">
               <w:r>
                 <w:rPr>
                   <w:rFonts w:ascii="Arial" w:cs="Arial" w:eastAsia="Arial" w:hAnsi="Arial"/>
@@ -4125,7 +4125,7 @@
               <w:spacing w:after="10" w:before="0"/>
               <w:ind w:left="120"/>
             </w:pPr>
-            <w:hyperlink w:history="1" r:id="rIdikfbdny1affn6z51kzy__">
+            <w:hyperlink w:history="1" r:id="rIds5dlkg7x5t_2_3smfgoyi">
               <w:r>
                 <w:rPr>
                   <w:rFonts w:ascii="Arial" w:cs="Arial" w:eastAsia="Arial" w:hAnsi="Arial"/>
@@ -4320,7 +4320,7 @@
             <w:pPr>
               <w:spacing w:after="20" w:before="0"/>
             </w:pPr>
-            <w:hyperlink w:history="1" r:id="rIdvbcbwdahmyllwjy4geyms">
+            <w:hyperlink w:history="1" r:id="rIdomkrkb15pencwhrq4aduc">
               <w:r>
                 <w:rPr>
                   <w:rFonts w:ascii="Arial" w:cs="Arial" w:eastAsia="Arial" w:hAnsi="Arial"/>
@@ -4353,7 +4353,7 @@
               <w:spacing w:after="10" w:before="0"/>
               <w:ind w:left="120"/>
             </w:pPr>
-            <w:hyperlink w:history="1" r:id="rIdhnflwoha4qyi6k07tgdsr">
+            <w:hyperlink w:history="1" r:id="rIdm4cyy9u0erjfzavascqwt">
               <w:r>
                 <w:rPr>
                   <w:rFonts w:ascii="Arial" w:cs="Arial" w:eastAsia="Arial" w:hAnsi="Arial"/>
@@ -4398,7 +4398,7 @@
             <w:pPr>
               <w:spacing w:after="20" w:before="0"/>
             </w:pPr>
-            <w:hyperlink w:history="1" r:id="rIdxfuaz52qriwuez8qmwsbq">
+            <w:hyperlink w:history="1" r:id="rIdbousyy6x5gzxj4etabrzh">
               <w:r>
                 <w:rPr>
                   <w:rFonts w:ascii="Arial" w:cs="Arial" w:eastAsia="Arial" w:hAnsi="Arial"/>
@@ -4431,7 +4431,7 @@
               <w:spacing w:after="10" w:before="0"/>
               <w:ind w:left="120"/>
             </w:pPr>
-            <w:hyperlink w:history="1" r:id="rIdrnpxd8ssmuznvmambemcg">
+            <w:hyperlink w:history="1" r:id="rIdgewdgap-a0nllnwctylqq">
               <w:r>
                 <w:rPr>
                   <w:rFonts w:ascii="Arial" w:cs="Arial" w:eastAsia="Arial" w:hAnsi="Arial"/>
@@ -4626,7 +4626,7 @@
             <w:pPr>
               <w:spacing w:after="20" w:before="0"/>
             </w:pPr>
-            <w:hyperlink w:history="1" r:id="rIdbq5hqvolghnx7dmyuaunq">
+            <w:hyperlink w:history="1" r:id="rIdnlmyhuyi6lcm-upv4p56p">
               <w:r>
                 <w:rPr>
                   <w:rFonts w:ascii="Arial" w:cs="Arial" w:eastAsia="Arial" w:hAnsi="Arial"/>
@@ -4659,7 +4659,7 @@
               <w:spacing w:after="10" w:before="0"/>
               <w:ind w:left="120"/>
             </w:pPr>
-            <w:hyperlink w:history="1" r:id="rIdy3lax8-vovbwc4hbejvi3">
+            <w:hyperlink w:history="1" r:id="rIdlyr8h_ykziurehipvo6yn">
               <w:r>
                 <w:rPr>
                   <w:rFonts w:ascii="Arial" w:cs="Arial" w:eastAsia="Arial" w:hAnsi="Arial"/>
@@ -4704,7 +4704,7 @@
             <w:pPr>
               <w:spacing w:after="20" w:before="0"/>
             </w:pPr>
-            <w:hyperlink w:history="1" r:id="rIdjtk3bt7gd8d8ttrtzgkq6">
+            <w:hyperlink w:history="1" r:id="rIdd2wwryqxijj5oakfkk_sb">
               <w:r>
                 <w:rPr>
                   <w:rFonts w:ascii="Arial" w:cs="Arial" w:eastAsia="Arial" w:hAnsi="Arial"/>
@@ -4737,7 +4737,7 @@
               <w:spacing w:after="10" w:before="0"/>
               <w:ind w:left="120"/>
             </w:pPr>
-            <w:hyperlink w:history="1" r:id="rIdm1efoiro_ir6nmwv7knlo">
+            <w:hyperlink w:history="1" r:id="rIdu2luyldl2dqq334esbzjo">
               <w:r>
                 <w:rPr>
                   <w:rFonts w:ascii="Arial" w:cs="Arial" w:eastAsia="Arial" w:hAnsi="Arial"/>
@@ -4932,7 +4932,7 @@
             <w:pPr>
               <w:spacing w:after="20" w:before="0"/>
             </w:pPr>
-            <w:hyperlink w:history="1" r:id="rIdrklrnf7iktlca_qr5alh8">
+            <w:hyperlink w:history="1" r:id="rIdwa5rdsatwguicvxmeqap3">
               <w:r>
                 <w:rPr>
                   <w:rFonts w:ascii="Arial" w:cs="Arial" w:eastAsia="Arial" w:hAnsi="Arial"/>
@@ -4981,7 +4981,7 @@
               <w:spacing w:after="10" w:before="0"/>
               <w:ind w:left="120"/>
             </w:pPr>
-            <w:hyperlink w:history="1" r:id="rId_5vdi7_rruvpxmh5u203i">
+            <w:hyperlink w:history="1" r:id="rIdayllu6q_g65cifdxx32qp">
               <w:r>
                 <w:rPr>
                   <w:rFonts w:ascii="Arial" w:cs="Arial" w:eastAsia="Arial" w:hAnsi="Arial"/>
@@ -5026,7 +5026,7 @@
             <w:pPr>
               <w:spacing w:after="20" w:before="0"/>
             </w:pPr>
-            <w:hyperlink w:history="1" r:id="rIdkeumaw-bhb0blouvoayyj">
+            <w:hyperlink w:history="1" r:id="rIdlcgkcaubz7frlanyxd0ze">
               <w:r>
                 <w:rPr>
                   <w:rFonts w:ascii="Arial" w:cs="Arial" w:eastAsia="Arial" w:hAnsi="Arial"/>
@@ -5075,7 +5075,7 @@
               <w:spacing w:after="10" w:before="0"/>
               <w:ind w:left="120"/>
             </w:pPr>
-            <w:hyperlink w:history="1" r:id="rIdlzskjiqjmisqnlyoc0t-s">
+            <w:hyperlink w:history="1" r:id="rIdvyr7a5wjm9itbvgshl4lh">
               <w:r>
                 <w:rPr>
                   <w:rFonts w:ascii="Arial" w:cs="Arial" w:eastAsia="Arial" w:hAnsi="Arial"/>
@@ -5701,7 +5701,7 @@
         </w:rPr>
         <w:t xml:space="preserve">© 2026 SeaVuria and ARES. Aligned with KICD objectives. Developed by SeaVuria; technical implementation by ARES (with AI assistance from Claude). Licensed under </w:t>
       </w:r>
-      <w:hyperlink w:history="1" r:id="rIdasmb4yqlswtrflpnwppa1">
+      <w:hyperlink w:history="1" r:id="rIdsipobsf-h7khgkmxvpzq3">
         <w:r>
           <w:rPr>
             <w:rFonts w:ascii="Arial" w:cs="Arial" w:eastAsia="Arial" w:hAnsi="Arial"/>
@@ -5722,7 +5722,7 @@
         </w:rPr>
         <w:t xml:space="preserve"> (</w:t>
       </w:r>
-      <w:hyperlink w:history="1" r:id="rIdz886rf80rq3d5mphh5fej">
+      <w:hyperlink w:history="1" r:id="rIdczzwacmywlbak5qjr5vh3">
         <w:r>
           <w:rPr>
             <w:rFonts w:ascii="Arial" w:cs="Arial" w:eastAsia="Arial" w:hAnsi="Arial"/>
@@ -6735,7 +6735,7 @@
             <w:pPr>
               <w:spacing w:after="20" w:before="0"/>
             </w:pPr>
-            <w:hyperlink w:history="1" r:id="rId9kjtty0woazenktbfr2jc">
+            <w:hyperlink w:history="1" r:id="rIdzradrpbttg14cbze-brqg">
               <w:r>
                 <w:rPr>
                   <w:rFonts w:ascii="Arial" w:cs="Arial" w:eastAsia="Arial" w:hAnsi="Arial"/>
@@ -6768,7 +6768,7 @@
               <w:spacing w:after="10" w:before="0"/>
               <w:ind w:left="120"/>
             </w:pPr>
-            <w:hyperlink w:history="1" r:id="rId3mi46shm_0hvremkundk8">
+            <w:hyperlink w:history="1" r:id="rIdiysjlgvxm4vka_dxs7ciw">
               <w:r>
                 <w:rPr>
                   <w:rFonts w:ascii="Arial" w:cs="Arial" w:eastAsia="Arial" w:hAnsi="Arial"/>
@@ -6813,7 +6813,7 @@
             <w:pPr>
               <w:spacing w:after="20" w:before="0"/>
             </w:pPr>
-            <w:hyperlink w:history="1" r:id="rIdoytwire6ngioxz5uae8cl">
+            <w:hyperlink w:history="1" r:id="rIdfgfjrosoypkljloxaeqsp">
               <w:r>
                 <w:rPr>
                   <w:rFonts w:ascii="Arial" w:cs="Arial" w:eastAsia="Arial" w:hAnsi="Arial"/>
@@ -6846,7 +6846,7 @@
               <w:spacing w:after="10" w:before="0"/>
               <w:ind w:left="120"/>
             </w:pPr>
-            <w:hyperlink w:history="1" r:id="rIdnf9lysc_8mj83jltiyhnn">
+            <w:hyperlink w:history="1" r:id="rIdqwqjhbqp2wfgxzmfg4slv">
               <w:r>
                 <w:rPr>
                   <w:rFonts w:ascii="Arial" w:cs="Arial" w:eastAsia="Arial" w:hAnsi="Arial"/>
@@ -7041,7 +7041,7 @@
             <w:pPr>
               <w:spacing w:after="20" w:before="0"/>
             </w:pPr>
-            <w:hyperlink w:history="1" r:id="rIdulwrvyeqywmtvxkmq16zv">
+            <w:hyperlink w:history="1" r:id="rIdnjwnkfus_lblvkstjog1h">
               <w:r>
                 <w:rPr>
                   <w:rFonts w:ascii="Arial" w:cs="Arial" w:eastAsia="Arial" w:hAnsi="Arial"/>
@@ -7074,7 +7074,7 @@
               <w:spacing w:after="10" w:before="0"/>
               <w:ind w:left="120"/>
             </w:pPr>
-            <w:hyperlink w:history="1" r:id="rIdxqr05_o9por-1ttfgvrhe">
+            <w:hyperlink w:history="1" r:id="rIdd4z0eaabomolaqk1ic-a9">
               <w:r>
                 <w:rPr>
                   <w:rFonts w:ascii="Arial" w:cs="Arial" w:eastAsia="Arial" w:hAnsi="Arial"/>
@@ -7119,7 +7119,7 @@
             <w:pPr>
               <w:spacing w:after="20" w:before="0"/>
             </w:pPr>
-            <w:hyperlink w:history="1" r:id="rIdnbyunpzkpg2nzu3begzfv">
+            <w:hyperlink w:history="1" r:id="rIdbspka2q08nabjsev910b1">
               <w:r>
                 <w:rPr>
                   <w:rFonts w:ascii="Arial" w:cs="Arial" w:eastAsia="Arial" w:hAnsi="Arial"/>
@@ -7152,7 +7152,7 @@
               <w:spacing w:after="10" w:before="0"/>
               <w:ind w:left="120"/>
             </w:pPr>
-            <w:hyperlink w:history="1" r:id="rIdqqta7onihx-jzxiskvude">
+            <w:hyperlink w:history="1" r:id="rIdjvzvpecpnoufwiopwncls">
               <w:r>
                 <w:rPr>
                   <w:rFonts w:ascii="Arial" w:cs="Arial" w:eastAsia="Arial" w:hAnsi="Arial"/>
@@ -7347,7 +7347,7 @@
             <w:pPr>
               <w:spacing w:after="20" w:before="0"/>
             </w:pPr>
-            <w:hyperlink w:history="1" r:id="rId8jfcxtp6vjz0l1mk2ezld">
+            <w:hyperlink w:history="1" r:id="rIdvf4shqlcn5icxyxmgreyb">
               <w:r>
                 <w:rPr>
                   <w:rFonts w:ascii="Arial" w:cs="Arial" w:eastAsia="Arial" w:hAnsi="Arial"/>
@@ -7380,7 +7380,7 @@
               <w:spacing w:after="10" w:before="0"/>
               <w:ind w:left="120"/>
             </w:pPr>
-            <w:hyperlink w:history="1" r:id="rIdt6knn4josg1v2sweegklm">
+            <w:hyperlink w:history="1" r:id="rIdsbgjzd2pj0v-8pihxy4zh">
               <w:r>
                 <w:rPr>
                   <w:rFonts w:ascii="Arial" w:cs="Arial" w:eastAsia="Arial" w:hAnsi="Arial"/>
@@ -7425,7 +7425,7 @@
             <w:pPr>
               <w:spacing w:after="20" w:before="0"/>
             </w:pPr>
-            <w:hyperlink w:history="1" r:id="rIdbjrp9yumcsegmflzlyext">
+            <w:hyperlink w:history="1" r:id="rIdfv-tgmnv4byjriizra1tw">
               <w:r>
                 <w:rPr>
                   <w:rFonts w:ascii="Arial" w:cs="Arial" w:eastAsia="Arial" w:hAnsi="Arial"/>
@@ -7458,7 +7458,7 @@
               <w:spacing w:after="10" w:before="0"/>
               <w:ind w:left="120"/>
             </w:pPr>
-            <w:hyperlink w:history="1" r:id="rIdvqfdmk8ihisyffkweokqi">
+            <w:hyperlink w:history="1" r:id="rIdmrvccwn5lzdybix8o2p0n">
               <w:r>
                 <w:rPr>
                   <w:rFonts w:ascii="Arial" w:cs="Arial" w:eastAsia="Arial" w:hAnsi="Arial"/>
@@ -7653,7 +7653,7 @@
             <w:pPr>
               <w:spacing w:after="20" w:before="0"/>
             </w:pPr>
-            <w:hyperlink w:history="1" r:id="rIdcuhqajf9gvvocj6ive-cp">
+            <w:hyperlink w:history="1" r:id="rIdeio5lpldkat0kpojuq5ph">
               <w:r>
                 <w:rPr>
                   <w:rFonts w:ascii="Arial" w:cs="Arial" w:eastAsia="Arial" w:hAnsi="Arial"/>
@@ -7686,7 +7686,7 @@
               <w:spacing w:after="10" w:before="0"/>
               <w:ind w:left="120"/>
             </w:pPr>
-            <w:hyperlink w:history="1" r:id="rIdibdgjw1chtmmgv0yjsy7t">
+            <w:hyperlink w:history="1" r:id="rId6jtka0ex3k4lnfr7lwpp9">
               <w:r>
                 <w:rPr>
                   <w:rFonts w:ascii="Arial" w:cs="Arial" w:eastAsia="Arial" w:hAnsi="Arial"/>
@@ -7731,7 +7731,7 @@
             <w:pPr>
               <w:spacing w:after="20" w:before="0"/>
             </w:pPr>
-            <w:hyperlink w:history="1" r:id="rIduesvd6vgrfk22jzvpwkud">
+            <w:hyperlink w:history="1" r:id="rIdaypdqntpdyj8rjretd9bu">
               <w:r>
                 <w:rPr>
                   <w:rFonts w:ascii="Arial" w:cs="Arial" w:eastAsia="Arial" w:hAnsi="Arial"/>
@@ -7764,7 +7764,7 @@
               <w:spacing w:after="10" w:before="0"/>
               <w:ind w:left="120"/>
             </w:pPr>
-            <w:hyperlink w:history="1" r:id="rId2a9yx3wgmwwptv3gxvddh">
+            <w:hyperlink w:history="1" r:id="rIdvcnurocxc3zjlqq9jmba3">
               <w:r>
                 <w:rPr>
                   <w:rFonts w:ascii="Arial" w:cs="Arial" w:eastAsia="Arial" w:hAnsi="Arial"/>
@@ -7959,7 +7959,7 @@
             <w:pPr>
               <w:spacing w:after="20" w:before="0"/>
             </w:pPr>
-            <w:hyperlink w:history="1" r:id="rIdiaungtadrhjyj4qrowkqc">
+            <w:hyperlink w:history="1" r:id="rIdbwabirrcbeiz0affsotf7">
               <w:r>
                 <w:rPr>
                   <w:rFonts w:ascii="Arial" w:cs="Arial" w:eastAsia="Arial" w:hAnsi="Arial"/>
@@ -7992,7 +7992,7 @@
               <w:spacing w:after="10" w:before="0"/>
               <w:ind w:left="120"/>
             </w:pPr>
-            <w:hyperlink w:history="1" r:id="rIdutxdyydakbcy-d0nbgixx">
+            <w:hyperlink w:history="1" r:id="rId-wtsooi0brwkdhwuj7nci">
               <w:r>
                 <w:rPr>
                   <w:rFonts w:ascii="Arial" w:cs="Arial" w:eastAsia="Arial" w:hAnsi="Arial"/>
@@ -8037,7 +8037,7 @@
             <w:pPr>
               <w:spacing w:after="20" w:before="0"/>
             </w:pPr>
-            <w:hyperlink w:history="1" r:id="rIddy0mmezfq8svvwp4dyfkn">
+            <w:hyperlink w:history="1" r:id="rIddzemod3pmeza-lt_lp4ih">
               <w:r>
                 <w:rPr>
                   <w:rFonts w:ascii="Arial" w:cs="Arial" w:eastAsia="Arial" w:hAnsi="Arial"/>
@@ -8086,7 +8086,7 @@
               <w:spacing w:after="10" w:before="0"/>
               <w:ind w:left="120"/>
             </w:pPr>
-            <w:hyperlink w:history="1" r:id="rIda7wwkwerdxnjc3olbvebb">
+            <w:hyperlink w:history="1" r:id="rIdzfpwvyywi7poqvvlgmibv">
               <w:r>
                 <w:rPr>
                   <w:rFonts w:ascii="Arial" w:cs="Arial" w:eastAsia="Arial" w:hAnsi="Arial"/>
@@ -8598,7 +8598,7 @@
         </w:rPr>
         <w:t xml:space="preserve">© 2026 SeaVuria and ARES. Aligned with KICD objectives. Developed by SeaVuria; technical implementation by ARES (with AI assistance from Claude). Licensed under </w:t>
       </w:r>
-      <w:hyperlink w:history="1" r:id="rId5oupmqkbd3ilkv_5bakrx">
+      <w:hyperlink w:history="1" r:id="rId506kgywmkrev3yxrv-toa">
         <w:r>
           <w:rPr>
             <w:rFonts w:ascii="Arial" w:cs="Arial" w:eastAsia="Arial" w:hAnsi="Arial"/>
@@ -8619,7 +8619,7 @@
         </w:rPr>
         <w:t xml:space="preserve"> (</w:t>
       </w:r>
-      <w:hyperlink w:history="1" r:id="rIdw2zl3fo69pcqihenl48qc">
+      <w:hyperlink w:history="1" r:id="rIdo_pln9zu7wfisk0alseyr">
         <w:r>
           <w:rPr>
             <w:rFonts w:ascii="Arial" w:cs="Arial" w:eastAsia="Arial" w:hAnsi="Arial"/>
@@ -9632,7 +9632,7 @@
             <w:pPr>
               <w:spacing w:after="20" w:before="0"/>
             </w:pPr>
-            <w:hyperlink w:history="1" r:id="rId0odfra5ihvi54kphqynd7">
+            <w:hyperlink w:history="1" r:id="rIdq1va8litz-f8laqbsqxmd">
               <w:r>
                 <w:rPr>
                   <w:rFonts w:ascii="Arial" w:cs="Arial" w:eastAsia="Arial" w:hAnsi="Arial"/>
@@ -9681,7 +9681,7 @@
               <w:spacing w:after="10" w:before="0"/>
               <w:ind w:left="120"/>
             </w:pPr>
-            <w:hyperlink w:history="1" r:id="rIdy13amxpxppi_5jh4stl1g">
+            <w:hyperlink w:history="1" r:id="rId8yrjmlwkwua4xxmb0mcu1">
               <w:r>
                 <w:rPr>
                   <w:rFonts w:ascii="Arial" w:cs="Arial" w:eastAsia="Arial" w:hAnsi="Arial"/>
@@ -9726,7 +9726,7 @@
             <w:pPr>
               <w:spacing w:after="20" w:before="0"/>
             </w:pPr>
-            <w:hyperlink w:history="1" r:id="rIdrgmkadokqx31x6f84bup7">
+            <w:hyperlink w:history="1" r:id="rIdwphvu1hxmo0fcmj8qbzrp">
               <w:r>
                 <w:rPr>
                   <w:rFonts w:ascii="Arial" w:cs="Arial" w:eastAsia="Arial" w:hAnsi="Arial"/>
@@ -9759,7 +9759,7 @@
               <w:spacing w:after="10" w:before="0"/>
               <w:ind w:left="120"/>
             </w:pPr>
-            <w:hyperlink w:history="1" r:id="rIdc6wxpdjprkaoqpkqg5z7u">
+            <w:hyperlink w:history="1" r:id="rIdbxykol-ycuptmoibez2mo">
               <w:r>
                 <w:rPr>
                   <w:rFonts w:ascii="Arial" w:cs="Arial" w:eastAsia="Arial" w:hAnsi="Arial"/>
@@ -10068,7 +10068,7 @@
             <w:pPr>
               <w:spacing w:after="20" w:before="0"/>
             </w:pPr>
-            <w:hyperlink w:history="1" r:id="rIdlxa13yzte9ficawz8vguz">
+            <w:hyperlink w:history="1" r:id="rIdj4sswpfi3fu73bqa8sjk8">
               <w:r>
                 <w:rPr>
                   <w:rFonts w:ascii="Arial" w:cs="Arial" w:eastAsia="Arial" w:hAnsi="Arial"/>
@@ -10117,7 +10117,7 @@
               <w:spacing w:after="10" w:before="0"/>
               <w:ind w:left="120"/>
             </w:pPr>
-            <w:hyperlink w:history="1" r:id="rId_27z33rw00fgl6zlvtkvh">
+            <w:hyperlink w:history="1" r:id="rIdnj_rnhugvnb9ce79zrbwa">
               <w:r>
                 <w:rPr>
                   <w:rFonts w:ascii="Arial" w:cs="Arial" w:eastAsia="Arial" w:hAnsi="Arial"/>
@@ -10162,7 +10162,7 @@
             <w:pPr>
               <w:spacing w:after="20" w:before="0"/>
             </w:pPr>
-            <w:hyperlink w:history="1" r:id="rIdxbcdb9kqtsrjdhmtrffa3">
+            <w:hyperlink w:history="1" r:id="rIdbh21_jqr2l5gadhldy0i_">
               <w:r>
                 <w:rPr>
                   <w:rFonts w:ascii="Arial" w:cs="Arial" w:eastAsia="Arial" w:hAnsi="Arial"/>
@@ -10195,7 +10195,7 @@
               <w:spacing w:after="10" w:before="0"/>
               <w:ind w:left="120"/>
             </w:pPr>
-            <w:hyperlink w:history="1" r:id="rIdgwtyh8uwuy5mdm_dxiio9">
+            <w:hyperlink w:history="1" r:id="rIdho5yieggq5qsijaxclnh4">
               <w:r>
                 <w:rPr>
                   <w:rFonts w:ascii="Arial" w:cs="Arial" w:eastAsia="Arial" w:hAnsi="Arial"/>
@@ -10694,7 +10694,7 @@
             <w:pPr>
               <w:spacing w:after="20" w:before="0"/>
             </w:pPr>
-            <w:hyperlink w:history="1" r:id="rId9plqha7e_ieefe3hj-6w5">
+            <w:hyperlink w:history="1" r:id="rIdxte2ncmhi8alkwfc1pbxc">
               <w:r>
                 <w:rPr>
                   <w:rFonts w:ascii="Arial" w:cs="Arial" w:eastAsia="Arial" w:hAnsi="Arial"/>
@@ -10743,7 +10743,7 @@
               <w:spacing w:after="10" w:before="0"/>
               <w:ind w:left="120"/>
             </w:pPr>
-            <w:hyperlink w:history="1" r:id="rIdvtazyhecup-u2xbczjrhu">
+            <w:hyperlink w:history="1" r:id="rIdx2osbwpyycx_r-kmcm5zb">
               <w:r>
                 <w:rPr>
                   <w:rFonts w:ascii="Arial" w:cs="Arial" w:eastAsia="Arial" w:hAnsi="Arial"/>
@@ -10788,7 +10788,7 @@
             <w:pPr>
               <w:spacing w:after="20" w:before="0"/>
             </w:pPr>
-            <w:hyperlink w:history="1" r:id="rIde7bk9dx44hhkyndixxaju">
+            <w:hyperlink w:history="1" r:id="rId-jvqalskpm-i6hr2rgeur">
               <w:r>
                 <w:rPr>
                   <w:rFonts w:ascii="Arial" w:cs="Arial" w:eastAsia="Arial" w:hAnsi="Arial"/>
@@ -10821,7 +10821,7 @@
               <w:spacing w:after="10" w:before="0"/>
               <w:ind w:left="120"/>
             </w:pPr>
-            <w:hyperlink w:history="1" r:id="rIdenqo-zpssrvj6ohjoaoyu">
+            <w:hyperlink w:history="1" r:id="rIds50uow8na24s3ucsv76ab">
               <w:r>
                 <w:rPr>
                   <w:rFonts w:ascii="Arial" w:cs="Arial" w:eastAsia="Arial" w:hAnsi="Arial"/>
@@ -11187,7 +11187,7 @@
             <w:pPr>
               <w:spacing w:after="20" w:before="0"/>
             </w:pPr>
-            <w:hyperlink w:history="1" r:id="rIdgjbhe3kch_lfwahldjlos">
+            <w:hyperlink w:history="1" r:id="rIdpaozzsyblegqaztiquz2b">
               <w:r>
                 <w:rPr>
                   <w:rFonts w:ascii="Arial" w:cs="Arial" w:eastAsia="Arial" w:hAnsi="Arial"/>
@@ -11236,7 +11236,7 @@
               <w:spacing w:after="10" w:before="0"/>
               <w:ind w:left="120"/>
             </w:pPr>
-            <w:hyperlink w:history="1" r:id="rIdgmj7xozrnvdhbh4kqqea6">
+            <w:hyperlink w:history="1" r:id="rIdnydmsno6ia6vkenxam4hu">
               <w:r>
                 <w:rPr>
                   <w:rFonts w:ascii="Arial" w:cs="Arial" w:eastAsia="Arial" w:hAnsi="Arial"/>
@@ -11281,7 +11281,7 @@
             <w:pPr>
               <w:spacing w:after="20" w:before="0"/>
             </w:pPr>
-            <w:hyperlink w:history="1" r:id="rIdhorys-4plwc8xfzqjwka5">
+            <w:hyperlink w:history="1" r:id="rIdc62pwif4yn8regjybns42">
               <w:r>
                 <w:rPr>
                   <w:rFonts w:ascii="Arial" w:cs="Arial" w:eastAsia="Arial" w:hAnsi="Arial"/>
@@ -11314,7 +11314,7 @@
               <w:spacing w:after="10" w:before="0"/>
               <w:ind w:left="120"/>
             </w:pPr>
-            <w:hyperlink w:history="1" r:id="rId9swji7ptz1n2eueaqybez">
+            <w:hyperlink w:history="1" r:id="rIdmhgyqa7uxwq-sjbxt_jaq">
               <w:r>
                 <w:rPr>
                   <w:rFonts w:ascii="Arial" w:cs="Arial" w:eastAsia="Arial" w:hAnsi="Arial"/>
@@ -11680,7 +11680,7 @@
             <w:pPr>
               <w:spacing w:after="20" w:before="0"/>
             </w:pPr>
-            <w:hyperlink w:history="1" r:id="rIdxhczkadnyoztovfnxaazj">
+            <w:hyperlink w:history="1" r:id="rIdlyzebqgh5bpy-hjb4aeoi">
               <w:r>
                 <w:rPr>
                   <w:rFonts w:ascii="Arial" w:cs="Arial" w:eastAsia="Arial" w:hAnsi="Arial"/>
@@ -11729,7 +11729,7 @@
               <w:spacing w:after="10" w:before="0"/>
               <w:ind w:left="120"/>
             </w:pPr>
-            <w:hyperlink w:history="1" r:id="rIdni3x0gu6nyeqitodqzv4z">
+            <w:hyperlink w:history="1" r:id="rIdrmdlhg0depk0ogsudwp0l">
               <w:r>
                 <w:rPr>
                   <w:rFonts w:ascii="Arial" w:cs="Arial" w:eastAsia="Arial" w:hAnsi="Arial"/>
@@ -11774,7 +11774,7 @@
             <w:pPr>
               <w:spacing w:after="20" w:before="0"/>
             </w:pPr>
-            <w:hyperlink w:history="1" r:id="rIdhvmts82vjzjav6cdp7o7w">
+            <w:hyperlink w:history="1" r:id="rIdbzzslcimejc4sqhuffqey">
               <w:r>
                 <w:rPr>
                   <w:rFonts w:ascii="Arial" w:cs="Arial" w:eastAsia="Arial" w:hAnsi="Arial"/>
@@ -11807,7 +11807,7 @@
               <w:spacing w:after="10" w:before="0"/>
               <w:ind w:left="120"/>
             </w:pPr>
-            <w:hyperlink w:history="1" r:id="rId_qd9hoksii-nqepspibhv">
+            <w:hyperlink w:history="1" r:id="rIdizmf_3otzzlsl2ql2afj_">
               <w:r>
                 <w:rPr>
                   <w:rFonts w:ascii="Arial" w:cs="Arial" w:eastAsia="Arial" w:hAnsi="Arial"/>
@@ -12794,7 +12794,7 @@
         </w:rPr>
         <w:t xml:space="preserve">© 2026 SeaVuria and ARES. Aligned with KICD objectives. Developed by SeaVuria; technical implementation by ARES (with AI assistance from Claude). Licensed under </w:t>
       </w:r>
-      <w:hyperlink w:history="1" r:id="rIdp0wjmdf0krzsxlf3ox_fq">
+      <w:hyperlink w:history="1" r:id="rIdnbcqcws6mdxpw3qh3gkeh">
         <w:r>
           <w:rPr>
             <w:rFonts w:ascii="Arial" w:cs="Arial" w:eastAsia="Arial" w:hAnsi="Arial"/>
@@ -12815,7 +12815,7 @@
         </w:rPr>
         <w:t xml:space="preserve"> (</w:t>
       </w:r>
-      <w:hyperlink w:history="1" r:id="rIduw2zcaqf2_nmtvk13lqvw">
+      <w:hyperlink w:history="1" r:id="rIdw-jphfrpuhfpf5fjsaywh">
         <w:r>
           <w:rPr>
             <w:rFonts w:ascii="Arial" w:cs="Arial" w:eastAsia="Arial" w:hAnsi="Arial"/>
@@ -13828,7 +13828,7 @@
             <w:pPr>
               <w:spacing w:after="20" w:before="0"/>
             </w:pPr>
-            <w:hyperlink w:history="1" r:id="rIdod_lrwwkv1odk-2g5ijed">
+            <w:hyperlink w:history="1" r:id="rIdbq59xgbcqxod460pe4oyy">
               <w:r>
                 <w:rPr>
                   <w:rFonts w:ascii="Arial" w:cs="Arial" w:eastAsia="Arial" w:hAnsi="Arial"/>
@@ -13861,7 +13861,7 @@
               <w:spacing w:after="10" w:before="0"/>
               <w:ind w:left="120"/>
             </w:pPr>
-            <w:hyperlink w:history="1" r:id="rIdbegyqgm4v_r1ww0jxd8lu">
+            <w:hyperlink w:history="1" r:id="rIdgsl9fbeqxlj081h_t5e3p">
               <w:r>
                 <w:rPr>
                   <w:rFonts w:ascii="Arial" w:cs="Arial" w:eastAsia="Arial" w:hAnsi="Arial"/>
@@ -13906,7 +13906,7 @@
             <w:pPr>
               <w:spacing w:after="20" w:before="0"/>
             </w:pPr>
-            <w:hyperlink w:history="1" r:id="rIdmmjg43hdb-2mipv10llof">
+            <w:hyperlink w:history="1" r:id="rIduokzrog-otcndhtfvmcey">
               <w:r>
                 <w:rPr>
                   <w:rFonts w:ascii="Arial" w:cs="Arial" w:eastAsia="Arial" w:hAnsi="Arial"/>
@@ -13939,7 +13939,7 @@
               <w:spacing w:after="10" w:before="0"/>
               <w:ind w:left="120"/>
             </w:pPr>
-            <w:hyperlink w:history="1" r:id="rIdl0qxogkbqpjxnj86dv3iq">
+            <w:hyperlink w:history="1" r:id="rIdagyzfzjhrdlhglbgeuzlb">
               <w:r>
                 <w:rPr>
                   <w:rFonts w:ascii="Arial" w:cs="Arial" w:eastAsia="Arial" w:hAnsi="Arial"/>
@@ -14134,7 +14134,7 @@
             <w:pPr>
               <w:spacing w:after="20" w:before="0"/>
             </w:pPr>
-            <w:hyperlink w:history="1" r:id="rIdjepc-hpnniyhuhilhj9bu">
+            <w:hyperlink w:history="1" r:id="rIdjrnyeeevt3a3eeatpm8ri">
               <w:r>
                 <w:rPr>
                   <w:rFonts w:ascii="Arial" w:cs="Arial" w:eastAsia="Arial" w:hAnsi="Arial"/>
@@ -14167,7 +14167,7 @@
               <w:spacing w:after="10" w:before="0"/>
               <w:ind w:left="120"/>
             </w:pPr>
-            <w:hyperlink w:history="1" r:id="rIdcy0dzezsrpbiuwzo7-o9w">
+            <w:hyperlink w:history="1" r:id="rId53m490kjc2isjxmdk17el">
               <w:r>
                 <w:rPr>
                   <w:rFonts w:ascii="Arial" w:cs="Arial" w:eastAsia="Arial" w:hAnsi="Arial"/>
@@ -14212,7 +14212,7 @@
             <w:pPr>
               <w:spacing w:after="20" w:before="0"/>
             </w:pPr>
-            <w:hyperlink w:history="1" r:id="rIdhsugrzpgswkjvtj5d7b0t">
+            <w:hyperlink w:history="1" r:id="rIdw6kcc0lrksmp0-bbpzgc4">
               <w:r>
                 <w:rPr>
                   <w:rFonts w:ascii="Arial" w:cs="Arial" w:eastAsia="Arial" w:hAnsi="Arial"/>
@@ -14245,7 +14245,7 @@
               <w:spacing w:after="10" w:before="0"/>
               <w:ind w:left="120"/>
             </w:pPr>
-            <w:hyperlink w:history="1" r:id="rIdneithyrksz4mwoog9lrbm">
+            <w:hyperlink w:history="1" r:id="rIdnhmnghp1yipdzavjzqet8">
               <w:r>
                 <w:rPr>
                   <w:rFonts w:ascii="Arial" w:cs="Arial" w:eastAsia="Arial" w:hAnsi="Arial"/>
@@ -14440,7 +14440,7 @@
             <w:pPr>
               <w:spacing w:after="20" w:before="0"/>
             </w:pPr>
-            <w:hyperlink w:history="1" r:id="rIdaym0scas6zrhf_jz4wwfk">
+            <w:hyperlink w:history="1" r:id="rIdsu1vj_uoixyxi6zn1grb_">
               <w:r>
                 <w:rPr>
                   <w:rFonts w:ascii="Arial" w:cs="Arial" w:eastAsia="Arial" w:hAnsi="Arial"/>
@@ -14473,7 +14473,7 @@
               <w:spacing w:after="10" w:before="0"/>
               <w:ind w:left="120"/>
             </w:pPr>
-            <w:hyperlink w:history="1" r:id="rIdm4inzicw4yyoa8kirzsta">
+            <w:hyperlink w:history="1" r:id="rId08w-g0wamewjfnjrnvpl9">
               <w:r>
                 <w:rPr>
                   <w:rFonts w:ascii="Arial" w:cs="Arial" w:eastAsia="Arial" w:hAnsi="Arial"/>
@@ -14518,7 +14518,7 @@
             <w:pPr>
               <w:spacing w:after="20" w:before="0"/>
             </w:pPr>
-            <w:hyperlink w:history="1" r:id="rId2vofbeu5gstphklxnzpni">
+            <w:hyperlink w:history="1" r:id="rIdvhmk9yzfxf6kxcjtnjql4">
               <w:r>
                 <w:rPr>
                   <w:rFonts w:ascii="Arial" w:cs="Arial" w:eastAsia="Arial" w:hAnsi="Arial"/>
@@ -14551,7 +14551,7 @@
               <w:spacing w:after="10" w:before="0"/>
               <w:ind w:left="120"/>
             </w:pPr>
-            <w:hyperlink w:history="1" r:id="rId42qsd9v5maauulljnelds">
+            <w:hyperlink w:history="1" r:id="rIdt3wsrkmfhxeud-t4k5hca">
               <w:r>
                 <w:rPr>
                   <w:rFonts w:ascii="Arial" w:cs="Arial" w:eastAsia="Arial" w:hAnsi="Arial"/>
@@ -14746,7 +14746,7 @@
             <w:pPr>
               <w:spacing w:after="20" w:before="0"/>
             </w:pPr>
-            <w:hyperlink w:history="1" r:id="rIdoqfjgtyysud__5o_lehiw">
+            <w:hyperlink w:history="1" r:id="rIdbuy1bomgfyjlawlclslm1">
               <w:r>
                 <w:rPr>
                   <w:rFonts w:ascii="Arial" w:cs="Arial" w:eastAsia="Arial" w:hAnsi="Arial"/>
@@ -14779,7 +14779,7 @@
               <w:spacing w:after="10" w:before="0"/>
               <w:ind w:left="120"/>
             </w:pPr>
-            <w:hyperlink w:history="1" r:id="rIdskubs-afh8wubfbetua8a">
+            <w:hyperlink w:history="1" r:id="rIdy332fxrraphwmuvm-ujqb">
               <w:r>
                 <w:rPr>
                   <w:rFonts w:ascii="Arial" w:cs="Arial" w:eastAsia="Arial" w:hAnsi="Arial"/>
@@ -14824,7 +14824,7 @@
             <w:pPr>
               <w:spacing w:after="20" w:before="0"/>
             </w:pPr>
-            <w:hyperlink w:history="1" r:id="rIdbkujtexuod1rmbz9f2ah3">
+            <w:hyperlink w:history="1" r:id="rIdbotuxog29csx_fdpjfhh5">
               <w:r>
                 <w:rPr>
                   <w:rFonts w:ascii="Arial" w:cs="Arial" w:eastAsia="Arial" w:hAnsi="Arial"/>
@@ -14857,7 +14857,7 @@
               <w:spacing w:after="10" w:before="0"/>
               <w:ind w:left="120"/>
             </w:pPr>
-            <w:hyperlink w:history="1" r:id="rIdxi9pkr_gsoru2xxwwnd0t">
+            <w:hyperlink w:history="1" r:id="rIdmjrbto9ygoo6p-iop7pkx">
               <w:r>
                 <w:rPr>
                   <w:rFonts w:ascii="Arial" w:cs="Arial" w:eastAsia="Arial" w:hAnsi="Arial"/>
@@ -15052,7 +15052,7 @@
             <w:pPr>
               <w:spacing w:after="20" w:before="0"/>
             </w:pPr>
-            <w:hyperlink w:history="1" r:id="rIdzt9mvukbx0bkmv2nzrchg">
+            <w:hyperlink w:history="1" r:id="rIdaubf3dfvryrlylm_mroq5">
               <w:r>
                 <w:rPr>
                   <w:rFonts w:ascii="Arial" w:cs="Arial" w:eastAsia="Arial" w:hAnsi="Arial"/>
@@ -15101,7 +15101,7 @@
               <w:spacing w:after="10" w:before="0"/>
               <w:ind w:left="120"/>
             </w:pPr>
-            <w:hyperlink w:history="1" r:id="rIdubtelbmpmuvry8hcw7uqj">
+            <w:hyperlink w:history="1" r:id="rIde4r2yi8crky1tu4fyl7zy">
               <w:r>
                 <w:rPr>
                   <w:rFonts w:ascii="Arial" w:cs="Arial" w:eastAsia="Arial" w:hAnsi="Arial"/>
@@ -15146,7 +15146,7 @@
             <w:pPr>
               <w:spacing w:after="20" w:before="0"/>
             </w:pPr>
-            <w:hyperlink w:history="1" r:id="rId9b9h63bqdcawk10-zws_i">
+            <w:hyperlink w:history="1" r:id="rIdlbebayyqmynv0uczuij1g">
               <w:r>
                 <w:rPr>
                   <w:rFonts w:ascii="Arial" w:cs="Arial" w:eastAsia="Arial" w:hAnsi="Arial"/>
@@ -15179,7 +15179,7 @@
               <w:spacing w:after="10" w:before="0"/>
               <w:ind w:left="120"/>
             </w:pPr>
-            <w:hyperlink w:history="1" r:id="rId0ct0qng-9adc1n4f7fdha">
+            <w:hyperlink w:history="1" r:id="rId7ombwtrct38jqdcgjr6qw">
               <w:r>
                 <w:rPr>
                   <w:rFonts w:ascii="Arial" w:cs="Arial" w:eastAsia="Arial" w:hAnsi="Arial"/>
@@ -15691,7 +15691,7 @@
         </w:rPr>
         <w:t xml:space="preserve">© 2026 SeaVuria and ARES. Aligned with KICD objectives. Developed by SeaVuria; technical implementation by ARES (with AI assistance from Claude). Licensed under </w:t>
       </w:r>
-      <w:hyperlink w:history="1" r:id="rIdejqghjvnfvfv7d1xt8dnb">
+      <w:hyperlink w:history="1" r:id="rIdyaz9ojajh6ksxx4v7-pri">
         <w:r>
           <w:rPr>
             <w:rFonts w:ascii="Arial" w:cs="Arial" w:eastAsia="Arial" w:hAnsi="Arial"/>
@@ -15712,7 +15712,7 @@
         </w:rPr>
         <w:t xml:space="preserve"> (</w:t>
       </w:r>
-      <w:hyperlink w:history="1" r:id="rId0cwpojz_iebps6he1zj-9">
+      <w:hyperlink w:history="1" r:id="rId3irfokdwk87jfqimvo76u">
         <w:r>
           <w:rPr>
             <w:rFonts w:ascii="Arial" w:cs="Arial" w:eastAsia="Arial" w:hAnsi="Arial"/>
@@ -16725,7 +16725,7 @@
             <w:pPr>
               <w:spacing w:after="20" w:before="0"/>
             </w:pPr>
-            <w:hyperlink w:history="1" r:id="rIdxrsbrebakalibwuvcgsip">
+            <w:hyperlink w:history="1" r:id="rIdqwgrw0biatltmm6aufuk4">
               <w:r>
                 <w:rPr>
                   <w:rFonts w:ascii="Arial" w:cs="Arial" w:eastAsia="Arial" w:hAnsi="Arial"/>
@@ -16758,7 +16758,7 @@
               <w:spacing w:after="10" w:before="0"/>
               <w:ind w:left="120"/>
             </w:pPr>
-            <w:hyperlink w:history="1" r:id="rIdwl-eenr5as_dbqen-ukkh">
+            <w:hyperlink w:history="1" r:id="rIdrlpqaqllyz6-brdfwbere">
               <w:r>
                 <w:rPr>
                   <w:rFonts w:ascii="Arial" w:cs="Arial" w:eastAsia="Arial" w:hAnsi="Arial"/>
@@ -16803,7 +16803,7 @@
             <w:pPr>
               <w:spacing w:after="20" w:before="0"/>
             </w:pPr>
-            <w:hyperlink w:history="1" r:id="rId7g9pt-jvgfe22oczdkbz0">
+            <w:hyperlink w:history="1" r:id="rIdqw-vktnizj5qyfxlhywqq">
               <w:r>
                 <w:rPr>
                   <w:rFonts w:ascii="Arial" w:cs="Arial" w:eastAsia="Arial" w:hAnsi="Arial"/>
@@ -16836,7 +16836,7 @@
               <w:spacing w:after="10" w:before="0"/>
               <w:ind w:left="120"/>
             </w:pPr>
-            <w:hyperlink w:history="1" r:id="rIdqwdhkebvv3pq1fldeaozm">
+            <w:hyperlink w:history="1" r:id="rIdsnlldoit_zy_xoew1kyed">
               <w:r>
                 <w:rPr>
                   <w:rFonts w:ascii="Arial" w:cs="Arial" w:eastAsia="Arial" w:hAnsi="Arial"/>
@@ -17031,7 +17031,7 @@
             <w:pPr>
               <w:spacing w:after="20" w:before="0"/>
             </w:pPr>
-            <w:hyperlink w:history="1" r:id="rIdnz21m5_fqx3cc6n51abus">
+            <w:hyperlink w:history="1" r:id="rIdlcrhhsmzud9bzrmb2hdts">
               <w:r>
                 <w:rPr>
                   <w:rFonts w:ascii="Arial" w:cs="Arial" w:eastAsia="Arial" w:hAnsi="Arial"/>
@@ -17064,7 +17064,7 @@
               <w:spacing w:after="10" w:before="0"/>
               <w:ind w:left="120"/>
             </w:pPr>
-            <w:hyperlink w:history="1" r:id="rIdjqxvwal8dnx3vbozh39x2">
+            <w:hyperlink w:history="1" r:id="rIdmx7zybxlm5zxznxhzticm">
               <w:r>
                 <w:rPr>
                   <w:rFonts w:ascii="Arial" w:cs="Arial" w:eastAsia="Arial" w:hAnsi="Arial"/>
@@ -17109,7 +17109,7 @@
             <w:pPr>
               <w:spacing w:after="20" w:before="0"/>
             </w:pPr>
-            <w:hyperlink w:history="1" r:id="rIdp8dgpf27dhm6twtqvbt_j">
+            <w:hyperlink w:history="1" r:id="rIdonuwbeg8m-xfdwrz7anun">
               <w:r>
                 <w:rPr>
                   <w:rFonts w:ascii="Arial" w:cs="Arial" w:eastAsia="Arial" w:hAnsi="Arial"/>
@@ -17142,7 +17142,7 @@
               <w:spacing w:after="10" w:before="0"/>
               <w:ind w:left="120"/>
             </w:pPr>
-            <w:hyperlink w:history="1" r:id="rIdpud3vjrtuywwy3qci8mxb">
+            <w:hyperlink w:history="1" r:id="rIdt7hrcw_9mgruvwzut6sva">
               <w:r>
                 <w:rPr>
                   <w:rFonts w:ascii="Arial" w:cs="Arial" w:eastAsia="Arial" w:hAnsi="Arial"/>
@@ -17337,7 +17337,7 @@
             <w:pPr>
               <w:spacing w:after="20" w:before="0"/>
             </w:pPr>
-            <w:hyperlink w:history="1" r:id="rIdundwafunfppa9fjo__0sk">
+            <w:hyperlink w:history="1" r:id="rIdb7bekpc1iyggyzfizkhmr">
               <w:r>
                 <w:rPr>
                   <w:rFonts w:ascii="Arial" w:cs="Arial" w:eastAsia="Arial" w:hAnsi="Arial"/>
@@ -17370,7 +17370,7 @@
               <w:spacing w:after="10" w:before="0"/>
               <w:ind w:left="120"/>
             </w:pPr>
-            <w:hyperlink w:history="1" r:id="rIdmvycmpoxtjcqiwexbac6o">
+            <w:hyperlink w:history="1" r:id="rId7w-opirx1s4vqgyhfyc_d">
               <w:r>
                 <w:rPr>
                   <w:rFonts w:ascii="Arial" w:cs="Arial" w:eastAsia="Arial" w:hAnsi="Arial"/>
@@ -17415,7 +17415,7 @@
             <w:pPr>
               <w:spacing w:after="20" w:before="0"/>
             </w:pPr>
-            <w:hyperlink w:history="1" r:id="rIdwgrdt6yl9oamisbpkqzu-">
+            <w:hyperlink w:history="1" r:id="rIdlaxryjzzqzmdefxcrvuih">
               <w:r>
                 <w:rPr>
                   <w:rFonts w:ascii="Arial" w:cs="Arial" w:eastAsia="Arial" w:hAnsi="Arial"/>
@@ -17448,7 +17448,7 @@
               <w:spacing w:after="10" w:before="0"/>
               <w:ind w:left="120"/>
             </w:pPr>
-            <w:hyperlink w:history="1" r:id="rIdoyoinhumm3n2k5j5rqi7w">
+            <w:hyperlink w:history="1" r:id="rIdnx38zu2ajrjqb3fn3txbs">
               <w:r>
                 <w:rPr>
                   <w:rFonts w:ascii="Arial" w:cs="Arial" w:eastAsia="Arial" w:hAnsi="Arial"/>
@@ -17643,7 +17643,7 @@
             <w:pPr>
               <w:spacing w:after="20" w:before="0"/>
             </w:pPr>
-            <w:hyperlink w:history="1" r:id="rIdbeg5h0uz_jjsz3lcrtrhk">
+            <w:hyperlink w:history="1" r:id="rIdoshqmzyf6tgtr8rv-qelq">
               <w:r>
                 <w:rPr>
                   <w:rFonts w:ascii="Arial" w:cs="Arial" w:eastAsia="Arial" w:hAnsi="Arial"/>
@@ -17676,7 +17676,7 @@
               <w:spacing w:after="10" w:before="0"/>
               <w:ind w:left="120"/>
             </w:pPr>
-            <w:hyperlink w:history="1" r:id="rId1grzfpv3sbanwbiwi_dgg">
+            <w:hyperlink w:history="1" r:id="rId5f5kr194g_mofvzpb3yxq">
               <w:r>
                 <w:rPr>
                   <w:rFonts w:ascii="Arial" w:cs="Arial" w:eastAsia="Arial" w:hAnsi="Arial"/>
@@ -17721,7 +17721,7 @@
             <w:pPr>
               <w:spacing w:after="20" w:before="0"/>
             </w:pPr>
-            <w:hyperlink w:history="1" r:id="rIdvsqtn6rigxdyztaitum66">
+            <w:hyperlink w:history="1" r:id="rIdcjwt-g6jwvpn1er3oj_ps">
               <w:r>
                 <w:rPr>
                   <w:rFonts w:ascii="Arial" w:cs="Arial" w:eastAsia="Arial" w:hAnsi="Arial"/>
@@ -17754,7 +17754,7 @@
               <w:spacing w:after="10" w:before="0"/>
               <w:ind w:left="120"/>
             </w:pPr>
-            <w:hyperlink w:history="1" r:id="rIdwmhxfsu8ey1xisg20k_hx">
+            <w:hyperlink w:history="1" r:id="rIdybkvtr2riswxyfkzbgpav">
               <w:r>
                 <w:rPr>
                   <w:rFonts w:ascii="Arial" w:cs="Arial" w:eastAsia="Arial" w:hAnsi="Arial"/>
@@ -17949,7 +17949,7 @@
             <w:pPr>
               <w:spacing w:after="20" w:before="0"/>
             </w:pPr>
-            <w:hyperlink w:history="1" r:id="rIdrrri7gftjdt4hxquziyon">
+            <w:hyperlink w:history="1" r:id="rIdjhox3gnupjuuii4emo_jg">
               <w:r>
                 <w:rPr>
                   <w:rFonts w:ascii="Arial" w:cs="Arial" w:eastAsia="Arial" w:hAnsi="Arial"/>
@@ -17998,7 +17998,7 @@
               <w:spacing w:after="10" w:before="0"/>
               <w:ind w:left="120"/>
             </w:pPr>
-            <w:hyperlink w:history="1" r:id="rIderyynmft-dv2dmw_vr7ww">
+            <w:hyperlink w:history="1" r:id="rIddun9tmymokcu-qshv7coh">
               <w:r>
                 <w:rPr>
                   <w:rFonts w:ascii="Arial" w:cs="Arial" w:eastAsia="Arial" w:hAnsi="Arial"/>
@@ -18043,7 +18043,7 @@
             <w:pPr>
               <w:spacing w:after="20" w:before="0"/>
             </w:pPr>
-            <w:hyperlink w:history="1" r:id="rIdpmval_-libkynxqmbzdzu">
+            <w:hyperlink w:history="1" r:id="rIdefw8wt-h-mk_xsyaf5gty">
               <w:r>
                 <w:rPr>
                   <w:rFonts w:ascii="Arial" w:cs="Arial" w:eastAsia="Arial" w:hAnsi="Arial"/>
@@ -18092,7 +18092,7 @@
               <w:spacing w:after="10" w:before="0"/>
               <w:ind w:left="120"/>
             </w:pPr>
-            <w:hyperlink w:history="1" r:id="rId6wsw4dah91mh7soqus8mm">
+            <w:hyperlink w:history="1" r:id="rIdsvch8w9ej7z3hfpprr-qq">
               <w:r>
                 <w:rPr>
                   <w:rFonts w:ascii="Arial" w:cs="Arial" w:eastAsia="Arial" w:hAnsi="Arial"/>
@@ -18737,7 +18737,7 @@
         </w:rPr>
         <w:t xml:space="preserve">© 2026 SeaVuria and ARES. Aligned with KICD objectives. Developed by SeaVuria; technical implementation by ARES (with AI assistance from Claude). Licensed under </w:t>
       </w:r>
-      <w:hyperlink w:history="1" r:id="rIdckxxlt2mbyi82oxnz_rgk">
+      <w:hyperlink w:history="1" r:id="rIdwc-_xz7nukt7cvaectep7">
         <w:r>
           <w:rPr>
             <w:rFonts w:ascii="Arial" w:cs="Arial" w:eastAsia="Arial" w:hAnsi="Arial"/>
@@ -18758,7 +18758,7 @@
         </w:rPr>
         <w:t xml:space="preserve"> (</w:t>
       </w:r>
-      <w:hyperlink w:history="1" r:id="rIdv6aifvgwjq8lccg837vua">
+      <w:hyperlink w:history="1" r:id="rIdl_x_4sz8b17oythtoy3gy">
         <w:r>
           <w:rPr>
             <w:rFonts w:ascii="Arial" w:cs="Arial" w:eastAsia="Arial" w:hAnsi="Arial"/>
@@ -19771,7 +19771,7 @@
             <w:pPr>
               <w:spacing w:after="20" w:before="0"/>
             </w:pPr>
-            <w:hyperlink w:history="1" r:id="rIdtaappwynwtbplh8p3gbx_">
+            <w:hyperlink w:history="1" r:id="rIdhxm9bvnfmc6tp_pfxgrqt">
               <w:r>
                 <w:rPr>
                   <w:rFonts w:ascii="Arial" w:cs="Arial" w:eastAsia="Arial" w:hAnsi="Arial"/>
@@ -19804,7 +19804,7 @@
               <w:spacing w:after="10" w:before="0"/>
               <w:ind w:left="120"/>
             </w:pPr>
-            <w:hyperlink w:history="1" r:id="rIdl-1nxyslhnk4jkv8fg5c7">
+            <w:hyperlink w:history="1" r:id="rIdrfjryzv-ebto-j2erzlgq">
               <w:r>
                 <w:rPr>
                   <w:rFonts w:ascii="Arial" w:cs="Arial" w:eastAsia="Arial" w:hAnsi="Arial"/>
@@ -19849,7 +19849,7 @@
             <w:pPr>
               <w:spacing w:after="20" w:before="0"/>
             </w:pPr>
-            <w:hyperlink w:history="1" r:id="rIdr0_m_pmuuq6uq2xjzdmzr">
+            <w:hyperlink w:history="1" r:id="rIdsao2vxwdplgrstyr2b_vv">
               <w:r>
                 <w:rPr>
                   <w:rFonts w:ascii="Arial" w:cs="Arial" w:eastAsia="Arial" w:hAnsi="Arial"/>
@@ -19882,7 +19882,7 @@
               <w:spacing w:after="10" w:before="0"/>
               <w:ind w:left="120"/>
             </w:pPr>
-            <w:hyperlink w:history="1" r:id="rIdiwovohpvftyjunhl8zouc">
+            <w:hyperlink w:history="1" r:id="rIdut4f3znoj1nosr-kbkmxq">
               <w:r>
                 <w:rPr>
                   <w:rFonts w:ascii="Arial" w:cs="Arial" w:eastAsia="Arial" w:hAnsi="Arial"/>
@@ -20153,7 +20153,7 @@
             <w:pPr>
               <w:spacing w:after="20" w:before="0"/>
             </w:pPr>
-            <w:hyperlink w:history="1" r:id="rIdejxepf0z0lu-qhm4uovjy">
+            <w:hyperlink w:history="1" r:id="rIdis5ve7m86g56fgnfg1vxk">
               <w:r>
                 <w:rPr>
                   <w:rFonts w:ascii="Arial" w:cs="Arial" w:eastAsia="Arial" w:hAnsi="Arial"/>
@@ -20186,7 +20186,7 @@
               <w:spacing w:after="10" w:before="0"/>
               <w:ind w:left="120"/>
             </w:pPr>
-            <w:hyperlink w:history="1" r:id="rId1odjy11wkle7syiy3bwof">
+            <w:hyperlink w:history="1" r:id="rIdmfm5ejqwjjz2v199lxr30">
               <w:r>
                 <w:rPr>
                   <w:rFonts w:ascii="Arial" w:cs="Arial" w:eastAsia="Arial" w:hAnsi="Arial"/>
@@ -20231,7 +20231,7 @@
             <w:pPr>
               <w:spacing w:after="20" w:before="0"/>
             </w:pPr>
-            <w:hyperlink w:history="1" r:id="rIdkbb0hxafknj3lrsmsjyjh">
+            <w:hyperlink w:history="1" r:id="rIdi30xe-w0mg5exdyeiw7mq">
               <w:r>
                 <w:rPr>
                   <w:rFonts w:ascii="Arial" w:cs="Arial" w:eastAsia="Arial" w:hAnsi="Arial"/>
@@ -20264,7 +20264,7 @@
               <w:spacing w:after="10" w:before="0"/>
               <w:ind w:left="120"/>
             </w:pPr>
-            <w:hyperlink w:history="1" r:id="rIddibn5_4kvga8h_qh7fmbu">
+            <w:hyperlink w:history="1" r:id="rIdr90lwqdalhsu6alrixo9y">
               <w:r>
                 <w:rPr>
                   <w:rFonts w:ascii="Arial" w:cs="Arial" w:eastAsia="Arial" w:hAnsi="Arial"/>
@@ -20782,7 +20782,7 @@
             <w:pPr>
               <w:spacing w:after="20" w:before="0"/>
             </w:pPr>
-            <w:hyperlink w:history="1" r:id="rIdr2p5hzlg7zuy1cjl2eqbe">
+            <w:hyperlink w:history="1" r:id="rIdcewwm8ioon1flmqkb9uop">
               <w:r>
                 <w:rPr>
                   <w:rFonts w:ascii="Arial" w:cs="Arial" w:eastAsia="Arial" w:hAnsi="Arial"/>
@@ -20831,7 +20831,7 @@
               <w:spacing w:after="10" w:before="0"/>
               <w:ind w:left="120"/>
             </w:pPr>
-            <w:hyperlink w:history="1" r:id="rIdaoyrkbw_r4nwzxpekna9o">
+            <w:hyperlink w:history="1" r:id="rIdr0-_fdctvxdbbeztu_67o">
               <w:r>
                 <w:rPr>
                   <w:rFonts w:ascii="Arial" w:cs="Arial" w:eastAsia="Arial" w:hAnsi="Arial"/>
@@ -20876,7 +20876,7 @@
             <w:pPr>
               <w:spacing w:after="20" w:before="0"/>
             </w:pPr>
-            <w:hyperlink w:history="1" r:id="rIdau9xcquboilzswous13gl">
+            <w:hyperlink w:history="1" r:id="rId7euu9qcceettpxl8ivi9r">
               <w:r>
                 <w:rPr>
                   <w:rFonts w:ascii="Arial" w:cs="Arial" w:eastAsia="Arial" w:hAnsi="Arial"/>
@@ -20909,7 +20909,7 @@
               <w:spacing w:after="10" w:before="0"/>
               <w:ind w:left="120"/>
             </w:pPr>
-            <w:hyperlink w:history="1" r:id="rIdaaw4anirszdw5dr8eiqan">
+            <w:hyperlink w:history="1" r:id="rId0pt08mic07rxf-ixtuqii">
               <w:r>
                 <w:rPr>
                   <w:rFonts w:ascii="Arial" w:cs="Arial" w:eastAsia="Arial" w:hAnsi="Arial"/>
@@ -21446,7 +21446,7 @@
             <w:pPr>
               <w:spacing w:after="20" w:before="0"/>
             </w:pPr>
-            <w:hyperlink w:history="1" r:id="rId8ou-liceye6p0yni_oy8z">
+            <w:hyperlink w:history="1" r:id="rIdslowahperdjxmbzagcdks">
               <w:r>
                 <w:rPr>
                   <w:rFonts w:ascii="Arial" w:cs="Arial" w:eastAsia="Arial" w:hAnsi="Arial"/>
@@ -21479,7 +21479,7 @@
               <w:spacing w:after="10" w:before="0"/>
               <w:ind w:left="120"/>
             </w:pPr>
-            <w:hyperlink w:history="1" r:id="rIdgam1yzawqid5zbhpggpzc">
+            <w:hyperlink w:history="1" r:id="rIdk-ofja5e98hnvqcepgfbz">
               <w:r>
                 <w:rPr>
                   <w:rFonts w:ascii="Arial" w:cs="Arial" w:eastAsia="Arial" w:hAnsi="Arial"/>
@@ -21524,7 +21524,7 @@
             <w:pPr>
               <w:spacing w:after="20" w:before="0"/>
             </w:pPr>
-            <w:hyperlink w:history="1" r:id="rIdp8ml-h5qiahdrad05v1ii">
+            <w:hyperlink w:history="1" r:id="rId211hnjoyhdvmg9admodlg">
               <w:r>
                 <w:rPr>
                   <w:rFonts w:ascii="Arial" w:cs="Arial" w:eastAsia="Arial" w:hAnsi="Arial"/>
@@ -21557,7 +21557,7 @@
               <w:spacing w:after="10" w:before="0"/>
               <w:ind w:left="120"/>
             </w:pPr>
-            <w:hyperlink w:history="1" r:id="rIdd-dhhl_9ea96tqgnhuaah">
+            <w:hyperlink w:history="1" r:id="rIdc3ai9axxaokhnfstu8k2e">
               <w:r>
                 <w:rPr>
                   <w:rFonts w:ascii="Arial" w:cs="Arial" w:eastAsia="Arial" w:hAnsi="Arial"/>
@@ -21809,7 +21809,7 @@
             <w:pPr>
               <w:spacing w:after="20" w:before="0"/>
             </w:pPr>
-            <w:hyperlink w:history="1" r:id="rId82eyqhmjsq4n1ucxps6yy">
+            <w:hyperlink w:history="1" r:id="rIds6uveisloctjs6gyqabpx">
               <w:r>
                 <w:rPr>
                   <w:rFonts w:ascii="Arial" w:cs="Arial" w:eastAsia="Arial" w:hAnsi="Arial"/>
@@ -21842,7 +21842,7 @@
               <w:spacing w:after="10" w:before="0"/>
               <w:ind w:left="120"/>
             </w:pPr>
-            <w:hyperlink w:history="1" r:id="rId6-44h7n21j3zg8dt6cn0z">
+            <w:hyperlink w:history="1" r:id="rIdz2i8g83d1z-p8v2ggqspo">
               <w:r>
                 <w:rPr>
                   <w:rFonts w:ascii="Arial" w:cs="Arial" w:eastAsia="Arial" w:hAnsi="Arial"/>
@@ -21887,7 +21887,7 @@
             <w:pPr>
               <w:spacing w:after="20" w:before="0"/>
             </w:pPr>
-            <w:hyperlink w:history="1" r:id="rId__3qc9va0dhl-qdarp10j">
+            <w:hyperlink w:history="1" r:id="rId_wl9nnvov74wufjxpdrvb">
               <w:r>
                 <w:rPr>
                   <w:rFonts w:ascii="Arial" w:cs="Arial" w:eastAsia="Arial" w:hAnsi="Arial"/>
@@ -21920,7 +21920,7 @@
               <w:spacing w:after="10" w:before="0"/>
               <w:ind w:left="120"/>
             </w:pPr>
-            <w:hyperlink w:history="1" r:id="rIdg8ylqwqvva5e4std3we79">
+            <w:hyperlink w:history="1" r:id="rIdo4j3astw3xud8wglaf-pt">
               <w:r>
                 <w:rPr>
                   <w:rFonts w:ascii="Arial" w:cs="Arial" w:eastAsia="Arial" w:hAnsi="Arial"/>
@@ -22546,7 +22546,7 @@
         </w:rPr>
         <w:t xml:space="preserve">© 2026 SeaVuria and ARES. Aligned with KICD objectives. Developed by SeaVuria; technical implementation by ARES (with AI assistance from Claude). Licensed under </w:t>
       </w:r>
-      <w:hyperlink w:history="1" r:id="rIdgstyz_-c9_fq24tcxc5jc">
+      <w:hyperlink w:history="1" r:id="rIdwoj0hz8bf2dgnfld1xrj2">
         <w:r>
           <w:rPr>
             <w:rFonts w:ascii="Arial" w:cs="Arial" w:eastAsia="Arial" w:hAnsi="Arial"/>
@@ -22567,7 +22567,7 @@
         </w:rPr>
         <w:t xml:space="preserve"> (</w:t>
       </w:r>
-      <w:hyperlink w:history="1" r:id="rId9kquuojwrl_ggin-65nmz">
+      <w:hyperlink w:history="1" r:id="rIdx0qddllefn9mqmlvtgsge">
         <w:r>
           <w:rPr>
             <w:rFonts w:ascii="Arial" w:cs="Arial" w:eastAsia="Arial" w:hAnsi="Arial"/>
@@ -23580,7 +23580,7 @@
             <w:pPr>
               <w:spacing w:after="20" w:before="0"/>
             </w:pPr>
-            <w:hyperlink w:history="1" r:id="rIdxx-uqcvummsetliidat8n">
+            <w:hyperlink w:history="1" r:id="rIdkerv2yz0x7icviaulo6g8">
               <w:r>
                 <w:rPr>
                   <w:rFonts w:ascii="Arial" w:cs="Arial" w:eastAsia="Arial" w:hAnsi="Arial"/>
@@ -23613,7 +23613,7 @@
               <w:spacing w:after="10" w:before="0"/>
               <w:ind w:left="120"/>
             </w:pPr>
-            <w:hyperlink w:history="1" r:id="rIdqtndkholdri6fki1xnd_u">
+            <w:hyperlink w:history="1" r:id="rId70w1vlsyrba2lothxhh5c">
               <w:r>
                 <w:rPr>
                   <w:rFonts w:ascii="Arial" w:cs="Arial" w:eastAsia="Arial" w:hAnsi="Arial"/>
@@ -23658,7 +23658,7 @@
             <w:pPr>
               <w:spacing w:after="20" w:before="0"/>
             </w:pPr>
-            <w:hyperlink w:history="1" r:id="rId5k_6kbfdvzhqtxzng01gb">
+            <w:hyperlink w:history="1" r:id="rIdhwf0d4xokijdicfz7jwgf">
               <w:r>
                 <w:rPr>
                   <w:rFonts w:ascii="Arial" w:cs="Arial" w:eastAsia="Arial" w:hAnsi="Arial"/>
@@ -23691,7 +23691,7 @@
               <w:spacing w:after="10" w:before="0"/>
               <w:ind w:left="120"/>
             </w:pPr>
-            <w:hyperlink w:history="1" r:id="rIdofxzoeuotvg2qjdml-azd">
+            <w:hyperlink w:history="1" r:id="rIdvdh9nktatxcklofdwqbwu">
               <w:r>
                 <w:rPr>
                   <w:rFonts w:ascii="Arial" w:cs="Arial" w:eastAsia="Arial" w:hAnsi="Arial"/>
@@ -23886,7 +23886,7 @@
             <w:pPr>
               <w:spacing w:after="20" w:before="0"/>
             </w:pPr>
-            <w:hyperlink w:history="1" r:id="rId7qe4qldd4_bu023cpu3rb">
+            <w:hyperlink w:history="1" r:id="rIdtjftscy9cmjzk4gdn8ylj">
               <w:r>
                 <w:rPr>
                   <w:rFonts w:ascii="Arial" w:cs="Arial" w:eastAsia="Arial" w:hAnsi="Arial"/>
@@ -23919,7 +23919,7 @@
               <w:spacing w:after="10" w:before="0"/>
               <w:ind w:left="120"/>
             </w:pPr>
-            <w:hyperlink w:history="1" r:id="rId2s4ibckpogljkmflyp4g-">
+            <w:hyperlink w:history="1" r:id="rIduaiq8iio8n_awsnsobdtr">
               <w:r>
                 <w:rPr>
                   <w:rFonts w:ascii="Arial" w:cs="Arial" w:eastAsia="Arial" w:hAnsi="Arial"/>
@@ -23964,7 +23964,7 @@
             <w:pPr>
               <w:spacing w:after="20" w:before="0"/>
             </w:pPr>
-            <w:hyperlink w:history="1" r:id="rIdvokbx8yrxtdklshgbim2b">
+            <w:hyperlink w:history="1" r:id="rIdkp78j3e0hw-asvvpegyvb">
               <w:r>
                 <w:rPr>
                   <w:rFonts w:ascii="Arial" w:cs="Arial" w:eastAsia="Arial" w:hAnsi="Arial"/>
@@ -23997,7 +23997,7 @@
               <w:spacing w:after="10" w:before="0"/>
               <w:ind w:left="120"/>
             </w:pPr>
-            <w:hyperlink w:history="1" r:id="rIdaljclydqp1esys6phhr4t">
+            <w:hyperlink w:history="1" r:id="rIdbnv95xjbhkuxztxyt3ewb">
               <w:r>
                 <w:rPr>
                   <w:rFonts w:ascii="Arial" w:cs="Arial" w:eastAsia="Arial" w:hAnsi="Arial"/>
@@ -24192,7 +24192,7 @@
             <w:pPr>
               <w:spacing w:after="20" w:before="0"/>
             </w:pPr>
-            <w:hyperlink w:history="1" r:id="rIdadcl6af4-uhpdlf1lgstr">
+            <w:hyperlink w:history="1" r:id="rId536jquoypod6cf8nbqlso">
               <w:r>
                 <w:rPr>
                   <w:rFonts w:ascii="Arial" w:cs="Arial" w:eastAsia="Arial" w:hAnsi="Arial"/>
@@ -24225,7 +24225,7 @@
               <w:spacing w:after="10" w:before="0"/>
               <w:ind w:left="120"/>
             </w:pPr>
-            <w:hyperlink w:history="1" r:id="rIdzy5vxgx3huzgbj5f1zxas">
+            <w:hyperlink w:history="1" r:id="rIdazbk9j4eidkwpvswpknps">
               <w:r>
                 <w:rPr>
                   <w:rFonts w:ascii="Arial" w:cs="Arial" w:eastAsia="Arial" w:hAnsi="Arial"/>
@@ -24270,7 +24270,7 @@
             <w:pPr>
               <w:spacing w:after="20" w:before="0"/>
             </w:pPr>
-            <w:hyperlink w:history="1" r:id="rIdtud5yqtecr0izuj7dd_qo">
+            <w:hyperlink w:history="1" r:id="rIdvsgnmfcu7vuwfwplcxb-a">
               <w:r>
                 <w:rPr>
                   <w:rFonts w:ascii="Arial" w:cs="Arial" w:eastAsia="Arial" w:hAnsi="Arial"/>
@@ -24319,7 +24319,7 @@
               <w:spacing w:after="10" w:before="0"/>
               <w:ind w:left="120"/>
             </w:pPr>
-            <w:hyperlink w:history="1" r:id="rIdperoptyh4jv0losrkabun">
+            <w:hyperlink w:history="1" r:id="rIdhstvd_l6jnvjjkxt1xeig">
               <w:r>
                 <w:rPr>
                   <w:rFonts w:ascii="Arial" w:cs="Arial" w:eastAsia="Arial" w:hAnsi="Arial"/>
@@ -24514,7 +24514,7 @@
             <w:pPr>
               <w:spacing w:after="20" w:before="0"/>
             </w:pPr>
-            <w:hyperlink w:history="1" r:id="rIdwmh9btwkrd_hvobsgbux6">
+            <w:hyperlink w:history="1" r:id="rId1bl4pmsh0wu6vgdpivyg5">
               <w:r>
                 <w:rPr>
                   <w:rFonts w:ascii="Arial" w:cs="Arial" w:eastAsia="Arial" w:hAnsi="Arial"/>
@@ -24547,7 +24547,7 @@
               <w:spacing w:after="10" w:before="0"/>
               <w:ind w:left="120"/>
             </w:pPr>
-            <w:hyperlink w:history="1" r:id="rIddom-ls4o0dz42zfjnkubs">
+            <w:hyperlink w:history="1" r:id="rIdpvunqqd-wzpyxn08laydz">
               <w:r>
                 <w:rPr>
                   <w:rFonts w:ascii="Arial" w:cs="Arial" w:eastAsia="Arial" w:hAnsi="Arial"/>
@@ -24592,7 +24592,7 @@
             <w:pPr>
               <w:spacing w:after="20" w:before="0"/>
             </w:pPr>
-            <w:hyperlink w:history="1" r:id="rIdoedhahioiir86q35alddp">
+            <w:hyperlink w:history="1" r:id="rIdl4cuegw2dkqnebfr8r9-3">
               <w:r>
                 <w:rPr>
                   <w:rFonts w:ascii="Arial" w:cs="Arial" w:eastAsia="Arial" w:hAnsi="Arial"/>
@@ -24641,7 +24641,7 @@
               <w:spacing w:after="10" w:before="0"/>
               <w:ind w:left="120"/>
             </w:pPr>
-            <w:hyperlink w:history="1" r:id="rId2ixcyk-z_podj4o2u-x4g">
+            <w:hyperlink w:history="1" r:id="rIdeid9-axlsuvmqfo9rizxe">
               <w:r>
                 <w:rPr>
                   <w:rFonts w:ascii="Arial" w:cs="Arial" w:eastAsia="Arial" w:hAnsi="Arial"/>
@@ -24836,7 +24836,7 @@
             <w:pPr>
               <w:spacing w:after="20" w:before="0"/>
             </w:pPr>
-            <w:hyperlink w:history="1" r:id="rIdqxbukbbzsovscathmutjx">
+            <w:hyperlink w:history="1" r:id="rIddfcxqu36fpx2n1thc6df7">
               <w:r>
                 <w:rPr>
                   <w:rFonts w:ascii="Arial" w:cs="Arial" w:eastAsia="Arial" w:hAnsi="Arial"/>
@@ -24885,7 +24885,7 @@
               <w:spacing w:after="10" w:before="0"/>
               <w:ind w:left="120"/>
             </w:pPr>
-            <w:hyperlink w:history="1" r:id="rIdaxhyzlv7tfcsz5th1uqjm">
+            <w:hyperlink w:history="1" r:id="rIdmxvv94sn3csvmv3svmxo6">
               <w:r>
                 <w:rPr>
                   <w:rFonts w:ascii="Arial" w:cs="Arial" w:eastAsia="Arial" w:hAnsi="Arial"/>
@@ -24930,7 +24930,7 @@
             <w:pPr>
               <w:spacing w:after="20" w:before="0"/>
             </w:pPr>
-            <w:hyperlink w:history="1" r:id="rIdtl8rv1z5nh-wcjjuvaedb">
+            <w:hyperlink w:history="1" r:id="rIdnidg-6pydwhpjvatrga-q">
               <w:r>
                 <w:rPr>
                   <w:rFonts w:ascii="Arial" w:cs="Arial" w:eastAsia="Arial" w:hAnsi="Arial"/>
@@ -24979,7 +24979,7 @@
               <w:spacing w:after="10" w:before="0"/>
               <w:ind w:left="120"/>
             </w:pPr>
-            <w:hyperlink w:history="1" r:id="rIdteco8tc1ao9g0v98kmz4p">
+            <w:hyperlink w:history="1" r:id="rId_gxpxdyol4xv9y6twqhwc">
               <w:r>
                 <w:rPr>
                   <w:rFonts w:ascii="Arial" w:cs="Arial" w:eastAsia="Arial" w:hAnsi="Arial"/>
@@ -25681,7 +25681,7 @@
         </w:rPr>
         <w:t xml:space="preserve">© 2026 SeaVuria and ARES. Aligned with KICD objectives. Developed by SeaVuria; technical implementation by ARES (with AI assistance from Claude). Licensed under </w:t>
       </w:r>
-      <w:hyperlink w:history="1" r:id="rId8b7kimuq9znuiufcheidu">
+      <w:hyperlink w:history="1" r:id="rIdzg6kq7psbrudogbxhb1af">
         <w:r>
           <w:rPr>
             <w:rFonts w:ascii="Arial" w:cs="Arial" w:eastAsia="Arial" w:hAnsi="Arial"/>
@@ -25702,7 +25702,7 @@
         </w:rPr>
         <w:t xml:space="preserve"> (</w:t>
       </w:r>
-      <w:hyperlink w:history="1" r:id="rId5i8xkylnv2ph6mb7sne-t">
+      <w:hyperlink w:history="1" r:id="rIdl8bqyik-lhbqi-gflnh0u">
         <w:r>
           <w:rPr>
             <w:rFonts w:ascii="Arial" w:cs="Arial" w:eastAsia="Arial" w:hAnsi="Arial"/>

--- a/data/outputs/v2/Physics/SS3.1_Radioactivity_and_Stability_of_Isotopes/Physics_Radioactivity_and_Stability_of_Isotopes_CBE_LessonSequence.docx
+++ b/data/outputs/v2/Physics/SS3.1_Radioactivity_and_Stability_of_Isotopes/Physics_Radioactivity_and_Stability_of_Isotopes_CBE_LessonSequence.docx
@@ -4,6 +4,7 @@
   <w:body>
     <w:p>
       <w:pPr>
+        <w:keepNext w:val="false"/>
         <w:spacing w:after="30" w:before="0"/>
         <w:jc w:val="center"/>
       </w:pPr>
@@ -23,6 +24,7 @@
     </w:p>
     <w:p>
       <w:pPr>
+        <w:keepNext w:val="false"/>
         <w:spacing w:after="60" w:before="0"/>
         <w:jc w:val="center"/>
       </w:pPr>
@@ -81,6 +83,7 @@
           </w:tcPr>
           <w:p>
             <w:pPr>
+              <w:keepNext w:val="false"/>
               <w:spacing w:after="40" w:before="0"/>
               <w:jc w:val="center"/>
             </w:pPr>
@@ -115,6 +118,7 @@
           </w:tcPr>
           <w:p>
             <w:pPr>
+              <w:keepNext w:val="false"/>
               <w:spacing w:after="40" w:before="0"/>
               <w:jc w:val="left"/>
             </w:pPr>
@@ -147,6 +151,7 @@
           </w:tcPr>
           <w:p>
             <w:pPr>
+              <w:keepNext w:val="false"/>
               <w:spacing w:after="40" w:before="0"/>
               <w:jc w:val="left"/>
             </w:pPr>
@@ -181,6 +186,7 @@
           </w:tcPr>
           <w:p>
             <w:pPr>
+              <w:keepNext w:val="false"/>
               <w:spacing w:after="40" w:before="0"/>
               <w:jc w:val="left"/>
             </w:pPr>
@@ -213,6 +219,7 @@
           </w:tcPr>
           <w:p>
             <w:pPr>
+              <w:keepNext w:val="false"/>
               <w:spacing w:after="40" w:before="0"/>
               <w:jc w:val="left"/>
             </w:pPr>
@@ -247,6 +254,7 @@
           </w:tcPr>
           <w:p>
             <w:pPr>
+              <w:keepNext w:val="false"/>
               <w:spacing w:after="40" w:before="0"/>
               <w:jc w:val="left"/>
             </w:pPr>
@@ -279,6 +287,7 @@
           </w:tcPr>
           <w:p>
             <w:pPr>
+              <w:keepNext w:val="false"/>
               <w:spacing w:after="40" w:before="0"/>
               <w:jc w:val="left"/>
             </w:pPr>
@@ -313,6 +322,7 @@
           </w:tcPr>
           <w:p>
             <w:pPr>
+              <w:keepNext w:val="false"/>
               <w:spacing w:after="40" w:before="0"/>
               <w:jc w:val="left"/>
             </w:pPr>
@@ -345,6 +355,7 @@
           </w:tcPr>
           <w:p>
             <w:pPr>
+              <w:keepNext w:val="false"/>
               <w:spacing w:after="40" w:before="0"/>
               <w:jc w:val="left"/>
             </w:pPr>
@@ -379,6 +390,7 @@
           </w:tcPr>
           <w:p>
             <w:pPr>
+              <w:keepNext w:val="false"/>
               <w:spacing w:after="40" w:before="0"/>
               <w:jc w:val="left"/>
             </w:pPr>
@@ -411,6 +423,7 @@
           </w:tcPr>
           <w:p>
             <w:pPr>
+              <w:keepNext w:val="false"/>
               <w:spacing w:after="40" w:before="0"/>
               <w:jc w:val="left"/>
             </w:pPr>
@@ -445,6 +458,7 @@
           </w:tcPr>
           <w:p>
             <w:pPr>
+              <w:keepNext w:val="false"/>
               <w:spacing w:after="40" w:before="0"/>
               <w:jc w:val="left"/>
             </w:pPr>
@@ -692,6 +706,7 @@
           </w:tcPr>
           <w:p>
             <w:pPr>
+              <w:keepNext w:val="false"/>
               <w:spacing w:after="40" w:before="0"/>
               <w:jc w:val="left"/>
             </w:pPr>
@@ -724,6 +739,7 @@
           </w:tcPr>
           <w:p>
             <w:pPr>
+              <w:keepNext w:val="false"/>
               <w:spacing w:after="40" w:before="0"/>
               <w:jc w:val="left"/>
             </w:pPr>
@@ -743,6 +759,7 @@
           </w:p>
           <w:p>
             <w:pPr>
+              <w:keepNext w:val="false"/>
               <w:spacing w:after="40" w:before="0"/>
               <w:jc w:val="left"/>
             </w:pPr>
@@ -762,6 +779,7 @@
           </w:p>
           <w:p>
             <w:pPr>
+              <w:keepNext w:val="false"/>
               <w:spacing w:after="40" w:before="0"/>
               <w:jc w:val="left"/>
             </w:pPr>
@@ -781,6 +799,7 @@
           </w:p>
           <w:p>
             <w:pPr>
+              <w:keepNext w:val="false"/>
               <w:spacing w:after="40" w:before="0"/>
               <w:jc w:val="left"/>
             </w:pPr>
@@ -800,6 +819,7 @@
           </w:p>
           <w:p>
             <w:pPr>
+              <w:keepNext w:val="false"/>
               <w:spacing w:after="40" w:before="0"/>
               <w:jc w:val="left"/>
             </w:pPr>
@@ -819,6 +839,7 @@
           </w:p>
           <w:p>
             <w:pPr>
+              <w:keepNext w:val="false"/>
               <w:spacing w:after="40" w:before="0"/>
               <w:jc w:val="left"/>
             </w:pPr>
@@ -838,6 +859,7 @@
           </w:p>
           <w:p>
             <w:pPr>
+              <w:keepNext w:val="false"/>
               <w:spacing w:after="40" w:before="0"/>
               <w:jc w:val="left"/>
             </w:pPr>
@@ -857,6 +879,7 @@
           </w:p>
           <w:p>
             <w:pPr>
+              <w:keepNext w:val="false"/>
               <w:spacing w:after="40" w:before="0"/>
               <w:jc w:val="left"/>
             </w:pPr>
@@ -876,6 +899,7 @@
           </w:p>
           <w:p>
             <w:pPr>
+              <w:keepNext w:val="false"/>
               <w:spacing w:after="40" w:before="0"/>
               <w:jc w:val="left"/>
             </w:pPr>
@@ -895,6 +919,7 @@
           </w:p>
           <w:p>
             <w:pPr>
+              <w:keepNext w:val="false"/>
               <w:spacing w:after="40" w:before="0"/>
               <w:jc w:val="left"/>
             </w:pPr>
@@ -914,6 +939,7 @@
           </w:p>
           <w:p>
             <w:pPr>
+              <w:keepNext w:val="false"/>
               <w:spacing w:after="40" w:before="0"/>
               <w:jc w:val="left"/>
             </w:pPr>
@@ -948,6 +974,7 @@
           </w:tcPr>
           <w:p>
             <w:pPr>
+              <w:keepNext w:val="false"/>
               <w:spacing w:after="40" w:before="0"/>
               <w:jc w:val="left"/>
             </w:pPr>
@@ -1095,6 +1122,7 @@
           </w:tcPr>
           <w:p>
             <w:pPr>
+              <w:keepNext w:val="false"/>
               <w:spacing w:after="40" w:before="0"/>
               <w:jc w:val="left"/>
             </w:pPr>
@@ -1222,6 +1250,7 @@
           </w:tcPr>
           <w:p>
             <w:pPr>
+              <w:keepNext w:val="false"/>
               <w:spacing w:after="40" w:before="0"/>
               <w:jc w:val="left"/>
             </w:pPr>
@@ -1429,6 +1458,7 @@
           </w:tcPr>
           <w:p>
             <w:pPr>
+              <w:keepNext w:val="false"/>
               <w:spacing w:after="40" w:before="0"/>
               <w:jc w:val="left"/>
             </w:pPr>
@@ -1576,6 +1606,7 @@
           </w:tcPr>
           <w:p>
             <w:pPr>
+              <w:keepNext w:val="false"/>
               <w:spacing w:after="40" w:before="0"/>
               <w:jc w:val="left"/>
             </w:pPr>
@@ -1743,6 +1774,7 @@
           </w:tcPr>
           <w:p>
             <w:pPr>
+              <w:keepNext w:val="false"/>
               <w:spacing w:after="40" w:before="0"/>
               <w:jc w:val="left"/>
             </w:pPr>
@@ -1775,6 +1807,7 @@
           </w:tcPr>
           <w:p>
             <w:pPr>
+              <w:keepNext w:val="false"/>
               <w:spacing w:after="40" w:before="0"/>
               <w:jc w:val="left"/>
             </w:pPr>
@@ -1809,6 +1842,7 @@
           </w:tcPr>
           <w:p>
             <w:pPr>
+              <w:keepNext w:val="false"/>
               <w:spacing w:after="40" w:before="0"/>
               <w:jc w:val="left"/>
             </w:pPr>
@@ -1841,6 +1875,7 @@
           </w:tcPr>
           <w:p>
             <w:pPr>
+              <w:keepNext w:val="false"/>
               <w:spacing w:after="40" w:before="0"/>
               <w:jc w:val="left"/>
             </w:pPr>
@@ -1860,6 +1895,7 @@
           </w:p>
           <w:p>
             <w:pPr>
+              <w:keepNext w:val="false"/>
               <w:spacing w:after="40" w:before="0"/>
               <w:jc w:val="left"/>
             </w:pPr>
@@ -1879,6 +1915,7 @@
           </w:p>
           <w:p>
             <w:pPr>
+              <w:keepNext w:val="false"/>
               <w:spacing w:after="40" w:before="0"/>
               <w:jc w:val="left"/>
             </w:pPr>
@@ -1898,6 +1935,7 @@
           </w:p>
           <w:p>
             <w:pPr>
+              <w:keepNext w:val="false"/>
               <w:spacing w:after="40" w:before="0"/>
               <w:jc w:val="left"/>
             </w:pPr>
@@ -1917,6 +1955,7 @@
           </w:p>
           <w:p>
             <w:pPr>
+              <w:keepNext w:val="false"/>
               <w:spacing w:after="40" w:before="0"/>
               <w:jc w:val="left"/>
             </w:pPr>
@@ -1951,6 +1990,7 @@
           </w:tcPr>
           <w:p>
             <w:pPr>
+              <w:keepNext w:val="false"/>
               <w:spacing w:after="40" w:before="0"/>
               <w:jc w:val="left"/>
             </w:pPr>
@@ -1983,6 +2023,7 @@
           </w:tcPr>
           <w:p>
             <w:pPr>
+              <w:keepNext w:val="false"/>
               <w:spacing w:after="40" w:before="0"/>
               <w:jc w:val="left"/>
             </w:pPr>
@@ -2002,6 +2043,7 @@
           </w:p>
           <w:p>
             <w:pPr>
+              <w:keepNext w:val="false"/>
               <w:spacing w:after="40" w:before="0"/>
               <w:jc w:val="left"/>
             </w:pPr>
@@ -2021,6 +2063,7 @@
           </w:p>
           <w:p>
             <w:pPr>
+              <w:keepNext w:val="false"/>
               <w:spacing w:after="40" w:before="0"/>
               <w:jc w:val="left"/>
             </w:pPr>
@@ -2040,6 +2083,7 @@
           </w:p>
           <w:p>
             <w:pPr>
+              <w:keepNext w:val="false"/>
               <w:spacing w:after="40" w:before="0"/>
               <w:jc w:val="left"/>
             </w:pPr>
@@ -2059,6 +2103,7 @@
           </w:p>
           <w:p>
             <w:pPr>
+              <w:keepNext w:val="false"/>
               <w:spacing w:after="40" w:before="0"/>
               <w:jc w:val="left"/>
             </w:pPr>
@@ -2078,6 +2123,7 @@
           </w:p>
           <w:p>
             <w:pPr>
+              <w:keepNext w:val="false"/>
               <w:spacing w:after="40" w:before="0"/>
               <w:jc w:val="left"/>
             </w:pPr>
@@ -2097,6 +2143,7 @@
           </w:p>
           <w:p>
             <w:pPr>
+              <w:keepNext w:val="false"/>
               <w:spacing w:after="40" w:before="0"/>
               <w:jc w:val="left"/>
             </w:pPr>
@@ -2131,6 +2178,7 @@
           </w:tcPr>
           <w:p>
             <w:pPr>
+              <w:keepNext w:val="false"/>
               <w:spacing w:after="40" w:before="0"/>
               <w:jc w:val="left"/>
             </w:pPr>
@@ -2163,6 +2211,7 @@
           </w:tcPr>
           <w:p>
             <w:pPr>
+              <w:keepNext w:val="false"/>
               <w:spacing w:after="40" w:before="0"/>
               <w:jc w:val="left"/>
             </w:pPr>
@@ -2182,6 +2231,7 @@
           </w:p>
           <w:p>
             <w:pPr>
+              <w:keepNext w:val="false"/>
               <w:spacing w:after="40" w:before="0"/>
               <w:jc w:val="left"/>
             </w:pPr>
@@ -2201,6 +2251,7 @@
           </w:p>
           <w:p>
             <w:pPr>
+              <w:keepNext w:val="false"/>
               <w:spacing w:after="40" w:before="0"/>
               <w:jc w:val="left"/>
             </w:pPr>
@@ -2220,6 +2271,7 @@
           </w:p>
           <w:p>
             <w:pPr>
+              <w:keepNext w:val="false"/>
               <w:spacing w:after="40" w:before="0"/>
               <w:jc w:val="left"/>
             </w:pPr>
@@ -2239,6 +2291,7 @@
           </w:p>
           <w:p>
             <w:pPr>
+              <w:keepNext w:val="false"/>
               <w:spacing w:after="40" w:before="0"/>
               <w:jc w:val="left"/>
             </w:pPr>
@@ -2258,6 +2311,7 @@
           </w:p>
           <w:p>
             <w:pPr>
+              <w:keepNext w:val="false"/>
               <w:spacing w:after="40" w:before="0"/>
               <w:jc w:val="left"/>
             </w:pPr>
@@ -2277,6 +2331,7 @@
           </w:p>
           <w:p>
             <w:pPr>
+              <w:keepNext w:val="false"/>
               <w:spacing w:after="40" w:before="0"/>
               <w:jc w:val="left"/>
             </w:pPr>
@@ -2296,6 +2351,7 @@
           </w:p>
           <w:p>
             <w:pPr>
+              <w:keepNext w:val="false"/>
               <w:spacing w:after="40" w:before="0"/>
               <w:jc w:val="left"/>
             </w:pPr>
@@ -2315,6 +2371,7 @@
           </w:p>
           <w:p>
             <w:pPr>
+              <w:keepNext w:val="false"/>
               <w:spacing w:after="40" w:before="0"/>
               <w:jc w:val="left"/>
             </w:pPr>
@@ -2334,6 +2391,7 @@
           </w:p>
           <w:p>
             <w:pPr>
+              <w:keepNext w:val="false"/>
               <w:spacing w:after="40" w:before="0"/>
               <w:jc w:val="left"/>
             </w:pPr>
@@ -2353,6 +2411,7 @@
           </w:p>
           <w:p>
             <w:pPr>
+              <w:keepNext w:val="false"/>
               <w:spacing w:after="40" w:before="0"/>
               <w:jc w:val="left"/>
             </w:pPr>
@@ -2372,6 +2431,7 @@
           </w:p>
           <w:p>
             <w:pPr>
+              <w:keepNext w:val="false"/>
               <w:spacing w:after="40" w:before="0"/>
               <w:jc w:val="left"/>
             </w:pPr>
@@ -2391,6 +2451,7 @@
           </w:p>
           <w:p>
             <w:pPr>
+              <w:keepNext w:val="false"/>
               <w:spacing w:after="40" w:before="0"/>
               <w:jc w:val="left"/>
             </w:pPr>
@@ -2425,6 +2486,7 @@
           </w:tcPr>
           <w:p>
             <w:pPr>
+              <w:keepNext w:val="false"/>
               <w:spacing w:after="40" w:before="0"/>
               <w:jc w:val="left"/>
             </w:pPr>
@@ -2656,7 +2718,7 @@
         </w:rPr>
         <w:t xml:space="preserve">© 2026 SeaVuria and ARES. This work is licensed under a </w:t>
       </w:r>
-      <w:hyperlink w:history="1" r:id="rIdwjhsgb5rbdfkkre8yzxsr">
+      <w:hyperlink w:history="1" r:id="rIdaijmer6qnxzvq1kwfhrtn">
         <w:r>
           <w:rPr>
             <w:rFonts w:ascii="Arial" w:cs="Arial" w:eastAsia="Arial" w:hAnsi="Arial"/>
@@ -2676,7 +2738,7 @@
         </w:rPr>
         <w:t xml:space="preserve"> (</w:t>
       </w:r>
-      <w:hyperlink w:history="1" r:id="rIdenvtbchavpwuccuca0v6l">
+      <w:hyperlink w:history="1" r:id="rIdbmefuqescerqjxgcxensp">
         <w:r>
           <w:rPr>
             <w:rFonts w:ascii="Arial" w:cs="Arial" w:eastAsia="Arial" w:hAnsi="Arial"/>
@@ -2696,7 +2758,7 @@
         </w:rPr>
         <w:t xml:space="preserve">). To view a copy of this license, visit </w:t>
       </w:r>
-      <w:hyperlink w:history="1" r:id="rId4nbl5ptpekllo-samrlbu">
+      <w:hyperlink w:history="1" r:id="rId12mytrqnriv5ggfcolvzd">
         <w:r>
           <w:rPr>
             <w:rFonts w:ascii="Arial" w:cs="Arial" w:eastAsia="Arial" w:hAnsi="Arial"/>
@@ -2755,6 +2817,7 @@
           </w:tcPr>
           <w:p>
             <w:pPr>
+              <w:keepNext w:val="false"/>
               <w:spacing w:after="40" w:before="0"/>
               <w:jc w:val="center"/>
             </w:pPr>
@@ -2790,6 +2853,7 @@
           </w:tcPr>
           <w:p>
             <w:pPr>
+              <w:keepNext w:val="false"/>
               <w:spacing w:after="40" w:before="0"/>
               <w:jc w:val="center"/>
             </w:pPr>
@@ -2824,6 +2888,7 @@
           </w:tcPr>
           <w:p>
             <w:pPr>
+              <w:keepNext w:val="false"/>
               <w:spacing w:after="40" w:before="0"/>
               <w:jc w:val="left"/>
             </w:pPr>
@@ -2856,6 +2921,7 @@
           </w:tcPr>
           <w:p>
             <w:pPr>
+              <w:keepNext w:val="false"/>
               <w:spacing w:after="40" w:before="0"/>
               <w:jc w:val="left"/>
             </w:pPr>
@@ -2890,6 +2956,7 @@
           </w:tcPr>
           <w:p>
             <w:pPr>
+              <w:keepNext w:val="false"/>
               <w:spacing w:after="40" w:before="0"/>
               <w:jc w:val="left"/>
             </w:pPr>
@@ -2922,6 +2989,7 @@
           </w:tcPr>
           <w:p>
             <w:pPr>
+              <w:keepNext w:val="false"/>
               <w:spacing w:after="40" w:before="0"/>
               <w:jc w:val="left"/>
             </w:pPr>
@@ -2956,6 +3024,7 @@
           </w:tcPr>
           <w:p>
             <w:pPr>
+              <w:keepNext w:val="false"/>
               <w:spacing w:after="40" w:before="0"/>
               <w:jc w:val="left"/>
             </w:pPr>
@@ -2988,6 +3057,7 @@
           </w:tcPr>
           <w:p>
             <w:pPr>
+              <w:keepNext w:val="false"/>
               <w:spacing w:after="40" w:before="0"/>
               <w:jc w:val="left"/>
             </w:pPr>
@@ -3022,6 +3092,7 @@
           </w:tcPr>
           <w:p>
             <w:pPr>
+              <w:keepNext w:val="false"/>
               <w:spacing w:after="40" w:before="0"/>
               <w:jc w:val="left"/>
             </w:pPr>
@@ -3054,6 +3125,7 @@
           </w:tcPr>
           <w:p>
             <w:pPr>
+              <w:keepNext w:val="false"/>
               <w:spacing w:after="40" w:before="0"/>
               <w:jc w:val="left"/>
             </w:pPr>
@@ -3088,6 +3160,7 @@
           </w:tcPr>
           <w:p>
             <w:pPr>
+              <w:keepNext w:val="false"/>
               <w:spacing w:after="40" w:before="0"/>
               <w:jc w:val="left"/>
             </w:pPr>
@@ -3120,6 +3193,7 @@
           </w:tcPr>
           <w:p>
             <w:pPr>
+              <w:keepNext w:val="false"/>
               <w:spacing w:after="40" w:before="0"/>
               <w:jc w:val="left"/>
             </w:pPr>
@@ -3154,6 +3228,7 @@
           </w:tcPr>
           <w:p>
             <w:pPr>
+              <w:keepNext w:val="false"/>
               <w:spacing w:after="40" w:before="0"/>
               <w:jc w:val="left"/>
             </w:pPr>
@@ -3186,6 +3261,7 @@
           </w:tcPr>
           <w:p>
             <w:pPr>
+              <w:keepNext w:val="false"/>
               <w:spacing w:after="40" w:before="0"/>
               <w:jc w:val="left"/>
             </w:pPr>
@@ -3220,6 +3296,7 @@
           </w:tcPr>
           <w:p>
             <w:pPr>
+              <w:keepNext w:val="false"/>
               <w:spacing w:after="40" w:before="0"/>
               <w:jc w:val="left"/>
             </w:pPr>
@@ -3252,6 +3329,7 @@
           </w:tcPr>
           <w:p>
             <w:pPr>
+              <w:keepNext w:val="false"/>
               <w:spacing w:after="40" w:before="0"/>
               <w:jc w:val="left"/>
             </w:pPr>
@@ -3286,6 +3364,7 @@
           </w:tcPr>
           <w:p>
             <w:pPr>
+              <w:keepNext w:val="false"/>
               <w:spacing w:after="40" w:before="0"/>
               <w:jc w:val="left"/>
             </w:pPr>
@@ -3318,6 +3397,7 @@
           </w:tcPr>
           <w:p>
             <w:pPr>
+              <w:keepNext w:val="false"/>
               <w:spacing w:after="40" w:before="0"/>
               <w:jc w:val="left"/>
             </w:pPr>
@@ -3377,6 +3457,7 @@
           </w:tcPr>
           <w:p>
             <w:pPr>
+              <w:keepNext w:val="false"/>
               <w:spacing w:after="40" w:before="0"/>
               <w:jc w:val="center"/>
             </w:pPr>
@@ -3411,6 +3492,7 @@
           </w:tcPr>
           <w:p>
             <w:pPr>
+              <w:keepNext w:val="false"/>
               <w:spacing w:after="40" w:before="0"/>
               <w:jc w:val="left"/>
             </w:pPr>
@@ -3475,6 +3557,7 @@
           </w:tcPr>
           <w:p>
             <w:pPr>
+              <w:keepNext w:val="false"/>
               <w:spacing w:after="40" w:before="0"/>
               <w:jc w:val="center"/>
             </w:pPr>
@@ -3509,6 +3592,7 @@
           </w:tcPr>
           <w:p>
             <w:pPr>
+              <w:keepNext w:val="false"/>
               <w:spacing w:after="40" w:before="0"/>
               <w:jc w:val="left"/>
             </w:pPr>
@@ -3541,6 +3625,7 @@
           </w:tcPr>
           <w:p>
             <w:pPr>
+              <w:keepNext w:val="false"/>
               <w:spacing w:after="40" w:before="0"/>
               <w:jc w:val="left"/>
             </w:pPr>
@@ -3573,6 +3658,7 @@
           </w:tcPr>
           <w:p>
             <w:pPr>
+              <w:keepNext w:val="false"/>
               <w:spacing w:after="40" w:before="0"/>
               <w:jc w:val="left"/>
             </w:pPr>
@@ -3605,6 +3691,7 @@
           </w:tcPr>
           <w:p>
             <w:pPr>
+              <w:keepNext w:val="false"/>
               <w:spacing w:after="40" w:before="0"/>
               <w:jc w:val="left"/>
             </w:pPr>
@@ -3637,6 +3724,7 @@
           </w:tcPr>
           <w:p>
             <w:pPr>
+              <w:keepNext w:val="false"/>
               <w:spacing w:after="40" w:before="0"/>
               <w:jc w:val="left"/>
             </w:pPr>
@@ -3671,6 +3759,7 @@
           </w:tcPr>
           <w:p>
             <w:pPr>
+              <w:keepNext w:val="false"/>
               <w:spacing w:after="40" w:before="0"/>
               <w:jc w:val="left"/>
             </w:pPr>
@@ -3708,7 +3797,7 @@
             <w:pPr>
               <w:spacing w:after="20" w:before="0"/>
             </w:pPr>
-            <w:hyperlink w:history="1" r:id="rIdibyvbkmzssraarutcdrzu">
+            <w:hyperlink w:history="1" r:id="rId6p8tc9efuot_yvsd46tbj">
               <w:r>
                 <w:rPr>
                   <w:rFonts w:ascii="Arial" w:cs="Arial" w:eastAsia="Arial" w:hAnsi="Arial"/>
@@ -3741,7 +3830,7 @@
               <w:spacing w:after="10" w:before="0"/>
               <w:ind w:left="120"/>
             </w:pPr>
-            <w:hyperlink w:history="1" r:id="rId2zdoixqj_j5w1bghu4eju">
+            <w:hyperlink w:history="1" r:id="rIdiklfcni8oe4wgjo2l2sbb">
               <w:r>
                 <w:rPr>
                   <w:rFonts w:ascii="Arial" w:cs="Arial" w:eastAsia="Arial" w:hAnsi="Arial"/>
@@ -3786,7 +3875,7 @@
             <w:pPr>
               <w:spacing w:after="20" w:before="0"/>
             </w:pPr>
-            <w:hyperlink w:history="1" r:id="rIdliclcruyfzi5yfetvaiy-">
+            <w:hyperlink w:history="1" r:id="rIdcpgtkqkge0jyqufnw9mll">
               <w:r>
                 <w:rPr>
                   <w:rFonts w:ascii="Arial" w:cs="Arial" w:eastAsia="Arial" w:hAnsi="Arial"/>
@@ -3819,7 +3908,7 @@
               <w:spacing w:after="10" w:before="0"/>
               <w:ind w:left="120"/>
             </w:pPr>
-            <w:hyperlink w:history="1" r:id="rIdygbhorjsvruruxpafwttj">
+            <w:hyperlink w:history="1" r:id="rIdud59ch7-vyxabipgx-gxd">
               <w:r>
                 <w:rPr>
                   <w:rFonts w:ascii="Arial" w:cs="Arial" w:eastAsia="Arial" w:hAnsi="Arial"/>
@@ -3847,6 +3936,7 @@
           </w:tcPr>
           <w:p>
             <w:pPr>
+              <w:keepNext w:val="false"/>
               <w:spacing w:after="40" w:before="0"/>
               <w:jc w:val="left"/>
             </w:pPr>
@@ -3879,6 +3969,7 @@
           </w:tcPr>
           <w:p>
             <w:pPr>
+              <w:keepNext w:val="false"/>
               <w:spacing w:after="40" w:before="0"/>
               <w:jc w:val="left"/>
             </w:pPr>
@@ -3911,6 +4002,7 @@
           </w:tcPr>
           <w:p>
             <w:pPr>
+              <w:keepNext w:val="false"/>
               <w:spacing w:after="40" w:before="0"/>
               <w:jc w:val="left"/>
             </w:pPr>
@@ -3943,6 +4035,7 @@
           </w:tcPr>
           <w:p>
             <w:pPr>
+              <w:keepNext w:val="false"/>
               <w:spacing w:after="40" w:before="0"/>
               <w:jc w:val="left"/>
             </w:pPr>
@@ -3977,6 +4070,7 @@
           </w:tcPr>
           <w:p>
             <w:pPr>
+              <w:keepNext w:val="false"/>
               <w:spacing w:after="40" w:before="0"/>
               <w:jc w:val="left"/>
             </w:pPr>
@@ -4014,7 +4108,7 @@
             <w:pPr>
               <w:spacing w:after="20" w:before="0"/>
             </w:pPr>
-            <w:hyperlink w:history="1" r:id="rIdnwnspyzl3dyzbu_pg__bh">
+            <w:hyperlink w:history="1" r:id="rIdmufqzpjayujc-9-kogczm">
               <w:r>
                 <w:rPr>
                   <w:rFonts w:ascii="Arial" w:cs="Arial" w:eastAsia="Arial" w:hAnsi="Arial"/>
@@ -4047,7 +4141,7 @@
               <w:spacing w:after="10" w:before="0"/>
               <w:ind w:left="120"/>
             </w:pPr>
-            <w:hyperlink w:history="1" r:id="rId7twm29q_z_geg1lvvjr-c">
+            <w:hyperlink w:history="1" r:id="rId9oqhv9htdbxjdtn7sup7u">
               <w:r>
                 <w:rPr>
                   <w:rFonts w:ascii="Arial" w:cs="Arial" w:eastAsia="Arial" w:hAnsi="Arial"/>
@@ -4092,7 +4186,7 @@
             <w:pPr>
               <w:spacing w:after="20" w:before="0"/>
             </w:pPr>
-            <w:hyperlink w:history="1" r:id="rId0z54hfohe5k1mkoxkom5o">
+            <w:hyperlink w:history="1" r:id="rId5otixnre5q8ijwimnxh8m">
               <w:r>
                 <w:rPr>
                   <w:rFonts w:ascii="Arial" w:cs="Arial" w:eastAsia="Arial" w:hAnsi="Arial"/>
@@ -4125,7 +4219,7 @@
               <w:spacing w:after="10" w:before="0"/>
               <w:ind w:left="120"/>
             </w:pPr>
-            <w:hyperlink w:history="1" r:id="rIds5dlkg7x5t_2_3smfgoyi">
+            <w:hyperlink w:history="1" r:id="rIdsxmg93rph0rqd2xvg_bie">
               <w:r>
                 <w:rPr>
                   <w:rFonts w:ascii="Arial" w:cs="Arial" w:eastAsia="Arial" w:hAnsi="Arial"/>
@@ -4153,6 +4247,7 @@
           </w:tcPr>
           <w:p>
             <w:pPr>
+              <w:keepNext w:val="false"/>
               <w:spacing w:after="40" w:before="0"/>
               <w:jc w:val="left"/>
             </w:pPr>
@@ -4185,6 +4280,7 @@
           </w:tcPr>
           <w:p>
             <w:pPr>
+              <w:keepNext w:val="false"/>
               <w:spacing w:after="40" w:before="0"/>
               <w:jc w:val="left"/>
             </w:pPr>
@@ -4217,6 +4313,7 @@
           </w:tcPr>
           <w:p>
             <w:pPr>
+              <w:keepNext w:val="false"/>
               <w:spacing w:after="40" w:before="0"/>
               <w:jc w:val="left"/>
             </w:pPr>
@@ -4249,6 +4346,7 @@
           </w:tcPr>
           <w:p>
             <w:pPr>
+              <w:keepNext w:val="false"/>
               <w:spacing w:after="40" w:before="0"/>
               <w:jc w:val="left"/>
             </w:pPr>
@@ -4283,6 +4381,7 @@
           </w:tcPr>
           <w:p>
             <w:pPr>
+              <w:keepNext w:val="false"/>
               <w:spacing w:after="40" w:before="0"/>
               <w:jc w:val="left"/>
             </w:pPr>
@@ -4320,7 +4419,7 @@
             <w:pPr>
               <w:spacing w:after="20" w:before="0"/>
             </w:pPr>
-            <w:hyperlink w:history="1" r:id="rIdomkrkb15pencwhrq4aduc">
+            <w:hyperlink w:history="1" r:id="rIddnkus5nmtwiekgaeefrpq">
               <w:r>
                 <w:rPr>
                   <w:rFonts w:ascii="Arial" w:cs="Arial" w:eastAsia="Arial" w:hAnsi="Arial"/>
@@ -4353,7 +4452,7 @@
               <w:spacing w:after="10" w:before="0"/>
               <w:ind w:left="120"/>
             </w:pPr>
-            <w:hyperlink w:history="1" r:id="rIdm4cyy9u0erjfzavascqwt">
+            <w:hyperlink w:history="1" r:id="rIdhugqzit5k-jotwcol9cat">
               <w:r>
                 <w:rPr>
                   <w:rFonts w:ascii="Arial" w:cs="Arial" w:eastAsia="Arial" w:hAnsi="Arial"/>
@@ -4398,7 +4497,7 @@
             <w:pPr>
               <w:spacing w:after="20" w:before="0"/>
             </w:pPr>
-            <w:hyperlink w:history="1" r:id="rIdbousyy6x5gzxj4etabrzh">
+            <w:hyperlink w:history="1" r:id="rIdwj7xl9xgcedhjhib89jym">
               <w:r>
                 <w:rPr>
                   <w:rFonts w:ascii="Arial" w:cs="Arial" w:eastAsia="Arial" w:hAnsi="Arial"/>
@@ -4431,7 +4530,7 @@
               <w:spacing w:after="10" w:before="0"/>
               <w:ind w:left="120"/>
             </w:pPr>
-            <w:hyperlink w:history="1" r:id="rIdgewdgap-a0nllnwctylqq">
+            <w:hyperlink w:history="1" r:id="rId1h1e6y-2jefwd1xlmbq8s">
               <w:r>
                 <w:rPr>
                   <w:rFonts w:ascii="Arial" w:cs="Arial" w:eastAsia="Arial" w:hAnsi="Arial"/>
@@ -4459,6 +4558,7 @@
           </w:tcPr>
           <w:p>
             <w:pPr>
+              <w:keepNext w:val="false"/>
               <w:spacing w:after="40" w:before="0"/>
               <w:jc w:val="left"/>
             </w:pPr>
@@ -4491,6 +4591,7 @@
           </w:tcPr>
           <w:p>
             <w:pPr>
+              <w:keepNext w:val="false"/>
               <w:spacing w:after="40" w:before="0"/>
               <w:jc w:val="left"/>
             </w:pPr>
@@ -4523,6 +4624,7 @@
           </w:tcPr>
           <w:p>
             <w:pPr>
+              <w:keepNext w:val="false"/>
               <w:spacing w:after="40" w:before="0"/>
               <w:jc w:val="left"/>
             </w:pPr>
@@ -4555,6 +4657,7 @@
           </w:tcPr>
           <w:p>
             <w:pPr>
+              <w:keepNext w:val="false"/>
               <w:spacing w:after="40" w:before="0"/>
               <w:jc w:val="left"/>
             </w:pPr>
@@ -4589,6 +4692,7 @@
           </w:tcPr>
           <w:p>
             <w:pPr>
+              <w:keepNext w:val="false"/>
               <w:spacing w:after="40" w:before="0"/>
               <w:jc w:val="left"/>
             </w:pPr>
@@ -4626,7 +4730,7 @@
             <w:pPr>
               <w:spacing w:after="20" w:before="0"/>
             </w:pPr>
-            <w:hyperlink w:history="1" r:id="rIdnlmyhuyi6lcm-upv4p56p">
+            <w:hyperlink w:history="1" r:id="rIdlq2o_czrtylmxjmjjsfo1">
               <w:r>
                 <w:rPr>
                   <w:rFonts w:ascii="Arial" w:cs="Arial" w:eastAsia="Arial" w:hAnsi="Arial"/>
@@ -4659,7 +4763,7 @@
               <w:spacing w:after="10" w:before="0"/>
               <w:ind w:left="120"/>
             </w:pPr>
-            <w:hyperlink w:history="1" r:id="rIdlyr8h_ykziurehipvo6yn">
+            <w:hyperlink w:history="1" r:id="rIdbamod5egj0kmof1v6akke">
               <w:r>
                 <w:rPr>
                   <w:rFonts w:ascii="Arial" w:cs="Arial" w:eastAsia="Arial" w:hAnsi="Arial"/>
@@ -4704,7 +4808,7 @@
             <w:pPr>
               <w:spacing w:after="20" w:before="0"/>
             </w:pPr>
-            <w:hyperlink w:history="1" r:id="rIdd2wwryqxijj5oakfkk_sb">
+            <w:hyperlink w:history="1" r:id="rIdon75o6o0tyljjkcn_rujx">
               <w:r>
                 <w:rPr>
                   <w:rFonts w:ascii="Arial" w:cs="Arial" w:eastAsia="Arial" w:hAnsi="Arial"/>
@@ -4737,7 +4841,7 @@
               <w:spacing w:after="10" w:before="0"/>
               <w:ind w:left="120"/>
             </w:pPr>
-            <w:hyperlink w:history="1" r:id="rIdu2luyldl2dqq334esbzjo">
+            <w:hyperlink w:history="1" r:id="rId4oj64qjgpqkbvgxwxcage">
               <w:r>
                 <w:rPr>
                   <w:rFonts w:ascii="Arial" w:cs="Arial" w:eastAsia="Arial" w:hAnsi="Arial"/>
@@ -4765,6 +4869,7 @@
           </w:tcPr>
           <w:p>
             <w:pPr>
+              <w:keepNext w:val="false"/>
               <w:spacing w:after="40" w:before="0"/>
               <w:jc w:val="left"/>
             </w:pPr>
@@ -4797,6 +4902,7 @@
           </w:tcPr>
           <w:p>
             <w:pPr>
+              <w:keepNext w:val="false"/>
               <w:spacing w:after="40" w:before="0"/>
               <w:jc w:val="left"/>
             </w:pPr>
@@ -4829,6 +4935,7 @@
           </w:tcPr>
           <w:p>
             <w:pPr>
+              <w:keepNext w:val="false"/>
               <w:spacing w:after="40" w:before="0"/>
               <w:jc w:val="left"/>
             </w:pPr>
@@ -4861,6 +4968,7 @@
           </w:tcPr>
           <w:p>
             <w:pPr>
+              <w:keepNext w:val="false"/>
               <w:spacing w:after="40" w:before="0"/>
               <w:jc w:val="left"/>
             </w:pPr>
@@ -4895,6 +5003,7 @@
           </w:tcPr>
           <w:p>
             <w:pPr>
+              <w:keepNext w:val="false"/>
               <w:spacing w:after="40" w:before="0"/>
               <w:jc w:val="left"/>
             </w:pPr>
@@ -4932,7 +5041,7 @@
             <w:pPr>
               <w:spacing w:after="20" w:before="0"/>
             </w:pPr>
-            <w:hyperlink w:history="1" r:id="rIdwa5rdsatwguicvxmeqap3">
+            <w:hyperlink w:history="1" r:id="rIdqnhdx-uqecixlruvi2o4n">
               <w:r>
                 <w:rPr>
                   <w:rFonts w:ascii="Arial" w:cs="Arial" w:eastAsia="Arial" w:hAnsi="Arial"/>
@@ -4981,7 +5090,7 @@
               <w:spacing w:after="10" w:before="0"/>
               <w:ind w:left="120"/>
             </w:pPr>
-            <w:hyperlink w:history="1" r:id="rIdayllu6q_g65cifdxx32qp">
+            <w:hyperlink w:history="1" r:id="rIdc8l2g41734tnfavy0prww">
               <w:r>
                 <w:rPr>
                   <w:rFonts w:ascii="Arial" w:cs="Arial" w:eastAsia="Arial" w:hAnsi="Arial"/>
@@ -5026,7 +5135,7 @@
             <w:pPr>
               <w:spacing w:after="20" w:before="0"/>
             </w:pPr>
-            <w:hyperlink w:history="1" r:id="rIdlcgkcaubz7frlanyxd0ze">
+            <w:hyperlink w:history="1" r:id="rIdvkyqjublwkzboxgep9hqa">
               <w:r>
                 <w:rPr>
                   <w:rFonts w:ascii="Arial" w:cs="Arial" w:eastAsia="Arial" w:hAnsi="Arial"/>
@@ -5075,7 +5184,7 @@
               <w:spacing w:after="10" w:before="0"/>
               <w:ind w:left="120"/>
             </w:pPr>
-            <w:hyperlink w:history="1" r:id="rIdvyr7a5wjm9itbvgshl4lh">
+            <w:hyperlink w:history="1" r:id="rIddhdngjfpi1pghpqxsqfx7">
               <w:r>
                 <w:rPr>
                   <w:rFonts w:ascii="Arial" w:cs="Arial" w:eastAsia="Arial" w:hAnsi="Arial"/>
@@ -5103,6 +5212,7 @@
           </w:tcPr>
           <w:p>
             <w:pPr>
+              <w:keepNext w:val="false"/>
               <w:spacing w:after="40" w:before="0"/>
               <w:jc w:val="left"/>
             </w:pPr>
@@ -5135,6 +5245,7 @@
           </w:tcPr>
           <w:p>
             <w:pPr>
+              <w:keepNext w:val="false"/>
               <w:spacing w:after="40" w:before="0"/>
               <w:jc w:val="left"/>
             </w:pPr>
@@ -5167,6 +5278,7 @@
           </w:tcPr>
           <w:p>
             <w:pPr>
+              <w:keepNext w:val="false"/>
               <w:spacing w:after="40" w:before="0"/>
               <w:jc w:val="left"/>
             </w:pPr>
@@ -5199,6 +5311,7 @@
           </w:tcPr>
           <w:p>
             <w:pPr>
+              <w:keepNext w:val="false"/>
               <w:spacing w:after="40" w:before="0"/>
               <w:jc w:val="left"/>
             </w:pPr>
@@ -5258,6 +5371,7 @@
           </w:tcPr>
           <w:p>
             <w:pPr>
+              <w:keepNext w:val="false"/>
               <w:spacing w:after="40" w:before="0"/>
               <w:jc w:val="center"/>
             </w:pPr>
@@ -5292,6 +5406,7 @@
           </w:tcPr>
           <w:p>
             <w:pPr>
+              <w:keepNext w:val="false"/>
               <w:spacing w:after="40" w:before="0"/>
               <w:jc w:val="left"/>
             </w:pPr>
@@ -5311,6 +5426,7 @@
           </w:p>
           <w:p>
             <w:pPr>
+              <w:keepNext w:val="false"/>
               <w:spacing w:after="40" w:before="0"/>
               <w:jc w:val="left"/>
             </w:pPr>
@@ -5330,6 +5446,7 @@
           </w:p>
           <w:p>
             <w:pPr>
+              <w:keepNext w:val="false"/>
               <w:spacing w:after="40" w:before="0"/>
               <w:jc w:val="left"/>
             </w:pPr>
@@ -5349,6 +5466,7 @@
           </w:p>
           <w:p>
             <w:pPr>
+              <w:keepNext w:val="false"/>
               <w:spacing w:after="40" w:before="0"/>
               <w:jc w:val="left"/>
             </w:pPr>
@@ -5368,6 +5486,7 @@
           </w:p>
           <w:p>
             <w:pPr>
+              <w:keepNext w:val="false"/>
               <w:spacing w:after="40" w:before="0"/>
               <w:jc w:val="left"/>
             </w:pPr>
@@ -5387,6 +5506,7 @@
           </w:p>
           <w:p>
             <w:pPr>
+              <w:keepNext w:val="false"/>
               <w:spacing w:after="40" w:before="0"/>
               <w:jc w:val="left"/>
             </w:pPr>
@@ -5406,6 +5526,7 @@
           </w:p>
           <w:p>
             <w:pPr>
+              <w:keepNext w:val="false"/>
               <w:spacing w:after="40" w:before="0"/>
               <w:jc w:val="left"/>
             </w:pPr>
@@ -5467,6 +5588,7 @@
           </w:tcPr>
           <w:p>
             <w:pPr>
+              <w:keepNext w:val="false"/>
               <w:spacing w:after="40" w:before="0"/>
               <w:jc w:val="center"/>
             </w:pPr>
@@ -5501,6 +5623,7 @@
           </w:tcPr>
           <w:p>
             <w:pPr>
+              <w:keepNext w:val="false"/>
               <w:spacing w:after="40" w:before="0"/>
               <w:jc w:val="left"/>
             </w:pPr>
@@ -5533,6 +5656,7 @@
           </w:tcPr>
           <w:p>
             <w:pPr>
+              <w:keepNext w:val="false"/>
               <w:spacing w:after="40" w:before="0"/>
               <w:jc w:val="left"/>
             </w:pPr>
@@ -5567,6 +5691,7 @@
           </w:tcPr>
           <w:p>
             <w:pPr>
+              <w:keepNext w:val="false"/>
               <w:spacing w:after="40" w:before="0"/>
               <w:jc w:val="left"/>
             </w:pPr>
@@ -5599,6 +5724,7 @@
           </w:tcPr>
           <w:p>
             <w:pPr>
+              <w:keepNext w:val="false"/>
               <w:spacing w:after="40" w:before="0"/>
               <w:jc w:val="left"/>
             </w:pPr>
@@ -5633,6 +5759,7 @@
           </w:tcPr>
           <w:p>
             <w:pPr>
+              <w:keepNext w:val="false"/>
               <w:spacing w:after="40" w:before="0"/>
               <w:jc w:val="left"/>
             </w:pPr>
@@ -5665,6 +5792,7 @@
           </w:tcPr>
           <w:p>
             <w:pPr>
+              <w:keepNext w:val="false"/>
               <w:spacing w:after="40" w:before="0"/>
               <w:jc w:val="left"/>
             </w:pPr>
@@ -5701,7 +5829,7 @@
         </w:rPr>
         <w:t xml:space="preserve">© 2026 SeaVuria and ARES. Aligned with KICD objectives. Developed by SeaVuria; technical implementation by ARES (with AI assistance from Claude). Licensed under </w:t>
       </w:r>
-      <w:hyperlink w:history="1" r:id="rIdsipobsf-h7khgkmxvpzq3">
+      <w:hyperlink w:history="1" r:id="rIdzxvj-h_e7ci_r73oiip6h">
         <w:r>
           <w:rPr>
             <w:rFonts w:ascii="Arial" w:cs="Arial" w:eastAsia="Arial" w:hAnsi="Arial"/>
@@ -5722,7 +5850,7 @@
         </w:rPr>
         <w:t xml:space="preserve"> (</w:t>
       </w:r>
-      <w:hyperlink w:history="1" r:id="rIdczzwacmywlbak5qjr5vh3">
+      <w:hyperlink w:history="1" r:id="rIdiksif_qdmv4pl95yp-dss">
         <w:r>
           <w:rPr>
             <w:rFonts w:ascii="Arial" w:cs="Arial" w:eastAsia="Arial" w:hAnsi="Arial"/>
@@ -5782,6 +5910,7 @@
           </w:tcPr>
           <w:p>
             <w:pPr>
+              <w:keepNext w:val="false"/>
               <w:spacing w:after="40" w:before="0"/>
               <w:jc w:val="center"/>
             </w:pPr>
@@ -5817,6 +5946,7 @@
           </w:tcPr>
           <w:p>
             <w:pPr>
+              <w:keepNext w:val="false"/>
               <w:spacing w:after="40" w:before="0"/>
               <w:jc w:val="center"/>
             </w:pPr>
@@ -5851,6 +5981,7 @@
           </w:tcPr>
           <w:p>
             <w:pPr>
+              <w:keepNext w:val="false"/>
               <w:spacing w:after="40" w:before="0"/>
               <w:jc w:val="left"/>
             </w:pPr>
@@ -5883,6 +6014,7 @@
           </w:tcPr>
           <w:p>
             <w:pPr>
+              <w:keepNext w:val="false"/>
               <w:spacing w:after="40" w:before="0"/>
               <w:jc w:val="left"/>
             </w:pPr>
@@ -5917,6 +6049,7 @@
           </w:tcPr>
           <w:p>
             <w:pPr>
+              <w:keepNext w:val="false"/>
               <w:spacing w:after="40" w:before="0"/>
               <w:jc w:val="left"/>
             </w:pPr>
@@ -5949,6 +6082,7 @@
           </w:tcPr>
           <w:p>
             <w:pPr>
+              <w:keepNext w:val="false"/>
               <w:spacing w:after="40" w:before="0"/>
               <w:jc w:val="left"/>
             </w:pPr>
@@ -5983,6 +6117,7 @@
           </w:tcPr>
           <w:p>
             <w:pPr>
+              <w:keepNext w:val="false"/>
               <w:spacing w:after="40" w:before="0"/>
               <w:jc w:val="left"/>
             </w:pPr>
@@ -6015,6 +6150,7 @@
           </w:tcPr>
           <w:p>
             <w:pPr>
+              <w:keepNext w:val="false"/>
               <w:spacing w:after="40" w:before="0"/>
               <w:jc w:val="left"/>
             </w:pPr>
@@ -6049,6 +6185,7 @@
           </w:tcPr>
           <w:p>
             <w:pPr>
+              <w:keepNext w:val="false"/>
               <w:spacing w:after="40" w:before="0"/>
               <w:jc w:val="left"/>
             </w:pPr>
@@ -6081,6 +6218,7 @@
           </w:tcPr>
           <w:p>
             <w:pPr>
+              <w:keepNext w:val="false"/>
               <w:spacing w:after="40" w:before="0"/>
               <w:jc w:val="left"/>
             </w:pPr>
@@ -6115,6 +6253,7 @@
           </w:tcPr>
           <w:p>
             <w:pPr>
+              <w:keepNext w:val="false"/>
               <w:spacing w:after="40" w:before="0"/>
               <w:jc w:val="left"/>
             </w:pPr>
@@ -6147,6 +6286,7 @@
           </w:tcPr>
           <w:p>
             <w:pPr>
+              <w:keepNext w:val="false"/>
               <w:spacing w:after="40" w:before="0"/>
               <w:jc w:val="left"/>
             </w:pPr>
@@ -6181,6 +6321,7 @@
           </w:tcPr>
           <w:p>
             <w:pPr>
+              <w:keepNext w:val="false"/>
               <w:spacing w:after="40" w:before="0"/>
               <w:jc w:val="left"/>
             </w:pPr>
@@ -6213,6 +6354,7 @@
           </w:tcPr>
           <w:p>
             <w:pPr>
+              <w:keepNext w:val="false"/>
               <w:spacing w:after="40" w:before="0"/>
               <w:jc w:val="left"/>
             </w:pPr>
@@ -6247,6 +6389,7 @@
           </w:tcPr>
           <w:p>
             <w:pPr>
+              <w:keepNext w:val="false"/>
               <w:spacing w:after="40" w:before="0"/>
               <w:jc w:val="left"/>
             </w:pPr>
@@ -6279,6 +6422,7 @@
           </w:tcPr>
           <w:p>
             <w:pPr>
+              <w:keepNext w:val="false"/>
               <w:spacing w:after="40" w:before="0"/>
               <w:jc w:val="left"/>
             </w:pPr>
@@ -6313,6 +6457,7 @@
           </w:tcPr>
           <w:p>
             <w:pPr>
+              <w:keepNext w:val="false"/>
               <w:spacing w:after="40" w:before="0"/>
               <w:jc w:val="left"/>
             </w:pPr>
@@ -6345,6 +6490,7 @@
           </w:tcPr>
           <w:p>
             <w:pPr>
+              <w:keepNext w:val="false"/>
               <w:spacing w:after="40" w:before="0"/>
               <w:jc w:val="left"/>
             </w:pPr>
@@ -6404,6 +6550,7 @@
           </w:tcPr>
           <w:p>
             <w:pPr>
+              <w:keepNext w:val="false"/>
               <w:spacing w:after="40" w:before="0"/>
               <w:jc w:val="center"/>
             </w:pPr>
@@ -6438,6 +6585,7 @@
           </w:tcPr>
           <w:p>
             <w:pPr>
+              <w:keepNext w:val="false"/>
               <w:spacing w:after="40" w:before="0"/>
               <w:jc w:val="left"/>
             </w:pPr>
@@ -6502,6 +6650,7 @@
           </w:tcPr>
           <w:p>
             <w:pPr>
+              <w:keepNext w:val="false"/>
               <w:spacing w:after="40" w:before="0"/>
               <w:jc w:val="center"/>
             </w:pPr>
@@ -6536,6 +6685,7 @@
           </w:tcPr>
           <w:p>
             <w:pPr>
+              <w:keepNext w:val="false"/>
               <w:spacing w:after="40" w:before="0"/>
               <w:jc w:val="left"/>
             </w:pPr>
@@ -6568,6 +6718,7 @@
           </w:tcPr>
           <w:p>
             <w:pPr>
+              <w:keepNext w:val="false"/>
               <w:spacing w:after="40" w:before="0"/>
               <w:jc w:val="left"/>
             </w:pPr>
@@ -6600,6 +6751,7 @@
           </w:tcPr>
           <w:p>
             <w:pPr>
+              <w:keepNext w:val="false"/>
               <w:spacing w:after="40" w:before="0"/>
               <w:jc w:val="left"/>
             </w:pPr>
@@ -6632,6 +6784,7 @@
           </w:tcPr>
           <w:p>
             <w:pPr>
+              <w:keepNext w:val="false"/>
               <w:spacing w:after="40" w:before="0"/>
               <w:jc w:val="left"/>
             </w:pPr>
@@ -6664,6 +6817,7 @@
           </w:tcPr>
           <w:p>
             <w:pPr>
+              <w:keepNext w:val="false"/>
               <w:spacing w:after="40" w:before="0"/>
               <w:jc w:val="left"/>
             </w:pPr>
@@ -6698,6 +6852,7 @@
           </w:tcPr>
           <w:p>
             <w:pPr>
+              <w:keepNext w:val="false"/>
               <w:spacing w:after="40" w:before="0"/>
               <w:jc w:val="left"/>
             </w:pPr>
@@ -6735,7 +6890,7 @@
             <w:pPr>
               <w:spacing w:after="20" w:before="0"/>
             </w:pPr>
-            <w:hyperlink w:history="1" r:id="rIdzradrpbttg14cbze-brqg">
+            <w:hyperlink w:history="1" r:id="rId5oamfnbb9wffxzn53u-uh">
               <w:r>
                 <w:rPr>
                   <w:rFonts w:ascii="Arial" w:cs="Arial" w:eastAsia="Arial" w:hAnsi="Arial"/>
@@ -6768,7 +6923,7 @@
               <w:spacing w:after="10" w:before="0"/>
               <w:ind w:left="120"/>
             </w:pPr>
-            <w:hyperlink w:history="1" r:id="rIdiysjlgvxm4vka_dxs7ciw">
+            <w:hyperlink w:history="1" r:id="rIdwbaipzmikfap3apjfll8b">
               <w:r>
                 <w:rPr>
                   <w:rFonts w:ascii="Arial" w:cs="Arial" w:eastAsia="Arial" w:hAnsi="Arial"/>
@@ -6813,7 +6968,7 @@
             <w:pPr>
               <w:spacing w:after="20" w:before="0"/>
             </w:pPr>
-            <w:hyperlink w:history="1" r:id="rIdfgfjrosoypkljloxaeqsp">
+            <w:hyperlink w:history="1" r:id="rIdiiodktyqabzwejwvr3ncb">
               <w:r>
                 <w:rPr>
                   <w:rFonts w:ascii="Arial" w:cs="Arial" w:eastAsia="Arial" w:hAnsi="Arial"/>
@@ -6846,7 +7001,7 @@
               <w:spacing w:after="10" w:before="0"/>
               <w:ind w:left="120"/>
             </w:pPr>
-            <w:hyperlink w:history="1" r:id="rIdqwqjhbqp2wfgxzmfg4slv">
+            <w:hyperlink w:history="1" r:id="rIdpnkkm8wtxsstuplcekvru">
               <w:r>
                 <w:rPr>
                   <w:rFonts w:ascii="Arial" w:cs="Arial" w:eastAsia="Arial" w:hAnsi="Arial"/>
@@ -6874,6 +7029,7 @@
           </w:tcPr>
           <w:p>
             <w:pPr>
+              <w:keepNext w:val="false"/>
               <w:spacing w:after="40" w:before="0"/>
               <w:jc w:val="left"/>
             </w:pPr>
@@ -6906,6 +7062,7 @@
           </w:tcPr>
           <w:p>
             <w:pPr>
+              <w:keepNext w:val="false"/>
               <w:spacing w:after="40" w:before="0"/>
               <w:jc w:val="left"/>
             </w:pPr>
@@ -6938,6 +7095,7 @@
           </w:tcPr>
           <w:p>
             <w:pPr>
+              <w:keepNext w:val="false"/>
               <w:spacing w:after="40" w:before="0"/>
               <w:jc w:val="left"/>
             </w:pPr>
@@ -6970,6 +7128,7 @@
           </w:tcPr>
           <w:p>
             <w:pPr>
+              <w:keepNext w:val="false"/>
               <w:spacing w:after="40" w:before="0"/>
               <w:jc w:val="left"/>
             </w:pPr>
@@ -7004,6 +7163,7 @@
           </w:tcPr>
           <w:p>
             <w:pPr>
+              <w:keepNext w:val="false"/>
               <w:spacing w:after="40" w:before="0"/>
               <w:jc w:val="left"/>
             </w:pPr>
@@ -7041,7 +7201,7 @@
             <w:pPr>
               <w:spacing w:after="20" w:before="0"/>
             </w:pPr>
-            <w:hyperlink w:history="1" r:id="rIdnjwnkfus_lblvkstjog1h">
+            <w:hyperlink w:history="1" r:id="rIdpcyzklnsc4tq1airqfck0">
               <w:r>
                 <w:rPr>
                   <w:rFonts w:ascii="Arial" w:cs="Arial" w:eastAsia="Arial" w:hAnsi="Arial"/>
@@ -7074,7 +7234,7 @@
               <w:spacing w:after="10" w:before="0"/>
               <w:ind w:left="120"/>
             </w:pPr>
-            <w:hyperlink w:history="1" r:id="rIdd4z0eaabomolaqk1ic-a9">
+            <w:hyperlink w:history="1" r:id="rIdh7b-udjn5_urr0w4rie2x">
               <w:r>
                 <w:rPr>
                   <w:rFonts w:ascii="Arial" w:cs="Arial" w:eastAsia="Arial" w:hAnsi="Arial"/>
@@ -7119,7 +7279,7 @@
             <w:pPr>
               <w:spacing w:after="20" w:before="0"/>
             </w:pPr>
-            <w:hyperlink w:history="1" r:id="rIdbspka2q08nabjsev910b1">
+            <w:hyperlink w:history="1" r:id="rIdmoev5sixupazuhw9qwopz">
               <w:r>
                 <w:rPr>
                   <w:rFonts w:ascii="Arial" w:cs="Arial" w:eastAsia="Arial" w:hAnsi="Arial"/>
@@ -7152,7 +7312,7 @@
               <w:spacing w:after="10" w:before="0"/>
               <w:ind w:left="120"/>
             </w:pPr>
-            <w:hyperlink w:history="1" r:id="rIdjvzvpecpnoufwiopwncls">
+            <w:hyperlink w:history="1" r:id="rIdqefl-ap-w54djmfxcnkus">
               <w:r>
                 <w:rPr>
                   <w:rFonts w:ascii="Arial" w:cs="Arial" w:eastAsia="Arial" w:hAnsi="Arial"/>
@@ -7180,6 +7340,7 @@
           </w:tcPr>
           <w:p>
             <w:pPr>
+              <w:keepNext w:val="false"/>
               <w:spacing w:after="40" w:before="0"/>
               <w:jc w:val="left"/>
             </w:pPr>
@@ -7212,6 +7373,7 @@
           </w:tcPr>
           <w:p>
             <w:pPr>
+              <w:keepNext w:val="false"/>
               <w:spacing w:after="40" w:before="0"/>
               <w:jc w:val="left"/>
             </w:pPr>
@@ -7244,6 +7406,7 @@
           </w:tcPr>
           <w:p>
             <w:pPr>
+              <w:keepNext w:val="false"/>
               <w:spacing w:after="40" w:before="0"/>
               <w:jc w:val="left"/>
             </w:pPr>
@@ -7276,6 +7439,7 @@
           </w:tcPr>
           <w:p>
             <w:pPr>
+              <w:keepNext w:val="false"/>
               <w:spacing w:after="40" w:before="0"/>
               <w:jc w:val="left"/>
             </w:pPr>
@@ -7310,6 +7474,7 @@
           </w:tcPr>
           <w:p>
             <w:pPr>
+              <w:keepNext w:val="false"/>
               <w:spacing w:after="40" w:before="0"/>
               <w:jc w:val="left"/>
             </w:pPr>
@@ -7347,7 +7512,7 @@
             <w:pPr>
               <w:spacing w:after="20" w:before="0"/>
             </w:pPr>
-            <w:hyperlink w:history="1" r:id="rIdvf4shqlcn5icxyxmgreyb">
+            <w:hyperlink w:history="1" r:id="rIdlueskefpgnnl0qqtdjk0m">
               <w:r>
                 <w:rPr>
                   <w:rFonts w:ascii="Arial" w:cs="Arial" w:eastAsia="Arial" w:hAnsi="Arial"/>
@@ -7380,7 +7545,7 @@
               <w:spacing w:after="10" w:before="0"/>
               <w:ind w:left="120"/>
             </w:pPr>
-            <w:hyperlink w:history="1" r:id="rIdsbgjzd2pj0v-8pihxy4zh">
+            <w:hyperlink w:history="1" r:id="rIdyuwnpxlsbcrvvxqodunnw">
               <w:r>
                 <w:rPr>
                   <w:rFonts w:ascii="Arial" w:cs="Arial" w:eastAsia="Arial" w:hAnsi="Arial"/>
@@ -7425,7 +7590,7 @@
             <w:pPr>
               <w:spacing w:after="20" w:before="0"/>
             </w:pPr>
-            <w:hyperlink w:history="1" r:id="rIdfv-tgmnv4byjriizra1tw">
+            <w:hyperlink w:history="1" r:id="rIdjzfavewz5qqvf_bjspesf">
               <w:r>
                 <w:rPr>
                   <w:rFonts w:ascii="Arial" w:cs="Arial" w:eastAsia="Arial" w:hAnsi="Arial"/>
@@ -7458,7 +7623,7 @@
               <w:spacing w:after="10" w:before="0"/>
               <w:ind w:left="120"/>
             </w:pPr>
-            <w:hyperlink w:history="1" r:id="rIdmrvccwn5lzdybix8o2p0n">
+            <w:hyperlink w:history="1" r:id="rIdgqmz0nxmn_tjrcx9im3y6">
               <w:r>
                 <w:rPr>
                   <w:rFonts w:ascii="Arial" w:cs="Arial" w:eastAsia="Arial" w:hAnsi="Arial"/>
@@ -7486,6 +7651,7 @@
           </w:tcPr>
           <w:p>
             <w:pPr>
+              <w:keepNext w:val="false"/>
               <w:spacing w:after="40" w:before="0"/>
               <w:jc w:val="left"/>
             </w:pPr>
@@ -7518,6 +7684,7 @@
           </w:tcPr>
           <w:p>
             <w:pPr>
+              <w:keepNext w:val="false"/>
               <w:spacing w:after="40" w:before="0"/>
               <w:jc w:val="left"/>
             </w:pPr>
@@ -7550,6 +7717,7 @@
           </w:tcPr>
           <w:p>
             <w:pPr>
+              <w:keepNext w:val="false"/>
               <w:spacing w:after="40" w:before="0"/>
               <w:jc w:val="left"/>
             </w:pPr>
@@ -7582,6 +7750,7 @@
           </w:tcPr>
           <w:p>
             <w:pPr>
+              <w:keepNext w:val="false"/>
               <w:spacing w:after="40" w:before="0"/>
               <w:jc w:val="left"/>
             </w:pPr>
@@ -7616,6 +7785,7 @@
           </w:tcPr>
           <w:p>
             <w:pPr>
+              <w:keepNext w:val="false"/>
               <w:spacing w:after="40" w:before="0"/>
               <w:jc w:val="left"/>
             </w:pPr>
@@ -7653,7 +7823,7 @@
             <w:pPr>
               <w:spacing w:after="20" w:before="0"/>
             </w:pPr>
-            <w:hyperlink w:history="1" r:id="rIdeio5lpldkat0kpojuq5ph">
+            <w:hyperlink w:history="1" r:id="rIdhivvgvr4lmxxmvbe_ajxv">
               <w:r>
                 <w:rPr>
                   <w:rFonts w:ascii="Arial" w:cs="Arial" w:eastAsia="Arial" w:hAnsi="Arial"/>
@@ -7686,7 +7856,7 @@
               <w:spacing w:after="10" w:before="0"/>
               <w:ind w:left="120"/>
             </w:pPr>
-            <w:hyperlink w:history="1" r:id="rId6jtka0ex3k4lnfr7lwpp9">
+            <w:hyperlink w:history="1" r:id="rId4f4tthvvk24oircfxz4jy">
               <w:r>
                 <w:rPr>
                   <w:rFonts w:ascii="Arial" w:cs="Arial" w:eastAsia="Arial" w:hAnsi="Arial"/>
@@ -7731,7 +7901,7 @@
             <w:pPr>
               <w:spacing w:after="20" w:before="0"/>
             </w:pPr>
-            <w:hyperlink w:history="1" r:id="rIdaypdqntpdyj8rjretd9bu">
+            <w:hyperlink w:history="1" r:id="rIdxskke0n4xzlrwtvy6lrkc">
               <w:r>
                 <w:rPr>
                   <w:rFonts w:ascii="Arial" w:cs="Arial" w:eastAsia="Arial" w:hAnsi="Arial"/>
@@ -7764,7 +7934,7 @@
               <w:spacing w:after="10" w:before="0"/>
               <w:ind w:left="120"/>
             </w:pPr>
-            <w:hyperlink w:history="1" r:id="rIdvcnurocxc3zjlqq9jmba3">
+            <w:hyperlink w:history="1" r:id="rIdlo_kbs04bassbjfgbfv29">
               <w:r>
                 <w:rPr>
                   <w:rFonts w:ascii="Arial" w:cs="Arial" w:eastAsia="Arial" w:hAnsi="Arial"/>
@@ -7792,6 +7962,7 @@
           </w:tcPr>
           <w:p>
             <w:pPr>
+              <w:keepNext w:val="false"/>
               <w:spacing w:after="40" w:before="0"/>
               <w:jc w:val="left"/>
             </w:pPr>
@@ -7824,6 +7995,7 @@
           </w:tcPr>
           <w:p>
             <w:pPr>
+              <w:keepNext w:val="false"/>
               <w:spacing w:after="40" w:before="0"/>
               <w:jc w:val="left"/>
             </w:pPr>
@@ -7856,6 +8028,7 @@
           </w:tcPr>
           <w:p>
             <w:pPr>
+              <w:keepNext w:val="false"/>
               <w:spacing w:after="40" w:before="0"/>
               <w:jc w:val="left"/>
             </w:pPr>
@@ -7888,6 +8061,7 @@
           </w:tcPr>
           <w:p>
             <w:pPr>
+              <w:keepNext w:val="false"/>
               <w:spacing w:after="40" w:before="0"/>
               <w:jc w:val="left"/>
             </w:pPr>
@@ -7922,6 +8096,7 @@
           </w:tcPr>
           <w:p>
             <w:pPr>
+              <w:keepNext w:val="false"/>
               <w:spacing w:after="40" w:before="0"/>
               <w:jc w:val="left"/>
             </w:pPr>
@@ -7959,7 +8134,7 @@
             <w:pPr>
               <w:spacing w:after="20" w:before="0"/>
             </w:pPr>
-            <w:hyperlink w:history="1" r:id="rIdbwabirrcbeiz0affsotf7">
+            <w:hyperlink w:history="1" r:id="rIddsv_-wqm6erg-lmq7j3nh">
               <w:r>
                 <w:rPr>
                   <w:rFonts w:ascii="Arial" w:cs="Arial" w:eastAsia="Arial" w:hAnsi="Arial"/>
@@ -7992,7 +8167,7 @@
               <w:spacing w:after="10" w:before="0"/>
               <w:ind w:left="120"/>
             </w:pPr>
-            <w:hyperlink w:history="1" r:id="rId-wtsooi0brwkdhwuj7nci">
+            <w:hyperlink w:history="1" r:id="rIdtk4w-bkukd_i9aajzsgt2">
               <w:r>
                 <w:rPr>
                   <w:rFonts w:ascii="Arial" w:cs="Arial" w:eastAsia="Arial" w:hAnsi="Arial"/>
@@ -8037,7 +8212,7 @@
             <w:pPr>
               <w:spacing w:after="20" w:before="0"/>
             </w:pPr>
-            <w:hyperlink w:history="1" r:id="rIddzemod3pmeza-lt_lp4ih">
+            <w:hyperlink w:history="1" r:id="rIdeowz0micsjgurxdoesxyk">
               <w:r>
                 <w:rPr>
                   <w:rFonts w:ascii="Arial" w:cs="Arial" w:eastAsia="Arial" w:hAnsi="Arial"/>
@@ -8086,7 +8261,7 @@
               <w:spacing w:after="10" w:before="0"/>
               <w:ind w:left="120"/>
             </w:pPr>
-            <w:hyperlink w:history="1" r:id="rIdzfpwvyywi7poqvvlgmibv">
+            <w:hyperlink w:history="1" r:id="rId7jfmkgss_dq8yjjejgz2j">
               <w:r>
                 <w:rPr>
                   <w:rFonts w:ascii="Arial" w:cs="Arial" w:eastAsia="Arial" w:hAnsi="Arial"/>
@@ -8114,6 +8289,7 @@
           </w:tcPr>
           <w:p>
             <w:pPr>
+              <w:keepNext w:val="false"/>
               <w:spacing w:after="40" w:before="0"/>
               <w:jc w:val="left"/>
             </w:pPr>
@@ -8146,6 +8322,7 @@
           </w:tcPr>
           <w:p>
             <w:pPr>
+              <w:keepNext w:val="false"/>
               <w:spacing w:after="40" w:before="0"/>
               <w:jc w:val="left"/>
             </w:pPr>
@@ -8178,6 +8355,7 @@
           </w:tcPr>
           <w:p>
             <w:pPr>
+              <w:keepNext w:val="false"/>
               <w:spacing w:after="40" w:before="0"/>
               <w:jc w:val="left"/>
             </w:pPr>
@@ -8210,6 +8388,7 @@
           </w:tcPr>
           <w:p>
             <w:pPr>
+              <w:keepNext w:val="false"/>
               <w:spacing w:after="40" w:before="0"/>
               <w:jc w:val="left"/>
             </w:pPr>
@@ -8269,6 +8448,7 @@
           </w:tcPr>
           <w:p>
             <w:pPr>
+              <w:keepNext w:val="false"/>
               <w:spacing w:after="40" w:before="0"/>
               <w:jc w:val="center"/>
             </w:pPr>
@@ -8303,6 +8483,7 @@
           </w:tcPr>
           <w:p>
             <w:pPr>
+              <w:keepNext w:val="false"/>
               <w:spacing w:after="40" w:before="0"/>
               <w:jc w:val="left"/>
             </w:pPr>
@@ -8364,6 +8545,7 @@
           </w:tcPr>
           <w:p>
             <w:pPr>
+              <w:keepNext w:val="false"/>
               <w:spacing w:after="40" w:before="0"/>
               <w:jc w:val="center"/>
             </w:pPr>
@@ -8398,6 +8580,7 @@
           </w:tcPr>
           <w:p>
             <w:pPr>
+              <w:keepNext w:val="false"/>
               <w:spacing w:after="40" w:before="0"/>
               <w:jc w:val="left"/>
             </w:pPr>
@@ -8430,6 +8613,7 @@
           </w:tcPr>
           <w:p>
             <w:pPr>
+              <w:keepNext w:val="false"/>
               <w:spacing w:after="40" w:before="0"/>
               <w:jc w:val="left"/>
             </w:pPr>
@@ -8464,6 +8648,7 @@
           </w:tcPr>
           <w:p>
             <w:pPr>
+              <w:keepNext w:val="false"/>
               <w:spacing w:after="40" w:before="0"/>
               <w:jc w:val="left"/>
             </w:pPr>
@@ -8496,6 +8681,7 @@
           </w:tcPr>
           <w:p>
             <w:pPr>
+              <w:keepNext w:val="false"/>
               <w:spacing w:after="40" w:before="0"/>
               <w:jc w:val="left"/>
             </w:pPr>
@@ -8530,6 +8716,7 @@
           </w:tcPr>
           <w:p>
             <w:pPr>
+              <w:keepNext w:val="false"/>
               <w:spacing w:after="40" w:before="0"/>
               <w:jc w:val="left"/>
             </w:pPr>
@@ -8562,6 +8749,7 @@
           </w:tcPr>
           <w:p>
             <w:pPr>
+              <w:keepNext w:val="false"/>
               <w:spacing w:after="40" w:before="0"/>
               <w:jc w:val="left"/>
             </w:pPr>
@@ -8598,7 +8786,7 @@
         </w:rPr>
         <w:t xml:space="preserve">© 2026 SeaVuria and ARES. Aligned with KICD objectives. Developed by SeaVuria; technical implementation by ARES (with AI assistance from Claude). Licensed under </w:t>
       </w:r>
-      <w:hyperlink w:history="1" r:id="rId506kgywmkrev3yxrv-toa">
+      <w:hyperlink w:history="1" r:id="rIdo6mzpsqbupyxzs6qok-89">
         <w:r>
           <w:rPr>
             <w:rFonts w:ascii="Arial" w:cs="Arial" w:eastAsia="Arial" w:hAnsi="Arial"/>
@@ -8619,7 +8807,7 @@
         </w:rPr>
         <w:t xml:space="preserve"> (</w:t>
       </w:r>
-      <w:hyperlink w:history="1" r:id="rIdo_pln9zu7wfisk0alseyr">
+      <w:hyperlink w:history="1" r:id="rId9l4kxyumkvkm46gwesup1">
         <w:r>
           <w:rPr>
             <w:rFonts w:ascii="Arial" w:cs="Arial" w:eastAsia="Arial" w:hAnsi="Arial"/>
@@ -8679,6 +8867,7 @@
           </w:tcPr>
           <w:p>
             <w:pPr>
+              <w:keepNext w:val="false"/>
               <w:spacing w:after="40" w:before="0"/>
               <w:jc w:val="center"/>
             </w:pPr>
@@ -8714,6 +8903,7 @@
           </w:tcPr>
           <w:p>
             <w:pPr>
+              <w:keepNext w:val="false"/>
               <w:spacing w:after="40" w:before="0"/>
               <w:jc w:val="center"/>
             </w:pPr>
@@ -8748,6 +8938,7 @@
           </w:tcPr>
           <w:p>
             <w:pPr>
+              <w:keepNext w:val="false"/>
               <w:spacing w:after="40" w:before="0"/>
               <w:jc w:val="left"/>
             </w:pPr>
@@ -8780,6 +8971,7 @@
           </w:tcPr>
           <w:p>
             <w:pPr>
+              <w:keepNext w:val="false"/>
               <w:spacing w:after="40" w:before="0"/>
               <w:jc w:val="left"/>
             </w:pPr>
@@ -8814,6 +9006,7 @@
           </w:tcPr>
           <w:p>
             <w:pPr>
+              <w:keepNext w:val="false"/>
               <w:spacing w:after="40" w:before="0"/>
               <w:jc w:val="left"/>
             </w:pPr>
@@ -8846,6 +9039,7 @@
           </w:tcPr>
           <w:p>
             <w:pPr>
+              <w:keepNext w:val="false"/>
               <w:spacing w:after="40" w:before="0"/>
               <w:jc w:val="left"/>
             </w:pPr>
@@ -8880,6 +9074,7 @@
           </w:tcPr>
           <w:p>
             <w:pPr>
+              <w:keepNext w:val="false"/>
               <w:spacing w:after="40" w:before="0"/>
               <w:jc w:val="left"/>
             </w:pPr>
@@ -8912,6 +9107,7 @@
           </w:tcPr>
           <w:p>
             <w:pPr>
+              <w:keepNext w:val="false"/>
               <w:spacing w:after="40" w:before="0"/>
               <w:jc w:val="left"/>
             </w:pPr>
@@ -8946,6 +9142,7 @@
           </w:tcPr>
           <w:p>
             <w:pPr>
+              <w:keepNext w:val="false"/>
               <w:spacing w:after="40" w:before="0"/>
               <w:jc w:val="left"/>
             </w:pPr>
@@ -8978,6 +9175,7 @@
           </w:tcPr>
           <w:p>
             <w:pPr>
+              <w:keepNext w:val="false"/>
               <w:spacing w:after="40" w:before="0"/>
               <w:jc w:val="left"/>
             </w:pPr>
@@ -9012,6 +9210,7 @@
           </w:tcPr>
           <w:p>
             <w:pPr>
+              <w:keepNext w:val="false"/>
               <w:spacing w:after="40" w:before="0"/>
               <w:jc w:val="left"/>
             </w:pPr>
@@ -9044,6 +9243,7 @@
           </w:tcPr>
           <w:p>
             <w:pPr>
+              <w:keepNext w:val="false"/>
               <w:spacing w:after="40" w:before="0"/>
               <w:jc w:val="left"/>
             </w:pPr>
@@ -9078,6 +9278,7 @@
           </w:tcPr>
           <w:p>
             <w:pPr>
+              <w:keepNext w:val="false"/>
               <w:spacing w:after="40" w:before="0"/>
               <w:jc w:val="left"/>
             </w:pPr>
@@ -9110,6 +9311,7 @@
           </w:tcPr>
           <w:p>
             <w:pPr>
+              <w:keepNext w:val="false"/>
               <w:spacing w:after="40" w:before="0"/>
               <w:jc w:val="left"/>
             </w:pPr>
@@ -9144,6 +9346,7 @@
           </w:tcPr>
           <w:p>
             <w:pPr>
+              <w:keepNext w:val="false"/>
               <w:spacing w:after="40" w:before="0"/>
               <w:jc w:val="left"/>
             </w:pPr>
@@ -9176,6 +9379,7 @@
           </w:tcPr>
           <w:p>
             <w:pPr>
+              <w:keepNext w:val="false"/>
               <w:spacing w:after="40" w:before="0"/>
               <w:jc w:val="left"/>
             </w:pPr>
@@ -9210,6 +9414,7 @@
           </w:tcPr>
           <w:p>
             <w:pPr>
+              <w:keepNext w:val="false"/>
               <w:spacing w:after="40" w:before="0"/>
               <w:jc w:val="left"/>
             </w:pPr>
@@ -9242,6 +9447,7 @@
           </w:tcPr>
           <w:p>
             <w:pPr>
+              <w:keepNext w:val="false"/>
               <w:spacing w:after="40" w:before="0"/>
               <w:jc w:val="left"/>
             </w:pPr>
@@ -9301,6 +9507,7 @@
           </w:tcPr>
           <w:p>
             <w:pPr>
+              <w:keepNext w:val="false"/>
               <w:spacing w:after="40" w:before="0"/>
               <w:jc w:val="center"/>
             </w:pPr>
@@ -9335,6 +9542,7 @@
           </w:tcPr>
           <w:p>
             <w:pPr>
+              <w:keepNext w:val="false"/>
               <w:spacing w:after="40" w:before="0"/>
               <w:jc w:val="left"/>
             </w:pPr>
@@ -9399,6 +9607,7 @@
           </w:tcPr>
           <w:p>
             <w:pPr>
+              <w:keepNext w:val="false"/>
               <w:spacing w:after="40" w:before="0"/>
               <w:jc w:val="center"/>
             </w:pPr>
@@ -9433,6 +9642,7 @@
           </w:tcPr>
           <w:p>
             <w:pPr>
+              <w:keepNext w:val="false"/>
               <w:spacing w:after="40" w:before="0"/>
               <w:jc w:val="left"/>
             </w:pPr>
@@ -9465,6 +9675,7 @@
           </w:tcPr>
           <w:p>
             <w:pPr>
+              <w:keepNext w:val="false"/>
               <w:spacing w:after="40" w:before="0"/>
               <w:jc w:val="left"/>
             </w:pPr>
@@ -9497,6 +9708,7 @@
           </w:tcPr>
           <w:p>
             <w:pPr>
+              <w:keepNext w:val="false"/>
               <w:spacing w:after="40" w:before="0"/>
               <w:jc w:val="left"/>
             </w:pPr>
@@ -9529,6 +9741,7 @@
           </w:tcPr>
           <w:p>
             <w:pPr>
+              <w:keepNext w:val="false"/>
               <w:spacing w:after="40" w:before="0"/>
               <w:jc w:val="left"/>
             </w:pPr>
@@ -9561,6 +9774,7 @@
           </w:tcPr>
           <w:p>
             <w:pPr>
+              <w:keepNext w:val="false"/>
               <w:spacing w:after="40" w:before="0"/>
               <w:jc w:val="left"/>
             </w:pPr>
@@ -9595,6 +9809,7 @@
           </w:tcPr>
           <w:p>
             <w:pPr>
+              <w:keepNext w:val="false"/>
               <w:spacing w:after="40" w:before="0"/>
               <w:jc w:val="left"/>
             </w:pPr>
@@ -9632,7 +9847,7 @@
             <w:pPr>
               <w:spacing w:after="20" w:before="0"/>
             </w:pPr>
-            <w:hyperlink w:history="1" r:id="rIdq1va8litz-f8laqbsqxmd">
+            <w:hyperlink w:history="1" r:id="rIdzczyzj0tqad50aslcnahp">
               <w:r>
                 <w:rPr>
                   <w:rFonts w:ascii="Arial" w:cs="Arial" w:eastAsia="Arial" w:hAnsi="Arial"/>
@@ -9681,7 +9896,7 @@
               <w:spacing w:after="10" w:before="0"/>
               <w:ind w:left="120"/>
             </w:pPr>
-            <w:hyperlink w:history="1" r:id="rId8yrjmlwkwua4xxmb0mcu1">
+            <w:hyperlink w:history="1" r:id="rIdxqxmpcwuzqdsy1sl2zmqi">
               <w:r>
                 <w:rPr>
                   <w:rFonts w:ascii="Arial" w:cs="Arial" w:eastAsia="Arial" w:hAnsi="Arial"/>
@@ -9726,7 +9941,7 @@
             <w:pPr>
               <w:spacing w:after="20" w:before="0"/>
             </w:pPr>
-            <w:hyperlink w:history="1" r:id="rIdwphvu1hxmo0fcmj8qbzrp">
+            <w:hyperlink w:history="1" r:id="rIdvrvkefc0tkn9d48n0pgyo">
               <w:r>
                 <w:rPr>
                   <w:rFonts w:ascii="Arial" w:cs="Arial" w:eastAsia="Arial" w:hAnsi="Arial"/>
@@ -9759,7 +9974,7 @@
               <w:spacing w:after="10" w:before="0"/>
               <w:ind w:left="120"/>
             </w:pPr>
-            <w:hyperlink w:history="1" r:id="rIdbxykol-ycuptmoibez2mo">
+            <w:hyperlink w:history="1" r:id="rIdkee69uovxhqkunrn8unje">
               <w:r>
                 <w:rPr>
                   <w:rFonts w:ascii="Arial" w:cs="Arial" w:eastAsia="Arial" w:hAnsi="Arial"/>
@@ -9787,6 +10002,7 @@
           </w:tcPr>
           <w:p>
             <w:pPr>
+              <w:keepNext w:val="false"/>
               <w:spacing w:after="40" w:before="0"/>
               <w:jc w:val="left"/>
             </w:pPr>
@@ -9819,6 +10035,7 @@
           </w:tcPr>
           <w:p>
             <w:pPr>
+              <w:keepNext w:val="false"/>
               <w:spacing w:after="40" w:before="0"/>
               <w:jc w:val="left"/>
             </w:pPr>
@@ -9838,6 +10055,7 @@
           </w:p>
           <w:p>
             <w:pPr>
+              <w:keepNext w:val="false"/>
               <w:spacing w:after="40" w:before="0"/>
               <w:jc w:val="left"/>
             </w:pPr>
@@ -9857,6 +10075,7 @@
           </w:p>
           <w:p>
             <w:pPr>
+              <w:keepNext w:val="false"/>
               <w:spacing w:after="40" w:before="0"/>
               <w:jc w:val="left"/>
             </w:pPr>
@@ -9876,6 +10095,7 @@
           </w:p>
           <w:p>
             <w:pPr>
+              <w:keepNext w:val="false"/>
               <w:spacing w:after="40" w:before="0"/>
               <w:jc w:val="left"/>
             </w:pPr>
@@ -9895,6 +10115,7 @@
           </w:p>
           <w:p>
             <w:pPr>
+              <w:keepNext w:val="false"/>
               <w:spacing w:after="40" w:before="0"/>
               <w:jc w:val="left"/>
             </w:pPr>
@@ -9914,6 +10135,7 @@
           </w:p>
           <w:p>
             <w:pPr>
+              <w:keepNext w:val="false"/>
               <w:spacing w:after="40" w:before="0"/>
               <w:jc w:val="left"/>
             </w:pPr>
@@ -9933,6 +10155,7 @@
           </w:p>
           <w:p>
             <w:pPr>
+              <w:keepNext w:val="false"/>
               <w:spacing w:after="40" w:before="0"/>
               <w:jc w:val="left"/>
             </w:pPr>
@@ -9965,6 +10188,7 @@
           </w:tcPr>
           <w:p>
             <w:pPr>
+              <w:keepNext w:val="false"/>
               <w:spacing w:after="40" w:before="0"/>
               <w:jc w:val="left"/>
             </w:pPr>
@@ -9997,6 +10221,7 @@
           </w:tcPr>
           <w:p>
             <w:pPr>
+              <w:keepNext w:val="false"/>
               <w:spacing w:after="40" w:before="0"/>
               <w:jc w:val="left"/>
             </w:pPr>
@@ -10031,6 +10256,7 @@
           </w:tcPr>
           <w:p>
             <w:pPr>
+              <w:keepNext w:val="false"/>
               <w:spacing w:after="40" w:before="0"/>
               <w:jc w:val="left"/>
             </w:pPr>
@@ -10068,7 +10294,7 @@
             <w:pPr>
               <w:spacing w:after="20" w:before="0"/>
             </w:pPr>
-            <w:hyperlink w:history="1" r:id="rIdj4sswpfi3fu73bqa8sjk8">
+            <w:hyperlink w:history="1" r:id="rIdhwtld3naezhordgzze-br">
               <w:r>
                 <w:rPr>
                   <w:rFonts w:ascii="Arial" w:cs="Arial" w:eastAsia="Arial" w:hAnsi="Arial"/>
@@ -10117,7 +10343,7 @@
               <w:spacing w:after="10" w:before="0"/>
               <w:ind w:left="120"/>
             </w:pPr>
-            <w:hyperlink w:history="1" r:id="rIdnj_rnhugvnb9ce79zrbwa">
+            <w:hyperlink w:history="1" r:id="rId_f0gb3b8ymquu2ea3vflm">
               <w:r>
                 <w:rPr>
                   <w:rFonts w:ascii="Arial" w:cs="Arial" w:eastAsia="Arial" w:hAnsi="Arial"/>
@@ -10162,7 +10388,7 @@
             <w:pPr>
               <w:spacing w:after="20" w:before="0"/>
             </w:pPr>
-            <w:hyperlink w:history="1" r:id="rIdbh21_jqr2l5gadhldy0i_">
+            <w:hyperlink w:history="1" r:id="rId6epked5stzan111h3rcms">
               <w:r>
                 <w:rPr>
                   <w:rFonts w:ascii="Arial" w:cs="Arial" w:eastAsia="Arial" w:hAnsi="Arial"/>
@@ -10195,7 +10421,7 @@
               <w:spacing w:after="10" w:before="0"/>
               <w:ind w:left="120"/>
             </w:pPr>
-            <w:hyperlink w:history="1" r:id="rIdho5yieggq5qsijaxclnh4">
+            <w:hyperlink w:history="1" r:id="rIdyzlwibe51ohx2knvcynwb">
               <w:r>
                 <w:rPr>
                   <w:rFonts w:ascii="Arial" w:cs="Arial" w:eastAsia="Arial" w:hAnsi="Arial"/>
@@ -10223,6 +10449,7 @@
           </w:tcPr>
           <w:p>
             <w:pPr>
+              <w:keepNext w:val="false"/>
               <w:spacing w:after="40" w:before="0"/>
               <w:jc w:val="left"/>
             </w:pPr>
@@ -10242,6 +10469,7 @@
           </w:p>
           <w:p>
             <w:pPr>
+              <w:keepNext w:val="false"/>
               <w:spacing w:after="40" w:before="0"/>
               <w:jc w:val="left"/>
             </w:pPr>
@@ -10261,6 +10489,7 @@
           </w:p>
           <w:p>
             <w:pPr>
+              <w:keepNext w:val="false"/>
               <w:spacing w:after="40" w:before="0"/>
               <w:jc w:val="left"/>
             </w:pPr>
@@ -10280,6 +10509,7 @@
           </w:p>
           <w:p>
             <w:pPr>
+              <w:keepNext w:val="false"/>
               <w:spacing w:after="40" w:before="0"/>
               <w:jc w:val="left"/>
             </w:pPr>
@@ -10299,6 +10529,7 @@
           </w:p>
           <w:p>
             <w:pPr>
+              <w:keepNext w:val="false"/>
               <w:spacing w:after="40" w:before="0"/>
               <w:jc w:val="left"/>
             </w:pPr>
@@ -10318,6 +10549,7 @@
           </w:p>
           <w:p>
             <w:pPr>
+              <w:keepNext w:val="false"/>
               <w:spacing w:after="40" w:before="0"/>
               <w:jc w:val="left"/>
             </w:pPr>
@@ -10337,6 +10569,7 @@
           </w:p>
           <w:p>
             <w:pPr>
+              <w:keepNext w:val="false"/>
               <w:spacing w:after="40" w:before="0"/>
               <w:jc w:val="left"/>
             </w:pPr>
@@ -10356,6 +10589,7 @@
           </w:p>
           <w:p>
             <w:pPr>
+              <w:keepNext w:val="false"/>
               <w:spacing w:after="40" w:before="0"/>
               <w:jc w:val="left"/>
             </w:pPr>
@@ -10375,6 +10609,7 @@
           </w:p>
           <w:p>
             <w:pPr>
+              <w:keepNext w:val="false"/>
               <w:spacing w:after="40" w:before="0"/>
               <w:jc w:val="left"/>
             </w:pPr>
@@ -10407,6 +10642,7 @@
           </w:tcPr>
           <w:p>
             <w:pPr>
+              <w:keepNext w:val="false"/>
               <w:spacing w:after="40" w:before="0"/>
               <w:jc w:val="left"/>
             </w:pPr>
@@ -10426,6 +10662,7 @@
           </w:p>
           <w:p>
             <w:pPr>
+              <w:keepNext w:val="false"/>
               <w:spacing w:after="40" w:before="0"/>
               <w:jc w:val="left"/>
             </w:pPr>
@@ -10445,6 +10682,7 @@
           </w:p>
           <w:p>
             <w:pPr>
+              <w:keepNext w:val="false"/>
               <w:spacing w:after="40" w:before="0"/>
               <w:jc w:val="left"/>
             </w:pPr>
@@ -10464,6 +10702,7 @@
           </w:p>
           <w:p>
             <w:pPr>
+              <w:keepNext w:val="false"/>
               <w:spacing w:after="40" w:before="0"/>
               <w:jc w:val="left"/>
             </w:pPr>
@@ -10483,6 +10722,7 @@
           </w:p>
           <w:p>
             <w:pPr>
+              <w:keepNext w:val="false"/>
               <w:spacing w:after="40" w:before="0"/>
               <w:jc w:val="left"/>
             </w:pPr>
@@ -10502,6 +10742,7 @@
           </w:p>
           <w:p>
             <w:pPr>
+              <w:keepNext w:val="false"/>
               <w:spacing w:after="40" w:before="0"/>
               <w:jc w:val="left"/>
             </w:pPr>
@@ -10521,6 +10762,7 @@
           </w:p>
           <w:p>
             <w:pPr>
+              <w:keepNext w:val="false"/>
               <w:spacing w:after="40" w:before="0"/>
               <w:jc w:val="left"/>
             </w:pPr>
@@ -10540,6 +10782,7 @@
           </w:p>
           <w:p>
             <w:pPr>
+              <w:keepNext w:val="false"/>
               <w:spacing w:after="40" w:before="0"/>
               <w:jc w:val="left"/>
             </w:pPr>
@@ -10559,6 +10802,7 @@
           </w:p>
           <w:p>
             <w:pPr>
+              <w:keepNext w:val="false"/>
               <w:spacing w:after="40" w:before="0"/>
               <w:jc w:val="left"/>
             </w:pPr>
@@ -10591,6 +10835,7 @@
           </w:tcPr>
           <w:p>
             <w:pPr>
+              <w:keepNext w:val="false"/>
               <w:spacing w:after="40" w:before="0"/>
               <w:jc w:val="left"/>
             </w:pPr>
@@ -10623,6 +10868,7 @@
           </w:tcPr>
           <w:p>
             <w:pPr>
+              <w:keepNext w:val="false"/>
               <w:spacing w:after="40" w:before="0"/>
               <w:jc w:val="left"/>
             </w:pPr>
@@ -10657,6 +10903,7 @@
           </w:tcPr>
           <w:p>
             <w:pPr>
+              <w:keepNext w:val="false"/>
               <w:spacing w:after="40" w:before="0"/>
               <w:jc w:val="left"/>
             </w:pPr>
@@ -10694,7 +10941,7 @@
             <w:pPr>
               <w:spacing w:after="20" w:before="0"/>
             </w:pPr>
-            <w:hyperlink w:history="1" r:id="rIdxte2ncmhi8alkwfc1pbxc">
+            <w:hyperlink w:history="1" r:id="rIdrza5s9k5iat-sbvobf3fn">
               <w:r>
                 <w:rPr>
                   <w:rFonts w:ascii="Arial" w:cs="Arial" w:eastAsia="Arial" w:hAnsi="Arial"/>
@@ -10743,7 +10990,7 @@
               <w:spacing w:after="10" w:before="0"/>
               <w:ind w:left="120"/>
             </w:pPr>
-            <w:hyperlink w:history="1" r:id="rIdx2osbwpyycx_r-kmcm5zb">
+            <w:hyperlink w:history="1" r:id="rIdbcmi07tiykh8eduempjqh">
               <w:r>
                 <w:rPr>
                   <w:rFonts w:ascii="Arial" w:cs="Arial" w:eastAsia="Arial" w:hAnsi="Arial"/>
@@ -10788,7 +11035,7 @@
             <w:pPr>
               <w:spacing w:after="20" w:before="0"/>
             </w:pPr>
-            <w:hyperlink w:history="1" r:id="rId-jvqalskpm-i6hr2rgeur">
+            <w:hyperlink w:history="1" r:id="rIddrm42l_dybpn6xp68usbu">
               <w:r>
                 <w:rPr>
                   <w:rFonts w:ascii="Arial" w:cs="Arial" w:eastAsia="Arial" w:hAnsi="Arial"/>
@@ -10821,7 +11068,7 @@
               <w:spacing w:after="10" w:before="0"/>
               <w:ind w:left="120"/>
             </w:pPr>
-            <w:hyperlink w:history="1" r:id="rIds50uow8na24s3ucsv76ab">
+            <w:hyperlink w:history="1" r:id="rIdbymry5b4lp6_ycrwwsezq">
               <w:r>
                 <w:rPr>
                   <w:rFonts w:ascii="Arial" w:cs="Arial" w:eastAsia="Arial" w:hAnsi="Arial"/>
@@ -10849,6 +11096,7 @@
           </w:tcPr>
           <w:p>
             <w:pPr>
+              <w:keepNext w:val="false"/>
               <w:spacing w:after="40" w:before="0"/>
               <w:jc w:val="left"/>
             </w:pPr>
@@ -10868,6 +11116,7 @@
           </w:p>
           <w:p>
             <w:pPr>
+              <w:keepNext w:val="false"/>
               <w:spacing w:after="40" w:before="0"/>
               <w:jc w:val="left"/>
             </w:pPr>
@@ -10887,6 +11136,7 @@
           </w:p>
           <w:p>
             <w:pPr>
+              <w:keepNext w:val="false"/>
               <w:spacing w:after="40" w:before="0"/>
               <w:jc w:val="left"/>
             </w:pPr>
@@ -10906,6 +11156,7 @@
           </w:p>
           <w:p>
             <w:pPr>
+              <w:keepNext w:val="false"/>
               <w:spacing w:after="40" w:before="0"/>
               <w:jc w:val="left"/>
             </w:pPr>
@@ -10925,6 +11176,7 @@
           </w:p>
           <w:p>
             <w:pPr>
+              <w:keepNext w:val="false"/>
               <w:spacing w:after="40" w:before="0"/>
               <w:jc w:val="left"/>
             </w:pPr>
@@ -10957,6 +11209,7 @@
           </w:tcPr>
           <w:p>
             <w:pPr>
+              <w:keepNext w:val="false"/>
               <w:spacing w:after="40" w:before="0"/>
               <w:jc w:val="left"/>
             </w:pPr>
@@ -10976,6 +11229,7 @@
           </w:p>
           <w:p>
             <w:pPr>
+              <w:keepNext w:val="false"/>
               <w:spacing w:after="40" w:before="0"/>
               <w:jc w:val="left"/>
             </w:pPr>
@@ -10995,6 +11249,7 @@
           </w:p>
           <w:p>
             <w:pPr>
+              <w:keepNext w:val="false"/>
               <w:spacing w:after="40" w:before="0"/>
               <w:jc w:val="left"/>
             </w:pPr>
@@ -11014,6 +11269,7 @@
           </w:p>
           <w:p>
             <w:pPr>
+              <w:keepNext w:val="false"/>
               <w:spacing w:after="40" w:before="0"/>
               <w:jc w:val="left"/>
             </w:pPr>
@@ -11033,6 +11289,7 @@
           </w:p>
           <w:p>
             <w:pPr>
+              <w:keepNext w:val="false"/>
               <w:spacing w:after="40" w:before="0"/>
               <w:jc w:val="left"/>
             </w:pPr>
@@ -11052,6 +11309,7 @@
           </w:p>
           <w:p>
             <w:pPr>
+              <w:keepNext w:val="false"/>
               <w:spacing w:after="40" w:before="0"/>
               <w:jc w:val="left"/>
             </w:pPr>
@@ -11084,6 +11342,7 @@
           </w:tcPr>
           <w:p>
             <w:pPr>
+              <w:keepNext w:val="false"/>
               <w:spacing w:after="40" w:before="0"/>
               <w:jc w:val="left"/>
             </w:pPr>
@@ -11116,6 +11375,7 @@
           </w:tcPr>
           <w:p>
             <w:pPr>
+              <w:keepNext w:val="false"/>
               <w:spacing w:after="40" w:before="0"/>
               <w:jc w:val="left"/>
             </w:pPr>
@@ -11150,6 +11410,7 @@
           </w:tcPr>
           <w:p>
             <w:pPr>
+              <w:keepNext w:val="false"/>
               <w:spacing w:after="40" w:before="0"/>
               <w:jc w:val="left"/>
             </w:pPr>
@@ -11187,7 +11448,7 @@
             <w:pPr>
               <w:spacing w:after="20" w:before="0"/>
             </w:pPr>
-            <w:hyperlink w:history="1" r:id="rIdpaozzsyblegqaztiquz2b">
+            <w:hyperlink w:history="1" r:id="rIdpqxpcgnxuhgcrzrkrqrjg">
               <w:r>
                 <w:rPr>
                   <w:rFonts w:ascii="Arial" w:cs="Arial" w:eastAsia="Arial" w:hAnsi="Arial"/>
@@ -11236,7 +11497,7 @@
               <w:spacing w:after="10" w:before="0"/>
               <w:ind w:left="120"/>
             </w:pPr>
-            <w:hyperlink w:history="1" r:id="rIdnydmsno6ia6vkenxam4hu">
+            <w:hyperlink w:history="1" r:id="rIdprk6at3hh9abgrvpcheqn">
               <w:r>
                 <w:rPr>
                   <w:rFonts w:ascii="Arial" w:cs="Arial" w:eastAsia="Arial" w:hAnsi="Arial"/>
@@ -11281,7 +11542,7 @@
             <w:pPr>
               <w:spacing w:after="20" w:before="0"/>
             </w:pPr>
-            <w:hyperlink w:history="1" r:id="rIdc62pwif4yn8regjybns42">
+            <w:hyperlink w:history="1" r:id="rIdjm6eurfi695bu9eixykt1">
               <w:r>
                 <w:rPr>
                   <w:rFonts w:ascii="Arial" w:cs="Arial" w:eastAsia="Arial" w:hAnsi="Arial"/>
@@ -11314,7 +11575,7 @@
               <w:spacing w:after="10" w:before="0"/>
               <w:ind w:left="120"/>
             </w:pPr>
-            <w:hyperlink w:history="1" r:id="rIdmhgyqa7uxwq-sjbxt_jaq">
+            <w:hyperlink w:history="1" r:id="rIdow_w_haymsyz8mtbmhoca">
               <w:r>
                 <w:rPr>
                   <w:rFonts w:ascii="Arial" w:cs="Arial" w:eastAsia="Arial" w:hAnsi="Arial"/>
@@ -11342,6 +11603,7 @@
           </w:tcPr>
           <w:p>
             <w:pPr>
+              <w:keepNext w:val="false"/>
               <w:spacing w:after="40" w:before="0"/>
               <w:jc w:val="left"/>
             </w:pPr>
@@ -11361,6 +11623,7 @@
           </w:p>
           <w:p>
             <w:pPr>
+              <w:keepNext w:val="false"/>
               <w:spacing w:after="40" w:before="0"/>
               <w:jc w:val="left"/>
             </w:pPr>
@@ -11380,6 +11643,7 @@
           </w:p>
           <w:p>
             <w:pPr>
+              <w:keepNext w:val="false"/>
               <w:spacing w:after="40" w:before="0"/>
               <w:jc w:val="left"/>
             </w:pPr>
@@ -11399,6 +11663,7 @@
           </w:p>
           <w:p>
             <w:pPr>
+              <w:keepNext w:val="false"/>
               <w:spacing w:after="40" w:before="0"/>
               <w:jc w:val="left"/>
             </w:pPr>
@@ -11418,6 +11683,7 @@
           </w:p>
           <w:p>
             <w:pPr>
+              <w:keepNext w:val="false"/>
               <w:spacing w:after="40" w:before="0"/>
               <w:jc w:val="left"/>
             </w:pPr>
@@ -11450,6 +11716,7 @@
           </w:tcPr>
           <w:p>
             <w:pPr>
+              <w:keepNext w:val="false"/>
               <w:spacing w:after="40" w:before="0"/>
               <w:jc w:val="left"/>
             </w:pPr>
@@ -11469,6 +11736,7 @@
           </w:p>
           <w:p>
             <w:pPr>
+              <w:keepNext w:val="false"/>
               <w:spacing w:after="40" w:before="0"/>
               <w:jc w:val="left"/>
             </w:pPr>
@@ -11488,6 +11756,7 @@
           </w:p>
           <w:p>
             <w:pPr>
+              <w:keepNext w:val="false"/>
               <w:spacing w:after="40" w:before="0"/>
               <w:jc w:val="left"/>
             </w:pPr>
@@ -11507,6 +11776,7 @@
           </w:p>
           <w:p>
             <w:pPr>
+              <w:keepNext w:val="false"/>
               <w:spacing w:after="40" w:before="0"/>
               <w:jc w:val="left"/>
             </w:pPr>
@@ -11526,6 +11796,7 @@
           </w:p>
           <w:p>
             <w:pPr>
+              <w:keepNext w:val="false"/>
               <w:spacing w:after="40" w:before="0"/>
               <w:jc w:val="left"/>
             </w:pPr>
@@ -11545,6 +11816,7 @@
           </w:p>
           <w:p>
             <w:pPr>
+              <w:keepNext w:val="false"/>
               <w:spacing w:after="40" w:before="0"/>
               <w:jc w:val="left"/>
             </w:pPr>
@@ -11577,6 +11849,7 @@
           </w:tcPr>
           <w:p>
             <w:pPr>
+              <w:keepNext w:val="false"/>
               <w:spacing w:after="40" w:before="0"/>
               <w:jc w:val="left"/>
             </w:pPr>
@@ -11609,6 +11882,7 @@
           </w:tcPr>
           <w:p>
             <w:pPr>
+              <w:keepNext w:val="false"/>
               <w:spacing w:after="40" w:before="0"/>
               <w:jc w:val="left"/>
             </w:pPr>
@@ -11643,6 +11917,7 @@
           </w:tcPr>
           <w:p>
             <w:pPr>
+              <w:keepNext w:val="false"/>
               <w:spacing w:after="40" w:before="0"/>
               <w:jc w:val="left"/>
             </w:pPr>
@@ -11680,7 +11955,7 @@
             <w:pPr>
               <w:spacing w:after="20" w:before="0"/>
             </w:pPr>
-            <w:hyperlink w:history="1" r:id="rIdlyzebqgh5bpy-hjb4aeoi">
+            <w:hyperlink w:history="1" r:id="rIdulpxho9hsiqkip4ckt3jh">
               <w:r>
                 <w:rPr>
                   <w:rFonts w:ascii="Arial" w:cs="Arial" w:eastAsia="Arial" w:hAnsi="Arial"/>
@@ -11729,7 +12004,7 @@
               <w:spacing w:after="10" w:before="0"/>
               <w:ind w:left="120"/>
             </w:pPr>
-            <w:hyperlink w:history="1" r:id="rIdrmdlhg0depk0ogsudwp0l">
+            <w:hyperlink w:history="1" r:id="rId9tqcxjeqczkr3he6ttz1e">
               <w:r>
                 <w:rPr>
                   <w:rFonts w:ascii="Arial" w:cs="Arial" w:eastAsia="Arial" w:hAnsi="Arial"/>
@@ -11774,7 +12049,7 @@
             <w:pPr>
               <w:spacing w:after="20" w:before="0"/>
             </w:pPr>
-            <w:hyperlink w:history="1" r:id="rIdbzzslcimejc4sqhuffqey">
+            <w:hyperlink w:history="1" r:id="rIdj0zqfrpmj2r8ga8mexhkh">
               <w:r>
                 <w:rPr>
                   <w:rFonts w:ascii="Arial" w:cs="Arial" w:eastAsia="Arial" w:hAnsi="Arial"/>
@@ -11807,7 +12082,7 @@
               <w:spacing w:after="10" w:before="0"/>
               <w:ind w:left="120"/>
             </w:pPr>
-            <w:hyperlink w:history="1" r:id="rIdizmf_3otzzlsl2ql2afj_">
+            <w:hyperlink w:history="1" r:id="rIdpwf3rze2tkj5fuw8wqsib">
               <w:r>
                 <w:rPr>
                   <w:rFonts w:ascii="Arial" w:cs="Arial" w:eastAsia="Arial" w:hAnsi="Arial"/>
@@ -11835,6 +12110,7 @@
           </w:tcPr>
           <w:p>
             <w:pPr>
+              <w:keepNext w:val="false"/>
               <w:spacing w:after="40" w:before="0"/>
               <w:jc w:val="left"/>
             </w:pPr>
@@ -11854,6 +12130,7 @@
           </w:p>
           <w:p>
             <w:pPr>
+              <w:keepNext w:val="false"/>
               <w:spacing w:after="40" w:before="0"/>
               <w:jc w:val="left"/>
             </w:pPr>
@@ -11873,6 +12150,7 @@
           </w:p>
           <w:p>
             <w:pPr>
+              <w:keepNext w:val="false"/>
               <w:spacing w:after="40" w:before="0"/>
               <w:jc w:val="left"/>
             </w:pPr>
@@ -11892,6 +12170,7 @@
           </w:p>
           <w:p>
             <w:pPr>
+              <w:keepNext w:val="false"/>
               <w:spacing w:after="40" w:before="0"/>
               <w:jc w:val="left"/>
             </w:pPr>
@@ -11911,6 +12190,7 @@
           </w:p>
           <w:p>
             <w:pPr>
+              <w:keepNext w:val="false"/>
               <w:spacing w:after="40" w:before="0"/>
               <w:jc w:val="left"/>
             </w:pPr>
@@ -11930,6 +12210,7 @@
           </w:p>
           <w:p>
             <w:pPr>
+              <w:keepNext w:val="false"/>
               <w:spacing w:after="40" w:before="0"/>
               <w:jc w:val="left"/>
             </w:pPr>
@@ -11949,6 +12230,7 @@
           </w:p>
           <w:p>
             <w:pPr>
+              <w:keepNext w:val="false"/>
               <w:spacing w:after="40" w:before="0"/>
               <w:jc w:val="left"/>
             </w:pPr>
@@ -11968,6 +12250,7 @@
           </w:p>
           <w:p>
             <w:pPr>
+              <w:keepNext w:val="false"/>
               <w:spacing w:after="40" w:before="0"/>
               <w:jc w:val="left"/>
             </w:pPr>
@@ -11987,6 +12270,7 @@
           </w:p>
           <w:p>
             <w:pPr>
+              <w:keepNext w:val="false"/>
               <w:spacing w:after="40" w:before="0"/>
               <w:jc w:val="left"/>
             </w:pPr>
@@ -12006,6 +12290,7 @@
           </w:p>
           <w:p>
             <w:pPr>
+              <w:keepNext w:val="false"/>
               <w:spacing w:after="40" w:before="0"/>
               <w:jc w:val="left"/>
             </w:pPr>
@@ -12025,6 +12310,7 @@
           </w:p>
           <w:p>
             <w:pPr>
+              <w:keepNext w:val="false"/>
               <w:spacing w:after="40" w:before="0"/>
               <w:jc w:val="left"/>
             </w:pPr>
@@ -12057,6 +12343,7 @@
           </w:tcPr>
           <w:p>
             <w:pPr>
+              <w:keepNext w:val="false"/>
               <w:spacing w:after="40" w:before="0"/>
               <w:jc w:val="left"/>
             </w:pPr>
@@ -12076,6 +12363,7 @@
           </w:p>
           <w:p>
             <w:pPr>
+              <w:keepNext w:val="false"/>
               <w:spacing w:after="40" w:before="0"/>
               <w:jc w:val="left"/>
             </w:pPr>
@@ -12095,6 +12383,7 @@
           </w:p>
           <w:p>
             <w:pPr>
+              <w:keepNext w:val="false"/>
               <w:spacing w:after="40" w:before="0"/>
               <w:jc w:val="left"/>
             </w:pPr>
@@ -12114,6 +12403,7 @@
           </w:p>
           <w:p>
             <w:pPr>
+              <w:keepNext w:val="false"/>
               <w:spacing w:after="40" w:before="0"/>
               <w:jc w:val="left"/>
             </w:pPr>
@@ -12133,6 +12423,7 @@
           </w:p>
           <w:p>
             <w:pPr>
+              <w:keepNext w:val="false"/>
               <w:spacing w:after="40" w:before="0"/>
               <w:jc w:val="left"/>
             </w:pPr>
@@ -12152,6 +12443,7 @@
           </w:p>
           <w:p>
             <w:pPr>
+              <w:keepNext w:val="false"/>
               <w:spacing w:after="40" w:before="0"/>
               <w:jc w:val="left"/>
             </w:pPr>
@@ -12184,6 +12476,7 @@
           </w:tcPr>
           <w:p>
             <w:pPr>
+              <w:keepNext w:val="false"/>
               <w:spacing w:after="40" w:before="0"/>
               <w:jc w:val="left"/>
             </w:pPr>
@@ -12216,6 +12509,7 @@
           </w:tcPr>
           <w:p>
             <w:pPr>
+              <w:keepNext w:val="false"/>
               <w:spacing w:after="40" w:before="0"/>
               <w:jc w:val="left"/>
             </w:pPr>
@@ -12275,6 +12569,7 @@
           </w:tcPr>
           <w:p>
             <w:pPr>
+              <w:keepNext w:val="false"/>
               <w:spacing w:after="40" w:before="0"/>
               <w:jc w:val="center"/>
             </w:pPr>
@@ -12309,6 +12604,7 @@
           </w:tcPr>
           <w:p>
             <w:pPr>
+              <w:keepNext w:val="false"/>
               <w:spacing w:after="40" w:before="0"/>
               <w:jc w:val="left"/>
             </w:pPr>
@@ -12328,6 +12624,7 @@
           </w:p>
           <w:p>
             <w:pPr>
+              <w:keepNext w:val="false"/>
               <w:spacing w:after="40" w:before="0"/>
               <w:jc w:val="left"/>
             </w:pPr>
@@ -12347,6 +12644,7 @@
           </w:p>
           <w:p>
             <w:pPr>
+              <w:keepNext w:val="false"/>
               <w:spacing w:after="40" w:before="0"/>
               <w:jc w:val="left"/>
             </w:pPr>
@@ -12366,6 +12664,7 @@
           </w:p>
           <w:p>
             <w:pPr>
+              <w:keepNext w:val="false"/>
               <w:spacing w:after="40" w:before="0"/>
               <w:jc w:val="left"/>
             </w:pPr>
@@ -12385,6 +12684,7 @@
           </w:p>
           <w:p>
             <w:pPr>
+              <w:keepNext w:val="false"/>
               <w:spacing w:after="40" w:before="0"/>
               <w:jc w:val="left"/>
             </w:pPr>
@@ -12404,6 +12704,7 @@
           </w:p>
           <w:p>
             <w:pPr>
+              <w:keepNext w:val="false"/>
               <w:spacing w:after="40" w:before="0"/>
               <w:jc w:val="left"/>
             </w:pPr>
@@ -12423,6 +12724,7 @@
           </w:p>
           <w:p>
             <w:pPr>
+              <w:keepNext w:val="false"/>
               <w:spacing w:after="40" w:before="0"/>
               <w:jc w:val="left"/>
             </w:pPr>
@@ -12442,6 +12744,7 @@
           </w:p>
           <w:p>
             <w:pPr>
+              <w:keepNext w:val="false"/>
               <w:spacing w:after="40" w:before="0"/>
               <w:jc w:val="left"/>
             </w:pPr>
@@ -12461,6 +12764,7 @@
           </w:p>
           <w:p>
             <w:pPr>
+              <w:keepNext w:val="false"/>
               <w:spacing w:after="40" w:before="0"/>
               <w:jc w:val="left"/>
             </w:pPr>
@@ -12480,6 +12784,7 @@
           </w:p>
           <w:p>
             <w:pPr>
+              <w:keepNext w:val="false"/>
               <w:spacing w:after="40" w:before="0"/>
               <w:jc w:val="left"/>
             </w:pPr>
@@ -12499,6 +12804,7 @@
           </w:p>
           <w:p>
             <w:pPr>
+              <w:keepNext w:val="false"/>
               <w:spacing w:after="40" w:before="0"/>
               <w:jc w:val="left"/>
             </w:pPr>
@@ -12560,6 +12866,7 @@
           </w:tcPr>
           <w:p>
             <w:pPr>
+              <w:keepNext w:val="false"/>
               <w:spacing w:after="40" w:before="0"/>
               <w:jc w:val="center"/>
             </w:pPr>
@@ -12594,6 +12901,7 @@
           </w:tcPr>
           <w:p>
             <w:pPr>
+              <w:keepNext w:val="false"/>
               <w:spacing w:after="40" w:before="0"/>
               <w:jc w:val="left"/>
             </w:pPr>
@@ -12626,6 +12934,7 @@
           </w:tcPr>
           <w:p>
             <w:pPr>
+              <w:keepNext w:val="false"/>
               <w:spacing w:after="40" w:before="0"/>
               <w:jc w:val="left"/>
             </w:pPr>
@@ -12660,6 +12969,7 @@
           </w:tcPr>
           <w:p>
             <w:pPr>
+              <w:keepNext w:val="false"/>
               <w:spacing w:after="40" w:before="0"/>
               <w:jc w:val="left"/>
             </w:pPr>
@@ -12692,6 +13002,7 @@
           </w:tcPr>
           <w:p>
             <w:pPr>
+              <w:keepNext w:val="false"/>
               <w:spacing w:after="40" w:before="0"/>
               <w:jc w:val="left"/>
             </w:pPr>
@@ -12726,6 +13037,7 @@
           </w:tcPr>
           <w:p>
             <w:pPr>
+              <w:keepNext w:val="false"/>
               <w:spacing w:after="40" w:before="0"/>
               <w:jc w:val="left"/>
             </w:pPr>
@@ -12758,6 +13070,7 @@
           </w:tcPr>
           <w:p>
             <w:pPr>
+              <w:keepNext w:val="false"/>
               <w:spacing w:after="40" w:before="0"/>
               <w:jc w:val="left"/>
             </w:pPr>
@@ -12794,7 +13107,7 @@
         </w:rPr>
         <w:t xml:space="preserve">© 2026 SeaVuria and ARES. Aligned with KICD objectives. Developed by SeaVuria; technical implementation by ARES (with AI assistance from Claude). Licensed under </w:t>
       </w:r>
-      <w:hyperlink w:history="1" r:id="rIdnbcqcws6mdxpw3qh3gkeh">
+      <w:hyperlink w:history="1" r:id="rIdqhc5i9gbzbt9-bgmzn_jz">
         <w:r>
           <w:rPr>
             <w:rFonts w:ascii="Arial" w:cs="Arial" w:eastAsia="Arial" w:hAnsi="Arial"/>
@@ -12815,7 +13128,7 @@
         </w:rPr>
         <w:t xml:space="preserve"> (</w:t>
       </w:r>
-      <w:hyperlink w:history="1" r:id="rIdw-jphfrpuhfpf5fjsaywh">
+      <w:hyperlink w:history="1" r:id="rIdil5cicswccnydtx5o_dwo">
         <w:r>
           <w:rPr>
             <w:rFonts w:ascii="Arial" w:cs="Arial" w:eastAsia="Arial" w:hAnsi="Arial"/>
@@ -12875,6 +13188,7 @@
           </w:tcPr>
           <w:p>
             <w:pPr>
+              <w:keepNext w:val="false"/>
               <w:spacing w:after="40" w:before="0"/>
               <w:jc w:val="center"/>
             </w:pPr>
@@ -12910,6 +13224,7 @@
           </w:tcPr>
           <w:p>
             <w:pPr>
+              <w:keepNext w:val="false"/>
               <w:spacing w:after="40" w:before="0"/>
               <w:jc w:val="center"/>
             </w:pPr>
@@ -12944,6 +13259,7 @@
           </w:tcPr>
           <w:p>
             <w:pPr>
+              <w:keepNext w:val="false"/>
               <w:spacing w:after="40" w:before="0"/>
               <w:jc w:val="left"/>
             </w:pPr>
@@ -12976,6 +13292,7 @@
           </w:tcPr>
           <w:p>
             <w:pPr>
+              <w:keepNext w:val="false"/>
               <w:spacing w:after="40" w:before="0"/>
               <w:jc w:val="left"/>
             </w:pPr>
@@ -13010,6 +13327,7 @@
           </w:tcPr>
           <w:p>
             <w:pPr>
+              <w:keepNext w:val="false"/>
               <w:spacing w:after="40" w:before="0"/>
               <w:jc w:val="left"/>
             </w:pPr>
@@ -13042,6 +13360,7 @@
           </w:tcPr>
           <w:p>
             <w:pPr>
+              <w:keepNext w:val="false"/>
               <w:spacing w:after="40" w:before="0"/>
               <w:jc w:val="left"/>
             </w:pPr>
@@ -13076,6 +13395,7 @@
           </w:tcPr>
           <w:p>
             <w:pPr>
+              <w:keepNext w:val="false"/>
               <w:spacing w:after="40" w:before="0"/>
               <w:jc w:val="left"/>
             </w:pPr>
@@ -13108,6 +13428,7 @@
           </w:tcPr>
           <w:p>
             <w:pPr>
+              <w:keepNext w:val="false"/>
               <w:spacing w:after="40" w:before="0"/>
               <w:jc w:val="left"/>
             </w:pPr>
@@ -13142,6 +13463,7 @@
           </w:tcPr>
           <w:p>
             <w:pPr>
+              <w:keepNext w:val="false"/>
               <w:spacing w:after="40" w:before="0"/>
               <w:jc w:val="left"/>
             </w:pPr>
@@ -13174,6 +13496,7 @@
           </w:tcPr>
           <w:p>
             <w:pPr>
+              <w:keepNext w:val="false"/>
               <w:spacing w:after="40" w:before="0"/>
               <w:jc w:val="left"/>
             </w:pPr>
@@ -13208,6 +13531,7 @@
           </w:tcPr>
           <w:p>
             <w:pPr>
+              <w:keepNext w:val="false"/>
               <w:spacing w:after="40" w:before="0"/>
               <w:jc w:val="left"/>
             </w:pPr>
@@ -13240,6 +13564,7 @@
           </w:tcPr>
           <w:p>
             <w:pPr>
+              <w:keepNext w:val="false"/>
               <w:spacing w:after="40" w:before="0"/>
               <w:jc w:val="left"/>
             </w:pPr>
@@ -13274,6 +13599,7 @@
           </w:tcPr>
           <w:p>
             <w:pPr>
+              <w:keepNext w:val="false"/>
               <w:spacing w:after="40" w:before="0"/>
               <w:jc w:val="left"/>
             </w:pPr>
@@ -13306,6 +13632,7 @@
           </w:tcPr>
           <w:p>
             <w:pPr>
+              <w:keepNext w:val="false"/>
               <w:spacing w:after="40" w:before="0"/>
               <w:jc w:val="left"/>
             </w:pPr>
@@ -13340,6 +13667,7 @@
           </w:tcPr>
           <w:p>
             <w:pPr>
+              <w:keepNext w:val="false"/>
               <w:spacing w:after="40" w:before="0"/>
               <w:jc w:val="left"/>
             </w:pPr>
@@ -13372,6 +13700,7 @@
           </w:tcPr>
           <w:p>
             <w:pPr>
+              <w:keepNext w:val="false"/>
               <w:spacing w:after="40" w:before="0"/>
               <w:jc w:val="left"/>
             </w:pPr>
@@ -13406,6 +13735,7 @@
           </w:tcPr>
           <w:p>
             <w:pPr>
+              <w:keepNext w:val="false"/>
               <w:spacing w:after="40" w:before="0"/>
               <w:jc w:val="left"/>
             </w:pPr>
@@ -13438,6 +13768,7 @@
           </w:tcPr>
           <w:p>
             <w:pPr>
+              <w:keepNext w:val="false"/>
               <w:spacing w:after="40" w:before="0"/>
               <w:jc w:val="left"/>
             </w:pPr>
@@ -13497,6 +13828,7 @@
           </w:tcPr>
           <w:p>
             <w:pPr>
+              <w:keepNext w:val="false"/>
               <w:spacing w:after="40" w:before="0"/>
               <w:jc w:val="center"/>
             </w:pPr>
@@ -13531,6 +13863,7 @@
           </w:tcPr>
           <w:p>
             <w:pPr>
+              <w:keepNext w:val="false"/>
               <w:spacing w:after="40" w:before="0"/>
               <w:jc w:val="left"/>
             </w:pPr>
@@ -13595,6 +13928,7 @@
           </w:tcPr>
           <w:p>
             <w:pPr>
+              <w:keepNext w:val="false"/>
               <w:spacing w:after="40" w:before="0"/>
               <w:jc w:val="center"/>
             </w:pPr>
@@ -13629,6 +13963,7 @@
           </w:tcPr>
           <w:p>
             <w:pPr>
+              <w:keepNext w:val="false"/>
               <w:spacing w:after="40" w:before="0"/>
               <w:jc w:val="left"/>
             </w:pPr>
@@ -13661,6 +13996,7 @@
           </w:tcPr>
           <w:p>
             <w:pPr>
+              <w:keepNext w:val="false"/>
               <w:spacing w:after="40" w:before="0"/>
               <w:jc w:val="left"/>
             </w:pPr>
@@ -13693,6 +14029,7 @@
           </w:tcPr>
           <w:p>
             <w:pPr>
+              <w:keepNext w:val="false"/>
               <w:spacing w:after="40" w:before="0"/>
               <w:jc w:val="left"/>
             </w:pPr>
@@ -13725,6 +14062,7 @@
           </w:tcPr>
           <w:p>
             <w:pPr>
+              <w:keepNext w:val="false"/>
               <w:spacing w:after="40" w:before="0"/>
               <w:jc w:val="left"/>
             </w:pPr>
@@ -13757,6 +14095,7 @@
           </w:tcPr>
           <w:p>
             <w:pPr>
+              <w:keepNext w:val="false"/>
               <w:spacing w:after="40" w:before="0"/>
               <w:jc w:val="left"/>
             </w:pPr>
@@ -13791,6 +14130,7 @@
           </w:tcPr>
           <w:p>
             <w:pPr>
+              <w:keepNext w:val="false"/>
               <w:spacing w:after="40" w:before="0"/>
               <w:jc w:val="left"/>
             </w:pPr>
@@ -13828,7 +14168,7 @@
             <w:pPr>
               <w:spacing w:after="20" w:before="0"/>
             </w:pPr>
-            <w:hyperlink w:history="1" r:id="rIdbq59xgbcqxod460pe4oyy">
+            <w:hyperlink w:history="1" r:id="rId1sml9-i2eavwq8mtyqdru">
               <w:r>
                 <w:rPr>
                   <w:rFonts w:ascii="Arial" w:cs="Arial" w:eastAsia="Arial" w:hAnsi="Arial"/>
@@ -13861,7 +14201,7 @@
               <w:spacing w:after="10" w:before="0"/>
               <w:ind w:left="120"/>
             </w:pPr>
-            <w:hyperlink w:history="1" r:id="rIdgsl9fbeqxlj081h_t5e3p">
+            <w:hyperlink w:history="1" r:id="rIdwisr_ekkoxebmscxjxwlf">
               <w:r>
                 <w:rPr>
                   <w:rFonts w:ascii="Arial" w:cs="Arial" w:eastAsia="Arial" w:hAnsi="Arial"/>
@@ -13906,7 +14246,7 @@
             <w:pPr>
               <w:spacing w:after="20" w:before="0"/>
             </w:pPr>
-            <w:hyperlink w:history="1" r:id="rIduokzrog-otcndhtfvmcey">
+            <w:hyperlink w:history="1" r:id="rId1yfoen3bzdc3lszkorcsh">
               <w:r>
                 <w:rPr>
                   <w:rFonts w:ascii="Arial" w:cs="Arial" w:eastAsia="Arial" w:hAnsi="Arial"/>
@@ -13939,7 +14279,7 @@
               <w:spacing w:after="10" w:before="0"/>
               <w:ind w:left="120"/>
             </w:pPr>
-            <w:hyperlink w:history="1" r:id="rIdagyzfzjhrdlhglbgeuzlb">
+            <w:hyperlink w:history="1" r:id="rId9vsz8nmtoupr70slpee3d">
               <w:r>
                 <w:rPr>
                   <w:rFonts w:ascii="Arial" w:cs="Arial" w:eastAsia="Arial" w:hAnsi="Arial"/>
@@ -13967,6 +14307,7 @@
           </w:tcPr>
           <w:p>
             <w:pPr>
+              <w:keepNext w:val="false"/>
               <w:spacing w:after="40" w:before="0"/>
               <w:jc w:val="left"/>
             </w:pPr>
@@ -13999,6 +14340,7 @@
           </w:tcPr>
           <w:p>
             <w:pPr>
+              <w:keepNext w:val="false"/>
               <w:spacing w:after="40" w:before="0"/>
               <w:jc w:val="left"/>
             </w:pPr>
@@ -14031,6 +14373,7 @@
           </w:tcPr>
           <w:p>
             <w:pPr>
+              <w:keepNext w:val="false"/>
               <w:spacing w:after="40" w:before="0"/>
               <w:jc w:val="left"/>
             </w:pPr>
@@ -14063,6 +14406,7 @@
           </w:tcPr>
           <w:p>
             <w:pPr>
+              <w:keepNext w:val="false"/>
               <w:spacing w:after="40" w:before="0"/>
               <w:jc w:val="left"/>
             </w:pPr>
@@ -14097,6 +14441,7 @@
           </w:tcPr>
           <w:p>
             <w:pPr>
+              <w:keepNext w:val="false"/>
               <w:spacing w:after="40" w:before="0"/>
               <w:jc w:val="left"/>
             </w:pPr>
@@ -14134,7 +14479,7 @@
             <w:pPr>
               <w:spacing w:after="20" w:before="0"/>
             </w:pPr>
-            <w:hyperlink w:history="1" r:id="rIdjrnyeeevt3a3eeatpm8ri">
+            <w:hyperlink w:history="1" r:id="rIdk3yizjezdw00gghre2hxd">
               <w:r>
                 <w:rPr>
                   <w:rFonts w:ascii="Arial" w:cs="Arial" w:eastAsia="Arial" w:hAnsi="Arial"/>
@@ -14167,7 +14512,7 @@
               <w:spacing w:after="10" w:before="0"/>
               <w:ind w:left="120"/>
             </w:pPr>
-            <w:hyperlink w:history="1" r:id="rId53m490kjc2isjxmdk17el">
+            <w:hyperlink w:history="1" r:id="rId09-eesqo7tbfndpctzwdp">
               <w:r>
                 <w:rPr>
                   <w:rFonts w:ascii="Arial" w:cs="Arial" w:eastAsia="Arial" w:hAnsi="Arial"/>
@@ -14212,7 +14557,7 @@
             <w:pPr>
               <w:spacing w:after="20" w:before="0"/>
             </w:pPr>
-            <w:hyperlink w:history="1" r:id="rIdw6kcc0lrksmp0-bbpzgc4">
+            <w:hyperlink w:history="1" r:id="rIduvfm9ybeddap65hproqoa">
               <w:r>
                 <w:rPr>
                   <w:rFonts w:ascii="Arial" w:cs="Arial" w:eastAsia="Arial" w:hAnsi="Arial"/>
@@ -14245,7 +14590,7 @@
               <w:spacing w:after="10" w:before="0"/>
               <w:ind w:left="120"/>
             </w:pPr>
-            <w:hyperlink w:history="1" r:id="rIdnhmnghp1yipdzavjzqet8">
+            <w:hyperlink w:history="1" r:id="rIdbvnfqrahhq8wiss8iuk33">
               <w:r>
                 <w:rPr>
                   <w:rFonts w:ascii="Arial" w:cs="Arial" w:eastAsia="Arial" w:hAnsi="Arial"/>
@@ -14273,6 +14618,7 @@
           </w:tcPr>
           <w:p>
             <w:pPr>
+              <w:keepNext w:val="false"/>
               <w:spacing w:after="40" w:before="0"/>
               <w:jc w:val="left"/>
             </w:pPr>
@@ -14305,6 +14651,7 @@
           </w:tcPr>
           <w:p>
             <w:pPr>
+              <w:keepNext w:val="false"/>
               <w:spacing w:after="40" w:before="0"/>
               <w:jc w:val="left"/>
             </w:pPr>
@@ -14337,6 +14684,7 @@
           </w:tcPr>
           <w:p>
             <w:pPr>
+              <w:keepNext w:val="false"/>
               <w:spacing w:after="40" w:before="0"/>
               <w:jc w:val="left"/>
             </w:pPr>
@@ -14369,6 +14717,7 @@
           </w:tcPr>
           <w:p>
             <w:pPr>
+              <w:keepNext w:val="false"/>
               <w:spacing w:after="40" w:before="0"/>
               <w:jc w:val="left"/>
             </w:pPr>
@@ -14403,6 +14752,7 @@
           </w:tcPr>
           <w:p>
             <w:pPr>
+              <w:keepNext w:val="false"/>
               <w:spacing w:after="40" w:before="0"/>
               <w:jc w:val="left"/>
             </w:pPr>
@@ -14440,7 +14790,7 @@
             <w:pPr>
               <w:spacing w:after="20" w:before="0"/>
             </w:pPr>
-            <w:hyperlink w:history="1" r:id="rIdsu1vj_uoixyxi6zn1grb_">
+            <w:hyperlink w:history="1" r:id="rIdhmgedtvjfz3co3w7osoby">
               <w:r>
                 <w:rPr>
                   <w:rFonts w:ascii="Arial" w:cs="Arial" w:eastAsia="Arial" w:hAnsi="Arial"/>
@@ -14473,7 +14823,7 @@
               <w:spacing w:after="10" w:before="0"/>
               <w:ind w:left="120"/>
             </w:pPr>
-            <w:hyperlink w:history="1" r:id="rId08w-g0wamewjfnjrnvpl9">
+            <w:hyperlink w:history="1" r:id="rIdenxqiqy-hfdcu4ocsvsv1">
               <w:r>
                 <w:rPr>
                   <w:rFonts w:ascii="Arial" w:cs="Arial" w:eastAsia="Arial" w:hAnsi="Arial"/>
@@ -14518,7 +14868,7 @@
             <w:pPr>
               <w:spacing w:after="20" w:before="0"/>
             </w:pPr>
-            <w:hyperlink w:history="1" r:id="rIdvhmk9yzfxf6kxcjtnjql4">
+            <w:hyperlink w:history="1" r:id="rId4stmuzangx60tewgjblpk">
               <w:r>
                 <w:rPr>
                   <w:rFonts w:ascii="Arial" w:cs="Arial" w:eastAsia="Arial" w:hAnsi="Arial"/>
@@ -14551,7 +14901,7 @@
               <w:spacing w:after="10" w:before="0"/>
               <w:ind w:left="120"/>
             </w:pPr>
-            <w:hyperlink w:history="1" r:id="rIdt3wsrkmfhxeud-t4k5hca">
+            <w:hyperlink w:history="1" r:id="rId0ssbf5xt4a5d3-dzkmhz6">
               <w:r>
                 <w:rPr>
                   <w:rFonts w:ascii="Arial" w:cs="Arial" w:eastAsia="Arial" w:hAnsi="Arial"/>
@@ -14579,6 +14929,7 @@
           </w:tcPr>
           <w:p>
             <w:pPr>
+              <w:keepNext w:val="false"/>
               <w:spacing w:after="40" w:before="0"/>
               <w:jc w:val="left"/>
             </w:pPr>
@@ -14611,6 +14962,7 @@
           </w:tcPr>
           <w:p>
             <w:pPr>
+              <w:keepNext w:val="false"/>
               <w:spacing w:after="40" w:before="0"/>
               <w:jc w:val="left"/>
             </w:pPr>
@@ -14643,6 +14995,7 @@
           </w:tcPr>
           <w:p>
             <w:pPr>
+              <w:keepNext w:val="false"/>
               <w:spacing w:after="40" w:before="0"/>
               <w:jc w:val="left"/>
             </w:pPr>
@@ -14675,6 +15028,7 @@
           </w:tcPr>
           <w:p>
             <w:pPr>
+              <w:keepNext w:val="false"/>
               <w:spacing w:after="40" w:before="0"/>
               <w:jc w:val="left"/>
             </w:pPr>
@@ -14709,6 +15063,7 @@
           </w:tcPr>
           <w:p>
             <w:pPr>
+              <w:keepNext w:val="false"/>
               <w:spacing w:after="40" w:before="0"/>
               <w:jc w:val="left"/>
             </w:pPr>
@@ -14746,7 +15101,7 @@
             <w:pPr>
               <w:spacing w:after="20" w:before="0"/>
             </w:pPr>
-            <w:hyperlink w:history="1" r:id="rIdbuy1bomgfyjlawlclslm1">
+            <w:hyperlink w:history="1" r:id="rIdq1cckmhwib07f3bpf-mkj">
               <w:r>
                 <w:rPr>
                   <w:rFonts w:ascii="Arial" w:cs="Arial" w:eastAsia="Arial" w:hAnsi="Arial"/>
@@ -14779,7 +15134,7 @@
               <w:spacing w:after="10" w:before="0"/>
               <w:ind w:left="120"/>
             </w:pPr>
-            <w:hyperlink w:history="1" r:id="rIdy332fxrraphwmuvm-ujqb">
+            <w:hyperlink w:history="1" r:id="rIdtjbrkfjxrjk5rarfbm-cu">
               <w:r>
                 <w:rPr>
                   <w:rFonts w:ascii="Arial" w:cs="Arial" w:eastAsia="Arial" w:hAnsi="Arial"/>
@@ -14824,7 +15179,7 @@
             <w:pPr>
               <w:spacing w:after="20" w:before="0"/>
             </w:pPr>
-            <w:hyperlink w:history="1" r:id="rIdbotuxog29csx_fdpjfhh5">
+            <w:hyperlink w:history="1" r:id="rIdkspzh5qyun0w7tpy2ds4y">
               <w:r>
                 <w:rPr>
                   <w:rFonts w:ascii="Arial" w:cs="Arial" w:eastAsia="Arial" w:hAnsi="Arial"/>
@@ -14857,7 +15212,7 @@
               <w:spacing w:after="10" w:before="0"/>
               <w:ind w:left="120"/>
             </w:pPr>
-            <w:hyperlink w:history="1" r:id="rIdmjrbto9ygoo6p-iop7pkx">
+            <w:hyperlink w:history="1" r:id="rIdgj-aoy85tobc6fv4wdzod">
               <w:r>
                 <w:rPr>
                   <w:rFonts w:ascii="Arial" w:cs="Arial" w:eastAsia="Arial" w:hAnsi="Arial"/>
@@ -14885,6 +15240,7 @@
           </w:tcPr>
           <w:p>
             <w:pPr>
+              <w:keepNext w:val="false"/>
               <w:spacing w:after="40" w:before="0"/>
               <w:jc w:val="left"/>
             </w:pPr>
@@ -14917,6 +15273,7 @@
           </w:tcPr>
           <w:p>
             <w:pPr>
+              <w:keepNext w:val="false"/>
               <w:spacing w:after="40" w:before="0"/>
               <w:jc w:val="left"/>
             </w:pPr>
@@ -14949,6 +15306,7 @@
           </w:tcPr>
           <w:p>
             <w:pPr>
+              <w:keepNext w:val="false"/>
               <w:spacing w:after="40" w:before="0"/>
               <w:jc w:val="left"/>
             </w:pPr>
@@ -14981,6 +15339,7 @@
           </w:tcPr>
           <w:p>
             <w:pPr>
+              <w:keepNext w:val="false"/>
               <w:spacing w:after="40" w:before="0"/>
               <w:jc w:val="left"/>
             </w:pPr>
@@ -15015,6 +15374,7 @@
           </w:tcPr>
           <w:p>
             <w:pPr>
+              <w:keepNext w:val="false"/>
               <w:spacing w:after="40" w:before="0"/>
               <w:jc w:val="left"/>
             </w:pPr>
@@ -15052,7 +15412,7 @@
             <w:pPr>
               <w:spacing w:after="20" w:before="0"/>
             </w:pPr>
-            <w:hyperlink w:history="1" r:id="rIdaubf3dfvryrlylm_mroq5">
+            <w:hyperlink w:history="1" r:id="rIdhjzq5_sqfa101qz5hxjia">
               <w:r>
                 <w:rPr>
                   <w:rFonts w:ascii="Arial" w:cs="Arial" w:eastAsia="Arial" w:hAnsi="Arial"/>
@@ -15101,7 +15461,7 @@
               <w:spacing w:after="10" w:before="0"/>
               <w:ind w:left="120"/>
             </w:pPr>
-            <w:hyperlink w:history="1" r:id="rIde4r2yi8crky1tu4fyl7zy">
+            <w:hyperlink w:history="1" r:id="rIdz9wkl7a5hbrt8sg4vbuct">
               <w:r>
                 <w:rPr>
                   <w:rFonts w:ascii="Arial" w:cs="Arial" w:eastAsia="Arial" w:hAnsi="Arial"/>
@@ -15146,7 +15506,7 @@
             <w:pPr>
               <w:spacing w:after="20" w:before="0"/>
             </w:pPr>
-            <w:hyperlink w:history="1" r:id="rIdlbebayyqmynv0uczuij1g">
+            <w:hyperlink w:history="1" r:id="rIddsrbktvc37c_ioeyveth-">
               <w:r>
                 <w:rPr>
                   <w:rFonts w:ascii="Arial" w:cs="Arial" w:eastAsia="Arial" w:hAnsi="Arial"/>
@@ -15179,7 +15539,7 @@
               <w:spacing w:after="10" w:before="0"/>
               <w:ind w:left="120"/>
             </w:pPr>
-            <w:hyperlink w:history="1" r:id="rId7ombwtrct38jqdcgjr6qw">
+            <w:hyperlink w:history="1" r:id="rIdjfbslttbig7mpc3h5vw24">
               <w:r>
                 <w:rPr>
                   <w:rFonts w:ascii="Arial" w:cs="Arial" w:eastAsia="Arial" w:hAnsi="Arial"/>
@@ -15207,6 +15567,7 @@
           </w:tcPr>
           <w:p>
             <w:pPr>
+              <w:keepNext w:val="false"/>
               <w:spacing w:after="40" w:before="0"/>
               <w:jc w:val="left"/>
             </w:pPr>
@@ -15239,6 +15600,7 @@
           </w:tcPr>
           <w:p>
             <w:pPr>
+              <w:keepNext w:val="false"/>
               <w:spacing w:after="40" w:before="0"/>
               <w:jc w:val="left"/>
             </w:pPr>
@@ -15271,6 +15633,7 @@
           </w:tcPr>
           <w:p>
             <w:pPr>
+              <w:keepNext w:val="false"/>
               <w:spacing w:after="40" w:before="0"/>
               <w:jc w:val="left"/>
             </w:pPr>
@@ -15303,6 +15666,7 @@
           </w:tcPr>
           <w:p>
             <w:pPr>
+              <w:keepNext w:val="false"/>
               <w:spacing w:after="40" w:before="0"/>
               <w:jc w:val="left"/>
             </w:pPr>
@@ -15362,6 +15726,7 @@
           </w:tcPr>
           <w:p>
             <w:pPr>
+              <w:keepNext w:val="false"/>
               <w:spacing w:after="40" w:before="0"/>
               <w:jc w:val="center"/>
             </w:pPr>
@@ -15396,6 +15761,7 @@
           </w:tcPr>
           <w:p>
             <w:pPr>
+              <w:keepNext w:val="false"/>
               <w:spacing w:after="40" w:before="0"/>
               <w:jc w:val="left"/>
             </w:pPr>
@@ -15457,6 +15823,7 @@
           </w:tcPr>
           <w:p>
             <w:pPr>
+              <w:keepNext w:val="false"/>
               <w:spacing w:after="40" w:before="0"/>
               <w:jc w:val="center"/>
             </w:pPr>
@@ -15491,6 +15858,7 @@
           </w:tcPr>
           <w:p>
             <w:pPr>
+              <w:keepNext w:val="false"/>
               <w:spacing w:after="40" w:before="0"/>
               <w:jc w:val="left"/>
             </w:pPr>
@@ -15523,6 +15891,7 @@
           </w:tcPr>
           <w:p>
             <w:pPr>
+              <w:keepNext w:val="false"/>
               <w:spacing w:after="40" w:before="0"/>
               <w:jc w:val="left"/>
             </w:pPr>
@@ -15557,6 +15926,7 @@
           </w:tcPr>
           <w:p>
             <w:pPr>
+              <w:keepNext w:val="false"/>
               <w:spacing w:after="40" w:before="0"/>
               <w:jc w:val="left"/>
             </w:pPr>
@@ -15589,6 +15959,7 @@
           </w:tcPr>
           <w:p>
             <w:pPr>
+              <w:keepNext w:val="false"/>
               <w:spacing w:after="40" w:before="0"/>
               <w:jc w:val="left"/>
             </w:pPr>
@@ -15623,6 +15994,7 @@
           </w:tcPr>
           <w:p>
             <w:pPr>
+              <w:keepNext w:val="false"/>
               <w:spacing w:after="40" w:before="0"/>
               <w:jc w:val="left"/>
             </w:pPr>
@@ -15655,6 +16027,7 @@
           </w:tcPr>
           <w:p>
             <w:pPr>
+              <w:keepNext w:val="false"/>
               <w:spacing w:after="40" w:before="0"/>
               <w:jc w:val="left"/>
             </w:pPr>
@@ -15691,7 +16064,7 @@
         </w:rPr>
         <w:t xml:space="preserve">© 2026 SeaVuria and ARES. Aligned with KICD objectives. Developed by SeaVuria; technical implementation by ARES (with AI assistance from Claude). Licensed under </w:t>
       </w:r>
-      <w:hyperlink w:history="1" r:id="rIdyaz9ojajh6ksxx4v7-pri">
+      <w:hyperlink w:history="1" r:id="rIdz1jafixoyqgapu5ljxwdg">
         <w:r>
           <w:rPr>
             <w:rFonts w:ascii="Arial" w:cs="Arial" w:eastAsia="Arial" w:hAnsi="Arial"/>
@@ -15712,7 +16085,7 @@
         </w:rPr>
         <w:t xml:space="preserve"> (</w:t>
       </w:r>
-      <w:hyperlink w:history="1" r:id="rId3irfokdwk87jfqimvo76u">
+      <w:hyperlink w:history="1" r:id="rIdo2exruh4c8xopfdwpd5jv">
         <w:r>
           <w:rPr>
             <w:rFonts w:ascii="Arial" w:cs="Arial" w:eastAsia="Arial" w:hAnsi="Arial"/>
@@ -15772,6 +16145,7 @@
           </w:tcPr>
           <w:p>
             <w:pPr>
+              <w:keepNext w:val="false"/>
               <w:spacing w:after="40" w:before="0"/>
               <w:jc w:val="center"/>
             </w:pPr>
@@ -15807,6 +16181,7 @@
           </w:tcPr>
           <w:p>
             <w:pPr>
+              <w:keepNext w:val="false"/>
               <w:spacing w:after="40" w:before="0"/>
               <w:jc w:val="center"/>
             </w:pPr>
@@ -15841,6 +16216,7 @@
           </w:tcPr>
           <w:p>
             <w:pPr>
+              <w:keepNext w:val="false"/>
               <w:spacing w:after="40" w:before="0"/>
               <w:jc w:val="left"/>
             </w:pPr>
@@ -15873,6 +16249,7 @@
           </w:tcPr>
           <w:p>
             <w:pPr>
+              <w:keepNext w:val="false"/>
               <w:spacing w:after="40" w:before="0"/>
               <w:jc w:val="left"/>
             </w:pPr>
@@ -15907,6 +16284,7 @@
           </w:tcPr>
           <w:p>
             <w:pPr>
+              <w:keepNext w:val="false"/>
               <w:spacing w:after="40" w:before="0"/>
               <w:jc w:val="left"/>
             </w:pPr>
@@ -15939,6 +16317,7 @@
           </w:tcPr>
           <w:p>
             <w:pPr>
+              <w:keepNext w:val="false"/>
               <w:spacing w:after="40" w:before="0"/>
               <w:jc w:val="left"/>
             </w:pPr>
@@ -15973,6 +16352,7 @@
           </w:tcPr>
           <w:p>
             <w:pPr>
+              <w:keepNext w:val="false"/>
               <w:spacing w:after="40" w:before="0"/>
               <w:jc w:val="left"/>
             </w:pPr>
@@ -16005,6 +16385,7 @@
           </w:tcPr>
           <w:p>
             <w:pPr>
+              <w:keepNext w:val="false"/>
               <w:spacing w:after="40" w:before="0"/>
               <w:jc w:val="left"/>
             </w:pPr>
@@ -16039,6 +16420,7 @@
           </w:tcPr>
           <w:p>
             <w:pPr>
+              <w:keepNext w:val="false"/>
               <w:spacing w:after="40" w:before="0"/>
               <w:jc w:val="left"/>
             </w:pPr>
@@ -16071,6 +16453,7 @@
           </w:tcPr>
           <w:p>
             <w:pPr>
+              <w:keepNext w:val="false"/>
               <w:spacing w:after="40" w:before="0"/>
               <w:jc w:val="left"/>
             </w:pPr>
@@ -16105,6 +16488,7 @@
           </w:tcPr>
           <w:p>
             <w:pPr>
+              <w:keepNext w:val="false"/>
               <w:spacing w:after="40" w:before="0"/>
               <w:jc w:val="left"/>
             </w:pPr>
@@ -16137,6 +16521,7 @@
           </w:tcPr>
           <w:p>
             <w:pPr>
+              <w:keepNext w:val="false"/>
               <w:spacing w:after="40" w:before="0"/>
               <w:jc w:val="left"/>
             </w:pPr>
@@ -16171,6 +16556,7 @@
           </w:tcPr>
           <w:p>
             <w:pPr>
+              <w:keepNext w:val="false"/>
               <w:spacing w:after="40" w:before="0"/>
               <w:jc w:val="left"/>
             </w:pPr>
@@ -16203,6 +16589,7 @@
           </w:tcPr>
           <w:p>
             <w:pPr>
+              <w:keepNext w:val="false"/>
               <w:spacing w:after="40" w:before="0"/>
               <w:jc w:val="left"/>
             </w:pPr>
@@ -16237,6 +16624,7 @@
           </w:tcPr>
           <w:p>
             <w:pPr>
+              <w:keepNext w:val="false"/>
               <w:spacing w:after="40" w:before="0"/>
               <w:jc w:val="left"/>
             </w:pPr>
@@ -16269,6 +16657,7 @@
           </w:tcPr>
           <w:p>
             <w:pPr>
+              <w:keepNext w:val="false"/>
               <w:spacing w:after="40" w:before="0"/>
               <w:jc w:val="left"/>
             </w:pPr>
@@ -16303,6 +16692,7 @@
           </w:tcPr>
           <w:p>
             <w:pPr>
+              <w:keepNext w:val="false"/>
               <w:spacing w:after="40" w:before="0"/>
               <w:jc w:val="left"/>
             </w:pPr>
@@ -16335,6 +16725,7 @@
           </w:tcPr>
           <w:p>
             <w:pPr>
+              <w:keepNext w:val="false"/>
               <w:spacing w:after="40" w:before="0"/>
               <w:jc w:val="left"/>
             </w:pPr>
@@ -16394,6 +16785,7 @@
           </w:tcPr>
           <w:p>
             <w:pPr>
+              <w:keepNext w:val="false"/>
               <w:spacing w:after="40" w:before="0"/>
               <w:jc w:val="center"/>
             </w:pPr>
@@ -16428,6 +16820,7 @@
           </w:tcPr>
           <w:p>
             <w:pPr>
+              <w:keepNext w:val="false"/>
               <w:spacing w:after="40" w:before="0"/>
               <w:jc w:val="left"/>
             </w:pPr>
@@ -16492,6 +16885,7 @@
           </w:tcPr>
           <w:p>
             <w:pPr>
+              <w:keepNext w:val="false"/>
               <w:spacing w:after="40" w:before="0"/>
               <w:jc w:val="center"/>
             </w:pPr>
@@ -16526,6 +16920,7 @@
           </w:tcPr>
           <w:p>
             <w:pPr>
+              <w:keepNext w:val="false"/>
               <w:spacing w:after="40" w:before="0"/>
               <w:jc w:val="left"/>
             </w:pPr>
@@ -16558,6 +16953,7 @@
           </w:tcPr>
           <w:p>
             <w:pPr>
+              <w:keepNext w:val="false"/>
               <w:spacing w:after="40" w:before="0"/>
               <w:jc w:val="left"/>
             </w:pPr>
@@ -16590,6 +16986,7 @@
           </w:tcPr>
           <w:p>
             <w:pPr>
+              <w:keepNext w:val="false"/>
               <w:spacing w:after="40" w:before="0"/>
               <w:jc w:val="left"/>
             </w:pPr>
@@ -16622,6 +17019,7 @@
           </w:tcPr>
           <w:p>
             <w:pPr>
+              <w:keepNext w:val="false"/>
               <w:spacing w:after="40" w:before="0"/>
               <w:jc w:val="left"/>
             </w:pPr>
@@ -16654,6 +17052,7 @@
           </w:tcPr>
           <w:p>
             <w:pPr>
+              <w:keepNext w:val="false"/>
               <w:spacing w:after="40" w:before="0"/>
               <w:jc w:val="left"/>
             </w:pPr>
@@ -16688,6 +17087,7 @@
           </w:tcPr>
           <w:p>
             <w:pPr>
+              <w:keepNext w:val="false"/>
               <w:spacing w:after="40" w:before="0"/>
               <w:jc w:val="left"/>
             </w:pPr>
@@ -16725,7 +17125,7 @@
             <w:pPr>
               <w:spacing w:after="20" w:before="0"/>
             </w:pPr>
-            <w:hyperlink w:history="1" r:id="rIdqwgrw0biatltmm6aufuk4">
+            <w:hyperlink w:history="1" r:id="rIdpfzhnfuggu2mevstlwimk">
               <w:r>
                 <w:rPr>
                   <w:rFonts w:ascii="Arial" w:cs="Arial" w:eastAsia="Arial" w:hAnsi="Arial"/>
@@ -16758,7 +17158,7 @@
               <w:spacing w:after="10" w:before="0"/>
               <w:ind w:left="120"/>
             </w:pPr>
-            <w:hyperlink w:history="1" r:id="rIdrlpqaqllyz6-brdfwbere">
+            <w:hyperlink w:history="1" r:id="rId0-jkqvxmev49tk8arbmiz">
               <w:r>
                 <w:rPr>
                   <w:rFonts w:ascii="Arial" w:cs="Arial" w:eastAsia="Arial" w:hAnsi="Arial"/>
@@ -16803,7 +17203,7 @@
             <w:pPr>
               <w:spacing w:after="20" w:before="0"/>
             </w:pPr>
-            <w:hyperlink w:history="1" r:id="rIdqw-vktnizj5qyfxlhywqq">
+            <w:hyperlink w:history="1" r:id="rIdf76g44cdmvoojylr4jqhr">
               <w:r>
                 <w:rPr>
                   <w:rFonts w:ascii="Arial" w:cs="Arial" w:eastAsia="Arial" w:hAnsi="Arial"/>
@@ -16836,7 +17236,7 @@
               <w:spacing w:after="10" w:before="0"/>
               <w:ind w:left="120"/>
             </w:pPr>
-            <w:hyperlink w:history="1" r:id="rIdsnlldoit_zy_xoew1kyed">
+            <w:hyperlink w:history="1" r:id="rIdburufvoxfhkrfwcbybc3v">
               <w:r>
                 <w:rPr>
                   <w:rFonts w:ascii="Arial" w:cs="Arial" w:eastAsia="Arial" w:hAnsi="Arial"/>
@@ -16864,6 +17264,7 @@
           </w:tcPr>
           <w:p>
             <w:pPr>
+              <w:keepNext w:val="false"/>
               <w:spacing w:after="40" w:before="0"/>
               <w:jc w:val="left"/>
             </w:pPr>
@@ -16896,6 +17297,7 @@
           </w:tcPr>
           <w:p>
             <w:pPr>
+              <w:keepNext w:val="false"/>
               <w:spacing w:after="40" w:before="0"/>
               <w:jc w:val="left"/>
             </w:pPr>
@@ -16928,6 +17330,7 @@
           </w:tcPr>
           <w:p>
             <w:pPr>
+              <w:keepNext w:val="false"/>
               <w:spacing w:after="40" w:before="0"/>
               <w:jc w:val="left"/>
             </w:pPr>
@@ -16960,6 +17363,7 @@
           </w:tcPr>
           <w:p>
             <w:pPr>
+              <w:keepNext w:val="false"/>
               <w:spacing w:after="40" w:before="0"/>
               <w:jc w:val="left"/>
             </w:pPr>
@@ -16994,6 +17398,7 @@
           </w:tcPr>
           <w:p>
             <w:pPr>
+              <w:keepNext w:val="false"/>
               <w:spacing w:after="40" w:before="0"/>
               <w:jc w:val="left"/>
             </w:pPr>
@@ -17031,7 +17436,7 @@
             <w:pPr>
               <w:spacing w:after="20" w:before="0"/>
             </w:pPr>
-            <w:hyperlink w:history="1" r:id="rIdlcrhhsmzud9bzrmb2hdts">
+            <w:hyperlink w:history="1" r:id="rIdvdjuhqoenbwidh77uskjv">
               <w:r>
                 <w:rPr>
                   <w:rFonts w:ascii="Arial" w:cs="Arial" w:eastAsia="Arial" w:hAnsi="Arial"/>
@@ -17064,7 +17469,7 @@
               <w:spacing w:after="10" w:before="0"/>
               <w:ind w:left="120"/>
             </w:pPr>
-            <w:hyperlink w:history="1" r:id="rIdmx7zybxlm5zxznxhzticm">
+            <w:hyperlink w:history="1" r:id="rId0uitbulp85wenxoftppdn">
               <w:r>
                 <w:rPr>
                   <w:rFonts w:ascii="Arial" w:cs="Arial" w:eastAsia="Arial" w:hAnsi="Arial"/>
@@ -17109,7 +17514,7 @@
             <w:pPr>
               <w:spacing w:after="20" w:before="0"/>
             </w:pPr>
-            <w:hyperlink w:history="1" r:id="rIdonuwbeg8m-xfdwrz7anun">
+            <w:hyperlink w:history="1" r:id="rIdbqxzz4ospa4zq8qjocnyi">
               <w:r>
                 <w:rPr>
                   <w:rFonts w:ascii="Arial" w:cs="Arial" w:eastAsia="Arial" w:hAnsi="Arial"/>
@@ -17142,7 +17547,7 @@
               <w:spacing w:after="10" w:before="0"/>
               <w:ind w:left="120"/>
             </w:pPr>
-            <w:hyperlink w:history="1" r:id="rIdt7hrcw_9mgruvwzut6sva">
+            <w:hyperlink w:history="1" r:id="rId_hadbhrpythwjfwoetycg">
               <w:r>
                 <w:rPr>
                   <w:rFonts w:ascii="Arial" w:cs="Arial" w:eastAsia="Arial" w:hAnsi="Arial"/>
@@ -17170,6 +17575,7 @@
           </w:tcPr>
           <w:p>
             <w:pPr>
+              <w:keepNext w:val="false"/>
               <w:spacing w:after="40" w:before="0"/>
               <w:jc w:val="left"/>
             </w:pPr>
@@ -17202,6 +17608,7 @@
           </w:tcPr>
           <w:p>
             <w:pPr>
+              <w:keepNext w:val="false"/>
               <w:spacing w:after="40" w:before="0"/>
               <w:jc w:val="left"/>
             </w:pPr>
@@ -17234,6 +17641,7 @@
           </w:tcPr>
           <w:p>
             <w:pPr>
+              <w:keepNext w:val="false"/>
               <w:spacing w:after="40" w:before="0"/>
               <w:jc w:val="left"/>
             </w:pPr>
@@ -17266,6 +17674,7 @@
           </w:tcPr>
           <w:p>
             <w:pPr>
+              <w:keepNext w:val="false"/>
               <w:spacing w:after="40" w:before="0"/>
               <w:jc w:val="left"/>
             </w:pPr>
@@ -17300,6 +17709,7 @@
           </w:tcPr>
           <w:p>
             <w:pPr>
+              <w:keepNext w:val="false"/>
               <w:spacing w:after="40" w:before="0"/>
               <w:jc w:val="left"/>
             </w:pPr>
@@ -17337,7 +17747,7 @@
             <w:pPr>
               <w:spacing w:after="20" w:before="0"/>
             </w:pPr>
-            <w:hyperlink w:history="1" r:id="rIdb7bekpc1iyggyzfizkhmr">
+            <w:hyperlink w:history="1" r:id="rIde6tto-wv0xwpstoatdv42">
               <w:r>
                 <w:rPr>
                   <w:rFonts w:ascii="Arial" w:cs="Arial" w:eastAsia="Arial" w:hAnsi="Arial"/>
@@ -17370,7 +17780,7 @@
               <w:spacing w:after="10" w:before="0"/>
               <w:ind w:left="120"/>
             </w:pPr>
-            <w:hyperlink w:history="1" r:id="rId7w-opirx1s4vqgyhfyc_d">
+            <w:hyperlink w:history="1" r:id="rId9kqgi9teya9l3sig0t-zt">
               <w:r>
                 <w:rPr>
                   <w:rFonts w:ascii="Arial" w:cs="Arial" w:eastAsia="Arial" w:hAnsi="Arial"/>
@@ -17415,7 +17825,7 @@
             <w:pPr>
               <w:spacing w:after="20" w:before="0"/>
             </w:pPr>
-            <w:hyperlink w:history="1" r:id="rIdlaxryjzzqzmdefxcrvuih">
+            <w:hyperlink w:history="1" r:id="rIddfnmo0mqiwjuthi0r3n-y">
               <w:r>
                 <w:rPr>
                   <w:rFonts w:ascii="Arial" w:cs="Arial" w:eastAsia="Arial" w:hAnsi="Arial"/>
@@ -17448,7 +17858,7 @@
               <w:spacing w:after="10" w:before="0"/>
               <w:ind w:left="120"/>
             </w:pPr>
-            <w:hyperlink w:history="1" r:id="rIdnx38zu2ajrjqb3fn3txbs">
+            <w:hyperlink w:history="1" r:id="rIdufj-qkk2n73xwus-h2w-k">
               <w:r>
                 <w:rPr>
                   <w:rFonts w:ascii="Arial" w:cs="Arial" w:eastAsia="Arial" w:hAnsi="Arial"/>
@@ -17476,6 +17886,7 @@
           </w:tcPr>
           <w:p>
             <w:pPr>
+              <w:keepNext w:val="false"/>
               <w:spacing w:after="40" w:before="0"/>
               <w:jc w:val="left"/>
             </w:pPr>
@@ -17508,6 +17919,7 @@
           </w:tcPr>
           <w:p>
             <w:pPr>
+              <w:keepNext w:val="false"/>
               <w:spacing w:after="40" w:before="0"/>
               <w:jc w:val="left"/>
             </w:pPr>
@@ -17540,6 +17952,7 @@
           </w:tcPr>
           <w:p>
             <w:pPr>
+              <w:keepNext w:val="false"/>
               <w:spacing w:after="40" w:before="0"/>
               <w:jc w:val="left"/>
             </w:pPr>
@@ -17572,6 +17985,7 @@
           </w:tcPr>
           <w:p>
             <w:pPr>
+              <w:keepNext w:val="false"/>
               <w:spacing w:after="40" w:before="0"/>
               <w:jc w:val="left"/>
             </w:pPr>
@@ -17606,6 +18020,7 @@
           </w:tcPr>
           <w:p>
             <w:pPr>
+              <w:keepNext w:val="false"/>
               <w:spacing w:after="40" w:before="0"/>
               <w:jc w:val="left"/>
             </w:pPr>
@@ -17643,7 +18058,7 @@
             <w:pPr>
               <w:spacing w:after="20" w:before="0"/>
             </w:pPr>
-            <w:hyperlink w:history="1" r:id="rIdoshqmzyf6tgtr8rv-qelq">
+            <w:hyperlink w:history="1" r:id="rIdhbkvrxxnbglrdlhikiq53">
               <w:r>
                 <w:rPr>
                   <w:rFonts w:ascii="Arial" w:cs="Arial" w:eastAsia="Arial" w:hAnsi="Arial"/>
@@ -17676,7 +18091,7 @@
               <w:spacing w:after="10" w:before="0"/>
               <w:ind w:left="120"/>
             </w:pPr>
-            <w:hyperlink w:history="1" r:id="rId5f5kr194g_mofvzpb3yxq">
+            <w:hyperlink w:history="1" r:id="rIdwvmok5bvpplke-6zf0ezj">
               <w:r>
                 <w:rPr>
                   <w:rFonts w:ascii="Arial" w:cs="Arial" w:eastAsia="Arial" w:hAnsi="Arial"/>
@@ -17721,7 +18136,7 @@
             <w:pPr>
               <w:spacing w:after="20" w:before="0"/>
             </w:pPr>
-            <w:hyperlink w:history="1" r:id="rIdcjwt-g6jwvpn1er3oj_ps">
+            <w:hyperlink w:history="1" r:id="rIdvvbppcxgeiukzaaptb_jj">
               <w:r>
                 <w:rPr>
                   <w:rFonts w:ascii="Arial" w:cs="Arial" w:eastAsia="Arial" w:hAnsi="Arial"/>
@@ -17754,7 +18169,7 @@
               <w:spacing w:after="10" w:before="0"/>
               <w:ind w:left="120"/>
             </w:pPr>
-            <w:hyperlink w:history="1" r:id="rIdybkvtr2riswxyfkzbgpav">
+            <w:hyperlink w:history="1" r:id="rId9mmo5n2dtk9vudwubijv3">
               <w:r>
                 <w:rPr>
                   <w:rFonts w:ascii="Arial" w:cs="Arial" w:eastAsia="Arial" w:hAnsi="Arial"/>
@@ -17782,6 +18197,7 @@
           </w:tcPr>
           <w:p>
             <w:pPr>
+              <w:keepNext w:val="false"/>
               <w:spacing w:after="40" w:before="0"/>
               <w:jc w:val="left"/>
             </w:pPr>
@@ -17814,6 +18230,7 @@
           </w:tcPr>
           <w:p>
             <w:pPr>
+              <w:keepNext w:val="false"/>
               <w:spacing w:after="40" w:before="0"/>
               <w:jc w:val="left"/>
             </w:pPr>
@@ -17846,6 +18263,7 @@
           </w:tcPr>
           <w:p>
             <w:pPr>
+              <w:keepNext w:val="false"/>
               <w:spacing w:after="40" w:before="0"/>
               <w:jc w:val="left"/>
             </w:pPr>
@@ -17878,6 +18296,7 @@
           </w:tcPr>
           <w:p>
             <w:pPr>
+              <w:keepNext w:val="false"/>
               <w:spacing w:after="40" w:before="0"/>
               <w:jc w:val="left"/>
             </w:pPr>
@@ -17912,6 +18331,7 @@
           </w:tcPr>
           <w:p>
             <w:pPr>
+              <w:keepNext w:val="false"/>
               <w:spacing w:after="40" w:before="0"/>
               <w:jc w:val="left"/>
             </w:pPr>
@@ -17949,7 +18369,7 @@
             <w:pPr>
               <w:spacing w:after="20" w:before="0"/>
             </w:pPr>
-            <w:hyperlink w:history="1" r:id="rIdjhox3gnupjuuii4emo_jg">
+            <w:hyperlink w:history="1" r:id="rId7u-d6xtrnjk9pqhotitmk">
               <w:r>
                 <w:rPr>
                   <w:rFonts w:ascii="Arial" w:cs="Arial" w:eastAsia="Arial" w:hAnsi="Arial"/>
@@ -17998,7 +18418,7 @@
               <w:spacing w:after="10" w:before="0"/>
               <w:ind w:left="120"/>
             </w:pPr>
-            <w:hyperlink w:history="1" r:id="rIddun9tmymokcu-qshv7coh">
+            <w:hyperlink w:history="1" r:id="rIdptvufnyvqmzwpad0kh9fz">
               <w:r>
                 <w:rPr>
                   <w:rFonts w:ascii="Arial" w:cs="Arial" w:eastAsia="Arial" w:hAnsi="Arial"/>
@@ -18043,7 +18463,7 @@
             <w:pPr>
               <w:spacing w:after="20" w:before="0"/>
             </w:pPr>
-            <w:hyperlink w:history="1" r:id="rIdefw8wt-h-mk_xsyaf5gty">
+            <w:hyperlink w:history="1" r:id="rIdp5oau7a10tjkdsz_rcuek">
               <w:r>
                 <w:rPr>
                   <w:rFonts w:ascii="Arial" w:cs="Arial" w:eastAsia="Arial" w:hAnsi="Arial"/>
@@ -18092,7 +18512,7 @@
               <w:spacing w:after="10" w:before="0"/>
               <w:ind w:left="120"/>
             </w:pPr>
-            <w:hyperlink w:history="1" r:id="rIdsvch8w9ej7z3hfpprr-qq">
+            <w:hyperlink w:history="1" r:id="rIdpgmqw3hmccvg3ew_odeld">
               <w:r>
                 <w:rPr>
                   <w:rFonts w:ascii="Arial" w:cs="Arial" w:eastAsia="Arial" w:hAnsi="Arial"/>
@@ -18120,6 +18540,7 @@
           </w:tcPr>
           <w:p>
             <w:pPr>
+              <w:keepNext w:val="false"/>
               <w:spacing w:after="40" w:before="0"/>
               <w:jc w:val="left"/>
             </w:pPr>
@@ -18152,6 +18573,7 @@
           </w:tcPr>
           <w:p>
             <w:pPr>
+              <w:keepNext w:val="false"/>
               <w:spacing w:after="40" w:before="0"/>
               <w:jc w:val="left"/>
             </w:pPr>
@@ -18184,6 +18606,7 @@
           </w:tcPr>
           <w:p>
             <w:pPr>
+              <w:keepNext w:val="false"/>
               <w:spacing w:after="40" w:before="0"/>
               <w:jc w:val="left"/>
             </w:pPr>
@@ -18216,6 +18639,7 @@
           </w:tcPr>
           <w:p>
             <w:pPr>
+              <w:keepNext w:val="false"/>
               <w:spacing w:after="40" w:before="0"/>
               <w:jc w:val="left"/>
             </w:pPr>
@@ -18275,6 +18699,7 @@
           </w:tcPr>
           <w:p>
             <w:pPr>
+              <w:keepNext w:val="false"/>
               <w:spacing w:after="40" w:before="0"/>
               <w:jc w:val="center"/>
             </w:pPr>
@@ -18309,6 +18734,7 @@
           </w:tcPr>
           <w:p>
             <w:pPr>
+              <w:keepNext w:val="false"/>
               <w:spacing w:after="40" w:before="0"/>
               <w:jc w:val="left"/>
             </w:pPr>
@@ -18328,6 +18754,7 @@
           </w:p>
           <w:p>
             <w:pPr>
+              <w:keepNext w:val="false"/>
               <w:spacing w:after="40" w:before="0"/>
               <w:jc w:val="left"/>
             </w:pPr>
@@ -18347,6 +18774,7 @@
           </w:p>
           <w:p>
             <w:pPr>
+              <w:keepNext w:val="false"/>
               <w:spacing w:after="40" w:before="0"/>
               <w:jc w:val="left"/>
             </w:pPr>
@@ -18366,6 +18794,7 @@
           </w:p>
           <w:p>
             <w:pPr>
+              <w:keepNext w:val="false"/>
               <w:spacing w:after="40" w:before="0"/>
               <w:jc w:val="left"/>
             </w:pPr>
@@ -18385,6 +18814,7 @@
           </w:p>
           <w:p>
             <w:pPr>
+              <w:keepNext w:val="false"/>
               <w:spacing w:after="40" w:before="0"/>
               <w:jc w:val="left"/>
             </w:pPr>
@@ -18404,6 +18834,7 @@
           </w:p>
           <w:p>
             <w:pPr>
+              <w:keepNext w:val="false"/>
               <w:spacing w:after="40" w:before="0"/>
               <w:jc w:val="left"/>
             </w:pPr>
@@ -18423,6 +18854,7 @@
           </w:p>
           <w:p>
             <w:pPr>
+              <w:keepNext w:val="false"/>
               <w:spacing w:after="40" w:before="0"/>
               <w:jc w:val="left"/>
             </w:pPr>
@@ -18442,6 +18874,7 @@
           </w:p>
           <w:p>
             <w:pPr>
+              <w:keepNext w:val="false"/>
               <w:spacing w:after="40" w:before="0"/>
               <w:jc w:val="left"/>
             </w:pPr>
@@ -18503,6 +18936,7 @@
           </w:tcPr>
           <w:p>
             <w:pPr>
+              <w:keepNext w:val="false"/>
               <w:spacing w:after="40" w:before="0"/>
               <w:jc w:val="center"/>
             </w:pPr>
@@ -18537,6 +18971,7 @@
           </w:tcPr>
           <w:p>
             <w:pPr>
+              <w:keepNext w:val="false"/>
               <w:spacing w:after="40" w:before="0"/>
               <w:jc w:val="left"/>
             </w:pPr>
@@ -18569,6 +19004,7 @@
           </w:tcPr>
           <w:p>
             <w:pPr>
+              <w:keepNext w:val="false"/>
               <w:spacing w:after="40" w:before="0"/>
               <w:jc w:val="left"/>
             </w:pPr>
@@ -18603,6 +19039,7 @@
           </w:tcPr>
           <w:p>
             <w:pPr>
+              <w:keepNext w:val="false"/>
               <w:spacing w:after="40" w:before="0"/>
               <w:jc w:val="left"/>
             </w:pPr>
@@ -18635,6 +19072,7 @@
           </w:tcPr>
           <w:p>
             <w:pPr>
+              <w:keepNext w:val="false"/>
               <w:spacing w:after="40" w:before="0"/>
               <w:jc w:val="left"/>
             </w:pPr>
@@ -18669,6 +19107,7 @@
           </w:tcPr>
           <w:p>
             <w:pPr>
+              <w:keepNext w:val="false"/>
               <w:spacing w:after="40" w:before="0"/>
               <w:jc w:val="left"/>
             </w:pPr>
@@ -18701,6 +19140,7 @@
           </w:tcPr>
           <w:p>
             <w:pPr>
+              <w:keepNext w:val="false"/>
               <w:spacing w:after="40" w:before="0"/>
               <w:jc w:val="left"/>
             </w:pPr>
@@ -18737,7 +19177,7 @@
         </w:rPr>
         <w:t xml:space="preserve">© 2026 SeaVuria and ARES. Aligned with KICD objectives. Developed by SeaVuria; technical implementation by ARES (with AI assistance from Claude). Licensed under </w:t>
       </w:r>
-      <w:hyperlink w:history="1" r:id="rIdwc-_xz7nukt7cvaectep7">
+      <w:hyperlink w:history="1" r:id="rIdzdnaoxiqwmpykopzajy2a">
         <w:r>
           <w:rPr>
             <w:rFonts w:ascii="Arial" w:cs="Arial" w:eastAsia="Arial" w:hAnsi="Arial"/>
@@ -18758,7 +19198,7 @@
         </w:rPr>
         <w:t xml:space="preserve"> (</w:t>
       </w:r>
-      <w:hyperlink w:history="1" r:id="rIdl_x_4sz8b17oythtoy3gy">
+      <w:hyperlink w:history="1" r:id="rIdxcxojtt_6cluxi7sqke0o">
         <w:r>
           <w:rPr>
             <w:rFonts w:ascii="Arial" w:cs="Arial" w:eastAsia="Arial" w:hAnsi="Arial"/>
@@ -18818,6 +19258,7 @@
           </w:tcPr>
           <w:p>
             <w:pPr>
+              <w:keepNext w:val="false"/>
               <w:spacing w:after="40" w:before="0"/>
               <w:jc w:val="center"/>
             </w:pPr>
@@ -18853,6 +19294,7 @@
           </w:tcPr>
           <w:p>
             <w:pPr>
+              <w:keepNext w:val="false"/>
               <w:spacing w:after="40" w:before="0"/>
               <w:jc w:val="center"/>
             </w:pPr>
@@ -18887,6 +19329,7 @@
           </w:tcPr>
           <w:p>
             <w:pPr>
+              <w:keepNext w:val="false"/>
               <w:spacing w:after="40" w:before="0"/>
               <w:jc w:val="left"/>
             </w:pPr>
@@ -18919,6 +19362,7 @@
           </w:tcPr>
           <w:p>
             <w:pPr>
+              <w:keepNext w:val="false"/>
               <w:spacing w:after="40" w:before="0"/>
               <w:jc w:val="left"/>
             </w:pPr>
@@ -18953,6 +19397,7 @@
           </w:tcPr>
           <w:p>
             <w:pPr>
+              <w:keepNext w:val="false"/>
               <w:spacing w:after="40" w:before="0"/>
               <w:jc w:val="left"/>
             </w:pPr>
@@ -18985,6 +19430,7 @@
           </w:tcPr>
           <w:p>
             <w:pPr>
+              <w:keepNext w:val="false"/>
               <w:spacing w:after="40" w:before="0"/>
               <w:jc w:val="left"/>
             </w:pPr>
@@ -19019,6 +19465,7 @@
           </w:tcPr>
           <w:p>
             <w:pPr>
+              <w:keepNext w:val="false"/>
               <w:spacing w:after="40" w:before="0"/>
               <w:jc w:val="left"/>
             </w:pPr>
@@ -19051,6 +19498,7 @@
           </w:tcPr>
           <w:p>
             <w:pPr>
+              <w:keepNext w:val="false"/>
               <w:spacing w:after="40" w:before="0"/>
               <w:jc w:val="left"/>
             </w:pPr>
@@ -19085,6 +19533,7 @@
           </w:tcPr>
           <w:p>
             <w:pPr>
+              <w:keepNext w:val="false"/>
               <w:spacing w:after="40" w:before="0"/>
               <w:jc w:val="left"/>
             </w:pPr>
@@ -19117,6 +19566,7 @@
           </w:tcPr>
           <w:p>
             <w:pPr>
+              <w:keepNext w:val="false"/>
               <w:spacing w:after="40" w:before="0"/>
               <w:jc w:val="left"/>
             </w:pPr>
@@ -19151,6 +19601,7 @@
           </w:tcPr>
           <w:p>
             <w:pPr>
+              <w:keepNext w:val="false"/>
               <w:spacing w:after="40" w:before="0"/>
               <w:jc w:val="left"/>
             </w:pPr>
@@ -19183,6 +19634,7 @@
           </w:tcPr>
           <w:p>
             <w:pPr>
+              <w:keepNext w:val="false"/>
               <w:spacing w:after="40" w:before="0"/>
               <w:jc w:val="left"/>
             </w:pPr>
@@ -19217,6 +19669,7 @@
           </w:tcPr>
           <w:p>
             <w:pPr>
+              <w:keepNext w:val="false"/>
               <w:spacing w:after="40" w:before="0"/>
               <w:jc w:val="left"/>
             </w:pPr>
@@ -19249,6 +19702,7 @@
           </w:tcPr>
           <w:p>
             <w:pPr>
+              <w:keepNext w:val="false"/>
               <w:spacing w:after="40" w:before="0"/>
               <w:jc w:val="left"/>
             </w:pPr>
@@ -19283,6 +19737,7 @@
           </w:tcPr>
           <w:p>
             <w:pPr>
+              <w:keepNext w:val="false"/>
               <w:spacing w:after="40" w:before="0"/>
               <w:jc w:val="left"/>
             </w:pPr>
@@ -19315,6 +19770,7 @@
           </w:tcPr>
           <w:p>
             <w:pPr>
+              <w:keepNext w:val="false"/>
               <w:spacing w:after="40" w:before="0"/>
               <w:jc w:val="left"/>
             </w:pPr>
@@ -19349,6 +19805,7 @@
           </w:tcPr>
           <w:p>
             <w:pPr>
+              <w:keepNext w:val="false"/>
               <w:spacing w:after="40" w:before="0"/>
               <w:jc w:val="left"/>
             </w:pPr>
@@ -19381,6 +19838,7 @@
           </w:tcPr>
           <w:p>
             <w:pPr>
+              <w:keepNext w:val="false"/>
               <w:spacing w:after="40" w:before="0"/>
               <w:jc w:val="left"/>
             </w:pPr>
@@ -19440,6 +19898,7 @@
           </w:tcPr>
           <w:p>
             <w:pPr>
+              <w:keepNext w:val="false"/>
               <w:spacing w:after="40" w:before="0"/>
               <w:jc w:val="center"/>
             </w:pPr>
@@ -19474,6 +19933,7 @@
           </w:tcPr>
           <w:p>
             <w:pPr>
+              <w:keepNext w:val="false"/>
               <w:spacing w:after="40" w:before="0"/>
               <w:jc w:val="left"/>
             </w:pPr>
@@ -19538,6 +19998,7 @@
           </w:tcPr>
           <w:p>
             <w:pPr>
+              <w:keepNext w:val="false"/>
               <w:spacing w:after="40" w:before="0"/>
               <w:jc w:val="center"/>
             </w:pPr>
@@ -19572,6 +20033,7 @@
           </w:tcPr>
           <w:p>
             <w:pPr>
+              <w:keepNext w:val="false"/>
               <w:spacing w:after="40" w:before="0"/>
               <w:jc w:val="left"/>
             </w:pPr>
@@ -19604,6 +20066,7 @@
           </w:tcPr>
           <w:p>
             <w:pPr>
+              <w:keepNext w:val="false"/>
               <w:spacing w:after="40" w:before="0"/>
               <w:jc w:val="left"/>
             </w:pPr>
@@ -19636,6 +20099,7 @@
           </w:tcPr>
           <w:p>
             <w:pPr>
+              <w:keepNext w:val="false"/>
               <w:spacing w:after="40" w:before="0"/>
               <w:jc w:val="left"/>
             </w:pPr>
@@ -19668,6 +20132,7 @@
           </w:tcPr>
           <w:p>
             <w:pPr>
+              <w:keepNext w:val="false"/>
               <w:spacing w:after="40" w:before="0"/>
               <w:jc w:val="left"/>
             </w:pPr>
@@ -19700,6 +20165,7 @@
           </w:tcPr>
           <w:p>
             <w:pPr>
+              <w:keepNext w:val="false"/>
               <w:spacing w:after="40" w:before="0"/>
               <w:jc w:val="left"/>
             </w:pPr>
@@ -19734,6 +20200,7 @@
           </w:tcPr>
           <w:p>
             <w:pPr>
+              <w:keepNext w:val="false"/>
               <w:spacing w:after="40" w:before="0"/>
               <w:jc w:val="left"/>
             </w:pPr>
@@ -19771,7 +20238,7 @@
             <w:pPr>
               <w:spacing w:after="20" w:before="0"/>
             </w:pPr>
-            <w:hyperlink w:history="1" r:id="rIdhxm9bvnfmc6tp_pfxgrqt">
+            <w:hyperlink w:history="1" r:id="rIdxfylhonwxgsw6ntokykrv">
               <w:r>
                 <w:rPr>
                   <w:rFonts w:ascii="Arial" w:cs="Arial" w:eastAsia="Arial" w:hAnsi="Arial"/>
@@ -19804,7 +20271,7 @@
               <w:spacing w:after="10" w:before="0"/>
               <w:ind w:left="120"/>
             </w:pPr>
-            <w:hyperlink w:history="1" r:id="rIdrfjryzv-ebto-j2erzlgq">
+            <w:hyperlink w:history="1" r:id="rIdcrrdbih21iww27ziomb2d">
               <w:r>
                 <w:rPr>
                   <w:rFonts w:ascii="Arial" w:cs="Arial" w:eastAsia="Arial" w:hAnsi="Arial"/>
@@ -19849,7 +20316,7 @@
             <w:pPr>
               <w:spacing w:after="20" w:before="0"/>
             </w:pPr>
-            <w:hyperlink w:history="1" r:id="rIdsao2vxwdplgrstyr2b_vv">
+            <w:hyperlink w:history="1" r:id="rIdcnmokrbrxrflw3y05p7r3">
               <w:r>
                 <w:rPr>
                   <w:rFonts w:ascii="Arial" w:cs="Arial" w:eastAsia="Arial" w:hAnsi="Arial"/>
@@ -19882,7 +20349,7 @@
               <w:spacing w:after="10" w:before="0"/>
               <w:ind w:left="120"/>
             </w:pPr>
-            <w:hyperlink w:history="1" r:id="rIdut4f3znoj1nosr-kbkmxq">
+            <w:hyperlink w:history="1" r:id="rIdkcmaarge-z1i7zf9fb6s0">
               <w:r>
                 <w:rPr>
                   <w:rFonts w:ascii="Arial" w:cs="Arial" w:eastAsia="Arial" w:hAnsi="Arial"/>
@@ -19910,6 +20377,7 @@
           </w:tcPr>
           <w:p>
             <w:pPr>
+              <w:keepNext w:val="false"/>
               <w:spacing w:after="40" w:before="0"/>
               <w:jc w:val="left"/>
             </w:pPr>
@@ -19942,6 +20410,7 @@
           </w:tcPr>
           <w:p>
             <w:pPr>
+              <w:keepNext w:val="false"/>
               <w:spacing w:after="40" w:before="0"/>
               <w:jc w:val="left"/>
             </w:pPr>
@@ -19961,6 +20430,7 @@
           </w:p>
           <w:p>
             <w:pPr>
+              <w:keepNext w:val="false"/>
               <w:spacing w:after="40" w:before="0"/>
               <w:jc w:val="left"/>
             </w:pPr>
@@ -19980,6 +20450,7 @@
           </w:p>
           <w:p>
             <w:pPr>
+              <w:keepNext w:val="false"/>
               <w:spacing w:after="40" w:before="0"/>
               <w:jc w:val="left"/>
             </w:pPr>
@@ -19999,6 +20470,7 @@
           </w:p>
           <w:p>
             <w:pPr>
+              <w:keepNext w:val="false"/>
               <w:spacing w:after="40" w:before="0"/>
               <w:jc w:val="left"/>
             </w:pPr>
@@ -20018,6 +20490,7 @@
           </w:p>
           <w:p>
             <w:pPr>
+              <w:keepNext w:val="false"/>
               <w:spacing w:after="40" w:before="0"/>
               <w:jc w:val="left"/>
             </w:pPr>
@@ -20050,6 +20523,7 @@
           </w:tcPr>
           <w:p>
             <w:pPr>
+              <w:keepNext w:val="false"/>
               <w:spacing w:after="40" w:before="0"/>
               <w:jc w:val="left"/>
             </w:pPr>
@@ -20082,6 +20556,7 @@
           </w:tcPr>
           <w:p>
             <w:pPr>
+              <w:keepNext w:val="false"/>
               <w:spacing w:after="40" w:before="0"/>
               <w:jc w:val="left"/>
             </w:pPr>
@@ -20116,6 +20591,7 @@
           </w:tcPr>
           <w:p>
             <w:pPr>
+              <w:keepNext w:val="false"/>
               <w:spacing w:after="40" w:before="0"/>
               <w:jc w:val="left"/>
             </w:pPr>
@@ -20153,7 +20629,7 @@
             <w:pPr>
               <w:spacing w:after="20" w:before="0"/>
             </w:pPr>
-            <w:hyperlink w:history="1" r:id="rIdis5ve7m86g56fgnfg1vxk">
+            <w:hyperlink w:history="1" r:id="rId1qqeju4vuicegrzdajecj">
               <w:r>
                 <w:rPr>
                   <w:rFonts w:ascii="Arial" w:cs="Arial" w:eastAsia="Arial" w:hAnsi="Arial"/>
@@ -20186,7 +20662,7 @@
               <w:spacing w:after="10" w:before="0"/>
               <w:ind w:left="120"/>
             </w:pPr>
-            <w:hyperlink w:history="1" r:id="rIdmfm5ejqwjjz2v199lxr30">
+            <w:hyperlink w:history="1" r:id="rIdw4r-8ugvblg0k_r2hc9wf">
               <w:r>
                 <w:rPr>
                   <w:rFonts w:ascii="Arial" w:cs="Arial" w:eastAsia="Arial" w:hAnsi="Arial"/>
@@ -20231,7 +20707,7 @@
             <w:pPr>
               <w:spacing w:after="20" w:before="0"/>
             </w:pPr>
-            <w:hyperlink w:history="1" r:id="rIdi30xe-w0mg5exdyeiw7mq">
+            <w:hyperlink w:history="1" r:id="rIdfkh8ywy0bckcg1ot8smeb">
               <w:r>
                 <w:rPr>
                   <w:rFonts w:ascii="Arial" w:cs="Arial" w:eastAsia="Arial" w:hAnsi="Arial"/>
@@ -20264,7 +20740,7 @@
               <w:spacing w:after="10" w:before="0"/>
               <w:ind w:left="120"/>
             </w:pPr>
-            <w:hyperlink w:history="1" r:id="rIdr90lwqdalhsu6alrixo9y">
+            <w:hyperlink w:history="1" r:id="rId7y-sdh0p4nc42ijo0gmw6">
               <w:r>
                 <w:rPr>
                   <w:rFonts w:ascii="Arial" w:cs="Arial" w:eastAsia="Arial" w:hAnsi="Arial"/>
@@ -20292,6 +20768,7 @@
           </w:tcPr>
           <w:p>
             <w:pPr>
+              <w:keepNext w:val="false"/>
               <w:spacing w:after="40" w:before="0"/>
               <w:jc w:val="left"/>
             </w:pPr>
@@ -20311,6 +20788,7 @@
           </w:p>
           <w:p>
             <w:pPr>
+              <w:keepNext w:val="false"/>
               <w:spacing w:after="40" w:before="0"/>
               <w:jc w:val="left"/>
             </w:pPr>
@@ -20330,6 +20808,7 @@
           </w:p>
           <w:p>
             <w:pPr>
+              <w:keepNext w:val="false"/>
               <w:spacing w:after="40" w:before="0"/>
               <w:jc w:val="left"/>
             </w:pPr>
@@ -20349,6 +20828,7 @@
           </w:p>
           <w:p>
             <w:pPr>
+              <w:keepNext w:val="false"/>
               <w:spacing w:after="40" w:before="0"/>
               <w:jc w:val="left"/>
             </w:pPr>
@@ -20368,6 +20848,7 @@
           </w:p>
           <w:p>
             <w:pPr>
+              <w:keepNext w:val="false"/>
               <w:spacing w:after="40" w:before="0"/>
               <w:jc w:val="left"/>
             </w:pPr>
@@ -20387,6 +20868,7 @@
           </w:p>
           <w:p>
             <w:pPr>
+              <w:keepNext w:val="false"/>
               <w:spacing w:after="40" w:before="0"/>
               <w:jc w:val="left"/>
             </w:pPr>
@@ -20406,6 +20888,7 @@
           </w:p>
           <w:p>
             <w:pPr>
+              <w:keepNext w:val="false"/>
               <w:spacing w:after="40" w:before="0"/>
               <w:jc w:val="left"/>
             </w:pPr>
@@ -20425,6 +20908,7 @@
           </w:p>
           <w:p>
             <w:pPr>
+              <w:keepNext w:val="false"/>
               <w:spacing w:after="40" w:before="0"/>
               <w:jc w:val="left"/>
             </w:pPr>
@@ -20444,6 +20928,7 @@
           </w:p>
           <w:p>
             <w:pPr>
+              <w:keepNext w:val="false"/>
               <w:spacing w:after="40" w:before="0"/>
               <w:jc w:val="left"/>
             </w:pPr>
@@ -20476,6 +20961,7 @@
           </w:tcPr>
           <w:p>
             <w:pPr>
+              <w:keepNext w:val="false"/>
               <w:spacing w:after="40" w:before="0"/>
               <w:jc w:val="left"/>
             </w:pPr>
@@ -20495,6 +20981,7 @@
           </w:p>
           <w:p>
             <w:pPr>
+              <w:keepNext w:val="false"/>
               <w:spacing w:after="40" w:before="0"/>
               <w:jc w:val="left"/>
             </w:pPr>
@@ -20514,6 +21001,7 @@
           </w:p>
           <w:p>
             <w:pPr>
+              <w:keepNext w:val="false"/>
               <w:spacing w:after="40" w:before="0"/>
               <w:jc w:val="left"/>
             </w:pPr>
@@ -20533,6 +21021,7 @@
           </w:p>
           <w:p>
             <w:pPr>
+              <w:keepNext w:val="false"/>
               <w:spacing w:after="40" w:before="0"/>
               <w:jc w:val="left"/>
             </w:pPr>
@@ -20552,6 +21041,7 @@
           </w:p>
           <w:p>
             <w:pPr>
+              <w:keepNext w:val="false"/>
               <w:spacing w:after="40" w:before="0"/>
               <w:jc w:val="left"/>
             </w:pPr>
@@ -20571,6 +21061,7 @@
           </w:p>
           <w:p>
             <w:pPr>
+              <w:keepNext w:val="false"/>
               <w:spacing w:after="40" w:before="0"/>
               <w:jc w:val="left"/>
             </w:pPr>
@@ -20590,6 +21081,7 @@
           </w:p>
           <w:p>
             <w:pPr>
+              <w:keepNext w:val="false"/>
               <w:spacing w:after="40" w:before="0"/>
               <w:jc w:val="left"/>
             </w:pPr>
@@ -20609,6 +21101,7 @@
           </w:p>
           <w:p>
             <w:pPr>
+              <w:keepNext w:val="false"/>
               <w:spacing w:after="40" w:before="0"/>
               <w:jc w:val="left"/>
             </w:pPr>
@@ -20628,6 +21121,7 @@
           </w:p>
           <w:p>
             <w:pPr>
+              <w:keepNext w:val="false"/>
               <w:spacing w:after="40" w:before="0"/>
               <w:jc w:val="left"/>
             </w:pPr>
@@ -20647,6 +21141,7 @@
           </w:p>
           <w:p>
             <w:pPr>
+              <w:keepNext w:val="false"/>
               <w:spacing w:after="40" w:before="0"/>
               <w:jc w:val="left"/>
             </w:pPr>
@@ -20679,6 +21174,7 @@
           </w:tcPr>
           <w:p>
             <w:pPr>
+              <w:keepNext w:val="false"/>
               <w:spacing w:after="40" w:before="0"/>
               <w:jc w:val="left"/>
             </w:pPr>
@@ -20711,6 +21207,7 @@
           </w:tcPr>
           <w:p>
             <w:pPr>
+              <w:keepNext w:val="false"/>
               <w:spacing w:after="40" w:before="0"/>
               <w:jc w:val="left"/>
             </w:pPr>
@@ -20745,6 +21242,7 @@
           </w:tcPr>
           <w:p>
             <w:pPr>
+              <w:keepNext w:val="false"/>
               <w:spacing w:after="40" w:before="0"/>
               <w:jc w:val="left"/>
             </w:pPr>
@@ -20782,7 +21280,7 @@
             <w:pPr>
               <w:spacing w:after="20" w:before="0"/>
             </w:pPr>
-            <w:hyperlink w:history="1" r:id="rIdcewwm8ioon1flmqkb9uop">
+            <w:hyperlink w:history="1" r:id="rIdmyqztzx-pnex2abebb3y8">
               <w:r>
                 <w:rPr>
                   <w:rFonts w:ascii="Arial" w:cs="Arial" w:eastAsia="Arial" w:hAnsi="Arial"/>
@@ -20831,7 +21329,7 @@
               <w:spacing w:after="10" w:before="0"/>
               <w:ind w:left="120"/>
             </w:pPr>
-            <w:hyperlink w:history="1" r:id="rIdr0-_fdctvxdbbeztu_67o">
+            <w:hyperlink w:history="1" r:id="rIdhy7somlnfy6zxp2xocs1r">
               <w:r>
                 <w:rPr>
                   <w:rFonts w:ascii="Arial" w:cs="Arial" w:eastAsia="Arial" w:hAnsi="Arial"/>
@@ -20876,7 +21374,7 @@
             <w:pPr>
               <w:spacing w:after="20" w:before="0"/>
             </w:pPr>
-            <w:hyperlink w:history="1" r:id="rId7euu9qcceettpxl8ivi9r">
+            <w:hyperlink w:history="1" r:id="rIdqw7zuv8y1pf17l2xtw5mw">
               <w:r>
                 <w:rPr>
                   <w:rFonts w:ascii="Arial" w:cs="Arial" w:eastAsia="Arial" w:hAnsi="Arial"/>
@@ -20909,7 +21407,7 @@
               <w:spacing w:after="10" w:before="0"/>
               <w:ind w:left="120"/>
             </w:pPr>
-            <w:hyperlink w:history="1" r:id="rId0pt08mic07rxf-ixtuqii">
+            <w:hyperlink w:history="1" r:id="rIdenouhofv-a4vcvxz2mln9">
               <w:r>
                 <w:rPr>
                   <w:rFonts w:ascii="Arial" w:cs="Arial" w:eastAsia="Arial" w:hAnsi="Arial"/>
@@ -20937,6 +21435,7 @@
           </w:tcPr>
           <w:p>
             <w:pPr>
+              <w:keepNext w:val="false"/>
               <w:spacing w:after="40" w:before="0"/>
               <w:jc w:val="left"/>
             </w:pPr>
@@ -20956,6 +21455,7 @@
           </w:p>
           <w:p>
             <w:pPr>
+              <w:keepNext w:val="false"/>
               <w:spacing w:after="40" w:before="0"/>
               <w:jc w:val="left"/>
             </w:pPr>
@@ -20975,6 +21475,7 @@
           </w:p>
           <w:p>
             <w:pPr>
+              <w:keepNext w:val="false"/>
               <w:spacing w:after="40" w:before="0"/>
               <w:jc w:val="left"/>
             </w:pPr>
@@ -20994,6 +21495,7 @@
           </w:p>
           <w:p>
             <w:pPr>
+              <w:keepNext w:val="false"/>
               <w:spacing w:after="40" w:before="0"/>
               <w:jc w:val="left"/>
             </w:pPr>
@@ -21013,6 +21515,7 @@
           </w:p>
           <w:p>
             <w:pPr>
+              <w:keepNext w:val="false"/>
               <w:spacing w:after="40" w:before="0"/>
               <w:jc w:val="left"/>
             </w:pPr>
@@ -21032,6 +21535,7 @@
           </w:p>
           <w:p>
             <w:pPr>
+              <w:keepNext w:val="false"/>
               <w:spacing w:after="40" w:before="0"/>
               <w:jc w:val="left"/>
             </w:pPr>
@@ -21051,6 +21555,7 @@
           </w:p>
           <w:p>
             <w:pPr>
+              <w:keepNext w:val="false"/>
               <w:spacing w:after="40" w:before="0"/>
               <w:jc w:val="left"/>
             </w:pPr>
@@ -21083,6 +21588,7 @@
           </w:tcPr>
           <w:p>
             <w:pPr>
+              <w:keepNext w:val="false"/>
               <w:spacing w:after="40" w:before="0"/>
               <w:jc w:val="left"/>
             </w:pPr>
@@ -21102,6 +21608,7 @@
           </w:p>
           <w:p>
             <w:pPr>
+              <w:keepNext w:val="false"/>
               <w:spacing w:after="40" w:before="0"/>
               <w:jc w:val="left"/>
             </w:pPr>
@@ -21121,6 +21628,7 @@
           </w:p>
           <w:p>
             <w:pPr>
+              <w:keepNext w:val="false"/>
               <w:spacing w:after="40" w:before="0"/>
               <w:jc w:val="left"/>
             </w:pPr>
@@ -21140,6 +21648,7 @@
           </w:p>
           <w:p>
             <w:pPr>
+              <w:keepNext w:val="false"/>
               <w:spacing w:after="40" w:before="0"/>
               <w:jc w:val="left"/>
             </w:pPr>
@@ -21159,6 +21668,7 @@
           </w:p>
           <w:p>
             <w:pPr>
+              <w:keepNext w:val="false"/>
               <w:spacing w:after="40" w:before="0"/>
               <w:jc w:val="left"/>
             </w:pPr>
@@ -21178,6 +21688,7 @@
           </w:p>
           <w:p>
             <w:pPr>
+              <w:keepNext w:val="false"/>
               <w:spacing w:after="40" w:before="0"/>
               <w:jc w:val="left"/>
             </w:pPr>
@@ -21197,6 +21708,7 @@
           </w:p>
           <w:p>
             <w:pPr>
+              <w:keepNext w:val="false"/>
               <w:spacing w:after="40" w:before="0"/>
               <w:jc w:val="left"/>
             </w:pPr>
@@ -21216,6 +21728,7 @@
           </w:p>
           <w:p>
             <w:pPr>
+              <w:keepNext w:val="false"/>
               <w:spacing w:after="40" w:before="0"/>
               <w:jc w:val="left"/>
             </w:pPr>
@@ -21235,6 +21748,7 @@
           </w:p>
           <w:p>
             <w:pPr>
+              <w:keepNext w:val="false"/>
               <w:spacing w:after="40" w:before="0"/>
               <w:jc w:val="left"/>
             </w:pPr>
@@ -21254,6 +21768,7 @@
           </w:p>
           <w:p>
             <w:pPr>
+              <w:keepNext w:val="false"/>
               <w:spacing w:after="40" w:before="0"/>
               <w:jc w:val="left"/>
             </w:pPr>
@@ -21273,6 +21788,7 @@
           </w:p>
           <w:p>
             <w:pPr>
+              <w:keepNext w:val="false"/>
               <w:spacing w:after="40" w:before="0"/>
               <w:jc w:val="left"/>
             </w:pPr>
@@ -21292,6 +21808,7 @@
           </w:p>
           <w:p>
             <w:pPr>
+              <w:keepNext w:val="false"/>
               <w:spacing w:after="40" w:before="0"/>
               <w:jc w:val="left"/>
             </w:pPr>
@@ -21311,6 +21828,7 @@
           </w:p>
           <w:p>
             <w:pPr>
+              <w:keepNext w:val="false"/>
               <w:spacing w:after="40" w:before="0"/>
               <w:jc w:val="left"/>
             </w:pPr>
@@ -21343,6 +21861,7 @@
           </w:tcPr>
           <w:p>
             <w:pPr>
+              <w:keepNext w:val="false"/>
               <w:spacing w:after="40" w:before="0"/>
               <w:jc w:val="left"/>
             </w:pPr>
@@ -21375,6 +21894,7 @@
           </w:tcPr>
           <w:p>
             <w:pPr>
+              <w:keepNext w:val="false"/>
               <w:spacing w:after="40" w:before="0"/>
               <w:jc w:val="left"/>
             </w:pPr>
@@ -21409,6 +21929,7 @@
           </w:tcPr>
           <w:p>
             <w:pPr>
+              <w:keepNext w:val="false"/>
               <w:spacing w:after="40" w:before="0"/>
               <w:jc w:val="left"/>
             </w:pPr>
@@ -21446,7 +21967,7 @@
             <w:pPr>
               <w:spacing w:after="20" w:before="0"/>
             </w:pPr>
-            <w:hyperlink w:history="1" r:id="rIdslowahperdjxmbzagcdks">
+            <w:hyperlink w:history="1" r:id="rIdrmjxyevhhwdjbrqezajd0">
               <w:r>
                 <w:rPr>
                   <w:rFonts w:ascii="Arial" w:cs="Arial" w:eastAsia="Arial" w:hAnsi="Arial"/>
@@ -21479,7 +22000,7 @@
               <w:spacing w:after="10" w:before="0"/>
               <w:ind w:left="120"/>
             </w:pPr>
-            <w:hyperlink w:history="1" r:id="rIdk-ofja5e98hnvqcepgfbz">
+            <w:hyperlink w:history="1" r:id="rIdauawb0ci7cw98so_39ru_">
               <w:r>
                 <w:rPr>
                   <w:rFonts w:ascii="Arial" w:cs="Arial" w:eastAsia="Arial" w:hAnsi="Arial"/>
@@ -21524,7 +22045,7 @@
             <w:pPr>
               <w:spacing w:after="20" w:before="0"/>
             </w:pPr>
-            <w:hyperlink w:history="1" r:id="rId211hnjoyhdvmg9admodlg">
+            <w:hyperlink w:history="1" r:id="rIdqz4nyjhkg7xsesqhqp30l">
               <w:r>
                 <w:rPr>
                   <w:rFonts w:ascii="Arial" w:cs="Arial" w:eastAsia="Arial" w:hAnsi="Arial"/>
@@ -21557,7 +22078,7 @@
               <w:spacing w:after="10" w:before="0"/>
               <w:ind w:left="120"/>
             </w:pPr>
-            <w:hyperlink w:history="1" r:id="rIdc3ai9axxaokhnfstu8k2e">
+            <w:hyperlink w:history="1" r:id="rIdczveygtdmxsyxme1ekrym">
               <w:r>
                 <w:rPr>
                   <w:rFonts w:ascii="Arial" w:cs="Arial" w:eastAsia="Arial" w:hAnsi="Arial"/>
@@ -21585,6 +22106,7 @@
           </w:tcPr>
           <w:p>
             <w:pPr>
+              <w:keepNext w:val="false"/>
               <w:spacing w:after="40" w:before="0"/>
               <w:jc w:val="left"/>
             </w:pPr>
@@ -21617,6 +22139,7 @@
           </w:tcPr>
           <w:p>
             <w:pPr>
+              <w:keepNext w:val="false"/>
               <w:spacing w:after="40" w:before="0"/>
               <w:jc w:val="left"/>
             </w:pPr>
@@ -21636,6 +22159,7 @@
           </w:p>
           <w:p>
             <w:pPr>
+              <w:keepNext w:val="false"/>
               <w:spacing w:after="40" w:before="0"/>
               <w:jc w:val="left"/>
             </w:pPr>
@@ -21655,6 +22179,7 @@
           </w:p>
           <w:p>
             <w:pPr>
+              <w:keepNext w:val="false"/>
               <w:spacing w:after="40" w:before="0"/>
               <w:jc w:val="left"/>
             </w:pPr>
@@ -21674,6 +22199,7 @@
           </w:p>
           <w:p>
             <w:pPr>
+              <w:keepNext w:val="false"/>
               <w:spacing w:after="40" w:before="0"/>
               <w:jc w:val="left"/>
             </w:pPr>
@@ -21706,6 +22232,7 @@
           </w:tcPr>
           <w:p>
             <w:pPr>
+              <w:keepNext w:val="false"/>
               <w:spacing w:after="40" w:before="0"/>
               <w:jc w:val="left"/>
             </w:pPr>
@@ -21738,6 +22265,7 @@
           </w:tcPr>
           <w:p>
             <w:pPr>
+              <w:keepNext w:val="false"/>
               <w:spacing w:after="40" w:before="0"/>
               <w:jc w:val="left"/>
             </w:pPr>
@@ -21772,6 +22300,7 @@
           </w:tcPr>
           <w:p>
             <w:pPr>
+              <w:keepNext w:val="false"/>
               <w:spacing w:after="40" w:before="0"/>
               <w:jc w:val="left"/>
             </w:pPr>
@@ -21809,7 +22338,7 @@
             <w:pPr>
               <w:spacing w:after="20" w:before="0"/>
             </w:pPr>
-            <w:hyperlink w:history="1" r:id="rIds6uveisloctjs6gyqabpx">
+            <w:hyperlink w:history="1" r:id="rIdjh6ptqt0ionee-r0skwdw">
               <w:r>
                 <w:rPr>
                   <w:rFonts w:ascii="Arial" w:cs="Arial" w:eastAsia="Arial" w:hAnsi="Arial"/>
@@ -21842,7 +22371,7 @@
               <w:spacing w:after="10" w:before="0"/>
               <w:ind w:left="120"/>
             </w:pPr>
-            <w:hyperlink w:history="1" r:id="rIdz2i8g83d1z-p8v2ggqspo">
+            <w:hyperlink w:history="1" r:id="rIdvwqe3hgkipuj98fh_z_8p">
               <w:r>
                 <w:rPr>
                   <w:rFonts w:ascii="Arial" w:cs="Arial" w:eastAsia="Arial" w:hAnsi="Arial"/>
@@ -21887,7 +22416,7 @@
             <w:pPr>
               <w:spacing w:after="20" w:before="0"/>
             </w:pPr>
-            <w:hyperlink w:history="1" r:id="rId_wl9nnvov74wufjxpdrvb">
+            <w:hyperlink w:history="1" r:id="rIdbxlgn-hqt0k1fmmyob9qk">
               <w:r>
                 <w:rPr>
                   <w:rFonts w:ascii="Arial" w:cs="Arial" w:eastAsia="Arial" w:hAnsi="Arial"/>
@@ -21920,7 +22449,7 @@
               <w:spacing w:after="10" w:before="0"/>
               <w:ind w:left="120"/>
             </w:pPr>
-            <w:hyperlink w:history="1" r:id="rIdo4j3astw3xud8wglaf-pt">
+            <w:hyperlink w:history="1" r:id="rId3qjt95l5h9j7yyx-ow5ma">
               <w:r>
                 <w:rPr>
                   <w:rFonts w:ascii="Arial" w:cs="Arial" w:eastAsia="Arial" w:hAnsi="Arial"/>
@@ -21948,6 +22477,7 @@
           </w:tcPr>
           <w:p>
             <w:pPr>
+              <w:keepNext w:val="false"/>
               <w:spacing w:after="40" w:before="0"/>
               <w:jc w:val="left"/>
             </w:pPr>
@@ -21980,6 +22510,7 @@
           </w:tcPr>
           <w:p>
             <w:pPr>
+              <w:keepNext w:val="false"/>
               <w:spacing w:after="40" w:before="0"/>
               <w:jc w:val="left"/>
             </w:pPr>
@@ -21999,6 +22530,7 @@
           </w:p>
           <w:p>
             <w:pPr>
+              <w:keepNext w:val="false"/>
               <w:spacing w:after="40" w:before="0"/>
               <w:jc w:val="left"/>
             </w:pPr>
@@ -22018,6 +22550,7 @@
           </w:p>
           <w:p>
             <w:pPr>
+              <w:keepNext w:val="false"/>
               <w:spacing w:after="40" w:before="0"/>
               <w:jc w:val="left"/>
             </w:pPr>
@@ -22037,6 +22570,7 @@
           </w:p>
           <w:p>
             <w:pPr>
+              <w:keepNext w:val="false"/>
               <w:spacing w:after="40" w:before="0"/>
               <w:jc w:val="left"/>
             </w:pPr>
@@ -22056,6 +22590,7 @@
           </w:p>
           <w:p>
             <w:pPr>
+              <w:keepNext w:val="false"/>
               <w:spacing w:after="40" w:before="0"/>
               <w:jc w:val="left"/>
             </w:pPr>
@@ -22075,6 +22610,7 @@
           </w:p>
           <w:p>
             <w:pPr>
+              <w:keepNext w:val="false"/>
               <w:spacing w:after="40" w:before="0"/>
               <w:jc w:val="left"/>
             </w:pPr>
@@ -22094,6 +22630,7 @@
           </w:p>
           <w:p>
             <w:pPr>
+              <w:keepNext w:val="false"/>
               <w:spacing w:after="40" w:before="0"/>
               <w:jc w:val="left"/>
             </w:pPr>
@@ -22126,6 +22663,7 @@
           </w:tcPr>
           <w:p>
             <w:pPr>
+              <w:keepNext w:val="false"/>
               <w:spacing w:after="40" w:before="0"/>
               <w:jc w:val="left"/>
             </w:pPr>
@@ -22158,6 +22696,7 @@
           </w:tcPr>
           <w:p>
             <w:pPr>
+              <w:keepNext w:val="false"/>
               <w:spacing w:after="40" w:before="0"/>
               <w:jc w:val="left"/>
             </w:pPr>
@@ -22217,6 +22756,7 @@
           </w:tcPr>
           <w:p>
             <w:pPr>
+              <w:keepNext w:val="false"/>
               <w:spacing w:after="40" w:before="0"/>
               <w:jc w:val="center"/>
             </w:pPr>
@@ -22251,6 +22791,7 @@
           </w:tcPr>
           <w:p>
             <w:pPr>
+              <w:keepNext w:val="false"/>
               <w:spacing w:after="40" w:before="0"/>
               <w:jc w:val="left"/>
             </w:pPr>
@@ -22312,6 +22853,7 @@
           </w:tcPr>
           <w:p>
             <w:pPr>
+              <w:keepNext w:val="false"/>
               <w:spacing w:after="40" w:before="0"/>
               <w:jc w:val="center"/>
             </w:pPr>
@@ -22346,6 +22888,7 @@
           </w:tcPr>
           <w:p>
             <w:pPr>
+              <w:keepNext w:val="false"/>
               <w:spacing w:after="40" w:before="0"/>
               <w:jc w:val="left"/>
             </w:pPr>
@@ -22378,6 +22921,7 @@
           </w:tcPr>
           <w:p>
             <w:pPr>
+              <w:keepNext w:val="false"/>
               <w:spacing w:after="40" w:before="0"/>
               <w:jc w:val="left"/>
             </w:pPr>
@@ -22412,6 +22956,7 @@
           </w:tcPr>
           <w:p>
             <w:pPr>
+              <w:keepNext w:val="false"/>
               <w:spacing w:after="40" w:before="0"/>
               <w:jc w:val="left"/>
             </w:pPr>
@@ -22444,6 +22989,7 @@
           </w:tcPr>
           <w:p>
             <w:pPr>
+              <w:keepNext w:val="false"/>
               <w:spacing w:after="40" w:before="0"/>
               <w:jc w:val="left"/>
             </w:pPr>
@@ -22478,6 +23024,7 @@
           </w:tcPr>
           <w:p>
             <w:pPr>
+              <w:keepNext w:val="false"/>
               <w:spacing w:after="40" w:before="0"/>
               <w:jc w:val="left"/>
             </w:pPr>
@@ -22510,6 +23057,7 @@
           </w:tcPr>
           <w:p>
             <w:pPr>
+              <w:keepNext w:val="false"/>
               <w:spacing w:after="40" w:before="0"/>
               <w:jc w:val="left"/>
             </w:pPr>
@@ -22546,7 +23094,7 @@
         </w:rPr>
         <w:t xml:space="preserve">© 2026 SeaVuria and ARES. Aligned with KICD objectives. Developed by SeaVuria; technical implementation by ARES (with AI assistance from Claude). Licensed under </w:t>
       </w:r>
-      <w:hyperlink w:history="1" r:id="rIdwoj0hz8bf2dgnfld1xrj2">
+      <w:hyperlink w:history="1" r:id="rIdpnvhgdkc-inlruwixivkn">
         <w:r>
           <w:rPr>
             <w:rFonts w:ascii="Arial" w:cs="Arial" w:eastAsia="Arial" w:hAnsi="Arial"/>
@@ -22567,7 +23115,7 @@
         </w:rPr>
         <w:t xml:space="preserve"> (</w:t>
       </w:r>
-      <w:hyperlink w:history="1" r:id="rIdx0qddllefn9mqmlvtgsge">
+      <w:hyperlink w:history="1" r:id="rIdtvp-6nwquaek2xccmxvwp">
         <w:r>
           <w:rPr>
             <w:rFonts w:ascii="Arial" w:cs="Arial" w:eastAsia="Arial" w:hAnsi="Arial"/>
@@ -22627,6 +23175,7 @@
           </w:tcPr>
           <w:p>
             <w:pPr>
+              <w:keepNext w:val="false"/>
               <w:spacing w:after="40" w:before="0"/>
               <w:jc w:val="center"/>
             </w:pPr>
@@ -22662,6 +23211,7 @@
           </w:tcPr>
           <w:p>
             <w:pPr>
+              <w:keepNext w:val="false"/>
               <w:spacing w:after="40" w:before="0"/>
               <w:jc w:val="center"/>
             </w:pPr>
@@ -22696,6 +23246,7 @@
           </w:tcPr>
           <w:p>
             <w:pPr>
+              <w:keepNext w:val="false"/>
               <w:spacing w:after="40" w:before="0"/>
               <w:jc w:val="left"/>
             </w:pPr>
@@ -22728,6 +23279,7 @@
           </w:tcPr>
           <w:p>
             <w:pPr>
+              <w:keepNext w:val="false"/>
               <w:spacing w:after="40" w:before="0"/>
               <w:jc w:val="left"/>
             </w:pPr>
@@ -22762,6 +23314,7 @@
           </w:tcPr>
           <w:p>
             <w:pPr>
+              <w:keepNext w:val="false"/>
               <w:spacing w:after="40" w:before="0"/>
               <w:jc w:val="left"/>
             </w:pPr>
@@ -22794,6 +23347,7 @@
           </w:tcPr>
           <w:p>
             <w:pPr>
+              <w:keepNext w:val="false"/>
               <w:spacing w:after="40" w:before="0"/>
               <w:jc w:val="left"/>
             </w:pPr>
@@ -22828,6 +23382,7 @@
           </w:tcPr>
           <w:p>
             <w:pPr>
+              <w:keepNext w:val="false"/>
               <w:spacing w:after="40" w:before="0"/>
               <w:jc w:val="left"/>
             </w:pPr>
@@ -22860,6 +23415,7 @@
           </w:tcPr>
           <w:p>
             <w:pPr>
+              <w:keepNext w:val="false"/>
               <w:spacing w:after="40" w:before="0"/>
               <w:jc w:val="left"/>
             </w:pPr>
@@ -22894,6 +23450,7 @@
           </w:tcPr>
           <w:p>
             <w:pPr>
+              <w:keepNext w:val="false"/>
               <w:spacing w:after="40" w:before="0"/>
               <w:jc w:val="left"/>
             </w:pPr>
@@ -22926,6 +23483,7 @@
           </w:tcPr>
           <w:p>
             <w:pPr>
+              <w:keepNext w:val="false"/>
               <w:spacing w:after="40" w:before="0"/>
               <w:jc w:val="left"/>
             </w:pPr>
@@ -22960,6 +23518,7 @@
           </w:tcPr>
           <w:p>
             <w:pPr>
+              <w:keepNext w:val="false"/>
               <w:spacing w:after="40" w:before="0"/>
               <w:jc w:val="left"/>
             </w:pPr>
@@ -22992,6 +23551,7 @@
           </w:tcPr>
           <w:p>
             <w:pPr>
+              <w:keepNext w:val="false"/>
               <w:spacing w:after="40" w:before="0"/>
               <w:jc w:val="left"/>
             </w:pPr>
@@ -23026,6 +23586,7 @@
           </w:tcPr>
           <w:p>
             <w:pPr>
+              <w:keepNext w:val="false"/>
               <w:spacing w:after="40" w:before="0"/>
               <w:jc w:val="left"/>
             </w:pPr>
@@ -23058,6 +23619,7 @@
           </w:tcPr>
           <w:p>
             <w:pPr>
+              <w:keepNext w:val="false"/>
               <w:spacing w:after="40" w:before="0"/>
               <w:jc w:val="left"/>
             </w:pPr>
@@ -23092,6 +23654,7 @@
           </w:tcPr>
           <w:p>
             <w:pPr>
+              <w:keepNext w:val="false"/>
               <w:spacing w:after="40" w:before="0"/>
               <w:jc w:val="left"/>
             </w:pPr>
@@ -23124,6 +23687,7 @@
           </w:tcPr>
           <w:p>
             <w:pPr>
+              <w:keepNext w:val="false"/>
               <w:spacing w:after="40" w:before="0"/>
               <w:jc w:val="left"/>
             </w:pPr>
@@ -23158,6 +23722,7 @@
           </w:tcPr>
           <w:p>
             <w:pPr>
+              <w:keepNext w:val="false"/>
               <w:spacing w:after="40" w:before="0"/>
               <w:jc w:val="left"/>
             </w:pPr>
@@ -23190,6 +23755,7 @@
           </w:tcPr>
           <w:p>
             <w:pPr>
+              <w:keepNext w:val="false"/>
               <w:spacing w:after="40" w:before="0"/>
               <w:jc w:val="left"/>
             </w:pPr>
@@ -23249,6 +23815,7 @@
           </w:tcPr>
           <w:p>
             <w:pPr>
+              <w:keepNext w:val="false"/>
               <w:spacing w:after="40" w:before="0"/>
               <w:jc w:val="center"/>
             </w:pPr>
@@ -23283,6 +23850,7 @@
           </w:tcPr>
           <w:p>
             <w:pPr>
+              <w:keepNext w:val="false"/>
               <w:spacing w:after="40" w:before="0"/>
               <w:jc w:val="left"/>
             </w:pPr>
@@ -23347,6 +23915,7 @@
           </w:tcPr>
           <w:p>
             <w:pPr>
+              <w:keepNext w:val="false"/>
               <w:spacing w:after="40" w:before="0"/>
               <w:jc w:val="center"/>
             </w:pPr>
@@ -23381,6 +23950,7 @@
           </w:tcPr>
           <w:p>
             <w:pPr>
+              <w:keepNext w:val="false"/>
               <w:spacing w:after="40" w:before="0"/>
               <w:jc w:val="left"/>
             </w:pPr>
@@ -23413,6 +23983,7 @@
           </w:tcPr>
           <w:p>
             <w:pPr>
+              <w:keepNext w:val="false"/>
               <w:spacing w:after="40" w:before="0"/>
               <w:jc w:val="left"/>
             </w:pPr>
@@ -23445,6 +24016,7 @@
           </w:tcPr>
           <w:p>
             <w:pPr>
+              <w:keepNext w:val="false"/>
               <w:spacing w:after="40" w:before="0"/>
               <w:jc w:val="left"/>
             </w:pPr>
@@ -23477,6 +24049,7 @@
           </w:tcPr>
           <w:p>
             <w:pPr>
+              <w:keepNext w:val="false"/>
               <w:spacing w:after="40" w:before="0"/>
               <w:jc w:val="left"/>
             </w:pPr>
@@ -23509,6 +24082,7 @@
           </w:tcPr>
           <w:p>
             <w:pPr>
+              <w:keepNext w:val="false"/>
               <w:spacing w:after="40" w:before="0"/>
               <w:jc w:val="left"/>
             </w:pPr>
@@ -23543,6 +24117,7 @@
           </w:tcPr>
           <w:p>
             <w:pPr>
+              <w:keepNext w:val="false"/>
               <w:spacing w:after="40" w:before="0"/>
               <w:jc w:val="left"/>
             </w:pPr>
@@ -23580,7 +24155,7 @@
             <w:pPr>
               <w:spacing w:after="20" w:before="0"/>
             </w:pPr>
-            <w:hyperlink w:history="1" r:id="rIdkerv2yz0x7icviaulo6g8">
+            <w:hyperlink w:history="1" r:id="rIdi-akv849xnh74cfopjv_s">
               <w:r>
                 <w:rPr>
                   <w:rFonts w:ascii="Arial" w:cs="Arial" w:eastAsia="Arial" w:hAnsi="Arial"/>
@@ -23613,7 +24188,7 @@
               <w:spacing w:after="10" w:before="0"/>
               <w:ind w:left="120"/>
             </w:pPr>
-            <w:hyperlink w:history="1" r:id="rId70w1vlsyrba2lothxhh5c">
+            <w:hyperlink w:history="1" r:id="rId9vtplchg4fc4qfk54vsac">
               <w:r>
                 <w:rPr>
                   <w:rFonts w:ascii="Arial" w:cs="Arial" w:eastAsia="Arial" w:hAnsi="Arial"/>
@@ -23658,7 +24233,7 @@
             <w:pPr>
               <w:spacing w:after="20" w:before="0"/>
             </w:pPr>
-            <w:hyperlink w:history="1" r:id="rIdhwf0d4xokijdicfz7jwgf">
+            <w:hyperlink w:history="1" r:id="rIdlcdzlc00j3aamxh4qi3by">
               <w:r>
                 <w:rPr>
                   <w:rFonts w:ascii="Arial" w:cs="Arial" w:eastAsia="Arial" w:hAnsi="Arial"/>
@@ -23691,7 +24266,7 @@
               <w:spacing w:after="10" w:before="0"/>
               <w:ind w:left="120"/>
             </w:pPr>
-            <w:hyperlink w:history="1" r:id="rIdvdh9nktatxcklofdwqbwu">
+            <w:hyperlink w:history="1" r:id="rIdn0v-f8dbd2h11v4nsa7gj">
               <w:r>
                 <w:rPr>
                   <w:rFonts w:ascii="Arial" w:cs="Arial" w:eastAsia="Arial" w:hAnsi="Arial"/>
@@ -23719,6 +24294,7 @@
           </w:tcPr>
           <w:p>
             <w:pPr>
+              <w:keepNext w:val="false"/>
               <w:spacing w:after="40" w:before="0"/>
               <w:jc w:val="left"/>
             </w:pPr>
@@ -23751,6 +24327,7 @@
           </w:tcPr>
           <w:p>
             <w:pPr>
+              <w:keepNext w:val="false"/>
               <w:spacing w:after="40" w:before="0"/>
               <w:jc w:val="left"/>
             </w:pPr>
@@ -23783,6 +24360,7 @@
           </w:tcPr>
           <w:p>
             <w:pPr>
+              <w:keepNext w:val="false"/>
               <w:spacing w:after="40" w:before="0"/>
               <w:jc w:val="left"/>
             </w:pPr>
@@ -23815,6 +24393,7 @@
           </w:tcPr>
           <w:p>
             <w:pPr>
+              <w:keepNext w:val="false"/>
               <w:spacing w:after="40" w:before="0"/>
               <w:jc w:val="left"/>
             </w:pPr>
@@ -23849,6 +24428,7 @@
           </w:tcPr>
           <w:p>
             <w:pPr>
+              <w:keepNext w:val="false"/>
               <w:spacing w:after="40" w:before="0"/>
               <w:jc w:val="left"/>
             </w:pPr>
@@ -23886,7 +24466,7 @@
             <w:pPr>
               <w:spacing w:after="20" w:before="0"/>
             </w:pPr>
-            <w:hyperlink w:history="1" r:id="rIdtjftscy9cmjzk4gdn8ylj">
+            <w:hyperlink w:history="1" r:id="rIdro6v-zh-7joxb0de1wikz">
               <w:r>
                 <w:rPr>
                   <w:rFonts w:ascii="Arial" w:cs="Arial" w:eastAsia="Arial" w:hAnsi="Arial"/>
@@ -23919,7 +24499,7 @@
               <w:spacing w:after="10" w:before="0"/>
               <w:ind w:left="120"/>
             </w:pPr>
-            <w:hyperlink w:history="1" r:id="rIduaiq8iio8n_awsnsobdtr">
+            <w:hyperlink w:history="1" r:id="rIdgaevhndqqnbqv77r8rdj9">
               <w:r>
                 <w:rPr>
                   <w:rFonts w:ascii="Arial" w:cs="Arial" w:eastAsia="Arial" w:hAnsi="Arial"/>
@@ -23964,7 +24544,7 @@
             <w:pPr>
               <w:spacing w:after="20" w:before="0"/>
             </w:pPr>
-            <w:hyperlink w:history="1" r:id="rIdkp78j3e0hw-asvvpegyvb">
+            <w:hyperlink w:history="1" r:id="rIdqndiab3q9dbya9ttv_ttb">
               <w:r>
                 <w:rPr>
                   <w:rFonts w:ascii="Arial" w:cs="Arial" w:eastAsia="Arial" w:hAnsi="Arial"/>
@@ -23997,7 +24577,7 @@
               <w:spacing w:after="10" w:before="0"/>
               <w:ind w:left="120"/>
             </w:pPr>
-            <w:hyperlink w:history="1" r:id="rIdbnv95xjbhkuxztxyt3ewb">
+            <w:hyperlink w:history="1" r:id="rIdh7xkb4goxhzirhi2wlalv">
               <w:r>
                 <w:rPr>
                   <w:rFonts w:ascii="Arial" w:cs="Arial" w:eastAsia="Arial" w:hAnsi="Arial"/>
@@ -24025,6 +24605,7 @@
           </w:tcPr>
           <w:p>
             <w:pPr>
+              <w:keepNext w:val="false"/>
               <w:spacing w:after="40" w:before="0"/>
               <w:jc w:val="left"/>
             </w:pPr>
@@ -24057,6 +24638,7 @@
           </w:tcPr>
           <w:p>
             <w:pPr>
+              <w:keepNext w:val="false"/>
               <w:spacing w:after="40" w:before="0"/>
               <w:jc w:val="left"/>
             </w:pPr>
@@ -24089,6 +24671,7 @@
           </w:tcPr>
           <w:p>
             <w:pPr>
+              <w:keepNext w:val="false"/>
               <w:spacing w:after="40" w:before="0"/>
               <w:jc w:val="left"/>
             </w:pPr>
@@ -24121,6 +24704,7 @@
           </w:tcPr>
           <w:p>
             <w:pPr>
+              <w:keepNext w:val="false"/>
               <w:spacing w:after="40" w:before="0"/>
               <w:jc w:val="left"/>
             </w:pPr>
@@ -24155,6 +24739,7 @@
           </w:tcPr>
           <w:p>
             <w:pPr>
+              <w:keepNext w:val="false"/>
               <w:spacing w:after="40" w:before="0"/>
               <w:jc w:val="left"/>
             </w:pPr>
@@ -24192,7 +24777,7 @@
             <w:pPr>
               <w:spacing w:after="20" w:before="0"/>
             </w:pPr>
-            <w:hyperlink w:history="1" r:id="rId536jquoypod6cf8nbqlso">
+            <w:hyperlink w:history="1" r:id="rIdb_f-i97goo33miv7kfwey">
               <w:r>
                 <w:rPr>
                   <w:rFonts w:ascii="Arial" w:cs="Arial" w:eastAsia="Arial" w:hAnsi="Arial"/>
@@ -24225,7 +24810,7 @@
               <w:spacing w:after="10" w:before="0"/>
               <w:ind w:left="120"/>
             </w:pPr>
-            <w:hyperlink w:history="1" r:id="rIdazbk9j4eidkwpvswpknps">
+            <w:hyperlink w:history="1" r:id="rIdvsm8h7wo8ctnekvyqxwnu">
               <w:r>
                 <w:rPr>
                   <w:rFonts w:ascii="Arial" w:cs="Arial" w:eastAsia="Arial" w:hAnsi="Arial"/>
@@ -24270,7 +24855,7 @@
             <w:pPr>
               <w:spacing w:after="20" w:before="0"/>
             </w:pPr>
-            <w:hyperlink w:history="1" r:id="rIdvsgnmfcu7vuwfwplcxb-a">
+            <w:hyperlink w:history="1" r:id="rId8nelxhpoa3m7qwu60x1ek">
               <w:r>
                 <w:rPr>
                   <w:rFonts w:ascii="Arial" w:cs="Arial" w:eastAsia="Arial" w:hAnsi="Arial"/>
@@ -24319,7 +24904,7 @@
               <w:spacing w:after="10" w:before="0"/>
               <w:ind w:left="120"/>
             </w:pPr>
-            <w:hyperlink w:history="1" r:id="rIdhstvd_l6jnvjjkxt1xeig">
+            <w:hyperlink w:history="1" r:id="rIdyyef5p-tiyyt_7bw32b3s">
               <w:r>
                 <w:rPr>
                   <w:rFonts w:ascii="Arial" w:cs="Arial" w:eastAsia="Arial" w:hAnsi="Arial"/>
@@ -24347,6 +24932,7 @@
           </w:tcPr>
           <w:p>
             <w:pPr>
+              <w:keepNext w:val="false"/>
               <w:spacing w:after="40" w:before="0"/>
               <w:jc w:val="left"/>
             </w:pPr>
@@ -24379,6 +24965,7 @@
           </w:tcPr>
           <w:p>
             <w:pPr>
+              <w:keepNext w:val="false"/>
               <w:spacing w:after="40" w:before="0"/>
               <w:jc w:val="left"/>
             </w:pPr>
@@ -24411,6 +24998,7 @@
           </w:tcPr>
           <w:p>
             <w:pPr>
+              <w:keepNext w:val="false"/>
               <w:spacing w:after="40" w:before="0"/>
               <w:jc w:val="left"/>
             </w:pPr>
@@ -24443,6 +25031,7 @@
           </w:tcPr>
           <w:p>
             <w:pPr>
+              <w:keepNext w:val="false"/>
               <w:spacing w:after="40" w:before="0"/>
               <w:jc w:val="left"/>
             </w:pPr>
@@ -24477,6 +25066,7 @@
           </w:tcPr>
           <w:p>
             <w:pPr>
+              <w:keepNext w:val="false"/>
               <w:spacing w:after="40" w:before="0"/>
               <w:jc w:val="left"/>
             </w:pPr>
@@ -24514,7 +25104,7 @@
             <w:pPr>
               <w:spacing w:after="20" w:before="0"/>
             </w:pPr>
-            <w:hyperlink w:history="1" r:id="rId1bl4pmsh0wu6vgdpivyg5">
+            <w:hyperlink w:history="1" r:id="rIdzcic8wkltiymdm6xjllgm">
               <w:r>
                 <w:rPr>
                   <w:rFonts w:ascii="Arial" w:cs="Arial" w:eastAsia="Arial" w:hAnsi="Arial"/>
@@ -24547,7 +25137,7 @@
               <w:spacing w:after="10" w:before="0"/>
               <w:ind w:left="120"/>
             </w:pPr>
-            <w:hyperlink w:history="1" r:id="rIdpvunqqd-wzpyxn08laydz">
+            <w:hyperlink w:history="1" r:id="rIdv5yanwh4deqxddpyjwb8d">
               <w:r>
                 <w:rPr>
                   <w:rFonts w:ascii="Arial" w:cs="Arial" w:eastAsia="Arial" w:hAnsi="Arial"/>
@@ -24592,7 +25182,7 @@
             <w:pPr>
               <w:spacing w:after="20" w:before="0"/>
             </w:pPr>
-            <w:hyperlink w:history="1" r:id="rIdl4cuegw2dkqnebfr8r9-3">
+            <w:hyperlink w:history="1" r:id="rIdpoa2bzktslk7q90cncr9o">
               <w:r>
                 <w:rPr>
                   <w:rFonts w:ascii="Arial" w:cs="Arial" w:eastAsia="Arial" w:hAnsi="Arial"/>
@@ -24641,7 +25231,7 @@
               <w:spacing w:after="10" w:before="0"/>
               <w:ind w:left="120"/>
             </w:pPr>
-            <w:hyperlink w:history="1" r:id="rIdeid9-axlsuvmqfo9rizxe">
+            <w:hyperlink w:history="1" r:id="rIdxim94wyioemoam3kdgjhc">
               <w:r>
                 <w:rPr>
                   <w:rFonts w:ascii="Arial" w:cs="Arial" w:eastAsia="Arial" w:hAnsi="Arial"/>
@@ -24669,6 +25259,7 @@
           </w:tcPr>
           <w:p>
             <w:pPr>
+              <w:keepNext w:val="false"/>
               <w:spacing w:after="40" w:before="0"/>
               <w:jc w:val="left"/>
             </w:pPr>
@@ -24701,6 +25292,7 @@
           </w:tcPr>
           <w:p>
             <w:pPr>
+              <w:keepNext w:val="false"/>
               <w:spacing w:after="40" w:before="0"/>
               <w:jc w:val="left"/>
             </w:pPr>
@@ -24733,6 +25325,7 @@
           </w:tcPr>
           <w:p>
             <w:pPr>
+              <w:keepNext w:val="false"/>
               <w:spacing w:after="40" w:before="0"/>
               <w:jc w:val="left"/>
             </w:pPr>
@@ -24765,6 +25358,7 @@
           </w:tcPr>
           <w:p>
             <w:pPr>
+              <w:keepNext w:val="false"/>
               <w:spacing w:after="40" w:before="0"/>
               <w:jc w:val="left"/>
             </w:pPr>
@@ -24799,6 +25393,7 @@
           </w:tcPr>
           <w:p>
             <w:pPr>
+              <w:keepNext w:val="false"/>
               <w:spacing w:after="40" w:before="0"/>
               <w:jc w:val="left"/>
             </w:pPr>
@@ -24836,7 +25431,7 @@
             <w:pPr>
               <w:spacing w:after="20" w:before="0"/>
             </w:pPr>
-            <w:hyperlink w:history="1" r:id="rIddfcxqu36fpx2n1thc6df7">
+            <w:hyperlink w:history="1" r:id="rId8vrjasgh9jrionq6fizra">
               <w:r>
                 <w:rPr>
                   <w:rFonts w:ascii="Arial" w:cs="Arial" w:eastAsia="Arial" w:hAnsi="Arial"/>
@@ -24885,7 +25480,7 @@
               <w:spacing w:after="10" w:before="0"/>
               <w:ind w:left="120"/>
             </w:pPr>
-            <w:hyperlink w:history="1" r:id="rIdmxvv94sn3csvmv3svmxo6">
+            <w:hyperlink w:history="1" r:id="rIdj-kggpxvkgjetpssow8st">
               <w:r>
                 <w:rPr>
                   <w:rFonts w:ascii="Arial" w:cs="Arial" w:eastAsia="Arial" w:hAnsi="Arial"/>
@@ -24930,7 +25525,7 @@
             <w:pPr>
               <w:spacing w:after="20" w:before="0"/>
             </w:pPr>
-            <w:hyperlink w:history="1" r:id="rIdnidg-6pydwhpjvatrga-q">
+            <w:hyperlink w:history="1" r:id="rIdbxln3ycfz7fm8wp_hqcft">
               <w:r>
                 <w:rPr>
                   <w:rFonts w:ascii="Arial" w:cs="Arial" w:eastAsia="Arial" w:hAnsi="Arial"/>
@@ -24979,7 +25574,7 @@
               <w:spacing w:after="10" w:before="0"/>
               <w:ind w:left="120"/>
             </w:pPr>
-            <w:hyperlink w:history="1" r:id="rId_gxpxdyol4xv9y6twqhwc">
+            <w:hyperlink w:history="1" r:id="rId0dnuvm-tr1tsy4fr8a1q9">
               <w:r>
                 <w:rPr>
                   <w:rFonts w:ascii="Arial" w:cs="Arial" w:eastAsia="Arial" w:hAnsi="Arial"/>
@@ -25007,6 +25602,7 @@
           </w:tcPr>
           <w:p>
             <w:pPr>
+              <w:keepNext w:val="false"/>
               <w:spacing w:after="40" w:before="0"/>
               <w:jc w:val="left"/>
             </w:pPr>
@@ -25039,6 +25635,7 @@
           </w:tcPr>
           <w:p>
             <w:pPr>
+              <w:keepNext w:val="false"/>
               <w:spacing w:after="40" w:before="0"/>
               <w:jc w:val="left"/>
             </w:pPr>
@@ -25071,6 +25668,7 @@
           </w:tcPr>
           <w:p>
             <w:pPr>
+              <w:keepNext w:val="false"/>
               <w:spacing w:after="40" w:before="0"/>
               <w:jc w:val="left"/>
             </w:pPr>
@@ -25103,6 +25701,7 @@
           </w:tcPr>
           <w:p>
             <w:pPr>
+              <w:keepNext w:val="false"/>
               <w:spacing w:after="40" w:before="0"/>
               <w:jc w:val="left"/>
             </w:pPr>
@@ -25162,6 +25761,7 @@
           </w:tcPr>
           <w:p>
             <w:pPr>
+              <w:keepNext w:val="false"/>
               <w:spacing w:after="40" w:before="0"/>
               <w:jc w:val="center"/>
             </w:pPr>
@@ -25196,6 +25796,7 @@
           </w:tcPr>
           <w:p>
             <w:pPr>
+              <w:keepNext w:val="false"/>
               <w:spacing w:after="40" w:before="0"/>
               <w:jc w:val="left"/>
             </w:pPr>
@@ -25215,6 +25816,7 @@
           </w:p>
           <w:p>
             <w:pPr>
+              <w:keepNext w:val="false"/>
               <w:spacing w:after="40" w:before="0"/>
               <w:jc w:val="left"/>
             </w:pPr>
@@ -25234,6 +25836,7 @@
           </w:p>
           <w:p>
             <w:pPr>
+              <w:keepNext w:val="false"/>
               <w:spacing w:after="40" w:before="0"/>
               <w:jc w:val="left"/>
             </w:pPr>
@@ -25253,6 +25856,7 @@
           </w:p>
           <w:p>
             <w:pPr>
+              <w:keepNext w:val="false"/>
               <w:spacing w:after="40" w:before="0"/>
               <w:jc w:val="left"/>
             </w:pPr>
@@ -25272,6 +25876,7 @@
           </w:p>
           <w:p>
             <w:pPr>
+              <w:keepNext w:val="false"/>
               <w:spacing w:after="40" w:before="0"/>
               <w:jc w:val="left"/>
             </w:pPr>
@@ -25291,6 +25896,7 @@
           </w:p>
           <w:p>
             <w:pPr>
+              <w:keepNext w:val="false"/>
               <w:spacing w:after="40" w:before="0"/>
               <w:jc w:val="left"/>
             </w:pPr>
@@ -25310,6 +25916,7 @@
           </w:p>
           <w:p>
             <w:pPr>
+              <w:keepNext w:val="false"/>
               <w:spacing w:after="40" w:before="0"/>
               <w:jc w:val="left"/>
             </w:pPr>
@@ -25329,6 +25936,7 @@
           </w:p>
           <w:p>
             <w:pPr>
+              <w:keepNext w:val="false"/>
               <w:spacing w:after="40" w:before="0"/>
               <w:jc w:val="left"/>
             </w:pPr>
@@ -25348,6 +25956,7 @@
           </w:p>
           <w:p>
             <w:pPr>
+              <w:keepNext w:val="false"/>
               <w:spacing w:after="40" w:before="0"/>
               <w:jc w:val="left"/>
             </w:pPr>
@@ -25367,6 +25976,7 @@
           </w:p>
           <w:p>
             <w:pPr>
+              <w:keepNext w:val="false"/>
               <w:spacing w:after="40" w:before="0"/>
               <w:jc w:val="left"/>
             </w:pPr>
@@ -25386,6 +25996,7 @@
           </w:p>
           <w:p>
             <w:pPr>
+              <w:keepNext w:val="false"/>
               <w:spacing w:after="40" w:before="0"/>
               <w:jc w:val="left"/>
             </w:pPr>
@@ -25447,6 +26058,7 @@
           </w:tcPr>
           <w:p>
             <w:pPr>
+              <w:keepNext w:val="false"/>
               <w:spacing w:after="40" w:before="0"/>
               <w:jc w:val="center"/>
             </w:pPr>
@@ -25481,6 +26093,7 @@
           </w:tcPr>
           <w:p>
             <w:pPr>
+              <w:keepNext w:val="false"/>
               <w:spacing w:after="40" w:before="0"/>
               <w:jc w:val="left"/>
             </w:pPr>
@@ -25513,6 +26126,7 @@
           </w:tcPr>
           <w:p>
             <w:pPr>
+              <w:keepNext w:val="false"/>
               <w:spacing w:after="40" w:before="0"/>
               <w:jc w:val="left"/>
             </w:pPr>
@@ -25547,6 +26161,7 @@
           </w:tcPr>
           <w:p>
             <w:pPr>
+              <w:keepNext w:val="false"/>
               <w:spacing w:after="40" w:before="0"/>
               <w:jc w:val="left"/>
             </w:pPr>
@@ -25579,6 +26194,7 @@
           </w:tcPr>
           <w:p>
             <w:pPr>
+              <w:keepNext w:val="false"/>
               <w:spacing w:after="40" w:before="0"/>
               <w:jc w:val="left"/>
             </w:pPr>
@@ -25613,6 +26229,7 @@
           </w:tcPr>
           <w:p>
             <w:pPr>
+              <w:keepNext w:val="false"/>
               <w:spacing w:after="40" w:before="0"/>
               <w:jc w:val="left"/>
             </w:pPr>
@@ -25645,6 +26262,7 @@
           </w:tcPr>
           <w:p>
             <w:pPr>
+              <w:keepNext w:val="false"/>
               <w:spacing w:after="40" w:before="0"/>
               <w:jc w:val="left"/>
             </w:pPr>
@@ -25681,7 +26299,7 @@
         </w:rPr>
         <w:t xml:space="preserve">© 2026 SeaVuria and ARES. Aligned with KICD objectives. Developed by SeaVuria; technical implementation by ARES (with AI assistance from Claude). Licensed under </w:t>
       </w:r>
-      <w:hyperlink w:history="1" r:id="rIdzg6kq7psbrudogbxhb1af">
+      <w:hyperlink w:history="1" r:id="rIdoge7lfwxylvsl480cf6pt">
         <w:r>
           <w:rPr>
             <w:rFonts w:ascii="Arial" w:cs="Arial" w:eastAsia="Arial" w:hAnsi="Arial"/>
@@ -25702,7 +26320,7 @@
         </w:rPr>
         <w:t xml:space="preserve"> (</w:t>
       </w:r>
-      <w:hyperlink w:history="1" r:id="rIdl8bqyik-lhbqi-gflnh0u">
+      <w:hyperlink w:history="1" r:id="rIdrl7fwuphzfdxivkacbfnc">
         <w:r>
           <w:rPr>
             <w:rFonts w:ascii="Arial" w:cs="Arial" w:eastAsia="Arial" w:hAnsi="Arial"/>
@@ -25763,6 +26381,7 @@
           </w:tcPr>
           <w:p>
             <w:pPr>
+              <w:keepNext w:val="false"/>
               <w:spacing w:after="40" w:before="0"/>
               <w:jc w:val="center"/>
             </w:pPr>
@@ -25797,6 +26416,7 @@
           </w:tcPr>
           <w:p>
             <w:pPr>
+              <w:keepNext w:val="false"/>
               <w:spacing w:after="40" w:before="0"/>
               <w:jc w:val="left"/>
             </w:pPr>
@@ -25829,6 +26449,7 @@
           </w:tcPr>
           <w:p>
             <w:pPr>
+              <w:keepNext w:val="false"/>
               <w:spacing w:after="40" w:before="0"/>
               <w:jc w:val="left"/>
             </w:pPr>
@@ -25861,6 +26482,7 @@
           </w:tcPr>
           <w:p>
             <w:pPr>
+              <w:keepNext w:val="false"/>
               <w:spacing w:after="40" w:before="0"/>
               <w:jc w:val="left"/>
             </w:pPr>
@@ -25895,6 +26517,7 @@
           </w:tcPr>
           <w:p>
             <w:pPr>
+              <w:keepNext w:val="false"/>
               <w:spacing w:after="40" w:before="0"/>
               <w:jc w:val="left"/>
             </w:pPr>
@@ -25927,6 +26550,7 @@
           </w:tcPr>
           <w:p>
             <w:pPr>
+              <w:keepNext w:val="false"/>
               <w:spacing w:after="40" w:before="0"/>
               <w:jc w:val="left"/>
             </w:pPr>
@@ -25959,6 +26583,7 @@
           </w:tcPr>
           <w:p>
             <w:pPr>
+              <w:keepNext w:val="false"/>
               <w:spacing w:after="40" w:before="0"/>
               <w:jc w:val="left"/>
             </w:pPr>
@@ -25993,6 +26618,7 @@
           </w:tcPr>
           <w:p>
             <w:pPr>
+              <w:keepNext w:val="false"/>
               <w:spacing w:after="40" w:before="0"/>
               <w:jc w:val="left"/>
             </w:pPr>
@@ -26025,6 +26651,7 @@
           </w:tcPr>
           <w:p>
             <w:pPr>
+              <w:keepNext w:val="false"/>
               <w:spacing w:after="40" w:before="0"/>
               <w:jc w:val="left"/>
             </w:pPr>
@@ -26057,6 +26684,7 @@
           </w:tcPr>
           <w:p>
             <w:pPr>
+              <w:keepNext w:val="false"/>
               <w:spacing w:after="40" w:before="0"/>
               <w:jc w:val="left"/>
             </w:pPr>
@@ -26091,6 +26719,7 @@
           </w:tcPr>
           <w:p>
             <w:pPr>
+              <w:keepNext w:val="false"/>
               <w:spacing w:after="40" w:before="0"/>
               <w:jc w:val="left"/>
             </w:pPr>
@@ -26123,6 +26752,7 @@
           </w:tcPr>
           <w:p>
             <w:pPr>
+              <w:keepNext w:val="false"/>
               <w:spacing w:after="40" w:before="0"/>
               <w:jc w:val="left"/>
             </w:pPr>
@@ -26155,6 +26785,7 @@
           </w:tcPr>
           <w:p>
             <w:pPr>
+              <w:keepNext w:val="false"/>
               <w:spacing w:after="40" w:before="0"/>
               <w:jc w:val="left"/>
             </w:pPr>

--- a/data/outputs/v2/Physics/SS3.1_Radioactivity_and_Stability_of_Isotopes/Physics_Radioactivity_and_Stability_of_Isotopes_CBE_LessonSequence.docx
+++ b/data/outputs/v2/Physics/SS3.1_Radioactivity_and_Stability_of_Isotopes/Physics_Radioactivity_and_Stability_of_Isotopes_CBE_LessonSequence.docx
@@ -2718,7 +2718,7 @@
         </w:rPr>
         <w:t xml:space="preserve">© 2026 SeaVuria and ARES. This work is licensed under a </w:t>
       </w:r>
-      <w:hyperlink w:history="1" r:id="rIdaijmer6qnxzvq1kwfhrtn">
+      <w:hyperlink w:history="1" r:id="rIdfyb64seif_lvgfnhiabjy">
         <w:r>
           <w:rPr>
             <w:rFonts w:ascii="Arial" w:cs="Arial" w:eastAsia="Arial" w:hAnsi="Arial"/>
@@ -2738,7 +2738,7 @@
         </w:rPr>
         <w:t xml:space="preserve"> (</w:t>
       </w:r>
-      <w:hyperlink w:history="1" r:id="rIdbmefuqescerqjxgcxensp">
+      <w:hyperlink w:history="1" r:id="rIdj77fblkt0huwg9f5wbdba">
         <w:r>
           <w:rPr>
             <w:rFonts w:ascii="Arial" w:cs="Arial" w:eastAsia="Arial" w:hAnsi="Arial"/>
@@ -2758,7 +2758,7 @@
         </w:rPr>
         <w:t xml:space="preserve">). To view a copy of this license, visit </w:t>
       </w:r>
-      <w:hyperlink w:history="1" r:id="rId12mytrqnriv5ggfcolvzd">
+      <w:hyperlink w:history="1" r:id="rIdn-jnhets7llahdylhr6bv">
         <w:r>
           <w:rPr>
             <w:rFonts w:ascii="Arial" w:cs="Arial" w:eastAsia="Arial" w:hAnsi="Arial"/>
@@ -3797,7 +3797,7 @@
             <w:pPr>
               <w:spacing w:after="20" w:before="0"/>
             </w:pPr>
-            <w:hyperlink w:history="1" r:id="rId6p8tc9efuot_yvsd46tbj">
+            <w:hyperlink w:history="1" r:id="rIdeh34epwyzmrkgfakjdyj_">
               <w:r>
                 <w:rPr>
                   <w:rFonts w:ascii="Arial" w:cs="Arial" w:eastAsia="Arial" w:hAnsi="Arial"/>
@@ -3830,7 +3830,7 @@
               <w:spacing w:after="10" w:before="0"/>
               <w:ind w:left="120"/>
             </w:pPr>
-            <w:hyperlink w:history="1" r:id="rIdiklfcni8oe4wgjo2l2sbb">
+            <w:hyperlink w:history="1" r:id="rIdhxupwdt3p0katqvcppazj">
               <w:r>
                 <w:rPr>
                   <w:rFonts w:ascii="Arial" w:cs="Arial" w:eastAsia="Arial" w:hAnsi="Arial"/>
@@ -3875,7 +3875,7 @@
             <w:pPr>
               <w:spacing w:after="20" w:before="0"/>
             </w:pPr>
-            <w:hyperlink w:history="1" r:id="rIdcpgtkqkge0jyqufnw9mll">
+            <w:hyperlink w:history="1" r:id="rIdf4l9kn65l0_lehkrkuroa">
               <w:r>
                 <w:rPr>
                   <w:rFonts w:ascii="Arial" w:cs="Arial" w:eastAsia="Arial" w:hAnsi="Arial"/>
@@ -3908,7 +3908,7 @@
               <w:spacing w:after="10" w:before="0"/>
               <w:ind w:left="120"/>
             </w:pPr>
-            <w:hyperlink w:history="1" r:id="rIdud59ch7-vyxabipgx-gxd">
+            <w:hyperlink w:history="1" r:id="rIdlpfshfkgu4ttfm-smgfdf">
               <w:r>
                 <w:rPr>
                   <w:rFonts w:ascii="Arial" w:cs="Arial" w:eastAsia="Arial" w:hAnsi="Arial"/>
@@ -4108,7 +4108,7 @@
             <w:pPr>
               <w:spacing w:after="20" w:before="0"/>
             </w:pPr>
-            <w:hyperlink w:history="1" r:id="rIdmufqzpjayujc-9-kogczm">
+            <w:hyperlink w:history="1" r:id="rIdguk2p9mzpkfi01r358lix">
               <w:r>
                 <w:rPr>
                   <w:rFonts w:ascii="Arial" w:cs="Arial" w:eastAsia="Arial" w:hAnsi="Arial"/>
@@ -4141,7 +4141,7 @@
               <w:spacing w:after="10" w:before="0"/>
               <w:ind w:left="120"/>
             </w:pPr>
-            <w:hyperlink w:history="1" r:id="rId9oqhv9htdbxjdtn7sup7u">
+            <w:hyperlink w:history="1" r:id="rIdlng8sidpxdd3prv7ghzjs">
               <w:r>
                 <w:rPr>
                   <w:rFonts w:ascii="Arial" w:cs="Arial" w:eastAsia="Arial" w:hAnsi="Arial"/>
@@ -4186,7 +4186,7 @@
             <w:pPr>
               <w:spacing w:after="20" w:before="0"/>
             </w:pPr>
-            <w:hyperlink w:history="1" r:id="rId5otixnre5q8ijwimnxh8m">
+            <w:hyperlink w:history="1" r:id="rIdiz7z3r1ognuejmbjtkpxi">
               <w:r>
                 <w:rPr>
                   <w:rFonts w:ascii="Arial" w:cs="Arial" w:eastAsia="Arial" w:hAnsi="Arial"/>
@@ -4219,7 +4219,7 @@
               <w:spacing w:after="10" w:before="0"/>
               <w:ind w:left="120"/>
             </w:pPr>
-            <w:hyperlink w:history="1" r:id="rIdsxmg93rph0rqd2xvg_bie">
+            <w:hyperlink w:history="1" r:id="rIdgf2x4pqcq8wujhitkgy1f">
               <w:r>
                 <w:rPr>
                   <w:rFonts w:ascii="Arial" w:cs="Arial" w:eastAsia="Arial" w:hAnsi="Arial"/>
@@ -4419,7 +4419,7 @@
             <w:pPr>
               <w:spacing w:after="20" w:before="0"/>
             </w:pPr>
-            <w:hyperlink w:history="1" r:id="rIddnkus5nmtwiekgaeefrpq">
+            <w:hyperlink w:history="1" r:id="rIdt9pyidpwhrntuaw6nxd-_">
               <w:r>
                 <w:rPr>
                   <w:rFonts w:ascii="Arial" w:cs="Arial" w:eastAsia="Arial" w:hAnsi="Arial"/>
@@ -4452,7 +4452,7 @@
               <w:spacing w:after="10" w:before="0"/>
               <w:ind w:left="120"/>
             </w:pPr>
-            <w:hyperlink w:history="1" r:id="rIdhugqzit5k-jotwcol9cat">
+            <w:hyperlink w:history="1" r:id="rIdm0xbrndnm4iafrw53_1qu">
               <w:r>
                 <w:rPr>
                   <w:rFonts w:ascii="Arial" w:cs="Arial" w:eastAsia="Arial" w:hAnsi="Arial"/>
@@ -4497,7 +4497,7 @@
             <w:pPr>
               <w:spacing w:after="20" w:before="0"/>
             </w:pPr>
-            <w:hyperlink w:history="1" r:id="rIdwj7xl9xgcedhjhib89jym">
+            <w:hyperlink w:history="1" r:id="rId2d8rfvmjyv2okygrzpuug">
               <w:r>
                 <w:rPr>
                   <w:rFonts w:ascii="Arial" w:cs="Arial" w:eastAsia="Arial" w:hAnsi="Arial"/>
@@ -4530,7 +4530,7 @@
               <w:spacing w:after="10" w:before="0"/>
               <w:ind w:left="120"/>
             </w:pPr>
-            <w:hyperlink w:history="1" r:id="rId1h1e6y-2jefwd1xlmbq8s">
+            <w:hyperlink w:history="1" r:id="rIdkpfeaui-o3cvpafiv-bot">
               <w:r>
                 <w:rPr>
                   <w:rFonts w:ascii="Arial" w:cs="Arial" w:eastAsia="Arial" w:hAnsi="Arial"/>
@@ -4730,7 +4730,7 @@
             <w:pPr>
               <w:spacing w:after="20" w:before="0"/>
             </w:pPr>
-            <w:hyperlink w:history="1" r:id="rIdlq2o_czrtylmxjmjjsfo1">
+            <w:hyperlink w:history="1" r:id="rIdx1kc0og-1gqh6hob0c6m2">
               <w:r>
                 <w:rPr>
                   <w:rFonts w:ascii="Arial" w:cs="Arial" w:eastAsia="Arial" w:hAnsi="Arial"/>
@@ -4763,7 +4763,7 @@
               <w:spacing w:after="10" w:before="0"/>
               <w:ind w:left="120"/>
             </w:pPr>
-            <w:hyperlink w:history="1" r:id="rIdbamod5egj0kmof1v6akke">
+            <w:hyperlink w:history="1" r:id="rId4u5mufzql-7tnxykjyvfp">
               <w:r>
                 <w:rPr>
                   <w:rFonts w:ascii="Arial" w:cs="Arial" w:eastAsia="Arial" w:hAnsi="Arial"/>
@@ -4808,7 +4808,7 @@
             <w:pPr>
               <w:spacing w:after="20" w:before="0"/>
             </w:pPr>
-            <w:hyperlink w:history="1" r:id="rIdon75o6o0tyljjkcn_rujx">
+            <w:hyperlink w:history="1" r:id="rIdljo5yej8cnadn57ms0a-u">
               <w:r>
                 <w:rPr>
                   <w:rFonts w:ascii="Arial" w:cs="Arial" w:eastAsia="Arial" w:hAnsi="Arial"/>
@@ -4841,7 +4841,7 @@
               <w:spacing w:after="10" w:before="0"/>
               <w:ind w:left="120"/>
             </w:pPr>
-            <w:hyperlink w:history="1" r:id="rId4oj64qjgpqkbvgxwxcage">
+            <w:hyperlink w:history="1" r:id="rIdbfj9vifwjsuudb6nubx0s">
               <w:r>
                 <w:rPr>
                   <w:rFonts w:ascii="Arial" w:cs="Arial" w:eastAsia="Arial" w:hAnsi="Arial"/>
@@ -5041,7 +5041,7 @@
             <w:pPr>
               <w:spacing w:after="20" w:before="0"/>
             </w:pPr>
-            <w:hyperlink w:history="1" r:id="rIdqnhdx-uqecixlruvi2o4n">
+            <w:hyperlink w:history="1" r:id="rIdqzilzebkuhlvzd-qfxosb">
               <w:r>
                 <w:rPr>
                   <w:rFonts w:ascii="Arial" w:cs="Arial" w:eastAsia="Arial" w:hAnsi="Arial"/>
@@ -5090,7 +5090,7 @@
               <w:spacing w:after="10" w:before="0"/>
               <w:ind w:left="120"/>
             </w:pPr>
-            <w:hyperlink w:history="1" r:id="rIdc8l2g41734tnfavy0prww">
+            <w:hyperlink w:history="1" r:id="rId1cpqfvpiwcekuadcqxhd5">
               <w:r>
                 <w:rPr>
                   <w:rFonts w:ascii="Arial" w:cs="Arial" w:eastAsia="Arial" w:hAnsi="Arial"/>
@@ -5135,7 +5135,7 @@
             <w:pPr>
               <w:spacing w:after="20" w:before="0"/>
             </w:pPr>
-            <w:hyperlink w:history="1" r:id="rIdvkyqjublwkzboxgep9hqa">
+            <w:hyperlink w:history="1" r:id="rIdyduy9srrb31gttbz4qqrj">
               <w:r>
                 <w:rPr>
                   <w:rFonts w:ascii="Arial" w:cs="Arial" w:eastAsia="Arial" w:hAnsi="Arial"/>
@@ -5184,7 +5184,7 @@
               <w:spacing w:after="10" w:before="0"/>
               <w:ind w:left="120"/>
             </w:pPr>
-            <w:hyperlink w:history="1" r:id="rIddhdngjfpi1pghpqxsqfx7">
+            <w:hyperlink w:history="1" r:id="rIdp64njhfzupzqrfb6ykyzz">
               <w:r>
                 <w:rPr>
                   <w:rFonts w:ascii="Arial" w:cs="Arial" w:eastAsia="Arial" w:hAnsi="Arial"/>
@@ -5829,7 +5829,7 @@
         </w:rPr>
         <w:t xml:space="preserve">© 2026 SeaVuria and ARES. Aligned with KICD objectives. Developed by SeaVuria; technical implementation by ARES (with AI assistance from Claude). Licensed under </w:t>
       </w:r>
-      <w:hyperlink w:history="1" r:id="rIdzxvj-h_e7ci_r73oiip6h">
+      <w:hyperlink w:history="1" r:id="rId0knuhq29qbgbwtsqhepjc">
         <w:r>
           <w:rPr>
             <w:rFonts w:ascii="Arial" w:cs="Arial" w:eastAsia="Arial" w:hAnsi="Arial"/>
@@ -5850,7 +5850,7 @@
         </w:rPr>
         <w:t xml:space="preserve"> (</w:t>
       </w:r>
-      <w:hyperlink w:history="1" r:id="rIdiksif_qdmv4pl95yp-dss">
+      <w:hyperlink w:history="1" r:id="rIdkvmev6ltmkmzp9l-q-a-1">
         <w:r>
           <w:rPr>
             <w:rFonts w:ascii="Arial" w:cs="Arial" w:eastAsia="Arial" w:hAnsi="Arial"/>
@@ -6890,7 +6890,7 @@
             <w:pPr>
               <w:spacing w:after="20" w:before="0"/>
             </w:pPr>
-            <w:hyperlink w:history="1" r:id="rId5oamfnbb9wffxzn53u-uh">
+            <w:hyperlink w:history="1" r:id="rId1mzx6dxvsbeumrohbl1hv">
               <w:r>
                 <w:rPr>
                   <w:rFonts w:ascii="Arial" w:cs="Arial" w:eastAsia="Arial" w:hAnsi="Arial"/>
@@ -6923,7 +6923,7 @@
               <w:spacing w:after="10" w:before="0"/>
               <w:ind w:left="120"/>
             </w:pPr>
-            <w:hyperlink w:history="1" r:id="rIdwbaipzmikfap3apjfll8b">
+            <w:hyperlink w:history="1" r:id="rId0f3kbnakcs3zzjphecvew">
               <w:r>
                 <w:rPr>
                   <w:rFonts w:ascii="Arial" w:cs="Arial" w:eastAsia="Arial" w:hAnsi="Arial"/>
@@ -6968,7 +6968,7 @@
             <w:pPr>
               <w:spacing w:after="20" w:before="0"/>
             </w:pPr>
-            <w:hyperlink w:history="1" r:id="rIdiiodktyqabzwejwvr3ncb">
+            <w:hyperlink w:history="1" r:id="rIdqckdqq_5fjqp56wtdycqy">
               <w:r>
                 <w:rPr>
                   <w:rFonts w:ascii="Arial" w:cs="Arial" w:eastAsia="Arial" w:hAnsi="Arial"/>
@@ -7001,7 +7001,7 @@
               <w:spacing w:after="10" w:before="0"/>
               <w:ind w:left="120"/>
             </w:pPr>
-            <w:hyperlink w:history="1" r:id="rIdpnkkm8wtxsstuplcekvru">
+            <w:hyperlink w:history="1" r:id="rId5sq_ka2sxtsc5z4ctf0ib">
               <w:r>
                 <w:rPr>
                   <w:rFonts w:ascii="Arial" w:cs="Arial" w:eastAsia="Arial" w:hAnsi="Arial"/>
@@ -7201,7 +7201,7 @@
             <w:pPr>
               <w:spacing w:after="20" w:before="0"/>
             </w:pPr>
-            <w:hyperlink w:history="1" r:id="rIdpcyzklnsc4tq1airqfck0">
+            <w:hyperlink w:history="1" r:id="rIddo_y1x1ucdikiqpdxv54z">
               <w:r>
                 <w:rPr>
                   <w:rFonts w:ascii="Arial" w:cs="Arial" w:eastAsia="Arial" w:hAnsi="Arial"/>
@@ -7234,7 +7234,7 @@
               <w:spacing w:after="10" w:before="0"/>
               <w:ind w:left="120"/>
             </w:pPr>
-            <w:hyperlink w:history="1" r:id="rIdh7b-udjn5_urr0w4rie2x">
+            <w:hyperlink w:history="1" r:id="rIdzkzfbgaujamxy6bbasxgn">
               <w:r>
                 <w:rPr>
                   <w:rFonts w:ascii="Arial" w:cs="Arial" w:eastAsia="Arial" w:hAnsi="Arial"/>
@@ -7279,7 +7279,7 @@
             <w:pPr>
               <w:spacing w:after="20" w:before="0"/>
             </w:pPr>
-            <w:hyperlink w:history="1" r:id="rIdmoev5sixupazuhw9qwopz">
+            <w:hyperlink w:history="1" r:id="rIdxepygdepqofgyik9jjgsw">
               <w:r>
                 <w:rPr>
                   <w:rFonts w:ascii="Arial" w:cs="Arial" w:eastAsia="Arial" w:hAnsi="Arial"/>
@@ -7312,7 +7312,7 @@
               <w:spacing w:after="10" w:before="0"/>
               <w:ind w:left="120"/>
             </w:pPr>
-            <w:hyperlink w:history="1" r:id="rIdqefl-ap-w54djmfxcnkus">
+            <w:hyperlink w:history="1" r:id="rId8q9mw-dpsvfgrvq4qmxbk">
               <w:r>
                 <w:rPr>
                   <w:rFonts w:ascii="Arial" w:cs="Arial" w:eastAsia="Arial" w:hAnsi="Arial"/>
@@ -7512,7 +7512,7 @@
             <w:pPr>
               <w:spacing w:after="20" w:before="0"/>
             </w:pPr>
-            <w:hyperlink w:history="1" r:id="rIdlueskefpgnnl0qqtdjk0m">
+            <w:hyperlink w:history="1" r:id="rIdyzikonrsvudxcr6j7mkfl">
               <w:r>
                 <w:rPr>
                   <w:rFonts w:ascii="Arial" w:cs="Arial" w:eastAsia="Arial" w:hAnsi="Arial"/>
@@ -7545,7 +7545,7 @@
               <w:spacing w:after="10" w:before="0"/>
               <w:ind w:left="120"/>
             </w:pPr>
-            <w:hyperlink w:history="1" r:id="rIdyuwnpxlsbcrvvxqodunnw">
+            <w:hyperlink w:history="1" r:id="rId1ji39co5uoak70b-loy8t">
               <w:r>
                 <w:rPr>
                   <w:rFonts w:ascii="Arial" w:cs="Arial" w:eastAsia="Arial" w:hAnsi="Arial"/>
@@ -7590,7 +7590,7 @@
             <w:pPr>
               <w:spacing w:after="20" w:before="0"/>
             </w:pPr>
-            <w:hyperlink w:history="1" r:id="rIdjzfavewz5qqvf_bjspesf">
+            <w:hyperlink w:history="1" r:id="rIdao_fqwbli7kzvs61oxljv">
               <w:r>
                 <w:rPr>
                   <w:rFonts w:ascii="Arial" w:cs="Arial" w:eastAsia="Arial" w:hAnsi="Arial"/>
@@ -7623,7 +7623,7 @@
               <w:spacing w:after="10" w:before="0"/>
               <w:ind w:left="120"/>
             </w:pPr>
-            <w:hyperlink w:history="1" r:id="rIdgqmz0nxmn_tjrcx9im3y6">
+            <w:hyperlink w:history="1" r:id="rId2me9gfxxbhsdzwsqrnlqk">
               <w:r>
                 <w:rPr>
                   <w:rFonts w:ascii="Arial" w:cs="Arial" w:eastAsia="Arial" w:hAnsi="Arial"/>
@@ -7823,7 +7823,7 @@
             <w:pPr>
               <w:spacing w:after="20" w:before="0"/>
             </w:pPr>
-            <w:hyperlink w:history="1" r:id="rIdhivvgvr4lmxxmvbe_ajxv">
+            <w:hyperlink w:history="1" r:id="rId4bxygriotqp5tr_nkpkkl">
               <w:r>
                 <w:rPr>
                   <w:rFonts w:ascii="Arial" w:cs="Arial" w:eastAsia="Arial" w:hAnsi="Arial"/>
@@ -7856,7 +7856,7 @@
               <w:spacing w:after="10" w:before="0"/>
               <w:ind w:left="120"/>
             </w:pPr>
-            <w:hyperlink w:history="1" r:id="rId4f4tthvvk24oircfxz4jy">
+            <w:hyperlink w:history="1" r:id="rIdn-h8yczcewet4wzkjyqpx">
               <w:r>
                 <w:rPr>
                   <w:rFonts w:ascii="Arial" w:cs="Arial" w:eastAsia="Arial" w:hAnsi="Arial"/>
@@ -7901,7 +7901,7 @@
             <w:pPr>
               <w:spacing w:after="20" w:before="0"/>
             </w:pPr>
-            <w:hyperlink w:history="1" r:id="rIdxskke0n4xzlrwtvy6lrkc">
+            <w:hyperlink w:history="1" r:id="rIdeoqeoe3u8c9fcq5bz2cag">
               <w:r>
                 <w:rPr>
                   <w:rFonts w:ascii="Arial" w:cs="Arial" w:eastAsia="Arial" w:hAnsi="Arial"/>
@@ -7934,7 +7934,7 @@
               <w:spacing w:after="10" w:before="0"/>
               <w:ind w:left="120"/>
             </w:pPr>
-            <w:hyperlink w:history="1" r:id="rIdlo_kbs04bassbjfgbfv29">
+            <w:hyperlink w:history="1" r:id="rId1yyb8tek3anmth6fbmdg5">
               <w:r>
                 <w:rPr>
                   <w:rFonts w:ascii="Arial" w:cs="Arial" w:eastAsia="Arial" w:hAnsi="Arial"/>
@@ -8134,7 +8134,7 @@
             <w:pPr>
               <w:spacing w:after="20" w:before="0"/>
             </w:pPr>
-            <w:hyperlink w:history="1" r:id="rIddsv_-wqm6erg-lmq7j3nh">
+            <w:hyperlink w:history="1" r:id="rIdjjejlexx-398umq3-zq-l">
               <w:r>
                 <w:rPr>
                   <w:rFonts w:ascii="Arial" w:cs="Arial" w:eastAsia="Arial" w:hAnsi="Arial"/>
@@ -8167,7 +8167,7 @@
               <w:spacing w:after="10" w:before="0"/>
               <w:ind w:left="120"/>
             </w:pPr>
-            <w:hyperlink w:history="1" r:id="rIdtk4w-bkukd_i9aajzsgt2">
+            <w:hyperlink w:history="1" r:id="rIdakclpwjfzty80bjmozsye">
               <w:r>
                 <w:rPr>
                   <w:rFonts w:ascii="Arial" w:cs="Arial" w:eastAsia="Arial" w:hAnsi="Arial"/>
@@ -8212,7 +8212,7 @@
             <w:pPr>
               <w:spacing w:after="20" w:before="0"/>
             </w:pPr>
-            <w:hyperlink w:history="1" r:id="rIdeowz0micsjgurxdoesxyk">
+            <w:hyperlink w:history="1" r:id="rIdwbn3mqoho4phv3pj_dlfm">
               <w:r>
                 <w:rPr>
                   <w:rFonts w:ascii="Arial" w:cs="Arial" w:eastAsia="Arial" w:hAnsi="Arial"/>
@@ -8261,7 +8261,7 @@
               <w:spacing w:after="10" w:before="0"/>
               <w:ind w:left="120"/>
             </w:pPr>
-            <w:hyperlink w:history="1" r:id="rId7jfmkgss_dq8yjjejgz2j">
+            <w:hyperlink w:history="1" r:id="rIdpq42m-vrbeg8qm2ybpply">
               <w:r>
                 <w:rPr>
                   <w:rFonts w:ascii="Arial" w:cs="Arial" w:eastAsia="Arial" w:hAnsi="Arial"/>
@@ -8786,7 +8786,7 @@
         </w:rPr>
         <w:t xml:space="preserve">© 2026 SeaVuria and ARES. Aligned with KICD objectives. Developed by SeaVuria; technical implementation by ARES (with AI assistance from Claude). Licensed under </w:t>
       </w:r>
-      <w:hyperlink w:history="1" r:id="rIdo6mzpsqbupyxzs6qok-89">
+      <w:hyperlink w:history="1" r:id="rId3kkso7nvk6yjr2zwddtgx">
         <w:r>
           <w:rPr>
             <w:rFonts w:ascii="Arial" w:cs="Arial" w:eastAsia="Arial" w:hAnsi="Arial"/>
@@ -8807,7 +8807,7 @@
         </w:rPr>
         <w:t xml:space="preserve"> (</w:t>
       </w:r>
-      <w:hyperlink w:history="1" r:id="rId9l4kxyumkvkm46gwesup1">
+      <w:hyperlink w:history="1" r:id="rId6_qzf4f1tzu12pnqe_efp">
         <w:r>
           <w:rPr>
             <w:rFonts w:ascii="Arial" w:cs="Arial" w:eastAsia="Arial" w:hAnsi="Arial"/>
@@ -9847,7 +9847,7 @@
             <w:pPr>
               <w:spacing w:after="20" w:before="0"/>
             </w:pPr>
-            <w:hyperlink w:history="1" r:id="rIdzczyzj0tqad50aslcnahp">
+            <w:hyperlink w:history="1" r:id="rIdnsytsudaoshl_gxpew90s">
               <w:r>
                 <w:rPr>
                   <w:rFonts w:ascii="Arial" w:cs="Arial" w:eastAsia="Arial" w:hAnsi="Arial"/>
@@ -9896,7 +9896,7 @@
               <w:spacing w:after="10" w:before="0"/>
               <w:ind w:left="120"/>
             </w:pPr>
-            <w:hyperlink w:history="1" r:id="rIdxqxmpcwuzqdsy1sl2zmqi">
+            <w:hyperlink w:history="1" r:id="rIdztw0gtgqzvxtgb07jhqvx">
               <w:r>
                 <w:rPr>
                   <w:rFonts w:ascii="Arial" w:cs="Arial" w:eastAsia="Arial" w:hAnsi="Arial"/>
@@ -9941,7 +9941,7 @@
             <w:pPr>
               <w:spacing w:after="20" w:before="0"/>
             </w:pPr>
-            <w:hyperlink w:history="1" r:id="rIdvrvkefc0tkn9d48n0pgyo">
+            <w:hyperlink w:history="1" r:id="rIdcnbzvc1ytw8mcajd9cqai">
               <w:r>
                 <w:rPr>
                   <w:rFonts w:ascii="Arial" w:cs="Arial" w:eastAsia="Arial" w:hAnsi="Arial"/>
@@ -9974,7 +9974,7 @@
               <w:spacing w:after="10" w:before="0"/>
               <w:ind w:left="120"/>
             </w:pPr>
-            <w:hyperlink w:history="1" r:id="rIdkee69uovxhqkunrn8unje">
+            <w:hyperlink w:history="1" r:id="rIdxqjwomww_3foldlvxmey1">
               <w:r>
                 <w:rPr>
                   <w:rFonts w:ascii="Arial" w:cs="Arial" w:eastAsia="Arial" w:hAnsi="Arial"/>
@@ -10294,7 +10294,7 @@
             <w:pPr>
               <w:spacing w:after="20" w:before="0"/>
             </w:pPr>
-            <w:hyperlink w:history="1" r:id="rIdhwtld3naezhordgzze-br">
+            <w:hyperlink w:history="1" r:id="rIdd_atj3kvjxidimfrmaclw">
               <w:r>
                 <w:rPr>
                   <w:rFonts w:ascii="Arial" w:cs="Arial" w:eastAsia="Arial" w:hAnsi="Arial"/>
@@ -10343,7 +10343,7 @@
               <w:spacing w:after="10" w:before="0"/>
               <w:ind w:left="120"/>
             </w:pPr>
-            <w:hyperlink w:history="1" r:id="rId_f0gb3b8ymquu2ea3vflm">
+            <w:hyperlink w:history="1" r:id="rIdlfhgsx38yqtltz3ommehg">
               <w:r>
                 <w:rPr>
                   <w:rFonts w:ascii="Arial" w:cs="Arial" w:eastAsia="Arial" w:hAnsi="Arial"/>
@@ -10388,7 +10388,7 @@
             <w:pPr>
               <w:spacing w:after="20" w:before="0"/>
             </w:pPr>
-            <w:hyperlink w:history="1" r:id="rId6epked5stzan111h3rcms">
+            <w:hyperlink w:history="1" r:id="rIdy3jrwaztaldzmqpuounb-">
               <w:r>
                 <w:rPr>
                   <w:rFonts w:ascii="Arial" w:cs="Arial" w:eastAsia="Arial" w:hAnsi="Arial"/>
@@ -10421,7 +10421,7 @@
               <w:spacing w:after="10" w:before="0"/>
               <w:ind w:left="120"/>
             </w:pPr>
-            <w:hyperlink w:history="1" r:id="rIdyzlwibe51ohx2knvcynwb">
+            <w:hyperlink w:history="1" r:id="rIdiizgvdwvxyqr3cdrazvf0">
               <w:r>
                 <w:rPr>
                   <w:rFonts w:ascii="Arial" w:cs="Arial" w:eastAsia="Arial" w:hAnsi="Arial"/>
@@ -10941,7 +10941,7 @@
             <w:pPr>
               <w:spacing w:after="20" w:before="0"/>
             </w:pPr>
-            <w:hyperlink w:history="1" r:id="rIdrza5s9k5iat-sbvobf3fn">
+            <w:hyperlink w:history="1" r:id="rId5se7tiypfdtd2-hvqb7ro">
               <w:r>
                 <w:rPr>
                   <w:rFonts w:ascii="Arial" w:cs="Arial" w:eastAsia="Arial" w:hAnsi="Arial"/>
@@ -10990,7 +10990,7 @@
               <w:spacing w:after="10" w:before="0"/>
               <w:ind w:left="120"/>
             </w:pPr>
-            <w:hyperlink w:history="1" r:id="rIdbcmi07tiykh8eduempjqh">
+            <w:hyperlink w:history="1" r:id="rIdnygqzv8z1un8dtrvlmgox">
               <w:r>
                 <w:rPr>
                   <w:rFonts w:ascii="Arial" w:cs="Arial" w:eastAsia="Arial" w:hAnsi="Arial"/>
@@ -11035,7 +11035,7 @@
             <w:pPr>
               <w:spacing w:after="20" w:before="0"/>
             </w:pPr>
-            <w:hyperlink w:history="1" r:id="rIddrm42l_dybpn6xp68usbu">
+            <w:hyperlink w:history="1" r:id="rId3wud-mwgdegjghzyue-ur">
               <w:r>
                 <w:rPr>
                   <w:rFonts w:ascii="Arial" w:cs="Arial" w:eastAsia="Arial" w:hAnsi="Arial"/>
@@ -11068,7 +11068,7 @@
               <w:spacing w:after="10" w:before="0"/>
               <w:ind w:left="120"/>
             </w:pPr>
-            <w:hyperlink w:history="1" r:id="rIdbymry5b4lp6_ycrwwsezq">
+            <w:hyperlink w:history="1" r:id="rIdzgsdca3onz_usamtoigt-">
               <w:r>
                 <w:rPr>
                   <w:rFonts w:ascii="Arial" w:cs="Arial" w:eastAsia="Arial" w:hAnsi="Arial"/>
@@ -11448,7 +11448,7 @@
             <w:pPr>
               <w:spacing w:after="20" w:before="0"/>
             </w:pPr>
-            <w:hyperlink w:history="1" r:id="rIdpqxpcgnxuhgcrzrkrqrjg">
+            <w:hyperlink w:history="1" r:id="rIdaqum9tfw-sicfyo5lrolr">
               <w:r>
                 <w:rPr>
                   <w:rFonts w:ascii="Arial" w:cs="Arial" w:eastAsia="Arial" w:hAnsi="Arial"/>
@@ -11497,7 +11497,7 @@
               <w:spacing w:after="10" w:before="0"/>
               <w:ind w:left="120"/>
             </w:pPr>
-            <w:hyperlink w:history="1" r:id="rIdprk6at3hh9abgrvpcheqn">
+            <w:hyperlink w:history="1" r:id="rIda35mzxmrabjwm9elc9jwq">
               <w:r>
                 <w:rPr>
                   <w:rFonts w:ascii="Arial" w:cs="Arial" w:eastAsia="Arial" w:hAnsi="Arial"/>
@@ -11542,7 +11542,7 @@
             <w:pPr>
               <w:spacing w:after="20" w:before="0"/>
             </w:pPr>
-            <w:hyperlink w:history="1" r:id="rIdjm6eurfi695bu9eixykt1">
+            <w:hyperlink w:history="1" r:id="rId9hteyuk3ux6-x-cfzilmd">
               <w:r>
                 <w:rPr>
                   <w:rFonts w:ascii="Arial" w:cs="Arial" w:eastAsia="Arial" w:hAnsi="Arial"/>
@@ -11575,7 +11575,7 @@
               <w:spacing w:after="10" w:before="0"/>
               <w:ind w:left="120"/>
             </w:pPr>
-            <w:hyperlink w:history="1" r:id="rIdow_w_haymsyz8mtbmhoca">
+            <w:hyperlink w:history="1" r:id="rIdbr7-brqphn-p3qq0ffomz">
               <w:r>
                 <w:rPr>
                   <w:rFonts w:ascii="Arial" w:cs="Arial" w:eastAsia="Arial" w:hAnsi="Arial"/>
@@ -11955,7 +11955,7 @@
             <w:pPr>
               <w:spacing w:after="20" w:before="0"/>
             </w:pPr>
-            <w:hyperlink w:history="1" r:id="rIdulpxho9hsiqkip4ckt3jh">
+            <w:hyperlink w:history="1" r:id="rId-kffwjlmu89t82ulgceze">
               <w:r>
                 <w:rPr>
                   <w:rFonts w:ascii="Arial" w:cs="Arial" w:eastAsia="Arial" w:hAnsi="Arial"/>
@@ -12004,7 +12004,7 @@
               <w:spacing w:after="10" w:before="0"/>
               <w:ind w:left="120"/>
             </w:pPr>
-            <w:hyperlink w:history="1" r:id="rId9tqcxjeqczkr3he6ttz1e">
+            <w:hyperlink w:history="1" r:id="rId2elcymyoccyn46tolugzh">
               <w:r>
                 <w:rPr>
                   <w:rFonts w:ascii="Arial" w:cs="Arial" w:eastAsia="Arial" w:hAnsi="Arial"/>
@@ -12049,7 +12049,7 @@
             <w:pPr>
               <w:spacing w:after="20" w:before="0"/>
             </w:pPr>
-            <w:hyperlink w:history="1" r:id="rIdj0zqfrpmj2r8ga8mexhkh">
+            <w:hyperlink w:history="1" r:id="rId2dfheip88owawwauenmz_">
               <w:r>
                 <w:rPr>
                   <w:rFonts w:ascii="Arial" w:cs="Arial" w:eastAsia="Arial" w:hAnsi="Arial"/>
@@ -12082,7 +12082,7 @@
               <w:spacing w:after="10" w:before="0"/>
               <w:ind w:left="120"/>
             </w:pPr>
-            <w:hyperlink w:history="1" r:id="rIdpwf3rze2tkj5fuw8wqsib">
+            <w:hyperlink w:history="1" r:id="rIdbnhb9mjbsvjuoiy3h9i8m">
               <w:r>
                 <w:rPr>
                   <w:rFonts w:ascii="Arial" w:cs="Arial" w:eastAsia="Arial" w:hAnsi="Arial"/>
@@ -13107,7 +13107,7 @@
         </w:rPr>
         <w:t xml:space="preserve">© 2026 SeaVuria and ARES. Aligned with KICD objectives. Developed by SeaVuria; technical implementation by ARES (with AI assistance from Claude). Licensed under </w:t>
       </w:r>
-      <w:hyperlink w:history="1" r:id="rIdqhc5i9gbzbt9-bgmzn_jz">
+      <w:hyperlink w:history="1" r:id="rIdgjyl0nafnkaqbcophwlho">
         <w:r>
           <w:rPr>
             <w:rFonts w:ascii="Arial" w:cs="Arial" w:eastAsia="Arial" w:hAnsi="Arial"/>
@@ -13128,7 +13128,7 @@
         </w:rPr>
         <w:t xml:space="preserve"> (</w:t>
       </w:r>
-      <w:hyperlink w:history="1" r:id="rIdil5cicswccnydtx5o_dwo">
+      <w:hyperlink w:history="1" r:id="rId27mxoit3w6dyzuchuo0rn">
         <w:r>
           <w:rPr>
             <w:rFonts w:ascii="Arial" w:cs="Arial" w:eastAsia="Arial" w:hAnsi="Arial"/>
@@ -14168,7 +14168,7 @@
             <w:pPr>
               <w:spacing w:after="20" w:before="0"/>
             </w:pPr>
-            <w:hyperlink w:history="1" r:id="rId1sml9-i2eavwq8mtyqdru">
+            <w:hyperlink w:history="1" r:id="rIdcqby2_buda3ucgli89mjw">
               <w:r>
                 <w:rPr>
                   <w:rFonts w:ascii="Arial" w:cs="Arial" w:eastAsia="Arial" w:hAnsi="Arial"/>
@@ -14201,7 +14201,7 @@
               <w:spacing w:after="10" w:before="0"/>
               <w:ind w:left="120"/>
             </w:pPr>
-            <w:hyperlink w:history="1" r:id="rIdwisr_ekkoxebmscxjxwlf">
+            <w:hyperlink w:history="1" r:id="rIdwxwasdgoxowoddc6pga-m">
               <w:r>
                 <w:rPr>
                   <w:rFonts w:ascii="Arial" w:cs="Arial" w:eastAsia="Arial" w:hAnsi="Arial"/>
@@ -14246,7 +14246,7 @@
             <w:pPr>
               <w:spacing w:after="20" w:before="0"/>
             </w:pPr>
-            <w:hyperlink w:history="1" r:id="rId1yfoen3bzdc3lszkorcsh">
+            <w:hyperlink w:history="1" r:id="rIderfgv7uavgjpqw27hcnhb">
               <w:r>
                 <w:rPr>
                   <w:rFonts w:ascii="Arial" w:cs="Arial" w:eastAsia="Arial" w:hAnsi="Arial"/>
@@ -14279,7 +14279,7 @@
               <w:spacing w:after="10" w:before="0"/>
               <w:ind w:left="120"/>
             </w:pPr>
-            <w:hyperlink w:history="1" r:id="rId9vsz8nmtoupr70slpee3d">
+            <w:hyperlink w:history="1" r:id="rIdo8t_soiw4g-lkyplsyvlj">
               <w:r>
                 <w:rPr>
                   <w:rFonts w:ascii="Arial" w:cs="Arial" w:eastAsia="Arial" w:hAnsi="Arial"/>
@@ -14479,7 +14479,7 @@
             <w:pPr>
               <w:spacing w:after="20" w:before="0"/>
             </w:pPr>
-            <w:hyperlink w:history="1" r:id="rIdk3yizjezdw00gghre2hxd">
+            <w:hyperlink w:history="1" r:id="rIdxm4_u1v2h4yxa2yuv5h6a">
               <w:r>
                 <w:rPr>
                   <w:rFonts w:ascii="Arial" w:cs="Arial" w:eastAsia="Arial" w:hAnsi="Arial"/>
@@ -14512,7 +14512,7 @@
               <w:spacing w:after="10" w:before="0"/>
               <w:ind w:left="120"/>
             </w:pPr>
-            <w:hyperlink w:history="1" r:id="rId09-eesqo7tbfndpctzwdp">
+            <w:hyperlink w:history="1" r:id="rIdb-hgsdr172jhtw1lo99yg">
               <w:r>
                 <w:rPr>
                   <w:rFonts w:ascii="Arial" w:cs="Arial" w:eastAsia="Arial" w:hAnsi="Arial"/>
@@ -14557,7 +14557,7 @@
             <w:pPr>
               <w:spacing w:after="20" w:before="0"/>
             </w:pPr>
-            <w:hyperlink w:history="1" r:id="rIduvfm9ybeddap65hproqoa">
+            <w:hyperlink w:history="1" r:id="rIdwqkjlof-mgox7fbveixfz">
               <w:r>
                 <w:rPr>
                   <w:rFonts w:ascii="Arial" w:cs="Arial" w:eastAsia="Arial" w:hAnsi="Arial"/>
@@ -14590,7 +14590,7 @@
               <w:spacing w:after="10" w:before="0"/>
               <w:ind w:left="120"/>
             </w:pPr>
-            <w:hyperlink w:history="1" r:id="rIdbvnfqrahhq8wiss8iuk33">
+            <w:hyperlink w:history="1" r:id="rId1g138obg2h_3nv9cg-6wy">
               <w:r>
                 <w:rPr>
                   <w:rFonts w:ascii="Arial" w:cs="Arial" w:eastAsia="Arial" w:hAnsi="Arial"/>
@@ -14790,7 +14790,7 @@
             <w:pPr>
               <w:spacing w:after="20" w:before="0"/>
             </w:pPr>
-            <w:hyperlink w:history="1" r:id="rIdhmgedtvjfz3co3w7osoby">
+            <w:hyperlink w:history="1" r:id="rIdbn2tqhqk3i2liu9gu4tym">
               <w:r>
                 <w:rPr>
                   <w:rFonts w:ascii="Arial" w:cs="Arial" w:eastAsia="Arial" w:hAnsi="Arial"/>
@@ -14823,7 +14823,7 @@
               <w:spacing w:after="10" w:before="0"/>
               <w:ind w:left="120"/>
             </w:pPr>
-            <w:hyperlink w:history="1" r:id="rIdenxqiqy-hfdcu4ocsvsv1">
+            <w:hyperlink w:history="1" r:id="rIdof7vuctbmenoynqn9btit">
               <w:r>
                 <w:rPr>
                   <w:rFonts w:ascii="Arial" w:cs="Arial" w:eastAsia="Arial" w:hAnsi="Arial"/>
@@ -14868,7 +14868,7 @@
             <w:pPr>
               <w:spacing w:after="20" w:before="0"/>
             </w:pPr>
-            <w:hyperlink w:history="1" r:id="rId4stmuzangx60tewgjblpk">
+            <w:hyperlink w:history="1" r:id="rIdjt6ocqx6tylslzmkui3t7">
               <w:r>
                 <w:rPr>
                   <w:rFonts w:ascii="Arial" w:cs="Arial" w:eastAsia="Arial" w:hAnsi="Arial"/>
@@ -14901,7 +14901,7 @@
               <w:spacing w:after="10" w:before="0"/>
               <w:ind w:left="120"/>
             </w:pPr>
-            <w:hyperlink w:history="1" r:id="rId0ssbf5xt4a5d3-dzkmhz6">
+            <w:hyperlink w:history="1" r:id="rIdko_8z9wqyfoyhtcmb_cv1">
               <w:r>
                 <w:rPr>
                   <w:rFonts w:ascii="Arial" w:cs="Arial" w:eastAsia="Arial" w:hAnsi="Arial"/>
@@ -15101,7 +15101,7 @@
             <w:pPr>
               <w:spacing w:after="20" w:before="0"/>
             </w:pPr>
-            <w:hyperlink w:history="1" r:id="rIdq1cckmhwib07f3bpf-mkj">
+            <w:hyperlink w:history="1" r:id="rIdplmksvcchsu_ufsg5amnu">
               <w:r>
                 <w:rPr>
                   <w:rFonts w:ascii="Arial" w:cs="Arial" w:eastAsia="Arial" w:hAnsi="Arial"/>
@@ -15134,7 +15134,7 @@
               <w:spacing w:after="10" w:before="0"/>
               <w:ind w:left="120"/>
             </w:pPr>
-            <w:hyperlink w:history="1" r:id="rIdtjbrkfjxrjk5rarfbm-cu">
+            <w:hyperlink w:history="1" r:id="rIdo7gzqf4ikfnejzakw_yby">
               <w:r>
                 <w:rPr>
                   <w:rFonts w:ascii="Arial" w:cs="Arial" w:eastAsia="Arial" w:hAnsi="Arial"/>
@@ -15179,7 +15179,7 @@
             <w:pPr>
               <w:spacing w:after="20" w:before="0"/>
             </w:pPr>
-            <w:hyperlink w:history="1" r:id="rIdkspzh5qyun0w7tpy2ds4y">
+            <w:hyperlink w:history="1" r:id="rIdqxsiapzzf24d4fvbb7tqt">
               <w:r>
                 <w:rPr>
                   <w:rFonts w:ascii="Arial" w:cs="Arial" w:eastAsia="Arial" w:hAnsi="Arial"/>
@@ -15212,7 +15212,7 @@
               <w:spacing w:after="10" w:before="0"/>
               <w:ind w:left="120"/>
             </w:pPr>
-            <w:hyperlink w:history="1" r:id="rIdgj-aoy85tobc6fv4wdzod">
+            <w:hyperlink w:history="1" r:id="rIdspsdgklr7pmgcqv0fujrq">
               <w:r>
                 <w:rPr>
                   <w:rFonts w:ascii="Arial" w:cs="Arial" w:eastAsia="Arial" w:hAnsi="Arial"/>
@@ -15412,7 +15412,7 @@
             <w:pPr>
               <w:spacing w:after="20" w:before="0"/>
             </w:pPr>
-            <w:hyperlink w:history="1" r:id="rIdhjzq5_sqfa101qz5hxjia">
+            <w:hyperlink w:history="1" r:id="rId5_u22nlllokxafr7rk3jc">
               <w:r>
                 <w:rPr>
                   <w:rFonts w:ascii="Arial" w:cs="Arial" w:eastAsia="Arial" w:hAnsi="Arial"/>
@@ -15461,7 +15461,7 @@
               <w:spacing w:after="10" w:before="0"/>
               <w:ind w:left="120"/>
             </w:pPr>
-            <w:hyperlink w:history="1" r:id="rIdz9wkl7a5hbrt8sg4vbuct">
+            <w:hyperlink w:history="1" r:id="rIdgledro_voo-s2_sxwu3qg">
               <w:r>
                 <w:rPr>
                   <w:rFonts w:ascii="Arial" w:cs="Arial" w:eastAsia="Arial" w:hAnsi="Arial"/>
@@ -15506,7 +15506,7 @@
             <w:pPr>
               <w:spacing w:after="20" w:before="0"/>
             </w:pPr>
-            <w:hyperlink w:history="1" r:id="rIddsrbktvc37c_ioeyveth-">
+            <w:hyperlink w:history="1" r:id="rId8r52dwa92d3hp8qwjxvcx">
               <w:r>
                 <w:rPr>
                   <w:rFonts w:ascii="Arial" w:cs="Arial" w:eastAsia="Arial" w:hAnsi="Arial"/>
@@ -15539,7 +15539,7 @@
               <w:spacing w:after="10" w:before="0"/>
               <w:ind w:left="120"/>
             </w:pPr>
-            <w:hyperlink w:history="1" r:id="rIdjfbslttbig7mpc3h5vw24">
+            <w:hyperlink w:history="1" r:id="rIdk0-fibfd52ot4mlu9tjob">
               <w:r>
                 <w:rPr>
                   <w:rFonts w:ascii="Arial" w:cs="Arial" w:eastAsia="Arial" w:hAnsi="Arial"/>
@@ -16064,7 +16064,7 @@
         </w:rPr>
         <w:t xml:space="preserve">© 2026 SeaVuria and ARES. Aligned with KICD objectives. Developed by SeaVuria; technical implementation by ARES (with AI assistance from Claude). Licensed under </w:t>
       </w:r>
-      <w:hyperlink w:history="1" r:id="rIdz1jafixoyqgapu5ljxwdg">
+      <w:hyperlink w:history="1" r:id="rIdpt5ttugjkc_0nt1h8zteb">
         <w:r>
           <w:rPr>
             <w:rFonts w:ascii="Arial" w:cs="Arial" w:eastAsia="Arial" w:hAnsi="Arial"/>
@@ -16085,7 +16085,7 @@
         </w:rPr>
         <w:t xml:space="preserve"> (</w:t>
       </w:r>
-      <w:hyperlink w:history="1" r:id="rIdo2exruh4c8xopfdwpd5jv">
+      <w:hyperlink w:history="1" r:id="rIdw3_ipb2oxt53wf9jyjkbw">
         <w:r>
           <w:rPr>
             <w:rFonts w:ascii="Arial" w:cs="Arial" w:eastAsia="Arial" w:hAnsi="Arial"/>
@@ -17125,7 +17125,7 @@
             <w:pPr>
               <w:spacing w:after="20" w:before="0"/>
             </w:pPr>
-            <w:hyperlink w:history="1" r:id="rIdpfzhnfuggu2mevstlwimk">
+            <w:hyperlink w:history="1" r:id="rId-qit1nlvzgh0ctifphsp-">
               <w:r>
                 <w:rPr>
                   <w:rFonts w:ascii="Arial" w:cs="Arial" w:eastAsia="Arial" w:hAnsi="Arial"/>
@@ -17158,7 +17158,7 @@
               <w:spacing w:after="10" w:before="0"/>
               <w:ind w:left="120"/>
             </w:pPr>
-            <w:hyperlink w:history="1" r:id="rId0-jkqvxmev49tk8arbmiz">
+            <w:hyperlink w:history="1" r:id="rIdhtouvogvdy7ydjwzrjruj">
               <w:r>
                 <w:rPr>
                   <w:rFonts w:ascii="Arial" w:cs="Arial" w:eastAsia="Arial" w:hAnsi="Arial"/>
@@ -17203,7 +17203,7 @@
             <w:pPr>
               <w:spacing w:after="20" w:before="0"/>
             </w:pPr>
-            <w:hyperlink w:history="1" r:id="rIdf76g44cdmvoojylr4jqhr">
+            <w:hyperlink w:history="1" r:id="rIdociuyataa8pdlm8f_nhmy">
               <w:r>
                 <w:rPr>
                   <w:rFonts w:ascii="Arial" w:cs="Arial" w:eastAsia="Arial" w:hAnsi="Arial"/>
@@ -17236,7 +17236,7 @@
               <w:spacing w:after="10" w:before="0"/>
               <w:ind w:left="120"/>
             </w:pPr>
-            <w:hyperlink w:history="1" r:id="rIdburufvoxfhkrfwcbybc3v">
+            <w:hyperlink w:history="1" r:id="rIdwkhdtzh82qix1lyqckird">
               <w:r>
                 <w:rPr>
                   <w:rFonts w:ascii="Arial" w:cs="Arial" w:eastAsia="Arial" w:hAnsi="Arial"/>
@@ -17436,7 +17436,7 @@
             <w:pPr>
               <w:spacing w:after="20" w:before="0"/>
             </w:pPr>
-            <w:hyperlink w:history="1" r:id="rIdvdjuhqoenbwidh77uskjv">
+            <w:hyperlink w:history="1" r:id="rIdyl5mgpa-kvb1og-2qg4d6">
               <w:r>
                 <w:rPr>
                   <w:rFonts w:ascii="Arial" w:cs="Arial" w:eastAsia="Arial" w:hAnsi="Arial"/>
@@ -17469,7 +17469,7 @@
               <w:spacing w:after="10" w:before="0"/>
               <w:ind w:left="120"/>
             </w:pPr>
-            <w:hyperlink w:history="1" r:id="rId0uitbulp85wenxoftppdn">
+            <w:hyperlink w:history="1" r:id="rIdndsi4xz4iz_tumeqe9k3k">
               <w:r>
                 <w:rPr>
                   <w:rFonts w:ascii="Arial" w:cs="Arial" w:eastAsia="Arial" w:hAnsi="Arial"/>
@@ -17514,7 +17514,7 @@
             <w:pPr>
               <w:spacing w:after="20" w:before="0"/>
             </w:pPr>
-            <w:hyperlink w:history="1" r:id="rIdbqxzz4ospa4zq8qjocnyi">
+            <w:hyperlink w:history="1" r:id="rIdexg4itotbiy7alkhv7yib">
               <w:r>
                 <w:rPr>
                   <w:rFonts w:ascii="Arial" w:cs="Arial" w:eastAsia="Arial" w:hAnsi="Arial"/>
@@ -17547,7 +17547,7 @@
               <w:spacing w:after="10" w:before="0"/>
               <w:ind w:left="120"/>
             </w:pPr>
-            <w:hyperlink w:history="1" r:id="rId_hadbhrpythwjfwoetycg">
+            <w:hyperlink w:history="1" r:id="rIdfrknu9sok-iye6vaeqozv">
               <w:r>
                 <w:rPr>
                   <w:rFonts w:ascii="Arial" w:cs="Arial" w:eastAsia="Arial" w:hAnsi="Arial"/>
@@ -17747,7 +17747,7 @@
             <w:pPr>
               <w:spacing w:after="20" w:before="0"/>
             </w:pPr>
-            <w:hyperlink w:history="1" r:id="rIde6tto-wv0xwpstoatdv42">
+            <w:hyperlink w:history="1" r:id="rIdbgkqou5zb5acuadriyhzs">
               <w:r>
                 <w:rPr>
                   <w:rFonts w:ascii="Arial" w:cs="Arial" w:eastAsia="Arial" w:hAnsi="Arial"/>
@@ -17780,7 +17780,7 @@
               <w:spacing w:after="10" w:before="0"/>
               <w:ind w:left="120"/>
             </w:pPr>
-            <w:hyperlink w:history="1" r:id="rId9kqgi9teya9l3sig0t-zt">
+            <w:hyperlink w:history="1" r:id="rIdmlkzouhp38tioa5le8njj">
               <w:r>
                 <w:rPr>
                   <w:rFonts w:ascii="Arial" w:cs="Arial" w:eastAsia="Arial" w:hAnsi="Arial"/>
@@ -17825,7 +17825,7 @@
             <w:pPr>
               <w:spacing w:after="20" w:before="0"/>
             </w:pPr>
-            <w:hyperlink w:history="1" r:id="rIddfnmo0mqiwjuthi0r3n-y">
+            <w:hyperlink w:history="1" r:id="rIdqk9rbnxy2_pdqwlf21zt4">
               <w:r>
                 <w:rPr>
                   <w:rFonts w:ascii="Arial" w:cs="Arial" w:eastAsia="Arial" w:hAnsi="Arial"/>
@@ -17858,7 +17858,7 @@
               <w:spacing w:after="10" w:before="0"/>
               <w:ind w:left="120"/>
             </w:pPr>
-            <w:hyperlink w:history="1" r:id="rIdufj-qkk2n73xwus-h2w-k">
+            <w:hyperlink w:history="1" r:id="rIdyttsfbwlzwhjkyq-0myt8">
               <w:r>
                 <w:rPr>
                   <w:rFonts w:ascii="Arial" w:cs="Arial" w:eastAsia="Arial" w:hAnsi="Arial"/>
@@ -18058,7 +18058,7 @@
             <w:pPr>
               <w:spacing w:after="20" w:before="0"/>
             </w:pPr>
-            <w:hyperlink w:history="1" r:id="rIdhbkvrxxnbglrdlhikiq53">
+            <w:hyperlink w:history="1" r:id="rIddopjdmxkesgslvjroktqo">
               <w:r>
                 <w:rPr>
                   <w:rFonts w:ascii="Arial" w:cs="Arial" w:eastAsia="Arial" w:hAnsi="Arial"/>
@@ -18091,7 +18091,7 @@
               <w:spacing w:after="10" w:before="0"/>
               <w:ind w:left="120"/>
             </w:pPr>
-            <w:hyperlink w:history="1" r:id="rIdwvmok5bvpplke-6zf0ezj">
+            <w:hyperlink w:history="1" r:id="rIddmcpcvndovcjsj1h3roq7">
               <w:r>
                 <w:rPr>
                   <w:rFonts w:ascii="Arial" w:cs="Arial" w:eastAsia="Arial" w:hAnsi="Arial"/>
@@ -18136,7 +18136,7 @@
             <w:pPr>
               <w:spacing w:after="20" w:before="0"/>
             </w:pPr>
-            <w:hyperlink w:history="1" r:id="rIdvvbppcxgeiukzaaptb_jj">
+            <w:hyperlink w:history="1" r:id="rIdxxc2u1zn7x1b82wuatxxx">
               <w:r>
                 <w:rPr>
                   <w:rFonts w:ascii="Arial" w:cs="Arial" w:eastAsia="Arial" w:hAnsi="Arial"/>
@@ -18169,7 +18169,7 @@
               <w:spacing w:after="10" w:before="0"/>
               <w:ind w:left="120"/>
             </w:pPr>
-            <w:hyperlink w:history="1" r:id="rId9mmo5n2dtk9vudwubijv3">
+            <w:hyperlink w:history="1" r:id="rIduxr20yx_-vybwpbrwsuso">
               <w:r>
                 <w:rPr>
                   <w:rFonts w:ascii="Arial" w:cs="Arial" w:eastAsia="Arial" w:hAnsi="Arial"/>
@@ -18369,7 +18369,7 @@
             <w:pPr>
               <w:spacing w:after="20" w:before="0"/>
             </w:pPr>
-            <w:hyperlink w:history="1" r:id="rId7u-d6xtrnjk9pqhotitmk">
+            <w:hyperlink w:history="1" r:id="rIdh2lsjpsioj8xja_eqyjlo">
               <w:r>
                 <w:rPr>
                   <w:rFonts w:ascii="Arial" w:cs="Arial" w:eastAsia="Arial" w:hAnsi="Arial"/>
@@ -18418,7 +18418,7 @@
               <w:spacing w:after="10" w:before="0"/>
               <w:ind w:left="120"/>
             </w:pPr>
-            <w:hyperlink w:history="1" r:id="rIdptvufnyvqmzwpad0kh9fz">
+            <w:hyperlink w:history="1" r:id="rIdtyccf-nkbs38jwm1wqbva">
               <w:r>
                 <w:rPr>
                   <w:rFonts w:ascii="Arial" w:cs="Arial" w:eastAsia="Arial" w:hAnsi="Arial"/>
@@ -18463,7 +18463,7 @@
             <w:pPr>
               <w:spacing w:after="20" w:before="0"/>
             </w:pPr>
-            <w:hyperlink w:history="1" r:id="rIdp5oau7a10tjkdsz_rcuek">
+            <w:hyperlink w:history="1" r:id="rIds6eqqj_2ooqmoneouw74f">
               <w:r>
                 <w:rPr>
                   <w:rFonts w:ascii="Arial" w:cs="Arial" w:eastAsia="Arial" w:hAnsi="Arial"/>
@@ -18512,7 +18512,7 @@
               <w:spacing w:after="10" w:before="0"/>
               <w:ind w:left="120"/>
             </w:pPr>
-            <w:hyperlink w:history="1" r:id="rIdpgmqw3hmccvg3ew_odeld">
+            <w:hyperlink w:history="1" r:id="rIdoamqgz_19hkmyxrfipitn">
               <w:r>
                 <w:rPr>
                   <w:rFonts w:ascii="Arial" w:cs="Arial" w:eastAsia="Arial" w:hAnsi="Arial"/>
@@ -19177,7 +19177,7 @@
         </w:rPr>
         <w:t xml:space="preserve">© 2026 SeaVuria and ARES. Aligned with KICD objectives. Developed by SeaVuria; technical implementation by ARES (with AI assistance from Claude). Licensed under </w:t>
       </w:r>
-      <w:hyperlink w:history="1" r:id="rIdzdnaoxiqwmpykopzajy2a">
+      <w:hyperlink w:history="1" r:id="rIdcbtyncpsl_dnipru6sabi">
         <w:r>
           <w:rPr>
             <w:rFonts w:ascii="Arial" w:cs="Arial" w:eastAsia="Arial" w:hAnsi="Arial"/>
@@ -19198,7 +19198,7 @@
         </w:rPr>
         <w:t xml:space="preserve"> (</w:t>
       </w:r>
-      <w:hyperlink w:history="1" r:id="rIdxcxojtt_6cluxi7sqke0o">
+      <w:hyperlink w:history="1" r:id="rIdyhnxsyj9baagnc3xw07ri">
         <w:r>
           <w:rPr>
             <w:rFonts w:ascii="Arial" w:cs="Arial" w:eastAsia="Arial" w:hAnsi="Arial"/>
@@ -20238,7 +20238,7 @@
             <w:pPr>
               <w:spacing w:after="20" w:before="0"/>
             </w:pPr>
-            <w:hyperlink w:history="1" r:id="rIdxfylhonwxgsw6ntokykrv">
+            <w:hyperlink w:history="1" r:id="rIdya6ajpx6ubr8yithzph2s">
               <w:r>
                 <w:rPr>
                   <w:rFonts w:ascii="Arial" w:cs="Arial" w:eastAsia="Arial" w:hAnsi="Arial"/>
@@ -20271,7 +20271,7 @@
               <w:spacing w:after="10" w:before="0"/>
               <w:ind w:left="120"/>
             </w:pPr>
-            <w:hyperlink w:history="1" r:id="rIdcrrdbih21iww27ziomb2d">
+            <w:hyperlink w:history="1" r:id="rIdjikcqni4j8o-pte0kmci3">
               <w:r>
                 <w:rPr>
                   <w:rFonts w:ascii="Arial" w:cs="Arial" w:eastAsia="Arial" w:hAnsi="Arial"/>
@@ -20316,7 +20316,7 @@
             <w:pPr>
               <w:spacing w:after="20" w:before="0"/>
             </w:pPr>
-            <w:hyperlink w:history="1" r:id="rIdcnmokrbrxrflw3y05p7r3">
+            <w:hyperlink w:history="1" r:id="rIdcmjstej1n_mco5obfbmhg">
               <w:r>
                 <w:rPr>
                   <w:rFonts w:ascii="Arial" w:cs="Arial" w:eastAsia="Arial" w:hAnsi="Arial"/>
@@ -20349,7 +20349,7 @@
               <w:spacing w:after="10" w:before="0"/>
               <w:ind w:left="120"/>
             </w:pPr>
-            <w:hyperlink w:history="1" r:id="rIdkcmaarge-z1i7zf9fb6s0">
+            <w:hyperlink w:history="1" r:id="rId-ycefbrxfrji2hd5dpk-u">
               <w:r>
                 <w:rPr>
                   <w:rFonts w:ascii="Arial" w:cs="Arial" w:eastAsia="Arial" w:hAnsi="Arial"/>
@@ -20629,7 +20629,7 @@
             <w:pPr>
               <w:spacing w:after="20" w:before="0"/>
             </w:pPr>
-            <w:hyperlink w:history="1" r:id="rId1qqeju4vuicegrzdajecj">
+            <w:hyperlink w:history="1" r:id="rIdovchnsfumskmqf6iuykxe">
               <w:r>
                 <w:rPr>
                   <w:rFonts w:ascii="Arial" w:cs="Arial" w:eastAsia="Arial" w:hAnsi="Arial"/>
@@ -20662,7 +20662,7 @@
               <w:spacing w:after="10" w:before="0"/>
               <w:ind w:left="120"/>
             </w:pPr>
-            <w:hyperlink w:history="1" r:id="rIdw4r-8ugvblg0k_r2hc9wf">
+            <w:hyperlink w:history="1" r:id="rIdh1temd8jiy_xehqwijdsx">
               <w:r>
                 <w:rPr>
                   <w:rFonts w:ascii="Arial" w:cs="Arial" w:eastAsia="Arial" w:hAnsi="Arial"/>
@@ -20707,7 +20707,7 @@
             <w:pPr>
               <w:spacing w:after="20" w:before="0"/>
             </w:pPr>
-            <w:hyperlink w:history="1" r:id="rIdfkh8ywy0bckcg1ot8smeb">
+            <w:hyperlink w:history="1" r:id="rIdrgblbamwu3t_xp6q1vvqo">
               <w:r>
                 <w:rPr>
                   <w:rFonts w:ascii="Arial" w:cs="Arial" w:eastAsia="Arial" w:hAnsi="Arial"/>
@@ -20740,7 +20740,7 @@
               <w:spacing w:after="10" w:before="0"/>
               <w:ind w:left="120"/>
             </w:pPr>
-            <w:hyperlink w:history="1" r:id="rId7y-sdh0p4nc42ijo0gmw6">
+            <w:hyperlink w:history="1" r:id="rIdgq8de9np4im3l8m8szypn">
               <w:r>
                 <w:rPr>
                   <w:rFonts w:ascii="Arial" w:cs="Arial" w:eastAsia="Arial" w:hAnsi="Arial"/>
@@ -21280,7 +21280,7 @@
             <w:pPr>
               <w:spacing w:after="20" w:before="0"/>
             </w:pPr>
-            <w:hyperlink w:history="1" r:id="rIdmyqztzx-pnex2abebb3y8">
+            <w:hyperlink w:history="1" r:id="rIduon25l10je0ullqwdpjzv">
               <w:r>
                 <w:rPr>
                   <w:rFonts w:ascii="Arial" w:cs="Arial" w:eastAsia="Arial" w:hAnsi="Arial"/>
@@ -21329,7 +21329,7 @@
               <w:spacing w:after="10" w:before="0"/>
               <w:ind w:left="120"/>
             </w:pPr>
-            <w:hyperlink w:history="1" r:id="rIdhy7somlnfy6zxp2xocs1r">
+            <w:hyperlink w:history="1" r:id="rIdgotiepd3ka-jzsvflmrks">
               <w:r>
                 <w:rPr>
                   <w:rFonts w:ascii="Arial" w:cs="Arial" w:eastAsia="Arial" w:hAnsi="Arial"/>
@@ -21374,7 +21374,7 @@
             <w:pPr>
               <w:spacing w:after="20" w:before="0"/>
             </w:pPr>
-            <w:hyperlink w:history="1" r:id="rIdqw7zuv8y1pf17l2xtw5mw">
+            <w:hyperlink w:history="1" r:id="rIdawpam-mmk6ayztyltnzkg">
               <w:r>
                 <w:rPr>
                   <w:rFonts w:ascii="Arial" w:cs="Arial" w:eastAsia="Arial" w:hAnsi="Arial"/>
@@ -21407,7 +21407,7 @@
               <w:spacing w:after="10" w:before="0"/>
               <w:ind w:left="120"/>
             </w:pPr>
-            <w:hyperlink w:history="1" r:id="rIdenouhofv-a4vcvxz2mln9">
+            <w:hyperlink w:history="1" r:id="rIdrs54ktk9b2qa-qfxcnf_k">
               <w:r>
                 <w:rPr>
                   <w:rFonts w:ascii="Arial" w:cs="Arial" w:eastAsia="Arial" w:hAnsi="Arial"/>
@@ -21967,7 +21967,7 @@
             <w:pPr>
               <w:spacing w:after="20" w:before="0"/>
             </w:pPr>
-            <w:hyperlink w:history="1" r:id="rIdrmjxyevhhwdjbrqezajd0">
+            <w:hyperlink w:history="1" r:id="rIdrctry7pgzwuvodqlwpmqg">
               <w:r>
                 <w:rPr>
                   <w:rFonts w:ascii="Arial" w:cs="Arial" w:eastAsia="Arial" w:hAnsi="Arial"/>
@@ -22000,7 +22000,7 @@
               <w:spacing w:after="10" w:before="0"/>
               <w:ind w:left="120"/>
             </w:pPr>
-            <w:hyperlink w:history="1" r:id="rIdauawb0ci7cw98so_39ru_">
+            <w:hyperlink w:history="1" r:id="rIdzlr4ufoeilmdv7ziyalkg">
               <w:r>
                 <w:rPr>
                   <w:rFonts w:ascii="Arial" w:cs="Arial" w:eastAsia="Arial" w:hAnsi="Arial"/>
@@ -22045,7 +22045,7 @@
             <w:pPr>
               <w:spacing w:after="20" w:before="0"/>
             </w:pPr>
-            <w:hyperlink w:history="1" r:id="rIdqz4nyjhkg7xsesqhqp30l">
+            <w:hyperlink w:history="1" r:id="rId_o4bhvhtsrtytvsui7fr_">
               <w:r>
                 <w:rPr>
                   <w:rFonts w:ascii="Arial" w:cs="Arial" w:eastAsia="Arial" w:hAnsi="Arial"/>
@@ -22078,7 +22078,7 @@
               <w:spacing w:after="10" w:before="0"/>
               <w:ind w:left="120"/>
             </w:pPr>
-            <w:hyperlink w:history="1" r:id="rIdczveygtdmxsyxme1ekrym">
+            <w:hyperlink w:history="1" r:id="rId79iokyuhywy8yztzen1zw">
               <w:r>
                 <w:rPr>
                   <w:rFonts w:ascii="Arial" w:cs="Arial" w:eastAsia="Arial" w:hAnsi="Arial"/>
@@ -22338,7 +22338,7 @@
             <w:pPr>
               <w:spacing w:after="20" w:before="0"/>
             </w:pPr>
-            <w:hyperlink w:history="1" r:id="rIdjh6ptqt0ionee-r0skwdw">
+            <w:hyperlink w:history="1" r:id="rIdhtvuqmed_30iq_kso6juv">
               <w:r>
                 <w:rPr>
                   <w:rFonts w:ascii="Arial" w:cs="Arial" w:eastAsia="Arial" w:hAnsi="Arial"/>
@@ -22371,7 +22371,7 @@
               <w:spacing w:after="10" w:before="0"/>
               <w:ind w:left="120"/>
             </w:pPr>
-            <w:hyperlink w:history="1" r:id="rIdvwqe3hgkipuj98fh_z_8p">
+            <w:hyperlink w:history="1" r:id="rId5qfrk1emph2ddgvilrqxq">
               <w:r>
                 <w:rPr>
                   <w:rFonts w:ascii="Arial" w:cs="Arial" w:eastAsia="Arial" w:hAnsi="Arial"/>
@@ -22416,7 +22416,7 @@
             <w:pPr>
               <w:spacing w:after="20" w:before="0"/>
             </w:pPr>
-            <w:hyperlink w:history="1" r:id="rIdbxlgn-hqt0k1fmmyob9qk">
+            <w:hyperlink w:history="1" r:id="rIdodpdh2qpf2inwtv0jdgmp">
               <w:r>
                 <w:rPr>
                   <w:rFonts w:ascii="Arial" w:cs="Arial" w:eastAsia="Arial" w:hAnsi="Arial"/>
@@ -22449,7 +22449,7 @@
               <w:spacing w:after="10" w:before="0"/>
               <w:ind w:left="120"/>
             </w:pPr>
-            <w:hyperlink w:history="1" r:id="rId3qjt95l5h9j7yyx-ow5ma">
+            <w:hyperlink w:history="1" r:id="rIdemtcfh1rfiygzinnhndgv">
               <w:r>
                 <w:rPr>
                   <w:rFonts w:ascii="Arial" w:cs="Arial" w:eastAsia="Arial" w:hAnsi="Arial"/>
@@ -23094,7 +23094,7 @@
         </w:rPr>
         <w:t xml:space="preserve">© 2026 SeaVuria and ARES. Aligned with KICD objectives. Developed by SeaVuria; technical implementation by ARES (with AI assistance from Claude). Licensed under </w:t>
       </w:r>
-      <w:hyperlink w:history="1" r:id="rIdpnvhgdkc-inlruwixivkn">
+      <w:hyperlink w:history="1" r:id="rIdtq-981ekgf8pcnvu9iekz">
         <w:r>
           <w:rPr>
             <w:rFonts w:ascii="Arial" w:cs="Arial" w:eastAsia="Arial" w:hAnsi="Arial"/>
@@ -23115,7 +23115,7 @@
         </w:rPr>
         <w:t xml:space="preserve"> (</w:t>
       </w:r>
-      <w:hyperlink w:history="1" r:id="rIdtvp-6nwquaek2xccmxvwp">
+      <w:hyperlink w:history="1" r:id="rIdmlj5liu3ks_beujs1-qj7">
         <w:r>
           <w:rPr>
             <w:rFonts w:ascii="Arial" w:cs="Arial" w:eastAsia="Arial" w:hAnsi="Arial"/>
@@ -24155,7 +24155,7 @@
             <w:pPr>
               <w:spacing w:after="20" w:before="0"/>
             </w:pPr>
-            <w:hyperlink w:history="1" r:id="rIdi-akv849xnh74cfopjv_s">
+            <w:hyperlink w:history="1" r:id="rIdaxs2eda9pokjye7ankb-p">
               <w:r>
                 <w:rPr>
                   <w:rFonts w:ascii="Arial" w:cs="Arial" w:eastAsia="Arial" w:hAnsi="Arial"/>
@@ -24188,7 +24188,7 @@
               <w:spacing w:after="10" w:before="0"/>
               <w:ind w:left="120"/>
             </w:pPr>
-            <w:hyperlink w:history="1" r:id="rId9vtplchg4fc4qfk54vsac">
+            <w:hyperlink w:history="1" r:id="rIdwrfcr-wap4qxo2p8uvzkd">
               <w:r>
                 <w:rPr>
                   <w:rFonts w:ascii="Arial" w:cs="Arial" w:eastAsia="Arial" w:hAnsi="Arial"/>
@@ -24233,7 +24233,7 @@
             <w:pPr>
               <w:spacing w:after="20" w:before="0"/>
             </w:pPr>
-            <w:hyperlink w:history="1" r:id="rIdlcdzlc00j3aamxh4qi3by">
+            <w:hyperlink w:history="1" r:id="rIdsedrqcndqqyd9elbijlgl">
               <w:r>
                 <w:rPr>
                   <w:rFonts w:ascii="Arial" w:cs="Arial" w:eastAsia="Arial" w:hAnsi="Arial"/>
@@ -24266,7 +24266,7 @@
               <w:spacing w:after="10" w:before="0"/>
               <w:ind w:left="120"/>
             </w:pPr>
-            <w:hyperlink w:history="1" r:id="rIdn0v-f8dbd2h11v4nsa7gj">
+            <w:hyperlink w:history="1" r:id="rIddx-hniopzwulw7opc-6w4">
               <w:r>
                 <w:rPr>
                   <w:rFonts w:ascii="Arial" w:cs="Arial" w:eastAsia="Arial" w:hAnsi="Arial"/>
@@ -24466,7 +24466,7 @@
             <w:pPr>
               <w:spacing w:after="20" w:before="0"/>
             </w:pPr>
-            <w:hyperlink w:history="1" r:id="rIdro6v-zh-7joxb0de1wikz">
+            <w:hyperlink w:history="1" r:id="rIdtan_cy7irl-vx8zk_xuxu">
               <w:r>
                 <w:rPr>
                   <w:rFonts w:ascii="Arial" w:cs="Arial" w:eastAsia="Arial" w:hAnsi="Arial"/>
@@ -24499,7 +24499,7 @@
               <w:spacing w:after="10" w:before="0"/>
               <w:ind w:left="120"/>
             </w:pPr>
-            <w:hyperlink w:history="1" r:id="rIdgaevhndqqnbqv77r8rdj9">
+            <w:hyperlink w:history="1" r:id="rIdkfsi9zzhtxbugxuoh2yky">
               <w:r>
                 <w:rPr>
                   <w:rFonts w:ascii="Arial" w:cs="Arial" w:eastAsia="Arial" w:hAnsi="Arial"/>
@@ -24544,7 +24544,7 @@
             <w:pPr>
               <w:spacing w:after="20" w:before="0"/>
             </w:pPr>
-            <w:hyperlink w:history="1" r:id="rIdqndiab3q9dbya9ttv_ttb">
+            <w:hyperlink w:history="1" r:id="rId0lnf686ih7hx2xczpvtif">
               <w:r>
                 <w:rPr>
                   <w:rFonts w:ascii="Arial" w:cs="Arial" w:eastAsia="Arial" w:hAnsi="Arial"/>
@@ -24577,7 +24577,7 @@
               <w:spacing w:after="10" w:before="0"/>
               <w:ind w:left="120"/>
             </w:pPr>
-            <w:hyperlink w:history="1" r:id="rIdh7xkb4goxhzirhi2wlalv">
+            <w:hyperlink w:history="1" r:id="rId82olprw3yetjbcp3cc9dl">
               <w:r>
                 <w:rPr>
                   <w:rFonts w:ascii="Arial" w:cs="Arial" w:eastAsia="Arial" w:hAnsi="Arial"/>
@@ -24777,7 +24777,7 @@
             <w:pPr>
               <w:spacing w:after="20" w:before="0"/>
             </w:pPr>
-            <w:hyperlink w:history="1" r:id="rIdb_f-i97goo33miv7kfwey">
+            <w:hyperlink w:history="1" r:id="rIdsufzoqxxvabijaigt6emd">
               <w:r>
                 <w:rPr>
                   <w:rFonts w:ascii="Arial" w:cs="Arial" w:eastAsia="Arial" w:hAnsi="Arial"/>
@@ -24810,7 +24810,7 @@
               <w:spacing w:after="10" w:before="0"/>
               <w:ind w:left="120"/>
             </w:pPr>
-            <w:hyperlink w:history="1" r:id="rIdvsm8h7wo8ctnekvyqxwnu">
+            <w:hyperlink w:history="1" r:id="rIdewccssdsw6veblzvrafux">
               <w:r>
                 <w:rPr>
                   <w:rFonts w:ascii="Arial" w:cs="Arial" w:eastAsia="Arial" w:hAnsi="Arial"/>
@@ -24855,7 +24855,7 @@
             <w:pPr>
               <w:spacing w:after="20" w:before="0"/>
             </w:pPr>
-            <w:hyperlink w:history="1" r:id="rId8nelxhpoa3m7qwu60x1ek">
+            <w:hyperlink w:history="1" r:id="rId8f_dfiwvazysskcqrottj">
               <w:r>
                 <w:rPr>
                   <w:rFonts w:ascii="Arial" w:cs="Arial" w:eastAsia="Arial" w:hAnsi="Arial"/>
@@ -24904,7 +24904,7 @@
               <w:spacing w:after="10" w:before="0"/>
               <w:ind w:left="120"/>
             </w:pPr>
-            <w:hyperlink w:history="1" r:id="rIdyyef5p-tiyyt_7bw32b3s">
+            <w:hyperlink w:history="1" r:id="rIdtyccqrzojw-rldbk09qzu">
               <w:r>
                 <w:rPr>
                   <w:rFonts w:ascii="Arial" w:cs="Arial" w:eastAsia="Arial" w:hAnsi="Arial"/>
@@ -25104,7 +25104,7 @@
             <w:pPr>
               <w:spacing w:after="20" w:before="0"/>
             </w:pPr>
-            <w:hyperlink w:history="1" r:id="rIdzcic8wkltiymdm6xjllgm">
+            <w:hyperlink w:history="1" r:id="rIdntsqrttahsmd-xsca9ilu">
               <w:r>
                 <w:rPr>
                   <w:rFonts w:ascii="Arial" w:cs="Arial" w:eastAsia="Arial" w:hAnsi="Arial"/>
@@ -25137,7 +25137,7 @@
               <w:spacing w:after="10" w:before="0"/>
               <w:ind w:left="120"/>
             </w:pPr>
-            <w:hyperlink w:history="1" r:id="rIdv5yanwh4deqxddpyjwb8d">
+            <w:hyperlink w:history="1" r:id="rIdlk40r6hxaqotfhxbonikb">
               <w:r>
                 <w:rPr>
                   <w:rFonts w:ascii="Arial" w:cs="Arial" w:eastAsia="Arial" w:hAnsi="Arial"/>
@@ -25182,7 +25182,7 @@
             <w:pPr>
               <w:spacing w:after="20" w:before="0"/>
             </w:pPr>
-            <w:hyperlink w:history="1" r:id="rIdpoa2bzktslk7q90cncr9o">
+            <w:hyperlink w:history="1" r:id="rId8kkr4rwvz4je15fqqqvrz">
               <w:r>
                 <w:rPr>
                   <w:rFonts w:ascii="Arial" w:cs="Arial" w:eastAsia="Arial" w:hAnsi="Arial"/>
@@ -25231,7 +25231,7 @@
               <w:spacing w:after="10" w:before="0"/>
               <w:ind w:left="120"/>
             </w:pPr>
-            <w:hyperlink w:history="1" r:id="rIdxim94wyioemoam3kdgjhc">
+            <w:hyperlink w:history="1" r:id="rIdidtjnz_nlwosc0_ravtog">
               <w:r>
                 <w:rPr>
                   <w:rFonts w:ascii="Arial" w:cs="Arial" w:eastAsia="Arial" w:hAnsi="Arial"/>
@@ -25431,7 +25431,7 @@
             <w:pPr>
               <w:spacing w:after="20" w:before="0"/>
             </w:pPr>
-            <w:hyperlink w:history="1" r:id="rId8vrjasgh9jrionq6fizra">
+            <w:hyperlink w:history="1" r:id="rIdkrwyeuuhcujqpdq0hn_5-">
               <w:r>
                 <w:rPr>
                   <w:rFonts w:ascii="Arial" w:cs="Arial" w:eastAsia="Arial" w:hAnsi="Arial"/>
@@ -25480,7 +25480,7 @@
               <w:spacing w:after="10" w:before="0"/>
               <w:ind w:left="120"/>
             </w:pPr>
-            <w:hyperlink w:history="1" r:id="rIdj-kggpxvkgjetpssow8st">
+            <w:hyperlink w:history="1" r:id="rIdnknqyjsbtvmjyf0csall-">
               <w:r>
                 <w:rPr>
                   <w:rFonts w:ascii="Arial" w:cs="Arial" w:eastAsia="Arial" w:hAnsi="Arial"/>
@@ -25525,7 +25525,7 @@
             <w:pPr>
               <w:spacing w:after="20" w:before="0"/>
             </w:pPr>
-            <w:hyperlink w:history="1" r:id="rIdbxln3ycfz7fm8wp_hqcft">
+            <w:hyperlink w:history="1" r:id="rIdu1szaoqsys_ygmp5l8wx_">
               <w:r>
                 <w:rPr>
                   <w:rFonts w:ascii="Arial" w:cs="Arial" w:eastAsia="Arial" w:hAnsi="Arial"/>
@@ -25574,7 +25574,7 @@
               <w:spacing w:after="10" w:before="0"/>
               <w:ind w:left="120"/>
             </w:pPr>
-            <w:hyperlink w:history="1" r:id="rId0dnuvm-tr1tsy4fr8a1q9">
+            <w:hyperlink w:history="1" r:id="rIdbykhmsabkcptmmrrrvdcy">
               <w:r>
                 <w:rPr>
                   <w:rFonts w:ascii="Arial" w:cs="Arial" w:eastAsia="Arial" w:hAnsi="Arial"/>
@@ -26299,7 +26299,7 @@
         </w:rPr>
         <w:t xml:space="preserve">© 2026 SeaVuria and ARES. Aligned with KICD objectives. Developed by SeaVuria; technical implementation by ARES (with AI assistance from Claude). Licensed under </w:t>
       </w:r>
-      <w:hyperlink w:history="1" r:id="rIdoge7lfwxylvsl480cf6pt">
+      <w:hyperlink w:history="1" r:id="rId_ea1mxfulgsqjsgcbnwp5">
         <w:r>
           <w:rPr>
             <w:rFonts w:ascii="Arial" w:cs="Arial" w:eastAsia="Arial" w:hAnsi="Arial"/>
@@ -26320,7 +26320,7 @@
         </w:rPr>
         <w:t xml:space="preserve"> (</w:t>
       </w:r>
-      <w:hyperlink w:history="1" r:id="rIdrl7fwuphzfdxivkacbfnc">
+      <w:hyperlink w:history="1" r:id="rIduzk8z5pi-eztdonaz9ojr">
         <w:r>
           <w:rPr>
             <w:rFonts w:ascii="Arial" w:cs="Arial" w:eastAsia="Arial" w:hAnsi="Arial"/>
